--- a/reports/analyze_medical_insurance.docx
+++ b/reports/analyze_medical_insurance.docx
@@ -1835,7 +1835,7 @@
         <w:pStyle w:val="Heading3"/>
         <w:rPr>
           <w:rFonts w:ascii="Times New Roman" w:hAnsi="Times New Roman"/>
-          <w:lang w:val="en-US"/>
+          <w:lang w:val="ru-RU"/>
         </w:rPr>
       </w:pPr>
     </w:p>
@@ -2926,6 +2926,7 @@
         <w:pStyle w:val="Heading3"/>
         <w:rPr>
           <w:rFonts w:ascii="Times New Roman" w:hAnsi="Times New Roman"/>
+          <w:lang w:val="ru-RU"/>
         </w:rPr>
       </w:pPr>
       <w:r>
@@ -2933,7 +2934,421 @@
           <w:rFonts w:ascii="Times New Roman" w:hAnsi="Times New Roman"/>
         </w:rPr>
         <w:lastRenderedPageBreak/>
-        <w:t>1.4.2. Регуляризация</w:t>
+        <w:t xml:space="preserve">1.4.2. </w:t>
+      </w:r>
+      <w:r>
+        <w:rPr>
+          <w:rFonts w:ascii="Times New Roman" w:hAnsi="Times New Roman"/>
+          <w:lang w:val="ru-RU"/>
+        </w:rPr>
+        <w:t>Множественная линейная регрессия</w:t>
+      </w:r>
+    </w:p>
+    <w:p>
+      <w:pPr>
+        <w:spacing w:before="238" w:after="159"/>
+        <w:rPr>
+          <w:rFonts w:ascii="Times New Roman" w:hAnsi="Times New Roman"/>
+        </w:rPr>
+      </w:pPr>
+      <w:r>
+        <w:rPr>
+          <w:rFonts w:ascii="Times New Roman" w:hAnsi="Times New Roman"/>
+        </w:rPr>
+        <w:t>Множественная линейная регрессия использует две или более независимых переменных для прогнозирования значений зависимой переменной. Она основана на следующем уравнении:</w:t>
+      </w:r>
+    </w:p>
+    <w:p>
+      <w:pPr>
+        <w:spacing w:before="238" w:after="159"/>
+        <w:rPr>
+          <w:rFonts w:ascii="Times New Roman" w:hAnsi="Times New Roman"/>
+        </w:rPr>
+      </w:pPr>
+    </w:p>
+    <w:p>
+      <w:pPr>
+        <w:spacing w:before="238" w:after="159"/>
+        <w:rPr>
+          <w:rFonts w:ascii="Times New Roman" w:hAnsi="Times New Roman"/>
+        </w:rPr>
+      </w:pPr>
+      <m:oMathPara>
+        <m:oMath>
+          <m:r>
+            <w:rPr>
+              <w:rFonts w:ascii="Cambria Math" w:hAnsi="Cambria Math"/>
+            </w:rPr>
+            <m:t xml:space="preserve">y=b+ </m:t>
+          </m:r>
+          <m:sSub>
+            <m:sSubPr>
+              <m:ctrlPr>
+                <w:rPr>
+                  <w:rFonts w:ascii="Cambria Math" w:hAnsi="Cambria Math"/>
+                  <w:i/>
+                </w:rPr>
+              </m:ctrlPr>
+            </m:sSubPr>
+            <m:e>
+              <m:r>
+                <w:rPr>
+                  <w:rFonts w:ascii="Cambria Math" w:hAnsi="Cambria Math"/>
+                </w:rPr>
+                <m:t>m</m:t>
+              </m:r>
+            </m:e>
+            <m:sub>
+              <m:r>
+                <w:rPr>
+                  <w:rFonts w:ascii="Cambria Math" w:hAnsi="Cambria Math"/>
+                </w:rPr>
+                <m:t>1</m:t>
+              </m:r>
+            </m:sub>
+          </m:sSub>
+          <m:sSub>
+            <m:sSubPr>
+              <m:ctrlPr>
+                <w:rPr>
+                  <w:rFonts w:ascii="Cambria Math" w:hAnsi="Cambria Math"/>
+                  <w:i/>
+                </w:rPr>
+              </m:ctrlPr>
+            </m:sSubPr>
+            <m:e>
+              <m:r>
+                <w:rPr>
+                  <w:rFonts w:ascii="Cambria Math" w:hAnsi="Cambria Math"/>
+                </w:rPr>
+                <m:t>x</m:t>
+              </m:r>
+            </m:e>
+            <m:sub>
+              <m:r>
+                <w:rPr>
+                  <w:rFonts w:ascii="Cambria Math" w:hAnsi="Cambria Math"/>
+                </w:rPr>
+                <m:t>1</m:t>
+              </m:r>
+            </m:sub>
+          </m:sSub>
+          <m:r>
+            <w:rPr>
+              <w:rFonts w:ascii="Cambria Math" w:hAnsi="Cambria Math"/>
+            </w:rPr>
+            <m:t>+</m:t>
+          </m:r>
+          <m:sSub>
+            <m:sSubPr>
+              <m:ctrlPr>
+                <w:rPr>
+                  <w:rFonts w:ascii="Cambria Math" w:hAnsi="Cambria Math"/>
+                  <w:i/>
+                </w:rPr>
+              </m:ctrlPr>
+            </m:sSubPr>
+            <m:e>
+              <m:r>
+                <w:rPr>
+                  <w:rFonts w:ascii="Cambria Math" w:hAnsi="Cambria Math"/>
+                </w:rPr>
+                <m:t>m</m:t>
+              </m:r>
+            </m:e>
+            <m:sub>
+              <m:r>
+                <w:rPr>
+                  <w:rFonts w:ascii="Cambria Math" w:hAnsi="Cambria Math"/>
+                </w:rPr>
+                <m:t>2</m:t>
+              </m:r>
+            </m:sub>
+          </m:sSub>
+          <m:sSub>
+            <m:sSubPr>
+              <m:ctrlPr>
+                <w:rPr>
+                  <w:rFonts w:ascii="Cambria Math" w:hAnsi="Cambria Math"/>
+                  <w:i/>
+                </w:rPr>
+              </m:ctrlPr>
+            </m:sSubPr>
+            <m:e>
+              <m:r>
+                <w:rPr>
+                  <w:rFonts w:ascii="Cambria Math" w:hAnsi="Cambria Math"/>
+                </w:rPr>
+                <m:t>x</m:t>
+              </m:r>
+            </m:e>
+            <m:sub>
+              <m:r>
+                <w:rPr>
+                  <w:rFonts w:ascii="Cambria Math" w:hAnsi="Cambria Math"/>
+                </w:rPr>
+                <m:t>2</m:t>
+              </m:r>
+            </m:sub>
+          </m:sSub>
+          <m:r>
+            <w:rPr>
+              <w:rFonts w:ascii="Cambria Math" w:hAnsi="Cambria Math"/>
+            </w:rPr>
+            <m:t xml:space="preserve">+ ⋯+ </m:t>
+          </m:r>
+          <m:sSub>
+            <m:sSubPr>
+              <m:ctrlPr>
+                <w:rPr>
+                  <w:rFonts w:ascii="Cambria Math" w:hAnsi="Cambria Math"/>
+                  <w:i/>
+                </w:rPr>
+              </m:ctrlPr>
+            </m:sSubPr>
+            <m:e>
+              <m:r>
+                <w:rPr>
+                  <w:rFonts w:ascii="Cambria Math" w:hAnsi="Cambria Math"/>
+                </w:rPr>
+                <m:t>m</m:t>
+              </m:r>
+            </m:e>
+            <m:sub>
+              <m:r>
+                <w:rPr>
+                  <w:rFonts w:ascii="Cambria Math" w:hAnsi="Cambria Math"/>
+                </w:rPr>
+                <m:t>n</m:t>
+              </m:r>
+            </m:sub>
+          </m:sSub>
+          <m:sSub>
+            <m:sSubPr>
+              <m:ctrlPr>
+                <w:rPr>
+                  <w:rFonts w:ascii="Cambria Math" w:hAnsi="Cambria Math"/>
+                  <w:i/>
+                </w:rPr>
+              </m:ctrlPr>
+            </m:sSubPr>
+            <m:e>
+              <m:r>
+                <w:rPr>
+                  <w:rFonts w:ascii="Cambria Math" w:hAnsi="Cambria Math"/>
+                </w:rPr>
+                <m:t>x</m:t>
+              </m:r>
+            </m:e>
+            <m:sub>
+              <m:r>
+                <w:rPr>
+                  <w:rFonts w:ascii="Cambria Math" w:hAnsi="Cambria Math"/>
+                </w:rPr>
+                <m:t>n</m:t>
+              </m:r>
+            </m:sub>
+          </m:sSub>
+          <m:r>
+            <w:rPr>
+              <w:rFonts w:ascii="Cambria Math" w:hAnsi="Cambria Math"/>
+            </w:rPr>
+            <m:t>.</m:t>
+          </m:r>
+        </m:oMath>
+      </m:oMathPara>
+    </w:p>
+    <w:p>
+      <w:pPr>
+        <w:spacing w:before="238" w:after="159"/>
+        <w:rPr>
+          <w:rFonts w:ascii="Times New Roman" w:hAnsi="Times New Roman"/>
+        </w:rPr>
+      </w:pPr>
+    </w:p>
+    <w:p>
+      <w:pPr>
+        <w:jc w:val="left"/>
+        <w:rPr>
+          <w:rFonts w:ascii="Times New Roman" w:hAnsi="Times New Roman"/>
+        </w:rPr>
+      </w:pPr>
+      <w:r>
+        <w:rPr>
+          <w:rFonts w:ascii="Times New Roman" w:hAnsi="Times New Roman"/>
+        </w:rPr>
+        <w:t xml:space="preserve">Здесь </w:t>
+      </w:r>
+      <m:oMath>
+        <m:sSub>
+          <m:sSubPr>
+            <m:ctrlPr>
+              <w:rPr>
+                <w:rFonts w:ascii="Cambria Math" w:hAnsi="Cambria Math"/>
+                <w:i/>
+              </w:rPr>
+            </m:ctrlPr>
+          </m:sSubPr>
+          <m:e>
+            <m:r>
+              <w:rPr>
+                <w:rFonts w:ascii="Cambria Math" w:hAnsi="Cambria Math"/>
+              </w:rPr>
+              <m:t>m</m:t>
+            </m:r>
+          </m:e>
+          <m:sub>
+            <m:r>
+              <w:rPr>
+                <w:rFonts w:ascii="Cambria Math" w:hAnsi="Cambria Math"/>
+              </w:rPr>
+              <m:t>1</m:t>
+            </m:r>
+          </m:sub>
+        </m:sSub>
+        <m:r>
+          <w:rPr>
+            <w:rFonts w:ascii="Cambria Math" w:hAnsi="Cambria Math"/>
+          </w:rPr>
+          <m:t xml:space="preserve">, </m:t>
+        </m:r>
+        <m:sSub>
+          <m:sSubPr>
+            <m:ctrlPr>
+              <w:rPr>
+                <w:rFonts w:ascii="Cambria Math" w:hAnsi="Cambria Math"/>
+                <w:i/>
+              </w:rPr>
+            </m:ctrlPr>
+          </m:sSubPr>
+          <m:e>
+            <m:r>
+              <w:rPr>
+                <w:rFonts w:ascii="Cambria Math" w:hAnsi="Cambria Math"/>
+              </w:rPr>
+              <m:t>m</m:t>
+            </m:r>
+          </m:e>
+          <m:sub>
+            <m:r>
+              <w:rPr>
+                <w:rFonts w:ascii="Cambria Math" w:hAnsi="Cambria Math"/>
+              </w:rPr>
+              <m:t>2</m:t>
+            </m:r>
+          </m:sub>
+        </m:sSub>
+        <m:r>
+          <w:rPr>
+            <w:rFonts w:ascii="Cambria Math" w:hAnsi="Cambria Math"/>
+          </w:rPr>
+          <m:t xml:space="preserve">, </m:t>
+        </m:r>
+        <m:sSub>
+          <m:sSubPr>
+            <m:ctrlPr>
+              <w:rPr>
+                <w:rFonts w:ascii="Cambria Math" w:hAnsi="Cambria Math"/>
+                <w:i/>
+              </w:rPr>
+            </m:ctrlPr>
+          </m:sSubPr>
+          <m:e>
+            <m:r>
+              <w:rPr>
+                <w:rFonts w:ascii="Cambria Math" w:hAnsi="Cambria Math"/>
+              </w:rPr>
+              <m:t>m</m:t>
+            </m:r>
+          </m:e>
+          <m:sub>
+            <m:r>
+              <w:rPr>
+                <w:rFonts w:ascii="Cambria Math" w:hAnsi="Cambria Math"/>
+              </w:rPr>
+              <m:t>3</m:t>
+            </m:r>
+          </m:sub>
+        </m:sSub>
+        <m:r>
+          <w:rPr>
+            <w:rFonts w:ascii="Cambria Math" w:hAnsi="Cambria Math"/>
+          </w:rPr>
+          <m:t xml:space="preserve">, ⋯, </m:t>
+        </m:r>
+        <m:sSub>
+          <m:sSubPr>
+            <m:ctrlPr>
+              <w:rPr>
+                <w:rFonts w:ascii="Cambria Math" w:hAnsi="Cambria Math"/>
+                <w:i/>
+              </w:rPr>
+            </m:ctrlPr>
+          </m:sSubPr>
+          <m:e>
+            <m:r>
+              <w:rPr>
+                <w:rFonts w:ascii="Cambria Math" w:hAnsi="Cambria Math"/>
+              </w:rPr>
+              <m:t>m</m:t>
+            </m:r>
+          </m:e>
+          <m:sub>
+            <m:r>
+              <w:rPr>
+                <w:rFonts w:ascii="Cambria Math" w:hAnsi="Cambria Math"/>
+              </w:rPr>
+              <m:t>n</m:t>
+            </m:r>
+          </m:sub>
+        </m:sSub>
+      </m:oMath>
+      <w:r>
+        <w:rPr>
+          <w:rFonts w:ascii="Times New Roman" w:hAnsi="Times New Roman"/>
+        </w:rPr>
+        <w:t xml:space="preserve"> </w:t>
+      </w:r>
+      <w:r>
+        <w:rPr>
+          <w:rFonts w:ascii="Times New Roman" w:hAnsi="Times New Roman"/>
+        </w:rPr>
+        <w:t>— это коэффициенты, а b — это свободный член (интерсепт), которые необходимо найти.</w:t>
+      </w:r>
+    </w:p>
+    <w:p>
+      <w:pPr>
+        <w:jc w:val="left"/>
+        <w:rPr>
+          <w:rFonts w:ascii="Times New Roman" w:hAnsi="Times New Roman"/>
+        </w:rPr>
+      </w:pPr>
+    </w:p>
+    <w:p>
+      <w:pPr>
+        <w:pStyle w:val="Heading3"/>
+        <w:rPr>
+          <w:rFonts w:ascii="Times New Roman" w:hAnsi="Times New Roman"/>
+        </w:rPr>
+      </w:pPr>
+      <w:r>
+        <w:rPr>
+          <w:rFonts w:ascii="Times New Roman" w:hAnsi="Times New Roman"/>
+        </w:rPr>
+        <w:t>1.4.</w:t>
+      </w:r>
+      <w:r>
+        <w:rPr>
+          <w:rFonts w:ascii="Times New Roman" w:hAnsi="Times New Roman"/>
+          <w:lang w:val="ru-RU"/>
+        </w:rPr>
+        <w:t>3</w:t>
+      </w:r>
+      <w:r>
+        <w:rPr>
+          <w:rFonts w:ascii="Times New Roman" w:hAnsi="Times New Roman"/>
+        </w:rPr>
+        <w:t>. Регуляризация</w:t>
       </w:r>
     </w:p>
     <w:p>
@@ -3066,7 +3481,27 @@
         <w:rPr>
           <w:rFonts w:ascii="Times New Roman" w:hAnsi="Times New Roman"/>
         </w:rPr>
-        <w:t>Регуляризация налагает штраф на переобучение путём добавления «штрафного члена» к функции потерь. Два наиболее распространённых способа реализации этой идеи — регуляризация “Лассо (L1)” и “ридж-регуляризация (L2)”. Оба метода ограничивают переобучение за счёт контроля величины коэффициентов модели. Штрафной (регуляризационный) член умножается на коэффициент alpha и прибавляется к исходной функции потерь:</w:t>
+        <w:t xml:space="preserve">Регуляризация налагает штраф на переобучение путём добавления «штрафного члена» к функции потерь. Два наиболее распространённых способа реализации </w:t>
+      </w:r>
+      <w:r>
+        <w:rPr>
+          <w:rFonts w:ascii="Times New Roman" w:hAnsi="Times New Roman"/>
+        </w:rPr>
+        <w:lastRenderedPageBreak/>
+        <w:t xml:space="preserve">этой идеи — регуляризация “Лассо (L1)” и “ридж-регуляризация (L2)”. Оба метода ограничивают переобучение за счёт контроля величины коэффициентов модели. Штрафной (регуляризационный) член умножается на коэффициент </w:t>
+      </w:r>
+      <w:r>
+        <w:rPr>
+          <w:rFonts w:ascii="Times New Roman" w:hAnsi="Times New Roman"/>
+          <w:lang w:val="ru-RU"/>
+        </w:rPr>
+        <w:t>альфа</w:t>
+      </w:r>
+      <w:r>
+        <w:rPr>
+          <w:rFonts w:ascii="Times New Roman" w:hAnsi="Times New Roman"/>
+        </w:rPr>
+        <w:t xml:space="preserve"> и прибавляется к исходной функции потерь:</w:t>
       </w:r>
     </w:p>
     <w:p>
@@ -3164,15 +3599,35 @@
           <w:rFonts w:ascii="Times New Roman" w:hAnsi="Times New Roman"/>
           <w:lang w:val="ru-RU"/>
         </w:rPr>
-        <w:t xml:space="preserve">Из-за аддитивного члена минимизация новой функции потерь неизбежно приводит к увеличению «истинных потерь» — то есть показатели качества на обучающих данных будут хуже, чем при регрессии без регуляризации. Но именно этого мы и </w:t>
-      </w:r>
-      <w:r>
-        <w:rPr>
-          <w:rFonts w:ascii="Times New Roman" w:hAnsi="Times New Roman"/>
-          <w:lang w:val="ru-RU"/>
-        </w:rPr>
-        <w:lastRenderedPageBreak/>
-        <w:t>добиваемся, применяя регуляризацию, так как наша модель переобучена (она хорошо работает на обучении, но плохо обобщается на тестовых данных).</w:t>
+        <w:t>Из-за аддитивного члена минимизация новой функции потерь неизбежно приводит к увеличению «истинных потерь» — то есть показатели качества на обучающих данных будут хуже, чем при регрессии без регуляризации. Но именно и добивае</w:t>
+      </w:r>
+      <w:r>
+        <w:rPr>
+          <w:rFonts w:ascii="Times New Roman" w:hAnsi="Times New Roman"/>
+          <w:lang w:val="ru-RU"/>
+        </w:rPr>
+        <w:t>тся инженер</w:t>
+      </w:r>
+      <w:r>
+        <w:rPr>
+          <w:rFonts w:ascii="Times New Roman" w:hAnsi="Times New Roman"/>
+          <w:lang w:val="ru-RU"/>
+        </w:rPr>
+        <w:t xml:space="preserve">, применяя регуляризацию, так как </w:t>
+      </w:r>
+      <w:r>
+        <w:rPr>
+          <w:rFonts w:ascii="Times New Roman" w:hAnsi="Times New Roman"/>
+          <w:lang w:val="ru-RU"/>
+        </w:rPr>
+        <w:t>его</w:t>
+      </w:r>
+      <w:r>
+        <w:rPr>
+          <w:rFonts w:ascii="Times New Roman" w:hAnsi="Times New Roman"/>
+          <w:lang w:val="ru-RU"/>
+        </w:rPr>
+        <w:t xml:space="preserve"> модель переобучена (она хорошо работает на обучении, но плохо обобщается на тестовых данных).</w:t>
       </w:r>
     </w:p>
     <w:p>
@@ -3180,47 +3635,791 @@
         <w:spacing w:before="238" w:after="159"/>
         <w:rPr>
           <w:rFonts w:ascii="Times New Roman" w:hAnsi="Times New Roman"/>
-          <w:lang w:val="ru-RU"/>
-        </w:rPr>
-      </w:pPr>
+          <w:lang w:val="en-US"/>
+        </w:rPr>
+      </w:pPr>
+      <w:r>
+        <w:rPr>
+          <w:rFonts w:ascii="Times New Roman" w:hAnsi="Times New Roman"/>
+          <w:lang w:val="ru-RU"/>
+        </w:rPr>
+        <w:t>Регуляризационный член представляет собой сумму абсолютных значений коэффициентов в случае L1 и сумму квадратов коэффициентов в случае L2:</w:t>
+      </w:r>
     </w:p>
     <w:p>
       <w:pPr>
         <w:spacing w:before="238" w:after="159"/>
         <w:rPr>
           <w:rFonts w:ascii="Times New Roman" w:hAnsi="Times New Roman"/>
-          <w:lang w:val="ru-RU"/>
-        </w:rPr>
-      </w:pPr>
-      <w:r>
-        <w:rPr>
-          <w:rFonts w:ascii="Times New Roman" w:hAnsi="Times New Roman"/>
-          <w:lang w:val="ru-RU"/>
-        </w:rPr>
-        <w:t>Регуляризационный член представляет собой сумму абсолютных значений коэффициентов в случае L1 и сумму квадратов коэффициентов в случае L2:</w:t>
-      </w:r>
-    </w:p>
-    <w:p>
-      <w:pPr>
-        <w:jc w:val="left"/>
-        <w:rPr>
-          <w:rFonts w:ascii="Times New Roman" w:hAnsi="Times New Roman"/>
-        </w:rPr>
-      </w:pPr>
-      <w:r>
-        <w:rPr>
-          <w:rFonts w:ascii="Times New Roman" w:hAnsi="Times New Roman"/>
-        </w:rPr>
-        <w:br w:type="page"/>
-      </w:r>
+          <w:lang w:val="en-US"/>
+        </w:rPr>
+      </w:pPr>
+      <m:oMathPara>
+        <m:oMathParaPr>
+          <m:jc m:val="center"/>
+        </m:oMathParaPr>
+        <m:oMath>
+          <m:r>
+            <w:rPr>
+              <w:rFonts w:ascii="Cambria Math" w:hAnsi="Cambria Math"/>
+              <w:lang w:val="ru-RU"/>
+            </w:rPr>
+            <m:t>L</m:t>
+          </m:r>
+          <m:r>
+            <w:rPr>
+              <w:rFonts w:ascii="Cambria Math" w:hAnsi="Cambria Math"/>
+              <w:lang w:val="en-US"/>
+            </w:rPr>
+            <m:t>1</m:t>
+          </m:r>
+          <m:r>
+            <w:rPr>
+              <w:rFonts w:ascii="Cambria Math" w:hAnsi="Cambria Math"/>
+              <w:lang w:val="ru-RU"/>
+            </w:rPr>
+            <m:t>=</m:t>
+          </m:r>
+          <m:d>
+            <m:dPr>
+              <m:begChr m:val="|"/>
+              <m:endChr m:val="|"/>
+              <m:ctrlPr>
+                <w:rPr>
+                  <w:rFonts w:ascii="Cambria Math" w:hAnsi="Cambria Math"/>
+                  <w:i/>
+                  <w:lang w:val="en-US"/>
+                </w:rPr>
+              </m:ctrlPr>
+            </m:dPr>
+            <m:e>
+              <m:sSub>
+                <m:sSubPr>
+                  <m:ctrlPr>
+                    <w:rPr>
+                      <w:rFonts w:ascii="Cambria Math" w:hAnsi="Cambria Math"/>
+                      <w:i/>
+                      <w:lang w:val="en-US"/>
+                    </w:rPr>
+                  </m:ctrlPr>
+                </m:sSubPr>
+                <m:e>
+                  <m:r>
+                    <w:rPr>
+                      <w:rFonts w:ascii="Cambria Math" w:hAnsi="Cambria Math"/>
+                      <w:lang w:val="en-US"/>
+                    </w:rPr>
+                    <m:t>b</m:t>
+                  </m:r>
+                </m:e>
+                <m:sub>
+                  <m:r>
+                    <w:rPr>
+                      <w:rFonts w:ascii="Cambria Math" w:hAnsi="Cambria Math"/>
+                      <w:lang w:val="en-US"/>
+                    </w:rPr>
+                    <m:t>1</m:t>
+                  </m:r>
+                </m:sub>
+              </m:sSub>
+            </m:e>
+          </m:d>
+          <m:r>
+            <w:rPr>
+              <w:rFonts w:ascii="Cambria Math" w:hAnsi="Cambria Math"/>
+              <w:lang w:val="en-US"/>
+            </w:rPr>
+            <m:t>+</m:t>
+          </m:r>
+          <m:d>
+            <m:dPr>
+              <m:begChr m:val="|"/>
+              <m:endChr m:val="|"/>
+              <m:ctrlPr>
+                <w:rPr>
+                  <w:rFonts w:ascii="Cambria Math" w:hAnsi="Cambria Math"/>
+                  <w:i/>
+                  <w:lang w:val="en-US"/>
+                </w:rPr>
+              </m:ctrlPr>
+            </m:dPr>
+            <m:e>
+              <m:sSub>
+                <m:sSubPr>
+                  <m:ctrlPr>
+                    <w:rPr>
+                      <w:rFonts w:ascii="Cambria Math" w:hAnsi="Cambria Math"/>
+                      <w:i/>
+                      <w:lang w:val="en-US"/>
+                    </w:rPr>
+                  </m:ctrlPr>
+                </m:sSubPr>
+                <m:e>
+                  <m:r>
+                    <w:rPr>
+                      <w:rFonts w:ascii="Cambria Math" w:hAnsi="Cambria Math"/>
+                      <w:lang w:val="en-US"/>
+                    </w:rPr>
+                    <m:t>b</m:t>
+                  </m:r>
+                </m:e>
+                <m:sub>
+                  <m:r>
+                    <w:rPr>
+                      <w:rFonts w:ascii="Cambria Math" w:hAnsi="Cambria Math"/>
+                      <w:lang w:val="en-US"/>
+                    </w:rPr>
+                    <m:t>2</m:t>
+                  </m:r>
+                </m:sub>
+              </m:sSub>
+            </m:e>
+          </m:d>
+        </m:oMath>
+      </m:oMathPara>
     </w:p>
     <w:p>
       <w:pPr>
         <w:spacing w:before="238" w:after="159"/>
         <w:rPr>
           <w:rFonts w:ascii="Times New Roman" w:hAnsi="Times New Roman"/>
-        </w:rPr>
-      </w:pPr>
+          <w:lang w:val="ru-RU"/>
+        </w:rPr>
+      </w:pPr>
+      <m:oMathPara>
+        <m:oMathParaPr>
+          <m:jc m:val="center"/>
+        </m:oMathParaPr>
+        <m:oMath>
+          <m:r>
+            <w:rPr>
+              <w:rFonts w:ascii="Cambria Math" w:hAnsi="Cambria Math"/>
+              <w:lang w:val="ru-RU"/>
+            </w:rPr>
+            <m:t>L</m:t>
+          </m:r>
+          <m:r>
+            <w:rPr>
+              <w:rFonts w:ascii="Cambria Math" w:hAnsi="Cambria Math"/>
+              <w:lang w:val="en-US"/>
+            </w:rPr>
+            <m:t>2</m:t>
+          </m:r>
+          <m:r>
+            <w:rPr>
+              <w:rFonts w:ascii="Cambria Math" w:hAnsi="Cambria Math"/>
+              <w:lang w:val="ru-RU"/>
+            </w:rPr>
+            <m:t>=</m:t>
+          </m:r>
+          <m:r>
+            <w:rPr>
+              <w:rFonts w:ascii="Cambria Math" w:hAnsi="Cambria Math"/>
+              <w:lang w:val="en-US"/>
+            </w:rPr>
+            <m:t xml:space="preserve"> </m:t>
+          </m:r>
+          <m:sSubSup>
+            <m:sSubSupPr>
+              <m:ctrlPr>
+                <w:rPr>
+                  <w:rFonts w:ascii="Cambria Math" w:hAnsi="Cambria Math"/>
+                  <w:i/>
+                  <w:lang w:val="en-US"/>
+                </w:rPr>
+              </m:ctrlPr>
+            </m:sSubSupPr>
+            <m:e>
+              <m:r>
+                <w:rPr>
+                  <w:rFonts w:ascii="Cambria Math" w:hAnsi="Cambria Math"/>
+                  <w:lang w:val="en-US"/>
+                </w:rPr>
+                <m:t>b</m:t>
+              </m:r>
+            </m:e>
+            <m:sub>
+              <m:r>
+                <w:rPr>
+                  <w:rFonts w:ascii="Cambria Math" w:hAnsi="Cambria Math"/>
+                  <w:lang w:val="en-US"/>
+                </w:rPr>
+                <m:t>1</m:t>
+              </m:r>
+            </m:sub>
+            <m:sup>
+              <m:r>
+                <w:rPr>
+                  <w:rFonts w:ascii="Cambria Math" w:hAnsi="Cambria Math"/>
+                  <w:lang w:val="en-US"/>
+                </w:rPr>
+                <m:t>2</m:t>
+              </m:r>
+            </m:sup>
+          </m:sSubSup>
+          <m:r>
+            <w:rPr>
+              <w:rFonts w:ascii="Cambria Math" w:hAnsi="Cambria Math"/>
+              <w:lang w:val="en-US"/>
+            </w:rPr>
+            <m:t xml:space="preserve">+ </m:t>
+          </m:r>
+          <m:sSubSup>
+            <m:sSubSupPr>
+              <m:ctrlPr>
+                <w:rPr>
+                  <w:rFonts w:ascii="Cambria Math" w:hAnsi="Cambria Math"/>
+                  <w:i/>
+                  <w:lang w:val="en-US"/>
+                </w:rPr>
+              </m:ctrlPr>
+            </m:sSubSupPr>
+            <m:e>
+              <m:r>
+                <w:rPr>
+                  <w:rFonts w:ascii="Cambria Math" w:hAnsi="Cambria Math"/>
+                  <w:lang w:val="en-US"/>
+                </w:rPr>
+                <m:t>b</m:t>
+              </m:r>
+            </m:e>
+            <m:sub>
+              <m:r>
+                <w:rPr>
+                  <w:rFonts w:ascii="Cambria Math" w:hAnsi="Cambria Math"/>
+                  <w:lang w:val="en-US"/>
+                </w:rPr>
+                <m:t>2</m:t>
+              </m:r>
+            </m:sub>
+            <m:sup>
+              <m:r>
+                <w:rPr>
+                  <w:rFonts w:ascii="Cambria Math" w:hAnsi="Cambria Math"/>
+                  <w:lang w:val="en-US"/>
+                </w:rPr>
+                <m:t>2</m:t>
+              </m:r>
+            </m:sup>
+          </m:sSubSup>
+          <m:r>
+            <w:rPr>
+              <w:rFonts w:ascii="Cambria Math" w:hAnsi="Cambria Math"/>
+              <w:lang w:val="en-US"/>
+            </w:rPr>
+            <m:t xml:space="preserve"> </m:t>
+          </m:r>
+        </m:oMath>
+      </m:oMathPara>
+    </w:p>
+    <w:p>
+      <w:pPr>
+        <w:jc w:val="left"/>
+        <w:rPr>
+          <w:rFonts w:ascii="Times New Roman" w:hAnsi="Times New Roman"/>
+        </w:rPr>
+      </w:pPr>
+    </w:p>
+    <w:p>
+      <w:pPr>
+        <w:jc w:val="left"/>
+        <w:rPr>
+          <w:rFonts w:ascii="Times New Roman" w:hAnsi="Times New Roman"/>
+        </w:rPr>
+      </w:pPr>
+      <w:r>
+        <w:rPr>
+          <w:rFonts w:ascii="Times New Roman" w:hAnsi="Times New Roman"/>
+        </w:rPr>
+        <w:t>В сценарии линейной регрессии с двумя признаками, новая функция потерь для L1 имеет следующий вид:</w:t>
+      </w:r>
+    </w:p>
+    <w:p>
+      <w:pPr>
+        <w:jc w:val="left"/>
+        <w:rPr>
+          <w:rFonts w:ascii="Times New Roman" w:hAnsi="Times New Roman"/>
+        </w:rPr>
+      </w:pPr>
+    </w:p>
+    <w:p>
+      <w:pPr>
+        <w:jc w:val="left"/>
+        <w:rPr>
+          <w:rFonts w:ascii="Times New Roman" w:hAnsi="Times New Roman"/>
+          <w:i/>
+          <w:lang w:val="en-US"/>
+        </w:rPr>
+      </w:pPr>
+      <m:oMathPara>
+        <m:oMath>
+          <m:r>
+            <w:rPr>
+              <w:rFonts w:ascii="Cambria Math" w:hAnsi="Cambria Math"/>
+            </w:rPr>
+            <m:t xml:space="preserve">L1 </m:t>
+          </m:r>
+          <m:r>
+            <w:rPr>
+              <w:rFonts w:ascii="Cambria Math" w:hAnsi="Cambria Math"/>
+              <w:lang w:val="ru-RU"/>
+            </w:rPr>
+            <m:t>потерь</m:t>
+          </m:r>
+          <m:r>
+            <w:rPr>
+              <w:rFonts w:ascii="Cambria Math" w:hAnsi="Cambria Math"/>
+              <w:lang w:val="ru-RU"/>
+            </w:rPr>
+            <m:t>=</m:t>
+          </m:r>
+          <m:r>
+            <w:rPr>
+              <w:rFonts w:ascii="Cambria Math" w:hAnsi="Cambria Math"/>
+              <w:lang w:val="ru-RU"/>
+            </w:rPr>
+            <m:t xml:space="preserve"> </m:t>
+          </m:r>
+          <m:f>
+            <m:fPr>
+              <m:ctrlPr>
+                <w:rPr>
+                  <w:rFonts w:ascii="Cambria Math" w:hAnsi="Cambria Math"/>
+                  <w:i/>
+                  <w:lang w:val="en-US"/>
+                </w:rPr>
+              </m:ctrlPr>
+            </m:fPr>
+            <m:num>
+              <m:r>
+                <w:rPr>
+                  <w:rFonts w:ascii="Cambria Math" w:hAnsi="Cambria Math"/>
+                  <w:lang w:val="en-US"/>
+                </w:rPr>
+                <m:t>1</m:t>
+              </m:r>
+            </m:num>
+            <m:den>
+              <m:r>
+                <w:rPr>
+                  <w:rFonts w:ascii="Cambria Math" w:hAnsi="Cambria Math"/>
+                  <w:lang w:val="en-US"/>
+                </w:rPr>
+                <m:t>n</m:t>
+              </m:r>
+            </m:den>
+          </m:f>
+          <m:r>
+            <w:rPr>
+              <w:rFonts w:ascii="Cambria Math" w:hAnsi="Cambria Math"/>
+              <w:lang w:val="en-US"/>
+            </w:rPr>
+            <m:t xml:space="preserve"> </m:t>
+          </m:r>
+          <m:nary>
+            <m:naryPr>
+              <m:chr m:val="∑"/>
+              <m:limLoc m:val="undOvr"/>
+              <m:ctrlPr>
+                <w:rPr>
+                  <w:rFonts w:ascii="Cambria Math" w:hAnsi="Cambria Math"/>
+                  <w:i/>
+                  <w:lang w:val="en-US"/>
+                </w:rPr>
+              </m:ctrlPr>
+            </m:naryPr>
+            <m:sub>
+              <m:r>
+                <w:rPr>
+                  <w:rFonts w:ascii="Cambria Math" w:hAnsi="Cambria Math"/>
+                  <w:lang w:val="en-US"/>
+                </w:rPr>
+                <m:t>i=1</m:t>
+              </m:r>
+            </m:sub>
+            <m:sup>
+              <m:r>
+                <w:rPr>
+                  <w:rFonts w:ascii="Cambria Math" w:hAnsi="Cambria Math"/>
+                  <w:lang w:val="en-US"/>
+                </w:rPr>
+                <m:t>n</m:t>
+              </m:r>
+            </m:sup>
+            <m:e>
+              <m:r>
+                <w:rPr>
+                  <w:rFonts w:ascii="Cambria Math" w:hAnsi="Cambria Math"/>
+                  <w:lang w:val="en-US"/>
+                </w:rPr>
+                <m:t>(</m:t>
+              </m:r>
+              <m:sSub>
+                <m:sSubPr>
+                  <m:ctrlPr>
+                    <w:rPr>
+                      <w:rFonts w:ascii="Cambria Math" w:hAnsi="Cambria Math"/>
+                      <w:i/>
+                      <w:lang w:val="en-US"/>
+                    </w:rPr>
+                  </m:ctrlPr>
+                </m:sSubPr>
+                <m:e>
+                  <m:r>
+                    <w:rPr>
+                      <w:rFonts w:ascii="Cambria Math" w:hAnsi="Cambria Math"/>
+                      <w:lang w:val="en-US"/>
+                    </w:rPr>
+                    <m:t>y</m:t>
+                  </m:r>
+                </m:e>
+                <m:sub>
+                  <m:r>
+                    <w:rPr>
+                      <w:rFonts w:ascii="Cambria Math" w:hAnsi="Cambria Math"/>
+                      <w:lang w:val="en-US"/>
+                    </w:rPr>
+                    <m:t xml:space="preserve">i </m:t>
+                  </m:r>
+                </m:sub>
+              </m:sSub>
+              <m:r>
+                <w:rPr>
+                  <w:rFonts w:ascii="Cambria Math" w:hAnsi="Cambria Math"/>
+                  <w:lang w:val="en-US"/>
+                </w:rPr>
+                <m:t xml:space="preserve">- </m:t>
+              </m:r>
+              <m:sSub>
+                <m:sSubPr>
+                  <m:ctrlPr>
+                    <w:rPr>
+                      <w:rFonts w:ascii="Cambria Math" w:hAnsi="Cambria Math"/>
+                      <w:i/>
+                      <w:lang w:val="en-US"/>
+                    </w:rPr>
+                  </m:ctrlPr>
+                </m:sSubPr>
+                <m:e>
+                  <m:r>
+                    <w:rPr>
+                      <w:rFonts w:ascii="Cambria Math" w:hAnsi="Cambria Math"/>
+                      <w:lang w:val="en-US"/>
+                    </w:rPr>
+                    <m:t>b</m:t>
+                  </m:r>
+                </m:e>
+                <m:sub>
+                  <m:r>
+                    <w:rPr>
+                      <w:rFonts w:ascii="Cambria Math" w:hAnsi="Cambria Math"/>
+                      <w:lang w:val="en-US"/>
+                    </w:rPr>
+                    <m:t>0</m:t>
+                  </m:r>
+                </m:sub>
+              </m:sSub>
+              <m:r>
+                <w:rPr>
+                  <w:rFonts w:ascii="Cambria Math" w:hAnsi="Cambria Math"/>
+                  <w:lang w:val="en-US"/>
+                </w:rPr>
+                <m:t>-</m:t>
+              </m:r>
+              <m:sSub>
+                <m:sSubPr>
+                  <m:ctrlPr>
+                    <w:rPr>
+                      <w:rFonts w:ascii="Cambria Math" w:hAnsi="Cambria Math"/>
+                      <w:i/>
+                      <w:lang w:val="en-US"/>
+                    </w:rPr>
+                  </m:ctrlPr>
+                </m:sSubPr>
+                <m:e>
+                  <m:r>
+                    <w:rPr>
+                      <w:rFonts w:ascii="Cambria Math" w:hAnsi="Cambria Math"/>
+                      <w:lang w:val="en-US"/>
+                    </w:rPr>
+                    <m:t>b</m:t>
+                  </m:r>
+                </m:e>
+                <m:sub>
+                  <m:r>
+                    <w:rPr>
+                      <w:rFonts w:ascii="Cambria Math" w:hAnsi="Cambria Math"/>
+                      <w:lang w:val="en-US"/>
+                    </w:rPr>
+                    <m:t>1</m:t>
+                  </m:r>
+                </m:sub>
+              </m:sSub>
+              <m:sSub>
+                <m:sSubPr>
+                  <m:ctrlPr>
+                    <w:rPr>
+                      <w:rFonts w:ascii="Cambria Math" w:hAnsi="Cambria Math"/>
+                      <w:i/>
+                      <w:lang w:val="en-US"/>
+                    </w:rPr>
+                  </m:ctrlPr>
+                </m:sSubPr>
+                <m:e>
+                  <m:r>
+                    <w:rPr>
+                      <w:rFonts w:ascii="Cambria Math" w:hAnsi="Cambria Math"/>
+                      <w:lang w:val="en-US"/>
+                    </w:rPr>
+                    <m:t>x</m:t>
+                  </m:r>
+                </m:e>
+                <m:sub>
+                  <m:sSub>
+                    <m:sSubPr>
+                      <m:ctrlPr>
+                        <w:rPr>
+                          <w:rFonts w:ascii="Cambria Math" w:hAnsi="Cambria Math"/>
+                          <w:i/>
+                          <w:lang w:val="en-US"/>
+                        </w:rPr>
+                      </m:ctrlPr>
+                    </m:sSubPr>
+                    <m:e>
+                      <m:r>
+                        <w:rPr>
+                          <w:rFonts w:ascii="Cambria Math" w:hAnsi="Cambria Math"/>
+                          <w:lang w:val="en-US"/>
+                        </w:rPr>
+                        <m:t>1</m:t>
+                      </m:r>
+                    </m:e>
+                    <m:sub>
+                      <m:r>
+                        <w:rPr>
+                          <w:rFonts w:ascii="Cambria Math" w:hAnsi="Cambria Math"/>
+                          <w:lang w:val="en-US"/>
+                        </w:rPr>
+                        <m:t>i</m:t>
+                      </m:r>
+                    </m:sub>
+                  </m:sSub>
+                </m:sub>
+              </m:sSub>
+              <m:r>
+                <w:rPr>
+                  <w:rFonts w:ascii="Cambria Math" w:hAnsi="Cambria Math"/>
+                  <w:lang w:val="en-US"/>
+                </w:rPr>
+                <m:t xml:space="preserve">- </m:t>
+              </m:r>
+            </m:e>
+          </m:nary>
+          <m:sSub>
+            <m:sSubPr>
+              <m:ctrlPr>
+                <w:rPr>
+                  <w:rFonts w:ascii="Cambria Math" w:hAnsi="Cambria Math"/>
+                  <w:i/>
+                  <w:lang w:val="en-US"/>
+                </w:rPr>
+              </m:ctrlPr>
+            </m:sSubPr>
+            <m:e>
+              <m:r>
+                <w:rPr>
+                  <w:rFonts w:ascii="Cambria Math" w:hAnsi="Cambria Math"/>
+                  <w:lang w:val="en-US"/>
+                </w:rPr>
+                <m:t>b</m:t>
+              </m:r>
+            </m:e>
+            <m:sub>
+              <m:r>
+                <w:rPr>
+                  <w:rFonts w:ascii="Cambria Math" w:hAnsi="Cambria Math"/>
+                  <w:lang w:val="en-US"/>
+                </w:rPr>
+                <m:t>2</m:t>
+              </m:r>
+            </m:sub>
+          </m:sSub>
+          <m:sSub>
+            <m:sSubPr>
+              <m:ctrlPr>
+                <w:rPr>
+                  <w:rFonts w:ascii="Cambria Math" w:hAnsi="Cambria Math"/>
+                  <w:i/>
+                  <w:lang w:val="en-US"/>
+                </w:rPr>
+              </m:ctrlPr>
+            </m:sSubPr>
+            <m:e>
+              <m:r>
+                <w:rPr>
+                  <w:rFonts w:ascii="Cambria Math" w:hAnsi="Cambria Math"/>
+                  <w:lang w:val="en-US"/>
+                </w:rPr>
+                <m:t>x</m:t>
+              </m:r>
+            </m:e>
+            <m:sub>
+              <m:sSub>
+                <m:sSubPr>
+                  <m:ctrlPr>
+                    <w:rPr>
+                      <w:rFonts w:ascii="Cambria Math" w:hAnsi="Cambria Math"/>
+                      <w:i/>
+                      <w:lang w:val="en-US"/>
+                    </w:rPr>
+                  </m:ctrlPr>
+                </m:sSubPr>
+                <m:e>
+                  <m:r>
+                    <w:rPr>
+                      <w:rFonts w:ascii="Cambria Math" w:hAnsi="Cambria Math"/>
+                      <w:lang w:val="en-US"/>
+                    </w:rPr>
+                    <m:t>2</m:t>
+                  </m:r>
+                </m:e>
+                <m:sub>
+                  <m:r>
+                    <w:rPr>
+                      <w:rFonts w:ascii="Cambria Math" w:hAnsi="Cambria Math"/>
+                      <w:lang w:val="en-US"/>
+                    </w:rPr>
+                    <m:t>i</m:t>
+                  </m:r>
+                </m:sub>
+              </m:sSub>
+            </m:sub>
+          </m:sSub>
+          <m:sSup>
+            <m:sSupPr>
+              <m:ctrlPr>
+                <w:rPr>
+                  <w:rFonts w:ascii="Cambria Math" w:hAnsi="Cambria Math"/>
+                  <w:i/>
+                  <w:lang w:val="en-US"/>
+                </w:rPr>
+              </m:ctrlPr>
+            </m:sSupPr>
+            <m:e>
+              <m:r>
+                <w:rPr>
+                  <w:rFonts w:ascii="Cambria Math" w:hAnsi="Cambria Math"/>
+                  <w:lang w:val="en-US"/>
+                </w:rPr>
+                <m:t>)</m:t>
+              </m:r>
+            </m:e>
+            <m:sup>
+              <m:r>
+                <w:rPr>
+                  <w:rFonts w:ascii="Cambria Math" w:hAnsi="Cambria Math"/>
+                  <w:lang w:val="en-US"/>
+                </w:rPr>
+                <m:t>2</m:t>
+              </m:r>
+            </m:sup>
+          </m:sSup>
+          <m:r>
+            <w:rPr>
+              <w:rFonts w:ascii="Cambria Math" w:hAnsi="Cambria Math"/>
+              <w:lang w:val="en-US"/>
+            </w:rPr>
+            <m:t>+ α× (</m:t>
+          </m:r>
+          <m:d>
+            <m:dPr>
+              <m:begChr m:val="|"/>
+              <m:endChr m:val="|"/>
+              <m:ctrlPr>
+                <w:rPr>
+                  <w:rFonts w:ascii="Cambria Math" w:hAnsi="Cambria Math"/>
+                  <w:i/>
+                  <w:lang w:val="en-US"/>
+                </w:rPr>
+              </m:ctrlPr>
+            </m:dPr>
+            <m:e>
+              <m:sSub>
+                <m:sSubPr>
+                  <m:ctrlPr>
+                    <w:rPr>
+                      <w:rFonts w:ascii="Cambria Math" w:hAnsi="Cambria Math"/>
+                      <w:i/>
+                      <w:lang w:val="en-US"/>
+                    </w:rPr>
+                  </m:ctrlPr>
+                </m:sSubPr>
+                <m:e>
+                  <m:r>
+                    <w:rPr>
+                      <w:rFonts w:ascii="Cambria Math" w:hAnsi="Cambria Math"/>
+                      <w:lang w:val="en-US"/>
+                    </w:rPr>
+                    <m:t>b</m:t>
+                  </m:r>
+                </m:e>
+                <m:sub>
+                  <m:r>
+                    <w:rPr>
+                      <w:rFonts w:ascii="Cambria Math" w:hAnsi="Cambria Math"/>
+                      <w:lang w:val="en-US"/>
+                    </w:rPr>
+                    <m:t>1</m:t>
+                  </m:r>
+                </m:sub>
+              </m:sSub>
+            </m:e>
+          </m:d>
+          <m:r>
+            <w:rPr>
+              <w:rFonts w:ascii="Cambria Math" w:hAnsi="Cambria Math"/>
+              <w:lang w:val="en-US"/>
+            </w:rPr>
+            <m:t xml:space="preserve">+ </m:t>
+          </m:r>
+          <m:sSub>
+            <m:sSubPr>
+              <m:ctrlPr>
+                <w:rPr>
+                  <w:rFonts w:ascii="Cambria Math" w:hAnsi="Cambria Math"/>
+                  <w:i/>
+                  <w:lang w:val="en-US"/>
+                </w:rPr>
+              </m:ctrlPr>
+            </m:sSubPr>
+            <m:e>
+              <m:r>
+                <w:rPr>
+                  <w:rFonts w:ascii="Cambria Math" w:hAnsi="Cambria Math"/>
+                  <w:lang w:val="en-US"/>
+                </w:rPr>
+                <m:t>|b</m:t>
+              </m:r>
+            </m:e>
+            <m:sub>
+              <m:r>
+                <w:rPr>
+                  <w:rFonts w:ascii="Cambria Math" w:hAnsi="Cambria Math"/>
+                  <w:lang w:val="en-US"/>
+                </w:rPr>
+                <m:t>2</m:t>
+              </m:r>
+            </m:sub>
+          </m:sSub>
+          <m:r>
+            <w:rPr>
+              <w:rFonts w:ascii="Cambria Math" w:hAnsi="Cambria Math"/>
+              <w:lang w:val="en-US"/>
+            </w:rPr>
+            <m:t>|)</m:t>
+          </m:r>
+        </m:oMath>
+      </m:oMathPara>
     </w:p>
     <w:p>
       <w:pPr>
@@ -3229,15 +4428,4974 @@
         <w:jc w:val="left"/>
         <w:rPr>
           <w:b w:val="0"/>
+          <w:bCs/>
         </w:rPr>
       </w:pPr>
       <w:bookmarkStart w:id="10" w:name="__RefHeading___10"/>
       <w:bookmarkEnd w:id="10"/>
-      <w:r>
+    </w:p>
+    <w:p>
+      <w:pPr>
+        <w:pStyle w:val="Heading2"/>
+        <w:spacing w:before="238" w:after="159"/>
+        <w:jc w:val="left"/>
+        <w:rPr>
+          <w:rFonts w:ascii="Times New Roman" w:hAnsi="Times New Roman"/>
+          <w:b w:val="0"/>
+          <w:bCs/>
+        </w:rPr>
+      </w:pPr>
+      <w:r>
+        <w:rPr>
+          <w:rFonts w:ascii="Times New Roman" w:hAnsi="Times New Roman"/>
+          <w:b w:val="0"/>
+          <w:bCs/>
+        </w:rPr>
+        <w:t>Минимизация этой функции означает ограничение величины регуляризационного члена при одновременной минимизации исходной функции потерь. Пусть регуляризационный член может принимать максимальное значение s:</w:t>
+      </w:r>
+    </w:p>
+    <w:p>
+      <w:pPr>
+        <w:pStyle w:val="Heading2"/>
+        <w:spacing w:before="238" w:after="159"/>
+        <w:jc w:val="left"/>
+        <w:rPr>
+          <w:rFonts w:ascii="Times New Roman" w:hAnsi="Times New Roman"/>
+          <w:b w:val="0"/>
+          <w:bCs/>
+        </w:rPr>
+      </w:pPr>
+      <m:oMathPara>
+        <m:oMath>
+          <m:d>
+            <m:dPr>
+              <m:begChr m:val="|"/>
+              <m:endChr m:val="|"/>
+              <m:ctrlPr>
+                <w:rPr>
+                  <w:rFonts w:ascii="Cambria Math" w:hAnsi="Cambria Math"/>
+                  <w:b w:val="0"/>
+                  <w:bCs/>
+                  <w:i/>
+                </w:rPr>
+              </m:ctrlPr>
+            </m:dPr>
+            <m:e>
+              <m:sSub>
+                <m:sSubPr>
+                  <m:ctrlPr>
+                    <w:rPr>
+                      <w:rFonts w:ascii="Cambria Math" w:hAnsi="Cambria Math"/>
+                      <w:b w:val="0"/>
+                      <w:bCs/>
+                      <w:i/>
+                    </w:rPr>
+                  </m:ctrlPr>
+                </m:sSubPr>
+                <m:e>
+                  <m:r>
+                    <w:rPr>
+                      <w:rFonts w:ascii="Cambria Math" w:hAnsi="Cambria Math"/>
+                    </w:rPr>
+                    <m:t>b</m:t>
+                  </m:r>
+                </m:e>
+                <m:sub>
+                  <m:r>
+                    <w:rPr>
+                      <w:rFonts w:ascii="Cambria Math" w:hAnsi="Cambria Math"/>
+                    </w:rPr>
+                    <m:t>1</m:t>
+                  </m:r>
+                </m:sub>
+              </m:sSub>
+            </m:e>
+          </m:d>
+          <m:r>
+            <w:rPr>
+              <w:rFonts w:ascii="Cambria Math" w:hAnsi="Cambria Math"/>
+            </w:rPr>
+            <m:t>+</m:t>
+          </m:r>
+          <m:d>
+            <m:dPr>
+              <m:begChr m:val="|"/>
+              <m:endChr m:val="|"/>
+              <m:ctrlPr>
+                <w:rPr>
+                  <w:rFonts w:ascii="Cambria Math" w:hAnsi="Cambria Math"/>
+                  <w:b w:val="0"/>
+                  <w:bCs/>
+                  <w:i/>
+                </w:rPr>
+              </m:ctrlPr>
+            </m:dPr>
+            <m:e>
+              <m:sSub>
+                <m:sSubPr>
+                  <m:ctrlPr>
+                    <w:rPr>
+                      <w:rFonts w:ascii="Cambria Math" w:hAnsi="Cambria Math"/>
+                      <w:b w:val="0"/>
+                      <w:bCs/>
+                      <w:i/>
+                    </w:rPr>
+                  </m:ctrlPr>
+                </m:sSubPr>
+                <m:e>
+                  <m:r>
+                    <w:rPr>
+                      <w:rFonts w:ascii="Cambria Math" w:hAnsi="Cambria Math"/>
+                    </w:rPr>
+                    <m:t>b</m:t>
+                  </m:r>
+                </m:e>
+                <m:sub>
+                  <m:r>
+                    <w:rPr>
+                      <w:rFonts w:ascii="Cambria Math" w:hAnsi="Cambria Math"/>
+                    </w:rPr>
+                    <m:t>2</m:t>
+                  </m:r>
+                </m:sub>
+              </m:sSub>
+            </m:e>
+          </m:d>
+          <m:r>
+            <w:rPr>
+              <w:rFonts w:ascii="Cambria Math" w:hAnsi="Cambria Math"/>
+            </w:rPr>
+            <m:t>≤s</m:t>
+          </m:r>
+        </m:oMath>
+      </m:oMathPara>
+    </w:p>
+    <w:p/>
+    <w:p>
+      <w:r>
+        <w:t xml:space="preserve">Это эквивалентно ограничению коэффициентов областью вокруг начала координат, ограниченной четырьмя прямыми: </w:t>
+      </w:r>
+    </w:p>
+    <w:p/>
+    <w:p>
+      <m:oMathPara>
+        <m:oMath>
+          <m:sSub>
+            <m:sSubPr>
+              <m:ctrlPr>
+                <w:rPr>
+                  <w:rFonts w:ascii="Cambria Math" w:hAnsi="Cambria Math"/>
+                  <w:i/>
+                </w:rPr>
+              </m:ctrlPr>
+            </m:sSubPr>
+            <m:e>
+              <m:r>
+                <w:rPr>
+                  <w:rFonts w:ascii="Cambria Math" w:hAnsi="Cambria Math"/>
+                </w:rPr>
+                <m:t>b</m:t>
+              </m:r>
+            </m:e>
+            <m:sub>
+              <m:r>
+                <w:rPr>
+                  <w:rFonts w:ascii="Cambria Math" w:hAnsi="Cambria Math"/>
+                </w:rPr>
+                <m:t>1</m:t>
+              </m:r>
+            </m:sub>
+          </m:sSub>
+          <m:r>
+            <w:rPr>
+              <w:rFonts w:ascii="Cambria Math" w:hAnsi="Cambria Math"/>
+            </w:rPr>
+            <m:t xml:space="preserve">+ </m:t>
+          </m:r>
+          <m:sSub>
+            <m:sSubPr>
+              <m:ctrlPr>
+                <w:rPr>
+                  <w:rFonts w:ascii="Cambria Math" w:hAnsi="Cambria Math"/>
+                  <w:i/>
+                </w:rPr>
+              </m:ctrlPr>
+            </m:sSubPr>
+            <m:e>
+              <m:r>
+                <w:rPr>
+                  <w:rFonts w:ascii="Cambria Math" w:hAnsi="Cambria Math"/>
+                </w:rPr>
+                <m:t>b</m:t>
+              </m:r>
+            </m:e>
+            <m:sub>
+              <m:r>
+                <w:rPr>
+                  <w:rFonts w:ascii="Cambria Math" w:hAnsi="Cambria Math"/>
+                </w:rPr>
+                <m:t>2</m:t>
+              </m:r>
+            </m:sub>
+          </m:sSub>
+          <m:r>
+            <w:rPr>
+              <w:rFonts w:ascii="Cambria Math" w:hAnsi="Cambria Math"/>
+            </w:rPr>
+            <m:t xml:space="preserve">=s; </m:t>
+          </m:r>
+          <m:sSub>
+            <m:sSubPr>
+              <m:ctrlPr>
+                <w:rPr>
+                  <w:rFonts w:ascii="Cambria Math" w:hAnsi="Cambria Math"/>
+                  <w:i/>
+                </w:rPr>
+              </m:ctrlPr>
+            </m:sSubPr>
+            <m:e>
+              <m:r>
+                <w:rPr>
+                  <w:rFonts w:ascii="Cambria Math" w:hAnsi="Cambria Math"/>
+                </w:rPr>
+                <m:t>b</m:t>
+              </m:r>
+            </m:e>
+            <m:sub>
+              <m:r>
+                <w:rPr>
+                  <w:rFonts w:ascii="Cambria Math" w:hAnsi="Cambria Math"/>
+                </w:rPr>
+                <m:t>1</m:t>
+              </m:r>
+            </m:sub>
+          </m:sSub>
+          <m:r>
+            <w:rPr>
+              <w:rFonts w:ascii="Cambria Math" w:hAnsi="Cambria Math"/>
+            </w:rPr>
+            <m:t xml:space="preserve">- </m:t>
+          </m:r>
+          <m:sSub>
+            <m:sSubPr>
+              <m:ctrlPr>
+                <w:rPr>
+                  <w:rFonts w:ascii="Cambria Math" w:hAnsi="Cambria Math"/>
+                  <w:i/>
+                </w:rPr>
+              </m:ctrlPr>
+            </m:sSubPr>
+            <m:e>
+              <m:r>
+                <w:rPr>
+                  <w:rFonts w:ascii="Cambria Math" w:hAnsi="Cambria Math"/>
+                </w:rPr>
+                <m:t>b</m:t>
+              </m:r>
+            </m:e>
+            <m:sub>
+              <m:r>
+                <w:rPr>
+                  <w:rFonts w:ascii="Cambria Math" w:hAnsi="Cambria Math"/>
+                </w:rPr>
+                <m:t>2</m:t>
+              </m:r>
+            </m:sub>
+          </m:sSub>
+          <m:r>
+            <w:rPr>
+              <w:rFonts w:ascii="Cambria Math" w:hAnsi="Cambria Math"/>
+            </w:rPr>
+            <m:t xml:space="preserve">=s; </m:t>
+          </m:r>
+          <m:sSub>
+            <m:sSubPr>
+              <m:ctrlPr>
+                <w:rPr>
+                  <w:rFonts w:ascii="Cambria Math" w:hAnsi="Cambria Math"/>
+                  <w:i/>
+                </w:rPr>
+              </m:ctrlPr>
+            </m:sSubPr>
+            <m:e>
+              <m:r>
+                <w:rPr>
+                  <w:rFonts w:ascii="Cambria Math" w:hAnsi="Cambria Math"/>
+                </w:rPr>
+                <m:t>b</m:t>
+              </m:r>
+            </m:e>
+            <m:sub>
+              <m:r>
+                <w:rPr>
+                  <w:rFonts w:ascii="Cambria Math" w:hAnsi="Cambria Math"/>
+                </w:rPr>
+                <m:t>2</m:t>
+              </m:r>
+            </m:sub>
+          </m:sSub>
+          <m:r>
+            <w:rPr>
+              <w:rFonts w:ascii="Cambria Math" w:hAnsi="Cambria Math"/>
+            </w:rPr>
+            <m:t xml:space="preserve">- </m:t>
+          </m:r>
+          <m:sSub>
+            <m:sSubPr>
+              <m:ctrlPr>
+                <w:rPr>
+                  <w:rFonts w:ascii="Cambria Math" w:hAnsi="Cambria Math"/>
+                  <w:i/>
+                </w:rPr>
+              </m:ctrlPr>
+            </m:sSubPr>
+            <m:e>
+              <m:r>
+                <w:rPr>
+                  <w:rFonts w:ascii="Cambria Math" w:hAnsi="Cambria Math"/>
+                </w:rPr>
+                <m:t>b</m:t>
+              </m:r>
+            </m:e>
+            <m:sub>
+              <m:r>
+                <w:rPr>
+                  <w:rFonts w:ascii="Cambria Math" w:hAnsi="Cambria Math"/>
+                </w:rPr>
+                <m:t>1</m:t>
+              </m:r>
+            </m:sub>
+          </m:sSub>
+          <m:r>
+            <w:rPr>
+              <w:rFonts w:ascii="Cambria Math" w:hAnsi="Cambria Math"/>
+            </w:rPr>
+            <m:t>=s; -</m:t>
+          </m:r>
+          <m:sSub>
+            <m:sSubPr>
+              <m:ctrlPr>
+                <w:rPr>
+                  <w:rFonts w:ascii="Cambria Math" w:hAnsi="Cambria Math"/>
+                  <w:i/>
+                </w:rPr>
+              </m:ctrlPr>
+            </m:sSubPr>
+            <m:e>
+              <m:r>
+                <w:rPr>
+                  <w:rFonts w:ascii="Cambria Math" w:hAnsi="Cambria Math"/>
+                </w:rPr>
+                <m:t>b</m:t>
+              </m:r>
+            </m:e>
+            <m:sub>
+              <m:r>
+                <w:rPr>
+                  <w:rFonts w:ascii="Cambria Math" w:hAnsi="Cambria Math"/>
+                </w:rPr>
+                <m:t>1</m:t>
+              </m:r>
+            </m:sub>
+          </m:sSub>
+          <m:r>
+            <w:rPr>
+              <w:rFonts w:ascii="Cambria Math" w:hAnsi="Cambria Math"/>
+            </w:rPr>
+            <m:t>-</m:t>
+          </m:r>
+          <m:sSub>
+            <m:sSubPr>
+              <m:ctrlPr>
+                <w:rPr>
+                  <w:rFonts w:ascii="Cambria Math" w:hAnsi="Cambria Math"/>
+                  <w:i/>
+                </w:rPr>
+              </m:ctrlPr>
+            </m:sSubPr>
+            <m:e>
+              <m:r>
+                <w:rPr>
+                  <w:rFonts w:ascii="Cambria Math" w:hAnsi="Cambria Math"/>
+                </w:rPr>
+                <m:t>b</m:t>
+              </m:r>
+            </m:e>
+            <m:sub>
+              <m:r>
+                <w:rPr>
+                  <w:rFonts w:ascii="Cambria Math" w:hAnsi="Cambria Math"/>
+                </w:rPr>
+                <m:t>2</m:t>
+              </m:r>
+            </m:sub>
+          </m:sSub>
+          <m:r>
+            <w:rPr>
+              <w:rFonts w:ascii="Cambria Math" w:hAnsi="Cambria Math"/>
+            </w:rPr>
+            <m:t>=s;</m:t>
+          </m:r>
+        </m:oMath>
+      </m:oMathPara>
+    </w:p>
+    <w:p>
+      <w:pPr>
+        <w:pStyle w:val="Heading2"/>
+        <w:spacing w:before="238" w:after="159"/>
+        <w:jc w:val="left"/>
+      </w:pPr>
+    </w:p>
+    <w:p>
+      <w:pPr>
+        <w:pStyle w:val="Heading2"/>
+        <w:spacing w:before="238" w:after="159"/>
+        <w:jc w:val="left"/>
+        <w:rPr>
+          <w:b w:val="0"/>
+          <w:bCs/>
+          <w:lang w:val="ru-RU"/>
+        </w:rPr>
+      </w:pPr>
+      <w:r>
+        <w:rPr>
+          <w:b w:val="0"/>
+          <w:bCs/>
+          <w:lang w:val="ru-RU"/>
+        </w:rPr>
+        <w:lastRenderedPageBreak/>
+        <w:t xml:space="preserve">Уже было рассмотрено как </w:t>
+      </w:r>
+      <w:r>
+        <w:rPr>
+          <w:b w:val="0"/>
+          <w:bCs/>
+        </w:rPr>
+        <w:t>L1-регуляризация уменьшает переобучение и одновременно выступает в роли метода отбора признаков, на примере двух признаков. Как это обобщается на набор данных с множеством признаков? Функция потерь для множественной линейной регрессии с m признаками выглядит так:</w:t>
+      </w:r>
+    </w:p>
+    <w:p>
+      <w:pPr>
+        <w:pStyle w:val="Heading2"/>
+        <w:spacing w:before="238" w:after="159"/>
+        <w:jc w:val="left"/>
+        <w:rPr>
+          <w:b w:val="0"/>
+          <w:bCs/>
+          <w:i/>
+          <w:sz w:val="24"/>
+          <w:szCs w:val="24"/>
+          <w:lang w:val="en-US"/>
+        </w:rPr>
+      </w:pPr>
+      <m:oMathPara>
+        <m:oMathParaPr>
+          <m:jc m:val="center"/>
+        </m:oMathParaPr>
+        <m:oMath>
+          <m:r>
+            <w:rPr>
+              <w:rFonts w:ascii="Cambria Math" w:hAnsi="Cambria Math"/>
+              <w:sz w:val="24"/>
+              <w:szCs w:val="24"/>
+              <w:lang w:val="en-US"/>
+            </w:rPr>
+            <m:t xml:space="preserve">L1 </m:t>
+          </m:r>
+          <m:r>
+            <w:rPr>
+              <w:rFonts w:ascii="Cambria Math" w:hAnsi="Cambria Math"/>
+              <w:sz w:val="24"/>
+              <w:szCs w:val="24"/>
+              <w:lang w:val="ru-RU"/>
+            </w:rPr>
+            <m:t xml:space="preserve">потерь= </m:t>
+          </m:r>
+          <m:f>
+            <m:fPr>
+              <m:ctrlPr>
+                <w:rPr>
+                  <w:rFonts w:ascii="Cambria Math" w:hAnsi="Cambria Math"/>
+                  <w:b w:val="0"/>
+                  <w:bCs/>
+                  <w:i/>
+                  <w:sz w:val="24"/>
+                  <w:szCs w:val="24"/>
+                  <w:lang w:val="ru-RU"/>
+                </w:rPr>
+              </m:ctrlPr>
+            </m:fPr>
+            <m:num>
+              <m:r>
+                <w:rPr>
+                  <w:rFonts w:ascii="Cambria Math" w:hAnsi="Cambria Math"/>
+                  <w:sz w:val="24"/>
+                  <w:szCs w:val="24"/>
+                  <w:lang w:val="ru-RU"/>
+                </w:rPr>
+                <m:t>1</m:t>
+              </m:r>
+            </m:num>
+            <m:den>
+              <m:r>
+                <w:rPr>
+                  <w:rFonts w:ascii="Cambria Math" w:hAnsi="Cambria Math"/>
+                  <w:sz w:val="24"/>
+                  <w:szCs w:val="24"/>
+                  <w:lang w:val="ru-RU"/>
+                </w:rPr>
+                <m:t>n</m:t>
+              </m:r>
+            </m:den>
+          </m:f>
+          <m:r>
+            <w:rPr>
+              <w:rFonts w:ascii="Cambria Math" w:hAnsi="Cambria Math"/>
+              <w:sz w:val="24"/>
+              <w:szCs w:val="24"/>
+              <w:lang w:val="ru-RU"/>
+            </w:rPr>
+            <m:t xml:space="preserve"> </m:t>
+          </m:r>
+          <m:nary>
+            <m:naryPr>
+              <m:chr m:val="∑"/>
+              <m:limLoc m:val="undOvr"/>
+              <m:ctrlPr>
+                <w:rPr>
+                  <w:rFonts w:ascii="Cambria Math" w:hAnsi="Cambria Math"/>
+                  <w:b w:val="0"/>
+                  <w:bCs/>
+                  <w:i/>
+                  <w:sz w:val="24"/>
+                  <w:szCs w:val="24"/>
+                  <w:lang w:val="en-US"/>
+                </w:rPr>
+              </m:ctrlPr>
+            </m:naryPr>
+            <m:sub>
+              <m:r>
+                <w:rPr>
+                  <w:rFonts w:ascii="Cambria Math" w:hAnsi="Cambria Math"/>
+                  <w:sz w:val="24"/>
+                  <w:szCs w:val="24"/>
+                  <w:lang w:val="en-US"/>
+                </w:rPr>
+                <m:t>i=1</m:t>
+              </m:r>
+            </m:sub>
+            <m:sup>
+              <m:r>
+                <w:rPr>
+                  <w:rFonts w:ascii="Cambria Math" w:hAnsi="Cambria Math"/>
+                  <w:sz w:val="24"/>
+                  <w:szCs w:val="24"/>
+                  <w:lang w:val="en-US"/>
+                </w:rPr>
+                <m:t>n</m:t>
+              </m:r>
+            </m:sup>
+            <m:e>
+              <m:r>
+                <w:rPr>
+                  <w:rFonts w:ascii="Cambria Math" w:hAnsi="Cambria Math"/>
+                  <w:sz w:val="24"/>
+                  <w:szCs w:val="24"/>
+                  <w:lang w:val="en-US"/>
+                </w:rPr>
+                <m:t>(</m:t>
+              </m:r>
+              <m:sSub>
+                <m:sSubPr>
+                  <m:ctrlPr>
+                    <w:rPr>
+                      <w:rFonts w:ascii="Cambria Math" w:hAnsi="Cambria Math"/>
+                      <w:b w:val="0"/>
+                      <w:bCs/>
+                      <w:i/>
+                      <w:sz w:val="24"/>
+                      <w:szCs w:val="24"/>
+                      <w:lang w:val="en-US"/>
+                    </w:rPr>
+                  </m:ctrlPr>
+                </m:sSubPr>
+                <m:e>
+                  <m:r>
+                    <w:rPr>
+                      <w:rFonts w:ascii="Cambria Math" w:hAnsi="Cambria Math"/>
+                      <w:sz w:val="24"/>
+                      <w:szCs w:val="24"/>
+                      <w:lang w:val="en-US"/>
+                    </w:rPr>
+                    <m:t>y</m:t>
+                  </m:r>
+                </m:e>
+                <m:sub>
+                  <m:r>
+                    <w:rPr>
+                      <w:rFonts w:ascii="Cambria Math" w:hAnsi="Cambria Math"/>
+                      <w:sz w:val="24"/>
+                      <w:szCs w:val="24"/>
+                      <w:lang w:val="en-US"/>
+                    </w:rPr>
+                    <m:t>i</m:t>
+                  </m:r>
+                </m:sub>
+              </m:sSub>
+              <m:r>
+                <w:rPr>
+                  <w:rFonts w:ascii="Cambria Math" w:hAnsi="Cambria Math"/>
+                  <w:sz w:val="24"/>
+                  <w:szCs w:val="24"/>
+                  <w:lang w:val="en-US"/>
+                </w:rPr>
+                <m:t xml:space="preserve">- </m:t>
+              </m:r>
+              <m:sSub>
+                <m:sSubPr>
+                  <m:ctrlPr>
+                    <w:rPr>
+                      <w:rFonts w:ascii="Cambria Math" w:hAnsi="Cambria Math"/>
+                      <w:b w:val="0"/>
+                      <w:bCs/>
+                      <w:i/>
+                      <w:sz w:val="24"/>
+                      <w:szCs w:val="24"/>
+                      <w:lang w:val="en-US"/>
+                    </w:rPr>
+                  </m:ctrlPr>
+                </m:sSubPr>
+                <m:e>
+                  <m:r>
+                    <w:rPr>
+                      <w:rFonts w:ascii="Cambria Math" w:hAnsi="Cambria Math"/>
+                      <w:sz w:val="24"/>
+                      <w:szCs w:val="24"/>
+                      <w:lang w:val="en-US"/>
+                    </w:rPr>
+                    <m:t>b</m:t>
+                  </m:r>
+                </m:e>
+                <m:sub>
+                  <m:r>
+                    <w:rPr>
+                      <w:rFonts w:ascii="Cambria Math" w:hAnsi="Cambria Math"/>
+                      <w:sz w:val="24"/>
+                      <w:szCs w:val="24"/>
+                      <w:lang w:val="en-US"/>
+                    </w:rPr>
+                    <m:t>0</m:t>
+                  </m:r>
+                </m:sub>
+              </m:sSub>
+              <m:r>
+                <w:rPr>
+                  <w:rFonts w:ascii="Cambria Math" w:hAnsi="Cambria Math"/>
+                  <w:sz w:val="24"/>
+                  <w:szCs w:val="24"/>
+                  <w:lang w:val="en-US"/>
+                </w:rPr>
+                <m:t xml:space="preserve">- </m:t>
+              </m:r>
+              <m:sSub>
+                <m:sSubPr>
+                  <m:ctrlPr>
+                    <w:rPr>
+                      <w:rFonts w:ascii="Cambria Math" w:hAnsi="Cambria Math"/>
+                      <w:b w:val="0"/>
+                      <w:bCs/>
+                      <w:i/>
+                      <w:sz w:val="24"/>
+                      <w:szCs w:val="24"/>
+                      <w:lang w:val="en-US"/>
+                    </w:rPr>
+                  </m:ctrlPr>
+                </m:sSubPr>
+                <m:e>
+                  <m:r>
+                    <w:rPr>
+                      <w:rFonts w:ascii="Cambria Math" w:hAnsi="Cambria Math"/>
+                      <w:sz w:val="24"/>
+                      <w:szCs w:val="24"/>
+                      <w:lang w:val="en-US"/>
+                    </w:rPr>
+                    <m:t>b</m:t>
+                  </m:r>
+                </m:e>
+                <m:sub>
+                  <m:r>
+                    <w:rPr>
+                      <w:rFonts w:ascii="Cambria Math" w:hAnsi="Cambria Math"/>
+                      <w:sz w:val="24"/>
+                      <w:szCs w:val="24"/>
+                      <w:lang w:val="en-US"/>
+                    </w:rPr>
+                    <m:t>1</m:t>
+                  </m:r>
+                </m:sub>
+              </m:sSub>
+              <m:sSub>
+                <m:sSubPr>
+                  <m:ctrlPr>
+                    <w:rPr>
+                      <w:rFonts w:ascii="Cambria Math" w:hAnsi="Cambria Math"/>
+                      <w:b w:val="0"/>
+                      <w:bCs/>
+                      <w:i/>
+                      <w:sz w:val="24"/>
+                      <w:szCs w:val="24"/>
+                      <w:lang w:val="en-US"/>
+                    </w:rPr>
+                  </m:ctrlPr>
+                </m:sSubPr>
+                <m:e>
+                  <m:r>
+                    <w:rPr>
+                      <w:rFonts w:ascii="Cambria Math" w:hAnsi="Cambria Math"/>
+                      <w:sz w:val="24"/>
+                      <w:szCs w:val="24"/>
+                      <w:lang w:val="en-US"/>
+                    </w:rPr>
+                    <m:t>x</m:t>
+                  </m:r>
+                </m:e>
+                <m:sub>
+                  <m:sSub>
+                    <m:sSubPr>
+                      <m:ctrlPr>
+                        <w:rPr>
+                          <w:rFonts w:ascii="Cambria Math" w:hAnsi="Cambria Math"/>
+                          <w:b w:val="0"/>
+                          <w:bCs/>
+                          <w:i/>
+                          <w:sz w:val="24"/>
+                          <w:szCs w:val="24"/>
+                          <w:lang w:val="en-US"/>
+                        </w:rPr>
+                      </m:ctrlPr>
+                    </m:sSubPr>
+                    <m:e>
+                      <m:r>
+                        <w:rPr>
+                          <w:rFonts w:ascii="Cambria Math" w:hAnsi="Cambria Math"/>
+                          <w:sz w:val="24"/>
+                          <w:szCs w:val="24"/>
+                          <w:lang w:val="en-US"/>
+                        </w:rPr>
+                        <m:t>1</m:t>
+                      </m:r>
+                    </m:e>
+                    <m:sub>
+                      <m:r>
+                        <w:rPr>
+                          <w:rFonts w:ascii="Cambria Math" w:hAnsi="Cambria Math"/>
+                          <w:sz w:val="24"/>
+                          <w:szCs w:val="24"/>
+                          <w:lang w:val="en-US"/>
+                        </w:rPr>
+                        <m:t>i</m:t>
+                      </m:r>
+                    </m:sub>
+                  </m:sSub>
+                </m:sub>
+              </m:sSub>
+              <m:r>
+                <w:rPr>
+                  <w:rFonts w:ascii="Cambria Math" w:hAnsi="Cambria Math"/>
+                  <w:sz w:val="24"/>
+                  <w:szCs w:val="24"/>
+                  <w:lang w:val="en-US"/>
+                </w:rPr>
+                <m:t xml:space="preserve">- </m:t>
+              </m:r>
+              <m:sSub>
+                <m:sSubPr>
+                  <m:ctrlPr>
+                    <w:rPr>
+                      <w:rFonts w:ascii="Cambria Math" w:hAnsi="Cambria Math"/>
+                      <w:b w:val="0"/>
+                      <w:bCs/>
+                      <w:i/>
+                      <w:sz w:val="24"/>
+                      <w:szCs w:val="24"/>
+                      <w:lang w:val="en-US"/>
+                    </w:rPr>
+                  </m:ctrlPr>
+                </m:sSubPr>
+                <m:e>
+                  <m:r>
+                    <w:rPr>
+                      <w:rFonts w:ascii="Cambria Math" w:hAnsi="Cambria Math"/>
+                      <w:sz w:val="24"/>
+                      <w:szCs w:val="24"/>
+                      <w:lang w:val="en-US"/>
+                    </w:rPr>
+                    <m:t>b</m:t>
+                  </m:r>
+                </m:e>
+                <m:sub>
+                  <m:r>
+                    <w:rPr>
+                      <w:rFonts w:ascii="Cambria Math" w:hAnsi="Cambria Math"/>
+                      <w:sz w:val="24"/>
+                      <w:szCs w:val="24"/>
+                      <w:lang w:val="en-US"/>
+                    </w:rPr>
+                    <m:t>2</m:t>
+                  </m:r>
+                </m:sub>
+              </m:sSub>
+              <m:sSub>
+                <m:sSubPr>
+                  <m:ctrlPr>
+                    <w:rPr>
+                      <w:rFonts w:ascii="Cambria Math" w:hAnsi="Cambria Math"/>
+                      <w:b w:val="0"/>
+                      <w:bCs/>
+                      <w:i/>
+                      <w:sz w:val="24"/>
+                      <w:szCs w:val="24"/>
+                      <w:lang w:val="en-US"/>
+                    </w:rPr>
+                  </m:ctrlPr>
+                </m:sSubPr>
+                <m:e>
+                  <m:r>
+                    <w:rPr>
+                      <w:rFonts w:ascii="Cambria Math" w:hAnsi="Cambria Math"/>
+                      <w:sz w:val="24"/>
+                      <w:szCs w:val="24"/>
+                      <w:lang w:val="en-US"/>
+                    </w:rPr>
+                    <m:t>x</m:t>
+                  </m:r>
+                </m:e>
+                <m:sub>
+                  <m:sSub>
+                    <m:sSubPr>
+                      <m:ctrlPr>
+                        <w:rPr>
+                          <w:rFonts w:ascii="Cambria Math" w:hAnsi="Cambria Math"/>
+                          <w:b w:val="0"/>
+                          <w:bCs/>
+                          <w:i/>
+                          <w:sz w:val="24"/>
+                          <w:szCs w:val="24"/>
+                          <w:lang w:val="en-US"/>
+                        </w:rPr>
+                      </m:ctrlPr>
+                    </m:sSubPr>
+                    <m:e>
+                      <m:r>
+                        <w:rPr>
+                          <w:rFonts w:ascii="Cambria Math" w:hAnsi="Cambria Math"/>
+                          <w:sz w:val="24"/>
+                          <w:szCs w:val="24"/>
+                          <w:lang w:val="en-US"/>
+                        </w:rPr>
+                        <m:t>2</m:t>
+                      </m:r>
+                    </m:e>
+                    <m:sub>
+                      <m:r>
+                        <w:rPr>
+                          <w:rFonts w:ascii="Cambria Math" w:hAnsi="Cambria Math"/>
+                          <w:sz w:val="24"/>
+                          <w:szCs w:val="24"/>
+                          <w:lang w:val="en-US"/>
+                        </w:rPr>
+                        <m:t>i</m:t>
+                      </m:r>
+                    </m:sub>
+                  </m:sSub>
+                </m:sub>
+              </m:sSub>
+            </m:e>
+          </m:nary>
+          <m:r>
+            <w:rPr>
+              <w:rFonts w:ascii="Cambria Math" w:hAnsi="Cambria Math"/>
+              <w:sz w:val="24"/>
+              <w:szCs w:val="24"/>
+              <w:lang w:val="en-US"/>
+            </w:rPr>
+            <m:t xml:space="preserve">- ⋯- </m:t>
+          </m:r>
+          <m:sSub>
+            <m:sSubPr>
+              <m:ctrlPr>
+                <w:rPr>
+                  <w:rFonts w:ascii="Cambria Math" w:hAnsi="Cambria Math"/>
+                  <w:b w:val="0"/>
+                  <w:bCs/>
+                  <w:i/>
+                  <w:sz w:val="24"/>
+                  <w:szCs w:val="24"/>
+                  <w:lang w:val="en-US"/>
+                </w:rPr>
+              </m:ctrlPr>
+            </m:sSubPr>
+            <m:e>
+              <m:r>
+                <w:rPr>
+                  <w:rFonts w:ascii="Cambria Math" w:hAnsi="Cambria Math"/>
+                  <w:sz w:val="24"/>
+                  <w:szCs w:val="24"/>
+                  <w:lang w:val="en-US"/>
+                </w:rPr>
+                <m:t>b</m:t>
+              </m:r>
+            </m:e>
+            <m:sub>
+              <m:r>
+                <w:rPr>
+                  <w:rFonts w:ascii="Cambria Math" w:hAnsi="Cambria Math"/>
+                  <w:sz w:val="24"/>
+                  <w:szCs w:val="24"/>
+                  <w:lang w:val="en-US"/>
+                </w:rPr>
+                <m:t>m</m:t>
+              </m:r>
+            </m:sub>
+          </m:sSub>
+          <m:sSub>
+            <m:sSubPr>
+              <m:ctrlPr>
+                <w:rPr>
+                  <w:rFonts w:ascii="Cambria Math" w:hAnsi="Cambria Math"/>
+                  <w:b w:val="0"/>
+                  <w:bCs/>
+                  <w:i/>
+                  <w:sz w:val="24"/>
+                  <w:szCs w:val="24"/>
+                  <w:lang w:val="en-US"/>
+                </w:rPr>
+              </m:ctrlPr>
+            </m:sSubPr>
+            <m:e>
+              <m:r>
+                <w:rPr>
+                  <w:rFonts w:ascii="Cambria Math" w:hAnsi="Cambria Math"/>
+                  <w:sz w:val="24"/>
+                  <w:szCs w:val="24"/>
+                  <w:lang w:val="en-US"/>
+                </w:rPr>
+                <m:t>x</m:t>
+              </m:r>
+            </m:e>
+            <m:sub>
+              <m:sSub>
+                <m:sSubPr>
+                  <m:ctrlPr>
+                    <w:rPr>
+                      <w:rFonts w:ascii="Cambria Math" w:hAnsi="Cambria Math"/>
+                      <w:b w:val="0"/>
+                      <w:bCs/>
+                      <w:i/>
+                      <w:sz w:val="24"/>
+                      <w:szCs w:val="24"/>
+                      <w:lang w:val="en-US"/>
+                    </w:rPr>
+                  </m:ctrlPr>
+                </m:sSubPr>
+                <m:e>
+                  <m:r>
+                    <w:rPr>
+                      <w:rFonts w:ascii="Cambria Math" w:hAnsi="Cambria Math"/>
+                      <w:sz w:val="24"/>
+                      <w:szCs w:val="24"/>
+                      <w:lang w:val="en-US"/>
+                    </w:rPr>
+                    <m:t>m</m:t>
+                  </m:r>
+                </m:e>
+                <m:sub>
+                  <m:r>
+                    <w:rPr>
+                      <w:rFonts w:ascii="Cambria Math" w:hAnsi="Cambria Math"/>
+                      <w:sz w:val="24"/>
+                      <w:szCs w:val="24"/>
+                      <w:lang w:val="en-US"/>
+                    </w:rPr>
+                    <m:t>i</m:t>
+                  </m:r>
+                </m:sub>
+              </m:sSub>
+            </m:sub>
+          </m:sSub>
+          <m:sSup>
+            <m:sSupPr>
+              <m:ctrlPr>
+                <w:rPr>
+                  <w:rFonts w:ascii="Cambria Math" w:hAnsi="Cambria Math"/>
+                  <w:b w:val="0"/>
+                  <w:bCs/>
+                  <w:i/>
+                  <w:sz w:val="24"/>
+                  <w:szCs w:val="24"/>
+                  <w:lang w:val="en-US"/>
+                </w:rPr>
+              </m:ctrlPr>
+            </m:sSupPr>
+            <m:e>
+              <m:r>
+                <w:rPr>
+                  <w:rFonts w:ascii="Cambria Math" w:hAnsi="Cambria Math"/>
+                  <w:sz w:val="24"/>
+                  <w:szCs w:val="24"/>
+                  <w:lang w:val="en-US"/>
+                </w:rPr>
+                <m:t>)</m:t>
+              </m:r>
+            </m:e>
+            <m:sup>
+              <m:r>
+                <w:rPr>
+                  <w:rFonts w:ascii="Cambria Math" w:hAnsi="Cambria Math"/>
+                  <w:sz w:val="24"/>
+                  <w:szCs w:val="24"/>
+                  <w:lang w:val="en-US"/>
+                </w:rPr>
+                <m:t xml:space="preserve">2 </m:t>
+              </m:r>
+            </m:sup>
+          </m:sSup>
+          <m:r>
+            <w:rPr>
+              <w:rFonts w:ascii="Cambria Math" w:hAnsi="Cambria Math"/>
+              <w:sz w:val="24"/>
+              <w:szCs w:val="24"/>
+              <w:lang w:val="en-US"/>
+            </w:rPr>
+            <m:t>+ α× (</m:t>
+          </m:r>
+          <m:d>
+            <m:dPr>
+              <m:begChr m:val="|"/>
+              <m:endChr m:val="|"/>
+              <m:ctrlPr>
+                <w:rPr>
+                  <w:rFonts w:ascii="Cambria Math" w:hAnsi="Cambria Math"/>
+                  <w:b w:val="0"/>
+                  <w:bCs/>
+                  <w:i/>
+                  <w:sz w:val="24"/>
+                  <w:szCs w:val="24"/>
+                  <w:lang w:val="en-US"/>
+                </w:rPr>
+              </m:ctrlPr>
+            </m:dPr>
+            <m:e>
+              <m:sSub>
+                <m:sSubPr>
+                  <m:ctrlPr>
+                    <w:rPr>
+                      <w:rFonts w:ascii="Cambria Math" w:hAnsi="Cambria Math"/>
+                      <w:b w:val="0"/>
+                      <w:bCs/>
+                      <w:i/>
+                      <w:sz w:val="24"/>
+                      <w:szCs w:val="24"/>
+                      <w:lang w:val="en-US"/>
+                    </w:rPr>
+                  </m:ctrlPr>
+                </m:sSubPr>
+                <m:e>
+                  <m:r>
+                    <w:rPr>
+                      <w:rFonts w:ascii="Cambria Math" w:hAnsi="Cambria Math"/>
+                      <w:sz w:val="24"/>
+                      <w:szCs w:val="24"/>
+                      <w:lang w:val="en-US"/>
+                    </w:rPr>
+                    <m:t>b</m:t>
+                  </m:r>
+                </m:e>
+                <m:sub>
+                  <m:r>
+                    <w:rPr>
+                      <w:rFonts w:ascii="Cambria Math" w:hAnsi="Cambria Math"/>
+                      <w:sz w:val="24"/>
+                      <w:szCs w:val="24"/>
+                      <w:lang w:val="en-US"/>
+                    </w:rPr>
+                    <m:t>1</m:t>
+                  </m:r>
+                </m:sub>
+              </m:sSub>
+            </m:e>
+          </m:d>
+          <m:r>
+            <w:rPr>
+              <w:rFonts w:ascii="Cambria Math" w:hAnsi="Cambria Math"/>
+              <w:sz w:val="24"/>
+              <w:szCs w:val="24"/>
+              <w:lang w:val="en-US"/>
+            </w:rPr>
+            <m:t>+</m:t>
+          </m:r>
+          <m:d>
+            <m:dPr>
+              <m:begChr m:val="|"/>
+              <m:endChr m:val="|"/>
+              <m:ctrlPr>
+                <w:rPr>
+                  <w:rFonts w:ascii="Cambria Math" w:hAnsi="Cambria Math"/>
+                  <w:b w:val="0"/>
+                  <w:bCs/>
+                  <w:i/>
+                  <w:sz w:val="24"/>
+                  <w:szCs w:val="24"/>
+                  <w:lang w:val="en-US"/>
+                </w:rPr>
+              </m:ctrlPr>
+            </m:dPr>
+            <m:e>
+              <m:sSub>
+                <m:sSubPr>
+                  <m:ctrlPr>
+                    <w:rPr>
+                      <w:rFonts w:ascii="Cambria Math" w:hAnsi="Cambria Math"/>
+                      <w:b w:val="0"/>
+                      <w:bCs/>
+                      <w:i/>
+                      <w:sz w:val="24"/>
+                      <w:szCs w:val="24"/>
+                      <w:lang w:val="en-US"/>
+                    </w:rPr>
+                  </m:ctrlPr>
+                </m:sSubPr>
+                <m:e>
+                  <m:r>
+                    <w:rPr>
+                      <w:rFonts w:ascii="Cambria Math" w:hAnsi="Cambria Math"/>
+                      <w:sz w:val="24"/>
+                      <w:szCs w:val="24"/>
+                      <w:lang w:val="en-US"/>
+                    </w:rPr>
+                    <m:t>b</m:t>
+                  </m:r>
+                </m:e>
+                <m:sub>
+                  <m:r>
+                    <w:rPr>
+                      <w:rFonts w:ascii="Cambria Math" w:hAnsi="Cambria Math"/>
+                      <w:sz w:val="24"/>
+                      <w:szCs w:val="24"/>
+                      <w:lang w:val="en-US"/>
+                    </w:rPr>
+                    <m:t>2</m:t>
+                  </m:r>
+                </m:sub>
+              </m:sSub>
+            </m:e>
+          </m:d>
+          <m:r>
+            <w:rPr>
+              <w:rFonts w:ascii="Cambria Math" w:hAnsi="Cambria Math"/>
+              <w:sz w:val="24"/>
+              <w:szCs w:val="24"/>
+              <w:lang w:val="en-US"/>
+            </w:rPr>
+            <m:t>+ ⋯+|</m:t>
+          </m:r>
+          <m:sSub>
+            <m:sSubPr>
+              <m:ctrlPr>
+                <w:rPr>
+                  <w:rFonts w:ascii="Cambria Math" w:hAnsi="Cambria Math"/>
+                  <w:b w:val="0"/>
+                  <w:bCs/>
+                  <w:i/>
+                  <w:sz w:val="24"/>
+                  <w:szCs w:val="24"/>
+                  <w:lang w:val="en-US"/>
+                </w:rPr>
+              </m:ctrlPr>
+            </m:sSubPr>
+            <m:e>
+              <m:r>
+                <w:rPr>
+                  <w:rFonts w:ascii="Cambria Math" w:hAnsi="Cambria Math"/>
+                  <w:sz w:val="24"/>
+                  <w:szCs w:val="24"/>
+                  <w:lang w:val="en-US"/>
+                </w:rPr>
+                <m:t>b</m:t>
+              </m:r>
+            </m:e>
+            <m:sub>
+              <m:r>
+                <w:rPr>
+                  <w:rFonts w:ascii="Cambria Math" w:hAnsi="Cambria Math"/>
+                  <w:sz w:val="24"/>
+                  <w:szCs w:val="24"/>
+                  <w:lang w:val="en-US"/>
+                </w:rPr>
+                <m:t>m</m:t>
+              </m:r>
+            </m:sub>
+          </m:sSub>
+          <m:r>
+            <w:rPr>
+              <w:rFonts w:ascii="Cambria Math" w:hAnsi="Cambria Math"/>
+              <w:sz w:val="24"/>
+              <w:szCs w:val="24"/>
+              <w:lang w:val="en-US"/>
+            </w:rPr>
+            <m:t>|</m:t>
+          </m:r>
+          <m:r>
+            <w:rPr>
+              <w:rFonts w:ascii="Cambria Math" w:hAnsi="Cambria Math"/>
+              <w:sz w:val="24"/>
+              <w:szCs w:val="24"/>
+              <w:lang w:val="en-US"/>
+            </w:rPr>
+            <m:t>)</m:t>
+          </m:r>
+        </m:oMath>
+      </m:oMathPara>
+    </w:p>
+    <w:p>
+      <w:pPr>
+        <w:rPr>
+          <w:lang w:val="en-US"/>
+        </w:rPr>
+      </w:pPr>
+    </w:p>
+    <w:p>
+      <w:pPr>
+        <w:jc w:val="left"/>
+        <w:rPr>
+          <w:rFonts w:ascii="Times New Roman" w:hAnsi="Times New Roman"/>
+          <w:lang w:val="en-US"/>
+        </w:rPr>
+      </w:pPr>
+      <w:r>
+        <w:rPr>
+          <w:rFonts w:ascii="Times New Roman" w:hAnsi="Times New Roman"/>
+          <w:lang w:val="en-US"/>
+        </w:rPr>
+        <w:t>L</w:t>
+      </w:r>
+      <w:r>
+        <w:rPr>
+          <w:rFonts w:ascii="Times New Roman" w:hAnsi="Times New Roman"/>
+          <w:lang w:val="ru-RU"/>
+        </w:rPr>
+        <w:t xml:space="preserve">2-регуляризацию также называют </w:t>
+      </w:r>
+      <w:proofErr w:type="spellStart"/>
+      <w:r>
+        <w:rPr>
+          <w:rFonts w:ascii="Times New Roman" w:hAnsi="Times New Roman"/>
+          <w:lang w:val="ru-RU"/>
+        </w:rPr>
+        <w:t>ридж</w:t>
+      </w:r>
+      <w:proofErr w:type="spellEnd"/>
+      <w:r>
+        <w:rPr>
+          <w:rFonts w:ascii="Times New Roman" w:hAnsi="Times New Roman"/>
+          <w:lang w:val="ru-RU"/>
+        </w:rPr>
+        <w:t>-регуляризацией, поскольку её математическая формулировка относится к классу методов «</w:t>
+      </w:r>
+      <w:proofErr w:type="spellStart"/>
+      <w:r>
+        <w:rPr>
+          <w:rFonts w:ascii="Times New Roman" w:hAnsi="Times New Roman"/>
+          <w:lang w:val="ru-RU"/>
+        </w:rPr>
+        <w:t>ридж</w:t>
+      </w:r>
+      <w:proofErr w:type="spellEnd"/>
+      <w:r>
+        <w:rPr>
+          <w:rFonts w:ascii="Times New Roman" w:hAnsi="Times New Roman"/>
+          <w:lang w:val="ru-RU"/>
+        </w:rPr>
+        <w:t xml:space="preserve">-анализа». Модифицированная функция потерь для </w:t>
+      </w:r>
+      <w:r>
+        <w:rPr>
+          <w:rFonts w:ascii="Times New Roman" w:hAnsi="Times New Roman"/>
+          <w:lang w:val="en-US"/>
+        </w:rPr>
+        <w:t>L</w:t>
+      </w:r>
+      <w:r>
+        <w:rPr>
+          <w:rFonts w:ascii="Times New Roman" w:hAnsi="Times New Roman"/>
+          <w:lang w:val="ru-RU"/>
+        </w:rPr>
+        <w:t>2 выглядит следующим образом:</w:t>
+      </w:r>
+    </w:p>
+    <w:p>
+      <w:pPr>
+        <w:rPr>
+          <w:rFonts w:ascii="Times New Roman" w:hAnsi="Times New Roman"/>
+          <w:lang w:val="en-US"/>
+        </w:rPr>
+      </w:pPr>
+    </w:p>
+    <w:p>
+      <w:pPr>
+        <w:rPr>
+          <w:rFonts w:ascii="Times New Roman" w:hAnsi="Times New Roman"/>
+          <w:i/>
+          <w:lang w:val="en-US"/>
+        </w:rPr>
+      </w:pPr>
+      <m:oMathPara>
+        <m:oMath>
+          <m:r>
+            <w:rPr>
+              <w:rFonts w:ascii="Cambria Math" w:hAnsi="Cambria Math"/>
+              <w:lang w:val="en-US"/>
+            </w:rPr>
+            <m:t xml:space="preserve">L2 </m:t>
+          </m:r>
+          <m:r>
+            <w:rPr>
+              <w:rFonts w:ascii="Cambria Math" w:hAnsi="Cambria Math"/>
+              <w:lang w:val="ru-RU"/>
+            </w:rPr>
+            <m:t xml:space="preserve">потерь= </m:t>
+          </m:r>
+          <m:f>
+            <m:fPr>
+              <m:ctrlPr>
+                <w:rPr>
+                  <w:rFonts w:ascii="Cambria Math" w:hAnsi="Cambria Math"/>
+                  <w:i/>
+                  <w:lang w:val="ru-RU"/>
+                </w:rPr>
+              </m:ctrlPr>
+            </m:fPr>
+            <m:num>
+              <m:r>
+                <w:rPr>
+                  <w:rFonts w:ascii="Cambria Math" w:hAnsi="Cambria Math"/>
+                  <w:lang w:val="ru-RU"/>
+                </w:rPr>
+                <m:t>1</m:t>
+              </m:r>
+            </m:num>
+            <m:den>
+              <m:r>
+                <w:rPr>
+                  <w:rFonts w:ascii="Cambria Math" w:hAnsi="Cambria Math"/>
+                  <w:lang w:val="ru-RU"/>
+                </w:rPr>
+                <m:t>n</m:t>
+              </m:r>
+            </m:den>
+          </m:f>
+          <m:r>
+            <w:rPr>
+              <w:rFonts w:ascii="Cambria Math" w:hAnsi="Cambria Math"/>
+              <w:lang w:val="ru-RU"/>
+            </w:rPr>
+            <m:t xml:space="preserve"> </m:t>
+          </m:r>
+          <m:nary>
+            <m:naryPr>
+              <m:chr m:val="∑"/>
+              <m:limLoc m:val="undOvr"/>
+              <m:ctrlPr>
+                <w:rPr>
+                  <w:rFonts w:ascii="Cambria Math" w:hAnsi="Cambria Math"/>
+                  <w:i/>
+                  <w:lang w:val="en-US"/>
+                </w:rPr>
+              </m:ctrlPr>
+            </m:naryPr>
+            <m:sub>
+              <m:r>
+                <w:rPr>
+                  <w:rFonts w:ascii="Cambria Math" w:hAnsi="Cambria Math"/>
+                  <w:lang w:val="en-US"/>
+                </w:rPr>
+                <m:t>i=1</m:t>
+              </m:r>
+            </m:sub>
+            <m:sup>
+              <m:r>
+                <w:rPr>
+                  <w:rFonts w:ascii="Cambria Math" w:hAnsi="Cambria Math"/>
+                  <w:lang w:val="en-US"/>
+                </w:rPr>
+                <m:t>n</m:t>
+              </m:r>
+            </m:sup>
+            <m:e>
+              <m:r>
+                <w:rPr>
+                  <w:rFonts w:ascii="Cambria Math" w:hAnsi="Cambria Math"/>
+                  <w:lang w:val="en-US"/>
+                </w:rPr>
+                <m:t>(</m:t>
+              </m:r>
+              <m:sSub>
+                <m:sSubPr>
+                  <m:ctrlPr>
+                    <w:rPr>
+                      <w:rFonts w:ascii="Cambria Math" w:hAnsi="Cambria Math"/>
+                      <w:i/>
+                      <w:lang w:val="en-US"/>
+                    </w:rPr>
+                  </m:ctrlPr>
+                </m:sSubPr>
+                <m:e>
+                  <m:r>
+                    <w:rPr>
+                      <w:rFonts w:ascii="Cambria Math" w:hAnsi="Cambria Math"/>
+                      <w:lang w:val="en-US"/>
+                    </w:rPr>
+                    <m:t>y</m:t>
+                  </m:r>
+                </m:e>
+                <m:sub>
+                  <m:r>
+                    <w:rPr>
+                      <w:rFonts w:ascii="Cambria Math" w:hAnsi="Cambria Math"/>
+                      <w:lang w:val="en-US"/>
+                    </w:rPr>
+                    <m:t>i</m:t>
+                  </m:r>
+                </m:sub>
+              </m:sSub>
+              <m:r>
+                <w:rPr>
+                  <w:rFonts w:ascii="Cambria Math" w:hAnsi="Cambria Math"/>
+                  <w:lang w:val="en-US"/>
+                </w:rPr>
+                <m:t xml:space="preserve">- </m:t>
+              </m:r>
+              <m:sSub>
+                <m:sSubPr>
+                  <m:ctrlPr>
+                    <w:rPr>
+                      <w:rFonts w:ascii="Cambria Math" w:hAnsi="Cambria Math"/>
+                      <w:i/>
+                      <w:lang w:val="en-US"/>
+                    </w:rPr>
+                  </m:ctrlPr>
+                </m:sSubPr>
+                <m:e>
+                  <m:r>
+                    <w:rPr>
+                      <w:rFonts w:ascii="Cambria Math" w:hAnsi="Cambria Math"/>
+                      <w:lang w:val="en-US"/>
+                    </w:rPr>
+                    <m:t>b</m:t>
+                  </m:r>
+                </m:e>
+                <m:sub>
+                  <m:r>
+                    <w:rPr>
+                      <w:rFonts w:ascii="Cambria Math" w:hAnsi="Cambria Math"/>
+                      <w:lang w:val="en-US"/>
+                    </w:rPr>
+                    <m:t>0</m:t>
+                  </m:r>
+                </m:sub>
+              </m:sSub>
+              <m:r>
+                <w:rPr>
+                  <w:rFonts w:ascii="Cambria Math" w:hAnsi="Cambria Math"/>
+                  <w:lang w:val="en-US"/>
+                </w:rPr>
+                <m:t xml:space="preserve">- </m:t>
+              </m:r>
+              <m:sSub>
+                <m:sSubPr>
+                  <m:ctrlPr>
+                    <w:rPr>
+                      <w:rFonts w:ascii="Cambria Math" w:hAnsi="Cambria Math"/>
+                      <w:i/>
+                      <w:lang w:val="en-US"/>
+                    </w:rPr>
+                  </m:ctrlPr>
+                </m:sSubPr>
+                <m:e>
+                  <m:r>
+                    <w:rPr>
+                      <w:rFonts w:ascii="Cambria Math" w:hAnsi="Cambria Math"/>
+                      <w:lang w:val="en-US"/>
+                    </w:rPr>
+                    <m:t>b</m:t>
+                  </m:r>
+                </m:e>
+                <m:sub>
+                  <m:r>
+                    <w:rPr>
+                      <w:rFonts w:ascii="Cambria Math" w:hAnsi="Cambria Math"/>
+                      <w:lang w:val="en-US"/>
+                    </w:rPr>
+                    <m:t>1</m:t>
+                  </m:r>
+                </m:sub>
+              </m:sSub>
+              <m:sSub>
+                <m:sSubPr>
+                  <m:ctrlPr>
+                    <w:rPr>
+                      <w:rFonts w:ascii="Cambria Math" w:hAnsi="Cambria Math"/>
+                      <w:i/>
+                      <w:lang w:val="en-US"/>
+                    </w:rPr>
+                  </m:ctrlPr>
+                </m:sSubPr>
+                <m:e>
+                  <m:r>
+                    <w:rPr>
+                      <w:rFonts w:ascii="Cambria Math" w:hAnsi="Cambria Math"/>
+                      <w:lang w:val="en-US"/>
+                    </w:rPr>
+                    <m:t>x</m:t>
+                  </m:r>
+                </m:e>
+                <m:sub>
+                  <m:sSub>
+                    <m:sSubPr>
+                      <m:ctrlPr>
+                        <w:rPr>
+                          <w:rFonts w:ascii="Cambria Math" w:hAnsi="Cambria Math"/>
+                          <w:i/>
+                          <w:lang w:val="en-US"/>
+                        </w:rPr>
+                      </m:ctrlPr>
+                    </m:sSubPr>
+                    <m:e>
+                      <m:r>
+                        <w:rPr>
+                          <w:rFonts w:ascii="Cambria Math" w:hAnsi="Cambria Math"/>
+                          <w:lang w:val="en-US"/>
+                        </w:rPr>
+                        <m:t>1</m:t>
+                      </m:r>
+                    </m:e>
+                    <m:sub>
+                      <m:r>
+                        <w:rPr>
+                          <w:rFonts w:ascii="Cambria Math" w:hAnsi="Cambria Math"/>
+                          <w:lang w:val="en-US"/>
+                        </w:rPr>
+                        <m:t>i</m:t>
+                      </m:r>
+                    </m:sub>
+                  </m:sSub>
+                </m:sub>
+              </m:sSub>
+              <m:r>
+                <w:rPr>
+                  <w:rFonts w:ascii="Cambria Math" w:hAnsi="Cambria Math"/>
+                  <w:lang w:val="en-US"/>
+                </w:rPr>
+                <m:t>-</m:t>
+              </m:r>
+              <m:sSub>
+                <m:sSubPr>
+                  <m:ctrlPr>
+                    <w:rPr>
+                      <w:rFonts w:ascii="Cambria Math" w:hAnsi="Cambria Math"/>
+                      <w:i/>
+                      <w:lang w:val="en-US"/>
+                    </w:rPr>
+                  </m:ctrlPr>
+                </m:sSubPr>
+                <m:e>
+                  <m:r>
+                    <w:rPr>
+                      <w:rFonts w:ascii="Cambria Math" w:hAnsi="Cambria Math"/>
+                      <w:lang w:val="en-US"/>
+                    </w:rPr>
+                    <m:t>b</m:t>
+                  </m:r>
+                </m:e>
+                <m:sub>
+                  <m:r>
+                    <w:rPr>
+                      <w:rFonts w:ascii="Cambria Math" w:hAnsi="Cambria Math"/>
+                      <w:lang w:val="en-US"/>
+                    </w:rPr>
+                    <m:t>2</m:t>
+                  </m:r>
+                </m:sub>
+              </m:sSub>
+            </m:e>
+          </m:nary>
+          <m:sSub>
+            <m:sSubPr>
+              <m:ctrlPr>
+                <w:rPr>
+                  <w:rFonts w:ascii="Cambria Math" w:hAnsi="Cambria Math"/>
+                  <w:i/>
+                  <w:lang w:val="en-US"/>
+                </w:rPr>
+              </m:ctrlPr>
+            </m:sSubPr>
+            <m:e>
+              <m:r>
+                <w:rPr>
+                  <w:rFonts w:ascii="Cambria Math" w:hAnsi="Cambria Math"/>
+                  <w:lang w:val="en-US"/>
+                </w:rPr>
+                <m:t>x</m:t>
+              </m:r>
+            </m:e>
+            <m:sub>
+              <m:sSub>
+                <m:sSubPr>
+                  <m:ctrlPr>
+                    <w:rPr>
+                      <w:rFonts w:ascii="Cambria Math" w:hAnsi="Cambria Math"/>
+                      <w:i/>
+                      <w:lang w:val="en-US"/>
+                    </w:rPr>
+                  </m:ctrlPr>
+                </m:sSubPr>
+                <m:e>
+                  <m:r>
+                    <w:rPr>
+                      <w:rFonts w:ascii="Cambria Math" w:hAnsi="Cambria Math"/>
+                      <w:lang w:val="en-US"/>
+                    </w:rPr>
+                    <m:t>2</m:t>
+                  </m:r>
+                </m:e>
+                <m:sub>
+                  <m:r>
+                    <w:rPr>
+                      <w:rFonts w:ascii="Cambria Math" w:hAnsi="Cambria Math"/>
+                      <w:lang w:val="en-US"/>
+                    </w:rPr>
+                    <m:t>i</m:t>
+                  </m:r>
+                </m:sub>
+              </m:sSub>
+            </m:sub>
+          </m:sSub>
+          <m:sSup>
+            <m:sSupPr>
+              <m:ctrlPr>
+                <w:rPr>
+                  <w:rFonts w:ascii="Cambria Math" w:hAnsi="Cambria Math"/>
+                  <w:i/>
+                  <w:lang w:val="en-US"/>
+                </w:rPr>
+              </m:ctrlPr>
+            </m:sSupPr>
+            <m:e>
+              <m:r>
+                <w:rPr>
+                  <w:rFonts w:ascii="Cambria Math" w:hAnsi="Cambria Math"/>
+                  <w:lang w:val="en-US"/>
+                </w:rPr>
+                <m:t>)</m:t>
+              </m:r>
+            </m:e>
+            <m:sup>
+              <m:r>
+                <w:rPr>
+                  <w:rFonts w:ascii="Cambria Math" w:hAnsi="Cambria Math"/>
+                  <w:lang w:val="en-US"/>
+                </w:rPr>
+                <m:t>2</m:t>
+              </m:r>
+            </m:sup>
+          </m:sSup>
+          <m:r>
+            <w:rPr>
+              <w:rFonts w:ascii="Cambria Math" w:hAnsi="Cambria Math"/>
+              <w:lang w:val="en-US"/>
+            </w:rPr>
+            <m:t>+ α × (</m:t>
+          </m:r>
+          <m:sSubSup>
+            <m:sSubSupPr>
+              <m:ctrlPr>
+                <w:rPr>
+                  <w:rFonts w:ascii="Cambria Math" w:hAnsi="Cambria Math"/>
+                  <w:i/>
+                  <w:lang w:val="en-US"/>
+                </w:rPr>
+              </m:ctrlPr>
+            </m:sSubSupPr>
+            <m:e>
+              <m:r>
+                <w:rPr>
+                  <w:rFonts w:ascii="Cambria Math" w:hAnsi="Cambria Math"/>
+                  <w:lang w:val="en-US"/>
+                </w:rPr>
+                <m:t>b</m:t>
+              </m:r>
+            </m:e>
+            <m:sub>
+              <m:r>
+                <w:rPr>
+                  <w:rFonts w:ascii="Cambria Math" w:hAnsi="Cambria Math"/>
+                  <w:lang w:val="en-US"/>
+                </w:rPr>
+                <m:t>1</m:t>
+              </m:r>
+            </m:sub>
+            <m:sup>
+              <m:r>
+                <w:rPr>
+                  <w:rFonts w:ascii="Cambria Math" w:hAnsi="Cambria Math"/>
+                  <w:lang w:val="en-US"/>
+                </w:rPr>
+                <m:t>2</m:t>
+              </m:r>
+            </m:sup>
+          </m:sSubSup>
+          <m:r>
+            <w:rPr>
+              <w:rFonts w:ascii="Cambria Math" w:hAnsi="Cambria Math"/>
+              <w:lang w:val="en-US"/>
+            </w:rPr>
+            <m:t xml:space="preserve">+ </m:t>
+          </m:r>
+          <m:sSubSup>
+            <m:sSubSupPr>
+              <m:ctrlPr>
+                <w:rPr>
+                  <w:rFonts w:ascii="Cambria Math" w:hAnsi="Cambria Math"/>
+                  <w:i/>
+                  <w:lang w:val="en-US"/>
+                </w:rPr>
+              </m:ctrlPr>
+            </m:sSubSupPr>
+            <m:e>
+              <m:r>
+                <w:rPr>
+                  <w:rFonts w:ascii="Cambria Math" w:hAnsi="Cambria Math"/>
+                  <w:lang w:val="en-US"/>
+                </w:rPr>
+                <m:t>b</m:t>
+              </m:r>
+            </m:e>
+            <m:sub>
+              <m:r>
+                <w:rPr>
+                  <w:rFonts w:ascii="Cambria Math" w:hAnsi="Cambria Math"/>
+                  <w:lang w:val="en-US"/>
+                </w:rPr>
+                <m:t>2</m:t>
+              </m:r>
+            </m:sub>
+            <m:sup>
+              <m:r>
+                <w:rPr>
+                  <w:rFonts w:ascii="Cambria Math" w:hAnsi="Cambria Math"/>
+                  <w:lang w:val="en-US"/>
+                </w:rPr>
+                <m:t>2</m:t>
+              </m:r>
+            </m:sup>
+          </m:sSubSup>
+          <m:r>
+            <w:rPr>
+              <w:rFonts w:ascii="Cambria Math" w:hAnsi="Cambria Math"/>
+              <w:lang w:val="en-US"/>
+            </w:rPr>
+            <m:t>)</m:t>
+          </m:r>
+        </m:oMath>
+      </m:oMathPara>
+    </w:p>
+    <w:p>
+      <w:pPr>
+        <w:rPr>
+          <w:rFonts w:ascii="Times New Roman" w:hAnsi="Times New Roman"/>
+          <w:lang w:val="en-US"/>
+        </w:rPr>
+      </w:pPr>
+    </w:p>
+    <w:p>
+      <w:pPr>
+        <w:pStyle w:val="Heading2"/>
+        <w:spacing w:before="238" w:after="159"/>
+        <w:jc w:val="left"/>
+        <w:rPr>
+          <w:rFonts w:ascii="Times New Roman" w:hAnsi="Times New Roman"/>
+          <w:b w:val="0"/>
+          <w:bCs/>
+        </w:rPr>
+      </w:pPr>
+      <w:r>
+        <w:rPr>
+          <w:rFonts w:ascii="Times New Roman" w:hAnsi="Times New Roman"/>
+          <w:b w:val="0"/>
+          <w:bCs/>
+        </w:rPr>
+        <w:t>Аналогично L1, это означает ограничение регуляризационного члена поверхностью:</w:t>
+      </w:r>
+    </w:p>
+    <w:p>
+      <w:pPr>
+        <w:pStyle w:val="Heading2"/>
+        <w:spacing w:before="238" w:after="159"/>
+        <w:jc w:val="left"/>
+        <w:rPr>
+          <w:rFonts w:ascii="Times New Roman" w:hAnsi="Times New Roman"/>
+          <w:b w:val="0"/>
+          <w:bCs/>
+        </w:rPr>
+      </w:pPr>
+      <m:oMathPara>
+        <m:oMath>
+          <m:sSubSup>
+            <m:sSubSupPr>
+              <m:ctrlPr>
+                <w:rPr>
+                  <w:rFonts w:ascii="Cambria Math" w:hAnsi="Cambria Math"/>
+                  <w:b w:val="0"/>
+                  <w:bCs/>
+                  <w:i/>
+                </w:rPr>
+              </m:ctrlPr>
+            </m:sSubSupPr>
+            <m:e>
+              <m:r>
+                <w:rPr>
+                  <w:rFonts w:ascii="Cambria Math" w:hAnsi="Cambria Math"/>
+                </w:rPr>
+                <m:t>b</m:t>
+              </m:r>
+            </m:e>
+            <m:sub>
+              <m:r>
+                <w:rPr>
+                  <w:rFonts w:ascii="Cambria Math" w:hAnsi="Cambria Math"/>
+                </w:rPr>
+                <m:t>1</m:t>
+              </m:r>
+            </m:sub>
+            <m:sup>
+              <m:r>
+                <w:rPr>
+                  <w:rFonts w:ascii="Cambria Math" w:hAnsi="Cambria Math"/>
+                </w:rPr>
+                <m:t>2</m:t>
+              </m:r>
+            </m:sup>
+          </m:sSubSup>
+          <m:r>
+            <w:rPr>
+              <w:rFonts w:ascii="Cambria Math" w:hAnsi="Cambria Math"/>
+            </w:rPr>
+            <m:t xml:space="preserve">+ </m:t>
+          </m:r>
+          <m:sSubSup>
+            <m:sSubSupPr>
+              <m:ctrlPr>
+                <w:rPr>
+                  <w:rFonts w:ascii="Cambria Math" w:hAnsi="Cambria Math"/>
+                  <w:b w:val="0"/>
+                  <w:bCs/>
+                  <w:i/>
+                </w:rPr>
+              </m:ctrlPr>
+            </m:sSubSupPr>
+            <m:e>
+              <m:r>
+                <w:rPr>
+                  <w:rFonts w:ascii="Cambria Math" w:hAnsi="Cambria Math"/>
+                </w:rPr>
+                <m:t>b</m:t>
+              </m:r>
+            </m:e>
+            <m:sub>
+              <m:r>
+                <w:rPr>
+                  <w:rFonts w:ascii="Cambria Math" w:hAnsi="Cambria Math"/>
+                </w:rPr>
+                <m:t>2</m:t>
+              </m:r>
+            </m:sub>
+            <m:sup>
+              <m:r>
+                <w:rPr>
+                  <w:rFonts w:ascii="Cambria Math" w:hAnsi="Cambria Math"/>
+                </w:rPr>
+                <m:t>2</m:t>
+              </m:r>
+            </m:sup>
+          </m:sSubSup>
+          <m:r>
+            <w:rPr>
+              <w:rFonts w:ascii="Cambria Math" w:hAnsi="Cambria Math"/>
+            </w:rPr>
+            <m:t>≤</m:t>
+          </m:r>
+          <m:sSup>
+            <m:sSupPr>
+              <m:ctrlPr>
+                <w:rPr>
+                  <w:rFonts w:ascii="Cambria Math" w:hAnsi="Cambria Math"/>
+                  <w:b w:val="0"/>
+                  <w:bCs/>
+                  <w:i/>
+                </w:rPr>
+              </m:ctrlPr>
+            </m:sSupPr>
+            <m:e>
+              <m:r>
+                <w:rPr>
+                  <w:rFonts w:ascii="Cambria Math" w:hAnsi="Cambria Math"/>
+                </w:rPr>
+                <m:t>s</m:t>
+              </m:r>
+            </m:e>
+            <m:sup>
+              <m:r>
+                <w:rPr>
+                  <w:rFonts w:ascii="Cambria Math" w:hAnsi="Cambria Math"/>
+                </w:rPr>
+                <m:t>2</m:t>
+              </m:r>
+            </m:sup>
+          </m:sSup>
+        </m:oMath>
+      </m:oMathPara>
+    </w:p>
+    <w:p/>
+    <w:p>
+      <w:pPr>
+        <w:pStyle w:val="Heading2"/>
+        <w:spacing w:before="238" w:after="159"/>
+        <w:jc w:val="left"/>
+        <w:rPr>
+          <w:rFonts w:ascii="Times New Roman" w:hAnsi="Times New Roman"/>
+          <w:b w:val="0"/>
+          <w:bCs/>
+        </w:rPr>
+      </w:pPr>
+      <w:r>
+        <w:rPr>
+          <w:rFonts w:ascii="Times New Roman" w:hAnsi="Times New Roman"/>
+          <w:b w:val="0"/>
+          <w:bCs/>
+        </w:rPr>
+        <w:t>Слово Lasso — это аббревиатура от «Least Absolute Shrinkage and Selection Operator» (оператор сжатия и отбора наименьших абсолютных значений). Он сжимает абсолютные значения коэффициентов и осуществляет отбор параметров, обнуляя некоторые из них. Если коэффициент регрессионной модели обнулён, это означает, что соответствующий признак практически исключён. В моделях с большим числом признаков L1-регуляризация обычно обнуляет значительную долю параметров, выполняя тем самым функцию отбора признаков.</w:t>
+      </w:r>
+    </w:p>
+    <w:p>
+      <w:pPr>
+        <w:rPr>
+          <w:rFonts w:ascii="Times New Roman" w:hAnsi="Times New Roman"/>
+          <w:lang w:val="ru-RU"/>
+        </w:rPr>
+      </w:pPr>
+      <w:r>
+        <w:rPr>
+          <w:rFonts w:ascii="Times New Roman" w:hAnsi="Times New Roman"/>
+        </w:rPr>
+        <w:t xml:space="preserve">В отличие от Lasso, коэффициенты Ridge никогда не становятся точно равными нулю. Таким образом, L2-регуляризация не является методом исключения признаков в отличие от L1. Коэффициенты L2 могут быть сколь угодно малыми, но не нулевыми. Это особенно полезно, когда </w:t>
+      </w:r>
+      <w:r>
+        <w:rPr>
+          <w:rFonts w:ascii="Times New Roman" w:hAnsi="Times New Roman"/>
+          <w:lang w:val="ru-RU"/>
+        </w:rPr>
+        <w:t xml:space="preserve">нет необходимости </w:t>
+      </w:r>
+      <w:r>
+        <w:rPr>
+          <w:rFonts w:ascii="Times New Roman" w:hAnsi="Times New Roman"/>
+        </w:rPr>
+        <w:t>полностью отбрасывать признаки, но при этом необходимо подчеркнуть их относительную значимость.</w:t>
+      </w:r>
+    </w:p>
+    <w:p>
+      <w:pPr>
+        <w:pStyle w:val="Heading2"/>
+        <w:spacing w:before="238" w:after="159"/>
+        <w:jc w:val="left"/>
+        <w:rPr>
+          <w:rFonts w:ascii="Times New Roman" w:hAnsi="Times New Roman"/>
+          <w:b w:val="0"/>
+          <w:bCs/>
+          <w:lang w:val="ru-RU"/>
+        </w:rPr>
+      </w:pPr>
+      <w:r>
+        <w:rPr>
+          <w:rFonts w:ascii="Times New Roman" w:hAnsi="Times New Roman"/>
+          <w:b w:val="0"/>
+          <w:bCs/>
+        </w:rPr>
+        <w:t>Функция потерь для множественной линейной регрессии с L2-регуляризацией и m признаками имеет вид:</w:t>
+      </w:r>
+    </w:p>
+    <w:p>
+      <w:pPr>
+        <w:rPr>
+          <w:lang w:val="ru-RU"/>
+        </w:rPr>
+      </w:pPr>
+    </w:p>
+    <w:p>
+      <w:pPr>
+        <w:rPr>
+          <w:rFonts w:ascii="Times New Roman" w:hAnsi="Times New Roman"/>
+          <w:i/>
+          <w:lang w:val="en-US"/>
+        </w:rPr>
+      </w:pPr>
+      <m:oMathPara>
+        <m:oMath>
+          <m:r>
+            <w:rPr>
+              <w:rFonts w:ascii="Cambria Math" w:hAnsi="Cambria Math"/>
+              <w:sz w:val="24"/>
+              <w:szCs w:val="24"/>
+              <w:lang w:val="en-US"/>
+            </w:rPr>
+            <m:t xml:space="preserve">L2 </m:t>
+          </m:r>
+          <m:r>
+            <w:rPr>
+              <w:rFonts w:ascii="Cambria Math" w:hAnsi="Cambria Math"/>
+              <w:sz w:val="24"/>
+              <w:szCs w:val="24"/>
+              <w:lang w:val="ru-RU"/>
+            </w:rPr>
+            <m:t xml:space="preserve">потерь= </m:t>
+          </m:r>
+          <m:f>
+            <m:fPr>
+              <m:ctrlPr>
+                <w:rPr>
+                  <w:rFonts w:ascii="Cambria Math" w:hAnsi="Cambria Math"/>
+                  <w:i/>
+                  <w:sz w:val="24"/>
+                  <w:szCs w:val="24"/>
+                  <w:lang w:val="ru-RU"/>
+                </w:rPr>
+              </m:ctrlPr>
+            </m:fPr>
+            <m:num>
+              <m:r>
+                <w:rPr>
+                  <w:rFonts w:ascii="Cambria Math" w:hAnsi="Cambria Math"/>
+                  <w:sz w:val="24"/>
+                  <w:szCs w:val="24"/>
+                  <w:lang w:val="ru-RU"/>
+                </w:rPr>
+                <m:t>1</m:t>
+              </m:r>
+            </m:num>
+            <m:den>
+              <m:r>
+                <w:rPr>
+                  <w:rFonts w:ascii="Cambria Math" w:hAnsi="Cambria Math"/>
+                  <w:sz w:val="24"/>
+                  <w:szCs w:val="24"/>
+                  <w:lang w:val="ru-RU"/>
+                </w:rPr>
+                <m:t>n</m:t>
+              </m:r>
+            </m:den>
+          </m:f>
+          <m:r>
+            <w:rPr>
+              <w:rFonts w:ascii="Cambria Math" w:hAnsi="Cambria Math"/>
+              <w:sz w:val="24"/>
+              <w:szCs w:val="24"/>
+              <w:lang w:val="ru-RU"/>
+            </w:rPr>
+            <m:t xml:space="preserve"> </m:t>
+          </m:r>
+          <m:nary>
+            <m:naryPr>
+              <m:chr m:val="∑"/>
+              <m:limLoc m:val="undOvr"/>
+              <m:ctrlPr>
+                <w:rPr>
+                  <w:rFonts w:ascii="Cambria Math" w:hAnsi="Cambria Math"/>
+                  <w:i/>
+                  <w:sz w:val="24"/>
+                  <w:szCs w:val="24"/>
+                  <w:lang w:val="en-US"/>
+                </w:rPr>
+              </m:ctrlPr>
+            </m:naryPr>
+            <m:sub>
+              <m:r>
+                <w:rPr>
+                  <w:rFonts w:ascii="Cambria Math" w:hAnsi="Cambria Math"/>
+                  <w:sz w:val="24"/>
+                  <w:szCs w:val="24"/>
+                  <w:lang w:val="en-US"/>
+                </w:rPr>
+                <m:t>i=1</m:t>
+              </m:r>
+            </m:sub>
+            <m:sup>
+              <m:r>
+                <w:rPr>
+                  <w:rFonts w:ascii="Cambria Math" w:hAnsi="Cambria Math"/>
+                  <w:sz w:val="24"/>
+                  <w:szCs w:val="24"/>
+                  <w:lang w:val="en-US"/>
+                </w:rPr>
+                <m:t>n</m:t>
+              </m:r>
+            </m:sup>
+            <m:e>
+              <m:r>
+                <w:rPr>
+                  <w:rFonts w:ascii="Cambria Math" w:hAnsi="Cambria Math"/>
+                  <w:sz w:val="24"/>
+                  <w:szCs w:val="24"/>
+                  <w:lang w:val="en-US"/>
+                </w:rPr>
+                <m:t>(</m:t>
+              </m:r>
+              <m:sSub>
+                <m:sSubPr>
+                  <m:ctrlPr>
+                    <w:rPr>
+                      <w:rFonts w:ascii="Cambria Math" w:hAnsi="Cambria Math"/>
+                      <w:i/>
+                      <w:sz w:val="24"/>
+                      <w:szCs w:val="24"/>
+                      <w:lang w:val="en-US"/>
+                    </w:rPr>
+                  </m:ctrlPr>
+                </m:sSubPr>
+                <m:e>
+                  <m:r>
+                    <w:rPr>
+                      <w:rFonts w:ascii="Cambria Math" w:hAnsi="Cambria Math"/>
+                      <w:sz w:val="24"/>
+                      <w:szCs w:val="24"/>
+                      <w:lang w:val="en-US"/>
+                    </w:rPr>
+                    <m:t>y</m:t>
+                  </m:r>
+                </m:e>
+                <m:sub>
+                  <m:r>
+                    <w:rPr>
+                      <w:rFonts w:ascii="Cambria Math" w:hAnsi="Cambria Math"/>
+                      <w:sz w:val="24"/>
+                      <w:szCs w:val="24"/>
+                      <w:lang w:val="en-US"/>
+                    </w:rPr>
+                    <m:t>i</m:t>
+                  </m:r>
+                </m:sub>
+              </m:sSub>
+              <m:r>
+                <w:rPr>
+                  <w:rFonts w:ascii="Cambria Math" w:hAnsi="Cambria Math"/>
+                  <w:sz w:val="24"/>
+                  <w:szCs w:val="24"/>
+                  <w:lang w:val="en-US"/>
+                </w:rPr>
+                <m:t xml:space="preserve">- </m:t>
+              </m:r>
+              <m:sSub>
+                <m:sSubPr>
+                  <m:ctrlPr>
+                    <w:rPr>
+                      <w:rFonts w:ascii="Cambria Math" w:hAnsi="Cambria Math"/>
+                      <w:i/>
+                      <w:sz w:val="24"/>
+                      <w:szCs w:val="24"/>
+                      <w:lang w:val="en-US"/>
+                    </w:rPr>
+                  </m:ctrlPr>
+                </m:sSubPr>
+                <m:e>
+                  <m:r>
+                    <w:rPr>
+                      <w:rFonts w:ascii="Cambria Math" w:hAnsi="Cambria Math"/>
+                      <w:sz w:val="24"/>
+                      <w:szCs w:val="24"/>
+                      <w:lang w:val="en-US"/>
+                    </w:rPr>
+                    <m:t>b</m:t>
+                  </m:r>
+                </m:e>
+                <m:sub>
+                  <m:r>
+                    <w:rPr>
+                      <w:rFonts w:ascii="Cambria Math" w:hAnsi="Cambria Math"/>
+                      <w:sz w:val="24"/>
+                      <w:szCs w:val="24"/>
+                      <w:lang w:val="en-US"/>
+                    </w:rPr>
+                    <m:t>0</m:t>
+                  </m:r>
+                </m:sub>
+              </m:sSub>
+              <m:r>
+                <w:rPr>
+                  <w:rFonts w:ascii="Cambria Math" w:hAnsi="Cambria Math"/>
+                  <w:sz w:val="24"/>
+                  <w:szCs w:val="24"/>
+                  <w:lang w:val="en-US"/>
+                </w:rPr>
+                <m:t xml:space="preserve">- </m:t>
+              </m:r>
+              <m:sSub>
+                <m:sSubPr>
+                  <m:ctrlPr>
+                    <w:rPr>
+                      <w:rFonts w:ascii="Cambria Math" w:hAnsi="Cambria Math"/>
+                      <w:i/>
+                      <w:sz w:val="24"/>
+                      <w:szCs w:val="24"/>
+                      <w:lang w:val="en-US"/>
+                    </w:rPr>
+                  </m:ctrlPr>
+                </m:sSubPr>
+                <m:e>
+                  <m:r>
+                    <w:rPr>
+                      <w:rFonts w:ascii="Cambria Math" w:hAnsi="Cambria Math"/>
+                      <w:sz w:val="24"/>
+                      <w:szCs w:val="24"/>
+                      <w:lang w:val="en-US"/>
+                    </w:rPr>
+                    <m:t>b</m:t>
+                  </m:r>
+                </m:e>
+                <m:sub>
+                  <m:r>
+                    <w:rPr>
+                      <w:rFonts w:ascii="Cambria Math" w:hAnsi="Cambria Math"/>
+                      <w:sz w:val="24"/>
+                      <w:szCs w:val="24"/>
+                      <w:lang w:val="en-US"/>
+                    </w:rPr>
+                    <m:t>1</m:t>
+                  </m:r>
+                </m:sub>
+              </m:sSub>
+              <m:sSub>
+                <m:sSubPr>
+                  <m:ctrlPr>
+                    <w:rPr>
+                      <w:rFonts w:ascii="Cambria Math" w:hAnsi="Cambria Math"/>
+                      <w:i/>
+                      <w:sz w:val="24"/>
+                      <w:szCs w:val="24"/>
+                      <w:lang w:val="en-US"/>
+                    </w:rPr>
+                  </m:ctrlPr>
+                </m:sSubPr>
+                <m:e>
+                  <m:r>
+                    <w:rPr>
+                      <w:rFonts w:ascii="Cambria Math" w:hAnsi="Cambria Math"/>
+                      <w:sz w:val="24"/>
+                      <w:szCs w:val="24"/>
+                      <w:lang w:val="en-US"/>
+                    </w:rPr>
+                    <m:t>x</m:t>
+                  </m:r>
+                </m:e>
+                <m:sub>
+                  <m:sSub>
+                    <m:sSubPr>
+                      <m:ctrlPr>
+                        <w:rPr>
+                          <w:rFonts w:ascii="Cambria Math" w:hAnsi="Cambria Math"/>
+                          <w:i/>
+                          <w:sz w:val="24"/>
+                          <w:szCs w:val="24"/>
+                          <w:lang w:val="en-US"/>
+                        </w:rPr>
+                      </m:ctrlPr>
+                    </m:sSubPr>
+                    <m:e>
+                      <m:r>
+                        <w:rPr>
+                          <w:rFonts w:ascii="Cambria Math" w:hAnsi="Cambria Math"/>
+                          <w:sz w:val="24"/>
+                          <w:szCs w:val="24"/>
+                          <w:lang w:val="en-US"/>
+                        </w:rPr>
+                        <m:t>1</m:t>
+                      </m:r>
+                    </m:e>
+                    <m:sub>
+                      <m:r>
+                        <w:rPr>
+                          <w:rFonts w:ascii="Cambria Math" w:hAnsi="Cambria Math"/>
+                          <w:sz w:val="24"/>
+                          <w:szCs w:val="24"/>
+                          <w:lang w:val="en-US"/>
+                        </w:rPr>
+                        <m:t>i</m:t>
+                      </m:r>
+                    </m:sub>
+                  </m:sSub>
+                </m:sub>
+              </m:sSub>
+              <m:r>
+                <w:rPr>
+                  <w:rFonts w:ascii="Cambria Math" w:hAnsi="Cambria Math"/>
+                  <w:sz w:val="24"/>
+                  <w:szCs w:val="24"/>
+                  <w:lang w:val="en-US"/>
+                </w:rPr>
+                <m:t>-</m:t>
+              </m:r>
+              <m:sSub>
+                <m:sSubPr>
+                  <m:ctrlPr>
+                    <w:rPr>
+                      <w:rFonts w:ascii="Cambria Math" w:hAnsi="Cambria Math"/>
+                      <w:i/>
+                      <w:sz w:val="24"/>
+                      <w:szCs w:val="24"/>
+                      <w:lang w:val="en-US"/>
+                    </w:rPr>
+                  </m:ctrlPr>
+                </m:sSubPr>
+                <m:e>
+                  <m:r>
+                    <w:rPr>
+                      <w:rFonts w:ascii="Cambria Math" w:hAnsi="Cambria Math"/>
+                      <w:sz w:val="24"/>
+                      <w:szCs w:val="24"/>
+                      <w:lang w:val="en-US"/>
+                    </w:rPr>
+                    <m:t>b</m:t>
+                  </m:r>
+                </m:e>
+                <m:sub>
+                  <m:r>
+                    <w:rPr>
+                      <w:rFonts w:ascii="Cambria Math" w:hAnsi="Cambria Math"/>
+                      <w:sz w:val="24"/>
+                      <w:szCs w:val="24"/>
+                      <w:lang w:val="en-US"/>
+                    </w:rPr>
+                    <m:t>2</m:t>
+                  </m:r>
+                </m:sub>
+              </m:sSub>
+            </m:e>
+          </m:nary>
+          <m:sSub>
+            <m:sSubPr>
+              <m:ctrlPr>
+                <w:rPr>
+                  <w:rFonts w:ascii="Cambria Math" w:hAnsi="Cambria Math"/>
+                  <w:i/>
+                  <w:sz w:val="24"/>
+                  <w:szCs w:val="24"/>
+                  <w:lang w:val="en-US"/>
+                </w:rPr>
+              </m:ctrlPr>
+            </m:sSubPr>
+            <m:e>
+              <m:r>
+                <w:rPr>
+                  <w:rFonts w:ascii="Cambria Math" w:hAnsi="Cambria Math"/>
+                  <w:sz w:val="24"/>
+                  <w:szCs w:val="24"/>
+                  <w:lang w:val="en-US"/>
+                </w:rPr>
+                <m:t>x</m:t>
+              </m:r>
+            </m:e>
+            <m:sub>
+              <m:sSub>
+                <m:sSubPr>
+                  <m:ctrlPr>
+                    <w:rPr>
+                      <w:rFonts w:ascii="Cambria Math" w:hAnsi="Cambria Math"/>
+                      <w:i/>
+                      <w:sz w:val="24"/>
+                      <w:szCs w:val="24"/>
+                      <w:lang w:val="en-US"/>
+                    </w:rPr>
+                  </m:ctrlPr>
+                </m:sSubPr>
+                <m:e>
+                  <m:r>
+                    <w:rPr>
+                      <w:rFonts w:ascii="Cambria Math" w:hAnsi="Cambria Math"/>
+                      <w:sz w:val="24"/>
+                      <w:szCs w:val="24"/>
+                      <w:lang w:val="en-US"/>
+                    </w:rPr>
+                    <m:t>2</m:t>
+                  </m:r>
+                </m:e>
+                <m:sub>
+                  <m:r>
+                    <w:rPr>
+                      <w:rFonts w:ascii="Cambria Math" w:hAnsi="Cambria Math"/>
+                      <w:sz w:val="24"/>
+                      <w:szCs w:val="24"/>
+                      <w:lang w:val="en-US"/>
+                    </w:rPr>
+                    <m:t>i</m:t>
+                  </m:r>
+                </m:sub>
+              </m:sSub>
+            </m:sub>
+          </m:sSub>
+          <m:r>
+            <w:rPr>
+              <w:rFonts w:ascii="Cambria Math" w:hAnsi="Cambria Math"/>
+              <w:sz w:val="24"/>
+              <w:szCs w:val="24"/>
+              <w:lang w:val="ru-RU"/>
+            </w:rPr>
+            <m:t xml:space="preserve">- ⋯- </m:t>
+          </m:r>
+          <m:sSub>
+            <m:sSubPr>
+              <m:ctrlPr>
+                <w:rPr>
+                  <w:rFonts w:ascii="Cambria Math" w:hAnsi="Cambria Math"/>
+                  <w:i/>
+                  <w:sz w:val="24"/>
+                  <w:szCs w:val="24"/>
+                  <w:lang w:val="ru-RU"/>
+                </w:rPr>
+              </m:ctrlPr>
+            </m:sSubPr>
+            <m:e>
+              <m:r>
+                <w:rPr>
+                  <w:rFonts w:ascii="Cambria Math" w:hAnsi="Cambria Math"/>
+                  <w:sz w:val="24"/>
+                  <w:szCs w:val="24"/>
+                  <w:lang w:val="ru-RU"/>
+                </w:rPr>
+                <m:t>b</m:t>
+              </m:r>
+            </m:e>
+            <m:sub>
+              <m:r>
+                <w:rPr>
+                  <w:rFonts w:ascii="Cambria Math" w:hAnsi="Cambria Math"/>
+                  <w:sz w:val="24"/>
+                  <w:szCs w:val="24"/>
+                  <w:lang w:val="ru-RU"/>
+                </w:rPr>
+                <m:t>m</m:t>
+              </m:r>
+            </m:sub>
+          </m:sSub>
+          <m:sSub>
+            <m:sSubPr>
+              <m:ctrlPr>
+                <w:rPr>
+                  <w:rFonts w:ascii="Cambria Math" w:hAnsi="Cambria Math"/>
+                  <w:i/>
+                  <w:sz w:val="24"/>
+                  <w:szCs w:val="24"/>
+                  <w:lang w:val="ru-RU"/>
+                </w:rPr>
+              </m:ctrlPr>
+            </m:sSubPr>
+            <m:e>
+              <m:r>
+                <w:rPr>
+                  <w:rFonts w:ascii="Cambria Math" w:hAnsi="Cambria Math"/>
+                  <w:sz w:val="24"/>
+                  <w:szCs w:val="24"/>
+                  <w:lang w:val="ru-RU"/>
+                </w:rPr>
+                <m:t>x</m:t>
+              </m:r>
+            </m:e>
+            <m:sub>
+              <m:sSub>
+                <m:sSubPr>
+                  <m:ctrlPr>
+                    <w:rPr>
+                      <w:rFonts w:ascii="Cambria Math" w:hAnsi="Cambria Math"/>
+                      <w:i/>
+                      <w:sz w:val="24"/>
+                      <w:szCs w:val="24"/>
+                      <w:lang w:val="ru-RU"/>
+                    </w:rPr>
+                  </m:ctrlPr>
+                </m:sSubPr>
+                <m:e>
+                  <m:r>
+                    <w:rPr>
+                      <w:rFonts w:ascii="Cambria Math" w:hAnsi="Cambria Math"/>
+                      <w:sz w:val="24"/>
+                      <w:szCs w:val="24"/>
+                      <w:lang w:val="ru-RU"/>
+                    </w:rPr>
+                    <m:t>m</m:t>
+                  </m:r>
+                </m:e>
+                <m:sub>
+                  <m:r>
+                    <w:rPr>
+                      <w:rFonts w:ascii="Cambria Math" w:hAnsi="Cambria Math"/>
+                      <w:sz w:val="24"/>
+                      <w:szCs w:val="24"/>
+                      <w:lang w:val="ru-RU"/>
+                    </w:rPr>
+                    <m:t>i</m:t>
+                  </m:r>
+                </m:sub>
+              </m:sSub>
+            </m:sub>
+          </m:sSub>
+          <m:sSup>
+            <m:sSupPr>
+              <m:ctrlPr>
+                <w:rPr>
+                  <w:rFonts w:ascii="Cambria Math" w:hAnsi="Cambria Math"/>
+                  <w:i/>
+                  <w:sz w:val="24"/>
+                  <w:szCs w:val="24"/>
+                  <w:lang w:val="en-US"/>
+                </w:rPr>
+              </m:ctrlPr>
+            </m:sSupPr>
+            <m:e>
+              <m:r>
+                <w:rPr>
+                  <w:rFonts w:ascii="Cambria Math" w:hAnsi="Cambria Math"/>
+                  <w:sz w:val="24"/>
+                  <w:szCs w:val="24"/>
+                  <w:lang w:val="en-US"/>
+                </w:rPr>
+                <m:t>)</m:t>
+              </m:r>
+            </m:e>
+            <m:sup>
+              <m:r>
+                <w:rPr>
+                  <w:rFonts w:ascii="Cambria Math" w:hAnsi="Cambria Math"/>
+                  <w:sz w:val="24"/>
+                  <w:szCs w:val="24"/>
+                  <w:lang w:val="en-US"/>
+                </w:rPr>
+                <m:t>2</m:t>
+              </m:r>
+            </m:sup>
+          </m:sSup>
+          <m:r>
+            <w:rPr>
+              <w:rFonts w:ascii="Cambria Math" w:hAnsi="Cambria Math"/>
+              <w:sz w:val="24"/>
+              <w:szCs w:val="24"/>
+              <w:lang w:val="en-US"/>
+            </w:rPr>
+            <m:t>+ α × (</m:t>
+          </m:r>
+          <m:sSubSup>
+            <m:sSubSupPr>
+              <m:ctrlPr>
+                <w:rPr>
+                  <w:rFonts w:ascii="Cambria Math" w:hAnsi="Cambria Math"/>
+                  <w:i/>
+                  <w:sz w:val="24"/>
+                  <w:szCs w:val="24"/>
+                  <w:lang w:val="en-US"/>
+                </w:rPr>
+              </m:ctrlPr>
+            </m:sSubSupPr>
+            <m:e>
+              <m:r>
+                <w:rPr>
+                  <w:rFonts w:ascii="Cambria Math" w:hAnsi="Cambria Math"/>
+                  <w:sz w:val="24"/>
+                  <w:szCs w:val="24"/>
+                  <w:lang w:val="en-US"/>
+                </w:rPr>
+                <m:t>b</m:t>
+              </m:r>
+            </m:e>
+            <m:sub>
+              <m:r>
+                <w:rPr>
+                  <w:rFonts w:ascii="Cambria Math" w:hAnsi="Cambria Math"/>
+                  <w:sz w:val="24"/>
+                  <w:szCs w:val="24"/>
+                  <w:lang w:val="en-US"/>
+                </w:rPr>
+                <m:t>1</m:t>
+              </m:r>
+            </m:sub>
+            <m:sup>
+              <m:r>
+                <w:rPr>
+                  <w:rFonts w:ascii="Cambria Math" w:hAnsi="Cambria Math"/>
+                  <w:sz w:val="24"/>
+                  <w:szCs w:val="24"/>
+                  <w:lang w:val="en-US"/>
+                </w:rPr>
+                <m:t>2</m:t>
+              </m:r>
+            </m:sup>
+          </m:sSubSup>
+          <m:r>
+            <w:rPr>
+              <w:rFonts w:ascii="Cambria Math" w:hAnsi="Cambria Math"/>
+              <w:sz w:val="24"/>
+              <w:szCs w:val="24"/>
+              <w:lang w:val="en-US"/>
+            </w:rPr>
+            <m:t xml:space="preserve">+ </m:t>
+          </m:r>
+          <m:sSubSup>
+            <m:sSubSupPr>
+              <m:ctrlPr>
+                <w:rPr>
+                  <w:rFonts w:ascii="Cambria Math" w:hAnsi="Cambria Math"/>
+                  <w:i/>
+                  <w:sz w:val="24"/>
+                  <w:szCs w:val="24"/>
+                  <w:lang w:val="en-US"/>
+                </w:rPr>
+              </m:ctrlPr>
+            </m:sSubSupPr>
+            <m:e>
+              <m:r>
+                <w:rPr>
+                  <w:rFonts w:ascii="Cambria Math" w:hAnsi="Cambria Math"/>
+                  <w:sz w:val="24"/>
+                  <w:szCs w:val="24"/>
+                  <w:lang w:val="en-US"/>
+                </w:rPr>
+                <m:t>b</m:t>
+              </m:r>
+            </m:e>
+            <m:sub>
+              <m:r>
+                <w:rPr>
+                  <w:rFonts w:ascii="Cambria Math" w:hAnsi="Cambria Math"/>
+                  <w:sz w:val="24"/>
+                  <w:szCs w:val="24"/>
+                  <w:lang w:val="en-US"/>
+                </w:rPr>
+                <m:t>2</m:t>
+              </m:r>
+            </m:sub>
+            <m:sup>
+              <m:r>
+                <w:rPr>
+                  <w:rFonts w:ascii="Cambria Math" w:hAnsi="Cambria Math"/>
+                  <w:sz w:val="24"/>
+                  <w:szCs w:val="24"/>
+                  <w:lang w:val="en-US"/>
+                </w:rPr>
+                <m:t>2</m:t>
+              </m:r>
+            </m:sup>
+          </m:sSubSup>
+          <m:r>
+            <w:rPr>
+              <w:rFonts w:ascii="Cambria Math" w:hAnsi="Cambria Math"/>
+              <w:sz w:val="24"/>
+              <w:szCs w:val="24"/>
+              <w:lang w:val="en-US"/>
+            </w:rPr>
+            <m:t xml:space="preserve">+ ⋯+ </m:t>
+          </m:r>
+          <m:sSubSup>
+            <m:sSubSupPr>
+              <m:ctrlPr>
+                <w:rPr>
+                  <w:rFonts w:ascii="Cambria Math" w:hAnsi="Cambria Math"/>
+                  <w:i/>
+                  <w:sz w:val="24"/>
+                  <w:szCs w:val="24"/>
+                  <w:lang w:val="en-US"/>
+                </w:rPr>
+              </m:ctrlPr>
+            </m:sSubSupPr>
+            <m:e>
+              <m:r>
+                <w:rPr>
+                  <w:rFonts w:ascii="Cambria Math" w:hAnsi="Cambria Math"/>
+                  <w:sz w:val="24"/>
+                  <w:szCs w:val="24"/>
+                  <w:lang w:val="en-US"/>
+                </w:rPr>
+                <m:t>b</m:t>
+              </m:r>
+            </m:e>
+            <m:sub>
+              <m:r>
+                <w:rPr>
+                  <w:rFonts w:ascii="Cambria Math" w:hAnsi="Cambria Math"/>
+                  <w:sz w:val="24"/>
+                  <w:szCs w:val="24"/>
+                  <w:lang w:val="en-US"/>
+                </w:rPr>
+                <m:t>m</m:t>
+              </m:r>
+            </m:sub>
+            <m:sup>
+              <m:r>
+                <w:rPr>
+                  <w:rFonts w:ascii="Cambria Math" w:hAnsi="Cambria Math"/>
+                  <w:sz w:val="24"/>
+                  <w:szCs w:val="24"/>
+                  <w:lang w:val="en-US"/>
+                </w:rPr>
+                <m:t>2</m:t>
+              </m:r>
+            </m:sup>
+          </m:sSubSup>
+          <m:r>
+            <w:rPr>
+              <w:rFonts w:ascii="Cambria Math" w:hAnsi="Cambria Math"/>
+              <w:sz w:val="24"/>
+              <w:szCs w:val="24"/>
+              <w:lang w:val="en-US"/>
+            </w:rPr>
+            <m:t>)</m:t>
+          </m:r>
+        </m:oMath>
+      </m:oMathPara>
+    </w:p>
+    <w:p>
+      <w:pPr>
+        <w:rPr>
+          <w:lang w:val="ru-RU"/>
+        </w:rPr>
+      </w:pPr>
+    </w:p>
+    <w:p>
+      <w:pPr>
+        <w:rPr>
+          <w:rFonts w:ascii="Times New Roman" w:hAnsi="Times New Roman"/>
+          <w:lang w:val="ru-RU"/>
+        </w:rPr>
+      </w:pPr>
+      <w:r>
+        <w:rPr>
+          <w:rFonts w:ascii="Times New Roman" w:hAnsi="Times New Roman"/>
+          <w:lang w:val="ru-RU"/>
+        </w:rPr>
+        <w:t>Альфа</w:t>
+      </w:r>
+      <w:r>
+        <w:rPr>
+          <w:rFonts w:ascii="Times New Roman" w:hAnsi="Times New Roman"/>
+          <w:lang w:val="ru-RU"/>
+        </w:rPr>
+        <w:t xml:space="preserve"> — это так называемый гиперпараметр в машинном обучении. Он не обучается на этапе подгонки модели, как параметры модели. Вместо этого он выбирается до начала обучения и используется для управления процессом обучения. В регуляризации значение </w:t>
+      </w:r>
+      <w:r>
+        <w:rPr>
+          <w:rFonts w:ascii="Times New Roman" w:hAnsi="Times New Roman"/>
+          <w:lang w:val="ru-RU"/>
+        </w:rPr>
+        <w:t>альфа</w:t>
+      </w:r>
+      <w:r>
+        <w:rPr>
+          <w:rFonts w:ascii="Times New Roman" w:hAnsi="Times New Roman"/>
+          <w:lang w:val="ru-RU"/>
+        </w:rPr>
+        <w:t xml:space="preserve"> определяет, насколько сильно </w:t>
+      </w:r>
+      <w:r>
+        <w:rPr>
+          <w:rFonts w:ascii="Times New Roman" w:hAnsi="Times New Roman"/>
+          <w:lang w:val="ru-RU"/>
+        </w:rPr>
+        <w:t>инженер</w:t>
+      </w:r>
+      <w:r>
+        <w:rPr>
+          <w:rFonts w:ascii="Times New Roman" w:hAnsi="Times New Roman"/>
+          <w:lang w:val="ru-RU"/>
+        </w:rPr>
+        <w:t xml:space="preserve"> </w:t>
+      </w:r>
+      <w:r>
+        <w:rPr>
+          <w:rFonts w:ascii="Times New Roman" w:hAnsi="Times New Roman"/>
+          <w:lang w:val="ru-RU"/>
+        </w:rPr>
+        <w:t>хочет</w:t>
+      </w:r>
+      <w:r>
+        <w:rPr>
+          <w:rFonts w:ascii="Times New Roman" w:hAnsi="Times New Roman"/>
+          <w:lang w:val="ru-RU"/>
+        </w:rPr>
+        <w:t xml:space="preserve"> контролировать переобучение на этапе подгонки модели.</w:t>
+      </w:r>
+    </w:p>
+    <w:p>
+      <w:pPr>
+        <w:rPr>
+          <w:rFonts w:ascii="Times New Roman" w:hAnsi="Times New Roman"/>
+          <w:lang w:val="ru-RU"/>
+        </w:rPr>
+      </w:pPr>
+    </w:p>
+    <w:p>
+      <w:pPr>
+        <w:rPr>
+          <w:rFonts w:ascii="Times New Roman" w:hAnsi="Times New Roman"/>
+          <w:lang w:val="ru-RU"/>
+        </w:rPr>
+      </w:pPr>
+      <w:r>
+        <w:rPr>
+          <w:rFonts w:ascii="Times New Roman" w:hAnsi="Times New Roman"/>
+          <w:lang w:val="ru-RU"/>
+        </w:rPr>
+        <w:t>Альфа</w:t>
+      </w:r>
+      <w:r>
+        <w:rPr>
+          <w:rFonts w:ascii="Times New Roman" w:hAnsi="Times New Roman"/>
+          <w:lang w:val="ru-RU"/>
+        </w:rPr>
+        <w:t xml:space="preserve"> позволяет контролировать размер области ограничения коэффициентов и, соответственно, величину самих коэффициентов. Чем больше </w:t>
+      </w:r>
+      <w:r>
+        <w:rPr>
+          <w:rFonts w:ascii="Times New Roman" w:hAnsi="Times New Roman"/>
+          <w:lang w:val="ru-RU"/>
+        </w:rPr>
+        <w:t>альфа</w:t>
+      </w:r>
+      <w:r>
+        <w:rPr>
+          <w:rFonts w:ascii="Times New Roman" w:hAnsi="Times New Roman"/>
+          <w:lang w:val="ru-RU"/>
+        </w:rPr>
+        <w:t xml:space="preserve">, тем меньше допустимые значения коэффициентов. По сути, </w:t>
+      </w:r>
+      <w:r>
+        <w:rPr>
+          <w:rFonts w:ascii="Times New Roman" w:hAnsi="Times New Roman"/>
+          <w:lang w:val="ru-RU"/>
+        </w:rPr>
+        <w:t>альфа</w:t>
+      </w:r>
+      <w:r>
+        <w:rPr>
+          <w:rFonts w:ascii="Times New Roman" w:hAnsi="Times New Roman"/>
+          <w:lang w:val="ru-RU"/>
+        </w:rPr>
+        <w:t xml:space="preserve"> обратно пропорциональна s в случае L1 или s² в случае L2.</w:t>
+      </w:r>
+    </w:p>
+    <w:p>
+      <w:pPr>
+        <w:rPr>
+          <w:rFonts w:ascii="Times New Roman" w:hAnsi="Times New Roman"/>
+          <w:lang w:val="ru-RU"/>
+        </w:rPr>
+      </w:pPr>
+    </w:p>
+    <w:p>
+      <w:pPr>
+        <w:rPr>
+          <w:rFonts w:ascii="Times New Roman" w:hAnsi="Times New Roman"/>
+          <w:lang w:val="ru-RU"/>
+        </w:rPr>
+      </w:pPr>
+      <w:r>
+        <w:rPr>
+          <w:rFonts w:ascii="Times New Roman" w:hAnsi="Times New Roman"/>
+          <w:lang w:val="ru-RU"/>
+        </w:rPr>
+        <w:t>Необходимо рассмотреть</w:t>
+      </w:r>
+      <w:r>
+        <w:rPr>
+          <w:rFonts w:ascii="Times New Roman" w:hAnsi="Times New Roman"/>
+          <w:lang w:val="ru-RU"/>
+        </w:rPr>
+        <w:t xml:space="preserve"> все возможные варианты размеров границ ограничений для обоих типов регуляризации.</w:t>
+      </w:r>
+    </w:p>
+    <w:p>
+      <w:pPr>
+        <w:rPr>
+          <w:rFonts w:ascii="Times New Roman" w:hAnsi="Times New Roman"/>
+          <w:lang w:val="ru-RU"/>
+        </w:rPr>
+      </w:pPr>
+    </w:p>
+    <w:p>
+      <w:pPr>
+        <w:pStyle w:val="ListParagraph"/>
+        <w:numPr>
+          <w:ilvl w:val="0"/>
+          <w:numId w:val="9"/>
+        </w:numPr>
+        <w:rPr>
+          <w:rFonts w:ascii="Times New Roman" w:hAnsi="Times New Roman"/>
+          <w:lang w:val="ru-RU"/>
+        </w:rPr>
+      </w:pPr>
+      <w:r>
+        <w:rPr>
+          <w:rFonts w:ascii="Times New Roman" w:hAnsi="Times New Roman"/>
+          <w:lang w:val="ru-RU"/>
+        </w:rPr>
+        <w:t xml:space="preserve">Если s очень велико (то есть </w:t>
+      </w:r>
+      <w:r>
+        <w:rPr>
+          <w:rFonts w:ascii="Times New Roman" w:hAnsi="Times New Roman"/>
+          <w:lang w:val="ru-RU"/>
+        </w:rPr>
+        <w:t>альфа</w:t>
+      </w:r>
+      <w:r>
+        <w:rPr>
+          <w:rFonts w:ascii="Times New Roman" w:hAnsi="Times New Roman"/>
+          <w:lang w:val="ru-RU"/>
+        </w:rPr>
+        <w:t xml:space="preserve"> очень мало), минимум исходной функции потерь легко попадает внутрь этой большой области, и результат становится похожим на регрессию без регуляризации.</w:t>
+      </w:r>
+    </w:p>
+    <w:p>
+      <w:pPr>
+        <w:rPr>
+          <w:rFonts w:ascii="Times New Roman" w:hAnsi="Times New Roman"/>
+          <w:lang w:val="ru-RU"/>
+        </w:rPr>
+      </w:pPr>
+    </w:p>
+    <w:p>
+      <w:pPr>
+        <w:pStyle w:val="ListParagraph"/>
+        <w:numPr>
+          <w:ilvl w:val="0"/>
+          <w:numId w:val="9"/>
+        </w:numPr>
+        <w:rPr>
+          <w:rFonts w:ascii="Times New Roman" w:hAnsi="Times New Roman"/>
+          <w:lang w:val="ru-RU"/>
+        </w:rPr>
+      </w:pPr>
+      <w:r>
+        <w:rPr>
+          <w:rFonts w:ascii="Times New Roman" w:hAnsi="Times New Roman"/>
+          <w:lang w:val="ru-RU"/>
+        </w:rPr>
+        <w:t xml:space="preserve">Если s очень мало (то есть </w:t>
+      </w:r>
+      <w:r>
+        <w:rPr>
+          <w:rFonts w:ascii="Times New Roman" w:hAnsi="Times New Roman"/>
+          <w:lang w:val="ru-RU"/>
+        </w:rPr>
+        <w:t>альфа</w:t>
+      </w:r>
+      <w:r>
+        <w:rPr>
+          <w:rFonts w:ascii="Times New Roman" w:hAnsi="Times New Roman"/>
+          <w:lang w:val="ru-RU"/>
+        </w:rPr>
+        <w:t xml:space="preserve"> очень велико), коэффициенты регрессии становятся очень маленькими, а значение функции потерь для наилучшей подгонки — большим, что приводит к избыточной регуляризации.</w:t>
+      </w:r>
+    </w:p>
+    <w:p>
+      <w:pPr>
+        <w:rPr>
+          <w:rFonts w:ascii="Times New Roman" w:hAnsi="Times New Roman"/>
+          <w:lang w:val="ru-RU"/>
+        </w:rPr>
+      </w:pPr>
+    </w:p>
+    <w:p>
+      <w:pPr>
+        <w:rPr>
+          <w:rFonts w:ascii="Times New Roman" w:hAnsi="Times New Roman"/>
+          <w:lang w:val="ru-RU"/>
+        </w:rPr>
+      </w:pPr>
+      <w:r>
+        <w:rPr>
+          <w:rFonts w:ascii="Times New Roman" w:hAnsi="Times New Roman"/>
+          <w:lang w:val="ru-RU"/>
+        </w:rPr>
+        <w:t xml:space="preserve">Чтобы избежать этих крайних случаев, необходимо найти правильную степень регуляризации путём настройки </w:t>
+      </w:r>
+      <w:r>
+        <w:rPr>
+          <w:rFonts w:ascii="Times New Roman" w:hAnsi="Times New Roman"/>
+          <w:lang w:val="ru-RU"/>
+        </w:rPr>
+        <w:t>альфа</w:t>
+      </w:r>
+      <w:r>
+        <w:rPr>
+          <w:rFonts w:ascii="Times New Roman" w:hAnsi="Times New Roman"/>
+          <w:lang w:val="ru-RU"/>
+        </w:rPr>
+        <w:t xml:space="preserve">. </w:t>
+      </w:r>
+    </w:p>
+    <w:p>
+      <w:pPr>
+        <w:rPr>
+          <w:rFonts w:ascii="Times New Roman" w:hAnsi="Times New Roman"/>
+          <w:lang w:val="ru-RU"/>
+        </w:rPr>
+      </w:pPr>
+    </w:p>
+    <w:p>
+      <w:pPr>
+        <w:rPr>
+          <w:rFonts w:ascii="Times New Roman" w:hAnsi="Times New Roman"/>
+          <w:lang w:val="ru-RU"/>
+        </w:rPr>
+      </w:pPr>
+      <w:r>
+        <w:rPr>
+          <w:rFonts w:ascii="Times New Roman" w:hAnsi="Times New Roman"/>
+          <w:lang w:val="ru-RU"/>
+        </w:rPr>
+        <w:t xml:space="preserve">Добавляя регуляризационный член к функции потерь, </w:t>
+      </w:r>
+      <w:r>
+        <w:rPr>
+          <w:rFonts w:ascii="Times New Roman" w:hAnsi="Times New Roman"/>
+          <w:lang w:val="ru-RU"/>
+        </w:rPr>
+        <w:t>инженер</w:t>
+      </w:r>
+      <w:r>
+        <w:rPr>
+          <w:rFonts w:ascii="Times New Roman" w:hAnsi="Times New Roman"/>
+          <w:lang w:val="ru-RU"/>
+        </w:rPr>
+        <w:t xml:space="preserve"> вноси</w:t>
+      </w:r>
+      <w:r>
+        <w:rPr>
+          <w:rFonts w:ascii="Times New Roman" w:hAnsi="Times New Roman"/>
+          <w:lang w:val="ru-RU"/>
+        </w:rPr>
+        <w:t>т</w:t>
+      </w:r>
+      <w:r>
+        <w:rPr>
+          <w:rFonts w:ascii="Times New Roman" w:hAnsi="Times New Roman"/>
+          <w:lang w:val="ru-RU"/>
+        </w:rPr>
+        <w:t xml:space="preserve"> в задачу смещение (</w:t>
+      </w:r>
+      <w:proofErr w:type="spellStart"/>
+      <w:r>
+        <w:rPr>
+          <w:rFonts w:ascii="Times New Roman" w:hAnsi="Times New Roman"/>
+          <w:lang w:val="ru-RU"/>
+        </w:rPr>
+        <w:t>bias</w:t>
+      </w:r>
+      <w:proofErr w:type="spellEnd"/>
+      <w:r>
+        <w:rPr>
+          <w:rFonts w:ascii="Times New Roman" w:hAnsi="Times New Roman"/>
+          <w:lang w:val="ru-RU"/>
+        </w:rPr>
+        <w:t>), то есть подталкивае</w:t>
+      </w:r>
+      <w:r>
+        <w:rPr>
+          <w:rFonts w:ascii="Times New Roman" w:hAnsi="Times New Roman"/>
+          <w:lang w:val="ru-RU"/>
+        </w:rPr>
+        <w:t>т</w:t>
+      </w:r>
+      <w:r>
+        <w:rPr>
+          <w:rFonts w:ascii="Times New Roman" w:hAnsi="Times New Roman"/>
+          <w:lang w:val="ru-RU"/>
+        </w:rPr>
+        <w:t xml:space="preserve"> модель к тому, чтобы коэффициенты оставались внутри границы регуляризации. Чем больше </w:t>
+      </w:r>
+      <w:r>
+        <w:rPr>
+          <w:rFonts w:ascii="Times New Roman" w:hAnsi="Times New Roman"/>
+          <w:lang w:val="ru-RU"/>
+        </w:rPr>
+        <w:t>альфа</w:t>
+      </w:r>
+      <w:r>
+        <w:rPr>
+          <w:rFonts w:ascii="Times New Roman" w:hAnsi="Times New Roman"/>
+          <w:lang w:val="ru-RU"/>
+        </w:rPr>
+        <w:t>, тем меньше коэффициенты и тем более смещённой становится модель.</w:t>
+      </w:r>
+    </w:p>
+    <w:p>
+      <w:pPr>
+        <w:rPr>
+          <w:rFonts w:ascii="Times New Roman" w:hAnsi="Times New Roman"/>
+          <w:lang w:val="ru-RU"/>
+        </w:rPr>
+      </w:pPr>
+    </w:p>
+    <w:p>
+      <w:pPr>
+        <w:rPr>
+          <w:rFonts w:ascii="Times New Roman" w:hAnsi="Times New Roman"/>
+          <w:lang w:val="ru-RU"/>
+        </w:rPr>
+      </w:pPr>
+      <w:r>
+        <w:rPr>
+          <w:rFonts w:ascii="Times New Roman" w:hAnsi="Times New Roman"/>
+          <w:lang w:val="ru-RU"/>
+        </w:rPr>
+        <w:t xml:space="preserve">При очень больших значениях </w:t>
+      </w:r>
+      <w:r>
+        <w:rPr>
+          <w:rFonts w:ascii="Times New Roman" w:hAnsi="Times New Roman"/>
+          <w:lang w:val="ru-RU"/>
+        </w:rPr>
+        <w:t>альфа</w:t>
+      </w:r>
+      <w:r>
+        <w:rPr>
+          <w:rFonts w:ascii="Times New Roman" w:hAnsi="Times New Roman"/>
+          <w:lang w:val="ru-RU"/>
+        </w:rPr>
+        <w:t xml:space="preserve"> </w:t>
+      </w:r>
+      <w:proofErr w:type="spellStart"/>
+      <w:r>
+        <w:rPr>
+          <w:rFonts w:ascii="Times New Roman" w:hAnsi="Times New Roman"/>
+          <w:lang w:val="ru-RU"/>
+        </w:rPr>
+        <w:t>Ridge</w:t>
+      </w:r>
+      <w:proofErr w:type="spellEnd"/>
+      <w:r>
+        <w:rPr>
+          <w:rFonts w:ascii="Times New Roman" w:hAnsi="Times New Roman"/>
+          <w:lang w:val="ru-RU"/>
+        </w:rPr>
+        <w:t xml:space="preserve"> делает большинство коэффициентов очень маленькими, тогда как </w:t>
+      </w:r>
+      <w:proofErr w:type="spellStart"/>
+      <w:r>
+        <w:rPr>
+          <w:rFonts w:ascii="Times New Roman" w:hAnsi="Times New Roman"/>
+          <w:lang w:val="ru-RU"/>
+        </w:rPr>
+        <w:t>Lasso</w:t>
+      </w:r>
+      <w:proofErr w:type="spellEnd"/>
+      <w:r>
+        <w:rPr>
+          <w:rFonts w:ascii="Times New Roman" w:hAnsi="Times New Roman"/>
+          <w:lang w:val="ru-RU"/>
+        </w:rPr>
+        <w:t xml:space="preserve"> сводит к нулю все коэффициенты, кроме одного.</w:t>
+      </w:r>
+    </w:p>
+    <w:p>
+      <w:pPr>
+        <w:rPr>
+          <w:rFonts w:ascii="Times New Roman" w:hAnsi="Times New Roman"/>
+          <w:lang w:val="ru-RU"/>
+        </w:rPr>
+      </w:pPr>
+    </w:p>
+    <w:p>
+      <w:pPr>
+        <w:rPr>
+          <w:rFonts w:ascii="Times New Roman" w:hAnsi="Times New Roman"/>
+          <w:lang w:val="ru-RU"/>
+        </w:rPr>
+      </w:pPr>
+      <w:r>
+        <w:rPr>
+          <w:rFonts w:ascii="Times New Roman" w:hAnsi="Times New Roman"/>
+          <w:lang w:val="ru-RU"/>
+        </w:rPr>
+        <w:t>Р</w:t>
+      </w:r>
+      <w:r>
+        <w:rPr>
+          <w:rFonts w:ascii="Times New Roman" w:hAnsi="Times New Roman"/>
+          <w:lang w:val="ru-RU"/>
+        </w:rPr>
+        <w:t>егуляризация применяется для предотвращения переобучения. Переобученная модель обладает высокой дисперсией (</w:t>
+      </w:r>
+      <w:proofErr w:type="spellStart"/>
+      <w:r>
+        <w:rPr>
+          <w:rFonts w:ascii="Times New Roman" w:hAnsi="Times New Roman"/>
+          <w:lang w:val="ru-RU"/>
+        </w:rPr>
+        <w:t>variance</w:t>
+      </w:r>
+      <w:proofErr w:type="spellEnd"/>
+      <w:r>
+        <w:rPr>
+          <w:rFonts w:ascii="Times New Roman" w:hAnsi="Times New Roman"/>
+          <w:lang w:val="ru-RU"/>
+        </w:rPr>
+        <w:t>), поскольку она может подстраиваться под случайные ошибки или шум. Введение смещения призвано уменьшить дисперсию, но если не контролировать его и допустить чрезмерное увеличение, возникает риск недообучения.</w:t>
+      </w:r>
+    </w:p>
+    <w:p>
+      <w:pPr>
+        <w:rPr>
+          <w:rFonts w:ascii="Times New Roman" w:hAnsi="Times New Roman"/>
+          <w:lang w:val="ru-RU"/>
+        </w:rPr>
+      </w:pPr>
+    </w:p>
+    <w:p>
+      <w:pPr>
+        <w:rPr>
+          <w:rFonts w:ascii="Times New Roman" w:hAnsi="Times New Roman"/>
+          <w:lang w:val="ru-RU"/>
+        </w:rPr>
+      </w:pPr>
+      <w:r>
+        <w:rPr>
+          <w:rFonts w:ascii="Times New Roman" w:hAnsi="Times New Roman"/>
+          <w:lang w:val="ru-RU"/>
+        </w:rPr>
+        <w:t>В идеале модель машинного обучения должна иметь низкое смещение и низкую дисперсию — то есть хорошо работать как на обучающих, так и на тестовых данных. Однако одновременное снижение смещения и дисперсии представляет собой проблему, так как уменьшение одного обычно ведёт к увеличению другого. Эта дилемма известна как компромисс смещения и дисперсии.</w:t>
+      </w:r>
+    </w:p>
+    <w:p>
+      <w:pPr>
+        <w:rPr>
+          <w:rFonts w:ascii="Times New Roman" w:hAnsi="Times New Roman"/>
+          <w:lang w:val="ru-RU"/>
+        </w:rPr>
+      </w:pPr>
+    </w:p>
+    <w:p>
+      <w:pPr>
+        <w:rPr>
+          <w:rFonts w:ascii="Times New Roman" w:hAnsi="Times New Roman"/>
+          <w:lang w:val="en-US"/>
+        </w:rPr>
+      </w:pPr>
+      <w:r>
+        <w:rPr>
+          <w:rFonts w:ascii="Times New Roman" w:hAnsi="Times New Roman"/>
+          <w:lang w:val="ru-RU"/>
+        </w:rPr>
+        <w:t xml:space="preserve">Настройка гиперпараметров помогает найти «золотую середину» в этом компромиссе, гарантируя, что ни смещение, ни дисперсия не станут слишком высокими. Обычно для этого выделяется часть данных, называемая валидационным набором (или </w:t>
+      </w:r>
+      <w:proofErr w:type="spellStart"/>
+      <w:r>
+        <w:rPr>
+          <w:rFonts w:ascii="Times New Roman" w:hAnsi="Times New Roman"/>
+          <w:lang w:val="ru-RU"/>
+        </w:rPr>
+        <w:t>holdout</w:t>
+      </w:r>
+      <w:proofErr w:type="spellEnd"/>
+      <w:r>
+        <w:rPr>
+          <w:rFonts w:ascii="Times New Roman" w:hAnsi="Times New Roman"/>
+          <w:lang w:val="ru-RU"/>
+        </w:rPr>
+        <w:t>-набором) в дополнение к стандартному разделению на обучающую и тестовую выборки. Именно на валидационном наборе и выполняется настройка гиперпараметров.</w:t>
+      </w:r>
+    </w:p>
+    <w:p>
+      <w:pPr>
+        <w:rPr>
+          <w:rFonts w:ascii="Times New Roman" w:hAnsi="Times New Roman"/>
+          <w:lang w:val="en-US"/>
+        </w:rPr>
+      </w:pPr>
+    </w:p>
+    <w:p>
+      <w:pPr>
+        <w:pStyle w:val="Heading3"/>
+        <w:rPr>
+          <w:rFonts w:ascii="Times New Roman" w:hAnsi="Times New Roman"/>
+          <w:lang w:val="ru-RU"/>
+        </w:rPr>
+      </w:pPr>
+      <w:r>
+        <w:rPr>
+          <w:rFonts w:ascii="Times New Roman" w:hAnsi="Times New Roman"/>
+          <w:lang w:val="en-US"/>
+        </w:rPr>
+        <w:t xml:space="preserve">1.4.4. </w:t>
+      </w:r>
+      <w:r>
+        <w:rPr>
+          <w:rFonts w:ascii="Times New Roman" w:hAnsi="Times New Roman"/>
+          <w:lang w:val="ru-RU"/>
+        </w:rPr>
+        <w:t>Настройка гиперпараметров</w:t>
+      </w:r>
+    </w:p>
+    <w:p>
+      <w:pPr>
+        <w:rPr>
+          <w:rFonts w:ascii="Times New Roman" w:hAnsi="Times New Roman"/>
+          <w:lang w:val="ru-RU"/>
+        </w:rPr>
+      </w:pPr>
+    </w:p>
+    <w:p>
+      <w:pPr>
+        <w:rPr>
+          <w:rFonts w:ascii="Times New Roman" w:hAnsi="Times New Roman"/>
+          <w:lang w:val="ru-RU"/>
+        </w:rPr>
+      </w:pPr>
+      <w:r>
+        <w:rPr>
+          <w:rFonts w:ascii="Times New Roman" w:hAnsi="Times New Roman"/>
+          <w:lang w:val="ru-RU"/>
+        </w:rPr>
+        <w:t>Гиперпараметр модели машинного обучения — это величина, определяющая часть процесса обучения и не изменяемая в процессе тренировки, в отличие от параметра, который обучается непосредственно на данных.</w:t>
+      </w:r>
+    </w:p>
+    <w:p>
+      <w:pPr>
+        <w:jc w:val="left"/>
+        <w:rPr>
+          <w:rFonts w:ascii="Times New Roman" w:hAnsi="Times New Roman"/>
+          <w:lang w:val="en-US"/>
+        </w:rPr>
+      </w:pPr>
+    </w:p>
+    <w:p>
+      <w:pPr>
+        <w:jc w:val="left"/>
+        <w:rPr>
+          <w:rFonts w:ascii="Times New Roman" w:hAnsi="Times New Roman"/>
+          <w:lang w:val="ru-RU"/>
+        </w:rPr>
+      </w:pPr>
+      <w:r>
+        <w:rPr>
+          <w:rFonts w:ascii="Times New Roman" w:hAnsi="Times New Roman"/>
+          <w:lang w:val="ru-RU"/>
+        </w:rPr>
+        <w:t xml:space="preserve">Гиперпараметры могут как «сделать», так и «сломать» модель машинного обучения. </w:t>
+      </w:r>
+      <w:r>
+        <w:rPr>
+          <w:rFonts w:ascii="Times New Roman" w:hAnsi="Times New Roman"/>
+          <w:lang w:val="ru-RU"/>
+        </w:rPr>
+        <w:t>Для понимания, необходимо рассмотреть</w:t>
+      </w:r>
+      <w:r>
+        <w:rPr>
+          <w:rFonts w:ascii="Times New Roman" w:hAnsi="Times New Roman"/>
+          <w:lang w:val="ru-RU"/>
+        </w:rPr>
+        <w:t xml:space="preserve"> алгоритм k</w:t>
+      </w:r>
+      <w:r>
+        <w:rPr>
+          <w:rFonts w:ascii="Times New Roman" w:hAnsi="Times New Roman"/>
+          <w:lang w:val="ru-RU"/>
+        </w:rPr>
+        <w:t>-</w:t>
+      </w:r>
+      <w:r>
+        <w:rPr>
+          <w:rFonts w:ascii="Times New Roman" w:hAnsi="Times New Roman"/>
+          <w:lang w:val="ru-RU"/>
+        </w:rPr>
+        <w:t>ближайших соседей. В классификации методом k-NN класс образца определяется классами его k</w:t>
+      </w:r>
+      <w:r>
+        <w:rPr>
+          <w:rFonts w:ascii="Times New Roman" w:hAnsi="Times New Roman"/>
+          <w:lang w:val="ru-RU"/>
+        </w:rPr>
+        <w:t>-</w:t>
+      </w:r>
+      <w:r>
+        <w:rPr>
+          <w:rFonts w:ascii="Times New Roman" w:hAnsi="Times New Roman"/>
+          <w:lang w:val="ru-RU"/>
+        </w:rPr>
+        <w:t>ближайших соседей из обучающей выборки. Если k слишком велико, классы с небольшим числом образцов могут быть пропущены, и модель может недообучиться. Если k слишком мало, выбросы в обучающих данных могут привести к неверной классификации соседей — модель переобучится на этих выбросах.</w:t>
+      </w:r>
+    </w:p>
+    <w:p>
+      <w:pPr>
+        <w:jc w:val="left"/>
+        <w:rPr>
+          <w:rFonts w:ascii="Times New Roman" w:hAnsi="Times New Roman"/>
+          <w:lang w:val="ru-RU"/>
+        </w:rPr>
+      </w:pPr>
+    </w:p>
+    <w:p>
+      <w:pPr>
+        <w:jc w:val="left"/>
+        <w:rPr>
+          <w:rFonts w:ascii="Times New Roman" w:hAnsi="Times New Roman"/>
+          <w:lang w:val="ru-RU"/>
+        </w:rPr>
+      </w:pPr>
+      <w:r>
+        <w:rPr>
+          <w:rFonts w:ascii="Times New Roman" w:hAnsi="Times New Roman"/>
+          <w:lang w:val="ru-RU"/>
+        </w:rPr>
+        <w:t>Этот баланс между переобучением и недообучением называется компромиссом смещения и дисперсии. Это важное понятие для обучения с учителем.</w:t>
+      </w:r>
+    </w:p>
+    <w:p>
+      <w:pPr>
+        <w:jc w:val="left"/>
+        <w:rPr>
+          <w:rFonts w:ascii="Times New Roman" w:hAnsi="Times New Roman"/>
+          <w:lang w:val="ru-RU"/>
+        </w:rPr>
+      </w:pPr>
+    </w:p>
+    <w:p>
+      <w:pPr>
+        <w:jc w:val="left"/>
+        <w:rPr>
+          <w:rFonts w:ascii="Times New Roman" w:hAnsi="Times New Roman"/>
+          <w:lang w:val="ru-RU"/>
+        </w:rPr>
+      </w:pPr>
+      <w:r>
+        <w:rPr>
+          <w:rFonts w:ascii="Times New Roman" w:hAnsi="Times New Roman"/>
+          <w:lang w:val="ru-RU"/>
+        </w:rPr>
+        <w:t>Смещение (</w:t>
+      </w:r>
+      <w:proofErr w:type="spellStart"/>
+      <w:r>
+        <w:rPr>
+          <w:rFonts w:ascii="Times New Roman" w:hAnsi="Times New Roman"/>
+          <w:lang w:val="ru-RU"/>
+        </w:rPr>
+        <w:t>bias</w:t>
+      </w:r>
+      <w:proofErr w:type="spellEnd"/>
+      <w:r>
+        <w:rPr>
+          <w:rFonts w:ascii="Times New Roman" w:hAnsi="Times New Roman"/>
+          <w:lang w:val="ru-RU"/>
+        </w:rPr>
+        <w:t>) — разница между предсказаниями модели и истинными значениями. Модели с высоким смещением недообучены и показывают плохие результаты как на обучающей, так и на тестовой выборке. В таких моделях структура модели «пересиливает» обучающие данные.</w:t>
+      </w:r>
+    </w:p>
+    <w:p>
+      <w:pPr>
+        <w:jc w:val="left"/>
+        <w:rPr>
+          <w:rFonts w:ascii="Times New Roman" w:hAnsi="Times New Roman"/>
+          <w:lang w:val="ru-RU"/>
+        </w:rPr>
+      </w:pPr>
+    </w:p>
+    <w:p>
+      <w:pPr>
+        <w:jc w:val="left"/>
+        <w:rPr>
+          <w:rFonts w:ascii="Times New Roman" w:hAnsi="Times New Roman"/>
+          <w:lang w:val="ru-RU"/>
+        </w:rPr>
+      </w:pPr>
+      <w:r>
+        <w:rPr>
+          <w:rFonts w:ascii="Times New Roman" w:hAnsi="Times New Roman"/>
+          <w:lang w:val="ru-RU"/>
+        </w:rPr>
+        <w:t>Дисперсия (</w:t>
+      </w:r>
+      <w:proofErr w:type="spellStart"/>
+      <w:r>
+        <w:rPr>
+          <w:rFonts w:ascii="Times New Roman" w:hAnsi="Times New Roman"/>
+          <w:lang w:val="ru-RU"/>
+        </w:rPr>
+        <w:t>variance</w:t>
+      </w:r>
+      <w:proofErr w:type="spellEnd"/>
+      <w:r>
+        <w:rPr>
+          <w:rFonts w:ascii="Times New Roman" w:hAnsi="Times New Roman"/>
+          <w:lang w:val="ru-RU"/>
+        </w:rPr>
+        <w:t>) — зависимость модели от обучающих данных. Модель обладает высокой дисперсией, если разные обучающие выборки приводят к сильно отличающимся результатам. Это часто ведёт к переобучению модели на обучающих данных. Переобученные модели с высокой дисперсией обычно хорошо работают на обучающих данных, но плохо на тестовых. В этом случае обучающие данные «пересиливают» структуру модели.</w:t>
+      </w:r>
+    </w:p>
+    <w:p>
+      <w:pPr>
+        <w:jc w:val="left"/>
+        <w:rPr>
+          <w:rFonts w:ascii="Times New Roman" w:hAnsi="Times New Roman"/>
+          <w:lang w:val="ru-RU"/>
+        </w:rPr>
+      </w:pPr>
+    </w:p>
+    <w:p>
+      <w:pPr>
+        <w:jc w:val="left"/>
+        <w:rPr>
+          <w:rFonts w:ascii="Times New Roman" w:hAnsi="Times New Roman"/>
+          <w:lang w:val="ru-RU"/>
+        </w:rPr>
+      </w:pPr>
+      <w:r>
+        <w:rPr>
+          <w:rFonts w:ascii="Times New Roman" w:hAnsi="Times New Roman"/>
+          <w:lang w:val="ru-RU"/>
+        </w:rPr>
+        <w:t xml:space="preserve">Компромисс смещения и дисперсии называется компромиссом, потому что уменьшение смещения обычно увеличивает дисперсию, и наоборот. Хорошие модели машинного обучения достигают баланса. </w:t>
+      </w:r>
+      <w:r>
+        <w:rPr>
+          <w:rFonts w:ascii="Times New Roman" w:hAnsi="Times New Roman"/>
+          <w:lang w:val="ru-RU"/>
+        </w:rPr>
+        <w:t>Инженер</w:t>
+      </w:r>
+      <w:r>
+        <w:rPr>
+          <w:rFonts w:ascii="Times New Roman" w:hAnsi="Times New Roman"/>
+          <w:lang w:val="ru-RU"/>
+        </w:rPr>
+        <w:t xml:space="preserve"> може</w:t>
+      </w:r>
+      <w:r>
+        <w:rPr>
+          <w:rFonts w:ascii="Times New Roman" w:hAnsi="Times New Roman"/>
+          <w:lang w:val="ru-RU"/>
+        </w:rPr>
+        <w:t>т</w:t>
+      </w:r>
+      <w:r>
+        <w:rPr>
+          <w:rFonts w:ascii="Times New Roman" w:hAnsi="Times New Roman"/>
+          <w:lang w:val="ru-RU"/>
+        </w:rPr>
+        <w:t xml:space="preserve"> уменьшить смещение, сделав модель более чувствительной к обучающим данным, но при этом рискуе</w:t>
+      </w:r>
+      <w:r>
+        <w:rPr>
+          <w:rFonts w:ascii="Times New Roman" w:hAnsi="Times New Roman"/>
+          <w:lang w:val="ru-RU"/>
+        </w:rPr>
+        <w:t>т</w:t>
+      </w:r>
+      <w:r>
+        <w:rPr>
+          <w:rFonts w:ascii="Times New Roman" w:hAnsi="Times New Roman"/>
+          <w:lang w:val="ru-RU"/>
+        </w:rPr>
+        <w:t xml:space="preserve"> переобучить её. С другой стороны, можно уменьшить дисперсию, </w:t>
+      </w:r>
+      <w:r>
+        <w:rPr>
+          <w:rFonts w:ascii="Times New Roman" w:hAnsi="Times New Roman"/>
+          <w:lang w:val="ru-RU"/>
+        </w:rPr>
+        <w:lastRenderedPageBreak/>
+        <w:t>ограничив модель так, чтобы она меньше зависела от обучающих данных, но тогда возрастает риск недообучения.</w:t>
+      </w:r>
+    </w:p>
+    <w:p>
+      <w:pPr>
+        <w:jc w:val="left"/>
+        <w:rPr>
+          <w:rFonts w:ascii="Times New Roman" w:hAnsi="Times New Roman"/>
+          <w:lang w:val="ru-RU"/>
+        </w:rPr>
+      </w:pPr>
+    </w:p>
+    <w:p>
+      <w:pPr>
+        <w:jc w:val="left"/>
+        <w:rPr>
+          <w:rFonts w:ascii="Times New Roman" w:hAnsi="Times New Roman"/>
+          <w:lang w:val="ru-RU"/>
+        </w:rPr>
+      </w:pPr>
+      <w:r>
+        <w:rPr>
+          <w:rFonts w:ascii="Times New Roman" w:hAnsi="Times New Roman"/>
+          <w:lang w:val="ru-RU"/>
+        </w:rPr>
+        <w:t xml:space="preserve">В конечном счёте </w:t>
+      </w:r>
+      <w:r>
+        <w:rPr>
+          <w:rFonts w:ascii="Times New Roman" w:hAnsi="Times New Roman"/>
+          <w:lang w:val="ru-RU"/>
+        </w:rPr>
+        <w:t>необходимы</w:t>
+      </w:r>
+      <w:r>
+        <w:rPr>
+          <w:rFonts w:ascii="Times New Roman" w:hAnsi="Times New Roman"/>
+          <w:lang w:val="ru-RU"/>
+        </w:rPr>
+        <w:t xml:space="preserve"> модели, которые хорошо работают на тестовых данных. Один из способов — правильно выбрать гиперпараметры. В обучении с учителем нужны гиперпараметры, обеспечивающие хороший компромисс между смещением и дисперсией. Этого можно достичь, обучая модель многократно с разными значениями гиперпараметров и выбирая наилучшие. Этот процесс называется настройкой гиперпараметров (</w:t>
+      </w:r>
+      <w:proofErr w:type="spellStart"/>
+      <w:r>
+        <w:rPr>
+          <w:rFonts w:ascii="Times New Roman" w:hAnsi="Times New Roman"/>
+          <w:lang w:val="ru-RU"/>
+        </w:rPr>
+        <w:t>hyperparameter</w:t>
+      </w:r>
+      <w:proofErr w:type="spellEnd"/>
+      <w:r>
+        <w:rPr>
+          <w:rFonts w:ascii="Times New Roman" w:hAnsi="Times New Roman"/>
+          <w:lang w:val="ru-RU"/>
+        </w:rPr>
+        <w:t xml:space="preserve"> </w:t>
+      </w:r>
+      <w:proofErr w:type="spellStart"/>
+      <w:r>
+        <w:rPr>
+          <w:rFonts w:ascii="Times New Roman" w:hAnsi="Times New Roman"/>
+          <w:lang w:val="ru-RU"/>
+        </w:rPr>
+        <w:t>tuning</w:t>
+      </w:r>
+      <w:proofErr w:type="spellEnd"/>
+      <w:r>
+        <w:rPr>
+          <w:rFonts w:ascii="Times New Roman" w:hAnsi="Times New Roman"/>
+          <w:lang w:val="ru-RU"/>
+        </w:rPr>
+        <w:t>). Существует несколько различных методов.</w:t>
+      </w:r>
+    </w:p>
+    <w:p>
+      <w:pPr>
+        <w:jc w:val="left"/>
+        <w:rPr>
+          <w:rFonts w:ascii="Times New Roman" w:hAnsi="Times New Roman"/>
+          <w:lang w:val="ru-RU"/>
+        </w:rPr>
+      </w:pPr>
+    </w:p>
+    <w:p>
+      <w:pPr>
+        <w:pStyle w:val="ListParagraph"/>
+        <w:numPr>
+          <w:ilvl w:val="0"/>
+          <w:numId w:val="10"/>
+        </w:numPr>
+        <w:jc w:val="left"/>
+        <w:rPr>
+          <w:rFonts w:ascii="Times New Roman" w:hAnsi="Times New Roman"/>
+          <w:lang w:val="ru-RU"/>
+        </w:rPr>
+      </w:pPr>
+      <w:r>
+        <w:rPr>
+          <w:rFonts w:ascii="Times New Roman" w:hAnsi="Times New Roman"/>
+          <w:b/>
+          <w:bCs/>
+          <w:lang w:val="ru-RU"/>
+        </w:rPr>
+        <w:t>Алгоритм сеточного поиска</w:t>
+      </w:r>
+      <w:r>
+        <w:rPr>
+          <w:rFonts w:ascii="Times New Roman" w:hAnsi="Times New Roman"/>
+          <w:lang w:val="ru-RU"/>
+        </w:rPr>
+        <w:t xml:space="preserve"> (</w:t>
+      </w:r>
+      <w:proofErr w:type="spellStart"/>
+      <w:r>
+        <w:rPr>
+          <w:rFonts w:ascii="Times New Roman" w:hAnsi="Times New Roman"/>
+          <w:lang w:val="ru-RU"/>
+        </w:rPr>
+        <w:t>grid</w:t>
+      </w:r>
+      <w:proofErr w:type="spellEnd"/>
+      <w:r>
+        <w:rPr>
+          <w:rFonts w:ascii="Times New Roman" w:hAnsi="Times New Roman"/>
+          <w:lang w:val="ru-RU"/>
+        </w:rPr>
+        <w:t xml:space="preserve"> </w:t>
+      </w:r>
+      <w:proofErr w:type="spellStart"/>
+      <w:r>
+        <w:rPr>
+          <w:rFonts w:ascii="Times New Roman" w:hAnsi="Times New Roman"/>
+          <w:lang w:val="ru-RU"/>
+        </w:rPr>
+        <w:t>search</w:t>
+      </w:r>
+      <w:proofErr w:type="spellEnd"/>
+      <w:r>
+        <w:rPr>
+          <w:rFonts w:ascii="Times New Roman" w:hAnsi="Times New Roman"/>
+          <w:lang w:val="ru-RU"/>
+        </w:rPr>
+        <w:t>) для настройки гиперпараметров работает путём обучения модели на заранее заданных списках значений гиперпараметров. Метод перебирает все значения из списка и выбирает те, при которых модель показывает наилучший результат.</w:t>
+      </w:r>
+    </w:p>
+    <w:p>
+      <w:pPr>
+        <w:jc w:val="left"/>
+        <w:rPr>
+          <w:rFonts w:ascii="Times New Roman" w:hAnsi="Times New Roman"/>
+          <w:lang w:val="ru-RU"/>
+        </w:rPr>
+      </w:pPr>
+    </w:p>
+    <w:p>
+      <w:pPr>
+        <w:pStyle w:val="ListParagraph"/>
+        <w:numPr>
+          <w:ilvl w:val="0"/>
+          <w:numId w:val="10"/>
+        </w:numPr>
+        <w:jc w:val="left"/>
+        <w:rPr>
+          <w:rFonts w:ascii="Times New Roman" w:hAnsi="Times New Roman"/>
+          <w:lang w:val="ru-RU"/>
+        </w:rPr>
+      </w:pPr>
+      <w:r>
+        <w:rPr>
+          <w:rFonts w:ascii="Times New Roman" w:hAnsi="Times New Roman"/>
+          <w:b/>
+          <w:bCs/>
+          <w:lang w:val="ru-RU"/>
+        </w:rPr>
+        <w:t>Алгоритм случайного поиска</w:t>
+      </w:r>
+      <w:r>
+        <w:rPr>
+          <w:rFonts w:ascii="Times New Roman" w:hAnsi="Times New Roman"/>
+          <w:lang w:val="ru-RU"/>
+        </w:rPr>
+        <w:t xml:space="preserve"> (</w:t>
+      </w:r>
+      <w:proofErr w:type="spellStart"/>
+      <w:r>
+        <w:rPr>
+          <w:rFonts w:ascii="Times New Roman" w:hAnsi="Times New Roman"/>
+          <w:lang w:val="ru-RU"/>
+        </w:rPr>
+        <w:t>random</w:t>
+      </w:r>
+      <w:proofErr w:type="spellEnd"/>
+      <w:r>
+        <w:rPr>
+          <w:rFonts w:ascii="Times New Roman" w:hAnsi="Times New Roman"/>
+          <w:lang w:val="ru-RU"/>
+        </w:rPr>
+        <w:t xml:space="preserve"> </w:t>
+      </w:r>
+      <w:proofErr w:type="spellStart"/>
+      <w:r>
+        <w:rPr>
+          <w:rFonts w:ascii="Times New Roman" w:hAnsi="Times New Roman"/>
+          <w:lang w:val="ru-RU"/>
+        </w:rPr>
+        <w:t>search</w:t>
+      </w:r>
+      <w:proofErr w:type="spellEnd"/>
+      <w:r>
+        <w:rPr>
+          <w:rFonts w:ascii="Times New Roman" w:hAnsi="Times New Roman"/>
+          <w:lang w:val="ru-RU"/>
+        </w:rPr>
+        <w:t>) работает аналогично, но вместо использования предопределённого списка значений гиперпараметров значения выбираются случайным образом. Как и при сеточном поиске, выбирается гиперпараметр, показавший наилучшую производительность.</w:t>
+      </w:r>
+    </w:p>
+    <w:p>
+      <w:pPr>
+        <w:jc w:val="left"/>
+        <w:rPr>
+          <w:rFonts w:ascii="Times New Roman" w:hAnsi="Times New Roman"/>
+          <w:lang w:val="ru-RU"/>
+        </w:rPr>
+      </w:pPr>
+    </w:p>
+    <w:p>
+      <w:pPr>
+        <w:pStyle w:val="ListParagraph"/>
+        <w:numPr>
+          <w:ilvl w:val="0"/>
+          <w:numId w:val="10"/>
+        </w:numPr>
+        <w:jc w:val="left"/>
+        <w:rPr>
+          <w:rFonts w:ascii="Times New Roman" w:hAnsi="Times New Roman"/>
+          <w:lang w:val="ru-RU"/>
+        </w:rPr>
+      </w:pPr>
+      <w:r>
+        <w:rPr>
+          <w:rFonts w:ascii="Times New Roman" w:hAnsi="Times New Roman"/>
+          <w:b/>
+          <w:bCs/>
+          <w:lang w:val="ru-RU"/>
+        </w:rPr>
+        <w:t>Байесовская оптимизация</w:t>
+      </w:r>
+      <w:r>
+        <w:rPr>
+          <w:rFonts w:ascii="Times New Roman" w:hAnsi="Times New Roman"/>
+          <w:lang w:val="ru-RU"/>
+        </w:rPr>
+        <w:t xml:space="preserve"> — ещё один подход к настройке гиперпараметров. Она использует идеи байесовской статистики для итеративного перебора различных значений гиперпараметров. Каждый раз, когда алгоритм байесовской оптимизации оценивает новое значение гиперпараметра, он получает больше информации о том, где следует искать оптимальное значение.</w:t>
+      </w:r>
+    </w:p>
+    <w:p>
+      <w:pPr>
+        <w:jc w:val="left"/>
+        <w:rPr>
+          <w:rFonts w:ascii="Times New Roman" w:hAnsi="Times New Roman"/>
+          <w:lang w:val="ru-RU"/>
+        </w:rPr>
+      </w:pPr>
+    </w:p>
+    <w:p>
+      <w:pPr>
+        <w:pStyle w:val="ListParagraph"/>
+        <w:numPr>
+          <w:ilvl w:val="0"/>
+          <w:numId w:val="10"/>
+        </w:numPr>
+        <w:jc w:val="left"/>
+        <w:rPr>
+          <w:rFonts w:ascii="Times New Roman" w:hAnsi="Times New Roman"/>
+          <w:lang w:val="ru-RU"/>
+        </w:rPr>
+      </w:pPr>
+      <w:r>
+        <w:rPr>
+          <w:rFonts w:ascii="Times New Roman" w:hAnsi="Times New Roman"/>
+          <w:b/>
+          <w:bCs/>
+          <w:lang w:val="ru-RU"/>
+        </w:rPr>
+        <w:t>Генетические алгоритмы</w:t>
+      </w:r>
+      <w:r>
+        <w:rPr>
+          <w:rFonts w:ascii="Times New Roman" w:hAnsi="Times New Roman"/>
+          <w:lang w:val="ru-RU"/>
+        </w:rPr>
+        <w:t xml:space="preserve"> также могут использоваться для настройки гиперпараметров. Они работают через несколько поколений значений гиперпараметров. Внутри каждого поколения наиболее приспособленные (то есть наилучшие по производительности) значения гиперпараметров слегка мутируют (изменяются), чтобы произвести следующее поколение.</w:t>
+      </w:r>
+    </w:p>
+    <w:p>
+      <w:pPr>
+        <w:pStyle w:val="ListParagraph"/>
+        <w:rPr>
+          <w:rFonts w:ascii="Times New Roman" w:hAnsi="Times New Roman"/>
+          <w:lang w:val="ru-RU"/>
+        </w:rPr>
+      </w:pPr>
+    </w:p>
+    <w:p>
+      <w:pPr>
+        <w:jc w:val="left"/>
+        <w:rPr>
+          <w:rFonts w:ascii="Times New Roman" w:hAnsi="Times New Roman"/>
+          <w:lang w:val="en-US"/>
+        </w:rPr>
+      </w:pPr>
+    </w:p>
+    <w:p>
+      <w:pPr>
+        <w:pStyle w:val="Heading3"/>
+        <w:rPr>
+          <w:rFonts w:ascii="Times New Roman" w:hAnsi="Times New Roman"/>
+          <w:lang w:val="ru-RU"/>
+        </w:rPr>
+      </w:pPr>
+      <w:r>
+        <w:rPr>
+          <w:rFonts w:ascii="Times New Roman" w:hAnsi="Times New Roman"/>
+          <w:lang w:val="en-US"/>
+        </w:rPr>
+        <w:t xml:space="preserve">1.4.5. </w:t>
+      </w:r>
+      <w:r>
+        <w:rPr>
+          <w:rFonts w:ascii="Times New Roman" w:hAnsi="Times New Roman"/>
+          <w:lang w:val="ru-RU"/>
+        </w:rPr>
+        <w:t>Деревья решений</w:t>
+      </w:r>
+    </w:p>
+    <w:p>
+      <w:pPr>
+        <w:jc w:val="left"/>
+        <w:rPr>
+          <w:rFonts w:ascii="Times New Roman" w:hAnsi="Times New Roman"/>
+          <w:lang w:val="ru-RU"/>
+        </w:rPr>
+      </w:pPr>
+    </w:p>
+    <w:p>
+      <w:pPr>
+        <w:jc w:val="left"/>
+        <w:rPr>
+          <w:rFonts w:ascii="Times New Roman" w:hAnsi="Times New Roman"/>
+          <w:lang w:val="en-US"/>
+        </w:rPr>
+      </w:pPr>
+      <w:r>
+        <w:rPr>
+          <w:rFonts w:ascii="Times New Roman" w:hAnsi="Times New Roman"/>
+          <w:lang w:val="ru-RU"/>
+        </w:rPr>
+        <w:t>Деревья решений — это модели машинного обучения с учителем, то есть они создаются на основе обучающего набора размеченных данных. Именно на этапе создания дерева и происходит «обучение» в машинном обучении.</w:t>
+      </w:r>
+    </w:p>
+    <w:p>
+      <w:pPr>
+        <w:jc w:val="left"/>
+        <w:rPr>
+          <w:rFonts w:ascii="Times New Roman" w:hAnsi="Times New Roman"/>
+          <w:lang w:val="en-US"/>
+        </w:rPr>
+      </w:pPr>
+    </w:p>
+    <w:p>
+      <w:pPr>
+        <w:jc w:val="left"/>
+        <w:rPr>
+          <w:rFonts w:ascii="Times New Roman" w:hAnsi="Times New Roman"/>
+          <w:lang w:val="ru-RU"/>
+        </w:rPr>
+      </w:pPr>
+      <w:r>
+        <w:rPr>
+          <w:rFonts w:ascii="Times New Roman" w:hAnsi="Times New Roman"/>
+          <w:lang w:val="ru-RU"/>
+        </w:rPr>
+        <w:lastRenderedPageBreak/>
+        <w:t xml:space="preserve">Для лучшего понимания, необходимо смоделировать ситуацию: существует произвольное дерево, которое пытается предсказать получит ли студент отметку </w:t>
+      </w:r>
+      <w:r>
+        <w:rPr>
+          <w:rFonts w:ascii="Times New Roman" w:hAnsi="Times New Roman"/>
+          <w:lang w:val="ru-RU"/>
+        </w:rPr>
+        <w:t>«A»</w:t>
+      </w:r>
+      <w:r>
+        <w:rPr>
+          <w:rFonts w:ascii="Times New Roman" w:hAnsi="Times New Roman"/>
+          <w:lang w:val="ru-RU"/>
+        </w:rPr>
+        <w:t xml:space="preserve"> </w:t>
+      </w:r>
+      <w:r>
+        <w:rPr>
+          <w:rFonts w:ascii="Times New Roman" w:hAnsi="Times New Roman"/>
+          <w:lang w:val="ru-RU"/>
+        </w:rPr>
+        <w:t>на следующем экзамене или нет.</w:t>
+      </w:r>
+    </w:p>
+    <w:p>
+      <w:pPr>
+        <w:jc w:val="left"/>
+        <w:rPr>
+          <w:rFonts w:ascii="Times New Roman" w:hAnsi="Times New Roman"/>
+          <w:lang w:val="en-US"/>
+        </w:rPr>
+      </w:pPr>
+    </w:p>
+    <w:p>
+      <w:pPr>
+        <w:jc w:val="left"/>
+        <w:rPr>
+          <w:rFonts w:ascii="Times New Roman" w:hAnsi="Times New Roman"/>
+          <w:lang w:val="ru-RU"/>
+        </w:rPr>
+      </w:pPr>
+      <w:r>
+        <w:rPr>
+          <w:rFonts w:ascii="Times New Roman" w:hAnsi="Times New Roman"/>
+          <w:lang w:val="ru-RU"/>
+        </w:rPr>
+        <w:t>В начале все точки обучающего набора находятся на вершине дерева. Эти точки имеют метки: красные точки обозначают студентов, не получивших «A» на экзамене, а зелёные — студентов, получивших «A».</w:t>
+      </w:r>
+    </w:p>
+    <w:p>
+      <w:pPr>
+        <w:jc w:val="left"/>
+        <w:rPr>
+          <w:rFonts w:ascii="Times New Roman" w:hAnsi="Times New Roman"/>
+          <w:lang w:val="ru-RU"/>
+        </w:rPr>
+      </w:pPr>
+    </w:p>
+    <w:p>
+      <w:pPr>
+        <w:jc w:val="left"/>
+        <w:rPr>
+          <w:rFonts w:ascii="Times New Roman" w:hAnsi="Times New Roman"/>
+          <w:lang w:val="ru-RU"/>
+        </w:rPr>
+      </w:pPr>
+      <w:r>
+        <w:rPr>
+          <w:rFonts w:ascii="Times New Roman" w:hAnsi="Times New Roman"/>
+          <w:lang w:val="ru-RU"/>
+        </w:rPr>
+        <w:t xml:space="preserve">Затем </w:t>
+      </w:r>
+      <w:r>
+        <w:rPr>
+          <w:rFonts w:ascii="Times New Roman" w:hAnsi="Times New Roman"/>
+          <w:lang w:val="ru-RU"/>
+        </w:rPr>
+        <w:t xml:space="preserve">дерево принимает решение </w:t>
+      </w:r>
+      <w:r>
+        <w:rPr>
+          <w:rFonts w:ascii="Times New Roman" w:hAnsi="Times New Roman"/>
+          <w:lang w:val="ru-RU"/>
+        </w:rPr>
+        <w:t>разделить данные на меньшие группы на основе некоторого признака. Например, этим признаком может быть средняя оценка студента за курс. Студенты со средней оценкой «A» попадают в одну группу, со средней оценкой «B» — в другую и так далее.</w:t>
+      </w:r>
+    </w:p>
+    <w:p>
+      <w:pPr>
+        <w:jc w:val="left"/>
+        <w:rPr>
+          <w:rFonts w:ascii="Times New Roman" w:hAnsi="Times New Roman"/>
+          <w:lang w:val="ru-RU"/>
+        </w:rPr>
+      </w:pPr>
+    </w:p>
+    <w:p>
+      <w:pPr>
+        <w:jc w:val="left"/>
+        <w:rPr>
+          <w:rFonts w:ascii="Times New Roman" w:hAnsi="Times New Roman"/>
+          <w:lang w:val="ru-RU"/>
+        </w:rPr>
+      </w:pPr>
+      <w:r>
+        <w:rPr>
+          <w:rFonts w:ascii="Times New Roman" w:hAnsi="Times New Roman"/>
+          <w:lang w:val="ru-RU"/>
+        </w:rPr>
+        <w:t xml:space="preserve">После того как группы сформированы, процесс повторяется: </w:t>
+      </w:r>
+      <w:r>
+        <w:rPr>
+          <w:rFonts w:ascii="Times New Roman" w:hAnsi="Times New Roman"/>
+          <w:lang w:val="ru-RU"/>
+        </w:rPr>
+        <w:t>дерево</w:t>
+      </w:r>
+      <w:r>
+        <w:rPr>
+          <w:rFonts w:ascii="Times New Roman" w:hAnsi="Times New Roman"/>
+          <w:lang w:val="ru-RU"/>
+        </w:rPr>
+        <w:t xml:space="preserve"> снова разделяе</w:t>
+      </w:r>
+      <w:r>
+        <w:rPr>
+          <w:rFonts w:ascii="Times New Roman" w:hAnsi="Times New Roman"/>
+          <w:lang w:val="ru-RU"/>
+        </w:rPr>
+        <w:t>т</w:t>
+      </w:r>
+      <w:r>
+        <w:rPr>
+          <w:rFonts w:ascii="Times New Roman" w:hAnsi="Times New Roman"/>
+          <w:lang w:val="ru-RU"/>
+        </w:rPr>
+        <w:t xml:space="preserve"> данные в каждой подгруппе, но уже по другому признаку. В конце концов </w:t>
+      </w:r>
+      <w:r>
+        <w:rPr>
+          <w:rFonts w:ascii="Times New Roman" w:hAnsi="Times New Roman"/>
+          <w:lang w:val="ru-RU"/>
+        </w:rPr>
+        <w:t>оно</w:t>
+      </w:r>
+      <w:r>
+        <w:rPr>
+          <w:rFonts w:ascii="Times New Roman" w:hAnsi="Times New Roman"/>
+          <w:lang w:val="ru-RU"/>
+        </w:rPr>
+        <w:t xml:space="preserve"> достигае</w:t>
+      </w:r>
+      <w:r>
+        <w:rPr>
+          <w:rFonts w:ascii="Times New Roman" w:hAnsi="Times New Roman"/>
+          <w:lang w:val="ru-RU"/>
+        </w:rPr>
+        <w:t>т</w:t>
+      </w:r>
+      <w:r>
+        <w:rPr>
+          <w:rFonts w:ascii="Times New Roman" w:hAnsi="Times New Roman"/>
+          <w:lang w:val="ru-RU"/>
+        </w:rPr>
+        <w:t xml:space="preserve"> точки, когда дальнейшее разделение прекращается — это лист дерева. Теперь можно подсчитать метки данных в этом листе. Если неразмеченная точка попадает в этот лист, она классифицируется в соответствии с меткой большинства.</w:t>
+      </w:r>
+    </w:p>
+    <w:p>
+      <w:pPr>
+        <w:jc w:val="left"/>
+        <w:rPr>
+          <w:rFonts w:ascii="Times New Roman" w:hAnsi="Times New Roman"/>
+          <w:lang w:val="ru-RU"/>
+        </w:rPr>
+      </w:pPr>
+    </w:p>
+    <w:p>
+      <w:pPr>
+        <w:pStyle w:val="Heading3"/>
+        <w:rPr>
+          <w:rFonts w:ascii="Times New Roman" w:hAnsi="Times New Roman"/>
+          <w:lang w:val="en-US"/>
+        </w:rPr>
+      </w:pPr>
+      <w:r>
+        <w:rPr>
+          <w:rFonts w:ascii="Times New Roman" w:hAnsi="Times New Roman"/>
+          <w:lang w:val="ru-RU"/>
+        </w:rPr>
+        <w:t>1.4.6. Регрессия Случайным Лесом</w:t>
+      </w:r>
+    </w:p>
+    <w:p>
+      <w:pPr>
+        <w:jc w:val="left"/>
+        <w:rPr>
+          <w:rFonts w:ascii="Times New Roman" w:hAnsi="Times New Roman"/>
+          <w:lang w:val="en-US"/>
+        </w:rPr>
+      </w:pPr>
+    </w:p>
+    <w:p>
+      <w:pPr>
+        <w:jc w:val="left"/>
+        <w:rPr>
+          <w:rFonts w:ascii="Times New Roman" w:hAnsi="Times New Roman"/>
+          <w:lang w:val="ru-RU"/>
+        </w:rPr>
+      </w:pPr>
+      <w:r>
+        <w:rPr>
+          <w:rFonts w:ascii="Times New Roman" w:hAnsi="Times New Roman"/>
+          <w:lang w:val="ru-RU"/>
+        </w:rPr>
+        <w:t>Д</w:t>
+      </w:r>
+      <w:r>
+        <w:rPr>
+          <w:rFonts w:ascii="Times New Roman" w:hAnsi="Times New Roman"/>
+          <w:lang w:val="ru-RU"/>
+        </w:rPr>
+        <w:t xml:space="preserve">еревья решений могут быть мощными моделями машинного обучения с учителем. Однако у них есть и недостатки: деревья решений часто склонны к переобучению. </w:t>
+      </w:r>
+      <w:r>
+        <w:rPr>
+          <w:rFonts w:ascii="Times New Roman" w:hAnsi="Times New Roman"/>
+          <w:lang w:val="ru-RU"/>
+        </w:rPr>
+        <w:t>В прикладном мире существуют</w:t>
+      </w:r>
+      <w:r>
+        <w:rPr>
+          <w:rFonts w:ascii="Times New Roman" w:hAnsi="Times New Roman"/>
+          <w:lang w:val="ru-RU"/>
+        </w:rPr>
+        <w:t xml:space="preserve"> некоторые стратегии минимизации этой проблемы, например, стрижк</w:t>
+      </w:r>
+      <w:r>
+        <w:rPr>
+          <w:rFonts w:ascii="Times New Roman" w:hAnsi="Times New Roman"/>
+          <w:lang w:val="ru-RU"/>
+        </w:rPr>
+        <w:t>а</w:t>
+      </w:r>
+      <w:r>
+        <w:rPr>
+          <w:rFonts w:ascii="Times New Roman" w:hAnsi="Times New Roman"/>
+          <w:lang w:val="ru-RU"/>
+        </w:rPr>
+        <w:t xml:space="preserve"> (</w:t>
+      </w:r>
+      <w:proofErr w:type="spellStart"/>
+      <w:r>
+        <w:rPr>
+          <w:rFonts w:ascii="Times New Roman" w:hAnsi="Times New Roman"/>
+          <w:lang w:val="ru-RU"/>
+        </w:rPr>
+        <w:t>pruning</w:t>
+      </w:r>
+      <w:proofErr w:type="spellEnd"/>
+      <w:r>
+        <w:rPr>
+          <w:rFonts w:ascii="Times New Roman" w:hAnsi="Times New Roman"/>
+          <w:lang w:val="ru-RU"/>
+        </w:rPr>
+        <w:t>), но иногда этого недостаточно. Нужен другой способ обобщения деревьев. Здесь и пригодится понятие случайного леса.</w:t>
+      </w:r>
+    </w:p>
+    <w:p>
+      <w:pPr>
+        <w:jc w:val="left"/>
+        <w:rPr>
+          <w:rFonts w:ascii="Times New Roman" w:hAnsi="Times New Roman"/>
+          <w:lang w:val="ru-RU"/>
+        </w:rPr>
+      </w:pPr>
+    </w:p>
+    <w:p>
+      <w:pPr>
+        <w:jc w:val="left"/>
+        <w:rPr>
+          <w:rFonts w:ascii="Times New Roman" w:hAnsi="Times New Roman"/>
+          <w:lang w:val="ru-RU"/>
+        </w:rPr>
+      </w:pPr>
+      <w:r>
+        <w:rPr>
+          <w:rFonts w:ascii="Times New Roman" w:hAnsi="Times New Roman"/>
+          <w:lang w:val="ru-RU"/>
+        </w:rPr>
+        <w:t>Случайный лес — это ансамблевая техника машинного обучения. Случайный лес содержит множество деревьев решений, которые совместно классифицируют новые точки. Когда случайному лесу предлагают классифицировать новую точку, лес передаёт эту точку каждому из деревьев решений. Каждое дерево сообщает свой классификационный результат, а случайный лес возвращает наиболее популярный класс. Подобно голосованию: каждое дерево имеет голос, и побеждает самый популярный класс. Некоторые деревья в случайном лесу могут быть переобучены, но поскольку предсказание основано на большом количестве деревьев, влияние переобучения снижается.</w:t>
+      </w:r>
+    </w:p>
+    <w:p>
+      <w:pPr>
+        <w:jc w:val="left"/>
+        <w:rPr>
+          <w:rFonts w:ascii="Times New Roman" w:hAnsi="Times New Roman"/>
+          <w:lang w:val="ru-RU"/>
+        </w:rPr>
+      </w:pPr>
+    </w:p>
+    <w:p>
+      <w:pPr>
+        <w:jc w:val="left"/>
+        <w:rPr>
+          <w:rFonts w:ascii="Times New Roman" w:hAnsi="Times New Roman"/>
+          <w:lang w:val="ru-RU"/>
+        </w:rPr>
+      </w:pPr>
+      <w:r>
+        <w:rPr>
+          <w:rFonts w:ascii="Times New Roman" w:hAnsi="Times New Roman"/>
+          <w:lang w:val="ru-RU"/>
+        </w:rPr>
+        <w:t>Для создания случайного леса используется техника бэггинга (</w:t>
+      </w:r>
+      <w:proofErr w:type="spellStart"/>
+      <w:r>
+        <w:rPr>
+          <w:rFonts w:ascii="Times New Roman" w:hAnsi="Times New Roman"/>
+          <w:lang w:val="ru-RU"/>
+        </w:rPr>
+        <w:t>bagging</w:t>
+      </w:r>
+      <w:proofErr w:type="spellEnd"/>
+      <w:r>
+        <w:rPr>
+          <w:rFonts w:ascii="Times New Roman" w:hAnsi="Times New Roman"/>
+          <w:lang w:val="ru-RU"/>
+        </w:rPr>
+        <w:t xml:space="preserve">) — сокращение от </w:t>
+      </w:r>
+      <w:proofErr w:type="spellStart"/>
+      <w:r>
+        <w:rPr>
+          <w:rFonts w:ascii="Times New Roman" w:hAnsi="Times New Roman"/>
+          <w:lang w:val="ru-RU"/>
+        </w:rPr>
+        <w:t>bootstrap</w:t>
+      </w:r>
+      <w:proofErr w:type="spellEnd"/>
+      <w:r>
+        <w:rPr>
+          <w:rFonts w:ascii="Times New Roman" w:hAnsi="Times New Roman"/>
+          <w:lang w:val="ru-RU"/>
+        </w:rPr>
+        <w:t xml:space="preserve"> </w:t>
+      </w:r>
+      <w:proofErr w:type="spellStart"/>
+      <w:r>
+        <w:rPr>
+          <w:rFonts w:ascii="Times New Roman" w:hAnsi="Times New Roman"/>
+          <w:lang w:val="ru-RU"/>
+        </w:rPr>
+        <w:t>aggregating</w:t>
+      </w:r>
+      <w:proofErr w:type="spellEnd"/>
+      <w:r>
+        <w:rPr>
+          <w:rFonts w:ascii="Times New Roman" w:hAnsi="Times New Roman"/>
+          <w:lang w:val="ru-RU"/>
+        </w:rPr>
+        <w:t xml:space="preserve"> (агрегирование </w:t>
+      </w:r>
+      <w:proofErr w:type="spellStart"/>
+      <w:r>
+        <w:rPr>
+          <w:rFonts w:ascii="Times New Roman" w:hAnsi="Times New Roman"/>
+          <w:lang w:val="ru-RU"/>
+        </w:rPr>
+        <w:t>бутстреп</w:t>
+      </w:r>
+      <w:proofErr w:type="spellEnd"/>
+      <w:r>
+        <w:rPr>
+          <w:rFonts w:ascii="Times New Roman" w:hAnsi="Times New Roman"/>
+          <w:lang w:val="ru-RU"/>
+        </w:rPr>
+        <w:t>-выборок). Бутстреп — это метод выборки с возвращением.</w:t>
+      </w:r>
+    </w:p>
+    <w:p>
+      <w:pPr>
+        <w:jc w:val="left"/>
+        <w:rPr>
+          <w:rFonts w:ascii="Times New Roman" w:hAnsi="Times New Roman"/>
+          <w:lang w:val="ru-RU"/>
+        </w:rPr>
+      </w:pPr>
+    </w:p>
+    <w:p>
+      <w:pPr>
+        <w:jc w:val="left"/>
+        <w:rPr>
+          <w:rFonts w:ascii="Times New Roman" w:hAnsi="Times New Roman"/>
+          <w:lang w:val="ru-RU"/>
+        </w:rPr>
+      </w:pPr>
+      <w:r>
+        <w:rPr>
+          <w:rFonts w:ascii="Times New Roman" w:hAnsi="Times New Roman"/>
+          <w:lang w:val="ru-RU"/>
+        </w:rPr>
+        <w:lastRenderedPageBreak/>
+        <w:t>Процесс работает так: каждый раз при создании дерева решений оно строится на основе другого подмножества точек из обучающего набора. Например, если в обучающем наборе 1000 строк, можно построить дерево, случайно выбрав 100 из этих строк. Таким образом, каждое дерево уникально, но все они созданы на части обучающих данных.</w:t>
+      </w:r>
+    </w:p>
+    <w:p>
+      <w:pPr>
+        <w:jc w:val="left"/>
+        <w:rPr>
+          <w:rFonts w:ascii="Times New Roman" w:hAnsi="Times New Roman"/>
+          <w:lang w:val="ru-RU"/>
+        </w:rPr>
+      </w:pPr>
+    </w:p>
+    <w:p>
+      <w:pPr>
+        <w:jc w:val="left"/>
+        <w:rPr>
+          <w:rFonts w:ascii="Times New Roman" w:hAnsi="Times New Roman"/>
+          <w:lang w:val="ru-RU"/>
+        </w:rPr>
+      </w:pPr>
+      <w:r>
+        <w:rPr>
+          <w:rFonts w:ascii="Times New Roman" w:hAnsi="Times New Roman"/>
+          <w:lang w:val="ru-RU"/>
+        </w:rPr>
+        <w:t xml:space="preserve">При бутстрепе выборка выполняется с возвращением. </w:t>
+      </w:r>
+      <w:r>
+        <w:rPr>
+          <w:rFonts w:ascii="Times New Roman" w:hAnsi="Times New Roman"/>
+          <w:lang w:val="ru-RU"/>
+        </w:rPr>
+        <w:t xml:space="preserve">Для </w:t>
+      </w:r>
+      <w:r>
+        <w:rPr>
+          <w:rFonts w:ascii="Times New Roman" w:hAnsi="Times New Roman"/>
+          <w:lang w:val="ru-RU"/>
+        </w:rPr>
+        <w:t>понимания данного принципа имеет место быть следующей визуализации:</w:t>
+      </w:r>
+      <w:r>
+        <w:rPr>
+          <w:rFonts w:ascii="Times New Roman" w:hAnsi="Times New Roman"/>
+          <w:lang w:val="ru-RU"/>
+        </w:rPr>
+        <w:t xml:space="preserve"> </w:t>
+      </w:r>
+      <w:r>
+        <w:rPr>
+          <w:rFonts w:ascii="Times New Roman" w:hAnsi="Times New Roman"/>
+          <w:lang w:val="ru-RU"/>
+        </w:rPr>
+        <w:t>в</w:t>
+      </w:r>
+      <w:r>
+        <w:rPr>
+          <w:rFonts w:ascii="Times New Roman" w:hAnsi="Times New Roman"/>
+          <w:lang w:val="ru-RU"/>
+        </w:rPr>
+        <w:t xml:space="preserve">се 1000 строк помещены в мешок, и </w:t>
+      </w:r>
+      <w:r>
+        <w:rPr>
+          <w:rFonts w:ascii="Times New Roman" w:hAnsi="Times New Roman"/>
+          <w:lang w:val="ru-RU"/>
+        </w:rPr>
+        <w:t>инженер</w:t>
+      </w:r>
+      <w:r>
+        <w:rPr>
+          <w:rFonts w:ascii="Times New Roman" w:hAnsi="Times New Roman"/>
+          <w:lang w:val="ru-RU"/>
+        </w:rPr>
+        <w:t xml:space="preserve"> случайным образом вытаскивае</w:t>
+      </w:r>
+      <w:r>
+        <w:rPr>
+          <w:rFonts w:ascii="Times New Roman" w:hAnsi="Times New Roman"/>
+          <w:lang w:val="ru-RU"/>
+        </w:rPr>
+        <w:t>т</w:t>
+      </w:r>
+      <w:r>
+        <w:rPr>
+          <w:rFonts w:ascii="Times New Roman" w:hAnsi="Times New Roman"/>
+          <w:lang w:val="ru-RU"/>
+        </w:rPr>
+        <w:t xml:space="preserve"> одну строку. Записав, какая строка была выбрана, </w:t>
+      </w:r>
+      <w:r>
+        <w:rPr>
+          <w:rFonts w:ascii="Times New Roman" w:hAnsi="Times New Roman"/>
+          <w:lang w:val="ru-RU"/>
+        </w:rPr>
+        <w:t>он</w:t>
+      </w:r>
+      <w:r>
+        <w:rPr>
+          <w:rFonts w:ascii="Times New Roman" w:hAnsi="Times New Roman"/>
+          <w:lang w:val="ru-RU"/>
+        </w:rPr>
+        <w:t xml:space="preserve"> возвращает её обратно. Это означает, что при выборе 1000 случайных строк одна и та же строка может быть выбрана несколько раз. Более того, хотя это маловероятно, все 1000 выбранных строк могут оказаться одинаковыми</w:t>
+      </w:r>
+      <w:r>
+        <w:rPr>
+          <w:rFonts w:ascii="Times New Roman" w:hAnsi="Times New Roman"/>
+          <w:lang w:val="ru-RU"/>
+        </w:rPr>
+        <w:t>.</w:t>
+      </w:r>
+    </w:p>
+    <w:p>
+      <w:pPr>
+        <w:jc w:val="left"/>
+        <w:rPr>
+          <w:rFonts w:ascii="Times New Roman" w:hAnsi="Times New Roman"/>
+          <w:lang w:val="ru-RU"/>
+        </w:rPr>
+      </w:pPr>
+    </w:p>
+    <w:p>
+      <w:pPr>
+        <w:jc w:val="left"/>
+        <w:rPr>
+          <w:rFonts w:ascii="Times New Roman" w:hAnsi="Times New Roman"/>
+          <w:lang w:val="ru-RU"/>
+        </w:rPr>
+      </w:pPr>
+      <w:r>
+        <w:rPr>
+          <w:rFonts w:ascii="Times New Roman" w:hAnsi="Times New Roman"/>
+          <w:lang w:val="ru-RU"/>
+        </w:rPr>
+        <w:t xml:space="preserve">Поскольку выборка идёт с возвращением, нет необходимости сокращать размер обучающего набора с 1000 до 100. </w:t>
+      </w:r>
+      <w:r>
+        <w:rPr>
+          <w:rFonts w:ascii="Times New Roman" w:hAnsi="Times New Roman"/>
+          <w:lang w:val="ru-RU"/>
+        </w:rPr>
+        <w:t>Инженер</w:t>
+      </w:r>
+      <w:r>
+        <w:rPr>
+          <w:rFonts w:ascii="Times New Roman" w:hAnsi="Times New Roman"/>
+          <w:lang w:val="ru-RU"/>
+        </w:rPr>
+        <w:t xml:space="preserve"> може</w:t>
+      </w:r>
+      <w:r>
+        <w:rPr>
+          <w:rFonts w:ascii="Times New Roman" w:hAnsi="Times New Roman"/>
+          <w:lang w:val="ru-RU"/>
+        </w:rPr>
+        <w:t>т</w:t>
+      </w:r>
+      <w:r>
+        <w:rPr>
+          <w:rFonts w:ascii="Times New Roman" w:hAnsi="Times New Roman"/>
+          <w:lang w:val="ru-RU"/>
+        </w:rPr>
+        <w:t xml:space="preserve"> выбрать 1000 строк случайным образом, и из-за возможности многократного выбора одной и той же строки всё равно </w:t>
+      </w:r>
+      <w:r>
+        <w:rPr>
+          <w:rFonts w:ascii="Times New Roman" w:hAnsi="Times New Roman"/>
+          <w:lang w:val="ru-RU"/>
+        </w:rPr>
+        <w:t>получит</w:t>
+      </w:r>
+      <w:r>
+        <w:rPr>
+          <w:rFonts w:ascii="Times New Roman" w:hAnsi="Times New Roman"/>
+          <w:lang w:val="ru-RU"/>
+        </w:rPr>
+        <w:t xml:space="preserve"> уникальный набор данных.</w:t>
+      </w:r>
+    </w:p>
+    <w:p>
+      <w:pPr>
+        <w:jc w:val="left"/>
+        <w:rPr>
+          <w:rFonts w:ascii="Times New Roman" w:hAnsi="Times New Roman"/>
+          <w:lang w:val="ru-RU"/>
+        </w:rPr>
+      </w:pPr>
+    </w:p>
+    <w:p>
+      <w:pPr>
+        <w:jc w:val="left"/>
+        <w:rPr>
+          <w:rFonts w:ascii="Times New Roman" w:hAnsi="Times New Roman"/>
+          <w:lang w:val="ru-RU"/>
+        </w:rPr>
+      </w:pPr>
+      <w:r>
+        <w:rPr>
+          <w:rFonts w:ascii="Times New Roman" w:hAnsi="Times New Roman"/>
+          <w:lang w:val="ru-RU"/>
+        </w:rPr>
+        <w:t xml:space="preserve">Случайные леса создают различные деревья с помощью процесса, известного как </w:t>
+      </w:r>
+      <w:proofErr w:type="spellStart"/>
+      <w:r>
+        <w:rPr>
+          <w:rFonts w:ascii="Times New Roman" w:hAnsi="Times New Roman"/>
+          <w:lang w:val="ru-RU"/>
+        </w:rPr>
+        <w:t>бэггинг</w:t>
+      </w:r>
+      <w:proofErr w:type="spellEnd"/>
+      <w:r>
+        <w:rPr>
+          <w:rFonts w:ascii="Times New Roman" w:hAnsi="Times New Roman"/>
+          <w:lang w:val="ru-RU"/>
+        </w:rPr>
+        <w:t xml:space="preserve"> (агрегирование </w:t>
+      </w:r>
+      <w:proofErr w:type="spellStart"/>
+      <w:r>
+        <w:rPr>
+          <w:rFonts w:ascii="Times New Roman" w:hAnsi="Times New Roman"/>
+          <w:lang w:val="ru-RU"/>
+        </w:rPr>
+        <w:t>бутстреп</w:t>
+      </w:r>
+      <w:proofErr w:type="spellEnd"/>
+      <w:r>
+        <w:rPr>
+          <w:rFonts w:ascii="Times New Roman" w:hAnsi="Times New Roman"/>
+          <w:lang w:val="ru-RU"/>
+        </w:rPr>
+        <w:t xml:space="preserve">-выборок). Процесс начинается с построения одного дерева решений на </w:t>
+      </w:r>
+      <w:proofErr w:type="spellStart"/>
+      <w:r>
+        <w:rPr>
+          <w:rFonts w:ascii="Times New Roman" w:hAnsi="Times New Roman"/>
+          <w:lang w:val="ru-RU"/>
+        </w:rPr>
+        <w:t>бутстреп</w:t>
+      </w:r>
+      <w:proofErr w:type="spellEnd"/>
+      <w:r>
+        <w:rPr>
+          <w:rFonts w:ascii="Times New Roman" w:hAnsi="Times New Roman"/>
+          <w:lang w:val="ru-RU"/>
+        </w:rPr>
+        <w:t>-выборке точек из обучающего набора. После того как множество деревьев создано, результаты «агрегируются». Для задач классификации агрегация часто представляет собой голосование большинством индивидуальных классификаторов. Для задач регрессии агрегация обычно заключается в усреднении предсказаний индивидуальных регрессоров.</w:t>
+      </w:r>
+    </w:p>
+    <w:p>
+      <w:pPr>
+        <w:jc w:val="left"/>
+        <w:rPr>
+          <w:rFonts w:ascii="Times New Roman" w:hAnsi="Times New Roman"/>
+          <w:lang w:val="ru-RU"/>
+        </w:rPr>
+      </w:pPr>
+    </w:p>
+    <w:p>
+      <w:pPr>
+        <w:jc w:val="left"/>
+        <w:rPr>
+          <w:rFonts w:ascii="Times New Roman" w:hAnsi="Times New Roman"/>
+          <w:lang w:val="ru-RU"/>
+        </w:rPr>
+      </w:pPr>
+      <w:r>
+        <w:rPr>
+          <w:rFonts w:ascii="Times New Roman" w:hAnsi="Times New Roman"/>
+          <w:lang w:val="ru-RU"/>
+        </w:rPr>
+        <w:t xml:space="preserve">В дополнение к использованию </w:t>
+      </w:r>
+      <w:proofErr w:type="spellStart"/>
+      <w:r>
+        <w:rPr>
+          <w:rFonts w:ascii="Times New Roman" w:hAnsi="Times New Roman"/>
+          <w:lang w:val="ru-RU"/>
+        </w:rPr>
+        <w:t>бутстреп</w:t>
+      </w:r>
+      <w:proofErr w:type="spellEnd"/>
+      <w:r>
+        <w:rPr>
+          <w:rFonts w:ascii="Times New Roman" w:hAnsi="Times New Roman"/>
+          <w:lang w:val="ru-RU"/>
+        </w:rPr>
+        <w:t>-выборок из</w:t>
+      </w:r>
+      <w:r>
+        <w:rPr>
+          <w:rFonts w:ascii="Times New Roman" w:hAnsi="Times New Roman"/>
+          <w:lang w:val="ru-RU"/>
+        </w:rPr>
+        <w:t xml:space="preserve"> </w:t>
+      </w:r>
+      <w:r>
+        <w:rPr>
+          <w:rFonts w:ascii="Times New Roman" w:hAnsi="Times New Roman"/>
+          <w:lang w:val="ru-RU"/>
+        </w:rPr>
+        <w:t>набора данных можно добавить разнообразия в способы построения деревьев, случайным образом отбирая используемые признаки.</w:t>
+      </w:r>
+    </w:p>
+    <w:p>
+      <w:pPr>
+        <w:jc w:val="left"/>
+        <w:rPr>
+          <w:rFonts w:ascii="Times New Roman" w:hAnsi="Times New Roman"/>
+          <w:lang w:val="ru-RU"/>
+        </w:rPr>
+      </w:pPr>
+    </w:p>
+    <w:p>
+      <w:pPr>
+        <w:jc w:val="left"/>
+        <w:rPr>
+          <w:rFonts w:ascii="Times New Roman" w:hAnsi="Times New Roman"/>
+          <w:lang w:val="ru-RU"/>
+        </w:rPr>
+      </w:pPr>
+      <w:r>
+        <w:rPr>
+          <w:rFonts w:ascii="Times New Roman" w:hAnsi="Times New Roman"/>
+          <w:lang w:val="ru-RU"/>
+        </w:rPr>
+        <w:t>При использовании обычного дерева решений используются все признаки, а разделение выбирается так, чтобы максимизировать прирост информации (</w:t>
+      </w:r>
+      <w:proofErr w:type="spellStart"/>
+      <w:r>
+        <w:rPr>
+          <w:rFonts w:ascii="Times New Roman" w:hAnsi="Times New Roman"/>
+          <w:lang w:val="ru-RU"/>
+        </w:rPr>
+        <w:t>information</w:t>
+      </w:r>
+      <w:proofErr w:type="spellEnd"/>
+      <w:r>
+        <w:rPr>
+          <w:rFonts w:ascii="Times New Roman" w:hAnsi="Times New Roman"/>
+          <w:lang w:val="ru-RU"/>
+        </w:rPr>
+        <w:t xml:space="preserve"> </w:t>
+      </w:r>
+      <w:proofErr w:type="spellStart"/>
+      <w:r>
+        <w:rPr>
+          <w:rFonts w:ascii="Times New Roman" w:hAnsi="Times New Roman"/>
+          <w:lang w:val="ru-RU"/>
+        </w:rPr>
+        <w:t>gain</w:t>
+      </w:r>
+      <w:proofErr w:type="spellEnd"/>
+      <w:r>
+        <w:rPr>
+          <w:rFonts w:ascii="Times New Roman" w:hAnsi="Times New Roman"/>
+          <w:lang w:val="ru-RU"/>
+        </w:rPr>
+        <w:t xml:space="preserve">). </w:t>
+      </w:r>
+      <w:r>
+        <w:rPr>
+          <w:rFonts w:ascii="Times New Roman" w:hAnsi="Times New Roman"/>
+          <w:lang w:val="ru-RU"/>
+        </w:rPr>
+        <w:t>Даже если</w:t>
+      </w:r>
+      <w:r>
+        <w:rPr>
+          <w:rFonts w:ascii="Times New Roman" w:hAnsi="Times New Roman"/>
+          <w:lang w:val="ru-RU"/>
+        </w:rPr>
+        <w:t xml:space="preserve"> это может показаться нелогичным, случайный выбор подмножества признаков может улучшить производительность ансамблевой модели. </w:t>
+      </w:r>
+    </w:p>
+    <w:p>
+      <w:pPr>
+        <w:jc w:val="left"/>
+        <w:rPr>
+          <w:rFonts w:ascii="Times New Roman" w:hAnsi="Times New Roman"/>
+          <w:lang w:val="ru-RU"/>
+        </w:rPr>
+      </w:pPr>
+    </w:p>
+    <w:p>
+      <w:pPr>
+        <w:jc w:val="left"/>
+        <w:rPr>
+          <w:rFonts w:ascii="Times New Roman" w:hAnsi="Times New Roman"/>
+          <w:lang w:val="ru-RU"/>
+        </w:rPr>
+      </w:pPr>
+      <w:r>
+        <w:rPr>
+          <w:rFonts w:ascii="Times New Roman" w:hAnsi="Times New Roman"/>
+          <w:lang w:val="ru-RU"/>
+        </w:rPr>
+        <w:t>В итоге, хоть о</w:t>
+      </w:r>
+      <w:r>
+        <w:rPr>
+          <w:rFonts w:ascii="Times New Roman" w:hAnsi="Times New Roman"/>
+          <w:lang w:val="ru-RU"/>
+        </w:rPr>
+        <w:t>тдельное дерево</w:t>
+      </w:r>
+      <w:r>
+        <w:rPr>
+          <w:rFonts w:ascii="Times New Roman" w:hAnsi="Times New Roman"/>
+          <w:lang w:val="ru-RU"/>
+        </w:rPr>
+        <w:t xml:space="preserve"> и</w:t>
+      </w:r>
+      <w:r>
+        <w:rPr>
+          <w:rFonts w:ascii="Times New Roman" w:hAnsi="Times New Roman"/>
+          <w:lang w:val="ru-RU"/>
+        </w:rPr>
+        <w:t xml:space="preserve"> может показывать худшие результаты, иногда увеличение дисперсии помогает общей производительности ансамблевой модели в целом.</w:t>
+      </w:r>
+    </w:p>
+    <w:p>
+      <w:pPr>
+        <w:jc w:val="left"/>
+        <w:rPr>
+          <w:rFonts w:ascii="Times New Roman" w:hAnsi="Times New Roman"/>
+          <w:lang w:val="ru-RU"/>
+        </w:rPr>
+      </w:pPr>
+      <w:r>
+        <w:rPr>
+          <w:rFonts w:ascii="Times New Roman" w:hAnsi="Times New Roman"/>
+          <w:lang w:val="ru-RU"/>
+        </w:rPr>
         <w:br w:type="page"/>
       </w:r>
+    </w:p>
+    <w:p>
+      <w:pPr>
+        <w:jc w:val="left"/>
+        <w:rPr>
+          <w:rFonts w:ascii="Times New Roman" w:hAnsi="Times New Roman"/>
+          <w:lang w:val="ru-RU"/>
+        </w:rPr>
+      </w:pPr>
+      <w:r>
+        <w:rPr>
+          <w:rFonts w:ascii="Times New Roman" w:hAnsi="Times New Roman"/>
+          <w:lang w:val="ru-RU"/>
+        </w:rPr>
+        <w:lastRenderedPageBreak/>
+        <w:t xml:space="preserve">1.4.7. </w:t>
+      </w:r>
+      <w:r>
+        <w:rPr>
+          <w:rFonts w:ascii="Times New Roman" w:hAnsi="Times New Roman"/>
+          <w:lang w:val="ru-RU"/>
+        </w:rPr>
+        <w:t>Градиентный бустинг.</w:t>
+      </w:r>
+    </w:p>
+    <w:p>
+      <w:pPr>
+        <w:jc w:val="left"/>
+        <w:rPr>
+          <w:rFonts w:ascii="Times New Roman" w:hAnsi="Times New Roman"/>
+          <w:lang w:val="ru-RU"/>
+        </w:rPr>
+      </w:pPr>
+    </w:p>
+    <w:p>
+      <w:pPr>
+        <w:jc w:val="left"/>
+        <w:rPr>
+          <w:rFonts w:ascii="Times New Roman" w:hAnsi="Times New Roman"/>
+          <w:lang w:val="en-US"/>
+        </w:rPr>
+      </w:pPr>
+    </w:p>
+    <w:p>
+      <w:pPr>
+        <w:jc w:val="left"/>
+        <w:rPr>
+          <w:rFonts w:ascii="Times New Roman" w:hAnsi="Times New Roman"/>
+          <w:lang w:val="ru-RU"/>
+        </w:rPr>
+      </w:pPr>
+    </w:p>
+    <w:p>
+      <w:pPr>
+        <w:jc w:val="left"/>
+        <w:rPr>
+          <w:rFonts w:ascii="Times New Roman" w:hAnsi="Times New Roman"/>
+          <w:lang w:val="ru-RU"/>
+        </w:rPr>
+      </w:pPr>
+    </w:p>
+    <w:p>
+      <w:pPr>
+        <w:jc w:val="left"/>
+        <w:rPr>
+          <w:rFonts w:ascii="Times New Roman" w:hAnsi="Times New Roman"/>
+          <w:lang w:val="ru-RU"/>
+        </w:rPr>
+      </w:pPr>
+    </w:p>
+    <w:p>
+      <w:pPr>
+        <w:jc w:val="left"/>
+        <w:rPr>
+          <w:rFonts w:ascii="Times New Roman" w:hAnsi="Times New Roman"/>
+          <w:lang w:val="ru-RU"/>
+        </w:rPr>
+      </w:pPr>
+      <w:r>
+        <w:rPr>
+          <w:rFonts w:ascii="Times New Roman" w:hAnsi="Times New Roman"/>
+          <w:lang w:val="ru-RU"/>
+        </w:rPr>
+        <w:br w:type="page"/>
+      </w:r>
+    </w:p>
+    <w:p>
+      <w:pPr>
+        <w:rPr>
+          <w:rFonts w:ascii="Times New Roman" w:hAnsi="Times New Roman"/>
+          <w:lang w:val="ru-RU"/>
+        </w:rPr>
+      </w:pPr>
+    </w:p>
+    <w:p>
+      <w:pPr>
+        <w:jc w:val="left"/>
+        <w:rPr>
+          <w:rFonts w:ascii="Times New Roman" w:hAnsi="Times New Roman"/>
+          <w:lang w:val="ru-RU"/>
+        </w:rPr>
+      </w:pPr>
+      <w:r>
+        <w:rPr>
+          <w:rFonts w:ascii="Times New Roman" w:hAnsi="Times New Roman"/>
+          <w:lang w:val="ru-RU"/>
+        </w:rPr>
+        <w:br w:type="page"/>
+      </w:r>
+    </w:p>
+    <w:p>
+      <w:pPr>
+        <w:rPr>
+          <w:rFonts w:ascii="Times New Roman" w:hAnsi="Times New Roman"/>
+          <w:lang w:val="ru-RU"/>
+        </w:rPr>
+      </w:pPr>
+    </w:p>
+    <w:p>
+      <w:pPr>
+        <w:rPr>
+          <w:rFonts w:ascii="Times New Roman" w:hAnsi="Times New Roman"/>
+          <w:lang w:val="ru-RU"/>
+        </w:rPr>
+      </w:pPr>
+    </w:p>
+    <w:p>
+      <w:pPr>
+        <w:pStyle w:val="Heading2"/>
+        <w:spacing w:before="238" w:after="159"/>
+        <w:jc w:val="left"/>
+        <w:rPr>
+          <w:rFonts w:ascii="Times New Roman" w:hAnsi="Times New Roman"/>
+          <w:b w:val="0"/>
+          <w:bCs/>
+        </w:rPr>
+      </w:pPr>
+      <w:r>
+        <w:rPr>
+          <w:rFonts w:ascii="Times New Roman" w:hAnsi="Times New Roman"/>
+        </w:rPr>
+        <w:br w:type="page"/>
+      </w:r>
       <w:bookmarkStart w:id="11" w:name="_Toc230784530"/>
       <w:r>
+        <w:rPr>
+          <w:rFonts w:ascii="Times New Roman" w:hAnsi="Times New Roman"/>
+        </w:rPr>
         <w:lastRenderedPageBreak/>
         <w:t>2. Первичный разведочный анализ данных (EDA). Часть 1.</w:t>
       </w:r>
@@ -6012,217 +12170,9 @@
 <file path=word/numbering.xml><?xml version="1.0" encoding="utf-8"?>
 <w:numbering xmlns:wpc="http://schemas.microsoft.com/office/word/2010/wordprocessingCanvas" xmlns:cx="http://schemas.microsoft.com/office/drawing/2014/chartex" xmlns:cx1="http://schemas.microsoft.com/office/drawing/2015/9/8/chartex" xmlns:cx2="http://schemas.microsoft.com/office/drawing/2015/10/21/chartex" xmlns:cx3="http://schemas.microsoft.com/office/drawing/2016/5/9/chartex" xmlns:cx4="http://schemas.microsoft.com/office/drawing/2016/5/10/chartex" xmlns:cx5="http://schemas.microsoft.com/office/drawing/2016/5/11/chartex" xmlns:cx6="http://schemas.microsoft.com/office/drawing/2016/5/12/chartex" xmlns:cx7="http://schemas.microsoft.com/office/drawing/2016/5/13/chartex" xmlns:cx8="http://schemas.microsoft.com/office/drawing/2016/5/14/chartex" xmlns:mc="http://schemas.openxmlformats.org/markup-compatibility/2006" xmlns:aink="http://schemas.microsoft.com/office/drawing/2016/ink" xmlns:am3d="http://schemas.microsoft.com/office/drawing/2017/model3d" xmlns:o="urn:schemas-microsoft-com:office:office" xmlns:oel="http://schemas.microsoft.com/office/2019/extlst" xmlns:r="http://schemas.openxmlformats.org/officeDocument/2006/relationships" xmlns:m="http://schemas.openxmlformats.org/officeDocument/2006/math" xmlns:v="urn:schemas-microsoft-com:vml" xmlns:wp14="http://schemas.microsoft.com/office/word/2010/wordprocessingDrawing" xmlns:wp="http://schemas.openxmlformats.org/drawingml/2006/wordprocessingDrawing" xmlns:w10="urn:schemas-microsoft-com:office:word" xmlns:w="http://schemas.openxmlformats.org/wordprocessingml/2006/main" xmlns:w14="http://schemas.microsoft.com/office/word/2010/wordml" xmlns:w15="http://schemas.microsoft.com/office/word/2012/wordml" xmlns:w16cex="http://schemas.microsoft.com/office/word/2018/wordml/cex" xmlns:w16cid="http://schemas.microsoft.com/office/word/2016/wordml/cid" xmlns:w16="http://schemas.microsoft.com/office/word/2018/wordml" xmlns:w16du="http://schemas.microsoft.com/office/word/2023/wordml/word16du" xmlns:w16sdtdh="http://schemas.microsoft.com/office/word/2020/wordml/sdtdatahash" xmlns:w16sdtfl="http://schemas.microsoft.com/office/word/2024/wordml/sdtformatlock" xmlns:w16se="http://schemas.microsoft.com/office/word/2015/wordml/symex" xmlns:wpg="http://schemas.microsoft.com/office/word/2010/wordprocessingGroup" xmlns:wpi="http://schemas.microsoft.com/office/word/2010/wordprocessingInk" xmlns:wne="http://schemas.microsoft.com/office/word/2006/wordml" xmlns:wps="http://schemas.microsoft.com/office/word/2010/wordprocessingShape" mc:Ignorable="w14 w15 w16se w16cid w16 w16cex w16sdtdh w16sdtfl w16du wp14">
   <w:abstractNum w:abstractNumId="0" w15:restartNumberingAfterBreak="0">
-    <w:nsid w:val="03D366C1"/>
-    <w:multiLevelType w:val="multilevel"/>
-    <w:tmpl w:val="AC62BD44"/>
-    <w:lvl w:ilvl="0">
-      <w:numFmt w:val="bullet"/>
-      <w:lvlText w:val=""/>
-      <w:lvlJc w:val="left"/>
-      <w:pPr>
-        <w:ind w:left="720" w:hanging="360"/>
-      </w:pPr>
-      <w:rPr>
-        <w:rFonts w:ascii="Symbol" w:hAnsi="Symbol"/>
-      </w:rPr>
-    </w:lvl>
-    <w:lvl w:ilvl="1">
-      <w:numFmt w:val="bullet"/>
-      <w:lvlText w:val="o"/>
-      <w:lvlJc w:val="left"/>
-      <w:pPr>
-        <w:ind w:left="1440" w:hanging="360"/>
-      </w:pPr>
-      <w:rPr>
-        <w:rFonts w:ascii="Courier New" w:hAnsi="Courier New"/>
-      </w:rPr>
-    </w:lvl>
-    <w:lvl w:ilvl="2">
-      <w:numFmt w:val="bullet"/>
-      <w:lvlText w:val=""/>
-      <w:lvlJc w:val="left"/>
-      <w:pPr>
-        <w:ind w:left="2160" w:hanging="360"/>
-      </w:pPr>
-      <w:rPr>
-        <w:rFonts w:ascii="Wingdings" w:hAnsi="Wingdings"/>
-      </w:rPr>
-    </w:lvl>
-    <w:lvl w:ilvl="3">
-      <w:numFmt w:val="bullet"/>
-      <w:lvlText w:val=""/>
-      <w:lvlJc w:val="left"/>
-      <w:pPr>
-        <w:ind w:left="2880" w:hanging="360"/>
-      </w:pPr>
-      <w:rPr>
-        <w:rFonts w:ascii="Symbol" w:hAnsi="Symbol"/>
-      </w:rPr>
-    </w:lvl>
-    <w:lvl w:ilvl="4">
-      <w:numFmt w:val="bullet"/>
-      <w:lvlText w:val="o"/>
-      <w:lvlJc w:val="left"/>
-      <w:pPr>
-        <w:ind w:left="3600" w:hanging="360"/>
-      </w:pPr>
-      <w:rPr>
-        <w:rFonts w:ascii="Courier New" w:hAnsi="Courier New"/>
-      </w:rPr>
-    </w:lvl>
-    <w:lvl w:ilvl="5">
-      <w:numFmt w:val="bullet"/>
-      <w:lvlText w:val=""/>
-      <w:lvlJc w:val="left"/>
-      <w:pPr>
-        <w:ind w:left="4320" w:hanging="360"/>
-      </w:pPr>
-      <w:rPr>
-        <w:rFonts w:ascii="Wingdings" w:hAnsi="Wingdings"/>
-      </w:rPr>
-    </w:lvl>
-    <w:lvl w:ilvl="6">
-      <w:numFmt w:val="bullet"/>
-      <w:lvlText w:val=""/>
-      <w:lvlJc w:val="left"/>
-      <w:pPr>
-        <w:ind w:left="5040" w:hanging="360"/>
-      </w:pPr>
-      <w:rPr>
-        <w:rFonts w:ascii="Symbol" w:hAnsi="Symbol"/>
-      </w:rPr>
-    </w:lvl>
-    <w:lvl w:ilvl="7">
-      <w:numFmt w:val="bullet"/>
-      <w:lvlText w:val="o"/>
-      <w:lvlJc w:val="left"/>
-      <w:pPr>
-        <w:ind w:left="5760" w:hanging="360"/>
-      </w:pPr>
-      <w:rPr>
-        <w:rFonts w:ascii="Courier New" w:hAnsi="Courier New"/>
-      </w:rPr>
-    </w:lvl>
-    <w:lvl w:ilvl="8">
-      <w:numFmt w:val="bullet"/>
-      <w:lvlText w:val=""/>
-      <w:lvlJc w:val="left"/>
-      <w:pPr>
-        <w:ind w:left="6480" w:hanging="360"/>
-      </w:pPr>
-      <w:rPr>
-        <w:rFonts w:ascii="Wingdings" w:hAnsi="Wingdings"/>
-      </w:rPr>
-    </w:lvl>
-  </w:abstractNum>
-  <w:abstractNum w:abstractNumId="1" w15:restartNumberingAfterBreak="0">
-    <w:nsid w:val="18855D94"/>
-    <w:multiLevelType w:val="multilevel"/>
-    <w:tmpl w:val="8C1453C2"/>
-    <w:lvl w:ilvl="0">
-      <w:numFmt w:val="bullet"/>
-      <w:lvlText w:val=""/>
-      <w:lvlJc w:val="left"/>
-      <w:pPr>
-        <w:ind w:left="720" w:hanging="360"/>
-      </w:pPr>
-      <w:rPr>
-        <w:rFonts w:ascii="Symbol" w:hAnsi="Symbol"/>
-      </w:rPr>
-    </w:lvl>
-    <w:lvl w:ilvl="1">
-      <w:numFmt w:val="bullet"/>
-      <w:lvlText w:val="o"/>
-      <w:lvlJc w:val="left"/>
-      <w:pPr>
-        <w:ind w:left="1440" w:hanging="360"/>
-      </w:pPr>
-      <w:rPr>
-        <w:rFonts w:ascii="Courier New" w:hAnsi="Courier New"/>
-      </w:rPr>
-    </w:lvl>
-    <w:lvl w:ilvl="2">
-      <w:numFmt w:val="bullet"/>
-      <w:lvlText w:val=""/>
-      <w:lvlJc w:val="left"/>
-      <w:pPr>
-        <w:ind w:left="2160" w:hanging="360"/>
-      </w:pPr>
-      <w:rPr>
-        <w:rFonts w:ascii="Wingdings" w:hAnsi="Wingdings"/>
-      </w:rPr>
-    </w:lvl>
-    <w:lvl w:ilvl="3">
-      <w:numFmt w:val="bullet"/>
-      <w:lvlText w:val=""/>
-      <w:lvlJc w:val="left"/>
-      <w:pPr>
-        <w:ind w:left="2880" w:hanging="360"/>
-      </w:pPr>
-      <w:rPr>
-        <w:rFonts w:ascii="Symbol" w:hAnsi="Symbol"/>
-      </w:rPr>
-    </w:lvl>
-    <w:lvl w:ilvl="4">
-      <w:numFmt w:val="bullet"/>
-      <w:lvlText w:val="o"/>
-      <w:lvlJc w:val="left"/>
-      <w:pPr>
-        <w:ind w:left="3600" w:hanging="360"/>
-      </w:pPr>
-      <w:rPr>
-        <w:rFonts w:ascii="Courier New" w:hAnsi="Courier New"/>
-      </w:rPr>
-    </w:lvl>
-    <w:lvl w:ilvl="5">
-      <w:numFmt w:val="bullet"/>
-      <w:lvlText w:val=""/>
-      <w:lvlJc w:val="left"/>
-      <w:pPr>
-        <w:ind w:left="4320" w:hanging="360"/>
-      </w:pPr>
-      <w:rPr>
-        <w:rFonts w:ascii="Wingdings" w:hAnsi="Wingdings"/>
-      </w:rPr>
-    </w:lvl>
-    <w:lvl w:ilvl="6">
-      <w:numFmt w:val="bullet"/>
-      <w:lvlText w:val=""/>
-      <w:lvlJc w:val="left"/>
-      <w:pPr>
-        <w:ind w:left="5040" w:hanging="360"/>
-      </w:pPr>
-      <w:rPr>
-        <w:rFonts w:ascii="Symbol" w:hAnsi="Symbol"/>
-      </w:rPr>
-    </w:lvl>
-    <w:lvl w:ilvl="7">
-      <w:numFmt w:val="bullet"/>
-      <w:lvlText w:val="o"/>
-      <w:lvlJc w:val="left"/>
-      <w:pPr>
-        <w:ind w:left="5760" w:hanging="360"/>
-      </w:pPr>
-      <w:rPr>
-        <w:rFonts w:ascii="Courier New" w:hAnsi="Courier New"/>
-      </w:rPr>
-    </w:lvl>
-    <w:lvl w:ilvl="8">
-      <w:numFmt w:val="bullet"/>
-      <w:lvlText w:val=""/>
-      <w:lvlJc w:val="left"/>
-      <w:pPr>
-        <w:ind w:left="6480" w:hanging="360"/>
-      </w:pPr>
-      <w:rPr>
-        <w:rFonts w:ascii="Wingdings" w:hAnsi="Wingdings"/>
-      </w:rPr>
-    </w:lvl>
-  </w:abstractNum>
-  <w:abstractNum w:abstractNumId="2" w15:restartNumberingAfterBreak="0">
-    <w:nsid w:val="2CD94DB7"/>
+    <w:nsid w:val="026E63B3"/>
     <w:multiLevelType w:val="hybridMultilevel"/>
-    <w:tmpl w:val="32E4B88C"/>
+    <w:tmpl w:val="2FC2A1D2"/>
     <w:lvl w:ilvl="0" w:tplc="08090001">
       <w:start w:val="1"/>
       <w:numFmt w:val="bullet"/>
@@ -6332,103 +12282,121 @@
       </w:rPr>
     </w:lvl>
   </w:abstractNum>
-  <w:abstractNum w:abstractNumId="3" w15:restartNumberingAfterBreak="0">
-    <w:nsid w:val="37F60D3C"/>
+  <w:abstractNum w:abstractNumId="1" w15:restartNumberingAfterBreak="0">
+    <w:nsid w:val="03D366C1"/>
     <w:multiLevelType w:val="multilevel"/>
-    <w:tmpl w:val="C88AD3A6"/>
+    <w:tmpl w:val="AC62BD44"/>
     <w:lvl w:ilvl="0">
-      <w:start w:val="1"/>
-      <w:numFmt w:val="decimal"/>
-      <w:lvlText w:val="%1."/>
+      <w:numFmt w:val="bullet"/>
+      <w:lvlText w:val=""/>
       <w:lvlJc w:val="left"/>
       <w:pPr>
-        <w:ind w:left="360" w:hanging="360"/>
-      </w:pPr>
+        <w:ind w:left="720" w:hanging="360"/>
+      </w:pPr>
+      <w:rPr>
+        <w:rFonts w:ascii="Symbol" w:hAnsi="Symbol"/>
+      </w:rPr>
     </w:lvl>
     <w:lvl w:ilvl="1">
-      <w:start w:val="1"/>
-      <w:numFmt w:val="decimal"/>
-      <w:lvlText w:val="%1.%2."/>
+      <w:numFmt w:val="bullet"/>
+      <w:lvlText w:val="o"/>
       <w:lvlJc w:val="left"/>
       <w:pPr>
-        <w:ind w:left="790" w:hanging="430"/>
-      </w:pPr>
+        <w:ind w:left="1440" w:hanging="360"/>
+      </w:pPr>
+      <w:rPr>
+        <w:rFonts w:ascii="Courier New" w:hAnsi="Courier New"/>
+      </w:rPr>
     </w:lvl>
     <w:lvl w:ilvl="2">
-      <w:start w:val="1"/>
-      <w:numFmt w:val="decimal"/>
-      <w:lvlText w:val="%1.%2.%3."/>
+      <w:numFmt w:val="bullet"/>
+      <w:lvlText w:val=""/>
       <w:lvlJc w:val="left"/>
       <w:pPr>
-        <w:ind w:left="1225" w:hanging="505"/>
-      </w:pPr>
+        <w:ind w:left="2160" w:hanging="360"/>
+      </w:pPr>
+      <w:rPr>
+        <w:rFonts w:ascii="Wingdings" w:hAnsi="Wingdings"/>
+      </w:rPr>
     </w:lvl>
     <w:lvl w:ilvl="3">
-      <w:start w:val="1"/>
-      <w:numFmt w:val="decimal"/>
-      <w:lvlText w:val="%1.%2.%3.%4."/>
+      <w:numFmt w:val="bullet"/>
+      <w:lvlText w:val=""/>
       <w:lvlJc w:val="left"/>
       <w:pPr>
-        <w:ind w:left="1730" w:hanging="650"/>
-      </w:pPr>
+        <w:ind w:left="2880" w:hanging="360"/>
+      </w:pPr>
+      <w:rPr>
+        <w:rFonts w:ascii="Symbol" w:hAnsi="Symbol"/>
+      </w:rPr>
     </w:lvl>
     <w:lvl w:ilvl="4">
-      <w:start w:val="1"/>
-      <w:numFmt w:val="decimal"/>
-      <w:lvlText w:val="%1.%2.%3.%4.%5."/>
+      <w:numFmt w:val="bullet"/>
+      <w:lvlText w:val="o"/>
       <w:lvlJc w:val="left"/>
       <w:pPr>
-        <w:ind w:left="2230" w:hanging="790"/>
-      </w:pPr>
+        <w:ind w:left="3600" w:hanging="360"/>
+      </w:pPr>
+      <w:rPr>
+        <w:rFonts w:ascii="Courier New" w:hAnsi="Courier New"/>
+      </w:rPr>
     </w:lvl>
     <w:lvl w:ilvl="5">
-      <w:start w:val="1"/>
-      <w:numFmt w:val="decimal"/>
-      <w:lvlText w:val="%1.%2.%3.%4.%5.%6."/>
+      <w:numFmt w:val="bullet"/>
+      <w:lvlText w:val=""/>
       <w:lvlJc w:val="left"/>
       <w:pPr>
-        <w:ind w:left="2735" w:hanging="935"/>
-      </w:pPr>
+        <w:ind w:left="4320" w:hanging="360"/>
+      </w:pPr>
+      <w:rPr>
+        <w:rFonts w:ascii="Wingdings" w:hAnsi="Wingdings"/>
+      </w:rPr>
     </w:lvl>
     <w:lvl w:ilvl="6">
-      <w:start w:val="1"/>
-      <w:numFmt w:val="decimal"/>
-      <w:lvlText w:val="%1.%2.%3.%4.%5.%6.%7."/>
+      <w:numFmt w:val="bullet"/>
+      <w:lvlText w:val=""/>
       <w:lvlJc w:val="left"/>
       <w:pPr>
-        <w:ind w:left="3240" w:hanging="1080"/>
-      </w:pPr>
+        <w:ind w:left="5040" w:hanging="360"/>
+      </w:pPr>
+      <w:rPr>
+        <w:rFonts w:ascii="Symbol" w:hAnsi="Symbol"/>
+      </w:rPr>
     </w:lvl>
     <w:lvl w:ilvl="7">
-      <w:start w:val="1"/>
-      <w:numFmt w:val="decimal"/>
-      <w:lvlText w:val="%1.%2.%3.%4.%5.%6.%7.%8."/>
+      <w:numFmt w:val="bullet"/>
+      <w:lvlText w:val="o"/>
       <w:lvlJc w:val="left"/>
       <w:pPr>
-        <w:ind w:left="3745" w:hanging="1225"/>
-      </w:pPr>
+        <w:ind w:left="5760" w:hanging="360"/>
+      </w:pPr>
+      <w:rPr>
+        <w:rFonts w:ascii="Courier New" w:hAnsi="Courier New"/>
+      </w:rPr>
     </w:lvl>
     <w:lvl w:ilvl="8">
-      <w:start w:val="1"/>
-      <w:numFmt w:val="decimal"/>
-      <w:lvlText w:val="%1.%2.%3.%4.%5.%6.%7.%8.%9."/>
+      <w:numFmt w:val="bullet"/>
+      <w:lvlText w:val=""/>
       <w:lvlJc w:val="left"/>
       <w:pPr>
-        <w:ind w:left="4320" w:hanging="1440"/>
-      </w:pPr>
+        <w:ind w:left="6480" w:hanging="360"/>
+      </w:pPr>
+      <w:rPr>
+        <w:rFonts w:ascii="Wingdings" w:hAnsi="Wingdings"/>
+      </w:rPr>
     </w:lvl>
   </w:abstractNum>
-  <w:abstractNum w:abstractNumId="4" w15:restartNumberingAfterBreak="0">
-    <w:nsid w:val="42EA5093"/>
+  <w:abstractNum w:abstractNumId="2" w15:restartNumberingAfterBreak="0">
+    <w:nsid w:val="050F3E16"/>
     <w:multiLevelType w:val="hybridMultilevel"/>
-    <w:tmpl w:val="B9BAB1FA"/>
+    <w:tmpl w:val="1576BED8"/>
     <w:lvl w:ilvl="0" w:tplc="08090001">
       <w:start w:val="1"/>
       <w:numFmt w:val="bullet"/>
       <w:lvlText w:val=""/>
       <w:lvlJc w:val="left"/>
       <w:pPr>
-        <w:ind w:left="1440" w:hanging="360"/>
+        <w:ind w:left="720" w:hanging="360"/>
       </w:pPr>
       <w:rPr>
         <w:rFonts w:ascii="Symbol" w:hAnsi="Symbol" w:hint="default"/>
@@ -6440,7 +12408,7 @@
       <w:lvlText w:val="o"/>
       <w:lvlJc w:val="left"/>
       <w:pPr>
-        <w:ind w:left="2160" w:hanging="360"/>
+        <w:ind w:left="1440" w:hanging="360"/>
       </w:pPr>
       <w:rPr>
         <w:rFonts w:ascii="Courier New" w:hAnsi="Courier New" w:hint="default"/>
@@ -6452,7 +12420,7 @@
       <w:lvlText w:val=""/>
       <w:lvlJc w:val="left"/>
       <w:pPr>
-        <w:ind w:left="2880" w:hanging="360"/>
+        <w:ind w:left="2160" w:hanging="360"/>
       </w:pPr>
       <w:rPr>
         <w:rFonts w:ascii="Wingdings" w:hAnsi="Wingdings" w:hint="default"/>
@@ -6464,7 +12432,7 @@
       <w:lvlText w:val=""/>
       <w:lvlJc w:val="left"/>
       <w:pPr>
-        <w:ind w:left="3600" w:hanging="360"/>
+        <w:ind w:left="2880" w:hanging="360"/>
       </w:pPr>
       <w:rPr>
         <w:rFonts w:ascii="Symbol" w:hAnsi="Symbol" w:hint="default"/>
@@ -6476,7 +12444,7 @@
       <w:lvlText w:val="o"/>
       <w:lvlJc w:val="left"/>
       <w:pPr>
-        <w:ind w:left="4320" w:hanging="360"/>
+        <w:ind w:left="3600" w:hanging="360"/>
       </w:pPr>
       <w:rPr>
         <w:rFonts w:ascii="Courier New" w:hAnsi="Courier New" w:hint="default"/>
@@ -6488,7 +12456,7 @@
       <w:lvlText w:val=""/>
       <w:lvlJc w:val="left"/>
       <w:pPr>
-        <w:ind w:left="5040" w:hanging="360"/>
+        <w:ind w:left="4320" w:hanging="360"/>
       </w:pPr>
       <w:rPr>
         <w:rFonts w:ascii="Wingdings" w:hAnsi="Wingdings" w:hint="default"/>
@@ -6500,7 +12468,7 @@
       <w:lvlText w:val=""/>
       <w:lvlJc w:val="left"/>
       <w:pPr>
-        <w:ind w:left="5760" w:hanging="360"/>
+        <w:ind w:left="5040" w:hanging="360"/>
       </w:pPr>
       <w:rPr>
         <w:rFonts w:ascii="Symbol" w:hAnsi="Symbol" w:hint="default"/>
@@ -6512,7 +12480,7 @@
       <w:lvlText w:val="o"/>
       <w:lvlJc w:val="left"/>
       <w:pPr>
-        <w:ind w:left="6480" w:hanging="360"/>
+        <w:ind w:left="5760" w:hanging="360"/>
       </w:pPr>
       <w:rPr>
         <w:rFonts w:ascii="Courier New" w:hAnsi="Courier New" w:hint="default"/>
@@ -6524,17 +12492,121 @@
       <w:lvlText w:val=""/>
       <w:lvlJc w:val="left"/>
       <w:pPr>
-        <w:ind w:left="7200" w:hanging="360"/>
+        <w:ind w:left="6480" w:hanging="360"/>
       </w:pPr>
       <w:rPr>
         <w:rFonts w:ascii="Wingdings" w:hAnsi="Wingdings" w:hint="default"/>
       </w:rPr>
     </w:lvl>
   </w:abstractNum>
-  <w:abstractNum w:abstractNumId="5" w15:restartNumberingAfterBreak="0">
-    <w:nsid w:val="5EA36CD8"/>
+  <w:abstractNum w:abstractNumId="3" w15:restartNumberingAfterBreak="0">
+    <w:nsid w:val="18855D94"/>
+    <w:multiLevelType w:val="multilevel"/>
+    <w:tmpl w:val="8C1453C2"/>
+    <w:lvl w:ilvl="0">
+      <w:numFmt w:val="bullet"/>
+      <w:lvlText w:val=""/>
+      <w:lvlJc w:val="left"/>
+      <w:pPr>
+        <w:ind w:left="720" w:hanging="360"/>
+      </w:pPr>
+      <w:rPr>
+        <w:rFonts w:ascii="Symbol" w:hAnsi="Symbol"/>
+      </w:rPr>
+    </w:lvl>
+    <w:lvl w:ilvl="1">
+      <w:numFmt w:val="bullet"/>
+      <w:lvlText w:val="o"/>
+      <w:lvlJc w:val="left"/>
+      <w:pPr>
+        <w:ind w:left="1440" w:hanging="360"/>
+      </w:pPr>
+      <w:rPr>
+        <w:rFonts w:ascii="Courier New" w:hAnsi="Courier New"/>
+      </w:rPr>
+    </w:lvl>
+    <w:lvl w:ilvl="2">
+      <w:numFmt w:val="bullet"/>
+      <w:lvlText w:val=""/>
+      <w:lvlJc w:val="left"/>
+      <w:pPr>
+        <w:ind w:left="2160" w:hanging="360"/>
+      </w:pPr>
+      <w:rPr>
+        <w:rFonts w:ascii="Wingdings" w:hAnsi="Wingdings"/>
+      </w:rPr>
+    </w:lvl>
+    <w:lvl w:ilvl="3">
+      <w:numFmt w:val="bullet"/>
+      <w:lvlText w:val=""/>
+      <w:lvlJc w:val="left"/>
+      <w:pPr>
+        <w:ind w:left="2880" w:hanging="360"/>
+      </w:pPr>
+      <w:rPr>
+        <w:rFonts w:ascii="Symbol" w:hAnsi="Symbol"/>
+      </w:rPr>
+    </w:lvl>
+    <w:lvl w:ilvl="4">
+      <w:numFmt w:val="bullet"/>
+      <w:lvlText w:val="o"/>
+      <w:lvlJc w:val="left"/>
+      <w:pPr>
+        <w:ind w:left="3600" w:hanging="360"/>
+      </w:pPr>
+      <w:rPr>
+        <w:rFonts w:ascii="Courier New" w:hAnsi="Courier New"/>
+      </w:rPr>
+    </w:lvl>
+    <w:lvl w:ilvl="5">
+      <w:numFmt w:val="bullet"/>
+      <w:lvlText w:val=""/>
+      <w:lvlJc w:val="left"/>
+      <w:pPr>
+        <w:ind w:left="4320" w:hanging="360"/>
+      </w:pPr>
+      <w:rPr>
+        <w:rFonts w:ascii="Wingdings" w:hAnsi="Wingdings"/>
+      </w:rPr>
+    </w:lvl>
+    <w:lvl w:ilvl="6">
+      <w:numFmt w:val="bullet"/>
+      <w:lvlText w:val=""/>
+      <w:lvlJc w:val="left"/>
+      <w:pPr>
+        <w:ind w:left="5040" w:hanging="360"/>
+      </w:pPr>
+      <w:rPr>
+        <w:rFonts w:ascii="Symbol" w:hAnsi="Symbol"/>
+      </w:rPr>
+    </w:lvl>
+    <w:lvl w:ilvl="7">
+      <w:numFmt w:val="bullet"/>
+      <w:lvlText w:val="o"/>
+      <w:lvlJc w:val="left"/>
+      <w:pPr>
+        <w:ind w:left="5760" w:hanging="360"/>
+      </w:pPr>
+      <w:rPr>
+        <w:rFonts w:ascii="Courier New" w:hAnsi="Courier New"/>
+      </w:rPr>
+    </w:lvl>
+    <w:lvl w:ilvl="8">
+      <w:numFmt w:val="bullet"/>
+      <w:lvlText w:val=""/>
+      <w:lvlJc w:val="left"/>
+      <w:pPr>
+        <w:ind w:left="6480" w:hanging="360"/>
+      </w:pPr>
+      <w:rPr>
+        <w:rFonts w:ascii="Wingdings" w:hAnsi="Wingdings"/>
+      </w:rPr>
+    </w:lvl>
+  </w:abstractNum>
+  <w:abstractNum w:abstractNumId="4" w15:restartNumberingAfterBreak="0">
+    <w:nsid w:val="2CD94DB7"/>
     <w:multiLevelType w:val="hybridMultilevel"/>
-    <w:tmpl w:val="EA24E4CC"/>
+    <w:tmpl w:val="32E4B88C"/>
     <w:lvl w:ilvl="0" w:tplc="08090001">
       <w:start w:val="1"/>
       <w:numFmt w:val="bullet"/>
@@ -6644,121 +12716,103 @@
       </w:rPr>
     </w:lvl>
   </w:abstractNum>
-  <w:abstractNum w:abstractNumId="6" w15:restartNumberingAfterBreak="0">
-    <w:nsid w:val="62174F72"/>
+  <w:abstractNum w:abstractNumId="5" w15:restartNumberingAfterBreak="0">
+    <w:nsid w:val="37F60D3C"/>
     <w:multiLevelType w:val="multilevel"/>
-    <w:tmpl w:val="0B66ADC2"/>
+    <w:tmpl w:val="C88AD3A6"/>
     <w:lvl w:ilvl="0">
-      <w:numFmt w:val="bullet"/>
-      <w:lvlText w:val=""/>
+      <w:start w:val="1"/>
+      <w:numFmt w:val="decimal"/>
+      <w:lvlText w:val="%1."/>
       <w:lvlJc w:val="left"/>
       <w:pPr>
-        <w:ind w:left="720" w:hanging="360"/>
-      </w:pPr>
-      <w:rPr>
-        <w:rFonts w:ascii="Symbol" w:hAnsi="Symbol"/>
-      </w:rPr>
+        <w:ind w:left="360" w:hanging="360"/>
+      </w:pPr>
     </w:lvl>
     <w:lvl w:ilvl="1">
-      <w:numFmt w:val="bullet"/>
-      <w:lvlText w:val="o"/>
+      <w:start w:val="1"/>
+      <w:numFmt w:val="decimal"/>
+      <w:lvlText w:val="%1.%2."/>
       <w:lvlJc w:val="left"/>
       <w:pPr>
-        <w:ind w:left="1440" w:hanging="360"/>
-      </w:pPr>
-      <w:rPr>
-        <w:rFonts w:ascii="Courier New" w:hAnsi="Courier New"/>
-      </w:rPr>
+        <w:ind w:left="790" w:hanging="430"/>
+      </w:pPr>
     </w:lvl>
     <w:lvl w:ilvl="2">
-      <w:numFmt w:val="bullet"/>
-      <w:lvlText w:val=""/>
+      <w:start w:val="1"/>
+      <w:numFmt w:val="decimal"/>
+      <w:lvlText w:val="%1.%2.%3."/>
       <w:lvlJc w:val="left"/>
       <w:pPr>
-        <w:ind w:left="2160" w:hanging="360"/>
-      </w:pPr>
-      <w:rPr>
-        <w:rFonts w:ascii="Wingdings" w:hAnsi="Wingdings"/>
-      </w:rPr>
+        <w:ind w:left="1225" w:hanging="505"/>
+      </w:pPr>
     </w:lvl>
     <w:lvl w:ilvl="3">
-      <w:numFmt w:val="bullet"/>
-      <w:lvlText w:val=""/>
+      <w:start w:val="1"/>
+      <w:numFmt w:val="decimal"/>
+      <w:lvlText w:val="%1.%2.%3.%4."/>
       <w:lvlJc w:val="left"/>
       <w:pPr>
-        <w:ind w:left="2880" w:hanging="360"/>
-      </w:pPr>
-      <w:rPr>
-        <w:rFonts w:ascii="Symbol" w:hAnsi="Symbol"/>
-      </w:rPr>
+        <w:ind w:left="1730" w:hanging="650"/>
+      </w:pPr>
     </w:lvl>
     <w:lvl w:ilvl="4">
-      <w:numFmt w:val="bullet"/>
-      <w:lvlText w:val="o"/>
+      <w:start w:val="1"/>
+      <w:numFmt w:val="decimal"/>
+      <w:lvlText w:val="%1.%2.%3.%4.%5."/>
       <w:lvlJc w:val="left"/>
       <w:pPr>
-        <w:ind w:left="3600" w:hanging="360"/>
-      </w:pPr>
-      <w:rPr>
-        <w:rFonts w:ascii="Courier New" w:hAnsi="Courier New"/>
-      </w:rPr>
+        <w:ind w:left="2230" w:hanging="790"/>
+      </w:pPr>
     </w:lvl>
     <w:lvl w:ilvl="5">
-      <w:numFmt w:val="bullet"/>
-      <w:lvlText w:val=""/>
+      <w:start w:val="1"/>
+      <w:numFmt w:val="decimal"/>
+      <w:lvlText w:val="%1.%2.%3.%4.%5.%6."/>
       <w:lvlJc w:val="left"/>
       <w:pPr>
-        <w:ind w:left="4320" w:hanging="360"/>
-      </w:pPr>
-      <w:rPr>
-        <w:rFonts w:ascii="Wingdings" w:hAnsi="Wingdings"/>
-      </w:rPr>
+        <w:ind w:left="2735" w:hanging="935"/>
+      </w:pPr>
     </w:lvl>
     <w:lvl w:ilvl="6">
-      <w:numFmt w:val="bullet"/>
-      <w:lvlText w:val=""/>
+      <w:start w:val="1"/>
+      <w:numFmt w:val="decimal"/>
+      <w:lvlText w:val="%1.%2.%3.%4.%5.%6.%7."/>
       <w:lvlJc w:val="left"/>
       <w:pPr>
-        <w:ind w:left="5040" w:hanging="360"/>
-      </w:pPr>
-      <w:rPr>
-        <w:rFonts w:ascii="Symbol" w:hAnsi="Symbol"/>
-      </w:rPr>
+        <w:ind w:left="3240" w:hanging="1080"/>
+      </w:pPr>
     </w:lvl>
     <w:lvl w:ilvl="7">
-      <w:numFmt w:val="bullet"/>
-      <w:lvlText w:val="o"/>
+      <w:start w:val="1"/>
+      <w:numFmt w:val="decimal"/>
+      <w:lvlText w:val="%1.%2.%3.%4.%5.%6.%7.%8."/>
       <w:lvlJc w:val="left"/>
       <w:pPr>
-        <w:ind w:left="5760" w:hanging="360"/>
-      </w:pPr>
-      <w:rPr>
-        <w:rFonts w:ascii="Courier New" w:hAnsi="Courier New"/>
-      </w:rPr>
+        <w:ind w:left="3745" w:hanging="1225"/>
+      </w:pPr>
     </w:lvl>
     <w:lvl w:ilvl="8">
-      <w:numFmt w:val="bullet"/>
-      <w:lvlText w:val=""/>
+      <w:start w:val="1"/>
+      <w:numFmt w:val="decimal"/>
+      <w:lvlText w:val="%1.%2.%3.%4.%5.%6.%7.%8.%9."/>
       <w:lvlJc w:val="left"/>
       <w:pPr>
-        <w:ind w:left="6480" w:hanging="360"/>
-      </w:pPr>
-      <w:rPr>
-        <w:rFonts w:ascii="Wingdings" w:hAnsi="Wingdings"/>
-      </w:rPr>
+        <w:ind w:left="4320" w:hanging="1440"/>
+      </w:pPr>
     </w:lvl>
   </w:abstractNum>
-  <w:abstractNum w:abstractNumId="7" w15:restartNumberingAfterBreak="0">
-    <w:nsid w:val="681D6115"/>
+  <w:abstractNum w:abstractNumId="6" w15:restartNumberingAfterBreak="0">
+    <w:nsid w:val="42EA5093"/>
     <w:multiLevelType w:val="hybridMultilevel"/>
-    <w:tmpl w:val="606ED966"/>
+    <w:tmpl w:val="B9BAB1FA"/>
     <w:lvl w:ilvl="0" w:tplc="08090001">
       <w:start w:val="1"/>
       <w:numFmt w:val="bullet"/>
       <w:lvlText w:val=""/>
       <w:lvlJc w:val="left"/>
       <w:pPr>
-        <w:ind w:left="720" w:hanging="360"/>
+        <w:ind w:left="1440" w:hanging="360"/>
       </w:pPr>
       <w:rPr>
         <w:rFonts w:ascii="Symbol" w:hAnsi="Symbol" w:hint="default"/>
@@ -6770,7 +12824,7 @@
       <w:lvlText w:val="o"/>
       <w:lvlJc w:val="left"/>
       <w:pPr>
-        <w:ind w:left="1440" w:hanging="360"/>
+        <w:ind w:left="2160" w:hanging="360"/>
       </w:pPr>
       <w:rPr>
         <w:rFonts w:ascii="Courier New" w:hAnsi="Courier New" w:hint="default"/>
@@ -6782,7 +12836,7 @@
       <w:lvlText w:val=""/>
       <w:lvlJc w:val="left"/>
       <w:pPr>
-        <w:ind w:left="2160" w:hanging="360"/>
+        <w:ind w:left="2880" w:hanging="360"/>
       </w:pPr>
       <w:rPr>
         <w:rFonts w:ascii="Wingdings" w:hAnsi="Wingdings" w:hint="default"/>
@@ -6794,7 +12848,7 @@
       <w:lvlText w:val=""/>
       <w:lvlJc w:val="left"/>
       <w:pPr>
-        <w:ind w:left="2880" w:hanging="360"/>
+        <w:ind w:left="3600" w:hanging="360"/>
       </w:pPr>
       <w:rPr>
         <w:rFonts w:ascii="Symbol" w:hAnsi="Symbol" w:hint="default"/>
@@ -6806,7 +12860,7 @@
       <w:lvlText w:val="o"/>
       <w:lvlJc w:val="left"/>
       <w:pPr>
-        <w:ind w:left="3600" w:hanging="360"/>
+        <w:ind w:left="4320" w:hanging="360"/>
       </w:pPr>
       <w:rPr>
         <w:rFonts w:ascii="Courier New" w:hAnsi="Courier New" w:hint="default"/>
@@ -6818,7 +12872,7 @@
       <w:lvlText w:val=""/>
       <w:lvlJc w:val="left"/>
       <w:pPr>
-        <w:ind w:left="4320" w:hanging="360"/>
+        <w:ind w:left="5040" w:hanging="360"/>
       </w:pPr>
       <w:rPr>
         <w:rFonts w:ascii="Wingdings" w:hAnsi="Wingdings" w:hint="default"/>
@@ -6830,7 +12884,7 @@
       <w:lvlText w:val=""/>
       <w:lvlJc w:val="left"/>
       <w:pPr>
-        <w:ind w:left="5040" w:hanging="360"/>
+        <w:ind w:left="5760" w:hanging="360"/>
       </w:pPr>
       <w:rPr>
         <w:rFonts w:ascii="Symbol" w:hAnsi="Symbol" w:hint="default"/>
@@ -6842,7 +12896,7 @@
       <w:lvlText w:val="o"/>
       <w:lvlJc w:val="left"/>
       <w:pPr>
-        <w:ind w:left="5760" w:hanging="360"/>
+        <w:ind w:left="6480" w:hanging="360"/>
       </w:pPr>
       <w:rPr>
         <w:rFonts w:ascii="Courier New" w:hAnsi="Courier New" w:hint="default"/>
@@ -6854,6 +12908,336 @@
       <w:lvlText w:val=""/>
       <w:lvlJc w:val="left"/>
       <w:pPr>
+        <w:ind w:left="7200" w:hanging="360"/>
+      </w:pPr>
+      <w:rPr>
+        <w:rFonts w:ascii="Wingdings" w:hAnsi="Wingdings" w:hint="default"/>
+      </w:rPr>
+    </w:lvl>
+  </w:abstractNum>
+  <w:abstractNum w:abstractNumId="7" w15:restartNumberingAfterBreak="0">
+    <w:nsid w:val="5EA36CD8"/>
+    <w:multiLevelType w:val="hybridMultilevel"/>
+    <w:tmpl w:val="EA24E4CC"/>
+    <w:lvl w:ilvl="0" w:tplc="08090001">
+      <w:start w:val="1"/>
+      <w:numFmt w:val="bullet"/>
+      <w:lvlText w:val=""/>
+      <w:lvlJc w:val="left"/>
+      <w:pPr>
+        <w:ind w:left="720" w:hanging="360"/>
+      </w:pPr>
+      <w:rPr>
+        <w:rFonts w:ascii="Symbol" w:hAnsi="Symbol" w:hint="default"/>
+      </w:rPr>
+    </w:lvl>
+    <w:lvl w:ilvl="1" w:tplc="08090003" w:tentative="1">
+      <w:start w:val="1"/>
+      <w:numFmt w:val="bullet"/>
+      <w:lvlText w:val="o"/>
+      <w:lvlJc w:val="left"/>
+      <w:pPr>
+        <w:ind w:left="1440" w:hanging="360"/>
+      </w:pPr>
+      <w:rPr>
+        <w:rFonts w:ascii="Courier New" w:hAnsi="Courier New" w:hint="default"/>
+      </w:rPr>
+    </w:lvl>
+    <w:lvl w:ilvl="2" w:tplc="08090005" w:tentative="1">
+      <w:start w:val="1"/>
+      <w:numFmt w:val="bullet"/>
+      <w:lvlText w:val=""/>
+      <w:lvlJc w:val="left"/>
+      <w:pPr>
+        <w:ind w:left="2160" w:hanging="360"/>
+      </w:pPr>
+      <w:rPr>
+        <w:rFonts w:ascii="Wingdings" w:hAnsi="Wingdings" w:hint="default"/>
+      </w:rPr>
+    </w:lvl>
+    <w:lvl w:ilvl="3" w:tplc="08090001" w:tentative="1">
+      <w:start w:val="1"/>
+      <w:numFmt w:val="bullet"/>
+      <w:lvlText w:val=""/>
+      <w:lvlJc w:val="left"/>
+      <w:pPr>
+        <w:ind w:left="2880" w:hanging="360"/>
+      </w:pPr>
+      <w:rPr>
+        <w:rFonts w:ascii="Symbol" w:hAnsi="Symbol" w:hint="default"/>
+      </w:rPr>
+    </w:lvl>
+    <w:lvl w:ilvl="4" w:tplc="08090003" w:tentative="1">
+      <w:start w:val="1"/>
+      <w:numFmt w:val="bullet"/>
+      <w:lvlText w:val="o"/>
+      <w:lvlJc w:val="left"/>
+      <w:pPr>
+        <w:ind w:left="3600" w:hanging="360"/>
+      </w:pPr>
+      <w:rPr>
+        <w:rFonts w:ascii="Courier New" w:hAnsi="Courier New" w:hint="default"/>
+      </w:rPr>
+    </w:lvl>
+    <w:lvl w:ilvl="5" w:tplc="08090005" w:tentative="1">
+      <w:start w:val="1"/>
+      <w:numFmt w:val="bullet"/>
+      <w:lvlText w:val=""/>
+      <w:lvlJc w:val="left"/>
+      <w:pPr>
+        <w:ind w:left="4320" w:hanging="360"/>
+      </w:pPr>
+      <w:rPr>
+        <w:rFonts w:ascii="Wingdings" w:hAnsi="Wingdings" w:hint="default"/>
+      </w:rPr>
+    </w:lvl>
+    <w:lvl w:ilvl="6" w:tplc="08090001" w:tentative="1">
+      <w:start w:val="1"/>
+      <w:numFmt w:val="bullet"/>
+      <w:lvlText w:val=""/>
+      <w:lvlJc w:val="left"/>
+      <w:pPr>
+        <w:ind w:left="5040" w:hanging="360"/>
+      </w:pPr>
+      <w:rPr>
+        <w:rFonts w:ascii="Symbol" w:hAnsi="Symbol" w:hint="default"/>
+      </w:rPr>
+    </w:lvl>
+    <w:lvl w:ilvl="7" w:tplc="08090003" w:tentative="1">
+      <w:start w:val="1"/>
+      <w:numFmt w:val="bullet"/>
+      <w:lvlText w:val="o"/>
+      <w:lvlJc w:val="left"/>
+      <w:pPr>
+        <w:ind w:left="5760" w:hanging="360"/>
+      </w:pPr>
+      <w:rPr>
+        <w:rFonts w:ascii="Courier New" w:hAnsi="Courier New" w:hint="default"/>
+      </w:rPr>
+    </w:lvl>
+    <w:lvl w:ilvl="8" w:tplc="08090005" w:tentative="1">
+      <w:start w:val="1"/>
+      <w:numFmt w:val="bullet"/>
+      <w:lvlText w:val=""/>
+      <w:lvlJc w:val="left"/>
+      <w:pPr>
+        <w:ind w:left="6480" w:hanging="360"/>
+      </w:pPr>
+      <w:rPr>
+        <w:rFonts w:ascii="Wingdings" w:hAnsi="Wingdings" w:hint="default"/>
+      </w:rPr>
+    </w:lvl>
+  </w:abstractNum>
+  <w:abstractNum w:abstractNumId="8" w15:restartNumberingAfterBreak="0">
+    <w:nsid w:val="62174F72"/>
+    <w:multiLevelType w:val="multilevel"/>
+    <w:tmpl w:val="0B66ADC2"/>
+    <w:lvl w:ilvl="0">
+      <w:numFmt w:val="bullet"/>
+      <w:lvlText w:val=""/>
+      <w:lvlJc w:val="left"/>
+      <w:pPr>
+        <w:ind w:left="720" w:hanging="360"/>
+      </w:pPr>
+      <w:rPr>
+        <w:rFonts w:ascii="Symbol" w:hAnsi="Symbol"/>
+      </w:rPr>
+    </w:lvl>
+    <w:lvl w:ilvl="1">
+      <w:numFmt w:val="bullet"/>
+      <w:lvlText w:val="o"/>
+      <w:lvlJc w:val="left"/>
+      <w:pPr>
+        <w:ind w:left="1440" w:hanging="360"/>
+      </w:pPr>
+      <w:rPr>
+        <w:rFonts w:ascii="Courier New" w:hAnsi="Courier New"/>
+      </w:rPr>
+    </w:lvl>
+    <w:lvl w:ilvl="2">
+      <w:numFmt w:val="bullet"/>
+      <w:lvlText w:val=""/>
+      <w:lvlJc w:val="left"/>
+      <w:pPr>
+        <w:ind w:left="2160" w:hanging="360"/>
+      </w:pPr>
+      <w:rPr>
+        <w:rFonts w:ascii="Wingdings" w:hAnsi="Wingdings"/>
+      </w:rPr>
+    </w:lvl>
+    <w:lvl w:ilvl="3">
+      <w:numFmt w:val="bullet"/>
+      <w:lvlText w:val=""/>
+      <w:lvlJc w:val="left"/>
+      <w:pPr>
+        <w:ind w:left="2880" w:hanging="360"/>
+      </w:pPr>
+      <w:rPr>
+        <w:rFonts w:ascii="Symbol" w:hAnsi="Symbol"/>
+      </w:rPr>
+    </w:lvl>
+    <w:lvl w:ilvl="4">
+      <w:numFmt w:val="bullet"/>
+      <w:lvlText w:val="o"/>
+      <w:lvlJc w:val="left"/>
+      <w:pPr>
+        <w:ind w:left="3600" w:hanging="360"/>
+      </w:pPr>
+      <w:rPr>
+        <w:rFonts w:ascii="Courier New" w:hAnsi="Courier New"/>
+      </w:rPr>
+    </w:lvl>
+    <w:lvl w:ilvl="5">
+      <w:numFmt w:val="bullet"/>
+      <w:lvlText w:val=""/>
+      <w:lvlJc w:val="left"/>
+      <w:pPr>
+        <w:ind w:left="4320" w:hanging="360"/>
+      </w:pPr>
+      <w:rPr>
+        <w:rFonts w:ascii="Wingdings" w:hAnsi="Wingdings"/>
+      </w:rPr>
+    </w:lvl>
+    <w:lvl w:ilvl="6">
+      <w:numFmt w:val="bullet"/>
+      <w:lvlText w:val=""/>
+      <w:lvlJc w:val="left"/>
+      <w:pPr>
+        <w:ind w:left="5040" w:hanging="360"/>
+      </w:pPr>
+      <w:rPr>
+        <w:rFonts w:ascii="Symbol" w:hAnsi="Symbol"/>
+      </w:rPr>
+    </w:lvl>
+    <w:lvl w:ilvl="7">
+      <w:numFmt w:val="bullet"/>
+      <w:lvlText w:val="o"/>
+      <w:lvlJc w:val="left"/>
+      <w:pPr>
+        <w:ind w:left="5760" w:hanging="360"/>
+      </w:pPr>
+      <w:rPr>
+        <w:rFonts w:ascii="Courier New" w:hAnsi="Courier New"/>
+      </w:rPr>
+    </w:lvl>
+    <w:lvl w:ilvl="8">
+      <w:numFmt w:val="bullet"/>
+      <w:lvlText w:val=""/>
+      <w:lvlJc w:val="left"/>
+      <w:pPr>
+        <w:ind w:left="6480" w:hanging="360"/>
+      </w:pPr>
+      <w:rPr>
+        <w:rFonts w:ascii="Wingdings" w:hAnsi="Wingdings"/>
+      </w:rPr>
+    </w:lvl>
+  </w:abstractNum>
+  <w:abstractNum w:abstractNumId="9" w15:restartNumberingAfterBreak="0">
+    <w:nsid w:val="681D6115"/>
+    <w:multiLevelType w:val="hybridMultilevel"/>
+    <w:tmpl w:val="606ED966"/>
+    <w:lvl w:ilvl="0" w:tplc="08090001">
+      <w:start w:val="1"/>
+      <w:numFmt w:val="bullet"/>
+      <w:lvlText w:val=""/>
+      <w:lvlJc w:val="left"/>
+      <w:pPr>
+        <w:ind w:left="720" w:hanging="360"/>
+      </w:pPr>
+      <w:rPr>
+        <w:rFonts w:ascii="Symbol" w:hAnsi="Symbol" w:hint="default"/>
+      </w:rPr>
+    </w:lvl>
+    <w:lvl w:ilvl="1" w:tplc="08090003" w:tentative="1">
+      <w:start w:val="1"/>
+      <w:numFmt w:val="bullet"/>
+      <w:lvlText w:val="o"/>
+      <w:lvlJc w:val="left"/>
+      <w:pPr>
+        <w:ind w:left="1440" w:hanging="360"/>
+      </w:pPr>
+      <w:rPr>
+        <w:rFonts w:ascii="Courier New" w:hAnsi="Courier New" w:hint="default"/>
+      </w:rPr>
+    </w:lvl>
+    <w:lvl w:ilvl="2" w:tplc="08090005" w:tentative="1">
+      <w:start w:val="1"/>
+      <w:numFmt w:val="bullet"/>
+      <w:lvlText w:val=""/>
+      <w:lvlJc w:val="left"/>
+      <w:pPr>
+        <w:ind w:left="2160" w:hanging="360"/>
+      </w:pPr>
+      <w:rPr>
+        <w:rFonts w:ascii="Wingdings" w:hAnsi="Wingdings" w:hint="default"/>
+      </w:rPr>
+    </w:lvl>
+    <w:lvl w:ilvl="3" w:tplc="08090001" w:tentative="1">
+      <w:start w:val="1"/>
+      <w:numFmt w:val="bullet"/>
+      <w:lvlText w:val=""/>
+      <w:lvlJc w:val="left"/>
+      <w:pPr>
+        <w:ind w:left="2880" w:hanging="360"/>
+      </w:pPr>
+      <w:rPr>
+        <w:rFonts w:ascii="Symbol" w:hAnsi="Symbol" w:hint="default"/>
+      </w:rPr>
+    </w:lvl>
+    <w:lvl w:ilvl="4" w:tplc="08090003" w:tentative="1">
+      <w:start w:val="1"/>
+      <w:numFmt w:val="bullet"/>
+      <w:lvlText w:val="o"/>
+      <w:lvlJc w:val="left"/>
+      <w:pPr>
+        <w:ind w:left="3600" w:hanging="360"/>
+      </w:pPr>
+      <w:rPr>
+        <w:rFonts w:ascii="Courier New" w:hAnsi="Courier New" w:hint="default"/>
+      </w:rPr>
+    </w:lvl>
+    <w:lvl w:ilvl="5" w:tplc="08090005" w:tentative="1">
+      <w:start w:val="1"/>
+      <w:numFmt w:val="bullet"/>
+      <w:lvlText w:val=""/>
+      <w:lvlJc w:val="left"/>
+      <w:pPr>
+        <w:ind w:left="4320" w:hanging="360"/>
+      </w:pPr>
+      <w:rPr>
+        <w:rFonts w:ascii="Wingdings" w:hAnsi="Wingdings" w:hint="default"/>
+      </w:rPr>
+    </w:lvl>
+    <w:lvl w:ilvl="6" w:tplc="08090001" w:tentative="1">
+      <w:start w:val="1"/>
+      <w:numFmt w:val="bullet"/>
+      <w:lvlText w:val=""/>
+      <w:lvlJc w:val="left"/>
+      <w:pPr>
+        <w:ind w:left="5040" w:hanging="360"/>
+      </w:pPr>
+      <w:rPr>
+        <w:rFonts w:ascii="Symbol" w:hAnsi="Symbol" w:hint="default"/>
+      </w:rPr>
+    </w:lvl>
+    <w:lvl w:ilvl="7" w:tplc="08090003" w:tentative="1">
+      <w:start w:val="1"/>
+      <w:numFmt w:val="bullet"/>
+      <w:lvlText w:val="o"/>
+      <w:lvlJc w:val="left"/>
+      <w:pPr>
+        <w:ind w:left="5760" w:hanging="360"/>
+      </w:pPr>
+      <w:rPr>
+        <w:rFonts w:ascii="Courier New" w:hAnsi="Courier New" w:hint="default"/>
+      </w:rPr>
+    </w:lvl>
+    <w:lvl w:ilvl="8" w:tplc="08090005" w:tentative="1">
+      <w:start w:val="1"/>
+      <w:numFmt w:val="bullet"/>
+      <w:lvlText w:val=""/>
+      <w:lvlJc w:val="left"/>
+      <w:pPr>
         <w:ind w:left="6480" w:hanging="360"/>
       </w:pPr>
       <w:rPr>
@@ -6862,28 +13246,34 @@
     </w:lvl>
   </w:abstractNum>
   <w:num w:numId="1" w16cid:durableId="415715474">
+    <w:abstractNumId w:val="3"/>
+  </w:num>
+  <w:num w:numId="2" w16cid:durableId="167840403">
     <w:abstractNumId w:val="1"/>
   </w:num>
-  <w:num w:numId="2" w16cid:durableId="167840403">
-    <w:abstractNumId w:val="0"/>
+  <w:num w:numId="3" w16cid:durableId="882408455">
+    <w:abstractNumId w:val="8"/>
   </w:num>
-  <w:num w:numId="3" w16cid:durableId="882408455">
+  <w:num w:numId="4" w16cid:durableId="2003271478">
+    <w:abstractNumId w:val="5"/>
+  </w:num>
+  <w:num w:numId="5" w16cid:durableId="147673234">
     <w:abstractNumId w:val="6"/>
   </w:num>
-  <w:num w:numId="4" w16cid:durableId="2003271478">
-    <w:abstractNumId w:val="3"/>
+  <w:num w:numId="6" w16cid:durableId="1770271432">
+    <w:abstractNumId w:val="7"/>
   </w:num>
-  <w:num w:numId="5" w16cid:durableId="147673234">
+  <w:num w:numId="7" w16cid:durableId="2083722425">
     <w:abstractNumId w:val="4"/>
   </w:num>
-  <w:num w:numId="6" w16cid:durableId="1770271432">
-    <w:abstractNumId w:val="5"/>
+  <w:num w:numId="8" w16cid:durableId="1460535418">
+    <w:abstractNumId w:val="9"/>
   </w:num>
-  <w:num w:numId="7" w16cid:durableId="2083722425">
+  <w:num w:numId="9" w16cid:durableId="35934533">
     <w:abstractNumId w:val="2"/>
   </w:num>
-  <w:num w:numId="8" w16cid:durableId="1460535418">
-    <w:abstractNumId w:val="7"/>
+  <w:num w:numId="10" w16cid:durableId="591663378">
+    <w:abstractNumId w:val="0"/>
   </w:num>
 </w:numbering>
 </file>
@@ -8040,7 +14430,7 @@
 </file>
 
 <file path=customXml/itemProps1.xml><?xml version="1.0" encoding="utf-8"?>
-<ds:datastoreItem xmlns:ds="http://schemas.openxmlformats.org/officeDocument/2006/customXml" ds:itemID="{B8C88445-987B-D049-91F0-573C1A04C97C}">
+<ds:datastoreItem xmlns:ds="http://schemas.openxmlformats.org/officeDocument/2006/customXml" ds:itemID="{D97612AE-80C5-A44C-8E78-71F72F638ADF}">
   <ds:schemaRefs>
     <ds:schemaRef ds:uri="http://schemas.openxmlformats.org/officeDocument/2006/bibliography"/>
   </ds:schemaRefs>

--- a/reports/analyze_medical_insurance.docx
+++ b/reports/analyze_medical_insurance.docx
@@ -286,16 +286,25 @@
     <w:p>
       <w:pPr>
         <w:jc w:val="center"/>
+        <w:rPr>
+          <w:rFonts w:hint="eastAsia"/>
+        </w:rPr>
       </w:pPr>
     </w:p>
     <w:p>
       <w:pPr>
         <w:jc w:val="left"/>
+        <w:rPr>
+          <w:rFonts w:hint="eastAsia"/>
+        </w:rPr>
       </w:pPr>
     </w:p>
     <w:p>
       <w:pPr>
         <w:jc w:val="left"/>
+        <w:rPr>
+          <w:rFonts w:hint="eastAsia"/>
+        </w:rPr>
       </w:pPr>
       <w:r>
         <w:t>___________________________ __________</w:t>
@@ -459,6 +468,14 @@
     </w:p>
     <w:sdt>
       <w:sdtPr>
+        <w:rPr>
+          <w:rFonts w:ascii="XO Thames" w:eastAsia="SimSun" w:hAnsi="XO Thames" w:cs="Times New Roman"/>
+          <w:b w:val="0"/>
+          <w:bCs w:val="0"/>
+          <w:color w:val="000000"/>
+          <w:szCs w:val="20"/>
+          <w:lang w:val="en-RU" w:eastAsia="zh-CN"/>
+        </w:rPr>
         <w:id w:val="-1040120382"/>
         <w:docPartObj>
           <w:docPartGallery w:val="Table of Contents"/>
@@ -467,11 +484,7 @@
       </w:sdtPr>
       <w:sdtEndPr>
         <w:rPr>
-          <w:rFonts w:ascii="XO Thames" w:eastAsia="SimSun" w:hAnsi="XO Thames" w:cs="Times New Roman"/>
           <w:noProof/>
-          <w:color w:val="000000"/>
-          <w:szCs w:val="20"/>
-          <w:lang w:val="en-RU" w:eastAsia="zh-CN"/>
         </w:rPr>
       </w:sdtEndPr>
       <w:sdtContent>
@@ -479,6 +492,7 @@
           <w:pPr>
             <w:pStyle w:val="TOCHeading"/>
             <w:rPr>
+              <w:rFonts w:hint="eastAsia"/>
               <w:lang w:val="ru-RU"/>
             </w:rPr>
           </w:pPr>
@@ -496,7 +510,7 @@
               <w:tab w:val="right" w:leader="dot" w:pos="9855"/>
             </w:tabs>
             <w:rPr>
-              <w:rFonts w:eastAsiaTheme="minorEastAsia" w:cstheme="minorBidi"/>
+              <w:rFonts w:eastAsiaTheme="minorEastAsia" w:cstheme="minorBidi" w:hint="eastAsia"/>
               <w:b w:val="0"/>
               <w:noProof/>
               <w:color w:val="auto"/>
@@ -594,7 +608,7 @@
               <w:tab w:val="right" w:leader="dot" w:pos="9855"/>
             </w:tabs>
             <w:rPr>
-              <w:rFonts w:eastAsiaTheme="minorEastAsia" w:cstheme="minorBidi"/>
+              <w:rFonts w:eastAsiaTheme="minorEastAsia" w:cstheme="minorBidi" w:hint="eastAsia"/>
               <w:noProof/>
               <w:color w:val="auto"/>
               <w:kern w:val="2"/>
@@ -668,7 +682,7 @@
               <w:tab w:val="right" w:leader="dot" w:pos="9855"/>
             </w:tabs>
             <w:rPr>
-              <w:rFonts w:eastAsiaTheme="minorEastAsia" w:cstheme="minorBidi"/>
+              <w:rFonts w:eastAsiaTheme="minorEastAsia" w:cstheme="minorBidi" w:hint="eastAsia"/>
               <w:noProof/>
               <w:color w:val="auto"/>
               <w:kern w:val="2"/>
@@ -742,7 +756,7 @@
               <w:tab w:val="right" w:leader="dot" w:pos="9855"/>
             </w:tabs>
             <w:rPr>
-              <w:rFonts w:eastAsiaTheme="minorEastAsia" w:cstheme="minorBidi"/>
+              <w:rFonts w:eastAsiaTheme="minorEastAsia" w:cstheme="minorBidi" w:hint="eastAsia"/>
               <w:noProof/>
               <w:color w:val="auto"/>
               <w:kern w:val="2"/>
@@ -816,7 +830,7 @@
               <w:tab w:val="right" w:leader="dot" w:pos="9855"/>
             </w:tabs>
             <w:rPr>
-              <w:rFonts w:eastAsiaTheme="minorEastAsia" w:cstheme="minorBidi"/>
+              <w:rFonts w:eastAsiaTheme="minorEastAsia" w:cstheme="minorBidi" w:hint="eastAsia"/>
               <w:noProof/>
               <w:color w:val="auto"/>
               <w:kern w:val="2"/>
@@ -890,7 +904,7 @@
               <w:tab w:val="right" w:leader="dot" w:pos="9855"/>
             </w:tabs>
             <w:rPr>
-              <w:rFonts w:eastAsiaTheme="minorEastAsia" w:cstheme="minorBidi"/>
+              <w:rFonts w:eastAsiaTheme="minorEastAsia" w:cstheme="minorBidi" w:hint="eastAsia"/>
               <w:noProof/>
               <w:color w:val="auto"/>
               <w:kern w:val="2"/>
@@ -964,7 +978,7 @@
               <w:tab w:val="right" w:leader="dot" w:pos="9855"/>
             </w:tabs>
             <w:rPr>
-              <w:rFonts w:eastAsiaTheme="minorEastAsia" w:cstheme="minorBidi"/>
+              <w:rFonts w:eastAsiaTheme="minorEastAsia" w:cstheme="minorBidi" w:hint="eastAsia"/>
               <w:noProof/>
               <w:color w:val="auto"/>
               <w:kern w:val="2"/>
@@ -1032,6 +1046,11 @@
           </w:hyperlink>
         </w:p>
         <w:p>
+          <w:pPr>
+            <w:rPr>
+              <w:rFonts w:hint="eastAsia"/>
+            </w:rPr>
+          </w:pPr>
           <w:r>
             <w:rPr>
               <w:b/>
@@ -1043,11 +1062,20 @@
         </w:p>
       </w:sdtContent>
     </w:sdt>
-    <w:p/>
+    <w:p>
+      <w:pPr>
+        <w:rPr>
+          <w:rFonts w:hint="eastAsia"/>
+        </w:rPr>
+      </w:pPr>
+    </w:p>
     <w:p>
       <w:pPr>
         <w:spacing w:after="159" w:line="360" w:lineRule="auto"/>
         <w:ind w:firstLine="709"/>
+        <w:rPr>
+          <w:rFonts w:hint="eastAsia"/>
+        </w:rPr>
       </w:pPr>
       <w:r>
         <w:rPr>
@@ -1416,6 +1444,9 @@
         <w:pStyle w:val="Heading1"/>
         <w:spacing w:after="159"/>
         <w:jc w:val="left"/>
+        <w:rPr>
+          <w:rFonts w:hint="eastAsia"/>
+        </w:rPr>
       </w:pPr>
       <w:bookmarkStart w:id="0" w:name="__RefHeading___1"/>
       <w:bookmarkEnd w:id="0"/>
@@ -1435,7 +1466,13 @@
       </w:r>
       <w:bookmarkEnd w:id="1"/>
     </w:p>
-    <w:p/>
+    <w:p>
+      <w:pPr>
+        <w:rPr>
+          <w:rFonts w:hint="eastAsia"/>
+        </w:rPr>
+      </w:pPr>
+    </w:p>
     <w:p>
       <w:pPr>
         <w:pStyle w:val="Heading2"/>
@@ -1748,7 +1785,7 @@
       <w:pPr>
         <w:spacing w:before="240" w:after="159"/>
         <w:rPr>
-          <w:rFonts w:ascii="quote-cjk-patch" w:hAnsi="quote-cjk-patch"/>
+          <w:rFonts w:ascii="quote-cjk-patch" w:hAnsi="quote-cjk-patch" w:hint="eastAsia"/>
           <w:color w:val="F9FAFB"/>
           <w:shd w:val="clear" w:color="auto" w:fill="151517"/>
         </w:rPr>
@@ -1764,7 +1801,7 @@
       <w:pPr>
         <w:spacing w:before="240" w:after="159"/>
         <w:rPr>
-          <w:rFonts w:ascii="quote-cjk-patch" w:hAnsi="quote-cjk-patch"/>
+          <w:rFonts w:ascii="quote-cjk-patch" w:hAnsi="quote-cjk-patch" w:hint="eastAsia"/>
           <w:color w:val="F9FAFB"/>
           <w:shd w:val="clear" w:color="auto" w:fill="151517"/>
         </w:rPr>
@@ -1780,7 +1817,7 @@
       <w:pPr>
         <w:spacing w:before="240" w:after="159"/>
         <w:rPr>
-          <w:rFonts w:ascii="quote-cjk-patch" w:hAnsi="quote-cjk-patch"/>
+          <w:rFonts w:ascii="quote-cjk-patch" w:hAnsi="quote-cjk-patch" w:hint="eastAsia"/>
           <w:color w:val="F9FAFB"/>
           <w:shd w:val="clear" w:color="auto" w:fill="151517"/>
         </w:rPr>
@@ -1807,6 +1844,9 @@
     <w:p>
       <w:pPr>
         <w:pStyle w:val="Heading2"/>
+        <w:rPr>
+          <w:rFonts w:hint="eastAsia"/>
+        </w:rPr>
       </w:pPr>
     </w:p>
     <w:p>
@@ -2096,7 +2136,7 @@
         <w:jc w:val="left"/>
         <w:rPr>
           <w:rFonts w:ascii="Times New Roman" w:hAnsi="Times New Roman"/>
-          <w:lang w:val="en-US"/>
+          <w:lang w:val="ru-RU"/>
         </w:rPr>
       </w:pPr>
       <w:r>
@@ -2292,6 +2332,9 @@
     <w:p>
       <w:pPr>
         <w:jc w:val="left"/>
+        <w:rPr>
+          <w:rFonts w:hint="eastAsia"/>
+        </w:rPr>
       </w:pPr>
       <w:r>
         <w:rPr>
@@ -2462,13 +2505,7 @@
         <w:rPr>
           <w:rFonts w:ascii="Times New Roman" w:hAnsi="Times New Roman"/>
         </w:rPr>
-        <w:t>де</w:t>
-      </w:r>
-      <w:r>
-        <w:rPr>
-          <w:rFonts w:ascii="Times New Roman" w:hAnsi="Times New Roman"/>
-        </w:rPr>
-        <w:t>:</w:t>
+        <w:t>де:</w:t>
       </w:r>
     </w:p>
     <w:p>
@@ -3168,7 +3205,6 @@
     </w:p>
     <w:p>
       <w:pPr>
-        <w:jc w:val="left"/>
         <w:rPr>
           <w:rFonts w:ascii="Times New Roman" w:hAnsi="Times New Roman"/>
         </w:rPr>
@@ -3563,16 +3599,7 @@
               <w:szCs w:val="24"/>
               <w:lang w:val="ru-RU"/>
             </w:rPr>
-            <m:t xml:space="preserve"> Регуляризационный чле</m:t>
-          </m:r>
-          <m:r>
-            <w:rPr>
-              <w:rFonts w:ascii="Cambria Math" w:hAnsi="Cambria Math"/>
-              <w:sz w:val="24"/>
-              <w:szCs w:val="24"/>
-              <w:lang w:val="ru-RU"/>
-            </w:rPr>
-            <m:t>н</m:t>
+            <m:t xml:space="preserve"> Регуляризационный член</m:t>
           </m:r>
         </m:oMath>
       </m:oMathPara>
@@ -3635,7 +3662,7 @@
         <w:spacing w:before="238" w:after="159"/>
         <w:rPr>
           <w:rFonts w:ascii="Times New Roman" w:hAnsi="Times New Roman"/>
-          <w:lang w:val="en-US"/>
+          <w:lang w:val="ru-RU"/>
         </w:rPr>
       </w:pPr>
       <w:r>
@@ -3922,7 +3949,6 @@
     </w:p>
     <w:p>
       <w:pPr>
-        <w:jc w:val="left"/>
         <w:rPr>
           <w:rFonts w:ascii="Times New Roman" w:hAnsi="Times New Roman"/>
         </w:rPr>
@@ -3964,21 +3990,7 @@
               <w:rFonts w:ascii="Cambria Math" w:hAnsi="Cambria Math"/>
               <w:lang w:val="ru-RU"/>
             </w:rPr>
-            <m:t>потерь</m:t>
-          </m:r>
-          <m:r>
-            <w:rPr>
-              <w:rFonts w:ascii="Cambria Math" w:hAnsi="Cambria Math"/>
-              <w:lang w:val="ru-RU"/>
-            </w:rPr>
-            <m:t>=</m:t>
-          </m:r>
-          <m:r>
-            <w:rPr>
-              <w:rFonts w:ascii="Cambria Math" w:hAnsi="Cambria Math"/>
-              <w:lang w:val="ru-RU"/>
-            </w:rPr>
-            <m:t xml:space="preserve"> </m:t>
+            <m:t xml:space="preserve">потерь= </m:t>
           </m:r>
           <m:f>
             <m:fPr>
@@ -4427,6 +4439,7 @@
         <w:spacing w:before="238" w:after="159"/>
         <w:jc w:val="left"/>
         <w:rPr>
+          <w:rFonts w:hint="eastAsia"/>
           <w:b w:val="0"/>
           <w:bCs/>
         </w:rPr>
@@ -4438,7 +4451,6 @@
       <w:pPr>
         <w:pStyle w:val="Heading2"/>
         <w:spacing w:before="238" w:after="159"/>
-        <w:jc w:val="left"/>
         <w:rPr>
           <w:rFonts w:ascii="Times New Roman" w:hAnsi="Times New Roman"/>
           <w:b w:val="0"/>
@@ -4494,6 +4506,9 @@
                 </m:sSubPr>
                 <m:e>
                   <m:r>
+                    <m:rPr>
+                      <m:sty m:val="bi"/>
+                    </m:rPr>
                     <w:rPr>
                       <w:rFonts w:ascii="Cambria Math" w:hAnsi="Cambria Math"/>
                     </w:rPr>
@@ -4502,6 +4517,9 @@
                 </m:e>
                 <m:sub>
                   <m:r>
+                    <m:rPr>
+                      <m:sty m:val="bi"/>
+                    </m:rPr>
                     <w:rPr>
                       <w:rFonts w:ascii="Cambria Math" w:hAnsi="Cambria Math"/>
                     </w:rPr>
@@ -4512,6 +4530,9 @@
             </m:e>
           </m:d>
           <m:r>
+            <m:rPr>
+              <m:sty m:val="bi"/>
+            </m:rPr>
             <w:rPr>
               <w:rFonts w:ascii="Cambria Math" w:hAnsi="Cambria Math"/>
             </w:rPr>
@@ -4544,6 +4565,9 @@
                 </m:sSubPr>
                 <m:e>
                   <m:r>
+                    <m:rPr>
+                      <m:sty m:val="bi"/>
+                    </m:rPr>
                     <w:rPr>
                       <w:rFonts w:ascii="Cambria Math" w:hAnsi="Cambria Math"/>
                     </w:rPr>
@@ -4552,6 +4576,9 @@
                 </m:e>
                 <m:sub>
                   <m:r>
+                    <m:rPr>
+                      <m:sty m:val="bi"/>
+                    </m:rPr>
                     <w:rPr>
                       <w:rFonts w:ascii="Cambria Math" w:hAnsi="Cambria Math"/>
                     </w:rPr>
@@ -4562,6 +4589,9 @@
             </m:e>
           </m:d>
           <m:r>
+            <m:rPr>
+              <m:sty m:val="bi"/>
+            </m:rPr>
             <w:rPr>
               <w:rFonts w:ascii="Cambria Math" w:hAnsi="Cambria Math"/>
             </w:rPr>
@@ -4570,14 +4600,36 @@
         </m:oMath>
       </m:oMathPara>
     </w:p>
-    <w:p/>
-    <w:p>
+    <w:p>
+      <w:pPr>
+        <w:rPr>
+          <w:rFonts w:hint="eastAsia"/>
+        </w:rPr>
+      </w:pPr>
+    </w:p>
+    <w:p>
+      <w:pPr>
+        <w:rPr>
+          <w:rFonts w:hint="eastAsia"/>
+        </w:rPr>
+      </w:pPr>
       <w:r>
         <w:t xml:space="preserve">Это эквивалентно ограничению коэффициентов областью вокруг начала координат, ограниченной четырьмя прямыми: </w:t>
       </w:r>
     </w:p>
-    <w:p/>
-    <w:p>
+    <w:p>
+      <w:pPr>
+        <w:rPr>
+          <w:rFonts w:hint="eastAsia"/>
+        </w:rPr>
+      </w:pPr>
+    </w:p>
+    <w:p>
+      <w:pPr>
+        <w:rPr>
+          <w:rFonts w:hint="eastAsia"/>
+        </w:rPr>
+      </w:pPr>
       <m:oMathPara>
         <m:oMath>
           <m:sSub>
@@ -4844,7 +4896,38 @@
         <w:pStyle w:val="Heading2"/>
         <w:spacing w:before="238" w:after="159"/>
         <w:jc w:val="left"/>
-      </w:pPr>
+        <w:rPr>
+          <w:rFonts w:hint="eastAsia"/>
+        </w:rPr>
+      </w:pPr>
+    </w:p>
+    <w:p>
+      <w:pPr>
+        <w:pStyle w:val="Heading2"/>
+        <w:spacing w:before="238" w:after="159"/>
+        <w:rPr>
+          <w:rFonts w:hint="eastAsia"/>
+          <w:b w:val="0"/>
+          <w:bCs/>
+          <w:lang w:val="ru-RU"/>
+        </w:rPr>
+      </w:pPr>
+      <w:r>
+        <w:rPr>
+          <w:b w:val="0"/>
+          <w:bCs/>
+          <w:lang w:val="ru-RU"/>
+        </w:rPr>
+        <w:lastRenderedPageBreak/>
+        <w:t xml:space="preserve">Уже было рассмотрено как </w:t>
+      </w:r>
+      <w:r>
+        <w:rPr>
+          <w:b w:val="0"/>
+          <w:bCs/>
+        </w:rPr>
+        <w:t>L1-регуляризация уменьшает переобучение и одновременно выступает в роли метода отбора признаков, на примере двух признаков. Как это обобщается на набор данных с множеством признаков? Функция потерь для множественной линейной регрессии с m признаками выглядит так:</w:t>
+      </w:r>
     </w:p>
     <w:p>
       <w:pPr>
@@ -4852,34 +4935,7 @@
         <w:spacing w:before="238" w:after="159"/>
         <w:jc w:val="left"/>
         <w:rPr>
-          <w:b w:val="0"/>
-          <w:bCs/>
-          <w:lang w:val="ru-RU"/>
-        </w:rPr>
-      </w:pPr>
-      <w:r>
-        <w:rPr>
-          <w:b w:val="0"/>
-          <w:bCs/>
-          <w:lang w:val="ru-RU"/>
-        </w:rPr>
-        <w:lastRenderedPageBreak/>
-        <w:t xml:space="preserve">Уже было рассмотрено как </w:t>
-      </w:r>
-      <w:r>
-        <w:rPr>
-          <w:b w:val="0"/>
-          <w:bCs/>
-        </w:rPr>
-        <w:t>L1-регуляризация уменьшает переобучение и одновременно выступает в роли метода отбора признаков, на примере двух признаков. Как это обобщается на набор данных с множеством признаков? Функция потерь для множественной линейной регрессии с m признаками выглядит так:</w:t>
-      </w:r>
-    </w:p>
-    <w:p>
-      <w:pPr>
-        <w:pStyle w:val="Heading2"/>
-        <w:spacing w:before="238" w:after="159"/>
-        <w:jc w:val="left"/>
-        <w:rPr>
+          <w:rFonts w:hint="eastAsia"/>
           <w:b w:val="0"/>
           <w:bCs/>
           <w:i/>
@@ -4894,6 +4950,9 @@
         </m:oMathParaPr>
         <m:oMath>
           <m:r>
+            <m:rPr>
+              <m:sty m:val="bi"/>
+            </m:rPr>
             <w:rPr>
               <w:rFonts w:ascii="Cambria Math" w:hAnsi="Cambria Math"/>
               <w:sz w:val="24"/>
@@ -4903,6 +4962,9 @@
             <m:t xml:space="preserve">L1 </m:t>
           </m:r>
           <m:r>
+            <m:rPr>
+              <m:sty m:val="bi"/>
+            </m:rPr>
             <w:rPr>
               <w:rFonts w:ascii="Cambria Math" w:hAnsi="Cambria Math"/>
               <w:sz w:val="24"/>
@@ -4927,6 +4989,9 @@
             </m:fPr>
             <m:num>
               <m:r>
+                <m:rPr>
+                  <m:sty m:val="bi"/>
+                </m:rPr>
                 <w:rPr>
                   <w:rFonts w:ascii="Cambria Math" w:hAnsi="Cambria Math"/>
                   <w:sz w:val="24"/>
@@ -4938,6 +5003,9 @@
             </m:num>
             <m:den>
               <m:r>
+                <m:rPr>
+                  <m:sty m:val="bi"/>
+                </m:rPr>
                 <w:rPr>
                   <w:rFonts w:ascii="Cambria Math" w:hAnsi="Cambria Math"/>
                   <w:sz w:val="24"/>
@@ -4949,6 +5017,9 @@
             </m:den>
           </m:f>
           <m:r>
+            <m:rPr>
+              <m:sty m:val="bi"/>
+            </m:rPr>
             <w:rPr>
               <w:rFonts w:ascii="Cambria Math" w:hAnsi="Cambria Math"/>
               <w:sz w:val="24"/>
@@ -4975,6 +5046,9 @@
             </m:naryPr>
             <m:sub>
               <m:r>
+                <m:rPr>
+                  <m:sty m:val="bi"/>
+                </m:rPr>
                 <w:rPr>
                   <w:rFonts w:ascii="Cambria Math" w:hAnsi="Cambria Math"/>
                   <w:sz w:val="24"/>
@@ -4986,6 +5060,9 @@
             </m:sub>
             <m:sup>
               <m:r>
+                <m:rPr>
+                  <m:sty m:val="bi"/>
+                </m:rPr>
                 <w:rPr>
                   <w:rFonts w:ascii="Cambria Math" w:hAnsi="Cambria Math"/>
                   <w:sz w:val="24"/>
@@ -4997,6 +5074,9 @@
             </m:sup>
             <m:e>
               <m:r>
+                <m:rPr>
+                  <m:sty m:val="bi"/>
+                </m:rPr>
                 <w:rPr>
                   <w:rFonts w:ascii="Cambria Math" w:hAnsi="Cambria Math"/>
                   <w:sz w:val="24"/>
@@ -5021,6 +5101,9 @@
                 </m:sSubPr>
                 <m:e>
                   <m:r>
+                    <m:rPr>
+                      <m:sty m:val="bi"/>
+                    </m:rPr>
                     <w:rPr>
                       <w:rFonts w:ascii="Cambria Math" w:hAnsi="Cambria Math"/>
                       <w:sz w:val="24"/>
@@ -5032,6 +5115,9 @@
                 </m:e>
                 <m:sub>
                   <m:r>
+                    <m:rPr>
+                      <m:sty m:val="bi"/>
+                    </m:rPr>
                     <w:rPr>
                       <w:rFonts w:ascii="Cambria Math" w:hAnsi="Cambria Math"/>
                       <w:sz w:val="24"/>
@@ -5043,6 +5129,9 @@
                 </m:sub>
               </m:sSub>
               <m:r>
+                <m:rPr>
+                  <m:sty m:val="bi"/>
+                </m:rPr>
                 <w:rPr>
                   <w:rFonts w:ascii="Cambria Math" w:hAnsi="Cambria Math"/>
                   <w:sz w:val="24"/>
@@ -5067,6 +5156,9 @@
                 </m:sSubPr>
                 <m:e>
                   <m:r>
+                    <m:rPr>
+                      <m:sty m:val="bi"/>
+                    </m:rPr>
                     <w:rPr>
                       <w:rFonts w:ascii="Cambria Math" w:hAnsi="Cambria Math"/>
                       <w:sz w:val="24"/>
@@ -5078,6 +5170,9 @@
                 </m:e>
                 <m:sub>
                   <m:r>
+                    <m:rPr>
+                      <m:sty m:val="bi"/>
+                    </m:rPr>
                     <w:rPr>
                       <w:rFonts w:ascii="Cambria Math" w:hAnsi="Cambria Math"/>
                       <w:sz w:val="24"/>
@@ -5089,6 +5184,9 @@
                 </m:sub>
               </m:sSub>
               <m:r>
+                <m:rPr>
+                  <m:sty m:val="bi"/>
+                </m:rPr>
                 <w:rPr>
                   <w:rFonts w:ascii="Cambria Math" w:hAnsi="Cambria Math"/>
                   <w:sz w:val="24"/>
@@ -5113,6 +5211,9 @@
                 </m:sSubPr>
                 <m:e>
                   <m:r>
+                    <m:rPr>
+                      <m:sty m:val="bi"/>
+                    </m:rPr>
                     <w:rPr>
                       <w:rFonts w:ascii="Cambria Math" w:hAnsi="Cambria Math"/>
                       <w:sz w:val="24"/>
@@ -5124,6 +5225,9 @@
                 </m:e>
                 <m:sub>
                   <m:r>
+                    <m:rPr>
+                      <m:sty m:val="bi"/>
+                    </m:rPr>
                     <w:rPr>
                       <w:rFonts w:ascii="Cambria Math" w:hAnsi="Cambria Math"/>
                       <w:sz w:val="24"/>
@@ -5150,6 +5254,9 @@
                 </m:sSubPr>
                 <m:e>
                   <m:r>
+                    <m:rPr>
+                      <m:sty m:val="bi"/>
+                    </m:rPr>
                     <w:rPr>
                       <w:rFonts w:ascii="Cambria Math" w:hAnsi="Cambria Math"/>
                       <w:sz w:val="24"/>
@@ -5176,6 +5283,9 @@
                     </m:sSubPr>
                     <m:e>
                       <m:r>
+                        <m:rPr>
+                          <m:sty m:val="bi"/>
+                        </m:rPr>
                         <w:rPr>
                           <w:rFonts w:ascii="Cambria Math" w:hAnsi="Cambria Math"/>
                           <w:sz w:val="24"/>
@@ -5187,6 +5297,9 @@
                     </m:e>
                     <m:sub>
                       <m:r>
+                        <m:rPr>
+                          <m:sty m:val="bi"/>
+                        </m:rPr>
                         <w:rPr>
                           <w:rFonts w:ascii="Cambria Math" w:hAnsi="Cambria Math"/>
                           <w:sz w:val="24"/>
@@ -5200,6 +5313,9 @@
                 </m:sub>
               </m:sSub>
               <m:r>
+                <m:rPr>
+                  <m:sty m:val="bi"/>
+                </m:rPr>
                 <w:rPr>
                   <w:rFonts w:ascii="Cambria Math" w:hAnsi="Cambria Math"/>
                   <w:sz w:val="24"/>
@@ -5224,6 +5340,9 @@
                 </m:sSubPr>
                 <m:e>
                   <m:r>
+                    <m:rPr>
+                      <m:sty m:val="bi"/>
+                    </m:rPr>
                     <w:rPr>
                       <w:rFonts w:ascii="Cambria Math" w:hAnsi="Cambria Math"/>
                       <w:sz w:val="24"/>
@@ -5235,6 +5354,9 @@
                 </m:e>
                 <m:sub>
                   <m:r>
+                    <m:rPr>
+                      <m:sty m:val="bi"/>
+                    </m:rPr>
                     <w:rPr>
                       <w:rFonts w:ascii="Cambria Math" w:hAnsi="Cambria Math"/>
                       <w:sz w:val="24"/>
@@ -5261,6 +5383,9 @@
                 </m:sSubPr>
                 <m:e>
                   <m:r>
+                    <m:rPr>
+                      <m:sty m:val="bi"/>
+                    </m:rPr>
                     <w:rPr>
                       <w:rFonts w:ascii="Cambria Math" w:hAnsi="Cambria Math"/>
                       <w:sz w:val="24"/>
@@ -5287,6 +5412,9 @@
                     </m:sSubPr>
                     <m:e>
                       <m:r>
+                        <m:rPr>
+                          <m:sty m:val="bi"/>
+                        </m:rPr>
                         <w:rPr>
                           <w:rFonts w:ascii="Cambria Math" w:hAnsi="Cambria Math"/>
                           <w:sz w:val="24"/>
@@ -5298,6 +5426,9 @@
                     </m:e>
                     <m:sub>
                       <m:r>
+                        <m:rPr>
+                          <m:sty m:val="bi"/>
+                        </m:rPr>
                         <w:rPr>
                           <w:rFonts w:ascii="Cambria Math" w:hAnsi="Cambria Math"/>
                           <w:sz w:val="24"/>
@@ -5313,6 +5444,9 @@
             </m:e>
           </m:nary>
           <m:r>
+            <m:rPr>
+              <m:sty m:val="bi"/>
+            </m:rPr>
             <w:rPr>
               <w:rFonts w:ascii="Cambria Math" w:hAnsi="Cambria Math"/>
               <w:sz w:val="24"/>
@@ -5337,6 +5471,9 @@
             </m:sSubPr>
             <m:e>
               <m:r>
+                <m:rPr>
+                  <m:sty m:val="bi"/>
+                </m:rPr>
                 <w:rPr>
                   <w:rFonts w:ascii="Cambria Math" w:hAnsi="Cambria Math"/>
                   <w:sz w:val="24"/>
@@ -5348,6 +5485,9 @@
             </m:e>
             <m:sub>
               <m:r>
+                <m:rPr>
+                  <m:sty m:val="bi"/>
+                </m:rPr>
                 <w:rPr>
                   <w:rFonts w:ascii="Cambria Math" w:hAnsi="Cambria Math"/>
                   <w:sz w:val="24"/>
@@ -5374,6 +5514,9 @@
             </m:sSubPr>
             <m:e>
               <m:r>
+                <m:rPr>
+                  <m:sty m:val="bi"/>
+                </m:rPr>
                 <w:rPr>
                   <w:rFonts w:ascii="Cambria Math" w:hAnsi="Cambria Math"/>
                   <w:sz w:val="24"/>
@@ -5400,6 +5543,9 @@
                 </m:sSubPr>
                 <m:e>
                   <m:r>
+                    <m:rPr>
+                      <m:sty m:val="bi"/>
+                    </m:rPr>
                     <w:rPr>
                       <w:rFonts w:ascii="Cambria Math" w:hAnsi="Cambria Math"/>
                       <w:sz w:val="24"/>
@@ -5411,6 +5557,9 @@
                 </m:e>
                 <m:sub>
                   <m:r>
+                    <m:rPr>
+                      <m:sty m:val="bi"/>
+                    </m:rPr>
                     <w:rPr>
                       <w:rFonts w:ascii="Cambria Math" w:hAnsi="Cambria Math"/>
                       <w:sz w:val="24"/>
@@ -5439,6 +5588,9 @@
             </m:sSupPr>
             <m:e>
               <m:r>
+                <m:rPr>
+                  <m:sty m:val="bi"/>
+                </m:rPr>
                 <w:rPr>
                   <w:rFonts w:ascii="Cambria Math" w:hAnsi="Cambria Math"/>
                   <w:sz w:val="24"/>
@@ -5450,6 +5602,9 @@
             </m:e>
             <m:sup>
               <m:r>
+                <m:rPr>
+                  <m:sty m:val="bi"/>
+                </m:rPr>
                 <w:rPr>
                   <w:rFonts w:ascii="Cambria Math" w:hAnsi="Cambria Math"/>
                   <w:sz w:val="24"/>
@@ -5461,6 +5616,9 @@
             </m:sup>
           </m:sSup>
           <m:r>
+            <m:rPr>
+              <m:sty m:val="bi"/>
+            </m:rPr>
             <w:rPr>
               <w:rFonts w:ascii="Cambria Math" w:hAnsi="Cambria Math"/>
               <w:sz w:val="24"/>
@@ -5502,6 +5660,9 @@
                 </m:sSubPr>
                 <m:e>
                   <m:r>
+                    <m:rPr>
+                      <m:sty m:val="bi"/>
+                    </m:rPr>
                     <w:rPr>
                       <w:rFonts w:ascii="Cambria Math" w:hAnsi="Cambria Math"/>
                       <w:sz w:val="24"/>
@@ -5513,6 +5674,9 @@
                 </m:e>
                 <m:sub>
                   <m:r>
+                    <m:rPr>
+                      <m:sty m:val="bi"/>
+                    </m:rPr>
                     <w:rPr>
                       <w:rFonts w:ascii="Cambria Math" w:hAnsi="Cambria Math"/>
                       <w:sz w:val="24"/>
@@ -5526,6 +5690,9 @@
             </m:e>
           </m:d>
           <m:r>
+            <m:rPr>
+              <m:sty m:val="bi"/>
+            </m:rPr>
             <w:rPr>
               <w:rFonts w:ascii="Cambria Math" w:hAnsi="Cambria Math"/>
               <w:sz w:val="24"/>
@@ -5567,6 +5734,9 @@
                 </m:sSubPr>
                 <m:e>
                   <m:r>
+                    <m:rPr>
+                      <m:sty m:val="bi"/>
+                    </m:rPr>
                     <w:rPr>
                       <w:rFonts w:ascii="Cambria Math" w:hAnsi="Cambria Math"/>
                       <w:sz w:val="24"/>
@@ -5578,6 +5748,9 @@
                 </m:e>
                 <m:sub>
                   <m:r>
+                    <m:rPr>
+                      <m:sty m:val="bi"/>
+                    </m:rPr>
                     <w:rPr>
                       <w:rFonts w:ascii="Cambria Math" w:hAnsi="Cambria Math"/>
                       <w:sz w:val="24"/>
@@ -5591,6 +5764,9 @@
             </m:e>
           </m:d>
           <m:r>
+            <m:rPr>
+              <m:sty m:val="bi"/>
+            </m:rPr>
             <w:rPr>
               <w:rFonts w:ascii="Cambria Math" w:hAnsi="Cambria Math"/>
               <w:sz w:val="24"/>
@@ -5615,6 +5791,9 @@
             </m:sSubPr>
             <m:e>
               <m:r>
+                <m:rPr>
+                  <m:sty m:val="bi"/>
+                </m:rPr>
                 <w:rPr>
                   <w:rFonts w:ascii="Cambria Math" w:hAnsi="Cambria Math"/>
                   <w:sz w:val="24"/>
@@ -5626,6 +5805,9 @@
             </m:e>
             <m:sub>
               <m:r>
+                <m:rPr>
+                  <m:sty m:val="bi"/>
+                </m:rPr>
                 <w:rPr>
                   <w:rFonts w:ascii="Cambria Math" w:hAnsi="Cambria Math"/>
                   <w:sz w:val="24"/>
@@ -5637,22 +5819,16 @@
             </m:sub>
           </m:sSub>
           <m:r>
+            <m:rPr>
+              <m:sty m:val="bi"/>
+            </m:rPr>
             <w:rPr>
               <w:rFonts w:ascii="Cambria Math" w:hAnsi="Cambria Math"/>
               <w:sz w:val="24"/>
               <w:szCs w:val="24"/>
               <w:lang w:val="en-US"/>
             </w:rPr>
-            <m:t>|</m:t>
-          </m:r>
-          <m:r>
-            <w:rPr>
-              <w:rFonts w:ascii="Cambria Math" w:hAnsi="Cambria Math"/>
-              <w:sz w:val="24"/>
-              <w:szCs w:val="24"/>
-              <w:lang w:val="en-US"/>
-            </w:rPr>
-            <m:t>)</m:t>
+            <m:t>|)</m:t>
           </m:r>
         </m:oMath>
       </m:oMathPara>
@@ -5660,13 +5836,13 @@
     <w:p>
       <w:pPr>
         <w:rPr>
+          <w:rFonts w:hint="eastAsia"/>
           <w:lang w:val="en-US"/>
         </w:rPr>
       </w:pPr>
     </w:p>
     <w:p>
       <w:pPr>
-        <w:jc w:val="left"/>
         <w:rPr>
           <w:rFonts w:ascii="Times New Roman" w:hAnsi="Times New Roman"/>
           <w:lang w:val="en-US"/>
@@ -6221,7 +6397,6 @@
       <w:pPr>
         <w:pStyle w:val="Heading2"/>
         <w:spacing w:before="238" w:after="159"/>
-        <w:jc w:val="left"/>
         <w:rPr>
           <w:rFonts w:ascii="Times New Roman" w:hAnsi="Times New Roman"/>
           <w:b w:val="0"/>
@@ -6263,6 +6438,9 @@
             </m:sSubSupPr>
             <m:e>
               <m:r>
+                <m:rPr>
+                  <m:sty m:val="bi"/>
+                </m:rPr>
                 <w:rPr>
                   <w:rFonts w:ascii="Cambria Math" w:hAnsi="Cambria Math"/>
                 </w:rPr>
@@ -6271,6 +6449,9 @@
             </m:e>
             <m:sub>
               <m:r>
+                <m:rPr>
+                  <m:sty m:val="bi"/>
+                </m:rPr>
                 <w:rPr>
                   <w:rFonts w:ascii="Cambria Math" w:hAnsi="Cambria Math"/>
                 </w:rPr>
@@ -6279,6 +6460,9 @@
             </m:sub>
             <m:sup>
               <m:r>
+                <m:rPr>
+                  <m:sty m:val="bi"/>
+                </m:rPr>
                 <w:rPr>
                   <w:rFonts w:ascii="Cambria Math" w:hAnsi="Cambria Math"/>
                 </w:rPr>
@@ -6287,6 +6471,9 @@
             </m:sup>
           </m:sSubSup>
           <m:r>
+            <m:rPr>
+              <m:sty m:val="bi"/>
+            </m:rPr>
             <w:rPr>
               <w:rFonts w:ascii="Cambria Math" w:hAnsi="Cambria Math"/>
             </w:rPr>
@@ -6305,6 +6492,9 @@
             </m:sSubSupPr>
             <m:e>
               <m:r>
+                <m:rPr>
+                  <m:sty m:val="bi"/>
+                </m:rPr>
                 <w:rPr>
                   <w:rFonts w:ascii="Cambria Math" w:hAnsi="Cambria Math"/>
                 </w:rPr>
@@ -6313,6 +6503,9 @@
             </m:e>
             <m:sub>
               <m:r>
+                <m:rPr>
+                  <m:sty m:val="bi"/>
+                </m:rPr>
                 <w:rPr>
                   <w:rFonts w:ascii="Cambria Math" w:hAnsi="Cambria Math"/>
                 </w:rPr>
@@ -6321,6 +6514,9 @@
             </m:sub>
             <m:sup>
               <m:r>
+                <m:rPr>
+                  <m:sty m:val="bi"/>
+                </m:rPr>
                 <w:rPr>
                   <w:rFonts w:ascii="Cambria Math" w:hAnsi="Cambria Math"/>
                 </w:rPr>
@@ -6329,6 +6525,9 @@
             </m:sup>
           </m:sSubSup>
           <m:r>
+            <m:rPr>
+              <m:sty m:val="bi"/>
+            </m:rPr>
             <w:rPr>
               <w:rFonts w:ascii="Cambria Math" w:hAnsi="Cambria Math"/>
             </w:rPr>
@@ -6347,6 +6546,9 @@
             </m:sSupPr>
             <m:e>
               <m:r>
+                <m:rPr>
+                  <m:sty m:val="bi"/>
+                </m:rPr>
                 <w:rPr>
                   <w:rFonts w:ascii="Cambria Math" w:hAnsi="Cambria Math"/>
                 </w:rPr>
@@ -6355,6 +6557,9 @@
             </m:e>
             <m:sup>
               <m:r>
+                <m:rPr>
+                  <m:sty m:val="bi"/>
+                </m:rPr>
                 <w:rPr>
                   <w:rFonts w:ascii="Cambria Math" w:hAnsi="Cambria Math"/>
                 </w:rPr>
@@ -6365,12 +6570,17 @@
         </m:oMath>
       </m:oMathPara>
     </w:p>
-    <w:p/>
+    <w:p>
+      <w:pPr>
+        <w:rPr>
+          <w:rFonts w:hint="eastAsia"/>
+        </w:rPr>
+      </w:pPr>
+    </w:p>
     <w:p>
       <w:pPr>
         <w:pStyle w:val="Heading2"/>
         <w:spacing w:before="238" w:after="159"/>
-        <w:jc w:val="left"/>
         <w:rPr>
           <w:rFonts w:ascii="Times New Roman" w:hAnsi="Times New Roman"/>
           <w:b w:val="0"/>
@@ -6417,7 +6627,6 @@
       <w:pPr>
         <w:pStyle w:val="Heading2"/>
         <w:spacing w:before="238" w:after="159"/>
-        <w:jc w:val="left"/>
         <w:rPr>
           <w:rFonts w:ascii="Times New Roman" w:hAnsi="Times New Roman"/>
           <w:b w:val="0"/>
@@ -6437,6 +6646,7 @@
     <w:p>
       <w:pPr>
         <w:rPr>
+          <w:rFonts w:hint="eastAsia"/>
           <w:lang w:val="ru-RU"/>
         </w:rPr>
       </w:pPr>
@@ -7170,6 +7380,7 @@
     <w:p>
       <w:pPr>
         <w:rPr>
+          <w:rFonts w:hint="eastAsia"/>
           <w:lang w:val="ru-RU"/>
         </w:rPr>
       </w:pPr>
@@ -7692,15 +7903,15 @@
       <w:pPr>
         <w:rPr>
           <w:rFonts w:ascii="Times New Roman" w:hAnsi="Times New Roman"/>
-          <w:lang w:val="en-US"/>
-        </w:rPr>
-      </w:pPr>
-      <w:r>
-        <w:rPr>
-          <w:rFonts w:ascii="Times New Roman" w:hAnsi="Times New Roman"/>
-          <w:lang w:val="ru-RU"/>
-        </w:rPr>
-        <w:t xml:space="preserve">Настройка гиперпараметров помогает найти «золотую середину» в этом компромиссе, гарантируя, что ни смещение, ни дисперсия не станут слишком высокими. Обычно для этого выделяется часть данных, называемая валидационным набором (или </w:t>
+          <w:lang w:val="ru-RU"/>
+        </w:rPr>
+      </w:pPr>
+      <w:r>
+        <w:rPr>
+          <w:rFonts w:ascii="Times New Roman" w:hAnsi="Times New Roman"/>
+          <w:lang w:val="ru-RU"/>
+        </w:rPr>
+        <w:t xml:space="preserve">Настройка гиперпараметров помогает найти «золотую середину» в этом компромиссе, гарантируя, что ни смещение, ни дисперсия не станут слишком высокими. Обычно для этого выделяется часть данных, называемая </w:t>
       </w:r>
       <w:proofErr w:type="spellStart"/>
       <w:r>
@@ -7708,6 +7919,22 @@
           <w:rFonts w:ascii="Times New Roman" w:hAnsi="Times New Roman"/>
           <w:lang w:val="ru-RU"/>
         </w:rPr>
+        <w:t>валидационным</w:t>
+      </w:r>
+      <w:proofErr w:type="spellEnd"/>
+      <w:r>
+        <w:rPr>
+          <w:rFonts w:ascii="Times New Roman" w:hAnsi="Times New Roman"/>
+          <w:lang w:val="ru-RU"/>
+        </w:rPr>
+        <w:t xml:space="preserve"> набором (или </w:t>
+      </w:r>
+      <w:proofErr w:type="spellStart"/>
+      <w:r>
+        <w:rPr>
+          <w:rFonts w:ascii="Times New Roman" w:hAnsi="Times New Roman"/>
+          <w:lang w:val="ru-RU"/>
+        </w:rPr>
         <w:t>holdout</w:t>
       </w:r>
       <w:proofErr w:type="spellEnd"/>
@@ -7723,7 +7950,7 @@
       <w:pPr>
         <w:rPr>
           <w:rFonts w:ascii="Times New Roman" w:hAnsi="Times New Roman"/>
-          <w:lang w:val="en-US"/>
+          <w:lang w:val="ru-RU"/>
         </w:rPr>
       </w:pPr>
     </w:p>
@@ -7738,7 +7965,7 @@
       <w:r>
         <w:rPr>
           <w:rFonts w:ascii="Times New Roman" w:hAnsi="Times New Roman"/>
-          <w:lang w:val="en-US"/>
+          <w:lang w:val="ru-RU"/>
         </w:rPr>
         <w:t xml:space="preserve">1.4.4. </w:t>
       </w:r>
@@ -7775,16 +8002,14 @@
     </w:p>
     <w:p>
       <w:pPr>
-        <w:jc w:val="left"/>
-        <w:rPr>
-          <w:rFonts w:ascii="Times New Roman" w:hAnsi="Times New Roman"/>
-          <w:lang w:val="en-US"/>
-        </w:rPr>
-      </w:pPr>
-    </w:p>
-    <w:p>
-      <w:pPr>
-        <w:jc w:val="left"/>
+        <w:rPr>
+          <w:rFonts w:ascii="Times New Roman" w:hAnsi="Times New Roman"/>
+          <w:lang w:val="ru-RU"/>
+        </w:rPr>
+      </w:pPr>
+    </w:p>
+    <w:p>
+      <w:pPr>
         <w:rPr>
           <w:rFonts w:ascii="Times New Roman" w:hAnsi="Times New Roman"/>
           <w:lang w:val="ru-RU"/>
@@ -7842,16 +8067,14 @@
     </w:p>
     <w:p>
       <w:pPr>
-        <w:jc w:val="left"/>
-        <w:rPr>
-          <w:rFonts w:ascii="Times New Roman" w:hAnsi="Times New Roman"/>
-          <w:lang w:val="ru-RU"/>
-        </w:rPr>
-      </w:pPr>
-    </w:p>
-    <w:p>
-      <w:pPr>
-        <w:jc w:val="left"/>
+        <w:rPr>
+          <w:rFonts w:ascii="Times New Roman" w:hAnsi="Times New Roman"/>
+          <w:lang w:val="ru-RU"/>
+        </w:rPr>
+      </w:pPr>
+    </w:p>
+    <w:p>
+      <w:pPr>
         <w:rPr>
           <w:rFonts w:ascii="Times New Roman" w:hAnsi="Times New Roman"/>
           <w:lang w:val="ru-RU"/>
@@ -7867,16 +8090,14 @@
     </w:p>
     <w:p>
       <w:pPr>
-        <w:jc w:val="left"/>
-        <w:rPr>
-          <w:rFonts w:ascii="Times New Roman" w:hAnsi="Times New Roman"/>
-          <w:lang w:val="ru-RU"/>
-        </w:rPr>
-      </w:pPr>
-    </w:p>
-    <w:p>
-      <w:pPr>
-        <w:jc w:val="left"/>
+        <w:rPr>
+          <w:rFonts w:ascii="Times New Roman" w:hAnsi="Times New Roman"/>
+          <w:lang w:val="ru-RU"/>
+        </w:rPr>
+      </w:pPr>
+    </w:p>
+    <w:p>
+      <w:pPr>
         <w:rPr>
           <w:rFonts w:ascii="Times New Roman" w:hAnsi="Times New Roman"/>
           <w:lang w:val="ru-RU"/>
@@ -7908,16 +8129,14 @@
     </w:p>
     <w:p>
       <w:pPr>
-        <w:jc w:val="left"/>
-        <w:rPr>
-          <w:rFonts w:ascii="Times New Roman" w:hAnsi="Times New Roman"/>
-          <w:lang w:val="ru-RU"/>
-        </w:rPr>
-      </w:pPr>
-    </w:p>
-    <w:p>
-      <w:pPr>
-        <w:jc w:val="left"/>
+        <w:rPr>
+          <w:rFonts w:ascii="Times New Roman" w:hAnsi="Times New Roman"/>
+          <w:lang w:val="ru-RU"/>
+        </w:rPr>
+      </w:pPr>
+    </w:p>
+    <w:p>
+      <w:pPr>
         <w:rPr>
           <w:rFonts w:ascii="Times New Roman" w:hAnsi="Times New Roman"/>
           <w:lang w:val="ru-RU"/>
@@ -7949,16 +8168,14 @@
     </w:p>
     <w:p>
       <w:pPr>
-        <w:jc w:val="left"/>
-        <w:rPr>
-          <w:rFonts w:ascii="Times New Roman" w:hAnsi="Times New Roman"/>
-          <w:lang w:val="ru-RU"/>
-        </w:rPr>
-      </w:pPr>
-    </w:p>
-    <w:p>
-      <w:pPr>
-        <w:jc w:val="left"/>
+        <w:rPr>
+          <w:rFonts w:ascii="Times New Roman" w:hAnsi="Times New Roman"/>
+          <w:lang w:val="ru-RU"/>
+        </w:rPr>
+      </w:pPr>
+    </w:p>
+    <w:p>
+      <w:pPr>
         <w:rPr>
           <w:rFonts w:ascii="Times New Roman" w:hAnsi="Times New Roman"/>
           <w:lang w:val="ru-RU"/>
@@ -8024,16 +8241,14 @@
     </w:p>
     <w:p>
       <w:pPr>
-        <w:jc w:val="left"/>
-        <w:rPr>
-          <w:rFonts w:ascii="Times New Roman" w:hAnsi="Times New Roman"/>
-          <w:lang w:val="ru-RU"/>
-        </w:rPr>
-      </w:pPr>
-    </w:p>
-    <w:p>
-      <w:pPr>
-        <w:jc w:val="left"/>
+        <w:rPr>
+          <w:rFonts w:ascii="Times New Roman" w:hAnsi="Times New Roman"/>
+          <w:lang w:val="ru-RU"/>
+        </w:rPr>
+      </w:pPr>
+    </w:p>
+    <w:p>
+      <w:pPr>
         <w:rPr>
           <w:rFonts w:ascii="Times New Roman" w:hAnsi="Times New Roman"/>
           <w:lang w:val="ru-RU"/>
@@ -8095,7 +8310,6 @@
     </w:p>
     <w:p>
       <w:pPr>
-        <w:jc w:val="left"/>
         <w:rPr>
           <w:rFonts w:ascii="Times New Roman" w:hAnsi="Times New Roman"/>
           <w:lang w:val="ru-RU"/>
@@ -8109,7 +8323,6 @@
           <w:ilvl w:val="0"/>
           <w:numId w:val="10"/>
         </w:numPr>
-        <w:jc w:val="left"/>
         <w:rPr>
           <w:rFonts w:ascii="Times New Roman" w:hAnsi="Times New Roman"/>
           <w:lang w:val="ru-RU"/>
@@ -8166,7 +8379,6 @@
     </w:p>
     <w:p>
       <w:pPr>
-        <w:jc w:val="left"/>
         <w:rPr>
           <w:rFonts w:ascii="Times New Roman" w:hAnsi="Times New Roman"/>
           <w:lang w:val="ru-RU"/>
@@ -8180,7 +8392,6 @@
           <w:ilvl w:val="0"/>
           <w:numId w:val="10"/>
         </w:numPr>
-        <w:jc w:val="left"/>
         <w:rPr>
           <w:rFonts w:ascii="Times New Roman" w:hAnsi="Times New Roman"/>
           <w:lang w:val="ru-RU"/>
@@ -8237,7 +8448,6 @@
     </w:p>
     <w:p>
       <w:pPr>
-        <w:jc w:val="left"/>
         <w:rPr>
           <w:rFonts w:ascii="Times New Roman" w:hAnsi="Times New Roman"/>
           <w:lang w:val="ru-RU"/>
@@ -8251,7 +8461,6 @@
           <w:ilvl w:val="0"/>
           <w:numId w:val="10"/>
         </w:numPr>
-        <w:jc w:val="left"/>
         <w:rPr>
           <w:rFonts w:ascii="Times New Roman" w:hAnsi="Times New Roman"/>
           <w:lang w:val="ru-RU"/>
@@ -8276,7 +8485,6 @@
     </w:p>
     <w:p>
       <w:pPr>
-        <w:jc w:val="left"/>
         <w:rPr>
           <w:rFonts w:ascii="Times New Roman" w:hAnsi="Times New Roman"/>
           <w:lang w:val="ru-RU"/>
@@ -8290,7 +8498,6 @@
           <w:ilvl w:val="0"/>
           <w:numId w:val="10"/>
         </w:numPr>
-        <w:jc w:val="left"/>
         <w:rPr>
           <w:rFonts w:ascii="Times New Roman" w:hAnsi="Times New Roman"/>
           <w:lang w:val="ru-RU"/>
@@ -8327,7 +8534,7 @@
         <w:jc w:val="left"/>
         <w:rPr>
           <w:rFonts w:ascii="Times New Roman" w:hAnsi="Times New Roman"/>
-          <w:lang w:val="en-US"/>
+          <w:lang w:val="ru-RU"/>
         </w:rPr>
       </w:pPr>
     </w:p>
@@ -8342,7 +8549,7 @@
       <w:r>
         <w:rPr>
           <w:rFonts w:ascii="Times New Roman" w:hAnsi="Times New Roman"/>
-          <w:lang w:val="en-US"/>
+          <w:lang w:val="ru-RU"/>
         </w:rPr>
         <w:t xml:space="preserve">1.4.5. </w:t>
       </w:r>
@@ -8365,10 +8572,9 @@
     </w:p>
     <w:p>
       <w:pPr>
-        <w:jc w:val="left"/>
-        <w:rPr>
-          <w:rFonts w:ascii="Times New Roman" w:hAnsi="Times New Roman"/>
-          <w:lang w:val="en-US"/>
+        <w:rPr>
+          <w:rFonts w:ascii="Times New Roman" w:hAnsi="Times New Roman"/>
+          <w:lang w:val="ru-RU"/>
         </w:rPr>
       </w:pPr>
       <w:r>
@@ -8381,16 +8587,14 @@
     </w:p>
     <w:p>
       <w:pPr>
-        <w:jc w:val="left"/>
-        <w:rPr>
-          <w:rFonts w:ascii="Times New Roman" w:hAnsi="Times New Roman"/>
-          <w:lang w:val="en-US"/>
-        </w:rPr>
-      </w:pPr>
-    </w:p>
-    <w:p>
-      <w:pPr>
-        <w:jc w:val="left"/>
+        <w:rPr>
+          <w:rFonts w:ascii="Times New Roman" w:hAnsi="Times New Roman"/>
+          <w:lang w:val="ru-RU"/>
+        </w:rPr>
+      </w:pPr>
+    </w:p>
+    <w:p>
+      <w:pPr>
         <w:rPr>
           <w:rFonts w:ascii="Times New Roman" w:hAnsi="Times New Roman"/>
           <w:lang w:val="ru-RU"/>
@@ -8409,8 +8613,341 @@
           <w:rFonts w:ascii="Times New Roman" w:hAnsi="Times New Roman"/>
           <w:lang w:val="ru-RU"/>
         </w:rPr>
-        <w:t>«A»</w:t>
-      </w:r>
+        <w:t xml:space="preserve">«A» </w:t>
+      </w:r>
+      <w:r>
+        <w:rPr>
+          <w:rFonts w:ascii="Times New Roman" w:hAnsi="Times New Roman"/>
+          <w:lang w:val="ru-RU"/>
+        </w:rPr>
+        <w:t>на следующем экзамене или нет.</w:t>
+      </w:r>
+    </w:p>
+    <w:p>
+      <w:pPr>
+        <w:rPr>
+          <w:rFonts w:ascii="Times New Roman" w:hAnsi="Times New Roman"/>
+          <w:lang w:val="ru-RU"/>
+        </w:rPr>
+      </w:pPr>
+    </w:p>
+    <w:p>
+      <w:pPr>
+        <w:rPr>
+          <w:rFonts w:ascii="Times New Roman" w:hAnsi="Times New Roman"/>
+          <w:lang w:val="ru-RU"/>
+        </w:rPr>
+      </w:pPr>
+      <w:r>
+        <w:rPr>
+          <w:rFonts w:ascii="Times New Roman" w:hAnsi="Times New Roman"/>
+          <w:lang w:val="ru-RU"/>
+        </w:rPr>
+        <w:t>В начале все точки обучающего набора находятся на вершине дерева. Эти точки имеют метки: красные точки обозначают студентов, не получивших «A» на экзамене, а зелёные — студентов, получивших «A».</w:t>
+      </w:r>
+    </w:p>
+    <w:p>
+      <w:pPr>
+        <w:rPr>
+          <w:rFonts w:ascii="Times New Roman" w:hAnsi="Times New Roman"/>
+          <w:lang w:val="ru-RU"/>
+        </w:rPr>
+      </w:pPr>
+    </w:p>
+    <w:p>
+      <w:pPr>
+        <w:rPr>
+          <w:rFonts w:ascii="Times New Roman" w:hAnsi="Times New Roman"/>
+          <w:lang w:val="ru-RU"/>
+        </w:rPr>
+      </w:pPr>
+      <w:r>
+        <w:rPr>
+          <w:rFonts w:ascii="Times New Roman" w:hAnsi="Times New Roman"/>
+          <w:lang w:val="ru-RU"/>
+        </w:rPr>
+        <w:t xml:space="preserve">Затем </w:t>
+      </w:r>
+      <w:r>
+        <w:rPr>
+          <w:rFonts w:ascii="Times New Roman" w:hAnsi="Times New Roman"/>
+          <w:lang w:val="ru-RU"/>
+        </w:rPr>
+        <w:t xml:space="preserve">дерево принимает решение </w:t>
+      </w:r>
+      <w:r>
+        <w:rPr>
+          <w:rFonts w:ascii="Times New Roman" w:hAnsi="Times New Roman"/>
+          <w:lang w:val="ru-RU"/>
+        </w:rPr>
+        <w:t>разделить данные на меньшие группы на основе некоторого признака. Например, этим признаком может быть средняя оценка студента за курс. Студенты со средней оценкой «A» попадают в одну группу, со средней оценкой «B» — в другую и так далее.</w:t>
+      </w:r>
+    </w:p>
+    <w:p>
+      <w:pPr>
+        <w:rPr>
+          <w:rFonts w:ascii="Times New Roman" w:hAnsi="Times New Roman"/>
+          <w:lang w:val="ru-RU"/>
+        </w:rPr>
+      </w:pPr>
+    </w:p>
+    <w:p>
+      <w:pPr>
+        <w:rPr>
+          <w:rFonts w:ascii="Times New Roman" w:hAnsi="Times New Roman"/>
+          <w:lang w:val="ru-RU"/>
+        </w:rPr>
+      </w:pPr>
+      <w:r>
+        <w:rPr>
+          <w:rFonts w:ascii="Times New Roman" w:hAnsi="Times New Roman"/>
+          <w:lang w:val="ru-RU"/>
+        </w:rPr>
+        <w:t xml:space="preserve">После того как группы сформированы, процесс повторяется: </w:t>
+      </w:r>
+      <w:r>
+        <w:rPr>
+          <w:rFonts w:ascii="Times New Roman" w:hAnsi="Times New Roman"/>
+          <w:lang w:val="ru-RU"/>
+        </w:rPr>
+        <w:t>дерево</w:t>
+      </w:r>
+      <w:r>
+        <w:rPr>
+          <w:rFonts w:ascii="Times New Roman" w:hAnsi="Times New Roman"/>
+          <w:lang w:val="ru-RU"/>
+        </w:rPr>
+        <w:t xml:space="preserve"> снова разделяе</w:t>
+      </w:r>
+      <w:r>
+        <w:rPr>
+          <w:rFonts w:ascii="Times New Roman" w:hAnsi="Times New Roman"/>
+          <w:lang w:val="ru-RU"/>
+        </w:rPr>
+        <w:t>т</w:t>
+      </w:r>
+      <w:r>
+        <w:rPr>
+          <w:rFonts w:ascii="Times New Roman" w:hAnsi="Times New Roman"/>
+          <w:lang w:val="ru-RU"/>
+        </w:rPr>
+        <w:t xml:space="preserve"> данные в каждой подгруппе, но уже по другому признаку. В конце концов </w:t>
+      </w:r>
+      <w:r>
+        <w:rPr>
+          <w:rFonts w:ascii="Times New Roman" w:hAnsi="Times New Roman"/>
+          <w:lang w:val="ru-RU"/>
+        </w:rPr>
+        <w:t>оно</w:t>
+      </w:r>
+      <w:r>
+        <w:rPr>
+          <w:rFonts w:ascii="Times New Roman" w:hAnsi="Times New Roman"/>
+          <w:lang w:val="ru-RU"/>
+        </w:rPr>
+        <w:t xml:space="preserve"> достигае</w:t>
+      </w:r>
+      <w:r>
+        <w:rPr>
+          <w:rFonts w:ascii="Times New Roman" w:hAnsi="Times New Roman"/>
+          <w:lang w:val="ru-RU"/>
+        </w:rPr>
+        <w:t>т</w:t>
+      </w:r>
+      <w:r>
+        <w:rPr>
+          <w:rFonts w:ascii="Times New Roman" w:hAnsi="Times New Roman"/>
+          <w:lang w:val="ru-RU"/>
+        </w:rPr>
+        <w:t xml:space="preserve"> точки, когда дальнейшее разделение прекращается — это лист дерева. Теперь можно подсчитать метки данных в этом листе. Если неразмеченная точка попадает в этот лист, она классифицируется в соответствии с меткой большинства.</w:t>
+      </w:r>
+    </w:p>
+    <w:p>
+      <w:pPr>
+        <w:jc w:val="left"/>
+        <w:rPr>
+          <w:rFonts w:ascii="Times New Roman" w:hAnsi="Times New Roman"/>
+          <w:lang w:val="ru-RU"/>
+        </w:rPr>
+      </w:pPr>
+    </w:p>
+    <w:p>
+      <w:pPr>
+        <w:pStyle w:val="Heading3"/>
+        <w:rPr>
+          <w:rFonts w:ascii="Times New Roman" w:hAnsi="Times New Roman"/>
+          <w:lang w:val="ru-RU"/>
+        </w:rPr>
+      </w:pPr>
+      <w:r>
+        <w:rPr>
+          <w:rFonts w:ascii="Times New Roman" w:hAnsi="Times New Roman"/>
+          <w:lang w:val="ru-RU"/>
+        </w:rPr>
+        <w:t>1.4.6. Регрессия Случайным Лесом</w:t>
+      </w:r>
+    </w:p>
+    <w:p>
+      <w:pPr>
+        <w:jc w:val="left"/>
+        <w:rPr>
+          <w:rFonts w:ascii="Times New Roman" w:hAnsi="Times New Roman"/>
+          <w:lang w:val="ru-RU"/>
+        </w:rPr>
+      </w:pPr>
+    </w:p>
+    <w:p>
+      <w:pPr>
+        <w:rPr>
+          <w:rFonts w:ascii="Times New Roman" w:hAnsi="Times New Roman"/>
+          <w:lang w:val="ru-RU"/>
+        </w:rPr>
+      </w:pPr>
+      <w:r>
+        <w:rPr>
+          <w:rFonts w:ascii="Times New Roman" w:hAnsi="Times New Roman"/>
+          <w:lang w:val="ru-RU"/>
+        </w:rPr>
+        <w:t>Д</w:t>
+      </w:r>
+      <w:r>
+        <w:rPr>
+          <w:rFonts w:ascii="Times New Roman" w:hAnsi="Times New Roman"/>
+          <w:lang w:val="ru-RU"/>
+        </w:rPr>
+        <w:t xml:space="preserve">еревья решений могут быть мощными моделями машинного обучения с учителем. Однако у них есть и недостатки: деревья решений часто склонны к переобучению. </w:t>
+      </w:r>
+      <w:r>
+        <w:rPr>
+          <w:rFonts w:ascii="Times New Roman" w:hAnsi="Times New Roman"/>
+          <w:lang w:val="ru-RU"/>
+        </w:rPr>
+        <w:t>В прикладном мире существуют</w:t>
+      </w:r>
+      <w:r>
+        <w:rPr>
+          <w:rFonts w:ascii="Times New Roman" w:hAnsi="Times New Roman"/>
+          <w:lang w:val="ru-RU"/>
+        </w:rPr>
+        <w:t xml:space="preserve"> некоторые стратегии минимизации этой проблемы, например, стрижк</w:t>
+      </w:r>
+      <w:r>
+        <w:rPr>
+          <w:rFonts w:ascii="Times New Roman" w:hAnsi="Times New Roman"/>
+          <w:lang w:val="ru-RU"/>
+        </w:rPr>
+        <w:t>а</w:t>
+      </w:r>
+      <w:r>
+        <w:rPr>
+          <w:rFonts w:ascii="Times New Roman" w:hAnsi="Times New Roman"/>
+          <w:lang w:val="ru-RU"/>
+        </w:rPr>
+        <w:t xml:space="preserve"> (</w:t>
+      </w:r>
+      <w:proofErr w:type="spellStart"/>
+      <w:r>
+        <w:rPr>
+          <w:rFonts w:ascii="Times New Roman" w:hAnsi="Times New Roman"/>
+          <w:lang w:val="ru-RU"/>
+        </w:rPr>
+        <w:t>pruning</w:t>
+      </w:r>
+      <w:proofErr w:type="spellEnd"/>
+      <w:r>
+        <w:rPr>
+          <w:rFonts w:ascii="Times New Roman" w:hAnsi="Times New Roman"/>
+          <w:lang w:val="ru-RU"/>
+        </w:rPr>
+        <w:t>), но иногда этого недостаточно. Нужен другой способ обобщения деревьев. Здесь и пригодится понятие случайного леса.</w:t>
+      </w:r>
+    </w:p>
+    <w:p>
+      <w:pPr>
+        <w:rPr>
+          <w:rFonts w:ascii="Times New Roman" w:hAnsi="Times New Roman"/>
+          <w:lang w:val="ru-RU"/>
+        </w:rPr>
+      </w:pPr>
+    </w:p>
+    <w:p>
+      <w:pPr>
+        <w:rPr>
+          <w:rFonts w:ascii="Times New Roman" w:hAnsi="Times New Roman"/>
+          <w:lang w:val="ru-RU"/>
+        </w:rPr>
+      </w:pPr>
+      <w:r>
+        <w:rPr>
+          <w:rFonts w:ascii="Times New Roman" w:hAnsi="Times New Roman"/>
+          <w:lang w:val="ru-RU"/>
+        </w:rPr>
+        <w:t>Случайный лес — это ансамблевая техника машинного обучения. Случайный лес содержит множество деревьев решений, которые совместно классифицируют новые точки. Когда случайному лесу предлагают классифицировать новую точку, лес передаёт эту точку каждому из деревьев решений. Каждое дерево сообщает свой классификационный результат, а случайный лес возвращает наиболее популярный класс. Подобно голосованию: каждое дерево имеет голос, и побеждает самый популярный класс. Некоторые деревья в случайном лесу могут быть переобучены, но поскольку предсказание основано на большом количестве деревьев, влияние переобучения снижается.</w:t>
+      </w:r>
+    </w:p>
+    <w:p>
+      <w:pPr>
+        <w:rPr>
+          <w:rFonts w:ascii="Times New Roman" w:hAnsi="Times New Roman"/>
+          <w:lang w:val="ru-RU"/>
+        </w:rPr>
+      </w:pPr>
+    </w:p>
+    <w:p>
+      <w:pPr>
+        <w:rPr>
+          <w:rFonts w:ascii="Times New Roman" w:hAnsi="Times New Roman"/>
+          <w:lang w:val="ru-RU"/>
+        </w:rPr>
+      </w:pPr>
+      <w:r>
+        <w:rPr>
+          <w:rFonts w:ascii="Times New Roman" w:hAnsi="Times New Roman"/>
+          <w:lang w:val="ru-RU"/>
+        </w:rPr>
+        <w:t xml:space="preserve">Для создания случайного леса используется техника </w:t>
+      </w:r>
+      <w:proofErr w:type="spellStart"/>
+      <w:r>
+        <w:rPr>
+          <w:rFonts w:ascii="Times New Roman" w:hAnsi="Times New Roman"/>
+          <w:lang w:val="ru-RU"/>
+        </w:rPr>
+        <w:t>бэггинга</w:t>
+      </w:r>
+      <w:proofErr w:type="spellEnd"/>
+      <w:r>
+        <w:rPr>
+          <w:rFonts w:ascii="Times New Roman" w:hAnsi="Times New Roman"/>
+          <w:lang w:val="ru-RU"/>
+        </w:rPr>
+        <w:t xml:space="preserve"> (</w:t>
+      </w:r>
+      <w:proofErr w:type="spellStart"/>
+      <w:r>
+        <w:rPr>
+          <w:rFonts w:ascii="Times New Roman" w:hAnsi="Times New Roman"/>
+          <w:lang w:val="ru-RU"/>
+        </w:rPr>
+        <w:t>bagging</w:t>
+      </w:r>
+      <w:proofErr w:type="spellEnd"/>
+      <w:r>
+        <w:rPr>
+          <w:rFonts w:ascii="Times New Roman" w:hAnsi="Times New Roman"/>
+          <w:lang w:val="ru-RU"/>
+        </w:rPr>
+        <w:t xml:space="preserve">) — сокращение от </w:t>
+      </w:r>
+      <w:proofErr w:type="spellStart"/>
+      <w:r>
+        <w:rPr>
+          <w:rFonts w:ascii="Times New Roman" w:hAnsi="Times New Roman"/>
+          <w:lang w:val="ru-RU"/>
+        </w:rPr>
+        <w:t>bootstrap</w:t>
+      </w:r>
+      <w:proofErr w:type="spellEnd"/>
       <w:r>
         <w:rPr>
           <w:rFonts w:ascii="Times New Roman" w:hAnsi="Times New Roman"/>
@@ -8418,250 +8955,13 @@
         </w:rPr>
         <w:t xml:space="preserve"> </w:t>
       </w:r>
-      <w:r>
-        <w:rPr>
-          <w:rFonts w:ascii="Times New Roman" w:hAnsi="Times New Roman"/>
-          <w:lang w:val="ru-RU"/>
-        </w:rPr>
-        <w:t>на следующем экзамене или нет.</w:t>
-      </w:r>
-    </w:p>
-    <w:p>
-      <w:pPr>
-        <w:jc w:val="left"/>
-        <w:rPr>
-          <w:rFonts w:ascii="Times New Roman" w:hAnsi="Times New Roman"/>
-          <w:lang w:val="en-US"/>
-        </w:rPr>
-      </w:pPr>
-    </w:p>
-    <w:p>
-      <w:pPr>
-        <w:jc w:val="left"/>
-        <w:rPr>
-          <w:rFonts w:ascii="Times New Roman" w:hAnsi="Times New Roman"/>
-          <w:lang w:val="ru-RU"/>
-        </w:rPr>
-      </w:pPr>
-      <w:r>
-        <w:rPr>
-          <w:rFonts w:ascii="Times New Roman" w:hAnsi="Times New Roman"/>
-          <w:lang w:val="ru-RU"/>
-        </w:rPr>
-        <w:t>В начале все точки обучающего набора находятся на вершине дерева. Эти точки имеют метки: красные точки обозначают студентов, не получивших «A» на экзамене, а зелёные — студентов, получивших «A».</w:t>
-      </w:r>
-    </w:p>
-    <w:p>
-      <w:pPr>
-        <w:jc w:val="left"/>
-        <w:rPr>
-          <w:rFonts w:ascii="Times New Roman" w:hAnsi="Times New Roman"/>
-          <w:lang w:val="ru-RU"/>
-        </w:rPr>
-      </w:pPr>
-    </w:p>
-    <w:p>
-      <w:pPr>
-        <w:jc w:val="left"/>
-        <w:rPr>
-          <w:rFonts w:ascii="Times New Roman" w:hAnsi="Times New Roman"/>
-          <w:lang w:val="ru-RU"/>
-        </w:rPr>
-      </w:pPr>
-      <w:r>
-        <w:rPr>
-          <w:rFonts w:ascii="Times New Roman" w:hAnsi="Times New Roman"/>
-          <w:lang w:val="ru-RU"/>
-        </w:rPr>
-        <w:t xml:space="preserve">Затем </w:t>
-      </w:r>
-      <w:r>
-        <w:rPr>
-          <w:rFonts w:ascii="Times New Roman" w:hAnsi="Times New Roman"/>
-          <w:lang w:val="ru-RU"/>
-        </w:rPr>
-        <w:t xml:space="preserve">дерево принимает решение </w:t>
-      </w:r>
-      <w:r>
-        <w:rPr>
-          <w:rFonts w:ascii="Times New Roman" w:hAnsi="Times New Roman"/>
-          <w:lang w:val="ru-RU"/>
-        </w:rPr>
-        <w:t>разделить данные на меньшие группы на основе некоторого признака. Например, этим признаком может быть средняя оценка студента за курс. Студенты со средней оценкой «A» попадают в одну группу, со средней оценкой «B» — в другую и так далее.</w:t>
-      </w:r>
-    </w:p>
-    <w:p>
-      <w:pPr>
-        <w:jc w:val="left"/>
-        <w:rPr>
-          <w:rFonts w:ascii="Times New Roman" w:hAnsi="Times New Roman"/>
-          <w:lang w:val="ru-RU"/>
-        </w:rPr>
-      </w:pPr>
-    </w:p>
-    <w:p>
-      <w:pPr>
-        <w:jc w:val="left"/>
-        <w:rPr>
-          <w:rFonts w:ascii="Times New Roman" w:hAnsi="Times New Roman"/>
-          <w:lang w:val="ru-RU"/>
-        </w:rPr>
-      </w:pPr>
-      <w:r>
-        <w:rPr>
-          <w:rFonts w:ascii="Times New Roman" w:hAnsi="Times New Roman"/>
-          <w:lang w:val="ru-RU"/>
-        </w:rPr>
-        <w:t xml:space="preserve">После того как группы сформированы, процесс повторяется: </w:t>
-      </w:r>
-      <w:r>
-        <w:rPr>
-          <w:rFonts w:ascii="Times New Roman" w:hAnsi="Times New Roman"/>
-          <w:lang w:val="ru-RU"/>
-        </w:rPr>
-        <w:t>дерево</w:t>
-      </w:r>
-      <w:r>
-        <w:rPr>
-          <w:rFonts w:ascii="Times New Roman" w:hAnsi="Times New Roman"/>
-          <w:lang w:val="ru-RU"/>
-        </w:rPr>
-        <w:t xml:space="preserve"> снова разделяе</w:t>
-      </w:r>
-      <w:r>
-        <w:rPr>
-          <w:rFonts w:ascii="Times New Roman" w:hAnsi="Times New Roman"/>
-          <w:lang w:val="ru-RU"/>
-        </w:rPr>
-        <w:t>т</w:t>
-      </w:r>
-      <w:r>
-        <w:rPr>
-          <w:rFonts w:ascii="Times New Roman" w:hAnsi="Times New Roman"/>
-          <w:lang w:val="ru-RU"/>
-        </w:rPr>
-        <w:t xml:space="preserve"> данные в каждой подгруппе, но уже по другому признаку. В конце концов </w:t>
-      </w:r>
-      <w:r>
-        <w:rPr>
-          <w:rFonts w:ascii="Times New Roman" w:hAnsi="Times New Roman"/>
-          <w:lang w:val="ru-RU"/>
-        </w:rPr>
-        <w:t>оно</w:t>
-      </w:r>
-      <w:r>
-        <w:rPr>
-          <w:rFonts w:ascii="Times New Roman" w:hAnsi="Times New Roman"/>
-          <w:lang w:val="ru-RU"/>
-        </w:rPr>
-        <w:t xml:space="preserve"> достигае</w:t>
-      </w:r>
-      <w:r>
-        <w:rPr>
-          <w:rFonts w:ascii="Times New Roman" w:hAnsi="Times New Roman"/>
-          <w:lang w:val="ru-RU"/>
-        </w:rPr>
-        <w:t>т</w:t>
-      </w:r>
-      <w:r>
-        <w:rPr>
-          <w:rFonts w:ascii="Times New Roman" w:hAnsi="Times New Roman"/>
-          <w:lang w:val="ru-RU"/>
-        </w:rPr>
-        <w:t xml:space="preserve"> точки, когда дальнейшее разделение прекращается — это лист дерева. Теперь можно подсчитать метки данных в этом листе. Если неразмеченная точка попадает в этот лист, она классифицируется в соответствии с меткой большинства.</w:t>
-      </w:r>
-    </w:p>
-    <w:p>
-      <w:pPr>
-        <w:jc w:val="left"/>
-        <w:rPr>
-          <w:rFonts w:ascii="Times New Roman" w:hAnsi="Times New Roman"/>
-          <w:lang w:val="ru-RU"/>
-        </w:rPr>
-      </w:pPr>
-    </w:p>
-    <w:p>
-      <w:pPr>
-        <w:pStyle w:val="Heading3"/>
-        <w:rPr>
-          <w:rFonts w:ascii="Times New Roman" w:hAnsi="Times New Roman"/>
-          <w:lang w:val="en-US"/>
-        </w:rPr>
-      </w:pPr>
-      <w:r>
-        <w:rPr>
-          <w:rFonts w:ascii="Times New Roman" w:hAnsi="Times New Roman"/>
-          <w:lang w:val="ru-RU"/>
-        </w:rPr>
-        <w:t>1.4.6. Регрессия Случайным Лесом</w:t>
-      </w:r>
-    </w:p>
-    <w:p>
-      <w:pPr>
-        <w:jc w:val="left"/>
-        <w:rPr>
-          <w:rFonts w:ascii="Times New Roman" w:hAnsi="Times New Roman"/>
-          <w:lang w:val="en-US"/>
-        </w:rPr>
-      </w:pPr>
-    </w:p>
-    <w:p>
-      <w:pPr>
-        <w:jc w:val="left"/>
-        <w:rPr>
-          <w:rFonts w:ascii="Times New Roman" w:hAnsi="Times New Roman"/>
-          <w:lang w:val="ru-RU"/>
-        </w:rPr>
-      </w:pPr>
-      <w:r>
-        <w:rPr>
-          <w:rFonts w:ascii="Times New Roman" w:hAnsi="Times New Roman"/>
-          <w:lang w:val="ru-RU"/>
-        </w:rPr>
-        <w:t>Д</w:t>
-      </w:r>
-      <w:r>
-        <w:rPr>
-          <w:rFonts w:ascii="Times New Roman" w:hAnsi="Times New Roman"/>
-          <w:lang w:val="ru-RU"/>
-        </w:rPr>
-        <w:t xml:space="preserve">еревья решений могут быть мощными моделями машинного обучения с учителем. Однако у них есть и недостатки: деревья решений часто склонны к переобучению. </w:t>
-      </w:r>
-      <w:r>
-        <w:rPr>
-          <w:rFonts w:ascii="Times New Roman" w:hAnsi="Times New Roman"/>
-          <w:lang w:val="ru-RU"/>
-        </w:rPr>
-        <w:t>В прикладном мире существуют</w:t>
-      </w:r>
-      <w:r>
-        <w:rPr>
-          <w:rFonts w:ascii="Times New Roman" w:hAnsi="Times New Roman"/>
-          <w:lang w:val="ru-RU"/>
-        </w:rPr>
-        <w:t xml:space="preserve"> некоторые стратегии минимизации этой проблемы, например, стрижк</w:t>
-      </w:r>
-      <w:r>
-        <w:rPr>
-          <w:rFonts w:ascii="Times New Roman" w:hAnsi="Times New Roman"/>
-          <w:lang w:val="ru-RU"/>
-        </w:rPr>
-        <w:t>а</w:t>
-      </w:r>
-      <w:r>
-        <w:rPr>
-          <w:rFonts w:ascii="Times New Roman" w:hAnsi="Times New Roman"/>
-          <w:lang w:val="ru-RU"/>
-        </w:rPr>
-        <w:t xml:space="preserve"> (</w:t>
-      </w:r>
       <w:proofErr w:type="spellStart"/>
       <w:r>
         <w:rPr>
           <w:rFonts w:ascii="Times New Roman" w:hAnsi="Times New Roman"/>
           <w:lang w:val="ru-RU"/>
         </w:rPr>
-        <w:t>pruning</w:t>
+        <w:t>aggregating</w:t>
       </w:r>
       <w:proofErr w:type="spellEnd"/>
       <w:r>
@@ -8669,57 +8969,7 @@
           <w:rFonts w:ascii="Times New Roman" w:hAnsi="Times New Roman"/>
           <w:lang w:val="ru-RU"/>
         </w:rPr>
-        <w:t>), но иногда этого недостаточно. Нужен другой способ обобщения деревьев. Здесь и пригодится понятие случайного леса.</w:t>
-      </w:r>
-    </w:p>
-    <w:p>
-      <w:pPr>
-        <w:jc w:val="left"/>
-        <w:rPr>
-          <w:rFonts w:ascii="Times New Roman" w:hAnsi="Times New Roman"/>
-          <w:lang w:val="ru-RU"/>
-        </w:rPr>
-      </w:pPr>
-    </w:p>
-    <w:p>
-      <w:pPr>
-        <w:jc w:val="left"/>
-        <w:rPr>
-          <w:rFonts w:ascii="Times New Roman" w:hAnsi="Times New Roman"/>
-          <w:lang w:val="ru-RU"/>
-        </w:rPr>
-      </w:pPr>
-      <w:r>
-        <w:rPr>
-          <w:rFonts w:ascii="Times New Roman" w:hAnsi="Times New Roman"/>
-          <w:lang w:val="ru-RU"/>
-        </w:rPr>
-        <w:t>Случайный лес — это ансамблевая техника машинного обучения. Случайный лес содержит множество деревьев решений, которые совместно классифицируют новые точки. Когда случайному лесу предлагают классифицировать новую точку, лес передаёт эту точку каждому из деревьев решений. Каждое дерево сообщает свой классификационный результат, а случайный лес возвращает наиболее популярный класс. Подобно голосованию: каждое дерево имеет голос, и побеждает самый популярный класс. Некоторые деревья в случайном лесу могут быть переобучены, но поскольку предсказание основано на большом количестве деревьев, влияние переобучения снижается.</w:t>
-      </w:r>
-    </w:p>
-    <w:p>
-      <w:pPr>
-        <w:jc w:val="left"/>
-        <w:rPr>
-          <w:rFonts w:ascii="Times New Roman" w:hAnsi="Times New Roman"/>
-          <w:lang w:val="ru-RU"/>
-        </w:rPr>
-      </w:pPr>
-    </w:p>
-    <w:p>
-      <w:pPr>
-        <w:jc w:val="left"/>
-        <w:rPr>
-          <w:rFonts w:ascii="Times New Roman" w:hAnsi="Times New Roman"/>
-          <w:lang w:val="ru-RU"/>
-        </w:rPr>
-      </w:pPr>
-      <w:r>
-        <w:rPr>
-          <w:rFonts w:ascii="Times New Roman" w:hAnsi="Times New Roman"/>
-          <w:lang w:val="ru-RU"/>
-        </w:rPr>
-        <w:t>Для создания случайного леса используется техника бэггинга (</w:t>
+        <w:t xml:space="preserve"> (агрегирование </w:t>
       </w:r>
       <w:proofErr w:type="spellStart"/>
       <w:r>
@@ -8727,7 +8977,7 @@
           <w:rFonts w:ascii="Times New Roman" w:hAnsi="Times New Roman"/>
           <w:lang w:val="ru-RU"/>
         </w:rPr>
-        <w:t>bagging</w:t>
+        <w:t>бутстреп</w:t>
       </w:r>
       <w:proofErr w:type="spellEnd"/>
       <w:r>
@@ -8735,69 +8985,19 @@
           <w:rFonts w:ascii="Times New Roman" w:hAnsi="Times New Roman"/>
           <w:lang w:val="ru-RU"/>
         </w:rPr>
-        <w:t xml:space="preserve">) — сокращение от </w:t>
-      </w:r>
-      <w:proofErr w:type="spellStart"/>
-      <w:r>
-        <w:rPr>
-          <w:rFonts w:ascii="Times New Roman" w:hAnsi="Times New Roman"/>
-          <w:lang w:val="ru-RU"/>
-        </w:rPr>
-        <w:t>bootstrap</w:t>
-      </w:r>
-      <w:proofErr w:type="spellEnd"/>
-      <w:r>
-        <w:rPr>
-          <w:rFonts w:ascii="Times New Roman" w:hAnsi="Times New Roman"/>
-          <w:lang w:val="ru-RU"/>
-        </w:rPr>
-        <w:t xml:space="preserve"> </w:t>
-      </w:r>
-      <w:proofErr w:type="spellStart"/>
-      <w:r>
-        <w:rPr>
-          <w:rFonts w:ascii="Times New Roman" w:hAnsi="Times New Roman"/>
-          <w:lang w:val="ru-RU"/>
-        </w:rPr>
-        <w:t>aggregating</w:t>
-      </w:r>
-      <w:proofErr w:type="spellEnd"/>
-      <w:r>
-        <w:rPr>
-          <w:rFonts w:ascii="Times New Roman" w:hAnsi="Times New Roman"/>
-          <w:lang w:val="ru-RU"/>
-        </w:rPr>
-        <w:t xml:space="preserve"> (агрегирование </w:t>
-      </w:r>
-      <w:proofErr w:type="spellStart"/>
-      <w:r>
-        <w:rPr>
-          <w:rFonts w:ascii="Times New Roman" w:hAnsi="Times New Roman"/>
-          <w:lang w:val="ru-RU"/>
-        </w:rPr>
-        <w:t>бутстреп</w:t>
-      </w:r>
-      <w:proofErr w:type="spellEnd"/>
-      <w:r>
-        <w:rPr>
-          <w:rFonts w:ascii="Times New Roman" w:hAnsi="Times New Roman"/>
-          <w:lang w:val="ru-RU"/>
-        </w:rPr>
         <w:t>-выборок). Бутстреп — это метод выборки с возвращением.</w:t>
       </w:r>
     </w:p>
     <w:p>
       <w:pPr>
-        <w:jc w:val="left"/>
-        <w:rPr>
-          <w:rFonts w:ascii="Times New Roman" w:hAnsi="Times New Roman"/>
-          <w:lang w:val="ru-RU"/>
-        </w:rPr>
-      </w:pPr>
-    </w:p>
-    <w:p>
-      <w:pPr>
-        <w:jc w:val="left"/>
+        <w:rPr>
+          <w:rFonts w:ascii="Times New Roman" w:hAnsi="Times New Roman"/>
+          <w:lang w:val="ru-RU"/>
+        </w:rPr>
+      </w:pPr>
+    </w:p>
+    <w:p>
+      <w:pPr>
         <w:rPr>
           <w:rFonts w:ascii="Times New Roman" w:hAnsi="Times New Roman"/>
           <w:lang w:val="ru-RU"/>
@@ -8814,12 +9014,431 @@
     </w:p>
     <w:p>
       <w:pPr>
+        <w:rPr>
+          <w:rFonts w:ascii="Times New Roman" w:hAnsi="Times New Roman"/>
+          <w:lang w:val="ru-RU"/>
+        </w:rPr>
+      </w:pPr>
+    </w:p>
+    <w:p>
+      <w:pPr>
+        <w:rPr>
+          <w:rFonts w:ascii="Times New Roman" w:hAnsi="Times New Roman"/>
+          <w:lang w:val="ru-RU"/>
+        </w:rPr>
+      </w:pPr>
+      <w:r>
+        <w:rPr>
+          <w:rFonts w:ascii="Times New Roman" w:hAnsi="Times New Roman"/>
+          <w:lang w:val="ru-RU"/>
+        </w:rPr>
+        <w:t xml:space="preserve">При бутстрепе выборка выполняется с возвращением. </w:t>
+      </w:r>
+      <w:r>
+        <w:rPr>
+          <w:rFonts w:ascii="Times New Roman" w:hAnsi="Times New Roman"/>
+          <w:lang w:val="ru-RU"/>
+        </w:rPr>
+        <w:t xml:space="preserve">Для </w:t>
+      </w:r>
+      <w:r>
+        <w:rPr>
+          <w:rFonts w:ascii="Times New Roman" w:hAnsi="Times New Roman"/>
+          <w:lang w:val="ru-RU"/>
+        </w:rPr>
+        <w:t>понимания данного принципа имеет место быть следующей визуализации:</w:t>
+      </w:r>
+      <w:r>
+        <w:rPr>
+          <w:rFonts w:ascii="Times New Roman" w:hAnsi="Times New Roman"/>
+          <w:lang w:val="ru-RU"/>
+        </w:rPr>
+        <w:t xml:space="preserve"> </w:t>
+      </w:r>
+      <w:r>
+        <w:rPr>
+          <w:rFonts w:ascii="Times New Roman" w:hAnsi="Times New Roman"/>
+          <w:lang w:val="ru-RU"/>
+        </w:rPr>
+        <w:t>в</w:t>
+      </w:r>
+      <w:r>
+        <w:rPr>
+          <w:rFonts w:ascii="Times New Roman" w:hAnsi="Times New Roman"/>
+          <w:lang w:val="ru-RU"/>
+        </w:rPr>
+        <w:t xml:space="preserve">се 1000 строк помещены в мешок, и </w:t>
+      </w:r>
+      <w:r>
+        <w:rPr>
+          <w:rFonts w:ascii="Times New Roman" w:hAnsi="Times New Roman"/>
+          <w:lang w:val="ru-RU"/>
+        </w:rPr>
+        <w:t>инженер</w:t>
+      </w:r>
+      <w:r>
+        <w:rPr>
+          <w:rFonts w:ascii="Times New Roman" w:hAnsi="Times New Roman"/>
+          <w:lang w:val="ru-RU"/>
+        </w:rPr>
+        <w:t xml:space="preserve"> случайным образом вытаскивае</w:t>
+      </w:r>
+      <w:r>
+        <w:rPr>
+          <w:rFonts w:ascii="Times New Roman" w:hAnsi="Times New Roman"/>
+          <w:lang w:val="ru-RU"/>
+        </w:rPr>
+        <w:t>т</w:t>
+      </w:r>
+      <w:r>
+        <w:rPr>
+          <w:rFonts w:ascii="Times New Roman" w:hAnsi="Times New Roman"/>
+          <w:lang w:val="ru-RU"/>
+        </w:rPr>
+        <w:t xml:space="preserve"> одну строку. Записав, какая строка была выбрана, </w:t>
+      </w:r>
+      <w:r>
+        <w:rPr>
+          <w:rFonts w:ascii="Times New Roman" w:hAnsi="Times New Roman"/>
+          <w:lang w:val="ru-RU"/>
+        </w:rPr>
+        <w:t>он</w:t>
+      </w:r>
+      <w:r>
+        <w:rPr>
+          <w:rFonts w:ascii="Times New Roman" w:hAnsi="Times New Roman"/>
+          <w:lang w:val="ru-RU"/>
+        </w:rPr>
+        <w:t xml:space="preserve"> возвращает её обратно. Это означает, что при выборе 1000 случайных строк одна и та же строка может быть выбрана несколько раз. Более того, хотя это маловероятно, все 1000 выбранных строк могут оказаться одинаковыми</w:t>
+      </w:r>
+      <w:r>
+        <w:rPr>
+          <w:rFonts w:ascii="Times New Roman" w:hAnsi="Times New Roman"/>
+          <w:lang w:val="ru-RU"/>
+        </w:rPr>
+        <w:t>.</w:t>
+      </w:r>
+    </w:p>
+    <w:p>
+      <w:pPr>
+        <w:rPr>
+          <w:rFonts w:ascii="Times New Roman" w:hAnsi="Times New Roman"/>
+          <w:lang w:val="ru-RU"/>
+        </w:rPr>
+      </w:pPr>
+    </w:p>
+    <w:p>
+      <w:pPr>
+        <w:rPr>
+          <w:rFonts w:ascii="Times New Roman" w:hAnsi="Times New Roman"/>
+          <w:lang w:val="ru-RU"/>
+        </w:rPr>
+      </w:pPr>
+      <w:r>
+        <w:rPr>
+          <w:rFonts w:ascii="Times New Roman" w:hAnsi="Times New Roman"/>
+          <w:lang w:val="ru-RU"/>
+        </w:rPr>
+        <w:t xml:space="preserve">Поскольку выборка идёт с возвращением, нет необходимости сокращать размер обучающего набора с 1000 до 100. </w:t>
+      </w:r>
+      <w:r>
+        <w:rPr>
+          <w:rFonts w:ascii="Times New Roman" w:hAnsi="Times New Roman"/>
+          <w:lang w:val="ru-RU"/>
+        </w:rPr>
+        <w:t>Инженер</w:t>
+      </w:r>
+      <w:r>
+        <w:rPr>
+          <w:rFonts w:ascii="Times New Roman" w:hAnsi="Times New Roman"/>
+          <w:lang w:val="ru-RU"/>
+        </w:rPr>
+        <w:t xml:space="preserve"> може</w:t>
+      </w:r>
+      <w:r>
+        <w:rPr>
+          <w:rFonts w:ascii="Times New Roman" w:hAnsi="Times New Roman"/>
+          <w:lang w:val="ru-RU"/>
+        </w:rPr>
+        <w:t>т</w:t>
+      </w:r>
+      <w:r>
+        <w:rPr>
+          <w:rFonts w:ascii="Times New Roman" w:hAnsi="Times New Roman"/>
+          <w:lang w:val="ru-RU"/>
+        </w:rPr>
+        <w:t xml:space="preserve"> выбрать 1000 строк случайным образом, и из-за возможности многократного выбора одной и той же строки всё равно </w:t>
+      </w:r>
+      <w:r>
+        <w:rPr>
+          <w:rFonts w:ascii="Times New Roman" w:hAnsi="Times New Roman"/>
+          <w:lang w:val="ru-RU"/>
+        </w:rPr>
+        <w:t>получит</w:t>
+      </w:r>
+      <w:r>
+        <w:rPr>
+          <w:rFonts w:ascii="Times New Roman" w:hAnsi="Times New Roman"/>
+          <w:lang w:val="ru-RU"/>
+        </w:rPr>
+        <w:t xml:space="preserve"> уникальный набор данных.</w:t>
+      </w:r>
+    </w:p>
+    <w:p>
+      <w:pPr>
+        <w:rPr>
+          <w:rFonts w:ascii="Times New Roman" w:hAnsi="Times New Roman"/>
+          <w:lang w:val="ru-RU"/>
+        </w:rPr>
+      </w:pPr>
+    </w:p>
+    <w:p>
+      <w:pPr>
+        <w:rPr>
+          <w:rFonts w:ascii="Times New Roman" w:hAnsi="Times New Roman"/>
+          <w:lang w:val="ru-RU"/>
+        </w:rPr>
+      </w:pPr>
+      <w:r>
+        <w:rPr>
+          <w:rFonts w:ascii="Times New Roman" w:hAnsi="Times New Roman"/>
+          <w:lang w:val="ru-RU"/>
+        </w:rPr>
+        <w:t xml:space="preserve">Случайные леса создают различные деревья с помощью процесса, известного как </w:t>
+      </w:r>
+      <w:proofErr w:type="spellStart"/>
+      <w:r>
+        <w:rPr>
+          <w:rFonts w:ascii="Times New Roman" w:hAnsi="Times New Roman"/>
+          <w:lang w:val="ru-RU"/>
+        </w:rPr>
+        <w:t>бэггинг</w:t>
+      </w:r>
+      <w:proofErr w:type="spellEnd"/>
+      <w:r>
+        <w:rPr>
+          <w:rFonts w:ascii="Times New Roman" w:hAnsi="Times New Roman"/>
+          <w:lang w:val="ru-RU"/>
+        </w:rPr>
+        <w:t xml:space="preserve"> (агрегирование </w:t>
+      </w:r>
+      <w:proofErr w:type="spellStart"/>
+      <w:r>
+        <w:rPr>
+          <w:rFonts w:ascii="Times New Roman" w:hAnsi="Times New Roman"/>
+          <w:lang w:val="ru-RU"/>
+        </w:rPr>
+        <w:t>бутстреп</w:t>
+      </w:r>
+      <w:proofErr w:type="spellEnd"/>
+      <w:r>
+        <w:rPr>
+          <w:rFonts w:ascii="Times New Roman" w:hAnsi="Times New Roman"/>
+          <w:lang w:val="ru-RU"/>
+        </w:rPr>
+        <w:t xml:space="preserve">-выборок). Процесс начинается с построения одного дерева решений на </w:t>
+      </w:r>
+      <w:proofErr w:type="spellStart"/>
+      <w:r>
+        <w:rPr>
+          <w:rFonts w:ascii="Times New Roman" w:hAnsi="Times New Roman"/>
+          <w:lang w:val="ru-RU"/>
+        </w:rPr>
+        <w:t>бутстреп</w:t>
+      </w:r>
+      <w:proofErr w:type="spellEnd"/>
+      <w:r>
+        <w:rPr>
+          <w:rFonts w:ascii="Times New Roman" w:hAnsi="Times New Roman"/>
+          <w:lang w:val="ru-RU"/>
+        </w:rPr>
+        <w:t>-выборке точек из обучающего набора. После того как множество деревьев создано, результаты «агрегируются». Для задач классификации агрегация часто представляет собой голосование большинством индивидуальных классификаторов. Для задач регрессии агрегация обычно заключается в усреднении предсказаний индивидуальных регрессоров.</w:t>
+      </w:r>
+    </w:p>
+    <w:p>
+      <w:pPr>
+        <w:rPr>
+          <w:rFonts w:ascii="Times New Roman" w:hAnsi="Times New Roman"/>
+          <w:lang w:val="ru-RU"/>
+        </w:rPr>
+      </w:pPr>
+    </w:p>
+    <w:p>
+      <w:pPr>
+        <w:rPr>
+          <w:rFonts w:ascii="Times New Roman" w:hAnsi="Times New Roman"/>
+          <w:lang w:val="ru-RU"/>
+        </w:rPr>
+      </w:pPr>
+      <w:r>
+        <w:rPr>
+          <w:rFonts w:ascii="Times New Roman" w:hAnsi="Times New Roman"/>
+          <w:lang w:val="ru-RU"/>
+        </w:rPr>
+        <w:t xml:space="preserve">В дополнение к использованию </w:t>
+      </w:r>
+      <w:proofErr w:type="spellStart"/>
+      <w:r>
+        <w:rPr>
+          <w:rFonts w:ascii="Times New Roman" w:hAnsi="Times New Roman"/>
+          <w:lang w:val="ru-RU"/>
+        </w:rPr>
+        <w:t>бутстреп</w:t>
+      </w:r>
+      <w:proofErr w:type="spellEnd"/>
+      <w:r>
+        <w:rPr>
+          <w:rFonts w:ascii="Times New Roman" w:hAnsi="Times New Roman"/>
+          <w:lang w:val="ru-RU"/>
+        </w:rPr>
+        <w:t>-выборок из набора данных можно добавить разнообразия в способы построения деревьев, случайным образом отбирая используемые признаки.</w:t>
+      </w:r>
+    </w:p>
+    <w:p>
+      <w:pPr>
+        <w:rPr>
+          <w:rFonts w:ascii="Times New Roman" w:hAnsi="Times New Roman"/>
+          <w:lang w:val="ru-RU"/>
+        </w:rPr>
+      </w:pPr>
+    </w:p>
+    <w:p>
+      <w:pPr>
+        <w:rPr>
+          <w:rFonts w:ascii="Times New Roman" w:hAnsi="Times New Roman"/>
+          <w:lang w:val="ru-RU"/>
+        </w:rPr>
+      </w:pPr>
+      <w:r>
+        <w:rPr>
+          <w:rFonts w:ascii="Times New Roman" w:hAnsi="Times New Roman"/>
+          <w:lang w:val="ru-RU"/>
+        </w:rPr>
+        <w:t>При использовании обычного дерева решений используются все признаки, а разделение выбирается так, чтобы максимизировать прирост информации (</w:t>
+      </w:r>
+      <w:proofErr w:type="spellStart"/>
+      <w:r>
+        <w:rPr>
+          <w:rFonts w:ascii="Times New Roman" w:hAnsi="Times New Roman"/>
+          <w:lang w:val="ru-RU"/>
+        </w:rPr>
+        <w:t>information</w:t>
+      </w:r>
+      <w:proofErr w:type="spellEnd"/>
+      <w:r>
+        <w:rPr>
+          <w:rFonts w:ascii="Times New Roman" w:hAnsi="Times New Roman"/>
+          <w:lang w:val="ru-RU"/>
+        </w:rPr>
+        <w:t xml:space="preserve"> </w:t>
+      </w:r>
+      <w:proofErr w:type="spellStart"/>
+      <w:r>
+        <w:rPr>
+          <w:rFonts w:ascii="Times New Roman" w:hAnsi="Times New Roman"/>
+          <w:lang w:val="ru-RU"/>
+        </w:rPr>
+        <w:t>gain</w:t>
+      </w:r>
+      <w:proofErr w:type="spellEnd"/>
+      <w:r>
+        <w:rPr>
+          <w:rFonts w:ascii="Times New Roman" w:hAnsi="Times New Roman"/>
+          <w:lang w:val="ru-RU"/>
+        </w:rPr>
+        <w:t xml:space="preserve">). </w:t>
+      </w:r>
+      <w:r>
+        <w:rPr>
+          <w:rFonts w:ascii="Times New Roman" w:hAnsi="Times New Roman"/>
+          <w:lang w:val="ru-RU"/>
+        </w:rPr>
+        <w:t>Даже если</w:t>
+      </w:r>
+      <w:r>
+        <w:rPr>
+          <w:rFonts w:ascii="Times New Roman" w:hAnsi="Times New Roman"/>
+          <w:lang w:val="ru-RU"/>
+        </w:rPr>
+        <w:t xml:space="preserve"> это может показаться нелогичным, случайный выбор подмножества признаков может улучшить производительность ансамблевой модели. </w:t>
+      </w:r>
+    </w:p>
+    <w:p>
+      <w:pPr>
+        <w:rPr>
+          <w:rFonts w:ascii="Times New Roman" w:hAnsi="Times New Roman"/>
+          <w:lang w:val="ru-RU"/>
+        </w:rPr>
+      </w:pPr>
+    </w:p>
+    <w:p>
+      <w:pPr>
+        <w:rPr>
+          <w:rFonts w:ascii="Times New Roman" w:hAnsi="Times New Roman"/>
+          <w:lang w:val="ru-RU"/>
+        </w:rPr>
+      </w:pPr>
+      <w:r>
+        <w:rPr>
+          <w:rFonts w:ascii="Times New Roman" w:hAnsi="Times New Roman"/>
+          <w:lang w:val="ru-RU"/>
+        </w:rPr>
+        <w:t>В итоге, хоть о</w:t>
+      </w:r>
+      <w:r>
+        <w:rPr>
+          <w:rFonts w:ascii="Times New Roman" w:hAnsi="Times New Roman"/>
+          <w:lang w:val="ru-RU"/>
+        </w:rPr>
+        <w:t>тдельное дерево</w:t>
+      </w:r>
+      <w:r>
+        <w:rPr>
+          <w:rFonts w:ascii="Times New Roman" w:hAnsi="Times New Roman"/>
+          <w:lang w:val="ru-RU"/>
+        </w:rPr>
+        <w:t xml:space="preserve"> и</w:t>
+      </w:r>
+      <w:r>
+        <w:rPr>
+          <w:rFonts w:ascii="Times New Roman" w:hAnsi="Times New Roman"/>
+          <w:lang w:val="ru-RU"/>
+        </w:rPr>
+        <w:t xml:space="preserve"> может показывать худшие результаты, иногда увеличение дисперсии помогает общей производительности ансамблевой модели в целом.</w:t>
+      </w:r>
+    </w:p>
+    <w:p>
+      <w:pPr>
         <w:jc w:val="left"/>
         <w:rPr>
           <w:rFonts w:ascii="Times New Roman" w:hAnsi="Times New Roman"/>
           <w:lang w:val="ru-RU"/>
         </w:rPr>
       </w:pPr>
+      <w:r>
+        <w:rPr>
+          <w:rFonts w:ascii="Times New Roman" w:hAnsi="Times New Roman"/>
+          <w:lang w:val="ru-RU"/>
+        </w:rPr>
+        <w:br w:type="page"/>
+      </w:r>
+    </w:p>
+    <w:p>
+      <w:pPr>
+        <w:pStyle w:val="Heading3"/>
+        <w:rPr>
+          <w:rFonts w:ascii="Times New Roman" w:hAnsi="Times New Roman"/>
+          <w:lang w:val="ru-RU"/>
+        </w:rPr>
+      </w:pPr>
+      <w:r>
+        <w:rPr>
+          <w:rFonts w:ascii="Times New Roman" w:hAnsi="Times New Roman"/>
+          <w:lang w:val="ru-RU"/>
+        </w:rPr>
+        <w:lastRenderedPageBreak/>
+        <w:t>1.4.7. Градиентный бустинг.</w:t>
+      </w:r>
     </w:p>
     <w:p>
       <w:pPr>
@@ -8829,26 +9448,135 @@
           <w:lang w:val="ru-RU"/>
         </w:rPr>
       </w:pPr>
-      <w:r>
-        <w:rPr>
-          <w:rFonts w:ascii="Times New Roman" w:hAnsi="Times New Roman"/>
-          <w:lang w:val="ru-RU"/>
-        </w:rPr>
-        <w:t xml:space="preserve">При бутстрепе выборка выполняется с возвращением. </w:t>
-      </w:r>
-      <w:r>
-        <w:rPr>
-          <w:rFonts w:ascii="Times New Roman" w:hAnsi="Times New Roman"/>
-          <w:lang w:val="ru-RU"/>
-        </w:rPr>
-        <w:t xml:space="preserve">Для </w:t>
-      </w:r>
-      <w:r>
-        <w:rPr>
-          <w:rFonts w:ascii="Times New Roman" w:hAnsi="Times New Roman"/>
-          <w:lang w:val="ru-RU"/>
-        </w:rPr>
-        <w:t>понимания данного принципа имеет место быть следующей визуализации:</w:t>
+    </w:p>
+    <w:p>
+      <w:pPr>
+        <w:rPr>
+          <w:rFonts w:ascii="Times New Roman" w:hAnsi="Times New Roman"/>
+          <w:lang w:val="ru-RU"/>
+        </w:rPr>
+      </w:pPr>
+      <w:r>
+        <w:rPr>
+          <w:rFonts w:ascii="Times New Roman" w:hAnsi="Times New Roman"/>
+          <w:lang w:val="ru-RU"/>
+        </w:rPr>
+        <w:t>Бустинг — это последовательная техника обучения, в которой каждая базовая модель строится на основе предыдущей. Каждая последующая модель направлена на улучшение итоговой ансамблевой модели за счёт исправления ошибок предыдущего этапа.</w:t>
+      </w:r>
+    </w:p>
+    <w:p>
+      <w:pPr>
+        <w:rPr>
+          <w:rFonts w:ascii="Times New Roman" w:hAnsi="Times New Roman"/>
+          <w:lang w:val="ru-RU"/>
+        </w:rPr>
+      </w:pPr>
+    </w:p>
+    <w:p>
+      <w:pPr>
+        <w:rPr>
+          <w:rFonts w:ascii="Times New Roman" w:hAnsi="Times New Roman"/>
+          <w:lang w:val="ru-RU"/>
+        </w:rPr>
+      </w:pPr>
+      <w:r>
+        <w:rPr>
+          <w:rFonts w:ascii="Times New Roman" w:hAnsi="Times New Roman"/>
+          <w:lang w:val="ru-RU"/>
+        </w:rPr>
+        <w:t>Для реализации бустинга необходимо принять два важных решения:</w:t>
+      </w:r>
+    </w:p>
+    <w:p>
+      <w:pPr>
+        <w:rPr>
+          <w:rFonts w:ascii="Times New Roman" w:hAnsi="Times New Roman"/>
+          <w:lang w:val="ru-RU"/>
+        </w:rPr>
+      </w:pPr>
+    </w:p>
+    <w:p>
+      <w:pPr>
+        <w:pStyle w:val="ListParagraph"/>
+        <w:numPr>
+          <w:ilvl w:val="0"/>
+          <w:numId w:val="11"/>
+        </w:numPr>
+        <w:rPr>
+          <w:rFonts w:ascii="Times New Roman" w:hAnsi="Times New Roman"/>
+          <w:lang w:val="ru-RU"/>
+        </w:rPr>
+      </w:pPr>
+      <w:r>
+        <w:rPr>
+          <w:rFonts w:ascii="Times New Roman" w:hAnsi="Times New Roman"/>
+          <w:lang w:val="ru-RU"/>
+        </w:rPr>
+        <w:t>Метод последовательной подгонки.</w:t>
+      </w:r>
+    </w:p>
+    <w:p>
+      <w:pPr>
+        <w:pStyle w:val="ListParagraph"/>
+        <w:numPr>
+          <w:ilvl w:val="0"/>
+          <w:numId w:val="11"/>
+        </w:numPr>
+        <w:rPr>
+          <w:rFonts w:ascii="Times New Roman" w:hAnsi="Times New Roman"/>
+          <w:lang w:val="ru-RU"/>
+        </w:rPr>
+      </w:pPr>
+      <w:r>
+        <w:rPr>
+          <w:rFonts w:ascii="Times New Roman" w:hAnsi="Times New Roman"/>
+          <w:lang w:val="ru-RU"/>
+        </w:rPr>
+        <w:t>Метод агрегации.</w:t>
+      </w:r>
+    </w:p>
+    <w:p>
+      <w:pPr>
+        <w:rPr>
+          <w:rFonts w:ascii="Times New Roman" w:hAnsi="Times New Roman"/>
+          <w:lang w:val="ru-RU"/>
+        </w:rPr>
+      </w:pPr>
+    </w:p>
+    <w:p>
+      <w:pPr>
+        <w:rPr>
+          <w:rFonts w:ascii="Times New Roman" w:hAnsi="Times New Roman"/>
+          <w:lang w:val="ru-RU"/>
+        </w:rPr>
+      </w:pPr>
+      <w:r>
+        <w:rPr>
+          <w:rFonts w:ascii="Times New Roman" w:hAnsi="Times New Roman"/>
+          <w:lang w:val="ru-RU"/>
+        </w:rPr>
+        <w:t>Существуют д</w:t>
+      </w:r>
+      <w:r>
+        <w:rPr>
+          <w:rFonts w:ascii="Times New Roman" w:hAnsi="Times New Roman"/>
+          <w:lang w:val="ru-RU"/>
+        </w:rPr>
+        <w:t>ва</w:t>
+      </w:r>
+      <w:r>
+        <w:rPr>
+          <w:rFonts w:ascii="Times New Roman" w:hAnsi="Times New Roman"/>
+          <w:lang w:val="ru-RU"/>
+        </w:rPr>
+        <w:t xml:space="preserve"> основных</w:t>
+      </w:r>
+      <w:r>
+        <w:rPr>
+          <w:rFonts w:ascii="Times New Roman" w:hAnsi="Times New Roman"/>
+          <w:lang w:val="ru-RU"/>
+        </w:rPr>
+        <w:t xml:space="preserve"> алгоритма бустинга</w:t>
       </w:r>
       <w:r>
         <w:rPr>
@@ -8862,56 +9590,705 @@
           <w:rFonts w:ascii="Times New Roman" w:hAnsi="Times New Roman"/>
           <w:lang w:val="ru-RU"/>
         </w:rPr>
-        <w:t>в</w:t>
-      </w:r>
-      <w:r>
-        <w:rPr>
-          <w:rFonts w:ascii="Times New Roman" w:hAnsi="Times New Roman"/>
-          <w:lang w:val="ru-RU"/>
-        </w:rPr>
-        <w:t xml:space="preserve">се 1000 строк помещены в мешок, и </w:t>
-      </w:r>
-      <w:r>
-        <w:rPr>
-          <w:rFonts w:ascii="Times New Roman" w:hAnsi="Times New Roman"/>
-          <w:lang w:val="ru-RU"/>
-        </w:rPr>
-        <w:t>инженер</w:t>
-      </w:r>
-      <w:r>
-        <w:rPr>
-          <w:rFonts w:ascii="Times New Roman" w:hAnsi="Times New Roman"/>
-          <w:lang w:val="ru-RU"/>
-        </w:rPr>
-        <w:t xml:space="preserve"> случайным образом вытаскивае</w:t>
-      </w:r>
-      <w:r>
-        <w:rPr>
-          <w:rFonts w:ascii="Times New Roman" w:hAnsi="Times New Roman"/>
-          <w:lang w:val="ru-RU"/>
-        </w:rPr>
-        <w:t>т</w:t>
-      </w:r>
-      <w:r>
-        <w:rPr>
-          <w:rFonts w:ascii="Times New Roman" w:hAnsi="Times New Roman"/>
-          <w:lang w:val="ru-RU"/>
-        </w:rPr>
-        <w:t xml:space="preserve"> одну строку. Записав, какая строка была выбрана, </w:t>
-      </w:r>
-      <w:r>
-        <w:rPr>
-          <w:rFonts w:ascii="Times New Roman" w:hAnsi="Times New Roman"/>
-          <w:lang w:val="ru-RU"/>
-        </w:rPr>
-        <w:t>он</w:t>
-      </w:r>
-      <w:r>
-        <w:rPr>
-          <w:rFonts w:ascii="Times New Roman" w:hAnsi="Times New Roman"/>
-          <w:lang w:val="ru-RU"/>
-        </w:rPr>
-        <w:t xml:space="preserve"> возвращает её обратно. Это означает, что при выборе 1000 случайных строк одна и та же строка может быть выбрана несколько раз. Более того, хотя это маловероятно, все 1000 выбранных строк могут оказаться одинаковыми</w:t>
+        <w:t>— адаптивный бустинг и градиентный бустинг.</w:t>
+      </w:r>
+    </w:p>
+    <w:p>
+      <w:pPr>
+        <w:rPr>
+          <w:rFonts w:ascii="Times New Roman" w:hAnsi="Times New Roman"/>
+          <w:lang w:val="ru-RU"/>
+        </w:rPr>
+      </w:pPr>
+    </w:p>
+    <w:p>
+      <w:pPr>
+        <w:rPr>
+          <w:rFonts w:ascii="Times New Roman" w:hAnsi="Times New Roman"/>
+          <w:lang w:val="ru-RU"/>
+        </w:rPr>
+      </w:pPr>
+      <w:r>
+        <w:rPr>
+          <w:rFonts w:ascii="Times New Roman" w:hAnsi="Times New Roman"/>
+          <w:lang w:val="ru-RU"/>
+        </w:rPr>
+        <w:t>Хотя бустинг может применяться к любому базовому алгоритму машинного обучения,</w:t>
+      </w:r>
+      <w:r>
+        <w:rPr>
+          <w:rFonts w:ascii="Times New Roman" w:hAnsi="Times New Roman"/>
+          <w:lang w:val="ru-RU"/>
+        </w:rPr>
+        <w:t xml:space="preserve"> для примера </w:t>
+      </w:r>
+      <w:r>
+        <w:rPr>
+          <w:rFonts w:ascii="Times New Roman" w:hAnsi="Times New Roman"/>
+          <w:lang w:val="ru-RU"/>
+        </w:rPr>
+        <w:t>буд</w:t>
+      </w:r>
+      <w:r>
+        <w:rPr>
+          <w:rFonts w:ascii="Times New Roman" w:hAnsi="Times New Roman"/>
+          <w:lang w:val="ru-RU"/>
+        </w:rPr>
+        <w:t>ет</w:t>
+      </w:r>
+      <w:r>
+        <w:rPr>
+          <w:rFonts w:ascii="Times New Roman" w:hAnsi="Times New Roman"/>
+          <w:lang w:val="ru-RU"/>
+        </w:rPr>
+        <w:t xml:space="preserve"> использов</w:t>
+      </w:r>
+      <w:r>
+        <w:rPr>
+          <w:rFonts w:ascii="Times New Roman" w:hAnsi="Times New Roman"/>
+          <w:lang w:val="ru-RU"/>
+        </w:rPr>
+        <w:t>ан</w:t>
+      </w:r>
+      <w:r>
+        <w:rPr>
+          <w:rFonts w:ascii="Times New Roman" w:hAnsi="Times New Roman"/>
+          <w:lang w:val="ru-RU"/>
+        </w:rPr>
+        <w:t xml:space="preserve"> в качестве базового оценщика крайне популярный вариант — дерево решений.</w:t>
+      </w:r>
+    </w:p>
+    <w:p>
+      <w:pPr>
+        <w:rPr>
+          <w:rFonts w:ascii="Times New Roman" w:hAnsi="Times New Roman"/>
+          <w:lang w:val="ru-RU"/>
+        </w:rPr>
+      </w:pPr>
+    </w:p>
+    <w:p>
+      <w:pPr>
+        <w:rPr>
+          <w:rFonts w:ascii="Times New Roman" w:hAnsi="Times New Roman"/>
+          <w:lang w:val="ru-RU"/>
+        </w:rPr>
+      </w:pPr>
+      <w:r>
+        <w:rPr>
+          <w:rFonts w:ascii="Times New Roman" w:hAnsi="Times New Roman"/>
+          <w:lang w:val="ru-RU"/>
+        </w:rPr>
+        <w:t xml:space="preserve">Основным ограничением деревьев решений является их высокая дисперсия, что делает их склонными к переобучению. Они хорошо строят последовательные правила, но из-за этого запоминают обучающие данные и плохо обобщаются на новые данные. </w:t>
+      </w:r>
+      <w:r>
+        <w:rPr>
+          <w:rFonts w:ascii="Times New Roman" w:hAnsi="Times New Roman"/>
+          <w:lang w:val="ru-RU"/>
+        </w:rPr>
+        <w:t>Необходимо</w:t>
+      </w:r>
+      <w:r>
+        <w:rPr>
+          <w:rFonts w:ascii="Times New Roman" w:hAnsi="Times New Roman"/>
+          <w:lang w:val="ru-RU"/>
+        </w:rPr>
+        <w:t xml:space="preserve"> рассмотр</w:t>
+      </w:r>
+      <w:r>
+        <w:rPr>
+          <w:rFonts w:ascii="Times New Roman" w:hAnsi="Times New Roman"/>
+          <w:lang w:val="ru-RU"/>
+        </w:rPr>
+        <w:t>еть</w:t>
+      </w:r>
+      <w:r>
+        <w:rPr>
+          <w:rFonts w:ascii="Times New Roman" w:hAnsi="Times New Roman"/>
+          <w:lang w:val="ru-RU"/>
+        </w:rPr>
+        <w:t>, как преодолеть эти ограничения при использовании деревьев решений для бустинга.</w:t>
+      </w:r>
+    </w:p>
+    <w:p>
+      <w:pPr>
+        <w:rPr>
+          <w:rFonts w:ascii="Times New Roman" w:hAnsi="Times New Roman"/>
+          <w:lang w:val="ru-RU"/>
+        </w:rPr>
+      </w:pPr>
+    </w:p>
+    <w:p>
+      <w:pPr>
+        <w:rPr>
+          <w:rFonts w:ascii="Times New Roman" w:hAnsi="Times New Roman"/>
+          <w:lang w:val="ru-RU"/>
+        </w:rPr>
+      </w:pPr>
+      <w:r>
+        <w:rPr>
+          <w:rFonts w:ascii="Times New Roman" w:hAnsi="Times New Roman"/>
+          <w:b/>
+          <w:bCs/>
+          <w:lang w:val="ru-RU"/>
+        </w:rPr>
+        <w:t>Адаптивный бустинг</w:t>
+      </w:r>
+      <w:r>
+        <w:rPr>
+          <w:rFonts w:ascii="Times New Roman" w:hAnsi="Times New Roman"/>
+          <w:lang w:val="ru-RU"/>
+        </w:rPr>
+        <w:t xml:space="preserve"> (AdaBoost) — это последовательный ансамблевый метод, применимый как для классификации, так и для регрессии. Он может использовать любые базовые модели машинного обучения, но чаще всего применяется с деревьями решений.</w:t>
+      </w:r>
+    </w:p>
+    <w:p>
+      <w:pPr>
+        <w:rPr>
+          <w:rFonts w:ascii="Times New Roman" w:hAnsi="Times New Roman"/>
+          <w:lang w:val="ru-RU"/>
+        </w:rPr>
+      </w:pPr>
+    </w:p>
+    <w:p>
+      <w:pPr>
+        <w:rPr>
+          <w:rFonts w:ascii="Times New Roman" w:hAnsi="Times New Roman"/>
+          <w:lang w:val="ru-RU"/>
+        </w:rPr>
+      </w:pPr>
+      <w:r>
+        <w:rPr>
+          <w:rFonts w:ascii="Times New Roman" w:hAnsi="Times New Roman"/>
+          <w:lang w:val="ru-RU"/>
+        </w:rPr>
+        <w:t>В AdaBoost метод последовательной подгонки реализуется путём обновления весов каждого наблюдения в обучающем наборе данных при переходе от одной базовой модели к следующей. Метод агрегации представляет собой взвешенную сумму базовых моделей, где вес модели зависит от ошибки данного конкретного оценщика.</w:t>
+      </w:r>
+    </w:p>
+    <w:p>
+      <w:pPr>
+        <w:rPr>
+          <w:rFonts w:ascii="Times New Roman" w:hAnsi="Times New Roman"/>
+          <w:lang w:val="ru-RU"/>
+        </w:rPr>
+      </w:pPr>
+    </w:p>
+    <w:p>
+      <w:pPr>
+        <w:rPr>
+          <w:rFonts w:ascii="Times New Roman" w:hAnsi="Times New Roman"/>
+          <w:lang w:val="ru-RU"/>
+        </w:rPr>
+      </w:pPr>
+      <w:r>
+        <w:rPr>
+          <w:rFonts w:ascii="Times New Roman" w:hAnsi="Times New Roman"/>
+          <w:lang w:val="ru-RU"/>
+        </w:rPr>
+        <w:t>Обучение модели AdaBoost — это процесс определения весов наблюдений обучающего набора на каждом шаге, а также итоговых весов каждой базовой модели для агрегации.</w:t>
+      </w:r>
+    </w:p>
+    <w:p>
+      <w:pPr>
+        <w:rPr>
+          <w:rFonts w:ascii="Times New Roman" w:hAnsi="Times New Roman"/>
+          <w:lang w:val="en-US"/>
+        </w:rPr>
+      </w:pPr>
+    </w:p>
+    <w:p>
+      <w:pPr>
+        <w:rPr>
+          <w:rFonts w:ascii="Times New Roman" w:hAnsi="Times New Roman"/>
+          <w:lang w:val="ru-RU"/>
+        </w:rPr>
+      </w:pPr>
+      <w:r>
+        <w:rPr>
+          <w:rFonts w:ascii="Times New Roman" w:hAnsi="Times New Roman"/>
+          <w:b/>
+          <w:bCs/>
+          <w:lang w:val="ru-RU"/>
+        </w:rPr>
+        <w:t>Градиентный бустинг</w:t>
+      </w:r>
+      <w:r>
+        <w:rPr>
+          <w:rFonts w:ascii="Times New Roman" w:hAnsi="Times New Roman"/>
+          <w:lang w:val="ru-RU"/>
+        </w:rPr>
+        <w:t xml:space="preserve"> — это последовательный ансамблевый метод, применимый как для классификации, так и для регрессии. Он может использовать любые базовые модели машинного обучения, но чаще всего применяется с </w:t>
+      </w:r>
+      <w:r>
+        <w:rPr>
+          <w:rFonts w:ascii="Times New Roman" w:hAnsi="Times New Roman"/>
+          <w:lang w:val="ru-RU"/>
+        </w:rPr>
+        <w:lastRenderedPageBreak/>
+        <w:t>деревьями решений; такие модели называются градиентно бустируемыми деревьями.</w:t>
+      </w:r>
+    </w:p>
+    <w:p>
+      <w:pPr>
+        <w:rPr>
+          <w:rFonts w:ascii="Times New Roman" w:hAnsi="Times New Roman"/>
+          <w:lang w:val="ru-RU"/>
+        </w:rPr>
+      </w:pPr>
+    </w:p>
+    <w:p>
+      <w:pPr>
+        <w:rPr>
+          <w:rFonts w:ascii="Times New Roman" w:hAnsi="Times New Roman"/>
+          <w:lang w:val="ru-RU"/>
+        </w:rPr>
+      </w:pPr>
+      <w:r>
+        <w:rPr>
+          <w:rFonts w:ascii="Times New Roman" w:hAnsi="Times New Roman"/>
+          <w:lang w:val="ru-RU"/>
+        </w:rPr>
+        <w:t>В градиентном бустинге метод последовательной подгонки реализуется путём подгонки базовой модели к отрицательному градиенту ошибки на предыдущем этапе. Метод агрегации — это взвешенная сумма базовых моделей, где вес модели является константой.</w:t>
+      </w:r>
+    </w:p>
+    <w:p>
+      <w:pPr>
+        <w:rPr>
+          <w:rFonts w:ascii="Times New Roman" w:hAnsi="Times New Roman"/>
+          <w:lang w:val="ru-RU"/>
+        </w:rPr>
+      </w:pPr>
+    </w:p>
+    <w:p>
+      <w:pPr>
+        <w:rPr>
+          <w:rFonts w:ascii="Times New Roman" w:hAnsi="Times New Roman"/>
+          <w:lang w:val="en-US"/>
+        </w:rPr>
+      </w:pPr>
+      <w:r>
+        <w:rPr>
+          <w:rFonts w:ascii="Times New Roman" w:hAnsi="Times New Roman"/>
+          <w:lang w:val="ru-RU"/>
+        </w:rPr>
+        <w:t>Обучение модели градиентного бустинга — это процесс определения ошибки базовой модели на каждом шаге и использования этих ошибок для наилучшего построения последующей базовой модели.</w:t>
+      </w:r>
+    </w:p>
+    <w:p>
+      <w:pPr>
+        <w:rPr>
+          <w:rFonts w:ascii="Times New Roman" w:hAnsi="Times New Roman"/>
+          <w:lang w:val="en-US"/>
+        </w:rPr>
+      </w:pPr>
+    </w:p>
+    <w:p>
+      <w:pPr>
+        <w:rPr>
+          <w:rFonts w:ascii="Times New Roman" w:hAnsi="Times New Roman"/>
+          <w:lang w:val="en-US"/>
+        </w:rPr>
+      </w:pPr>
+      <w:r>
+        <w:rPr>
+          <w:rFonts w:ascii="Times New Roman" w:hAnsi="Times New Roman"/>
+          <w:lang w:val="ru-RU"/>
+        </w:rPr>
+        <w:t xml:space="preserve">Первый шаг — подгонка первого базового оценщика (базовой модели). Базовые оценщики в алгоритмах бустинга, как правило, просты и имеют высокое смещение. В отличие от </w:t>
+      </w:r>
+      <w:r>
+        <w:rPr>
+          <w:rFonts w:ascii="Times New Roman" w:hAnsi="Times New Roman"/>
+          <w:lang w:val="en-US"/>
+        </w:rPr>
+        <w:t>AdaBoost</w:t>
+      </w:r>
+      <w:r>
+        <w:rPr>
+          <w:rFonts w:ascii="Times New Roman" w:hAnsi="Times New Roman"/>
+          <w:lang w:val="ru-RU"/>
+        </w:rPr>
+        <w:t>, где используются простейшие деревья решений — пни (</w:t>
+      </w:r>
+      <w:r>
+        <w:rPr>
+          <w:rFonts w:ascii="Times New Roman" w:hAnsi="Times New Roman"/>
+          <w:lang w:val="en-US"/>
+        </w:rPr>
+        <w:t>stumps</w:t>
+      </w:r>
+      <w:r>
+        <w:rPr>
+          <w:rFonts w:ascii="Times New Roman" w:hAnsi="Times New Roman"/>
+          <w:lang w:val="ru-RU"/>
+        </w:rPr>
+        <w:t>) всего с одним уровнем, — градиентно бустируемые деревья могут и обычно содержат несколько ветвей решений. Часто такие деревья имеют до 32 листьев, что соответствует глубине дерева в 5 уровней.</w:t>
+      </w:r>
+    </w:p>
+    <w:p>
+      <w:pPr>
+        <w:rPr>
+          <w:rFonts w:ascii="Times New Roman" w:hAnsi="Times New Roman"/>
+          <w:lang w:val="ru-RU"/>
+        </w:rPr>
+      </w:pPr>
+    </w:p>
+    <w:p>
+      <w:pPr>
+        <w:rPr>
+          <w:rFonts w:ascii="Times New Roman" w:hAnsi="Times New Roman"/>
+          <w:lang w:val="ru-RU"/>
+        </w:rPr>
+      </w:pPr>
+      <w:r>
+        <w:rPr>
+          <w:rFonts w:ascii="Times New Roman" w:hAnsi="Times New Roman"/>
+          <w:lang w:val="ru-RU"/>
+        </w:rPr>
+        <w:t>После того как первая базовая модель обучена, определяются остаточные ошибки (</w:t>
+      </w:r>
+      <w:r>
+        <w:rPr>
+          <w:rFonts w:ascii="Times New Roman" w:hAnsi="Times New Roman"/>
+          <w:lang w:val="en-US"/>
+        </w:rPr>
+        <w:t>h</w:t>
+      </w:r>
+      <w:r>
+        <w:rPr>
+          <w:rFonts w:ascii="Times New Roman" w:hAnsi="Times New Roman"/>
+          <w:vertAlign w:val="subscript"/>
+          <w:lang w:val="ru-RU"/>
+        </w:rPr>
+        <w:t>1</w:t>
+      </w:r>
+      <w:r>
+        <w:rPr>
+          <w:rFonts w:ascii="Times New Roman" w:hAnsi="Times New Roman"/>
+          <w:lang w:val="ru-RU"/>
+        </w:rPr>
+        <w:t>) модели на обучающих данных. Остаточная ошибка — это разность между фактическими и предсказанными значениями для каждого экземпляра обучающих данных.</w:t>
+      </w:r>
+    </w:p>
+    <w:p>
+      <w:pPr>
+        <w:jc w:val="left"/>
+        <w:rPr>
+          <w:rFonts w:ascii="Times New Roman" w:hAnsi="Times New Roman"/>
+          <w:lang w:val="en-US"/>
+        </w:rPr>
+      </w:pPr>
+    </w:p>
+    <w:p>
+      <w:pPr>
+        <w:jc w:val="left"/>
+        <w:rPr>
+          <w:rFonts w:ascii="Times New Roman" w:hAnsi="Times New Roman"/>
+          <w:i/>
+          <w:lang w:val="ru-RU"/>
+        </w:rPr>
+      </w:pPr>
+      <m:oMathPara>
+        <m:oMath>
+          <m:sSub>
+            <m:sSubPr>
+              <m:ctrlPr>
+                <w:rPr>
+                  <w:rFonts w:ascii="Cambria Math" w:hAnsi="Cambria Math"/>
+                  <w:i/>
+                  <w:lang w:val="en-US"/>
+                </w:rPr>
+              </m:ctrlPr>
+            </m:sSubPr>
+            <m:e>
+              <m:r>
+                <w:rPr>
+                  <w:rFonts w:ascii="Cambria Math" w:hAnsi="Cambria Math"/>
+                  <w:lang w:val="en-US"/>
+                </w:rPr>
+                <m:t>h</m:t>
+              </m:r>
+            </m:e>
+            <m:sub>
+              <m:r>
+                <w:rPr>
+                  <w:rFonts w:ascii="Cambria Math" w:hAnsi="Cambria Math"/>
+                  <w:lang w:val="en-US"/>
+                </w:rPr>
+                <m:t>1</m:t>
+              </m:r>
+            </m:sub>
+          </m:sSub>
+          <m:r>
+            <w:rPr>
+              <w:rFonts w:ascii="Cambria Math" w:hAnsi="Cambria Math"/>
+              <w:lang w:val="en-US"/>
+            </w:rPr>
+            <m:t xml:space="preserve">= </m:t>
+          </m:r>
+          <m:sSub>
+            <m:sSubPr>
+              <m:ctrlPr>
+                <w:rPr>
+                  <w:rFonts w:ascii="Cambria Math" w:hAnsi="Cambria Math"/>
+                  <w:i/>
+                  <w:lang w:val="en-US"/>
+                </w:rPr>
+              </m:ctrlPr>
+            </m:sSubPr>
+            <m:e>
+              <m:r>
+                <w:rPr>
+                  <w:rFonts w:ascii="Cambria Math" w:hAnsi="Cambria Math"/>
+                  <w:lang w:val="en-US"/>
+                </w:rPr>
+                <m:t>y</m:t>
+              </m:r>
+            </m:e>
+            <m:sub>
+              <m:r>
+                <w:rPr>
+                  <w:rFonts w:ascii="Cambria Math" w:hAnsi="Cambria Math"/>
+                  <w:lang w:val="ru-RU"/>
+                </w:rPr>
+                <m:t>фактический</m:t>
+              </m:r>
+            </m:sub>
+          </m:sSub>
+          <m:r>
+            <w:rPr>
+              <w:rFonts w:ascii="Cambria Math" w:hAnsi="Cambria Math"/>
+              <w:lang w:val="ru-RU"/>
+            </w:rPr>
+            <m:t xml:space="preserve">- </m:t>
+          </m:r>
+          <m:sSub>
+            <m:sSubPr>
+              <m:ctrlPr>
+                <w:rPr>
+                  <w:rFonts w:ascii="Cambria Math" w:hAnsi="Cambria Math"/>
+                  <w:i/>
+                  <w:lang w:val="en-US"/>
+                </w:rPr>
+              </m:ctrlPr>
+            </m:sSubPr>
+            <m:e>
+              <m:r>
+                <w:rPr>
+                  <w:rFonts w:ascii="Cambria Math" w:hAnsi="Cambria Math"/>
+                  <w:lang w:val="en-US"/>
+                </w:rPr>
+                <m:t>y</m:t>
+              </m:r>
+            </m:e>
+            <m:sub>
+              <m:r>
+                <w:rPr>
+                  <w:rFonts w:ascii="Cambria Math" w:hAnsi="Cambria Math"/>
+                  <w:lang w:val="en-US"/>
+                </w:rPr>
+                <m:t>1(</m:t>
+              </m:r>
+              <m:r>
+                <w:rPr>
+                  <w:rFonts w:ascii="Cambria Math" w:hAnsi="Cambria Math"/>
+                  <w:lang w:val="ru-RU"/>
+                </w:rPr>
+                <m:t>предсказанный)</m:t>
+              </m:r>
+            </m:sub>
+          </m:sSub>
+        </m:oMath>
+      </m:oMathPara>
+    </w:p>
+    <w:p>
+      <w:pPr>
+        <w:jc w:val="left"/>
+        <w:rPr>
+          <w:rFonts w:ascii="Times New Roman" w:hAnsi="Times New Roman"/>
+          <w:i/>
+          <w:lang w:val="ru-RU"/>
+        </w:rPr>
+      </w:pPr>
+    </w:p>
+    <w:p>
+      <w:pPr>
+        <w:jc w:val="left"/>
+        <w:rPr>
+          <w:rFonts w:ascii="Times New Roman" w:hAnsi="Times New Roman"/>
+          <w:i/>
+          <w:lang w:val="ru-RU"/>
+        </w:rPr>
+      </w:pPr>
+    </w:p>
+    <w:p>
+      <w:pPr>
+        <w:rPr>
+          <w:rFonts w:ascii="Times New Roman" w:hAnsi="Times New Roman"/>
+          <w:lang w:val="ru-RU"/>
+        </w:rPr>
+      </w:pPr>
+      <w:r>
+        <w:rPr>
+          <w:rFonts w:ascii="Times New Roman" w:hAnsi="Times New Roman"/>
+          <w:lang w:val="ru-RU"/>
+        </w:rPr>
+        <w:t>Ошибки будут больше для тех экземпляров обучающих данных, где модель предсказала хуже, и меньше там, где модель подошла к данным хорошо.</w:t>
+      </w:r>
+    </w:p>
+    <w:p>
+      <w:pPr>
+        <w:rPr>
+          <w:rFonts w:ascii="Times New Roman" w:hAnsi="Times New Roman"/>
+          <w:lang w:val="ru-RU"/>
+        </w:rPr>
+      </w:pPr>
+    </w:p>
+    <w:p>
+      <w:pPr>
+        <w:rPr>
+          <w:rFonts w:ascii="Times New Roman" w:hAnsi="Times New Roman"/>
+          <w:lang w:val="ru-RU"/>
+        </w:rPr>
+      </w:pPr>
+      <w:r>
+        <w:rPr>
+          <w:rFonts w:ascii="Times New Roman" w:hAnsi="Times New Roman"/>
+          <w:lang w:val="ru-RU"/>
+        </w:rPr>
+        <w:t>На следующем этапе последовательного обучения подгоняется вторая базовая модель. Здесь и происходит самое интересное. Вместо подгонки модели к целевым значениям y</w:t>
+      </w:r>
+      <w:r>
+        <w:rPr>
+          <w:rFonts w:ascii="Times New Roman" w:hAnsi="Times New Roman"/>
+          <w:vertAlign w:val="subscript"/>
+          <w:lang w:val="ru-RU"/>
+        </w:rPr>
+        <w:t>фактический</w:t>
+      </w:r>
+      <w:r>
+        <w:rPr>
+          <w:rFonts w:ascii="Times New Roman" w:hAnsi="Times New Roman"/>
+          <w:lang w:val="ru-RU"/>
+        </w:rPr>
+        <w:t xml:space="preserve"> (как это обычно делается в машинном обучении), </w:t>
+      </w:r>
+      <w:r>
+        <w:rPr>
+          <w:rFonts w:ascii="Times New Roman" w:hAnsi="Times New Roman"/>
+          <w:lang w:val="ru-RU"/>
+        </w:rPr>
+        <w:t>необходимо подогнать</w:t>
+      </w:r>
+      <w:r>
+        <w:rPr>
+          <w:rFonts w:ascii="Times New Roman" w:hAnsi="Times New Roman"/>
+          <w:lang w:val="ru-RU"/>
+        </w:rPr>
+        <w:t xml:space="preserve"> модель к ошибкам предыдущего этапа, в данном случае к h</w:t>
+      </w:r>
+      <w:r>
+        <w:rPr>
+          <w:rFonts w:ascii="Times New Roman" w:hAnsi="Times New Roman"/>
+          <w:vertAlign w:val="subscript"/>
+          <w:lang w:val="ru-RU"/>
+        </w:rPr>
+        <w:t>1</w:t>
+      </w:r>
+      <w:r>
+        <w:rPr>
+          <w:rFonts w:ascii="Times New Roman" w:hAnsi="Times New Roman"/>
+          <w:lang w:val="ru-RU"/>
+        </w:rPr>
+        <w:t>. Вторая базовая модель буквально учится на ошибках первой через вычисленные остатки.</w:t>
+      </w:r>
+    </w:p>
+    <w:p>
+      <w:pPr>
+        <w:rPr>
+          <w:rFonts w:ascii="Times New Roman" w:hAnsi="Times New Roman"/>
+          <w:lang w:val="ru-RU"/>
+        </w:rPr>
+      </w:pPr>
+    </w:p>
+    <w:p>
+      <w:pPr>
+        <w:rPr>
+          <w:rFonts w:ascii="Times New Roman" w:hAnsi="Times New Roman"/>
+          <w:lang w:val="ru-RU"/>
+        </w:rPr>
+      </w:pPr>
+      <w:r>
+        <w:rPr>
+          <w:rFonts w:ascii="Times New Roman" w:hAnsi="Times New Roman"/>
+          <w:lang w:val="ru-RU"/>
+        </w:rPr>
+        <w:t xml:space="preserve">Результаты второй базовой модели умножаются на константную скорость обучения </w:t>
+      </w:r>
+      <w:r>
+        <w:rPr>
+          <w:rFonts w:ascii="Times New Roman" w:hAnsi="Times New Roman"/>
+          <w:lang w:val="ru-RU"/>
+        </w:rPr>
+        <w:t>альфа</w:t>
+      </w:r>
+      <w:r>
+        <w:rPr>
+          <w:rFonts w:ascii="Times New Roman" w:hAnsi="Times New Roman"/>
+          <w:lang w:val="ru-RU"/>
+        </w:rPr>
+        <w:t xml:space="preserve"> и добавляются к результатам первой модели, давая обновлённые предсказания. Результаты второй модели, задачей которой была подгонка ошибок первой, умножаются на константу </w:t>
+      </w:r>
+      <w:r>
+        <w:rPr>
+          <w:rFonts w:ascii="Times New Roman" w:hAnsi="Times New Roman"/>
+          <w:lang w:val="ru-RU"/>
+        </w:rPr>
+        <w:t>альфа</w:t>
+      </w:r>
+      <w:r>
+        <w:rPr>
+          <w:rFonts w:ascii="Times New Roman" w:hAnsi="Times New Roman"/>
+          <w:lang w:val="ru-RU"/>
+        </w:rPr>
+        <w:t xml:space="preserve"> и суммируются с результатами первой модели, что даёт</w:t>
+      </w:r>
+      <w:r>
+        <w:rPr>
+          <w:rFonts w:ascii="Times New Roman" w:hAnsi="Times New Roman"/>
+          <w:lang w:val="ru-RU"/>
+        </w:rPr>
+        <w:t xml:space="preserve"> </w:t>
+      </w:r>
+      <w:r>
+        <w:rPr>
+          <w:rFonts w:ascii="Times New Roman" w:hAnsi="Times New Roman"/>
+          <w:lang w:val="ru-RU"/>
+        </w:rPr>
+        <w:t>обновлённые предсказания y</w:t>
+      </w:r>
+      <w:r>
+        <w:rPr>
+          <w:rFonts w:ascii="Times New Roman" w:hAnsi="Times New Roman"/>
+          <w:vertAlign w:val="subscript"/>
+          <w:lang w:val="ru-RU"/>
+        </w:rPr>
+        <w:t>2(</w:t>
+      </w:r>
+      <w:r>
+        <w:rPr>
+          <w:rFonts w:ascii="Times New Roman" w:hAnsi="Times New Roman"/>
+          <w:vertAlign w:val="subscript"/>
+          <w:lang w:val="ru-RU"/>
+        </w:rPr>
+        <w:t>предсказанный</w:t>
+      </w:r>
+      <w:r>
+        <w:rPr>
+          <w:rFonts w:ascii="Times New Roman" w:hAnsi="Times New Roman"/>
+          <w:vertAlign w:val="subscript"/>
+          <w:lang w:val="ru-RU"/>
+        </w:rPr>
+        <w:t>)</w:t>
       </w:r>
       <w:r>
         <w:rPr>
@@ -8923,6 +10300,45 @@
     </w:p>
     <w:p>
       <w:pPr>
+        <w:rPr>
+          <w:rFonts w:ascii="Times New Roman" w:hAnsi="Times New Roman"/>
+          <w:lang w:val="ru-RU"/>
+        </w:rPr>
+      </w:pPr>
+    </w:p>
+    <w:p>
+      <w:pPr>
+        <w:rPr>
+          <w:rFonts w:ascii="Times New Roman" w:hAnsi="Times New Roman"/>
+          <w:lang w:val="ru-RU"/>
+        </w:rPr>
+      </w:pPr>
+      <w:r>
+        <w:rPr>
+          <w:rFonts w:ascii="Times New Roman" w:hAnsi="Times New Roman"/>
+          <w:lang w:val="ru-RU"/>
+        </w:rPr>
+        <w:br w:type="page"/>
+      </w:r>
+    </w:p>
+    <w:p>
+      <w:pPr>
+        <w:rPr>
+          <w:rFonts w:ascii="Times New Roman" w:hAnsi="Times New Roman"/>
+          <w:lang w:val="ru-RU"/>
+        </w:rPr>
+      </w:pPr>
+      <w:r>
+        <w:rPr>
+          <w:rFonts w:ascii="Times New Roman" w:hAnsi="Times New Roman"/>
+          <w:lang w:val="ru-RU"/>
+        </w:rPr>
+        <w:lastRenderedPageBreak/>
+        <w:t>Остаточные ошибки второго этапа вычисляются с использованием обновлённых предсказаний:</w:t>
+      </w:r>
+    </w:p>
+    <w:p>
+      <w:pPr>
         <w:jc w:val="left"/>
         <w:rPr>
           <w:rFonts w:ascii="Times New Roman" w:hAnsi="Times New Roman"/>
@@ -8932,60 +10348,272 @@
     </w:p>
     <w:p>
       <w:pPr>
+        <w:jc w:val="center"/>
+        <w:rPr>
+          <w:rFonts w:ascii="Times New Roman" w:hAnsi="Times New Roman"/>
+          <w:i/>
+          <w:lang w:val="ru-RU"/>
+        </w:rPr>
+      </w:pPr>
+      <m:oMathPara>
+        <m:oMath>
+          <m:sSub>
+            <m:sSubPr>
+              <m:ctrlPr>
+                <w:rPr>
+                  <w:rFonts w:ascii="Cambria Math" w:hAnsi="Cambria Math"/>
+                  <w:i/>
+                  <w:lang w:val="ru-RU"/>
+                </w:rPr>
+              </m:ctrlPr>
+            </m:sSubPr>
+            <m:e>
+              <m:r>
+                <w:rPr>
+                  <w:rFonts w:ascii="Cambria Math" w:hAnsi="Cambria Math"/>
+                  <w:lang w:val="ru-RU"/>
+                </w:rPr>
+                <m:t>h</m:t>
+              </m:r>
+            </m:e>
+            <m:sub>
+              <m:r>
+                <w:rPr>
+                  <w:rFonts w:ascii="Cambria Math" w:hAnsi="Cambria Math"/>
+                  <w:lang w:val="ru-RU"/>
+                </w:rPr>
+                <m:t>2</m:t>
+              </m:r>
+            </m:sub>
+          </m:sSub>
+          <m:r>
+            <w:rPr>
+              <w:rFonts w:ascii="Cambria Math" w:hAnsi="Cambria Math"/>
+              <w:lang w:val="en-US"/>
+            </w:rPr>
+            <m:t xml:space="preserve">= </m:t>
+          </m:r>
+          <m:sSub>
+            <m:sSubPr>
+              <m:ctrlPr>
+                <w:rPr>
+                  <w:rFonts w:ascii="Cambria Math" w:hAnsi="Cambria Math"/>
+                  <w:i/>
+                  <w:lang w:val="en-US"/>
+                </w:rPr>
+              </m:ctrlPr>
+            </m:sSubPr>
+            <m:e>
+              <m:r>
+                <w:rPr>
+                  <w:rFonts w:ascii="Cambria Math" w:hAnsi="Cambria Math"/>
+                  <w:lang w:val="en-US"/>
+                </w:rPr>
+                <m:t>y</m:t>
+              </m:r>
+            </m:e>
+            <m:sub>
+              <m:r>
+                <w:rPr>
+                  <w:rFonts w:ascii="Cambria Math" w:hAnsi="Cambria Math"/>
+                  <w:lang w:val="ru-RU"/>
+                </w:rPr>
+                <m:t>фактический</m:t>
+              </m:r>
+            </m:sub>
+          </m:sSub>
+          <m:r>
+            <w:rPr>
+              <w:rFonts w:ascii="Cambria Math" w:hAnsi="Cambria Math"/>
+              <w:lang w:val="en-US"/>
+            </w:rPr>
+            <m:t xml:space="preserve">- </m:t>
+          </m:r>
+          <m:sSub>
+            <m:sSubPr>
+              <m:ctrlPr>
+                <w:rPr>
+                  <w:rFonts w:ascii="Cambria Math" w:hAnsi="Cambria Math"/>
+                  <w:i/>
+                  <w:lang w:val="en-US"/>
+                </w:rPr>
+              </m:ctrlPr>
+            </m:sSubPr>
+            <m:e>
+              <m:r>
+                <w:rPr>
+                  <w:rFonts w:ascii="Cambria Math" w:hAnsi="Cambria Math"/>
+                  <w:lang w:val="en-US"/>
+                </w:rPr>
+                <m:t>y</m:t>
+              </m:r>
+            </m:e>
+            <m:sub>
+              <m:r>
+                <w:rPr>
+                  <w:rFonts w:ascii="Cambria Math" w:hAnsi="Cambria Math"/>
+                  <w:lang w:val="en-US"/>
+                </w:rPr>
+                <m:t>2(п</m:t>
+              </m:r>
+              <m:r>
+                <w:rPr>
+                  <w:rFonts w:ascii="Cambria Math" w:hAnsi="Cambria Math"/>
+                  <w:lang w:val="ru-RU"/>
+                </w:rPr>
+                <m:t>редсказанный</m:t>
+              </m:r>
+              <m:r>
+                <w:rPr>
+                  <w:rFonts w:ascii="Cambria Math" w:hAnsi="Cambria Math"/>
+                  <w:lang w:val="en-US"/>
+                </w:rPr>
+                <m:t>)</m:t>
+              </m:r>
+            </m:sub>
+          </m:sSub>
+        </m:oMath>
+      </m:oMathPara>
+    </w:p>
+    <w:p>
+      <w:pPr>
+        <w:jc w:val="center"/>
+        <w:rPr>
+          <w:rFonts w:ascii="Times New Roman" w:hAnsi="Times New Roman"/>
+          <w:lang w:val="ru-RU"/>
+        </w:rPr>
+      </w:pPr>
+    </w:p>
+    <w:p>
+      <w:pPr>
         <w:jc w:val="left"/>
         <w:rPr>
           <w:rFonts w:ascii="Times New Roman" w:hAnsi="Times New Roman"/>
           <w:lang w:val="ru-RU"/>
         </w:rPr>
       </w:pPr>
-      <w:r>
-        <w:rPr>
-          <w:rFonts w:ascii="Times New Roman" w:hAnsi="Times New Roman"/>
-          <w:lang w:val="ru-RU"/>
-        </w:rPr>
-        <w:t xml:space="preserve">Поскольку выборка идёт с возвращением, нет необходимости сокращать размер обучающего набора с 1000 до 100. </w:t>
-      </w:r>
-      <w:r>
-        <w:rPr>
-          <w:rFonts w:ascii="Times New Roman" w:hAnsi="Times New Roman"/>
-          <w:lang w:val="ru-RU"/>
-        </w:rPr>
-        <w:t>Инженер</w:t>
-      </w:r>
-      <w:r>
-        <w:rPr>
-          <w:rFonts w:ascii="Times New Roman" w:hAnsi="Times New Roman"/>
-          <w:lang w:val="ru-RU"/>
-        </w:rPr>
-        <w:t xml:space="preserve"> може</w:t>
-      </w:r>
-      <w:r>
-        <w:rPr>
-          <w:rFonts w:ascii="Times New Roman" w:hAnsi="Times New Roman"/>
-          <w:lang w:val="ru-RU"/>
-        </w:rPr>
-        <w:t>т</w:t>
-      </w:r>
-      <w:r>
-        <w:rPr>
-          <w:rFonts w:ascii="Times New Roman" w:hAnsi="Times New Roman"/>
-          <w:lang w:val="ru-RU"/>
-        </w:rPr>
-        <w:t xml:space="preserve"> выбрать 1000 строк случайным образом, и из-за возможности многократного выбора одной и той же строки всё равно </w:t>
-      </w:r>
-      <w:r>
-        <w:rPr>
-          <w:rFonts w:ascii="Times New Roman" w:hAnsi="Times New Roman"/>
-          <w:lang w:val="ru-RU"/>
-        </w:rPr>
-        <w:t>получит</w:t>
-      </w:r>
-      <w:r>
-        <w:rPr>
-          <w:rFonts w:ascii="Times New Roman" w:hAnsi="Times New Roman"/>
-          <w:lang w:val="ru-RU"/>
-        </w:rPr>
-        <w:t xml:space="preserve"> уникальный набор данных.</w:t>
+    </w:p>
+    <w:p>
+      <w:pPr>
+        <w:rPr>
+          <w:rFonts w:ascii="Times New Roman" w:hAnsi="Times New Roman"/>
+          <w:lang w:val="ru-RU"/>
+        </w:rPr>
+      </w:pPr>
+      <w:r>
+        <w:rPr>
+          <w:rFonts w:ascii="Times New Roman" w:hAnsi="Times New Roman"/>
+          <w:lang w:val="ru-RU"/>
+        </w:rPr>
+        <w:t>Последующие этапы повторяют те же шаги. На этапе N базовая модель подгоняется к ошибкам, вычисленным на предыдущем этапе h</w:t>
+      </w:r>
+      <w:r>
+        <w:rPr>
+          <w:rFonts w:ascii="Times New Roman" w:hAnsi="Times New Roman"/>
+          <w:vertAlign w:val="subscript"/>
+          <w:lang w:val="ru-RU"/>
+        </w:rPr>
+        <w:t>N-1</w:t>
+      </w:r>
+      <w:r>
+        <w:rPr>
+          <w:rFonts w:ascii="Times New Roman" w:hAnsi="Times New Roman"/>
+          <w:lang w:val="ru-RU"/>
+        </w:rPr>
+        <w:t xml:space="preserve">. Новая подогнанная модель умножается на константную скорость обучения </w:t>
+      </w:r>
+      <w:r>
+        <w:rPr>
+          <w:rFonts w:ascii="Times New Roman" w:hAnsi="Times New Roman"/>
+          <w:lang w:val="ru-RU"/>
+        </w:rPr>
+        <w:t>альфа</w:t>
+      </w:r>
+      <w:r>
+        <w:rPr>
+          <w:rFonts w:ascii="Times New Roman" w:hAnsi="Times New Roman"/>
+          <w:lang w:val="ru-RU"/>
+        </w:rPr>
+        <w:t xml:space="preserve"> и добавляется к предсказаниям предыдущего этапа.</w:t>
+      </w:r>
+    </w:p>
+    <w:p>
+      <w:pPr>
+        <w:rPr>
+          <w:rFonts w:ascii="Times New Roman" w:hAnsi="Times New Roman"/>
+          <w:lang w:val="ru-RU"/>
+        </w:rPr>
+      </w:pPr>
+    </w:p>
+    <w:p>
+      <w:pPr>
+        <w:rPr>
+          <w:rFonts w:ascii="Times New Roman" w:hAnsi="Times New Roman"/>
+          <w:lang w:val="ru-RU"/>
+        </w:rPr>
+      </w:pPr>
+      <w:r>
+        <w:rPr>
+          <w:rFonts w:ascii="Times New Roman" w:hAnsi="Times New Roman"/>
+          <w:lang w:val="ru-RU"/>
+        </w:rPr>
+        <w:t>Когда достигнуто заданное число оценщиков в модели градиентного бустинга или остаточные ошибки перестают изменяться между итерациями, обучение останавливается, и</w:t>
+      </w:r>
+      <w:r>
+        <w:rPr>
+          <w:rFonts w:ascii="Times New Roman" w:hAnsi="Times New Roman"/>
+          <w:lang w:val="ru-RU"/>
+        </w:rPr>
+        <w:t xml:space="preserve"> </w:t>
+      </w:r>
+      <w:r>
+        <w:rPr>
+          <w:rFonts w:ascii="Times New Roman" w:hAnsi="Times New Roman"/>
+          <w:lang w:val="ru-RU"/>
+        </w:rPr>
+        <w:t>получае</w:t>
+      </w:r>
+      <w:r>
+        <w:rPr>
+          <w:rFonts w:ascii="Times New Roman" w:hAnsi="Times New Roman"/>
+          <w:lang w:val="ru-RU"/>
+        </w:rPr>
+        <w:t>тся</w:t>
+      </w:r>
+      <w:r>
+        <w:rPr>
+          <w:rFonts w:ascii="Times New Roman" w:hAnsi="Times New Roman"/>
+          <w:lang w:val="ru-RU"/>
+        </w:rPr>
+        <w:t xml:space="preserve"> итогов</w:t>
+      </w:r>
+      <w:r>
+        <w:rPr>
+          <w:rFonts w:ascii="Times New Roman" w:hAnsi="Times New Roman"/>
+          <w:lang w:val="ru-RU"/>
+        </w:rPr>
+        <w:t>ая</w:t>
+      </w:r>
+      <w:r>
+        <w:rPr>
+          <w:rFonts w:ascii="Times New Roman" w:hAnsi="Times New Roman"/>
+          <w:lang w:val="ru-RU"/>
+        </w:rPr>
+        <w:t xml:space="preserve"> </w:t>
+      </w:r>
+      <w:r>
+        <w:rPr>
+          <w:rFonts w:ascii="Times New Roman" w:hAnsi="Times New Roman"/>
+          <w:lang w:val="ru-RU"/>
+        </w:rPr>
+        <w:t>ансамблевая</w:t>
+      </w:r>
+      <w:r>
+        <w:rPr>
+          <w:rFonts w:ascii="Times New Roman" w:hAnsi="Times New Roman"/>
+          <w:lang w:val="ru-RU"/>
+        </w:rPr>
+        <w:t xml:space="preserve"> модель.</w:t>
       </w:r>
     </w:p>
     <w:p>
@@ -8996,6 +10624,13 @@
           <w:lang w:val="ru-RU"/>
         </w:rPr>
       </w:pPr>
+      <w:r>
+        <w:rPr>
+          <w:rFonts w:ascii="Times New Roman" w:hAnsi="Times New Roman"/>
+          <w:lang w:val="ru-RU"/>
+        </w:rPr>
+        <w:br w:type="page"/>
+      </w:r>
     </w:p>
     <w:p>
       <w:pPr>
@@ -9005,61 +10640,14 @@
           <w:lang w:val="ru-RU"/>
         </w:rPr>
       </w:pPr>
-      <w:r>
-        <w:rPr>
-          <w:rFonts w:ascii="Times New Roman" w:hAnsi="Times New Roman"/>
-          <w:lang w:val="ru-RU"/>
-        </w:rPr>
-        <w:t xml:space="preserve">Случайные леса создают различные деревья с помощью процесса, известного как </w:t>
-      </w:r>
-      <w:proofErr w:type="spellStart"/>
-      <w:r>
-        <w:rPr>
-          <w:rFonts w:ascii="Times New Roman" w:hAnsi="Times New Roman"/>
-          <w:lang w:val="ru-RU"/>
-        </w:rPr>
-        <w:t>бэггинг</w:t>
-      </w:r>
-      <w:proofErr w:type="spellEnd"/>
-      <w:r>
-        <w:rPr>
-          <w:rFonts w:ascii="Times New Roman" w:hAnsi="Times New Roman"/>
-          <w:lang w:val="ru-RU"/>
-        </w:rPr>
-        <w:t xml:space="preserve"> (агрегирование </w:t>
-      </w:r>
-      <w:proofErr w:type="spellStart"/>
-      <w:r>
-        <w:rPr>
-          <w:rFonts w:ascii="Times New Roman" w:hAnsi="Times New Roman"/>
-          <w:lang w:val="ru-RU"/>
-        </w:rPr>
-        <w:t>бутстреп</w:t>
-      </w:r>
-      <w:proofErr w:type="spellEnd"/>
-      <w:r>
-        <w:rPr>
-          <w:rFonts w:ascii="Times New Roman" w:hAnsi="Times New Roman"/>
-          <w:lang w:val="ru-RU"/>
-        </w:rPr>
-        <w:t xml:space="preserve">-выборок). Процесс начинается с построения одного дерева решений на </w:t>
-      </w:r>
-      <w:proofErr w:type="spellStart"/>
-      <w:r>
-        <w:rPr>
-          <w:rFonts w:ascii="Times New Roman" w:hAnsi="Times New Roman"/>
-          <w:lang w:val="ru-RU"/>
-        </w:rPr>
-        <w:t>бутстреп</w:t>
-      </w:r>
-      <w:proofErr w:type="spellEnd"/>
-      <w:r>
-        <w:rPr>
-          <w:rFonts w:ascii="Times New Roman" w:hAnsi="Times New Roman"/>
-          <w:lang w:val="ru-RU"/>
-        </w:rPr>
-        <w:t>-выборке точек из обучающего набора. После того как множество деревьев создано, результаты «агрегируются». Для задач классификации агрегация часто представляет собой голосование большинством индивидуальных классификаторов. Для задач регрессии агрегация обычно заключается в усреднении предсказаний индивидуальных регрессоров.</w:t>
-      </w:r>
+    </w:p>
+    <w:p>
+      <w:pPr>
+        <w:rPr>
+          <w:rFonts w:ascii="Times New Roman" w:hAnsi="Times New Roman"/>
+          <w:lang w:val="ru-RU"/>
+        </w:rPr>
+      </w:pPr>
     </w:p>
     <w:p>
       <w:pPr>
@@ -9078,285 +10666,6 @@
           <w:lang w:val="ru-RU"/>
         </w:rPr>
       </w:pPr>
-      <w:r>
-        <w:rPr>
-          <w:rFonts w:ascii="Times New Roman" w:hAnsi="Times New Roman"/>
-          <w:lang w:val="ru-RU"/>
-        </w:rPr>
-        <w:t xml:space="preserve">В дополнение к использованию </w:t>
-      </w:r>
-      <w:proofErr w:type="spellStart"/>
-      <w:r>
-        <w:rPr>
-          <w:rFonts w:ascii="Times New Roman" w:hAnsi="Times New Roman"/>
-          <w:lang w:val="ru-RU"/>
-        </w:rPr>
-        <w:t>бутстреп</w:t>
-      </w:r>
-      <w:proofErr w:type="spellEnd"/>
-      <w:r>
-        <w:rPr>
-          <w:rFonts w:ascii="Times New Roman" w:hAnsi="Times New Roman"/>
-          <w:lang w:val="ru-RU"/>
-        </w:rPr>
-        <w:t>-выборок из</w:t>
-      </w:r>
-      <w:r>
-        <w:rPr>
-          <w:rFonts w:ascii="Times New Roman" w:hAnsi="Times New Roman"/>
-          <w:lang w:val="ru-RU"/>
-        </w:rPr>
-        <w:t xml:space="preserve"> </w:t>
-      </w:r>
-      <w:r>
-        <w:rPr>
-          <w:rFonts w:ascii="Times New Roman" w:hAnsi="Times New Roman"/>
-          <w:lang w:val="ru-RU"/>
-        </w:rPr>
-        <w:t>набора данных можно добавить разнообразия в способы построения деревьев, случайным образом отбирая используемые признаки.</w:t>
-      </w:r>
-    </w:p>
-    <w:p>
-      <w:pPr>
-        <w:jc w:val="left"/>
-        <w:rPr>
-          <w:rFonts w:ascii="Times New Roman" w:hAnsi="Times New Roman"/>
-          <w:lang w:val="ru-RU"/>
-        </w:rPr>
-      </w:pPr>
-    </w:p>
-    <w:p>
-      <w:pPr>
-        <w:jc w:val="left"/>
-        <w:rPr>
-          <w:rFonts w:ascii="Times New Roman" w:hAnsi="Times New Roman"/>
-          <w:lang w:val="ru-RU"/>
-        </w:rPr>
-      </w:pPr>
-      <w:r>
-        <w:rPr>
-          <w:rFonts w:ascii="Times New Roman" w:hAnsi="Times New Roman"/>
-          <w:lang w:val="ru-RU"/>
-        </w:rPr>
-        <w:t>При использовании обычного дерева решений используются все признаки, а разделение выбирается так, чтобы максимизировать прирост информации (</w:t>
-      </w:r>
-      <w:proofErr w:type="spellStart"/>
-      <w:r>
-        <w:rPr>
-          <w:rFonts w:ascii="Times New Roman" w:hAnsi="Times New Roman"/>
-          <w:lang w:val="ru-RU"/>
-        </w:rPr>
-        <w:t>information</w:t>
-      </w:r>
-      <w:proofErr w:type="spellEnd"/>
-      <w:r>
-        <w:rPr>
-          <w:rFonts w:ascii="Times New Roman" w:hAnsi="Times New Roman"/>
-          <w:lang w:val="ru-RU"/>
-        </w:rPr>
-        <w:t xml:space="preserve"> </w:t>
-      </w:r>
-      <w:proofErr w:type="spellStart"/>
-      <w:r>
-        <w:rPr>
-          <w:rFonts w:ascii="Times New Roman" w:hAnsi="Times New Roman"/>
-          <w:lang w:val="ru-RU"/>
-        </w:rPr>
-        <w:t>gain</w:t>
-      </w:r>
-      <w:proofErr w:type="spellEnd"/>
-      <w:r>
-        <w:rPr>
-          <w:rFonts w:ascii="Times New Roman" w:hAnsi="Times New Roman"/>
-          <w:lang w:val="ru-RU"/>
-        </w:rPr>
-        <w:t xml:space="preserve">). </w:t>
-      </w:r>
-      <w:r>
-        <w:rPr>
-          <w:rFonts w:ascii="Times New Roman" w:hAnsi="Times New Roman"/>
-          <w:lang w:val="ru-RU"/>
-        </w:rPr>
-        <w:t>Даже если</w:t>
-      </w:r>
-      <w:r>
-        <w:rPr>
-          <w:rFonts w:ascii="Times New Roman" w:hAnsi="Times New Roman"/>
-          <w:lang w:val="ru-RU"/>
-        </w:rPr>
-        <w:t xml:space="preserve"> это может показаться нелогичным, случайный выбор подмножества признаков может улучшить производительность ансамблевой модели. </w:t>
-      </w:r>
-    </w:p>
-    <w:p>
-      <w:pPr>
-        <w:jc w:val="left"/>
-        <w:rPr>
-          <w:rFonts w:ascii="Times New Roman" w:hAnsi="Times New Roman"/>
-          <w:lang w:val="ru-RU"/>
-        </w:rPr>
-      </w:pPr>
-    </w:p>
-    <w:p>
-      <w:pPr>
-        <w:jc w:val="left"/>
-        <w:rPr>
-          <w:rFonts w:ascii="Times New Roman" w:hAnsi="Times New Roman"/>
-          <w:lang w:val="ru-RU"/>
-        </w:rPr>
-      </w:pPr>
-      <w:r>
-        <w:rPr>
-          <w:rFonts w:ascii="Times New Roman" w:hAnsi="Times New Roman"/>
-          <w:lang w:val="ru-RU"/>
-        </w:rPr>
-        <w:t>В итоге, хоть о</w:t>
-      </w:r>
-      <w:r>
-        <w:rPr>
-          <w:rFonts w:ascii="Times New Roman" w:hAnsi="Times New Roman"/>
-          <w:lang w:val="ru-RU"/>
-        </w:rPr>
-        <w:t>тдельное дерево</w:t>
-      </w:r>
-      <w:r>
-        <w:rPr>
-          <w:rFonts w:ascii="Times New Roman" w:hAnsi="Times New Roman"/>
-          <w:lang w:val="ru-RU"/>
-        </w:rPr>
-        <w:t xml:space="preserve"> и</w:t>
-      </w:r>
-      <w:r>
-        <w:rPr>
-          <w:rFonts w:ascii="Times New Roman" w:hAnsi="Times New Roman"/>
-          <w:lang w:val="ru-RU"/>
-        </w:rPr>
-        <w:t xml:space="preserve"> может показывать худшие результаты, иногда увеличение дисперсии помогает общей производительности ансамблевой модели в целом.</w:t>
-      </w:r>
-    </w:p>
-    <w:p>
-      <w:pPr>
-        <w:jc w:val="left"/>
-        <w:rPr>
-          <w:rFonts w:ascii="Times New Roman" w:hAnsi="Times New Roman"/>
-          <w:lang w:val="ru-RU"/>
-        </w:rPr>
-      </w:pPr>
-      <w:r>
-        <w:rPr>
-          <w:rFonts w:ascii="Times New Roman" w:hAnsi="Times New Roman"/>
-          <w:lang w:val="ru-RU"/>
-        </w:rPr>
-        <w:br w:type="page"/>
-      </w:r>
-    </w:p>
-    <w:p>
-      <w:pPr>
-        <w:jc w:val="left"/>
-        <w:rPr>
-          <w:rFonts w:ascii="Times New Roman" w:hAnsi="Times New Roman"/>
-          <w:lang w:val="ru-RU"/>
-        </w:rPr>
-      </w:pPr>
-      <w:r>
-        <w:rPr>
-          <w:rFonts w:ascii="Times New Roman" w:hAnsi="Times New Roman"/>
-          <w:lang w:val="ru-RU"/>
-        </w:rPr>
-        <w:lastRenderedPageBreak/>
-        <w:t xml:space="preserve">1.4.7. </w:t>
-      </w:r>
-      <w:r>
-        <w:rPr>
-          <w:rFonts w:ascii="Times New Roman" w:hAnsi="Times New Roman"/>
-          <w:lang w:val="ru-RU"/>
-        </w:rPr>
-        <w:t>Градиентный бустинг.</w:t>
-      </w:r>
-    </w:p>
-    <w:p>
-      <w:pPr>
-        <w:jc w:val="left"/>
-        <w:rPr>
-          <w:rFonts w:ascii="Times New Roman" w:hAnsi="Times New Roman"/>
-          <w:lang w:val="ru-RU"/>
-        </w:rPr>
-      </w:pPr>
-    </w:p>
-    <w:p>
-      <w:pPr>
-        <w:jc w:val="left"/>
-        <w:rPr>
-          <w:rFonts w:ascii="Times New Roman" w:hAnsi="Times New Roman"/>
-          <w:lang w:val="en-US"/>
-        </w:rPr>
-      </w:pPr>
-    </w:p>
-    <w:p>
-      <w:pPr>
-        <w:jc w:val="left"/>
-        <w:rPr>
-          <w:rFonts w:ascii="Times New Roman" w:hAnsi="Times New Roman"/>
-          <w:lang w:val="ru-RU"/>
-        </w:rPr>
-      </w:pPr>
-    </w:p>
-    <w:p>
-      <w:pPr>
-        <w:jc w:val="left"/>
-        <w:rPr>
-          <w:rFonts w:ascii="Times New Roman" w:hAnsi="Times New Roman"/>
-          <w:lang w:val="ru-RU"/>
-        </w:rPr>
-      </w:pPr>
-    </w:p>
-    <w:p>
-      <w:pPr>
-        <w:jc w:val="left"/>
-        <w:rPr>
-          <w:rFonts w:ascii="Times New Roman" w:hAnsi="Times New Roman"/>
-          <w:lang w:val="ru-RU"/>
-        </w:rPr>
-      </w:pPr>
-    </w:p>
-    <w:p>
-      <w:pPr>
-        <w:jc w:val="left"/>
-        <w:rPr>
-          <w:rFonts w:ascii="Times New Roman" w:hAnsi="Times New Roman"/>
-          <w:lang w:val="ru-RU"/>
-        </w:rPr>
-      </w:pPr>
-      <w:r>
-        <w:rPr>
-          <w:rFonts w:ascii="Times New Roman" w:hAnsi="Times New Roman"/>
-          <w:lang w:val="ru-RU"/>
-        </w:rPr>
-        <w:br w:type="page"/>
-      </w:r>
-    </w:p>
-    <w:p>
-      <w:pPr>
-        <w:rPr>
-          <w:rFonts w:ascii="Times New Roman" w:hAnsi="Times New Roman"/>
-          <w:lang w:val="ru-RU"/>
-        </w:rPr>
-      </w:pPr>
-    </w:p>
-    <w:p>
-      <w:pPr>
-        <w:jc w:val="left"/>
-        <w:rPr>
-          <w:rFonts w:ascii="Times New Roman" w:hAnsi="Times New Roman"/>
-          <w:lang w:val="ru-RU"/>
-        </w:rPr>
-      </w:pPr>
-      <w:r>
-        <w:rPr>
-          <w:rFonts w:ascii="Times New Roman" w:hAnsi="Times New Roman"/>
-          <w:lang w:val="ru-RU"/>
-        </w:rPr>
-        <w:br w:type="page"/>
-      </w:r>
     </w:p>
     <w:p>
       <w:pPr>
@@ -10595,6 +11904,9 @@
     <w:p>
       <w:pPr>
         <w:pStyle w:val="Heading2"/>
+        <w:rPr>
+          <w:rFonts w:hint="eastAsia"/>
+        </w:rPr>
       </w:pPr>
       <w:bookmarkStart w:id="12" w:name="__RefHeading___11"/>
       <w:bookmarkEnd w:id="12"/>
@@ -10611,6 +11923,9 @@
     <w:p>
       <w:pPr>
         <w:jc w:val="left"/>
+        <w:rPr>
+          <w:rFonts w:hint="eastAsia"/>
+        </w:rPr>
       </w:pPr>
       <w:r>
         <w:t>Ответим на следующие вопросы:</w:t>
@@ -10619,6 +11934,9 @@
     <w:p>
       <w:pPr>
         <w:jc w:val="left"/>
+        <w:rPr>
+          <w:rFonts w:hint="eastAsia"/>
+        </w:rPr>
       </w:pPr>
     </w:p>
     <w:p>
@@ -10629,6 +11947,7 @@
         </w:numPr>
         <w:jc w:val="left"/>
         <w:rPr>
+          <w:rFonts w:hint="eastAsia"/>
           <w:b/>
         </w:rPr>
       </w:pPr>
@@ -10680,11 +11999,17 @@
     <w:p>
       <w:pPr>
         <w:jc w:val="left"/>
+        <w:rPr>
+          <w:rFonts w:hint="eastAsia"/>
+        </w:rPr>
       </w:pPr>
     </w:p>
     <w:p>
       <w:pPr>
         <w:jc w:val="left"/>
+        <w:rPr>
+          <w:rFonts w:hint="eastAsia"/>
+        </w:rPr>
       </w:pPr>
       <w:r>
         <w:rPr>
@@ -10727,11 +12052,17 @@
     <w:p>
       <w:pPr>
         <w:jc w:val="left"/>
+        <w:rPr>
+          <w:rFonts w:hint="eastAsia"/>
+        </w:rPr>
       </w:pPr>
     </w:p>
     <w:p>
       <w:pPr>
         <w:spacing w:after="159"/>
+        <w:rPr>
+          <w:rFonts w:hint="eastAsia"/>
+        </w:rPr>
       </w:pPr>
       <w:r>
         <w:br w:type="page"/>
@@ -10756,6 +12087,9 @@
     <w:p>
       <w:pPr>
         <w:jc w:val="left"/>
+        <w:rPr>
+          <w:rFonts w:hint="eastAsia"/>
+        </w:rPr>
       </w:pPr>
     </w:p>
     <w:p>
@@ -10766,6 +12100,7 @@
         </w:numPr>
         <w:jc w:val="left"/>
         <w:rPr>
+          <w:rFonts w:hint="eastAsia"/>
           <w:b/>
           <w:sz w:val="30"/>
         </w:rPr>
@@ -10781,24 +12116,47 @@
     <w:p>
       <w:pPr>
         <w:jc w:val="left"/>
-      </w:pPr>
-    </w:p>
-    <w:p>
+        <w:rPr>
+          <w:rFonts w:hint="eastAsia"/>
+        </w:rPr>
+      </w:pPr>
+    </w:p>
+    <w:p>
+      <w:pPr>
+        <w:rPr>
+          <w:rFonts w:hint="eastAsia"/>
+        </w:rPr>
+      </w:pPr>
       <w:r>
         <w:t xml:space="preserve">    Mean: 13270.422265141257</w:t>
       </w:r>
     </w:p>
     <w:p>
+      <w:pPr>
+        <w:rPr>
+          <w:rFonts w:hint="eastAsia"/>
+        </w:rPr>
+      </w:pPr>
       <w:r>
         <w:t xml:space="preserve">    Median: 9382.033</w:t>
       </w:r>
     </w:p>
     <w:p>
+      <w:pPr>
+        <w:rPr>
+          <w:rFonts w:hint="eastAsia"/>
+        </w:rPr>
+      </w:pPr>
       <w:r>
         <w:t xml:space="preserve">    Mode: 0    1639.5631</w:t>
       </w:r>
     </w:p>
     <w:p>
+      <w:pPr>
+        <w:rPr>
+          <w:rFonts w:hint="eastAsia"/>
+        </w:rPr>
+      </w:pPr>
       <w:r>
         <w:t xml:space="preserve">    Name: charges, dtype: float64</w:t>
       </w:r>
@@ -10806,6 +12164,9 @@
     <w:p>
       <w:pPr>
         <w:jc w:val="left"/>
+        <w:rPr>
+          <w:rFonts w:hint="eastAsia"/>
+        </w:rPr>
       </w:pPr>
       <w:r>
         <w:t xml:space="preserve">    Trimmed mean: 9877.310386652985</w:t>
@@ -10814,11 +12175,17 @@
     <w:p>
       <w:pPr>
         <w:jc w:val="left"/>
+        <w:rPr>
+          <w:rFonts w:hint="eastAsia"/>
+        </w:rPr>
       </w:pPr>
     </w:p>
     <w:p>
       <w:pPr>
         <w:jc w:val="left"/>
+        <w:rPr>
+          <w:rFonts w:hint="eastAsia"/>
+        </w:rPr>
       </w:pPr>
       <w:r>
         <w:rPr>
@@ -10953,6 +12320,9 @@
     <w:p>
       <w:pPr>
         <w:jc w:val="left"/>
+        <w:rPr>
+          <w:rFonts w:hint="eastAsia"/>
+        </w:rPr>
       </w:pPr>
     </w:p>
     <w:p>
@@ -10980,24 +12350,47 @@
     <w:p>
       <w:pPr>
         <w:jc w:val="left"/>
-      </w:pPr>
-    </w:p>
-    <w:p>
+        <w:rPr>
+          <w:rFonts w:hint="eastAsia"/>
+        </w:rPr>
+      </w:pPr>
+    </w:p>
+    <w:p>
+      <w:pPr>
+        <w:rPr>
+          <w:rFonts w:hint="eastAsia"/>
+        </w:rPr>
+      </w:pPr>
       <w:r>
         <w:t xml:space="preserve">    Range: 62648.554110000005</w:t>
       </w:r>
     </w:p>
     <w:p>
+      <w:pPr>
+        <w:rPr>
+          <w:rFonts w:hint="eastAsia"/>
+        </w:rPr>
+      </w:pPr>
       <w:r>
         <w:t xml:space="preserve">    Interquartile range: 11899.625365</w:t>
       </w:r>
     </w:p>
     <w:p>
+      <w:pPr>
+        <w:rPr>
+          <w:rFonts w:hint="eastAsia"/>
+        </w:rPr>
+      </w:pPr>
       <w:r>
         <w:t xml:space="preserve">    Variance: 146652372.15285483</w:t>
       </w:r>
     </w:p>
     <w:p>
+      <w:pPr>
+        <w:rPr>
+          <w:rFonts w:hint="eastAsia"/>
+        </w:rPr>
+      </w:pPr>
       <w:r>
         <w:t xml:space="preserve">    Standard deviation: 12110.011236693996</w:t>
       </w:r>
@@ -11005,6 +12398,9 @@
     <w:p>
       <w:pPr>
         <w:jc w:val="left"/>
+        <w:rPr>
+          <w:rFonts w:hint="eastAsia"/>
+        </w:rPr>
       </w:pPr>
       <w:r>
         <w:t xml:space="preserve">    Mean Absolute Deviation: 9091.12658113703</w:t>
@@ -11013,6 +12409,9 @@
     <w:p>
       <w:pPr>
         <w:jc w:val="left"/>
+        <w:rPr>
+          <w:rFonts w:hint="eastAsia"/>
+        </w:rPr>
       </w:pPr>
     </w:p>
     <w:p>
@@ -11155,6 +12554,9 @@
           <w:numId w:val="4"/>
         </w:numPr>
         <w:jc w:val="left"/>
+        <w:rPr>
+          <w:rFonts w:hint="eastAsia"/>
+        </w:rPr>
       </w:pPr>
       <w:r>
         <w:rPr>
@@ -11169,24 +12571,47 @@
     <w:p>
       <w:pPr>
         <w:jc w:val="left"/>
-      </w:pPr>
-    </w:p>
-    <w:p>
+        <w:rPr>
+          <w:rFonts w:hint="eastAsia"/>
+        </w:rPr>
+      </w:pPr>
+    </w:p>
+    <w:p>
+      <w:pPr>
+        <w:rPr>
+          <w:rFonts w:hint="eastAsia"/>
+        </w:rPr>
+      </w:pPr>
       <w:r>
         <w:t xml:space="preserve">    Mean: 39.20702541106129</w:t>
       </w:r>
     </w:p>
     <w:p>
+      <w:pPr>
+        <w:rPr>
+          <w:rFonts w:hint="eastAsia"/>
+        </w:rPr>
+      </w:pPr>
       <w:r>
         <w:t xml:space="preserve">    Median: 39.0</w:t>
       </w:r>
     </w:p>
     <w:p>
+      <w:pPr>
+        <w:rPr>
+          <w:rFonts w:hint="eastAsia"/>
+        </w:rPr>
+      </w:pPr>
       <w:r>
         <w:t xml:space="preserve">    Mode: 0    18</w:t>
       </w:r>
     </w:p>
     <w:p>
+      <w:pPr>
+        <w:rPr>
+          <w:rFonts w:hint="eastAsia"/>
+        </w:rPr>
+      </w:pPr>
       <w:r>
         <w:t xml:space="preserve">    Name: age, dtype: int64</w:t>
       </w:r>
@@ -11194,6 +12619,9 @@
     <w:p>
       <w:pPr>
         <w:jc w:val="left"/>
+        <w:rPr>
+          <w:rFonts w:hint="eastAsia"/>
+        </w:rPr>
       </w:pPr>
       <w:r>
         <w:t xml:space="preserve">    Trimmed mean: 39.02985074626866</w:t>
@@ -11202,11 +12630,17 @@
     <w:p>
       <w:pPr>
         <w:jc w:val="left"/>
+        <w:rPr>
+          <w:rFonts w:hint="eastAsia"/>
+        </w:rPr>
       </w:pPr>
     </w:p>
     <w:p>
       <w:pPr>
         <w:jc w:val="left"/>
+        <w:rPr>
+          <w:rFonts w:hint="eastAsia"/>
+        </w:rPr>
       </w:pPr>
       <w:r>
         <w:rPr>
@@ -11248,6 +12682,9 @@
     <w:p>
       <w:pPr>
         <w:jc w:val="left"/>
+        <w:rPr>
+          <w:rFonts w:hint="eastAsia"/>
+        </w:rPr>
       </w:pPr>
     </w:p>
     <w:p>
@@ -11307,6 +12744,9 @@
           <w:numId w:val="4"/>
         </w:numPr>
         <w:jc w:val="left"/>
+        <w:rPr>
+          <w:rFonts w:hint="eastAsia"/>
+        </w:rPr>
       </w:pPr>
       <w:r>
         <w:rPr>
@@ -11321,19 +12761,37 @@
     <w:p>
       <w:pPr>
         <w:jc w:val="left"/>
-      </w:pPr>
-    </w:p>
-    <w:p>
+        <w:rPr>
+          <w:rFonts w:hint="eastAsia"/>
+        </w:rPr>
+      </w:pPr>
+    </w:p>
+    <w:p>
+      <w:pPr>
+        <w:rPr>
+          <w:rFonts w:hint="eastAsia"/>
+        </w:rPr>
+      </w:pPr>
       <w:r>
         <w:t xml:space="preserve">   smoker</w:t>
       </w:r>
     </w:p>
     <w:p>
+      <w:pPr>
+        <w:rPr>
+          <w:rFonts w:hint="eastAsia"/>
+        </w:rPr>
+      </w:pPr>
       <w:r>
         <w:t xml:space="preserve">   no     1064</w:t>
       </w:r>
     </w:p>
     <w:p>
+      <w:pPr>
+        <w:rPr>
+          <w:rFonts w:hint="eastAsia"/>
+        </w:rPr>
+      </w:pPr>
       <w:r>
         <w:t xml:space="preserve">   yes     274</w:t>
       </w:r>
@@ -11341,6 +12799,9 @@
     <w:p>
       <w:pPr>
         <w:jc w:val="left"/>
+        <w:rPr>
+          <w:rFonts w:hint="eastAsia"/>
+        </w:rPr>
       </w:pPr>
       <w:r>
         <w:t xml:space="preserve">   Name: count, dtype: int64</w:t>
@@ -11349,11 +12810,17 @@
     <w:p>
       <w:pPr>
         <w:jc w:val="left"/>
+        <w:rPr>
+          <w:rFonts w:hint="eastAsia"/>
+        </w:rPr>
       </w:pPr>
     </w:p>
     <w:p>
       <w:pPr>
         <w:jc w:val="left"/>
+        <w:rPr>
+          <w:rFonts w:hint="eastAsia"/>
+        </w:rPr>
       </w:pPr>
       <w:r>
         <w:rPr>
@@ -11395,11 +12862,17 @@
     <w:p>
       <w:pPr>
         <w:jc w:val="left"/>
+        <w:rPr>
+          <w:rFonts w:hint="eastAsia"/>
+        </w:rPr>
       </w:pPr>
     </w:p>
     <w:p>
       <w:pPr>
         <w:spacing w:after="159"/>
+        <w:rPr>
+          <w:rFonts w:hint="eastAsia"/>
+        </w:rPr>
       </w:pPr>
       <w:r>
         <w:rPr>
@@ -11420,6 +12893,9 @@
     <w:p>
       <w:pPr>
         <w:jc w:val="left"/>
+        <w:rPr>
+          <w:rFonts w:hint="eastAsia"/>
+        </w:rPr>
       </w:pPr>
       <w:r>
         <w:br w:type="page"/>
@@ -11432,6 +12908,9 @@
           <w:numId w:val="4"/>
         </w:numPr>
         <w:jc w:val="left"/>
+        <w:rPr>
+          <w:rFonts w:hint="eastAsia"/>
+        </w:rPr>
       </w:pPr>
       <w:r>
         <w:rPr>
@@ -11446,6 +12925,9 @@
     <w:p>
       <w:pPr>
         <w:jc w:val="left"/>
+        <w:rPr>
+          <w:rFonts w:hint="eastAsia"/>
+        </w:rPr>
       </w:pPr>
       <w:r>
         <w:rPr>
@@ -11488,6 +12970,7 @@
       <w:pPr>
         <w:jc w:val="left"/>
         <w:rPr>
+          <w:rFonts w:hint="eastAsia"/>
           <w:sz w:val="27"/>
         </w:rPr>
       </w:pPr>
@@ -11515,6 +12998,11 @@
       </w:r>
     </w:p>
     <w:p>
+      <w:pPr>
+        <w:rPr>
+          <w:rFonts w:hint="eastAsia"/>
+        </w:rPr>
+      </w:pPr>
       <w:r>
         <w:br w:type="page"/>
       </w:r>
@@ -11526,6 +13014,9 @@
           <w:numId w:val="4"/>
         </w:numPr>
         <w:jc w:val="left"/>
+        <w:rPr>
+          <w:rFonts w:hint="eastAsia"/>
+        </w:rPr>
       </w:pPr>
       <w:r>
         <w:rPr>
@@ -11537,8 +13028,19 @@
         <w:t>Как между собой соотносятся smoker и charges?</w:t>
       </w:r>
     </w:p>
-    <w:p/>
-    <w:p>
+    <w:p>
+      <w:pPr>
+        <w:rPr>
+          <w:rFonts w:hint="eastAsia"/>
+        </w:rPr>
+      </w:pPr>
+    </w:p>
+    <w:p>
+      <w:pPr>
+        <w:rPr>
+          <w:rFonts w:hint="eastAsia"/>
+        </w:rPr>
+      </w:pPr>
       <w:r>
         <w:t xml:space="preserve">    The difference between charges mean and smoker mean: 23615.963533676637</w:t>
       </w:r>
@@ -11546,6 +13048,9 @@
     <w:p>
       <w:pPr>
         <w:jc w:val="left"/>
+        <w:rPr>
+          <w:rFonts w:hint="eastAsia"/>
+        </w:rPr>
       </w:pPr>
       <w:r>
         <w:t xml:space="preserve">    The difference between charges median and smoker median: 27110.943150000006</w:t>
@@ -11554,11 +13059,17 @@
     <w:p>
       <w:pPr>
         <w:jc w:val="left"/>
+        <w:rPr>
+          <w:rFonts w:hint="eastAsia"/>
+        </w:rPr>
       </w:pPr>
     </w:p>
     <w:p>
       <w:pPr>
         <w:jc w:val="left"/>
+        <w:rPr>
+          <w:rFonts w:hint="eastAsia"/>
+        </w:rPr>
       </w:pPr>
       <w:r>
         <w:rPr>
@@ -11638,6 +13149,9 @@
     <w:p>
       <w:pPr>
         <w:jc w:val="left"/>
+        <w:rPr>
+          <w:rFonts w:hint="eastAsia"/>
+        </w:rPr>
       </w:pPr>
     </w:p>
     <w:p>
@@ -11667,6 +13181,9 @@
     <w:p>
       <w:pPr>
         <w:spacing w:after="159"/>
+        <w:rPr>
+          <w:rFonts w:hint="eastAsia"/>
+        </w:rPr>
       </w:pPr>
       <w:r>
         <w:rPr>
@@ -11713,9 +13230,17 @@
     <w:p>
       <w:pPr>
         <w:jc w:val="left"/>
-      </w:pPr>
-    </w:p>
-    <w:p>
+        <w:rPr>
+          <w:rFonts w:hint="eastAsia"/>
+        </w:rPr>
+      </w:pPr>
+    </w:p>
+    <w:p>
+      <w:pPr>
+        <w:rPr>
+          <w:rFonts w:hint="eastAsia"/>
+        </w:rPr>
+      </w:pPr>
       <w:r>
         <w:t>The difference between male mean and female mean: 1387.1723338865468</w:t>
       </w:r>
@@ -11723,6 +13248,9 @@
     <w:p>
       <w:pPr>
         <w:jc w:val="left"/>
+        <w:rPr>
+          <w:rFonts w:hint="eastAsia"/>
+        </w:rPr>
       </w:pPr>
       <w:r>
         <w:t>The difference between male median and female median: -43.34674999999879</w:t>
@@ -11731,11 +13259,17 @@
     <w:p>
       <w:pPr>
         <w:jc w:val="left"/>
+        <w:rPr>
+          <w:rFonts w:hint="eastAsia"/>
+        </w:rPr>
       </w:pPr>
     </w:p>
     <w:p>
       <w:pPr>
         <w:jc w:val="left"/>
+        <w:rPr>
+          <w:rFonts w:hint="eastAsia"/>
+        </w:rPr>
       </w:pPr>
       <w:r>
         <w:rPr>
@@ -11777,6 +13311,9 @@
     <w:p>
       <w:pPr>
         <w:jc w:val="left"/>
+        <w:rPr>
+          <w:rFonts w:hint="eastAsia"/>
+        </w:rPr>
       </w:pPr>
       <w:r>
         <w:rPr>
@@ -11819,11 +13356,17 @@
     <w:p>
       <w:pPr>
         <w:jc w:val="left"/>
+        <w:rPr>
+          <w:rFonts w:hint="eastAsia"/>
+        </w:rPr>
       </w:pPr>
     </w:p>
     <w:p>
       <w:pPr>
         <w:jc w:val="left"/>
+        <w:rPr>
+          <w:rFonts w:hint="eastAsia"/>
+        </w:rPr>
       </w:pPr>
       <w:r>
         <w:rPr>
@@ -12015,6 +13558,11 @@
 <w:endnotes xmlns:wpc="http://schemas.microsoft.com/office/word/2010/wordprocessingCanvas" xmlns:cx="http://schemas.microsoft.com/office/drawing/2014/chartex" xmlns:cx1="http://schemas.microsoft.com/office/drawing/2015/9/8/chartex" xmlns:cx2="http://schemas.microsoft.com/office/drawing/2015/10/21/chartex" xmlns:cx3="http://schemas.microsoft.com/office/drawing/2016/5/9/chartex" xmlns:cx4="http://schemas.microsoft.com/office/drawing/2016/5/10/chartex" xmlns:cx5="http://schemas.microsoft.com/office/drawing/2016/5/11/chartex" xmlns:cx6="http://schemas.microsoft.com/office/drawing/2016/5/12/chartex" xmlns:cx7="http://schemas.microsoft.com/office/drawing/2016/5/13/chartex" xmlns:cx8="http://schemas.microsoft.com/office/drawing/2016/5/14/chartex" xmlns:mc="http://schemas.openxmlformats.org/markup-compatibility/2006" xmlns:aink="http://schemas.microsoft.com/office/drawing/2016/ink" xmlns:am3d="http://schemas.microsoft.com/office/drawing/2017/model3d" xmlns:o="urn:schemas-microsoft-com:office:office" xmlns:oel="http://schemas.microsoft.com/office/2019/extlst" xmlns:r="http://schemas.openxmlformats.org/officeDocument/2006/relationships" xmlns:m="http://schemas.openxmlformats.org/officeDocument/2006/math" xmlns:v="urn:schemas-microsoft-com:vml" xmlns:wp14="http://schemas.microsoft.com/office/word/2010/wordprocessingDrawing" xmlns:wp="http://schemas.openxmlformats.org/drawingml/2006/wordprocessingDrawing" xmlns:w10="urn:schemas-microsoft-com:office:word" xmlns:w="http://schemas.openxmlformats.org/wordprocessingml/2006/main" xmlns:w14="http://schemas.microsoft.com/office/word/2010/wordml" xmlns:w15="http://schemas.microsoft.com/office/word/2012/wordml" xmlns:w16cex="http://schemas.microsoft.com/office/word/2018/wordml/cex" xmlns:w16cid="http://schemas.microsoft.com/office/word/2016/wordml/cid" xmlns:w16="http://schemas.microsoft.com/office/word/2018/wordml" xmlns:w16du="http://schemas.microsoft.com/office/word/2023/wordml/word16du" xmlns:w16sdtdh="http://schemas.microsoft.com/office/word/2020/wordml/sdtdatahash" xmlns:w16sdtfl="http://schemas.microsoft.com/office/word/2024/wordml/sdtformatlock" xmlns:w16se="http://schemas.microsoft.com/office/word/2015/wordml/symex" xmlns:wpg="http://schemas.microsoft.com/office/word/2010/wordprocessingGroup" xmlns:wpi="http://schemas.microsoft.com/office/word/2010/wordprocessingInk" xmlns:wne="http://schemas.microsoft.com/office/word/2006/wordml" xmlns:wps="http://schemas.microsoft.com/office/word/2010/wordprocessingShape" mc:Ignorable="w14 w15 w16se w16cid w16 w16cex w16sdtdh w16sdtfl w16du wp14">
   <w:endnote w:type="separator" w:id="-1">
     <w:p>
+      <w:pPr>
+        <w:rPr>
+          <w:rFonts w:hint="eastAsia"/>
+        </w:rPr>
+      </w:pPr>
       <w:r>
         <w:separator/>
       </w:r>
@@ -12022,6 +13570,11 @@
   </w:endnote>
   <w:endnote w:type="continuationSeparator" w:id="0">
     <w:p>
+      <w:pPr>
+        <w:rPr>
+          <w:rFonts w:hint="eastAsia"/>
+        </w:rPr>
+      </w:pPr>
       <w:r>
         <w:continuationSeparator/>
       </w:r>
@@ -12036,6 +13589,9 @@
     <w:pPr>
       <w:pStyle w:val="HeaderandFooter"/>
       <w:jc w:val="center"/>
+      <w:rPr>
+        <w:rFonts w:hint="eastAsia"/>
+      </w:rPr>
     </w:pPr>
     <w:r>
       <w:rPr>
@@ -12073,6 +13629,11 @@
                     <wps:txbx>
                       <w:txbxContent>
                         <w:p>
+                          <w:pPr>
+                            <w:rPr>
+                              <w:rFonts w:hint="eastAsia"/>
+                            </w:rPr>
+                          </w:pPr>
                           <w:r>
                             <w:fldChar w:fldCharType="begin"/>
                           </w:r>
@@ -12142,6 +13703,11 @@
 <w:footnotes xmlns:wpc="http://schemas.microsoft.com/office/word/2010/wordprocessingCanvas" xmlns:cx="http://schemas.microsoft.com/office/drawing/2014/chartex" xmlns:cx1="http://schemas.microsoft.com/office/drawing/2015/9/8/chartex" xmlns:cx2="http://schemas.microsoft.com/office/drawing/2015/10/21/chartex" xmlns:cx3="http://schemas.microsoft.com/office/drawing/2016/5/9/chartex" xmlns:cx4="http://schemas.microsoft.com/office/drawing/2016/5/10/chartex" xmlns:cx5="http://schemas.microsoft.com/office/drawing/2016/5/11/chartex" xmlns:cx6="http://schemas.microsoft.com/office/drawing/2016/5/12/chartex" xmlns:cx7="http://schemas.microsoft.com/office/drawing/2016/5/13/chartex" xmlns:cx8="http://schemas.microsoft.com/office/drawing/2016/5/14/chartex" xmlns:mc="http://schemas.openxmlformats.org/markup-compatibility/2006" xmlns:aink="http://schemas.microsoft.com/office/drawing/2016/ink" xmlns:am3d="http://schemas.microsoft.com/office/drawing/2017/model3d" xmlns:o="urn:schemas-microsoft-com:office:office" xmlns:oel="http://schemas.microsoft.com/office/2019/extlst" xmlns:r="http://schemas.openxmlformats.org/officeDocument/2006/relationships" xmlns:m="http://schemas.openxmlformats.org/officeDocument/2006/math" xmlns:v="urn:schemas-microsoft-com:vml" xmlns:wp14="http://schemas.microsoft.com/office/word/2010/wordprocessingDrawing" xmlns:wp="http://schemas.openxmlformats.org/drawingml/2006/wordprocessingDrawing" xmlns:w10="urn:schemas-microsoft-com:office:word" xmlns:w="http://schemas.openxmlformats.org/wordprocessingml/2006/main" xmlns:w14="http://schemas.microsoft.com/office/word/2010/wordml" xmlns:w15="http://schemas.microsoft.com/office/word/2012/wordml" xmlns:w16cex="http://schemas.microsoft.com/office/word/2018/wordml/cex" xmlns:w16cid="http://schemas.microsoft.com/office/word/2016/wordml/cid" xmlns:w16="http://schemas.microsoft.com/office/word/2018/wordml" xmlns:w16du="http://schemas.microsoft.com/office/word/2023/wordml/word16du" xmlns:w16sdtdh="http://schemas.microsoft.com/office/word/2020/wordml/sdtdatahash" xmlns:w16sdtfl="http://schemas.microsoft.com/office/word/2024/wordml/sdtformatlock" xmlns:w16se="http://schemas.microsoft.com/office/word/2015/wordml/symex" xmlns:wpg="http://schemas.microsoft.com/office/word/2010/wordprocessingGroup" xmlns:wpi="http://schemas.microsoft.com/office/word/2010/wordprocessingInk" xmlns:wne="http://schemas.microsoft.com/office/word/2006/wordml" xmlns:wps="http://schemas.microsoft.com/office/word/2010/wordprocessingShape" mc:Ignorable="w14 w15 w16se w16cid w16 w16cex w16sdtdh w16sdtfl w16du wp14">
   <w:footnote w:type="separator" w:id="-1">
     <w:p>
+      <w:pPr>
+        <w:rPr>
+          <w:rFonts w:hint="eastAsia"/>
+        </w:rPr>
+      </w:pPr>
       <w:r>
         <w:separator/>
       </w:r>
@@ -12149,6 +13715,11 @@
   </w:footnote>
   <w:footnote w:type="continuationSeparator" w:id="0">
     <w:p>
+      <w:pPr>
+        <w:rPr>
+          <w:rFonts w:hint="eastAsia"/>
+        </w:rPr>
+      </w:pPr>
       <w:r>
         <w:continuationSeparator/>
       </w:r>
@@ -12162,6 +13733,9 @@
   <w:p>
     <w:pPr>
       <w:pStyle w:val="HeaderandFooter"/>
+      <w:rPr>
+        <w:rFonts w:hint="eastAsia"/>
+      </w:rPr>
     </w:pPr>
   </w:p>
 </w:hdr>
@@ -12717,102 +14291,16 @@
     </w:lvl>
   </w:abstractNum>
   <w:abstractNum w:abstractNumId="5" w15:restartNumberingAfterBreak="0">
-    <w:nsid w:val="37F60D3C"/>
-    <w:multiLevelType w:val="multilevel"/>
-    <w:tmpl w:val="C88AD3A6"/>
-    <w:lvl w:ilvl="0">
-      <w:start w:val="1"/>
-      <w:numFmt w:val="decimal"/>
-      <w:lvlText w:val="%1."/>
-      <w:lvlJc w:val="left"/>
-      <w:pPr>
-        <w:ind w:left="360" w:hanging="360"/>
-      </w:pPr>
-    </w:lvl>
-    <w:lvl w:ilvl="1">
-      <w:start w:val="1"/>
-      <w:numFmt w:val="decimal"/>
-      <w:lvlText w:val="%1.%2."/>
-      <w:lvlJc w:val="left"/>
-      <w:pPr>
-        <w:ind w:left="790" w:hanging="430"/>
-      </w:pPr>
-    </w:lvl>
-    <w:lvl w:ilvl="2">
-      <w:start w:val="1"/>
-      <w:numFmt w:val="decimal"/>
-      <w:lvlText w:val="%1.%2.%3."/>
-      <w:lvlJc w:val="left"/>
-      <w:pPr>
-        <w:ind w:left="1225" w:hanging="505"/>
-      </w:pPr>
-    </w:lvl>
-    <w:lvl w:ilvl="3">
-      <w:start w:val="1"/>
-      <w:numFmt w:val="decimal"/>
-      <w:lvlText w:val="%1.%2.%3.%4."/>
-      <w:lvlJc w:val="left"/>
-      <w:pPr>
-        <w:ind w:left="1730" w:hanging="650"/>
-      </w:pPr>
-    </w:lvl>
-    <w:lvl w:ilvl="4">
-      <w:start w:val="1"/>
-      <w:numFmt w:val="decimal"/>
-      <w:lvlText w:val="%1.%2.%3.%4.%5."/>
-      <w:lvlJc w:val="left"/>
-      <w:pPr>
-        <w:ind w:left="2230" w:hanging="790"/>
-      </w:pPr>
-    </w:lvl>
-    <w:lvl w:ilvl="5">
-      <w:start w:val="1"/>
-      <w:numFmt w:val="decimal"/>
-      <w:lvlText w:val="%1.%2.%3.%4.%5.%6."/>
-      <w:lvlJc w:val="left"/>
-      <w:pPr>
-        <w:ind w:left="2735" w:hanging="935"/>
-      </w:pPr>
-    </w:lvl>
-    <w:lvl w:ilvl="6">
-      <w:start w:val="1"/>
-      <w:numFmt w:val="decimal"/>
-      <w:lvlText w:val="%1.%2.%3.%4.%5.%6.%7."/>
-      <w:lvlJc w:val="left"/>
-      <w:pPr>
-        <w:ind w:left="3240" w:hanging="1080"/>
-      </w:pPr>
-    </w:lvl>
-    <w:lvl w:ilvl="7">
-      <w:start w:val="1"/>
-      <w:numFmt w:val="decimal"/>
-      <w:lvlText w:val="%1.%2.%3.%4.%5.%6.%7.%8."/>
-      <w:lvlJc w:val="left"/>
-      <w:pPr>
-        <w:ind w:left="3745" w:hanging="1225"/>
-      </w:pPr>
-    </w:lvl>
-    <w:lvl w:ilvl="8">
-      <w:start w:val="1"/>
-      <w:numFmt w:val="decimal"/>
-      <w:lvlText w:val="%1.%2.%3.%4.%5.%6.%7.%8.%9."/>
-      <w:lvlJc w:val="left"/>
-      <w:pPr>
-        <w:ind w:left="4320" w:hanging="1440"/>
-      </w:pPr>
-    </w:lvl>
-  </w:abstractNum>
-  <w:abstractNum w:abstractNumId="6" w15:restartNumberingAfterBreak="0">
-    <w:nsid w:val="42EA5093"/>
+    <w:nsid w:val="31582DF0"/>
     <w:multiLevelType w:val="hybridMultilevel"/>
-    <w:tmpl w:val="B9BAB1FA"/>
+    <w:tmpl w:val="37169A3A"/>
     <w:lvl w:ilvl="0" w:tplc="08090001">
       <w:start w:val="1"/>
       <w:numFmt w:val="bullet"/>
       <w:lvlText w:val=""/>
       <w:lvlJc w:val="left"/>
       <w:pPr>
-        <w:ind w:left="1440" w:hanging="360"/>
+        <w:ind w:left="720" w:hanging="360"/>
       </w:pPr>
       <w:rPr>
         <w:rFonts w:ascii="Symbol" w:hAnsi="Symbol" w:hint="default"/>
@@ -12824,7 +14312,7 @@
       <w:lvlText w:val="o"/>
       <w:lvlJc w:val="left"/>
       <w:pPr>
-        <w:ind w:left="2160" w:hanging="360"/>
+        <w:ind w:left="1440" w:hanging="360"/>
       </w:pPr>
       <w:rPr>
         <w:rFonts w:ascii="Courier New" w:hAnsi="Courier New" w:hint="default"/>
@@ -12836,7 +14324,7 @@
       <w:lvlText w:val=""/>
       <w:lvlJc w:val="left"/>
       <w:pPr>
-        <w:ind w:left="2880" w:hanging="360"/>
+        <w:ind w:left="2160" w:hanging="360"/>
       </w:pPr>
       <w:rPr>
         <w:rFonts w:ascii="Wingdings" w:hAnsi="Wingdings" w:hint="default"/>
@@ -12848,7 +14336,7 @@
       <w:lvlText w:val=""/>
       <w:lvlJc w:val="left"/>
       <w:pPr>
-        <w:ind w:left="3600" w:hanging="360"/>
+        <w:ind w:left="2880" w:hanging="360"/>
       </w:pPr>
       <w:rPr>
         <w:rFonts w:ascii="Symbol" w:hAnsi="Symbol" w:hint="default"/>
@@ -12860,7 +14348,7 @@
       <w:lvlText w:val="o"/>
       <w:lvlJc w:val="left"/>
       <w:pPr>
-        <w:ind w:left="4320" w:hanging="360"/>
+        <w:ind w:left="3600" w:hanging="360"/>
       </w:pPr>
       <w:rPr>
         <w:rFonts w:ascii="Courier New" w:hAnsi="Courier New" w:hint="default"/>
@@ -12872,7 +14360,7 @@
       <w:lvlText w:val=""/>
       <w:lvlJc w:val="left"/>
       <w:pPr>
-        <w:ind w:left="5040" w:hanging="360"/>
+        <w:ind w:left="4320" w:hanging="360"/>
       </w:pPr>
       <w:rPr>
         <w:rFonts w:ascii="Wingdings" w:hAnsi="Wingdings" w:hint="default"/>
@@ -12884,7 +14372,7 @@
       <w:lvlText w:val=""/>
       <w:lvlJc w:val="left"/>
       <w:pPr>
-        <w:ind w:left="5760" w:hanging="360"/>
+        <w:ind w:left="5040" w:hanging="360"/>
       </w:pPr>
       <w:rPr>
         <w:rFonts w:ascii="Symbol" w:hAnsi="Symbol" w:hint="default"/>
@@ -12896,7 +14384,7 @@
       <w:lvlText w:val="o"/>
       <w:lvlJc w:val="left"/>
       <w:pPr>
-        <w:ind w:left="6480" w:hanging="360"/>
+        <w:ind w:left="5760" w:hanging="360"/>
       </w:pPr>
       <w:rPr>
         <w:rFonts w:ascii="Courier New" w:hAnsi="Courier New" w:hint="default"/>
@@ -12908,24 +14396,110 @@
       <w:lvlText w:val=""/>
       <w:lvlJc w:val="left"/>
       <w:pPr>
-        <w:ind w:left="7200" w:hanging="360"/>
+        <w:ind w:left="6480" w:hanging="360"/>
       </w:pPr>
       <w:rPr>
         <w:rFonts w:ascii="Wingdings" w:hAnsi="Wingdings" w:hint="default"/>
       </w:rPr>
     </w:lvl>
   </w:abstractNum>
+  <w:abstractNum w:abstractNumId="6" w15:restartNumberingAfterBreak="0">
+    <w:nsid w:val="37F60D3C"/>
+    <w:multiLevelType w:val="multilevel"/>
+    <w:tmpl w:val="C88AD3A6"/>
+    <w:lvl w:ilvl="0">
+      <w:start w:val="1"/>
+      <w:numFmt w:val="decimal"/>
+      <w:lvlText w:val="%1."/>
+      <w:lvlJc w:val="left"/>
+      <w:pPr>
+        <w:ind w:left="360" w:hanging="360"/>
+      </w:pPr>
+    </w:lvl>
+    <w:lvl w:ilvl="1">
+      <w:start w:val="1"/>
+      <w:numFmt w:val="decimal"/>
+      <w:lvlText w:val="%1.%2."/>
+      <w:lvlJc w:val="left"/>
+      <w:pPr>
+        <w:ind w:left="790" w:hanging="430"/>
+      </w:pPr>
+    </w:lvl>
+    <w:lvl w:ilvl="2">
+      <w:start w:val="1"/>
+      <w:numFmt w:val="decimal"/>
+      <w:lvlText w:val="%1.%2.%3."/>
+      <w:lvlJc w:val="left"/>
+      <w:pPr>
+        <w:ind w:left="1225" w:hanging="505"/>
+      </w:pPr>
+    </w:lvl>
+    <w:lvl w:ilvl="3">
+      <w:start w:val="1"/>
+      <w:numFmt w:val="decimal"/>
+      <w:lvlText w:val="%1.%2.%3.%4."/>
+      <w:lvlJc w:val="left"/>
+      <w:pPr>
+        <w:ind w:left="1730" w:hanging="650"/>
+      </w:pPr>
+    </w:lvl>
+    <w:lvl w:ilvl="4">
+      <w:start w:val="1"/>
+      <w:numFmt w:val="decimal"/>
+      <w:lvlText w:val="%1.%2.%3.%4.%5."/>
+      <w:lvlJc w:val="left"/>
+      <w:pPr>
+        <w:ind w:left="2230" w:hanging="790"/>
+      </w:pPr>
+    </w:lvl>
+    <w:lvl w:ilvl="5">
+      <w:start w:val="1"/>
+      <w:numFmt w:val="decimal"/>
+      <w:lvlText w:val="%1.%2.%3.%4.%5.%6."/>
+      <w:lvlJc w:val="left"/>
+      <w:pPr>
+        <w:ind w:left="2735" w:hanging="935"/>
+      </w:pPr>
+    </w:lvl>
+    <w:lvl w:ilvl="6">
+      <w:start w:val="1"/>
+      <w:numFmt w:val="decimal"/>
+      <w:lvlText w:val="%1.%2.%3.%4.%5.%6.%7."/>
+      <w:lvlJc w:val="left"/>
+      <w:pPr>
+        <w:ind w:left="3240" w:hanging="1080"/>
+      </w:pPr>
+    </w:lvl>
+    <w:lvl w:ilvl="7">
+      <w:start w:val="1"/>
+      <w:numFmt w:val="decimal"/>
+      <w:lvlText w:val="%1.%2.%3.%4.%5.%6.%7.%8."/>
+      <w:lvlJc w:val="left"/>
+      <w:pPr>
+        <w:ind w:left="3745" w:hanging="1225"/>
+      </w:pPr>
+    </w:lvl>
+    <w:lvl w:ilvl="8">
+      <w:start w:val="1"/>
+      <w:numFmt w:val="decimal"/>
+      <w:lvlText w:val="%1.%2.%3.%4.%5.%6.%7.%8.%9."/>
+      <w:lvlJc w:val="left"/>
+      <w:pPr>
+        <w:ind w:left="4320" w:hanging="1440"/>
+      </w:pPr>
+    </w:lvl>
+  </w:abstractNum>
   <w:abstractNum w:abstractNumId="7" w15:restartNumberingAfterBreak="0">
-    <w:nsid w:val="5EA36CD8"/>
+    <w:nsid w:val="42EA5093"/>
     <w:multiLevelType w:val="hybridMultilevel"/>
-    <w:tmpl w:val="EA24E4CC"/>
+    <w:tmpl w:val="B9BAB1FA"/>
     <w:lvl w:ilvl="0" w:tplc="08090001">
       <w:start w:val="1"/>
       <w:numFmt w:val="bullet"/>
       <w:lvlText w:val=""/>
       <w:lvlJc w:val="left"/>
       <w:pPr>
-        <w:ind w:left="720" w:hanging="360"/>
+        <w:ind w:left="1440" w:hanging="360"/>
       </w:pPr>
       <w:rPr>
         <w:rFonts w:ascii="Symbol" w:hAnsi="Symbol" w:hint="default"/>
@@ -12937,7 +14511,7 @@
       <w:lvlText w:val="o"/>
       <w:lvlJc w:val="left"/>
       <w:pPr>
-        <w:ind w:left="1440" w:hanging="360"/>
+        <w:ind w:left="2160" w:hanging="360"/>
       </w:pPr>
       <w:rPr>
         <w:rFonts w:ascii="Courier New" w:hAnsi="Courier New" w:hint="default"/>
@@ -12949,7 +14523,7 @@
       <w:lvlText w:val=""/>
       <w:lvlJc w:val="left"/>
       <w:pPr>
-        <w:ind w:left="2160" w:hanging="360"/>
+        <w:ind w:left="2880" w:hanging="360"/>
       </w:pPr>
       <w:rPr>
         <w:rFonts w:ascii="Wingdings" w:hAnsi="Wingdings" w:hint="default"/>
@@ -12961,7 +14535,7 @@
       <w:lvlText w:val=""/>
       <w:lvlJc w:val="left"/>
       <w:pPr>
-        <w:ind w:left="2880" w:hanging="360"/>
+        <w:ind w:left="3600" w:hanging="360"/>
       </w:pPr>
       <w:rPr>
         <w:rFonts w:ascii="Symbol" w:hAnsi="Symbol" w:hint="default"/>
@@ -12973,7 +14547,7 @@
       <w:lvlText w:val="o"/>
       <w:lvlJc w:val="left"/>
       <w:pPr>
-        <w:ind w:left="3600" w:hanging="360"/>
+        <w:ind w:left="4320" w:hanging="360"/>
       </w:pPr>
       <w:rPr>
         <w:rFonts w:ascii="Courier New" w:hAnsi="Courier New" w:hint="default"/>
@@ -12985,7 +14559,7 @@
       <w:lvlText w:val=""/>
       <w:lvlJc w:val="left"/>
       <w:pPr>
-        <w:ind w:left="4320" w:hanging="360"/>
+        <w:ind w:left="5040" w:hanging="360"/>
       </w:pPr>
       <w:rPr>
         <w:rFonts w:ascii="Wingdings" w:hAnsi="Wingdings" w:hint="default"/>
@@ -12997,7 +14571,7 @@
       <w:lvlText w:val=""/>
       <w:lvlJc w:val="left"/>
       <w:pPr>
-        <w:ind w:left="5040" w:hanging="360"/>
+        <w:ind w:left="5760" w:hanging="360"/>
       </w:pPr>
       <w:rPr>
         <w:rFonts w:ascii="Symbol" w:hAnsi="Symbol" w:hint="default"/>
@@ -13009,7 +14583,7 @@
       <w:lvlText w:val="o"/>
       <w:lvlJc w:val="left"/>
       <w:pPr>
-        <w:ind w:left="5760" w:hanging="360"/>
+        <w:ind w:left="6480" w:hanging="360"/>
       </w:pPr>
       <w:rPr>
         <w:rFonts w:ascii="Courier New" w:hAnsi="Courier New" w:hint="default"/>
@@ -13021,7 +14595,7 @@
       <w:lvlText w:val=""/>
       <w:lvlJc w:val="left"/>
       <w:pPr>
-        <w:ind w:left="6480" w:hanging="360"/>
+        <w:ind w:left="7200" w:hanging="360"/>
       </w:pPr>
       <w:rPr>
         <w:rFonts w:ascii="Wingdings" w:hAnsi="Wingdings" w:hint="default"/>
@@ -13029,6 +14603,119 @@
     </w:lvl>
   </w:abstractNum>
   <w:abstractNum w:abstractNumId="8" w15:restartNumberingAfterBreak="0">
+    <w:nsid w:val="5EA36CD8"/>
+    <w:multiLevelType w:val="hybridMultilevel"/>
+    <w:tmpl w:val="EA24E4CC"/>
+    <w:lvl w:ilvl="0" w:tplc="08090001">
+      <w:start w:val="1"/>
+      <w:numFmt w:val="bullet"/>
+      <w:lvlText w:val=""/>
+      <w:lvlJc w:val="left"/>
+      <w:pPr>
+        <w:ind w:left="720" w:hanging="360"/>
+      </w:pPr>
+      <w:rPr>
+        <w:rFonts w:ascii="Symbol" w:hAnsi="Symbol" w:hint="default"/>
+      </w:rPr>
+    </w:lvl>
+    <w:lvl w:ilvl="1" w:tplc="08090003" w:tentative="1">
+      <w:start w:val="1"/>
+      <w:numFmt w:val="bullet"/>
+      <w:lvlText w:val="o"/>
+      <w:lvlJc w:val="left"/>
+      <w:pPr>
+        <w:ind w:left="1440" w:hanging="360"/>
+      </w:pPr>
+      <w:rPr>
+        <w:rFonts w:ascii="Courier New" w:hAnsi="Courier New" w:hint="default"/>
+      </w:rPr>
+    </w:lvl>
+    <w:lvl w:ilvl="2" w:tplc="08090005" w:tentative="1">
+      <w:start w:val="1"/>
+      <w:numFmt w:val="bullet"/>
+      <w:lvlText w:val=""/>
+      <w:lvlJc w:val="left"/>
+      <w:pPr>
+        <w:ind w:left="2160" w:hanging="360"/>
+      </w:pPr>
+      <w:rPr>
+        <w:rFonts w:ascii="Wingdings" w:hAnsi="Wingdings" w:hint="default"/>
+      </w:rPr>
+    </w:lvl>
+    <w:lvl w:ilvl="3" w:tplc="08090001" w:tentative="1">
+      <w:start w:val="1"/>
+      <w:numFmt w:val="bullet"/>
+      <w:lvlText w:val=""/>
+      <w:lvlJc w:val="left"/>
+      <w:pPr>
+        <w:ind w:left="2880" w:hanging="360"/>
+      </w:pPr>
+      <w:rPr>
+        <w:rFonts w:ascii="Symbol" w:hAnsi="Symbol" w:hint="default"/>
+      </w:rPr>
+    </w:lvl>
+    <w:lvl w:ilvl="4" w:tplc="08090003" w:tentative="1">
+      <w:start w:val="1"/>
+      <w:numFmt w:val="bullet"/>
+      <w:lvlText w:val="o"/>
+      <w:lvlJc w:val="left"/>
+      <w:pPr>
+        <w:ind w:left="3600" w:hanging="360"/>
+      </w:pPr>
+      <w:rPr>
+        <w:rFonts w:ascii="Courier New" w:hAnsi="Courier New" w:hint="default"/>
+      </w:rPr>
+    </w:lvl>
+    <w:lvl w:ilvl="5" w:tplc="08090005" w:tentative="1">
+      <w:start w:val="1"/>
+      <w:numFmt w:val="bullet"/>
+      <w:lvlText w:val=""/>
+      <w:lvlJc w:val="left"/>
+      <w:pPr>
+        <w:ind w:left="4320" w:hanging="360"/>
+      </w:pPr>
+      <w:rPr>
+        <w:rFonts w:ascii="Wingdings" w:hAnsi="Wingdings" w:hint="default"/>
+      </w:rPr>
+    </w:lvl>
+    <w:lvl w:ilvl="6" w:tplc="08090001" w:tentative="1">
+      <w:start w:val="1"/>
+      <w:numFmt w:val="bullet"/>
+      <w:lvlText w:val=""/>
+      <w:lvlJc w:val="left"/>
+      <w:pPr>
+        <w:ind w:left="5040" w:hanging="360"/>
+      </w:pPr>
+      <w:rPr>
+        <w:rFonts w:ascii="Symbol" w:hAnsi="Symbol" w:hint="default"/>
+      </w:rPr>
+    </w:lvl>
+    <w:lvl w:ilvl="7" w:tplc="08090003" w:tentative="1">
+      <w:start w:val="1"/>
+      <w:numFmt w:val="bullet"/>
+      <w:lvlText w:val="o"/>
+      <w:lvlJc w:val="left"/>
+      <w:pPr>
+        <w:ind w:left="5760" w:hanging="360"/>
+      </w:pPr>
+      <w:rPr>
+        <w:rFonts w:ascii="Courier New" w:hAnsi="Courier New" w:hint="default"/>
+      </w:rPr>
+    </w:lvl>
+    <w:lvl w:ilvl="8" w:tplc="08090005" w:tentative="1">
+      <w:start w:val="1"/>
+      <w:numFmt w:val="bullet"/>
+      <w:lvlText w:val=""/>
+      <w:lvlJc w:val="left"/>
+      <w:pPr>
+        <w:ind w:left="6480" w:hanging="360"/>
+      </w:pPr>
+      <w:rPr>
+        <w:rFonts w:ascii="Wingdings" w:hAnsi="Wingdings" w:hint="default"/>
+      </w:rPr>
+    </w:lvl>
+  </w:abstractNum>
+  <w:abstractNum w:abstractNumId="9" w15:restartNumberingAfterBreak="0">
     <w:nsid w:val="62174F72"/>
     <w:multiLevelType w:val="multilevel"/>
     <w:tmpl w:val="0B66ADC2"/>
@@ -13132,7 +14819,7 @@
       </w:rPr>
     </w:lvl>
   </w:abstractNum>
-  <w:abstractNum w:abstractNumId="9" w15:restartNumberingAfterBreak="0">
+  <w:abstractNum w:abstractNumId="10" w15:restartNumberingAfterBreak="0">
     <w:nsid w:val="681D6115"/>
     <w:multiLevelType w:val="hybridMultilevel"/>
     <w:tmpl w:val="606ED966"/>
@@ -13252,28 +14939,31 @@
     <w:abstractNumId w:val="1"/>
   </w:num>
   <w:num w:numId="3" w16cid:durableId="882408455">
-    <w:abstractNumId w:val="8"/>
+    <w:abstractNumId w:val="9"/>
   </w:num>
   <w:num w:numId="4" w16cid:durableId="2003271478">
-    <w:abstractNumId w:val="5"/>
+    <w:abstractNumId w:val="6"/>
   </w:num>
   <w:num w:numId="5" w16cid:durableId="147673234">
-    <w:abstractNumId w:val="6"/>
+    <w:abstractNumId w:val="7"/>
   </w:num>
   <w:num w:numId="6" w16cid:durableId="1770271432">
-    <w:abstractNumId w:val="7"/>
+    <w:abstractNumId w:val="8"/>
   </w:num>
   <w:num w:numId="7" w16cid:durableId="2083722425">
     <w:abstractNumId w:val="4"/>
   </w:num>
   <w:num w:numId="8" w16cid:durableId="1460535418">
-    <w:abstractNumId w:val="9"/>
+    <w:abstractNumId w:val="10"/>
   </w:num>
   <w:num w:numId="9" w16cid:durableId="35934533">
     <w:abstractNumId w:val="2"/>
   </w:num>
   <w:num w:numId="10" w16cid:durableId="591663378">
     <w:abstractNumId w:val="0"/>
+  </w:num>
+  <w:num w:numId="11" w16cid:durableId="30423284">
+    <w:abstractNumId w:val="5"/>
   </w:num>
 </w:numbering>
 </file>

--- a/reports/analyze_medical_insurance.docx
+++ b/reports/analyze_medical_insurance.docx
@@ -10640,14 +10640,14 @@
           <w:lang w:val="ru-RU"/>
         </w:rPr>
       </w:pPr>
-    </w:p>
-    <w:p>
-      <w:pPr>
-        <w:rPr>
-          <w:rFonts w:ascii="Times New Roman" w:hAnsi="Times New Roman"/>
-          <w:lang w:val="ru-RU"/>
-        </w:rPr>
-      </w:pPr>
+      <w:r>
+        <w:rPr>
+          <w:rFonts w:ascii="Times New Roman" w:hAnsi="Times New Roman"/>
+          <w:lang w:val="ru-RU"/>
+        </w:rPr>
+        <w:lastRenderedPageBreak/>
+        <w:t>План 2 главы:</w:t>
+      </w:r>
     </w:p>
     <w:p>
       <w:pPr>
@@ -10660,26 +10660,350 @@
     </w:p>
     <w:p>
       <w:pPr>
+        <w:pStyle w:val="ListParagraph"/>
+        <w:numPr>
+          <w:ilvl w:val="0"/>
+          <w:numId w:val="13"/>
+        </w:numPr>
         <w:jc w:val="left"/>
         <w:rPr>
           <w:rFonts w:ascii="Times New Roman" w:hAnsi="Times New Roman"/>
-          <w:lang w:val="ru-RU"/>
-        </w:rPr>
-      </w:pPr>
-    </w:p>
-    <w:p>
-      <w:pPr>
-        <w:rPr>
-          <w:rFonts w:ascii="Times New Roman" w:hAnsi="Times New Roman"/>
-          <w:lang w:val="ru-RU"/>
-        </w:rPr>
-      </w:pPr>
-    </w:p>
-    <w:p>
-      <w:pPr>
-        <w:rPr>
-          <w:rFonts w:ascii="Times New Roman" w:hAnsi="Times New Roman"/>
-          <w:lang w:val="ru-RU"/>
+          <w:lang w:val="en-US"/>
+        </w:rPr>
+      </w:pPr>
+      <w:r>
+        <w:rPr>
+          <w:rFonts w:ascii="Times New Roman" w:hAnsi="Times New Roman"/>
+          <w:lang w:val="en-US"/>
+        </w:rPr>
+        <w:t>First 5 records of my dataset (not pre-processed)</w:t>
+      </w:r>
+    </w:p>
+    <w:p>
+      <w:pPr>
+        <w:pStyle w:val="ListParagraph"/>
+        <w:numPr>
+          <w:ilvl w:val="0"/>
+          <w:numId w:val="13"/>
+        </w:numPr>
+        <w:jc w:val="left"/>
+        <w:rPr>
+          <w:rFonts w:ascii="Times New Roman" w:hAnsi="Times New Roman"/>
+          <w:lang w:val="en-US"/>
+        </w:rPr>
+      </w:pPr>
+      <w:r>
+        <w:rPr>
+          <w:rFonts w:ascii="Times New Roman" w:hAnsi="Times New Roman"/>
+          <w:lang w:val="en-US"/>
+        </w:rPr>
+        <w:t>The analysis of not pre-processed dataset</w:t>
+      </w:r>
+    </w:p>
+    <w:p>
+      <w:pPr>
+        <w:pStyle w:val="ListParagraph"/>
+        <w:numPr>
+          <w:ilvl w:val="0"/>
+          <w:numId w:val="13"/>
+        </w:numPr>
+        <w:jc w:val="left"/>
+        <w:rPr>
+          <w:rFonts w:ascii="Times New Roman" w:hAnsi="Times New Roman"/>
+          <w:lang w:val="en-US"/>
+        </w:rPr>
+      </w:pPr>
+      <w:r>
+        <w:rPr>
+          <w:rFonts w:ascii="Times New Roman" w:hAnsi="Times New Roman"/>
+          <w:lang w:val="en-US"/>
+        </w:rPr>
+        <w:t>First 5 records of processed dataset</w:t>
+      </w:r>
+    </w:p>
+    <w:p>
+      <w:pPr>
+        <w:pStyle w:val="ListParagraph"/>
+        <w:numPr>
+          <w:ilvl w:val="0"/>
+          <w:numId w:val="13"/>
+        </w:numPr>
+        <w:jc w:val="left"/>
+        <w:rPr>
+          <w:rFonts w:ascii="Times New Roman" w:hAnsi="Times New Roman"/>
+          <w:lang w:val="en-US"/>
+        </w:rPr>
+      </w:pPr>
+      <w:r>
+        <w:rPr>
+          <w:rFonts w:ascii="Times New Roman" w:hAnsi="Times New Roman"/>
+          <w:lang w:val="en-US"/>
+        </w:rPr>
+        <w:t>The analysis of processed dataset. Why did I process/remove x, y and z?</w:t>
+      </w:r>
+    </w:p>
+    <w:p>
+      <w:pPr>
+        <w:pStyle w:val="ListParagraph"/>
+        <w:numPr>
+          <w:ilvl w:val="0"/>
+          <w:numId w:val="13"/>
+        </w:numPr>
+        <w:jc w:val="left"/>
+        <w:rPr>
+          <w:rFonts w:ascii="Times New Roman" w:hAnsi="Times New Roman"/>
+          <w:lang w:val="en-US"/>
+        </w:rPr>
+      </w:pPr>
+      <w:r>
+        <w:rPr>
+          <w:rFonts w:ascii="Times New Roman" w:hAnsi="Times New Roman"/>
+          <w:lang w:val="en-US"/>
+        </w:rPr>
+        <w:t>Why did I choose model x, y and z?</w:t>
+      </w:r>
+    </w:p>
+    <w:p>
+      <w:pPr>
+        <w:pStyle w:val="ListParagraph"/>
+        <w:numPr>
+          <w:ilvl w:val="0"/>
+          <w:numId w:val="13"/>
+        </w:numPr>
+        <w:jc w:val="left"/>
+        <w:rPr>
+          <w:rFonts w:ascii="Times New Roman" w:hAnsi="Times New Roman"/>
+          <w:lang w:val="en-US"/>
+        </w:rPr>
+      </w:pPr>
+      <w:r>
+        <w:rPr>
+          <w:rFonts w:ascii="Times New Roman" w:hAnsi="Times New Roman"/>
+          <w:lang w:val="en-US"/>
+        </w:rPr>
+        <w:t>The analysis of results produced by my models. Why did x perform worse than y? Why did z perform better than g?</w:t>
+      </w:r>
+    </w:p>
+    <w:p>
+      <w:pPr>
+        <w:pStyle w:val="ListParagraph"/>
+        <w:numPr>
+          <w:ilvl w:val="0"/>
+          <w:numId w:val="13"/>
+        </w:numPr>
+        <w:jc w:val="left"/>
+        <w:rPr>
+          <w:rFonts w:ascii="Times New Roman" w:hAnsi="Times New Roman"/>
+          <w:lang w:val="en-US"/>
+        </w:rPr>
+      </w:pPr>
+      <w:r>
+        <w:rPr>
+          <w:rFonts w:ascii="Times New Roman" w:hAnsi="Times New Roman"/>
+          <w:lang w:val="en-US"/>
+        </w:rPr>
+        <w:t xml:space="preserve">Which model has performed the best? Why? </w:t>
+      </w:r>
+    </w:p>
+    <w:p>
+      <w:pPr>
+        <w:jc w:val="left"/>
+        <w:rPr>
+          <w:rFonts w:ascii="Times New Roman" w:hAnsi="Times New Roman"/>
+          <w:lang w:val="en-US"/>
+        </w:rPr>
+      </w:pPr>
+    </w:p>
+    <w:p>
+      <w:pPr>
+        <w:jc w:val="left"/>
+        <w:rPr>
+          <w:rFonts w:ascii="Times New Roman" w:hAnsi="Times New Roman"/>
+          <w:lang w:val="en-US"/>
+        </w:rPr>
+      </w:pPr>
+      <w:r>
+        <w:rPr>
+          <w:rFonts w:ascii="Times New Roman" w:hAnsi="Times New Roman"/>
+          <w:lang w:val="en-US"/>
+        </w:rPr>
+        <w:t>Additional resources:</w:t>
+      </w:r>
+    </w:p>
+    <w:p>
+      <w:pPr>
+        <w:jc w:val="left"/>
+        <w:rPr>
+          <w:rFonts w:ascii="Times New Roman" w:hAnsi="Times New Roman"/>
+          <w:lang w:val="en-US"/>
+        </w:rPr>
+      </w:pPr>
+    </w:p>
+    <w:p>
+      <w:pPr>
+        <w:pStyle w:val="ListParagraph"/>
+        <w:numPr>
+          <w:ilvl w:val="0"/>
+          <w:numId w:val="14"/>
+        </w:numPr>
+        <w:jc w:val="left"/>
+        <w:rPr>
+          <w:rFonts w:ascii="Times New Roman" w:hAnsi="Times New Roman"/>
+          <w:lang w:val="en-US"/>
+        </w:rPr>
+      </w:pPr>
+      <w:r>
+        <w:rPr>
+          <w:rFonts w:ascii="Times New Roman" w:hAnsi="Times New Roman"/>
+          <w:lang w:val="en-US"/>
+        </w:rPr>
+        <w:t>EDA</w:t>
+      </w:r>
+    </w:p>
+    <w:p>
+      <w:pPr>
+        <w:pStyle w:val="ListParagraph"/>
+        <w:numPr>
+          <w:ilvl w:val="0"/>
+          <w:numId w:val="14"/>
+        </w:numPr>
+        <w:jc w:val="left"/>
+        <w:rPr>
+          <w:rFonts w:ascii="Times New Roman" w:hAnsi="Times New Roman"/>
+          <w:lang w:val="en-US"/>
+        </w:rPr>
+      </w:pPr>
+      <w:r>
+        <w:rPr>
+          <w:rFonts w:ascii="Times New Roman" w:hAnsi="Times New Roman"/>
+          <w:lang w:val="en-US"/>
+        </w:rPr>
+        <w:t>Code</w:t>
+      </w:r>
+    </w:p>
+    <w:p>
+      <w:pPr>
+        <w:pStyle w:val="ListParagraph"/>
+        <w:numPr>
+          <w:ilvl w:val="0"/>
+          <w:numId w:val="14"/>
+        </w:numPr>
+        <w:jc w:val="left"/>
+        <w:rPr>
+          <w:rFonts w:ascii="Times New Roman" w:hAnsi="Times New Roman"/>
+          <w:lang w:val="en-US"/>
+        </w:rPr>
+      </w:pPr>
+      <w:r>
+        <w:rPr>
+          <w:rFonts w:ascii="Times New Roman" w:hAnsi="Times New Roman"/>
+          <w:lang w:val="en-US"/>
+        </w:rPr>
+        <w:t>Glossary</w:t>
+      </w:r>
+    </w:p>
+    <w:p>
+      <w:pPr>
+        <w:jc w:val="left"/>
+        <w:rPr>
+          <w:rFonts w:ascii="Times New Roman" w:hAnsi="Times New Roman"/>
+          <w:lang w:val="en-US"/>
+        </w:rPr>
+      </w:pPr>
+    </w:p>
+    <w:p>
+      <w:pPr>
+        <w:jc w:val="left"/>
+        <w:rPr>
+          <w:rFonts w:ascii="Times New Roman" w:hAnsi="Times New Roman"/>
+          <w:lang w:val="en-US"/>
+        </w:rPr>
+      </w:pPr>
+      <w:r>
+        <w:rPr>
+          <w:rFonts w:ascii="Times New Roman" w:hAnsi="Times New Roman"/>
+          <w:lang w:val="en-US"/>
+        </w:rPr>
+        <w:t>Literature list:</w:t>
+      </w:r>
+      <w:r>
+        <w:rPr>
+          <w:rFonts w:ascii="Times New Roman" w:hAnsi="Times New Roman"/>
+          <w:lang w:val="en-US"/>
+        </w:rPr>
+        <w:br/>
+      </w:r>
+    </w:p>
+    <w:p>
+      <w:pPr>
+        <w:pStyle w:val="ListParagraph"/>
+        <w:numPr>
+          <w:ilvl w:val="0"/>
+          <w:numId w:val="15"/>
+        </w:numPr>
+        <w:jc w:val="left"/>
+        <w:rPr>
+          <w:rFonts w:ascii="Times New Roman" w:hAnsi="Times New Roman"/>
+          <w:lang w:val="en-US"/>
+        </w:rPr>
+      </w:pPr>
+      <w:r>
+        <w:rPr>
+          <w:rFonts w:ascii="Times New Roman" w:hAnsi="Times New Roman"/>
+          <w:lang w:val="en-US"/>
+        </w:rPr>
+        <w:t>15 books/articles/etc. in English (because I’ve used them)</w:t>
+      </w:r>
+    </w:p>
+    <w:p>
+      <w:pPr>
+        <w:pStyle w:val="ListParagraph"/>
+        <w:jc w:val="left"/>
+        <w:rPr>
+          <w:rFonts w:ascii="Times New Roman" w:hAnsi="Times New Roman"/>
+          <w:lang w:val="en-US"/>
+        </w:rPr>
+      </w:pPr>
+    </w:p>
+    <w:p>
+      <w:pPr>
+        <w:rPr>
+          <w:rFonts w:ascii="Times New Roman" w:hAnsi="Times New Roman"/>
+          <w:lang w:val="en-US"/>
+        </w:rPr>
+      </w:pPr>
+    </w:p>
+    <w:p>
+      <w:pPr>
+        <w:jc w:val="left"/>
+        <w:rPr>
+          <w:rFonts w:ascii="Times New Roman" w:hAnsi="Times New Roman"/>
+          <w:lang w:val="en-US"/>
+        </w:rPr>
+      </w:pPr>
+    </w:p>
+    <w:p>
+      <w:pPr>
+        <w:jc w:val="left"/>
+        <w:rPr>
+          <w:rFonts w:ascii="Times New Roman" w:hAnsi="Times New Roman"/>
+          <w:lang w:val="en-US"/>
+        </w:rPr>
+      </w:pPr>
+    </w:p>
+    <w:p>
+      <w:pPr>
+        <w:rPr>
+          <w:rFonts w:ascii="Times New Roman" w:hAnsi="Times New Roman"/>
+          <w:lang w:val="en-US"/>
+        </w:rPr>
+      </w:pPr>
+    </w:p>
+    <w:p>
+      <w:pPr>
+        <w:rPr>
+          <w:rFonts w:ascii="Times New Roman" w:hAnsi="Times New Roman"/>
+          <w:lang w:val="en-US"/>
         </w:rPr>
       </w:pPr>
     </w:p>
@@ -14716,6 +15040,95 @@
     </w:lvl>
   </w:abstractNum>
   <w:abstractNum w:abstractNumId="9" w15:restartNumberingAfterBreak="0">
+    <w:nsid w:val="61DD2260"/>
+    <w:multiLevelType w:val="hybridMultilevel"/>
+    <w:tmpl w:val="8B2A4062"/>
+    <w:lvl w:ilvl="0" w:tplc="0809000F">
+      <w:start w:val="1"/>
+      <w:numFmt w:val="decimal"/>
+      <w:lvlText w:val="%1."/>
+      <w:lvlJc w:val="left"/>
+      <w:pPr>
+        <w:ind w:left="720" w:hanging="360"/>
+      </w:pPr>
+      <w:rPr>
+        <w:rFonts w:hint="default"/>
+      </w:rPr>
+    </w:lvl>
+    <w:lvl w:ilvl="1" w:tplc="08090019" w:tentative="1">
+      <w:start w:val="1"/>
+      <w:numFmt w:val="lowerLetter"/>
+      <w:lvlText w:val="%2."/>
+      <w:lvlJc w:val="left"/>
+      <w:pPr>
+        <w:ind w:left="1440" w:hanging="360"/>
+      </w:pPr>
+    </w:lvl>
+    <w:lvl w:ilvl="2" w:tplc="0809001B" w:tentative="1">
+      <w:start w:val="1"/>
+      <w:numFmt w:val="lowerRoman"/>
+      <w:lvlText w:val="%3."/>
+      <w:lvlJc w:val="right"/>
+      <w:pPr>
+        <w:ind w:left="2160" w:hanging="180"/>
+      </w:pPr>
+    </w:lvl>
+    <w:lvl w:ilvl="3" w:tplc="0809000F" w:tentative="1">
+      <w:start w:val="1"/>
+      <w:numFmt w:val="decimal"/>
+      <w:lvlText w:val="%4."/>
+      <w:lvlJc w:val="left"/>
+      <w:pPr>
+        <w:ind w:left="2880" w:hanging="360"/>
+      </w:pPr>
+    </w:lvl>
+    <w:lvl w:ilvl="4" w:tplc="08090019" w:tentative="1">
+      <w:start w:val="1"/>
+      <w:numFmt w:val="lowerLetter"/>
+      <w:lvlText w:val="%5."/>
+      <w:lvlJc w:val="left"/>
+      <w:pPr>
+        <w:ind w:left="3600" w:hanging="360"/>
+      </w:pPr>
+    </w:lvl>
+    <w:lvl w:ilvl="5" w:tplc="0809001B" w:tentative="1">
+      <w:start w:val="1"/>
+      <w:numFmt w:val="lowerRoman"/>
+      <w:lvlText w:val="%6."/>
+      <w:lvlJc w:val="right"/>
+      <w:pPr>
+        <w:ind w:left="4320" w:hanging="180"/>
+      </w:pPr>
+    </w:lvl>
+    <w:lvl w:ilvl="6" w:tplc="0809000F" w:tentative="1">
+      <w:start w:val="1"/>
+      <w:numFmt w:val="decimal"/>
+      <w:lvlText w:val="%7."/>
+      <w:lvlJc w:val="left"/>
+      <w:pPr>
+        <w:ind w:left="5040" w:hanging="360"/>
+      </w:pPr>
+    </w:lvl>
+    <w:lvl w:ilvl="7" w:tplc="08090019" w:tentative="1">
+      <w:start w:val="1"/>
+      <w:numFmt w:val="lowerLetter"/>
+      <w:lvlText w:val="%8."/>
+      <w:lvlJc w:val="left"/>
+      <w:pPr>
+        <w:ind w:left="5760" w:hanging="360"/>
+      </w:pPr>
+    </w:lvl>
+    <w:lvl w:ilvl="8" w:tplc="0809001B" w:tentative="1">
+      <w:start w:val="1"/>
+      <w:numFmt w:val="lowerRoman"/>
+      <w:lvlText w:val="%9."/>
+      <w:lvlJc w:val="right"/>
+      <w:pPr>
+        <w:ind w:left="6480" w:hanging="180"/>
+      </w:pPr>
+    </w:lvl>
+  </w:abstractNum>
+  <w:abstractNum w:abstractNumId="10" w15:restartNumberingAfterBreak="0">
     <w:nsid w:val="62174F72"/>
     <w:multiLevelType w:val="multilevel"/>
     <w:tmpl w:val="0B66ADC2"/>
@@ -14819,7 +15232,96 @@
       </w:rPr>
     </w:lvl>
   </w:abstractNum>
-  <w:abstractNum w:abstractNumId="10" w15:restartNumberingAfterBreak="0">
+  <w:abstractNum w:abstractNumId="11" w15:restartNumberingAfterBreak="0">
+    <w:nsid w:val="65176FF1"/>
+    <w:multiLevelType w:val="hybridMultilevel"/>
+    <w:tmpl w:val="D9F412CC"/>
+    <w:lvl w:ilvl="0" w:tplc="0809000F">
+      <w:start w:val="1"/>
+      <w:numFmt w:val="decimal"/>
+      <w:lvlText w:val="%1."/>
+      <w:lvlJc w:val="left"/>
+      <w:pPr>
+        <w:ind w:left="720" w:hanging="360"/>
+      </w:pPr>
+      <w:rPr>
+        <w:rFonts w:hint="default"/>
+      </w:rPr>
+    </w:lvl>
+    <w:lvl w:ilvl="1" w:tplc="08090019" w:tentative="1">
+      <w:start w:val="1"/>
+      <w:numFmt w:val="lowerLetter"/>
+      <w:lvlText w:val="%2."/>
+      <w:lvlJc w:val="left"/>
+      <w:pPr>
+        <w:ind w:left="1440" w:hanging="360"/>
+      </w:pPr>
+    </w:lvl>
+    <w:lvl w:ilvl="2" w:tplc="0809001B" w:tentative="1">
+      <w:start w:val="1"/>
+      <w:numFmt w:val="lowerRoman"/>
+      <w:lvlText w:val="%3."/>
+      <w:lvlJc w:val="right"/>
+      <w:pPr>
+        <w:ind w:left="2160" w:hanging="180"/>
+      </w:pPr>
+    </w:lvl>
+    <w:lvl w:ilvl="3" w:tplc="0809000F" w:tentative="1">
+      <w:start w:val="1"/>
+      <w:numFmt w:val="decimal"/>
+      <w:lvlText w:val="%4."/>
+      <w:lvlJc w:val="left"/>
+      <w:pPr>
+        <w:ind w:left="2880" w:hanging="360"/>
+      </w:pPr>
+    </w:lvl>
+    <w:lvl w:ilvl="4" w:tplc="08090019" w:tentative="1">
+      <w:start w:val="1"/>
+      <w:numFmt w:val="lowerLetter"/>
+      <w:lvlText w:val="%5."/>
+      <w:lvlJc w:val="left"/>
+      <w:pPr>
+        <w:ind w:left="3600" w:hanging="360"/>
+      </w:pPr>
+    </w:lvl>
+    <w:lvl w:ilvl="5" w:tplc="0809001B" w:tentative="1">
+      <w:start w:val="1"/>
+      <w:numFmt w:val="lowerRoman"/>
+      <w:lvlText w:val="%6."/>
+      <w:lvlJc w:val="right"/>
+      <w:pPr>
+        <w:ind w:left="4320" w:hanging="180"/>
+      </w:pPr>
+    </w:lvl>
+    <w:lvl w:ilvl="6" w:tplc="0809000F" w:tentative="1">
+      <w:start w:val="1"/>
+      <w:numFmt w:val="decimal"/>
+      <w:lvlText w:val="%7."/>
+      <w:lvlJc w:val="left"/>
+      <w:pPr>
+        <w:ind w:left="5040" w:hanging="360"/>
+      </w:pPr>
+    </w:lvl>
+    <w:lvl w:ilvl="7" w:tplc="08090019" w:tentative="1">
+      <w:start w:val="1"/>
+      <w:numFmt w:val="lowerLetter"/>
+      <w:lvlText w:val="%8."/>
+      <w:lvlJc w:val="left"/>
+      <w:pPr>
+        <w:ind w:left="5760" w:hanging="360"/>
+      </w:pPr>
+    </w:lvl>
+    <w:lvl w:ilvl="8" w:tplc="0809001B" w:tentative="1">
+      <w:start w:val="1"/>
+      <w:numFmt w:val="lowerRoman"/>
+      <w:lvlText w:val="%9."/>
+      <w:lvlJc w:val="right"/>
+      <w:pPr>
+        <w:ind w:left="6480" w:hanging="180"/>
+      </w:pPr>
+    </w:lvl>
+  </w:abstractNum>
+  <w:abstractNum w:abstractNumId="12" w15:restartNumberingAfterBreak="0">
     <w:nsid w:val="681D6115"/>
     <w:multiLevelType w:val="hybridMultilevel"/>
     <w:tmpl w:val="606ED966"/>
@@ -14932,6 +15434,184 @@
       </w:rPr>
     </w:lvl>
   </w:abstractNum>
+  <w:abstractNum w:abstractNumId="13" w15:restartNumberingAfterBreak="0">
+    <w:nsid w:val="75B43CDA"/>
+    <w:multiLevelType w:val="hybridMultilevel"/>
+    <w:tmpl w:val="1E62EBEE"/>
+    <w:lvl w:ilvl="0" w:tplc="0809000F">
+      <w:start w:val="1"/>
+      <w:numFmt w:val="decimal"/>
+      <w:lvlText w:val="%1."/>
+      <w:lvlJc w:val="left"/>
+      <w:pPr>
+        <w:ind w:left="720" w:hanging="360"/>
+      </w:pPr>
+      <w:rPr>
+        <w:rFonts w:hint="default"/>
+      </w:rPr>
+    </w:lvl>
+    <w:lvl w:ilvl="1" w:tplc="08090019" w:tentative="1">
+      <w:start w:val="1"/>
+      <w:numFmt w:val="lowerLetter"/>
+      <w:lvlText w:val="%2."/>
+      <w:lvlJc w:val="left"/>
+      <w:pPr>
+        <w:ind w:left="1440" w:hanging="360"/>
+      </w:pPr>
+    </w:lvl>
+    <w:lvl w:ilvl="2" w:tplc="0809001B" w:tentative="1">
+      <w:start w:val="1"/>
+      <w:numFmt w:val="lowerRoman"/>
+      <w:lvlText w:val="%3."/>
+      <w:lvlJc w:val="right"/>
+      <w:pPr>
+        <w:ind w:left="2160" w:hanging="180"/>
+      </w:pPr>
+    </w:lvl>
+    <w:lvl w:ilvl="3" w:tplc="0809000F" w:tentative="1">
+      <w:start w:val="1"/>
+      <w:numFmt w:val="decimal"/>
+      <w:lvlText w:val="%4."/>
+      <w:lvlJc w:val="left"/>
+      <w:pPr>
+        <w:ind w:left="2880" w:hanging="360"/>
+      </w:pPr>
+    </w:lvl>
+    <w:lvl w:ilvl="4" w:tplc="08090019" w:tentative="1">
+      <w:start w:val="1"/>
+      <w:numFmt w:val="lowerLetter"/>
+      <w:lvlText w:val="%5."/>
+      <w:lvlJc w:val="left"/>
+      <w:pPr>
+        <w:ind w:left="3600" w:hanging="360"/>
+      </w:pPr>
+    </w:lvl>
+    <w:lvl w:ilvl="5" w:tplc="0809001B" w:tentative="1">
+      <w:start w:val="1"/>
+      <w:numFmt w:val="lowerRoman"/>
+      <w:lvlText w:val="%6."/>
+      <w:lvlJc w:val="right"/>
+      <w:pPr>
+        <w:ind w:left="4320" w:hanging="180"/>
+      </w:pPr>
+    </w:lvl>
+    <w:lvl w:ilvl="6" w:tplc="0809000F" w:tentative="1">
+      <w:start w:val="1"/>
+      <w:numFmt w:val="decimal"/>
+      <w:lvlText w:val="%7."/>
+      <w:lvlJc w:val="left"/>
+      <w:pPr>
+        <w:ind w:left="5040" w:hanging="360"/>
+      </w:pPr>
+    </w:lvl>
+    <w:lvl w:ilvl="7" w:tplc="08090019" w:tentative="1">
+      <w:start w:val="1"/>
+      <w:numFmt w:val="lowerLetter"/>
+      <w:lvlText w:val="%8."/>
+      <w:lvlJc w:val="left"/>
+      <w:pPr>
+        <w:ind w:left="5760" w:hanging="360"/>
+      </w:pPr>
+    </w:lvl>
+    <w:lvl w:ilvl="8" w:tplc="0809001B" w:tentative="1">
+      <w:start w:val="1"/>
+      <w:numFmt w:val="lowerRoman"/>
+      <w:lvlText w:val="%9."/>
+      <w:lvlJc w:val="right"/>
+      <w:pPr>
+        <w:ind w:left="6480" w:hanging="180"/>
+      </w:pPr>
+    </w:lvl>
+  </w:abstractNum>
+  <w:abstractNum w:abstractNumId="14" w15:restartNumberingAfterBreak="0">
+    <w:nsid w:val="7B360DA2"/>
+    <w:multiLevelType w:val="hybridMultilevel"/>
+    <w:tmpl w:val="F5649AEE"/>
+    <w:lvl w:ilvl="0" w:tplc="0809000F">
+      <w:start w:val="1"/>
+      <w:numFmt w:val="decimal"/>
+      <w:lvlText w:val="%1."/>
+      <w:lvlJc w:val="left"/>
+      <w:pPr>
+        <w:ind w:left="720" w:hanging="360"/>
+      </w:pPr>
+      <w:rPr>
+        <w:rFonts w:hint="default"/>
+      </w:rPr>
+    </w:lvl>
+    <w:lvl w:ilvl="1" w:tplc="08090019" w:tentative="1">
+      <w:start w:val="1"/>
+      <w:numFmt w:val="lowerLetter"/>
+      <w:lvlText w:val="%2."/>
+      <w:lvlJc w:val="left"/>
+      <w:pPr>
+        <w:ind w:left="1440" w:hanging="360"/>
+      </w:pPr>
+    </w:lvl>
+    <w:lvl w:ilvl="2" w:tplc="0809001B" w:tentative="1">
+      <w:start w:val="1"/>
+      <w:numFmt w:val="lowerRoman"/>
+      <w:lvlText w:val="%3."/>
+      <w:lvlJc w:val="right"/>
+      <w:pPr>
+        <w:ind w:left="2160" w:hanging="180"/>
+      </w:pPr>
+    </w:lvl>
+    <w:lvl w:ilvl="3" w:tplc="0809000F" w:tentative="1">
+      <w:start w:val="1"/>
+      <w:numFmt w:val="decimal"/>
+      <w:lvlText w:val="%4."/>
+      <w:lvlJc w:val="left"/>
+      <w:pPr>
+        <w:ind w:left="2880" w:hanging="360"/>
+      </w:pPr>
+    </w:lvl>
+    <w:lvl w:ilvl="4" w:tplc="08090019" w:tentative="1">
+      <w:start w:val="1"/>
+      <w:numFmt w:val="lowerLetter"/>
+      <w:lvlText w:val="%5."/>
+      <w:lvlJc w:val="left"/>
+      <w:pPr>
+        <w:ind w:left="3600" w:hanging="360"/>
+      </w:pPr>
+    </w:lvl>
+    <w:lvl w:ilvl="5" w:tplc="0809001B" w:tentative="1">
+      <w:start w:val="1"/>
+      <w:numFmt w:val="lowerRoman"/>
+      <w:lvlText w:val="%6."/>
+      <w:lvlJc w:val="right"/>
+      <w:pPr>
+        <w:ind w:left="4320" w:hanging="180"/>
+      </w:pPr>
+    </w:lvl>
+    <w:lvl w:ilvl="6" w:tplc="0809000F" w:tentative="1">
+      <w:start w:val="1"/>
+      <w:numFmt w:val="decimal"/>
+      <w:lvlText w:val="%7."/>
+      <w:lvlJc w:val="left"/>
+      <w:pPr>
+        <w:ind w:left="5040" w:hanging="360"/>
+      </w:pPr>
+    </w:lvl>
+    <w:lvl w:ilvl="7" w:tplc="08090019" w:tentative="1">
+      <w:start w:val="1"/>
+      <w:numFmt w:val="lowerLetter"/>
+      <w:lvlText w:val="%8."/>
+      <w:lvlJc w:val="left"/>
+      <w:pPr>
+        <w:ind w:left="5760" w:hanging="360"/>
+      </w:pPr>
+    </w:lvl>
+    <w:lvl w:ilvl="8" w:tplc="0809001B" w:tentative="1">
+      <w:start w:val="1"/>
+      <w:numFmt w:val="lowerRoman"/>
+      <w:lvlText w:val="%9."/>
+      <w:lvlJc w:val="right"/>
+      <w:pPr>
+        <w:ind w:left="6480" w:hanging="180"/>
+      </w:pPr>
+    </w:lvl>
+  </w:abstractNum>
   <w:num w:numId="1" w16cid:durableId="415715474">
     <w:abstractNumId w:val="3"/>
   </w:num>
@@ -14939,7 +15619,7 @@
     <w:abstractNumId w:val="1"/>
   </w:num>
   <w:num w:numId="3" w16cid:durableId="882408455">
-    <w:abstractNumId w:val="9"/>
+    <w:abstractNumId w:val="10"/>
   </w:num>
   <w:num w:numId="4" w16cid:durableId="2003271478">
     <w:abstractNumId w:val="6"/>
@@ -14954,7 +15634,7 @@
     <w:abstractNumId w:val="4"/>
   </w:num>
   <w:num w:numId="8" w16cid:durableId="1460535418">
-    <w:abstractNumId w:val="10"/>
+    <w:abstractNumId w:val="12"/>
   </w:num>
   <w:num w:numId="9" w16cid:durableId="35934533">
     <w:abstractNumId w:val="2"/>
@@ -14964,6 +15644,18 @@
   </w:num>
   <w:num w:numId="11" w16cid:durableId="30423284">
     <w:abstractNumId w:val="5"/>
+  </w:num>
+  <w:num w:numId="12" w16cid:durableId="1504318963">
+    <w:abstractNumId w:val="9"/>
+  </w:num>
+  <w:num w:numId="13" w16cid:durableId="260115439">
+    <w:abstractNumId w:val="14"/>
+  </w:num>
+  <w:num w:numId="14" w16cid:durableId="1048802318">
+    <w:abstractNumId w:val="13"/>
+  </w:num>
+  <w:num w:numId="15" w16cid:durableId="1405955447">
+    <w:abstractNumId w:val="11"/>
   </w:num>
 </w:numbering>
 </file>

--- a/reports/analyze_medical_insurance.docx
+++ b/reports/analyze_medical_insurance.docx
@@ -510,8 +510,11 @@
               <w:tab w:val="right" w:leader="dot" w:pos="9855"/>
             </w:tabs>
             <w:rPr>
-              <w:rFonts w:eastAsiaTheme="minorEastAsia" w:cstheme="minorBidi" w:hint="eastAsia"/>
+              <w:rFonts w:eastAsiaTheme="minorEastAsia" w:cstheme="minorBidi"/>
               <w:b w:val="0"/>
+              <w:bCs w:val="0"/>
+              <w:i w:val="0"/>
+              <w:iCs w:val="0"/>
               <w:noProof/>
               <w:color w:val="auto"/>
               <w:kern w:val="2"/>
@@ -535,7 +538,7 @@
             </w:rPr>
             <w:fldChar w:fldCharType="separate"/>
           </w:r>
-          <w:hyperlink w:anchor="_Toc230784525" w:history="1">
+          <w:hyperlink w:anchor="_Toc231089525" w:history="1">
             <w:r>
               <w:rPr>
                 <w:rStyle w:val="Hyperlink"/>
@@ -570,7 +573,7 @@
                 <w:noProof/>
                 <w:webHidden/>
               </w:rPr>
-              <w:instrText xml:space="preserve"> PAGEREF _Toc230784525 \h </w:instrText>
+              <w:instrText xml:space="preserve"> PAGEREF _Toc231089525 \h </w:instrText>
             </w:r>
             <w:r>
               <w:rPr>
@@ -587,6 +590,7 @@
             </w:r>
             <w:r>
               <w:rPr>
+                <w:rFonts w:hint="eastAsia"/>
                 <w:noProof/>
                 <w:webHidden/>
               </w:rPr>
@@ -608,7 +612,9 @@
               <w:tab w:val="right" w:leader="dot" w:pos="9855"/>
             </w:tabs>
             <w:rPr>
-              <w:rFonts w:eastAsiaTheme="minorEastAsia" w:cstheme="minorBidi" w:hint="eastAsia"/>
+              <w:rFonts w:eastAsiaTheme="minorEastAsia" w:cstheme="minorBidi"/>
+              <w:b w:val="0"/>
+              <w:bCs w:val="0"/>
               <w:noProof/>
               <w:color w:val="auto"/>
               <w:kern w:val="2"/>
@@ -617,10 +623,11 @@
               <w14:ligatures w14:val="standardContextual"/>
             </w:rPr>
           </w:pPr>
-          <w:hyperlink w:anchor="_Toc230784526" w:history="1">
+          <w:hyperlink w:anchor="_Toc231089526" w:history="1">
             <w:r>
               <w:rPr>
                 <w:rStyle w:val="Hyperlink"/>
+                <w:rFonts w:ascii="Times New Roman" w:hAnsi="Times New Roman"/>
                 <w:noProof/>
               </w:rPr>
               <w:t>1.1. Задача предсказания страховых выплат</w:t>
@@ -644,7 +651,7 @@
                 <w:noProof/>
                 <w:webHidden/>
               </w:rPr>
-              <w:instrText xml:space="preserve"> PAGEREF _Toc230784526 \h </w:instrText>
+              <w:instrText xml:space="preserve"> PAGEREF _Toc231089526 \h </w:instrText>
             </w:r>
             <w:r>
               <w:rPr>
@@ -661,6 +668,7 @@
             </w:r>
             <w:r>
               <w:rPr>
+                <w:rFonts w:hint="eastAsia"/>
                 <w:noProof/>
                 <w:webHidden/>
               </w:rPr>
@@ -682,7 +690,9 @@
               <w:tab w:val="right" w:leader="dot" w:pos="9855"/>
             </w:tabs>
             <w:rPr>
-              <w:rFonts w:eastAsiaTheme="minorEastAsia" w:cstheme="minorBidi" w:hint="eastAsia"/>
+              <w:rFonts w:eastAsiaTheme="minorEastAsia" w:cstheme="minorBidi"/>
+              <w:b w:val="0"/>
+              <w:bCs w:val="0"/>
               <w:noProof/>
               <w:color w:val="auto"/>
               <w:kern w:val="2"/>
@@ -691,10 +701,11 @@
               <w14:ligatures w14:val="standardContextual"/>
             </w:rPr>
           </w:pPr>
-          <w:hyperlink w:anchor="_Toc230784527" w:history="1">
+          <w:hyperlink w:anchor="_Toc231089527" w:history="1">
             <w:r>
               <w:rPr>
                 <w:rStyle w:val="Hyperlink"/>
+                <w:rFonts w:ascii="Times New Roman" w:hAnsi="Times New Roman"/>
                 <w:noProof/>
               </w:rPr>
               <w:t>1.2. Уточненная постановка задачи</w:t>
@@ -718,7 +729,7 @@
                 <w:noProof/>
                 <w:webHidden/>
               </w:rPr>
-              <w:instrText xml:space="preserve"> PAGEREF _Toc230784527 \h </w:instrText>
+              <w:instrText xml:space="preserve"> PAGEREF _Toc231089527 \h </w:instrText>
             </w:r>
             <w:r>
               <w:rPr>
@@ -735,6 +746,7 @@
             </w:r>
             <w:r>
               <w:rPr>
+                <w:rFonts w:hint="eastAsia"/>
                 <w:noProof/>
                 <w:webHidden/>
               </w:rPr>
@@ -756,7 +768,9 @@
               <w:tab w:val="right" w:leader="dot" w:pos="9855"/>
             </w:tabs>
             <w:rPr>
-              <w:rFonts w:eastAsiaTheme="minorEastAsia" w:cstheme="minorBidi" w:hint="eastAsia"/>
+              <w:rFonts w:eastAsiaTheme="minorEastAsia" w:cstheme="minorBidi"/>
+              <w:b w:val="0"/>
+              <w:bCs w:val="0"/>
               <w:noProof/>
               <w:color w:val="auto"/>
               <w:kern w:val="2"/>
@@ -765,10 +779,11 @@
               <w14:ligatures w14:val="standardContextual"/>
             </w:rPr>
           </w:pPr>
-          <w:hyperlink w:anchor="_Toc230784528" w:history="1">
+          <w:hyperlink w:anchor="_Toc231089528" w:history="1">
             <w:r>
               <w:rPr>
                 <w:rStyle w:val="Hyperlink"/>
+                <w:rFonts w:ascii="Times New Roman" w:hAnsi="Times New Roman"/>
                 <w:noProof/>
               </w:rPr>
               <w:t>1.3. Библиотеки, язык и среда разработки</w:t>
@@ -792,7 +807,7 @@
                 <w:noProof/>
                 <w:webHidden/>
               </w:rPr>
-              <w:instrText xml:space="preserve"> PAGEREF _Toc230784528 \h </w:instrText>
+              <w:instrText xml:space="preserve"> PAGEREF _Toc231089528 \h </w:instrText>
             </w:r>
             <w:r>
               <w:rPr>
@@ -809,6 +824,7 @@
             </w:r>
             <w:r>
               <w:rPr>
+                <w:rFonts w:hint="eastAsia"/>
                 <w:noProof/>
                 <w:webHidden/>
               </w:rPr>
@@ -830,7 +846,9 @@
               <w:tab w:val="right" w:leader="dot" w:pos="9855"/>
             </w:tabs>
             <w:rPr>
-              <w:rFonts w:eastAsiaTheme="minorEastAsia" w:cstheme="minorBidi" w:hint="eastAsia"/>
+              <w:rFonts w:eastAsiaTheme="minorEastAsia" w:cstheme="minorBidi"/>
+              <w:b w:val="0"/>
+              <w:bCs w:val="0"/>
               <w:noProof/>
               <w:color w:val="auto"/>
               <w:kern w:val="2"/>
@@ -839,10 +857,11 @@
               <w14:ligatures w14:val="standardContextual"/>
             </w:rPr>
           </w:pPr>
-          <w:hyperlink w:anchor="_Toc230784529" w:history="1">
+          <w:hyperlink w:anchor="_Toc231089529" w:history="1">
             <w:r>
               <w:rPr>
                 <w:rStyle w:val="Hyperlink"/>
+                <w:rFonts w:ascii="Times New Roman" w:hAnsi="Times New Roman"/>
                 <w:noProof/>
               </w:rPr>
               <w:t>1.4. Анализ существующих методов предсказания страховых выплат.</w:t>
@@ -866,7 +885,7 @@
                 <w:noProof/>
                 <w:webHidden/>
               </w:rPr>
-              <w:instrText xml:space="preserve"> PAGEREF _Toc230784529 \h </w:instrText>
+              <w:instrText xml:space="preserve"> PAGEREF _Toc231089529 \h </w:instrText>
             </w:r>
             <w:r>
               <w:rPr>
@@ -883,10 +902,653 @@
             </w:r>
             <w:r>
               <w:rPr>
+                <w:rFonts w:hint="eastAsia"/>
                 <w:noProof/>
                 <w:webHidden/>
               </w:rPr>
               <w:t>6</w:t>
+            </w:r>
+            <w:r>
+              <w:rPr>
+                <w:noProof/>
+                <w:webHidden/>
+              </w:rPr>
+              <w:fldChar w:fldCharType="end"/>
+            </w:r>
+          </w:hyperlink>
+        </w:p>
+        <w:p>
+          <w:pPr>
+            <w:pStyle w:val="TOC3"/>
+            <w:tabs>
+              <w:tab w:val="right" w:leader="dot" w:pos="9855"/>
+            </w:tabs>
+            <w:rPr>
+              <w:rFonts w:eastAsiaTheme="minorEastAsia" w:cstheme="minorBidi"/>
+              <w:noProof/>
+              <w:color w:val="auto"/>
+              <w:kern w:val="2"/>
+              <w:sz w:val="24"/>
+              <w:szCs w:val="24"/>
+              <w14:ligatures w14:val="standardContextual"/>
+            </w:rPr>
+          </w:pPr>
+          <w:hyperlink w:anchor="_Toc231089530" w:history="1">
+            <w:r>
+              <w:rPr>
+                <w:rStyle w:val="Hyperlink"/>
+                <w:rFonts w:ascii="Times New Roman" w:hAnsi="Times New Roman"/>
+                <w:noProof/>
+                <w:lang w:val="ru-RU"/>
+              </w:rPr>
+              <w:t>1.4.1. Линейная Регрессия</w:t>
+            </w:r>
+            <w:r>
+              <w:rPr>
+                <w:noProof/>
+                <w:webHidden/>
+              </w:rPr>
+              <w:tab/>
+            </w:r>
+            <w:r>
+              <w:rPr>
+                <w:noProof/>
+                <w:webHidden/>
+              </w:rPr>
+              <w:fldChar w:fldCharType="begin"/>
+            </w:r>
+            <w:r>
+              <w:rPr>
+                <w:noProof/>
+                <w:webHidden/>
+              </w:rPr>
+              <w:instrText xml:space="preserve"> PAGEREF _Toc231089530 \h </w:instrText>
+            </w:r>
+            <w:r>
+              <w:rPr>
+                <w:noProof/>
+                <w:webHidden/>
+              </w:rPr>
+            </w:r>
+            <w:r>
+              <w:rPr>
+                <w:noProof/>
+                <w:webHidden/>
+              </w:rPr>
+              <w:fldChar w:fldCharType="separate"/>
+            </w:r>
+            <w:r>
+              <w:rPr>
+                <w:rFonts w:hint="eastAsia"/>
+                <w:noProof/>
+                <w:webHidden/>
+              </w:rPr>
+              <w:t>6</w:t>
+            </w:r>
+            <w:r>
+              <w:rPr>
+                <w:noProof/>
+                <w:webHidden/>
+              </w:rPr>
+              <w:fldChar w:fldCharType="end"/>
+            </w:r>
+          </w:hyperlink>
+        </w:p>
+        <w:p>
+          <w:pPr>
+            <w:pStyle w:val="TOC3"/>
+            <w:tabs>
+              <w:tab w:val="right" w:leader="dot" w:pos="9855"/>
+            </w:tabs>
+            <w:rPr>
+              <w:rFonts w:eastAsiaTheme="minorEastAsia" w:cstheme="minorBidi"/>
+              <w:noProof/>
+              <w:color w:val="auto"/>
+              <w:kern w:val="2"/>
+              <w:sz w:val="24"/>
+              <w:szCs w:val="24"/>
+              <w14:ligatures w14:val="standardContextual"/>
+            </w:rPr>
+          </w:pPr>
+          <w:hyperlink w:anchor="_Toc231089531" w:history="1">
+            <w:r>
+              <w:rPr>
+                <w:rStyle w:val="Hyperlink"/>
+                <w:rFonts w:ascii="Times New Roman" w:hAnsi="Times New Roman"/>
+                <w:noProof/>
+              </w:rPr>
+              <w:t xml:space="preserve">1.4.2. </w:t>
+            </w:r>
+            <w:r>
+              <w:rPr>
+                <w:rStyle w:val="Hyperlink"/>
+                <w:rFonts w:ascii="Times New Roman" w:hAnsi="Times New Roman"/>
+                <w:noProof/>
+                <w:lang w:val="ru-RU"/>
+              </w:rPr>
+              <w:t>Множественная линейная регрессия</w:t>
+            </w:r>
+            <w:r>
+              <w:rPr>
+                <w:noProof/>
+                <w:webHidden/>
+              </w:rPr>
+              <w:tab/>
+            </w:r>
+            <w:r>
+              <w:rPr>
+                <w:noProof/>
+                <w:webHidden/>
+              </w:rPr>
+              <w:fldChar w:fldCharType="begin"/>
+            </w:r>
+            <w:r>
+              <w:rPr>
+                <w:noProof/>
+                <w:webHidden/>
+              </w:rPr>
+              <w:instrText xml:space="preserve"> PAGEREF _Toc231089531 \h </w:instrText>
+            </w:r>
+            <w:r>
+              <w:rPr>
+                <w:noProof/>
+                <w:webHidden/>
+              </w:rPr>
+            </w:r>
+            <w:r>
+              <w:rPr>
+                <w:noProof/>
+                <w:webHidden/>
+              </w:rPr>
+              <w:fldChar w:fldCharType="separate"/>
+            </w:r>
+            <w:r>
+              <w:rPr>
+                <w:rFonts w:hint="eastAsia"/>
+                <w:noProof/>
+                <w:webHidden/>
+              </w:rPr>
+              <w:t>9</w:t>
+            </w:r>
+            <w:r>
+              <w:rPr>
+                <w:noProof/>
+                <w:webHidden/>
+              </w:rPr>
+              <w:fldChar w:fldCharType="end"/>
+            </w:r>
+          </w:hyperlink>
+        </w:p>
+        <w:p>
+          <w:pPr>
+            <w:pStyle w:val="TOC3"/>
+            <w:tabs>
+              <w:tab w:val="right" w:leader="dot" w:pos="9855"/>
+            </w:tabs>
+            <w:rPr>
+              <w:rFonts w:eastAsiaTheme="minorEastAsia" w:cstheme="minorBidi"/>
+              <w:noProof/>
+              <w:color w:val="auto"/>
+              <w:kern w:val="2"/>
+              <w:sz w:val="24"/>
+              <w:szCs w:val="24"/>
+              <w14:ligatures w14:val="standardContextual"/>
+            </w:rPr>
+          </w:pPr>
+          <w:hyperlink w:anchor="_Toc231089532" w:history="1">
+            <w:r>
+              <w:rPr>
+                <w:rStyle w:val="Hyperlink"/>
+                <w:rFonts w:ascii="Times New Roman" w:hAnsi="Times New Roman"/>
+                <w:noProof/>
+              </w:rPr>
+              <w:t>1.4.</w:t>
+            </w:r>
+            <w:r>
+              <w:rPr>
+                <w:rStyle w:val="Hyperlink"/>
+                <w:rFonts w:ascii="Times New Roman" w:hAnsi="Times New Roman"/>
+                <w:noProof/>
+                <w:lang w:val="ru-RU"/>
+              </w:rPr>
+              <w:t>3</w:t>
+            </w:r>
+            <w:r>
+              <w:rPr>
+                <w:rStyle w:val="Hyperlink"/>
+                <w:rFonts w:ascii="Times New Roman" w:hAnsi="Times New Roman"/>
+                <w:noProof/>
+              </w:rPr>
+              <w:t>. Регуляризация</w:t>
+            </w:r>
+            <w:r>
+              <w:rPr>
+                <w:noProof/>
+                <w:webHidden/>
+              </w:rPr>
+              <w:tab/>
+            </w:r>
+            <w:r>
+              <w:rPr>
+                <w:noProof/>
+                <w:webHidden/>
+              </w:rPr>
+              <w:fldChar w:fldCharType="begin"/>
+            </w:r>
+            <w:r>
+              <w:rPr>
+                <w:noProof/>
+                <w:webHidden/>
+              </w:rPr>
+              <w:instrText xml:space="preserve"> PAGEREF _Toc231089532 \h </w:instrText>
+            </w:r>
+            <w:r>
+              <w:rPr>
+                <w:noProof/>
+                <w:webHidden/>
+              </w:rPr>
+            </w:r>
+            <w:r>
+              <w:rPr>
+                <w:noProof/>
+                <w:webHidden/>
+              </w:rPr>
+              <w:fldChar w:fldCharType="separate"/>
+            </w:r>
+            <w:r>
+              <w:rPr>
+                <w:rFonts w:hint="eastAsia"/>
+                <w:noProof/>
+                <w:webHidden/>
+              </w:rPr>
+              <w:t>9</w:t>
+            </w:r>
+            <w:r>
+              <w:rPr>
+                <w:noProof/>
+                <w:webHidden/>
+              </w:rPr>
+              <w:fldChar w:fldCharType="end"/>
+            </w:r>
+          </w:hyperlink>
+        </w:p>
+        <w:p>
+          <w:pPr>
+            <w:pStyle w:val="TOC3"/>
+            <w:tabs>
+              <w:tab w:val="right" w:leader="dot" w:pos="9855"/>
+            </w:tabs>
+            <w:rPr>
+              <w:rFonts w:eastAsiaTheme="minorEastAsia" w:cstheme="minorBidi"/>
+              <w:noProof/>
+              <w:color w:val="auto"/>
+              <w:kern w:val="2"/>
+              <w:sz w:val="24"/>
+              <w:szCs w:val="24"/>
+              <w14:ligatures w14:val="standardContextual"/>
+            </w:rPr>
+          </w:pPr>
+          <w:hyperlink w:anchor="_Toc231089533" w:history="1">
+            <w:r>
+              <w:rPr>
+                <w:rStyle w:val="Hyperlink"/>
+                <w:rFonts w:ascii="Times New Roman" w:hAnsi="Times New Roman"/>
+                <w:noProof/>
+                <w:lang w:val="ru-RU"/>
+              </w:rPr>
+              <w:t>1.4.4. Настройка гиперпараметров</w:t>
+            </w:r>
+            <w:r>
+              <w:rPr>
+                <w:noProof/>
+                <w:webHidden/>
+              </w:rPr>
+              <w:tab/>
+            </w:r>
+            <w:r>
+              <w:rPr>
+                <w:noProof/>
+                <w:webHidden/>
+              </w:rPr>
+              <w:fldChar w:fldCharType="begin"/>
+            </w:r>
+            <w:r>
+              <w:rPr>
+                <w:noProof/>
+                <w:webHidden/>
+              </w:rPr>
+              <w:instrText xml:space="preserve"> PAGEREF _Toc231089533 \h </w:instrText>
+            </w:r>
+            <w:r>
+              <w:rPr>
+                <w:noProof/>
+                <w:webHidden/>
+              </w:rPr>
+            </w:r>
+            <w:r>
+              <w:rPr>
+                <w:noProof/>
+                <w:webHidden/>
+              </w:rPr>
+              <w:fldChar w:fldCharType="separate"/>
+            </w:r>
+            <w:r>
+              <w:rPr>
+                <w:rFonts w:hint="eastAsia"/>
+                <w:noProof/>
+                <w:webHidden/>
+              </w:rPr>
+              <w:t>13</w:t>
+            </w:r>
+            <w:r>
+              <w:rPr>
+                <w:noProof/>
+                <w:webHidden/>
+              </w:rPr>
+              <w:fldChar w:fldCharType="end"/>
+            </w:r>
+          </w:hyperlink>
+        </w:p>
+        <w:p>
+          <w:pPr>
+            <w:pStyle w:val="TOC3"/>
+            <w:tabs>
+              <w:tab w:val="right" w:leader="dot" w:pos="9855"/>
+            </w:tabs>
+            <w:rPr>
+              <w:rFonts w:eastAsiaTheme="minorEastAsia" w:cstheme="minorBidi"/>
+              <w:noProof/>
+              <w:color w:val="auto"/>
+              <w:kern w:val="2"/>
+              <w:sz w:val="24"/>
+              <w:szCs w:val="24"/>
+              <w14:ligatures w14:val="standardContextual"/>
+            </w:rPr>
+          </w:pPr>
+          <w:hyperlink w:anchor="_Toc231089534" w:history="1">
+            <w:r>
+              <w:rPr>
+                <w:rStyle w:val="Hyperlink"/>
+                <w:rFonts w:ascii="Times New Roman" w:hAnsi="Times New Roman"/>
+                <w:noProof/>
+                <w:lang w:val="ru-RU"/>
+              </w:rPr>
+              <w:t>1.4.5. Деревья решений</w:t>
+            </w:r>
+            <w:r>
+              <w:rPr>
+                <w:noProof/>
+                <w:webHidden/>
+              </w:rPr>
+              <w:tab/>
+            </w:r>
+            <w:r>
+              <w:rPr>
+                <w:noProof/>
+                <w:webHidden/>
+              </w:rPr>
+              <w:fldChar w:fldCharType="begin"/>
+            </w:r>
+            <w:r>
+              <w:rPr>
+                <w:noProof/>
+                <w:webHidden/>
+              </w:rPr>
+              <w:instrText xml:space="preserve"> PAGEREF _Toc231089534 \h </w:instrText>
+            </w:r>
+            <w:r>
+              <w:rPr>
+                <w:noProof/>
+                <w:webHidden/>
+              </w:rPr>
+            </w:r>
+            <w:r>
+              <w:rPr>
+                <w:noProof/>
+                <w:webHidden/>
+              </w:rPr>
+              <w:fldChar w:fldCharType="separate"/>
+            </w:r>
+            <w:r>
+              <w:rPr>
+                <w:rFonts w:hint="eastAsia"/>
+                <w:noProof/>
+                <w:webHidden/>
+              </w:rPr>
+              <w:t>14</w:t>
+            </w:r>
+            <w:r>
+              <w:rPr>
+                <w:noProof/>
+                <w:webHidden/>
+              </w:rPr>
+              <w:fldChar w:fldCharType="end"/>
+            </w:r>
+          </w:hyperlink>
+        </w:p>
+        <w:p>
+          <w:pPr>
+            <w:pStyle w:val="TOC3"/>
+            <w:tabs>
+              <w:tab w:val="right" w:leader="dot" w:pos="9855"/>
+            </w:tabs>
+            <w:rPr>
+              <w:rFonts w:eastAsiaTheme="minorEastAsia" w:cstheme="minorBidi"/>
+              <w:noProof/>
+              <w:color w:val="auto"/>
+              <w:kern w:val="2"/>
+              <w:sz w:val="24"/>
+              <w:szCs w:val="24"/>
+              <w14:ligatures w14:val="standardContextual"/>
+            </w:rPr>
+          </w:pPr>
+          <w:hyperlink w:anchor="_Toc231089535" w:history="1">
+            <w:r>
+              <w:rPr>
+                <w:rStyle w:val="Hyperlink"/>
+                <w:rFonts w:ascii="Times New Roman" w:hAnsi="Times New Roman"/>
+                <w:noProof/>
+                <w:lang w:val="ru-RU"/>
+              </w:rPr>
+              <w:t>1.4.6. Регрессия Случайным Лесом</w:t>
+            </w:r>
+            <w:r>
+              <w:rPr>
+                <w:noProof/>
+                <w:webHidden/>
+              </w:rPr>
+              <w:tab/>
+            </w:r>
+            <w:r>
+              <w:rPr>
+                <w:noProof/>
+                <w:webHidden/>
+              </w:rPr>
+              <w:fldChar w:fldCharType="begin"/>
+            </w:r>
+            <w:r>
+              <w:rPr>
+                <w:noProof/>
+                <w:webHidden/>
+              </w:rPr>
+              <w:instrText xml:space="preserve"> PAGEREF _Toc231089535 \h </w:instrText>
+            </w:r>
+            <w:r>
+              <w:rPr>
+                <w:noProof/>
+                <w:webHidden/>
+              </w:rPr>
+            </w:r>
+            <w:r>
+              <w:rPr>
+                <w:noProof/>
+                <w:webHidden/>
+              </w:rPr>
+              <w:fldChar w:fldCharType="separate"/>
+            </w:r>
+            <w:r>
+              <w:rPr>
+                <w:rFonts w:hint="eastAsia"/>
+                <w:noProof/>
+                <w:webHidden/>
+              </w:rPr>
+              <w:t>15</w:t>
+            </w:r>
+            <w:r>
+              <w:rPr>
+                <w:noProof/>
+                <w:webHidden/>
+              </w:rPr>
+              <w:fldChar w:fldCharType="end"/>
+            </w:r>
+          </w:hyperlink>
+        </w:p>
+        <w:p>
+          <w:pPr>
+            <w:pStyle w:val="TOC3"/>
+            <w:tabs>
+              <w:tab w:val="right" w:leader="dot" w:pos="9855"/>
+            </w:tabs>
+            <w:rPr>
+              <w:rFonts w:eastAsiaTheme="minorEastAsia" w:cstheme="minorBidi"/>
+              <w:noProof/>
+              <w:color w:val="auto"/>
+              <w:kern w:val="2"/>
+              <w:sz w:val="24"/>
+              <w:szCs w:val="24"/>
+              <w14:ligatures w14:val="standardContextual"/>
+            </w:rPr>
+          </w:pPr>
+          <w:hyperlink w:anchor="_Toc231089536" w:history="1">
+            <w:r>
+              <w:rPr>
+                <w:rStyle w:val="Hyperlink"/>
+                <w:rFonts w:ascii="Times New Roman" w:hAnsi="Times New Roman"/>
+                <w:noProof/>
+                <w:lang w:val="ru-RU"/>
+              </w:rPr>
+              <w:t>1.4.7. Градиентный бустинг.</w:t>
+            </w:r>
+            <w:r>
+              <w:rPr>
+                <w:noProof/>
+                <w:webHidden/>
+              </w:rPr>
+              <w:tab/>
+            </w:r>
+            <w:r>
+              <w:rPr>
+                <w:noProof/>
+                <w:webHidden/>
+              </w:rPr>
+              <w:fldChar w:fldCharType="begin"/>
+            </w:r>
+            <w:r>
+              <w:rPr>
+                <w:noProof/>
+                <w:webHidden/>
+              </w:rPr>
+              <w:instrText xml:space="preserve"> PAGEREF _Toc231089536 \h </w:instrText>
+            </w:r>
+            <w:r>
+              <w:rPr>
+                <w:noProof/>
+                <w:webHidden/>
+              </w:rPr>
+            </w:r>
+            <w:r>
+              <w:rPr>
+                <w:noProof/>
+                <w:webHidden/>
+              </w:rPr>
+              <w:fldChar w:fldCharType="separate"/>
+            </w:r>
+            <w:r>
+              <w:rPr>
+                <w:rFonts w:hint="eastAsia"/>
+                <w:noProof/>
+                <w:webHidden/>
+              </w:rPr>
+              <w:t>17</w:t>
+            </w:r>
+            <w:r>
+              <w:rPr>
+                <w:noProof/>
+                <w:webHidden/>
+              </w:rPr>
+              <w:fldChar w:fldCharType="end"/>
+            </w:r>
+          </w:hyperlink>
+        </w:p>
+        <w:p>
+          <w:pPr>
+            <w:pStyle w:val="TOC1"/>
+            <w:tabs>
+              <w:tab w:val="right" w:leader="dot" w:pos="9855"/>
+            </w:tabs>
+            <w:rPr>
+              <w:rFonts w:eastAsiaTheme="minorEastAsia" w:cstheme="minorBidi"/>
+              <w:b w:val="0"/>
+              <w:bCs w:val="0"/>
+              <w:i w:val="0"/>
+              <w:iCs w:val="0"/>
+              <w:noProof/>
+              <w:color w:val="auto"/>
+              <w:kern w:val="2"/>
+              <w14:ligatures w14:val="standardContextual"/>
+            </w:rPr>
+          </w:pPr>
+          <w:hyperlink w:anchor="_Toc231089537" w:history="1">
+            <w:r>
+              <w:rPr>
+                <w:rStyle w:val="Hyperlink"/>
+                <w:rFonts w:ascii="Times New Roman" w:hAnsi="Times New Roman"/>
+                <w:noProof/>
+                <w:lang w:val="ru-RU"/>
+              </w:rPr>
+              <w:t>ГЛАВА 2. ПРАКТИЧЕСКОЕ ПРИМЕНЕНИЕ СРЕДСТВ МАШИННОГО ОБУЧЕНИЯ ДЛЯ ПРОГНОЗИРОВАНИЯ СТРАХОВЫХ ВЫПЛАТ</w:t>
+            </w:r>
+            <w:r>
+              <w:rPr>
+                <w:noProof/>
+                <w:webHidden/>
+              </w:rPr>
+              <w:tab/>
+            </w:r>
+            <w:r>
+              <w:rPr>
+                <w:noProof/>
+                <w:webHidden/>
+              </w:rPr>
+              <w:fldChar w:fldCharType="begin"/>
+            </w:r>
+            <w:r>
+              <w:rPr>
+                <w:noProof/>
+                <w:webHidden/>
+              </w:rPr>
+              <w:instrText xml:space="preserve"> PAGEREF _Toc231089537 \h </w:instrText>
+            </w:r>
+            <w:r>
+              <w:rPr>
+                <w:noProof/>
+                <w:webHidden/>
+              </w:rPr>
+            </w:r>
+            <w:r>
+              <w:rPr>
+                <w:noProof/>
+                <w:webHidden/>
+              </w:rPr>
+              <w:fldChar w:fldCharType="separate"/>
+            </w:r>
+            <w:r>
+              <w:rPr>
+                <w:rFonts w:hint="eastAsia"/>
+                <w:noProof/>
+                <w:webHidden/>
+              </w:rPr>
+              <w:t>20</w:t>
             </w:r>
             <w:r>
               <w:rPr>
@@ -904,7 +1566,9 @@
               <w:tab w:val="right" w:leader="dot" w:pos="9855"/>
             </w:tabs>
             <w:rPr>
-              <w:rFonts w:eastAsiaTheme="minorEastAsia" w:cstheme="minorBidi" w:hint="eastAsia"/>
+              <w:rFonts w:eastAsiaTheme="minorEastAsia" w:cstheme="minorBidi"/>
+              <w:b w:val="0"/>
+              <w:bCs w:val="0"/>
               <w:noProof/>
               <w:color w:val="auto"/>
               <w:kern w:val="2"/>
@@ -913,13 +1577,14 @@
               <w14:ligatures w14:val="standardContextual"/>
             </w:rPr>
           </w:pPr>
-          <w:hyperlink w:anchor="_Toc230784530" w:history="1">
+          <w:hyperlink w:anchor="_Toc231089538" w:history="1">
             <w:r>
               <w:rPr>
                 <w:rStyle w:val="Hyperlink"/>
                 <w:noProof/>
-              </w:rPr>
-              <w:t>2. Первичный разведочный анализ данных (EDA). Часть 1.</w:t>
+                <w:lang w:val="ru-RU"/>
+              </w:rPr>
+              <w:t>2.1. Анализ исходного датасета. Предобработка данных, кодирование признаков и извлечение признаков.</w:t>
             </w:r>
             <w:r>
               <w:rPr>
@@ -940,7 +1605,7 @@
                 <w:noProof/>
                 <w:webHidden/>
               </w:rPr>
-              <w:instrText xml:space="preserve"> PAGEREF _Toc230784530 \h </w:instrText>
+              <w:instrText xml:space="preserve"> PAGEREF _Toc231089538 \h </w:instrText>
             </w:r>
             <w:r>
               <w:rPr>
@@ -957,10 +1622,11 @@
             </w:r>
             <w:r>
               <w:rPr>
+                <w:rFonts w:hint="eastAsia"/>
                 <w:noProof/>
                 <w:webHidden/>
               </w:rPr>
-              <w:t>10</w:t>
+              <w:t>20</w:t>
             </w:r>
             <w:r>
               <w:rPr>
@@ -978,7 +1644,9 @@
               <w:tab w:val="right" w:leader="dot" w:pos="9855"/>
             </w:tabs>
             <w:rPr>
-              <w:rFonts w:eastAsiaTheme="minorEastAsia" w:cstheme="minorBidi" w:hint="eastAsia"/>
+              <w:rFonts w:eastAsiaTheme="minorEastAsia" w:cstheme="minorBidi"/>
+              <w:b w:val="0"/>
+              <w:bCs w:val="0"/>
               <w:noProof/>
               <w:color w:val="auto"/>
               <w:kern w:val="2"/>
@@ -987,7 +1655,179 @@
               <w14:ligatures w14:val="standardContextual"/>
             </w:rPr>
           </w:pPr>
-          <w:hyperlink w:anchor="_Toc230784531" w:history="1">
+          <w:hyperlink w:anchor="_Toc231089539" w:history="1">
+            <w:r>
+              <w:rPr>
+                <w:rStyle w:val="Hyperlink"/>
+                <w:noProof/>
+                <w:lang w:val="ru-RU"/>
+              </w:rPr>
+              <w:t>2.2. Обоснование в</w:t>
+            </w:r>
+            <w:r>
+              <w:rPr>
+                <w:rStyle w:val="Hyperlink"/>
+                <w:noProof/>
+                <w:lang w:val="ru-RU"/>
+              </w:rPr>
+              <w:t>ы</w:t>
+            </w:r>
+            <w:r>
+              <w:rPr>
+                <w:rStyle w:val="Hyperlink"/>
+                <w:noProof/>
+                <w:lang w:val="ru-RU"/>
+              </w:rPr>
+              <w:t>бора моделей машинного обучения.</w:t>
+            </w:r>
+            <w:r>
+              <w:rPr>
+                <w:noProof/>
+                <w:webHidden/>
+              </w:rPr>
+              <w:tab/>
+            </w:r>
+            <w:r>
+              <w:rPr>
+                <w:noProof/>
+                <w:webHidden/>
+              </w:rPr>
+              <w:fldChar w:fldCharType="begin"/>
+            </w:r>
+            <w:r>
+              <w:rPr>
+                <w:noProof/>
+                <w:webHidden/>
+              </w:rPr>
+              <w:instrText xml:space="preserve"> PAGEREF _Toc231089539 \h </w:instrText>
+            </w:r>
+            <w:r>
+              <w:rPr>
+                <w:noProof/>
+                <w:webHidden/>
+              </w:rPr>
+            </w:r>
+            <w:r>
+              <w:rPr>
+                <w:noProof/>
+                <w:webHidden/>
+              </w:rPr>
+              <w:fldChar w:fldCharType="separate"/>
+            </w:r>
+            <w:r>
+              <w:rPr>
+                <w:rFonts w:hint="eastAsia"/>
+                <w:noProof/>
+                <w:webHidden/>
+              </w:rPr>
+              <w:t>21</w:t>
+            </w:r>
+            <w:r>
+              <w:rPr>
+                <w:noProof/>
+                <w:webHidden/>
+              </w:rPr>
+              <w:fldChar w:fldCharType="end"/>
+            </w:r>
+          </w:hyperlink>
+        </w:p>
+        <w:p>
+          <w:pPr>
+            <w:pStyle w:val="TOC2"/>
+            <w:tabs>
+              <w:tab w:val="right" w:leader="dot" w:pos="9855"/>
+            </w:tabs>
+            <w:rPr>
+              <w:rFonts w:eastAsiaTheme="minorEastAsia" w:cstheme="minorBidi"/>
+              <w:b w:val="0"/>
+              <w:bCs w:val="0"/>
+              <w:noProof/>
+              <w:color w:val="auto"/>
+              <w:kern w:val="2"/>
+              <w:sz w:val="24"/>
+              <w:szCs w:val="24"/>
+              <w14:ligatures w14:val="standardContextual"/>
+            </w:rPr>
+          </w:pPr>
+          <w:hyperlink w:anchor="_Toc231089540" w:history="1">
+            <w:r>
+              <w:rPr>
+                <w:rStyle w:val="Hyperlink"/>
+                <w:rFonts w:ascii="Times New Roman" w:hAnsi="Times New Roman"/>
+                <w:noProof/>
+              </w:rPr>
+              <w:t>2. Первичный разведочный анализ данных (EDA). Часть 1.</w:t>
+            </w:r>
+            <w:r>
+              <w:rPr>
+                <w:noProof/>
+                <w:webHidden/>
+              </w:rPr>
+              <w:tab/>
+            </w:r>
+            <w:r>
+              <w:rPr>
+                <w:noProof/>
+                <w:webHidden/>
+              </w:rPr>
+              <w:fldChar w:fldCharType="begin"/>
+            </w:r>
+            <w:r>
+              <w:rPr>
+                <w:noProof/>
+                <w:webHidden/>
+              </w:rPr>
+              <w:instrText xml:space="preserve"> PAGEREF _Toc231089540 \h </w:instrText>
+            </w:r>
+            <w:r>
+              <w:rPr>
+                <w:noProof/>
+                <w:webHidden/>
+              </w:rPr>
+            </w:r>
+            <w:r>
+              <w:rPr>
+                <w:noProof/>
+                <w:webHidden/>
+              </w:rPr>
+              <w:fldChar w:fldCharType="separate"/>
+            </w:r>
+            <w:r>
+              <w:rPr>
+                <w:rFonts w:hint="eastAsia"/>
+                <w:noProof/>
+                <w:webHidden/>
+              </w:rPr>
+              <w:t>24</w:t>
+            </w:r>
+            <w:r>
+              <w:rPr>
+                <w:noProof/>
+                <w:webHidden/>
+              </w:rPr>
+              <w:fldChar w:fldCharType="end"/>
+            </w:r>
+          </w:hyperlink>
+        </w:p>
+        <w:p>
+          <w:pPr>
+            <w:pStyle w:val="TOC2"/>
+            <w:tabs>
+              <w:tab w:val="right" w:leader="dot" w:pos="9855"/>
+            </w:tabs>
+            <w:rPr>
+              <w:rFonts w:eastAsiaTheme="minorEastAsia" w:cstheme="minorBidi"/>
+              <w:b w:val="0"/>
+              <w:bCs w:val="0"/>
+              <w:noProof/>
+              <w:color w:val="auto"/>
+              <w:kern w:val="2"/>
+              <w:sz w:val="24"/>
+              <w:szCs w:val="24"/>
+              <w14:ligatures w14:val="standardContextual"/>
+            </w:rPr>
+          </w:pPr>
+          <w:hyperlink w:anchor="_Toc231089541" w:history="1">
             <w:r>
               <w:rPr>
                 <w:rStyle w:val="Hyperlink"/>
@@ -1014,7 +1854,7 @@
                 <w:noProof/>
                 <w:webHidden/>
               </w:rPr>
-              <w:instrText xml:space="preserve"> PAGEREF _Toc230784531 \h </w:instrText>
+              <w:instrText xml:space="preserve"> PAGEREF _Toc231089541 \h </w:instrText>
             </w:r>
             <w:r>
               <w:rPr>
@@ -1031,10 +1871,11 @@
             </w:r>
             <w:r>
               <w:rPr>
+                <w:rFonts w:hint="eastAsia"/>
                 <w:noProof/>
                 <w:webHidden/>
               </w:rPr>
-              <w:t>13</w:t>
+              <w:t>27</w:t>
             </w:r>
             <w:r>
               <w:rPr>
@@ -1453,7 +2294,7 @@
       <w:r>
         <w:br w:type="page"/>
       </w:r>
-      <w:bookmarkStart w:id="1" w:name="_Toc230784525"/>
+      <w:bookmarkStart w:id="1" w:name="_Toc231089525"/>
       <w:r>
         <w:lastRenderedPageBreak/>
         <w:t xml:space="preserve">Глава 1. </w:t>
@@ -1481,7 +2322,7 @@
         </w:rPr>
       </w:pPr>
       <w:bookmarkStart w:id="2" w:name="__RefHeading___2"/>
-      <w:bookmarkStart w:id="3" w:name="_Toc230784526"/>
+      <w:bookmarkStart w:id="3" w:name="_Toc231089526"/>
       <w:bookmarkEnd w:id="2"/>
       <w:r>
         <w:rPr>
@@ -1550,7 +2391,7 @@
         </w:rPr>
       </w:pPr>
       <w:bookmarkStart w:id="4" w:name="__RefHeading___3"/>
-      <w:bookmarkStart w:id="5" w:name="_Toc230784527"/>
+      <w:bookmarkStart w:id="5" w:name="_Toc231089527"/>
       <w:bookmarkEnd w:id="4"/>
       <w:r>
         <w:rPr>
@@ -1771,7 +2612,7 @@
         </w:rPr>
       </w:pPr>
       <w:bookmarkStart w:id="6" w:name="__RefHeading___4"/>
-      <w:bookmarkStart w:id="7" w:name="_Toc230784528"/>
+      <w:bookmarkStart w:id="7" w:name="_Toc231089528"/>
       <w:bookmarkEnd w:id="6"/>
       <w:r>
         <w:rPr>
@@ -1860,7 +2701,7 @@
         </w:rPr>
       </w:pPr>
       <w:bookmarkStart w:id="8" w:name="__RefHeading___5"/>
-      <w:bookmarkStart w:id="9" w:name="_Toc230784529"/>
+      <w:bookmarkStart w:id="9" w:name="_Toc231089529"/>
       <w:bookmarkEnd w:id="8"/>
       <w:r>
         <w:rPr>
@@ -1887,6 +2728,7 @@
           <w:lang w:val="ru-RU"/>
         </w:rPr>
       </w:pPr>
+      <w:bookmarkStart w:id="10" w:name="_Toc231089530"/>
       <w:r>
         <w:rPr>
           <w:rFonts w:ascii="Times New Roman" w:hAnsi="Times New Roman"/>
@@ -1894,6 +2736,7 @@
         </w:rPr>
         <w:t>1.4.1. Линейная Регрессия</w:t>
       </w:r>
+      <w:bookmarkEnd w:id="10"/>
     </w:p>
     <w:p>
       <w:pPr>
@@ -2966,6 +3809,7 @@
           <w:lang w:val="ru-RU"/>
         </w:rPr>
       </w:pPr>
+      <w:bookmarkStart w:id="11" w:name="_Toc231089531"/>
       <w:r>
         <w:rPr>
           <w:rFonts w:ascii="Times New Roman" w:hAnsi="Times New Roman"/>
@@ -2980,6 +3824,7 @@
         </w:rPr>
         <w:t>Множественная линейная регрессия</w:t>
       </w:r>
+      <w:bookmarkEnd w:id="11"/>
     </w:p>
     <w:p>
       <w:pPr>
@@ -3367,6 +4212,7 @@
           <w:rFonts w:ascii="Times New Roman" w:hAnsi="Times New Roman"/>
         </w:rPr>
       </w:pPr>
+      <w:bookmarkStart w:id="12" w:name="_Toc231089532"/>
       <w:r>
         <w:rPr>
           <w:rFonts w:ascii="Times New Roman" w:hAnsi="Times New Roman"/>
@@ -3386,6 +4232,7 @@
         </w:rPr>
         <w:t>. Регуляризация</w:t>
       </w:r>
+      <w:bookmarkEnd w:id="12"/>
     </w:p>
     <w:p>
       <w:pPr>
@@ -4444,36 +5291,35 @@
           <w:bCs/>
         </w:rPr>
       </w:pPr>
-      <w:bookmarkStart w:id="10" w:name="__RefHeading___10"/>
-      <w:bookmarkEnd w:id="10"/>
-    </w:p>
-    <w:p>
-      <w:pPr>
-        <w:pStyle w:val="Heading2"/>
-        <w:spacing w:before="238" w:after="159"/>
-        <w:rPr>
-          <w:rFonts w:ascii="Times New Roman" w:hAnsi="Times New Roman"/>
-          <w:b w:val="0"/>
+      <w:bookmarkStart w:id="13" w:name="__RefHeading___10"/>
+      <w:bookmarkEnd w:id="13"/>
+    </w:p>
+    <w:p>
+      <w:pPr>
+        <w:rPr>
+          <w:rFonts w:ascii="Times New Roman" w:hAnsi="Times New Roman"/>
+          <w:b/>
+        </w:rPr>
+      </w:pPr>
+      <w:r>
+        <w:rPr>
+          <w:rFonts w:ascii="Times New Roman" w:hAnsi="Times New Roman"/>
+        </w:rPr>
+        <w:t>Минимизация этой функции означает ограничение величины регуляризационного члена при одновременной минимизации исходной функции потерь. Пусть регуляризационный член может принимать максимальное значение s:</w:t>
+      </w:r>
+    </w:p>
+    <w:p>
+      <w:pPr>
+        <w:rPr>
+          <w:rFonts w:ascii="Times New Roman" w:hAnsi="Times New Roman"/>
           <w:bCs/>
         </w:rPr>
       </w:pPr>
-      <w:r>
-        <w:rPr>
-          <w:rFonts w:ascii="Times New Roman" w:hAnsi="Times New Roman"/>
-          <w:b w:val="0"/>
-          <w:bCs/>
-        </w:rPr>
-        <w:t>Минимизация этой функции означает ограничение величины регуляризационного члена при одновременной минимизации исходной функции потерь. Пусть регуляризационный член может принимать максимальное значение s:</w:t>
-      </w:r>
-    </w:p>
-    <w:p>
-      <w:pPr>
-        <w:pStyle w:val="Heading2"/>
-        <w:spacing w:before="238" w:after="159"/>
-        <w:jc w:val="left"/>
-        <w:rPr>
-          <w:rFonts w:ascii="Times New Roman" w:hAnsi="Times New Roman"/>
-          <w:b w:val="0"/>
+    </w:p>
+    <w:p>
+      <w:pPr>
+        <w:rPr>
+          <w:rFonts w:ascii="Times New Roman" w:hAnsi="Times New Roman"/>
           <w:bCs/>
         </w:rPr>
       </w:pPr>
@@ -4486,9 +5332,7 @@
               <m:ctrlPr>
                 <w:rPr>
                   <w:rFonts w:ascii="Cambria Math" w:hAnsi="Cambria Math"/>
-                  <w:b w:val="0"/>
                   <w:bCs/>
-                  <w:i/>
                 </w:rPr>
               </m:ctrlPr>
             </m:dPr>
@@ -4498,17 +5342,12 @@
                   <m:ctrlPr>
                     <w:rPr>
                       <w:rFonts w:ascii="Cambria Math" w:hAnsi="Cambria Math"/>
-                      <w:b w:val="0"/>
                       <w:bCs/>
-                      <w:i/>
                     </w:rPr>
                   </m:ctrlPr>
                 </m:sSubPr>
                 <m:e>
                   <m:r>
-                    <m:rPr>
-                      <m:sty m:val="bi"/>
-                    </m:rPr>
                     <w:rPr>
                       <w:rFonts w:ascii="Cambria Math" w:hAnsi="Cambria Math"/>
                     </w:rPr>
@@ -4518,7 +5357,7 @@
                 <m:sub>
                   <m:r>
                     <m:rPr>
-                      <m:sty m:val="bi"/>
+                      <m:sty m:val="p"/>
                     </m:rPr>
                     <w:rPr>
                       <w:rFonts w:ascii="Cambria Math" w:hAnsi="Cambria Math"/>
@@ -4531,7 +5370,7 @@
           </m:d>
           <m:r>
             <m:rPr>
-              <m:sty m:val="bi"/>
+              <m:sty m:val="p"/>
             </m:rPr>
             <w:rPr>
               <w:rFonts w:ascii="Cambria Math" w:hAnsi="Cambria Math"/>
@@ -4545,9 +5384,7 @@
               <m:ctrlPr>
                 <w:rPr>
                   <w:rFonts w:ascii="Cambria Math" w:hAnsi="Cambria Math"/>
-                  <w:b w:val="0"/>
                   <w:bCs/>
-                  <w:i/>
                 </w:rPr>
               </m:ctrlPr>
             </m:dPr>
@@ -4557,17 +5394,12 @@
                   <m:ctrlPr>
                     <w:rPr>
                       <w:rFonts w:ascii="Cambria Math" w:hAnsi="Cambria Math"/>
-                      <w:b w:val="0"/>
                       <w:bCs/>
-                      <w:i/>
                     </w:rPr>
                   </m:ctrlPr>
                 </m:sSubPr>
                 <m:e>
                   <m:r>
-                    <m:rPr>
-                      <m:sty m:val="bi"/>
-                    </m:rPr>
                     <w:rPr>
                       <w:rFonts w:ascii="Cambria Math" w:hAnsi="Cambria Math"/>
                     </w:rPr>
@@ -4577,7 +5409,7 @@
                 <m:sub>
                   <m:r>
                     <m:rPr>
-                      <m:sty m:val="bi"/>
+                      <m:sty m:val="p"/>
                     </m:rPr>
                     <w:rPr>
                       <w:rFonts w:ascii="Cambria Math" w:hAnsi="Cambria Math"/>
@@ -4590,12 +5422,18 @@
           </m:d>
           <m:r>
             <m:rPr>
-              <m:sty m:val="bi"/>
+              <m:sty m:val="p"/>
             </m:rPr>
             <w:rPr>
               <w:rFonts w:ascii="Cambria Math" w:hAnsi="Cambria Math"/>
             </w:rPr>
-            <m:t>≤s</m:t>
+            <m:t>≤</m:t>
+          </m:r>
+          <m:r>
+            <w:rPr>
+              <w:rFonts w:ascii="Cambria Math" w:hAnsi="Cambria Math"/>
+            </w:rPr>
+            <m:t>s</m:t>
           </m:r>
         </m:oMath>
       </m:oMathPara>
@@ -4603,33 +5441,31 @@
     <w:p>
       <w:pPr>
         <w:rPr>
-          <w:rFonts w:hint="eastAsia"/>
-        </w:rPr>
-      </w:pPr>
-    </w:p>
-    <w:p>
-      <w:pPr>
-        <w:rPr>
-          <w:rFonts w:hint="eastAsia"/>
-        </w:rPr>
-      </w:pPr>
-      <w:r>
+          <w:rFonts w:ascii="Times New Roman" w:hAnsi="Times New Roman"/>
+        </w:rPr>
+      </w:pPr>
+    </w:p>
+    <w:p>
+      <w:pPr>
+        <w:rPr>
+          <w:rFonts w:ascii="Times New Roman" w:hAnsi="Times New Roman"/>
+        </w:rPr>
+      </w:pPr>
+      <w:r>
+        <w:rPr>
+          <w:rFonts w:ascii="Times New Roman" w:hAnsi="Times New Roman"/>
+        </w:rPr>
         <w:t xml:space="preserve">Это эквивалентно ограничению коэффициентов областью вокруг начала координат, ограниченной четырьмя прямыми: </w:t>
       </w:r>
     </w:p>
     <w:p>
       <w:pPr>
         <w:rPr>
-          <w:rFonts w:hint="eastAsia"/>
-        </w:rPr>
-      </w:pPr>
-    </w:p>
-    <w:p>
-      <w:pPr>
-        <w:rPr>
-          <w:rFonts w:hint="eastAsia"/>
-        </w:rPr>
-      </w:pPr>
+          <w:rFonts w:ascii="Times New Roman" w:hAnsi="Times New Roman"/>
+        </w:rPr>
+      </w:pPr>
+    </w:p>
+    <w:p>
       <m:oMathPara>
         <m:oMath>
           <m:sSub>
@@ -4893,9 +5729,6 @@
     </w:p>
     <w:p>
       <w:pPr>
-        <w:pStyle w:val="Heading2"/>
-        <w:spacing w:before="238" w:after="159"/>
-        <w:jc w:val="left"/>
         <w:rPr>
           <w:rFonts w:hint="eastAsia"/>
         </w:rPr>
@@ -4903,44 +5736,58 @@
     </w:p>
     <w:p>
       <w:pPr>
-        <w:pStyle w:val="Heading2"/>
-        <w:spacing w:before="238" w:after="159"/>
+        <w:rPr>
+          <w:rFonts w:ascii="Times New Roman" w:hAnsi="Times New Roman"/>
+          <w:lang w:val="ru-RU"/>
+        </w:rPr>
+      </w:pPr>
+      <w:r>
+        <w:rPr>
+          <w:rFonts w:ascii="Times New Roman" w:hAnsi="Times New Roman"/>
+          <w:lang w:val="ru-RU"/>
+        </w:rPr>
+        <w:t xml:space="preserve">Уже было рассмотрено как </w:t>
+      </w:r>
+      <w:r>
+        <w:rPr>
+          <w:rFonts w:ascii="Times New Roman" w:hAnsi="Times New Roman"/>
+        </w:rPr>
+        <w:t xml:space="preserve">L1-регуляризация уменьшает переобучение и одновременно выступает в роли метода отбора признаков, на примере двух признаков. </w:t>
+      </w:r>
+      <w:r>
+        <w:rPr>
+          <w:rFonts w:ascii="Times New Roman" w:hAnsi="Times New Roman"/>
+          <w:lang w:val="ru-RU"/>
+        </w:rPr>
+        <w:t>Но к</w:t>
+      </w:r>
+      <w:r>
+        <w:rPr>
+          <w:rFonts w:ascii="Times New Roman" w:hAnsi="Times New Roman"/>
+        </w:rPr>
+        <w:t xml:space="preserve">ак это обобщается на набор данных с множеством признаков? </w:t>
+      </w:r>
+      <w:r>
+        <w:rPr>
+          <w:rFonts w:ascii="Times New Roman" w:hAnsi="Times New Roman"/>
+        </w:rPr>
+        <w:lastRenderedPageBreak/>
+        <w:t>Функция потерь для множественной линейной регрессии с m признаками выглядит так:</w:t>
+      </w:r>
+    </w:p>
+    <w:p>
+      <w:pPr>
+        <w:rPr>
+          <w:rFonts w:ascii="Times New Roman" w:hAnsi="Times New Roman"/>
+          <w:b/>
+          <w:lang w:val="ru-RU"/>
+        </w:rPr>
+      </w:pPr>
+    </w:p>
+    <w:p>
+      <w:pPr>
         <w:rPr>
           <w:rFonts w:hint="eastAsia"/>
-          <w:b w:val="0"/>
-          <w:bCs/>
-          <w:lang w:val="ru-RU"/>
-        </w:rPr>
-      </w:pPr>
-      <w:r>
-        <w:rPr>
-          <w:b w:val="0"/>
-          <w:bCs/>
-          <w:lang w:val="ru-RU"/>
-        </w:rPr>
-        <w:lastRenderedPageBreak/>
-        <w:t xml:space="preserve">Уже было рассмотрено как </w:t>
-      </w:r>
-      <w:r>
-        <w:rPr>
-          <w:b w:val="0"/>
-          <w:bCs/>
-        </w:rPr>
-        <w:t>L1-регуляризация уменьшает переобучение и одновременно выступает в роли метода отбора признаков, на примере двух признаков. Как это обобщается на набор данных с множеством признаков? Функция потерь для множественной линейной регрессии с m признаками выглядит так:</w:t>
-      </w:r>
-    </w:p>
-    <w:p>
-      <w:pPr>
-        <w:pStyle w:val="Heading2"/>
-        <w:spacing w:before="238" w:after="159"/>
-        <w:jc w:val="left"/>
-        <w:rPr>
-          <w:rFonts w:hint="eastAsia"/>
-          <w:b w:val="0"/>
-          <w:bCs/>
-          <w:i/>
-          <w:sz w:val="24"/>
-          <w:szCs w:val="24"/>
           <w:lang w:val="en-US"/>
         </w:rPr>
       </w:pPr>
@@ -4950,8 +5797,17 @@
         </m:oMathParaPr>
         <m:oMath>
           <m:r>
+            <w:rPr>
+              <w:rFonts w:ascii="Cambria Math" w:hAnsi="Cambria Math"/>
+              <w:sz w:val="24"/>
+              <w:szCs w:val="24"/>
+              <w:lang w:val="en-US"/>
+            </w:rPr>
+            <m:t>L</m:t>
+          </m:r>
+          <m:r>
             <m:rPr>
-              <m:sty m:val="bi"/>
+              <m:sty m:val="p"/>
             </m:rPr>
             <w:rPr>
               <w:rFonts w:ascii="Cambria Math" w:hAnsi="Cambria Math"/>
@@ -4959,11 +5815,11 @@
               <w:szCs w:val="24"/>
               <w:lang w:val="en-US"/>
             </w:rPr>
-            <m:t xml:space="preserve">L1 </m:t>
+            <m:t xml:space="preserve">1 </m:t>
           </m:r>
           <m:r>
             <m:rPr>
-              <m:sty m:val="bi"/>
+              <m:sty m:val="p"/>
             </m:rPr>
             <w:rPr>
               <w:rFonts w:ascii="Cambria Math" w:hAnsi="Cambria Math"/>
@@ -4978,9 +5834,6 @@
               <m:ctrlPr>
                 <w:rPr>
                   <w:rFonts w:ascii="Cambria Math" w:hAnsi="Cambria Math"/>
-                  <w:b w:val="0"/>
-                  <w:bCs/>
-                  <w:i/>
                   <w:sz w:val="24"/>
                   <w:szCs w:val="24"/>
                   <w:lang w:val="ru-RU"/>
@@ -4990,7 +5843,7 @@
             <m:num>
               <m:r>
                 <m:rPr>
-                  <m:sty m:val="bi"/>
+                  <m:sty m:val="p"/>
                 </m:rPr>
                 <w:rPr>
                   <w:rFonts w:ascii="Cambria Math" w:hAnsi="Cambria Math"/>
@@ -5003,9 +5856,6 @@
             </m:num>
             <m:den>
               <m:r>
-                <m:rPr>
-                  <m:sty m:val="bi"/>
-                </m:rPr>
                 <w:rPr>
                   <w:rFonts w:ascii="Cambria Math" w:hAnsi="Cambria Math"/>
                   <w:sz w:val="24"/>
@@ -5018,7 +5868,7 @@
           </m:f>
           <m:r>
             <m:rPr>
-              <m:sty m:val="bi"/>
+              <m:sty m:val="p"/>
             </m:rPr>
             <w:rPr>
               <w:rFonts w:ascii="Cambria Math" w:hAnsi="Cambria Math"/>
@@ -5035,9 +5885,6 @@
               <m:ctrlPr>
                 <w:rPr>
                   <w:rFonts w:ascii="Cambria Math" w:hAnsi="Cambria Math"/>
-                  <w:b w:val="0"/>
-                  <w:bCs/>
-                  <w:i/>
                   <w:sz w:val="24"/>
                   <w:szCs w:val="24"/>
                   <w:lang w:val="en-US"/>
@@ -5046,8 +5893,17 @@
             </m:naryPr>
             <m:sub>
               <m:r>
+                <w:rPr>
+                  <w:rFonts w:ascii="Cambria Math" w:hAnsi="Cambria Math"/>
+                  <w:sz w:val="24"/>
+                  <w:szCs w:val="24"/>
+                  <w:lang w:val="en-US"/>
+                </w:rPr>
+                <m:t>i</m:t>
+              </m:r>
+              <m:r>
                 <m:rPr>
-                  <m:sty m:val="bi"/>
+                  <m:sty m:val="p"/>
                 </m:rPr>
                 <w:rPr>
                   <w:rFonts w:ascii="Cambria Math" w:hAnsi="Cambria Math"/>
@@ -5055,14 +5911,11 @@
                   <w:szCs w:val="24"/>
                   <w:lang w:val="en-US"/>
                 </w:rPr>
-                <m:t>i=1</m:t>
+                <m:t>=1</m:t>
               </m:r>
             </m:sub>
             <m:sup>
               <m:r>
-                <m:rPr>
-                  <m:sty m:val="bi"/>
-                </m:rPr>
                 <w:rPr>
                   <w:rFonts w:ascii="Cambria Math" w:hAnsi="Cambria Math"/>
                   <w:sz w:val="24"/>
@@ -5075,7 +5928,7 @@
             <m:e>
               <m:r>
                 <m:rPr>
-                  <m:sty m:val="bi"/>
+                  <m:sty m:val="p"/>
                 </m:rPr>
                 <w:rPr>
                   <w:rFonts w:ascii="Cambria Math" w:hAnsi="Cambria Math"/>
@@ -5090,9 +5943,6 @@
                   <m:ctrlPr>
                     <w:rPr>
                       <w:rFonts w:ascii="Cambria Math" w:hAnsi="Cambria Math"/>
-                      <w:b w:val="0"/>
-                      <w:bCs/>
-                      <w:i/>
                       <w:sz w:val="24"/>
                       <w:szCs w:val="24"/>
                       <w:lang w:val="en-US"/>
@@ -5101,9 +5951,6 @@
                 </m:sSubPr>
                 <m:e>
                   <m:r>
-                    <m:rPr>
-                      <m:sty m:val="bi"/>
-                    </m:rPr>
                     <w:rPr>
                       <w:rFonts w:ascii="Cambria Math" w:hAnsi="Cambria Math"/>
                       <w:sz w:val="24"/>
@@ -5115,9 +5962,6 @@
                 </m:e>
                 <m:sub>
                   <m:r>
-                    <m:rPr>
-                      <m:sty m:val="bi"/>
-                    </m:rPr>
                     <w:rPr>
                       <w:rFonts w:ascii="Cambria Math" w:hAnsi="Cambria Math"/>
                       <w:sz w:val="24"/>
@@ -5130,7 +5974,7 @@
               </m:sSub>
               <m:r>
                 <m:rPr>
-                  <m:sty m:val="bi"/>
+                  <m:sty m:val="p"/>
                 </m:rPr>
                 <w:rPr>
                   <w:rFonts w:ascii="Cambria Math" w:hAnsi="Cambria Math"/>
@@ -5145,9 +5989,6 @@
                   <m:ctrlPr>
                     <w:rPr>
                       <w:rFonts w:ascii="Cambria Math" w:hAnsi="Cambria Math"/>
-                      <w:b w:val="0"/>
-                      <w:bCs/>
-                      <w:i/>
                       <w:sz w:val="24"/>
                       <w:szCs w:val="24"/>
                       <w:lang w:val="en-US"/>
@@ -5156,9 +5997,6 @@
                 </m:sSubPr>
                 <m:e>
                   <m:r>
-                    <m:rPr>
-                      <m:sty m:val="bi"/>
-                    </m:rPr>
                     <w:rPr>
                       <w:rFonts w:ascii="Cambria Math" w:hAnsi="Cambria Math"/>
                       <w:sz w:val="24"/>
@@ -5171,7 +6009,7 @@
                 <m:sub>
                   <m:r>
                     <m:rPr>
-                      <m:sty m:val="bi"/>
+                      <m:sty m:val="p"/>
                     </m:rPr>
                     <w:rPr>
                       <w:rFonts w:ascii="Cambria Math" w:hAnsi="Cambria Math"/>
@@ -5185,7 +6023,7 @@
               </m:sSub>
               <m:r>
                 <m:rPr>
-                  <m:sty m:val="bi"/>
+                  <m:sty m:val="p"/>
                 </m:rPr>
                 <w:rPr>
                   <w:rFonts w:ascii="Cambria Math" w:hAnsi="Cambria Math"/>
@@ -5200,9 +6038,6 @@
                   <m:ctrlPr>
                     <w:rPr>
                       <w:rFonts w:ascii="Cambria Math" w:hAnsi="Cambria Math"/>
-                      <w:b w:val="0"/>
-                      <w:bCs/>
-                      <w:i/>
                       <w:sz w:val="24"/>
                       <w:szCs w:val="24"/>
                       <w:lang w:val="en-US"/>
@@ -5211,9 +6046,6 @@
                 </m:sSubPr>
                 <m:e>
                   <m:r>
-                    <m:rPr>
-                      <m:sty m:val="bi"/>
-                    </m:rPr>
                     <w:rPr>
                       <w:rFonts w:ascii="Cambria Math" w:hAnsi="Cambria Math"/>
                       <w:sz w:val="24"/>
@@ -5226,7 +6058,7 @@
                 <m:sub>
                   <m:r>
                     <m:rPr>
-                      <m:sty m:val="bi"/>
+                      <m:sty m:val="p"/>
                     </m:rPr>
                     <w:rPr>
                       <w:rFonts w:ascii="Cambria Math" w:hAnsi="Cambria Math"/>
@@ -5243,9 +6075,6 @@
                   <m:ctrlPr>
                     <w:rPr>
                       <w:rFonts w:ascii="Cambria Math" w:hAnsi="Cambria Math"/>
-                      <w:b w:val="0"/>
-                      <w:bCs/>
-                      <w:i/>
                       <w:sz w:val="24"/>
                       <w:szCs w:val="24"/>
                       <w:lang w:val="en-US"/>
@@ -5254,9 +6083,6 @@
                 </m:sSubPr>
                 <m:e>
                   <m:r>
-                    <m:rPr>
-                      <m:sty m:val="bi"/>
-                    </m:rPr>
                     <w:rPr>
                       <w:rFonts w:ascii="Cambria Math" w:hAnsi="Cambria Math"/>
                       <w:sz w:val="24"/>
@@ -5272,9 +6098,6 @@
                       <m:ctrlPr>
                         <w:rPr>
                           <w:rFonts w:ascii="Cambria Math" w:hAnsi="Cambria Math"/>
-                          <w:b w:val="0"/>
-                          <w:bCs/>
-                          <w:i/>
                           <w:sz w:val="24"/>
                           <w:szCs w:val="24"/>
                           <w:lang w:val="en-US"/>
@@ -5284,7 +6107,7 @@
                     <m:e>
                       <m:r>
                         <m:rPr>
-                          <m:sty m:val="bi"/>
+                          <m:sty m:val="p"/>
                         </m:rPr>
                         <w:rPr>
                           <w:rFonts w:ascii="Cambria Math" w:hAnsi="Cambria Math"/>
@@ -5297,9 +6120,6 @@
                     </m:e>
                     <m:sub>
                       <m:r>
-                        <m:rPr>
-                          <m:sty m:val="bi"/>
-                        </m:rPr>
                         <w:rPr>
                           <w:rFonts w:ascii="Cambria Math" w:hAnsi="Cambria Math"/>
                           <w:sz w:val="24"/>
@@ -5314,7 +6134,7 @@
               </m:sSub>
               <m:r>
                 <m:rPr>
-                  <m:sty m:val="bi"/>
+                  <m:sty m:val="p"/>
                 </m:rPr>
                 <w:rPr>
                   <w:rFonts w:ascii="Cambria Math" w:hAnsi="Cambria Math"/>
@@ -5329,9 +6149,6 @@
                   <m:ctrlPr>
                     <w:rPr>
                       <w:rFonts w:ascii="Cambria Math" w:hAnsi="Cambria Math"/>
-                      <w:b w:val="0"/>
-                      <w:bCs/>
-                      <w:i/>
                       <w:sz w:val="24"/>
                       <w:szCs w:val="24"/>
                       <w:lang w:val="en-US"/>
@@ -5340,9 +6157,6 @@
                 </m:sSubPr>
                 <m:e>
                   <m:r>
-                    <m:rPr>
-                      <m:sty m:val="bi"/>
-                    </m:rPr>
                     <w:rPr>
                       <w:rFonts w:ascii="Cambria Math" w:hAnsi="Cambria Math"/>
                       <w:sz w:val="24"/>
@@ -5355,7 +6169,7 @@
                 <m:sub>
                   <m:r>
                     <m:rPr>
-                      <m:sty m:val="bi"/>
+                      <m:sty m:val="p"/>
                     </m:rPr>
                     <w:rPr>
                       <w:rFonts w:ascii="Cambria Math" w:hAnsi="Cambria Math"/>
@@ -5372,9 +6186,6 @@
                   <m:ctrlPr>
                     <w:rPr>
                       <w:rFonts w:ascii="Cambria Math" w:hAnsi="Cambria Math"/>
-                      <w:b w:val="0"/>
-                      <w:bCs/>
-                      <w:i/>
                       <w:sz w:val="24"/>
                       <w:szCs w:val="24"/>
                       <w:lang w:val="en-US"/>
@@ -5383,9 +6194,6 @@
                 </m:sSubPr>
                 <m:e>
                   <m:r>
-                    <m:rPr>
-                      <m:sty m:val="bi"/>
-                    </m:rPr>
                     <w:rPr>
                       <w:rFonts w:ascii="Cambria Math" w:hAnsi="Cambria Math"/>
                       <w:sz w:val="24"/>
@@ -5401,9 +6209,6 @@
                       <m:ctrlPr>
                         <w:rPr>
                           <w:rFonts w:ascii="Cambria Math" w:hAnsi="Cambria Math"/>
-                          <w:b w:val="0"/>
-                          <w:bCs/>
-                          <w:i/>
                           <w:sz w:val="24"/>
                           <w:szCs w:val="24"/>
                           <w:lang w:val="en-US"/>
@@ -5413,7 +6218,7 @@
                     <m:e>
                       <m:r>
                         <m:rPr>
-                          <m:sty m:val="bi"/>
+                          <m:sty m:val="p"/>
                         </m:rPr>
                         <w:rPr>
                           <w:rFonts w:ascii="Cambria Math" w:hAnsi="Cambria Math"/>
@@ -5426,9 +6231,6 @@
                     </m:e>
                     <m:sub>
                       <m:r>
-                        <m:rPr>
-                          <m:sty m:val="bi"/>
-                        </m:rPr>
                         <w:rPr>
                           <w:rFonts w:ascii="Cambria Math" w:hAnsi="Cambria Math"/>
                           <w:sz w:val="24"/>
@@ -5445,7 +6247,7 @@
           </m:nary>
           <m:r>
             <m:rPr>
-              <m:sty m:val="bi"/>
+              <m:sty m:val="p"/>
             </m:rPr>
             <w:rPr>
               <w:rFonts w:ascii="Cambria Math" w:hAnsi="Cambria Math"/>
@@ -5460,9 +6262,6 @@
               <m:ctrlPr>
                 <w:rPr>
                   <w:rFonts w:ascii="Cambria Math" w:hAnsi="Cambria Math"/>
-                  <w:b w:val="0"/>
-                  <w:bCs/>
-                  <w:i/>
                   <w:sz w:val="24"/>
                   <w:szCs w:val="24"/>
                   <w:lang w:val="en-US"/>
@@ -5471,9 +6270,6 @@
             </m:sSubPr>
             <m:e>
               <m:r>
-                <m:rPr>
-                  <m:sty m:val="bi"/>
-                </m:rPr>
                 <w:rPr>
                   <w:rFonts w:ascii="Cambria Math" w:hAnsi="Cambria Math"/>
                   <w:sz w:val="24"/>
@@ -5485,9 +6281,6 @@
             </m:e>
             <m:sub>
               <m:r>
-                <m:rPr>
-                  <m:sty m:val="bi"/>
-                </m:rPr>
                 <w:rPr>
                   <w:rFonts w:ascii="Cambria Math" w:hAnsi="Cambria Math"/>
                   <w:sz w:val="24"/>
@@ -5503,9 +6296,6 @@
               <m:ctrlPr>
                 <w:rPr>
                   <w:rFonts w:ascii="Cambria Math" w:hAnsi="Cambria Math"/>
-                  <w:b w:val="0"/>
-                  <w:bCs/>
-                  <w:i/>
                   <w:sz w:val="24"/>
                   <w:szCs w:val="24"/>
                   <w:lang w:val="en-US"/>
@@ -5514,9 +6304,6 @@
             </m:sSubPr>
             <m:e>
               <m:r>
-                <m:rPr>
-                  <m:sty m:val="bi"/>
-                </m:rPr>
                 <w:rPr>
                   <w:rFonts w:ascii="Cambria Math" w:hAnsi="Cambria Math"/>
                   <w:sz w:val="24"/>
@@ -5532,9 +6319,6 @@
                   <m:ctrlPr>
                     <w:rPr>
                       <w:rFonts w:ascii="Cambria Math" w:hAnsi="Cambria Math"/>
-                      <w:b w:val="0"/>
-                      <w:bCs/>
-                      <w:i/>
                       <w:sz w:val="24"/>
                       <w:szCs w:val="24"/>
                       <w:lang w:val="en-US"/>
@@ -5543,9 +6327,6 @@
                 </m:sSubPr>
                 <m:e>
                   <m:r>
-                    <m:rPr>
-                      <m:sty m:val="bi"/>
-                    </m:rPr>
                     <w:rPr>
                       <w:rFonts w:ascii="Cambria Math" w:hAnsi="Cambria Math"/>
                       <w:sz w:val="24"/>
@@ -5557,9 +6338,6 @@
                 </m:e>
                 <m:sub>
                   <m:r>
-                    <m:rPr>
-                      <m:sty m:val="bi"/>
-                    </m:rPr>
                     <w:rPr>
                       <w:rFonts w:ascii="Cambria Math" w:hAnsi="Cambria Math"/>
                       <w:sz w:val="24"/>
@@ -5577,9 +6355,6 @@
               <m:ctrlPr>
                 <w:rPr>
                   <w:rFonts w:ascii="Cambria Math" w:hAnsi="Cambria Math"/>
-                  <w:b w:val="0"/>
-                  <w:bCs/>
-                  <w:i/>
                   <w:sz w:val="24"/>
                   <w:szCs w:val="24"/>
                   <w:lang w:val="en-US"/>
@@ -5589,7 +6364,7 @@
             <m:e>
               <m:r>
                 <m:rPr>
-                  <m:sty m:val="bi"/>
+                  <m:sty m:val="p"/>
                 </m:rPr>
                 <w:rPr>
                   <w:rFonts w:ascii="Cambria Math" w:hAnsi="Cambria Math"/>
@@ -5603,7 +6378,7 @@
             <m:sup>
               <m:r>
                 <m:rPr>
-                  <m:sty m:val="bi"/>
+                  <m:sty m:val="p"/>
                 </m:rPr>
                 <w:rPr>
                   <w:rFonts w:ascii="Cambria Math" w:hAnsi="Cambria Math"/>
@@ -5617,7 +6392,7 @@
           </m:sSup>
           <m:r>
             <m:rPr>
-              <m:sty m:val="bi"/>
+              <m:sty m:val="p"/>
             </m:rPr>
             <w:rPr>
               <w:rFonts w:ascii="Cambria Math" w:hAnsi="Cambria Math"/>
@@ -5625,7 +6400,28 @@
               <w:szCs w:val="24"/>
               <w:lang w:val="en-US"/>
             </w:rPr>
-            <m:t>+ α× (</m:t>
+            <m:t xml:space="preserve">+ </m:t>
+          </m:r>
+          <m:r>
+            <w:rPr>
+              <w:rFonts w:ascii="Cambria Math" w:hAnsi="Cambria Math"/>
+              <w:sz w:val="24"/>
+              <w:szCs w:val="24"/>
+              <w:lang w:val="en-US"/>
+            </w:rPr>
+            <m:t>α</m:t>
+          </m:r>
+          <m:r>
+            <m:rPr>
+              <m:sty m:val="p"/>
+            </m:rPr>
+            <w:rPr>
+              <w:rFonts w:ascii="Cambria Math" w:hAnsi="Cambria Math"/>
+              <w:sz w:val="24"/>
+              <w:szCs w:val="24"/>
+              <w:lang w:val="en-US"/>
+            </w:rPr>
+            <m:t>× (</m:t>
           </m:r>
           <m:d>
             <m:dPr>
@@ -5634,9 +6430,6 @@
               <m:ctrlPr>
                 <w:rPr>
                   <w:rFonts w:ascii="Cambria Math" w:hAnsi="Cambria Math"/>
-                  <w:b w:val="0"/>
-                  <w:bCs/>
-                  <w:i/>
                   <w:sz w:val="24"/>
                   <w:szCs w:val="24"/>
                   <w:lang w:val="en-US"/>
@@ -5649,9 +6442,6 @@
                   <m:ctrlPr>
                     <w:rPr>
                       <w:rFonts w:ascii="Cambria Math" w:hAnsi="Cambria Math"/>
-                      <w:b w:val="0"/>
-                      <w:bCs/>
-                      <w:i/>
                       <w:sz w:val="24"/>
                       <w:szCs w:val="24"/>
                       <w:lang w:val="en-US"/>
@@ -5660,9 +6450,6 @@
                 </m:sSubPr>
                 <m:e>
                   <m:r>
-                    <m:rPr>
-                      <m:sty m:val="bi"/>
-                    </m:rPr>
                     <w:rPr>
                       <w:rFonts w:ascii="Cambria Math" w:hAnsi="Cambria Math"/>
                       <w:sz w:val="24"/>
@@ -5675,7 +6462,7 @@
                 <m:sub>
                   <m:r>
                     <m:rPr>
-                      <m:sty m:val="bi"/>
+                      <m:sty m:val="p"/>
                     </m:rPr>
                     <w:rPr>
                       <w:rFonts w:ascii="Cambria Math" w:hAnsi="Cambria Math"/>
@@ -5691,7 +6478,7 @@
           </m:d>
           <m:r>
             <m:rPr>
-              <m:sty m:val="bi"/>
+              <m:sty m:val="p"/>
             </m:rPr>
             <w:rPr>
               <w:rFonts w:ascii="Cambria Math" w:hAnsi="Cambria Math"/>
@@ -5708,9 +6495,6 @@
               <m:ctrlPr>
                 <w:rPr>
                   <w:rFonts w:ascii="Cambria Math" w:hAnsi="Cambria Math"/>
-                  <w:b w:val="0"/>
-                  <w:bCs/>
-                  <w:i/>
                   <w:sz w:val="24"/>
                   <w:szCs w:val="24"/>
                   <w:lang w:val="en-US"/>
@@ -5723,9 +6507,6 @@
                   <m:ctrlPr>
                     <w:rPr>
                       <w:rFonts w:ascii="Cambria Math" w:hAnsi="Cambria Math"/>
-                      <w:b w:val="0"/>
-                      <w:bCs/>
-                      <w:i/>
                       <w:sz w:val="24"/>
                       <w:szCs w:val="24"/>
                       <w:lang w:val="en-US"/>
@@ -5734,9 +6515,6 @@
                 </m:sSubPr>
                 <m:e>
                   <m:r>
-                    <m:rPr>
-                      <m:sty m:val="bi"/>
-                    </m:rPr>
                     <w:rPr>
                       <w:rFonts w:ascii="Cambria Math" w:hAnsi="Cambria Math"/>
                       <w:sz w:val="24"/>
@@ -5749,7 +6527,7 @@
                 <m:sub>
                   <m:r>
                     <m:rPr>
-                      <m:sty m:val="bi"/>
+                      <m:sty m:val="p"/>
                     </m:rPr>
                     <w:rPr>
                       <w:rFonts w:ascii="Cambria Math" w:hAnsi="Cambria Math"/>
@@ -5765,7 +6543,7 @@
           </m:d>
           <m:r>
             <m:rPr>
-              <m:sty m:val="bi"/>
+              <m:sty m:val="p"/>
             </m:rPr>
             <w:rPr>
               <w:rFonts w:ascii="Cambria Math" w:hAnsi="Cambria Math"/>
@@ -5780,9 +6558,6 @@
               <m:ctrlPr>
                 <w:rPr>
                   <w:rFonts w:ascii="Cambria Math" w:hAnsi="Cambria Math"/>
-                  <w:b w:val="0"/>
-                  <w:bCs/>
-                  <w:i/>
                   <w:sz w:val="24"/>
                   <w:szCs w:val="24"/>
                   <w:lang w:val="en-US"/>
@@ -5791,9 +6566,6 @@
             </m:sSubPr>
             <m:e>
               <m:r>
-                <m:rPr>
-                  <m:sty m:val="bi"/>
-                </m:rPr>
                 <w:rPr>
                   <w:rFonts w:ascii="Cambria Math" w:hAnsi="Cambria Math"/>
                   <w:sz w:val="24"/>
@@ -5805,9 +6577,6 @@
             </m:e>
             <m:sub>
               <m:r>
-                <m:rPr>
-                  <m:sty m:val="bi"/>
-                </m:rPr>
                 <w:rPr>
                   <w:rFonts w:ascii="Cambria Math" w:hAnsi="Cambria Math"/>
                   <w:sz w:val="24"/>
@@ -5820,7 +6589,7 @@
           </m:sSub>
           <m:r>
             <m:rPr>
-              <m:sty m:val="bi"/>
+              <m:sty m:val="p"/>
             </m:rPr>
             <w:rPr>
               <w:rFonts w:ascii="Cambria Math" w:hAnsi="Cambria Math"/>
@@ -5836,23 +6605,29 @@
     <w:p>
       <w:pPr>
         <w:rPr>
-          <w:rFonts w:hint="eastAsia"/>
+          <w:lang w:val="ru-RU"/>
+        </w:rPr>
+      </w:pPr>
+    </w:p>
+    <w:p>
+      <w:pPr>
+        <w:rPr>
+          <w:lang w:val="ru-RU"/>
+        </w:rPr>
+      </w:pPr>
+    </w:p>
+    <w:p>
+      <w:pPr>
+        <w:rPr>
+          <w:rFonts w:ascii="Times New Roman" w:hAnsi="Times New Roman"/>
           <w:lang w:val="en-US"/>
         </w:rPr>
       </w:pPr>
-    </w:p>
-    <w:p>
-      <w:pPr>
+      <w:r>
         <w:rPr>
           <w:rFonts w:ascii="Times New Roman" w:hAnsi="Times New Roman"/>
           <w:lang w:val="en-US"/>
         </w:rPr>
-      </w:pPr>
-      <w:r>
-        <w:rPr>
-          <w:rFonts w:ascii="Times New Roman" w:hAnsi="Times New Roman"/>
-          <w:lang w:val="en-US"/>
-        </w:rPr>
         <w:t>L</w:t>
       </w:r>
       <w:r>
@@ -5860,39 +6635,7 @@
           <w:rFonts w:ascii="Times New Roman" w:hAnsi="Times New Roman"/>
           <w:lang w:val="ru-RU"/>
         </w:rPr>
-        <w:t xml:space="preserve">2-регуляризацию также называют </w:t>
-      </w:r>
-      <w:proofErr w:type="spellStart"/>
-      <w:r>
-        <w:rPr>
-          <w:rFonts w:ascii="Times New Roman" w:hAnsi="Times New Roman"/>
-          <w:lang w:val="ru-RU"/>
-        </w:rPr>
-        <w:t>ридж</w:t>
-      </w:r>
-      <w:proofErr w:type="spellEnd"/>
-      <w:r>
-        <w:rPr>
-          <w:rFonts w:ascii="Times New Roman" w:hAnsi="Times New Roman"/>
-          <w:lang w:val="ru-RU"/>
-        </w:rPr>
-        <w:t>-регуляризацией, поскольку её математическая формулировка относится к классу методов «</w:t>
-      </w:r>
-      <w:proofErr w:type="spellStart"/>
-      <w:r>
-        <w:rPr>
-          <w:rFonts w:ascii="Times New Roman" w:hAnsi="Times New Roman"/>
-          <w:lang w:val="ru-RU"/>
-        </w:rPr>
-        <w:t>ридж</w:t>
-      </w:r>
-      <w:proofErr w:type="spellEnd"/>
-      <w:r>
-        <w:rPr>
-          <w:rFonts w:ascii="Times New Roman" w:hAnsi="Times New Roman"/>
-          <w:lang w:val="ru-RU"/>
-        </w:rPr>
-        <w:t xml:space="preserve">-анализа». Модифицированная функция потерь для </w:t>
+        <w:t xml:space="preserve">2-регуляризацию также называют ридж-регуляризацией, поскольку её математическая формулировка относится к классу методов «ридж-анализа». Модифицированная функция потерь для </w:t>
       </w:r>
       <w:r>
         <w:rPr>
@@ -6395,32 +7138,22 @@
     </w:p>
     <w:p>
       <w:pPr>
-        <w:pStyle w:val="Heading2"/>
-        <w:spacing w:before="238" w:after="159"/>
-        <w:rPr>
-          <w:rFonts w:ascii="Times New Roman" w:hAnsi="Times New Roman"/>
-          <w:b w:val="0"/>
-          <w:bCs/>
-        </w:rPr>
-      </w:pPr>
-      <w:r>
-        <w:rPr>
-          <w:rFonts w:ascii="Times New Roman" w:hAnsi="Times New Roman"/>
-          <w:b w:val="0"/>
-          <w:bCs/>
+        <w:rPr>
+          <w:rFonts w:ascii="Times New Roman" w:hAnsi="Times New Roman"/>
+          <w:b/>
+        </w:rPr>
+      </w:pPr>
+      <w:r>
+        <w:rPr>
+          <w:rFonts w:ascii="Times New Roman" w:hAnsi="Times New Roman"/>
         </w:rPr>
         <w:t>Аналогично L1, это означает ограничение регуляризационного члена поверхностью:</w:t>
       </w:r>
     </w:p>
     <w:p>
       <w:pPr>
-        <w:pStyle w:val="Heading2"/>
-        <w:spacing w:before="238" w:after="159"/>
-        <w:jc w:val="left"/>
-        <w:rPr>
-          <w:rFonts w:ascii="Times New Roman" w:hAnsi="Times New Roman"/>
-          <w:b w:val="0"/>
-          <w:bCs/>
+        <w:rPr>
+          <w:rFonts w:ascii="Times New Roman" w:hAnsi="Times New Roman"/>
         </w:rPr>
       </w:pPr>
       <m:oMathPara>
@@ -6430,17 +7163,11 @@
               <m:ctrlPr>
                 <w:rPr>
                   <w:rFonts w:ascii="Cambria Math" w:hAnsi="Cambria Math"/>
-                  <w:b w:val="0"/>
-                  <w:bCs/>
-                  <w:i/>
                 </w:rPr>
               </m:ctrlPr>
             </m:sSubSupPr>
             <m:e>
               <m:r>
-                <m:rPr>
-                  <m:sty m:val="bi"/>
-                </m:rPr>
                 <w:rPr>
                   <w:rFonts w:ascii="Cambria Math" w:hAnsi="Cambria Math"/>
                 </w:rPr>
@@ -6450,7 +7177,7 @@
             <m:sub>
               <m:r>
                 <m:rPr>
-                  <m:sty m:val="bi"/>
+                  <m:sty m:val="p"/>
                 </m:rPr>
                 <w:rPr>
                   <w:rFonts w:ascii="Cambria Math" w:hAnsi="Cambria Math"/>
@@ -6461,7 +7188,7 @@
             <m:sup>
               <m:r>
                 <m:rPr>
-                  <m:sty m:val="bi"/>
+                  <m:sty m:val="p"/>
                 </m:rPr>
                 <w:rPr>
                   <w:rFonts w:ascii="Cambria Math" w:hAnsi="Cambria Math"/>
@@ -6472,7 +7199,7 @@
           </m:sSubSup>
           <m:r>
             <m:rPr>
-              <m:sty m:val="bi"/>
+              <m:sty m:val="p"/>
             </m:rPr>
             <w:rPr>
               <w:rFonts w:ascii="Cambria Math" w:hAnsi="Cambria Math"/>
@@ -6484,17 +7211,11 @@
               <m:ctrlPr>
                 <w:rPr>
                   <w:rFonts w:ascii="Cambria Math" w:hAnsi="Cambria Math"/>
-                  <w:b w:val="0"/>
-                  <w:bCs/>
-                  <w:i/>
                 </w:rPr>
               </m:ctrlPr>
             </m:sSubSupPr>
             <m:e>
               <m:r>
-                <m:rPr>
-                  <m:sty m:val="bi"/>
-                </m:rPr>
                 <w:rPr>
                   <w:rFonts w:ascii="Cambria Math" w:hAnsi="Cambria Math"/>
                 </w:rPr>
@@ -6504,7 +7225,7 @@
             <m:sub>
               <m:r>
                 <m:rPr>
-                  <m:sty m:val="bi"/>
+                  <m:sty m:val="p"/>
                 </m:rPr>
                 <w:rPr>
                   <w:rFonts w:ascii="Cambria Math" w:hAnsi="Cambria Math"/>
@@ -6515,7 +7236,7 @@
             <m:sup>
               <m:r>
                 <m:rPr>
-                  <m:sty m:val="bi"/>
+                  <m:sty m:val="p"/>
                 </m:rPr>
                 <w:rPr>
                   <w:rFonts w:ascii="Cambria Math" w:hAnsi="Cambria Math"/>
@@ -6526,7 +7247,7 @@
           </m:sSubSup>
           <m:r>
             <m:rPr>
-              <m:sty m:val="bi"/>
+              <m:sty m:val="p"/>
             </m:rPr>
             <w:rPr>
               <w:rFonts w:ascii="Cambria Math" w:hAnsi="Cambria Math"/>
@@ -6538,17 +7259,11 @@
               <m:ctrlPr>
                 <w:rPr>
                   <w:rFonts w:ascii="Cambria Math" w:hAnsi="Cambria Math"/>
-                  <w:b w:val="0"/>
-                  <w:bCs/>
-                  <w:i/>
                 </w:rPr>
               </m:ctrlPr>
             </m:sSupPr>
             <m:e>
               <m:r>
-                <m:rPr>
-                  <m:sty m:val="bi"/>
-                </m:rPr>
                 <w:rPr>
                   <w:rFonts w:ascii="Cambria Math" w:hAnsi="Cambria Math"/>
                 </w:rPr>
@@ -6558,7 +7273,7 @@
             <m:sup>
               <m:r>
                 <m:rPr>
-                  <m:sty m:val="bi"/>
+                  <m:sty m:val="p"/>
                 </m:rPr>
                 <w:rPr>
                   <w:rFonts w:ascii="Cambria Math" w:hAnsi="Cambria Math"/>
@@ -6578,68 +7293,40 @@
       </w:pPr>
     </w:p>
     <w:p>
-      <w:pPr>
-        <w:pStyle w:val="Heading2"/>
-        <w:spacing w:before="238" w:after="159"/>
-        <w:rPr>
-          <w:rFonts w:ascii="Times New Roman" w:hAnsi="Times New Roman"/>
-          <w:b w:val="0"/>
-          <w:bCs/>
-        </w:rPr>
-      </w:pPr>
-      <w:r>
-        <w:rPr>
-          <w:rFonts w:ascii="Times New Roman" w:hAnsi="Times New Roman"/>
-          <w:b w:val="0"/>
-          <w:bCs/>
-        </w:rPr>
+      <w:r>
         <w:t>Слово Lasso — это аббревиатура от «Least Absolute Shrinkage and Selection Operator» (оператор сжатия и отбора наименьших абсолютных значений). Он сжимает абсолютные значения коэффициентов и осуществляет отбор параметров, обнуляя некоторые из них. Если коэффициент регрессионной модели обнулён, это означает, что соответствующий признак практически исключён. В моделях с большим числом признаков L1-регуляризация обычно обнуляет значительную долю параметров, выполняя тем самым функцию отбора признаков.</w:t>
       </w:r>
     </w:p>
-    <w:p>
-      <w:pPr>
-        <w:rPr>
-          <w:rFonts w:ascii="Times New Roman" w:hAnsi="Times New Roman"/>
-          <w:lang w:val="ru-RU"/>
-        </w:rPr>
-      </w:pPr>
-      <w:r>
-        <w:rPr>
-          <w:rFonts w:ascii="Times New Roman" w:hAnsi="Times New Roman"/>
-        </w:rPr>
+    <w:p/>
+    <w:p>
+      <w:r>
         <w:t xml:space="preserve">В отличие от Lasso, коэффициенты Ridge никогда не становятся точно равными нулю. Таким образом, L2-регуляризация не является методом исключения признаков в отличие от L1. Коэффициенты L2 могут быть сколь угодно малыми, но не нулевыми. Это особенно полезно, когда </w:t>
       </w:r>
       <w:r>
         <w:rPr>
-          <w:rFonts w:ascii="Times New Roman" w:hAnsi="Times New Roman"/>
           <w:lang w:val="ru-RU"/>
         </w:rPr>
         <w:t xml:space="preserve">нет необходимости </w:t>
       </w:r>
       <w:r>
-        <w:rPr>
-          <w:rFonts w:ascii="Times New Roman" w:hAnsi="Times New Roman"/>
-        </w:rPr>
         <w:t>полностью отбрасывать признаки, но при этом необходимо подчеркнуть их относительную значимость.</w:t>
       </w:r>
     </w:p>
     <w:p>
       <w:pPr>
-        <w:pStyle w:val="Heading2"/>
-        <w:spacing w:before="238" w:after="159"/>
-        <w:rPr>
-          <w:rFonts w:ascii="Times New Roman" w:hAnsi="Times New Roman"/>
-          <w:b w:val="0"/>
-          <w:bCs/>
-          <w:lang w:val="ru-RU"/>
-        </w:rPr>
-      </w:pPr>
-      <w:r>
-        <w:rPr>
-          <w:rFonts w:ascii="Times New Roman" w:hAnsi="Times New Roman"/>
-          <w:b w:val="0"/>
-          <w:bCs/>
-        </w:rPr>
+        <w:rPr>
+          <w:lang w:val="ru-RU"/>
+        </w:rPr>
+      </w:pPr>
+    </w:p>
+    <w:p>
+      <w:pPr>
+        <w:rPr>
+          <w:b/>
+          <w:lang w:val="ru-RU"/>
+        </w:rPr>
+      </w:pPr>
+      <w:r>
         <w:t>Функция потерь для множественной линейной регрессии с L2-регуляризацией и m признаками имеет вид:</w:t>
       </w:r>
     </w:p>
@@ -7404,7 +8091,15 @@
           <w:rFonts w:ascii="Times New Roman" w:hAnsi="Times New Roman"/>
           <w:lang w:val="ru-RU"/>
         </w:rPr>
-        <w:t xml:space="preserve"> — это так называемый гиперпараметр в машинном обучении. Он не обучается на этапе подгонки модели, как параметры модели. Вместо этого он выбирается до начала обучения и используется для управления процессом обучения. В регуляризации значение </w:t>
+        <w:t xml:space="preserve"> — это так называемый гиперпараметр в машинном обучении. Он не обучается на этапе подгонки модели, как параметры модели. Вместо этого он выбирается до начала обучения и используется для управления процессом </w:t>
+      </w:r>
+      <w:r>
+        <w:rPr>
+          <w:rFonts w:ascii="Times New Roman" w:hAnsi="Times New Roman"/>
+          <w:lang w:val="ru-RU"/>
+        </w:rPr>
+        <w:lastRenderedPageBreak/>
+        <w:t xml:space="preserve">обучения. В регуляризации значение </w:t>
       </w:r>
       <w:r>
         <w:rPr>
@@ -7919,6 +8614,7 @@
           <w:rFonts w:ascii="Times New Roman" w:hAnsi="Times New Roman"/>
           <w:lang w:val="ru-RU"/>
         </w:rPr>
+        <w:lastRenderedPageBreak/>
         <w:t>валидационным</w:t>
       </w:r>
       <w:proofErr w:type="spellEnd"/>
@@ -7962,6 +8658,7 @@
           <w:lang w:val="ru-RU"/>
         </w:rPr>
       </w:pPr>
+      <w:bookmarkStart w:id="14" w:name="_Toc231089533"/>
       <w:r>
         <w:rPr>
           <w:rFonts w:ascii="Times New Roman" w:hAnsi="Times New Roman"/>
@@ -7976,6 +8673,7 @@
         </w:rPr>
         <w:t>Настройка гиперпараметров</w:t>
       </w:r>
+      <w:bookmarkEnd w:id="14"/>
     </w:p>
     <w:p>
       <w:pPr>
@@ -8228,7 +8926,44 @@
           <w:rFonts w:ascii="Times New Roman" w:hAnsi="Times New Roman"/>
           <w:lang w:val="ru-RU"/>
         </w:rPr>
-        <w:t xml:space="preserve"> переобучить её. С другой стороны, можно уменьшить дисперсию, </w:t>
+        <w:t xml:space="preserve"> переобучить её. С другой стороны, можно уменьшить дисперсию, ограничив модель так, чтобы она меньше зависела от обучающих данных, но тогда возрастает риск недообучения.</w:t>
+      </w:r>
+    </w:p>
+    <w:p>
+      <w:pPr>
+        <w:rPr>
+          <w:rFonts w:ascii="Times New Roman" w:hAnsi="Times New Roman"/>
+          <w:lang w:val="ru-RU"/>
+        </w:rPr>
+      </w:pPr>
+    </w:p>
+    <w:p>
+      <w:pPr>
+        <w:rPr>
+          <w:rFonts w:ascii="Times New Roman" w:hAnsi="Times New Roman"/>
+          <w:lang w:val="ru-RU"/>
+        </w:rPr>
+      </w:pPr>
+      <w:r>
+        <w:rPr>
+          <w:rFonts w:ascii="Times New Roman" w:hAnsi="Times New Roman"/>
+          <w:lang w:val="ru-RU"/>
+        </w:rPr>
+        <w:t xml:space="preserve">В конечном счёте </w:t>
+      </w:r>
+      <w:r>
+        <w:rPr>
+          <w:rFonts w:ascii="Times New Roman" w:hAnsi="Times New Roman"/>
+          <w:lang w:val="ru-RU"/>
+        </w:rPr>
+        <w:t>необходимы</w:t>
+      </w:r>
+      <w:r>
+        <w:rPr>
+          <w:rFonts w:ascii="Times New Roman" w:hAnsi="Times New Roman"/>
+          <w:lang w:val="ru-RU"/>
+        </w:rPr>
+        <w:t xml:space="preserve"> модели, которые хорошо работают на тестовых данных. Один из способов — правильно выбрать гиперпараметры. В обучении с </w:t>
       </w:r>
       <w:r>
         <w:rPr>
@@ -8236,44 +8971,7 @@
           <w:lang w:val="ru-RU"/>
         </w:rPr>
         <w:lastRenderedPageBreak/>
-        <w:t>ограничив модель так, чтобы она меньше зависела от обучающих данных, но тогда возрастает риск недообучения.</w:t>
-      </w:r>
-    </w:p>
-    <w:p>
-      <w:pPr>
-        <w:rPr>
-          <w:rFonts w:ascii="Times New Roman" w:hAnsi="Times New Roman"/>
-          <w:lang w:val="ru-RU"/>
-        </w:rPr>
-      </w:pPr>
-    </w:p>
-    <w:p>
-      <w:pPr>
-        <w:rPr>
-          <w:rFonts w:ascii="Times New Roman" w:hAnsi="Times New Roman"/>
-          <w:lang w:val="ru-RU"/>
-        </w:rPr>
-      </w:pPr>
-      <w:r>
-        <w:rPr>
-          <w:rFonts w:ascii="Times New Roman" w:hAnsi="Times New Roman"/>
-          <w:lang w:val="ru-RU"/>
-        </w:rPr>
-        <w:t xml:space="preserve">В конечном счёте </w:t>
-      </w:r>
-      <w:r>
-        <w:rPr>
-          <w:rFonts w:ascii="Times New Roman" w:hAnsi="Times New Roman"/>
-          <w:lang w:val="ru-RU"/>
-        </w:rPr>
-        <w:t>необходимы</w:t>
-      </w:r>
-      <w:r>
-        <w:rPr>
-          <w:rFonts w:ascii="Times New Roman" w:hAnsi="Times New Roman"/>
-          <w:lang w:val="ru-RU"/>
-        </w:rPr>
-        <w:t xml:space="preserve"> модели, которые хорошо работают на тестовых данных. Один из способов — правильно выбрать гиперпараметры. В обучении с учителем нужны гиперпараметры, обеспечивающие хороший компромисс между смещением и дисперсией. Этого можно достичь, обучая модель многократно с разными значениями гиперпараметров и выбирая наилучшие. Этот процесс называется настройкой гиперпараметров (</w:t>
+        <w:t>учителем нужны гиперпараметры, обеспечивающие хороший компромисс между смещением и дисперсией. Этого можно достичь, обучая модель многократно с разными значениями гиперпараметров и выбирая наилучшие. Этот процесс называется настройкой гиперпараметров (</w:t>
       </w:r>
       <w:proofErr w:type="spellStart"/>
       <w:r>
@@ -8546,6 +9244,7 @@
           <w:lang w:val="ru-RU"/>
         </w:rPr>
       </w:pPr>
+      <w:bookmarkStart w:id="15" w:name="_Toc231089534"/>
       <w:r>
         <w:rPr>
           <w:rFonts w:ascii="Times New Roman" w:hAnsi="Times New Roman"/>
@@ -8560,6 +9259,7 @@
         </w:rPr>
         <w:t>Деревья решений</w:t>
       </w:r>
+      <w:bookmarkEnd w:id="15"/>
     </w:p>
     <w:p>
       <w:pPr>
@@ -8605,119 +9305,491 @@
           <w:rFonts w:ascii="Times New Roman" w:hAnsi="Times New Roman"/>
           <w:lang w:val="ru-RU"/>
         </w:rPr>
+        <w:t xml:space="preserve">Для лучшего понимания, необходимо смоделировать ситуацию: существует произвольное дерево, которое пытается предсказать получит ли студент отметку </w:t>
+      </w:r>
+      <w:r>
+        <w:rPr>
+          <w:rFonts w:ascii="Times New Roman" w:hAnsi="Times New Roman"/>
+          <w:lang w:val="ru-RU"/>
+        </w:rPr>
+        <w:t xml:space="preserve">«A» </w:t>
+      </w:r>
+      <w:r>
+        <w:rPr>
+          <w:rFonts w:ascii="Times New Roman" w:hAnsi="Times New Roman"/>
+          <w:lang w:val="ru-RU"/>
+        </w:rPr>
+        <w:t>на следующем экзамене или нет.</w:t>
+      </w:r>
+    </w:p>
+    <w:p>
+      <w:pPr>
+        <w:rPr>
+          <w:rFonts w:ascii="Times New Roman" w:hAnsi="Times New Roman"/>
+          <w:lang w:val="ru-RU"/>
+        </w:rPr>
+      </w:pPr>
+    </w:p>
+    <w:p>
+      <w:pPr>
+        <w:rPr>
+          <w:rFonts w:ascii="Times New Roman" w:hAnsi="Times New Roman"/>
+          <w:lang w:val="ru-RU"/>
+        </w:rPr>
+      </w:pPr>
+      <w:r>
+        <w:rPr>
+          <w:rFonts w:ascii="Times New Roman" w:hAnsi="Times New Roman"/>
+          <w:lang w:val="ru-RU"/>
+        </w:rPr>
+        <w:t>В начале все точки обучающего набора находятся на вершине дерева. Эти точки имеют метки: красные точки обозначают студентов, не получивших «A» на экзамене, а зелёные — студентов, получивших «A».</w:t>
+      </w:r>
+    </w:p>
+    <w:p>
+      <w:pPr>
+        <w:rPr>
+          <w:rFonts w:ascii="Times New Roman" w:hAnsi="Times New Roman"/>
+          <w:lang w:val="ru-RU"/>
+        </w:rPr>
+      </w:pPr>
+    </w:p>
+    <w:p>
+      <w:pPr>
+        <w:rPr>
+          <w:rFonts w:ascii="Times New Roman" w:hAnsi="Times New Roman"/>
+          <w:lang w:val="ru-RU"/>
+        </w:rPr>
+      </w:pPr>
+      <w:r>
+        <w:rPr>
+          <w:rFonts w:ascii="Times New Roman" w:hAnsi="Times New Roman"/>
+          <w:lang w:val="ru-RU"/>
+        </w:rPr>
+        <w:t xml:space="preserve">Затем </w:t>
+      </w:r>
+      <w:r>
+        <w:rPr>
+          <w:rFonts w:ascii="Times New Roman" w:hAnsi="Times New Roman"/>
+          <w:lang w:val="ru-RU"/>
+        </w:rPr>
+        <w:t xml:space="preserve">дерево принимает решение </w:t>
+      </w:r>
+      <w:r>
+        <w:rPr>
+          <w:rFonts w:ascii="Times New Roman" w:hAnsi="Times New Roman"/>
+          <w:lang w:val="ru-RU"/>
+        </w:rPr>
+        <w:t>разделить данные на меньшие группы на основе некоторого признака. Например, этим признаком может быть средняя оценка студента за курс. Студенты со средней оценкой «A» попадают в одну группу, со средней оценкой «B» — в другую и так далее.</w:t>
+      </w:r>
+    </w:p>
+    <w:p>
+      <w:pPr>
+        <w:rPr>
+          <w:rFonts w:ascii="Times New Roman" w:hAnsi="Times New Roman"/>
+          <w:lang w:val="ru-RU"/>
+        </w:rPr>
+      </w:pPr>
+    </w:p>
+    <w:p>
+      <w:pPr>
+        <w:rPr>
+          <w:rFonts w:ascii="Times New Roman" w:hAnsi="Times New Roman"/>
+          <w:lang w:val="ru-RU"/>
+        </w:rPr>
+      </w:pPr>
+      <w:r>
+        <w:rPr>
+          <w:rFonts w:ascii="Times New Roman" w:hAnsi="Times New Roman"/>
+          <w:lang w:val="ru-RU"/>
+        </w:rPr>
+        <w:t xml:space="preserve">После того как группы сформированы, процесс повторяется: </w:t>
+      </w:r>
+      <w:r>
+        <w:rPr>
+          <w:rFonts w:ascii="Times New Roman" w:hAnsi="Times New Roman"/>
+          <w:lang w:val="ru-RU"/>
+        </w:rPr>
+        <w:t>дерево</w:t>
+      </w:r>
+      <w:r>
+        <w:rPr>
+          <w:rFonts w:ascii="Times New Roman" w:hAnsi="Times New Roman"/>
+          <w:lang w:val="ru-RU"/>
+        </w:rPr>
+        <w:t xml:space="preserve"> снова разделяе</w:t>
+      </w:r>
+      <w:r>
+        <w:rPr>
+          <w:rFonts w:ascii="Times New Roman" w:hAnsi="Times New Roman"/>
+          <w:lang w:val="ru-RU"/>
+        </w:rPr>
+        <w:t>т</w:t>
+      </w:r>
+      <w:r>
+        <w:rPr>
+          <w:rFonts w:ascii="Times New Roman" w:hAnsi="Times New Roman"/>
+          <w:lang w:val="ru-RU"/>
+        </w:rPr>
+        <w:t xml:space="preserve"> данные в каждой подгруппе, но уже по другому признаку. В конце концов </w:t>
+      </w:r>
+      <w:r>
+        <w:rPr>
+          <w:rFonts w:ascii="Times New Roman" w:hAnsi="Times New Roman"/>
+          <w:lang w:val="ru-RU"/>
+        </w:rPr>
+        <w:t>оно</w:t>
+      </w:r>
+      <w:r>
+        <w:rPr>
+          <w:rFonts w:ascii="Times New Roman" w:hAnsi="Times New Roman"/>
+          <w:lang w:val="ru-RU"/>
+        </w:rPr>
+        <w:t xml:space="preserve"> достигае</w:t>
+      </w:r>
+      <w:r>
+        <w:rPr>
+          <w:rFonts w:ascii="Times New Roman" w:hAnsi="Times New Roman"/>
+          <w:lang w:val="ru-RU"/>
+        </w:rPr>
+        <w:t>т</w:t>
+      </w:r>
+      <w:r>
+        <w:rPr>
+          <w:rFonts w:ascii="Times New Roman" w:hAnsi="Times New Roman"/>
+          <w:lang w:val="ru-RU"/>
+        </w:rPr>
+        <w:t xml:space="preserve"> точки, когда дальнейшее разделение прекращается — это лист дерева. Теперь можно подсчитать метки данных в этом листе. Если неразмеченная точка попадает в этот лист, она классифицируется в соответствии с меткой большинства.</w:t>
+      </w:r>
+    </w:p>
+    <w:p>
+      <w:pPr>
+        <w:jc w:val="left"/>
+        <w:rPr>
+          <w:rFonts w:ascii="Times New Roman" w:hAnsi="Times New Roman"/>
+          <w:lang w:val="ru-RU"/>
+        </w:rPr>
+      </w:pPr>
+    </w:p>
+    <w:p>
+      <w:pPr>
+        <w:pStyle w:val="Heading3"/>
+        <w:rPr>
+          <w:rFonts w:ascii="Times New Roman" w:hAnsi="Times New Roman"/>
+          <w:lang w:val="ru-RU"/>
+        </w:rPr>
+      </w:pPr>
+      <w:bookmarkStart w:id="16" w:name="_Toc231089535"/>
+      <w:r>
+        <w:rPr>
+          <w:rFonts w:ascii="Times New Roman" w:hAnsi="Times New Roman"/>
+          <w:lang w:val="ru-RU"/>
+        </w:rPr>
+        <w:t>1.4.6. Регрессия Случайным Лесом</w:t>
+      </w:r>
+      <w:bookmarkEnd w:id="16"/>
+    </w:p>
+    <w:p>
+      <w:pPr>
+        <w:jc w:val="left"/>
+        <w:rPr>
+          <w:rFonts w:ascii="Times New Roman" w:hAnsi="Times New Roman"/>
+          <w:lang w:val="ru-RU"/>
+        </w:rPr>
+      </w:pPr>
+    </w:p>
+    <w:p>
+      <w:pPr>
+        <w:rPr>
+          <w:rFonts w:ascii="Times New Roman" w:hAnsi="Times New Roman"/>
+          <w:lang w:val="ru-RU"/>
+        </w:rPr>
+      </w:pPr>
+      <w:r>
+        <w:rPr>
+          <w:rFonts w:ascii="Times New Roman" w:hAnsi="Times New Roman"/>
+          <w:lang w:val="ru-RU"/>
+        </w:rPr>
+        <w:t>Д</w:t>
+      </w:r>
+      <w:r>
+        <w:rPr>
+          <w:rFonts w:ascii="Times New Roman" w:hAnsi="Times New Roman"/>
+          <w:lang w:val="ru-RU"/>
+        </w:rPr>
+        <w:t xml:space="preserve">еревья решений могут быть мощными моделями машинного обучения с учителем. Однако у них есть и недостатки: деревья решений часто склонны к переобучению. </w:t>
+      </w:r>
+      <w:r>
+        <w:rPr>
+          <w:rFonts w:ascii="Times New Roman" w:hAnsi="Times New Roman"/>
+          <w:lang w:val="ru-RU"/>
+        </w:rPr>
+        <w:t>В прикладном мире существуют</w:t>
+      </w:r>
+      <w:r>
+        <w:rPr>
+          <w:rFonts w:ascii="Times New Roman" w:hAnsi="Times New Roman"/>
+          <w:lang w:val="ru-RU"/>
+        </w:rPr>
+        <w:t xml:space="preserve"> некоторые стратегии минимизации этой проблемы, например, стрижк</w:t>
+      </w:r>
+      <w:r>
+        <w:rPr>
+          <w:rFonts w:ascii="Times New Roman" w:hAnsi="Times New Roman"/>
+          <w:lang w:val="ru-RU"/>
+        </w:rPr>
+        <w:t>а</w:t>
+      </w:r>
+      <w:r>
+        <w:rPr>
+          <w:rFonts w:ascii="Times New Roman" w:hAnsi="Times New Roman"/>
+          <w:lang w:val="ru-RU"/>
+        </w:rPr>
+        <w:t xml:space="preserve"> (</w:t>
+      </w:r>
+      <w:proofErr w:type="spellStart"/>
+      <w:r>
+        <w:rPr>
+          <w:rFonts w:ascii="Times New Roman" w:hAnsi="Times New Roman"/>
+          <w:lang w:val="ru-RU"/>
+        </w:rPr>
+        <w:t>pruning</w:t>
+      </w:r>
+      <w:proofErr w:type="spellEnd"/>
+      <w:r>
+        <w:rPr>
+          <w:rFonts w:ascii="Times New Roman" w:hAnsi="Times New Roman"/>
+          <w:lang w:val="ru-RU"/>
+        </w:rPr>
+        <w:t>), но иногда этого недостаточно. Нужен другой способ обобщения деревьев. Здесь и пригодится понятие случайного леса.</w:t>
+      </w:r>
+    </w:p>
+    <w:p>
+      <w:pPr>
+        <w:rPr>
+          <w:rFonts w:ascii="Times New Roman" w:hAnsi="Times New Roman"/>
+          <w:lang w:val="ru-RU"/>
+        </w:rPr>
+      </w:pPr>
+    </w:p>
+    <w:p>
+      <w:pPr>
+        <w:rPr>
+          <w:rFonts w:ascii="Times New Roman" w:hAnsi="Times New Roman"/>
+          <w:lang w:val="ru-RU"/>
+        </w:rPr>
+      </w:pPr>
+      <w:r>
+        <w:rPr>
+          <w:rFonts w:ascii="Times New Roman" w:hAnsi="Times New Roman"/>
+          <w:lang w:val="ru-RU"/>
+        </w:rPr>
+        <w:t>Случайный лес — это ансамблевая техника машинного обучения. Случайный лес содержит множество деревьев решений, которые совместно классифицируют новые точки. Когда случайному лесу предлагают классифицировать новую точку, лес передаёт эту точку каждому из деревьев решений. Каждое дерево сообщает свой классификационный результат, а случайный лес возвращает наиболее популярный класс. Подобно голосованию: каждое дерево имеет голос, и побеждает самый популярный класс. Некоторые деревья в случайном лесу могут быть переобучены, но поскольку предсказание основано на большом количестве деревьев, влияние переобучения снижается.</w:t>
+      </w:r>
+    </w:p>
+    <w:p>
+      <w:pPr>
+        <w:rPr>
+          <w:rFonts w:ascii="Times New Roman" w:hAnsi="Times New Roman"/>
+          <w:lang w:val="ru-RU"/>
+        </w:rPr>
+      </w:pPr>
+    </w:p>
+    <w:p>
+      <w:pPr>
+        <w:rPr>
+          <w:rFonts w:ascii="Times New Roman" w:hAnsi="Times New Roman"/>
+          <w:lang w:val="ru-RU"/>
+        </w:rPr>
+      </w:pPr>
+      <w:r>
+        <w:rPr>
+          <w:rFonts w:ascii="Times New Roman" w:hAnsi="Times New Roman"/>
+          <w:lang w:val="ru-RU"/>
+        </w:rPr>
+        <w:t xml:space="preserve">Для создания случайного леса используется техника </w:t>
+      </w:r>
+      <w:proofErr w:type="spellStart"/>
+      <w:r>
+        <w:rPr>
+          <w:rFonts w:ascii="Times New Roman" w:hAnsi="Times New Roman"/>
+          <w:lang w:val="ru-RU"/>
+        </w:rPr>
+        <w:t>бэггинга</w:t>
+      </w:r>
+      <w:proofErr w:type="spellEnd"/>
+      <w:r>
+        <w:rPr>
+          <w:rFonts w:ascii="Times New Roman" w:hAnsi="Times New Roman"/>
+          <w:lang w:val="ru-RU"/>
+        </w:rPr>
+        <w:t xml:space="preserve"> (</w:t>
+      </w:r>
+      <w:proofErr w:type="spellStart"/>
+      <w:r>
+        <w:rPr>
+          <w:rFonts w:ascii="Times New Roman" w:hAnsi="Times New Roman"/>
+          <w:lang w:val="ru-RU"/>
+        </w:rPr>
+        <w:t>bagging</w:t>
+      </w:r>
+      <w:proofErr w:type="spellEnd"/>
+      <w:r>
+        <w:rPr>
+          <w:rFonts w:ascii="Times New Roman" w:hAnsi="Times New Roman"/>
+          <w:lang w:val="ru-RU"/>
+        </w:rPr>
+        <w:t xml:space="preserve">) — сокращение от </w:t>
+      </w:r>
+      <w:proofErr w:type="spellStart"/>
+      <w:r>
+        <w:rPr>
+          <w:rFonts w:ascii="Times New Roman" w:hAnsi="Times New Roman"/>
+          <w:lang w:val="ru-RU"/>
+        </w:rPr>
+        <w:t>bootstrap</w:t>
+      </w:r>
+      <w:proofErr w:type="spellEnd"/>
+      <w:r>
+        <w:rPr>
+          <w:rFonts w:ascii="Times New Roman" w:hAnsi="Times New Roman"/>
+          <w:lang w:val="ru-RU"/>
+        </w:rPr>
+        <w:t xml:space="preserve"> </w:t>
+      </w:r>
+      <w:proofErr w:type="spellStart"/>
+      <w:r>
+        <w:rPr>
+          <w:rFonts w:ascii="Times New Roman" w:hAnsi="Times New Roman"/>
+          <w:lang w:val="ru-RU"/>
+        </w:rPr>
+        <w:t>aggregating</w:t>
+      </w:r>
+      <w:proofErr w:type="spellEnd"/>
+      <w:r>
+        <w:rPr>
+          <w:rFonts w:ascii="Times New Roman" w:hAnsi="Times New Roman"/>
+          <w:lang w:val="ru-RU"/>
+        </w:rPr>
+        <w:t xml:space="preserve"> (агрегирование </w:t>
+      </w:r>
+      <w:proofErr w:type="spellStart"/>
+      <w:r>
+        <w:rPr>
+          <w:rFonts w:ascii="Times New Roman" w:hAnsi="Times New Roman"/>
+          <w:lang w:val="ru-RU"/>
+        </w:rPr>
+        <w:t>бутстреп</w:t>
+      </w:r>
+      <w:proofErr w:type="spellEnd"/>
+      <w:r>
+        <w:rPr>
+          <w:rFonts w:ascii="Times New Roman" w:hAnsi="Times New Roman"/>
+          <w:lang w:val="ru-RU"/>
+        </w:rPr>
+        <w:t>-выборок). Бутстреп — это метод выборки с возвращением.</w:t>
+      </w:r>
+    </w:p>
+    <w:p>
+      <w:pPr>
+        <w:rPr>
+          <w:rFonts w:ascii="Times New Roman" w:hAnsi="Times New Roman"/>
+          <w:lang w:val="ru-RU"/>
+        </w:rPr>
+      </w:pPr>
+    </w:p>
+    <w:p>
+      <w:pPr>
+        <w:rPr>
+          <w:rFonts w:ascii="Times New Roman" w:hAnsi="Times New Roman"/>
+          <w:lang w:val="ru-RU"/>
+        </w:rPr>
+      </w:pPr>
+      <w:r>
+        <w:rPr>
+          <w:rFonts w:ascii="Times New Roman" w:hAnsi="Times New Roman"/>
+          <w:lang w:val="ru-RU"/>
+        </w:rPr>
+        <w:t>Процесс работает так: каждый раз при создании дерева решений оно строится на основе другого подмножества точек из обучающего набора. Например, если в обучающем наборе 1000 строк, можно построить дерево, случайно выбрав 100 из этих строк. Таким образом, каждое дерево уникально, но все они созданы на части обучающих данных.</w:t>
+      </w:r>
+    </w:p>
+    <w:p>
+      <w:pPr>
+        <w:rPr>
+          <w:rFonts w:ascii="Times New Roman" w:hAnsi="Times New Roman"/>
+          <w:lang w:val="ru-RU"/>
+        </w:rPr>
+      </w:pPr>
+    </w:p>
+    <w:p>
+      <w:pPr>
+        <w:rPr>
+          <w:rFonts w:ascii="Times New Roman" w:hAnsi="Times New Roman"/>
+          <w:lang w:val="ru-RU"/>
+        </w:rPr>
+      </w:pPr>
+      <w:r>
+        <w:rPr>
+          <w:rFonts w:ascii="Times New Roman" w:hAnsi="Times New Roman"/>
+          <w:lang w:val="ru-RU"/>
+        </w:rPr>
+        <w:t xml:space="preserve">При бутстрепе выборка выполняется с возвращением. </w:t>
+      </w:r>
+      <w:r>
+        <w:rPr>
+          <w:rFonts w:ascii="Times New Roman" w:hAnsi="Times New Roman"/>
+          <w:lang w:val="ru-RU"/>
+        </w:rPr>
+        <w:t xml:space="preserve">Для </w:t>
+      </w:r>
+      <w:r>
+        <w:rPr>
+          <w:rFonts w:ascii="Times New Roman" w:hAnsi="Times New Roman"/>
+          <w:lang w:val="ru-RU"/>
+        </w:rPr>
+        <w:t>понимания данного принципа имеет место быть следующей визуализации:</w:t>
+      </w:r>
+      <w:r>
+        <w:rPr>
+          <w:rFonts w:ascii="Times New Roman" w:hAnsi="Times New Roman"/>
+          <w:lang w:val="ru-RU"/>
+        </w:rPr>
+        <w:t xml:space="preserve"> </w:t>
+      </w:r>
+      <w:r>
+        <w:rPr>
+          <w:rFonts w:ascii="Times New Roman" w:hAnsi="Times New Roman"/>
+          <w:lang w:val="ru-RU"/>
+        </w:rPr>
+        <w:t>в</w:t>
+      </w:r>
+      <w:r>
+        <w:rPr>
+          <w:rFonts w:ascii="Times New Roman" w:hAnsi="Times New Roman"/>
+          <w:lang w:val="ru-RU"/>
+        </w:rPr>
+        <w:t xml:space="preserve">се 1000 строк помещены в </w:t>
+      </w:r>
+      <w:r>
+        <w:rPr>
+          <w:rFonts w:ascii="Times New Roman" w:hAnsi="Times New Roman"/>
+          <w:lang w:val="ru-RU"/>
+        </w:rPr>
         <w:lastRenderedPageBreak/>
-        <w:t xml:space="preserve">Для лучшего понимания, необходимо смоделировать ситуацию: существует произвольное дерево, которое пытается предсказать получит ли студент отметку </w:t>
-      </w:r>
-      <w:r>
-        <w:rPr>
-          <w:rFonts w:ascii="Times New Roman" w:hAnsi="Times New Roman"/>
-          <w:lang w:val="ru-RU"/>
-        </w:rPr>
-        <w:t xml:space="preserve">«A» </w:t>
-      </w:r>
-      <w:r>
-        <w:rPr>
-          <w:rFonts w:ascii="Times New Roman" w:hAnsi="Times New Roman"/>
-          <w:lang w:val="ru-RU"/>
-        </w:rPr>
-        <w:t>на следующем экзамене или нет.</w:t>
-      </w:r>
-    </w:p>
-    <w:p>
-      <w:pPr>
-        <w:rPr>
-          <w:rFonts w:ascii="Times New Roman" w:hAnsi="Times New Roman"/>
-          <w:lang w:val="ru-RU"/>
-        </w:rPr>
-      </w:pPr>
-    </w:p>
-    <w:p>
-      <w:pPr>
-        <w:rPr>
-          <w:rFonts w:ascii="Times New Roman" w:hAnsi="Times New Roman"/>
-          <w:lang w:val="ru-RU"/>
-        </w:rPr>
-      </w:pPr>
-      <w:r>
-        <w:rPr>
-          <w:rFonts w:ascii="Times New Roman" w:hAnsi="Times New Roman"/>
-          <w:lang w:val="ru-RU"/>
-        </w:rPr>
-        <w:t>В начале все точки обучающего набора находятся на вершине дерева. Эти точки имеют метки: красные точки обозначают студентов, не получивших «A» на экзамене, а зелёные — студентов, получивших «A».</w:t>
-      </w:r>
-    </w:p>
-    <w:p>
-      <w:pPr>
-        <w:rPr>
-          <w:rFonts w:ascii="Times New Roman" w:hAnsi="Times New Roman"/>
-          <w:lang w:val="ru-RU"/>
-        </w:rPr>
-      </w:pPr>
-    </w:p>
-    <w:p>
-      <w:pPr>
-        <w:rPr>
-          <w:rFonts w:ascii="Times New Roman" w:hAnsi="Times New Roman"/>
-          <w:lang w:val="ru-RU"/>
-        </w:rPr>
-      </w:pPr>
-      <w:r>
-        <w:rPr>
-          <w:rFonts w:ascii="Times New Roman" w:hAnsi="Times New Roman"/>
-          <w:lang w:val="ru-RU"/>
-        </w:rPr>
-        <w:t xml:space="preserve">Затем </w:t>
-      </w:r>
-      <w:r>
-        <w:rPr>
-          <w:rFonts w:ascii="Times New Roman" w:hAnsi="Times New Roman"/>
-          <w:lang w:val="ru-RU"/>
-        </w:rPr>
-        <w:t xml:space="preserve">дерево принимает решение </w:t>
-      </w:r>
-      <w:r>
-        <w:rPr>
-          <w:rFonts w:ascii="Times New Roman" w:hAnsi="Times New Roman"/>
-          <w:lang w:val="ru-RU"/>
-        </w:rPr>
-        <w:t>разделить данные на меньшие группы на основе некоторого признака. Например, этим признаком может быть средняя оценка студента за курс. Студенты со средней оценкой «A» попадают в одну группу, со средней оценкой «B» — в другую и так далее.</w:t>
-      </w:r>
-    </w:p>
-    <w:p>
-      <w:pPr>
-        <w:rPr>
-          <w:rFonts w:ascii="Times New Roman" w:hAnsi="Times New Roman"/>
-          <w:lang w:val="ru-RU"/>
-        </w:rPr>
-      </w:pPr>
-    </w:p>
-    <w:p>
-      <w:pPr>
-        <w:rPr>
-          <w:rFonts w:ascii="Times New Roman" w:hAnsi="Times New Roman"/>
-          <w:lang w:val="ru-RU"/>
-        </w:rPr>
-      </w:pPr>
-      <w:r>
-        <w:rPr>
-          <w:rFonts w:ascii="Times New Roman" w:hAnsi="Times New Roman"/>
-          <w:lang w:val="ru-RU"/>
-        </w:rPr>
-        <w:t xml:space="preserve">После того как группы сформированы, процесс повторяется: </w:t>
-      </w:r>
-      <w:r>
-        <w:rPr>
-          <w:rFonts w:ascii="Times New Roman" w:hAnsi="Times New Roman"/>
-          <w:lang w:val="ru-RU"/>
-        </w:rPr>
-        <w:t>дерево</w:t>
-      </w:r>
-      <w:r>
-        <w:rPr>
-          <w:rFonts w:ascii="Times New Roman" w:hAnsi="Times New Roman"/>
-          <w:lang w:val="ru-RU"/>
-        </w:rPr>
-        <w:t xml:space="preserve"> снова разделяе</w:t>
+        <w:t xml:space="preserve">мешок, и </w:t>
+      </w:r>
+      <w:r>
+        <w:rPr>
+          <w:rFonts w:ascii="Times New Roman" w:hAnsi="Times New Roman"/>
+          <w:lang w:val="ru-RU"/>
+        </w:rPr>
+        <w:t>инженер</w:t>
+      </w:r>
+      <w:r>
+        <w:rPr>
+          <w:rFonts w:ascii="Times New Roman" w:hAnsi="Times New Roman"/>
+          <w:lang w:val="ru-RU"/>
+        </w:rPr>
+        <w:t xml:space="preserve"> случайным образом вытаскивае</w:t>
       </w:r>
       <w:r>
         <w:rPr>
@@ -8731,21 +9803,65 @@
           <w:rFonts w:ascii="Times New Roman" w:hAnsi="Times New Roman"/>
           <w:lang w:val="ru-RU"/>
         </w:rPr>
-        <w:t xml:space="preserve"> данные в каждой подгруппе, но уже по другому признаку. В конце концов </w:t>
-      </w:r>
-      <w:r>
-        <w:rPr>
-          <w:rFonts w:ascii="Times New Roman" w:hAnsi="Times New Roman"/>
-          <w:lang w:val="ru-RU"/>
-        </w:rPr>
-        <w:t>оно</w:t>
-      </w:r>
-      <w:r>
-        <w:rPr>
-          <w:rFonts w:ascii="Times New Roman" w:hAnsi="Times New Roman"/>
-          <w:lang w:val="ru-RU"/>
-        </w:rPr>
-        <w:t xml:space="preserve"> достигае</w:t>
+        <w:t xml:space="preserve"> одну строку. Записав, какая строка была выбрана, </w:t>
+      </w:r>
+      <w:r>
+        <w:rPr>
+          <w:rFonts w:ascii="Times New Roman" w:hAnsi="Times New Roman"/>
+          <w:lang w:val="ru-RU"/>
+        </w:rPr>
+        <w:t>он</w:t>
+      </w:r>
+      <w:r>
+        <w:rPr>
+          <w:rFonts w:ascii="Times New Roman" w:hAnsi="Times New Roman"/>
+          <w:lang w:val="ru-RU"/>
+        </w:rPr>
+        <w:t xml:space="preserve"> возвращает её обратно. Это означает, что при выборе 1000 случайных строк одна и та же строка может быть выбрана несколько раз. Более того, хотя это маловероятно, все 1000 выбранных строк могут оказаться одинаковыми</w:t>
+      </w:r>
+      <w:r>
+        <w:rPr>
+          <w:rFonts w:ascii="Times New Roman" w:hAnsi="Times New Roman"/>
+          <w:lang w:val="ru-RU"/>
+        </w:rPr>
+        <w:t>.</w:t>
+      </w:r>
+    </w:p>
+    <w:p>
+      <w:pPr>
+        <w:rPr>
+          <w:rFonts w:ascii="Times New Roman" w:hAnsi="Times New Roman"/>
+          <w:lang w:val="ru-RU"/>
+        </w:rPr>
+      </w:pPr>
+    </w:p>
+    <w:p>
+      <w:pPr>
+        <w:rPr>
+          <w:rFonts w:ascii="Times New Roman" w:hAnsi="Times New Roman"/>
+          <w:lang w:val="ru-RU"/>
+        </w:rPr>
+      </w:pPr>
+      <w:r>
+        <w:rPr>
+          <w:rFonts w:ascii="Times New Roman" w:hAnsi="Times New Roman"/>
+          <w:lang w:val="ru-RU"/>
+        </w:rPr>
+        <w:t xml:space="preserve">Поскольку выборка идёт с возвращением, нет необходимости сокращать размер обучающего набора с 1000 до 100. </w:t>
+      </w:r>
+      <w:r>
+        <w:rPr>
+          <w:rFonts w:ascii="Times New Roman" w:hAnsi="Times New Roman"/>
+          <w:lang w:val="ru-RU"/>
+        </w:rPr>
+        <w:t>Инженер</w:t>
+      </w:r>
+      <w:r>
+        <w:rPr>
+          <w:rFonts w:ascii="Times New Roman" w:hAnsi="Times New Roman"/>
+          <w:lang w:val="ru-RU"/>
+        </w:rPr>
+        <w:t xml:space="preserve"> може</w:t>
       </w:r>
       <w:r>
         <w:rPr>
@@ -8759,7 +9875,244 @@
           <w:rFonts w:ascii="Times New Roman" w:hAnsi="Times New Roman"/>
           <w:lang w:val="ru-RU"/>
         </w:rPr>
-        <w:t xml:space="preserve"> точки, когда дальнейшее разделение прекращается — это лист дерева. Теперь можно подсчитать метки данных в этом листе. Если неразмеченная точка попадает в этот лист, она классифицируется в соответствии с меткой большинства.</w:t>
+        <w:t xml:space="preserve"> выбрать 1000 строк случайным образом, и из-за возможности многократного выбора одной и той же строки всё равно </w:t>
+      </w:r>
+      <w:r>
+        <w:rPr>
+          <w:rFonts w:ascii="Times New Roman" w:hAnsi="Times New Roman"/>
+          <w:lang w:val="ru-RU"/>
+        </w:rPr>
+        <w:t>получит</w:t>
+      </w:r>
+      <w:r>
+        <w:rPr>
+          <w:rFonts w:ascii="Times New Roman" w:hAnsi="Times New Roman"/>
+          <w:lang w:val="ru-RU"/>
+        </w:rPr>
+        <w:t xml:space="preserve"> уникальный набор данных.</w:t>
+      </w:r>
+    </w:p>
+    <w:p>
+      <w:pPr>
+        <w:rPr>
+          <w:rFonts w:ascii="Times New Roman" w:hAnsi="Times New Roman"/>
+          <w:lang w:val="ru-RU"/>
+        </w:rPr>
+      </w:pPr>
+    </w:p>
+    <w:p>
+      <w:pPr>
+        <w:rPr>
+          <w:rFonts w:ascii="Times New Roman" w:hAnsi="Times New Roman"/>
+          <w:lang w:val="ru-RU"/>
+        </w:rPr>
+      </w:pPr>
+      <w:r>
+        <w:rPr>
+          <w:rFonts w:ascii="Times New Roman" w:hAnsi="Times New Roman"/>
+          <w:lang w:val="ru-RU"/>
+        </w:rPr>
+        <w:t xml:space="preserve">Случайные леса создают различные деревья с помощью процесса, известного как </w:t>
+      </w:r>
+      <w:proofErr w:type="spellStart"/>
+      <w:r>
+        <w:rPr>
+          <w:rFonts w:ascii="Times New Roman" w:hAnsi="Times New Roman"/>
+          <w:lang w:val="ru-RU"/>
+        </w:rPr>
+        <w:t>бэггинг</w:t>
+      </w:r>
+      <w:proofErr w:type="spellEnd"/>
+      <w:r>
+        <w:rPr>
+          <w:rFonts w:ascii="Times New Roman" w:hAnsi="Times New Roman"/>
+          <w:lang w:val="ru-RU"/>
+        </w:rPr>
+        <w:t xml:space="preserve"> (агрегирование </w:t>
+      </w:r>
+      <w:proofErr w:type="spellStart"/>
+      <w:r>
+        <w:rPr>
+          <w:rFonts w:ascii="Times New Roman" w:hAnsi="Times New Roman"/>
+          <w:lang w:val="ru-RU"/>
+        </w:rPr>
+        <w:t>бутстреп</w:t>
+      </w:r>
+      <w:proofErr w:type="spellEnd"/>
+      <w:r>
+        <w:rPr>
+          <w:rFonts w:ascii="Times New Roman" w:hAnsi="Times New Roman"/>
+          <w:lang w:val="ru-RU"/>
+        </w:rPr>
+        <w:t xml:space="preserve">-выборок). Процесс начинается с построения одного дерева решений на </w:t>
+      </w:r>
+      <w:proofErr w:type="spellStart"/>
+      <w:r>
+        <w:rPr>
+          <w:rFonts w:ascii="Times New Roman" w:hAnsi="Times New Roman"/>
+          <w:lang w:val="ru-RU"/>
+        </w:rPr>
+        <w:t>бутстреп</w:t>
+      </w:r>
+      <w:proofErr w:type="spellEnd"/>
+      <w:r>
+        <w:rPr>
+          <w:rFonts w:ascii="Times New Roman" w:hAnsi="Times New Roman"/>
+          <w:lang w:val="ru-RU"/>
+        </w:rPr>
+        <w:t>-выборке точек из обучающего набора. После того как множество деревьев создано, результаты «агрегируются». Для задач классификации агрегация часто представляет собой голосование большинством индивидуальных классификаторов. Для задач регрессии агрегация обычно заключается в усреднении предсказаний индивидуальных регрессоров.</w:t>
+      </w:r>
+    </w:p>
+    <w:p>
+      <w:pPr>
+        <w:rPr>
+          <w:rFonts w:ascii="Times New Roman" w:hAnsi="Times New Roman"/>
+          <w:lang w:val="ru-RU"/>
+        </w:rPr>
+      </w:pPr>
+    </w:p>
+    <w:p>
+      <w:pPr>
+        <w:rPr>
+          <w:rFonts w:ascii="Times New Roman" w:hAnsi="Times New Roman"/>
+          <w:lang w:val="ru-RU"/>
+        </w:rPr>
+      </w:pPr>
+      <w:r>
+        <w:rPr>
+          <w:rFonts w:ascii="Times New Roman" w:hAnsi="Times New Roman"/>
+          <w:lang w:val="ru-RU"/>
+        </w:rPr>
+        <w:t xml:space="preserve">В дополнение к использованию </w:t>
+      </w:r>
+      <w:proofErr w:type="spellStart"/>
+      <w:r>
+        <w:rPr>
+          <w:rFonts w:ascii="Times New Roman" w:hAnsi="Times New Roman"/>
+          <w:lang w:val="ru-RU"/>
+        </w:rPr>
+        <w:t>бутстреп</w:t>
+      </w:r>
+      <w:proofErr w:type="spellEnd"/>
+      <w:r>
+        <w:rPr>
+          <w:rFonts w:ascii="Times New Roman" w:hAnsi="Times New Roman"/>
+          <w:lang w:val="ru-RU"/>
+        </w:rPr>
+        <w:t>-выборок из набора данных можно добавить разнообразия в способы построения деревьев, случайным образом отбирая используемые признаки.</w:t>
+      </w:r>
+    </w:p>
+    <w:p>
+      <w:pPr>
+        <w:rPr>
+          <w:rFonts w:ascii="Times New Roman" w:hAnsi="Times New Roman"/>
+          <w:lang w:val="ru-RU"/>
+        </w:rPr>
+      </w:pPr>
+    </w:p>
+    <w:p>
+      <w:pPr>
+        <w:rPr>
+          <w:rFonts w:ascii="Times New Roman" w:hAnsi="Times New Roman"/>
+          <w:lang w:val="ru-RU"/>
+        </w:rPr>
+      </w:pPr>
+      <w:r>
+        <w:rPr>
+          <w:rFonts w:ascii="Times New Roman" w:hAnsi="Times New Roman"/>
+          <w:lang w:val="ru-RU"/>
+        </w:rPr>
+        <w:t>При использовании обычного дерева решений используются все признаки, а разделение выбирается так, чтобы максимизировать прирост информации (</w:t>
+      </w:r>
+      <w:proofErr w:type="spellStart"/>
+      <w:r>
+        <w:rPr>
+          <w:rFonts w:ascii="Times New Roman" w:hAnsi="Times New Roman"/>
+          <w:lang w:val="ru-RU"/>
+        </w:rPr>
+        <w:t>information</w:t>
+      </w:r>
+      <w:proofErr w:type="spellEnd"/>
+      <w:r>
+        <w:rPr>
+          <w:rFonts w:ascii="Times New Roman" w:hAnsi="Times New Roman"/>
+          <w:lang w:val="ru-RU"/>
+        </w:rPr>
+        <w:t xml:space="preserve"> </w:t>
+      </w:r>
+      <w:proofErr w:type="spellStart"/>
+      <w:r>
+        <w:rPr>
+          <w:rFonts w:ascii="Times New Roman" w:hAnsi="Times New Roman"/>
+          <w:lang w:val="ru-RU"/>
+        </w:rPr>
+        <w:t>gain</w:t>
+      </w:r>
+      <w:proofErr w:type="spellEnd"/>
+      <w:r>
+        <w:rPr>
+          <w:rFonts w:ascii="Times New Roman" w:hAnsi="Times New Roman"/>
+          <w:lang w:val="ru-RU"/>
+        </w:rPr>
+        <w:t xml:space="preserve">). </w:t>
+      </w:r>
+      <w:r>
+        <w:rPr>
+          <w:rFonts w:ascii="Times New Roman" w:hAnsi="Times New Roman"/>
+          <w:lang w:val="ru-RU"/>
+        </w:rPr>
+        <w:t>Даже если</w:t>
+      </w:r>
+      <w:r>
+        <w:rPr>
+          <w:rFonts w:ascii="Times New Roman" w:hAnsi="Times New Roman"/>
+          <w:lang w:val="ru-RU"/>
+        </w:rPr>
+        <w:t xml:space="preserve"> это может показаться нелогичным, случайный выбор подмножества признаков может улучшить производительность ансамблевой модели. </w:t>
+      </w:r>
+    </w:p>
+    <w:p>
+      <w:pPr>
+        <w:rPr>
+          <w:rFonts w:ascii="Times New Roman" w:hAnsi="Times New Roman"/>
+          <w:lang w:val="ru-RU"/>
+        </w:rPr>
+      </w:pPr>
+    </w:p>
+    <w:p>
+      <w:pPr>
+        <w:rPr>
+          <w:rFonts w:ascii="Times New Roman" w:hAnsi="Times New Roman"/>
+          <w:lang w:val="ru-RU"/>
+        </w:rPr>
+      </w:pPr>
+      <w:r>
+        <w:rPr>
+          <w:rFonts w:ascii="Times New Roman" w:hAnsi="Times New Roman"/>
+          <w:lang w:val="ru-RU"/>
+        </w:rPr>
+        <w:t>В итоге, хоть о</w:t>
+      </w:r>
+      <w:r>
+        <w:rPr>
+          <w:rFonts w:ascii="Times New Roman" w:hAnsi="Times New Roman"/>
+          <w:lang w:val="ru-RU"/>
+        </w:rPr>
+        <w:t>тдельное дерево</w:t>
+      </w:r>
+      <w:r>
+        <w:rPr>
+          <w:rFonts w:ascii="Times New Roman" w:hAnsi="Times New Roman"/>
+          <w:lang w:val="ru-RU"/>
+        </w:rPr>
+        <w:t xml:space="preserve"> и</w:t>
+      </w:r>
+      <w:r>
+        <w:rPr>
+          <w:rFonts w:ascii="Times New Roman" w:hAnsi="Times New Roman"/>
+          <w:lang w:val="ru-RU"/>
+        </w:rPr>
+        <w:t xml:space="preserve"> может показывать худшие результаты, иногда увеличение дисперсии помогает общей производительности ансамблевой модели в целом.</w:t>
       </w:r>
     </w:p>
     <w:p>
@@ -8770,6 +10123,13 @@
           <w:lang w:val="ru-RU"/>
         </w:rPr>
       </w:pPr>
+      <w:r>
+        <w:rPr>
+          <w:rFonts w:ascii="Times New Roman" w:hAnsi="Times New Roman"/>
+          <w:lang w:val="ru-RU"/>
+        </w:rPr>
+        <w:br w:type="page"/>
+      </w:r>
     </w:p>
     <w:p>
       <w:pPr>
@@ -8779,658 +10139,7 @@
           <w:lang w:val="ru-RU"/>
         </w:rPr>
       </w:pPr>
-      <w:r>
-        <w:rPr>
-          <w:rFonts w:ascii="Times New Roman" w:hAnsi="Times New Roman"/>
-          <w:lang w:val="ru-RU"/>
-        </w:rPr>
-        <w:t>1.4.6. Регрессия Случайным Лесом</w:t>
-      </w:r>
-    </w:p>
-    <w:p>
-      <w:pPr>
-        <w:jc w:val="left"/>
-        <w:rPr>
-          <w:rFonts w:ascii="Times New Roman" w:hAnsi="Times New Roman"/>
-          <w:lang w:val="ru-RU"/>
-        </w:rPr>
-      </w:pPr>
-    </w:p>
-    <w:p>
-      <w:pPr>
-        <w:rPr>
-          <w:rFonts w:ascii="Times New Roman" w:hAnsi="Times New Roman"/>
-          <w:lang w:val="ru-RU"/>
-        </w:rPr>
-      </w:pPr>
-      <w:r>
-        <w:rPr>
-          <w:rFonts w:ascii="Times New Roman" w:hAnsi="Times New Roman"/>
-          <w:lang w:val="ru-RU"/>
-        </w:rPr>
-        <w:t>Д</w:t>
-      </w:r>
-      <w:r>
-        <w:rPr>
-          <w:rFonts w:ascii="Times New Roman" w:hAnsi="Times New Roman"/>
-          <w:lang w:val="ru-RU"/>
-        </w:rPr>
-        <w:t xml:space="preserve">еревья решений могут быть мощными моделями машинного обучения с учителем. Однако у них есть и недостатки: деревья решений часто склонны к переобучению. </w:t>
-      </w:r>
-      <w:r>
-        <w:rPr>
-          <w:rFonts w:ascii="Times New Roman" w:hAnsi="Times New Roman"/>
-          <w:lang w:val="ru-RU"/>
-        </w:rPr>
-        <w:t>В прикладном мире существуют</w:t>
-      </w:r>
-      <w:r>
-        <w:rPr>
-          <w:rFonts w:ascii="Times New Roman" w:hAnsi="Times New Roman"/>
-          <w:lang w:val="ru-RU"/>
-        </w:rPr>
-        <w:t xml:space="preserve"> некоторые стратегии минимизации этой проблемы, например, стрижк</w:t>
-      </w:r>
-      <w:r>
-        <w:rPr>
-          <w:rFonts w:ascii="Times New Roman" w:hAnsi="Times New Roman"/>
-          <w:lang w:val="ru-RU"/>
-        </w:rPr>
-        <w:t>а</w:t>
-      </w:r>
-      <w:r>
-        <w:rPr>
-          <w:rFonts w:ascii="Times New Roman" w:hAnsi="Times New Roman"/>
-          <w:lang w:val="ru-RU"/>
-        </w:rPr>
-        <w:t xml:space="preserve"> (</w:t>
-      </w:r>
-      <w:proofErr w:type="spellStart"/>
-      <w:r>
-        <w:rPr>
-          <w:rFonts w:ascii="Times New Roman" w:hAnsi="Times New Roman"/>
-          <w:lang w:val="ru-RU"/>
-        </w:rPr>
-        <w:t>pruning</w:t>
-      </w:r>
-      <w:proofErr w:type="spellEnd"/>
-      <w:r>
-        <w:rPr>
-          <w:rFonts w:ascii="Times New Roman" w:hAnsi="Times New Roman"/>
-          <w:lang w:val="ru-RU"/>
-        </w:rPr>
-        <w:t>), но иногда этого недостаточно. Нужен другой способ обобщения деревьев. Здесь и пригодится понятие случайного леса.</w:t>
-      </w:r>
-    </w:p>
-    <w:p>
-      <w:pPr>
-        <w:rPr>
-          <w:rFonts w:ascii="Times New Roman" w:hAnsi="Times New Roman"/>
-          <w:lang w:val="ru-RU"/>
-        </w:rPr>
-      </w:pPr>
-    </w:p>
-    <w:p>
-      <w:pPr>
-        <w:rPr>
-          <w:rFonts w:ascii="Times New Roman" w:hAnsi="Times New Roman"/>
-          <w:lang w:val="ru-RU"/>
-        </w:rPr>
-      </w:pPr>
-      <w:r>
-        <w:rPr>
-          <w:rFonts w:ascii="Times New Roman" w:hAnsi="Times New Roman"/>
-          <w:lang w:val="ru-RU"/>
-        </w:rPr>
-        <w:t>Случайный лес — это ансамблевая техника машинного обучения. Случайный лес содержит множество деревьев решений, которые совместно классифицируют новые точки. Когда случайному лесу предлагают классифицировать новую точку, лес передаёт эту точку каждому из деревьев решений. Каждое дерево сообщает свой классификационный результат, а случайный лес возвращает наиболее популярный класс. Подобно голосованию: каждое дерево имеет голос, и побеждает самый популярный класс. Некоторые деревья в случайном лесу могут быть переобучены, но поскольку предсказание основано на большом количестве деревьев, влияние переобучения снижается.</w:t>
-      </w:r>
-    </w:p>
-    <w:p>
-      <w:pPr>
-        <w:rPr>
-          <w:rFonts w:ascii="Times New Roman" w:hAnsi="Times New Roman"/>
-          <w:lang w:val="ru-RU"/>
-        </w:rPr>
-      </w:pPr>
-    </w:p>
-    <w:p>
-      <w:pPr>
-        <w:rPr>
-          <w:rFonts w:ascii="Times New Roman" w:hAnsi="Times New Roman"/>
-          <w:lang w:val="ru-RU"/>
-        </w:rPr>
-      </w:pPr>
-      <w:r>
-        <w:rPr>
-          <w:rFonts w:ascii="Times New Roman" w:hAnsi="Times New Roman"/>
-          <w:lang w:val="ru-RU"/>
-        </w:rPr>
-        <w:t xml:space="preserve">Для создания случайного леса используется техника </w:t>
-      </w:r>
-      <w:proofErr w:type="spellStart"/>
-      <w:r>
-        <w:rPr>
-          <w:rFonts w:ascii="Times New Roman" w:hAnsi="Times New Roman"/>
-          <w:lang w:val="ru-RU"/>
-        </w:rPr>
-        <w:t>бэггинга</w:t>
-      </w:r>
-      <w:proofErr w:type="spellEnd"/>
-      <w:r>
-        <w:rPr>
-          <w:rFonts w:ascii="Times New Roman" w:hAnsi="Times New Roman"/>
-          <w:lang w:val="ru-RU"/>
-        </w:rPr>
-        <w:t xml:space="preserve"> (</w:t>
-      </w:r>
-      <w:proofErr w:type="spellStart"/>
-      <w:r>
-        <w:rPr>
-          <w:rFonts w:ascii="Times New Roman" w:hAnsi="Times New Roman"/>
-          <w:lang w:val="ru-RU"/>
-        </w:rPr>
-        <w:t>bagging</w:t>
-      </w:r>
-      <w:proofErr w:type="spellEnd"/>
-      <w:r>
-        <w:rPr>
-          <w:rFonts w:ascii="Times New Roman" w:hAnsi="Times New Roman"/>
-          <w:lang w:val="ru-RU"/>
-        </w:rPr>
-        <w:t xml:space="preserve">) — сокращение от </w:t>
-      </w:r>
-      <w:proofErr w:type="spellStart"/>
-      <w:r>
-        <w:rPr>
-          <w:rFonts w:ascii="Times New Roman" w:hAnsi="Times New Roman"/>
-          <w:lang w:val="ru-RU"/>
-        </w:rPr>
-        <w:t>bootstrap</w:t>
-      </w:r>
-      <w:proofErr w:type="spellEnd"/>
-      <w:r>
-        <w:rPr>
-          <w:rFonts w:ascii="Times New Roman" w:hAnsi="Times New Roman"/>
-          <w:lang w:val="ru-RU"/>
-        </w:rPr>
-        <w:t xml:space="preserve"> </w:t>
-      </w:r>
-      <w:proofErr w:type="spellStart"/>
-      <w:r>
-        <w:rPr>
-          <w:rFonts w:ascii="Times New Roman" w:hAnsi="Times New Roman"/>
-          <w:lang w:val="ru-RU"/>
-        </w:rPr>
-        <w:t>aggregating</w:t>
-      </w:r>
-      <w:proofErr w:type="spellEnd"/>
-      <w:r>
-        <w:rPr>
-          <w:rFonts w:ascii="Times New Roman" w:hAnsi="Times New Roman"/>
-          <w:lang w:val="ru-RU"/>
-        </w:rPr>
-        <w:t xml:space="preserve"> (агрегирование </w:t>
-      </w:r>
-      <w:proofErr w:type="spellStart"/>
-      <w:r>
-        <w:rPr>
-          <w:rFonts w:ascii="Times New Roman" w:hAnsi="Times New Roman"/>
-          <w:lang w:val="ru-RU"/>
-        </w:rPr>
-        <w:t>бутстреп</w:t>
-      </w:r>
-      <w:proofErr w:type="spellEnd"/>
-      <w:r>
-        <w:rPr>
-          <w:rFonts w:ascii="Times New Roman" w:hAnsi="Times New Roman"/>
-          <w:lang w:val="ru-RU"/>
-        </w:rPr>
-        <w:t>-выборок). Бутстреп — это метод выборки с возвращением.</w:t>
-      </w:r>
-    </w:p>
-    <w:p>
-      <w:pPr>
-        <w:rPr>
-          <w:rFonts w:ascii="Times New Roman" w:hAnsi="Times New Roman"/>
-          <w:lang w:val="ru-RU"/>
-        </w:rPr>
-      </w:pPr>
-    </w:p>
-    <w:p>
-      <w:pPr>
-        <w:rPr>
-          <w:rFonts w:ascii="Times New Roman" w:hAnsi="Times New Roman"/>
-          <w:lang w:val="ru-RU"/>
-        </w:rPr>
-      </w:pPr>
-      <w:r>
-        <w:rPr>
-          <w:rFonts w:ascii="Times New Roman" w:hAnsi="Times New Roman"/>
-          <w:lang w:val="ru-RU"/>
-        </w:rPr>
-        <w:lastRenderedPageBreak/>
-        <w:t>Процесс работает так: каждый раз при создании дерева решений оно строится на основе другого подмножества точек из обучающего набора. Например, если в обучающем наборе 1000 строк, можно построить дерево, случайно выбрав 100 из этих строк. Таким образом, каждое дерево уникально, но все они созданы на части обучающих данных.</w:t>
-      </w:r>
-    </w:p>
-    <w:p>
-      <w:pPr>
-        <w:rPr>
-          <w:rFonts w:ascii="Times New Roman" w:hAnsi="Times New Roman"/>
-          <w:lang w:val="ru-RU"/>
-        </w:rPr>
-      </w:pPr>
-    </w:p>
-    <w:p>
-      <w:pPr>
-        <w:rPr>
-          <w:rFonts w:ascii="Times New Roman" w:hAnsi="Times New Roman"/>
-          <w:lang w:val="ru-RU"/>
-        </w:rPr>
-      </w:pPr>
-      <w:r>
-        <w:rPr>
-          <w:rFonts w:ascii="Times New Roman" w:hAnsi="Times New Roman"/>
-          <w:lang w:val="ru-RU"/>
-        </w:rPr>
-        <w:t xml:space="preserve">При бутстрепе выборка выполняется с возвращением. </w:t>
-      </w:r>
-      <w:r>
-        <w:rPr>
-          <w:rFonts w:ascii="Times New Roman" w:hAnsi="Times New Roman"/>
-          <w:lang w:val="ru-RU"/>
-        </w:rPr>
-        <w:t xml:space="preserve">Для </w:t>
-      </w:r>
-      <w:r>
-        <w:rPr>
-          <w:rFonts w:ascii="Times New Roman" w:hAnsi="Times New Roman"/>
-          <w:lang w:val="ru-RU"/>
-        </w:rPr>
-        <w:t>понимания данного принципа имеет место быть следующей визуализации:</w:t>
-      </w:r>
-      <w:r>
-        <w:rPr>
-          <w:rFonts w:ascii="Times New Roman" w:hAnsi="Times New Roman"/>
-          <w:lang w:val="ru-RU"/>
-        </w:rPr>
-        <w:t xml:space="preserve"> </w:t>
-      </w:r>
-      <w:r>
-        <w:rPr>
-          <w:rFonts w:ascii="Times New Roman" w:hAnsi="Times New Roman"/>
-          <w:lang w:val="ru-RU"/>
-        </w:rPr>
-        <w:t>в</w:t>
-      </w:r>
-      <w:r>
-        <w:rPr>
-          <w:rFonts w:ascii="Times New Roman" w:hAnsi="Times New Roman"/>
-          <w:lang w:val="ru-RU"/>
-        </w:rPr>
-        <w:t xml:space="preserve">се 1000 строк помещены в мешок, и </w:t>
-      </w:r>
-      <w:r>
-        <w:rPr>
-          <w:rFonts w:ascii="Times New Roman" w:hAnsi="Times New Roman"/>
-          <w:lang w:val="ru-RU"/>
-        </w:rPr>
-        <w:t>инженер</w:t>
-      </w:r>
-      <w:r>
-        <w:rPr>
-          <w:rFonts w:ascii="Times New Roman" w:hAnsi="Times New Roman"/>
-          <w:lang w:val="ru-RU"/>
-        </w:rPr>
-        <w:t xml:space="preserve"> случайным образом вытаскивае</w:t>
-      </w:r>
-      <w:r>
-        <w:rPr>
-          <w:rFonts w:ascii="Times New Roman" w:hAnsi="Times New Roman"/>
-          <w:lang w:val="ru-RU"/>
-        </w:rPr>
-        <w:t>т</w:t>
-      </w:r>
-      <w:r>
-        <w:rPr>
-          <w:rFonts w:ascii="Times New Roman" w:hAnsi="Times New Roman"/>
-          <w:lang w:val="ru-RU"/>
-        </w:rPr>
-        <w:t xml:space="preserve"> одну строку. Записав, какая строка была выбрана, </w:t>
-      </w:r>
-      <w:r>
-        <w:rPr>
-          <w:rFonts w:ascii="Times New Roman" w:hAnsi="Times New Roman"/>
-          <w:lang w:val="ru-RU"/>
-        </w:rPr>
-        <w:t>он</w:t>
-      </w:r>
-      <w:r>
-        <w:rPr>
-          <w:rFonts w:ascii="Times New Roman" w:hAnsi="Times New Roman"/>
-          <w:lang w:val="ru-RU"/>
-        </w:rPr>
-        <w:t xml:space="preserve"> возвращает её обратно. Это означает, что при выборе 1000 случайных строк одна и та же строка может быть выбрана несколько раз. Более того, хотя это маловероятно, все 1000 выбранных строк могут оказаться одинаковыми</w:t>
-      </w:r>
-      <w:r>
-        <w:rPr>
-          <w:rFonts w:ascii="Times New Roman" w:hAnsi="Times New Roman"/>
-          <w:lang w:val="ru-RU"/>
-        </w:rPr>
-        <w:t>.</w:t>
-      </w:r>
-    </w:p>
-    <w:p>
-      <w:pPr>
-        <w:rPr>
-          <w:rFonts w:ascii="Times New Roman" w:hAnsi="Times New Roman"/>
-          <w:lang w:val="ru-RU"/>
-        </w:rPr>
-      </w:pPr>
-    </w:p>
-    <w:p>
-      <w:pPr>
-        <w:rPr>
-          <w:rFonts w:ascii="Times New Roman" w:hAnsi="Times New Roman"/>
-          <w:lang w:val="ru-RU"/>
-        </w:rPr>
-      </w:pPr>
-      <w:r>
-        <w:rPr>
-          <w:rFonts w:ascii="Times New Roman" w:hAnsi="Times New Roman"/>
-          <w:lang w:val="ru-RU"/>
-        </w:rPr>
-        <w:t xml:space="preserve">Поскольку выборка идёт с возвращением, нет необходимости сокращать размер обучающего набора с 1000 до 100. </w:t>
-      </w:r>
-      <w:r>
-        <w:rPr>
-          <w:rFonts w:ascii="Times New Roman" w:hAnsi="Times New Roman"/>
-          <w:lang w:val="ru-RU"/>
-        </w:rPr>
-        <w:t>Инженер</w:t>
-      </w:r>
-      <w:r>
-        <w:rPr>
-          <w:rFonts w:ascii="Times New Roman" w:hAnsi="Times New Roman"/>
-          <w:lang w:val="ru-RU"/>
-        </w:rPr>
-        <w:t xml:space="preserve"> може</w:t>
-      </w:r>
-      <w:r>
-        <w:rPr>
-          <w:rFonts w:ascii="Times New Roman" w:hAnsi="Times New Roman"/>
-          <w:lang w:val="ru-RU"/>
-        </w:rPr>
-        <w:t>т</w:t>
-      </w:r>
-      <w:r>
-        <w:rPr>
-          <w:rFonts w:ascii="Times New Roman" w:hAnsi="Times New Roman"/>
-          <w:lang w:val="ru-RU"/>
-        </w:rPr>
-        <w:t xml:space="preserve"> выбрать 1000 строк случайным образом, и из-за возможности многократного выбора одной и той же строки всё равно </w:t>
-      </w:r>
-      <w:r>
-        <w:rPr>
-          <w:rFonts w:ascii="Times New Roman" w:hAnsi="Times New Roman"/>
-          <w:lang w:val="ru-RU"/>
-        </w:rPr>
-        <w:t>получит</w:t>
-      </w:r>
-      <w:r>
-        <w:rPr>
-          <w:rFonts w:ascii="Times New Roman" w:hAnsi="Times New Roman"/>
-          <w:lang w:val="ru-RU"/>
-        </w:rPr>
-        <w:t xml:space="preserve"> уникальный набор данных.</w:t>
-      </w:r>
-    </w:p>
-    <w:p>
-      <w:pPr>
-        <w:rPr>
-          <w:rFonts w:ascii="Times New Roman" w:hAnsi="Times New Roman"/>
-          <w:lang w:val="ru-RU"/>
-        </w:rPr>
-      </w:pPr>
-    </w:p>
-    <w:p>
-      <w:pPr>
-        <w:rPr>
-          <w:rFonts w:ascii="Times New Roman" w:hAnsi="Times New Roman"/>
-          <w:lang w:val="ru-RU"/>
-        </w:rPr>
-      </w:pPr>
-      <w:r>
-        <w:rPr>
-          <w:rFonts w:ascii="Times New Roman" w:hAnsi="Times New Roman"/>
-          <w:lang w:val="ru-RU"/>
-        </w:rPr>
-        <w:t xml:space="preserve">Случайные леса создают различные деревья с помощью процесса, известного как </w:t>
-      </w:r>
-      <w:proofErr w:type="spellStart"/>
-      <w:r>
-        <w:rPr>
-          <w:rFonts w:ascii="Times New Roman" w:hAnsi="Times New Roman"/>
-          <w:lang w:val="ru-RU"/>
-        </w:rPr>
-        <w:t>бэггинг</w:t>
-      </w:r>
-      <w:proofErr w:type="spellEnd"/>
-      <w:r>
-        <w:rPr>
-          <w:rFonts w:ascii="Times New Roman" w:hAnsi="Times New Roman"/>
-          <w:lang w:val="ru-RU"/>
-        </w:rPr>
-        <w:t xml:space="preserve"> (агрегирование </w:t>
-      </w:r>
-      <w:proofErr w:type="spellStart"/>
-      <w:r>
-        <w:rPr>
-          <w:rFonts w:ascii="Times New Roman" w:hAnsi="Times New Roman"/>
-          <w:lang w:val="ru-RU"/>
-        </w:rPr>
-        <w:t>бутстреп</w:t>
-      </w:r>
-      <w:proofErr w:type="spellEnd"/>
-      <w:r>
-        <w:rPr>
-          <w:rFonts w:ascii="Times New Roman" w:hAnsi="Times New Roman"/>
-          <w:lang w:val="ru-RU"/>
-        </w:rPr>
-        <w:t xml:space="preserve">-выборок). Процесс начинается с построения одного дерева решений на </w:t>
-      </w:r>
-      <w:proofErr w:type="spellStart"/>
-      <w:r>
-        <w:rPr>
-          <w:rFonts w:ascii="Times New Roman" w:hAnsi="Times New Roman"/>
-          <w:lang w:val="ru-RU"/>
-        </w:rPr>
-        <w:t>бутстреп</w:t>
-      </w:r>
-      <w:proofErr w:type="spellEnd"/>
-      <w:r>
-        <w:rPr>
-          <w:rFonts w:ascii="Times New Roman" w:hAnsi="Times New Roman"/>
-          <w:lang w:val="ru-RU"/>
-        </w:rPr>
-        <w:t>-выборке точек из обучающего набора. После того как множество деревьев создано, результаты «агрегируются». Для задач классификации агрегация часто представляет собой голосование большинством индивидуальных классификаторов. Для задач регрессии агрегация обычно заключается в усреднении предсказаний индивидуальных регрессоров.</w:t>
-      </w:r>
-    </w:p>
-    <w:p>
-      <w:pPr>
-        <w:rPr>
-          <w:rFonts w:ascii="Times New Roman" w:hAnsi="Times New Roman"/>
-          <w:lang w:val="ru-RU"/>
-        </w:rPr>
-      </w:pPr>
-    </w:p>
-    <w:p>
-      <w:pPr>
-        <w:rPr>
-          <w:rFonts w:ascii="Times New Roman" w:hAnsi="Times New Roman"/>
-          <w:lang w:val="ru-RU"/>
-        </w:rPr>
-      </w:pPr>
-      <w:r>
-        <w:rPr>
-          <w:rFonts w:ascii="Times New Roman" w:hAnsi="Times New Roman"/>
-          <w:lang w:val="ru-RU"/>
-        </w:rPr>
-        <w:t xml:space="preserve">В дополнение к использованию </w:t>
-      </w:r>
-      <w:proofErr w:type="spellStart"/>
-      <w:r>
-        <w:rPr>
-          <w:rFonts w:ascii="Times New Roman" w:hAnsi="Times New Roman"/>
-          <w:lang w:val="ru-RU"/>
-        </w:rPr>
-        <w:t>бутстреп</w:t>
-      </w:r>
-      <w:proofErr w:type="spellEnd"/>
-      <w:r>
-        <w:rPr>
-          <w:rFonts w:ascii="Times New Roman" w:hAnsi="Times New Roman"/>
-          <w:lang w:val="ru-RU"/>
-        </w:rPr>
-        <w:t>-выборок из набора данных можно добавить разнообразия в способы построения деревьев, случайным образом отбирая используемые признаки.</w:t>
-      </w:r>
-    </w:p>
-    <w:p>
-      <w:pPr>
-        <w:rPr>
-          <w:rFonts w:ascii="Times New Roman" w:hAnsi="Times New Roman"/>
-          <w:lang w:val="ru-RU"/>
-        </w:rPr>
-      </w:pPr>
-    </w:p>
-    <w:p>
-      <w:pPr>
-        <w:rPr>
-          <w:rFonts w:ascii="Times New Roman" w:hAnsi="Times New Roman"/>
-          <w:lang w:val="ru-RU"/>
-        </w:rPr>
-      </w:pPr>
-      <w:r>
-        <w:rPr>
-          <w:rFonts w:ascii="Times New Roman" w:hAnsi="Times New Roman"/>
-          <w:lang w:val="ru-RU"/>
-        </w:rPr>
-        <w:t>При использовании обычного дерева решений используются все признаки, а разделение выбирается так, чтобы максимизировать прирост информации (</w:t>
-      </w:r>
-      <w:proofErr w:type="spellStart"/>
-      <w:r>
-        <w:rPr>
-          <w:rFonts w:ascii="Times New Roman" w:hAnsi="Times New Roman"/>
-          <w:lang w:val="ru-RU"/>
-        </w:rPr>
-        <w:t>information</w:t>
-      </w:r>
-      <w:proofErr w:type="spellEnd"/>
-      <w:r>
-        <w:rPr>
-          <w:rFonts w:ascii="Times New Roman" w:hAnsi="Times New Roman"/>
-          <w:lang w:val="ru-RU"/>
-        </w:rPr>
-        <w:t xml:space="preserve"> </w:t>
-      </w:r>
-      <w:proofErr w:type="spellStart"/>
-      <w:r>
-        <w:rPr>
-          <w:rFonts w:ascii="Times New Roman" w:hAnsi="Times New Roman"/>
-          <w:lang w:val="ru-RU"/>
-        </w:rPr>
-        <w:t>gain</w:t>
-      </w:r>
-      <w:proofErr w:type="spellEnd"/>
-      <w:r>
-        <w:rPr>
-          <w:rFonts w:ascii="Times New Roman" w:hAnsi="Times New Roman"/>
-          <w:lang w:val="ru-RU"/>
-        </w:rPr>
-        <w:t xml:space="preserve">). </w:t>
-      </w:r>
-      <w:r>
-        <w:rPr>
-          <w:rFonts w:ascii="Times New Roman" w:hAnsi="Times New Roman"/>
-          <w:lang w:val="ru-RU"/>
-        </w:rPr>
-        <w:t>Даже если</w:t>
-      </w:r>
-      <w:r>
-        <w:rPr>
-          <w:rFonts w:ascii="Times New Roman" w:hAnsi="Times New Roman"/>
-          <w:lang w:val="ru-RU"/>
-        </w:rPr>
-        <w:t xml:space="preserve"> это может показаться нелогичным, случайный выбор подмножества признаков может улучшить производительность ансамблевой модели. </w:t>
-      </w:r>
-    </w:p>
-    <w:p>
-      <w:pPr>
-        <w:rPr>
-          <w:rFonts w:ascii="Times New Roman" w:hAnsi="Times New Roman"/>
-          <w:lang w:val="ru-RU"/>
-        </w:rPr>
-      </w:pPr>
-    </w:p>
-    <w:p>
-      <w:pPr>
-        <w:rPr>
-          <w:rFonts w:ascii="Times New Roman" w:hAnsi="Times New Roman"/>
-          <w:lang w:val="ru-RU"/>
-        </w:rPr>
-      </w:pPr>
-      <w:r>
-        <w:rPr>
-          <w:rFonts w:ascii="Times New Roman" w:hAnsi="Times New Roman"/>
-          <w:lang w:val="ru-RU"/>
-        </w:rPr>
-        <w:t>В итоге, хоть о</w:t>
-      </w:r>
-      <w:r>
-        <w:rPr>
-          <w:rFonts w:ascii="Times New Roman" w:hAnsi="Times New Roman"/>
-          <w:lang w:val="ru-RU"/>
-        </w:rPr>
-        <w:t>тдельное дерево</w:t>
-      </w:r>
-      <w:r>
-        <w:rPr>
-          <w:rFonts w:ascii="Times New Roman" w:hAnsi="Times New Roman"/>
-          <w:lang w:val="ru-RU"/>
-        </w:rPr>
-        <w:t xml:space="preserve"> и</w:t>
-      </w:r>
-      <w:r>
-        <w:rPr>
-          <w:rFonts w:ascii="Times New Roman" w:hAnsi="Times New Roman"/>
-          <w:lang w:val="ru-RU"/>
-        </w:rPr>
-        <w:t xml:space="preserve"> может показывать худшие результаты, иногда увеличение дисперсии помогает общей производительности ансамблевой модели в целом.</w:t>
-      </w:r>
-    </w:p>
-    <w:p>
-      <w:pPr>
-        <w:jc w:val="left"/>
-        <w:rPr>
-          <w:rFonts w:ascii="Times New Roman" w:hAnsi="Times New Roman"/>
-          <w:lang w:val="ru-RU"/>
-        </w:rPr>
-      </w:pPr>
-      <w:r>
-        <w:rPr>
-          <w:rFonts w:ascii="Times New Roman" w:hAnsi="Times New Roman"/>
-          <w:lang w:val="ru-RU"/>
-        </w:rPr>
-        <w:br w:type="page"/>
-      </w:r>
-    </w:p>
-    <w:p>
-      <w:pPr>
-        <w:pStyle w:val="Heading3"/>
-        <w:rPr>
-          <w:rFonts w:ascii="Times New Roman" w:hAnsi="Times New Roman"/>
-          <w:lang w:val="ru-RU"/>
-        </w:rPr>
-      </w:pPr>
+      <w:bookmarkStart w:id="17" w:name="_Toc231089536"/>
       <w:r>
         <w:rPr>
           <w:rFonts w:ascii="Times New Roman" w:hAnsi="Times New Roman"/>
@@ -9439,6 +10148,7 @@
         <w:lastRenderedPageBreak/>
         <w:t>1.4.7. Градиентный бустинг.</w:t>
       </w:r>
+      <w:bookmarkEnd w:id="17"/>
     </w:p>
     <w:p>
       <w:pPr>
@@ -9791,7 +10501,7 @@
       <w:pPr>
         <w:rPr>
           <w:rFonts w:ascii="Times New Roman" w:hAnsi="Times New Roman"/>
-          <w:lang w:val="en-US"/>
+          <w:lang w:val="ru-RU"/>
         </w:rPr>
       </w:pPr>
     </w:p>
@@ -9862,95 +10572,95 @@
       <w:pPr>
         <w:rPr>
           <w:rFonts w:ascii="Times New Roman" w:hAnsi="Times New Roman"/>
+          <w:lang w:val="ru-RU"/>
+        </w:rPr>
+      </w:pPr>
+      <w:r>
+        <w:rPr>
+          <w:rFonts w:ascii="Times New Roman" w:hAnsi="Times New Roman"/>
+          <w:lang w:val="ru-RU"/>
+        </w:rPr>
+        <w:t>Обучение модели градиентного бустинга — это процесс определения ошибки базовой модели на каждом шаге и использования этих ошибок для наилучшего построения последующей базовой модели.</w:t>
+      </w:r>
+    </w:p>
+    <w:p>
+      <w:pPr>
+        <w:rPr>
+          <w:rFonts w:ascii="Times New Roman" w:hAnsi="Times New Roman"/>
+          <w:lang w:val="ru-RU"/>
+        </w:rPr>
+      </w:pPr>
+    </w:p>
+    <w:p>
+      <w:pPr>
+        <w:rPr>
+          <w:rFonts w:ascii="Times New Roman" w:hAnsi="Times New Roman"/>
+          <w:lang w:val="ru-RU"/>
+        </w:rPr>
+      </w:pPr>
+      <w:r>
+        <w:rPr>
+          <w:rFonts w:ascii="Times New Roman" w:hAnsi="Times New Roman"/>
+          <w:lang w:val="ru-RU"/>
+        </w:rPr>
+        <w:t xml:space="preserve">Первый шаг — подгонка первого базового оценщика (базовой модели). Базовые оценщики в алгоритмах бустинга, как правило, просты и имеют высокое смещение. В отличие от </w:t>
+      </w:r>
+      <w:r>
+        <w:rPr>
+          <w:rFonts w:ascii="Times New Roman" w:hAnsi="Times New Roman"/>
           <w:lang w:val="en-US"/>
         </w:rPr>
-      </w:pPr>
-      <w:r>
-        <w:rPr>
-          <w:rFonts w:ascii="Times New Roman" w:hAnsi="Times New Roman"/>
-          <w:lang w:val="ru-RU"/>
-        </w:rPr>
-        <w:t>Обучение модели градиентного бустинга — это процесс определения ошибки базовой модели на каждом шаге и использования этих ошибок для наилучшего построения последующей базовой модели.</w:t>
-      </w:r>
-    </w:p>
-    <w:p>
-      <w:pPr>
+        <w:t>AdaBoost</w:t>
+      </w:r>
+      <w:r>
+        <w:rPr>
+          <w:rFonts w:ascii="Times New Roman" w:hAnsi="Times New Roman"/>
+          <w:lang w:val="ru-RU"/>
+        </w:rPr>
+        <w:t>, где используются простейшие деревья решений — пни (</w:t>
+      </w:r>
+      <w:r>
         <w:rPr>
           <w:rFonts w:ascii="Times New Roman" w:hAnsi="Times New Roman"/>
           <w:lang w:val="en-US"/>
         </w:rPr>
-      </w:pPr>
-    </w:p>
-    <w:p>
-      <w:pPr>
+        <w:t>stumps</w:t>
+      </w:r>
+      <w:r>
+        <w:rPr>
+          <w:rFonts w:ascii="Times New Roman" w:hAnsi="Times New Roman"/>
+          <w:lang w:val="ru-RU"/>
+        </w:rPr>
+        <w:t>) всего с одним уровнем, — градиентно бустируемые деревья могут и обычно содержат несколько ветвей решений. Часто такие деревья имеют до 32 листьев, что соответствует глубине дерева в 5 уровней.</w:t>
+      </w:r>
+    </w:p>
+    <w:p>
+      <w:pPr>
+        <w:rPr>
+          <w:rFonts w:ascii="Times New Roman" w:hAnsi="Times New Roman"/>
+          <w:lang w:val="ru-RU"/>
+        </w:rPr>
+      </w:pPr>
+    </w:p>
+    <w:p>
+      <w:pPr>
+        <w:rPr>
+          <w:rFonts w:ascii="Times New Roman" w:hAnsi="Times New Roman"/>
+          <w:lang w:val="ru-RU"/>
+        </w:rPr>
+      </w:pPr>
+      <w:r>
+        <w:rPr>
+          <w:rFonts w:ascii="Times New Roman" w:hAnsi="Times New Roman"/>
+          <w:lang w:val="ru-RU"/>
+        </w:rPr>
+        <w:t>После того как первая базовая модель обучена, определяются остаточные ошибки (</w:t>
+      </w:r>
+      <w:r>
         <w:rPr>
           <w:rFonts w:ascii="Times New Roman" w:hAnsi="Times New Roman"/>
           <w:lang w:val="en-US"/>
         </w:rPr>
-      </w:pPr>
-      <w:r>
-        <w:rPr>
-          <w:rFonts w:ascii="Times New Roman" w:hAnsi="Times New Roman"/>
-          <w:lang w:val="ru-RU"/>
-        </w:rPr>
-        <w:t xml:space="preserve">Первый шаг — подгонка первого базового оценщика (базовой модели). Базовые оценщики в алгоритмах бустинга, как правило, просты и имеют высокое смещение. В отличие от </w:t>
-      </w:r>
-      <w:r>
-        <w:rPr>
-          <w:rFonts w:ascii="Times New Roman" w:hAnsi="Times New Roman"/>
-          <w:lang w:val="en-US"/>
-        </w:rPr>
-        <w:t>AdaBoost</w:t>
-      </w:r>
-      <w:r>
-        <w:rPr>
-          <w:rFonts w:ascii="Times New Roman" w:hAnsi="Times New Roman"/>
-          <w:lang w:val="ru-RU"/>
-        </w:rPr>
-        <w:t>, где используются простейшие деревья решений — пни (</w:t>
-      </w:r>
-      <w:r>
-        <w:rPr>
-          <w:rFonts w:ascii="Times New Roman" w:hAnsi="Times New Roman"/>
-          <w:lang w:val="en-US"/>
-        </w:rPr>
-        <w:t>stumps</w:t>
-      </w:r>
-      <w:r>
-        <w:rPr>
-          <w:rFonts w:ascii="Times New Roman" w:hAnsi="Times New Roman"/>
-          <w:lang w:val="ru-RU"/>
-        </w:rPr>
-        <w:t>) всего с одним уровнем, — градиентно бустируемые деревья могут и обычно содержат несколько ветвей решений. Часто такие деревья имеют до 32 листьев, что соответствует глубине дерева в 5 уровней.</w:t>
-      </w:r>
-    </w:p>
-    <w:p>
-      <w:pPr>
-        <w:rPr>
-          <w:rFonts w:ascii="Times New Roman" w:hAnsi="Times New Roman"/>
-          <w:lang w:val="ru-RU"/>
-        </w:rPr>
-      </w:pPr>
-    </w:p>
-    <w:p>
-      <w:pPr>
-        <w:rPr>
-          <w:rFonts w:ascii="Times New Roman" w:hAnsi="Times New Roman"/>
-          <w:lang w:val="ru-RU"/>
-        </w:rPr>
-      </w:pPr>
-      <w:r>
-        <w:rPr>
-          <w:rFonts w:ascii="Times New Roman" w:hAnsi="Times New Roman"/>
-          <w:lang w:val="ru-RU"/>
-        </w:rPr>
-        <w:t>После того как первая базовая модель обучена, определяются остаточные ошибки (</w:t>
-      </w:r>
-      <w:r>
-        <w:rPr>
-          <w:rFonts w:ascii="Times New Roman" w:hAnsi="Times New Roman"/>
-          <w:lang w:val="en-US"/>
-        </w:rPr>
         <w:t>h</w:t>
       </w:r>
       <w:r>
@@ -9974,7 +10684,7 @@
         <w:jc w:val="left"/>
         <w:rPr>
           <w:rFonts w:ascii="Times New Roman" w:hAnsi="Times New Roman"/>
-          <w:lang w:val="en-US"/>
+          <w:lang w:val="ru-RU"/>
         </w:rPr>
       </w:pPr>
     </w:p>
@@ -10272,23 +10982,7 @@
           <w:vertAlign w:val="subscript"/>
           <w:lang w:val="ru-RU"/>
         </w:rPr>
-        <w:t>2(</w:t>
-      </w:r>
-      <w:r>
-        <w:rPr>
-          <w:rFonts w:ascii="Times New Roman" w:hAnsi="Times New Roman"/>
-          <w:vertAlign w:val="subscript"/>
-          <w:lang w:val="ru-RU"/>
-        </w:rPr>
-        <w:t>предсказанный</w:t>
-      </w:r>
-      <w:r>
-        <w:rPr>
-          <w:rFonts w:ascii="Times New Roman" w:hAnsi="Times New Roman"/>
-          <w:vertAlign w:val="subscript"/>
-          <w:lang w:val="ru-RU"/>
-        </w:rPr>
-        <w:t>)</w:t>
+        <w:t>2(предсказанный)</w:t>
       </w:r>
       <w:r>
         <w:rPr>
@@ -10634,6 +11328,2867 @@
     </w:p>
     <w:p>
       <w:pPr>
+        <w:pStyle w:val="Heading1"/>
+        <w:jc w:val="left"/>
+        <w:rPr>
+          <w:rFonts w:ascii="Times New Roman" w:hAnsi="Times New Roman"/>
+          <w:lang w:val="en-US"/>
+        </w:rPr>
+      </w:pPr>
+      <w:bookmarkStart w:id="18" w:name="_Toc231089537"/>
+      <w:r>
+        <w:rPr>
+          <w:rFonts w:ascii="Times New Roman" w:hAnsi="Times New Roman"/>
+          <w:lang w:val="ru-RU"/>
+        </w:rPr>
+        <w:lastRenderedPageBreak/>
+        <w:t>ГЛАВА 2. ПРАКТИЧЕСКОЕ ПРИМЕНЕНИЕ СРЕДСТВ МАШИННОГО ОБУЧЕНИЯ ДЛЯ ПРОГНОЗИРОВАНИЯ СТРАХОВЫХ ВЫПЛАТ</w:t>
+      </w:r>
+      <w:bookmarkEnd w:id="18"/>
+    </w:p>
+    <w:p>
+      <w:pPr>
+        <w:pStyle w:val="Heading1"/>
+        <w:jc w:val="left"/>
+        <w:rPr>
+          <w:rFonts w:ascii="Times New Roman" w:hAnsi="Times New Roman"/>
+          <w:lang w:val="ru-RU"/>
+        </w:rPr>
+      </w:pPr>
+    </w:p>
+    <w:p>
+      <w:pPr>
+        <w:pStyle w:val="Heading2"/>
+        <w:rPr>
+          <w:lang w:val="ru-RU"/>
+        </w:rPr>
+      </w:pPr>
+      <w:bookmarkStart w:id="19" w:name="_Toc231089538"/>
+      <w:r>
+        <w:rPr>
+          <w:lang w:val="ru-RU"/>
+        </w:rPr>
+        <w:t>2.1. Анализ исходного датасета. Предобработка данных, кодирование признаков и извлечение признаков.</w:t>
+      </w:r>
+      <w:bookmarkEnd w:id="19"/>
+    </w:p>
+    <w:p>
+      <w:pPr>
+        <w:rPr>
+          <w:rFonts w:ascii="Times New Roman" w:hAnsi="Times New Roman"/>
+          <w:szCs w:val="28"/>
+          <w:lang w:val="ru-RU"/>
+        </w:rPr>
+      </w:pPr>
+    </w:p>
+    <w:p>
+      <w:pPr>
+        <w:rPr>
+          <w:rFonts w:ascii="Times New Roman" w:hAnsi="Times New Roman"/>
+          <w:lang w:val="en-US"/>
+        </w:rPr>
+      </w:pPr>
+      <w:r>
+        <w:rPr>
+          <w:rFonts w:ascii="Times New Roman" w:hAnsi="Times New Roman"/>
+          <w:lang w:val="ru-RU"/>
+        </w:rPr>
+        <w:t>Исходные данные выглядели следующим образом:</w:t>
+      </w:r>
+    </w:p>
+    <w:p>
+      <w:pPr>
+        <w:rPr>
+          <w:lang w:val="en-US"/>
+        </w:rPr>
+      </w:pPr>
+    </w:p>
+    <w:p>
+      <w:pPr>
+        <w:rPr>
+          <w:rFonts w:ascii="Times New Roman" w:hAnsi="Times New Roman"/>
+          <w:lang w:val="ru-RU"/>
+        </w:rPr>
+      </w:pPr>
+      <w:r>
+        <w:rPr>
+          <w:rFonts w:ascii="Times New Roman" w:hAnsi="Times New Roman"/>
+          <w:lang w:val="ru-RU"/>
+        </w:rPr>
+        <w:t xml:space="preserve">Таблица 1.1. </w:t>
+      </w:r>
+      <w:r>
+        <w:rPr>
+          <w:rFonts w:ascii="Times New Roman" w:hAnsi="Times New Roman"/>
+          <w:lang w:val="ru-RU"/>
+        </w:rPr>
+        <w:t>Первые 5 записей исходного датасета.</w:t>
+      </w:r>
+    </w:p>
+    <w:p>
+      <w:pPr>
+        <w:rPr>
+          <w:rFonts w:ascii="Times New Roman" w:hAnsi="Times New Roman"/>
+          <w:lang w:val="en-US"/>
+        </w:rPr>
+      </w:pPr>
+    </w:p>
+    <w:tbl>
+      <w:tblPr>
+        <w:tblStyle w:val="TableGrid"/>
+        <w:tblW w:w="0" w:type="auto"/>
+        <w:tblLook w:val="04A0" w:firstRow="1" w:lastRow="0" w:firstColumn="1" w:lastColumn="0" w:noHBand="0" w:noVBand="1"/>
+      </w:tblPr>
+      <w:tblGrid>
+        <w:gridCol w:w="1019"/>
+        <w:gridCol w:w="1079"/>
+        <w:gridCol w:w="1170"/>
+        <w:gridCol w:w="1172"/>
+        <w:gridCol w:w="1208"/>
+        <w:gridCol w:w="1185"/>
+        <w:gridCol w:w="1336"/>
+        <w:gridCol w:w="1686"/>
+      </w:tblGrid>
+      <w:tr>
+        <w:tc>
+          <w:tcPr>
+            <w:tcW w:w="1231" w:type="dxa"/>
+          </w:tcPr>
+          <w:p>
+            <w:pPr>
+              <w:rPr>
+                <w:rFonts w:ascii="Times New Roman" w:hAnsi="Times New Roman"/>
+                <w:lang w:val="en-US"/>
+              </w:rPr>
+            </w:pPr>
+          </w:p>
+        </w:tc>
+        <w:tc>
+          <w:tcPr>
+            <w:tcW w:w="1232" w:type="dxa"/>
+          </w:tcPr>
+          <w:p>
+            <w:pPr>
+              <w:rPr>
+                <w:rFonts w:ascii="Times New Roman" w:hAnsi="Times New Roman"/>
+                <w:lang w:val="en-US"/>
+              </w:rPr>
+            </w:pPr>
+            <w:r>
+              <w:rPr>
+                <w:rFonts w:ascii="Times New Roman" w:hAnsi="Times New Roman"/>
+                <w:lang w:val="en-US"/>
+              </w:rPr>
+              <w:t>age</w:t>
+            </w:r>
+          </w:p>
+        </w:tc>
+        <w:tc>
+          <w:tcPr>
+            <w:tcW w:w="1232" w:type="dxa"/>
+          </w:tcPr>
+          <w:p>
+            <w:pPr>
+              <w:rPr>
+                <w:rFonts w:ascii="Times New Roman" w:hAnsi="Times New Roman"/>
+                <w:lang w:val="en-US"/>
+              </w:rPr>
+            </w:pPr>
+            <w:r>
+              <w:rPr>
+                <w:rFonts w:ascii="Times New Roman" w:hAnsi="Times New Roman"/>
+                <w:lang w:val="en-US"/>
+              </w:rPr>
+              <w:t>sex</w:t>
+            </w:r>
+          </w:p>
+        </w:tc>
+        <w:tc>
+          <w:tcPr>
+            <w:tcW w:w="1232" w:type="dxa"/>
+          </w:tcPr>
+          <w:p>
+            <w:pPr>
+              <w:rPr>
+                <w:rFonts w:ascii="Times New Roman" w:hAnsi="Times New Roman"/>
+                <w:lang w:val="en-US"/>
+              </w:rPr>
+            </w:pPr>
+            <w:r>
+              <w:rPr>
+                <w:rFonts w:ascii="Times New Roman" w:hAnsi="Times New Roman"/>
+                <w:lang w:val="en-US"/>
+              </w:rPr>
+              <w:t>bmi</w:t>
+            </w:r>
+          </w:p>
+        </w:tc>
+        <w:tc>
+          <w:tcPr>
+            <w:tcW w:w="1232" w:type="dxa"/>
+          </w:tcPr>
+          <w:p>
+            <w:pPr>
+              <w:rPr>
+                <w:rFonts w:ascii="Times New Roman" w:hAnsi="Times New Roman"/>
+                <w:lang w:val="en-US"/>
+              </w:rPr>
+            </w:pPr>
+            <w:r>
+              <w:rPr>
+                <w:rFonts w:ascii="Times New Roman" w:hAnsi="Times New Roman"/>
+                <w:lang w:val="en-US"/>
+              </w:rPr>
+              <w:t>children</w:t>
+            </w:r>
+          </w:p>
+        </w:tc>
+        <w:tc>
+          <w:tcPr>
+            <w:tcW w:w="1232" w:type="dxa"/>
+          </w:tcPr>
+          <w:p>
+            <w:pPr>
+              <w:rPr>
+                <w:rFonts w:ascii="Times New Roman" w:hAnsi="Times New Roman"/>
+                <w:lang w:val="en-US"/>
+              </w:rPr>
+            </w:pPr>
+            <w:r>
+              <w:rPr>
+                <w:rFonts w:ascii="Times New Roman" w:hAnsi="Times New Roman"/>
+                <w:lang w:val="en-US"/>
+              </w:rPr>
+              <w:t>smoker</w:t>
+            </w:r>
+          </w:p>
+        </w:tc>
+        <w:tc>
+          <w:tcPr>
+            <w:tcW w:w="1232" w:type="dxa"/>
+          </w:tcPr>
+          <w:p>
+            <w:pPr>
+              <w:rPr>
+                <w:rFonts w:ascii="Times New Roman" w:hAnsi="Times New Roman"/>
+                <w:lang w:val="en-US"/>
+              </w:rPr>
+            </w:pPr>
+            <w:r>
+              <w:rPr>
+                <w:rFonts w:ascii="Times New Roman" w:hAnsi="Times New Roman"/>
+                <w:lang w:val="en-US"/>
+              </w:rPr>
+              <w:t>region</w:t>
+            </w:r>
+          </w:p>
+        </w:tc>
+        <w:tc>
+          <w:tcPr>
+            <w:tcW w:w="1232" w:type="dxa"/>
+          </w:tcPr>
+          <w:p>
+            <w:pPr>
+              <w:rPr>
+                <w:rFonts w:ascii="Times New Roman" w:hAnsi="Times New Roman"/>
+                <w:lang w:val="en-US"/>
+              </w:rPr>
+            </w:pPr>
+            <w:r>
+              <w:rPr>
+                <w:rFonts w:ascii="Times New Roman" w:hAnsi="Times New Roman"/>
+                <w:lang w:val="en-US"/>
+              </w:rPr>
+              <w:t>charges</w:t>
+            </w:r>
+          </w:p>
+        </w:tc>
+      </w:tr>
+      <w:tr>
+        <w:tc>
+          <w:tcPr>
+            <w:tcW w:w="1231" w:type="dxa"/>
+          </w:tcPr>
+          <w:p>
+            <w:pPr>
+              <w:rPr>
+                <w:rFonts w:ascii="Times New Roman" w:hAnsi="Times New Roman"/>
+                <w:lang w:val="en-US"/>
+              </w:rPr>
+            </w:pPr>
+            <w:r>
+              <w:rPr>
+                <w:rFonts w:ascii="Times New Roman" w:hAnsi="Times New Roman"/>
+                <w:lang w:val="en-US"/>
+              </w:rPr>
+              <w:t>0</w:t>
+            </w:r>
+          </w:p>
+        </w:tc>
+        <w:tc>
+          <w:tcPr>
+            <w:tcW w:w="1232" w:type="dxa"/>
+          </w:tcPr>
+          <w:p>
+            <w:pPr>
+              <w:rPr>
+                <w:rFonts w:ascii="Times New Roman" w:hAnsi="Times New Roman"/>
+                <w:lang w:val="en-US"/>
+              </w:rPr>
+            </w:pPr>
+            <w:r>
+              <w:rPr>
+                <w:rFonts w:ascii="Times New Roman" w:hAnsi="Times New Roman"/>
+                <w:lang w:val="en-US"/>
+              </w:rPr>
+              <w:t>19</w:t>
+            </w:r>
+          </w:p>
+        </w:tc>
+        <w:tc>
+          <w:tcPr>
+            <w:tcW w:w="1232" w:type="dxa"/>
+          </w:tcPr>
+          <w:p>
+            <w:pPr>
+              <w:rPr>
+                <w:rFonts w:ascii="Times New Roman" w:hAnsi="Times New Roman"/>
+                <w:lang w:val="en-US"/>
+              </w:rPr>
+            </w:pPr>
+            <w:r>
+              <w:rPr>
+                <w:rFonts w:ascii="Times New Roman" w:hAnsi="Times New Roman"/>
+                <w:lang w:val="en-US"/>
+              </w:rPr>
+              <w:t>female</w:t>
+            </w:r>
+          </w:p>
+        </w:tc>
+        <w:tc>
+          <w:tcPr>
+            <w:tcW w:w="1232" w:type="dxa"/>
+          </w:tcPr>
+          <w:p>
+            <w:pPr>
+              <w:rPr>
+                <w:rFonts w:ascii="Times New Roman" w:hAnsi="Times New Roman"/>
+                <w:lang w:val="en-US"/>
+              </w:rPr>
+            </w:pPr>
+            <w:r>
+              <w:rPr>
+                <w:rFonts w:ascii="Times New Roman" w:hAnsi="Times New Roman"/>
+                <w:lang w:val="en-US"/>
+              </w:rPr>
+              <w:t>27.900</w:t>
+            </w:r>
+          </w:p>
+        </w:tc>
+        <w:tc>
+          <w:tcPr>
+            <w:tcW w:w="1232" w:type="dxa"/>
+          </w:tcPr>
+          <w:p>
+            <w:pPr>
+              <w:rPr>
+                <w:rFonts w:ascii="Times New Roman" w:hAnsi="Times New Roman"/>
+                <w:lang w:val="en-US"/>
+              </w:rPr>
+            </w:pPr>
+            <w:r>
+              <w:rPr>
+                <w:rFonts w:ascii="Times New Roman" w:hAnsi="Times New Roman"/>
+                <w:lang w:val="en-US"/>
+              </w:rPr>
+              <w:t>0</w:t>
+            </w:r>
+          </w:p>
+        </w:tc>
+        <w:tc>
+          <w:tcPr>
+            <w:tcW w:w="1232" w:type="dxa"/>
+          </w:tcPr>
+          <w:p>
+            <w:pPr>
+              <w:rPr>
+                <w:rFonts w:ascii="Times New Roman" w:hAnsi="Times New Roman"/>
+                <w:lang w:val="en-US"/>
+              </w:rPr>
+            </w:pPr>
+            <w:r>
+              <w:rPr>
+                <w:rFonts w:ascii="Times New Roman" w:hAnsi="Times New Roman"/>
+                <w:lang w:val="en-US"/>
+              </w:rPr>
+              <w:t>yes</w:t>
+            </w:r>
+          </w:p>
+        </w:tc>
+        <w:tc>
+          <w:tcPr>
+            <w:tcW w:w="1232" w:type="dxa"/>
+          </w:tcPr>
+          <w:p>
+            <w:pPr>
+              <w:rPr>
+                <w:rFonts w:ascii="Times New Roman" w:hAnsi="Times New Roman"/>
+                <w:lang w:val="en-US"/>
+              </w:rPr>
+            </w:pPr>
+            <w:r>
+              <w:rPr>
+                <w:rFonts w:ascii="Times New Roman" w:hAnsi="Times New Roman"/>
+                <w:lang w:val="en-US"/>
+              </w:rPr>
+              <w:t>southwest</w:t>
+            </w:r>
+          </w:p>
+        </w:tc>
+        <w:tc>
+          <w:tcPr>
+            <w:tcW w:w="1232" w:type="dxa"/>
+          </w:tcPr>
+          <w:p>
+            <w:pPr>
+              <w:rPr>
+                <w:rFonts w:ascii="Times New Roman" w:hAnsi="Times New Roman"/>
+                <w:lang w:val="en-US"/>
+              </w:rPr>
+            </w:pPr>
+            <w:r>
+              <w:rPr>
+                <w:rFonts w:ascii="Times New Roman" w:hAnsi="Times New Roman"/>
+                <w:lang w:val="en-US"/>
+              </w:rPr>
+              <w:t>16884.92400</w:t>
+            </w:r>
+          </w:p>
+        </w:tc>
+      </w:tr>
+      <w:tr>
+        <w:tc>
+          <w:tcPr>
+            <w:tcW w:w="1231" w:type="dxa"/>
+          </w:tcPr>
+          <w:p>
+            <w:pPr>
+              <w:rPr>
+                <w:rFonts w:ascii="Times New Roman" w:hAnsi="Times New Roman"/>
+                <w:lang w:val="en-US"/>
+              </w:rPr>
+            </w:pPr>
+            <w:r>
+              <w:rPr>
+                <w:rFonts w:ascii="Times New Roman" w:hAnsi="Times New Roman"/>
+                <w:lang w:val="en-US"/>
+              </w:rPr>
+              <w:t>1</w:t>
+            </w:r>
+          </w:p>
+        </w:tc>
+        <w:tc>
+          <w:tcPr>
+            <w:tcW w:w="1232" w:type="dxa"/>
+          </w:tcPr>
+          <w:p>
+            <w:pPr>
+              <w:rPr>
+                <w:rFonts w:ascii="Times New Roman" w:hAnsi="Times New Roman"/>
+                <w:lang w:val="en-US"/>
+              </w:rPr>
+            </w:pPr>
+            <w:r>
+              <w:rPr>
+                <w:rFonts w:ascii="Times New Roman" w:hAnsi="Times New Roman"/>
+                <w:lang w:val="en-US"/>
+              </w:rPr>
+              <w:t>18</w:t>
+            </w:r>
+          </w:p>
+        </w:tc>
+        <w:tc>
+          <w:tcPr>
+            <w:tcW w:w="1232" w:type="dxa"/>
+          </w:tcPr>
+          <w:p>
+            <w:pPr>
+              <w:rPr>
+                <w:rFonts w:ascii="Times New Roman" w:hAnsi="Times New Roman"/>
+                <w:lang w:val="en-US"/>
+              </w:rPr>
+            </w:pPr>
+            <w:r>
+              <w:rPr>
+                <w:rFonts w:ascii="Times New Roman" w:hAnsi="Times New Roman"/>
+                <w:lang w:val="en-US"/>
+              </w:rPr>
+              <w:t>male</w:t>
+            </w:r>
+          </w:p>
+        </w:tc>
+        <w:tc>
+          <w:tcPr>
+            <w:tcW w:w="1232" w:type="dxa"/>
+          </w:tcPr>
+          <w:p>
+            <w:pPr>
+              <w:rPr>
+                <w:rFonts w:ascii="Times New Roman" w:hAnsi="Times New Roman"/>
+                <w:lang w:val="en-US"/>
+              </w:rPr>
+            </w:pPr>
+            <w:r>
+              <w:rPr>
+                <w:rFonts w:ascii="Times New Roman" w:hAnsi="Times New Roman"/>
+                <w:lang w:val="en-US"/>
+              </w:rPr>
+              <w:t>33.770</w:t>
+            </w:r>
+          </w:p>
+        </w:tc>
+        <w:tc>
+          <w:tcPr>
+            <w:tcW w:w="1232" w:type="dxa"/>
+          </w:tcPr>
+          <w:p>
+            <w:pPr>
+              <w:rPr>
+                <w:rFonts w:ascii="Times New Roman" w:hAnsi="Times New Roman"/>
+                <w:lang w:val="en-US"/>
+              </w:rPr>
+            </w:pPr>
+            <w:r>
+              <w:rPr>
+                <w:rFonts w:ascii="Times New Roman" w:hAnsi="Times New Roman"/>
+                <w:lang w:val="en-US"/>
+              </w:rPr>
+              <w:t>1</w:t>
+            </w:r>
+          </w:p>
+        </w:tc>
+        <w:tc>
+          <w:tcPr>
+            <w:tcW w:w="1232" w:type="dxa"/>
+          </w:tcPr>
+          <w:p>
+            <w:pPr>
+              <w:rPr>
+                <w:rFonts w:ascii="Times New Roman" w:hAnsi="Times New Roman"/>
+                <w:lang w:val="en-US"/>
+              </w:rPr>
+            </w:pPr>
+            <w:r>
+              <w:rPr>
+                <w:rFonts w:ascii="Times New Roman" w:hAnsi="Times New Roman"/>
+                <w:lang w:val="en-US"/>
+              </w:rPr>
+              <w:t>no</w:t>
+            </w:r>
+          </w:p>
+        </w:tc>
+        <w:tc>
+          <w:tcPr>
+            <w:tcW w:w="1232" w:type="dxa"/>
+          </w:tcPr>
+          <w:p>
+            <w:pPr>
+              <w:rPr>
+                <w:rFonts w:ascii="Times New Roman" w:hAnsi="Times New Roman"/>
+                <w:lang w:val="en-US"/>
+              </w:rPr>
+            </w:pPr>
+            <w:r>
+              <w:rPr>
+                <w:rFonts w:ascii="Times New Roman" w:hAnsi="Times New Roman"/>
+                <w:lang w:val="en-US"/>
+              </w:rPr>
+              <w:t>southeast</w:t>
+            </w:r>
+          </w:p>
+        </w:tc>
+        <w:tc>
+          <w:tcPr>
+            <w:tcW w:w="1232" w:type="dxa"/>
+          </w:tcPr>
+          <w:p>
+            <w:pPr>
+              <w:rPr>
+                <w:rFonts w:ascii="Times New Roman" w:hAnsi="Times New Roman"/>
+                <w:lang w:val="en-US"/>
+              </w:rPr>
+            </w:pPr>
+            <w:r>
+              <w:rPr>
+                <w:rFonts w:ascii="Times New Roman" w:hAnsi="Times New Roman"/>
+                <w:lang w:val="en-US"/>
+              </w:rPr>
+              <w:t>1725.55230</w:t>
+            </w:r>
+          </w:p>
+        </w:tc>
+      </w:tr>
+      <w:tr>
+        <w:tc>
+          <w:tcPr>
+            <w:tcW w:w="1231" w:type="dxa"/>
+          </w:tcPr>
+          <w:p>
+            <w:pPr>
+              <w:rPr>
+                <w:rFonts w:ascii="Times New Roman" w:hAnsi="Times New Roman"/>
+                <w:lang w:val="en-US"/>
+              </w:rPr>
+            </w:pPr>
+            <w:r>
+              <w:rPr>
+                <w:rFonts w:ascii="Times New Roman" w:hAnsi="Times New Roman"/>
+                <w:lang w:val="en-US"/>
+              </w:rPr>
+              <w:t>2</w:t>
+            </w:r>
+          </w:p>
+        </w:tc>
+        <w:tc>
+          <w:tcPr>
+            <w:tcW w:w="1232" w:type="dxa"/>
+          </w:tcPr>
+          <w:p>
+            <w:pPr>
+              <w:rPr>
+                <w:rFonts w:ascii="Times New Roman" w:hAnsi="Times New Roman"/>
+                <w:lang w:val="en-US"/>
+              </w:rPr>
+            </w:pPr>
+            <w:r>
+              <w:rPr>
+                <w:rFonts w:ascii="Times New Roman" w:hAnsi="Times New Roman"/>
+                <w:lang w:val="en-US"/>
+              </w:rPr>
+              <w:t>28</w:t>
+            </w:r>
+          </w:p>
+        </w:tc>
+        <w:tc>
+          <w:tcPr>
+            <w:tcW w:w="1232" w:type="dxa"/>
+          </w:tcPr>
+          <w:p>
+            <w:pPr>
+              <w:rPr>
+                <w:rFonts w:ascii="Times New Roman" w:hAnsi="Times New Roman"/>
+                <w:lang w:val="en-US"/>
+              </w:rPr>
+            </w:pPr>
+            <w:r>
+              <w:rPr>
+                <w:rFonts w:ascii="Times New Roman" w:hAnsi="Times New Roman"/>
+                <w:lang w:val="en-US"/>
+              </w:rPr>
+              <w:t>male</w:t>
+            </w:r>
+          </w:p>
+        </w:tc>
+        <w:tc>
+          <w:tcPr>
+            <w:tcW w:w="1232" w:type="dxa"/>
+          </w:tcPr>
+          <w:p>
+            <w:pPr>
+              <w:rPr>
+                <w:rFonts w:ascii="Times New Roman" w:hAnsi="Times New Roman"/>
+                <w:lang w:val="en-US"/>
+              </w:rPr>
+            </w:pPr>
+            <w:r>
+              <w:rPr>
+                <w:rFonts w:ascii="Times New Roman" w:hAnsi="Times New Roman"/>
+                <w:lang w:val="en-US"/>
+              </w:rPr>
+              <w:t>33.000</w:t>
+            </w:r>
+          </w:p>
+        </w:tc>
+        <w:tc>
+          <w:tcPr>
+            <w:tcW w:w="1232" w:type="dxa"/>
+          </w:tcPr>
+          <w:p>
+            <w:pPr>
+              <w:rPr>
+                <w:rFonts w:ascii="Times New Roman" w:hAnsi="Times New Roman"/>
+                <w:lang w:val="en-US"/>
+              </w:rPr>
+            </w:pPr>
+            <w:r>
+              <w:rPr>
+                <w:rFonts w:ascii="Times New Roman" w:hAnsi="Times New Roman"/>
+                <w:lang w:val="en-US"/>
+              </w:rPr>
+              <w:t>3</w:t>
+            </w:r>
+          </w:p>
+        </w:tc>
+        <w:tc>
+          <w:tcPr>
+            <w:tcW w:w="1232" w:type="dxa"/>
+          </w:tcPr>
+          <w:p>
+            <w:pPr>
+              <w:rPr>
+                <w:rFonts w:ascii="Times New Roman" w:hAnsi="Times New Roman"/>
+                <w:lang w:val="en-US"/>
+              </w:rPr>
+            </w:pPr>
+            <w:r>
+              <w:rPr>
+                <w:rFonts w:ascii="Times New Roman" w:hAnsi="Times New Roman"/>
+                <w:lang w:val="en-US"/>
+              </w:rPr>
+              <w:t>no</w:t>
+            </w:r>
+          </w:p>
+        </w:tc>
+        <w:tc>
+          <w:tcPr>
+            <w:tcW w:w="1232" w:type="dxa"/>
+          </w:tcPr>
+          <w:p>
+            <w:pPr>
+              <w:rPr>
+                <w:rFonts w:ascii="Times New Roman" w:hAnsi="Times New Roman"/>
+                <w:lang w:val="en-US"/>
+              </w:rPr>
+            </w:pPr>
+            <w:r>
+              <w:rPr>
+                <w:rFonts w:ascii="Times New Roman" w:hAnsi="Times New Roman"/>
+                <w:lang w:val="en-US"/>
+              </w:rPr>
+              <w:t>southeast</w:t>
+            </w:r>
+          </w:p>
+        </w:tc>
+        <w:tc>
+          <w:tcPr>
+            <w:tcW w:w="1232" w:type="dxa"/>
+          </w:tcPr>
+          <w:p>
+            <w:pPr>
+              <w:rPr>
+                <w:rFonts w:ascii="Times New Roman" w:hAnsi="Times New Roman"/>
+                <w:lang w:val="en-US"/>
+              </w:rPr>
+            </w:pPr>
+            <w:r>
+              <w:rPr>
+                <w:rFonts w:ascii="Times New Roman" w:hAnsi="Times New Roman"/>
+                <w:lang w:val="en-US"/>
+              </w:rPr>
+              <w:t>4449.46200</w:t>
+            </w:r>
+          </w:p>
+        </w:tc>
+      </w:tr>
+      <w:tr>
+        <w:tc>
+          <w:tcPr>
+            <w:tcW w:w="1231" w:type="dxa"/>
+          </w:tcPr>
+          <w:p>
+            <w:pPr>
+              <w:rPr>
+                <w:rFonts w:ascii="Times New Roman" w:hAnsi="Times New Roman"/>
+                <w:lang w:val="en-US"/>
+              </w:rPr>
+            </w:pPr>
+            <w:r>
+              <w:rPr>
+                <w:rFonts w:ascii="Times New Roman" w:hAnsi="Times New Roman"/>
+                <w:lang w:val="en-US"/>
+              </w:rPr>
+              <w:t>3</w:t>
+            </w:r>
+          </w:p>
+        </w:tc>
+        <w:tc>
+          <w:tcPr>
+            <w:tcW w:w="1232" w:type="dxa"/>
+          </w:tcPr>
+          <w:p>
+            <w:pPr>
+              <w:rPr>
+                <w:rFonts w:ascii="Times New Roman" w:hAnsi="Times New Roman"/>
+                <w:lang w:val="en-US"/>
+              </w:rPr>
+            </w:pPr>
+            <w:r>
+              <w:rPr>
+                <w:rFonts w:ascii="Times New Roman" w:hAnsi="Times New Roman"/>
+                <w:lang w:val="en-US"/>
+              </w:rPr>
+              <w:t>33</w:t>
+            </w:r>
+          </w:p>
+        </w:tc>
+        <w:tc>
+          <w:tcPr>
+            <w:tcW w:w="1232" w:type="dxa"/>
+          </w:tcPr>
+          <w:p>
+            <w:pPr>
+              <w:rPr>
+                <w:rFonts w:ascii="Times New Roman" w:hAnsi="Times New Roman"/>
+                <w:lang w:val="en-US"/>
+              </w:rPr>
+            </w:pPr>
+            <w:r>
+              <w:rPr>
+                <w:rFonts w:ascii="Times New Roman" w:hAnsi="Times New Roman"/>
+                <w:lang w:val="en-US"/>
+              </w:rPr>
+              <w:t>male</w:t>
+            </w:r>
+          </w:p>
+        </w:tc>
+        <w:tc>
+          <w:tcPr>
+            <w:tcW w:w="1232" w:type="dxa"/>
+          </w:tcPr>
+          <w:p>
+            <w:pPr>
+              <w:rPr>
+                <w:rFonts w:ascii="Times New Roman" w:hAnsi="Times New Roman"/>
+                <w:lang w:val="en-US"/>
+              </w:rPr>
+            </w:pPr>
+            <w:r>
+              <w:rPr>
+                <w:rFonts w:ascii="Times New Roman" w:hAnsi="Times New Roman"/>
+                <w:lang w:val="en-US"/>
+              </w:rPr>
+              <w:t>22.705</w:t>
+            </w:r>
+          </w:p>
+        </w:tc>
+        <w:tc>
+          <w:tcPr>
+            <w:tcW w:w="1232" w:type="dxa"/>
+          </w:tcPr>
+          <w:p>
+            <w:pPr>
+              <w:rPr>
+                <w:rFonts w:ascii="Times New Roman" w:hAnsi="Times New Roman"/>
+                <w:lang w:val="en-US"/>
+              </w:rPr>
+            </w:pPr>
+            <w:r>
+              <w:rPr>
+                <w:rFonts w:ascii="Times New Roman" w:hAnsi="Times New Roman"/>
+                <w:lang w:val="en-US"/>
+              </w:rPr>
+              <w:t>0</w:t>
+            </w:r>
+          </w:p>
+        </w:tc>
+        <w:tc>
+          <w:tcPr>
+            <w:tcW w:w="1232" w:type="dxa"/>
+          </w:tcPr>
+          <w:p>
+            <w:pPr>
+              <w:rPr>
+                <w:rFonts w:ascii="Times New Roman" w:hAnsi="Times New Roman"/>
+                <w:lang w:val="en-US"/>
+              </w:rPr>
+            </w:pPr>
+            <w:r>
+              <w:rPr>
+                <w:rFonts w:ascii="Times New Roman" w:hAnsi="Times New Roman"/>
+                <w:lang w:val="en-US"/>
+              </w:rPr>
+              <w:t>no</w:t>
+            </w:r>
+          </w:p>
+        </w:tc>
+        <w:tc>
+          <w:tcPr>
+            <w:tcW w:w="1232" w:type="dxa"/>
+          </w:tcPr>
+          <w:p>
+            <w:pPr>
+              <w:rPr>
+                <w:rFonts w:ascii="Times New Roman" w:hAnsi="Times New Roman"/>
+                <w:lang w:val="en-US"/>
+              </w:rPr>
+            </w:pPr>
+            <w:r>
+              <w:rPr>
+                <w:rFonts w:ascii="Times New Roman" w:hAnsi="Times New Roman"/>
+                <w:lang w:val="en-US"/>
+              </w:rPr>
+              <w:t>northwest</w:t>
+            </w:r>
+          </w:p>
+        </w:tc>
+        <w:tc>
+          <w:tcPr>
+            <w:tcW w:w="1232" w:type="dxa"/>
+          </w:tcPr>
+          <w:p>
+            <w:pPr>
+              <w:rPr>
+                <w:rFonts w:ascii="Times New Roman" w:hAnsi="Times New Roman"/>
+                <w:lang w:val="en-US"/>
+              </w:rPr>
+            </w:pPr>
+            <w:r>
+              <w:rPr>
+                <w:rFonts w:ascii="Times New Roman" w:hAnsi="Times New Roman"/>
+                <w:lang w:val="en-US"/>
+              </w:rPr>
+              <w:t>21984.47061</w:t>
+            </w:r>
+          </w:p>
+        </w:tc>
+      </w:tr>
+      <w:tr>
+        <w:tc>
+          <w:tcPr>
+            <w:tcW w:w="1231" w:type="dxa"/>
+          </w:tcPr>
+          <w:p>
+            <w:pPr>
+              <w:rPr>
+                <w:rFonts w:ascii="Times New Roman" w:hAnsi="Times New Roman"/>
+                <w:lang w:val="en-US"/>
+              </w:rPr>
+            </w:pPr>
+            <w:r>
+              <w:rPr>
+                <w:rFonts w:ascii="Times New Roman" w:hAnsi="Times New Roman"/>
+                <w:lang w:val="en-US"/>
+              </w:rPr>
+              <w:t>4</w:t>
+            </w:r>
+          </w:p>
+        </w:tc>
+        <w:tc>
+          <w:tcPr>
+            <w:tcW w:w="1232" w:type="dxa"/>
+          </w:tcPr>
+          <w:p>
+            <w:pPr>
+              <w:rPr>
+                <w:rFonts w:ascii="Times New Roman" w:hAnsi="Times New Roman"/>
+                <w:lang w:val="en-US"/>
+              </w:rPr>
+            </w:pPr>
+            <w:r>
+              <w:rPr>
+                <w:rFonts w:ascii="Times New Roman" w:hAnsi="Times New Roman"/>
+                <w:lang w:val="en-US"/>
+              </w:rPr>
+              <w:t>32</w:t>
+            </w:r>
+          </w:p>
+        </w:tc>
+        <w:tc>
+          <w:tcPr>
+            <w:tcW w:w="1232" w:type="dxa"/>
+          </w:tcPr>
+          <w:p>
+            <w:pPr>
+              <w:rPr>
+                <w:rFonts w:ascii="Times New Roman" w:hAnsi="Times New Roman"/>
+                <w:lang w:val="en-US"/>
+              </w:rPr>
+            </w:pPr>
+            <w:r>
+              <w:rPr>
+                <w:rFonts w:ascii="Times New Roman" w:hAnsi="Times New Roman"/>
+                <w:lang w:val="en-US"/>
+              </w:rPr>
+              <w:t>male</w:t>
+            </w:r>
+          </w:p>
+        </w:tc>
+        <w:tc>
+          <w:tcPr>
+            <w:tcW w:w="1232" w:type="dxa"/>
+          </w:tcPr>
+          <w:p>
+            <w:pPr>
+              <w:rPr>
+                <w:rFonts w:ascii="Times New Roman" w:hAnsi="Times New Roman"/>
+                <w:lang w:val="en-US"/>
+              </w:rPr>
+            </w:pPr>
+            <w:r>
+              <w:rPr>
+                <w:rFonts w:ascii="Times New Roman" w:hAnsi="Times New Roman"/>
+                <w:lang w:val="en-US"/>
+              </w:rPr>
+              <w:t>28.880</w:t>
+            </w:r>
+          </w:p>
+        </w:tc>
+        <w:tc>
+          <w:tcPr>
+            <w:tcW w:w="1232" w:type="dxa"/>
+          </w:tcPr>
+          <w:p>
+            <w:pPr>
+              <w:rPr>
+                <w:rFonts w:ascii="Times New Roman" w:hAnsi="Times New Roman"/>
+                <w:lang w:val="en-US"/>
+              </w:rPr>
+            </w:pPr>
+            <w:r>
+              <w:rPr>
+                <w:rFonts w:ascii="Times New Roman" w:hAnsi="Times New Roman"/>
+                <w:lang w:val="en-US"/>
+              </w:rPr>
+              <w:t>0</w:t>
+            </w:r>
+          </w:p>
+        </w:tc>
+        <w:tc>
+          <w:tcPr>
+            <w:tcW w:w="1232" w:type="dxa"/>
+          </w:tcPr>
+          <w:p>
+            <w:pPr>
+              <w:rPr>
+                <w:rFonts w:ascii="Times New Roman" w:hAnsi="Times New Roman"/>
+                <w:lang w:val="en-US"/>
+              </w:rPr>
+            </w:pPr>
+            <w:r>
+              <w:rPr>
+                <w:rFonts w:ascii="Times New Roman" w:hAnsi="Times New Roman"/>
+                <w:lang w:val="en-US"/>
+              </w:rPr>
+              <w:t>no</w:t>
+            </w:r>
+          </w:p>
+        </w:tc>
+        <w:tc>
+          <w:tcPr>
+            <w:tcW w:w="1232" w:type="dxa"/>
+          </w:tcPr>
+          <w:p>
+            <w:pPr>
+              <w:rPr>
+                <w:rFonts w:ascii="Times New Roman" w:hAnsi="Times New Roman"/>
+                <w:lang w:val="en-US"/>
+              </w:rPr>
+            </w:pPr>
+            <w:r>
+              <w:rPr>
+                <w:rFonts w:ascii="Times New Roman" w:hAnsi="Times New Roman"/>
+                <w:lang w:val="en-US"/>
+              </w:rPr>
+              <w:t>northwest</w:t>
+            </w:r>
+          </w:p>
+        </w:tc>
+        <w:tc>
+          <w:tcPr>
+            <w:tcW w:w="1232" w:type="dxa"/>
+          </w:tcPr>
+          <w:p>
+            <w:pPr>
+              <w:rPr>
+                <w:rFonts w:ascii="Times New Roman" w:hAnsi="Times New Roman"/>
+                <w:lang w:val="en-US"/>
+              </w:rPr>
+            </w:pPr>
+            <w:r>
+              <w:rPr>
+                <w:rFonts w:ascii="Times New Roman" w:hAnsi="Times New Roman"/>
+                <w:lang w:val="en-US"/>
+              </w:rPr>
+              <w:t>3866.85520</w:t>
+            </w:r>
+          </w:p>
+        </w:tc>
+      </w:tr>
+    </w:tbl>
+    <w:p>
+      <w:pPr>
+        <w:rPr>
+          <w:rFonts w:ascii="Times New Roman" w:hAnsi="Times New Roman"/>
+          <w:lang w:val="en-US"/>
+        </w:rPr>
+      </w:pPr>
+    </w:p>
+    <w:p>
+      <w:pPr>
+        <w:rPr>
+          <w:rFonts w:ascii="Times New Roman" w:hAnsi="Times New Roman"/>
+          <w:lang w:val="ru-RU"/>
+        </w:rPr>
+      </w:pPr>
+      <w:r>
+        <w:rPr>
+          <w:rFonts w:ascii="Times New Roman" w:hAnsi="Times New Roman"/>
+          <w:lang w:val="ru-RU"/>
+        </w:rPr>
+        <w:t>Анализируя исходные данные, легко выявить дальнейшие трудности, с которыми придется столкнуться. В частности:</w:t>
+      </w:r>
+    </w:p>
+    <w:p>
+      <w:pPr>
+        <w:rPr>
+          <w:rFonts w:ascii="Times New Roman" w:hAnsi="Times New Roman"/>
+          <w:lang w:val="ru-RU"/>
+        </w:rPr>
+      </w:pPr>
+    </w:p>
+    <w:p>
+      <w:pPr>
+        <w:pStyle w:val="ListParagraph"/>
+        <w:numPr>
+          <w:ilvl w:val="0"/>
+          <w:numId w:val="16"/>
+        </w:numPr>
+        <w:rPr>
+          <w:rFonts w:ascii="Times New Roman" w:hAnsi="Times New Roman"/>
+          <w:lang w:val="ru-RU"/>
+        </w:rPr>
+      </w:pPr>
+      <w:r>
+        <w:rPr>
+          <w:rFonts w:ascii="Times New Roman" w:hAnsi="Times New Roman"/>
+          <w:lang w:val="ru-RU"/>
+        </w:rPr>
+        <w:t xml:space="preserve">Столбец </w:t>
+      </w:r>
+      <w:r>
+        <w:rPr>
+          <w:rFonts w:ascii="Times New Roman" w:hAnsi="Times New Roman"/>
+          <w:lang w:val="en-US"/>
+        </w:rPr>
+        <w:t>smoker</w:t>
+      </w:r>
+      <w:r>
+        <w:rPr>
+          <w:rFonts w:ascii="Times New Roman" w:hAnsi="Times New Roman"/>
+          <w:lang w:val="ru-RU"/>
+        </w:rPr>
+        <w:t xml:space="preserve"> (курящий/курящая) — является категориальным признаком, что абсолютно не подходит для обучения модели при помощи алгоритма Регрессии.</w:t>
+      </w:r>
+    </w:p>
+    <w:p>
+      <w:pPr>
+        <w:pStyle w:val="ListParagraph"/>
+        <w:numPr>
+          <w:ilvl w:val="0"/>
+          <w:numId w:val="16"/>
+        </w:numPr>
+        <w:rPr>
+          <w:rFonts w:ascii="Times New Roman" w:hAnsi="Times New Roman"/>
+          <w:lang w:val="ru-RU"/>
+        </w:rPr>
+      </w:pPr>
+      <w:r>
+        <w:rPr>
+          <w:rFonts w:ascii="Times New Roman" w:hAnsi="Times New Roman"/>
+          <w:lang w:val="ru-RU"/>
+        </w:rPr>
+        <w:t xml:space="preserve">Столбец </w:t>
+      </w:r>
+      <w:r>
+        <w:rPr>
+          <w:rFonts w:ascii="Times New Roman" w:hAnsi="Times New Roman"/>
+          <w:lang w:val="en-US"/>
+        </w:rPr>
+        <w:t>bmi</w:t>
+      </w:r>
+      <w:r>
+        <w:rPr>
+          <w:rFonts w:ascii="Times New Roman" w:hAnsi="Times New Roman"/>
+          <w:lang w:val="ru-RU"/>
+        </w:rPr>
+        <w:t xml:space="preserve"> (индекс массы тела) — не имеет линейно</w:t>
+      </w:r>
+      <w:r>
+        <w:rPr>
+          <w:rFonts w:ascii="Times New Roman" w:hAnsi="Times New Roman"/>
+          <w:lang w:val="ru-RU"/>
+        </w:rPr>
+        <w:t>го</w:t>
+      </w:r>
+      <w:r>
+        <w:rPr>
+          <w:rFonts w:ascii="Times New Roman" w:hAnsi="Times New Roman"/>
+          <w:lang w:val="ru-RU"/>
+        </w:rPr>
+        <w:t xml:space="preserve"> </w:t>
+      </w:r>
+      <w:r>
+        <w:rPr>
+          <w:rFonts w:ascii="Times New Roman" w:hAnsi="Times New Roman"/>
+          <w:lang w:val="ru-RU"/>
+        </w:rPr>
+        <w:t xml:space="preserve">отношения со столбцом </w:t>
+      </w:r>
+      <w:r>
+        <w:rPr>
+          <w:rFonts w:ascii="Times New Roman" w:hAnsi="Times New Roman"/>
+          <w:lang w:val="en-US"/>
+        </w:rPr>
+        <w:t>charges</w:t>
+      </w:r>
+      <w:r>
+        <w:rPr>
+          <w:rFonts w:ascii="Times New Roman" w:hAnsi="Times New Roman"/>
+          <w:lang w:val="ru-RU"/>
+        </w:rPr>
+        <w:t xml:space="preserve"> (выплаты)</w:t>
+      </w:r>
+      <w:r>
+        <w:rPr>
+          <w:rFonts w:ascii="Times New Roman" w:hAnsi="Times New Roman"/>
+          <w:lang w:val="ru-RU"/>
+        </w:rPr>
+        <w:t xml:space="preserve">. К примеру, слишком большой </w:t>
+      </w:r>
+      <w:r>
+        <w:rPr>
+          <w:rFonts w:ascii="Times New Roman" w:hAnsi="Times New Roman"/>
+          <w:lang w:val="en-US"/>
+        </w:rPr>
+        <w:t>bmi</w:t>
+      </w:r>
+      <w:r>
+        <w:rPr>
+          <w:rFonts w:ascii="Times New Roman" w:hAnsi="Times New Roman"/>
+          <w:lang w:val="ru-RU"/>
+        </w:rPr>
+        <w:t xml:space="preserve"> (ожирение) будет негативно влиять на предсказание </w:t>
+      </w:r>
+      <w:r>
+        <w:rPr>
+          <w:rFonts w:ascii="Times New Roman" w:hAnsi="Times New Roman"/>
+          <w:lang w:val="en-US"/>
+        </w:rPr>
+        <w:t>charges</w:t>
+      </w:r>
+      <w:r>
+        <w:rPr>
+          <w:rFonts w:ascii="Times New Roman" w:hAnsi="Times New Roman"/>
+          <w:lang w:val="ru-RU"/>
+        </w:rPr>
+        <w:t xml:space="preserve"> (выплаты), а слишком маленький </w:t>
+      </w:r>
+      <w:r>
+        <w:rPr>
+          <w:rFonts w:ascii="Times New Roman" w:hAnsi="Times New Roman"/>
+          <w:lang w:val="en-US"/>
+        </w:rPr>
+        <w:t>bmi</w:t>
+      </w:r>
+      <w:r>
+        <w:rPr>
+          <w:rFonts w:ascii="Times New Roman" w:hAnsi="Times New Roman"/>
+          <w:lang w:val="ru-RU"/>
+        </w:rPr>
+        <w:t xml:space="preserve"> (анорексия) будет так же негативно влиять на предсказание </w:t>
+      </w:r>
+      <w:r>
+        <w:rPr>
+          <w:rFonts w:ascii="Times New Roman" w:hAnsi="Times New Roman"/>
+          <w:lang w:val="en-US"/>
+        </w:rPr>
+        <w:t>charges</w:t>
+      </w:r>
+      <w:r>
+        <w:rPr>
+          <w:rFonts w:ascii="Times New Roman" w:hAnsi="Times New Roman"/>
+          <w:lang w:val="ru-RU"/>
+        </w:rPr>
+        <w:t>.</w:t>
+      </w:r>
+      <w:r>
+        <w:rPr>
+          <w:rFonts w:ascii="Times New Roman" w:hAnsi="Times New Roman"/>
+          <w:lang w:val="ru-RU"/>
+        </w:rPr>
+        <w:t xml:space="preserve"> Тем временем, индекс массы тела в норме будет влиять на меньший размер страховых выплат. </w:t>
+      </w:r>
+      <w:r>
+        <w:rPr>
+          <w:rFonts w:ascii="Times New Roman" w:hAnsi="Times New Roman"/>
+          <w:lang w:val="ru-RU"/>
+        </w:rPr>
+        <w:t xml:space="preserve"> В связи с этим у модели возникнут трудности при обучении.</w:t>
+      </w:r>
+    </w:p>
+    <w:p>
+      <w:pPr>
+        <w:pStyle w:val="ListParagraph"/>
+        <w:numPr>
+          <w:ilvl w:val="0"/>
+          <w:numId w:val="16"/>
+        </w:numPr>
+        <w:rPr>
+          <w:rFonts w:ascii="Times New Roman" w:hAnsi="Times New Roman"/>
+          <w:lang w:val="ru-RU"/>
+        </w:rPr>
+      </w:pPr>
+      <w:r>
+        <w:rPr>
+          <w:rFonts w:ascii="Times New Roman" w:hAnsi="Times New Roman"/>
+          <w:lang w:val="ru-RU"/>
+        </w:rPr>
+        <w:t xml:space="preserve">Столбец </w:t>
+      </w:r>
+      <w:r>
+        <w:rPr>
+          <w:rFonts w:ascii="Times New Roman" w:hAnsi="Times New Roman"/>
+          <w:lang w:val="en-US"/>
+        </w:rPr>
+        <w:t>sex</w:t>
+      </w:r>
+      <w:r>
+        <w:rPr>
+          <w:rFonts w:ascii="Times New Roman" w:hAnsi="Times New Roman"/>
+          <w:lang w:val="ru-RU"/>
+        </w:rPr>
+        <w:t xml:space="preserve"> (</w:t>
+      </w:r>
+      <w:r>
+        <w:rPr>
+          <w:rFonts w:ascii="Times New Roman" w:hAnsi="Times New Roman"/>
+          <w:lang w:val="ru-RU"/>
+        </w:rPr>
+        <w:t xml:space="preserve">пол) — является категориальным признаком, тот же самый случай что и со столбцом </w:t>
+      </w:r>
+      <w:r>
+        <w:rPr>
+          <w:rFonts w:ascii="Times New Roman" w:hAnsi="Times New Roman"/>
+          <w:lang w:val="en-US"/>
+        </w:rPr>
+        <w:t>smoker</w:t>
+      </w:r>
+      <w:r>
+        <w:rPr>
+          <w:rFonts w:ascii="Times New Roman" w:hAnsi="Times New Roman"/>
+          <w:lang w:val="ru-RU"/>
+        </w:rPr>
+        <w:t xml:space="preserve">. </w:t>
+      </w:r>
+    </w:p>
+    <w:p>
+      <w:pPr>
+        <w:pStyle w:val="ListParagraph"/>
+        <w:numPr>
+          <w:ilvl w:val="0"/>
+          <w:numId w:val="16"/>
+        </w:numPr>
+        <w:rPr>
+          <w:rFonts w:ascii="Times New Roman" w:hAnsi="Times New Roman"/>
+          <w:lang w:val="ru-RU"/>
+        </w:rPr>
+      </w:pPr>
+      <w:r>
+        <w:rPr>
+          <w:rFonts w:ascii="Times New Roman" w:hAnsi="Times New Roman"/>
+          <w:lang w:val="ru-RU"/>
+        </w:rPr>
+        <w:t xml:space="preserve">Столбец </w:t>
+      </w:r>
+      <w:r>
+        <w:rPr>
+          <w:rFonts w:ascii="Times New Roman" w:hAnsi="Times New Roman"/>
+          <w:lang w:val="en-US"/>
+        </w:rPr>
+        <w:t>region</w:t>
+      </w:r>
+      <w:r>
+        <w:rPr>
+          <w:rFonts w:ascii="Times New Roman" w:hAnsi="Times New Roman"/>
+          <w:lang w:val="ru-RU"/>
+        </w:rPr>
+        <w:t xml:space="preserve"> </w:t>
+      </w:r>
+      <w:r>
+        <w:rPr>
+          <w:rFonts w:ascii="Times New Roman" w:hAnsi="Times New Roman"/>
+          <w:lang w:val="ru-RU"/>
+        </w:rPr>
+        <w:t>(регион проживания) — так же является категориальным признаком, с 4 допустимыми значениями.</w:t>
+      </w:r>
+    </w:p>
+    <w:p>
+      <w:pPr>
+        <w:rPr>
+          <w:rFonts w:ascii="Times New Roman" w:hAnsi="Times New Roman"/>
+          <w:lang w:val="ru-RU"/>
+        </w:rPr>
+      </w:pPr>
+    </w:p>
+    <w:p>
+      <w:pPr>
+        <w:rPr>
+          <w:rFonts w:ascii="Times New Roman" w:hAnsi="Times New Roman"/>
+          <w:lang w:val="ru-RU"/>
+        </w:rPr>
+      </w:pPr>
+      <w:r>
+        <w:rPr>
+          <w:rFonts w:ascii="Times New Roman" w:hAnsi="Times New Roman"/>
+          <w:lang w:val="ru-RU"/>
+        </w:rPr>
+        <w:t xml:space="preserve">Поскольку столбцы </w:t>
+      </w:r>
+      <w:r>
+        <w:rPr>
+          <w:rFonts w:ascii="Times New Roman" w:hAnsi="Times New Roman"/>
+          <w:lang w:val="en-US"/>
+        </w:rPr>
+        <w:t>smoker</w:t>
+      </w:r>
+      <w:r>
+        <w:rPr>
+          <w:rFonts w:ascii="Times New Roman" w:hAnsi="Times New Roman"/>
+          <w:lang w:val="ru-RU"/>
+        </w:rPr>
+        <w:t xml:space="preserve"> </w:t>
+      </w:r>
+      <w:r>
+        <w:rPr>
+          <w:rFonts w:ascii="Times New Roman" w:hAnsi="Times New Roman"/>
+          <w:lang w:val="ru-RU"/>
+        </w:rPr>
+        <w:t xml:space="preserve">и </w:t>
+      </w:r>
+      <w:r>
+        <w:rPr>
+          <w:rFonts w:ascii="Times New Roman" w:hAnsi="Times New Roman"/>
+          <w:lang w:val="en-US"/>
+        </w:rPr>
+        <w:t>sex</w:t>
+      </w:r>
+      <w:r>
+        <w:rPr>
+          <w:rFonts w:ascii="Times New Roman" w:hAnsi="Times New Roman"/>
+          <w:lang w:val="ru-RU"/>
+        </w:rPr>
+        <w:t xml:space="preserve"> </w:t>
+      </w:r>
+      <w:r>
+        <w:rPr>
+          <w:rFonts w:ascii="Times New Roman" w:hAnsi="Times New Roman"/>
+          <w:lang w:val="ru-RU"/>
+        </w:rPr>
+        <w:t>имеют лишь два допустимых значения, было принято решение заменить следующие значения:</w:t>
+      </w:r>
+    </w:p>
+    <w:p>
+      <w:pPr>
+        <w:rPr>
+          <w:rFonts w:ascii="Times New Roman" w:hAnsi="Times New Roman"/>
+          <w:lang w:val="ru-RU"/>
+        </w:rPr>
+      </w:pPr>
+    </w:p>
+    <w:p>
+      <w:pPr>
+        <w:pStyle w:val="ListParagraph"/>
+        <w:numPr>
+          <w:ilvl w:val="0"/>
+          <w:numId w:val="17"/>
+        </w:numPr>
+        <w:rPr>
+          <w:rFonts w:ascii="Times New Roman" w:hAnsi="Times New Roman"/>
+          <w:lang w:val="ru-RU"/>
+        </w:rPr>
+      </w:pPr>
+      <w:r>
+        <w:rPr>
+          <w:rFonts w:ascii="Times New Roman" w:hAnsi="Times New Roman"/>
+          <w:lang w:val="ru-RU"/>
+        </w:rPr>
+        <w:t>Мужской (пол): 1</w:t>
+      </w:r>
+    </w:p>
+    <w:p>
+      <w:pPr>
+        <w:pStyle w:val="ListParagraph"/>
+        <w:numPr>
+          <w:ilvl w:val="0"/>
+          <w:numId w:val="17"/>
+        </w:numPr>
+        <w:rPr>
+          <w:rFonts w:ascii="Times New Roman" w:hAnsi="Times New Roman"/>
+          <w:lang w:val="ru-RU"/>
+        </w:rPr>
+      </w:pPr>
+      <w:r>
+        <w:rPr>
+          <w:rFonts w:ascii="Times New Roman" w:hAnsi="Times New Roman"/>
+          <w:lang w:val="ru-RU"/>
+        </w:rPr>
+        <w:t>Женский (пол): 0</w:t>
+      </w:r>
+    </w:p>
+    <w:p>
+      <w:pPr>
+        <w:pStyle w:val="ListParagraph"/>
+        <w:numPr>
+          <w:ilvl w:val="0"/>
+          <w:numId w:val="17"/>
+        </w:numPr>
+        <w:rPr>
+          <w:rFonts w:ascii="Times New Roman" w:hAnsi="Times New Roman"/>
+          <w:lang w:val="ru-RU"/>
+        </w:rPr>
+      </w:pPr>
+      <w:r>
+        <w:rPr>
+          <w:rFonts w:ascii="Times New Roman" w:hAnsi="Times New Roman"/>
+          <w:lang w:val="ru-RU"/>
+        </w:rPr>
+        <w:t>Да (курящий/курящая): 1</w:t>
+      </w:r>
+    </w:p>
+    <w:p>
+      <w:pPr>
+        <w:pStyle w:val="ListParagraph"/>
+        <w:numPr>
+          <w:ilvl w:val="0"/>
+          <w:numId w:val="17"/>
+        </w:numPr>
+        <w:rPr>
+          <w:rFonts w:ascii="Times New Roman" w:hAnsi="Times New Roman"/>
+          <w:lang w:val="ru-RU"/>
+        </w:rPr>
+      </w:pPr>
+      <w:r>
+        <w:rPr>
+          <w:rFonts w:ascii="Times New Roman" w:hAnsi="Times New Roman"/>
+          <w:lang w:val="ru-RU"/>
+        </w:rPr>
+        <w:lastRenderedPageBreak/>
+        <w:t>Нет (курящий/курящая): 0</w:t>
+      </w:r>
+    </w:p>
+    <w:p>
+      <w:pPr>
+        <w:ind w:left="360"/>
+        <w:rPr>
+          <w:rFonts w:ascii="Times New Roman" w:hAnsi="Times New Roman"/>
+          <w:lang w:val="ru-RU"/>
+        </w:rPr>
+      </w:pPr>
+      <w:r>
+        <w:rPr>
+          <w:rFonts w:ascii="Times New Roman" w:hAnsi="Times New Roman"/>
+          <w:lang w:val="ru-RU"/>
+        </w:rPr>
+        <w:t xml:space="preserve">Столбец </w:t>
+      </w:r>
+      <w:r>
+        <w:rPr>
+          <w:rFonts w:ascii="Times New Roman" w:hAnsi="Times New Roman"/>
+          <w:lang w:val="en-US"/>
+        </w:rPr>
+        <w:t>bmi</w:t>
+      </w:r>
+      <w:r>
+        <w:rPr>
+          <w:rFonts w:ascii="Times New Roman" w:hAnsi="Times New Roman"/>
+          <w:lang w:val="ru-RU"/>
+        </w:rPr>
+        <w:t xml:space="preserve"> был подвергнут </w:t>
+      </w:r>
+      <w:r>
+        <w:rPr>
+          <w:rFonts w:ascii="Times New Roman" w:hAnsi="Times New Roman"/>
+          <w:lang w:val="ru-RU"/>
+        </w:rPr>
+        <w:t>процедуре “One-Hot Encoding”</w:t>
+      </w:r>
+      <w:r>
+        <w:rPr>
+          <w:rFonts w:ascii="Times New Roman" w:hAnsi="Times New Roman"/>
+          <w:lang w:val="ru-RU"/>
+        </w:rPr>
+        <w:t xml:space="preserve"> (прямое кодирование). Вследствие чего стал признаком </w:t>
+      </w:r>
+      <w:r>
+        <w:rPr>
+          <w:rFonts w:ascii="Times New Roman" w:hAnsi="Times New Roman" w:hint="eastAsia"/>
+          <w:lang w:val="ru-RU"/>
+        </w:rPr>
+        <w:t>we</w:t>
+      </w:r>
+      <w:r>
+        <w:rPr>
+          <w:rFonts w:ascii="Times New Roman" w:hAnsi="Times New Roman"/>
+          <w:lang w:val="en-US"/>
+        </w:rPr>
+        <w:t>ight</w:t>
+      </w:r>
+      <w:r>
+        <w:rPr>
+          <w:rFonts w:ascii="Times New Roman" w:hAnsi="Times New Roman"/>
+          <w:lang w:val="ru-RU"/>
+        </w:rPr>
+        <w:t>_</w:t>
+      </w:r>
+      <w:r>
+        <w:rPr>
+          <w:rFonts w:ascii="Times New Roman" w:hAnsi="Times New Roman"/>
+          <w:lang w:val="en-US"/>
+        </w:rPr>
+        <w:t>category</w:t>
+      </w:r>
+      <w:r>
+        <w:rPr>
+          <w:rFonts w:ascii="Times New Roman" w:hAnsi="Times New Roman"/>
+          <w:lang w:val="ru-RU"/>
+        </w:rPr>
+        <w:t xml:space="preserve"> (весовая категория), со следующими допустимыми значениями:</w:t>
+      </w:r>
+    </w:p>
+    <w:p>
+      <w:pPr>
+        <w:rPr>
+          <w:rFonts w:ascii="Times New Roman" w:hAnsi="Times New Roman"/>
+          <w:lang w:val="ru-RU"/>
+        </w:rPr>
+      </w:pPr>
+    </w:p>
+    <w:p>
+      <w:pPr>
+        <w:pStyle w:val="ListParagraph"/>
+        <w:numPr>
+          <w:ilvl w:val="0"/>
+          <w:numId w:val="18"/>
+        </w:numPr>
+        <w:rPr>
+          <w:rFonts w:ascii="Times New Roman" w:hAnsi="Times New Roman"/>
+          <w:lang w:val="ru-RU"/>
+        </w:rPr>
+      </w:pPr>
+      <w:r>
+        <w:rPr>
+          <w:rFonts w:ascii="Times New Roman" w:hAnsi="Times New Roman"/>
+          <w:lang w:val="en-US"/>
+        </w:rPr>
+        <w:t>Obesity (</w:t>
+      </w:r>
+      <w:r>
+        <w:rPr>
+          <w:rFonts w:ascii="Times New Roman" w:hAnsi="Times New Roman"/>
+          <w:lang w:val="ru-RU"/>
+        </w:rPr>
+        <w:t>ожирение</w:t>
+      </w:r>
+      <w:r>
+        <w:rPr>
+          <w:rFonts w:ascii="Times New Roman" w:hAnsi="Times New Roman"/>
+          <w:lang w:val="en-US"/>
+        </w:rPr>
+        <w:t>)</w:t>
+      </w:r>
+      <w:r>
+        <w:rPr>
+          <w:rFonts w:ascii="Times New Roman" w:hAnsi="Times New Roman"/>
+          <w:lang w:val="ru-RU"/>
+        </w:rPr>
+        <w:t xml:space="preserve">: если </w:t>
+      </w:r>
+      <w:r>
+        <w:rPr>
+          <w:rFonts w:ascii="Times New Roman" w:hAnsi="Times New Roman"/>
+          <w:lang w:val="en-US"/>
+        </w:rPr>
+        <w:t xml:space="preserve">bmi </w:t>
+      </w:r>
+      <w:r>
+        <w:rPr>
+          <w:rFonts w:ascii="Times New Roman" w:hAnsi="Times New Roman"/>
+          <w:lang w:val="en-US"/>
+        </w:rPr>
+        <w:t>&gt;</w:t>
+      </w:r>
+      <w:r>
+        <w:rPr>
+          <w:rFonts w:ascii="Times New Roman" w:hAnsi="Times New Roman"/>
+          <w:lang w:val="en-US"/>
+        </w:rPr>
+        <w:t xml:space="preserve"> 30.0 </w:t>
+      </w:r>
+    </w:p>
+    <w:p>
+      <w:pPr>
+        <w:pStyle w:val="ListParagraph"/>
+        <w:numPr>
+          <w:ilvl w:val="0"/>
+          <w:numId w:val="18"/>
+        </w:numPr>
+        <w:rPr>
+          <w:rFonts w:ascii="Times New Roman" w:hAnsi="Times New Roman"/>
+          <w:lang w:val="ru-RU"/>
+        </w:rPr>
+      </w:pPr>
+      <w:r>
+        <w:rPr>
+          <w:rFonts w:ascii="Times New Roman" w:hAnsi="Times New Roman"/>
+          <w:lang w:val="en-US"/>
+        </w:rPr>
+        <w:t>Overweight</w:t>
+      </w:r>
+      <w:r>
+        <w:rPr>
+          <w:rFonts w:ascii="Times New Roman" w:hAnsi="Times New Roman"/>
+          <w:lang w:val="ru-RU"/>
+        </w:rPr>
+        <w:t xml:space="preserve"> (избыточный вес): если </w:t>
+      </w:r>
+      <w:r>
+        <w:rPr>
+          <w:rFonts w:ascii="Times New Roman" w:hAnsi="Times New Roman"/>
+          <w:lang w:val="en-US"/>
+        </w:rPr>
+        <w:t>bmi</w:t>
+      </w:r>
+      <w:r>
+        <w:rPr>
+          <w:rFonts w:ascii="Times New Roman" w:hAnsi="Times New Roman"/>
+          <w:lang w:val="ru-RU"/>
+        </w:rPr>
+        <w:t xml:space="preserve"> ≥ </w:t>
+      </w:r>
+      <w:r>
+        <w:rPr>
+          <w:rFonts w:ascii="Times New Roman" w:hAnsi="Times New Roman"/>
+          <w:lang w:val="ru-RU"/>
+        </w:rPr>
+        <w:t>25.0</w:t>
+      </w:r>
+      <w:r>
+        <w:rPr>
+          <w:rFonts w:ascii="Times New Roman" w:hAnsi="Times New Roman"/>
+          <w:lang w:val="ru-RU"/>
+        </w:rPr>
+        <w:t xml:space="preserve"> и </w:t>
+      </w:r>
+      <w:r>
+        <w:rPr>
+          <w:rFonts w:ascii="Times New Roman" w:hAnsi="Times New Roman"/>
+          <w:lang w:val="en-US"/>
+        </w:rPr>
+        <w:t>bmi</w:t>
+      </w:r>
+      <w:r>
+        <w:rPr>
+          <w:rFonts w:ascii="Times New Roman" w:hAnsi="Times New Roman"/>
+          <w:lang w:val="ru-RU"/>
+        </w:rPr>
+        <w:t xml:space="preserve"> ≤ </w:t>
+      </w:r>
+      <w:r>
+        <w:rPr>
+          <w:rFonts w:ascii="Times New Roman" w:hAnsi="Times New Roman"/>
+          <w:lang w:val="ru-RU"/>
+        </w:rPr>
+        <w:t>30.0</w:t>
+      </w:r>
+    </w:p>
+    <w:p>
+      <w:pPr>
+        <w:pStyle w:val="ListParagraph"/>
+        <w:numPr>
+          <w:ilvl w:val="0"/>
+          <w:numId w:val="18"/>
+        </w:numPr>
+        <w:rPr>
+          <w:rFonts w:ascii="Times New Roman" w:hAnsi="Times New Roman"/>
+          <w:lang w:val="en-US"/>
+        </w:rPr>
+      </w:pPr>
+      <w:r>
+        <w:rPr>
+          <w:rFonts w:ascii="Times New Roman" w:hAnsi="Times New Roman"/>
+          <w:lang w:val="en-US"/>
+        </w:rPr>
+        <w:t>Normal weight (</w:t>
+      </w:r>
+      <w:r>
+        <w:rPr>
+          <w:rFonts w:ascii="Times New Roman" w:hAnsi="Times New Roman"/>
+          <w:lang w:val="ru-RU"/>
+        </w:rPr>
+        <w:t>норма</w:t>
+      </w:r>
+      <w:r>
+        <w:rPr>
+          <w:rFonts w:ascii="Times New Roman" w:hAnsi="Times New Roman"/>
+          <w:lang w:val="en-US"/>
+        </w:rPr>
+        <w:t xml:space="preserve">): </w:t>
+      </w:r>
+      <w:r>
+        <w:rPr>
+          <w:rFonts w:ascii="Times New Roman" w:hAnsi="Times New Roman"/>
+          <w:lang w:val="ru-RU"/>
+        </w:rPr>
+        <w:t>если</w:t>
+      </w:r>
+      <w:r>
+        <w:rPr>
+          <w:rFonts w:ascii="Times New Roman" w:hAnsi="Times New Roman"/>
+          <w:lang w:val="en-US"/>
+        </w:rPr>
+        <w:t xml:space="preserve"> bmi </w:t>
+      </w:r>
+      <w:r>
+        <w:rPr>
+          <w:rFonts w:ascii="Times New Roman" w:hAnsi="Times New Roman"/>
+          <w:lang w:val="en-US"/>
+        </w:rPr>
+        <w:t>≥</w:t>
+      </w:r>
+      <w:r>
+        <w:rPr>
+          <w:rFonts w:ascii="Times New Roman" w:hAnsi="Times New Roman"/>
+          <w:lang w:val="en-US"/>
+        </w:rPr>
+        <w:t xml:space="preserve"> </w:t>
+      </w:r>
+      <w:r>
+        <w:rPr>
+          <w:rFonts w:ascii="Times New Roman" w:hAnsi="Times New Roman"/>
+          <w:lang w:val="en-US"/>
+        </w:rPr>
+        <w:t xml:space="preserve">18.5 </w:t>
+      </w:r>
+      <w:r>
+        <w:rPr>
+          <w:rFonts w:ascii="Times New Roman" w:hAnsi="Times New Roman"/>
+          <w:lang w:val="ru-RU"/>
+        </w:rPr>
+        <w:t>и</w:t>
+      </w:r>
+      <w:r>
+        <w:rPr>
+          <w:rFonts w:ascii="Times New Roman" w:hAnsi="Times New Roman"/>
+          <w:lang w:val="en-US"/>
+        </w:rPr>
+        <w:t xml:space="preserve"> bmi </w:t>
+      </w:r>
+      <w:r>
+        <w:rPr>
+          <w:rFonts w:ascii="Times New Roman" w:hAnsi="Times New Roman"/>
+          <w:lang w:val="en-US"/>
+        </w:rPr>
+        <w:t>&lt; 25.0</w:t>
+      </w:r>
+    </w:p>
+    <w:p>
+      <w:pPr>
+        <w:pStyle w:val="ListParagraph"/>
+        <w:numPr>
+          <w:ilvl w:val="0"/>
+          <w:numId w:val="18"/>
+        </w:numPr>
+        <w:rPr>
+          <w:rFonts w:ascii="Times New Roman" w:hAnsi="Times New Roman"/>
+          <w:lang w:val="ru-RU"/>
+        </w:rPr>
+      </w:pPr>
+      <w:r>
+        <w:rPr>
+          <w:rFonts w:ascii="Times New Roman" w:hAnsi="Times New Roman"/>
+          <w:lang w:val="en-US"/>
+        </w:rPr>
+        <w:t>Underweight</w:t>
+      </w:r>
+      <w:r>
+        <w:rPr>
+          <w:rFonts w:ascii="Times New Roman" w:hAnsi="Times New Roman"/>
+          <w:lang w:val="ru-RU"/>
+        </w:rPr>
+        <w:t xml:space="preserve"> (недостаток веса): если </w:t>
+      </w:r>
+      <w:r>
+        <w:rPr>
+          <w:rFonts w:ascii="Times New Roman" w:hAnsi="Times New Roman"/>
+          <w:lang w:val="en-US"/>
+        </w:rPr>
+        <w:t>bmi</w:t>
+      </w:r>
+      <w:r>
+        <w:rPr>
+          <w:rFonts w:ascii="Times New Roman" w:hAnsi="Times New Roman"/>
+          <w:lang w:val="ru-RU"/>
+        </w:rPr>
+        <w:t xml:space="preserve"> </w:t>
+      </w:r>
+      <w:r>
+        <w:rPr>
+          <w:rFonts w:ascii="Times New Roman" w:hAnsi="Times New Roman"/>
+          <w:lang w:val="ru-RU"/>
+        </w:rPr>
+        <w:t>&lt;</w:t>
+      </w:r>
+      <w:r>
+        <w:rPr>
+          <w:rFonts w:ascii="Times New Roman" w:hAnsi="Times New Roman"/>
+          <w:lang w:val="ru-RU"/>
+        </w:rPr>
+        <w:t xml:space="preserve"> 18.5</w:t>
+      </w:r>
+    </w:p>
+    <w:p>
+      <w:pPr>
+        <w:rPr>
+          <w:rFonts w:ascii="Times New Roman" w:hAnsi="Times New Roman"/>
+          <w:lang w:val="ru-RU"/>
+        </w:rPr>
+      </w:pPr>
+    </w:p>
+    <w:p>
+      <w:pPr>
+        <w:rPr>
+          <w:rFonts w:ascii="Times New Roman" w:hAnsi="Times New Roman"/>
+          <w:lang w:val="en-US"/>
+        </w:rPr>
+      </w:pPr>
+      <w:r>
+        <w:rPr>
+          <w:rFonts w:ascii="Times New Roman" w:hAnsi="Times New Roman"/>
+          <w:lang w:val="ru-RU"/>
+        </w:rPr>
+        <w:t xml:space="preserve">Столбец </w:t>
+      </w:r>
+      <w:r>
+        <w:rPr>
+          <w:rFonts w:ascii="Times New Roman" w:hAnsi="Times New Roman"/>
+          <w:lang w:val="en-US"/>
+        </w:rPr>
+        <w:t>region</w:t>
+      </w:r>
+      <w:r>
+        <w:rPr>
+          <w:rFonts w:ascii="Times New Roman" w:hAnsi="Times New Roman"/>
+          <w:lang w:val="ru-RU"/>
+        </w:rPr>
+        <w:t xml:space="preserve"> </w:t>
+      </w:r>
+      <w:r>
+        <w:rPr>
+          <w:rFonts w:ascii="Times New Roman" w:hAnsi="Times New Roman"/>
+          <w:lang w:val="ru-RU"/>
+        </w:rPr>
+        <w:t xml:space="preserve">так же был подвергнут процедуре </w:t>
+      </w:r>
+      <w:r>
+        <w:rPr>
+          <w:rFonts w:ascii="Times New Roman" w:hAnsi="Times New Roman"/>
+          <w:lang w:val="ru-RU"/>
+        </w:rPr>
+        <w:t>“One-Hot Encoding”</w:t>
+      </w:r>
+      <w:r>
+        <w:rPr>
+          <w:rFonts w:ascii="Times New Roman" w:hAnsi="Times New Roman"/>
+          <w:lang w:val="ru-RU"/>
+        </w:rPr>
+        <w:t xml:space="preserve">, однако здесь не потребовались никакие сложные вычисления. Достаточно было внести этот признак в аргумент функции </w:t>
+      </w:r>
+      <w:r>
+        <w:rPr>
+          <w:rFonts w:ascii="Times New Roman" w:hAnsi="Times New Roman"/>
+          <w:i/>
+          <w:iCs/>
+          <w:lang w:val="en-US"/>
+        </w:rPr>
+        <w:t>pd</w:t>
+      </w:r>
+      <w:r>
+        <w:rPr>
+          <w:rFonts w:ascii="Times New Roman" w:hAnsi="Times New Roman"/>
+          <w:i/>
+          <w:iCs/>
+          <w:lang w:val="ru-RU"/>
+        </w:rPr>
+        <w:t>.</w:t>
+      </w:r>
+      <w:r>
+        <w:rPr>
+          <w:rFonts w:ascii="Times New Roman" w:hAnsi="Times New Roman"/>
+          <w:i/>
+          <w:iCs/>
+          <w:lang w:val="en-US"/>
+        </w:rPr>
+        <w:t>get</w:t>
+      </w:r>
+      <w:r>
+        <w:rPr>
+          <w:rFonts w:ascii="Times New Roman" w:hAnsi="Times New Roman"/>
+          <w:i/>
+          <w:iCs/>
+          <w:lang w:val="ru-RU"/>
+        </w:rPr>
+        <w:t>_</w:t>
+      </w:r>
+      <w:r>
+        <w:rPr>
+          <w:rFonts w:ascii="Times New Roman" w:hAnsi="Times New Roman"/>
+          <w:i/>
+          <w:iCs/>
+          <w:lang w:val="en-US"/>
+        </w:rPr>
+        <w:t>dummies</w:t>
+      </w:r>
+      <w:r>
+        <w:rPr>
+          <w:rFonts w:ascii="Times New Roman" w:hAnsi="Times New Roman"/>
+          <w:lang w:val="ru-RU"/>
+        </w:rPr>
+        <w:t xml:space="preserve"> </w:t>
+      </w:r>
+      <w:r>
+        <w:rPr>
+          <w:rFonts w:ascii="Times New Roman" w:hAnsi="Times New Roman"/>
+          <w:lang w:val="ru-RU"/>
+        </w:rPr>
+        <w:t xml:space="preserve">— </w:t>
+      </w:r>
+      <w:r>
+        <w:rPr>
+          <w:rFonts w:ascii="Times New Roman" w:hAnsi="Times New Roman"/>
+          <w:i/>
+          <w:iCs/>
+          <w:lang w:val="en-US"/>
+        </w:rPr>
+        <w:t>columns</w:t>
+      </w:r>
+      <w:r>
+        <w:rPr>
+          <w:rFonts w:ascii="Times New Roman" w:hAnsi="Times New Roman"/>
+          <w:lang w:val="ru-RU"/>
+        </w:rPr>
+        <w:t>, который является массивом из строк-названий признаков.</w:t>
+      </w:r>
+    </w:p>
+    <w:p>
+      <w:pPr>
+        <w:rPr>
+          <w:rFonts w:ascii="Times New Roman" w:hAnsi="Times New Roman"/>
+          <w:lang w:val="ru-RU"/>
+        </w:rPr>
+      </w:pPr>
+    </w:p>
+    <w:p>
+      <w:pPr>
+        <w:rPr>
+          <w:rFonts w:ascii="Times New Roman" w:hAnsi="Times New Roman"/>
+          <w:lang w:val="ru-RU"/>
+        </w:rPr>
+      </w:pPr>
+      <w:r>
+        <w:rPr>
+          <w:rFonts w:ascii="Times New Roman" w:hAnsi="Times New Roman"/>
+          <w:lang w:val="ru-RU"/>
+        </w:rPr>
+        <w:t>Финальным шагом предобработки признаков станет удаление</w:t>
+      </w:r>
+      <w:r>
+        <w:rPr>
+          <w:rFonts w:ascii="Times New Roman" w:hAnsi="Times New Roman"/>
+          <w:lang w:val="ru-RU"/>
+        </w:rPr>
+        <w:t xml:space="preserve"> </w:t>
+      </w:r>
+      <w:r>
+        <w:rPr>
+          <w:rFonts w:ascii="Times New Roman" w:hAnsi="Times New Roman"/>
+          <w:lang w:val="ru-RU"/>
+        </w:rPr>
+        <w:t>следующих</w:t>
+      </w:r>
+      <w:r>
+        <w:rPr>
+          <w:rFonts w:ascii="Times New Roman" w:hAnsi="Times New Roman"/>
+          <w:lang w:val="ru-RU"/>
+        </w:rPr>
+        <w:t xml:space="preserve"> признаков</w:t>
+      </w:r>
+      <w:r>
+        <w:rPr>
+          <w:rFonts w:ascii="Times New Roman" w:hAnsi="Times New Roman"/>
+          <w:lang w:val="ru-RU"/>
+        </w:rPr>
+        <w:t xml:space="preserve"> из тренировочного датафрейма:</w:t>
+      </w:r>
+    </w:p>
+    <w:p>
+      <w:pPr>
+        <w:rPr>
+          <w:rFonts w:ascii="Times New Roman" w:hAnsi="Times New Roman"/>
+          <w:lang w:val="ru-RU"/>
+        </w:rPr>
+      </w:pPr>
+    </w:p>
+    <w:p>
+      <w:pPr>
+        <w:pStyle w:val="ListParagraph"/>
+        <w:numPr>
+          <w:ilvl w:val="0"/>
+          <w:numId w:val="19"/>
+        </w:numPr>
+        <w:rPr>
+          <w:rFonts w:ascii="Times New Roman" w:hAnsi="Times New Roman"/>
+          <w:lang w:val="ru-RU"/>
+        </w:rPr>
+      </w:pPr>
+      <w:r>
+        <w:rPr>
+          <w:rFonts w:ascii="Times New Roman" w:hAnsi="Times New Roman"/>
+          <w:lang w:val="en-US"/>
+        </w:rPr>
+        <w:t>bmi (</w:t>
+      </w:r>
+      <w:r>
+        <w:rPr>
+          <w:rFonts w:ascii="Times New Roman" w:hAnsi="Times New Roman"/>
+          <w:lang w:val="ru-RU"/>
+        </w:rPr>
+        <w:t>индекс массы тела)</w:t>
+      </w:r>
+    </w:p>
+    <w:p>
+      <w:pPr>
+        <w:pStyle w:val="ListParagraph"/>
+        <w:numPr>
+          <w:ilvl w:val="0"/>
+          <w:numId w:val="19"/>
+        </w:numPr>
+        <w:rPr>
+          <w:rFonts w:ascii="Times New Roman" w:hAnsi="Times New Roman"/>
+          <w:lang w:val="ru-RU"/>
+        </w:rPr>
+      </w:pPr>
+      <w:r>
+        <w:rPr>
+          <w:rFonts w:ascii="Times New Roman" w:hAnsi="Times New Roman"/>
+          <w:lang w:val="en-US"/>
+        </w:rPr>
+        <w:t>weight</w:t>
+      </w:r>
+      <w:r>
+        <w:rPr>
+          <w:rFonts w:ascii="Times New Roman" w:hAnsi="Times New Roman"/>
+          <w:lang w:val="ru-RU"/>
+        </w:rPr>
+        <w:t>_</w:t>
+      </w:r>
+      <w:r>
+        <w:rPr>
+          <w:rFonts w:ascii="Times New Roman" w:hAnsi="Times New Roman"/>
+          <w:lang w:val="en-US"/>
+        </w:rPr>
+        <w:t>category</w:t>
+      </w:r>
+      <w:r>
+        <w:rPr>
+          <w:rFonts w:ascii="Times New Roman" w:hAnsi="Times New Roman"/>
+          <w:lang w:val="ru-RU"/>
+        </w:rPr>
+        <w:t>_</w:t>
+      </w:r>
+      <w:r>
+        <w:rPr>
+          <w:rFonts w:ascii="Times New Roman" w:hAnsi="Times New Roman"/>
+          <w:lang w:val="en-US"/>
+        </w:rPr>
+        <w:t>Normal</w:t>
+      </w:r>
+      <w:r>
+        <w:rPr>
+          <w:rFonts w:ascii="Times New Roman" w:hAnsi="Times New Roman"/>
+          <w:lang w:val="ru-RU"/>
+        </w:rPr>
+        <w:t xml:space="preserve"> </w:t>
+      </w:r>
+      <w:r>
+        <w:rPr>
+          <w:rFonts w:ascii="Times New Roman" w:hAnsi="Times New Roman"/>
+          <w:lang w:val="en-US"/>
+        </w:rPr>
+        <w:t>weight</w:t>
+      </w:r>
+      <w:r>
+        <w:rPr>
+          <w:rFonts w:ascii="Times New Roman" w:hAnsi="Times New Roman"/>
+          <w:lang w:val="ru-RU"/>
+        </w:rPr>
+        <w:t xml:space="preserve"> (</w:t>
+      </w:r>
+      <w:r>
+        <w:rPr>
+          <w:rFonts w:ascii="Times New Roman" w:hAnsi="Times New Roman"/>
+          <w:lang w:val="ru-RU"/>
+        </w:rPr>
+        <w:t>произвольный</w:t>
+      </w:r>
+      <w:r>
+        <w:rPr>
+          <w:rFonts w:ascii="Times New Roman" w:hAnsi="Times New Roman"/>
+          <w:lang w:val="ru-RU"/>
+        </w:rPr>
+        <w:t xml:space="preserve"> </w:t>
+      </w:r>
+      <w:r>
+        <w:rPr>
+          <w:rFonts w:ascii="Times New Roman" w:hAnsi="Times New Roman"/>
+          <w:lang w:val="ru-RU"/>
+        </w:rPr>
+        <w:t>признак</w:t>
+      </w:r>
+      <w:r>
+        <w:rPr>
+          <w:rFonts w:ascii="Times New Roman" w:hAnsi="Times New Roman"/>
+          <w:lang w:val="ru-RU"/>
+        </w:rPr>
+        <w:t xml:space="preserve"> </w:t>
+      </w:r>
+      <w:r>
+        <w:rPr>
+          <w:rFonts w:ascii="Times New Roman" w:hAnsi="Times New Roman"/>
+          <w:lang w:val="ru-RU"/>
+        </w:rPr>
+        <w:t xml:space="preserve">категория веса </w:t>
+      </w:r>
+      <w:r>
+        <w:rPr>
+          <w:rFonts w:ascii="Times New Roman" w:hAnsi="Times New Roman"/>
+          <w:lang w:val="ru-RU"/>
+        </w:rPr>
+        <w:t>‘</w:t>
+      </w:r>
+      <w:r>
+        <w:rPr>
+          <w:rFonts w:ascii="Times New Roman" w:hAnsi="Times New Roman"/>
+          <w:lang w:val="ru-RU"/>
+        </w:rPr>
+        <w:t>норма</w:t>
+      </w:r>
+      <w:r>
+        <w:rPr>
+          <w:rFonts w:ascii="Times New Roman" w:hAnsi="Times New Roman"/>
+          <w:lang w:val="ru-RU"/>
+        </w:rPr>
+        <w:t>’</w:t>
+      </w:r>
+      <w:r>
+        <w:rPr>
+          <w:rFonts w:ascii="Times New Roman" w:hAnsi="Times New Roman"/>
+          <w:lang w:val="ru-RU"/>
+        </w:rPr>
+        <w:t>)</w:t>
+      </w:r>
+    </w:p>
+    <w:p>
+      <w:pPr>
+        <w:pStyle w:val="ListParagraph"/>
+        <w:numPr>
+          <w:ilvl w:val="0"/>
+          <w:numId w:val="19"/>
+        </w:numPr>
+        <w:rPr>
+          <w:rFonts w:ascii="Times New Roman" w:hAnsi="Times New Roman"/>
+          <w:lang w:val="ru-RU"/>
+        </w:rPr>
+      </w:pPr>
+      <w:r>
+        <w:rPr>
+          <w:rFonts w:ascii="Times New Roman" w:hAnsi="Times New Roman"/>
+          <w:lang w:val="en-US"/>
+        </w:rPr>
+        <w:t>region</w:t>
+      </w:r>
+      <w:r>
+        <w:rPr>
+          <w:rFonts w:ascii="Times New Roman" w:hAnsi="Times New Roman"/>
+          <w:lang w:val="ru-RU"/>
+        </w:rPr>
+        <w:t>_</w:t>
+      </w:r>
+      <w:r>
+        <w:rPr>
+          <w:rFonts w:ascii="Times New Roman" w:hAnsi="Times New Roman"/>
+          <w:lang w:val="en-US"/>
+        </w:rPr>
+        <w:t>southwest</w:t>
+      </w:r>
+      <w:r>
+        <w:rPr>
+          <w:rFonts w:ascii="Times New Roman" w:hAnsi="Times New Roman"/>
+          <w:lang w:val="ru-RU"/>
+        </w:rPr>
+        <w:t xml:space="preserve"> </w:t>
+      </w:r>
+      <w:r>
+        <w:rPr>
+          <w:rFonts w:ascii="Times New Roman" w:hAnsi="Times New Roman"/>
+          <w:lang w:val="ru-RU"/>
+        </w:rPr>
+        <w:t xml:space="preserve">(произвольный признак регион </w:t>
+      </w:r>
+      <w:r>
+        <w:rPr>
+          <w:rFonts w:ascii="Times New Roman" w:hAnsi="Times New Roman"/>
+          <w:lang w:val="ru-RU"/>
+        </w:rPr>
+        <w:t>‘</w:t>
+      </w:r>
+      <w:r>
+        <w:rPr>
+          <w:rFonts w:ascii="Times New Roman" w:hAnsi="Times New Roman"/>
+          <w:lang w:val="ru-RU"/>
+        </w:rPr>
+        <w:t>юго-запад</w:t>
+      </w:r>
+      <w:r>
+        <w:rPr>
+          <w:rFonts w:ascii="Times New Roman" w:hAnsi="Times New Roman"/>
+          <w:lang w:val="ru-RU"/>
+        </w:rPr>
+        <w:t>’</w:t>
+      </w:r>
+      <w:r>
+        <w:rPr>
+          <w:rFonts w:ascii="Times New Roman" w:hAnsi="Times New Roman"/>
+          <w:lang w:val="ru-RU"/>
+        </w:rPr>
+        <w:t>)</w:t>
+      </w:r>
+    </w:p>
+    <w:p>
+      <w:pPr>
+        <w:rPr>
+          <w:rFonts w:ascii="Times New Roman" w:hAnsi="Times New Roman"/>
+          <w:lang w:val="ru-RU"/>
+        </w:rPr>
+      </w:pPr>
+    </w:p>
+    <w:p>
+      <w:pPr>
+        <w:rPr>
+          <w:rFonts w:ascii="Times New Roman" w:hAnsi="Times New Roman"/>
+          <w:lang w:val="ru-RU"/>
+        </w:rPr>
+      </w:pPr>
+      <w:r>
+        <w:rPr>
+          <w:rFonts w:ascii="Times New Roman" w:hAnsi="Times New Roman"/>
+          <w:lang w:val="en-US"/>
+        </w:rPr>
+        <w:t>bmi</w:t>
+      </w:r>
+      <w:r>
+        <w:rPr>
+          <w:rFonts w:ascii="Times New Roman" w:hAnsi="Times New Roman"/>
+          <w:lang w:val="ru-RU"/>
+        </w:rPr>
+        <w:t xml:space="preserve"> </w:t>
+      </w:r>
+      <w:r>
+        <w:rPr>
+          <w:rFonts w:ascii="Times New Roman" w:hAnsi="Times New Roman"/>
+          <w:lang w:val="ru-RU"/>
+        </w:rPr>
+        <w:t xml:space="preserve">был удален за отсутствием дальнейшей необходимости, а </w:t>
+      </w:r>
+      <w:r>
+        <w:rPr>
+          <w:rFonts w:ascii="Times New Roman" w:hAnsi="Times New Roman"/>
+          <w:lang w:val="en-US"/>
+        </w:rPr>
+        <w:t>weight</w:t>
+      </w:r>
+      <w:r>
+        <w:rPr>
+          <w:rFonts w:ascii="Times New Roman" w:hAnsi="Times New Roman"/>
+          <w:lang w:val="ru-RU"/>
+        </w:rPr>
+        <w:t>_</w:t>
+      </w:r>
+      <w:r>
+        <w:rPr>
+          <w:rFonts w:ascii="Times New Roman" w:hAnsi="Times New Roman"/>
+          <w:lang w:val="en-US"/>
+        </w:rPr>
+        <w:t>category</w:t>
+      </w:r>
+      <w:r>
+        <w:rPr>
+          <w:rFonts w:ascii="Times New Roman" w:hAnsi="Times New Roman"/>
+          <w:lang w:val="ru-RU"/>
+        </w:rPr>
+        <w:t>_</w:t>
+      </w:r>
+      <w:r>
+        <w:rPr>
+          <w:rFonts w:ascii="Times New Roman" w:hAnsi="Times New Roman"/>
+          <w:lang w:val="en-US"/>
+        </w:rPr>
+        <w:t>Normal</w:t>
+      </w:r>
+      <w:r>
+        <w:rPr>
+          <w:rFonts w:ascii="Times New Roman" w:hAnsi="Times New Roman"/>
+          <w:lang w:val="ru-RU"/>
+        </w:rPr>
+        <w:t xml:space="preserve"> </w:t>
+      </w:r>
+      <w:r>
+        <w:rPr>
+          <w:rFonts w:ascii="Times New Roman" w:hAnsi="Times New Roman"/>
+          <w:lang w:val="en-US"/>
+        </w:rPr>
+        <w:t>weight</w:t>
+      </w:r>
+      <w:r>
+        <w:rPr>
+          <w:rFonts w:ascii="Times New Roman" w:hAnsi="Times New Roman"/>
+          <w:lang w:val="ru-RU"/>
+        </w:rPr>
+        <w:t xml:space="preserve"> </w:t>
+      </w:r>
+      <w:r>
+        <w:rPr>
+          <w:rFonts w:ascii="Times New Roman" w:hAnsi="Times New Roman"/>
+          <w:lang w:val="ru-RU"/>
+        </w:rPr>
+        <w:t xml:space="preserve">и </w:t>
+      </w:r>
+      <w:r>
+        <w:rPr>
+          <w:rFonts w:ascii="Times New Roman" w:hAnsi="Times New Roman"/>
+          <w:lang w:val="en-US"/>
+        </w:rPr>
+        <w:t>region</w:t>
+      </w:r>
+      <w:r>
+        <w:rPr>
+          <w:rFonts w:ascii="Times New Roman" w:hAnsi="Times New Roman"/>
+          <w:lang w:val="ru-RU"/>
+        </w:rPr>
+        <w:t>_</w:t>
+      </w:r>
+      <w:r>
+        <w:rPr>
+          <w:rFonts w:ascii="Times New Roman" w:hAnsi="Times New Roman"/>
+          <w:lang w:val="en-US"/>
+        </w:rPr>
+        <w:t>southwest</w:t>
+      </w:r>
+      <w:r>
+        <w:rPr>
+          <w:rFonts w:ascii="Times New Roman" w:hAnsi="Times New Roman"/>
+          <w:lang w:val="ru-RU"/>
+        </w:rPr>
+        <w:t xml:space="preserve"> </w:t>
+      </w:r>
+      <w:r>
+        <w:rPr>
+          <w:rFonts w:ascii="Times New Roman" w:hAnsi="Times New Roman"/>
+          <w:lang w:val="ru-RU"/>
+        </w:rPr>
+        <w:t>были удалены</w:t>
+      </w:r>
+      <w:r>
+        <w:rPr>
+          <w:rFonts w:ascii="Times New Roman" w:hAnsi="Times New Roman"/>
+          <w:lang w:val="ru-RU"/>
+        </w:rPr>
+        <w:t xml:space="preserve">, </w:t>
+      </w:r>
+      <w:r>
+        <w:rPr>
+          <w:rFonts w:ascii="Times New Roman" w:hAnsi="Times New Roman"/>
+          <w:lang w:val="ru-RU"/>
+        </w:rPr>
+        <w:t xml:space="preserve">так как при применении процедуры </w:t>
+      </w:r>
+      <w:r>
+        <w:rPr>
+          <w:rFonts w:ascii="Times New Roman" w:hAnsi="Times New Roman"/>
+          <w:lang w:val="ru-RU"/>
+        </w:rPr>
+        <w:t>‘</w:t>
+      </w:r>
+      <w:r>
+        <w:rPr>
+          <w:rFonts w:ascii="Times New Roman" w:hAnsi="Times New Roman"/>
+          <w:lang w:val="en-US"/>
+        </w:rPr>
+        <w:t>One</w:t>
+      </w:r>
+      <w:r>
+        <w:rPr>
+          <w:rFonts w:ascii="Times New Roman" w:hAnsi="Times New Roman"/>
+          <w:lang w:val="ru-RU"/>
+        </w:rPr>
+        <w:t>-</w:t>
+      </w:r>
+      <w:r>
+        <w:rPr>
+          <w:rFonts w:ascii="Times New Roman" w:hAnsi="Times New Roman"/>
+          <w:lang w:val="en-US"/>
+        </w:rPr>
+        <w:t>Hot</w:t>
+      </w:r>
+      <w:r>
+        <w:rPr>
+          <w:rFonts w:ascii="Times New Roman" w:hAnsi="Times New Roman"/>
+          <w:lang w:val="ru-RU"/>
+        </w:rPr>
+        <w:t xml:space="preserve"> </w:t>
+      </w:r>
+      <w:r>
+        <w:rPr>
+          <w:rFonts w:ascii="Times New Roman" w:hAnsi="Times New Roman"/>
+          <w:lang w:val="en-US"/>
+        </w:rPr>
+        <w:t>Encoding</w:t>
+      </w:r>
+      <w:r>
+        <w:rPr>
+          <w:rFonts w:ascii="Times New Roman" w:hAnsi="Times New Roman"/>
+          <w:lang w:val="ru-RU"/>
+        </w:rPr>
+        <w:t>’</w:t>
+      </w:r>
+      <w:r>
+        <w:rPr>
+          <w:rFonts w:ascii="Times New Roman" w:hAnsi="Times New Roman"/>
+          <w:lang w:val="ru-RU"/>
+        </w:rPr>
+        <w:t xml:space="preserve"> для обучения</w:t>
+      </w:r>
+      <w:r>
+        <w:rPr>
+          <w:rFonts w:ascii="Times New Roman" w:hAnsi="Times New Roman"/>
+          <w:lang w:val="ru-RU"/>
+        </w:rPr>
+        <w:t xml:space="preserve"> линейной регрессии следует </w:t>
+      </w:r>
+      <w:r>
+        <w:rPr>
+          <w:rFonts w:ascii="Times New Roman" w:hAnsi="Times New Roman"/>
+          <w:lang w:val="ru-RU"/>
+        </w:rPr>
+        <w:t xml:space="preserve">всегда </w:t>
+      </w:r>
+      <w:r>
+        <w:rPr>
+          <w:rFonts w:ascii="Times New Roman" w:hAnsi="Times New Roman"/>
+          <w:lang w:val="ru-RU"/>
+        </w:rPr>
+        <w:t>исключ</w:t>
+      </w:r>
+      <w:r>
+        <w:rPr>
+          <w:rFonts w:ascii="Times New Roman" w:hAnsi="Times New Roman"/>
+          <w:lang w:val="ru-RU"/>
+        </w:rPr>
+        <w:t>ать</w:t>
+      </w:r>
+      <w:r>
+        <w:rPr>
+          <w:rFonts w:ascii="Times New Roman" w:hAnsi="Times New Roman"/>
+          <w:lang w:val="ru-RU"/>
+        </w:rPr>
+        <w:t xml:space="preserve"> одну переменную, чтобы избежать ловушки фиктивных переменных.</w:t>
+      </w:r>
+    </w:p>
+    <w:p>
+      <w:pPr>
+        <w:rPr>
+          <w:rFonts w:ascii="Times New Roman" w:hAnsi="Times New Roman"/>
+          <w:lang w:val="ru-RU"/>
+        </w:rPr>
+      </w:pPr>
+    </w:p>
+    <w:p>
+      <w:pPr>
+        <w:pStyle w:val="Heading2"/>
+        <w:rPr>
+          <w:lang w:val="en-US"/>
+        </w:rPr>
+      </w:pPr>
+      <w:bookmarkStart w:id="20" w:name="_Toc231089539"/>
+      <w:r>
+        <w:rPr>
+          <w:lang w:val="ru-RU"/>
+        </w:rPr>
+        <w:t>2.2.</w:t>
+      </w:r>
+      <w:r>
+        <w:rPr>
+          <w:lang w:val="ru-RU"/>
+        </w:rPr>
+        <w:t xml:space="preserve"> Обоснование выбора моделей машинного обучения.</w:t>
+      </w:r>
+      <w:bookmarkEnd w:id="20"/>
+      <w:r>
+        <w:rPr>
+          <w:lang w:val="ru-RU"/>
+        </w:rPr>
+        <w:t xml:space="preserve"> </w:t>
+      </w:r>
+    </w:p>
+    <w:p>
+      <w:pPr>
+        <w:rPr>
+          <w:rFonts w:ascii="Times New Roman" w:hAnsi="Times New Roman"/>
+          <w:lang w:val="en-US"/>
+        </w:rPr>
+      </w:pPr>
+    </w:p>
+    <w:p>
+      <w:pPr>
+        <w:rPr>
+          <w:rFonts w:ascii="Times New Roman" w:hAnsi="Times New Roman"/>
+          <w:lang w:val="en-US"/>
+        </w:rPr>
+      </w:pPr>
+      <w:r>
+        <w:rPr>
+          <w:rFonts w:ascii="Times New Roman" w:hAnsi="Times New Roman"/>
+          <w:lang w:val="ru-RU"/>
+        </w:rPr>
+        <w:t>Для решения задачи прогнозирования страховых выплат были выбраны три типа моделей, различающихся по сложности и способности улавливать нелинейные зависимости.</w:t>
+      </w:r>
+    </w:p>
+    <w:p>
+      <w:pPr>
+        <w:rPr>
+          <w:rFonts w:ascii="Times New Roman" w:hAnsi="Times New Roman"/>
+          <w:lang w:val="en-US"/>
+        </w:rPr>
+      </w:pPr>
+    </w:p>
+    <w:p>
+      <w:pPr>
+        <w:rPr>
+          <w:rFonts w:ascii="Times New Roman" w:hAnsi="Times New Roman"/>
+          <w:lang w:val="en-US"/>
+        </w:rPr>
+      </w:pPr>
+      <w:r>
+        <w:rPr>
+          <w:rFonts w:ascii="Times New Roman" w:hAnsi="Times New Roman"/>
+          <w:lang w:val="ru-RU"/>
+        </w:rPr>
+        <w:t xml:space="preserve">Линейная регрессия (включая </w:t>
+      </w:r>
+      <w:r>
+        <w:rPr>
+          <w:rFonts w:ascii="Times New Roman" w:hAnsi="Times New Roman"/>
+          <w:lang w:val="ru-RU"/>
+        </w:rPr>
+        <w:t>ридж</w:t>
+      </w:r>
+      <w:r>
+        <w:rPr>
+          <w:rFonts w:ascii="Times New Roman" w:hAnsi="Times New Roman"/>
+          <w:lang w:val="ru-RU"/>
+        </w:rPr>
+        <w:t xml:space="preserve"> и лассо) использовалась в качестве базовой модели. Она проста для интерпретации и позволяет количественно оценить линейный вклад каждого признака. Регуляризация (</w:t>
+      </w:r>
+      <w:r>
+        <w:rPr>
+          <w:rFonts w:ascii="Times New Roman" w:hAnsi="Times New Roman"/>
+          <w:lang w:val="en-US"/>
+        </w:rPr>
+        <w:t>L</w:t>
+      </w:r>
+      <w:r>
+        <w:rPr>
+          <w:rFonts w:ascii="Times New Roman" w:hAnsi="Times New Roman"/>
+          <w:lang w:val="ru-RU"/>
+        </w:rPr>
+        <w:t xml:space="preserve">2 и </w:t>
+      </w:r>
+      <w:r>
+        <w:rPr>
+          <w:rFonts w:ascii="Times New Roman" w:hAnsi="Times New Roman"/>
+          <w:lang w:val="en-US"/>
+        </w:rPr>
+        <w:t>L</w:t>
+      </w:r>
+      <w:r>
+        <w:rPr>
+          <w:rFonts w:ascii="Times New Roman" w:hAnsi="Times New Roman"/>
+          <w:lang w:val="ru-RU"/>
+        </w:rPr>
+        <w:t>1) добавлялась для борьбы с переобучением.</w:t>
+      </w:r>
+    </w:p>
+    <w:p>
+      <w:pPr>
+        <w:rPr>
+          <w:rFonts w:ascii="Times New Roman" w:hAnsi="Times New Roman"/>
+          <w:lang w:val="en-US"/>
+        </w:rPr>
+      </w:pPr>
+    </w:p>
+    <w:p>
+      <w:pPr>
+        <w:rPr>
+          <w:rFonts w:ascii="Times New Roman" w:hAnsi="Times New Roman"/>
+          <w:lang w:val="en-US"/>
+        </w:rPr>
+      </w:pPr>
+      <w:r>
+        <w:rPr>
+          <w:rFonts w:ascii="Times New Roman" w:hAnsi="Times New Roman"/>
+          <w:lang w:val="ru-RU"/>
+        </w:rPr>
+        <w:t>Случайный лес (</w:t>
+      </w:r>
+      <w:r>
+        <w:rPr>
+          <w:rFonts w:ascii="Times New Roman" w:hAnsi="Times New Roman"/>
+          <w:lang w:val="en-US"/>
+        </w:rPr>
+        <w:t>Random</w:t>
+      </w:r>
+      <w:r>
+        <w:rPr>
+          <w:rFonts w:ascii="Times New Roman" w:hAnsi="Times New Roman"/>
+          <w:lang w:val="ru-RU"/>
+        </w:rPr>
+        <w:t xml:space="preserve"> </w:t>
+      </w:r>
+      <w:r>
+        <w:rPr>
+          <w:rFonts w:ascii="Times New Roman" w:hAnsi="Times New Roman"/>
+          <w:lang w:val="en-US"/>
+        </w:rPr>
+        <w:t>Forest</w:t>
+      </w:r>
+      <w:r>
+        <w:rPr>
+          <w:rFonts w:ascii="Times New Roman" w:hAnsi="Times New Roman"/>
+          <w:lang w:val="ru-RU"/>
+        </w:rPr>
+        <w:t xml:space="preserve">) выбран как ансамблевый метод, автоматически учитывающий нелинейные взаимодействия между признаками, устойчивый к </w:t>
+      </w:r>
+      <w:r>
+        <w:rPr>
+          <w:rFonts w:ascii="Times New Roman" w:hAnsi="Times New Roman"/>
+          <w:lang w:val="ru-RU"/>
+        </w:rPr>
+        <w:lastRenderedPageBreak/>
+        <w:t>выбросам и не требующий масштабирования данных. Он также даёт оценку важности признаков.</w:t>
+      </w:r>
+    </w:p>
+    <w:p>
+      <w:pPr>
+        <w:rPr>
+          <w:rFonts w:ascii="Times New Roman" w:hAnsi="Times New Roman"/>
+          <w:lang w:val="ru-RU"/>
+        </w:rPr>
+      </w:pPr>
+    </w:p>
+    <w:p>
+      <w:pPr>
+        <w:rPr>
+          <w:rFonts w:ascii="Times New Roman" w:hAnsi="Times New Roman"/>
+          <w:lang w:val="ru-RU"/>
+        </w:rPr>
+      </w:pPr>
+      <w:r>
+        <w:rPr>
+          <w:rFonts w:ascii="Times New Roman" w:hAnsi="Times New Roman"/>
+          <w:lang w:val="ru-RU"/>
+        </w:rPr>
+        <w:t>Градиентный бустинг (</w:t>
+      </w:r>
+      <w:r>
+        <w:rPr>
+          <w:rFonts w:ascii="Times New Roman" w:hAnsi="Times New Roman"/>
+          <w:lang w:val="en-US"/>
+        </w:rPr>
+        <w:t>Gradient</w:t>
+      </w:r>
+      <w:r>
+        <w:rPr>
+          <w:rFonts w:ascii="Times New Roman" w:hAnsi="Times New Roman"/>
+          <w:lang w:val="ru-RU"/>
+        </w:rPr>
+        <w:t xml:space="preserve"> </w:t>
+      </w:r>
+      <w:r>
+        <w:rPr>
+          <w:rFonts w:ascii="Times New Roman" w:hAnsi="Times New Roman"/>
+          <w:lang w:val="en-US"/>
+        </w:rPr>
+        <w:t>Boosting</w:t>
+      </w:r>
+      <w:r>
+        <w:rPr>
+          <w:rFonts w:ascii="Times New Roman" w:hAnsi="Times New Roman"/>
+          <w:lang w:val="ru-RU"/>
+        </w:rPr>
+        <w:t>) выбран потому, что он часто показывает наилучшую точность на табличных данных. Его последовательная коррекция ошибок позволяет модели «учить» сложные закономерности, что особенно важно для предсказания редких, но дорогих страховых случаев.</w:t>
+      </w:r>
+    </w:p>
+    <w:p>
+      <w:pPr>
+        <w:rPr>
+          <w:lang w:val="en-US"/>
+        </w:rPr>
+      </w:pPr>
+    </w:p>
+    <w:p>
+      <w:pPr>
+        <w:rPr>
+          <w:lang w:val="ru-RU"/>
+        </w:rPr>
+      </w:pPr>
+    </w:p>
+    <w:p>
+      <w:pPr>
+        <w:pStyle w:val="Heading1"/>
+        <w:jc w:val="left"/>
+        <w:rPr>
+          <w:rFonts w:ascii="Times New Roman" w:hAnsi="Times New Roman"/>
+          <w:lang w:val="ru-RU"/>
+        </w:rPr>
+      </w:pPr>
+    </w:p>
+    <w:p>
+      <w:pPr>
+        <w:jc w:val="left"/>
+        <w:rPr>
+          <w:rFonts w:ascii="Times New Roman" w:hAnsi="Times New Roman"/>
+          <w:lang w:val="ru-RU"/>
+        </w:rPr>
+      </w:pPr>
+      <w:r>
+        <w:rPr>
+          <w:rFonts w:ascii="Times New Roman" w:hAnsi="Times New Roman"/>
+          <w:lang w:val="ru-RU"/>
+        </w:rPr>
+        <w:br w:type="page"/>
+      </w:r>
+    </w:p>
+    <w:p>
+      <w:pPr>
         <w:jc w:val="left"/>
         <w:rPr>
           <w:rFonts w:ascii="Times New Roman" w:hAnsi="Times New Roman"/>
@@ -10678,6 +14233,13 @@
         </w:rPr>
         <w:t>First 5 records of my dataset (not pre-processed)</w:t>
       </w:r>
+      <w:r>
+        <w:rPr>
+          <w:rFonts w:ascii="Times New Roman" w:hAnsi="Times New Roman"/>
+          <w:lang w:val="en-US"/>
+        </w:rPr>
+        <w:t xml:space="preserve"> [x]</w:t>
+      </w:r>
     </w:p>
     <w:p>
       <w:pPr>
@@ -10699,6 +14261,13 @@
         </w:rPr>
         <w:t>The analysis of not pre-processed dataset</w:t>
       </w:r>
+      <w:r>
+        <w:rPr>
+          <w:rFonts w:ascii="Times New Roman" w:hAnsi="Times New Roman"/>
+          <w:lang w:val="en-US"/>
+        </w:rPr>
+        <w:t xml:space="preserve"> [x]</w:t>
+      </w:r>
     </w:p>
     <w:p>
       <w:pPr>
@@ -10720,6 +14289,13 @@
         </w:rPr>
         <w:t>First 5 records of processed dataset</w:t>
       </w:r>
+      <w:r>
+        <w:rPr>
+          <w:rFonts w:ascii="Times New Roman" w:hAnsi="Times New Roman"/>
+          <w:lang w:val="en-US"/>
+        </w:rPr>
+        <w:t xml:space="preserve"> [x]</w:t>
+      </w:r>
     </w:p>
     <w:p>
       <w:pPr>
@@ -10741,6 +14317,20 @@
         </w:rPr>
         <w:t>The analysis of processed dataset. Why did I process/remove x, y and z?</w:t>
       </w:r>
+      <w:r>
+        <w:rPr>
+          <w:rFonts w:ascii="Times New Roman" w:hAnsi="Times New Roman"/>
+          <w:lang w:val="en-US"/>
+        </w:rPr>
+        <w:t xml:space="preserve"> </w:t>
+      </w:r>
+      <w:r>
+        <w:rPr>
+          <w:rFonts w:ascii="Times New Roman" w:hAnsi="Times New Roman"/>
+          <w:lang w:val="en-US"/>
+        </w:rPr>
+        <w:t>[x]</w:t>
+      </w:r>
     </w:p>
     <w:p>
       <w:pPr>
@@ -11024,7 +14614,7 @@
         </w:rPr>
         <w:br w:type="page"/>
       </w:r>
-      <w:bookmarkStart w:id="11" w:name="_Toc230784530"/>
+      <w:bookmarkStart w:id="21" w:name="_Toc231089540"/>
       <w:r>
         <w:rPr>
           <w:rFonts w:ascii="Times New Roman" w:hAnsi="Times New Roman"/>
@@ -11032,7 +14622,7 @@
         <w:lastRenderedPageBreak/>
         <w:t>2. Первичный разведочный анализ данных (EDA). Часть 1.</w:t>
       </w:r>
-      <w:bookmarkEnd w:id="11"/>
+      <w:bookmarkEnd w:id="21"/>
     </w:p>
     <w:p>
       <w:pPr>
@@ -12232,17 +15822,17 @@
           <w:rFonts w:hint="eastAsia"/>
         </w:rPr>
       </w:pPr>
-      <w:bookmarkStart w:id="12" w:name="__RefHeading___11"/>
-      <w:bookmarkEnd w:id="12"/>
+      <w:bookmarkStart w:id="22" w:name="__RefHeading___11"/>
+      <w:bookmarkEnd w:id="22"/>
       <w:r>
         <w:br w:type="page"/>
       </w:r>
-      <w:bookmarkStart w:id="13" w:name="_Toc230784531"/>
+      <w:bookmarkStart w:id="23" w:name="_Toc231089541"/>
       <w:r>
         <w:lastRenderedPageBreak/>
         <w:t>2. Первичный разведочный анализ данных (EDA). Часть 2.</w:t>
       </w:r>
-      <w:bookmarkEnd w:id="13"/>
+      <w:bookmarkEnd w:id="23"/>
     </w:p>
     <w:p>
       <w:pPr>
@@ -13995,6 +17585,11 @@
               <v:textbox style="mso-fit-shape-to-text:t">
                 <w:txbxContent>
                   <w:p>
+                    <w:pPr>
+                      <w:rPr>
+                        <w:rFonts w:hint="eastAsia"/>
+                      </w:rPr>
+                    </w:pPr>
                     <w:r>
                       <w:fldChar w:fldCharType="begin"/>
                     </w:r>
@@ -14398,113 +17993,9 @@
     </w:lvl>
   </w:abstractNum>
   <w:abstractNum w:abstractNumId="3" w15:restartNumberingAfterBreak="0">
-    <w:nsid w:val="18855D94"/>
-    <w:multiLevelType w:val="multilevel"/>
-    <w:tmpl w:val="8C1453C2"/>
-    <w:lvl w:ilvl="0">
-      <w:numFmt w:val="bullet"/>
-      <w:lvlText w:val=""/>
-      <w:lvlJc w:val="left"/>
-      <w:pPr>
-        <w:ind w:left="720" w:hanging="360"/>
-      </w:pPr>
-      <w:rPr>
-        <w:rFonts w:ascii="Symbol" w:hAnsi="Symbol"/>
-      </w:rPr>
-    </w:lvl>
-    <w:lvl w:ilvl="1">
-      <w:numFmt w:val="bullet"/>
-      <w:lvlText w:val="o"/>
-      <w:lvlJc w:val="left"/>
-      <w:pPr>
-        <w:ind w:left="1440" w:hanging="360"/>
-      </w:pPr>
-      <w:rPr>
-        <w:rFonts w:ascii="Courier New" w:hAnsi="Courier New"/>
-      </w:rPr>
-    </w:lvl>
-    <w:lvl w:ilvl="2">
-      <w:numFmt w:val="bullet"/>
-      <w:lvlText w:val=""/>
-      <w:lvlJc w:val="left"/>
-      <w:pPr>
-        <w:ind w:left="2160" w:hanging="360"/>
-      </w:pPr>
-      <w:rPr>
-        <w:rFonts w:ascii="Wingdings" w:hAnsi="Wingdings"/>
-      </w:rPr>
-    </w:lvl>
-    <w:lvl w:ilvl="3">
-      <w:numFmt w:val="bullet"/>
-      <w:lvlText w:val=""/>
-      <w:lvlJc w:val="left"/>
-      <w:pPr>
-        <w:ind w:left="2880" w:hanging="360"/>
-      </w:pPr>
-      <w:rPr>
-        <w:rFonts w:ascii="Symbol" w:hAnsi="Symbol"/>
-      </w:rPr>
-    </w:lvl>
-    <w:lvl w:ilvl="4">
-      <w:numFmt w:val="bullet"/>
-      <w:lvlText w:val="o"/>
-      <w:lvlJc w:val="left"/>
-      <w:pPr>
-        <w:ind w:left="3600" w:hanging="360"/>
-      </w:pPr>
-      <w:rPr>
-        <w:rFonts w:ascii="Courier New" w:hAnsi="Courier New"/>
-      </w:rPr>
-    </w:lvl>
-    <w:lvl w:ilvl="5">
-      <w:numFmt w:val="bullet"/>
-      <w:lvlText w:val=""/>
-      <w:lvlJc w:val="left"/>
-      <w:pPr>
-        <w:ind w:left="4320" w:hanging="360"/>
-      </w:pPr>
-      <w:rPr>
-        <w:rFonts w:ascii="Wingdings" w:hAnsi="Wingdings"/>
-      </w:rPr>
-    </w:lvl>
-    <w:lvl w:ilvl="6">
-      <w:numFmt w:val="bullet"/>
-      <w:lvlText w:val=""/>
-      <w:lvlJc w:val="left"/>
-      <w:pPr>
-        <w:ind w:left="5040" w:hanging="360"/>
-      </w:pPr>
-      <w:rPr>
-        <w:rFonts w:ascii="Symbol" w:hAnsi="Symbol"/>
-      </w:rPr>
-    </w:lvl>
-    <w:lvl w:ilvl="7">
-      <w:numFmt w:val="bullet"/>
-      <w:lvlText w:val="o"/>
-      <w:lvlJc w:val="left"/>
-      <w:pPr>
-        <w:ind w:left="5760" w:hanging="360"/>
-      </w:pPr>
-      <w:rPr>
-        <w:rFonts w:ascii="Courier New" w:hAnsi="Courier New"/>
-      </w:rPr>
-    </w:lvl>
-    <w:lvl w:ilvl="8">
-      <w:numFmt w:val="bullet"/>
-      <w:lvlText w:val=""/>
-      <w:lvlJc w:val="left"/>
-      <w:pPr>
-        <w:ind w:left="6480" w:hanging="360"/>
-      </w:pPr>
-      <w:rPr>
-        <w:rFonts w:ascii="Wingdings" w:hAnsi="Wingdings"/>
-      </w:rPr>
-    </w:lvl>
-  </w:abstractNum>
-  <w:abstractNum w:abstractNumId="4" w15:restartNumberingAfterBreak="0">
-    <w:nsid w:val="2CD94DB7"/>
+    <w:nsid w:val="126263A8"/>
     <w:multiLevelType w:val="hybridMultilevel"/>
-    <w:tmpl w:val="32E4B88C"/>
+    <w:tmpl w:val="ECAE74D4"/>
     <w:lvl w:ilvl="0" w:tplc="08090001">
       <w:start w:val="1"/>
       <w:numFmt w:val="bullet"/>
@@ -14526,7 +18017,7 @@
         <w:ind w:left="1440" w:hanging="360"/>
       </w:pPr>
       <w:rPr>
-        <w:rFonts w:ascii="Courier New" w:hAnsi="Courier New" w:hint="default"/>
+        <w:rFonts w:ascii="Courier New" w:hAnsi="Courier New" w:cs="Courier New" w:hint="default"/>
       </w:rPr>
     </w:lvl>
     <w:lvl w:ilvl="2" w:tplc="08090005" w:tentative="1">
@@ -14562,7 +18053,7 @@
         <w:ind w:left="3600" w:hanging="360"/>
       </w:pPr>
       <w:rPr>
-        <w:rFonts w:ascii="Courier New" w:hAnsi="Courier New" w:hint="default"/>
+        <w:rFonts w:ascii="Courier New" w:hAnsi="Courier New" w:cs="Courier New" w:hint="default"/>
       </w:rPr>
     </w:lvl>
     <w:lvl w:ilvl="5" w:tplc="08090005" w:tentative="1">
@@ -14598,7 +18089,7 @@
         <w:ind w:left="5760" w:hanging="360"/>
       </w:pPr>
       <w:rPr>
-        <w:rFonts w:ascii="Courier New" w:hAnsi="Courier New" w:hint="default"/>
+        <w:rFonts w:ascii="Courier New" w:hAnsi="Courier New" w:cs="Courier New" w:hint="default"/>
       </w:rPr>
     </w:lvl>
     <w:lvl w:ilvl="8" w:tplc="08090005" w:tentative="1">
@@ -14614,10 +18105,10 @@
       </w:rPr>
     </w:lvl>
   </w:abstractNum>
-  <w:abstractNum w:abstractNumId="5" w15:restartNumberingAfterBreak="0">
-    <w:nsid w:val="31582DF0"/>
+  <w:abstractNum w:abstractNumId="4" w15:restartNumberingAfterBreak="0">
+    <w:nsid w:val="166144DB"/>
     <w:multiLevelType w:val="hybridMultilevel"/>
-    <w:tmpl w:val="37169A3A"/>
+    <w:tmpl w:val="7EF890EA"/>
     <w:lvl w:ilvl="0" w:tplc="08090001">
       <w:start w:val="1"/>
       <w:numFmt w:val="bullet"/>
@@ -14639,7 +18130,7 @@
         <w:ind w:left="1440" w:hanging="360"/>
       </w:pPr>
       <w:rPr>
-        <w:rFonts w:ascii="Courier New" w:hAnsi="Courier New" w:hint="default"/>
+        <w:rFonts w:ascii="Courier New" w:hAnsi="Courier New" w:cs="Courier New" w:hint="default"/>
       </w:rPr>
     </w:lvl>
     <w:lvl w:ilvl="2" w:tplc="08090005" w:tentative="1">
@@ -14675,7 +18166,7 @@
         <w:ind w:left="3600" w:hanging="360"/>
       </w:pPr>
       <w:rPr>
-        <w:rFonts w:ascii="Courier New" w:hAnsi="Courier New" w:hint="default"/>
+        <w:rFonts w:ascii="Courier New" w:hAnsi="Courier New" w:cs="Courier New" w:hint="default"/>
       </w:rPr>
     </w:lvl>
     <w:lvl w:ilvl="5" w:tplc="08090005" w:tentative="1">
@@ -14711,7 +18202,7 @@
         <w:ind w:left="5760" w:hanging="360"/>
       </w:pPr>
       <w:rPr>
-        <w:rFonts w:ascii="Courier New" w:hAnsi="Courier New" w:hint="default"/>
+        <w:rFonts w:ascii="Courier New" w:hAnsi="Courier New" w:cs="Courier New" w:hint="default"/>
       </w:rPr>
     </w:lvl>
     <w:lvl w:ilvl="8" w:tplc="08090005" w:tentative="1">
@@ -14727,103 +18218,121 @@
       </w:rPr>
     </w:lvl>
   </w:abstractNum>
-  <w:abstractNum w:abstractNumId="6" w15:restartNumberingAfterBreak="0">
-    <w:nsid w:val="37F60D3C"/>
+  <w:abstractNum w:abstractNumId="5" w15:restartNumberingAfterBreak="0">
+    <w:nsid w:val="18855D94"/>
     <w:multiLevelType w:val="multilevel"/>
-    <w:tmpl w:val="C88AD3A6"/>
+    <w:tmpl w:val="8C1453C2"/>
     <w:lvl w:ilvl="0">
-      <w:start w:val="1"/>
-      <w:numFmt w:val="decimal"/>
-      <w:lvlText w:val="%1."/>
+      <w:numFmt w:val="bullet"/>
+      <w:lvlText w:val=""/>
       <w:lvlJc w:val="left"/>
       <w:pPr>
-        <w:ind w:left="360" w:hanging="360"/>
-      </w:pPr>
+        <w:ind w:left="720" w:hanging="360"/>
+      </w:pPr>
+      <w:rPr>
+        <w:rFonts w:ascii="Symbol" w:hAnsi="Symbol"/>
+      </w:rPr>
     </w:lvl>
     <w:lvl w:ilvl="1">
-      <w:start w:val="1"/>
-      <w:numFmt w:val="decimal"/>
-      <w:lvlText w:val="%1.%2."/>
+      <w:numFmt w:val="bullet"/>
+      <w:lvlText w:val="o"/>
       <w:lvlJc w:val="left"/>
       <w:pPr>
-        <w:ind w:left="790" w:hanging="430"/>
-      </w:pPr>
+        <w:ind w:left="1440" w:hanging="360"/>
+      </w:pPr>
+      <w:rPr>
+        <w:rFonts w:ascii="Courier New" w:hAnsi="Courier New"/>
+      </w:rPr>
     </w:lvl>
     <w:lvl w:ilvl="2">
-      <w:start w:val="1"/>
-      <w:numFmt w:val="decimal"/>
-      <w:lvlText w:val="%1.%2.%3."/>
+      <w:numFmt w:val="bullet"/>
+      <w:lvlText w:val=""/>
       <w:lvlJc w:val="left"/>
       <w:pPr>
-        <w:ind w:left="1225" w:hanging="505"/>
-      </w:pPr>
+        <w:ind w:left="2160" w:hanging="360"/>
+      </w:pPr>
+      <w:rPr>
+        <w:rFonts w:ascii="Wingdings" w:hAnsi="Wingdings"/>
+      </w:rPr>
     </w:lvl>
     <w:lvl w:ilvl="3">
-      <w:start w:val="1"/>
-      <w:numFmt w:val="decimal"/>
-      <w:lvlText w:val="%1.%2.%3.%4."/>
+      <w:numFmt w:val="bullet"/>
+      <w:lvlText w:val=""/>
       <w:lvlJc w:val="left"/>
       <w:pPr>
-        <w:ind w:left="1730" w:hanging="650"/>
-      </w:pPr>
+        <w:ind w:left="2880" w:hanging="360"/>
+      </w:pPr>
+      <w:rPr>
+        <w:rFonts w:ascii="Symbol" w:hAnsi="Symbol"/>
+      </w:rPr>
     </w:lvl>
     <w:lvl w:ilvl="4">
-      <w:start w:val="1"/>
-      <w:numFmt w:val="decimal"/>
-      <w:lvlText w:val="%1.%2.%3.%4.%5."/>
+      <w:numFmt w:val="bullet"/>
+      <w:lvlText w:val="o"/>
       <w:lvlJc w:val="left"/>
       <w:pPr>
-        <w:ind w:left="2230" w:hanging="790"/>
-      </w:pPr>
+        <w:ind w:left="3600" w:hanging="360"/>
+      </w:pPr>
+      <w:rPr>
+        <w:rFonts w:ascii="Courier New" w:hAnsi="Courier New"/>
+      </w:rPr>
     </w:lvl>
     <w:lvl w:ilvl="5">
-      <w:start w:val="1"/>
-      <w:numFmt w:val="decimal"/>
-      <w:lvlText w:val="%1.%2.%3.%4.%5.%6."/>
+      <w:numFmt w:val="bullet"/>
+      <w:lvlText w:val=""/>
       <w:lvlJc w:val="left"/>
       <w:pPr>
-        <w:ind w:left="2735" w:hanging="935"/>
-      </w:pPr>
+        <w:ind w:left="4320" w:hanging="360"/>
+      </w:pPr>
+      <w:rPr>
+        <w:rFonts w:ascii="Wingdings" w:hAnsi="Wingdings"/>
+      </w:rPr>
     </w:lvl>
     <w:lvl w:ilvl="6">
-      <w:start w:val="1"/>
-      <w:numFmt w:val="decimal"/>
-      <w:lvlText w:val="%1.%2.%3.%4.%5.%6.%7."/>
+      <w:numFmt w:val="bullet"/>
+      <w:lvlText w:val=""/>
       <w:lvlJc w:val="left"/>
       <w:pPr>
-        <w:ind w:left="3240" w:hanging="1080"/>
-      </w:pPr>
+        <w:ind w:left="5040" w:hanging="360"/>
+      </w:pPr>
+      <w:rPr>
+        <w:rFonts w:ascii="Symbol" w:hAnsi="Symbol"/>
+      </w:rPr>
     </w:lvl>
     <w:lvl w:ilvl="7">
-      <w:start w:val="1"/>
-      <w:numFmt w:val="decimal"/>
-      <w:lvlText w:val="%1.%2.%3.%4.%5.%6.%7.%8."/>
+      <w:numFmt w:val="bullet"/>
+      <w:lvlText w:val="o"/>
       <w:lvlJc w:val="left"/>
       <w:pPr>
-        <w:ind w:left="3745" w:hanging="1225"/>
-      </w:pPr>
+        <w:ind w:left="5760" w:hanging="360"/>
+      </w:pPr>
+      <w:rPr>
+        <w:rFonts w:ascii="Courier New" w:hAnsi="Courier New"/>
+      </w:rPr>
     </w:lvl>
     <w:lvl w:ilvl="8">
-      <w:start w:val="1"/>
-      <w:numFmt w:val="decimal"/>
-      <w:lvlText w:val="%1.%2.%3.%4.%5.%6.%7.%8.%9."/>
+      <w:numFmt w:val="bullet"/>
+      <w:lvlText w:val=""/>
       <w:lvlJc w:val="left"/>
       <w:pPr>
-        <w:ind w:left="4320" w:hanging="1440"/>
-      </w:pPr>
+        <w:ind w:left="6480" w:hanging="360"/>
+      </w:pPr>
+      <w:rPr>
+        <w:rFonts w:ascii="Wingdings" w:hAnsi="Wingdings"/>
+      </w:rPr>
     </w:lvl>
   </w:abstractNum>
-  <w:abstractNum w:abstractNumId="7" w15:restartNumberingAfterBreak="0">
-    <w:nsid w:val="42EA5093"/>
+  <w:abstractNum w:abstractNumId="6" w15:restartNumberingAfterBreak="0">
+    <w:nsid w:val="254C207E"/>
     <w:multiLevelType w:val="hybridMultilevel"/>
-    <w:tmpl w:val="B9BAB1FA"/>
+    <w:tmpl w:val="4FDE7D2E"/>
     <w:lvl w:ilvl="0" w:tplc="08090001">
       <w:start w:val="1"/>
       <w:numFmt w:val="bullet"/>
       <w:lvlText w:val=""/>
       <w:lvlJc w:val="left"/>
       <w:pPr>
-        <w:ind w:left="1440" w:hanging="360"/>
+        <w:ind w:left="720" w:hanging="360"/>
       </w:pPr>
       <w:rPr>
         <w:rFonts w:ascii="Symbol" w:hAnsi="Symbol" w:hint="default"/>
@@ -14835,7 +18344,120 @@
       <w:lvlText w:val="o"/>
       <w:lvlJc w:val="left"/>
       <w:pPr>
+        <w:ind w:left="1440" w:hanging="360"/>
+      </w:pPr>
+      <w:rPr>
+        <w:rFonts w:ascii="Courier New" w:hAnsi="Courier New" w:cs="Courier New" w:hint="default"/>
+      </w:rPr>
+    </w:lvl>
+    <w:lvl w:ilvl="2" w:tplc="08090005" w:tentative="1">
+      <w:start w:val="1"/>
+      <w:numFmt w:val="bullet"/>
+      <w:lvlText w:val=""/>
+      <w:lvlJc w:val="left"/>
+      <w:pPr>
         <w:ind w:left="2160" w:hanging="360"/>
+      </w:pPr>
+      <w:rPr>
+        <w:rFonts w:ascii="Wingdings" w:hAnsi="Wingdings" w:hint="default"/>
+      </w:rPr>
+    </w:lvl>
+    <w:lvl w:ilvl="3" w:tplc="08090001" w:tentative="1">
+      <w:start w:val="1"/>
+      <w:numFmt w:val="bullet"/>
+      <w:lvlText w:val=""/>
+      <w:lvlJc w:val="left"/>
+      <w:pPr>
+        <w:ind w:left="2880" w:hanging="360"/>
+      </w:pPr>
+      <w:rPr>
+        <w:rFonts w:ascii="Symbol" w:hAnsi="Symbol" w:hint="default"/>
+      </w:rPr>
+    </w:lvl>
+    <w:lvl w:ilvl="4" w:tplc="08090003" w:tentative="1">
+      <w:start w:val="1"/>
+      <w:numFmt w:val="bullet"/>
+      <w:lvlText w:val="o"/>
+      <w:lvlJc w:val="left"/>
+      <w:pPr>
+        <w:ind w:left="3600" w:hanging="360"/>
+      </w:pPr>
+      <w:rPr>
+        <w:rFonts w:ascii="Courier New" w:hAnsi="Courier New" w:cs="Courier New" w:hint="default"/>
+      </w:rPr>
+    </w:lvl>
+    <w:lvl w:ilvl="5" w:tplc="08090005" w:tentative="1">
+      <w:start w:val="1"/>
+      <w:numFmt w:val="bullet"/>
+      <w:lvlText w:val=""/>
+      <w:lvlJc w:val="left"/>
+      <w:pPr>
+        <w:ind w:left="4320" w:hanging="360"/>
+      </w:pPr>
+      <w:rPr>
+        <w:rFonts w:ascii="Wingdings" w:hAnsi="Wingdings" w:hint="default"/>
+      </w:rPr>
+    </w:lvl>
+    <w:lvl w:ilvl="6" w:tplc="08090001" w:tentative="1">
+      <w:start w:val="1"/>
+      <w:numFmt w:val="bullet"/>
+      <w:lvlText w:val=""/>
+      <w:lvlJc w:val="left"/>
+      <w:pPr>
+        <w:ind w:left="5040" w:hanging="360"/>
+      </w:pPr>
+      <w:rPr>
+        <w:rFonts w:ascii="Symbol" w:hAnsi="Symbol" w:hint="default"/>
+      </w:rPr>
+    </w:lvl>
+    <w:lvl w:ilvl="7" w:tplc="08090003" w:tentative="1">
+      <w:start w:val="1"/>
+      <w:numFmt w:val="bullet"/>
+      <w:lvlText w:val="o"/>
+      <w:lvlJc w:val="left"/>
+      <w:pPr>
+        <w:ind w:left="5760" w:hanging="360"/>
+      </w:pPr>
+      <w:rPr>
+        <w:rFonts w:ascii="Courier New" w:hAnsi="Courier New" w:cs="Courier New" w:hint="default"/>
+      </w:rPr>
+    </w:lvl>
+    <w:lvl w:ilvl="8" w:tplc="08090005" w:tentative="1">
+      <w:start w:val="1"/>
+      <w:numFmt w:val="bullet"/>
+      <w:lvlText w:val=""/>
+      <w:lvlJc w:val="left"/>
+      <w:pPr>
+        <w:ind w:left="6480" w:hanging="360"/>
+      </w:pPr>
+      <w:rPr>
+        <w:rFonts w:ascii="Wingdings" w:hAnsi="Wingdings" w:hint="default"/>
+      </w:rPr>
+    </w:lvl>
+  </w:abstractNum>
+  <w:abstractNum w:abstractNumId="7" w15:restartNumberingAfterBreak="0">
+    <w:nsid w:val="2CD94DB7"/>
+    <w:multiLevelType w:val="hybridMultilevel"/>
+    <w:tmpl w:val="32E4B88C"/>
+    <w:lvl w:ilvl="0" w:tplc="08090001">
+      <w:start w:val="1"/>
+      <w:numFmt w:val="bullet"/>
+      <w:lvlText w:val=""/>
+      <w:lvlJc w:val="left"/>
+      <w:pPr>
+        <w:ind w:left="720" w:hanging="360"/>
+      </w:pPr>
+      <w:rPr>
+        <w:rFonts w:ascii="Symbol" w:hAnsi="Symbol" w:hint="default"/>
+      </w:rPr>
+    </w:lvl>
+    <w:lvl w:ilvl="1" w:tplc="08090003" w:tentative="1">
+      <w:start w:val="1"/>
+      <w:numFmt w:val="bullet"/>
+      <w:lvlText w:val="o"/>
+      <w:lvlJc w:val="left"/>
+      <w:pPr>
+        <w:ind w:left="1440" w:hanging="360"/>
       </w:pPr>
       <w:rPr>
         <w:rFonts w:ascii="Courier New" w:hAnsi="Courier New" w:hint="default"/>
@@ -14847,7 +18469,7 @@
       <w:lvlText w:val=""/>
       <w:lvlJc w:val="left"/>
       <w:pPr>
-        <w:ind w:left="2880" w:hanging="360"/>
+        <w:ind w:left="2160" w:hanging="360"/>
       </w:pPr>
       <w:rPr>
         <w:rFonts w:ascii="Wingdings" w:hAnsi="Wingdings" w:hint="default"/>
@@ -14859,7 +18481,7 @@
       <w:lvlText w:val=""/>
       <w:lvlJc w:val="left"/>
       <w:pPr>
-        <w:ind w:left="3600" w:hanging="360"/>
+        <w:ind w:left="2880" w:hanging="360"/>
       </w:pPr>
       <w:rPr>
         <w:rFonts w:ascii="Symbol" w:hAnsi="Symbol" w:hint="default"/>
@@ -14871,7 +18493,7 @@
       <w:lvlText w:val="o"/>
       <w:lvlJc w:val="left"/>
       <w:pPr>
-        <w:ind w:left="4320" w:hanging="360"/>
+        <w:ind w:left="3600" w:hanging="360"/>
       </w:pPr>
       <w:rPr>
         <w:rFonts w:ascii="Courier New" w:hAnsi="Courier New" w:hint="default"/>
@@ -14883,7 +18505,7 @@
       <w:lvlText w:val=""/>
       <w:lvlJc w:val="left"/>
       <w:pPr>
-        <w:ind w:left="5040" w:hanging="360"/>
+        <w:ind w:left="4320" w:hanging="360"/>
       </w:pPr>
       <w:rPr>
         <w:rFonts w:ascii="Wingdings" w:hAnsi="Wingdings" w:hint="default"/>
@@ -14895,7 +18517,7 @@
       <w:lvlText w:val=""/>
       <w:lvlJc w:val="left"/>
       <w:pPr>
-        <w:ind w:left="5760" w:hanging="360"/>
+        <w:ind w:left="5040" w:hanging="360"/>
       </w:pPr>
       <w:rPr>
         <w:rFonts w:ascii="Symbol" w:hAnsi="Symbol" w:hint="default"/>
@@ -14907,7 +18529,7 @@
       <w:lvlText w:val="o"/>
       <w:lvlJc w:val="left"/>
       <w:pPr>
-        <w:ind w:left="6480" w:hanging="360"/>
+        <w:ind w:left="5760" w:hanging="360"/>
       </w:pPr>
       <w:rPr>
         <w:rFonts w:ascii="Courier New" w:hAnsi="Courier New" w:hint="default"/>
@@ -14919,7 +18541,7 @@
       <w:lvlText w:val=""/>
       <w:lvlJc w:val="left"/>
       <w:pPr>
-        <w:ind w:left="7200" w:hanging="360"/>
+        <w:ind w:left="6480" w:hanging="360"/>
       </w:pPr>
       <w:rPr>
         <w:rFonts w:ascii="Wingdings" w:hAnsi="Wingdings" w:hint="default"/>
@@ -14927,9 +18549,9 @@
     </w:lvl>
   </w:abstractNum>
   <w:abstractNum w:abstractNumId="8" w15:restartNumberingAfterBreak="0">
-    <w:nsid w:val="5EA36CD8"/>
+    <w:nsid w:val="31582DF0"/>
     <w:multiLevelType w:val="hybridMultilevel"/>
-    <w:tmpl w:val="EA24E4CC"/>
+    <w:tmpl w:val="37169A3A"/>
     <w:lvl w:ilvl="0" w:tplc="08090001">
       <w:start w:val="1"/>
       <w:numFmt w:val="bullet"/>
@@ -15040,6 +18662,431 @@
     </w:lvl>
   </w:abstractNum>
   <w:abstractNum w:abstractNumId="9" w15:restartNumberingAfterBreak="0">
+    <w:nsid w:val="37F60D3C"/>
+    <w:multiLevelType w:val="multilevel"/>
+    <w:tmpl w:val="C88AD3A6"/>
+    <w:lvl w:ilvl="0">
+      <w:start w:val="1"/>
+      <w:numFmt w:val="decimal"/>
+      <w:lvlText w:val="%1."/>
+      <w:lvlJc w:val="left"/>
+      <w:pPr>
+        <w:ind w:left="360" w:hanging="360"/>
+      </w:pPr>
+    </w:lvl>
+    <w:lvl w:ilvl="1">
+      <w:start w:val="1"/>
+      <w:numFmt w:val="decimal"/>
+      <w:lvlText w:val="%1.%2."/>
+      <w:lvlJc w:val="left"/>
+      <w:pPr>
+        <w:ind w:left="790" w:hanging="430"/>
+      </w:pPr>
+    </w:lvl>
+    <w:lvl w:ilvl="2">
+      <w:start w:val="1"/>
+      <w:numFmt w:val="decimal"/>
+      <w:lvlText w:val="%1.%2.%3."/>
+      <w:lvlJc w:val="left"/>
+      <w:pPr>
+        <w:ind w:left="1225" w:hanging="505"/>
+      </w:pPr>
+    </w:lvl>
+    <w:lvl w:ilvl="3">
+      <w:start w:val="1"/>
+      <w:numFmt w:val="decimal"/>
+      <w:lvlText w:val="%1.%2.%3.%4."/>
+      <w:lvlJc w:val="left"/>
+      <w:pPr>
+        <w:ind w:left="1730" w:hanging="650"/>
+      </w:pPr>
+    </w:lvl>
+    <w:lvl w:ilvl="4">
+      <w:start w:val="1"/>
+      <w:numFmt w:val="decimal"/>
+      <w:lvlText w:val="%1.%2.%3.%4.%5."/>
+      <w:lvlJc w:val="left"/>
+      <w:pPr>
+        <w:ind w:left="2230" w:hanging="790"/>
+      </w:pPr>
+    </w:lvl>
+    <w:lvl w:ilvl="5">
+      <w:start w:val="1"/>
+      <w:numFmt w:val="decimal"/>
+      <w:lvlText w:val="%1.%2.%3.%4.%5.%6."/>
+      <w:lvlJc w:val="left"/>
+      <w:pPr>
+        <w:ind w:left="2735" w:hanging="935"/>
+      </w:pPr>
+    </w:lvl>
+    <w:lvl w:ilvl="6">
+      <w:start w:val="1"/>
+      <w:numFmt w:val="decimal"/>
+      <w:lvlText w:val="%1.%2.%3.%4.%5.%6.%7."/>
+      <w:lvlJc w:val="left"/>
+      <w:pPr>
+        <w:ind w:left="3240" w:hanging="1080"/>
+      </w:pPr>
+    </w:lvl>
+    <w:lvl w:ilvl="7">
+      <w:start w:val="1"/>
+      <w:numFmt w:val="decimal"/>
+      <w:lvlText w:val="%1.%2.%3.%4.%5.%6.%7.%8."/>
+      <w:lvlJc w:val="left"/>
+      <w:pPr>
+        <w:ind w:left="3745" w:hanging="1225"/>
+      </w:pPr>
+    </w:lvl>
+    <w:lvl w:ilvl="8">
+      <w:start w:val="1"/>
+      <w:numFmt w:val="decimal"/>
+      <w:lvlText w:val="%1.%2.%3.%4.%5.%6.%7.%8.%9."/>
+      <w:lvlJc w:val="left"/>
+      <w:pPr>
+        <w:ind w:left="4320" w:hanging="1440"/>
+      </w:pPr>
+    </w:lvl>
+  </w:abstractNum>
+  <w:abstractNum w:abstractNumId="10" w15:restartNumberingAfterBreak="0">
+    <w:nsid w:val="42EA5093"/>
+    <w:multiLevelType w:val="hybridMultilevel"/>
+    <w:tmpl w:val="B9BAB1FA"/>
+    <w:lvl w:ilvl="0" w:tplc="08090001">
+      <w:start w:val="1"/>
+      <w:numFmt w:val="bullet"/>
+      <w:lvlText w:val=""/>
+      <w:lvlJc w:val="left"/>
+      <w:pPr>
+        <w:ind w:left="1440" w:hanging="360"/>
+      </w:pPr>
+      <w:rPr>
+        <w:rFonts w:ascii="Symbol" w:hAnsi="Symbol" w:hint="default"/>
+      </w:rPr>
+    </w:lvl>
+    <w:lvl w:ilvl="1" w:tplc="08090003" w:tentative="1">
+      <w:start w:val="1"/>
+      <w:numFmt w:val="bullet"/>
+      <w:lvlText w:val="o"/>
+      <w:lvlJc w:val="left"/>
+      <w:pPr>
+        <w:ind w:left="2160" w:hanging="360"/>
+      </w:pPr>
+      <w:rPr>
+        <w:rFonts w:ascii="Courier New" w:hAnsi="Courier New" w:hint="default"/>
+      </w:rPr>
+    </w:lvl>
+    <w:lvl w:ilvl="2" w:tplc="08090005" w:tentative="1">
+      <w:start w:val="1"/>
+      <w:numFmt w:val="bullet"/>
+      <w:lvlText w:val=""/>
+      <w:lvlJc w:val="left"/>
+      <w:pPr>
+        <w:ind w:left="2880" w:hanging="360"/>
+      </w:pPr>
+      <w:rPr>
+        <w:rFonts w:ascii="Wingdings" w:hAnsi="Wingdings" w:hint="default"/>
+      </w:rPr>
+    </w:lvl>
+    <w:lvl w:ilvl="3" w:tplc="08090001" w:tentative="1">
+      <w:start w:val="1"/>
+      <w:numFmt w:val="bullet"/>
+      <w:lvlText w:val=""/>
+      <w:lvlJc w:val="left"/>
+      <w:pPr>
+        <w:ind w:left="3600" w:hanging="360"/>
+      </w:pPr>
+      <w:rPr>
+        <w:rFonts w:ascii="Symbol" w:hAnsi="Symbol" w:hint="default"/>
+      </w:rPr>
+    </w:lvl>
+    <w:lvl w:ilvl="4" w:tplc="08090003" w:tentative="1">
+      <w:start w:val="1"/>
+      <w:numFmt w:val="bullet"/>
+      <w:lvlText w:val="o"/>
+      <w:lvlJc w:val="left"/>
+      <w:pPr>
+        <w:ind w:left="4320" w:hanging="360"/>
+      </w:pPr>
+      <w:rPr>
+        <w:rFonts w:ascii="Courier New" w:hAnsi="Courier New" w:hint="default"/>
+      </w:rPr>
+    </w:lvl>
+    <w:lvl w:ilvl="5" w:tplc="08090005" w:tentative="1">
+      <w:start w:val="1"/>
+      <w:numFmt w:val="bullet"/>
+      <w:lvlText w:val=""/>
+      <w:lvlJc w:val="left"/>
+      <w:pPr>
+        <w:ind w:left="5040" w:hanging="360"/>
+      </w:pPr>
+      <w:rPr>
+        <w:rFonts w:ascii="Wingdings" w:hAnsi="Wingdings" w:hint="default"/>
+      </w:rPr>
+    </w:lvl>
+    <w:lvl w:ilvl="6" w:tplc="08090001" w:tentative="1">
+      <w:start w:val="1"/>
+      <w:numFmt w:val="bullet"/>
+      <w:lvlText w:val=""/>
+      <w:lvlJc w:val="left"/>
+      <w:pPr>
+        <w:ind w:left="5760" w:hanging="360"/>
+      </w:pPr>
+      <w:rPr>
+        <w:rFonts w:ascii="Symbol" w:hAnsi="Symbol" w:hint="default"/>
+      </w:rPr>
+    </w:lvl>
+    <w:lvl w:ilvl="7" w:tplc="08090003" w:tentative="1">
+      <w:start w:val="1"/>
+      <w:numFmt w:val="bullet"/>
+      <w:lvlText w:val="o"/>
+      <w:lvlJc w:val="left"/>
+      <w:pPr>
+        <w:ind w:left="6480" w:hanging="360"/>
+      </w:pPr>
+      <w:rPr>
+        <w:rFonts w:ascii="Courier New" w:hAnsi="Courier New" w:hint="default"/>
+      </w:rPr>
+    </w:lvl>
+    <w:lvl w:ilvl="8" w:tplc="08090005" w:tentative="1">
+      <w:start w:val="1"/>
+      <w:numFmt w:val="bullet"/>
+      <w:lvlText w:val=""/>
+      <w:lvlJc w:val="left"/>
+      <w:pPr>
+        <w:ind w:left="7200" w:hanging="360"/>
+      </w:pPr>
+      <w:rPr>
+        <w:rFonts w:ascii="Wingdings" w:hAnsi="Wingdings" w:hint="default"/>
+      </w:rPr>
+    </w:lvl>
+  </w:abstractNum>
+  <w:abstractNum w:abstractNumId="11" w15:restartNumberingAfterBreak="0">
+    <w:nsid w:val="57772D19"/>
+    <w:multiLevelType w:val="hybridMultilevel"/>
+    <w:tmpl w:val="9C74B3A8"/>
+    <w:lvl w:ilvl="0" w:tplc="08090001">
+      <w:start w:val="1"/>
+      <w:numFmt w:val="bullet"/>
+      <w:lvlText w:val=""/>
+      <w:lvlJc w:val="left"/>
+      <w:pPr>
+        <w:ind w:left="720" w:hanging="360"/>
+      </w:pPr>
+      <w:rPr>
+        <w:rFonts w:ascii="Symbol" w:hAnsi="Symbol" w:hint="default"/>
+      </w:rPr>
+    </w:lvl>
+    <w:lvl w:ilvl="1" w:tplc="08090003" w:tentative="1">
+      <w:start w:val="1"/>
+      <w:numFmt w:val="bullet"/>
+      <w:lvlText w:val="o"/>
+      <w:lvlJc w:val="left"/>
+      <w:pPr>
+        <w:ind w:left="1440" w:hanging="360"/>
+      </w:pPr>
+      <w:rPr>
+        <w:rFonts w:ascii="Courier New" w:hAnsi="Courier New" w:cs="Courier New" w:hint="default"/>
+      </w:rPr>
+    </w:lvl>
+    <w:lvl w:ilvl="2" w:tplc="08090005" w:tentative="1">
+      <w:start w:val="1"/>
+      <w:numFmt w:val="bullet"/>
+      <w:lvlText w:val=""/>
+      <w:lvlJc w:val="left"/>
+      <w:pPr>
+        <w:ind w:left="2160" w:hanging="360"/>
+      </w:pPr>
+      <w:rPr>
+        <w:rFonts w:ascii="Wingdings" w:hAnsi="Wingdings" w:hint="default"/>
+      </w:rPr>
+    </w:lvl>
+    <w:lvl w:ilvl="3" w:tplc="08090001" w:tentative="1">
+      <w:start w:val="1"/>
+      <w:numFmt w:val="bullet"/>
+      <w:lvlText w:val=""/>
+      <w:lvlJc w:val="left"/>
+      <w:pPr>
+        <w:ind w:left="2880" w:hanging="360"/>
+      </w:pPr>
+      <w:rPr>
+        <w:rFonts w:ascii="Symbol" w:hAnsi="Symbol" w:hint="default"/>
+      </w:rPr>
+    </w:lvl>
+    <w:lvl w:ilvl="4" w:tplc="08090003" w:tentative="1">
+      <w:start w:val="1"/>
+      <w:numFmt w:val="bullet"/>
+      <w:lvlText w:val="o"/>
+      <w:lvlJc w:val="left"/>
+      <w:pPr>
+        <w:ind w:left="3600" w:hanging="360"/>
+      </w:pPr>
+      <w:rPr>
+        <w:rFonts w:ascii="Courier New" w:hAnsi="Courier New" w:cs="Courier New" w:hint="default"/>
+      </w:rPr>
+    </w:lvl>
+    <w:lvl w:ilvl="5" w:tplc="08090005" w:tentative="1">
+      <w:start w:val="1"/>
+      <w:numFmt w:val="bullet"/>
+      <w:lvlText w:val=""/>
+      <w:lvlJc w:val="left"/>
+      <w:pPr>
+        <w:ind w:left="4320" w:hanging="360"/>
+      </w:pPr>
+      <w:rPr>
+        <w:rFonts w:ascii="Wingdings" w:hAnsi="Wingdings" w:hint="default"/>
+      </w:rPr>
+    </w:lvl>
+    <w:lvl w:ilvl="6" w:tplc="08090001" w:tentative="1">
+      <w:start w:val="1"/>
+      <w:numFmt w:val="bullet"/>
+      <w:lvlText w:val=""/>
+      <w:lvlJc w:val="left"/>
+      <w:pPr>
+        <w:ind w:left="5040" w:hanging="360"/>
+      </w:pPr>
+      <w:rPr>
+        <w:rFonts w:ascii="Symbol" w:hAnsi="Symbol" w:hint="default"/>
+      </w:rPr>
+    </w:lvl>
+    <w:lvl w:ilvl="7" w:tplc="08090003" w:tentative="1">
+      <w:start w:val="1"/>
+      <w:numFmt w:val="bullet"/>
+      <w:lvlText w:val="o"/>
+      <w:lvlJc w:val="left"/>
+      <w:pPr>
+        <w:ind w:left="5760" w:hanging="360"/>
+      </w:pPr>
+      <w:rPr>
+        <w:rFonts w:ascii="Courier New" w:hAnsi="Courier New" w:cs="Courier New" w:hint="default"/>
+      </w:rPr>
+    </w:lvl>
+    <w:lvl w:ilvl="8" w:tplc="08090005" w:tentative="1">
+      <w:start w:val="1"/>
+      <w:numFmt w:val="bullet"/>
+      <w:lvlText w:val=""/>
+      <w:lvlJc w:val="left"/>
+      <w:pPr>
+        <w:ind w:left="6480" w:hanging="360"/>
+      </w:pPr>
+      <w:rPr>
+        <w:rFonts w:ascii="Wingdings" w:hAnsi="Wingdings" w:hint="default"/>
+      </w:rPr>
+    </w:lvl>
+  </w:abstractNum>
+  <w:abstractNum w:abstractNumId="12" w15:restartNumberingAfterBreak="0">
+    <w:nsid w:val="5EA36CD8"/>
+    <w:multiLevelType w:val="hybridMultilevel"/>
+    <w:tmpl w:val="EA24E4CC"/>
+    <w:lvl w:ilvl="0" w:tplc="08090001">
+      <w:start w:val="1"/>
+      <w:numFmt w:val="bullet"/>
+      <w:lvlText w:val=""/>
+      <w:lvlJc w:val="left"/>
+      <w:pPr>
+        <w:ind w:left="720" w:hanging="360"/>
+      </w:pPr>
+      <w:rPr>
+        <w:rFonts w:ascii="Symbol" w:hAnsi="Symbol" w:hint="default"/>
+      </w:rPr>
+    </w:lvl>
+    <w:lvl w:ilvl="1" w:tplc="08090003" w:tentative="1">
+      <w:start w:val="1"/>
+      <w:numFmt w:val="bullet"/>
+      <w:lvlText w:val="o"/>
+      <w:lvlJc w:val="left"/>
+      <w:pPr>
+        <w:ind w:left="1440" w:hanging="360"/>
+      </w:pPr>
+      <w:rPr>
+        <w:rFonts w:ascii="Courier New" w:hAnsi="Courier New" w:hint="default"/>
+      </w:rPr>
+    </w:lvl>
+    <w:lvl w:ilvl="2" w:tplc="08090005" w:tentative="1">
+      <w:start w:val="1"/>
+      <w:numFmt w:val="bullet"/>
+      <w:lvlText w:val=""/>
+      <w:lvlJc w:val="left"/>
+      <w:pPr>
+        <w:ind w:left="2160" w:hanging="360"/>
+      </w:pPr>
+      <w:rPr>
+        <w:rFonts w:ascii="Wingdings" w:hAnsi="Wingdings" w:hint="default"/>
+      </w:rPr>
+    </w:lvl>
+    <w:lvl w:ilvl="3" w:tplc="08090001" w:tentative="1">
+      <w:start w:val="1"/>
+      <w:numFmt w:val="bullet"/>
+      <w:lvlText w:val=""/>
+      <w:lvlJc w:val="left"/>
+      <w:pPr>
+        <w:ind w:left="2880" w:hanging="360"/>
+      </w:pPr>
+      <w:rPr>
+        <w:rFonts w:ascii="Symbol" w:hAnsi="Symbol" w:hint="default"/>
+      </w:rPr>
+    </w:lvl>
+    <w:lvl w:ilvl="4" w:tplc="08090003" w:tentative="1">
+      <w:start w:val="1"/>
+      <w:numFmt w:val="bullet"/>
+      <w:lvlText w:val="o"/>
+      <w:lvlJc w:val="left"/>
+      <w:pPr>
+        <w:ind w:left="3600" w:hanging="360"/>
+      </w:pPr>
+      <w:rPr>
+        <w:rFonts w:ascii="Courier New" w:hAnsi="Courier New" w:hint="default"/>
+      </w:rPr>
+    </w:lvl>
+    <w:lvl w:ilvl="5" w:tplc="08090005" w:tentative="1">
+      <w:start w:val="1"/>
+      <w:numFmt w:val="bullet"/>
+      <w:lvlText w:val=""/>
+      <w:lvlJc w:val="left"/>
+      <w:pPr>
+        <w:ind w:left="4320" w:hanging="360"/>
+      </w:pPr>
+      <w:rPr>
+        <w:rFonts w:ascii="Wingdings" w:hAnsi="Wingdings" w:hint="default"/>
+      </w:rPr>
+    </w:lvl>
+    <w:lvl w:ilvl="6" w:tplc="08090001" w:tentative="1">
+      <w:start w:val="1"/>
+      <w:numFmt w:val="bullet"/>
+      <w:lvlText w:val=""/>
+      <w:lvlJc w:val="left"/>
+      <w:pPr>
+        <w:ind w:left="5040" w:hanging="360"/>
+      </w:pPr>
+      <w:rPr>
+        <w:rFonts w:ascii="Symbol" w:hAnsi="Symbol" w:hint="default"/>
+      </w:rPr>
+    </w:lvl>
+    <w:lvl w:ilvl="7" w:tplc="08090003" w:tentative="1">
+      <w:start w:val="1"/>
+      <w:numFmt w:val="bullet"/>
+      <w:lvlText w:val="o"/>
+      <w:lvlJc w:val="left"/>
+      <w:pPr>
+        <w:ind w:left="5760" w:hanging="360"/>
+      </w:pPr>
+      <w:rPr>
+        <w:rFonts w:ascii="Courier New" w:hAnsi="Courier New" w:hint="default"/>
+      </w:rPr>
+    </w:lvl>
+    <w:lvl w:ilvl="8" w:tplc="08090005" w:tentative="1">
+      <w:start w:val="1"/>
+      <w:numFmt w:val="bullet"/>
+      <w:lvlText w:val=""/>
+      <w:lvlJc w:val="left"/>
+      <w:pPr>
+        <w:ind w:left="6480" w:hanging="360"/>
+      </w:pPr>
+      <w:rPr>
+        <w:rFonts w:ascii="Wingdings" w:hAnsi="Wingdings" w:hint="default"/>
+      </w:rPr>
+    </w:lvl>
+  </w:abstractNum>
+  <w:abstractNum w:abstractNumId="13" w15:restartNumberingAfterBreak="0">
     <w:nsid w:val="61DD2260"/>
     <w:multiLevelType w:val="hybridMultilevel"/>
     <w:tmpl w:val="8B2A4062"/>
@@ -15128,7 +19175,7 @@
       </w:pPr>
     </w:lvl>
   </w:abstractNum>
-  <w:abstractNum w:abstractNumId="10" w15:restartNumberingAfterBreak="0">
+  <w:abstractNum w:abstractNumId="14" w15:restartNumberingAfterBreak="0">
     <w:nsid w:val="62174F72"/>
     <w:multiLevelType w:val="multilevel"/>
     <w:tmpl w:val="0B66ADC2"/>
@@ -15232,7 +19279,7 @@
       </w:rPr>
     </w:lvl>
   </w:abstractNum>
-  <w:abstractNum w:abstractNumId="11" w15:restartNumberingAfterBreak="0">
+  <w:abstractNum w:abstractNumId="15" w15:restartNumberingAfterBreak="0">
     <w:nsid w:val="65176FF1"/>
     <w:multiLevelType w:val="hybridMultilevel"/>
     <w:tmpl w:val="D9F412CC"/>
@@ -15321,7 +19368,7 @@
       </w:pPr>
     </w:lvl>
   </w:abstractNum>
-  <w:abstractNum w:abstractNumId="12" w15:restartNumberingAfterBreak="0">
+  <w:abstractNum w:abstractNumId="16" w15:restartNumberingAfterBreak="0">
     <w:nsid w:val="681D6115"/>
     <w:multiLevelType w:val="hybridMultilevel"/>
     <w:tmpl w:val="606ED966"/>
@@ -15434,7 +19481,7 @@
       </w:rPr>
     </w:lvl>
   </w:abstractNum>
-  <w:abstractNum w:abstractNumId="13" w15:restartNumberingAfterBreak="0">
+  <w:abstractNum w:abstractNumId="17" w15:restartNumberingAfterBreak="0">
     <w:nsid w:val="75B43CDA"/>
     <w:multiLevelType w:val="hybridMultilevel"/>
     <w:tmpl w:val="1E62EBEE"/>
@@ -15523,7 +19570,7 @@
       </w:pPr>
     </w:lvl>
   </w:abstractNum>
-  <w:abstractNum w:abstractNumId="14" w15:restartNumberingAfterBreak="0">
+  <w:abstractNum w:abstractNumId="18" w15:restartNumberingAfterBreak="0">
     <w:nsid w:val="7B360DA2"/>
     <w:multiLevelType w:val="hybridMultilevel"/>
     <w:tmpl w:val="F5649AEE"/>
@@ -15613,28 +19660,28 @@
     </w:lvl>
   </w:abstractNum>
   <w:num w:numId="1" w16cid:durableId="415715474">
-    <w:abstractNumId w:val="3"/>
+    <w:abstractNumId w:val="5"/>
   </w:num>
   <w:num w:numId="2" w16cid:durableId="167840403">
     <w:abstractNumId w:val="1"/>
   </w:num>
   <w:num w:numId="3" w16cid:durableId="882408455">
+    <w:abstractNumId w:val="14"/>
+  </w:num>
+  <w:num w:numId="4" w16cid:durableId="2003271478">
+    <w:abstractNumId w:val="9"/>
+  </w:num>
+  <w:num w:numId="5" w16cid:durableId="147673234">
     <w:abstractNumId w:val="10"/>
   </w:num>
-  <w:num w:numId="4" w16cid:durableId="2003271478">
-    <w:abstractNumId w:val="6"/>
+  <w:num w:numId="6" w16cid:durableId="1770271432">
+    <w:abstractNumId w:val="12"/>
   </w:num>
-  <w:num w:numId="5" w16cid:durableId="147673234">
+  <w:num w:numId="7" w16cid:durableId="2083722425">
     <w:abstractNumId w:val="7"/>
   </w:num>
-  <w:num w:numId="6" w16cid:durableId="1770271432">
-    <w:abstractNumId w:val="8"/>
-  </w:num>
-  <w:num w:numId="7" w16cid:durableId="2083722425">
-    <w:abstractNumId w:val="4"/>
-  </w:num>
   <w:num w:numId="8" w16cid:durableId="1460535418">
-    <w:abstractNumId w:val="12"/>
+    <w:abstractNumId w:val="16"/>
   </w:num>
   <w:num w:numId="9" w16cid:durableId="35934533">
     <w:abstractNumId w:val="2"/>
@@ -15643,19 +19690,31 @@
     <w:abstractNumId w:val="0"/>
   </w:num>
   <w:num w:numId="11" w16cid:durableId="30423284">
-    <w:abstractNumId w:val="5"/>
+    <w:abstractNumId w:val="8"/>
   </w:num>
   <w:num w:numId="12" w16cid:durableId="1504318963">
-    <w:abstractNumId w:val="9"/>
+    <w:abstractNumId w:val="13"/>
   </w:num>
   <w:num w:numId="13" w16cid:durableId="260115439">
-    <w:abstractNumId w:val="14"/>
+    <w:abstractNumId w:val="18"/>
   </w:num>
   <w:num w:numId="14" w16cid:durableId="1048802318">
-    <w:abstractNumId w:val="13"/>
+    <w:abstractNumId w:val="17"/>
   </w:num>
   <w:num w:numId="15" w16cid:durableId="1405955447">
+    <w:abstractNumId w:val="15"/>
+  </w:num>
+  <w:num w:numId="16" w16cid:durableId="1296595369">
+    <w:abstractNumId w:val="4"/>
+  </w:num>
+  <w:num w:numId="17" w16cid:durableId="2066640498">
     <w:abstractNumId w:val="11"/>
+  </w:num>
+  <w:num w:numId="18" w16cid:durableId="1159463743">
+    <w:abstractNumId w:val="6"/>
+  </w:num>
+  <w:num w:numId="19" w16cid:durableId="1985037029">
+    <w:abstractNumId w:val="3"/>
   </w:num>
 </w:numbering>
 </file>
@@ -16598,6 +20657,22 @@
       <w:color w:val="666666"/>
     </w:rPr>
   </w:style>
+  <w:style w:type="table" w:styleId="TableGrid">
+    <w:name w:val="Table Grid"/>
+    <w:basedOn w:val="TableNormal"/>
+    <w:uiPriority w:val="39"/>
+    <w:rsid w:val="00E031D4"/>
+    <w:tblPr>
+      <w:tblBorders>
+        <w:top w:val="single" w:sz="4" w:space="0" w:color="auto"/>
+        <w:left w:val="single" w:sz="4" w:space="0" w:color="auto"/>
+        <w:bottom w:val="single" w:sz="4" w:space="0" w:color="auto"/>
+        <w:right w:val="single" w:sz="4" w:space="0" w:color="auto"/>
+        <w:insideH w:val="single" w:sz="4" w:space="0" w:color="auto"/>
+        <w:insideV w:val="single" w:sz="4" w:space="0" w:color="auto"/>
+      </w:tblBorders>
+    </w:tblPr>
+  </w:style>
 </w:styles>
 </file>
 

--- a/reports/analyze_medical_insurance.docx
+++ b/reports/analyze_medical_insurance.docx
@@ -11360,17 +11360,26 @@
       <w:pPr>
         <w:pStyle w:val="Heading2"/>
         <w:rPr>
+          <w:rFonts w:ascii="Times New Roman" w:hAnsi="Times New Roman"/>
           <w:lang w:val="ru-RU"/>
         </w:rPr>
       </w:pPr>
       <w:bookmarkStart w:id="19" w:name="_Toc231089538"/>
       <w:r>
         <w:rPr>
+          <w:rFonts w:ascii="Times New Roman" w:hAnsi="Times New Roman"/>
           <w:lang w:val="ru-RU"/>
         </w:rPr>
         <w:t>2.1. Анализ исходного датасета. Предобработка данных, кодирование признаков и извлечение признаков.</w:t>
       </w:r>
       <w:bookmarkEnd w:id="19"/>
+      <w:r>
+        <w:rPr>
+          <w:rFonts w:ascii="Times New Roman" w:hAnsi="Times New Roman"/>
+          <w:lang w:val="ru-RU"/>
+        </w:rPr>
+        <w:t xml:space="preserve"> Удаление выбросов.</w:t>
+      </w:r>
     </w:p>
     <w:p>
       <w:pPr>
@@ -11415,7 +11424,21 @@
           <w:rFonts w:ascii="Times New Roman" w:hAnsi="Times New Roman"/>
           <w:lang w:val="ru-RU"/>
         </w:rPr>
-        <w:t xml:space="preserve">Таблица 1.1. </w:t>
+        <w:t xml:space="preserve">Таблица </w:t>
+      </w:r>
+      <w:r>
+        <w:rPr>
+          <w:rFonts w:ascii="Times New Roman" w:hAnsi="Times New Roman"/>
+          <w:lang w:val="ru-RU"/>
+        </w:rPr>
+        <w:t>2</w:t>
+      </w:r>
+      <w:r>
+        <w:rPr>
+          <w:rFonts w:ascii="Times New Roman" w:hAnsi="Times New Roman"/>
+          <w:lang w:val="ru-RU"/>
+        </w:rPr>
+        <w:t xml:space="preserve">.1. </w:t>
       </w:r>
       <w:r>
         <w:rPr>
@@ -11429,7 +11452,7 @@
       <w:pPr>
         <w:rPr>
           <w:rFonts w:ascii="Times New Roman" w:hAnsi="Times New Roman"/>
-          <w:lang w:val="en-US"/>
+          <w:lang w:val="ru-RU"/>
         </w:rPr>
       </w:pPr>
     </w:p>
@@ -11458,7 +11481,7 @@
             <w:pPr>
               <w:rPr>
                 <w:rFonts w:ascii="Times New Roman" w:hAnsi="Times New Roman"/>
-                <w:lang w:val="en-US"/>
+                <w:lang w:val="ru-RU"/>
               </w:rPr>
             </w:pPr>
           </w:p>
@@ -13685,14 +13708,14 @@
       <w:pPr>
         <w:rPr>
           <w:rFonts w:ascii="Times New Roman" w:hAnsi="Times New Roman"/>
-          <w:lang w:val="ru-RU"/>
-        </w:rPr>
-      </w:pPr>
-      <w:r>
-        <w:rPr>
-          <w:rFonts w:ascii="Times New Roman" w:hAnsi="Times New Roman"/>
           <w:lang w:val="en-US"/>
         </w:rPr>
+      </w:pPr>
+      <w:r>
+        <w:rPr>
+          <w:rFonts w:ascii="Times New Roman" w:hAnsi="Times New Roman"/>
+          <w:lang w:val="en-US"/>
+        </w:rPr>
         <w:t>bmi</w:t>
       </w:r>
       <w:r>
@@ -13916,214 +13939,2886 @@
     <w:p>
       <w:pPr>
         <w:rPr>
-          <w:rFonts w:ascii="Times New Roman" w:hAnsi="Times New Roman"/>
-          <w:lang w:val="ru-RU"/>
-        </w:rPr>
-      </w:pPr>
+          <w:rFonts w:ascii="Times New Roman" w:hAnsi="Times New Roman" w:hint="eastAsia"/>
+          <w:lang w:val="en-US"/>
+        </w:rPr>
+      </w:pPr>
+    </w:p>
+    <w:p>
+      <w:pPr>
+        <w:rPr>
+          <w:rFonts w:ascii="Times New Roman" w:hAnsi="Times New Roman"/>
+          <w:lang w:val="ru-RU"/>
+        </w:rPr>
+      </w:pPr>
+      <w:r>
+        <w:rPr>
+          <w:rFonts w:ascii="Times New Roman" w:hAnsi="Times New Roman"/>
+          <w:lang w:val="ru-RU"/>
+        </w:rPr>
+        <w:t xml:space="preserve">После предобработки признаков, необходимо удалить выбросы. Выбранным методом станет </w:t>
+      </w:r>
+      <w:r>
+        <w:rPr>
+          <w:rFonts w:ascii="Times New Roman" w:hAnsi="Times New Roman"/>
+          <w:lang w:val="en-US"/>
+        </w:rPr>
+        <w:t>IQR</w:t>
+      </w:r>
+      <w:r>
+        <w:rPr>
+          <w:rFonts w:ascii="Times New Roman" w:hAnsi="Times New Roman"/>
+          <w:lang w:val="ru-RU"/>
+        </w:rPr>
+        <w:t xml:space="preserve"> (</w:t>
+      </w:r>
+      <w:r>
+        <w:rPr>
+          <w:rFonts w:ascii="Times New Roman" w:hAnsi="Times New Roman"/>
+          <w:lang w:val="ru-RU"/>
+        </w:rPr>
+        <w:t>межкварт</w:t>
+      </w:r>
+      <w:r>
+        <w:rPr>
+          <w:rFonts w:ascii="Times New Roman" w:hAnsi="Times New Roman"/>
+          <w:lang w:val="ru-RU"/>
+        </w:rPr>
+        <w:t>ил</w:t>
+      </w:r>
+      <w:r>
+        <w:rPr>
+          <w:rFonts w:ascii="Times New Roman" w:hAnsi="Times New Roman"/>
+          <w:lang w:val="ru-RU"/>
+        </w:rPr>
+        <w:t>ьный</w:t>
+      </w:r>
+      <w:r>
+        <w:rPr>
+          <w:rFonts w:ascii="Times New Roman" w:hAnsi="Times New Roman"/>
+          <w:lang w:val="ru-RU"/>
+        </w:rPr>
+        <w:t xml:space="preserve"> размах)</w:t>
+      </w:r>
+      <w:r>
+        <w:rPr>
+          <w:rFonts w:ascii="Times New Roman" w:hAnsi="Times New Roman"/>
+          <w:lang w:val="ru-RU"/>
+        </w:rPr>
+        <w:t>.</w:t>
+      </w:r>
+    </w:p>
+    <w:p>
+      <w:pPr>
+        <w:rPr>
+          <w:rFonts w:ascii="Times New Roman" w:hAnsi="Times New Roman"/>
+          <w:lang w:val="ru-RU"/>
+        </w:rPr>
+      </w:pPr>
+    </w:p>
+    <w:p>
+      <w:pPr>
+        <w:shd w:val="clear" w:color="auto" w:fill="282A36"/>
+        <w:spacing w:line="315" w:lineRule="atLeast"/>
+        <w:jc w:val="left"/>
+        <w:rPr>
+          <w:rFonts w:ascii="Menlo" w:eastAsia="Times New Roman" w:hAnsi="Menlo" w:cs="Menlo"/>
+          <w:color w:val="F8F8F2"/>
+          <w:sz w:val="21"/>
+          <w:szCs w:val="21"/>
+        </w:rPr>
+      </w:pPr>
+      <w:r>
+        <w:rPr>
+          <w:rFonts w:ascii="Menlo" w:eastAsia="Times New Roman" w:hAnsi="Menlo" w:cs="Menlo"/>
+          <w:color w:val="BD93F9"/>
+          <w:sz w:val="21"/>
+          <w:szCs w:val="21"/>
+        </w:rPr>
+        <w:t>Q1</w:t>
+      </w:r>
+      <w:r>
+        <w:rPr>
+          <w:rFonts w:ascii="Menlo" w:eastAsia="Times New Roman" w:hAnsi="Menlo" w:cs="Menlo"/>
+          <w:color w:val="F8F8F2"/>
+          <w:sz w:val="21"/>
+          <w:szCs w:val="21"/>
+        </w:rPr>
+        <w:t xml:space="preserve"> </w:t>
+      </w:r>
+      <w:r>
+        <w:rPr>
+          <w:rFonts w:ascii="Menlo" w:eastAsia="Times New Roman" w:hAnsi="Menlo" w:cs="Menlo"/>
+          <w:color w:val="FF79C6"/>
+          <w:sz w:val="21"/>
+          <w:szCs w:val="21"/>
+        </w:rPr>
+        <w:t>=</w:t>
+      </w:r>
+      <w:r>
+        <w:rPr>
+          <w:rFonts w:ascii="Menlo" w:eastAsia="Times New Roman" w:hAnsi="Menlo" w:cs="Menlo"/>
+          <w:color w:val="F8F8F2"/>
+          <w:sz w:val="21"/>
+          <w:szCs w:val="21"/>
+        </w:rPr>
+        <w:t xml:space="preserve"> y.</w:t>
+      </w:r>
+      <w:r>
+        <w:rPr>
+          <w:rFonts w:ascii="Menlo" w:eastAsia="Times New Roman" w:hAnsi="Menlo" w:cs="Menlo"/>
+          <w:color w:val="50FA7B"/>
+          <w:sz w:val="21"/>
+          <w:szCs w:val="21"/>
+        </w:rPr>
+        <w:t>quantile</w:t>
+      </w:r>
+      <w:r>
+        <w:rPr>
+          <w:rFonts w:ascii="Menlo" w:eastAsia="Times New Roman" w:hAnsi="Menlo" w:cs="Menlo"/>
+          <w:color w:val="F8F8F2"/>
+          <w:sz w:val="21"/>
+          <w:szCs w:val="21"/>
+        </w:rPr>
+        <w:t>(</w:t>
+      </w:r>
+      <w:r>
+        <w:rPr>
+          <w:rFonts w:ascii="Menlo" w:eastAsia="Times New Roman" w:hAnsi="Menlo" w:cs="Menlo"/>
+          <w:color w:val="BD93F9"/>
+          <w:sz w:val="21"/>
+          <w:szCs w:val="21"/>
+        </w:rPr>
+        <w:t>0.25</w:t>
+      </w:r>
+      <w:r>
+        <w:rPr>
+          <w:rFonts w:ascii="Menlo" w:eastAsia="Times New Roman" w:hAnsi="Menlo" w:cs="Menlo"/>
+          <w:color w:val="F8F8F2"/>
+          <w:sz w:val="21"/>
+          <w:szCs w:val="21"/>
+        </w:rPr>
+        <w:t>)</w:t>
+      </w:r>
+    </w:p>
+    <w:p>
+      <w:pPr>
+        <w:shd w:val="clear" w:color="auto" w:fill="282A36"/>
+        <w:spacing w:line="315" w:lineRule="atLeast"/>
+        <w:jc w:val="left"/>
+        <w:rPr>
+          <w:rFonts w:ascii="Menlo" w:eastAsia="Times New Roman" w:hAnsi="Menlo" w:cs="Menlo"/>
+          <w:color w:val="F8F8F2"/>
+          <w:sz w:val="21"/>
+          <w:szCs w:val="21"/>
+        </w:rPr>
+      </w:pPr>
+      <w:r>
+        <w:rPr>
+          <w:rFonts w:ascii="Menlo" w:eastAsia="Times New Roman" w:hAnsi="Menlo" w:cs="Menlo"/>
+          <w:color w:val="BD93F9"/>
+          <w:sz w:val="21"/>
+          <w:szCs w:val="21"/>
+        </w:rPr>
+        <w:t>Q3</w:t>
+      </w:r>
+      <w:r>
+        <w:rPr>
+          <w:rFonts w:ascii="Menlo" w:eastAsia="Times New Roman" w:hAnsi="Menlo" w:cs="Menlo"/>
+          <w:color w:val="F8F8F2"/>
+          <w:sz w:val="21"/>
+          <w:szCs w:val="21"/>
+        </w:rPr>
+        <w:t xml:space="preserve"> </w:t>
+      </w:r>
+      <w:r>
+        <w:rPr>
+          <w:rFonts w:ascii="Menlo" w:eastAsia="Times New Roman" w:hAnsi="Menlo" w:cs="Menlo"/>
+          <w:color w:val="FF79C6"/>
+          <w:sz w:val="21"/>
+          <w:szCs w:val="21"/>
+        </w:rPr>
+        <w:t>=</w:t>
+      </w:r>
+      <w:r>
+        <w:rPr>
+          <w:rFonts w:ascii="Menlo" w:eastAsia="Times New Roman" w:hAnsi="Menlo" w:cs="Menlo"/>
+          <w:color w:val="F8F8F2"/>
+          <w:sz w:val="21"/>
+          <w:szCs w:val="21"/>
+        </w:rPr>
+        <w:t xml:space="preserve"> y.</w:t>
+      </w:r>
+      <w:r>
+        <w:rPr>
+          <w:rFonts w:ascii="Menlo" w:eastAsia="Times New Roman" w:hAnsi="Menlo" w:cs="Menlo"/>
+          <w:color w:val="50FA7B"/>
+          <w:sz w:val="21"/>
+          <w:szCs w:val="21"/>
+        </w:rPr>
+        <w:t>quantile</w:t>
+      </w:r>
+      <w:r>
+        <w:rPr>
+          <w:rFonts w:ascii="Menlo" w:eastAsia="Times New Roman" w:hAnsi="Menlo" w:cs="Menlo"/>
+          <w:color w:val="F8F8F2"/>
+          <w:sz w:val="21"/>
+          <w:szCs w:val="21"/>
+        </w:rPr>
+        <w:t>(</w:t>
+      </w:r>
+      <w:r>
+        <w:rPr>
+          <w:rFonts w:ascii="Menlo" w:eastAsia="Times New Roman" w:hAnsi="Menlo" w:cs="Menlo"/>
+          <w:color w:val="BD93F9"/>
+          <w:sz w:val="21"/>
+          <w:szCs w:val="21"/>
+        </w:rPr>
+        <w:t>0.75</w:t>
+      </w:r>
+      <w:r>
+        <w:rPr>
+          <w:rFonts w:ascii="Menlo" w:eastAsia="Times New Roman" w:hAnsi="Menlo" w:cs="Menlo"/>
+          <w:color w:val="F8F8F2"/>
+          <w:sz w:val="21"/>
+          <w:szCs w:val="21"/>
+        </w:rPr>
+        <w:t>)</w:t>
+      </w:r>
+    </w:p>
+    <w:p>
+      <w:pPr>
+        <w:shd w:val="clear" w:color="auto" w:fill="282A36"/>
+        <w:spacing w:line="315" w:lineRule="atLeast"/>
+        <w:jc w:val="left"/>
+        <w:rPr>
+          <w:rFonts w:ascii="Menlo" w:eastAsia="Times New Roman" w:hAnsi="Menlo" w:cs="Menlo"/>
+          <w:color w:val="F8F8F2"/>
+          <w:sz w:val="21"/>
+          <w:szCs w:val="21"/>
+        </w:rPr>
+      </w:pPr>
+      <w:r>
+        <w:rPr>
+          <w:rFonts w:ascii="Menlo" w:eastAsia="Times New Roman" w:hAnsi="Menlo" w:cs="Menlo"/>
+          <w:color w:val="BD93F9"/>
+          <w:sz w:val="21"/>
+          <w:szCs w:val="21"/>
+        </w:rPr>
+        <w:t>IQR</w:t>
+      </w:r>
+      <w:r>
+        <w:rPr>
+          <w:rFonts w:ascii="Menlo" w:eastAsia="Times New Roman" w:hAnsi="Menlo" w:cs="Menlo"/>
+          <w:color w:val="F8F8F2"/>
+          <w:sz w:val="21"/>
+          <w:szCs w:val="21"/>
+        </w:rPr>
+        <w:t xml:space="preserve"> </w:t>
+      </w:r>
+      <w:r>
+        <w:rPr>
+          <w:rFonts w:ascii="Menlo" w:eastAsia="Times New Roman" w:hAnsi="Menlo" w:cs="Menlo"/>
+          <w:color w:val="FF79C6"/>
+          <w:sz w:val="21"/>
+          <w:szCs w:val="21"/>
+        </w:rPr>
+        <w:t>=</w:t>
+      </w:r>
+      <w:r>
+        <w:rPr>
+          <w:rFonts w:ascii="Menlo" w:eastAsia="Times New Roman" w:hAnsi="Menlo" w:cs="Menlo"/>
+          <w:color w:val="F8F8F2"/>
+          <w:sz w:val="21"/>
+          <w:szCs w:val="21"/>
+        </w:rPr>
+        <w:t xml:space="preserve"> </w:t>
+      </w:r>
+      <w:r>
+        <w:rPr>
+          <w:rFonts w:ascii="Menlo" w:eastAsia="Times New Roman" w:hAnsi="Menlo" w:cs="Menlo"/>
+          <w:color w:val="BD93F9"/>
+          <w:sz w:val="21"/>
+          <w:szCs w:val="21"/>
+        </w:rPr>
+        <w:t>Q3</w:t>
+      </w:r>
+      <w:r>
+        <w:rPr>
+          <w:rFonts w:ascii="Menlo" w:eastAsia="Times New Roman" w:hAnsi="Menlo" w:cs="Menlo"/>
+          <w:color w:val="F8F8F2"/>
+          <w:sz w:val="21"/>
+          <w:szCs w:val="21"/>
+        </w:rPr>
+        <w:t xml:space="preserve"> </w:t>
+      </w:r>
+      <w:r>
+        <w:rPr>
+          <w:rFonts w:ascii="Menlo" w:eastAsia="Times New Roman" w:hAnsi="Menlo" w:cs="Menlo"/>
+          <w:color w:val="FF79C6"/>
+          <w:sz w:val="21"/>
+          <w:szCs w:val="21"/>
+        </w:rPr>
+        <w:t>-</w:t>
+      </w:r>
+      <w:r>
+        <w:rPr>
+          <w:rFonts w:ascii="Menlo" w:eastAsia="Times New Roman" w:hAnsi="Menlo" w:cs="Menlo"/>
+          <w:color w:val="F8F8F2"/>
+          <w:sz w:val="21"/>
+          <w:szCs w:val="21"/>
+        </w:rPr>
+        <w:t xml:space="preserve"> </w:t>
+      </w:r>
+      <w:r>
+        <w:rPr>
+          <w:rFonts w:ascii="Menlo" w:eastAsia="Times New Roman" w:hAnsi="Menlo" w:cs="Menlo"/>
+          <w:color w:val="BD93F9"/>
+          <w:sz w:val="21"/>
+          <w:szCs w:val="21"/>
+        </w:rPr>
+        <w:t>Q1</w:t>
+      </w:r>
+    </w:p>
+    <w:p>
+      <w:pPr>
+        <w:shd w:val="clear" w:color="auto" w:fill="282A36"/>
+        <w:spacing w:line="315" w:lineRule="atLeast"/>
+        <w:jc w:val="left"/>
+        <w:rPr>
+          <w:rFonts w:ascii="Menlo" w:eastAsia="Times New Roman" w:hAnsi="Menlo" w:cs="Menlo"/>
+          <w:color w:val="F8F8F2"/>
+          <w:sz w:val="21"/>
+          <w:szCs w:val="21"/>
+        </w:rPr>
+      </w:pPr>
+      <w:r>
+        <w:rPr>
+          <w:rFonts w:ascii="Menlo" w:eastAsia="Times New Roman" w:hAnsi="Menlo" w:cs="Menlo"/>
+          <w:color w:val="F8F8F2"/>
+          <w:sz w:val="21"/>
+          <w:szCs w:val="21"/>
+        </w:rPr>
+        <w:t xml:space="preserve">lower </w:t>
+      </w:r>
+      <w:r>
+        <w:rPr>
+          <w:rFonts w:ascii="Menlo" w:eastAsia="Times New Roman" w:hAnsi="Menlo" w:cs="Menlo"/>
+          <w:color w:val="FF79C6"/>
+          <w:sz w:val="21"/>
+          <w:szCs w:val="21"/>
+        </w:rPr>
+        <w:t>=</w:t>
+      </w:r>
+      <w:r>
+        <w:rPr>
+          <w:rFonts w:ascii="Menlo" w:eastAsia="Times New Roman" w:hAnsi="Menlo" w:cs="Menlo"/>
+          <w:color w:val="F8F8F2"/>
+          <w:sz w:val="21"/>
+          <w:szCs w:val="21"/>
+        </w:rPr>
+        <w:t xml:space="preserve"> </w:t>
+      </w:r>
+      <w:r>
+        <w:rPr>
+          <w:rFonts w:ascii="Menlo" w:eastAsia="Times New Roman" w:hAnsi="Menlo" w:cs="Menlo"/>
+          <w:color w:val="BD93F9"/>
+          <w:sz w:val="21"/>
+          <w:szCs w:val="21"/>
+        </w:rPr>
+        <w:t>Q1</w:t>
+      </w:r>
+      <w:r>
+        <w:rPr>
+          <w:rFonts w:ascii="Menlo" w:eastAsia="Times New Roman" w:hAnsi="Menlo" w:cs="Menlo"/>
+          <w:color w:val="F8F8F2"/>
+          <w:sz w:val="21"/>
+          <w:szCs w:val="21"/>
+        </w:rPr>
+        <w:t xml:space="preserve"> </w:t>
+      </w:r>
+      <w:r>
+        <w:rPr>
+          <w:rFonts w:ascii="Menlo" w:eastAsia="Times New Roman" w:hAnsi="Menlo" w:cs="Menlo"/>
+          <w:color w:val="FF79C6"/>
+          <w:sz w:val="21"/>
+          <w:szCs w:val="21"/>
+        </w:rPr>
+        <w:t>-</w:t>
+      </w:r>
+      <w:r>
+        <w:rPr>
+          <w:rFonts w:ascii="Menlo" w:eastAsia="Times New Roman" w:hAnsi="Menlo" w:cs="Menlo"/>
+          <w:color w:val="F8F8F2"/>
+          <w:sz w:val="21"/>
+          <w:szCs w:val="21"/>
+        </w:rPr>
+        <w:t xml:space="preserve"> </w:t>
+      </w:r>
+      <w:r>
+        <w:rPr>
+          <w:rFonts w:ascii="Menlo" w:eastAsia="Times New Roman" w:hAnsi="Menlo" w:cs="Menlo"/>
+          <w:color w:val="BD93F9"/>
+          <w:sz w:val="21"/>
+          <w:szCs w:val="21"/>
+        </w:rPr>
+        <w:t>1.5</w:t>
+      </w:r>
+      <w:r>
+        <w:rPr>
+          <w:rFonts w:ascii="Menlo" w:eastAsia="Times New Roman" w:hAnsi="Menlo" w:cs="Menlo"/>
+          <w:color w:val="F8F8F2"/>
+          <w:sz w:val="21"/>
+          <w:szCs w:val="21"/>
+        </w:rPr>
+        <w:t xml:space="preserve"> </w:t>
+      </w:r>
+      <w:r>
+        <w:rPr>
+          <w:rFonts w:ascii="Menlo" w:eastAsia="Times New Roman" w:hAnsi="Menlo" w:cs="Menlo"/>
+          <w:color w:val="FF79C6"/>
+          <w:sz w:val="21"/>
+          <w:szCs w:val="21"/>
+        </w:rPr>
+        <w:t>*</w:t>
+      </w:r>
+      <w:r>
+        <w:rPr>
+          <w:rFonts w:ascii="Menlo" w:eastAsia="Times New Roman" w:hAnsi="Menlo" w:cs="Menlo"/>
+          <w:color w:val="F8F8F2"/>
+          <w:sz w:val="21"/>
+          <w:szCs w:val="21"/>
+        </w:rPr>
+        <w:t xml:space="preserve"> </w:t>
+      </w:r>
+      <w:r>
+        <w:rPr>
+          <w:rFonts w:ascii="Menlo" w:eastAsia="Times New Roman" w:hAnsi="Menlo" w:cs="Menlo"/>
+          <w:color w:val="BD93F9"/>
+          <w:sz w:val="21"/>
+          <w:szCs w:val="21"/>
+        </w:rPr>
+        <w:t>IQR</w:t>
+      </w:r>
+    </w:p>
+    <w:p>
+      <w:pPr>
+        <w:shd w:val="clear" w:color="auto" w:fill="282A36"/>
+        <w:spacing w:line="315" w:lineRule="atLeast"/>
+        <w:jc w:val="left"/>
+        <w:rPr>
+          <w:rFonts w:ascii="Menlo" w:eastAsia="Times New Roman" w:hAnsi="Menlo" w:cs="Menlo"/>
+          <w:color w:val="F8F8F2"/>
+          <w:sz w:val="21"/>
+          <w:szCs w:val="21"/>
+        </w:rPr>
+      </w:pPr>
+      <w:r>
+        <w:rPr>
+          <w:rFonts w:ascii="Menlo" w:eastAsia="Times New Roman" w:hAnsi="Menlo" w:cs="Menlo"/>
+          <w:color w:val="F8F8F2"/>
+          <w:sz w:val="21"/>
+          <w:szCs w:val="21"/>
+        </w:rPr>
+        <w:t xml:space="preserve">upper </w:t>
+      </w:r>
+      <w:r>
+        <w:rPr>
+          <w:rFonts w:ascii="Menlo" w:eastAsia="Times New Roman" w:hAnsi="Menlo" w:cs="Menlo"/>
+          <w:color w:val="FF79C6"/>
+          <w:sz w:val="21"/>
+          <w:szCs w:val="21"/>
+        </w:rPr>
+        <w:t>=</w:t>
+      </w:r>
+      <w:r>
+        <w:rPr>
+          <w:rFonts w:ascii="Menlo" w:eastAsia="Times New Roman" w:hAnsi="Menlo" w:cs="Menlo"/>
+          <w:color w:val="F8F8F2"/>
+          <w:sz w:val="21"/>
+          <w:szCs w:val="21"/>
+        </w:rPr>
+        <w:t xml:space="preserve"> </w:t>
+      </w:r>
+      <w:r>
+        <w:rPr>
+          <w:rFonts w:ascii="Menlo" w:eastAsia="Times New Roman" w:hAnsi="Menlo" w:cs="Menlo"/>
+          <w:color w:val="BD93F9"/>
+          <w:sz w:val="21"/>
+          <w:szCs w:val="21"/>
+        </w:rPr>
+        <w:t>Q3</w:t>
+      </w:r>
+      <w:r>
+        <w:rPr>
+          <w:rFonts w:ascii="Menlo" w:eastAsia="Times New Roman" w:hAnsi="Menlo" w:cs="Menlo"/>
+          <w:color w:val="F8F8F2"/>
+          <w:sz w:val="21"/>
+          <w:szCs w:val="21"/>
+        </w:rPr>
+        <w:t xml:space="preserve"> </w:t>
+      </w:r>
+      <w:r>
+        <w:rPr>
+          <w:rFonts w:ascii="Menlo" w:eastAsia="Times New Roman" w:hAnsi="Menlo" w:cs="Menlo"/>
+          <w:color w:val="FF79C6"/>
+          <w:sz w:val="21"/>
+          <w:szCs w:val="21"/>
+        </w:rPr>
+        <w:t>+</w:t>
+      </w:r>
+      <w:r>
+        <w:rPr>
+          <w:rFonts w:ascii="Menlo" w:eastAsia="Times New Roman" w:hAnsi="Menlo" w:cs="Menlo"/>
+          <w:color w:val="F8F8F2"/>
+          <w:sz w:val="21"/>
+          <w:szCs w:val="21"/>
+        </w:rPr>
+        <w:t xml:space="preserve"> </w:t>
+      </w:r>
+      <w:r>
+        <w:rPr>
+          <w:rFonts w:ascii="Menlo" w:eastAsia="Times New Roman" w:hAnsi="Menlo" w:cs="Menlo"/>
+          <w:color w:val="BD93F9"/>
+          <w:sz w:val="21"/>
+          <w:szCs w:val="21"/>
+        </w:rPr>
+        <w:t>1.5</w:t>
+      </w:r>
+      <w:r>
+        <w:rPr>
+          <w:rFonts w:ascii="Menlo" w:eastAsia="Times New Roman" w:hAnsi="Menlo" w:cs="Menlo"/>
+          <w:color w:val="F8F8F2"/>
+          <w:sz w:val="21"/>
+          <w:szCs w:val="21"/>
+        </w:rPr>
+        <w:t xml:space="preserve"> </w:t>
+      </w:r>
+      <w:r>
+        <w:rPr>
+          <w:rFonts w:ascii="Menlo" w:eastAsia="Times New Roman" w:hAnsi="Menlo" w:cs="Menlo"/>
+          <w:color w:val="FF79C6"/>
+          <w:sz w:val="21"/>
+          <w:szCs w:val="21"/>
+        </w:rPr>
+        <w:t>*</w:t>
+      </w:r>
+      <w:r>
+        <w:rPr>
+          <w:rFonts w:ascii="Menlo" w:eastAsia="Times New Roman" w:hAnsi="Menlo" w:cs="Menlo"/>
+          <w:color w:val="F8F8F2"/>
+          <w:sz w:val="21"/>
+          <w:szCs w:val="21"/>
+        </w:rPr>
+        <w:t xml:space="preserve"> </w:t>
+      </w:r>
+      <w:r>
+        <w:rPr>
+          <w:rFonts w:ascii="Menlo" w:eastAsia="Times New Roman" w:hAnsi="Menlo" w:cs="Menlo"/>
+          <w:color w:val="BD93F9"/>
+          <w:sz w:val="21"/>
+          <w:szCs w:val="21"/>
+        </w:rPr>
+        <w:t>IQR</w:t>
+      </w:r>
+    </w:p>
+    <w:p>
+      <w:pPr>
+        <w:shd w:val="clear" w:color="auto" w:fill="282A36"/>
+        <w:spacing w:line="315" w:lineRule="atLeast"/>
+        <w:jc w:val="left"/>
+        <w:rPr>
+          <w:rFonts w:ascii="Menlo" w:eastAsia="Times New Roman" w:hAnsi="Menlo" w:cs="Menlo"/>
+          <w:color w:val="F8F8F2"/>
+          <w:sz w:val="21"/>
+          <w:szCs w:val="21"/>
+        </w:rPr>
+      </w:pPr>
+    </w:p>
+    <w:p>
+      <w:pPr>
+        <w:shd w:val="clear" w:color="auto" w:fill="282A36"/>
+        <w:spacing w:line="315" w:lineRule="atLeast"/>
+        <w:jc w:val="left"/>
+        <w:rPr>
+          <w:rFonts w:ascii="Menlo" w:eastAsia="Times New Roman" w:hAnsi="Menlo" w:cs="Menlo"/>
+          <w:color w:val="F8F8F2"/>
+          <w:sz w:val="21"/>
+          <w:szCs w:val="21"/>
+        </w:rPr>
+      </w:pPr>
+      <w:r>
+        <w:rPr>
+          <w:rFonts w:ascii="Menlo" w:eastAsia="Times New Roman" w:hAnsi="Menlo" w:cs="Menlo"/>
+          <w:color w:val="F8F8F2"/>
+          <w:sz w:val="21"/>
+          <w:szCs w:val="21"/>
+        </w:rPr>
+        <w:t xml:space="preserve">mask </w:t>
+      </w:r>
+      <w:r>
+        <w:rPr>
+          <w:rFonts w:ascii="Menlo" w:eastAsia="Times New Roman" w:hAnsi="Menlo" w:cs="Menlo"/>
+          <w:color w:val="FF79C6"/>
+          <w:sz w:val="21"/>
+          <w:szCs w:val="21"/>
+        </w:rPr>
+        <w:t>=</w:t>
+      </w:r>
+      <w:r>
+        <w:rPr>
+          <w:rFonts w:ascii="Menlo" w:eastAsia="Times New Roman" w:hAnsi="Menlo" w:cs="Menlo"/>
+          <w:color w:val="F8F8F2"/>
+          <w:sz w:val="21"/>
+          <w:szCs w:val="21"/>
+        </w:rPr>
+        <w:t xml:space="preserve"> (y </w:t>
+      </w:r>
+      <w:r>
+        <w:rPr>
+          <w:rFonts w:ascii="Menlo" w:eastAsia="Times New Roman" w:hAnsi="Menlo" w:cs="Menlo"/>
+          <w:color w:val="BD93F9"/>
+          <w:sz w:val="21"/>
+          <w:szCs w:val="21"/>
+        </w:rPr>
+        <w:t>&gt;=</w:t>
+      </w:r>
+      <w:r>
+        <w:rPr>
+          <w:rFonts w:ascii="Menlo" w:eastAsia="Times New Roman" w:hAnsi="Menlo" w:cs="Menlo"/>
+          <w:color w:val="F8F8F2"/>
+          <w:sz w:val="21"/>
+          <w:szCs w:val="21"/>
+        </w:rPr>
+        <w:t xml:space="preserve"> lower) </w:t>
+      </w:r>
+      <w:r>
+        <w:rPr>
+          <w:rFonts w:ascii="Menlo" w:eastAsia="Times New Roman" w:hAnsi="Menlo" w:cs="Menlo"/>
+          <w:color w:val="BD93F9"/>
+          <w:sz w:val="21"/>
+          <w:szCs w:val="21"/>
+        </w:rPr>
+        <w:t>&amp;</w:t>
+      </w:r>
+      <w:r>
+        <w:rPr>
+          <w:rFonts w:ascii="Menlo" w:eastAsia="Times New Roman" w:hAnsi="Menlo" w:cs="Menlo"/>
+          <w:color w:val="F8F8F2"/>
+          <w:sz w:val="21"/>
+          <w:szCs w:val="21"/>
+        </w:rPr>
+        <w:t xml:space="preserve"> (y </w:t>
+      </w:r>
+      <w:r>
+        <w:rPr>
+          <w:rFonts w:ascii="Menlo" w:eastAsia="Times New Roman" w:hAnsi="Menlo" w:cs="Menlo"/>
+          <w:color w:val="BD93F9"/>
+          <w:sz w:val="21"/>
+          <w:szCs w:val="21"/>
+        </w:rPr>
+        <w:t>&lt;=</w:t>
+      </w:r>
+      <w:r>
+        <w:rPr>
+          <w:rFonts w:ascii="Menlo" w:eastAsia="Times New Roman" w:hAnsi="Menlo" w:cs="Menlo"/>
+          <w:color w:val="F8F8F2"/>
+          <w:sz w:val="21"/>
+          <w:szCs w:val="21"/>
+        </w:rPr>
+        <w:t xml:space="preserve"> upper)</w:t>
+      </w:r>
+    </w:p>
+    <w:p>
+      <w:pPr>
+        <w:shd w:val="clear" w:color="auto" w:fill="282A36"/>
+        <w:spacing w:line="315" w:lineRule="atLeast"/>
+        <w:jc w:val="left"/>
+        <w:rPr>
+          <w:rFonts w:ascii="Menlo" w:eastAsia="Times New Roman" w:hAnsi="Menlo" w:cs="Menlo"/>
+          <w:color w:val="F8F8F2"/>
+          <w:sz w:val="21"/>
+          <w:szCs w:val="21"/>
+        </w:rPr>
+      </w:pPr>
+      <w:r>
+        <w:rPr>
+          <w:rFonts w:ascii="Menlo" w:eastAsia="Times New Roman" w:hAnsi="Menlo" w:cs="Menlo"/>
+          <w:color w:val="BD93F9"/>
+          <w:sz w:val="21"/>
+          <w:szCs w:val="21"/>
+        </w:rPr>
+        <w:t>X</w:t>
+      </w:r>
+      <w:r>
+        <w:rPr>
+          <w:rFonts w:ascii="Menlo" w:eastAsia="Times New Roman" w:hAnsi="Menlo" w:cs="Menlo"/>
+          <w:color w:val="F8F8F2"/>
+          <w:sz w:val="21"/>
+          <w:szCs w:val="21"/>
+        </w:rPr>
+        <w:t xml:space="preserve"> </w:t>
+      </w:r>
+      <w:r>
+        <w:rPr>
+          <w:rFonts w:ascii="Menlo" w:eastAsia="Times New Roman" w:hAnsi="Menlo" w:cs="Menlo"/>
+          <w:color w:val="FF79C6"/>
+          <w:sz w:val="21"/>
+          <w:szCs w:val="21"/>
+        </w:rPr>
+        <w:t>=</w:t>
+      </w:r>
+      <w:r>
+        <w:rPr>
+          <w:rFonts w:ascii="Menlo" w:eastAsia="Times New Roman" w:hAnsi="Menlo" w:cs="Menlo"/>
+          <w:color w:val="F8F8F2"/>
+          <w:sz w:val="21"/>
+          <w:szCs w:val="21"/>
+        </w:rPr>
+        <w:t xml:space="preserve"> </w:t>
+      </w:r>
+      <w:r>
+        <w:rPr>
+          <w:rFonts w:ascii="Menlo" w:eastAsia="Times New Roman" w:hAnsi="Menlo" w:cs="Menlo"/>
+          <w:color w:val="BD93F9"/>
+          <w:sz w:val="21"/>
+          <w:szCs w:val="21"/>
+        </w:rPr>
+        <w:t>X</w:t>
+      </w:r>
+      <w:r>
+        <w:rPr>
+          <w:rFonts w:ascii="Menlo" w:eastAsia="Times New Roman" w:hAnsi="Menlo" w:cs="Menlo"/>
+          <w:color w:val="F8F8F2"/>
+          <w:sz w:val="21"/>
+          <w:szCs w:val="21"/>
+        </w:rPr>
+        <w:t>[mask]</w:t>
+      </w:r>
+    </w:p>
+    <w:p>
+      <w:pPr>
+        <w:shd w:val="clear" w:color="auto" w:fill="282A36"/>
+        <w:spacing w:line="315" w:lineRule="atLeast"/>
+        <w:jc w:val="left"/>
+        <w:rPr>
+          <w:rFonts w:ascii="Menlo" w:eastAsia="Times New Roman" w:hAnsi="Menlo" w:cs="Menlo"/>
+          <w:color w:val="F8F8F2"/>
+          <w:sz w:val="21"/>
+          <w:szCs w:val="21"/>
+        </w:rPr>
+      </w:pPr>
+      <w:r>
+        <w:rPr>
+          <w:rFonts w:ascii="Menlo" w:eastAsia="Times New Roman" w:hAnsi="Menlo" w:cs="Menlo"/>
+          <w:color w:val="F8F8F2"/>
+          <w:sz w:val="21"/>
+          <w:szCs w:val="21"/>
+        </w:rPr>
+        <w:t xml:space="preserve">y </w:t>
+      </w:r>
+      <w:r>
+        <w:rPr>
+          <w:rFonts w:ascii="Menlo" w:eastAsia="Times New Roman" w:hAnsi="Menlo" w:cs="Menlo"/>
+          <w:color w:val="FF79C6"/>
+          <w:sz w:val="21"/>
+          <w:szCs w:val="21"/>
+        </w:rPr>
+        <w:t>=</w:t>
+      </w:r>
+      <w:r>
+        <w:rPr>
+          <w:rFonts w:ascii="Menlo" w:eastAsia="Times New Roman" w:hAnsi="Menlo" w:cs="Menlo"/>
+          <w:color w:val="F8F8F2"/>
+          <w:sz w:val="21"/>
+          <w:szCs w:val="21"/>
+        </w:rPr>
+        <w:t xml:space="preserve"> y[mask]</w:t>
+      </w:r>
+    </w:p>
+    <w:p>
+      <w:pPr>
+        <w:rPr>
+          <w:rFonts w:ascii="Times New Roman" w:hAnsi="Times New Roman"/>
+        </w:rPr>
+      </w:pPr>
+    </w:p>
+    <w:p>
+      <w:pPr>
+        <w:rPr>
+          <w:rFonts w:ascii="Times New Roman" w:hAnsi="Times New Roman"/>
+          <w:lang w:val="ru-RU"/>
+        </w:rPr>
+      </w:pPr>
+      <w:r>
+        <w:rPr>
+          <w:rFonts w:ascii="Times New Roman" w:hAnsi="Times New Roman"/>
+          <w:lang w:val="ru-RU"/>
+        </w:rPr>
+        <w:t>В результате чего было удалено 139 выбросов. Осталось 1199 образцов.</w:t>
+      </w:r>
     </w:p>
     <w:p>
       <w:pPr>
         <w:pStyle w:val="Heading2"/>
         <w:rPr>
+          <w:rFonts w:ascii="Times New Roman" w:hAnsi="Times New Roman"/>
+          <w:lang w:val="ru-RU"/>
+        </w:rPr>
+      </w:pPr>
+      <w:bookmarkStart w:id="20" w:name="_Toc231089539"/>
+      <w:r>
+        <w:rPr>
+          <w:rFonts w:ascii="Times New Roman" w:hAnsi="Times New Roman"/>
+          <w:lang w:val="ru-RU"/>
+        </w:rPr>
+        <w:lastRenderedPageBreak/>
+        <w:t>2.2. Обоснование выбора моделей машинного обучения.</w:t>
+      </w:r>
+      <w:bookmarkEnd w:id="20"/>
+      <w:r>
+        <w:rPr>
+          <w:rFonts w:ascii="Times New Roman" w:hAnsi="Times New Roman"/>
+          <w:lang w:val="ru-RU"/>
+        </w:rPr>
+        <w:t xml:space="preserve"> </w:t>
+      </w:r>
+      <w:r>
+        <w:rPr>
+          <w:rFonts w:ascii="Times New Roman" w:hAnsi="Times New Roman"/>
+          <w:lang w:val="ru-RU"/>
+        </w:rPr>
+        <w:t>Анализ результатов обучения.</w:t>
+      </w:r>
+      <w:r>
+        <w:rPr>
+          <w:rFonts w:ascii="Times New Roman" w:hAnsi="Times New Roman"/>
+          <w:lang w:val="ru-RU"/>
+        </w:rPr>
+        <w:t xml:space="preserve"> </w:t>
+      </w:r>
+      <w:r>
+        <w:rPr>
+          <w:rFonts w:ascii="Times New Roman" w:hAnsi="Times New Roman"/>
+          <w:lang w:val="ru-RU"/>
+        </w:rPr>
+        <w:t xml:space="preserve">Описание метрик </w:t>
+      </w:r>
+      <w:r>
+        <w:rPr>
+          <w:rFonts w:ascii="Times New Roman" w:hAnsi="Times New Roman"/>
+          <w:lang w:val="ru-RU"/>
+        </w:rPr>
+        <w:t>MAE, RMSE, R²</w:t>
+      </w:r>
+      <w:r>
+        <w:rPr>
+          <w:rFonts w:ascii="Times New Roman" w:hAnsi="Times New Roman"/>
+          <w:lang w:val="ru-RU"/>
+        </w:rPr>
+        <w:t>.</w:t>
+      </w:r>
+    </w:p>
+    <w:p>
+      <w:pPr>
+        <w:rPr>
+          <w:rFonts w:ascii="Times New Roman" w:hAnsi="Times New Roman"/>
+          <w:lang w:val="ru-RU"/>
+        </w:rPr>
+      </w:pPr>
+    </w:p>
+    <w:p>
+      <w:pPr>
+        <w:rPr>
+          <w:rFonts w:ascii="Times New Roman" w:hAnsi="Times New Roman"/>
           <w:lang w:val="en-US"/>
         </w:rPr>
       </w:pPr>
-      <w:bookmarkStart w:id="20" w:name="_Toc231089539"/>
-      <w:r>
-        <w:rPr>
-          <w:lang w:val="ru-RU"/>
-        </w:rPr>
-        <w:t>2.2.</w:t>
-      </w:r>
-      <w:r>
-        <w:rPr>
-          <w:lang w:val="ru-RU"/>
-        </w:rPr>
-        <w:t xml:space="preserve"> Обоснование выбора моделей машинного обучения.</w:t>
-      </w:r>
-      <w:bookmarkEnd w:id="20"/>
-      <w:r>
-        <w:rPr>
+      <w:r>
+        <w:rPr>
+          <w:rFonts w:ascii="Times New Roman" w:hAnsi="Times New Roman"/>
+          <w:lang w:val="ru-RU"/>
+        </w:rPr>
+        <w:t>Для решения задачи прогнозирования страховых выплат были выбраны три типа моделей, различающихся по сложности и способности улавливать нелинейные зависимости.</w:t>
+      </w:r>
+    </w:p>
+    <w:p>
+      <w:pPr>
+        <w:rPr>
+          <w:rFonts w:ascii="Times New Roman" w:hAnsi="Times New Roman"/>
+          <w:lang w:val="en-US"/>
+        </w:rPr>
+      </w:pPr>
+    </w:p>
+    <w:p>
+      <w:pPr>
+        <w:rPr>
+          <w:rFonts w:ascii="Times New Roman" w:hAnsi="Times New Roman"/>
+          <w:lang w:val="en-US"/>
+        </w:rPr>
+      </w:pPr>
+      <w:r>
+        <w:rPr>
+          <w:rFonts w:ascii="Times New Roman" w:hAnsi="Times New Roman"/>
+          <w:lang w:val="ru-RU"/>
+        </w:rPr>
+        <w:t xml:space="preserve">Линейная регрессия (включая </w:t>
+      </w:r>
+      <w:r>
+        <w:rPr>
+          <w:rFonts w:ascii="Times New Roman" w:hAnsi="Times New Roman"/>
+          <w:lang w:val="ru-RU"/>
+        </w:rPr>
+        <w:t>ридж</w:t>
+      </w:r>
+      <w:r>
+        <w:rPr>
+          <w:rFonts w:ascii="Times New Roman" w:hAnsi="Times New Roman"/>
+          <w:lang w:val="ru-RU"/>
+        </w:rPr>
+        <w:t xml:space="preserve"> и лассо) использовалась в качестве базовой модели. Она проста для интерпретации и позволяет количественно оценить линейный вклад каждого признака. Регуляризация (</w:t>
+      </w:r>
+      <w:r>
+        <w:rPr>
+          <w:rFonts w:ascii="Times New Roman" w:hAnsi="Times New Roman"/>
+          <w:lang w:val="en-US"/>
+        </w:rPr>
+        <w:t>L</w:t>
+      </w:r>
+      <w:r>
+        <w:rPr>
+          <w:rFonts w:ascii="Times New Roman" w:hAnsi="Times New Roman"/>
+          <w:lang w:val="ru-RU"/>
+        </w:rPr>
+        <w:t xml:space="preserve">2 и </w:t>
+      </w:r>
+      <w:r>
+        <w:rPr>
+          <w:rFonts w:ascii="Times New Roman" w:hAnsi="Times New Roman"/>
+          <w:lang w:val="en-US"/>
+        </w:rPr>
+        <w:t>L</w:t>
+      </w:r>
+      <w:r>
+        <w:rPr>
+          <w:rFonts w:ascii="Times New Roman" w:hAnsi="Times New Roman"/>
+          <w:lang w:val="ru-RU"/>
+        </w:rPr>
+        <w:t>1) добавлялась для борьбы с переобучением.</w:t>
+      </w:r>
+    </w:p>
+    <w:p>
+      <w:pPr>
+        <w:rPr>
+          <w:rFonts w:ascii="Times New Roman" w:hAnsi="Times New Roman"/>
+          <w:lang w:val="en-US"/>
+        </w:rPr>
+      </w:pPr>
+    </w:p>
+    <w:p>
+      <w:pPr>
+        <w:rPr>
+          <w:rFonts w:ascii="Times New Roman" w:hAnsi="Times New Roman"/>
+          <w:lang w:val="en-US"/>
+        </w:rPr>
+      </w:pPr>
+      <w:r>
+        <w:rPr>
+          <w:rFonts w:ascii="Times New Roman" w:hAnsi="Times New Roman"/>
+          <w:lang w:val="ru-RU"/>
+        </w:rPr>
+        <w:t>Случайный лес (</w:t>
+      </w:r>
+      <w:r>
+        <w:rPr>
+          <w:rFonts w:ascii="Times New Roman" w:hAnsi="Times New Roman"/>
+          <w:lang w:val="en-US"/>
+        </w:rPr>
+        <w:t>Random</w:t>
+      </w:r>
+      <w:r>
+        <w:rPr>
+          <w:rFonts w:ascii="Times New Roman" w:hAnsi="Times New Roman"/>
           <w:lang w:val="ru-RU"/>
         </w:rPr>
         <w:t xml:space="preserve"> </w:t>
       </w:r>
-    </w:p>
-    <w:p>
-      <w:pPr>
+      <w:r>
         <w:rPr>
           <w:rFonts w:ascii="Times New Roman" w:hAnsi="Times New Roman"/>
           <w:lang w:val="en-US"/>
         </w:rPr>
-      </w:pPr>
-    </w:p>
-    <w:p>
-      <w:pPr>
+        <w:t>Forest</w:t>
+      </w:r>
+      <w:r>
+        <w:rPr>
+          <w:rFonts w:ascii="Times New Roman" w:hAnsi="Times New Roman"/>
+          <w:lang w:val="ru-RU"/>
+        </w:rPr>
+        <w:t>) выбран как ансамблевый метод, автоматически учитывающий нелинейные взаимодействия между признаками, устойчивый к выбросам и не требующий масштабирования данных. Он также даёт оценку важности признаков.</w:t>
+      </w:r>
+    </w:p>
+    <w:p>
+      <w:pPr>
+        <w:rPr>
+          <w:rFonts w:ascii="Times New Roman" w:hAnsi="Times New Roman"/>
+          <w:lang w:val="ru-RU"/>
+        </w:rPr>
+      </w:pPr>
+    </w:p>
+    <w:p>
+      <w:pPr>
+        <w:rPr>
+          <w:rFonts w:ascii="Times New Roman" w:hAnsi="Times New Roman"/>
+          <w:lang w:val="ru-RU"/>
+        </w:rPr>
+      </w:pPr>
+      <w:r>
+        <w:rPr>
+          <w:rFonts w:ascii="Times New Roman" w:hAnsi="Times New Roman"/>
+          <w:lang w:val="ru-RU"/>
+        </w:rPr>
+        <w:t>Градиентный бустинг (</w:t>
+      </w:r>
+      <w:r>
         <w:rPr>
           <w:rFonts w:ascii="Times New Roman" w:hAnsi="Times New Roman"/>
           <w:lang w:val="en-US"/>
         </w:rPr>
-      </w:pPr>
-      <w:r>
-        <w:rPr>
-          <w:rFonts w:ascii="Times New Roman" w:hAnsi="Times New Roman"/>
-          <w:lang w:val="ru-RU"/>
-        </w:rPr>
-        <w:t>Для решения задачи прогнозирования страховых выплат были выбраны три типа моделей, различающихся по сложности и способности улавливать нелинейные зависимости.</w:t>
-      </w:r>
-    </w:p>
-    <w:p>
-      <w:pPr>
+        <w:t>Gradient</w:t>
+      </w:r>
+      <w:r>
+        <w:rPr>
+          <w:rFonts w:ascii="Times New Roman" w:hAnsi="Times New Roman"/>
+          <w:lang w:val="ru-RU"/>
+        </w:rPr>
+        <w:t xml:space="preserve"> </w:t>
+      </w:r>
+      <w:r>
         <w:rPr>
           <w:rFonts w:ascii="Times New Roman" w:hAnsi="Times New Roman"/>
           <w:lang w:val="en-US"/>
         </w:rPr>
-      </w:pPr>
-    </w:p>
-    <w:p>
-      <w:pPr>
-        <w:rPr>
-          <w:rFonts w:ascii="Times New Roman" w:hAnsi="Times New Roman"/>
+        <w:t>Boosting</w:t>
+      </w:r>
+      <w:r>
+        <w:rPr>
+          <w:rFonts w:ascii="Times New Roman" w:hAnsi="Times New Roman"/>
+          <w:lang w:val="ru-RU"/>
+        </w:rPr>
+        <w:t>) выбран потому, что он часто показывает наилучшую точность на табличных данных. Его последовательная коррекция ошибок позволяет модели «учить» сложные закономерности, что особенно важно для предсказания редких, но дорогих страховых случаев.</w:t>
+      </w:r>
+    </w:p>
+    <w:p>
+      <w:pPr>
+        <w:rPr>
+          <w:lang w:val="ru-RU"/>
+        </w:rPr>
+      </w:pPr>
+    </w:p>
+    <w:p>
+      <w:pPr>
+        <w:rPr>
+          <w:lang w:val="ru-RU"/>
+        </w:rPr>
+      </w:pPr>
+      <w:r>
+        <w:rPr>
+          <w:lang w:val="ru-RU"/>
+        </w:rPr>
+        <w:t>Для анализа результатов были выбраны следующие метрики:</w:t>
+      </w:r>
+    </w:p>
+    <w:p>
+      <w:pPr>
+        <w:rPr>
+          <w:lang w:val="ru-RU"/>
+        </w:rPr>
+      </w:pPr>
+    </w:p>
+    <w:p>
+      <w:pPr>
+        <w:rPr>
+          <w:rFonts w:ascii="Times New Roman" w:hAnsi="Times New Roman"/>
+          <w:szCs w:val="28"/>
           <w:lang w:val="en-US"/>
         </w:rPr>
       </w:pPr>
       <w:r>
         <w:rPr>
           <w:rFonts w:ascii="Times New Roman" w:hAnsi="Times New Roman"/>
-          <w:lang w:val="ru-RU"/>
-        </w:rPr>
-        <w:t xml:space="preserve">Линейная регрессия (включая </w:t>
-      </w:r>
-      <w:r>
-        <w:rPr>
-          <w:rFonts w:ascii="Times New Roman" w:hAnsi="Times New Roman"/>
-          <w:lang w:val="ru-RU"/>
-        </w:rPr>
-        <w:t>ридж</w:t>
-      </w:r>
-      <w:r>
-        <w:rPr>
-          <w:rFonts w:ascii="Times New Roman" w:hAnsi="Times New Roman"/>
-          <w:lang w:val="ru-RU"/>
-        </w:rPr>
-        <w:t xml:space="preserve"> и лассо) использовалась в качестве базовой модели. Она проста для интерпретации и позволяет количественно оценить линейный вклад каждого признака. Регуляризация (</w:t>
-      </w:r>
-      <w:r>
-        <w:rPr>
-          <w:rFonts w:ascii="Times New Roman" w:hAnsi="Times New Roman"/>
+          <w:b/>
+          <w:bCs/>
+          <w:szCs w:val="28"/>
           <w:lang w:val="en-US"/>
         </w:rPr>
-        <w:t>L</w:t>
-      </w:r>
-      <w:r>
-        <w:rPr>
-          <w:rFonts w:ascii="Times New Roman" w:hAnsi="Times New Roman"/>
-          <w:lang w:val="ru-RU"/>
-        </w:rPr>
-        <w:t xml:space="preserve">2 и </w:t>
-      </w:r>
-      <w:r>
-        <w:rPr>
-          <w:rFonts w:ascii="Times New Roman" w:hAnsi="Times New Roman"/>
+        <w:t>MAE (Mean Absolute Error)</w:t>
+      </w:r>
+      <w:r>
+        <w:rPr>
+          <w:rFonts w:ascii="Times New Roman" w:hAnsi="Times New Roman"/>
+          <w:szCs w:val="28"/>
           <w:lang w:val="en-US"/>
         </w:rPr>
-        <w:t>L</w:t>
-      </w:r>
-      <w:r>
-        <w:rPr>
-          <w:rFonts w:ascii="Times New Roman" w:hAnsi="Times New Roman"/>
-          <w:lang w:val="ru-RU"/>
-        </w:rPr>
-        <w:t>1) добавлялась для борьбы с переобучением.</w:t>
-      </w:r>
-    </w:p>
-    <w:p>
-      <w:pPr>
-        <w:rPr>
-          <w:rFonts w:ascii="Times New Roman" w:hAnsi="Times New Roman"/>
+        <w:t xml:space="preserve"> — </w:t>
+      </w:r>
+      <w:r>
+        <w:rPr>
+          <w:rFonts w:ascii="Times New Roman" w:hAnsi="Times New Roman"/>
+          <w:szCs w:val="28"/>
+          <w:lang w:val="ru-RU"/>
+        </w:rPr>
+        <w:t>средняя</w:t>
+      </w:r>
+      <w:r>
+        <w:rPr>
+          <w:rFonts w:ascii="Times New Roman" w:hAnsi="Times New Roman"/>
+          <w:szCs w:val="28"/>
           <w:lang w:val="en-US"/>
         </w:rPr>
-      </w:pPr>
-    </w:p>
-    <w:p>
-      <w:pPr>
-        <w:rPr>
-          <w:rFonts w:ascii="Times New Roman" w:hAnsi="Times New Roman"/>
+        <w:t xml:space="preserve"> </w:t>
+      </w:r>
+      <w:r>
+        <w:rPr>
+          <w:rFonts w:ascii="Times New Roman" w:hAnsi="Times New Roman"/>
+          <w:szCs w:val="28"/>
+          <w:lang w:val="ru-RU"/>
+        </w:rPr>
+        <w:t>абсолютная</w:t>
+      </w:r>
+      <w:r>
+        <w:rPr>
+          <w:rFonts w:ascii="Times New Roman" w:hAnsi="Times New Roman"/>
+          <w:szCs w:val="28"/>
           <w:lang w:val="en-US"/>
         </w:rPr>
-      </w:pPr>
-      <w:r>
-        <w:rPr>
-          <w:rFonts w:ascii="Times New Roman" w:hAnsi="Times New Roman"/>
-          <w:lang w:val="ru-RU"/>
-        </w:rPr>
-        <w:t>Случайный лес (</w:t>
-      </w:r>
-      <w:r>
-        <w:rPr>
-          <w:rFonts w:ascii="Times New Roman" w:hAnsi="Times New Roman"/>
+        <w:t xml:space="preserve"> </w:t>
+      </w:r>
+      <w:r>
+        <w:rPr>
+          <w:rFonts w:ascii="Times New Roman" w:hAnsi="Times New Roman"/>
+          <w:szCs w:val="28"/>
+          <w:lang w:val="ru-RU"/>
+        </w:rPr>
+        <w:t>ошибка</w:t>
+      </w:r>
+    </w:p>
+    <w:p>
+      <w:pPr>
+        <w:rPr>
+          <w:rFonts w:ascii="Times New Roman" w:hAnsi="Times New Roman"/>
+          <w:szCs w:val="28"/>
+          <w:lang w:val="ru-RU"/>
+        </w:rPr>
+      </w:pPr>
+      <w:r>
+        <w:rPr>
+          <w:rFonts w:ascii="Times New Roman" w:hAnsi="Times New Roman"/>
+          <w:szCs w:val="28"/>
+          <w:lang w:val="ru-RU"/>
+        </w:rPr>
+        <w:t>MAE измеряет среднюю величину ошибки модели в тех же единицах, что и целевая переменная (в долларах). Она вычисляется как среднее арифметическое абсолютных разностей между фактическими и предсказанными значениями:</w:t>
+      </w:r>
+    </w:p>
+    <w:p>
+      <w:pPr>
+        <w:rPr>
+          <w:rFonts w:ascii="Times New Roman" w:hAnsi="Times New Roman"/>
+          <w:szCs w:val="28"/>
           <w:lang w:val="en-US"/>
         </w:rPr>
-        <w:t>Random</w:t>
-      </w:r>
-      <w:r>
-        <w:rPr>
-          <w:rFonts w:ascii="Times New Roman" w:hAnsi="Times New Roman"/>
-          <w:lang w:val="ru-RU"/>
+      </w:pPr>
+    </w:p>
+    <w:p>
+      <w:pPr>
+        <w:rPr>
+          <w:rFonts w:ascii="Times New Roman" w:hAnsi="Times New Roman"/>
+          <w:szCs w:val="28"/>
+          <w:lang w:val="en-US"/>
+        </w:rPr>
+      </w:pPr>
+      <m:oMathPara>
+        <m:oMath>
+          <m:r>
+            <w:rPr>
+              <w:rFonts w:ascii="Cambria Math" w:hAnsi="Cambria Math"/>
+              <w:szCs w:val="28"/>
+              <w:lang w:val="en-US"/>
+            </w:rPr>
+            <m:t xml:space="preserve">MAE= </m:t>
+          </m:r>
+          <m:f>
+            <m:fPr>
+              <m:ctrlPr>
+                <w:rPr>
+                  <w:rFonts w:ascii="Cambria Math" w:hAnsi="Cambria Math"/>
+                  <w:i/>
+                  <w:szCs w:val="28"/>
+                  <w:lang w:val="en-US"/>
+                </w:rPr>
+              </m:ctrlPr>
+            </m:fPr>
+            <m:num>
+              <m:r>
+                <w:rPr>
+                  <w:rFonts w:ascii="Cambria Math" w:hAnsi="Cambria Math"/>
+                  <w:szCs w:val="28"/>
+                  <w:lang w:val="en-US"/>
+                </w:rPr>
+                <m:t>1</m:t>
+              </m:r>
+            </m:num>
+            <m:den>
+              <m:r>
+                <w:rPr>
+                  <w:rFonts w:ascii="Cambria Math" w:hAnsi="Cambria Math"/>
+                  <w:szCs w:val="28"/>
+                  <w:lang w:val="en-US"/>
+                </w:rPr>
+                <m:t>n</m:t>
+              </m:r>
+            </m:den>
+          </m:f>
+          <m:r>
+            <w:rPr>
+              <w:rFonts w:ascii="Cambria Math" w:hAnsi="Cambria Math"/>
+              <w:szCs w:val="28"/>
+              <w:lang w:val="en-US"/>
+            </w:rPr>
+            <m:t xml:space="preserve"> </m:t>
+          </m:r>
+          <m:nary>
+            <m:naryPr>
+              <m:chr m:val="∑"/>
+              <m:limLoc m:val="undOvr"/>
+              <m:ctrlPr>
+                <w:rPr>
+                  <w:rFonts w:ascii="Cambria Math" w:hAnsi="Cambria Math"/>
+                  <w:i/>
+                  <w:szCs w:val="28"/>
+                  <w:lang w:val="en-US"/>
+                </w:rPr>
+              </m:ctrlPr>
+            </m:naryPr>
+            <m:sub>
+              <m:r>
+                <w:rPr>
+                  <w:rFonts w:ascii="Cambria Math" w:hAnsi="Cambria Math"/>
+                  <w:szCs w:val="28"/>
+                  <w:lang w:val="en-US"/>
+                </w:rPr>
+                <m:t>i=1</m:t>
+              </m:r>
+            </m:sub>
+            <m:sup>
+              <m:r>
+                <w:rPr>
+                  <w:rFonts w:ascii="Cambria Math" w:hAnsi="Cambria Math"/>
+                  <w:szCs w:val="28"/>
+                  <w:lang w:val="en-US"/>
+                </w:rPr>
+                <m:t>n</m:t>
+              </m:r>
+            </m:sup>
+            <m:e>
+              <m:d>
+                <m:dPr>
+                  <m:begChr m:val="|"/>
+                  <m:endChr m:val="|"/>
+                  <m:ctrlPr>
+                    <w:rPr>
+                      <w:rFonts w:ascii="Cambria Math" w:hAnsi="Cambria Math"/>
+                      <w:i/>
+                      <w:szCs w:val="28"/>
+                      <w:lang w:val="en-US"/>
+                    </w:rPr>
+                  </m:ctrlPr>
+                </m:dPr>
+                <m:e>
+                  <m:sSub>
+                    <m:sSubPr>
+                      <m:ctrlPr>
+                        <w:rPr>
+                          <w:rFonts w:ascii="Cambria Math" w:hAnsi="Cambria Math"/>
+                          <w:i/>
+                          <w:szCs w:val="28"/>
+                          <w:lang w:val="en-US"/>
+                        </w:rPr>
+                      </m:ctrlPr>
+                    </m:sSubPr>
+                    <m:e>
+                      <m:r>
+                        <w:rPr>
+                          <w:rFonts w:ascii="Cambria Math" w:hAnsi="Cambria Math"/>
+                          <w:szCs w:val="28"/>
+                          <w:lang w:val="en-US"/>
+                        </w:rPr>
+                        <m:t>y</m:t>
+                      </m:r>
+                    </m:e>
+                    <m:sub>
+                      <m:r>
+                        <w:rPr>
+                          <w:rFonts w:ascii="Cambria Math" w:hAnsi="Cambria Math"/>
+                          <w:szCs w:val="28"/>
+                          <w:lang w:val="en-US"/>
+                        </w:rPr>
+                        <m:t>i</m:t>
+                      </m:r>
+                    </m:sub>
+                  </m:sSub>
+                  <m:r>
+                    <w:rPr>
+                      <w:rFonts w:ascii="Cambria Math" w:hAnsi="Cambria Math"/>
+                      <w:szCs w:val="28"/>
+                      <w:lang w:val="en-US"/>
+                    </w:rPr>
+                    <m:t xml:space="preserve">- </m:t>
+                  </m:r>
+                  <m:sSub>
+                    <m:sSubPr>
+                      <m:ctrlPr>
+                        <w:rPr>
+                          <w:rFonts w:ascii="Cambria Math" w:hAnsi="Cambria Math"/>
+                          <w:i/>
+                          <w:szCs w:val="28"/>
+                          <w:lang w:val="en-US"/>
+                        </w:rPr>
+                      </m:ctrlPr>
+                    </m:sSubPr>
+                    <m:e>
+                      <m:acc>
+                        <m:accPr>
+                          <m:ctrlPr>
+                            <w:rPr>
+                              <w:rFonts w:ascii="Cambria Math" w:hAnsi="Cambria Math"/>
+                              <w:i/>
+                              <w:szCs w:val="28"/>
+                              <w:lang w:val="en-US"/>
+                            </w:rPr>
+                          </m:ctrlPr>
+                        </m:accPr>
+                        <m:e>
+                          <m:r>
+                            <w:rPr>
+                              <w:rFonts w:ascii="Cambria Math" w:hAnsi="Cambria Math"/>
+                              <w:szCs w:val="28"/>
+                              <w:lang w:val="en-US"/>
+                            </w:rPr>
+                            <m:t>y</m:t>
+                          </m:r>
+                        </m:e>
+                      </m:acc>
+                    </m:e>
+                    <m:sub>
+                      <m:r>
+                        <w:rPr>
+                          <w:rFonts w:ascii="Cambria Math" w:hAnsi="Cambria Math"/>
+                          <w:szCs w:val="28"/>
+                          <w:lang w:val="en-US"/>
+                        </w:rPr>
+                        <m:t>i</m:t>
+                      </m:r>
+                    </m:sub>
+                  </m:sSub>
+                </m:e>
+              </m:d>
+            </m:e>
+          </m:nary>
+        </m:oMath>
+      </m:oMathPara>
+    </w:p>
+    <w:p>
+      <w:pPr>
+        <w:rPr>
+          <w:rFonts w:ascii="Times New Roman" w:hAnsi="Times New Roman"/>
+          <w:szCs w:val="28"/>
+          <w:lang w:val="en-US"/>
+        </w:rPr>
+      </w:pPr>
+    </w:p>
+    <w:p>
+      <w:pPr>
+        <w:rPr>
+          <w:rFonts w:ascii="Times New Roman" w:hAnsi="Times New Roman"/>
+          <w:szCs w:val="28"/>
+          <w:lang w:val="ru-RU"/>
+        </w:rPr>
+      </w:pPr>
+      <w:r>
+        <w:rPr>
+          <w:rFonts w:ascii="Times New Roman" w:hAnsi="Times New Roman"/>
+          <w:szCs w:val="28"/>
+          <w:lang w:val="ru-RU"/>
+        </w:rPr>
+        <w:t>Преимущество MAE в том, что она легко интерпретируется: «в среднем модель ошибается на X долларов». Недостаток — она одинаково учитывает как маленькие, так и большие ошибки, то есть не штрафует сильнее за крупные промахи.</w:t>
+      </w:r>
+    </w:p>
+    <w:p>
+      <w:pPr>
+        <w:rPr>
+          <w:rFonts w:ascii="Times New Roman" w:hAnsi="Times New Roman"/>
+          <w:szCs w:val="28"/>
+          <w:lang w:val="ru-RU"/>
+        </w:rPr>
+      </w:pPr>
+    </w:p>
+    <w:p>
+      <w:pPr>
+        <w:rPr>
+          <w:rFonts w:ascii="Times New Roman" w:hAnsi="Times New Roman"/>
+          <w:szCs w:val="28"/>
+          <w:lang w:val="en-US"/>
+        </w:rPr>
+      </w:pPr>
+      <w:r>
+        <w:rPr>
+          <w:rFonts w:ascii="Times New Roman" w:hAnsi="Times New Roman"/>
+          <w:b/>
+          <w:bCs/>
+          <w:szCs w:val="28"/>
+          <w:lang w:val="en-US"/>
+        </w:rPr>
+        <w:t>RMSE (Root Mean Squared Error)</w:t>
+      </w:r>
+      <w:r>
+        <w:rPr>
+          <w:rFonts w:ascii="Times New Roman" w:hAnsi="Times New Roman"/>
+          <w:szCs w:val="28"/>
+          <w:lang w:val="en-US"/>
+        </w:rPr>
+        <w:t xml:space="preserve"> — </w:t>
+      </w:r>
+      <w:r>
+        <w:rPr>
+          <w:rFonts w:ascii="Times New Roman" w:hAnsi="Times New Roman"/>
+          <w:szCs w:val="28"/>
+          <w:lang w:val="ru-RU"/>
+        </w:rPr>
+        <w:t>среднеквадратичная</w:t>
+      </w:r>
+      <w:r>
+        <w:rPr>
+          <w:rFonts w:ascii="Times New Roman" w:hAnsi="Times New Roman"/>
+          <w:szCs w:val="28"/>
+          <w:lang w:val="en-US"/>
         </w:rPr>
         <w:t xml:space="preserve"> </w:t>
       </w:r>
       <w:r>
         <w:rPr>
           <w:rFonts w:ascii="Times New Roman" w:hAnsi="Times New Roman"/>
+          <w:szCs w:val="28"/>
+          <w:lang w:val="ru-RU"/>
+        </w:rPr>
+        <w:t>ошибка</w:t>
+      </w:r>
+    </w:p>
+    <w:p>
+      <w:pPr>
+        <w:rPr>
+          <w:rFonts w:ascii="Times New Roman" w:hAnsi="Times New Roman"/>
+          <w:szCs w:val="28"/>
           <w:lang w:val="en-US"/>
         </w:rPr>
-        <w:t>Forest</w:t>
-      </w:r>
-      <w:r>
-        <w:rPr>
-          <w:rFonts w:ascii="Times New Roman" w:hAnsi="Times New Roman"/>
-          <w:lang w:val="ru-RU"/>
-        </w:rPr>
-        <w:t xml:space="preserve">) выбран как ансамблевый метод, автоматически учитывающий нелинейные взаимодействия между признаками, устойчивый к </w:t>
-      </w:r>
-      <w:r>
-        <w:rPr>
-          <w:rFonts w:ascii="Times New Roman" w:hAnsi="Times New Roman"/>
+      </w:pPr>
+      <w:r>
+        <w:rPr>
+          <w:rFonts w:ascii="Times New Roman" w:hAnsi="Times New Roman"/>
+          <w:szCs w:val="28"/>
+          <w:lang w:val="ru-RU"/>
+        </w:rPr>
+        <w:t>RMSE также измеряет ошибку в единицах целевой переменной, но придаёт больший вес крупным ошибкам за счёт возведения разности в квадрат перед извлечением корня:</w:t>
+      </w:r>
+    </w:p>
+    <w:p>
+      <w:pPr>
+        <w:rPr>
+          <w:rFonts w:ascii="Times New Roman" w:hAnsi="Times New Roman"/>
+          <w:szCs w:val="28"/>
+          <w:lang w:val="en-US"/>
+        </w:rPr>
+      </w:pPr>
+    </w:p>
+    <w:p>
+      <w:pPr>
+        <w:rPr>
+          <w:rFonts w:ascii="Times New Roman" w:hAnsi="Times New Roman"/>
+          <w:szCs w:val="28"/>
+          <w:lang w:val="en-US"/>
+        </w:rPr>
+      </w:pPr>
+      <m:oMathPara>
+        <m:oMath>
+          <m:r>
+            <w:rPr>
+              <w:rFonts w:ascii="Cambria Math" w:hAnsi="Cambria Math"/>
+              <w:szCs w:val="28"/>
+              <w:lang w:val="en-US"/>
+            </w:rPr>
+            <w:lastRenderedPageBreak/>
+            <m:t xml:space="preserve">RMSE= </m:t>
+          </m:r>
+          <m:rad>
+            <m:radPr>
+              <m:degHide m:val="1"/>
+              <m:ctrlPr>
+                <w:rPr>
+                  <w:rFonts w:ascii="Cambria Math" w:hAnsi="Cambria Math"/>
+                  <w:i/>
+                  <w:szCs w:val="28"/>
+                  <w:lang w:val="en-US"/>
+                </w:rPr>
+              </m:ctrlPr>
+            </m:radPr>
+            <m:deg/>
+            <m:e>
+              <m:f>
+                <m:fPr>
+                  <m:ctrlPr>
+                    <w:rPr>
+                      <w:rFonts w:ascii="Cambria Math" w:hAnsi="Cambria Math"/>
+                      <w:i/>
+                      <w:szCs w:val="28"/>
+                      <w:lang w:val="en-US"/>
+                    </w:rPr>
+                  </m:ctrlPr>
+                </m:fPr>
+                <m:num>
+                  <m:r>
+                    <w:rPr>
+                      <w:rFonts w:ascii="Cambria Math" w:hAnsi="Cambria Math"/>
+                      <w:szCs w:val="28"/>
+                      <w:lang w:val="en-US"/>
+                    </w:rPr>
+                    <m:t>1</m:t>
+                  </m:r>
+                </m:num>
+                <m:den>
+                  <m:r>
+                    <w:rPr>
+                      <w:rFonts w:ascii="Cambria Math" w:hAnsi="Cambria Math"/>
+                      <w:szCs w:val="28"/>
+                      <w:lang w:val="en-US"/>
+                    </w:rPr>
+                    <m:t>n</m:t>
+                  </m:r>
+                </m:den>
+              </m:f>
+              <m:nary>
+                <m:naryPr>
+                  <m:chr m:val="∑"/>
+                  <m:limLoc m:val="undOvr"/>
+                  <m:ctrlPr>
+                    <w:rPr>
+                      <w:rFonts w:ascii="Cambria Math" w:hAnsi="Cambria Math"/>
+                      <w:i/>
+                      <w:szCs w:val="28"/>
+                      <w:lang w:val="en-US"/>
+                    </w:rPr>
+                  </m:ctrlPr>
+                </m:naryPr>
+                <m:sub>
+                  <m:r>
+                    <w:rPr>
+                      <w:rFonts w:ascii="Cambria Math" w:hAnsi="Cambria Math"/>
+                      <w:szCs w:val="28"/>
+                      <w:lang w:val="en-US"/>
+                    </w:rPr>
+                    <m:t>i=1</m:t>
+                  </m:r>
+                </m:sub>
+                <m:sup>
+                  <m:r>
+                    <w:rPr>
+                      <w:rFonts w:ascii="Cambria Math" w:hAnsi="Cambria Math"/>
+                      <w:szCs w:val="28"/>
+                      <w:lang w:val="en-US"/>
+                    </w:rPr>
+                    <m:t>n</m:t>
+                  </m:r>
+                </m:sup>
+                <m:e>
+                  <m:r>
+                    <w:rPr>
+                      <w:rFonts w:ascii="Cambria Math" w:hAnsi="Cambria Math"/>
+                      <w:szCs w:val="28"/>
+                      <w:lang w:val="en-US"/>
+                    </w:rPr>
+                    <m:t>(</m:t>
+                  </m:r>
+                  <m:sSub>
+                    <m:sSubPr>
+                      <m:ctrlPr>
+                        <w:rPr>
+                          <w:rFonts w:ascii="Cambria Math" w:hAnsi="Cambria Math"/>
+                          <w:i/>
+                          <w:szCs w:val="28"/>
+                          <w:lang w:val="en-US"/>
+                        </w:rPr>
+                      </m:ctrlPr>
+                    </m:sSubPr>
+                    <m:e>
+                      <m:r>
+                        <w:rPr>
+                          <w:rFonts w:ascii="Cambria Math" w:hAnsi="Cambria Math"/>
+                          <w:szCs w:val="28"/>
+                          <w:lang w:val="en-US"/>
+                        </w:rPr>
+                        <m:t>y</m:t>
+                      </m:r>
+                    </m:e>
+                    <m:sub>
+                      <m:r>
+                        <w:rPr>
+                          <w:rFonts w:ascii="Cambria Math" w:hAnsi="Cambria Math"/>
+                          <w:szCs w:val="28"/>
+                          <w:lang w:val="en-US"/>
+                        </w:rPr>
+                        <m:t>i</m:t>
+                      </m:r>
+                    </m:sub>
+                  </m:sSub>
+                  <m:r>
+                    <w:rPr>
+                      <w:rFonts w:ascii="Cambria Math" w:hAnsi="Cambria Math"/>
+                      <w:szCs w:val="28"/>
+                      <w:lang w:val="en-US"/>
+                    </w:rPr>
+                    <m:t xml:space="preserve">- </m:t>
+                  </m:r>
+                  <m:sSub>
+                    <m:sSubPr>
+                      <m:ctrlPr>
+                        <w:rPr>
+                          <w:rFonts w:ascii="Cambria Math" w:hAnsi="Cambria Math"/>
+                          <w:i/>
+                          <w:szCs w:val="28"/>
+                          <w:lang w:val="en-US"/>
+                        </w:rPr>
+                      </m:ctrlPr>
+                    </m:sSubPr>
+                    <m:e>
+                      <m:acc>
+                        <m:accPr>
+                          <m:ctrlPr>
+                            <w:rPr>
+                              <w:rFonts w:ascii="Cambria Math" w:hAnsi="Cambria Math"/>
+                              <w:i/>
+                              <w:szCs w:val="28"/>
+                              <w:lang w:val="en-US"/>
+                            </w:rPr>
+                          </m:ctrlPr>
+                        </m:accPr>
+                        <m:e>
+                          <m:r>
+                            <w:rPr>
+                              <w:rFonts w:ascii="Cambria Math" w:hAnsi="Cambria Math"/>
+                              <w:szCs w:val="28"/>
+                              <w:lang w:val="en-US"/>
+                            </w:rPr>
+                            <m:t>y</m:t>
+                          </m:r>
+                        </m:e>
+                      </m:acc>
+                    </m:e>
+                    <m:sub>
+                      <m:r>
+                        <w:rPr>
+                          <w:rFonts w:ascii="Cambria Math" w:hAnsi="Cambria Math"/>
+                          <w:szCs w:val="28"/>
+                          <w:lang w:val="en-US"/>
+                        </w:rPr>
+                        <m:t>i</m:t>
+                      </m:r>
+                    </m:sub>
+                  </m:sSub>
+                  <m:sSup>
+                    <m:sSupPr>
+                      <m:ctrlPr>
+                        <w:rPr>
+                          <w:rFonts w:ascii="Cambria Math" w:hAnsi="Cambria Math"/>
+                          <w:i/>
+                          <w:szCs w:val="28"/>
+                          <w:lang w:val="en-US"/>
+                        </w:rPr>
+                      </m:ctrlPr>
+                    </m:sSupPr>
+                    <m:e>
+                      <m:r>
+                        <w:rPr>
+                          <w:rFonts w:ascii="Cambria Math" w:hAnsi="Cambria Math"/>
+                          <w:szCs w:val="28"/>
+                          <w:lang w:val="en-US"/>
+                        </w:rPr>
+                        <m:t>)</m:t>
+                      </m:r>
+                    </m:e>
+                    <m:sup>
+                      <m:r>
+                        <w:rPr>
+                          <w:rFonts w:ascii="Cambria Math" w:hAnsi="Cambria Math"/>
+                          <w:szCs w:val="28"/>
+                          <w:lang w:val="en-US"/>
+                        </w:rPr>
+                        <m:t>2</m:t>
+                      </m:r>
+                    </m:sup>
+                  </m:sSup>
+                </m:e>
+              </m:nary>
+            </m:e>
+          </m:rad>
+          <m:r>
+            <w:rPr>
+              <w:rFonts w:ascii="Cambria Math" w:hAnsi="Cambria Math"/>
+              <w:szCs w:val="28"/>
+              <w:lang w:val="en-US"/>
+            </w:rPr>
+            <m:t xml:space="preserve"> </m:t>
+          </m:r>
+        </m:oMath>
+      </m:oMathPara>
+    </w:p>
+    <w:p>
+      <w:pPr>
+        <w:rPr>
+          <w:rFonts w:ascii="Times New Roman" w:hAnsi="Times New Roman"/>
+          <w:szCs w:val="28"/>
+          <w:lang w:val="en-US"/>
+        </w:rPr>
+      </w:pPr>
+    </w:p>
+    <w:p>
+      <w:pPr>
+        <w:rPr>
+          <w:rFonts w:ascii="Times New Roman" w:hAnsi="Times New Roman"/>
+          <w:szCs w:val="28"/>
+          <w:lang w:val="ru-RU"/>
+        </w:rPr>
+      </w:pPr>
+      <w:r>
+        <w:rPr>
+          <w:rFonts w:ascii="Times New Roman" w:hAnsi="Times New Roman"/>
+          <w:szCs w:val="28"/>
+          <w:lang w:val="ru-RU"/>
+        </w:rPr>
+        <w:t>Это свойство делает RMSE особенно полезной, когда большие ошибки нежелательны (например, при прогнозировании страховых выплат — ошибка в 10 000 долларов гораздо критичнее, чем ошибка в 1000 долларов). Если RMSE значительно больше MAE, это указывает на наличие крупных выбросов или сильных отклонений в предсказаниях.</w:t>
+      </w:r>
+    </w:p>
+    <w:p>
+      <w:pPr>
+        <w:rPr>
+          <w:rFonts w:ascii="Times New Roman" w:hAnsi="Times New Roman"/>
+          <w:szCs w:val="28"/>
+          <w:lang w:val="ru-RU"/>
+        </w:rPr>
+      </w:pPr>
+    </w:p>
+    <w:p>
+      <w:pPr>
+        <w:jc w:val="left"/>
+        <w:rPr>
+          <w:rFonts w:ascii="Times New Roman" w:hAnsi="Times New Roman"/>
+          <w:b/>
+          <w:bCs/>
+          <w:szCs w:val="28"/>
+          <w:lang w:val="ru-RU"/>
+        </w:rPr>
+      </w:pPr>
+      <w:r>
+        <w:rPr>
+          <w:rFonts w:ascii="Times New Roman" w:hAnsi="Times New Roman"/>
+          <w:b/>
+          <w:bCs/>
+          <w:szCs w:val="28"/>
+          <w:lang w:val="ru-RU"/>
+        </w:rPr>
+        <w:br w:type="page"/>
+      </w:r>
+    </w:p>
+    <w:p>
+      <w:pPr>
+        <w:rPr>
+          <w:rFonts w:ascii="Times New Roman" w:hAnsi="Times New Roman"/>
+          <w:szCs w:val="28"/>
+          <w:lang w:val="ru-RU"/>
+        </w:rPr>
+      </w:pPr>
+      <w:r>
+        <w:rPr>
+          <w:rFonts w:ascii="Times New Roman" w:hAnsi="Times New Roman"/>
+          <w:b/>
+          <w:bCs/>
+          <w:szCs w:val="28"/>
           <w:lang w:val="ru-RU"/>
         </w:rPr>
         <w:lastRenderedPageBreak/>
-        <w:t>выбросам и не требующий масштабирования данных. Он также даёт оценку важности признаков.</w:t>
-      </w:r>
-    </w:p>
-    <w:p>
-      <w:pPr>
-        <w:rPr>
-          <w:rFonts w:ascii="Times New Roman" w:hAnsi="Times New Roman"/>
-          <w:lang w:val="ru-RU"/>
-        </w:rPr>
-      </w:pPr>
-    </w:p>
-    <w:p>
-      <w:pPr>
-        <w:rPr>
-          <w:rFonts w:ascii="Times New Roman" w:hAnsi="Times New Roman"/>
-          <w:lang w:val="ru-RU"/>
-        </w:rPr>
-      </w:pPr>
-      <w:r>
-        <w:rPr>
-          <w:rFonts w:ascii="Times New Roman" w:hAnsi="Times New Roman"/>
-          <w:lang w:val="ru-RU"/>
-        </w:rPr>
-        <w:t>Градиентный бустинг (</w:t>
-      </w:r>
-      <w:r>
-        <w:rPr>
-          <w:rFonts w:ascii="Times New Roman" w:hAnsi="Times New Roman"/>
+        <w:t>R²</w:t>
+      </w:r>
+      <w:r>
+        <w:rPr>
+          <w:rFonts w:ascii="Times New Roman" w:hAnsi="Times New Roman"/>
+          <w:szCs w:val="28"/>
+          <w:lang w:val="ru-RU"/>
+        </w:rPr>
+        <w:t xml:space="preserve"> (коэффициент детерминации)</w:t>
+      </w:r>
+      <w:r>
+        <w:rPr>
+          <w:rFonts w:ascii="Times New Roman" w:hAnsi="Times New Roman"/>
+          <w:szCs w:val="28"/>
+          <w:lang w:val="ru-RU"/>
+        </w:rPr>
+        <w:t xml:space="preserve"> — </w:t>
+      </w:r>
+      <w:r>
+        <w:rPr>
+          <w:rFonts w:ascii="Times New Roman" w:hAnsi="Times New Roman"/>
+          <w:szCs w:val="28"/>
+          <w:lang w:val="ru-RU"/>
+        </w:rPr>
+        <w:t>R² показывает, какую долю дисперсии (изменчивости) целевой переменной объясняет построенная модель. Формула</w:t>
+      </w:r>
+      <w:r>
+        <w:rPr>
+          <w:rFonts w:ascii="Times New Roman" w:hAnsi="Times New Roman"/>
+          <w:szCs w:val="28"/>
           <w:lang w:val="en-US"/>
         </w:rPr>
-        <w:t>Gradient</w:t>
+        <w:t>:</w:t>
+      </w:r>
+    </w:p>
+    <w:p>
+      <w:pPr>
+        <w:rPr>
+          <w:rFonts w:ascii="Times New Roman" w:hAnsi="Times New Roman"/>
+          <w:szCs w:val="28"/>
+          <w:lang w:val="en-US"/>
+        </w:rPr>
+      </w:pPr>
+      <w:r>
+        <w:rPr>
+          <w:rFonts w:ascii="Times New Roman" w:hAnsi="Times New Roman"/>
+          <w:szCs w:val="28"/>
+          <w:lang w:val="ru-RU"/>
+        </w:rPr>
+        <w:t>​</w:t>
+      </w:r>
+    </w:p>
+    <w:p>
+      <w:pPr>
+        <w:rPr>
+          <w:rFonts w:ascii="Times New Roman" w:hAnsi="Times New Roman"/>
+          <w:szCs w:val="28"/>
+          <w:lang w:val="en-US"/>
+        </w:rPr>
+      </w:pPr>
+      <m:oMathPara>
+        <m:oMath>
+          <m:sSup>
+            <m:sSupPr>
+              <m:ctrlPr>
+                <w:rPr>
+                  <w:rFonts w:ascii="Cambria Math" w:hAnsi="Cambria Math"/>
+                  <w:i/>
+                  <w:szCs w:val="28"/>
+                  <w:lang w:val="en-US"/>
+                </w:rPr>
+              </m:ctrlPr>
+            </m:sSupPr>
+            <m:e>
+              <m:r>
+                <w:rPr>
+                  <w:rFonts w:ascii="Cambria Math" w:hAnsi="Cambria Math"/>
+                  <w:szCs w:val="28"/>
+                  <w:lang w:val="en-US"/>
+                </w:rPr>
+                <m:t>R</m:t>
+              </m:r>
+            </m:e>
+            <m:sup>
+              <m:r>
+                <w:rPr>
+                  <w:rFonts w:ascii="Cambria Math" w:hAnsi="Cambria Math"/>
+                  <w:szCs w:val="28"/>
+                  <w:lang w:val="en-US"/>
+                </w:rPr>
+                <m:t>2</m:t>
+              </m:r>
+            </m:sup>
+          </m:sSup>
+          <m:r>
+            <w:rPr>
+              <w:rFonts w:ascii="Cambria Math" w:hAnsi="Cambria Math"/>
+              <w:szCs w:val="28"/>
+              <w:lang w:val="en-US"/>
+            </w:rPr>
+            <m:t xml:space="preserve">=1- </m:t>
+          </m:r>
+          <m:f>
+            <m:fPr>
+              <m:ctrlPr>
+                <w:rPr>
+                  <w:rFonts w:ascii="Cambria Math" w:hAnsi="Cambria Math"/>
+                  <w:i/>
+                  <w:szCs w:val="28"/>
+                  <w:lang w:val="en-US"/>
+                </w:rPr>
+              </m:ctrlPr>
+            </m:fPr>
+            <m:num>
+              <m:nary>
+                <m:naryPr>
+                  <m:chr m:val="∑"/>
+                  <m:limLoc m:val="undOvr"/>
+                  <m:ctrlPr>
+                    <w:rPr>
+                      <w:rFonts w:ascii="Cambria Math" w:hAnsi="Cambria Math"/>
+                      <w:i/>
+                      <w:szCs w:val="28"/>
+                      <w:lang w:val="en-US"/>
+                    </w:rPr>
+                  </m:ctrlPr>
+                </m:naryPr>
+                <m:sub>
+                  <m:r>
+                    <w:rPr>
+                      <w:rFonts w:ascii="Cambria Math" w:hAnsi="Cambria Math"/>
+                      <w:szCs w:val="28"/>
+                      <w:lang w:val="en-US"/>
+                    </w:rPr>
+                    <m:t>i</m:t>
+                  </m:r>
+                  <m:r>
+                    <w:rPr>
+                      <w:rFonts w:ascii="Cambria Math" w:hAnsi="Cambria Math"/>
+                      <w:szCs w:val="28"/>
+                      <w:lang w:val="en-US"/>
+                    </w:rPr>
+                    <m:t>=1</m:t>
+                  </m:r>
+                </m:sub>
+                <m:sup>
+                  <m:r>
+                    <w:rPr>
+                      <w:rFonts w:ascii="Cambria Math" w:hAnsi="Cambria Math"/>
+                      <w:szCs w:val="28"/>
+                      <w:lang w:val="en-US"/>
+                    </w:rPr>
+                    <m:t>n</m:t>
+                  </m:r>
+                </m:sup>
+                <m:e>
+                  <m:r>
+                    <w:rPr>
+                      <w:rFonts w:ascii="Cambria Math" w:hAnsi="Cambria Math"/>
+                      <w:szCs w:val="28"/>
+                      <w:lang w:val="en-US"/>
+                    </w:rPr>
+                    <m:t>(</m:t>
+                  </m:r>
+                  <m:sSub>
+                    <m:sSubPr>
+                      <m:ctrlPr>
+                        <w:rPr>
+                          <w:rFonts w:ascii="Cambria Math" w:hAnsi="Cambria Math"/>
+                          <w:i/>
+                          <w:szCs w:val="28"/>
+                          <w:lang w:val="en-US"/>
+                        </w:rPr>
+                      </m:ctrlPr>
+                    </m:sSubPr>
+                    <m:e>
+                      <m:r>
+                        <w:rPr>
+                          <w:rFonts w:ascii="Cambria Math" w:hAnsi="Cambria Math"/>
+                          <w:szCs w:val="28"/>
+                          <w:lang w:val="en-US"/>
+                        </w:rPr>
+                        <m:t>y</m:t>
+                      </m:r>
+                    </m:e>
+                    <m:sub>
+                      <m:r>
+                        <w:rPr>
+                          <w:rFonts w:ascii="Cambria Math" w:hAnsi="Cambria Math"/>
+                          <w:szCs w:val="28"/>
+                          <w:lang w:val="en-US"/>
+                        </w:rPr>
+                        <m:t>i</m:t>
+                      </m:r>
+                    </m:sub>
+                  </m:sSub>
+                  <m:r>
+                    <w:rPr>
+                      <w:rFonts w:ascii="Cambria Math" w:hAnsi="Cambria Math"/>
+                      <w:szCs w:val="28"/>
+                      <w:lang w:val="en-US"/>
+                    </w:rPr>
+                    <m:t xml:space="preserve">- </m:t>
+                  </m:r>
+                  <m:sSub>
+                    <m:sSubPr>
+                      <m:ctrlPr>
+                        <w:rPr>
+                          <w:rFonts w:ascii="Cambria Math" w:hAnsi="Cambria Math"/>
+                          <w:i/>
+                          <w:szCs w:val="28"/>
+                          <w:lang w:val="en-US"/>
+                        </w:rPr>
+                      </m:ctrlPr>
+                    </m:sSubPr>
+                    <m:e>
+                      <m:acc>
+                        <m:accPr>
+                          <m:ctrlPr>
+                            <w:rPr>
+                              <w:rFonts w:ascii="Cambria Math" w:hAnsi="Cambria Math"/>
+                              <w:i/>
+                              <w:szCs w:val="28"/>
+                              <w:lang w:val="en-US"/>
+                            </w:rPr>
+                          </m:ctrlPr>
+                        </m:accPr>
+                        <m:e>
+                          <m:r>
+                            <w:rPr>
+                              <w:rFonts w:ascii="Cambria Math" w:hAnsi="Cambria Math"/>
+                              <w:szCs w:val="28"/>
+                              <w:lang w:val="en-US"/>
+                            </w:rPr>
+                            <m:t>y</m:t>
+                          </m:r>
+                        </m:e>
+                      </m:acc>
+                    </m:e>
+                    <m:sub>
+                      <m:r>
+                        <w:rPr>
+                          <w:rFonts w:ascii="Cambria Math" w:hAnsi="Cambria Math"/>
+                          <w:szCs w:val="28"/>
+                          <w:lang w:val="en-US"/>
+                        </w:rPr>
+                        <m:t>i</m:t>
+                      </m:r>
+                    </m:sub>
+                  </m:sSub>
+                  <m:sSup>
+                    <m:sSupPr>
+                      <m:ctrlPr>
+                        <w:rPr>
+                          <w:rFonts w:ascii="Cambria Math" w:hAnsi="Cambria Math"/>
+                          <w:i/>
+                          <w:szCs w:val="28"/>
+                          <w:lang w:val="en-US"/>
+                        </w:rPr>
+                      </m:ctrlPr>
+                    </m:sSupPr>
+                    <m:e>
+                      <m:r>
+                        <w:rPr>
+                          <w:rFonts w:ascii="Cambria Math" w:hAnsi="Cambria Math"/>
+                          <w:szCs w:val="28"/>
+                          <w:lang w:val="en-US"/>
+                        </w:rPr>
+                        <m:t>)</m:t>
+                      </m:r>
+                    </m:e>
+                    <m:sup>
+                      <m:r>
+                        <w:rPr>
+                          <w:rFonts w:ascii="Cambria Math" w:hAnsi="Cambria Math"/>
+                          <w:szCs w:val="28"/>
+                          <w:lang w:val="en-US"/>
+                        </w:rPr>
+                        <m:t>2</m:t>
+                      </m:r>
+                    </m:sup>
+                  </m:sSup>
+                </m:e>
+              </m:nary>
+            </m:num>
+            <m:den>
+              <m:nary>
+                <m:naryPr>
+                  <m:chr m:val="∑"/>
+                  <m:limLoc m:val="undOvr"/>
+                  <m:ctrlPr>
+                    <w:rPr>
+                      <w:rFonts w:ascii="Cambria Math" w:hAnsi="Cambria Math"/>
+                      <w:i/>
+                      <w:szCs w:val="28"/>
+                      <w:lang w:val="en-US"/>
+                    </w:rPr>
+                  </m:ctrlPr>
+                </m:naryPr>
+                <m:sub>
+                  <m:r>
+                    <w:rPr>
+                      <w:rFonts w:ascii="Cambria Math" w:hAnsi="Cambria Math"/>
+                      <w:szCs w:val="28"/>
+                      <w:lang w:val="en-US"/>
+                    </w:rPr>
+                    <m:t>i</m:t>
+                  </m:r>
+                  <m:r>
+                    <w:rPr>
+                      <w:rFonts w:ascii="Cambria Math" w:hAnsi="Cambria Math"/>
+                      <w:szCs w:val="28"/>
+                      <w:lang w:val="en-US"/>
+                    </w:rPr>
+                    <m:t>=1</m:t>
+                  </m:r>
+                </m:sub>
+                <m:sup>
+                  <m:r>
+                    <w:rPr>
+                      <w:rFonts w:ascii="Cambria Math" w:hAnsi="Cambria Math"/>
+                      <w:szCs w:val="28"/>
+                      <w:lang w:val="en-US"/>
+                    </w:rPr>
+                    <m:t>n</m:t>
+                  </m:r>
+                </m:sup>
+                <m:e>
+                  <m:r>
+                    <w:rPr>
+                      <w:rFonts w:ascii="Cambria Math" w:hAnsi="Cambria Math"/>
+                      <w:szCs w:val="28"/>
+                      <w:lang w:val="en-US"/>
+                    </w:rPr>
+                    <m:t>(</m:t>
+                  </m:r>
+                  <m:sSub>
+                    <m:sSubPr>
+                      <m:ctrlPr>
+                        <w:rPr>
+                          <w:rFonts w:ascii="Cambria Math" w:hAnsi="Cambria Math"/>
+                          <w:i/>
+                          <w:szCs w:val="28"/>
+                          <w:lang w:val="en-US"/>
+                        </w:rPr>
+                      </m:ctrlPr>
+                    </m:sSubPr>
+                    <m:e>
+                      <m:r>
+                        <w:rPr>
+                          <w:rFonts w:ascii="Cambria Math" w:hAnsi="Cambria Math"/>
+                          <w:szCs w:val="28"/>
+                          <w:lang w:val="en-US"/>
+                        </w:rPr>
+                        <m:t>y</m:t>
+                      </m:r>
+                    </m:e>
+                    <m:sub>
+                      <m:r>
+                        <w:rPr>
+                          <w:rFonts w:ascii="Cambria Math" w:hAnsi="Cambria Math"/>
+                          <w:szCs w:val="28"/>
+                          <w:lang w:val="en-US"/>
+                        </w:rPr>
+                        <m:t>i</m:t>
+                      </m:r>
+                      <m:r>
+                        <w:rPr>
+                          <w:rFonts w:ascii="Cambria Math" w:hAnsi="Cambria Math"/>
+                          <w:szCs w:val="28"/>
+                          <w:lang w:val="en-US"/>
+                        </w:rPr>
+                        <m:t xml:space="preserve"> </m:t>
+                      </m:r>
+                    </m:sub>
+                  </m:sSub>
+                  <m:r>
+                    <w:rPr>
+                      <w:rFonts w:ascii="Cambria Math" w:hAnsi="Cambria Math"/>
+                      <w:szCs w:val="28"/>
+                      <w:lang w:val="en-US"/>
+                    </w:rPr>
+                    <m:t xml:space="preserve">- </m:t>
+                  </m:r>
+                  <m:acc>
+                    <m:accPr>
+                      <m:chr m:val="̅"/>
+                      <m:ctrlPr>
+                        <w:rPr>
+                          <w:rFonts w:ascii="Cambria Math" w:hAnsi="Cambria Math"/>
+                          <w:i/>
+                          <w:szCs w:val="28"/>
+                          <w:lang w:val="en-US"/>
+                        </w:rPr>
+                      </m:ctrlPr>
+                    </m:accPr>
+                    <m:e>
+                      <m:r>
+                        <w:rPr>
+                          <w:rFonts w:ascii="Cambria Math" w:hAnsi="Cambria Math"/>
+                          <w:szCs w:val="28"/>
+                          <w:lang w:val="en-US"/>
+                        </w:rPr>
+                        <m:t>y</m:t>
+                      </m:r>
+                    </m:e>
+                  </m:acc>
+                </m:e>
+              </m:nary>
+              <m:sSup>
+                <m:sSupPr>
+                  <m:ctrlPr>
+                    <w:rPr>
+                      <w:rFonts w:ascii="Cambria Math" w:hAnsi="Cambria Math"/>
+                      <w:i/>
+                      <w:szCs w:val="28"/>
+                      <w:lang w:val="en-US"/>
+                    </w:rPr>
+                  </m:ctrlPr>
+                </m:sSupPr>
+                <m:e>
+                  <m:r>
+                    <w:rPr>
+                      <w:rFonts w:ascii="Cambria Math" w:hAnsi="Cambria Math"/>
+                      <w:szCs w:val="28"/>
+                      <w:lang w:val="en-US"/>
+                    </w:rPr>
+                    <m:t>)</m:t>
+                  </m:r>
+                </m:e>
+                <m:sup>
+                  <m:r>
+                    <w:rPr>
+                      <w:rFonts w:ascii="Cambria Math" w:hAnsi="Cambria Math"/>
+                      <w:szCs w:val="28"/>
+                      <w:lang w:val="en-US"/>
+                    </w:rPr>
+                    <m:t>2</m:t>
+                  </m:r>
+                </m:sup>
+              </m:sSup>
+            </m:den>
+          </m:f>
+          <m:r>
+            <w:rPr>
+              <w:rFonts w:ascii="Cambria Math" w:hAnsi="Cambria Math"/>
+              <w:szCs w:val="28"/>
+              <w:lang w:val="en-US"/>
+            </w:rPr>
+            <m:t>.</m:t>
+          </m:r>
+        </m:oMath>
+      </m:oMathPara>
+    </w:p>
+    <w:p>
+      <w:pPr>
+        <w:rPr>
+          <w:rFonts w:ascii="Times New Roman" w:hAnsi="Times New Roman"/>
+          <w:szCs w:val="28"/>
+          <w:lang w:val="en-US"/>
+        </w:rPr>
+      </w:pPr>
+    </w:p>
+    <w:p>
+      <w:pPr>
+        <w:rPr>
+          <w:rFonts w:ascii="Times New Roman" w:hAnsi="Times New Roman"/>
+          <w:szCs w:val="28"/>
+          <w:lang w:val="ru-RU"/>
+        </w:rPr>
+      </w:pPr>
+      <w:r>
+        <w:rPr>
+          <w:rFonts w:ascii="Times New Roman" w:hAnsi="Times New Roman"/>
+          <w:szCs w:val="28"/>
+          <w:lang w:val="ru-RU"/>
+        </w:rPr>
+        <w:t xml:space="preserve">Где </w:t>
+      </w:r>
+      <m:oMath>
+        <m:acc>
+          <m:accPr>
+            <m:chr m:val="̅"/>
+            <m:ctrlPr>
+              <w:rPr>
+                <w:rFonts w:ascii="Cambria Math" w:hAnsi="Cambria Math"/>
+                <w:i/>
+                <w:szCs w:val="28"/>
+                <w:lang w:val="ru-RU"/>
+              </w:rPr>
+            </m:ctrlPr>
+          </m:accPr>
+          <m:e>
+            <m:r>
+              <w:rPr>
+                <w:rFonts w:ascii="Cambria Math" w:hAnsi="Cambria Math"/>
+                <w:szCs w:val="28"/>
+                <w:lang w:val="ru-RU"/>
+              </w:rPr>
+              <m:t>y</m:t>
+            </m:r>
+          </m:e>
+        </m:acc>
+      </m:oMath>
+      <w:r>
+        <w:rPr>
+          <w:rFonts w:ascii="Times New Roman" w:hAnsi="Times New Roman"/>
+          <w:szCs w:val="28"/>
+          <w:lang w:val="ru-RU"/>
+        </w:rPr>
+        <w:t xml:space="preserve"> — среднее значение целевой переменной. R² принимает значения от 0 до 1 (иногда может быть отрицательным, если модель предсказывает хуже, чем просто среднее). Чем ближе R² к 1, тем лучше модель объясняет данные. Например, R² = 0.609 означает, что модель объясняет 60.9% изменчивости страховых выплат, а остальные 39.1% приходятся на неучтённые факторы или случайный шум</w:t>
+      </w:r>
+      <w:r>
+        <w:rPr>
+          <w:rFonts w:ascii="Times New Roman" w:hAnsi="Times New Roman"/>
+          <w:szCs w:val="28"/>
+          <w:lang w:val="ru-RU"/>
+        </w:rPr>
+        <w:t>.</w:t>
+      </w:r>
+    </w:p>
+    <w:p>
+      <w:pPr>
+        <w:rPr>
+          <w:lang w:val="ru-RU"/>
+        </w:rPr>
+      </w:pPr>
+    </w:p>
+    <w:p>
+      <w:pPr>
+        <w:rPr>
+          <w:rFonts w:ascii="Times New Roman" w:hAnsi="Times New Roman"/>
+          <w:lang w:val="ru-RU"/>
+        </w:rPr>
+      </w:pPr>
+      <w:r>
+        <w:rPr>
+          <w:rFonts w:ascii="Times New Roman" w:hAnsi="Times New Roman"/>
+          <w:lang w:val="ru-RU"/>
+        </w:rPr>
+        <w:t>Таблица 2.</w:t>
+      </w:r>
+      <w:r>
+        <w:rPr>
+          <w:rFonts w:ascii="Times New Roman" w:hAnsi="Times New Roman"/>
+          <w:lang w:val="ru-RU"/>
+        </w:rPr>
+        <w:t>2</w:t>
+      </w:r>
+      <w:r>
+        <w:rPr>
+          <w:rFonts w:ascii="Times New Roman" w:hAnsi="Times New Roman"/>
+          <w:lang w:val="ru-RU"/>
+        </w:rPr>
+        <w:t xml:space="preserve">. </w:t>
+      </w:r>
+      <w:r>
+        <w:rPr>
+          <w:rFonts w:ascii="Times New Roman" w:hAnsi="Times New Roman"/>
+          <w:lang w:val="ru-RU"/>
+        </w:rPr>
+        <w:t>Результаты обучения</w:t>
+      </w:r>
+    </w:p>
+    <w:p>
+      <w:pPr>
+        <w:rPr>
+          <w:lang w:val="ru-RU"/>
+        </w:rPr>
+      </w:pPr>
+    </w:p>
+    <w:tbl>
+      <w:tblPr>
+        <w:tblStyle w:val="TableGrid"/>
+        <w:tblW w:w="0" w:type="auto"/>
+        <w:tblLook w:val="04A0" w:firstRow="1" w:lastRow="0" w:firstColumn="1" w:lastColumn="0" w:noHBand="0" w:noVBand="1"/>
+      </w:tblPr>
+      <w:tblGrid>
+        <w:gridCol w:w="2463"/>
+        <w:gridCol w:w="2464"/>
+        <w:gridCol w:w="2464"/>
+        <w:gridCol w:w="2464"/>
+      </w:tblGrid>
+      <w:tr>
+        <w:tc>
+          <w:tcPr>
+            <w:tcW w:w="2463" w:type="dxa"/>
+          </w:tcPr>
+          <w:p>
+            <w:pPr>
+              <w:rPr>
+                <w:lang w:val="en-US"/>
+              </w:rPr>
+            </w:pPr>
+            <w:r>
+              <w:rPr>
+                <w:lang w:val="ru-RU"/>
+              </w:rPr>
+              <w:t>Модель</w:t>
+            </w:r>
+          </w:p>
+        </w:tc>
+        <w:tc>
+          <w:tcPr>
+            <w:tcW w:w="2464" w:type="dxa"/>
+          </w:tcPr>
+          <w:p>
+            <w:pPr>
+              <w:rPr>
+                <w:lang w:val="ru-RU"/>
+              </w:rPr>
+            </w:pPr>
+            <w:r>
+              <w:rPr>
+                <w:lang w:val="ru-RU"/>
+              </w:rPr>
+              <w:t>MAE ($)</w:t>
+            </w:r>
+          </w:p>
+        </w:tc>
+        <w:tc>
+          <w:tcPr>
+            <w:tcW w:w="2464" w:type="dxa"/>
+          </w:tcPr>
+          <w:p>
+            <w:pPr>
+              <w:rPr>
+                <w:lang w:val="ru-RU"/>
+              </w:rPr>
+            </w:pPr>
+            <w:r>
+              <w:rPr>
+                <w:lang w:val="ru-RU"/>
+              </w:rPr>
+              <w:t>RMSE ($)</w:t>
+            </w:r>
+          </w:p>
+        </w:tc>
+        <w:tc>
+          <w:tcPr>
+            <w:tcW w:w="2464" w:type="dxa"/>
+          </w:tcPr>
+          <w:p>
+            <w:pPr>
+              <w:rPr>
+                <w:lang w:val="ru-RU"/>
+              </w:rPr>
+            </w:pPr>
+            <w:r>
+              <w:rPr>
+                <w:lang w:val="ru-RU"/>
+              </w:rPr>
+              <w:t>R²</w:t>
+            </w:r>
+          </w:p>
+        </w:tc>
+      </w:tr>
+      <w:tr>
+        <w:tc>
+          <w:tcPr>
+            <w:tcW w:w="2463" w:type="dxa"/>
+          </w:tcPr>
+          <w:p>
+            <w:pPr>
+              <w:rPr>
+                <w:lang w:val="ru-RU"/>
+              </w:rPr>
+            </w:pPr>
+            <w:r>
+              <w:rPr>
+                <w:lang w:val="ru-RU"/>
+              </w:rPr>
+              <w:t>Линейная регрессия</w:t>
+            </w:r>
+          </w:p>
+        </w:tc>
+        <w:tc>
+          <w:tcPr>
+            <w:tcW w:w="2464" w:type="dxa"/>
+          </w:tcPr>
+          <w:p>
+            <w:pPr>
+              <w:rPr>
+                <w:lang w:val="ru-RU"/>
+              </w:rPr>
+            </w:pPr>
+            <w:r>
+              <w:rPr>
+                <w:lang w:val="ru-RU"/>
+              </w:rPr>
+              <w:t>2815</w:t>
+            </w:r>
+          </w:p>
+        </w:tc>
+        <w:tc>
+          <w:tcPr>
+            <w:tcW w:w="2464" w:type="dxa"/>
+          </w:tcPr>
+          <w:p>
+            <w:pPr>
+              <w:rPr>
+                <w:lang w:val="ru-RU"/>
+              </w:rPr>
+            </w:pPr>
+            <w:r>
+              <w:rPr>
+                <w:lang w:val="ru-RU"/>
+              </w:rPr>
+              <w:t>5255</w:t>
+            </w:r>
+          </w:p>
+        </w:tc>
+        <w:tc>
+          <w:tcPr>
+            <w:tcW w:w="2464" w:type="dxa"/>
+          </w:tcPr>
+          <w:p>
+            <w:pPr>
+              <w:rPr>
+                <w:lang w:val="ru-RU"/>
+              </w:rPr>
+            </w:pPr>
+            <w:r>
+              <w:rPr>
+                <w:lang w:val="ru-RU"/>
+              </w:rPr>
+              <w:t>0.557</w:t>
+            </w:r>
+          </w:p>
+        </w:tc>
+      </w:tr>
+      <w:tr>
+        <w:tc>
+          <w:tcPr>
+            <w:tcW w:w="2463" w:type="dxa"/>
+          </w:tcPr>
+          <w:p>
+            <w:pPr>
+              <w:rPr>
+                <w:lang w:val="ru-RU"/>
+              </w:rPr>
+            </w:pPr>
+            <w:r>
+              <w:rPr>
+                <w:lang w:val="ru-RU"/>
+              </w:rPr>
+              <w:t>Ридж регрессия</w:t>
+            </w:r>
+          </w:p>
+        </w:tc>
+        <w:tc>
+          <w:tcPr>
+            <w:tcW w:w="2464" w:type="dxa"/>
+          </w:tcPr>
+          <w:p>
+            <w:pPr>
+              <w:rPr>
+                <w:lang w:val="ru-RU"/>
+              </w:rPr>
+            </w:pPr>
+            <w:r>
+              <w:rPr>
+                <w:lang w:val="ru-RU"/>
+              </w:rPr>
+              <w:t>2807</w:t>
+            </w:r>
+          </w:p>
+        </w:tc>
+        <w:tc>
+          <w:tcPr>
+            <w:tcW w:w="2464" w:type="dxa"/>
+          </w:tcPr>
+          <w:p>
+            <w:pPr>
+              <w:rPr>
+                <w:lang w:val="ru-RU"/>
+              </w:rPr>
+            </w:pPr>
+            <w:r>
+              <w:rPr>
+                <w:lang w:val="ru-RU"/>
+              </w:rPr>
+              <w:t>5248</w:t>
+            </w:r>
+          </w:p>
+        </w:tc>
+        <w:tc>
+          <w:tcPr>
+            <w:tcW w:w="2464" w:type="dxa"/>
+          </w:tcPr>
+          <w:p>
+            <w:pPr>
+              <w:rPr>
+                <w:lang w:val="ru-RU"/>
+              </w:rPr>
+            </w:pPr>
+            <w:r>
+              <w:rPr>
+                <w:lang w:val="ru-RU"/>
+              </w:rPr>
+              <w:t>0.559</w:t>
+            </w:r>
+          </w:p>
+        </w:tc>
+      </w:tr>
+      <w:tr>
+        <w:tc>
+          <w:tcPr>
+            <w:tcW w:w="2463" w:type="dxa"/>
+          </w:tcPr>
+          <w:p>
+            <w:pPr>
+              <w:rPr>
+                <w:lang w:val="ru-RU"/>
+              </w:rPr>
+            </w:pPr>
+            <w:r>
+              <w:rPr>
+                <w:lang w:val="ru-RU"/>
+              </w:rPr>
+              <w:t>Лассо регрессия</w:t>
+            </w:r>
+          </w:p>
+        </w:tc>
+        <w:tc>
+          <w:tcPr>
+            <w:tcW w:w="2464" w:type="dxa"/>
+          </w:tcPr>
+          <w:p>
+            <w:pPr>
+              <w:rPr>
+                <w:lang w:val="ru-RU"/>
+              </w:rPr>
+            </w:pPr>
+            <w:r>
+              <w:rPr>
+                <w:lang w:val="ru-RU"/>
+              </w:rPr>
+              <w:t>2796</w:t>
+            </w:r>
+          </w:p>
+        </w:tc>
+        <w:tc>
+          <w:tcPr>
+            <w:tcW w:w="2464" w:type="dxa"/>
+          </w:tcPr>
+          <w:p>
+            <w:pPr>
+              <w:rPr>
+                <w:lang w:val="ru-RU"/>
+              </w:rPr>
+            </w:pPr>
+            <w:r>
+              <w:rPr>
+                <w:lang w:val="ru-RU"/>
+              </w:rPr>
+              <w:t>5248</w:t>
+            </w:r>
+          </w:p>
+        </w:tc>
+        <w:tc>
+          <w:tcPr>
+            <w:tcW w:w="2464" w:type="dxa"/>
+          </w:tcPr>
+          <w:p>
+            <w:pPr>
+              <w:rPr>
+                <w:lang w:val="ru-RU"/>
+              </w:rPr>
+            </w:pPr>
+            <w:r>
+              <w:rPr>
+                <w:lang w:val="ru-RU"/>
+              </w:rPr>
+              <w:t>0.558</w:t>
+            </w:r>
+          </w:p>
+        </w:tc>
+      </w:tr>
+      <w:tr>
+        <w:tc>
+          <w:tcPr>
+            <w:tcW w:w="2463" w:type="dxa"/>
+          </w:tcPr>
+          <w:p>
+            <w:pPr>
+              <w:rPr>
+                <w:lang w:val="ru-RU"/>
+              </w:rPr>
+            </w:pPr>
+            <w:r>
+              <w:rPr>
+                <w:lang w:val="ru-RU"/>
+              </w:rPr>
+              <w:t>Случайный лес</w:t>
+            </w:r>
+          </w:p>
+        </w:tc>
+        <w:tc>
+          <w:tcPr>
+            <w:tcW w:w="2464" w:type="dxa"/>
+          </w:tcPr>
+          <w:p>
+            <w:pPr>
+              <w:rPr>
+                <w:lang w:val="ru-RU"/>
+              </w:rPr>
+            </w:pPr>
+            <w:r>
+              <w:rPr>
+                <w:lang w:val="ru-RU"/>
+              </w:rPr>
+              <w:t>2642</w:t>
+            </w:r>
+          </w:p>
+        </w:tc>
+        <w:tc>
+          <w:tcPr>
+            <w:tcW w:w="2464" w:type="dxa"/>
+          </w:tcPr>
+          <w:p>
+            <w:pPr>
+              <w:rPr>
+                <w:lang w:val="ru-RU"/>
+              </w:rPr>
+            </w:pPr>
+            <w:r>
+              <w:rPr>
+                <w:lang w:val="ru-RU"/>
+              </w:rPr>
+              <w:t>5133</w:t>
+            </w:r>
+          </w:p>
+        </w:tc>
+        <w:tc>
+          <w:tcPr>
+            <w:tcW w:w="2464" w:type="dxa"/>
+          </w:tcPr>
+          <w:p>
+            <w:pPr>
+              <w:rPr>
+                <w:lang w:val="ru-RU"/>
+              </w:rPr>
+            </w:pPr>
+            <w:r>
+              <w:rPr>
+                <w:lang w:val="ru-RU"/>
+              </w:rPr>
+              <w:t>0.578</w:t>
+            </w:r>
+          </w:p>
+        </w:tc>
+      </w:tr>
+      <w:tr>
+        <w:tc>
+          <w:tcPr>
+            <w:tcW w:w="2463" w:type="dxa"/>
+          </w:tcPr>
+          <w:p>
+            <w:pPr>
+              <w:rPr>
+                <w:lang w:val="ru-RU"/>
+              </w:rPr>
+            </w:pPr>
+            <w:r>
+              <w:rPr>
+                <w:lang w:val="ru-RU"/>
+              </w:rPr>
+              <w:t>Градиентный бустинг</w:t>
+            </w:r>
+          </w:p>
+        </w:tc>
+        <w:tc>
+          <w:tcPr>
+            <w:tcW w:w="2464" w:type="dxa"/>
+          </w:tcPr>
+          <w:p>
+            <w:pPr>
+              <w:rPr>
+                <w:lang w:val="ru-RU"/>
+              </w:rPr>
+            </w:pPr>
+            <w:r>
+              <w:rPr>
+                <w:lang w:val="ru-RU"/>
+              </w:rPr>
+              <w:t>2498</w:t>
+            </w:r>
+          </w:p>
+        </w:tc>
+        <w:tc>
+          <w:tcPr>
+            <w:tcW w:w="2464" w:type="dxa"/>
+          </w:tcPr>
+          <w:p>
+            <w:pPr>
+              <w:rPr>
+                <w:lang w:val="ru-RU"/>
+              </w:rPr>
+            </w:pPr>
+            <w:r>
+              <w:rPr>
+                <w:lang w:val="ru-RU"/>
+              </w:rPr>
+              <w:t>4938</w:t>
+            </w:r>
+          </w:p>
+        </w:tc>
+        <w:tc>
+          <w:tcPr>
+            <w:tcW w:w="2464" w:type="dxa"/>
+          </w:tcPr>
+          <w:p>
+            <w:pPr>
+              <w:rPr>
+                <w:lang w:val="ru-RU"/>
+              </w:rPr>
+            </w:pPr>
+            <w:r>
+              <w:rPr>
+                <w:lang w:val="ru-RU"/>
+              </w:rPr>
+              <w:t>0.609</w:t>
+            </w:r>
+          </w:p>
+        </w:tc>
+      </w:tr>
+    </w:tbl>
+    <w:p>
+      <w:pPr>
+        <w:rPr>
+          <w:rFonts w:ascii="Times New Roman" w:hAnsi="Times New Roman"/>
+          <w:lang w:val="ru-RU"/>
+        </w:rPr>
+      </w:pPr>
+    </w:p>
+    <w:p>
+      <w:pPr>
+        <w:rPr>
+          <w:rFonts w:ascii="Times New Roman" w:hAnsi="Times New Roman"/>
+          <w:lang w:val="ru-RU"/>
+        </w:rPr>
+      </w:pPr>
+      <w:r>
+        <w:rPr>
+          <w:rFonts w:ascii="Times New Roman" w:hAnsi="Times New Roman"/>
+          <w:b/>
+          <w:bCs/>
+          <w:lang w:val="ru-RU"/>
+        </w:rPr>
+        <w:t>Лучшая модель</w:t>
+      </w:r>
+      <w:r>
+        <w:rPr>
+          <w:rFonts w:ascii="Times New Roman" w:hAnsi="Times New Roman"/>
+          <w:lang w:val="ru-RU"/>
+        </w:rPr>
+        <w:t xml:space="preserve">: </w:t>
+      </w:r>
+      <w:r>
+        <w:rPr>
+          <w:rFonts w:ascii="Times New Roman" w:hAnsi="Times New Roman"/>
+          <w:lang w:val="ru-RU"/>
+        </w:rPr>
+        <w:t>Градиентный</w:t>
       </w:r>
       <w:r>
         <w:rPr>
@@ -14135,41 +16830,875 @@
       <w:r>
         <w:rPr>
           <w:rFonts w:ascii="Times New Roman" w:hAnsi="Times New Roman"/>
+          <w:lang w:val="ru-RU"/>
+        </w:rPr>
+        <w:t>бустинг</w:t>
+      </w:r>
+      <w:r>
+        <w:rPr>
+          <w:rFonts w:ascii="Times New Roman" w:hAnsi="Times New Roman"/>
+          <w:lang w:val="ru-RU"/>
+        </w:rPr>
+        <w:t xml:space="preserve"> (</w:t>
+      </w:r>
+      <w:r>
+        <w:rPr>
+          <w:rFonts w:ascii="Times New Roman" w:hAnsi="Times New Roman"/>
           <w:lang w:val="en-US"/>
         </w:rPr>
-        <w:t>Boosting</w:t>
-      </w:r>
-      <w:r>
-        <w:rPr>
-          <w:rFonts w:ascii="Times New Roman" w:hAnsi="Times New Roman"/>
-          <w:lang w:val="ru-RU"/>
-        </w:rPr>
-        <w:t>) выбран потому, что он часто показывает наилучшую точность на табличных данных. Его последовательная коррекция ошибок позволяет модели «учить» сложные закономерности, что особенно важно для предсказания редких, но дорогих страховых случаев.</w:t>
-      </w:r>
-    </w:p>
-    <w:p>
-      <w:pPr>
-        <w:rPr>
+        <w:t>R</w:t>
+      </w:r>
+      <w:r>
+        <w:rPr>
+          <w:rFonts w:ascii="Times New Roman" w:hAnsi="Times New Roman"/>
+          <w:lang w:val="ru-RU"/>
+        </w:rPr>
+        <w:t xml:space="preserve">² = 0.609, </w:t>
+      </w:r>
+      <w:r>
+        <w:rPr>
+          <w:rFonts w:ascii="Times New Roman" w:hAnsi="Times New Roman"/>
           <w:lang w:val="en-US"/>
         </w:rPr>
-      </w:pPr>
-    </w:p>
-    <w:p>
-      <w:pPr>
-        <w:rPr>
-          <w:lang w:val="ru-RU"/>
-        </w:rPr>
-      </w:pPr>
-    </w:p>
-    <w:p>
-      <w:pPr>
-        <w:pStyle w:val="Heading1"/>
+        <w:t>MAE</w:t>
+      </w:r>
+      <w:r>
+        <w:rPr>
+          <w:rFonts w:ascii="Times New Roman" w:hAnsi="Times New Roman"/>
+          <w:lang w:val="ru-RU"/>
+        </w:rPr>
+        <w:t xml:space="preserve"> = 2498$)</w:t>
+      </w:r>
+    </w:p>
+    <w:p>
+      <w:pPr>
+        <w:rPr>
+          <w:lang w:val="ru-RU"/>
+        </w:rPr>
+      </w:pPr>
+    </w:p>
+    <w:p>
+      <w:pPr>
+        <w:pStyle w:val="ListParagraph"/>
+        <w:numPr>
+          <w:ilvl w:val="0"/>
+          <w:numId w:val="20"/>
+        </w:numPr>
+        <w:rPr>
+          <w:rFonts w:ascii="Times New Roman" w:hAnsi="Times New Roman"/>
+          <w:lang w:val="ru-RU"/>
+        </w:rPr>
+      </w:pPr>
+      <w:r>
+        <w:rPr>
+          <w:rFonts w:ascii="Times New Roman" w:hAnsi="Times New Roman"/>
+          <w:lang w:val="ru-RU"/>
+        </w:rPr>
+        <w:t xml:space="preserve">Линейная регрессия (R² ≈ 0.557) показала наименьшую точность. Это объясняется тем, что реальная зависимость между признаками (возраст, </w:t>
+      </w:r>
+      <w:r>
+        <w:rPr>
+          <w:rFonts w:ascii="Times New Roman" w:hAnsi="Times New Roman"/>
+          <w:lang w:val="ru-RU"/>
+        </w:rPr>
+        <w:t>индекс массы тела</w:t>
+      </w:r>
+      <w:r>
+        <w:rPr>
+          <w:rFonts w:ascii="Times New Roman" w:hAnsi="Times New Roman"/>
+          <w:lang w:val="ru-RU"/>
+        </w:rPr>
+        <w:t xml:space="preserve">, курение) и стоимостью страховки нелинейна. Например, </w:t>
+      </w:r>
+      <w:r>
+        <w:rPr>
+          <w:rFonts w:ascii="Times New Roman" w:hAnsi="Times New Roman"/>
+          <w:lang w:val="ru-RU"/>
+        </w:rPr>
+        <w:t xml:space="preserve">модель дает </w:t>
+      </w:r>
+      <w:r>
+        <w:rPr>
+          <w:rFonts w:ascii="Times New Roman" w:hAnsi="Times New Roman"/>
+          <w:lang w:val="ru-RU"/>
+        </w:rPr>
+        <w:t>разные средние предсказания для каждой весовой категории.</w:t>
+      </w:r>
+      <w:r>
+        <w:rPr>
+          <w:rFonts w:ascii="Times New Roman" w:hAnsi="Times New Roman"/>
+          <w:lang w:val="ru-RU"/>
+        </w:rPr>
+        <w:t>: риск высок как при недостатке веса, так и при ожирении.</w:t>
+      </w:r>
+    </w:p>
+    <w:p>
+      <w:pPr>
+        <w:rPr>
+          <w:rFonts w:ascii="Times New Roman" w:hAnsi="Times New Roman"/>
+          <w:lang w:val="ru-RU"/>
+        </w:rPr>
+      </w:pPr>
+    </w:p>
+    <w:p>
+      <w:pPr>
+        <w:pStyle w:val="ListParagraph"/>
+        <w:numPr>
+          <w:ilvl w:val="0"/>
+          <w:numId w:val="20"/>
+        </w:numPr>
+        <w:rPr>
+          <w:rFonts w:ascii="Times New Roman" w:hAnsi="Times New Roman"/>
+          <w:lang w:val="ru-RU"/>
+        </w:rPr>
+      </w:pPr>
+      <w:r>
+        <w:rPr>
+          <w:rFonts w:ascii="Times New Roman" w:hAnsi="Times New Roman"/>
+          <w:lang w:val="ru-RU"/>
+        </w:rPr>
+        <w:t>Ридж</w:t>
+      </w:r>
+      <w:r>
+        <w:rPr>
+          <w:rFonts w:ascii="Times New Roman" w:hAnsi="Times New Roman"/>
+          <w:lang w:val="ru-RU"/>
+        </w:rPr>
+        <w:t xml:space="preserve"> и </w:t>
+      </w:r>
+      <w:r>
+        <w:rPr>
+          <w:rFonts w:ascii="Times New Roman" w:hAnsi="Times New Roman"/>
+          <w:lang w:val="ru-RU"/>
+        </w:rPr>
+        <w:t>Лассо</w:t>
+      </w:r>
+      <w:r>
+        <w:rPr>
+          <w:rFonts w:ascii="Times New Roman" w:hAnsi="Times New Roman"/>
+          <w:lang w:val="ru-RU"/>
+        </w:rPr>
+        <w:t xml:space="preserve"> (R² ≈ 0.558) практически не улучшили результат, поскольку добавление регуляризации не решает проблему нелинейности, а лишь борется с переобучением. Однако подбор гиперпараметров показал, что оптимальная сила регуляризации невелика (</w:t>
+      </w:r>
+      <w:r>
+        <w:rPr>
+          <w:rFonts w:ascii="Times New Roman" w:hAnsi="Times New Roman"/>
+          <w:lang w:val="ru-RU"/>
+        </w:rPr>
+        <w:t>альфа</w:t>
+      </w:r>
+      <w:r>
+        <w:rPr>
+          <w:rFonts w:ascii="Times New Roman" w:hAnsi="Times New Roman"/>
+          <w:lang w:val="ru-RU"/>
+        </w:rPr>
+        <w:t xml:space="preserve"> = 1 для </w:t>
+      </w:r>
+      <w:r>
+        <w:rPr>
+          <w:rFonts w:ascii="Times New Roman" w:hAnsi="Times New Roman"/>
+          <w:lang w:val="ru-RU"/>
+        </w:rPr>
+        <w:t>Ридж</w:t>
+      </w:r>
+      <w:r>
+        <w:rPr>
+          <w:rFonts w:ascii="Times New Roman" w:hAnsi="Times New Roman"/>
+          <w:lang w:val="ru-RU"/>
+        </w:rPr>
+        <w:t xml:space="preserve">, </w:t>
+      </w:r>
+      <w:r>
+        <w:rPr>
+          <w:rFonts w:ascii="Times New Roman" w:hAnsi="Times New Roman"/>
+          <w:lang w:val="ru-RU"/>
+        </w:rPr>
+        <w:t>альфа</w:t>
+      </w:r>
+      <w:r>
+        <w:rPr>
+          <w:rFonts w:ascii="Times New Roman" w:hAnsi="Times New Roman"/>
+          <w:lang w:val="ru-RU"/>
+        </w:rPr>
+        <w:t xml:space="preserve"> = 10 для </w:t>
+      </w:r>
+      <w:r>
+        <w:rPr>
+          <w:rFonts w:ascii="Times New Roman" w:hAnsi="Times New Roman"/>
+          <w:lang w:val="ru-RU"/>
+        </w:rPr>
+        <w:t>Лассо</w:t>
+      </w:r>
+      <w:r>
+        <w:rPr>
+          <w:rFonts w:ascii="Times New Roman" w:hAnsi="Times New Roman"/>
+          <w:lang w:val="ru-RU"/>
+        </w:rPr>
+        <w:t>), что говорит о том, что исходные признаки уже достаточно информативны.</w:t>
+      </w:r>
+    </w:p>
+    <w:p>
+      <w:pPr>
+        <w:rPr>
+          <w:rFonts w:ascii="Times New Roman" w:hAnsi="Times New Roman"/>
+          <w:lang w:val="en-US"/>
+        </w:rPr>
+      </w:pPr>
+    </w:p>
+    <w:p>
+      <w:pPr>
+        <w:pStyle w:val="ListParagraph"/>
+        <w:numPr>
+          <w:ilvl w:val="0"/>
+          <w:numId w:val="20"/>
+        </w:numPr>
+        <w:rPr>
+          <w:rFonts w:ascii="Times New Roman" w:hAnsi="Times New Roman"/>
+          <w:lang w:val="ru-RU"/>
+        </w:rPr>
+      </w:pPr>
+      <w:r>
+        <w:rPr>
+          <w:rFonts w:ascii="Times New Roman" w:hAnsi="Times New Roman"/>
+          <w:lang w:val="ru-RU"/>
+        </w:rPr>
+        <w:t>Случайный лес (R² ≈ 0.578) превзошёл линейные модели, так как он автоматически моделирует нелинейные взаимодействия (например, курение × возраст) и менее чувствителен к выбросам. Однако его точность оказалась лишь незначительно выше, возможно, из-за того, что после удаления выбросов данные стали более однородными.</w:t>
+      </w:r>
+    </w:p>
+    <w:p>
+      <w:pPr>
+        <w:rPr>
+          <w:rFonts w:ascii="Times New Roman" w:hAnsi="Times New Roman"/>
+          <w:lang w:val="ru-RU"/>
+        </w:rPr>
+      </w:pPr>
+    </w:p>
+    <w:p>
+      <w:pPr>
+        <w:pStyle w:val="ListParagraph"/>
+        <w:numPr>
+          <w:ilvl w:val="0"/>
+          <w:numId w:val="20"/>
+        </w:numPr>
+        <w:rPr>
+          <w:rFonts w:ascii="Times New Roman" w:hAnsi="Times New Roman"/>
+          <w:lang w:val="ru-RU"/>
+        </w:rPr>
+      </w:pPr>
+      <w:r>
+        <w:rPr>
+          <w:rFonts w:ascii="Times New Roman" w:hAnsi="Times New Roman"/>
+          <w:lang w:val="ru-RU"/>
+        </w:rPr>
+        <w:lastRenderedPageBreak/>
+        <w:t xml:space="preserve">Градиентный бустинг (R² ≈ 0.609) показал наилучший результат. Он последовательно исправляет ошибки предыдущих деревьев, уделяя больше внимания </w:t>
+      </w:r>
+      <w:r>
+        <w:rPr>
+          <w:rFonts w:ascii="Times New Roman" w:hAnsi="Times New Roman"/>
+          <w:lang w:val="ru-RU"/>
+        </w:rPr>
+        <w:t>“</w:t>
+      </w:r>
+      <w:r>
+        <w:rPr>
+          <w:rFonts w:ascii="Times New Roman" w:hAnsi="Times New Roman"/>
+          <w:lang w:val="ru-RU"/>
+        </w:rPr>
+        <w:t>трудным</w:t>
+      </w:r>
+      <w:r>
+        <w:rPr>
+          <w:rFonts w:ascii="Times New Roman" w:hAnsi="Times New Roman"/>
+          <w:lang w:val="ru-RU"/>
+        </w:rPr>
+        <w:t>”</w:t>
+      </w:r>
+      <w:r>
+        <w:rPr>
+          <w:rFonts w:ascii="Times New Roman" w:hAnsi="Times New Roman"/>
+          <w:lang w:val="ru-RU"/>
+        </w:rPr>
+        <w:t xml:space="preserve"> для предсказания наблюдениям. Это особенно важно для страховых выплат, где распределение имеет длинный правый хвост. Наилучшие параметры: learning_rate = 0.1, max_depth = 3, n_estimators = 50. Небольшая глубина деревьев (3) предотвращает переобучение, а количество деревьев 50 достаточно для сходимости.</w:t>
+      </w:r>
+    </w:p>
+    <w:p>
+      <w:pPr>
+        <w:pStyle w:val="ListParagraph"/>
+        <w:rPr>
+          <w:rFonts w:ascii="Times New Roman" w:hAnsi="Times New Roman"/>
+          <w:lang w:val="ru-RU"/>
+        </w:rPr>
+      </w:pPr>
+    </w:p>
+    <w:p>
+      <w:pPr>
+        <w:rPr>
+          <w:rFonts w:ascii="Times New Roman" w:hAnsi="Times New Roman"/>
+          <w:lang w:val="ru-RU"/>
+        </w:rPr>
+      </w:pPr>
+      <w:r>
+        <w:rPr>
+          <w:rFonts w:ascii="Times New Roman" w:hAnsi="Times New Roman"/>
+          <w:lang w:val="ru-RU"/>
+        </w:rPr>
+        <w:t>График 2.3. Сравнение моделей</w:t>
+      </w:r>
+    </w:p>
+    <w:p>
+      <w:pPr>
+        <w:rPr>
+          <w:rFonts w:ascii="Times New Roman" w:hAnsi="Times New Roman"/>
+          <w:lang w:val="ru-RU"/>
+        </w:rPr>
+      </w:pPr>
+    </w:p>
+    <w:p>
+      <w:pPr>
+        <w:rPr>
+          <w:rFonts w:ascii="Times New Roman" w:hAnsi="Times New Roman"/>
+          <w:lang w:val="ru-RU"/>
+        </w:rPr>
+      </w:pPr>
+      <w:r>
+        <w:rPr>
+          <w:rFonts w:ascii="Times New Roman" w:hAnsi="Times New Roman"/>
+          <w:noProof/>
+          <w:lang w:val="ru-RU"/>
+        </w:rPr>
+        <w:drawing>
+          <wp:inline distT="0" distB="0" distL="0" distR="0" wp14:anchorId="7B2DC0D5" wp14:editId="254BA151">
+            <wp:extent cx="6540500" cy="4347845"/>
+            <wp:effectExtent l="0" t="0" r="0" b="0"/>
+            <wp:docPr id="931968425" name="Picture 2"/>
+            <wp:cNvGraphicFramePr>
+              <a:graphicFrameLocks xmlns:a="http://schemas.openxmlformats.org/drawingml/2006/main" noChangeAspect="1"/>
+            </wp:cNvGraphicFramePr>
+            <a:graphic xmlns:a="http://schemas.openxmlformats.org/drawingml/2006/main">
+              <a:graphicData uri="http://schemas.openxmlformats.org/drawingml/2006/picture">
+                <pic:pic xmlns:pic="http://schemas.openxmlformats.org/drawingml/2006/picture">
+                  <pic:nvPicPr>
+                    <pic:cNvPr id="931968425" name="Picture 931968425"/>
+                    <pic:cNvPicPr/>
+                  </pic:nvPicPr>
+                  <pic:blipFill>
+                    <a:blip r:embed="rId9">
+                      <a:extLst>
+                        <a:ext uri="{28A0092B-C50C-407E-A947-70E740481C1C}">
+                          <a14:useLocalDpi xmlns:a14="http://schemas.microsoft.com/office/drawing/2010/main" val="0"/>
+                        </a:ext>
+                      </a:extLst>
+                    </a:blip>
+                    <a:stretch>
+                      <a:fillRect/>
+                    </a:stretch>
+                  </pic:blipFill>
+                  <pic:spPr>
+                    <a:xfrm>
+                      <a:off x="0" y="0"/>
+                      <a:ext cx="6540500" cy="4347845"/>
+                    </a:xfrm>
+                    <a:prstGeom prst="rect">
+                      <a:avLst/>
+                    </a:prstGeom>
+                  </pic:spPr>
+                </pic:pic>
+              </a:graphicData>
+            </a:graphic>
+          </wp:inline>
+        </w:drawing>
+      </w:r>
+    </w:p>
+    <w:p>
+      <w:pPr>
+        <w:rPr>
+          <w:rFonts w:ascii="Times New Roman" w:hAnsi="Times New Roman"/>
+          <w:lang w:val="ru-RU"/>
+        </w:rPr>
+      </w:pPr>
+    </w:p>
+    <w:p>
+      <w:pPr>
+        <w:pStyle w:val="Heading2"/>
+        <w:rPr>
+          <w:rFonts w:ascii="Times New Roman" w:hAnsi="Times New Roman"/>
+          <w:lang w:val="ru-RU"/>
+        </w:rPr>
+      </w:pPr>
+      <w:r>
+        <w:rPr>
+          <w:rFonts w:ascii="Times New Roman" w:hAnsi="Times New Roman"/>
+          <w:lang w:val="ru-RU"/>
+        </w:rPr>
+        <w:t>2.3. Выбор лучшей модели</w:t>
+      </w:r>
+    </w:p>
+    <w:p>
+      <w:pPr>
+        <w:rPr>
+          <w:lang w:val="ru-RU"/>
+        </w:rPr>
+      </w:pPr>
+    </w:p>
+    <w:p>
+      <w:pPr>
+        <w:rPr>
+          <w:rFonts w:ascii="Times New Roman" w:hAnsi="Times New Roman"/>
+          <w:lang w:val="ru-RU"/>
+        </w:rPr>
+      </w:pPr>
+      <w:r>
+        <w:rPr>
+          <w:rFonts w:ascii="Times New Roman" w:hAnsi="Times New Roman"/>
+          <w:lang w:val="ru-RU"/>
+        </w:rPr>
+        <w:t>Лучшей моделью признан градиентный бустинг (Gradient Boosting Regressor). Он достиг наивысшего значения коэффициента детерминации (R² = 0.609), минимальной средней абсолютной ошибки (MAE = 2498)</w:t>
+      </w:r>
+      <w:r>
+        <w:rPr>
+          <w:rFonts w:ascii="Times New Roman" w:hAnsi="Times New Roman"/>
+          <w:lang w:val="ru-RU"/>
+        </w:rPr>
+        <w:t xml:space="preserve"> </w:t>
+      </w:r>
+      <w:r>
+        <w:rPr>
+          <w:rFonts w:ascii="Times New Roman" w:hAnsi="Times New Roman"/>
+          <w:lang w:val="ru-RU"/>
+        </w:rPr>
+        <w:t>и</w:t>
+      </w:r>
+      <w:r>
+        <w:rPr>
+          <w:rFonts w:ascii="Times New Roman" w:hAnsi="Times New Roman"/>
+          <w:lang w:val="ru-RU"/>
+        </w:rPr>
+        <w:t xml:space="preserve"> </w:t>
+      </w:r>
+      <w:r>
+        <w:rPr>
+          <w:rFonts w:ascii="Times New Roman" w:hAnsi="Times New Roman"/>
+          <w:lang w:val="ru-RU"/>
+        </w:rPr>
+        <w:t>минимальной</w:t>
+      </w:r>
+      <w:r>
+        <w:rPr>
+          <w:rFonts w:ascii="Times New Roman" w:hAnsi="Times New Roman"/>
+          <w:lang w:val="ru-RU"/>
+        </w:rPr>
+        <w:t xml:space="preserve"> </w:t>
+      </w:r>
+      <w:r>
+        <w:rPr>
+          <w:rFonts w:ascii="Times New Roman" w:hAnsi="Times New Roman"/>
+          <w:lang w:val="ru-RU"/>
+        </w:rPr>
+        <w:t>средне</w:t>
+      </w:r>
+      <w:r>
+        <w:rPr>
+          <w:rFonts w:ascii="Times New Roman" w:hAnsi="Times New Roman"/>
+          <w:lang w:val="ru-RU"/>
+        </w:rPr>
+        <w:t xml:space="preserve">квадратичной </w:t>
+      </w:r>
+      <w:r>
+        <w:rPr>
+          <w:rFonts w:ascii="Times New Roman" w:hAnsi="Times New Roman"/>
+          <w:lang w:val="ru-RU"/>
+        </w:rPr>
+        <w:t>ошибки</w:t>
+      </w:r>
+      <w:r>
+        <w:rPr>
+          <w:rFonts w:ascii="Times New Roman" w:hAnsi="Times New Roman"/>
+          <w:lang w:val="ru-RU"/>
+        </w:rPr>
+        <w:t xml:space="preserve"> </w:t>
+      </w:r>
+      <w:r>
+        <w:rPr>
+          <w:rFonts w:ascii="Times New Roman" w:hAnsi="Times New Roman"/>
+          <w:lang w:val="ru-RU"/>
+        </w:rPr>
+        <w:t>(RMSE</w:t>
+      </w:r>
+      <w:r>
+        <w:rPr>
+          <w:rFonts w:ascii="Times New Roman" w:hAnsi="Times New Roman"/>
+          <w:lang w:val="ru-RU"/>
+        </w:rPr>
+        <w:t xml:space="preserve"> </w:t>
+      </w:r>
+      <w:r>
+        <w:rPr>
+          <w:rFonts w:ascii="Times New Roman" w:hAnsi="Times New Roman"/>
+          <w:lang w:val="ru-RU"/>
+        </w:rPr>
+        <w:t>=</w:t>
+      </w:r>
+      <w:r>
+        <w:rPr>
+          <w:rFonts w:ascii="Times New Roman" w:hAnsi="Times New Roman"/>
+          <w:lang w:val="ru-RU"/>
+        </w:rPr>
+        <w:t xml:space="preserve"> </w:t>
+      </w:r>
+      <w:r>
+        <w:rPr>
+          <w:rFonts w:ascii="Times New Roman" w:hAnsi="Times New Roman"/>
+          <w:lang w:val="ru-RU"/>
+        </w:rPr>
+        <w:t>4938)</w:t>
+      </w:r>
+      <w:r>
+        <w:rPr>
+          <w:rFonts w:ascii="Times New Roman" w:hAnsi="Times New Roman"/>
+          <w:lang w:val="ru-RU"/>
+        </w:rPr>
+        <w:t>.</w:t>
+      </w:r>
+    </w:p>
+    <w:p>
+      <w:pPr>
+        <w:rPr>
+          <w:rFonts w:ascii="Times New Roman" w:hAnsi="Times New Roman"/>
+          <w:lang w:val="ru-RU"/>
+        </w:rPr>
+      </w:pPr>
+    </w:p>
+    <w:p>
+      <w:pPr>
+        <w:rPr>
+          <w:rFonts w:ascii="Times New Roman" w:hAnsi="Times New Roman"/>
+          <w:lang w:val="ru-RU"/>
+        </w:rPr>
+      </w:pPr>
+      <w:r>
+        <w:rPr>
+          <w:rFonts w:ascii="Times New Roman" w:hAnsi="Times New Roman"/>
+          <w:lang w:val="ru-RU"/>
+        </w:rPr>
+        <w:t>Выбранная</w:t>
+      </w:r>
+      <w:r>
+        <w:rPr>
+          <w:rFonts w:ascii="Times New Roman" w:hAnsi="Times New Roman"/>
+          <w:lang w:val="ru-RU"/>
+        </w:rPr>
+        <w:t xml:space="preserve"> модель (градиентный бустинг) имеет </w:t>
+      </w:r>
+      <w:r>
+        <w:rPr>
+          <w:rFonts w:ascii="Times New Roman" w:hAnsi="Times New Roman"/>
+          <w:lang w:val="en-US"/>
+        </w:rPr>
+        <w:t>MAE</w:t>
+      </w:r>
+      <w:r>
+        <w:rPr>
+          <w:rFonts w:ascii="Times New Roman" w:hAnsi="Times New Roman"/>
+          <w:lang w:val="ru-RU"/>
+        </w:rPr>
+        <w:t xml:space="preserve"> = 2498, </w:t>
+      </w:r>
+      <w:r>
+        <w:rPr>
+          <w:rFonts w:ascii="Times New Roman" w:hAnsi="Times New Roman"/>
+          <w:lang w:val="ru-RU"/>
+        </w:rPr>
+        <w:t>т</w:t>
+      </w:r>
+      <w:r>
+        <w:rPr>
+          <w:rFonts w:ascii="Times New Roman" w:hAnsi="Times New Roman"/>
+          <w:lang w:val="ru-RU"/>
+        </w:rPr>
+        <w:t>о есть в среднем</w:t>
+      </w:r>
+      <w:r>
+        <w:rPr>
+          <w:rFonts w:ascii="Times New Roman" w:hAnsi="Times New Roman"/>
+          <w:lang w:val="ru-RU"/>
+        </w:rPr>
+        <w:t xml:space="preserve"> </w:t>
+      </w:r>
+      <w:r>
+        <w:rPr>
+          <w:rFonts w:ascii="Times New Roman" w:hAnsi="Times New Roman"/>
+          <w:lang w:val="ru-RU"/>
+        </w:rPr>
+        <w:t>ошибается на</w:t>
+      </w:r>
+      <w:r>
+        <w:rPr>
+          <w:rFonts w:ascii="Times New Roman" w:hAnsi="Times New Roman"/>
+          <w:lang w:val="ru-RU"/>
+        </w:rPr>
+        <w:t xml:space="preserve"> </w:t>
+      </w:r>
+      <w:r>
+        <w:rPr>
+          <w:rFonts w:ascii="Times New Roman" w:hAnsi="Times New Roman"/>
+          <w:lang w:val="ru-RU"/>
+        </w:rPr>
+        <w:t>2500</w:t>
+      </w:r>
+      <w:r>
+        <w:rPr>
+          <w:rFonts w:ascii="Times New Roman" w:hAnsi="Times New Roman"/>
+          <w:lang w:val="ru-RU"/>
+        </w:rPr>
+        <w:t xml:space="preserve"> </w:t>
+      </w:r>
+      <w:r>
+        <w:rPr>
+          <w:rFonts w:ascii="Times New Roman" w:hAnsi="Times New Roman"/>
+          <w:lang w:val="ru-RU"/>
+        </w:rPr>
+        <w:t>долларо</w:t>
+      </w:r>
+      <w:r>
+        <w:rPr>
+          <w:rFonts w:ascii="Times New Roman" w:hAnsi="Times New Roman"/>
+          <w:lang w:val="ru-RU"/>
+        </w:rPr>
+        <w:t>в</w:t>
+      </w:r>
+      <w:r>
+        <w:rPr>
+          <w:rFonts w:ascii="Times New Roman" w:hAnsi="Times New Roman"/>
+          <w:lang w:val="ru-RU"/>
+        </w:rPr>
+        <w:t>. </w:t>
+      </w:r>
+      <w:r>
+        <w:rPr>
+          <w:rFonts w:ascii="Times New Roman" w:hAnsi="Times New Roman"/>
+          <w:lang w:val="en-US"/>
+        </w:rPr>
+        <w:t>RMSE</w:t>
+      </w:r>
+      <w:r>
+        <w:rPr>
+          <w:rFonts w:ascii="Times New Roman" w:hAnsi="Times New Roman"/>
+          <w:lang w:val="ru-RU"/>
+        </w:rPr>
+        <w:t xml:space="preserve"> </w:t>
+      </w:r>
+      <w:r>
+        <w:rPr>
+          <w:rFonts w:ascii="Times New Roman" w:hAnsi="Times New Roman"/>
+          <w:lang w:val="ru-RU"/>
+        </w:rPr>
+        <w:t>=</w:t>
+      </w:r>
+      <w:r>
+        <w:rPr>
+          <w:rFonts w:ascii="Times New Roman" w:hAnsi="Times New Roman"/>
+          <w:lang w:val="ru-RU"/>
+        </w:rPr>
+        <w:t xml:space="preserve"> </w:t>
+      </w:r>
+      <w:r>
+        <w:rPr>
+          <w:rFonts w:ascii="Times New Roman" w:hAnsi="Times New Roman"/>
+          <w:lang w:val="ru-RU"/>
+        </w:rPr>
+        <w:t xml:space="preserve">4938 — что выше </w:t>
+      </w:r>
+      <w:r>
+        <w:rPr>
+          <w:rFonts w:ascii="Times New Roman" w:hAnsi="Times New Roman"/>
+          <w:lang w:val="en-US"/>
+        </w:rPr>
+        <w:t>MAE</w:t>
+      </w:r>
+      <w:r>
+        <w:rPr>
+          <w:rFonts w:ascii="Times New Roman" w:hAnsi="Times New Roman"/>
+          <w:lang w:val="ru-RU"/>
+        </w:rPr>
+        <w:t xml:space="preserve">, это говорит о наличии отдельных предсказаний с крупной ошибкой. </w:t>
+      </w:r>
+      <w:r>
+        <w:rPr>
+          <w:rFonts w:ascii="Times New Roman" w:hAnsi="Times New Roman"/>
+          <w:lang w:val="en-US"/>
+        </w:rPr>
+        <w:t>R</w:t>
+      </w:r>
+      <w:r>
+        <w:rPr>
+          <w:rFonts w:ascii="Times New Roman" w:hAnsi="Times New Roman"/>
+          <w:lang w:val="ru-RU"/>
+        </w:rPr>
+        <w:t xml:space="preserve">² = 0.609 означает, что модель объясняет чуть более 60% изменчивости страховых выплат, что является </w:t>
+      </w:r>
+      <w:r>
+        <w:rPr>
+          <w:rFonts w:ascii="Times New Roman" w:hAnsi="Times New Roman"/>
+          <w:lang w:val="ru-RU"/>
+        </w:rPr>
+        <w:lastRenderedPageBreak/>
+        <w:t>удовлетворительным результатом для задачи с большим количеством неучтённых факторов (образ жизни, наследственность, хронические заболевания)</w:t>
+      </w:r>
+    </w:p>
+    <w:p>
+      <w:pPr>
+        <w:rPr>
+          <w:rFonts w:ascii="Times New Roman" w:hAnsi="Times New Roman"/>
+          <w:lang w:val="ru-RU"/>
+        </w:rPr>
+      </w:pPr>
+    </w:p>
+    <w:p>
+      <w:pPr>
+        <w:rPr>
+          <w:rFonts w:ascii="Times New Roman" w:hAnsi="Times New Roman"/>
+          <w:lang w:val="ru-RU"/>
+        </w:rPr>
+      </w:pPr>
+      <w:r>
+        <w:rPr>
+          <w:rFonts w:ascii="Times New Roman" w:hAnsi="Times New Roman"/>
+          <w:lang w:val="ru-RU"/>
+        </w:rPr>
+        <w:t>Причины превосходства градиентного бустинга:</w:t>
+      </w:r>
+    </w:p>
+    <w:p>
+      <w:pPr>
+        <w:rPr>
+          <w:rFonts w:ascii="Times New Roman" w:hAnsi="Times New Roman"/>
+          <w:lang w:val="ru-RU"/>
+        </w:rPr>
+      </w:pPr>
+    </w:p>
+    <w:p>
+      <w:pPr>
+        <w:pStyle w:val="ListParagraph"/>
+        <w:numPr>
+          <w:ilvl w:val="0"/>
+          <w:numId w:val="21"/>
+        </w:numPr>
+        <w:rPr>
+          <w:rFonts w:ascii="Times New Roman" w:hAnsi="Times New Roman"/>
+          <w:lang w:val="en-US"/>
+        </w:rPr>
+      </w:pPr>
+      <w:r>
+        <w:rPr>
+          <w:rFonts w:ascii="Times New Roman" w:hAnsi="Times New Roman"/>
+          <w:lang w:val="ru-RU"/>
+        </w:rPr>
+        <w:t>Способность моделировать сложные нелинейные зависимости и взаимодействия признаков.</w:t>
+      </w:r>
+    </w:p>
+    <w:p>
+      <w:pPr>
+        <w:pStyle w:val="ListParagraph"/>
+        <w:numPr>
+          <w:ilvl w:val="0"/>
+          <w:numId w:val="21"/>
+        </w:numPr>
+        <w:rPr>
+          <w:rFonts w:ascii="Times New Roman" w:hAnsi="Times New Roman"/>
+          <w:lang w:val="ru-RU"/>
+        </w:rPr>
+      </w:pPr>
+      <w:r>
+        <w:rPr>
+          <w:rFonts w:ascii="Times New Roman" w:hAnsi="Times New Roman"/>
+          <w:lang w:val="ru-RU"/>
+        </w:rPr>
+        <w:t>Последовательная коррекция ошибок, что особенно полезно для предсказания дорогих страховых случаев.</w:t>
+      </w:r>
+    </w:p>
+    <w:p>
+      <w:pPr>
+        <w:pStyle w:val="ListParagraph"/>
+        <w:numPr>
+          <w:ilvl w:val="0"/>
+          <w:numId w:val="21"/>
+        </w:numPr>
+        <w:rPr>
+          <w:rFonts w:ascii="Times New Roman" w:hAnsi="Times New Roman"/>
+          <w:lang w:val="ru-RU"/>
+        </w:rPr>
+      </w:pPr>
+      <w:r>
+        <w:rPr>
+          <w:rFonts w:ascii="Times New Roman" w:hAnsi="Times New Roman"/>
+          <w:lang w:val="ru-RU"/>
+        </w:rPr>
+        <w:t>Устойчивость к выбросам (особенно при небольшой глубине деревьев).</w:t>
+      </w:r>
+    </w:p>
+    <w:p>
+      <w:pPr>
+        <w:rPr>
+          <w:rFonts w:ascii="Times New Roman" w:hAnsi="Times New Roman"/>
+          <w:lang w:val="ru-RU"/>
+        </w:rPr>
+      </w:pPr>
+    </w:p>
+    <w:p>
+      <w:pPr>
+        <w:rPr>
+          <w:rFonts w:ascii="Times New Roman" w:hAnsi="Times New Roman"/>
+          <w:lang w:val="en-US"/>
+        </w:rPr>
+      </w:pPr>
+      <w:r>
+        <w:rPr>
+          <w:rFonts w:ascii="Times New Roman" w:hAnsi="Times New Roman"/>
+          <w:lang w:val="ru-RU"/>
+        </w:rPr>
+        <w:t>Таким образом, градиентный бустинг рекомендуется к использованию для прогнозирования страховых выплат в реальных задачах.</w:t>
+      </w:r>
+    </w:p>
+    <w:p>
+      <w:pPr>
+        <w:rPr>
+          <w:rFonts w:ascii="Times New Roman" w:hAnsi="Times New Roman"/>
+          <w:lang w:val="en-US"/>
+        </w:rPr>
+      </w:pPr>
+    </w:p>
+    <w:p>
+      <w:pPr>
+        <w:rPr>
+          <w:rFonts w:ascii="Times New Roman" w:hAnsi="Times New Roman"/>
+          <w:lang w:val="ru-RU"/>
+        </w:rPr>
+      </w:pPr>
+    </w:p>
+    <w:p>
+      <w:pPr>
         <w:jc w:val="left"/>
         <w:rPr>
           <w:rFonts w:ascii="Times New Roman" w:hAnsi="Times New Roman"/>
           <w:lang w:val="ru-RU"/>
         </w:rPr>
       </w:pPr>
+      <w:r>
+        <w:rPr>
+          <w:rFonts w:ascii="Times New Roman" w:hAnsi="Times New Roman"/>
+          <w:lang w:val="ru-RU"/>
+        </w:rPr>
+        <w:br w:type="page"/>
+      </w:r>
+    </w:p>
+    <w:p>
+      <w:pPr>
+        <w:rPr>
+          <w:rFonts w:ascii="Times New Roman" w:hAnsi="Times New Roman"/>
+          <w:lang w:val="ru-RU"/>
+        </w:rPr>
+      </w:pPr>
     </w:p>
     <w:p>
       <w:pPr>
@@ -14184,23 +17713,6 @@
           <w:rFonts w:ascii="Times New Roman" w:hAnsi="Times New Roman"/>
           <w:lang w:val="ru-RU"/>
         </w:rPr>
-        <w:br w:type="page"/>
-      </w:r>
-    </w:p>
-    <w:p>
-      <w:pPr>
-        <w:jc w:val="left"/>
-        <w:rPr>
-          <w:rFonts w:ascii="Times New Roman" w:hAnsi="Times New Roman"/>
-          <w:lang w:val="ru-RU"/>
-        </w:rPr>
-      </w:pPr>
-      <w:r>
-        <w:rPr>
-          <w:rFonts w:ascii="Times New Roman" w:hAnsi="Times New Roman"/>
-          <w:lang w:val="ru-RU"/>
-        </w:rPr>
-        <w:lastRenderedPageBreak/>
         <w:t>План 2 главы:</w:t>
       </w:r>
     </w:p>
@@ -15891,7 +19403,7 @@
                     <pic:cNvPicPr/>
                   </pic:nvPicPr>
                   <pic:blipFill>
-                    <a:blip r:embed="rId9"/>
+                    <a:blip r:embed="rId10"/>
                     <a:stretch/>
                   </pic:blipFill>
                   <pic:spPr>
@@ -15944,7 +19456,7 @@
                     <pic:cNvPicPr/>
                   </pic:nvPicPr>
                   <pic:blipFill>
-                    <a:blip r:embed="rId10"/>
+                    <a:blip r:embed="rId11"/>
                     <a:stretch/>
                   </pic:blipFill>
                   <pic:spPr>
@@ -16116,461 +19628,6 @@
                 <pic:pic xmlns:pic="http://schemas.openxmlformats.org/drawingml/2006/picture">
                   <pic:nvPicPr>
                     <pic:cNvPr id="11" name="Picture 11"/>
-                    <pic:cNvPicPr/>
-                  </pic:nvPicPr>
-                  <pic:blipFill>
-                    <a:blip r:embed="rId11"/>
-                    <a:stretch/>
-                  </pic:blipFill>
-                  <pic:spPr>
-                    <a:xfrm>
-                      <a:off x="0" y="0"/>
-                      <a:ext cx="6264274" cy="4739346"/>
-                    </a:xfrm>
-                    <a:prstGeom prst="rect">
-                      <a:avLst/>
-                    </a:prstGeom>
-                  </pic:spPr>
-                </pic:pic>
-              </a:graphicData>
-            </a:graphic>
-          </wp:inline>
-        </w:drawing>
-      </w:r>
-    </w:p>
-    <w:p>
-      <w:pPr>
-        <w:spacing w:after="159"/>
-        <w:rPr>
-          <w:rFonts w:ascii="Times New Roman" w:hAnsi="Times New Roman"/>
-          <w:sz w:val="27"/>
-        </w:rPr>
-      </w:pPr>
-      <w:r>
-        <w:rPr>
-          <w:rFonts w:ascii="Times New Roman" w:hAnsi="Times New Roman"/>
-          <w:b/>
-          <w:sz w:val="27"/>
-        </w:rPr>
-        <w:t>Наблюдение 2.</w:t>
-      </w:r>
-      <w:r>
-        <w:rPr>
-          <w:rFonts w:ascii="Times New Roman" w:hAnsi="Times New Roman"/>
-          <w:sz w:val="27"/>
-        </w:rPr>
-        <w:t xml:space="preserve"> Из графика видно, что данные имеют выраженное правостороннее смещение (положительную асимметрию), что приводит к тому, что среднее значение оказывается выше медианы. Это указывает на наличие экстремально высоких значений в правой части распределения.</w:t>
-      </w:r>
-    </w:p>
-    <w:p>
-      <w:pPr>
-        <w:spacing w:after="159"/>
-        <w:rPr>
-          <w:rFonts w:ascii="Times New Roman" w:hAnsi="Times New Roman"/>
-          <w:sz w:val="27"/>
-        </w:rPr>
-      </w:pPr>
-    </w:p>
-    <w:p>
-      <w:pPr>
-        <w:spacing w:after="159"/>
-        <w:rPr>
-          <w:rFonts w:ascii="Times New Roman" w:hAnsi="Times New Roman"/>
-          <w:sz w:val="27"/>
-        </w:rPr>
-      </w:pPr>
-      <w:r>
-        <w:rPr>
-          <w:rFonts w:ascii="Times New Roman" w:hAnsi="Times New Roman"/>
-          <w:b/>
-          <w:sz w:val="27"/>
-        </w:rPr>
-        <w:lastRenderedPageBreak/>
-        <w:t>Наблюдение 3.</w:t>
-      </w:r>
-      <w:r>
-        <w:rPr>
-          <w:rFonts w:ascii="Times New Roman" w:hAnsi="Times New Roman"/>
-          <w:sz w:val="27"/>
-        </w:rPr>
-        <w:t xml:space="preserve"> Мы видим, что усеченное среднее значение достаточно близко к медиане и моде. Особенно это заметно при отсечении 20% данных с каждой стороны распределения.</w:t>
-      </w:r>
-    </w:p>
-    <w:p>
-      <w:pPr>
-        <w:spacing w:after="159"/>
-        <w:jc w:val="left"/>
-        <w:rPr>
-          <w:rFonts w:ascii="Times New Roman" w:hAnsi="Times New Roman"/>
-          <w:sz w:val="27"/>
-        </w:rPr>
-      </w:pPr>
-    </w:p>
-    <w:p>
-      <w:pPr>
-        <w:spacing w:after="159"/>
-        <w:jc w:val="left"/>
-        <w:rPr>
-          <w:rFonts w:ascii="Times New Roman" w:hAnsi="Times New Roman"/>
-          <w:sz w:val="27"/>
-        </w:rPr>
-      </w:pPr>
-      <w:r>
-        <w:rPr>
-          <w:rFonts w:ascii="Times New Roman" w:hAnsi="Times New Roman"/>
-          <w:b/>
-          <w:sz w:val="27"/>
-        </w:rPr>
-        <w:t>Наблюдение 4.</w:t>
-      </w:r>
-      <w:r>
-        <w:rPr>
-          <w:rFonts w:ascii="Times New Roman" w:hAnsi="Times New Roman"/>
-          <w:sz w:val="27"/>
-        </w:rPr>
-        <w:t xml:space="preserve"> На основе анализа можно сделать вывод, что типичная стоимость страховки составляет около 9400 долларов.</w:t>
-      </w:r>
-    </w:p>
-    <w:p>
-      <w:pPr>
-        <w:jc w:val="left"/>
-        <w:rPr>
-          <w:rFonts w:hint="eastAsia"/>
-        </w:rPr>
-      </w:pPr>
-    </w:p>
-    <w:p>
-      <w:pPr>
-        <w:numPr>
-          <w:ilvl w:val="0"/>
-          <w:numId w:val="4"/>
-        </w:numPr>
-        <w:jc w:val="left"/>
-        <w:rPr>
-          <w:rFonts w:ascii="Times New Roman" w:hAnsi="Times New Roman"/>
-          <w:b/>
-          <w:sz w:val="30"/>
-        </w:rPr>
-      </w:pPr>
-      <w:r>
-        <w:rPr>
-          <w:rFonts w:ascii="Times New Roman" w:hAnsi="Times New Roman"/>
-          <w:b/>
-          <w:sz w:val="30"/>
-        </w:rPr>
-        <w:t>Посчитать дисперсию charges.</w:t>
-      </w:r>
-    </w:p>
-    <w:p>
-      <w:pPr>
-        <w:jc w:val="left"/>
-        <w:rPr>
-          <w:rFonts w:hint="eastAsia"/>
-        </w:rPr>
-      </w:pPr>
-    </w:p>
-    <w:p>
-      <w:pPr>
-        <w:rPr>
-          <w:rFonts w:hint="eastAsia"/>
-        </w:rPr>
-      </w:pPr>
-      <w:r>
-        <w:t xml:space="preserve">    Range: 62648.554110000005</w:t>
-      </w:r>
-    </w:p>
-    <w:p>
-      <w:pPr>
-        <w:rPr>
-          <w:rFonts w:hint="eastAsia"/>
-        </w:rPr>
-      </w:pPr>
-      <w:r>
-        <w:t xml:space="preserve">    Interquartile range: 11899.625365</w:t>
-      </w:r>
-    </w:p>
-    <w:p>
-      <w:pPr>
-        <w:rPr>
-          <w:rFonts w:hint="eastAsia"/>
-        </w:rPr>
-      </w:pPr>
-      <w:r>
-        <w:t xml:space="preserve">    Variance: 146652372.15285483</w:t>
-      </w:r>
-    </w:p>
-    <w:p>
-      <w:pPr>
-        <w:rPr>
-          <w:rFonts w:hint="eastAsia"/>
-        </w:rPr>
-      </w:pPr>
-      <w:r>
-        <w:t xml:space="preserve">    Standard deviation: 12110.011236693996</w:t>
-      </w:r>
-    </w:p>
-    <w:p>
-      <w:pPr>
-        <w:jc w:val="left"/>
-        <w:rPr>
-          <w:rFonts w:hint="eastAsia"/>
-        </w:rPr>
-      </w:pPr>
-      <w:r>
-        <w:t xml:space="preserve">    Mean Absolute Deviation: 9091.12658113703</w:t>
-      </w:r>
-    </w:p>
-    <w:p>
-      <w:pPr>
-        <w:jc w:val="left"/>
-        <w:rPr>
-          <w:rFonts w:hint="eastAsia"/>
-        </w:rPr>
-      </w:pPr>
-    </w:p>
-    <w:p>
-      <w:pPr>
-        <w:spacing w:after="159"/>
-        <w:rPr>
-          <w:rFonts w:ascii="Times New Roman" w:hAnsi="Times New Roman"/>
-          <w:sz w:val="27"/>
-        </w:rPr>
-      </w:pPr>
-      <w:r>
-        <w:rPr>
-          <w:rFonts w:ascii="Times New Roman" w:hAnsi="Times New Roman"/>
-          <w:b/>
-          <w:sz w:val="27"/>
-        </w:rPr>
-        <w:t>Наблюдение 5.</w:t>
-      </w:r>
-      <w:r>
-        <w:rPr>
-          <w:rFonts w:ascii="Times New Roman" w:hAnsi="Times New Roman"/>
-          <w:sz w:val="27"/>
-        </w:rPr>
-        <w:t xml:space="preserve"> Мы видим, что размах (range) не подходит для описания данных в данном случае, поскольку у одного или нескольких человек стоимость страховых выплат превышает 60 000$. Следовательно, нам следует рассмотреть межквартильный размах (IQR).</w:t>
-      </w:r>
-    </w:p>
-    <w:p>
-      <w:pPr>
-        <w:spacing w:after="159"/>
-        <w:rPr>
-          <w:rFonts w:ascii="Times New Roman" w:hAnsi="Times New Roman"/>
-          <w:sz w:val="27"/>
-        </w:rPr>
-      </w:pPr>
-    </w:p>
-    <w:p>
-      <w:pPr>
-        <w:spacing w:after="159"/>
-        <w:rPr>
-          <w:rFonts w:ascii="Times New Roman" w:hAnsi="Times New Roman"/>
-          <w:sz w:val="27"/>
-        </w:rPr>
-      </w:pPr>
-      <w:r>
-        <w:rPr>
-          <w:rFonts w:ascii="Times New Roman" w:hAnsi="Times New Roman"/>
-          <w:b/>
-          <w:sz w:val="27"/>
-        </w:rPr>
-        <w:t>Наблюдение 6.</w:t>
-      </w:r>
-      <w:r>
-        <w:rPr>
-          <w:rFonts w:ascii="Times New Roman" w:hAnsi="Times New Roman"/>
-          <w:sz w:val="27"/>
-        </w:rPr>
-        <w:t xml:space="preserve"> Стандартное отклонение не является достаточно информативной мерой в данном случае, поскольку наши данные имеют выраженное правостороннее смещение. Поэтому целесообразно рассмотреть среднее абсолютное отклонение (MAD).</w:t>
-      </w:r>
-    </w:p>
-    <w:p>
-      <w:pPr>
-        <w:spacing w:after="159"/>
-        <w:rPr>
-          <w:rFonts w:ascii="Times New Roman" w:hAnsi="Times New Roman"/>
-          <w:sz w:val="27"/>
-        </w:rPr>
-      </w:pPr>
-    </w:p>
-    <w:p>
-      <w:pPr>
-        <w:spacing w:after="159"/>
-        <w:rPr>
-          <w:rFonts w:ascii="Times New Roman" w:hAnsi="Times New Roman"/>
-          <w:b/>
-          <w:sz w:val="27"/>
-        </w:rPr>
-      </w:pPr>
-      <w:r>
-        <w:rPr>
-          <w:rFonts w:ascii="Times New Roman" w:hAnsi="Times New Roman"/>
-          <w:b/>
-          <w:sz w:val="27"/>
-        </w:rPr>
-        <w:t xml:space="preserve">Наблюдение 7. </w:t>
-      </w:r>
-      <w:r>
-        <w:rPr>
-          <w:rFonts w:ascii="Times New Roman" w:hAnsi="Times New Roman"/>
-          <w:sz w:val="27"/>
-        </w:rPr>
-        <w:t xml:space="preserve">Из </w:t>
-      </w:r>
-      <w:r>
-        <w:rPr>
-          <w:rFonts w:ascii="Times New Roman" w:hAnsi="Times New Roman"/>
-          <w:i/>
-          <w:sz w:val="27"/>
-        </w:rPr>
-        <w:t>наблюдения 1</w:t>
-      </w:r>
-      <w:r>
-        <w:rPr>
-          <w:rFonts w:ascii="Times New Roman" w:hAnsi="Times New Roman"/>
-          <w:sz w:val="27"/>
-        </w:rPr>
-        <w:t xml:space="preserve"> мы видим, что центральные 50% данных сконцентрированы вокруг медианы. </w:t>
-      </w:r>
-      <w:r>
-        <w:rPr>
-          <w:rFonts w:ascii="Times New Roman" w:hAnsi="Times New Roman"/>
-          <w:i/>
-          <w:sz w:val="27"/>
-        </w:rPr>
-        <w:t>Наблюдение 2</w:t>
-      </w:r>
-      <w:r>
-        <w:rPr>
-          <w:rFonts w:ascii="Times New Roman" w:hAnsi="Times New Roman"/>
-          <w:sz w:val="27"/>
-        </w:rPr>
-        <w:t xml:space="preserve"> показывает, что страховые затраты большинства людей тесно сгруппированы вокруг типичной стоимости.</w:t>
-      </w:r>
-    </w:p>
-    <w:p>
-      <w:pPr>
-        <w:spacing w:after="159"/>
-        <w:rPr>
-          <w:rFonts w:ascii="Times New Roman" w:hAnsi="Times New Roman"/>
-          <w:b/>
-        </w:rPr>
-      </w:pPr>
-      <w:r>
-        <w:br w:type="page"/>
-      </w:r>
-    </w:p>
-    <w:p>
-      <w:pPr>
-        <w:numPr>
-          <w:ilvl w:val="0"/>
-          <w:numId w:val="4"/>
-        </w:numPr>
-        <w:jc w:val="left"/>
-        <w:rPr>
-          <w:rFonts w:hint="eastAsia"/>
-        </w:rPr>
-      </w:pPr>
-      <w:r>
-        <w:rPr>
-          <w:rFonts w:ascii="Times New Roman" w:hAnsi="Times New Roman"/>
-          <w:b/>
-          <w:sz w:val="30"/>
-        </w:rPr>
-        <w:lastRenderedPageBreak/>
-        <w:t>Посчитать центральную тенденцию ages в датасете.</w:t>
-      </w:r>
-    </w:p>
-    <w:p>
-      <w:pPr>
-        <w:jc w:val="left"/>
-        <w:rPr>
-          <w:rFonts w:hint="eastAsia"/>
-        </w:rPr>
-      </w:pPr>
-    </w:p>
-    <w:p>
-      <w:pPr>
-        <w:rPr>
-          <w:rFonts w:hint="eastAsia"/>
-        </w:rPr>
-      </w:pPr>
-      <w:r>
-        <w:t xml:space="preserve">    Mean: 39.20702541106129</w:t>
-      </w:r>
-    </w:p>
-    <w:p>
-      <w:pPr>
-        <w:rPr>
-          <w:rFonts w:hint="eastAsia"/>
-        </w:rPr>
-      </w:pPr>
-      <w:r>
-        <w:t xml:space="preserve">    Median: 39.0</w:t>
-      </w:r>
-    </w:p>
-    <w:p>
-      <w:pPr>
-        <w:rPr>
-          <w:rFonts w:hint="eastAsia"/>
-        </w:rPr>
-      </w:pPr>
-      <w:r>
-        <w:t xml:space="preserve">    Mode: 0    18</w:t>
-      </w:r>
-    </w:p>
-    <w:p>
-      <w:pPr>
-        <w:rPr>
-          <w:rFonts w:hint="eastAsia"/>
-        </w:rPr>
-      </w:pPr>
-      <w:r>
-        <w:t xml:space="preserve">    Name: age, dtype: int64</w:t>
-      </w:r>
-    </w:p>
-    <w:p>
-      <w:pPr>
-        <w:jc w:val="left"/>
-        <w:rPr>
-          <w:rFonts w:hint="eastAsia"/>
-        </w:rPr>
-      </w:pPr>
-      <w:r>
-        <w:t xml:space="preserve">    Trimmed mean: 39.02985074626866</w:t>
-      </w:r>
-    </w:p>
-    <w:p>
-      <w:pPr>
-        <w:jc w:val="left"/>
-        <w:rPr>
-          <w:rFonts w:hint="eastAsia"/>
-        </w:rPr>
-      </w:pPr>
-    </w:p>
-    <w:p>
-      <w:pPr>
-        <w:jc w:val="left"/>
-        <w:rPr>
-          <w:rFonts w:hint="eastAsia"/>
-        </w:rPr>
-      </w:pPr>
-      <w:r>
-        <w:rPr>
-          <w:noProof/>
-        </w:rPr>
-        <w:drawing>
-          <wp:inline distT="0" distB="0" distL="0" distR="0" wp14:anchorId="159DF12C" wp14:editId="6739F142">
-            <wp:extent cx="6264274" cy="4739346"/>
-            <wp:effectExtent l="0" t="0" r="0" b="0"/>
-            <wp:docPr id="12" name="Picture 12"/>
-            <wp:cNvGraphicFramePr/>
-            <a:graphic xmlns:a="http://schemas.openxmlformats.org/drawingml/2006/main">
-              <a:graphicData uri="http://schemas.openxmlformats.org/drawingml/2006/picture">
-                <pic:pic xmlns:pic="http://schemas.openxmlformats.org/drawingml/2006/picture">
-                  <pic:nvPicPr>
-                    <pic:cNvPr id="13" name="Picture 13"/>
                     <pic:cNvPicPr/>
                   </pic:nvPicPr>
                   <pic:blipFill>
@@ -16595,6 +19652,461 @@
     </w:p>
     <w:p>
       <w:pPr>
+        <w:spacing w:after="159"/>
+        <w:rPr>
+          <w:rFonts w:ascii="Times New Roman" w:hAnsi="Times New Roman"/>
+          <w:sz w:val="27"/>
+        </w:rPr>
+      </w:pPr>
+      <w:r>
+        <w:rPr>
+          <w:rFonts w:ascii="Times New Roman" w:hAnsi="Times New Roman"/>
+          <w:b/>
+          <w:sz w:val="27"/>
+        </w:rPr>
+        <w:t>Наблюдение 2.</w:t>
+      </w:r>
+      <w:r>
+        <w:rPr>
+          <w:rFonts w:ascii="Times New Roman" w:hAnsi="Times New Roman"/>
+          <w:sz w:val="27"/>
+        </w:rPr>
+        <w:t xml:space="preserve"> Из графика видно, что данные имеют выраженное правостороннее смещение (положительную асимметрию), что приводит к тому, что среднее значение оказывается выше медианы. Это указывает на наличие экстремально высоких значений в правой части распределения.</w:t>
+      </w:r>
+    </w:p>
+    <w:p>
+      <w:pPr>
+        <w:spacing w:after="159"/>
+        <w:rPr>
+          <w:rFonts w:ascii="Times New Roman" w:hAnsi="Times New Roman"/>
+          <w:sz w:val="27"/>
+        </w:rPr>
+      </w:pPr>
+    </w:p>
+    <w:p>
+      <w:pPr>
+        <w:spacing w:after="159"/>
+        <w:rPr>
+          <w:rFonts w:ascii="Times New Roman" w:hAnsi="Times New Roman"/>
+          <w:sz w:val="27"/>
+        </w:rPr>
+      </w:pPr>
+      <w:r>
+        <w:rPr>
+          <w:rFonts w:ascii="Times New Roman" w:hAnsi="Times New Roman"/>
+          <w:b/>
+          <w:sz w:val="27"/>
+        </w:rPr>
+        <w:lastRenderedPageBreak/>
+        <w:t>Наблюдение 3.</w:t>
+      </w:r>
+      <w:r>
+        <w:rPr>
+          <w:rFonts w:ascii="Times New Roman" w:hAnsi="Times New Roman"/>
+          <w:sz w:val="27"/>
+        </w:rPr>
+        <w:t xml:space="preserve"> Мы видим, что усеченное среднее значение достаточно близко к медиане и моде. Особенно это заметно при отсечении 20% данных с каждой стороны распределения.</w:t>
+      </w:r>
+    </w:p>
+    <w:p>
+      <w:pPr>
+        <w:spacing w:after="159"/>
+        <w:jc w:val="left"/>
+        <w:rPr>
+          <w:rFonts w:ascii="Times New Roman" w:hAnsi="Times New Roman"/>
+          <w:sz w:val="27"/>
+        </w:rPr>
+      </w:pPr>
+    </w:p>
+    <w:p>
+      <w:pPr>
+        <w:spacing w:after="159"/>
+        <w:jc w:val="left"/>
+        <w:rPr>
+          <w:rFonts w:ascii="Times New Roman" w:hAnsi="Times New Roman"/>
+          <w:sz w:val="27"/>
+        </w:rPr>
+      </w:pPr>
+      <w:r>
+        <w:rPr>
+          <w:rFonts w:ascii="Times New Roman" w:hAnsi="Times New Roman"/>
+          <w:b/>
+          <w:sz w:val="27"/>
+        </w:rPr>
+        <w:t>Наблюдение 4.</w:t>
+      </w:r>
+      <w:r>
+        <w:rPr>
+          <w:rFonts w:ascii="Times New Roman" w:hAnsi="Times New Roman"/>
+          <w:sz w:val="27"/>
+        </w:rPr>
+        <w:t xml:space="preserve"> На основе анализа можно сделать вывод, что типичная стоимость страховки составляет около 9400 долларов.</w:t>
+      </w:r>
+    </w:p>
+    <w:p>
+      <w:pPr>
+        <w:jc w:val="left"/>
+        <w:rPr>
+          <w:rFonts w:hint="eastAsia"/>
+        </w:rPr>
+      </w:pPr>
+    </w:p>
+    <w:p>
+      <w:pPr>
+        <w:numPr>
+          <w:ilvl w:val="0"/>
+          <w:numId w:val="4"/>
+        </w:numPr>
+        <w:jc w:val="left"/>
+        <w:rPr>
+          <w:rFonts w:ascii="Times New Roman" w:hAnsi="Times New Roman"/>
+          <w:b/>
+          <w:sz w:val="30"/>
+        </w:rPr>
+      </w:pPr>
+      <w:r>
+        <w:rPr>
+          <w:rFonts w:ascii="Times New Roman" w:hAnsi="Times New Roman"/>
+          <w:b/>
+          <w:sz w:val="30"/>
+        </w:rPr>
+        <w:t>Посчитать дисперсию charges.</w:t>
+      </w:r>
+    </w:p>
+    <w:p>
+      <w:pPr>
+        <w:jc w:val="left"/>
+        <w:rPr>
+          <w:rFonts w:hint="eastAsia"/>
+        </w:rPr>
+      </w:pPr>
+    </w:p>
+    <w:p>
+      <w:pPr>
+        <w:rPr>
+          <w:rFonts w:hint="eastAsia"/>
+        </w:rPr>
+      </w:pPr>
+      <w:r>
+        <w:t xml:space="preserve">    Range: 62648.554110000005</w:t>
+      </w:r>
+    </w:p>
+    <w:p>
+      <w:pPr>
+        <w:rPr>
+          <w:rFonts w:hint="eastAsia"/>
+        </w:rPr>
+      </w:pPr>
+      <w:r>
+        <w:t xml:space="preserve">    Interquartile range: 11899.625365</w:t>
+      </w:r>
+    </w:p>
+    <w:p>
+      <w:pPr>
+        <w:rPr>
+          <w:rFonts w:hint="eastAsia"/>
+        </w:rPr>
+      </w:pPr>
+      <w:r>
+        <w:t xml:space="preserve">    Variance: 146652372.15285483</w:t>
+      </w:r>
+    </w:p>
+    <w:p>
+      <w:pPr>
+        <w:rPr>
+          <w:rFonts w:hint="eastAsia"/>
+        </w:rPr>
+      </w:pPr>
+      <w:r>
+        <w:t xml:space="preserve">    Standard deviation: 12110.011236693996</w:t>
+      </w:r>
+    </w:p>
+    <w:p>
+      <w:pPr>
+        <w:jc w:val="left"/>
+        <w:rPr>
+          <w:rFonts w:hint="eastAsia"/>
+        </w:rPr>
+      </w:pPr>
+      <w:r>
+        <w:t xml:space="preserve">    Mean Absolute Deviation: 9091.12658113703</w:t>
+      </w:r>
+    </w:p>
+    <w:p>
+      <w:pPr>
+        <w:jc w:val="left"/>
+        <w:rPr>
+          <w:rFonts w:hint="eastAsia"/>
+        </w:rPr>
+      </w:pPr>
+    </w:p>
+    <w:p>
+      <w:pPr>
+        <w:spacing w:after="159"/>
+        <w:rPr>
+          <w:rFonts w:ascii="Times New Roman" w:hAnsi="Times New Roman"/>
+          <w:sz w:val="27"/>
+        </w:rPr>
+      </w:pPr>
+      <w:r>
+        <w:rPr>
+          <w:rFonts w:ascii="Times New Roman" w:hAnsi="Times New Roman"/>
+          <w:b/>
+          <w:sz w:val="27"/>
+        </w:rPr>
+        <w:t>Наблюдение 5.</w:t>
+      </w:r>
+      <w:r>
+        <w:rPr>
+          <w:rFonts w:ascii="Times New Roman" w:hAnsi="Times New Roman"/>
+          <w:sz w:val="27"/>
+        </w:rPr>
+        <w:t xml:space="preserve"> Мы видим, что размах (range) не подходит для описания данных в данном случае, поскольку у одного или нескольких человек стоимость страховых выплат превышает 60 000$. Следовательно, нам следует рассмотреть межквартильный размах (IQR).</w:t>
+      </w:r>
+    </w:p>
+    <w:p>
+      <w:pPr>
+        <w:spacing w:after="159"/>
+        <w:rPr>
+          <w:rFonts w:ascii="Times New Roman" w:hAnsi="Times New Roman"/>
+          <w:sz w:val="27"/>
+        </w:rPr>
+      </w:pPr>
+    </w:p>
+    <w:p>
+      <w:pPr>
+        <w:spacing w:after="159"/>
+        <w:rPr>
+          <w:rFonts w:ascii="Times New Roman" w:hAnsi="Times New Roman"/>
+          <w:sz w:val="27"/>
+        </w:rPr>
+      </w:pPr>
+      <w:r>
+        <w:rPr>
+          <w:rFonts w:ascii="Times New Roman" w:hAnsi="Times New Roman"/>
+          <w:b/>
+          <w:sz w:val="27"/>
+        </w:rPr>
+        <w:t>Наблюдение 6.</w:t>
+      </w:r>
+      <w:r>
+        <w:rPr>
+          <w:rFonts w:ascii="Times New Roman" w:hAnsi="Times New Roman"/>
+          <w:sz w:val="27"/>
+        </w:rPr>
+        <w:t xml:space="preserve"> Стандартное отклонение не является достаточно информативной мерой в данном случае, поскольку наши данные имеют выраженное правостороннее смещение. Поэтому целесообразно рассмотреть среднее абсолютное отклонение (MAD).</w:t>
+      </w:r>
+    </w:p>
+    <w:p>
+      <w:pPr>
+        <w:spacing w:after="159"/>
+        <w:rPr>
+          <w:rFonts w:ascii="Times New Roman" w:hAnsi="Times New Roman"/>
+          <w:sz w:val="27"/>
+        </w:rPr>
+      </w:pPr>
+    </w:p>
+    <w:p>
+      <w:pPr>
+        <w:spacing w:after="159"/>
+        <w:rPr>
+          <w:rFonts w:ascii="Times New Roman" w:hAnsi="Times New Roman"/>
+          <w:b/>
+          <w:sz w:val="27"/>
+        </w:rPr>
+      </w:pPr>
+      <w:r>
+        <w:rPr>
+          <w:rFonts w:ascii="Times New Roman" w:hAnsi="Times New Roman"/>
+          <w:b/>
+          <w:sz w:val="27"/>
+        </w:rPr>
+        <w:t xml:space="preserve">Наблюдение 7. </w:t>
+      </w:r>
+      <w:r>
+        <w:rPr>
+          <w:rFonts w:ascii="Times New Roman" w:hAnsi="Times New Roman"/>
+          <w:sz w:val="27"/>
+        </w:rPr>
+        <w:t xml:space="preserve">Из </w:t>
+      </w:r>
+      <w:r>
+        <w:rPr>
+          <w:rFonts w:ascii="Times New Roman" w:hAnsi="Times New Roman"/>
+          <w:i/>
+          <w:sz w:val="27"/>
+        </w:rPr>
+        <w:t>наблюдения 1</w:t>
+      </w:r>
+      <w:r>
+        <w:rPr>
+          <w:rFonts w:ascii="Times New Roman" w:hAnsi="Times New Roman"/>
+          <w:sz w:val="27"/>
+        </w:rPr>
+        <w:t xml:space="preserve"> мы видим, что центральные 50% данных сконцентрированы вокруг медианы. </w:t>
+      </w:r>
+      <w:r>
+        <w:rPr>
+          <w:rFonts w:ascii="Times New Roman" w:hAnsi="Times New Roman"/>
+          <w:i/>
+          <w:sz w:val="27"/>
+        </w:rPr>
+        <w:t>Наблюдение 2</w:t>
+      </w:r>
+      <w:r>
+        <w:rPr>
+          <w:rFonts w:ascii="Times New Roman" w:hAnsi="Times New Roman"/>
+          <w:sz w:val="27"/>
+        </w:rPr>
+        <w:t xml:space="preserve"> показывает, что страховые затраты большинства людей тесно сгруппированы вокруг типичной стоимости.</w:t>
+      </w:r>
+    </w:p>
+    <w:p>
+      <w:pPr>
+        <w:spacing w:after="159"/>
+        <w:rPr>
+          <w:rFonts w:ascii="Times New Roman" w:hAnsi="Times New Roman"/>
+          <w:b/>
+        </w:rPr>
+      </w:pPr>
+      <w:r>
+        <w:br w:type="page"/>
+      </w:r>
+    </w:p>
+    <w:p>
+      <w:pPr>
+        <w:numPr>
+          <w:ilvl w:val="0"/>
+          <w:numId w:val="4"/>
+        </w:numPr>
+        <w:jc w:val="left"/>
+        <w:rPr>
+          <w:rFonts w:hint="eastAsia"/>
+        </w:rPr>
+      </w:pPr>
+      <w:r>
+        <w:rPr>
+          <w:rFonts w:ascii="Times New Roman" w:hAnsi="Times New Roman"/>
+          <w:b/>
+          <w:sz w:val="30"/>
+        </w:rPr>
+        <w:lastRenderedPageBreak/>
+        <w:t>Посчитать центральную тенденцию ages в датасете.</w:t>
+      </w:r>
+    </w:p>
+    <w:p>
+      <w:pPr>
+        <w:jc w:val="left"/>
+        <w:rPr>
+          <w:rFonts w:hint="eastAsia"/>
+        </w:rPr>
+      </w:pPr>
+    </w:p>
+    <w:p>
+      <w:pPr>
+        <w:rPr>
+          <w:rFonts w:hint="eastAsia"/>
+        </w:rPr>
+      </w:pPr>
+      <w:r>
+        <w:t xml:space="preserve">    Mean: 39.20702541106129</w:t>
+      </w:r>
+    </w:p>
+    <w:p>
+      <w:pPr>
+        <w:rPr>
+          <w:rFonts w:hint="eastAsia"/>
+        </w:rPr>
+      </w:pPr>
+      <w:r>
+        <w:t xml:space="preserve">    Median: 39.0</w:t>
+      </w:r>
+    </w:p>
+    <w:p>
+      <w:pPr>
+        <w:rPr>
+          <w:rFonts w:hint="eastAsia"/>
+        </w:rPr>
+      </w:pPr>
+      <w:r>
+        <w:t xml:space="preserve">    Mode: 0    18</w:t>
+      </w:r>
+    </w:p>
+    <w:p>
+      <w:pPr>
+        <w:rPr>
+          <w:rFonts w:hint="eastAsia"/>
+        </w:rPr>
+      </w:pPr>
+      <w:r>
+        <w:t xml:space="preserve">    Name: age, dtype: int64</w:t>
+      </w:r>
+    </w:p>
+    <w:p>
+      <w:pPr>
+        <w:jc w:val="left"/>
+        <w:rPr>
+          <w:rFonts w:hint="eastAsia"/>
+        </w:rPr>
+      </w:pPr>
+      <w:r>
+        <w:t xml:space="preserve">    Trimmed mean: 39.02985074626866</w:t>
+      </w:r>
+    </w:p>
+    <w:p>
+      <w:pPr>
+        <w:jc w:val="left"/>
+        <w:rPr>
+          <w:rFonts w:hint="eastAsia"/>
+        </w:rPr>
+      </w:pPr>
+    </w:p>
+    <w:p>
+      <w:pPr>
+        <w:jc w:val="left"/>
+        <w:rPr>
+          <w:rFonts w:hint="eastAsia"/>
+        </w:rPr>
+      </w:pPr>
+      <w:r>
+        <w:rPr>
+          <w:noProof/>
+        </w:rPr>
+        <w:drawing>
+          <wp:inline distT="0" distB="0" distL="0" distR="0" wp14:anchorId="159DF12C" wp14:editId="6739F142">
+            <wp:extent cx="6264274" cy="4739346"/>
+            <wp:effectExtent l="0" t="0" r="0" b="0"/>
+            <wp:docPr id="12" name="Picture 12"/>
+            <wp:cNvGraphicFramePr/>
+            <a:graphic xmlns:a="http://schemas.openxmlformats.org/drawingml/2006/main">
+              <a:graphicData uri="http://schemas.openxmlformats.org/drawingml/2006/picture">
+                <pic:pic xmlns:pic="http://schemas.openxmlformats.org/drawingml/2006/picture">
+                  <pic:nvPicPr>
+                    <pic:cNvPr id="13" name="Picture 13"/>
+                    <pic:cNvPicPr/>
+                  </pic:nvPicPr>
+                  <pic:blipFill>
+                    <a:blip r:embed="rId13"/>
+                    <a:stretch/>
+                  </pic:blipFill>
+                  <pic:spPr>
+                    <a:xfrm>
+                      <a:off x="0" y="0"/>
+                      <a:ext cx="6264274" cy="4739346"/>
+                    </a:xfrm>
+                    <a:prstGeom prst="rect">
+                      <a:avLst/>
+                    </a:prstGeom>
+                  </pic:spPr>
+                </pic:pic>
+              </a:graphicData>
+            </a:graphic>
+          </wp:inline>
+        </w:drawing>
+      </w:r>
+    </w:p>
+    <w:p>
+      <w:pPr>
         <w:jc w:val="left"/>
         <w:rPr>
           <w:rFonts w:hint="eastAsia"/>
@@ -16754,7 +20266,7 @@
                     <pic:cNvPicPr/>
                   </pic:nvPicPr>
                   <pic:blipFill>
-                    <a:blip r:embed="rId13"/>
+                    <a:blip r:embed="rId14"/>
                     <a:stretch/>
                   </pic:blipFill>
                   <pic:spPr>
@@ -16861,7 +20373,7 @@
                     <pic:cNvPicPr/>
                   </pic:nvPicPr>
                   <pic:blipFill>
-                    <a:blip r:embed="rId14"/>
+                    <a:blip r:embed="rId15"/>
                     <a:stretch/>
                   </pic:blipFill>
                   <pic:spPr>
@@ -17004,7 +20516,7 @@
                     <pic:cNvPicPr/>
                   </pic:nvPicPr>
                   <pic:blipFill>
-                    <a:blip r:embed="rId15"/>
+                    <a:blip r:embed="rId16"/>
                     <a:stretch/>
                   </pic:blipFill>
                   <pic:spPr>
@@ -17041,7 +20553,7 @@
                     <pic:cNvPicPr/>
                   </pic:nvPicPr>
                   <pic:blipFill>
-                    <a:blip r:embed="rId16"/>
+                    <a:blip r:embed="rId17"/>
                     <a:stretch/>
                   </pic:blipFill>
                   <pic:spPr>
@@ -17203,7 +20715,7 @@
                     <pic:cNvPicPr/>
                   </pic:nvPicPr>
                   <pic:blipFill>
-                    <a:blip r:embed="rId17"/>
+                    <a:blip r:embed="rId18"/>
                     <a:stretch/>
                   </pic:blipFill>
                   <pic:spPr>
@@ -17248,7 +20760,7 @@
                     <pic:cNvPicPr/>
                   </pic:nvPicPr>
                   <pic:blipFill>
-                    <a:blip r:embed="rId18"/>
+                    <a:blip r:embed="rId19"/>
                     <a:stretch/>
                   </pic:blipFill>
                   <pic:spPr>
@@ -17364,7 +20876,7 @@
                     <pic:cNvPicPr/>
                   </pic:nvPicPr>
                   <pic:blipFill>
-                    <a:blip r:embed="rId19"/>
+                    <a:blip r:embed="rId20"/>
                     <a:stretch/>
                   </pic:blipFill>
                   <pic:spPr>
@@ -17413,7 +20925,7 @@
                     <pic:cNvPicPr/>
                   </pic:nvPicPr>
                   <pic:blipFill>
-                    <a:blip r:embed="rId20"/>
+                    <a:blip r:embed="rId21"/>
                     <a:stretch/>
                   </pic:blipFill>
                   <pic:spPr>
@@ -17456,8 +20968,8 @@
       </w:r>
     </w:p>
     <w:sectPr>
-      <w:footerReference w:type="default" r:id="rId21"/>
-      <w:headerReference w:type="first" r:id="rId22"/>
+      <w:footerReference w:type="default" r:id="rId22"/>
+      <w:headerReference w:type="first" r:id="rId23"/>
       <w:pgSz w:w="11906" w:h="16838"/>
       <w:pgMar w:top="1134" w:right="737" w:bottom="1134" w:left="1304" w:header="720" w:footer="720" w:gutter="0"/>
       <w:pgNumType w:start="1"/>
@@ -17663,9 +21175,9 @@
 <file path=word/numbering.xml><?xml version="1.0" encoding="utf-8"?>
 <w:numbering xmlns:wpc="http://schemas.microsoft.com/office/word/2010/wordprocessingCanvas" xmlns:cx="http://schemas.microsoft.com/office/drawing/2014/chartex" xmlns:cx1="http://schemas.microsoft.com/office/drawing/2015/9/8/chartex" xmlns:cx2="http://schemas.microsoft.com/office/drawing/2015/10/21/chartex" xmlns:cx3="http://schemas.microsoft.com/office/drawing/2016/5/9/chartex" xmlns:cx4="http://schemas.microsoft.com/office/drawing/2016/5/10/chartex" xmlns:cx5="http://schemas.microsoft.com/office/drawing/2016/5/11/chartex" xmlns:cx6="http://schemas.microsoft.com/office/drawing/2016/5/12/chartex" xmlns:cx7="http://schemas.microsoft.com/office/drawing/2016/5/13/chartex" xmlns:cx8="http://schemas.microsoft.com/office/drawing/2016/5/14/chartex" xmlns:mc="http://schemas.openxmlformats.org/markup-compatibility/2006" xmlns:aink="http://schemas.microsoft.com/office/drawing/2016/ink" xmlns:am3d="http://schemas.microsoft.com/office/drawing/2017/model3d" xmlns:o="urn:schemas-microsoft-com:office:office" xmlns:oel="http://schemas.microsoft.com/office/2019/extlst" xmlns:r="http://schemas.openxmlformats.org/officeDocument/2006/relationships" xmlns:m="http://schemas.openxmlformats.org/officeDocument/2006/math" xmlns:v="urn:schemas-microsoft-com:vml" xmlns:wp14="http://schemas.microsoft.com/office/word/2010/wordprocessingDrawing" xmlns:wp="http://schemas.openxmlformats.org/drawingml/2006/wordprocessingDrawing" xmlns:w10="urn:schemas-microsoft-com:office:word" xmlns:w="http://schemas.openxmlformats.org/wordprocessingml/2006/main" xmlns:w14="http://schemas.microsoft.com/office/word/2010/wordml" xmlns:w15="http://schemas.microsoft.com/office/word/2012/wordml" xmlns:w16cex="http://schemas.microsoft.com/office/word/2018/wordml/cex" xmlns:w16cid="http://schemas.microsoft.com/office/word/2016/wordml/cid" xmlns:w16="http://schemas.microsoft.com/office/word/2018/wordml" xmlns:w16du="http://schemas.microsoft.com/office/word/2023/wordml/word16du" xmlns:w16sdtdh="http://schemas.microsoft.com/office/word/2020/wordml/sdtdatahash" xmlns:w16sdtfl="http://schemas.microsoft.com/office/word/2024/wordml/sdtformatlock" xmlns:w16se="http://schemas.microsoft.com/office/word/2015/wordml/symex" xmlns:wpg="http://schemas.microsoft.com/office/word/2010/wordprocessingGroup" xmlns:wpi="http://schemas.microsoft.com/office/word/2010/wordprocessingInk" xmlns:wne="http://schemas.microsoft.com/office/word/2006/wordml" xmlns:wps="http://schemas.microsoft.com/office/word/2010/wordprocessingShape" mc:Ignorable="w14 w15 w16se w16cid w16 w16cex w16sdtdh w16sdtfl w16du wp14">
   <w:abstractNum w:abstractNumId="0" w15:restartNumberingAfterBreak="0">
-    <w:nsid w:val="026E63B3"/>
+    <w:nsid w:val="013B5B61"/>
     <w:multiLevelType w:val="hybridMultilevel"/>
-    <w:tmpl w:val="2FC2A1D2"/>
+    <w:tmpl w:val="AD30965A"/>
     <w:lvl w:ilvl="0" w:tplc="08090001">
       <w:start w:val="1"/>
       <w:numFmt w:val="bullet"/>
@@ -17687,7 +21199,7 @@
         <w:ind w:left="1440" w:hanging="360"/>
       </w:pPr>
       <w:rPr>
-        <w:rFonts w:ascii="Courier New" w:hAnsi="Courier New" w:hint="default"/>
+        <w:rFonts w:ascii="Courier New" w:hAnsi="Courier New" w:cs="Courier New" w:hint="default"/>
       </w:rPr>
     </w:lvl>
     <w:lvl w:ilvl="2" w:tplc="08090005" w:tentative="1">
@@ -17723,7 +21235,7 @@
         <w:ind w:left="3600" w:hanging="360"/>
       </w:pPr>
       <w:rPr>
-        <w:rFonts w:ascii="Courier New" w:hAnsi="Courier New" w:hint="default"/>
+        <w:rFonts w:ascii="Courier New" w:hAnsi="Courier New" w:cs="Courier New" w:hint="default"/>
       </w:rPr>
     </w:lvl>
     <w:lvl w:ilvl="5" w:tplc="08090005" w:tentative="1">
@@ -17759,7 +21271,7 @@
         <w:ind w:left="5760" w:hanging="360"/>
       </w:pPr>
       <w:rPr>
-        <w:rFonts w:ascii="Courier New" w:hAnsi="Courier New" w:hint="default"/>
+        <w:rFonts w:ascii="Courier New" w:hAnsi="Courier New" w:cs="Courier New" w:hint="default"/>
       </w:rPr>
     </w:lvl>
     <w:lvl w:ilvl="8" w:tplc="08090005" w:tentative="1">
@@ -17776,113 +21288,9 @@
     </w:lvl>
   </w:abstractNum>
   <w:abstractNum w:abstractNumId="1" w15:restartNumberingAfterBreak="0">
-    <w:nsid w:val="03D366C1"/>
-    <w:multiLevelType w:val="multilevel"/>
-    <w:tmpl w:val="AC62BD44"/>
-    <w:lvl w:ilvl="0">
-      <w:numFmt w:val="bullet"/>
-      <w:lvlText w:val=""/>
-      <w:lvlJc w:val="left"/>
-      <w:pPr>
-        <w:ind w:left="720" w:hanging="360"/>
-      </w:pPr>
-      <w:rPr>
-        <w:rFonts w:ascii="Symbol" w:hAnsi="Symbol"/>
-      </w:rPr>
-    </w:lvl>
-    <w:lvl w:ilvl="1">
-      <w:numFmt w:val="bullet"/>
-      <w:lvlText w:val="o"/>
-      <w:lvlJc w:val="left"/>
-      <w:pPr>
-        <w:ind w:left="1440" w:hanging="360"/>
-      </w:pPr>
-      <w:rPr>
-        <w:rFonts w:ascii="Courier New" w:hAnsi="Courier New"/>
-      </w:rPr>
-    </w:lvl>
-    <w:lvl w:ilvl="2">
-      <w:numFmt w:val="bullet"/>
-      <w:lvlText w:val=""/>
-      <w:lvlJc w:val="left"/>
-      <w:pPr>
-        <w:ind w:left="2160" w:hanging="360"/>
-      </w:pPr>
-      <w:rPr>
-        <w:rFonts w:ascii="Wingdings" w:hAnsi="Wingdings"/>
-      </w:rPr>
-    </w:lvl>
-    <w:lvl w:ilvl="3">
-      <w:numFmt w:val="bullet"/>
-      <w:lvlText w:val=""/>
-      <w:lvlJc w:val="left"/>
-      <w:pPr>
-        <w:ind w:left="2880" w:hanging="360"/>
-      </w:pPr>
-      <w:rPr>
-        <w:rFonts w:ascii="Symbol" w:hAnsi="Symbol"/>
-      </w:rPr>
-    </w:lvl>
-    <w:lvl w:ilvl="4">
-      <w:numFmt w:val="bullet"/>
-      <w:lvlText w:val="o"/>
-      <w:lvlJc w:val="left"/>
-      <w:pPr>
-        <w:ind w:left="3600" w:hanging="360"/>
-      </w:pPr>
-      <w:rPr>
-        <w:rFonts w:ascii="Courier New" w:hAnsi="Courier New"/>
-      </w:rPr>
-    </w:lvl>
-    <w:lvl w:ilvl="5">
-      <w:numFmt w:val="bullet"/>
-      <w:lvlText w:val=""/>
-      <w:lvlJc w:val="left"/>
-      <w:pPr>
-        <w:ind w:left="4320" w:hanging="360"/>
-      </w:pPr>
-      <w:rPr>
-        <w:rFonts w:ascii="Wingdings" w:hAnsi="Wingdings"/>
-      </w:rPr>
-    </w:lvl>
-    <w:lvl w:ilvl="6">
-      <w:numFmt w:val="bullet"/>
-      <w:lvlText w:val=""/>
-      <w:lvlJc w:val="left"/>
-      <w:pPr>
-        <w:ind w:left="5040" w:hanging="360"/>
-      </w:pPr>
-      <w:rPr>
-        <w:rFonts w:ascii="Symbol" w:hAnsi="Symbol"/>
-      </w:rPr>
-    </w:lvl>
-    <w:lvl w:ilvl="7">
-      <w:numFmt w:val="bullet"/>
-      <w:lvlText w:val="o"/>
-      <w:lvlJc w:val="left"/>
-      <w:pPr>
-        <w:ind w:left="5760" w:hanging="360"/>
-      </w:pPr>
-      <w:rPr>
-        <w:rFonts w:ascii="Courier New" w:hAnsi="Courier New"/>
-      </w:rPr>
-    </w:lvl>
-    <w:lvl w:ilvl="8">
-      <w:numFmt w:val="bullet"/>
-      <w:lvlText w:val=""/>
-      <w:lvlJc w:val="left"/>
-      <w:pPr>
-        <w:ind w:left="6480" w:hanging="360"/>
-      </w:pPr>
-      <w:rPr>
-        <w:rFonts w:ascii="Wingdings" w:hAnsi="Wingdings"/>
-      </w:rPr>
-    </w:lvl>
-  </w:abstractNum>
-  <w:abstractNum w:abstractNumId="2" w15:restartNumberingAfterBreak="0">
-    <w:nsid w:val="050F3E16"/>
+    <w:nsid w:val="026E63B3"/>
     <w:multiLevelType w:val="hybridMultilevel"/>
-    <w:tmpl w:val="1576BED8"/>
+    <w:tmpl w:val="2FC2A1D2"/>
     <w:lvl w:ilvl="0" w:tplc="08090001">
       <w:start w:val="1"/>
       <w:numFmt w:val="bullet"/>
@@ -17992,10 +21400,114 @@
       </w:rPr>
     </w:lvl>
   </w:abstractNum>
+  <w:abstractNum w:abstractNumId="2" w15:restartNumberingAfterBreak="0">
+    <w:nsid w:val="03D366C1"/>
+    <w:multiLevelType w:val="multilevel"/>
+    <w:tmpl w:val="AC62BD44"/>
+    <w:lvl w:ilvl="0">
+      <w:numFmt w:val="bullet"/>
+      <w:lvlText w:val=""/>
+      <w:lvlJc w:val="left"/>
+      <w:pPr>
+        <w:ind w:left="720" w:hanging="360"/>
+      </w:pPr>
+      <w:rPr>
+        <w:rFonts w:ascii="Symbol" w:hAnsi="Symbol"/>
+      </w:rPr>
+    </w:lvl>
+    <w:lvl w:ilvl="1">
+      <w:numFmt w:val="bullet"/>
+      <w:lvlText w:val="o"/>
+      <w:lvlJc w:val="left"/>
+      <w:pPr>
+        <w:ind w:left="1440" w:hanging="360"/>
+      </w:pPr>
+      <w:rPr>
+        <w:rFonts w:ascii="Courier New" w:hAnsi="Courier New"/>
+      </w:rPr>
+    </w:lvl>
+    <w:lvl w:ilvl="2">
+      <w:numFmt w:val="bullet"/>
+      <w:lvlText w:val=""/>
+      <w:lvlJc w:val="left"/>
+      <w:pPr>
+        <w:ind w:left="2160" w:hanging="360"/>
+      </w:pPr>
+      <w:rPr>
+        <w:rFonts w:ascii="Wingdings" w:hAnsi="Wingdings"/>
+      </w:rPr>
+    </w:lvl>
+    <w:lvl w:ilvl="3">
+      <w:numFmt w:val="bullet"/>
+      <w:lvlText w:val=""/>
+      <w:lvlJc w:val="left"/>
+      <w:pPr>
+        <w:ind w:left="2880" w:hanging="360"/>
+      </w:pPr>
+      <w:rPr>
+        <w:rFonts w:ascii="Symbol" w:hAnsi="Symbol"/>
+      </w:rPr>
+    </w:lvl>
+    <w:lvl w:ilvl="4">
+      <w:numFmt w:val="bullet"/>
+      <w:lvlText w:val="o"/>
+      <w:lvlJc w:val="left"/>
+      <w:pPr>
+        <w:ind w:left="3600" w:hanging="360"/>
+      </w:pPr>
+      <w:rPr>
+        <w:rFonts w:ascii="Courier New" w:hAnsi="Courier New"/>
+      </w:rPr>
+    </w:lvl>
+    <w:lvl w:ilvl="5">
+      <w:numFmt w:val="bullet"/>
+      <w:lvlText w:val=""/>
+      <w:lvlJc w:val="left"/>
+      <w:pPr>
+        <w:ind w:left="4320" w:hanging="360"/>
+      </w:pPr>
+      <w:rPr>
+        <w:rFonts w:ascii="Wingdings" w:hAnsi="Wingdings"/>
+      </w:rPr>
+    </w:lvl>
+    <w:lvl w:ilvl="6">
+      <w:numFmt w:val="bullet"/>
+      <w:lvlText w:val=""/>
+      <w:lvlJc w:val="left"/>
+      <w:pPr>
+        <w:ind w:left="5040" w:hanging="360"/>
+      </w:pPr>
+      <w:rPr>
+        <w:rFonts w:ascii="Symbol" w:hAnsi="Symbol"/>
+      </w:rPr>
+    </w:lvl>
+    <w:lvl w:ilvl="7">
+      <w:numFmt w:val="bullet"/>
+      <w:lvlText w:val="o"/>
+      <w:lvlJc w:val="left"/>
+      <w:pPr>
+        <w:ind w:left="5760" w:hanging="360"/>
+      </w:pPr>
+      <w:rPr>
+        <w:rFonts w:ascii="Courier New" w:hAnsi="Courier New"/>
+      </w:rPr>
+    </w:lvl>
+    <w:lvl w:ilvl="8">
+      <w:numFmt w:val="bullet"/>
+      <w:lvlText w:val=""/>
+      <w:lvlJc w:val="left"/>
+      <w:pPr>
+        <w:ind w:left="6480" w:hanging="360"/>
+      </w:pPr>
+      <w:rPr>
+        <w:rFonts w:ascii="Wingdings" w:hAnsi="Wingdings"/>
+      </w:rPr>
+    </w:lvl>
+  </w:abstractNum>
   <w:abstractNum w:abstractNumId="3" w15:restartNumberingAfterBreak="0">
-    <w:nsid w:val="126263A8"/>
+    <w:nsid w:val="050F3E16"/>
     <w:multiLevelType w:val="hybridMultilevel"/>
-    <w:tmpl w:val="ECAE74D4"/>
+    <w:tmpl w:val="1576BED8"/>
     <w:lvl w:ilvl="0" w:tplc="08090001">
       <w:start w:val="1"/>
       <w:numFmt w:val="bullet"/>
@@ -18017,7 +21529,7 @@
         <w:ind w:left="1440" w:hanging="360"/>
       </w:pPr>
       <w:rPr>
-        <w:rFonts w:ascii="Courier New" w:hAnsi="Courier New" w:cs="Courier New" w:hint="default"/>
+        <w:rFonts w:ascii="Courier New" w:hAnsi="Courier New" w:hint="default"/>
       </w:rPr>
     </w:lvl>
     <w:lvl w:ilvl="2" w:tplc="08090005" w:tentative="1">
@@ -18053,7 +21565,7 @@
         <w:ind w:left="3600" w:hanging="360"/>
       </w:pPr>
       <w:rPr>
-        <w:rFonts w:ascii="Courier New" w:hAnsi="Courier New" w:cs="Courier New" w:hint="default"/>
+        <w:rFonts w:ascii="Courier New" w:hAnsi="Courier New" w:hint="default"/>
       </w:rPr>
     </w:lvl>
     <w:lvl w:ilvl="5" w:tplc="08090005" w:tentative="1">
@@ -18089,7 +21601,7 @@
         <w:ind w:left="5760" w:hanging="360"/>
       </w:pPr>
       <w:rPr>
-        <w:rFonts w:ascii="Courier New" w:hAnsi="Courier New" w:cs="Courier New" w:hint="default"/>
+        <w:rFonts w:ascii="Courier New" w:hAnsi="Courier New" w:hint="default"/>
       </w:rPr>
     </w:lvl>
     <w:lvl w:ilvl="8" w:tplc="08090005" w:tentative="1">
@@ -18106,9 +21618,9 @@
     </w:lvl>
   </w:abstractNum>
   <w:abstractNum w:abstractNumId="4" w15:restartNumberingAfterBreak="0">
-    <w:nsid w:val="166144DB"/>
+    <w:nsid w:val="126263A8"/>
     <w:multiLevelType w:val="hybridMultilevel"/>
-    <w:tmpl w:val="7EF890EA"/>
+    <w:tmpl w:val="ECAE74D4"/>
     <w:lvl w:ilvl="0" w:tplc="08090001">
       <w:start w:val="1"/>
       <w:numFmt w:val="bullet"/>
@@ -18219,113 +21731,9 @@
     </w:lvl>
   </w:abstractNum>
   <w:abstractNum w:abstractNumId="5" w15:restartNumberingAfterBreak="0">
-    <w:nsid w:val="18855D94"/>
-    <w:multiLevelType w:val="multilevel"/>
-    <w:tmpl w:val="8C1453C2"/>
-    <w:lvl w:ilvl="0">
-      <w:numFmt w:val="bullet"/>
-      <w:lvlText w:val=""/>
-      <w:lvlJc w:val="left"/>
-      <w:pPr>
-        <w:ind w:left="720" w:hanging="360"/>
-      </w:pPr>
-      <w:rPr>
-        <w:rFonts w:ascii="Symbol" w:hAnsi="Symbol"/>
-      </w:rPr>
-    </w:lvl>
-    <w:lvl w:ilvl="1">
-      <w:numFmt w:val="bullet"/>
-      <w:lvlText w:val="o"/>
-      <w:lvlJc w:val="left"/>
-      <w:pPr>
-        <w:ind w:left="1440" w:hanging="360"/>
-      </w:pPr>
-      <w:rPr>
-        <w:rFonts w:ascii="Courier New" w:hAnsi="Courier New"/>
-      </w:rPr>
-    </w:lvl>
-    <w:lvl w:ilvl="2">
-      <w:numFmt w:val="bullet"/>
-      <w:lvlText w:val=""/>
-      <w:lvlJc w:val="left"/>
-      <w:pPr>
-        <w:ind w:left="2160" w:hanging="360"/>
-      </w:pPr>
-      <w:rPr>
-        <w:rFonts w:ascii="Wingdings" w:hAnsi="Wingdings"/>
-      </w:rPr>
-    </w:lvl>
-    <w:lvl w:ilvl="3">
-      <w:numFmt w:val="bullet"/>
-      <w:lvlText w:val=""/>
-      <w:lvlJc w:val="left"/>
-      <w:pPr>
-        <w:ind w:left="2880" w:hanging="360"/>
-      </w:pPr>
-      <w:rPr>
-        <w:rFonts w:ascii="Symbol" w:hAnsi="Symbol"/>
-      </w:rPr>
-    </w:lvl>
-    <w:lvl w:ilvl="4">
-      <w:numFmt w:val="bullet"/>
-      <w:lvlText w:val="o"/>
-      <w:lvlJc w:val="left"/>
-      <w:pPr>
-        <w:ind w:left="3600" w:hanging="360"/>
-      </w:pPr>
-      <w:rPr>
-        <w:rFonts w:ascii="Courier New" w:hAnsi="Courier New"/>
-      </w:rPr>
-    </w:lvl>
-    <w:lvl w:ilvl="5">
-      <w:numFmt w:val="bullet"/>
-      <w:lvlText w:val=""/>
-      <w:lvlJc w:val="left"/>
-      <w:pPr>
-        <w:ind w:left="4320" w:hanging="360"/>
-      </w:pPr>
-      <w:rPr>
-        <w:rFonts w:ascii="Wingdings" w:hAnsi="Wingdings"/>
-      </w:rPr>
-    </w:lvl>
-    <w:lvl w:ilvl="6">
-      <w:numFmt w:val="bullet"/>
-      <w:lvlText w:val=""/>
-      <w:lvlJc w:val="left"/>
-      <w:pPr>
-        <w:ind w:left="5040" w:hanging="360"/>
-      </w:pPr>
-      <w:rPr>
-        <w:rFonts w:ascii="Symbol" w:hAnsi="Symbol"/>
-      </w:rPr>
-    </w:lvl>
-    <w:lvl w:ilvl="7">
-      <w:numFmt w:val="bullet"/>
-      <w:lvlText w:val="o"/>
-      <w:lvlJc w:val="left"/>
-      <w:pPr>
-        <w:ind w:left="5760" w:hanging="360"/>
-      </w:pPr>
-      <w:rPr>
-        <w:rFonts w:ascii="Courier New" w:hAnsi="Courier New"/>
-      </w:rPr>
-    </w:lvl>
-    <w:lvl w:ilvl="8">
-      <w:numFmt w:val="bullet"/>
-      <w:lvlText w:val=""/>
-      <w:lvlJc w:val="left"/>
-      <w:pPr>
-        <w:ind w:left="6480" w:hanging="360"/>
-      </w:pPr>
-      <w:rPr>
-        <w:rFonts w:ascii="Wingdings" w:hAnsi="Wingdings"/>
-      </w:rPr>
-    </w:lvl>
-  </w:abstractNum>
-  <w:abstractNum w:abstractNumId="6" w15:restartNumberingAfterBreak="0">
-    <w:nsid w:val="254C207E"/>
+    <w:nsid w:val="166144DB"/>
     <w:multiLevelType w:val="hybridMultilevel"/>
-    <w:tmpl w:val="4FDE7D2E"/>
+    <w:tmpl w:val="7EF890EA"/>
     <w:lvl w:ilvl="0" w:tplc="08090001">
       <w:start w:val="1"/>
       <w:numFmt w:val="bullet"/>
@@ -18435,10 +21843,114 @@
       </w:rPr>
     </w:lvl>
   </w:abstractNum>
+  <w:abstractNum w:abstractNumId="6" w15:restartNumberingAfterBreak="0">
+    <w:nsid w:val="18855D94"/>
+    <w:multiLevelType w:val="multilevel"/>
+    <w:tmpl w:val="8C1453C2"/>
+    <w:lvl w:ilvl="0">
+      <w:numFmt w:val="bullet"/>
+      <w:lvlText w:val=""/>
+      <w:lvlJc w:val="left"/>
+      <w:pPr>
+        <w:ind w:left="720" w:hanging="360"/>
+      </w:pPr>
+      <w:rPr>
+        <w:rFonts w:ascii="Symbol" w:hAnsi="Symbol"/>
+      </w:rPr>
+    </w:lvl>
+    <w:lvl w:ilvl="1">
+      <w:numFmt w:val="bullet"/>
+      <w:lvlText w:val="o"/>
+      <w:lvlJc w:val="left"/>
+      <w:pPr>
+        <w:ind w:left="1440" w:hanging="360"/>
+      </w:pPr>
+      <w:rPr>
+        <w:rFonts w:ascii="Courier New" w:hAnsi="Courier New"/>
+      </w:rPr>
+    </w:lvl>
+    <w:lvl w:ilvl="2">
+      <w:numFmt w:val="bullet"/>
+      <w:lvlText w:val=""/>
+      <w:lvlJc w:val="left"/>
+      <w:pPr>
+        <w:ind w:left="2160" w:hanging="360"/>
+      </w:pPr>
+      <w:rPr>
+        <w:rFonts w:ascii="Wingdings" w:hAnsi="Wingdings"/>
+      </w:rPr>
+    </w:lvl>
+    <w:lvl w:ilvl="3">
+      <w:numFmt w:val="bullet"/>
+      <w:lvlText w:val=""/>
+      <w:lvlJc w:val="left"/>
+      <w:pPr>
+        <w:ind w:left="2880" w:hanging="360"/>
+      </w:pPr>
+      <w:rPr>
+        <w:rFonts w:ascii="Symbol" w:hAnsi="Symbol"/>
+      </w:rPr>
+    </w:lvl>
+    <w:lvl w:ilvl="4">
+      <w:numFmt w:val="bullet"/>
+      <w:lvlText w:val="o"/>
+      <w:lvlJc w:val="left"/>
+      <w:pPr>
+        <w:ind w:left="3600" w:hanging="360"/>
+      </w:pPr>
+      <w:rPr>
+        <w:rFonts w:ascii="Courier New" w:hAnsi="Courier New"/>
+      </w:rPr>
+    </w:lvl>
+    <w:lvl w:ilvl="5">
+      <w:numFmt w:val="bullet"/>
+      <w:lvlText w:val=""/>
+      <w:lvlJc w:val="left"/>
+      <w:pPr>
+        <w:ind w:left="4320" w:hanging="360"/>
+      </w:pPr>
+      <w:rPr>
+        <w:rFonts w:ascii="Wingdings" w:hAnsi="Wingdings"/>
+      </w:rPr>
+    </w:lvl>
+    <w:lvl w:ilvl="6">
+      <w:numFmt w:val="bullet"/>
+      <w:lvlText w:val=""/>
+      <w:lvlJc w:val="left"/>
+      <w:pPr>
+        <w:ind w:left="5040" w:hanging="360"/>
+      </w:pPr>
+      <w:rPr>
+        <w:rFonts w:ascii="Symbol" w:hAnsi="Symbol"/>
+      </w:rPr>
+    </w:lvl>
+    <w:lvl w:ilvl="7">
+      <w:numFmt w:val="bullet"/>
+      <w:lvlText w:val="o"/>
+      <w:lvlJc w:val="left"/>
+      <w:pPr>
+        <w:ind w:left="5760" w:hanging="360"/>
+      </w:pPr>
+      <w:rPr>
+        <w:rFonts w:ascii="Courier New" w:hAnsi="Courier New"/>
+      </w:rPr>
+    </w:lvl>
+    <w:lvl w:ilvl="8">
+      <w:numFmt w:val="bullet"/>
+      <w:lvlText w:val=""/>
+      <w:lvlJc w:val="left"/>
+      <w:pPr>
+        <w:ind w:left="6480" w:hanging="360"/>
+      </w:pPr>
+      <w:rPr>
+        <w:rFonts w:ascii="Wingdings" w:hAnsi="Wingdings"/>
+      </w:rPr>
+    </w:lvl>
+  </w:abstractNum>
   <w:abstractNum w:abstractNumId="7" w15:restartNumberingAfterBreak="0">
-    <w:nsid w:val="2CD94DB7"/>
+    <w:nsid w:val="254C207E"/>
     <w:multiLevelType w:val="hybridMultilevel"/>
-    <w:tmpl w:val="32E4B88C"/>
+    <w:tmpl w:val="4FDE7D2E"/>
     <w:lvl w:ilvl="0" w:tplc="08090001">
       <w:start w:val="1"/>
       <w:numFmt w:val="bullet"/>
@@ -18460,7 +21972,7 @@
         <w:ind w:left="1440" w:hanging="360"/>
       </w:pPr>
       <w:rPr>
-        <w:rFonts w:ascii="Courier New" w:hAnsi="Courier New" w:hint="default"/>
+        <w:rFonts w:ascii="Courier New" w:hAnsi="Courier New" w:cs="Courier New" w:hint="default"/>
       </w:rPr>
     </w:lvl>
     <w:lvl w:ilvl="2" w:tplc="08090005" w:tentative="1">
@@ -18496,7 +22008,7 @@
         <w:ind w:left="3600" w:hanging="360"/>
       </w:pPr>
       <w:rPr>
-        <w:rFonts w:ascii="Courier New" w:hAnsi="Courier New" w:hint="default"/>
+        <w:rFonts w:ascii="Courier New" w:hAnsi="Courier New" w:cs="Courier New" w:hint="default"/>
       </w:rPr>
     </w:lvl>
     <w:lvl w:ilvl="5" w:tplc="08090005" w:tentative="1">
@@ -18532,7 +22044,7 @@
         <w:ind w:left="5760" w:hanging="360"/>
       </w:pPr>
       <w:rPr>
-        <w:rFonts w:ascii="Courier New" w:hAnsi="Courier New" w:hint="default"/>
+        <w:rFonts w:ascii="Courier New" w:hAnsi="Courier New" w:cs="Courier New" w:hint="default"/>
       </w:rPr>
     </w:lvl>
     <w:lvl w:ilvl="8" w:tplc="08090005" w:tentative="1">
@@ -18549,9 +22061,9 @@
     </w:lvl>
   </w:abstractNum>
   <w:abstractNum w:abstractNumId="8" w15:restartNumberingAfterBreak="0">
-    <w:nsid w:val="31582DF0"/>
+    <w:nsid w:val="2CD94DB7"/>
     <w:multiLevelType w:val="hybridMultilevel"/>
-    <w:tmpl w:val="37169A3A"/>
+    <w:tmpl w:val="32E4B88C"/>
     <w:lvl w:ilvl="0" w:tplc="08090001">
       <w:start w:val="1"/>
       <w:numFmt w:val="bullet"/>
@@ -18662,102 +22174,16 @@
     </w:lvl>
   </w:abstractNum>
   <w:abstractNum w:abstractNumId="9" w15:restartNumberingAfterBreak="0">
-    <w:nsid w:val="37F60D3C"/>
-    <w:multiLevelType w:val="multilevel"/>
-    <w:tmpl w:val="C88AD3A6"/>
-    <w:lvl w:ilvl="0">
-      <w:start w:val="1"/>
-      <w:numFmt w:val="decimal"/>
-      <w:lvlText w:val="%1."/>
-      <w:lvlJc w:val="left"/>
-      <w:pPr>
-        <w:ind w:left="360" w:hanging="360"/>
-      </w:pPr>
-    </w:lvl>
-    <w:lvl w:ilvl="1">
-      <w:start w:val="1"/>
-      <w:numFmt w:val="decimal"/>
-      <w:lvlText w:val="%1.%2."/>
-      <w:lvlJc w:val="left"/>
-      <w:pPr>
-        <w:ind w:left="790" w:hanging="430"/>
-      </w:pPr>
-    </w:lvl>
-    <w:lvl w:ilvl="2">
-      <w:start w:val="1"/>
-      <w:numFmt w:val="decimal"/>
-      <w:lvlText w:val="%1.%2.%3."/>
-      <w:lvlJc w:val="left"/>
-      <w:pPr>
-        <w:ind w:left="1225" w:hanging="505"/>
-      </w:pPr>
-    </w:lvl>
-    <w:lvl w:ilvl="3">
-      <w:start w:val="1"/>
-      <w:numFmt w:val="decimal"/>
-      <w:lvlText w:val="%1.%2.%3.%4."/>
-      <w:lvlJc w:val="left"/>
-      <w:pPr>
-        <w:ind w:left="1730" w:hanging="650"/>
-      </w:pPr>
-    </w:lvl>
-    <w:lvl w:ilvl="4">
-      <w:start w:val="1"/>
-      <w:numFmt w:val="decimal"/>
-      <w:lvlText w:val="%1.%2.%3.%4.%5."/>
-      <w:lvlJc w:val="left"/>
-      <w:pPr>
-        <w:ind w:left="2230" w:hanging="790"/>
-      </w:pPr>
-    </w:lvl>
-    <w:lvl w:ilvl="5">
-      <w:start w:val="1"/>
-      <w:numFmt w:val="decimal"/>
-      <w:lvlText w:val="%1.%2.%3.%4.%5.%6."/>
-      <w:lvlJc w:val="left"/>
-      <w:pPr>
-        <w:ind w:left="2735" w:hanging="935"/>
-      </w:pPr>
-    </w:lvl>
-    <w:lvl w:ilvl="6">
-      <w:start w:val="1"/>
-      <w:numFmt w:val="decimal"/>
-      <w:lvlText w:val="%1.%2.%3.%4.%5.%6.%7."/>
-      <w:lvlJc w:val="left"/>
-      <w:pPr>
-        <w:ind w:left="3240" w:hanging="1080"/>
-      </w:pPr>
-    </w:lvl>
-    <w:lvl w:ilvl="7">
-      <w:start w:val="1"/>
-      <w:numFmt w:val="decimal"/>
-      <w:lvlText w:val="%1.%2.%3.%4.%5.%6.%7.%8."/>
-      <w:lvlJc w:val="left"/>
-      <w:pPr>
-        <w:ind w:left="3745" w:hanging="1225"/>
-      </w:pPr>
-    </w:lvl>
-    <w:lvl w:ilvl="8">
-      <w:start w:val="1"/>
-      <w:numFmt w:val="decimal"/>
-      <w:lvlText w:val="%1.%2.%3.%4.%5.%6.%7.%8.%9."/>
-      <w:lvlJc w:val="left"/>
-      <w:pPr>
-        <w:ind w:left="4320" w:hanging="1440"/>
-      </w:pPr>
-    </w:lvl>
-  </w:abstractNum>
-  <w:abstractNum w:abstractNumId="10" w15:restartNumberingAfterBreak="0">
-    <w:nsid w:val="42EA5093"/>
+    <w:nsid w:val="31582DF0"/>
     <w:multiLevelType w:val="hybridMultilevel"/>
-    <w:tmpl w:val="B9BAB1FA"/>
+    <w:tmpl w:val="37169A3A"/>
     <w:lvl w:ilvl="0" w:tplc="08090001">
       <w:start w:val="1"/>
       <w:numFmt w:val="bullet"/>
       <w:lvlText w:val=""/>
       <w:lvlJc w:val="left"/>
       <w:pPr>
-        <w:ind w:left="1440" w:hanging="360"/>
+        <w:ind w:left="720" w:hanging="360"/>
       </w:pPr>
       <w:rPr>
         <w:rFonts w:ascii="Symbol" w:hAnsi="Symbol" w:hint="default"/>
@@ -18769,7 +22195,7 @@
       <w:lvlText w:val="o"/>
       <w:lvlJc w:val="left"/>
       <w:pPr>
-        <w:ind w:left="2160" w:hanging="360"/>
+        <w:ind w:left="1440" w:hanging="360"/>
       </w:pPr>
       <w:rPr>
         <w:rFonts w:ascii="Courier New" w:hAnsi="Courier New" w:hint="default"/>
@@ -18781,7 +22207,7 @@
       <w:lvlText w:val=""/>
       <w:lvlJc w:val="left"/>
       <w:pPr>
-        <w:ind w:left="2880" w:hanging="360"/>
+        <w:ind w:left="2160" w:hanging="360"/>
       </w:pPr>
       <w:rPr>
         <w:rFonts w:ascii="Wingdings" w:hAnsi="Wingdings" w:hint="default"/>
@@ -18793,7 +22219,7 @@
       <w:lvlText w:val=""/>
       <w:lvlJc w:val="left"/>
       <w:pPr>
-        <w:ind w:left="3600" w:hanging="360"/>
+        <w:ind w:left="2880" w:hanging="360"/>
       </w:pPr>
       <w:rPr>
         <w:rFonts w:ascii="Symbol" w:hAnsi="Symbol" w:hint="default"/>
@@ -18805,7 +22231,7 @@
       <w:lvlText w:val="o"/>
       <w:lvlJc w:val="left"/>
       <w:pPr>
-        <w:ind w:left="4320" w:hanging="360"/>
+        <w:ind w:left="3600" w:hanging="360"/>
       </w:pPr>
       <w:rPr>
         <w:rFonts w:ascii="Courier New" w:hAnsi="Courier New" w:hint="default"/>
@@ -18817,7 +22243,7 @@
       <w:lvlText w:val=""/>
       <w:lvlJc w:val="left"/>
       <w:pPr>
-        <w:ind w:left="5040" w:hanging="360"/>
+        <w:ind w:left="4320" w:hanging="360"/>
       </w:pPr>
       <w:rPr>
         <w:rFonts w:ascii="Wingdings" w:hAnsi="Wingdings" w:hint="default"/>
@@ -18829,7 +22255,7 @@
       <w:lvlText w:val=""/>
       <w:lvlJc w:val="left"/>
       <w:pPr>
-        <w:ind w:left="5760" w:hanging="360"/>
+        <w:ind w:left="5040" w:hanging="360"/>
       </w:pPr>
       <w:rPr>
         <w:rFonts w:ascii="Symbol" w:hAnsi="Symbol" w:hint="default"/>
@@ -18841,7 +22267,7 @@
       <w:lvlText w:val="o"/>
       <w:lvlJc w:val="left"/>
       <w:pPr>
-        <w:ind w:left="6480" w:hanging="360"/>
+        <w:ind w:left="5760" w:hanging="360"/>
       </w:pPr>
       <w:rPr>
         <w:rFonts w:ascii="Courier New" w:hAnsi="Courier New" w:hint="default"/>
@@ -18853,24 +22279,110 @@
       <w:lvlText w:val=""/>
       <w:lvlJc w:val="left"/>
       <w:pPr>
-        <w:ind w:left="7200" w:hanging="360"/>
+        <w:ind w:left="6480" w:hanging="360"/>
       </w:pPr>
       <w:rPr>
         <w:rFonts w:ascii="Wingdings" w:hAnsi="Wingdings" w:hint="default"/>
       </w:rPr>
     </w:lvl>
   </w:abstractNum>
+  <w:abstractNum w:abstractNumId="10" w15:restartNumberingAfterBreak="0">
+    <w:nsid w:val="37F60D3C"/>
+    <w:multiLevelType w:val="multilevel"/>
+    <w:tmpl w:val="C88AD3A6"/>
+    <w:lvl w:ilvl="0">
+      <w:start w:val="1"/>
+      <w:numFmt w:val="decimal"/>
+      <w:lvlText w:val="%1."/>
+      <w:lvlJc w:val="left"/>
+      <w:pPr>
+        <w:ind w:left="360" w:hanging="360"/>
+      </w:pPr>
+    </w:lvl>
+    <w:lvl w:ilvl="1">
+      <w:start w:val="1"/>
+      <w:numFmt w:val="decimal"/>
+      <w:lvlText w:val="%1.%2."/>
+      <w:lvlJc w:val="left"/>
+      <w:pPr>
+        <w:ind w:left="790" w:hanging="430"/>
+      </w:pPr>
+    </w:lvl>
+    <w:lvl w:ilvl="2">
+      <w:start w:val="1"/>
+      <w:numFmt w:val="decimal"/>
+      <w:lvlText w:val="%1.%2.%3."/>
+      <w:lvlJc w:val="left"/>
+      <w:pPr>
+        <w:ind w:left="1225" w:hanging="505"/>
+      </w:pPr>
+    </w:lvl>
+    <w:lvl w:ilvl="3">
+      <w:start w:val="1"/>
+      <w:numFmt w:val="decimal"/>
+      <w:lvlText w:val="%1.%2.%3.%4."/>
+      <w:lvlJc w:val="left"/>
+      <w:pPr>
+        <w:ind w:left="1730" w:hanging="650"/>
+      </w:pPr>
+    </w:lvl>
+    <w:lvl w:ilvl="4">
+      <w:start w:val="1"/>
+      <w:numFmt w:val="decimal"/>
+      <w:lvlText w:val="%1.%2.%3.%4.%5."/>
+      <w:lvlJc w:val="left"/>
+      <w:pPr>
+        <w:ind w:left="2230" w:hanging="790"/>
+      </w:pPr>
+    </w:lvl>
+    <w:lvl w:ilvl="5">
+      <w:start w:val="1"/>
+      <w:numFmt w:val="decimal"/>
+      <w:lvlText w:val="%1.%2.%3.%4.%5.%6."/>
+      <w:lvlJc w:val="left"/>
+      <w:pPr>
+        <w:ind w:left="2735" w:hanging="935"/>
+      </w:pPr>
+    </w:lvl>
+    <w:lvl w:ilvl="6">
+      <w:start w:val="1"/>
+      <w:numFmt w:val="decimal"/>
+      <w:lvlText w:val="%1.%2.%3.%4.%5.%6.%7."/>
+      <w:lvlJc w:val="left"/>
+      <w:pPr>
+        <w:ind w:left="3240" w:hanging="1080"/>
+      </w:pPr>
+    </w:lvl>
+    <w:lvl w:ilvl="7">
+      <w:start w:val="1"/>
+      <w:numFmt w:val="decimal"/>
+      <w:lvlText w:val="%1.%2.%3.%4.%5.%6.%7.%8."/>
+      <w:lvlJc w:val="left"/>
+      <w:pPr>
+        <w:ind w:left="3745" w:hanging="1225"/>
+      </w:pPr>
+    </w:lvl>
+    <w:lvl w:ilvl="8">
+      <w:start w:val="1"/>
+      <w:numFmt w:val="decimal"/>
+      <w:lvlText w:val="%1.%2.%3.%4.%5.%6.%7.%8.%9."/>
+      <w:lvlJc w:val="left"/>
+      <w:pPr>
+        <w:ind w:left="4320" w:hanging="1440"/>
+      </w:pPr>
+    </w:lvl>
+  </w:abstractNum>
   <w:abstractNum w:abstractNumId="11" w15:restartNumberingAfterBreak="0">
-    <w:nsid w:val="57772D19"/>
+    <w:nsid w:val="42EA5093"/>
     <w:multiLevelType w:val="hybridMultilevel"/>
-    <w:tmpl w:val="9C74B3A8"/>
+    <w:tmpl w:val="B9BAB1FA"/>
     <w:lvl w:ilvl="0" w:tplc="08090001">
       <w:start w:val="1"/>
       <w:numFmt w:val="bullet"/>
       <w:lvlText w:val=""/>
       <w:lvlJc w:val="left"/>
       <w:pPr>
-        <w:ind w:left="720" w:hanging="360"/>
+        <w:ind w:left="1440" w:hanging="360"/>
       </w:pPr>
       <w:rPr>
         <w:rFonts w:ascii="Symbol" w:hAnsi="Symbol" w:hint="default"/>
@@ -18882,6 +22394,205 @@
       <w:lvlText w:val="o"/>
       <w:lvlJc w:val="left"/>
       <w:pPr>
+        <w:ind w:left="2160" w:hanging="360"/>
+      </w:pPr>
+      <w:rPr>
+        <w:rFonts w:ascii="Courier New" w:hAnsi="Courier New" w:hint="default"/>
+      </w:rPr>
+    </w:lvl>
+    <w:lvl w:ilvl="2" w:tplc="08090005" w:tentative="1">
+      <w:start w:val="1"/>
+      <w:numFmt w:val="bullet"/>
+      <w:lvlText w:val=""/>
+      <w:lvlJc w:val="left"/>
+      <w:pPr>
+        <w:ind w:left="2880" w:hanging="360"/>
+      </w:pPr>
+      <w:rPr>
+        <w:rFonts w:ascii="Wingdings" w:hAnsi="Wingdings" w:hint="default"/>
+      </w:rPr>
+    </w:lvl>
+    <w:lvl w:ilvl="3" w:tplc="08090001" w:tentative="1">
+      <w:start w:val="1"/>
+      <w:numFmt w:val="bullet"/>
+      <w:lvlText w:val=""/>
+      <w:lvlJc w:val="left"/>
+      <w:pPr>
+        <w:ind w:left="3600" w:hanging="360"/>
+      </w:pPr>
+      <w:rPr>
+        <w:rFonts w:ascii="Symbol" w:hAnsi="Symbol" w:hint="default"/>
+      </w:rPr>
+    </w:lvl>
+    <w:lvl w:ilvl="4" w:tplc="08090003" w:tentative="1">
+      <w:start w:val="1"/>
+      <w:numFmt w:val="bullet"/>
+      <w:lvlText w:val="o"/>
+      <w:lvlJc w:val="left"/>
+      <w:pPr>
+        <w:ind w:left="4320" w:hanging="360"/>
+      </w:pPr>
+      <w:rPr>
+        <w:rFonts w:ascii="Courier New" w:hAnsi="Courier New" w:hint="default"/>
+      </w:rPr>
+    </w:lvl>
+    <w:lvl w:ilvl="5" w:tplc="08090005" w:tentative="1">
+      <w:start w:val="1"/>
+      <w:numFmt w:val="bullet"/>
+      <w:lvlText w:val=""/>
+      <w:lvlJc w:val="left"/>
+      <w:pPr>
+        <w:ind w:left="5040" w:hanging="360"/>
+      </w:pPr>
+      <w:rPr>
+        <w:rFonts w:ascii="Wingdings" w:hAnsi="Wingdings" w:hint="default"/>
+      </w:rPr>
+    </w:lvl>
+    <w:lvl w:ilvl="6" w:tplc="08090001" w:tentative="1">
+      <w:start w:val="1"/>
+      <w:numFmt w:val="bullet"/>
+      <w:lvlText w:val=""/>
+      <w:lvlJc w:val="left"/>
+      <w:pPr>
+        <w:ind w:left="5760" w:hanging="360"/>
+      </w:pPr>
+      <w:rPr>
+        <w:rFonts w:ascii="Symbol" w:hAnsi="Symbol" w:hint="default"/>
+      </w:rPr>
+    </w:lvl>
+    <w:lvl w:ilvl="7" w:tplc="08090003" w:tentative="1">
+      <w:start w:val="1"/>
+      <w:numFmt w:val="bullet"/>
+      <w:lvlText w:val="o"/>
+      <w:lvlJc w:val="left"/>
+      <w:pPr>
+        <w:ind w:left="6480" w:hanging="360"/>
+      </w:pPr>
+      <w:rPr>
+        <w:rFonts w:ascii="Courier New" w:hAnsi="Courier New" w:hint="default"/>
+      </w:rPr>
+    </w:lvl>
+    <w:lvl w:ilvl="8" w:tplc="08090005" w:tentative="1">
+      <w:start w:val="1"/>
+      <w:numFmt w:val="bullet"/>
+      <w:lvlText w:val=""/>
+      <w:lvlJc w:val="left"/>
+      <w:pPr>
+        <w:ind w:left="7200" w:hanging="360"/>
+      </w:pPr>
+      <w:rPr>
+        <w:rFonts w:ascii="Wingdings" w:hAnsi="Wingdings" w:hint="default"/>
+      </w:rPr>
+    </w:lvl>
+  </w:abstractNum>
+  <w:abstractNum w:abstractNumId="12" w15:restartNumberingAfterBreak="0">
+    <w:nsid w:val="4C14587C"/>
+    <w:multiLevelType w:val="hybridMultilevel"/>
+    <w:tmpl w:val="90A0D718"/>
+    <w:lvl w:ilvl="0" w:tplc="0809000F">
+      <w:start w:val="1"/>
+      <w:numFmt w:val="decimal"/>
+      <w:lvlText w:val="%1."/>
+      <w:lvlJc w:val="left"/>
+      <w:pPr>
+        <w:ind w:left="720" w:hanging="360"/>
+      </w:pPr>
+    </w:lvl>
+    <w:lvl w:ilvl="1" w:tplc="08090019" w:tentative="1">
+      <w:start w:val="1"/>
+      <w:numFmt w:val="lowerLetter"/>
+      <w:lvlText w:val="%2."/>
+      <w:lvlJc w:val="left"/>
+      <w:pPr>
+        <w:ind w:left="1440" w:hanging="360"/>
+      </w:pPr>
+    </w:lvl>
+    <w:lvl w:ilvl="2" w:tplc="0809001B" w:tentative="1">
+      <w:start w:val="1"/>
+      <w:numFmt w:val="lowerRoman"/>
+      <w:lvlText w:val="%3."/>
+      <w:lvlJc w:val="right"/>
+      <w:pPr>
+        <w:ind w:left="2160" w:hanging="180"/>
+      </w:pPr>
+    </w:lvl>
+    <w:lvl w:ilvl="3" w:tplc="0809000F" w:tentative="1">
+      <w:start w:val="1"/>
+      <w:numFmt w:val="decimal"/>
+      <w:lvlText w:val="%4."/>
+      <w:lvlJc w:val="left"/>
+      <w:pPr>
+        <w:ind w:left="2880" w:hanging="360"/>
+      </w:pPr>
+    </w:lvl>
+    <w:lvl w:ilvl="4" w:tplc="08090019" w:tentative="1">
+      <w:start w:val="1"/>
+      <w:numFmt w:val="lowerLetter"/>
+      <w:lvlText w:val="%5."/>
+      <w:lvlJc w:val="left"/>
+      <w:pPr>
+        <w:ind w:left="3600" w:hanging="360"/>
+      </w:pPr>
+    </w:lvl>
+    <w:lvl w:ilvl="5" w:tplc="0809001B" w:tentative="1">
+      <w:start w:val="1"/>
+      <w:numFmt w:val="lowerRoman"/>
+      <w:lvlText w:val="%6."/>
+      <w:lvlJc w:val="right"/>
+      <w:pPr>
+        <w:ind w:left="4320" w:hanging="180"/>
+      </w:pPr>
+    </w:lvl>
+    <w:lvl w:ilvl="6" w:tplc="0809000F" w:tentative="1">
+      <w:start w:val="1"/>
+      <w:numFmt w:val="decimal"/>
+      <w:lvlText w:val="%7."/>
+      <w:lvlJc w:val="left"/>
+      <w:pPr>
+        <w:ind w:left="5040" w:hanging="360"/>
+      </w:pPr>
+    </w:lvl>
+    <w:lvl w:ilvl="7" w:tplc="08090019" w:tentative="1">
+      <w:start w:val="1"/>
+      <w:numFmt w:val="lowerLetter"/>
+      <w:lvlText w:val="%8."/>
+      <w:lvlJc w:val="left"/>
+      <w:pPr>
+        <w:ind w:left="5760" w:hanging="360"/>
+      </w:pPr>
+    </w:lvl>
+    <w:lvl w:ilvl="8" w:tplc="0809001B" w:tentative="1">
+      <w:start w:val="1"/>
+      <w:numFmt w:val="lowerRoman"/>
+      <w:lvlText w:val="%9."/>
+      <w:lvlJc w:val="right"/>
+      <w:pPr>
+        <w:ind w:left="6480" w:hanging="180"/>
+      </w:pPr>
+    </w:lvl>
+  </w:abstractNum>
+  <w:abstractNum w:abstractNumId="13" w15:restartNumberingAfterBreak="0">
+    <w:nsid w:val="57772D19"/>
+    <w:multiLevelType w:val="hybridMultilevel"/>
+    <w:tmpl w:val="9C74B3A8"/>
+    <w:lvl w:ilvl="0" w:tplc="08090001">
+      <w:start w:val="1"/>
+      <w:numFmt w:val="bullet"/>
+      <w:lvlText w:val=""/>
+      <w:lvlJc w:val="left"/>
+      <w:pPr>
+        <w:ind w:left="720" w:hanging="360"/>
+      </w:pPr>
+      <w:rPr>
+        <w:rFonts w:ascii="Symbol" w:hAnsi="Symbol" w:hint="default"/>
+      </w:rPr>
+    </w:lvl>
+    <w:lvl w:ilvl="1" w:tplc="08090003" w:tentative="1">
+      <w:start w:val="1"/>
+      <w:numFmt w:val="bullet"/>
+      <w:lvlText w:val="o"/>
+      <w:lvlJc w:val="left"/>
+      <w:pPr>
         <w:ind w:left="1440" w:hanging="360"/>
       </w:pPr>
       <w:rPr>
@@ -18973,7 +22684,7 @@
       </w:rPr>
     </w:lvl>
   </w:abstractNum>
-  <w:abstractNum w:abstractNumId="12" w15:restartNumberingAfterBreak="0">
+  <w:abstractNum w:abstractNumId="14" w15:restartNumberingAfterBreak="0">
     <w:nsid w:val="5EA36CD8"/>
     <w:multiLevelType w:val="hybridMultilevel"/>
     <w:tmpl w:val="EA24E4CC"/>
@@ -19086,7 +22797,7 @@
       </w:rPr>
     </w:lvl>
   </w:abstractNum>
-  <w:abstractNum w:abstractNumId="13" w15:restartNumberingAfterBreak="0">
+  <w:abstractNum w:abstractNumId="15" w15:restartNumberingAfterBreak="0">
     <w:nsid w:val="61DD2260"/>
     <w:multiLevelType w:val="hybridMultilevel"/>
     <w:tmpl w:val="8B2A4062"/>
@@ -19175,7 +22886,7 @@
       </w:pPr>
     </w:lvl>
   </w:abstractNum>
-  <w:abstractNum w:abstractNumId="14" w15:restartNumberingAfterBreak="0">
+  <w:abstractNum w:abstractNumId="16" w15:restartNumberingAfterBreak="0">
     <w:nsid w:val="62174F72"/>
     <w:multiLevelType w:val="multilevel"/>
     <w:tmpl w:val="0B66ADC2"/>
@@ -19279,7 +22990,7 @@
       </w:rPr>
     </w:lvl>
   </w:abstractNum>
-  <w:abstractNum w:abstractNumId="15" w15:restartNumberingAfterBreak="0">
+  <w:abstractNum w:abstractNumId="17" w15:restartNumberingAfterBreak="0">
     <w:nsid w:val="65176FF1"/>
     <w:multiLevelType w:val="hybridMultilevel"/>
     <w:tmpl w:val="D9F412CC"/>
@@ -19368,7 +23079,7 @@
       </w:pPr>
     </w:lvl>
   </w:abstractNum>
-  <w:abstractNum w:abstractNumId="16" w15:restartNumberingAfterBreak="0">
+  <w:abstractNum w:abstractNumId="18" w15:restartNumberingAfterBreak="0">
     <w:nsid w:val="681D6115"/>
     <w:multiLevelType w:val="hybridMultilevel"/>
     <w:tmpl w:val="606ED966"/>
@@ -19481,7 +23192,7 @@
       </w:rPr>
     </w:lvl>
   </w:abstractNum>
-  <w:abstractNum w:abstractNumId="17" w15:restartNumberingAfterBreak="0">
+  <w:abstractNum w:abstractNumId="19" w15:restartNumberingAfterBreak="0">
     <w:nsid w:val="75B43CDA"/>
     <w:multiLevelType w:val="hybridMultilevel"/>
     <w:tmpl w:val="1E62EBEE"/>
@@ -19570,7 +23281,7 @@
       </w:pPr>
     </w:lvl>
   </w:abstractNum>
-  <w:abstractNum w:abstractNumId="18" w15:restartNumberingAfterBreak="0">
+  <w:abstractNum w:abstractNumId="20" w15:restartNumberingAfterBreak="0">
     <w:nsid w:val="7B360DA2"/>
     <w:multiLevelType w:val="hybridMultilevel"/>
     <w:tmpl w:val="F5649AEE"/>
@@ -19660,61 +23371,67 @@
     </w:lvl>
   </w:abstractNum>
   <w:num w:numId="1" w16cid:durableId="415715474">
+    <w:abstractNumId w:val="6"/>
+  </w:num>
+  <w:num w:numId="2" w16cid:durableId="167840403">
+    <w:abstractNumId w:val="2"/>
+  </w:num>
+  <w:num w:numId="3" w16cid:durableId="882408455">
+    <w:abstractNumId w:val="16"/>
+  </w:num>
+  <w:num w:numId="4" w16cid:durableId="2003271478">
+    <w:abstractNumId w:val="10"/>
+  </w:num>
+  <w:num w:numId="5" w16cid:durableId="147673234">
+    <w:abstractNumId w:val="11"/>
+  </w:num>
+  <w:num w:numId="6" w16cid:durableId="1770271432">
+    <w:abstractNumId w:val="14"/>
+  </w:num>
+  <w:num w:numId="7" w16cid:durableId="2083722425">
+    <w:abstractNumId w:val="8"/>
+  </w:num>
+  <w:num w:numId="8" w16cid:durableId="1460535418">
+    <w:abstractNumId w:val="18"/>
+  </w:num>
+  <w:num w:numId="9" w16cid:durableId="35934533">
+    <w:abstractNumId w:val="3"/>
+  </w:num>
+  <w:num w:numId="10" w16cid:durableId="591663378">
+    <w:abstractNumId w:val="1"/>
+  </w:num>
+  <w:num w:numId="11" w16cid:durableId="30423284">
+    <w:abstractNumId w:val="9"/>
+  </w:num>
+  <w:num w:numId="12" w16cid:durableId="1504318963">
+    <w:abstractNumId w:val="15"/>
+  </w:num>
+  <w:num w:numId="13" w16cid:durableId="260115439">
+    <w:abstractNumId w:val="20"/>
+  </w:num>
+  <w:num w:numId="14" w16cid:durableId="1048802318">
+    <w:abstractNumId w:val="19"/>
+  </w:num>
+  <w:num w:numId="15" w16cid:durableId="1405955447">
+    <w:abstractNumId w:val="17"/>
+  </w:num>
+  <w:num w:numId="16" w16cid:durableId="1296595369">
     <w:abstractNumId w:val="5"/>
   </w:num>
-  <w:num w:numId="2" w16cid:durableId="167840403">
-    <w:abstractNumId w:val="1"/>
+  <w:num w:numId="17" w16cid:durableId="2066640498">
+    <w:abstractNumId w:val="13"/>
   </w:num>
-  <w:num w:numId="3" w16cid:durableId="882408455">
-    <w:abstractNumId w:val="14"/>
-  </w:num>
-  <w:num w:numId="4" w16cid:durableId="2003271478">
-    <w:abstractNumId w:val="9"/>
-  </w:num>
-  <w:num w:numId="5" w16cid:durableId="147673234">
-    <w:abstractNumId w:val="10"/>
-  </w:num>
-  <w:num w:numId="6" w16cid:durableId="1770271432">
-    <w:abstractNumId w:val="12"/>
-  </w:num>
-  <w:num w:numId="7" w16cid:durableId="2083722425">
+  <w:num w:numId="18" w16cid:durableId="1159463743">
     <w:abstractNumId w:val="7"/>
   </w:num>
-  <w:num w:numId="8" w16cid:durableId="1460535418">
-    <w:abstractNumId w:val="16"/>
+  <w:num w:numId="19" w16cid:durableId="1985037029">
+    <w:abstractNumId w:val="4"/>
   </w:num>
-  <w:num w:numId="9" w16cid:durableId="35934533">
-    <w:abstractNumId w:val="2"/>
-  </w:num>
-  <w:num w:numId="10" w16cid:durableId="591663378">
+  <w:num w:numId="20" w16cid:durableId="260989951">
     <w:abstractNumId w:val="0"/>
   </w:num>
-  <w:num w:numId="11" w16cid:durableId="30423284">
-    <w:abstractNumId w:val="8"/>
-  </w:num>
-  <w:num w:numId="12" w16cid:durableId="1504318963">
-    <w:abstractNumId w:val="13"/>
-  </w:num>
-  <w:num w:numId="13" w16cid:durableId="260115439">
-    <w:abstractNumId w:val="18"/>
-  </w:num>
-  <w:num w:numId="14" w16cid:durableId="1048802318">
-    <w:abstractNumId w:val="17"/>
-  </w:num>
-  <w:num w:numId="15" w16cid:durableId="1405955447">
-    <w:abstractNumId w:val="15"/>
-  </w:num>
-  <w:num w:numId="16" w16cid:durableId="1296595369">
-    <w:abstractNumId w:val="4"/>
-  </w:num>
-  <w:num w:numId="17" w16cid:durableId="2066640498">
-    <w:abstractNumId w:val="11"/>
-  </w:num>
-  <w:num w:numId="18" w16cid:durableId="1159463743">
-    <w:abstractNumId w:val="6"/>
-  </w:num>
-  <w:num w:numId="19" w16cid:durableId="1985037029">
-    <w:abstractNumId w:val="3"/>
+  <w:num w:numId="21" w16cid:durableId="143282973">
+    <w:abstractNumId w:val="12"/>
   </w:num>
 </w:numbering>
 </file>

--- a/reports/analyze_medical_insurance.docx
+++ b/reports/analyze_medical_insurance.docx
@@ -538,7 +538,7 @@
             </w:rPr>
             <w:fldChar w:fldCharType="separate"/>
           </w:r>
-          <w:hyperlink w:anchor="_Toc231089525" w:history="1">
+          <w:hyperlink w:anchor="_Toc231147070" w:history="1">
             <w:r>
               <w:rPr>
                 <w:rStyle w:val="Hyperlink"/>
@@ -573,7 +573,7 @@
                 <w:noProof/>
                 <w:webHidden/>
               </w:rPr>
-              <w:instrText xml:space="preserve"> PAGEREF _Toc231089525 \h </w:instrText>
+              <w:instrText xml:space="preserve"> PAGEREF _Toc231147070 \h </w:instrText>
             </w:r>
             <w:r>
               <w:rPr>
@@ -623,7 +623,7 @@
               <w14:ligatures w14:val="standardContextual"/>
             </w:rPr>
           </w:pPr>
-          <w:hyperlink w:anchor="_Toc231089526" w:history="1">
+          <w:hyperlink w:anchor="_Toc231147071" w:history="1">
             <w:r>
               <w:rPr>
                 <w:rStyle w:val="Hyperlink"/>
@@ -651,7 +651,7 @@
                 <w:noProof/>
                 <w:webHidden/>
               </w:rPr>
-              <w:instrText xml:space="preserve"> PAGEREF _Toc231089526 \h </w:instrText>
+              <w:instrText xml:space="preserve"> PAGEREF _Toc231147071 \h </w:instrText>
             </w:r>
             <w:r>
               <w:rPr>
@@ -701,7 +701,7 @@
               <w14:ligatures w14:val="standardContextual"/>
             </w:rPr>
           </w:pPr>
-          <w:hyperlink w:anchor="_Toc231089527" w:history="1">
+          <w:hyperlink w:anchor="_Toc231147072" w:history="1">
             <w:r>
               <w:rPr>
                 <w:rStyle w:val="Hyperlink"/>
@@ -729,7 +729,7 @@
                 <w:noProof/>
                 <w:webHidden/>
               </w:rPr>
-              <w:instrText xml:space="preserve"> PAGEREF _Toc231089527 \h </w:instrText>
+              <w:instrText xml:space="preserve"> PAGEREF _Toc231147072 \h </w:instrText>
             </w:r>
             <w:r>
               <w:rPr>
@@ -779,7 +779,7 @@
               <w14:ligatures w14:val="standardContextual"/>
             </w:rPr>
           </w:pPr>
-          <w:hyperlink w:anchor="_Toc231089528" w:history="1">
+          <w:hyperlink w:anchor="_Toc231147073" w:history="1">
             <w:r>
               <w:rPr>
                 <w:rStyle w:val="Hyperlink"/>
@@ -807,7 +807,7 @@
                 <w:noProof/>
                 <w:webHidden/>
               </w:rPr>
-              <w:instrText xml:space="preserve"> PAGEREF _Toc231089528 \h </w:instrText>
+              <w:instrText xml:space="preserve"> PAGEREF _Toc231147073 \h </w:instrText>
             </w:r>
             <w:r>
               <w:rPr>
@@ -857,7 +857,7 @@
               <w14:ligatures w14:val="standardContextual"/>
             </w:rPr>
           </w:pPr>
-          <w:hyperlink w:anchor="_Toc231089529" w:history="1">
+          <w:hyperlink w:anchor="_Toc231147074" w:history="1">
             <w:r>
               <w:rPr>
                 <w:rStyle w:val="Hyperlink"/>
@@ -885,7 +885,7 @@
                 <w:noProof/>
                 <w:webHidden/>
               </w:rPr>
-              <w:instrText xml:space="preserve"> PAGEREF _Toc231089529 \h </w:instrText>
+              <w:instrText xml:space="preserve"> PAGEREF _Toc231147074 \h </w:instrText>
             </w:r>
             <w:r>
               <w:rPr>
@@ -933,7 +933,7 @@
               <w14:ligatures w14:val="standardContextual"/>
             </w:rPr>
           </w:pPr>
-          <w:hyperlink w:anchor="_Toc231089530" w:history="1">
+          <w:hyperlink w:anchor="_Toc231147075" w:history="1">
             <w:r>
               <w:rPr>
                 <w:rStyle w:val="Hyperlink"/>
@@ -962,7 +962,7 @@
                 <w:noProof/>
                 <w:webHidden/>
               </w:rPr>
-              <w:instrText xml:space="preserve"> PAGEREF _Toc231089530 \h </w:instrText>
+              <w:instrText xml:space="preserve"> PAGEREF _Toc231147075 \h </w:instrText>
             </w:r>
             <w:r>
               <w:rPr>
@@ -1010,7 +1010,7 @@
               <w14:ligatures w14:val="standardContextual"/>
             </w:rPr>
           </w:pPr>
-          <w:hyperlink w:anchor="_Toc231089531" w:history="1">
+          <w:hyperlink w:anchor="_Toc231147076" w:history="1">
             <w:r>
               <w:rPr>
                 <w:rStyle w:val="Hyperlink"/>
@@ -1047,7 +1047,7 @@
                 <w:noProof/>
                 <w:webHidden/>
               </w:rPr>
-              <w:instrText xml:space="preserve"> PAGEREF _Toc231089531 \h </w:instrText>
+              <w:instrText xml:space="preserve"> PAGEREF _Toc231147076 \h </w:instrText>
             </w:r>
             <w:r>
               <w:rPr>
@@ -1095,7 +1095,7 @@
               <w14:ligatures w14:val="standardContextual"/>
             </w:rPr>
           </w:pPr>
-          <w:hyperlink w:anchor="_Toc231089532" w:history="1">
+          <w:hyperlink w:anchor="_Toc231147077" w:history="1">
             <w:r>
               <w:rPr>
                 <w:rStyle w:val="Hyperlink"/>
@@ -1140,7 +1140,7 @@
                 <w:noProof/>
                 <w:webHidden/>
               </w:rPr>
-              <w:instrText xml:space="preserve"> PAGEREF _Toc231089532 \h </w:instrText>
+              <w:instrText xml:space="preserve"> PAGEREF _Toc231147077 \h </w:instrText>
             </w:r>
             <w:r>
               <w:rPr>
@@ -1188,7 +1188,7 @@
               <w14:ligatures w14:val="standardContextual"/>
             </w:rPr>
           </w:pPr>
-          <w:hyperlink w:anchor="_Toc231089533" w:history="1">
+          <w:hyperlink w:anchor="_Toc231147078" w:history="1">
             <w:r>
               <w:rPr>
                 <w:rStyle w:val="Hyperlink"/>
@@ -1217,7 +1217,7 @@
                 <w:noProof/>
                 <w:webHidden/>
               </w:rPr>
-              <w:instrText xml:space="preserve"> PAGEREF _Toc231089533 \h </w:instrText>
+              <w:instrText xml:space="preserve"> PAGEREF _Toc231147078 \h </w:instrText>
             </w:r>
             <w:r>
               <w:rPr>
@@ -1265,7 +1265,7 @@
               <w14:ligatures w14:val="standardContextual"/>
             </w:rPr>
           </w:pPr>
-          <w:hyperlink w:anchor="_Toc231089534" w:history="1">
+          <w:hyperlink w:anchor="_Toc231147079" w:history="1">
             <w:r>
               <w:rPr>
                 <w:rStyle w:val="Hyperlink"/>
@@ -1294,7 +1294,7 @@
                 <w:noProof/>
                 <w:webHidden/>
               </w:rPr>
-              <w:instrText xml:space="preserve"> PAGEREF _Toc231089534 \h </w:instrText>
+              <w:instrText xml:space="preserve"> PAGEREF _Toc231147079 \h </w:instrText>
             </w:r>
             <w:r>
               <w:rPr>
@@ -1342,7 +1342,7 @@
               <w14:ligatures w14:val="standardContextual"/>
             </w:rPr>
           </w:pPr>
-          <w:hyperlink w:anchor="_Toc231089535" w:history="1">
+          <w:hyperlink w:anchor="_Toc231147080" w:history="1">
             <w:r>
               <w:rPr>
                 <w:rStyle w:val="Hyperlink"/>
@@ -1371,7 +1371,7 @@
                 <w:noProof/>
                 <w:webHidden/>
               </w:rPr>
-              <w:instrText xml:space="preserve"> PAGEREF _Toc231089535 \h </w:instrText>
+              <w:instrText xml:space="preserve"> PAGEREF _Toc231147080 \h </w:instrText>
             </w:r>
             <w:r>
               <w:rPr>
@@ -1419,7 +1419,7 @@
               <w14:ligatures w14:val="standardContextual"/>
             </w:rPr>
           </w:pPr>
-          <w:hyperlink w:anchor="_Toc231089536" w:history="1">
+          <w:hyperlink w:anchor="_Toc231147081" w:history="1">
             <w:r>
               <w:rPr>
                 <w:rStyle w:val="Hyperlink"/>
@@ -1448,7 +1448,7 @@
                 <w:noProof/>
                 <w:webHidden/>
               </w:rPr>
-              <w:instrText xml:space="preserve"> PAGEREF _Toc231089536 \h </w:instrText>
+              <w:instrText xml:space="preserve"> PAGEREF _Toc231147081 \h </w:instrText>
             </w:r>
             <w:r>
               <w:rPr>
@@ -1498,7 +1498,7 @@
               <w14:ligatures w14:val="standardContextual"/>
             </w:rPr>
           </w:pPr>
-          <w:hyperlink w:anchor="_Toc231089537" w:history="1">
+          <w:hyperlink w:anchor="_Toc231147082" w:history="1">
             <w:r>
               <w:rPr>
                 <w:rStyle w:val="Hyperlink"/>
@@ -1527,7 +1527,7 @@
                 <w:noProof/>
                 <w:webHidden/>
               </w:rPr>
-              <w:instrText xml:space="preserve"> PAGEREF _Toc231089537 \h </w:instrText>
+              <w:instrText xml:space="preserve"> PAGEREF _Toc231147082 \h </w:instrText>
             </w:r>
             <w:r>
               <w:rPr>
@@ -1577,14 +1577,51 @@
               <w14:ligatures w14:val="standardContextual"/>
             </w:rPr>
           </w:pPr>
-          <w:hyperlink w:anchor="_Toc231089538" w:history="1">
+          <w:hyperlink w:anchor="_Toc231147083" w:history="1">
             <w:r>
               <w:rPr>
                 <w:rStyle w:val="Hyperlink"/>
+                <w:rFonts w:ascii="Times New Roman" w:hAnsi="Times New Roman"/>
                 <w:noProof/>
                 <w:lang w:val="ru-RU"/>
               </w:rPr>
-              <w:t>2.1. Анализ исходного датасета. Предобработка данных, кодирование признаков и извлечение признаков.</w:t>
+              <w:t>2.</w:t>
+            </w:r>
+            <w:r>
+              <w:rPr>
+                <w:rStyle w:val="Hyperlink"/>
+                <w:rFonts w:ascii="Times New Roman" w:hAnsi="Times New Roman"/>
+                <w:noProof/>
+                <w:lang w:val="en-US"/>
+              </w:rPr>
+              <w:t>1</w:t>
+            </w:r>
+            <w:r>
+              <w:rPr>
+                <w:rStyle w:val="Hyperlink"/>
+                <w:rFonts w:ascii="Times New Roman" w:hAnsi="Times New Roman"/>
+                <w:noProof/>
+                <w:lang w:val="ru-RU"/>
+              </w:rPr>
+              <w:t>. Анализ исходного датасета. Предобработка данных, кодирование признаков и извлечение признаков. Первичный разведочный анализ данных (EDA).</w:t>
+            </w:r>
+            <w:r>
+              <w:rPr>
+                <w:rStyle w:val="Hyperlink"/>
+                <w:rFonts w:ascii="Times New Roman" w:hAnsi="Times New Roman"/>
+                <w:noProof/>
+                <w:lang w:val="en-US"/>
+              </w:rPr>
+              <w:t xml:space="preserve"> </w:t>
+            </w:r>
+            <w:r>
+              <w:rPr>
+                <w:rStyle w:val="Hyperlink"/>
+                <w:rFonts w:ascii="Times New Roman" w:hAnsi="Times New Roman"/>
+                <w:noProof/>
+                <w:lang w:val="ru-RU"/>
+              </w:rPr>
+              <w:t>Удаление выбросов.</w:t>
             </w:r>
             <w:r>
               <w:rPr>
@@ -1605,7 +1642,7 @@
                 <w:noProof/>
                 <w:webHidden/>
               </w:rPr>
-              <w:instrText xml:space="preserve"> PAGEREF _Toc231089538 \h </w:instrText>
+              <w:instrText xml:space="preserve"> PAGEREF _Toc231147083 \h </w:instrText>
             </w:r>
             <w:r>
               <w:rPr>
@@ -1655,30 +1692,15 @@
               <w14:ligatures w14:val="standardContextual"/>
             </w:rPr>
           </w:pPr>
-          <w:hyperlink w:anchor="_Toc231089539" w:history="1">
+          <w:hyperlink w:anchor="_Toc231147084" w:history="1">
             <w:r>
               <w:rPr>
                 <w:rStyle w:val="Hyperlink"/>
+                <w:rFonts w:ascii="Times New Roman" w:hAnsi="Times New Roman"/>
                 <w:noProof/>
                 <w:lang w:val="ru-RU"/>
               </w:rPr>
-              <w:t>2.2. Обоснование в</w:t>
-            </w:r>
-            <w:r>
-              <w:rPr>
-                <w:rStyle w:val="Hyperlink"/>
-                <w:noProof/>
-                <w:lang w:val="ru-RU"/>
-              </w:rPr>
-              <w:t>ы</w:t>
-            </w:r>
-            <w:r>
-              <w:rPr>
-                <w:rStyle w:val="Hyperlink"/>
-                <w:noProof/>
-                <w:lang w:val="ru-RU"/>
-              </w:rPr>
-              <w:t>бора моделей машинного обучения.</w:t>
+              <w:t>2.2. Обоснование выбора моделей машинного обучения. Анализ результатов обучения. Описание метрик MAE, RMSE, R².</w:t>
             </w:r>
             <w:r>
               <w:rPr>
@@ -1699,7 +1721,7 @@
                 <w:noProof/>
                 <w:webHidden/>
               </w:rPr>
-              <w:instrText xml:space="preserve"> PAGEREF _Toc231089539 \h </w:instrText>
+              <w:instrText xml:space="preserve"> PAGEREF _Toc231147084 \h </w:instrText>
             </w:r>
             <w:r>
               <w:rPr>
@@ -1720,7 +1742,7 @@
                 <w:noProof/>
                 <w:webHidden/>
               </w:rPr>
-              <w:t>21</w:t>
+              <w:t>26</w:t>
             </w:r>
             <w:r>
               <w:rPr>
@@ -1749,14 +1771,33 @@
               <w14:ligatures w14:val="standardContextual"/>
             </w:rPr>
           </w:pPr>
-          <w:hyperlink w:anchor="_Toc231089540" w:history="1">
+          <w:hyperlink w:anchor="_Toc231147085" w:history="1">
             <w:r>
               <w:rPr>
                 <w:rStyle w:val="Hyperlink"/>
                 <w:rFonts w:ascii="Times New Roman" w:hAnsi="Times New Roman"/>
                 <w:noProof/>
-              </w:rPr>
-              <w:t>2. Первичный разведочный анализ данных (EDA). Часть 1.</w:t>
+                <w:lang w:val="ru-RU"/>
+              </w:rPr>
+              <w:t>2.3. Вывод. Выбор лучшей м</w:t>
+            </w:r>
+            <w:r>
+              <w:rPr>
+                <w:rStyle w:val="Hyperlink"/>
+                <w:rFonts w:ascii="Times New Roman" w:hAnsi="Times New Roman"/>
+                <w:noProof/>
+                <w:lang w:val="ru-RU"/>
+              </w:rPr>
+              <w:t>о</w:t>
+            </w:r>
+            <w:r>
+              <w:rPr>
+                <w:rStyle w:val="Hyperlink"/>
+                <w:rFonts w:ascii="Times New Roman" w:hAnsi="Times New Roman"/>
+                <w:noProof/>
+                <w:lang w:val="ru-RU"/>
+              </w:rPr>
+              <w:t>дели</w:t>
             </w:r>
             <w:r>
               <w:rPr>
@@ -1777,7 +1818,7 @@
                 <w:noProof/>
                 <w:webHidden/>
               </w:rPr>
-              <w:instrText xml:space="preserve"> PAGEREF _Toc231089540 \h </w:instrText>
+              <w:instrText xml:space="preserve"> PAGEREF _Toc231147085 \h </w:instrText>
             </w:r>
             <w:r>
               <w:rPr>
@@ -1798,84 +1839,7 @@
                 <w:noProof/>
                 <w:webHidden/>
               </w:rPr>
-              <w:t>24</w:t>
-            </w:r>
-            <w:r>
-              <w:rPr>
-                <w:noProof/>
-                <w:webHidden/>
-              </w:rPr>
-              <w:fldChar w:fldCharType="end"/>
-            </w:r>
-          </w:hyperlink>
-        </w:p>
-        <w:p>
-          <w:pPr>
-            <w:pStyle w:val="TOC2"/>
-            <w:tabs>
-              <w:tab w:val="right" w:leader="dot" w:pos="9855"/>
-            </w:tabs>
-            <w:rPr>
-              <w:rFonts w:eastAsiaTheme="minorEastAsia" w:cstheme="minorBidi"/>
-              <w:b w:val="0"/>
-              <w:bCs w:val="0"/>
-              <w:noProof/>
-              <w:color w:val="auto"/>
-              <w:kern w:val="2"/>
-              <w:sz w:val="24"/>
-              <w:szCs w:val="24"/>
-              <w14:ligatures w14:val="standardContextual"/>
-            </w:rPr>
-          </w:pPr>
-          <w:hyperlink w:anchor="_Toc231089541" w:history="1">
-            <w:r>
-              <w:rPr>
-                <w:rStyle w:val="Hyperlink"/>
-                <w:noProof/>
-              </w:rPr>
-              <w:t>2. Первичный разведочный анализ данных (EDA). Часть 2.</w:t>
-            </w:r>
-            <w:r>
-              <w:rPr>
-                <w:noProof/>
-                <w:webHidden/>
-              </w:rPr>
-              <w:tab/>
-            </w:r>
-            <w:r>
-              <w:rPr>
-                <w:noProof/>
-                <w:webHidden/>
-              </w:rPr>
-              <w:fldChar w:fldCharType="begin"/>
-            </w:r>
-            <w:r>
-              <w:rPr>
-                <w:noProof/>
-                <w:webHidden/>
-              </w:rPr>
-              <w:instrText xml:space="preserve"> PAGEREF _Toc231089541 \h </w:instrText>
-            </w:r>
-            <w:r>
-              <w:rPr>
-                <w:noProof/>
-                <w:webHidden/>
-              </w:rPr>
-            </w:r>
-            <w:r>
-              <w:rPr>
-                <w:noProof/>
-                <w:webHidden/>
-              </w:rPr>
-              <w:fldChar w:fldCharType="separate"/>
-            </w:r>
-            <w:r>
-              <w:rPr>
-                <w:rFonts w:hint="eastAsia"/>
-                <w:noProof/>
-                <w:webHidden/>
-              </w:rPr>
-              <w:t>27</w:t>
+              <w:t>30</w:t>
             </w:r>
             <w:r>
               <w:rPr>
@@ -2294,7 +2258,7 @@
       <w:r>
         <w:br w:type="page"/>
       </w:r>
-      <w:bookmarkStart w:id="1" w:name="_Toc231089525"/>
+      <w:bookmarkStart w:id="1" w:name="_Toc231147070"/>
       <w:r>
         <w:lastRenderedPageBreak/>
         <w:t xml:space="preserve">Глава 1. </w:t>
@@ -2322,7 +2286,7 @@
         </w:rPr>
       </w:pPr>
       <w:bookmarkStart w:id="2" w:name="__RefHeading___2"/>
-      <w:bookmarkStart w:id="3" w:name="_Toc231089526"/>
+      <w:bookmarkStart w:id="3" w:name="_Toc231147071"/>
       <w:bookmarkEnd w:id="2"/>
       <w:r>
         <w:rPr>
@@ -2391,7 +2355,7 @@
         </w:rPr>
       </w:pPr>
       <w:bookmarkStart w:id="4" w:name="__RefHeading___3"/>
-      <w:bookmarkStart w:id="5" w:name="_Toc231089527"/>
+      <w:bookmarkStart w:id="5" w:name="_Toc231147072"/>
       <w:bookmarkEnd w:id="4"/>
       <w:r>
         <w:rPr>
@@ -2612,7 +2576,7 @@
         </w:rPr>
       </w:pPr>
       <w:bookmarkStart w:id="6" w:name="__RefHeading___4"/>
-      <w:bookmarkStart w:id="7" w:name="_Toc231089528"/>
+      <w:bookmarkStart w:id="7" w:name="_Toc231147073"/>
       <w:bookmarkEnd w:id="6"/>
       <w:r>
         <w:rPr>
@@ -2701,7 +2665,7 @@
         </w:rPr>
       </w:pPr>
       <w:bookmarkStart w:id="8" w:name="__RefHeading___5"/>
-      <w:bookmarkStart w:id="9" w:name="_Toc231089529"/>
+      <w:bookmarkStart w:id="9" w:name="_Toc231147074"/>
       <w:bookmarkEnd w:id="8"/>
       <w:r>
         <w:rPr>
@@ -2728,7 +2692,7 @@
           <w:lang w:val="ru-RU"/>
         </w:rPr>
       </w:pPr>
-      <w:bookmarkStart w:id="10" w:name="_Toc231089530"/>
+      <w:bookmarkStart w:id="10" w:name="_Toc231147075"/>
       <w:r>
         <w:rPr>
           <w:rFonts w:ascii="Times New Roman" w:hAnsi="Times New Roman"/>
@@ -3809,7 +3773,7 @@
           <w:lang w:val="ru-RU"/>
         </w:rPr>
       </w:pPr>
-      <w:bookmarkStart w:id="11" w:name="_Toc231089531"/>
+      <w:bookmarkStart w:id="11" w:name="_Toc231147076"/>
       <w:r>
         <w:rPr>
           <w:rFonts w:ascii="Times New Roman" w:hAnsi="Times New Roman"/>
@@ -4212,7 +4176,7 @@
           <w:rFonts w:ascii="Times New Roman" w:hAnsi="Times New Roman"/>
         </w:rPr>
       </w:pPr>
-      <w:bookmarkStart w:id="12" w:name="_Toc231089532"/>
+      <w:bookmarkStart w:id="12" w:name="_Toc231147077"/>
       <w:r>
         <w:rPr>
           <w:rFonts w:ascii="Times New Roman" w:hAnsi="Times New Roman"/>
@@ -8658,7 +8622,7 @@
           <w:lang w:val="ru-RU"/>
         </w:rPr>
       </w:pPr>
-      <w:bookmarkStart w:id="14" w:name="_Toc231089533"/>
+      <w:bookmarkStart w:id="14" w:name="_Toc231147078"/>
       <w:r>
         <w:rPr>
           <w:rFonts w:ascii="Times New Roman" w:hAnsi="Times New Roman"/>
@@ -9244,7 +9208,7 @@
           <w:lang w:val="ru-RU"/>
         </w:rPr>
       </w:pPr>
-      <w:bookmarkStart w:id="15" w:name="_Toc231089534"/>
+      <w:bookmarkStart w:id="15" w:name="_Toc231147079"/>
       <w:r>
         <w:rPr>
           <w:rFonts w:ascii="Times New Roman" w:hAnsi="Times New Roman"/>
@@ -9478,7 +9442,7 @@
           <w:lang w:val="ru-RU"/>
         </w:rPr>
       </w:pPr>
-      <w:bookmarkStart w:id="16" w:name="_Toc231089535"/>
+      <w:bookmarkStart w:id="16" w:name="_Toc231147080"/>
       <w:r>
         <w:rPr>
           <w:rFonts w:ascii="Times New Roman" w:hAnsi="Times New Roman"/>
@@ -10139,7 +10103,7 @@
           <w:lang w:val="ru-RU"/>
         </w:rPr>
       </w:pPr>
-      <w:bookmarkStart w:id="17" w:name="_Toc231089536"/>
+      <w:bookmarkStart w:id="17" w:name="_Toc231147081"/>
       <w:r>
         <w:rPr>
           <w:rFonts w:ascii="Times New Roman" w:hAnsi="Times New Roman"/>
@@ -11335,7 +11299,7 @@
           <w:lang w:val="en-US"/>
         </w:rPr>
       </w:pPr>
-      <w:bookmarkStart w:id="18" w:name="_Toc231089537"/>
+      <w:bookmarkStart w:id="18" w:name="_Toc231147082"/>
       <w:r>
         <w:rPr>
           <w:rFonts w:ascii="Times New Roman" w:hAnsi="Times New Roman"/>
@@ -11348,38 +11312,73 @@
     </w:p>
     <w:p>
       <w:pPr>
-        <w:pStyle w:val="Heading1"/>
         <w:jc w:val="left"/>
         <w:rPr>
-          <w:rFonts w:ascii="Times New Roman" w:hAnsi="Times New Roman"/>
-          <w:lang w:val="ru-RU"/>
+          <w:lang w:val="en-US"/>
         </w:rPr>
       </w:pPr>
     </w:p>
     <w:p>
       <w:pPr>
         <w:pStyle w:val="Heading2"/>
-        <w:rPr>
-          <w:rFonts w:ascii="Times New Roman" w:hAnsi="Times New Roman"/>
-          <w:lang w:val="ru-RU"/>
-        </w:rPr>
-      </w:pPr>
-      <w:bookmarkStart w:id="19" w:name="_Toc231089538"/>
-      <w:r>
-        <w:rPr>
-          <w:rFonts w:ascii="Times New Roman" w:hAnsi="Times New Roman"/>
-          <w:lang w:val="ru-RU"/>
-        </w:rPr>
-        <w:t>2.1. Анализ исходного датасета. Предобработка данных, кодирование признаков и извлечение признаков.</w:t>
+        <w:jc w:val="left"/>
+        <w:rPr>
+          <w:rFonts w:ascii="Times New Roman" w:hAnsi="Times New Roman"/>
+          <w:lang w:val="en-US"/>
+        </w:rPr>
+      </w:pPr>
+      <w:bookmarkStart w:id="19" w:name="_Toc231147083"/>
+      <w:r>
+        <w:rPr>
+          <w:rFonts w:ascii="Times New Roman" w:hAnsi="Times New Roman"/>
+          <w:lang w:val="ru-RU"/>
+        </w:rPr>
+        <w:t>2.</w:t>
+      </w:r>
+      <w:r>
+        <w:rPr>
+          <w:rFonts w:ascii="Times New Roman" w:hAnsi="Times New Roman"/>
+          <w:lang w:val="en-US"/>
+        </w:rPr>
+        <w:t>1</w:t>
+      </w:r>
+      <w:r>
+        <w:rPr>
+          <w:rFonts w:ascii="Times New Roman" w:hAnsi="Times New Roman"/>
+          <w:lang w:val="ru-RU"/>
+        </w:rPr>
+        <w:t>. Анализ исходного датасета. Предобработка данных, кодирование признаков и извлечение признаков.</w:t>
+      </w:r>
+      <w:r>
+        <w:rPr>
+          <w:rFonts w:ascii="Times New Roman" w:hAnsi="Times New Roman"/>
+          <w:lang w:val="ru-RU"/>
+        </w:rPr>
+        <w:t xml:space="preserve"> </w:t>
+      </w:r>
+      <w:r>
+        <w:rPr>
+          <w:rFonts w:ascii="Times New Roman" w:hAnsi="Times New Roman"/>
+          <w:bCs/>
+          <w:lang w:val="ru-RU"/>
+        </w:rPr>
+        <w:t>Первичный разведочный анализ данных (EDA).</w:t>
+      </w:r>
+      <w:r>
+        <w:rPr>
+          <w:rFonts w:ascii="Times New Roman" w:hAnsi="Times New Roman"/>
+          <w:lang w:val="en-US"/>
+        </w:rPr>
+        <w:t xml:space="preserve"> </w:t>
+      </w:r>
+      <w:r>
+        <w:rPr>
+          <w:rFonts w:ascii="Times New Roman" w:hAnsi="Times New Roman"/>
+          <w:lang w:val="ru-RU"/>
+        </w:rPr>
+        <w:t>Удаление выбросов.</w:t>
       </w:r>
       <w:bookmarkEnd w:id="19"/>
-      <w:r>
-        <w:rPr>
-          <w:rFonts w:ascii="Times New Roman" w:hAnsi="Times New Roman"/>
-          <w:lang w:val="ru-RU"/>
-        </w:rPr>
-        <w:t xml:space="preserve"> Удаление выбросов.</w:t>
-      </w:r>
     </w:p>
     <w:p>
       <w:pPr>
@@ -11422,6 +11421,8 @@
       <w:r>
         <w:rPr>
           <w:rFonts w:ascii="Times New Roman" w:hAnsi="Times New Roman"/>
+          <w:b/>
+          <w:bCs/>
           <w:lang w:val="ru-RU"/>
         </w:rPr>
         <w:t xml:space="preserve">Таблица </w:t>
@@ -11429,6 +11430,8 @@
       <w:r>
         <w:rPr>
           <w:rFonts w:ascii="Times New Roman" w:hAnsi="Times New Roman"/>
+          <w:b/>
+          <w:bCs/>
           <w:lang w:val="ru-RU"/>
         </w:rPr>
         <w:t>2</w:t>
@@ -11436,9 +11439,36 @@
       <w:r>
         <w:rPr>
           <w:rFonts w:ascii="Times New Roman" w:hAnsi="Times New Roman"/>
-          <w:lang w:val="ru-RU"/>
-        </w:rPr>
-        <w:t xml:space="preserve">.1. </w:t>
+          <w:b/>
+          <w:bCs/>
+          <w:lang w:val="ru-RU"/>
+        </w:rPr>
+        <w:t>.</w:t>
+      </w:r>
+      <w:r>
+        <w:rPr>
+          <w:rFonts w:ascii="Times New Roman" w:hAnsi="Times New Roman"/>
+          <w:b/>
+          <w:bCs/>
+          <w:lang w:val="en-US"/>
+        </w:rPr>
+        <w:t>1</w:t>
+      </w:r>
+      <w:r>
+        <w:rPr>
+          <w:rFonts w:ascii="Times New Roman" w:hAnsi="Times New Roman"/>
+          <w:b/>
+          <w:bCs/>
+          <w:lang w:val="ru-RU"/>
+        </w:rPr>
+        <w:t>.</w:t>
+      </w:r>
+      <w:r>
+        <w:rPr>
+          <w:rFonts w:ascii="Times New Roman" w:hAnsi="Times New Roman"/>
+          <w:lang w:val="ru-RU"/>
+        </w:rPr>
+        <w:t xml:space="preserve"> </w:t>
       </w:r>
       <w:r>
         <w:rPr>
@@ -13939,30 +13969,1524 @@
     <w:p>
       <w:pPr>
         <w:rPr>
+          <w:rFonts w:ascii="Times New Roman" w:hAnsi="Times New Roman"/>
+          <w:lang w:val="en-US"/>
+        </w:rPr>
+      </w:pPr>
+    </w:p>
+    <w:p>
+      <w:pPr>
+        <w:jc w:val="left"/>
+        <w:rPr>
+          <w:rFonts w:ascii="Times New Roman" w:hAnsi="Times New Roman"/>
+          <w:lang w:val="ru-RU"/>
+        </w:rPr>
+      </w:pPr>
+      <w:r>
+        <w:rPr>
+          <w:rFonts w:ascii="Times New Roman" w:hAnsi="Times New Roman"/>
+          <w:b/>
+        </w:rPr>
+        <w:t>Таблиц</w:t>
+      </w:r>
+      <w:r>
+        <w:rPr>
+          <w:rFonts w:ascii="Times New Roman" w:hAnsi="Times New Roman"/>
+          <w:b/>
+          <w:lang w:val="ru-RU"/>
+        </w:rPr>
+        <w:t>а</w:t>
+      </w:r>
+      <w:r>
+        <w:rPr>
+          <w:rFonts w:ascii="Times New Roman" w:hAnsi="Times New Roman"/>
+          <w:b/>
+          <w:lang w:val="ru-RU"/>
+        </w:rPr>
+        <w:t xml:space="preserve"> 2.</w:t>
+      </w:r>
+      <w:r>
+        <w:rPr>
+          <w:rFonts w:ascii="Times New Roman" w:hAnsi="Times New Roman"/>
+          <w:b/>
+          <w:lang w:val="en-US"/>
+        </w:rPr>
+        <w:t>2</w:t>
+      </w:r>
+      <w:r>
+        <w:rPr>
+          <w:rFonts w:ascii="Times New Roman" w:hAnsi="Times New Roman"/>
+          <w:b/>
+        </w:rPr>
+        <w:t>.</w:t>
+      </w:r>
+      <w:r>
+        <w:rPr>
+          <w:rFonts w:ascii="Times New Roman" w:hAnsi="Times New Roman"/>
+        </w:rPr>
+        <w:t xml:space="preserve"> </w:t>
+      </w:r>
+      <w:r>
+        <w:rPr>
+          <w:rFonts w:ascii="Times New Roman" w:hAnsi="Times New Roman"/>
+          <w:lang w:val="ru-RU"/>
+        </w:rPr>
+        <w:t>С</w:t>
+      </w:r>
+      <w:r>
+        <w:rPr>
+          <w:rFonts w:ascii="Times New Roman" w:hAnsi="Times New Roman"/>
+        </w:rPr>
+        <w:t>уммирование данных</w:t>
+      </w:r>
+      <w:r>
+        <w:rPr>
+          <w:rFonts w:ascii="Times New Roman" w:hAnsi="Times New Roman"/>
+          <w:lang w:val="ru-RU"/>
+        </w:rPr>
+        <w:t xml:space="preserve"> исходного датасета.</w:t>
+      </w:r>
+    </w:p>
+    <w:p>
+      <w:pPr>
+        <w:rPr>
+          <w:rFonts w:ascii="Times New Roman" w:hAnsi="Times New Roman"/>
+        </w:rPr>
+      </w:pPr>
+    </w:p>
+    <w:p>
+      <w:pPr>
+        <w:jc w:val="left"/>
+        <w:rPr>
+          <w:rFonts w:ascii="Times New Roman" w:hAnsi="Times New Roman"/>
+          <w:lang w:val="en-US"/>
+        </w:rPr>
+      </w:pPr>
+      <w:r>
+        <w:rPr>
+          <w:rFonts w:ascii="Menlo" w:hAnsi="Menlo"/>
+          <w:sz w:val="20"/>
+          <w:highlight w:val="white"/>
+        </w:rPr>
+        <w:t xml:space="preserve">               age   sex          bmi     children smoker     region  \</w:t>
+      </w:r>
+      <w:r>
+        <w:br/>
+      </w:r>
+      <w:r>
+        <w:rPr>
+          <w:rFonts w:ascii="Menlo" w:hAnsi="Menlo"/>
+          <w:sz w:val="20"/>
+          <w:highlight w:val="white"/>
+        </w:rPr>
+        <w:t xml:space="preserve">count   1338.000000  1338  1338.000000  1338.000000   1338       1338   </w:t>
+      </w:r>
+      <w:r>
+        <w:br/>
+      </w:r>
+      <w:r>
+        <w:rPr>
+          <w:rFonts w:ascii="Menlo" w:hAnsi="Menlo"/>
+          <w:sz w:val="20"/>
+          <w:highlight w:val="white"/>
+        </w:rPr>
+        <w:t xml:space="preserve">unique          NaN     2          NaN          NaN      2          4   </w:t>
+      </w:r>
+      <w:r>
+        <w:br/>
+      </w:r>
+      <w:r>
+        <w:rPr>
+          <w:rFonts w:ascii="Menlo" w:hAnsi="Menlo"/>
+          <w:sz w:val="20"/>
+          <w:highlight w:val="white"/>
+        </w:rPr>
+        <w:t xml:space="preserve">top             NaN  male          NaN          NaN     no  southeast   </w:t>
+      </w:r>
+      <w:r>
+        <w:br/>
+      </w:r>
+      <w:r>
+        <w:rPr>
+          <w:rFonts w:ascii="Menlo" w:hAnsi="Menlo"/>
+          <w:sz w:val="20"/>
+          <w:highlight w:val="white"/>
+        </w:rPr>
+        <w:t xml:space="preserve">freq            NaN   676          NaN          NaN   1064        364   </w:t>
+      </w:r>
+      <w:r>
+        <w:br/>
+      </w:r>
+      <w:r>
+        <w:rPr>
+          <w:rFonts w:ascii="Menlo" w:hAnsi="Menlo"/>
+          <w:sz w:val="20"/>
+          <w:highlight w:val="white"/>
+        </w:rPr>
+        <w:t xml:space="preserve">mean      39.207025   NaN    30.663397     1.094918    NaN        NaN   </w:t>
+      </w:r>
+      <w:r>
+        <w:br/>
+      </w:r>
+      <w:r>
+        <w:rPr>
+          <w:rFonts w:ascii="Menlo" w:hAnsi="Menlo"/>
+          <w:sz w:val="20"/>
+          <w:highlight w:val="white"/>
+        </w:rPr>
+        <w:t xml:space="preserve">std       14.049960   NaN     6.098187     1.205493    NaN        NaN   </w:t>
+      </w:r>
+      <w:r>
+        <w:br/>
+      </w:r>
+      <w:r>
+        <w:rPr>
+          <w:rFonts w:ascii="Menlo" w:hAnsi="Menlo"/>
+          <w:sz w:val="20"/>
+          <w:highlight w:val="white"/>
+        </w:rPr>
+        <w:t xml:space="preserve">min       18.000000   NaN    15.960000     0.000000    NaN        NaN   </w:t>
+      </w:r>
+      <w:r>
+        <w:br/>
+      </w:r>
+      <w:r>
+        <w:rPr>
+          <w:rFonts w:ascii="Menlo" w:hAnsi="Menlo"/>
+          <w:sz w:val="20"/>
+          <w:highlight w:val="white"/>
+        </w:rPr>
+        <w:t xml:space="preserve">25%       27.000000   NaN    26.296250     0.000000    NaN        NaN   </w:t>
+      </w:r>
+      <w:r>
+        <w:br/>
+      </w:r>
+      <w:r>
+        <w:rPr>
+          <w:rFonts w:ascii="Menlo" w:hAnsi="Menlo"/>
+          <w:sz w:val="20"/>
+          <w:highlight w:val="white"/>
+        </w:rPr>
+        <w:t xml:space="preserve">50%       39.000000   NaN    30.400000     1.000000    NaN        NaN   </w:t>
+      </w:r>
+      <w:r>
+        <w:br/>
+      </w:r>
+      <w:r>
+        <w:rPr>
+          <w:rFonts w:ascii="Menlo" w:hAnsi="Menlo"/>
+          <w:sz w:val="20"/>
+          <w:highlight w:val="white"/>
+        </w:rPr>
+        <w:t xml:space="preserve">75%       51.000000   NaN    34.693750     2.000000    NaN        NaN   </w:t>
+      </w:r>
+      <w:r>
+        <w:br/>
+      </w:r>
+      <w:r>
+        <w:rPr>
+          <w:rFonts w:ascii="Menlo" w:hAnsi="Menlo"/>
+          <w:sz w:val="20"/>
+          <w:highlight w:val="white"/>
+        </w:rPr>
+        <w:t xml:space="preserve">max       64.000000   NaN    53.130000     5.000000    NaN        NaN   </w:t>
+      </w:r>
+      <w:r>
+        <w:br/>
+      </w:r>
+      <w:r>
+        <w:br/>
+      </w:r>
+      <w:r>
+        <w:rPr>
+          <w:rFonts w:ascii="Menlo" w:hAnsi="Menlo"/>
+          <w:sz w:val="20"/>
+          <w:highlight w:val="white"/>
+        </w:rPr>
+        <w:t xml:space="preserve">         </w:t>
+      </w:r>
+      <w:r>
+        <w:rPr>
+          <w:rFonts w:ascii="Menlo" w:hAnsi="Menlo"/>
+          <w:sz w:val="20"/>
+          <w:highlight w:val="white"/>
+          <w:lang w:val="en-US"/>
+        </w:rPr>
+        <w:tab/>
+      </w:r>
+      <w:r>
+        <w:rPr>
+          <w:rFonts w:ascii="Menlo" w:hAnsi="Menlo"/>
+          <w:sz w:val="20"/>
+          <w:highlight w:val="white"/>
+        </w:rPr>
+        <w:t xml:space="preserve">charges  </w:t>
+      </w:r>
+      <w:r>
+        <w:br/>
+      </w:r>
+      <w:r>
+        <w:rPr>
+          <w:rFonts w:ascii="Menlo" w:hAnsi="Menlo"/>
+          <w:sz w:val="20"/>
+          <w:highlight w:val="white"/>
+        </w:rPr>
+        <w:t>count</w:t>
+      </w:r>
+      <w:r>
+        <w:rPr>
+          <w:rFonts w:ascii="Menlo" w:hAnsi="Menlo"/>
+          <w:sz w:val="20"/>
+          <w:highlight w:val="white"/>
+          <w:lang w:val="en-US"/>
+        </w:rPr>
+        <w:tab/>
+      </w:r>
+      <w:r>
+        <w:rPr>
+          <w:rFonts w:ascii="Menlo" w:hAnsi="Menlo"/>
+          <w:sz w:val="20"/>
+          <w:highlight w:val="white"/>
+          <w:lang w:val="en-US"/>
+        </w:rPr>
+        <w:tab/>
+      </w:r>
+      <w:r>
+        <w:rPr>
+          <w:rFonts w:ascii="Menlo" w:hAnsi="Menlo"/>
+          <w:sz w:val="20"/>
+          <w:highlight w:val="white"/>
+        </w:rPr>
+        <w:t xml:space="preserve">1338.000000  </w:t>
+      </w:r>
+      <w:r>
+        <w:br/>
+      </w:r>
+      <w:r>
+        <w:rPr>
+          <w:rFonts w:ascii="Menlo" w:hAnsi="Menlo"/>
+          <w:sz w:val="20"/>
+          <w:highlight w:val="white"/>
+        </w:rPr>
+        <w:t xml:space="preserve">unique     </w:t>
+      </w:r>
+      <w:r>
+        <w:rPr>
+          <w:rFonts w:ascii="Menlo" w:hAnsi="Menlo"/>
+          <w:sz w:val="20"/>
+          <w:highlight w:val="white"/>
+          <w:lang w:val="en-US"/>
+        </w:rPr>
+        <w:tab/>
+      </w:r>
+      <w:r>
+        <w:rPr>
+          <w:rFonts w:ascii="Menlo" w:hAnsi="Menlo"/>
+          <w:sz w:val="20"/>
+          <w:highlight w:val="white"/>
+        </w:rPr>
+        <w:t xml:space="preserve">NaN  </w:t>
+      </w:r>
+      <w:r>
+        <w:br/>
+      </w:r>
+      <w:r>
+        <w:rPr>
+          <w:rFonts w:ascii="Menlo" w:hAnsi="Menlo"/>
+          <w:sz w:val="20"/>
+          <w:highlight w:val="white"/>
+        </w:rPr>
+        <w:t xml:space="preserve">top         NaN  </w:t>
+      </w:r>
+      <w:r>
+        <w:br/>
+      </w:r>
+      <w:r>
+        <w:rPr>
+          <w:rFonts w:ascii="Menlo" w:hAnsi="Menlo"/>
+          <w:sz w:val="20"/>
+          <w:highlight w:val="white"/>
+        </w:rPr>
+        <w:t xml:space="preserve">freq        NaN  </w:t>
+      </w:r>
+      <w:r>
+        <w:br/>
+      </w:r>
+      <w:r>
+        <w:rPr>
+          <w:rFonts w:ascii="Menlo" w:hAnsi="Menlo"/>
+          <w:sz w:val="20"/>
+          <w:highlight w:val="white"/>
+        </w:rPr>
+        <w:lastRenderedPageBreak/>
+        <w:t>mean</w:t>
+      </w:r>
+      <w:r>
+        <w:rPr>
+          <w:rFonts w:ascii="Menlo" w:hAnsi="Menlo"/>
+          <w:sz w:val="20"/>
+          <w:highlight w:val="white"/>
+          <w:lang w:val="en-US"/>
+        </w:rPr>
+        <w:tab/>
+      </w:r>
+      <w:r>
+        <w:rPr>
+          <w:rFonts w:ascii="Menlo" w:hAnsi="Menlo"/>
+          <w:sz w:val="20"/>
+          <w:highlight w:val="white"/>
+          <w:lang w:val="en-US"/>
+        </w:rPr>
+        <w:tab/>
+      </w:r>
+      <w:r>
+        <w:rPr>
+          <w:rFonts w:ascii="Menlo" w:hAnsi="Menlo"/>
+          <w:sz w:val="20"/>
+          <w:highlight w:val="white"/>
+        </w:rPr>
+        <w:t xml:space="preserve">13270.422265  </w:t>
+      </w:r>
+      <w:r>
+        <w:br/>
+      </w:r>
+      <w:r>
+        <w:rPr>
+          <w:rFonts w:ascii="Menlo" w:hAnsi="Menlo"/>
+          <w:sz w:val="20"/>
+          <w:highlight w:val="white"/>
+        </w:rPr>
+        <w:t xml:space="preserve">std     </w:t>
+      </w:r>
+      <w:r>
+        <w:rPr>
+          <w:rFonts w:ascii="Menlo" w:hAnsi="Menlo"/>
+          <w:sz w:val="20"/>
+          <w:highlight w:val="white"/>
+          <w:lang w:val="en-US"/>
+        </w:rPr>
+        <w:tab/>
+      </w:r>
+      <w:r>
+        <w:rPr>
+          <w:rFonts w:ascii="Menlo" w:hAnsi="Menlo"/>
+          <w:sz w:val="20"/>
+          <w:highlight w:val="white"/>
+        </w:rPr>
+        <w:t xml:space="preserve">12110.011237  </w:t>
+      </w:r>
+      <w:r>
+        <w:br/>
+      </w:r>
+      <w:r>
+        <w:rPr>
+          <w:rFonts w:ascii="Menlo" w:hAnsi="Menlo"/>
+          <w:sz w:val="20"/>
+          <w:highlight w:val="white"/>
+        </w:rPr>
+        <w:t xml:space="preserve">min      </w:t>
+      </w:r>
+      <w:r>
+        <w:rPr>
+          <w:rFonts w:ascii="Menlo" w:hAnsi="Menlo"/>
+          <w:sz w:val="20"/>
+          <w:highlight w:val="white"/>
+          <w:lang w:val="en-US"/>
+        </w:rPr>
+        <w:tab/>
+      </w:r>
+      <w:r>
+        <w:rPr>
+          <w:rFonts w:ascii="Menlo" w:hAnsi="Menlo"/>
+          <w:sz w:val="20"/>
+          <w:highlight w:val="white"/>
+        </w:rPr>
+        <w:t xml:space="preserve">1121.873900  </w:t>
+      </w:r>
+      <w:r>
+        <w:br/>
+      </w:r>
+      <w:r>
+        <w:rPr>
+          <w:rFonts w:ascii="Menlo" w:hAnsi="Menlo"/>
+          <w:sz w:val="20"/>
+          <w:highlight w:val="white"/>
+        </w:rPr>
+        <w:t xml:space="preserve">25%      </w:t>
+      </w:r>
+      <w:r>
+        <w:rPr>
+          <w:rFonts w:ascii="Menlo" w:hAnsi="Menlo"/>
+          <w:sz w:val="20"/>
+          <w:highlight w:val="white"/>
+          <w:lang w:val="en-US"/>
+        </w:rPr>
+        <w:tab/>
+      </w:r>
+      <w:r>
+        <w:rPr>
+          <w:rFonts w:ascii="Menlo" w:hAnsi="Menlo"/>
+          <w:sz w:val="20"/>
+          <w:highlight w:val="white"/>
+        </w:rPr>
+        <w:t xml:space="preserve">4740.287150  </w:t>
+      </w:r>
+      <w:r>
+        <w:br/>
+      </w:r>
+      <w:r>
+        <w:rPr>
+          <w:rFonts w:ascii="Menlo" w:hAnsi="Menlo"/>
+          <w:sz w:val="20"/>
+          <w:highlight w:val="white"/>
+        </w:rPr>
+        <w:t xml:space="preserve">50%      </w:t>
+      </w:r>
+      <w:r>
+        <w:rPr>
+          <w:rFonts w:ascii="Menlo" w:hAnsi="Menlo"/>
+          <w:sz w:val="20"/>
+          <w:highlight w:val="white"/>
+          <w:lang w:val="en-US"/>
+        </w:rPr>
+        <w:tab/>
+      </w:r>
+      <w:r>
+        <w:rPr>
+          <w:rFonts w:ascii="Menlo" w:hAnsi="Menlo"/>
+          <w:sz w:val="20"/>
+          <w:highlight w:val="white"/>
+        </w:rPr>
+        <w:t xml:space="preserve">9382.033000  </w:t>
+      </w:r>
+      <w:r>
+        <w:br/>
+      </w:r>
+      <w:r>
+        <w:rPr>
+          <w:rFonts w:ascii="Menlo" w:hAnsi="Menlo"/>
+          <w:sz w:val="20"/>
+          <w:highlight w:val="white"/>
+        </w:rPr>
+        <w:t xml:space="preserve">75%     </w:t>
+      </w:r>
+      <w:r>
+        <w:rPr>
+          <w:rFonts w:ascii="Menlo" w:hAnsi="Menlo"/>
+          <w:sz w:val="20"/>
+          <w:highlight w:val="white"/>
+          <w:lang w:val="en-US"/>
+        </w:rPr>
+        <w:tab/>
+      </w:r>
+      <w:r>
+        <w:rPr>
+          <w:rFonts w:ascii="Menlo" w:hAnsi="Menlo"/>
+          <w:sz w:val="20"/>
+          <w:highlight w:val="white"/>
+        </w:rPr>
+        <w:t xml:space="preserve">16639.912515  </w:t>
+      </w:r>
+      <w:r>
+        <w:br/>
+      </w:r>
+      <w:r>
+        <w:rPr>
+          <w:rFonts w:ascii="Menlo" w:hAnsi="Menlo"/>
+          <w:sz w:val="20"/>
+          <w:highlight w:val="white"/>
+        </w:rPr>
+        <w:t xml:space="preserve">max     </w:t>
+      </w:r>
+      <w:r>
+        <w:rPr>
+          <w:rFonts w:ascii="Menlo" w:hAnsi="Menlo"/>
+          <w:sz w:val="20"/>
+          <w:highlight w:val="white"/>
+          <w:lang w:val="en-US"/>
+        </w:rPr>
+        <w:tab/>
+      </w:r>
+      <w:r>
+        <w:rPr>
+          <w:rFonts w:ascii="Menlo" w:hAnsi="Menlo"/>
+          <w:sz w:val="20"/>
+          <w:highlight w:val="white"/>
+        </w:rPr>
+        <w:t>63770.428010</w:t>
+      </w:r>
+    </w:p>
+    <w:p>
+      <w:pPr>
+        <w:rPr>
+          <w:rFonts w:ascii="Times New Roman" w:hAnsi="Times New Roman"/>
+          <w:lang w:val="en-US"/>
+        </w:rPr>
+      </w:pPr>
+    </w:p>
+    <w:p>
+      <w:pPr>
+        <w:rPr>
+          <w:rFonts w:ascii="Times New Roman" w:hAnsi="Times New Roman"/>
+          <w:lang w:val="ru-RU"/>
+        </w:rPr>
+      </w:pPr>
+      <w:r>
+        <w:rPr>
+          <w:rFonts w:ascii="Times New Roman" w:hAnsi="Times New Roman"/>
+          <w:lang w:val="ru-RU"/>
+        </w:rPr>
+        <w:t xml:space="preserve">График 2.3. Анализ соотношения признаков </w:t>
+      </w:r>
+      <w:r>
+        <w:rPr>
+          <w:rFonts w:ascii="Times New Roman" w:hAnsi="Times New Roman"/>
+          <w:lang w:val="en-US"/>
+        </w:rPr>
+        <w:t>bmi</w:t>
+      </w:r>
+      <w:r>
+        <w:rPr>
+          <w:rFonts w:ascii="Times New Roman" w:hAnsi="Times New Roman"/>
+          <w:lang w:val="ru-RU"/>
+        </w:rPr>
+        <w:t xml:space="preserve"> (</w:t>
+      </w:r>
+      <w:r>
+        <w:rPr>
+          <w:rFonts w:ascii="Times New Roman" w:hAnsi="Times New Roman"/>
+          <w:lang w:val="en-US"/>
+        </w:rPr>
+        <w:t>weight</w:t>
+      </w:r>
+      <w:r>
+        <w:rPr>
+          <w:rFonts w:ascii="Times New Roman" w:hAnsi="Times New Roman"/>
+          <w:lang w:val="ru-RU"/>
+        </w:rPr>
+        <w:t>_</w:t>
+      </w:r>
+      <w:r>
+        <w:rPr>
+          <w:rFonts w:ascii="Times New Roman" w:hAnsi="Times New Roman"/>
+          <w:lang w:val="en-US"/>
+        </w:rPr>
+        <w:t>category</w:t>
+      </w:r>
+      <w:r>
+        <w:rPr>
+          <w:rFonts w:ascii="Times New Roman" w:hAnsi="Times New Roman"/>
+          <w:lang w:val="ru-RU"/>
+        </w:rPr>
+        <w:t xml:space="preserve">) </w:t>
+      </w:r>
+      <w:r>
+        <w:rPr>
+          <w:rFonts w:ascii="Times New Roman" w:hAnsi="Times New Roman"/>
+          <w:lang w:val="ru-RU"/>
+        </w:rPr>
+        <w:t>и c</w:t>
+      </w:r>
+      <w:r>
+        <w:rPr>
+          <w:rFonts w:ascii="Times New Roman" w:hAnsi="Times New Roman"/>
+          <w:lang w:val="en-US"/>
+        </w:rPr>
+        <w:t>harges</w:t>
+      </w:r>
+      <w:r>
+        <w:rPr>
+          <w:rFonts w:ascii="Times New Roman" w:hAnsi="Times New Roman"/>
+          <w:lang w:val="ru-RU"/>
+        </w:rPr>
+        <w:t>. Просмотр выбросов.</w:t>
+      </w:r>
+    </w:p>
+    <w:p>
+      <w:pPr>
+        <w:rPr>
           <w:rFonts w:ascii="Times New Roman" w:hAnsi="Times New Roman" w:hint="eastAsia"/>
+          <w:lang w:val="ru-RU"/>
+        </w:rPr>
+      </w:pPr>
+    </w:p>
+    <w:p>
+      <w:pPr>
+        <w:rPr>
+          <w:rFonts w:ascii="Times New Roman" w:hAnsi="Times New Roman"/>
           <w:lang w:val="en-US"/>
         </w:rPr>
       </w:pPr>
-    </w:p>
-    <w:p>
-      <w:pPr>
-        <w:rPr>
-          <w:rFonts w:ascii="Times New Roman" w:hAnsi="Times New Roman"/>
-          <w:lang w:val="ru-RU"/>
-        </w:rPr>
-      </w:pPr>
-      <w:r>
-        <w:rPr>
-          <w:rFonts w:ascii="Times New Roman" w:hAnsi="Times New Roman"/>
-          <w:lang w:val="ru-RU"/>
-        </w:rPr>
-        <w:t xml:space="preserve">После предобработки признаков, необходимо удалить выбросы. Выбранным методом станет </w:t>
-      </w:r>
-      <w:r>
-        <w:rPr>
-          <w:rFonts w:ascii="Times New Roman" w:hAnsi="Times New Roman"/>
+      <w:r>
+        <w:rPr>
+          <w:rFonts w:ascii="Times New Roman" w:hAnsi="Times New Roman"/>
+          <w:noProof/>
           <w:lang w:val="en-US"/>
         </w:rPr>
+        <w:drawing>
+          <wp:inline distT="0" distB="0" distL="0" distR="0" wp14:anchorId="489AA50E" wp14:editId="7DA9EF53">
+            <wp:extent cx="6264275" cy="2477770"/>
+            <wp:effectExtent l="0" t="0" r="0" b="0"/>
+            <wp:docPr id="1741030246" name="Picture 3"/>
+            <wp:cNvGraphicFramePr>
+              <a:graphicFrameLocks xmlns:a="http://schemas.openxmlformats.org/drawingml/2006/main" noChangeAspect="1"/>
+            </wp:cNvGraphicFramePr>
+            <a:graphic xmlns:a="http://schemas.openxmlformats.org/drawingml/2006/main">
+              <a:graphicData uri="http://schemas.openxmlformats.org/drawingml/2006/picture">
+                <pic:pic xmlns:pic="http://schemas.openxmlformats.org/drawingml/2006/picture">
+                  <pic:nvPicPr>
+                    <pic:cNvPr id="1741030246" name="Picture 1741030246"/>
+                    <pic:cNvPicPr/>
+                  </pic:nvPicPr>
+                  <pic:blipFill>
+                    <a:blip r:embed="rId9">
+                      <a:extLst>
+                        <a:ext uri="{28A0092B-C50C-407E-A947-70E740481C1C}">
+                          <a14:useLocalDpi xmlns:a14="http://schemas.microsoft.com/office/drawing/2010/main" val="0"/>
+                        </a:ext>
+                      </a:extLst>
+                    </a:blip>
+                    <a:stretch>
+                      <a:fillRect/>
+                    </a:stretch>
+                  </pic:blipFill>
+                  <pic:spPr>
+                    <a:xfrm>
+                      <a:off x="0" y="0"/>
+                      <a:ext cx="6264275" cy="2477770"/>
+                    </a:xfrm>
+                    <a:prstGeom prst="rect">
+                      <a:avLst/>
+                    </a:prstGeom>
+                  </pic:spPr>
+                </pic:pic>
+              </a:graphicData>
+            </a:graphic>
+          </wp:inline>
+        </w:drawing>
+      </w:r>
+    </w:p>
+    <w:p>
+      <w:pPr>
+        <w:rPr>
+          <w:rFonts w:ascii="Times New Roman" w:hAnsi="Times New Roman"/>
+          <w:lang w:val="ru-RU"/>
+        </w:rPr>
+      </w:pPr>
+    </w:p>
+    <w:p>
+      <w:pPr>
+        <w:rPr>
+          <w:rFonts w:ascii="Times New Roman" w:hAnsi="Times New Roman"/>
+          <w:lang w:val="en-US"/>
+        </w:rPr>
+      </w:pPr>
+      <w:r>
+        <w:rPr>
+          <w:rFonts w:ascii="Times New Roman" w:hAnsi="Times New Roman"/>
+          <w:lang w:val="ru-RU"/>
+        </w:rPr>
+        <w:t xml:space="preserve">Из </w:t>
+      </w:r>
+      <w:r>
+        <w:rPr>
+          <w:rFonts w:ascii="Times New Roman" w:hAnsi="Times New Roman"/>
+          <w:lang w:val="ru-RU"/>
+        </w:rPr>
+        <w:t xml:space="preserve">первого графика </w:t>
+      </w:r>
+      <w:r>
+        <w:rPr>
+          <w:rFonts w:ascii="Times New Roman" w:hAnsi="Times New Roman"/>
+          <w:lang w:val="ru-RU"/>
+        </w:rPr>
+        <w:t xml:space="preserve">видно, что у людей с </w:t>
+      </w:r>
+      <w:r>
+        <w:rPr>
+          <w:rFonts w:ascii="Times New Roman" w:hAnsi="Times New Roman"/>
+          <w:lang w:val="en-US"/>
+        </w:rPr>
+        <w:t>bmi</w:t>
+      </w:r>
+      <w:r>
+        <w:rPr>
+          <w:rFonts w:ascii="Times New Roman" w:hAnsi="Times New Roman"/>
+          <w:lang w:val="ru-RU"/>
+        </w:rPr>
+        <w:t xml:space="preserve"> (</w:t>
+      </w:r>
+      <w:r>
+        <w:rPr>
+          <w:rFonts w:ascii="Times New Roman" w:hAnsi="Times New Roman"/>
+          <w:lang w:val="ru-RU"/>
+        </w:rPr>
+        <w:t>индексом массы тела</w:t>
+      </w:r>
+      <w:r>
+        <w:rPr>
+          <w:rFonts w:ascii="Times New Roman" w:hAnsi="Times New Roman"/>
+          <w:lang w:val="ru-RU"/>
+        </w:rPr>
+        <w:t>)</w:t>
+      </w:r>
+      <w:r>
+        <w:rPr>
+          <w:rFonts w:ascii="Times New Roman" w:hAnsi="Times New Roman"/>
+          <w:lang w:val="ru-RU"/>
+        </w:rPr>
+        <w:t xml:space="preserve">, классифицируемым как ожирение, как правило, более высокие страховые </w:t>
+      </w:r>
+      <w:r>
+        <w:rPr>
+          <w:rFonts w:ascii="Times New Roman" w:hAnsi="Times New Roman"/>
+          <w:lang w:val="ru-RU"/>
+        </w:rPr>
+        <w:t xml:space="preserve">выплаты. </w:t>
+      </w:r>
+      <w:r>
+        <w:rPr>
+          <w:rFonts w:ascii="Times New Roman" w:hAnsi="Times New Roman"/>
+          <w:lang w:val="ru-RU"/>
+        </w:rPr>
+        <w:t>Нормальный вес и избыточный вес в целом одинаковы.</w:t>
+      </w:r>
+      <w:r>
+        <w:rPr>
+          <w:rFonts w:ascii="Times New Roman" w:hAnsi="Times New Roman"/>
+          <w:lang w:val="ru-RU"/>
+        </w:rPr>
+        <w:t xml:space="preserve"> Выплаты с недостаточным весом — немного ниже. Так же,</w:t>
+      </w:r>
+      <w:r>
+        <w:rPr>
+          <w:rFonts w:ascii="Times New Roman" w:hAnsi="Times New Roman"/>
+          <w:lang w:val="ru-RU"/>
+        </w:rPr>
+        <w:t xml:space="preserve"> отчетливо </w:t>
+      </w:r>
+      <w:r>
+        <w:rPr>
+          <w:rFonts w:ascii="Times New Roman" w:hAnsi="Times New Roman"/>
+          <w:lang w:val="ru-RU"/>
+        </w:rPr>
+        <w:t>заметно</w:t>
+      </w:r>
+      <w:r>
+        <w:rPr>
+          <w:rFonts w:ascii="Times New Roman" w:hAnsi="Times New Roman"/>
+          <w:lang w:val="ru-RU"/>
+        </w:rPr>
+        <w:t xml:space="preserve"> что в датасете присутствуют выбросы. </w:t>
+      </w:r>
+    </w:p>
+    <w:p>
+      <w:pPr>
+        <w:rPr>
+          <w:rFonts w:ascii="Times New Roman" w:hAnsi="Times New Roman"/>
+          <w:lang w:val="en-US"/>
+        </w:rPr>
+      </w:pPr>
+    </w:p>
+    <w:p>
+      <w:pPr>
+        <w:rPr>
+          <w:rFonts w:ascii="Times New Roman" w:hAnsi="Times New Roman"/>
+          <w:lang w:val="ru-RU"/>
+        </w:rPr>
+      </w:pPr>
+      <w:r>
+        <w:rPr>
+          <w:rFonts w:ascii="Times New Roman" w:hAnsi="Times New Roman"/>
+          <w:lang w:val="ru-RU"/>
+        </w:rPr>
+        <w:t xml:space="preserve">Необходимо так же посмотреть на признак </w:t>
+      </w:r>
+      <w:r>
+        <w:rPr>
+          <w:rFonts w:ascii="Times New Roman" w:hAnsi="Times New Roman"/>
+          <w:lang w:val="en-US"/>
+        </w:rPr>
+        <w:t>charges</w:t>
+      </w:r>
+      <w:r>
+        <w:rPr>
+          <w:rFonts w:ascii="Times New Roman" w:hAnsi="Times New Roman"/>
+          <w:lang w:val="ru-RU"/>
+        </w:rPr>
+        <w:t xml:space="preserve"> (</w:t>
+      </w:r>
+      <w:r>
+        <w:rPr>
+          <w:rFonts w:ascii="Times New Roman" w:hAnsi="Times New Roman"/>
+          <w:lang w:val="ru-RU"/>
+        </w:rPr>
+        <w:t>страховые выплаты) в отдельности.</w:t>
+      </w:r>
+    </w:p>
+    <w:p>
+      <w:pPr>
+        <w:rPr>
+          <w:rFonts w:ascii="Times New Roman" w:hAnsi="Times New Roman"/>
+          <w:lang w:val="ru-RU"/>
+        </w:rPr>
+      </w:pPr>
+    </w:p>
+    <w:p>
+      <w:pPr>
+        <w:rPr>
+          <w:rFonts w:ascii="Times New Roman" w:hAnsi="Times New Roman"/>
+          <w:lang w:val="ru-RU"/>
+        </w:rPr>
+      </w:pPr>
+      <w:r>
+        <w:rPr>
+          <w:rFonts w:ascii="Times New Roman" w:hAnsi="Times New Roman"/>
+          <w:lang w:val="ru-RU"/>
+        </w:rPr>
+        <w:t>Среднее значение: 13270.422265141257</w:t>
+      </w:r>
+    </w:p>
+    <w:p>
+      <w:pPr>
+        <w:rPr>
+          <w:rFonts w:ascii="Times New Roman" w:hAnsi="Times New Roman"/>
+          <w:lang w:val="ru-RU"/>
+        </w:rPr>
+      </w:pPr>
+      <w:r>
+        <w:rPr>
+          <w:rFonts w:ascii="Times New Roman" w:hAnsi="Times New Roman"/>
+          <w:lang w:val="ru-RU"/>
+        </w:rPr>
+        <w:t>Медиана: 9382.033</w:t>
+      </w:r>
+    </w:p>
+    <w:p>
+      <w:pPr>
+        <w:rPr>
+          <w:rFonts w:ascii="Times New Roman" w:hAnsi="Times New Roman" w:hint="eastAsia"/>
+          <w:lang w:val="ru-RU"/>
+        </w:rPr>
+      </w:pPr>
+      <w:r>
+        <w:rPr>
+          <w:rFonts w:ascii="Times New Roman" w:hAnsi="Times New Roman"/>
+          <w:lang w:val="ru-RU"/>
+        </w:rPr>
+        <w:t>Мода: 0    1639.5631</w:t>
+      </w:r>
+    </w:p>
+    <w:p>
+      <w:pPr>
+        <w:rPr>
+          <w:rFonts w:ascii="Times New Roman" w:hAnsi="Times New Roman"/>
+          <w:lang w:val="ru-RU"/>
+        </w:rPr>
+      </w:pPr>
+      <w:r>
+        <w:rPr>
+          <w:rFonts w:ascii="Times New Roman" w:hAnsi="Times New Roman"/>
+          <w:lang w:val="ru-RU"/>
+        </w:rPr>
+        <w:t>Усеченное среднее значение</w:t>
+      </w:r>
+      <w:r>
+        <w:rPr>
+          <w:rFonts w:ascii="Times New Roman" w:hAnsi="Times New Roman" w:hint="eastAsia"/>
+          <w:lang w:val="ru-RU"/>
+        </w:rPr>
+        <w:t>: 9877.310386652985</w:t>
+      </w:r>
+    </w:p>
+    <w:p>
+      <w:pPr>
+        <w:rPr>
+          <w:rFonts w:ascii="Times New Roman" w:hAnsi="Times New Roman"/>
+          <w:lang w:val="ru-RU"/>
+        </w:rPr>
+      </w:pPr>
+    </w:p>
+    <w:p>
+      <w:pPr>
+        <w:jc w:val="left"/>
+        <w:rPr>
+          <w:rFonts w:ascii="Times New Roman" w:hAnsi="Times New Roman"/>
+          <w:lang w:val="ru-RU"/>
+        </w:rPr>
+      </w:pPr>
+      <w:r>
+        <w:rPr>
+          <w:rFonts w:ascii="Times New Roman" w:hAnsi="Times New Roman"/>
+          <w:lang w:val="ru-RU"/>
+        </w:rPr>
+        <w:br w:type="page"/>
+      </w:r>
+    </w:p>
+    <w:p>
+      <w:pPr>
+        <w:rPr>
+          <w:rFonts w:ascii="Times New Roman" w:hAnsi="Times New Roman"/>
+          <w:lang w:val="ru-RU"/>
+        </w:rPr>
+      </w:pPr>
+      <w:r>
+        <w:rPr>
+          <w:rFonts w:ascii="Times New Roman" w:hAnsi="Times New Roman"/>
+          <w:b/>
+          <w:bCs/>
+          <w:lang w:val="ru-RU"/>
+        </w:rPr>
+        <w:lastRenderedPageBreak/>
+        <w:t>График 2.4.</w:t>
+      </w:r>
+      <w:r>
+        <w:rPr>
+          <w:rFonts w:ascii="Times New Roman" w:hAnsi="Times New Roman"/>
+          <w:lang w:val="ru-RU"/>
+        </w:rPr>
+        <w:t xml:space="preserve"> Разброс страховых выплат.</w:t>
+      </w:r>
+    </w:p>
+    <w:p>
+      <w:pPr>
+        <w:rPr>
+          <w:rFonts w:ascii="Times New Roman" w:hAnsi="Times New Roman"/>
+          <w:lang w:val="ru-RU"/>
+        </w:rPr>
+      </w:pPr>
+      <w:r>
+        <w:rPr>
+          <w:rFonts w:ascii="Times New Roman" w:hAnsi="Times New Roman"/>
+          <w:noProof/>
+          <w:lang w:val="ru-RU"/>
+        </w:rPr>
+        <w:drawing>
+          <wp:inline distT="0" distB="0" distL="0" distR="0" wp14:anchorId="4006FEB4" wp14:editId="33765D48">
+            <wp:extent cx="3110459" cy="2353656"/>
+            <wp:effectExtent l="0" t="0" r="1270" b="0"/>
+            <wp:docPr id="687873187" name="Picture 4"/>
+            <wp:cNvGraphicFramePr>
+              <a:graphicFrameLocks xmlns:a="http://schemas.openxmlformats.org/drawingml/2006/main" noChangeAspect="1"/>
+            </wp:cNvGraphicFramePr>
+            <a:graphic xmlns:a="http://schemas.openxmlformats.org/drawingml/2006/main">
+              <a:graphicData uri="http://schemas.openxmlformats.org/drawingml/2006/picture">
+                <pic:pic xmlns:pic="http://schemas.openxmlformats.org/drawingml/2006/picture">
+                  <pic:nvPicPr>
+                    <pic:cNvPr id="687873187" name="Picture 687873187"/>
+                    <pic:cNvPicPr/>
+                  </pic:nvPicPr>
+                  <pic:blipFill>
+                    <a:blip r:embed="rId10">
+                      <a:extLst>
+                        <a:ext uri="{28A0092B-C50C-407E-A947-70E740481C1C}">
+                          <a14:useLocalDpi xmlns:a14="http://schemas.microsoft.com/office/drawing/2010/main" val="0"/>
+                        </a:ext>
+                      </a:extLst>
+                    </a:blip>
+                    <a:stretch>
+                      <a:fillRect/>
+                    </a:stretch>
+                  </pic:blipFill>
+                  <pic:spPr>
+                    <a:xfrm>
+                      <a:off x="0" y="0"/>
+                      <a:ext cx="3128298" cy="2367155"/>
+                    </a:xfrm>
+                    <a:prstGeom prst="rect">
+                      <a:avLst/>
+                    </a:prstGeom>
+                  </pic:spPr>
+                </pic:pic>
+              </a:graphicData>
+            </a:graphic>
+          </wp:inline>
+        </w:drawing>
+      </w:r>
+    </w:p>
+    <w:p>
+      <w:pPr>
+        <w:rPr>
+          <w:rFonts w:ascii="Times New Roman" w:hAnsi="Times New Roman"/>
+          <w:lang w:val="ru-RU"/>
+        </w:rPr>
+      </w:pPr>
+    </w:p>
+    <w:p>
+      <w:pPr>
+        <w:spacing w:after="159"/>
+        <w:rPr>
+          <w:rFonts w:ascii="Times New Roman" w:hAnsi="Times New Roman"/>
+          <w:szCs w:val="28"/>
+          <w:lang w:val="ru-RU"/>
+        </w:rPr>
+      </w:pPr>
+      <w:r>
+        <w:rPr>
+          <w:rFonts w:ascii="Times New Roman" w:hAnsi="Times New Roman"/>
+          <w:szCs w:val="28"/>
+        </w:rPr>
+        <w:t>Из графика видно, что данные имеют выраженное правостороннее смещение (положительную асимметрию), что приводит к тому, что среднее значение оказывается выше медианы. Это указывает на наличие экстремально высоких значений в правой части распределения.</w:t>
+      </w:r>
+      <w:r>
+        <w:rPr>
+          <w:rFonts w:ascii="Times New Roman" w:hAnsi="Times New Roman"/>
+          <w:szCs w:val="28"/>
+          <w:lang w:val="ru-RU"/>
+        </w:rPr>
+        <w:t xml:space="preserve"> Так же видно</w:t>
+      </w:r>
+      <w:r>
+        <w:rPr>
+          <w:rFonts w:ascii="Times New Roman" w:hAnsi="Times New Roman"/>
+          <w:szCs w:val="28"/>
+        </w:rPr>
+        <w:t>, что усеченное среднее значение достаточно близко к медиане и моде. Особенно это заметно при отсечении 20% данных с каждой стороны распределения.</w:t>
+      </w:r>
+      <w:r>
+        <w:rPr>
+          <w:rFonts w:ascii="Times New Roman" w:hAnsi="Times New Roman"/>
+          <w:szCs w:val="28"/>
+          <w:lang w:val="ru-RU"/>
+        </w:rPr>
+        <w:t xml:space="preserve"> </w:t>
+      </w:r>
+      <w:r>
+        <w:rPr>
+          <w:rFonts w:ascii="Times New Roman" w:hAnsi="Times New Roman"/>
+          <w:szCs w:val="28"/>
+        </w:rPr>
+        <w:t>На основе анализа можно сделать вывод, что типичная стоимость страховки составляет около 9400 долларов.</w:t>
+      </w:r>
+    </w:p>
+    <w:p>
+      <w:pPr>
+        <w:rPr>
+          <w:rFonts w:ascii="Times New Roman" w:hAnsi="Times New Roman"/>
+          <w:bCs/>
+          <w:szCs w:val="28"/>
+          <w:lang w:val="ru-RU"/>
+        </w:rPr>
+      </w:pPr>
+      <w:r>
+        <w:rPr>
+          <w:rFonts w:ascii="Times New Roman" w:hAnsi="Times New Roman"/>
+          <w:bCs/>
+          <w:szCs w:val="28"/>
+          <w:lang w:val="ru-RU"/>
+        </w:rPr>
+        <w:t>Так же, разумным станет п</w:t>
+      </w:r>
+      <w:r>
+        <w:rPr>
+          <w:rFonts w:ascii="Times New Roman" w:hAnsi="Times New Roman"/>
+          <w:bCs/>
+          <w:szCs w:val="28"/>
+        </w:rPr>
+        <w:t>осчитать дисперсию charge</w:t>
+      </w:r>
+      <w:r>
+        <w:rPr>
+          <w:rFonts w:ascii="Times New Roman" w:hAnsi="Times New Roman"/>
+          <w:bCs/>
+          <w:szCs w:val="28"/>
+          <w:lang w:val="en-US"/>
+        </w:rPr>
+        <w:t>s</w:t>
+      </w:r>
+      <w:r>
+        <w:rPr>
+          <w:rFonts w:ascii="Times New Roman" w:hAnsi="Times New Roman"/>
+          <w:bCs/>
+          <w:szCs w:val="28"/>
+          <w:lang w:val="ru-RU"/>
+        </w:rPr>
+        <w:t xml:space="preserve"> (размера страховых выплат):</w:t>
+      </w:r>
+    </w:p>
+    <w:p>
+      <w:pPr>
+        <w:rPr>
+          <w:rFonts w:ascii="Times New Roman" w:hAnsi="Times New Roman"/>
+          <w:szCs w:val="28"/>
+        </w:rPr>
+      </w:pPr>
+    </w:p>
+    <w:p>
+      <w:pPr>
+        <w:rPr>
+          <w:rFonts w:ascii="Times New Roman" w:hAnsi="Times New Roman"/>
+          <w:szCs w:val="28"/>
+        </w:rPr>
+      </w:pPr>
+      <w:r>
+        <w:rPr>
+          <w:rFonts w:ascii="Times New Roman" w:hAnsi="Times New Roman"/>
+          <w:szCs w:val="28"/>
+        </w:rPr>
+        <w:t xml:space="preserve">    </w:t>
+      </w:r>
+      <w:r>
+        <w:rPr>
+          <w:rFonts w:ascii="Times New Roman" w:hAnsi="Times New Roman"/>
+          <w:szCs w:val="28"/>
+          <w:lang w:val="ru-RU"/>
+        </w:rPr>
+        <w:t>Размах</w:t>
+      </w:r>
+      <w:r>
+        <w:rPr>
+          <w:rFonts w:ascii="Times New Roman" w:hAnsi="Times New Roman"/>
+          <w:szCs w:val="28"/>
+        </w:rPr>
+        <w:t>: 62648.554110000005</w:t>
+      </w:r>
+    </w:p>
+    <w:p>
+      <w:pPr>
+        <w:rPr>
+          <w:rFonts w:ascii="Times New Roman" w:hAnsi="Times New Roman"/>
+          <w:szCs w:val="28"/>
+        </w:rPr>
+      </w:pPr>
+      <w:r>
+        <w:rPr>
+          <w:rFonts w:ascii="Times New Roman" w:hAnsi="Times New Roman"/>
+          <w:szCs w:val="28"/>
+        </w:rPr>
+        <w:t xml:space="preserve">    </w:t>
+      </w:r>
+      <w:r>
+        <w:rPr>
+          <w:rFonts w:ascii="Times New Roman" w:hAnsi="Times New Roman"/>
+          <w:szCs w:val="28"/>
+          <w:lang w:val="ru-RU"/>
+        </w:rPr>
+        <w:t>Межквартильный размах</w:t>
+      </w:r>
+      <w:r>
+        <w:rPr>
+          <w:rFonts w:ascii="Times New Roman" w:hAnsi="Times New Roman"/>
+          <w:szCs w:val="28"/>
+        </w:rPr>
+        <w:t>: 11899.625365</w:t>
+      </w:r>
+    </w:p>
+    <w:p>
+      <w:pPr>
+        <w:rPr>
+          <w:rFonts w:ascii="Times New Roman" w:hAnsi="Times New Roman"/>
+          <w:szCs w:val="28"/>
+        </w:rPr>
+      </w:pPr>
+      <w:r>
+        <w:rPr>
+          <w:rFonts w:ascii="Times New Roman" w:hAnsi="Times New Roman"/>
+          <w:szCs w:val="28"/>
+        </w:rPr>
+        <w:t xml:space="preserve">    </w:t>
+      </w:r>
+      <w:r>
+        <w:rPr>
+          <w:rFonts w:ascii="Times New Roman" w:hAnsi="Times New Roman"/>
+          <w:szCs w:val="28"/>
+          <w:lang w:val="ru-RU"/>
+        </w:rPr>
+        <w:t>Дисперсия</w:t>
+      </w:r>
+      <w:r>
+        <w:rPr>
+          <w:rFonts w:ascii="Times New Roman" w:hAnsi="Times New Roman"/>
+          <w:szCs w:val="28"/>
+        </w:rPr>
+        <w:t>: 146652372.15285483</w:t>
+      </w:r>
+    </w:p>
+    <w:p>
+      <w:pPr>
+        <w:rPr>
+          <w:rFonts w:ascii="Times New Roman" w:hAnsi="Times New Roman"/>
+          <w:szCs w:val="28"/>
+        </w:rPr>
+      </w:pPr>
+      <w:r>
+        <w:rPr>
+          <w:rFonts w:ascii="Times New Roman" w:hAnsi="Times New Roman"/>
+          <w:szCs w:val="28"/>
+        </w:rPr>
+        <w:t xml:space="preserve">    </w:t>
+      </w:r>
+      <w:r>
+        <w:rPr>
+          <w:rFonts w:ascii="Times New Roman" w:hAnsi="Times New Roman"/>
+          <w:szCs w:val="28"/>
+          <w:lang w:val="ru-RU"/>
+        </w:rPr>
+        <w:t>Стандартное отклонение</w:t>
+      </w:r>
+      <w:r>
+        <w:rPr>
+          <w:rFonts w:ascii="Times New Roman" w:hAnsi="Times New Roman"/>
+          <w:szCs w:val="28"/>
+        </w:rPr>
+        <w:t>: 12110.011236693996</w:t>
+      </w:r>
+    </w:p>
+    <w:p>
+      <w:pPr>
+        <w:rPr>
+          <w:rFonts w:ascii="Times New Roman" w:hAnsi="Times New Roman"/>
+          <w:szCs w:val="28"/>
+        </w:rPr>
+      </w:pPr>
+      <w:r>
+        <w:rPr>
+          <w:rFonts w:ascii="Times New Roman" w:hAnsi="Times New Roman"/>
+          <w:szCs w:val="28"/>
+        </w:rPr>
+        <w:t xml:space="preserve">    </w:t>
+      </w:r>
+      <w:r>
+        <w:rPr>
+          <w:rFonts w:ascii="Times New Roman" w:hAnsi="Times New Roman"/>
+          <w:szCs w:val="28"/>
+          <w:lang w:val="ru-RU"/>
+        </w:rPr>
+        <w:t>Среднее абсолютное отклонение</w:t>
+      </w:r>
+      <w:r>
+        <w:rPr>
+          <w:rFonts w:ascii="Times New Roman" w:hAnsi="Times New Roman"/>
+          <w:szCs w:val="28"/>
+        </w:rPr>
+        <w:t>: 9091.12658113703</w:t>
+      </w:r>
+    </w:p>
+    <w:p>
+      <w:pPr>
+        <w:rPr>
+          <w:rFonts w:ascii="Times New Roman" w:hAnsi="Times New Roman"/>
+          <w:szCs w:val="28"/>
+        </w:rPr>
+      </w:pPr>
+    </w:p>
+    <w:p>
+      <w:pPr>
+        <w:spacing w:after="159"/>
+        <w:rPr>
+          <w:rFonts w:ascii="Times New Roman" w:hAnsi="Times New Roman"/>
+          <w:szCs w:val="28"/>
+          <w:lang w:val="ru-RU"/>
+        </w:rPr>
+      </w:pPr>
+      <w:r>
+        <w:rPr>
+          <w:rFonts w:ascii="Times New Roman" w:hAnsi="Times New Roman"/>
+          <w:szCs w:val="28"/>
+          <w:lang w:val="ru-RU"/>
+        </w:rPr>
+        <w:t>Из этих данных видно</w:t>
+      </w:r>
+      <w:r>
+        <w:rPr>
+          <w:rFonts w:ascii="Times New Roman" w:hAnsi="Times New Roman"/>
+          <w:szCs w:val="28"/>
+        </w:rPr>
+        <w:t>, что размах (</w:t>
+      </w:r>
+      <w:r>
+        <w:rPr>
+          <w:rFonts w:ascii="Times New Roman" w:hAnsi="Times New Roman"/>
+          <w:szCs w:val="28"/>
+        </w:rPr>
+        <w:t>R</w:t>
+      </w:r>
+      <w:r>
+        <w:rPr>
+          <w:rFonts w:ascii="Times New Roman" w:hAnsi="Times New Roman"/>
+          <w:szCs w:val="28"/>
+        </w:rPr>
+        <w:t>ange) не подходит для описания данных в данном случае, поскольку у одного или нескольких человек стоимость страховых выплат превышает 60 000$. Следовательно,</w:t>
+      </w:r>
+      <w:r>
+        <w:rPr>
+          <w:rFonts w:ascii="Times New Roman" w:hAnsi="Times New Roman"/>
+          <w:szCs w:val="28"/>
+        </w:rPr>
+        <w:t xml:space="preserve"> </w:t>
+      </w:r>
+      <w:r>
+        <w:rPr>
+          <w:rFonts w:ascii="Times New Roman" w:hAnsi="Times New Roman"/>
+          <w:szCs w:val="28"/>
+        </w:rPr>
+        <w:t>следует рассмотреть межквартильный размах (IQR).</w:t>
+      </w:r>
+      <w:r>
+        <w:rPr>
+          <w:rFonts w:ascii="Times New Roman" w:hAnsi="Times New Roman"/>
+          <w:szCs w:val="28"/>
+          <w:lang w:val="ru-RU"/>
+        </w:rPr>
+        <w:t xml:space="preserve"> </w:t>
+      </w:r>
+      <w:r>
+        <w:rPr>
+          <w:rFonts w:ascii="Times New Roman" w:hAnsi="Times New Roman"/>
+          <w:szCs w:val="28"/>
+        </w:rPr>
+        <w:t>Стандартное отклонение не является достаточно информативной мерой в данном случае, поскольку</w:t>
+      </w:r>
+      <w:r>
+        <w:rPr>
+          <w:rFonts w:ascii="Times New Roman" w:hAnsi="Times New Roman"/>
+          <w:szCs w:val="28"/>
+          <w:lang w:val="ru-RU"/>
+        </w:rPr>
+        <w:t xml:space="preserve"> </w:t>
+      </w:r>
+      <w:r>
+        <w:rPr>
+          <w:rFonts w:ascii="Times New Roman" w:hAnsi="Times New Roman"/>
+          <w:szCs w:val="28"/>
+        </w:rPr>
+        <w:t>данные имеют выраженное правостороннее смещение. Поэтому целесообразно рассмотреть среднее абсолютное отклонение (M</w:t>
+      </w:r>
+      <w:r>
+        <w:rPr>
+          <w:rFonts w:ascii="Times New Roman" w:hAnsi="Times New Roman"/>
+          <w:szCs w:val="28"/>
+        </w:rPr>
+        <w:t xml:space="preserve">ean Absolute </w:t>
+      </w:r>
+      <w:r>
+        <w:rPr>
+          <w:rFonts w:ascii="Times New Roman" w:hAnsi="Times New Roman"/>
+          <w:szCs w:val="28"/>
+        </w:rPr>
+        <w:t>D</w:t>
+      </w:r>
+      <w:r>
+        <w:rPr>
+          <w:rFonts w:ascii="Times New Roman" w:hAnsi="Times New Roman"/>
+          <w:szCs w:val="28"/>
+        </w:rPr>
+        <w:t>eviation</w:t>
+      </w:r>
+      <w:r>
+        <w:rPr>
+          <w:rFonts w:ascii="Times New Roman" w:hAnsi="Times New Roman"/>
+          <w:szCs w:val="28"/>
+        </w:rPr>
+        <w:t>).</w:t>
+      </w:r>
+      <w:r>
+        <w:rPr>
+          <w:rFonts w:ascii="Times New Roman" w:hAnsi="Times New Roman"/>
+          <w:szCs w:val="28"/>
+          <w:lang w:val="ru-RU"/>
+        </w:rPr>
+        <w:t xml:space="preserve"> Стало заметно, </w:t>
+      </w:r>
+      <w:r>
+        <w:rPr>
+          <w:rFonts w:ascii="Times New Roman" w:hAnsi="Times New Roman"/>
+          <w:szCs w:val="28"/>
+        </w:rPr>
+        <w:t>что центральные 50% данных сконцентрированы вокруг медианы</w:t>
+      </w:r>
+      <w:r>
+        <w:rPr>
+          <w:rFonts w:ascii="Times New Roman" w:hAnsi="Times New Roman"/>
+          <w:szCs w:val="28"/>
+          <w:lang w:val="ru-RU"/>
+        </w:rPr>
+        <w:t xml:space="preserve">, а также, </w:t>
+      </w:r>
+      <w:r>
+        <w:rPr>
+          <w:rFonts w:ascii="Times New Roman" w:hAnsi="Times New Roman"/>
+          <w:szCs w:val="28"/>
+        </w:rPr>
+        <w:t>что страховые затраты большинства людей тесно сгруппированы вокруг типичной стоимости.</w:t>
+      </w:r>
+    </w:p>
+    <w:p>
+      <w:pPr>
+        <w:spacing w:after="159"/>
+        <w:rPr>
+          <w:rFonts w:ascii="Times New Roman" w:hAnsi="Times New Roman"/>
+          <w:szCs w:val="28"/>
+        </w:rPr>
+      </w:pPr>
+    </w:p>
+    <w:p>
+      <w:pPr>
+        <w:spacing w:after="159"/>
+        <w:rPr>
+          <w:rFonts w:ascii="Times New Roman" w:hAnsi="Times New Roman"/>
+          <w:szCs w:val="28"/>
+        </w:rPr>
+      </w:pPr>
+    </w:p>
+    <w:p>
+      <w:pPr>
+        <w:spacing w:after="159"/>
+        <w:rPr>
+          <w:rFonts w:ascii="Times New Roman" w:hAnsi="Times New Roman"/>
+          <w:szCs w:val="28"/>
+          <w:lang w:val="ru-RU"/>
+        </w:rPr>
+      </w:pPr>
+    </w:p>
+    <w:p>
+      <w:pPr>
+        <w:rPr>
+          <w:rFonts w:ascii="Times New Roman" w:hAnsi="Times New Roman"/>
+          <w:lang w:val="ru-RU"/>
+        </w:rPr>
+      </w:pPr>
+      <w:r>
+        <w:rPr>
+          <w:rFonts w:ascii="Times New Roman" w:hAnsi="Times New Roman"/>
+          <w:lang w:val="ru-RU"/>
+        </w:rPr>
+        <w:lastRenderedPageBreak/>
+        <w:t xml:space="preserve">В связи с </w:t>
+      </w:r>
+      <w:r>
+        <w:rPr>
+          <w:rFonts w:ascii="Times New Roman" w:hAnsi="Times New Roman"/>
+          <w:lang w:val="ru-RU"/>
+        </w:rPr>
+        <w:t>выраженным правосторонним смещением</w:t>
+      </w:r>
+      <w:r>
+        <w:rPr>
+          <w:rFonts w:ascii="Times New Roman" w:hAnsi="Times New Roman"/>
+          <w:lang w:val="ru-RU"/>
+        </w:rPr>
+        <w:t xml:space="preserve">, необходимо принять решение об </w:t>
+      </w:r>
+      <w:r>
+        <w:rPr>
+          <w:rFonts w:ascii="Times New Roman" w:hAnsi="Times New Roman"/>
+          <w:lang w:val="ru-RU"/>
+        </w:rPr>
+        <w:t xml:space="preserve">удалении выбросов в датасете. </w:t>
+      </w:r>
+      <w:r>
+        <w:rPr>
+          <w:rFonts w:ascii="Times New Roman" w:hAnsi="Times New Roman"/>
+          <w:lang w:val="ru-RU"/>
+        </w:rPr>
+        <w:t xml:space="preserve">Выбранным методом станет </w:t>
+      </w:r>
+      <w:r>
+        <w:rPr>
+          <w:rFonts w:ascii="Times New Roman" w:hAnsi="Times New Roman"/>
+          <w:lang w:val="en-US"/>
+        </w:rPr>
         <w:t>IQR</w:t>
       </w:r>
       <w:r>
@@ -14006,6 +15530,48 @@
           <w:lang w:val="ru-RU"/>
         </w:rPr>
         <w:t>.</w:t>
+      </w:r>
+      <w:r>
+        <w:rPr>
+          <w:rFonts w:ascii="Times New Roman" w:hAnsi="Times New Roman"/>
+          <w:lang w:val="ru-RU"/>
+        </w:rPr>
+        <w:t xml:space="preserve"> </w:t>
+      </w:r>
+      <w:r>
+        <w:rPr>
+          <w:rFonts w:ascii="Times New Roman" w:hAnsi="Times New Roman"/>
+          <w:lang w:val="en-US"/>
+        </w:rPr>
+        <w:t>IQR</w:t>
+      </w:r>
+      <w:r>
+        <w:rPr>
+          <w:rFonts w:ascii="Times New Roman" w:hAnsi="Times New Roman"/>
+          <w:lang w:val="ru-RU"/>
+        </w:rPr>
+        <w:t xml:space="preserve"> —</w:t>
+      </w:r>
+      <w:r>
+        <w:rPr>
+          <w:rFonts w:ascii="Times New Roman" w:hAnsi="Times New Roman"/>
+          <w:lang w:val="ru-RU"/>
+        </w:rPr>
+        <w:t xml:space="preserve"> </w:t>
+      </w:r>
+      <w:r>
+        <w:rPr>
+          <w:rFonts w:ascii="Times New Roman" w:hAnsi="Times New Roman"/>
+          <w:lang w:val="ru-RU"/>
+        </w:rPr>
+        <w:t>это р</w:t>
+      </w:r>
+      <w:r>
+        <w:rPr>
+          <w:rFonts w:ascii="Times New Roman" w:hAnsi="Times New Roman"/>
+          <w:lang w:val="ru-RU"/>
+        </w:rPr>
+        <w:t>азница между значениями 75-го и 25-го процентилей.</w:t>
       </w:r>
     </w:p>
     <w:p>
@@ -14747,7 +16313,7 @@
       <w:pPr>
         <w:rPr>
           <w:rFonts w:ascii="Times New Roman" w:hAnsi="Times New Roman"/>
-          <w:lang w:val="ru-RU"/>
+          <w:lang w:val="en-US"/>
         </w:rPr>
       </w:pPr>
       <w:r>
@@ -14760,253 +16326,1352 @@
     </w:p>
     <w:p>
       <w:pPr>
+        <w:rPr>
+          <w:rFonts w:ascii="Times New Roman" w:hAnsi="Times New Roman"/>
+          <w:lang w:val="en-US"/>
+        </w:rPr>
+      </w:pPr>
+    </w:p>
+    <w:p>
+      <w:pPr>
+        <w:rPr>
+          <w:rFonts w:ascii="Times New Roman" w:hAnsi="Times New Roman"/>
+          <w:lang w:val="ru-RU"/>
+        </w:rPr>
+      </w:pPr>
+      <w:r>
+        <w:rPr>
+          <w:rFonts w:ascii="Times New Roman" w:hAnsi="Times New Roman"/>
+          <w:b/>
+          <w:bCs/>
+          <w:lang w:val="ru-RU"/>
+        </w:rPr>
+        <w:t xml:space="preserve">График 2.5. </w:t>
+      </w:r>
+      <w:r>
+        <w:rPr>
+          <w:rFonts w:ascii="Times New Roman" w:hAnsi="Times New Roman"/>
+          <w:lang w:val="ru-RU"/>
+        </w:rPr>
+        <w:t xml:space="preserve">Круговая диаграмма признака </w:t>
+      </w:r>
+      <w:r>
+        <w:rPr>
+          <w:rFonts w:ascii="Times New Roman" w:hAnsi="Times New Roman"/>
+          <w:lang w:val="en-US"/>
+        </w:rPr>
+        <w:t>smoker</w:t>
+      </w:r>
+      <w:r>
+        <w:rPr>
+          <w:rFonts w:ascii="Times New Roman" w:hAnsi="Times New Roman"/>
+          <w:lang w:val="ru-RU"/>
+        </w:rPr>
+        <w:t xml:space="preserve"> (курящий/курящая).</w:t>
+      </w:r>
+    </w:p>
+    <w:p>
+      <w:pPr>
+        <w:rPr>
+          <w:rFonts w:ascii="Times New Roman" w:hAnsi="Times New Roman"/>
+          <w:lang w:val="ru-RU"/>
+        </w:rPr>
+      </w:pPr>
+    </w:p>
+    <w:p>
+      <w:pPr>
+        <w:rPr>
+          <w:rFonts w:ascii="Times New Roman" w:hAnsi="Times New Roman"/>
+          <w:lang w:val="en-US"/>
+        </w:rPr>
+      </w:pPr>
+      <w:r>
+        <w:rPr>
+          <w:rFonts w:ascii="Times New Roman" w:hAnsi="Times New Roman"/>
+          <w:noProof/>
+          <w:lang w:val="en-US"/>
+        </w:rPr>
+        <w:drawing>
+          <wp:inline distT="0" distB="0" distL="0" distR="0" wp14:anchorId="2664ECC7" wp14:editId="6C7A5B29">
+            <wp:extent cx="3710066" cy="2775469"/>
+            <wp:effectExtent l="0" t="0" r="0" b="6350"/>
+            <wp:docPr id="111698001" name="Picture 6"/>
+            <wp:cNvGraphicFramePr>
+              <a:graphicFrameLocks xmlns:a="http://schemas.openxmlformats.org/drawingml/2006/main" noChangeAspect="1"/>
+            </wp:cNvGraphicFramePr>
+            <a:graphic xmlns:a="http://schemas.openxmlformats.org/drawingml/2006/main">
+              <a:graphicData uri="http://schemas.openxmlformats.org/drawingml/2006/picture">
+                <pic:pic xmlns:pic="http://schemas.openxmlformats.org/drawingml/2006/picture">
+                  <pic:nvPicPr>
+                    <pic:cNvPr id="111698001" name="Picture 111698001"/>
+                    <pic:cNvPicPr/>
+                  </pic:nvPicPr>
+                  <pic:blipFill>
+                    <a:blip r:embed="rId11">
+                      <a:extLst>
+                        <a:ext uri="{28A0092B-C50C-407E-A947-70E740481C1C}">
+                          <a14:useLocalDpi xmlns:a14="http://schemas.microsoft.com/office/drawing/2010/main" val="0"/>
+                        </a:ext>
+                      </a:extLst>
+                    </a:blip>
+                    <a:stretch>
+                      <a:fillRect/>
+                    </a:stretch>
+                  </pic:blipFill>
+                  <pic:spPr>
+                    <a:xfrm>
+                      <a:off x="0" y="0"/>
+                      <a:ext cx="3731768" cy="2791704"/>
+                    </a:xfrm>
+                    <a:prstGeom prst="rect">
+                      <a:avLst/>
+                    </a:prstGeom>
+                  </pic:spPr>
+                </pic:pic>
+              </a:graphicData>
+            </a:graphic>
+          </wp:inline>
+        </w:drawing>
+      </w:r>
+    </w:p>
+    <w:p>
+      <w:pPr>
+        <w:rPr>
+          <w:rFonts w:ascii="Times New Roman" w:hAnsi="Times New Roman"/>
+          <w:lang w:val="ru-RU"/>
+        </w:rPr>
+      </w:pPr>
+    </w:p>
+    <w:p>
+      <w:pPr>
+        <w:rPr>
+          <w:rFonts w:ascii="Times New Roman" w:hAnsi="Times New Roman"/>
+          <w:lang w:val="ru-RU"/>
+        </w:rPr>
+      </w:pPr>
+      <w:r>
+        <w:rPr>
+          <w:rFonts w:ascii="Times New Roman" w:hAnsi="Times New Roman"/>
+          <w:lang w:val="ru-RU"/>
+        </w:rPr>
+        <w:t>Из круговой диаграммы</w:t>
+      </w:r>
+      <w:r>
+        <w:rPr>
+          <w:rFonts w:ascii="Times New Roman" w:hAnsi="Times New Roman"/>
+          <w:lang w:val="ru-RU"/>
+        </w:rPr>
+        <w:t xml:space="preserve"> </w:t>
+      </w:r>
+      <w:r>
+        <w:rPr>
+          <w:rFonts w:ascii="Times New Roman" w:hAnsi="Times New Roman"/>
+          <w:lang w:val="ru-RU"/>
+        </w:rPr>
+        <w:t xml:space="preserve">отчетливо заметно, </w:t>
+      </w:r>
+      <w:r>
+        <w:rPr>
+          <w:rFonts w:ascii="Times New Roman" w:hAnsi="Times New Roman"/>
+          <w:lang w:val="ru-RU"/>
+        </w:rPr>
+        <w:t>что большинство людей в датасете – не курящие.</w:t>
+      </w:r>
+    </w:p>
+    <w:p>
+      <w:pPr>
+        <w:rPr>
+          <w:rFonts w:ascii="Times New Roman" w:hAnsi="Times New Roman"/>
+          <w:lang w:val="ru-RU"/>
+        </w:rPr>
+      </w:pPr>
+    </w:p>
+    <w:p>
+      <w:pPr>
+        <w:jc w:val="left"/>
+        <w:rPr>
+          <w:rFonts w:ascii="Times New Roman" w:hAnsi="Times New Roman"/>
+          <w:lang w:val="ru-RU"/>
+        </w:rPr>
+      </w:pPr>
+      <w:r>
+        <w:rPr>
+          <w:rFonts w:ascii="Times New Roman" w:hAnsi="Times New Roman"/>
+          <w:lang w:val="ru-RU"/>
+        </w:rPr>
+        <w:br w:type="page"/>
+      </w:r>
+    </w:p>
+    <w:p>
+      <w:pPr>
+        <w:rPr>
+          <w:rFonts w:ascii="Times New Roman" w:hAnsi="Times New Roman"/>
+          <w:lang w:val="ru-RU"/>
+        </w:rPr>
+      </w:pPr>
+      <w:r>
+        <w:rPr>
+          <w:rFonts w:ascii="Times New Roman" w:hAnsi="Times New Roman"/>
+          <w:b/>
+          <w:bCs/>
+          <w:lang w:val="ru-RU"/>
+        </w:rPr>
+        <w:lastRenderedPageBreak/>
+        <w:t>Таблица 2.6.</w:t>
+      </w:r>
+      <w:r>
+        <w:rPr>
+          <w:rFonts w:ascii="Times New Roman" w:hAnsi="Times New Roman"/>
+          <w:lang w:val="ru-RU"/>
+        </w:rPr>
+        <w:t xml:space="preserve"> Сравнение </w:t>
+      </w:r>
+      <w:r>
+        <w:rPr>
+          <w:rFonts w:ascii="Times New Roman" w:hAnsi="Times New Roman"/>
+          <w:lang w:val="ru-RU"/>
+        </w:rPr>
+        <w:t xml:space="preserve">среднего значения размера страховых выплат и </w:t>
+      </w:r>
+      <w:r>
+        <w:rPr>
+          <w:rFonts w:ascii="Times New Roman" w:hAnsi="Times New Roman"/>
+          <w:lang w:val="en-US"/>
+        </w:rPr>
+        <w:t>smoker</w:t>
+      </w:r>
+      <w:r>
+        <w:rPr>
+          <w:rFonts w:ascii="Times New Roman" w:hAnsi="Times New Roman"/>
+          <w:lang w:val="ru-RU"/>
+        </w:rPr>
+        <w:t xml:space="preserve"> (</w:t>
+      </w:r>
+      <w:r>
+        <w:rPr>
+          <w:rFonts w:ascii="Times New Roman" w:hAnsi="Times New Roman"/>
+          <w:lang w:val="ru-RU"/>
+        </w:rPr>
+        <w:t>курящий/курящая</w:t>
+      </w:r>
+      <w:r>
+        <w:rPr>
+          <w:rFonts w:ascii="Times New Roman" w:hAnsi="Times New Roman"/>
+          <w:lang w:val="ru-RU"/>
+        </w:rPr>
+        <w:t>)</w:t>
+      </w:r>
+    </w:p>
+    <w:p>
+      <w:pPr>
+        <w:rPr>
+          <w:rFonts w:ascii="Times New Roman" w:hAnsi="Times New Roman"/>
+          <w:lang w:val="ru-RU"/>
+        </w:rPr>
+      </w:pPr>
+    </w:p>
+    <w:p>
+      <w:pPr>
+        <w:rPr>
+          <w:rFonts w:ascii="Times New Roman" w:hAnsi="Times New Roman" w:hint="eastAsia"/>
+          <w:lang w:val="en-US"/>
+        </w:rPr>
+      </w:pPr>
+      <w:r>
+        <w:rPr>
+          <w:rFonts w:ascii="Times New Roman" w:hAnsi="Times New Roman" w:hint="eastAsia"/>
+          <w:lang w:val="ru-RU"/>
+        </w:rPr>
+        <w:t xml:space="preserve">       </w:t>
+      </w:r>
+      <w:r>
+        <w:rPr>
+          <w:rFonts w:ascii="Times New Roman" w:hAnsi="Times New Roman" w:hint="eastAsia"/>
+          <w:lang w:val="en-US"/>
+        </w:rPr>
+        <w:t>charges smoker</w:t>
+      </w:r>
+    </w:p>
+    <w:p>
+      <w:pPr>
+        <w:rPr>
+          <w:rFonts w:ascii="Times New Roman" w:hAnsi="Times New Roman" w:hint="eastAsia"/>
+          <w:lang w:val="en-US"/>
+        </w:rPr>
+      </w:pPr>
+      <w:r>
+        <w:rPr>
+          <w:rFonts w:ascii="Times New Roman" w:hAnsi="Times New Roman" w:hint="eastAsia"/>
+          <w:lang w:val="en-US"/>
+        </w:rPr>
+        <w:t>0  16884.92400    yes</w:t>
+      </w:r>
+    </w:p>
+    <w:p>
+      <w:pPr>
+        <w:rPr>
+          <w:rFonts w:ascii="Times New Roman" w:hAnsi="Times New Roman" w:hint="eastAsia"/>
+          <w:lang w:val="en-US"/>
+        </w:rPr>
+      </w:pPr>
+      <w:r>
+        <w:rPr>
+          <w:rFonts w:ascii="Times New Roman" w:hAnsi="Times New Roman" w:hint="eastAsia"/>
+          <w:lang w:val="en-US"/>
+        </w:rPr>
+        <w:t>1   1725.55230     no</w:t>
+      </w:r>
+    </w:p>
+    <w:p>
+      <w:pPr>
+        <w:rPr>
+          <w:rFonts w:ascii="Times New Roman" w:hAnsi="Times New Roman" w:hint="eastAsia"/>
+          <w:lang w:val="en-US"/>
+        </w:rPr>
+      </w:pPr>
+      <w:r>
+        <w:rPr>
+          <w:rFonts w:ascii="Times New Roman" w:hAnsi="Times New Roman" w:hint="eastAsia"/>
+          <w:lang w:val="en-US"/>
+        </w:rPr>
+        <w:t>2   4449.46200     no</w:t>
+      </w:r>
+    </w:p>
+    <w:p>
+      <w:pPr>
+        <w:rPr>
+          <w:rFonts w:ascii="Times New Roman" w:hAnsi="Times New Roman" w:hint="eastAsia"/>
+          <w:lang w:val="en-US"/>
+        </w:rPr>
+      </w:pPr>
+      <w:r>
+        <w:rPr>
+          <w:rFonts w:ascii="Times New Roman" w:hAnsi="Times New Roman" w:hint="eastAsia"/>
+          <w:lang w:val="en-US"/>
+        </w:rPr>
+        <w:t>3  21984.47061     no</w:t>
+      </w:r>
+    </w:p>
+    <w:p>
+      <w:pPr>
+        <w:rPr>
+          <w:rFonts w:ascii="Times New Roman" w:hAnsi="Times New Roman"/>
+          <w:lang w:val="en-US"/>
+        </w:rPr>
+      </w:pPr>
+      <w:r>
+        <w:rPr>
+          <w:rFonts w:ascii="Times New Roman" w:hAnsi="Times New Roman" w:hint="eastAsia"/>
+          <w:lang w:val="en-US"/>
+        </w:rPr>
+        <w:t>4   3866.85520     no</w:t>
+      </w:r>
+    </w:p>
+    <w:p>
+      <w:pPr>
+        <w:rPr>
+          <w:rFonts w:ascii="Times New Roman" w:hAnsi="Times New Roman" w:hint="eastAsia"/>
+          <w:lang w:val="en-US"/>
+        </w:rPr>
+      </w:pPr>
+    </w:p>
+    <w:p>
+      <w:pPr>
+        <w:pStyle w:val="ListParagraph"/>
+        <w:numPr>
+          <w:ilvl w:val="0"/>
+          <w:numId w:val="22"/>
+        </w:numPr>
+        <w:rPr>
+          <w:rFonts w:ascii="Times New Roman" w:hAnsi="Times New Roman"/>
+          <w:lang w:val="ru-RU"/>
+        </w:rPr>
+      </w:pPr>
+      <w:r>
+        <w:rPr>
+          <w:rFonts w:ascii="Times New Roman" w:hAnsi="Times New Roman"/>
+          <w:lang w:val="ru-RU"/>
+        </w:rPr>
+        <w:t>Разница между</w:t>
+      </w:r>
+      <w:r>
+        <w:rPr>
+          <w:rFonts w:ascii="Times New Roman" w:hAnsi="Times New Roman"/>
+          <w:lang w:val="ru-RU"/>
+        </w:rPr>
+        <w:t xml:space="preserve"> </w:t>
+      </w:r>
+      <w:r>
+        <w:rPr>
+          <w:rFonts w:ascii="Times New Roman" w:hAnsi="Times New Roman"/>
+          <w:lang w:val="ru-RU"/>
+        </w:rPr>
+        <w:t>средним значением размера страховых выплат</w:t>
+      </w:r>
+      <w:r>
+        <w:rPr>
+          <w:rFonts w:ascii="Times New Roman" w:hAnsi="Times New Roman"/>
+          <w:lang w:val="ru-RU"/>
+        </w:rPr>
+        <w:t xml:space="preserve"> </w:t>
+      </w:r>
+      <w:r>
+        <w:rPr>
+          <w:rFonts w:ascii="Times New Roman" w:hAnsi="Times New Roman"/>
+          <w:lang w:val="ru-RU"/>
+        </w:rPr>
+        <w:t>и средним значением</w:t>
+      </w:r>
+      <w:r>
+        <w:rPr>
+          <w:rFonts w:ascii="Times New Roman" w:hAnsi="Times New Roman"/>
+          <w:lang w:val="ru-RU"/>
+        </w:rPr>
+        <w:t xml:space="preserve"> признака</w:t>
+      </w:r>
+      <w:r>
+        <w:rPr>
+          <w:rFonts w:ascii="Times New Roman" w:hAnsi="Times New Roman"/>
+          <w:lang w:val="ru-RU"/>
+        </w:rPr>
+        <w:t xml:space="preserve"> </w:t>
+      </w:r>
+      <w:r>
+        <w:rPr>
+          <w:rFonts w:ascii="Times New Roman" w:hAnsi="Times New Roman"/>
+          <w:lang w:val="en-US"/>
+        </w:rPr>
+        <w:t>smoker</w:t>
+      </w:r>
+      <w:r>
+        <w:rPr>
+          <w:rFonts w:ascii="Times New Roman" w:hAnsi="Times New Roman"/>
+          <w:lang w:val="ru-RU"/>
+        </w:rPr>
+        <w:t>: 23615.963533676637</w:t>
+      </w:r>
+    </w:p>
+    <w:p>
+      <w:pPr>
+        <w:pStyle w:val="ListParagraph"/>
+        <w:numPr>
+          <w:ilvl w:val="0"/>
+          <w:numId w:val="22"/>
+        </w:numPr>
+        <w:rPr>
+          <w:rFonts w:ascii="Times New Roman" w:hAnsi="Times New Roman"/>
+          <w:lang w:val="ru-RU"/>
+        </w:rPr>
+      </w:pPr>
+      <w:r>
+        <w:rPr>
+          <w:rFonts w:ascii="Times New Roman" w:hAnsi="Times New Roman"/>
+          <w:lang w:val="ru-RU"/>
+        </w:rPr>
+        <w:t>Разница между</w:t>
+      </w:r>
+      <w:r>
+        <w:rPr>
+          <w:rFonts w:ascii="Times New Roman" w:hAnsi="Times New Roman"/>
+          <w:lang w:val="ru-RU"/>
+        </w:rPr>
+        <w:t xml:space="preserve"> </w:t>
+      </w:r>
+      <w:r>
+        <w:rPr>
+          <w:rFonts w:ascii="Times New Roman" w:hAnsi="Times New Roman"/>
+          <w:lang w:val="ru-RU"/>
+        </w:rPr>
+        <w:t>медианой размера страховых выплат</w:t>
+      </w:r>
+      <w:r>
+        <w:rPr>
+          <w:rFonts w:ascii="Times New Roman" w:hAnsi="Times New Roman"/>
+          <w:lang w:val="ru-RU"/>
+        </w:rPr>
+        <w:t xml:space="preserve"> </w:t>
+      </w:r>
+      <w:r>
+        <w:rPr>
+          <w:rFonts w:ascii="Times New Roman" w:hAnsi="Times New Roman"/>
+          <w:lang w:val="ru-RU"/>
+        </w:rPr>
+        <w:t>и</w:t>
+      </w:r>
+      <w:r>
+        <w:rPr>
+          <w:rFonts w:ascii="Times New Roman" w:hAnsi="Times New Roman"/>
+          <w:lang w:val="ru-RU"/>
+        </w:rPr>
+        <w:t xml:space="preserve"> </w:t>
+      </w:r>
+      <w:r>
+        <w:rPr>
+          <w:rFonts w:ascii="Times New Roman" w:hAnsi="Times New Roman"/>
+          <w:lang w:val="ru-RU"/>
+        </w:rPr>
+        <w:t xml:space="preserve">медианой признака </w:t>
+      </w:r>
+      <w:r>
+        <w:rPr>
+          <w:rFonts w:ascii="Times New Roman" w:hAnsi="Times New Roman"/>
+          <w:lang w:val="en-US"/>
+        </w:rPr>
+        <w:t>smoker</w:t>
+      </w:r>
+      <w:r>
+        <w:rPr>
+          <w:rFonts w:ascii="Times New Roman" w:hAnsi="Times New Roman"/>
+          <w:lang w:val="ru-RU"/>
+        </w:rPr>
+        <w:t>: 27110.943150000006</w:t>
+      </w:r>
+    </w:p>
+    <w:p>
+      <w:pPr>
+        <w:rPr>
+          <w:rFonts w:ascii="Times New Roman" w:hAnsi="Times New Roman"/>
+          <w:lang w:val="ru-RU"/>
+        </w:rPr>
+      </w:pPr>
+    </w:p>
+    <w:p>
+      <w:pPr>
+        <w:rPr>
+          <w:rFonts w:ascii="Times New Roman" w:hAnsi="Times New Roman"/>
+          <w:lang w:val="ru-RU"/>
+        </w:rPr>
+      </w:pPr>
+      <w:r>
+        <w:rPr>
+          <w:rFonts w:ascii="Times New Roman" w:hAnsi="Times New Roman"/>
+          <w:b/>
+          <w:bCs/>
+          <w:lang w:val="ru-RU"/>
+        </w:rPr>
+        <w:t>График 2.7.</w:t>
+      </w:r>
+      <w:r>
+        <w:rPr>
+          <w:rFonts w:ascii="Times New Roman" w:hAnsi="Times New Roman"/>
+          <w:lang w:val="ru-RU"/>
+        </w:rPr>
+        <w:t xml:space="preserve"> Соотношение между </w:t>
+      </w:r>
+      <w:r>
+        <w:rPr>
+          <w:rFonts w:ascii="Times New Roman" w:hAnsi="Times New Roman"/>
+          <w:lang w:val="en-US"/>
+        </w:rPr>
+        <w:t>smoker</w:t>
+      </w:r>
+      <w:r>
+        <w:rPr>
+          <w:rFonts w:ascii="Times New Roman" w:hAnsi="Times New Roman"/>
+          <w:lang w:val="ru-RU"/>
+        </w:rPr>
+        <w:t xml:space="preserve"> </w:t>
+      </w:r>
+      <w:r>
+        <w:rPr>
+          <w:rFonts w:ascii="Times New Roman" w:hAnsi="Times New Roman"/>
+          <w:lang w:val="ru-RU"/>
+        </w:rPr>
+        <w:t>и размером страховых выплат.</w:t>
+      </w:r>
+    </w:p>
+    <w:p>
+      <w:pPr>
+        <w:rPr>
+          <w:rFonts w:ascii="Times New Roman" w:hAnsi="Times New Roman"/>
+          <w:lang w:val="ru-RU"/>
+        </w:rPr>
+      </w:pPr>
+    </w:p>
+    <w:p>
+      <w:pPr>
+        <w:rPr>
+          <w:rFonts w:ascii="Times New Roman" w:hAnsi="Times New Roman"/>
+          <w:lang w:val="en-US"/>
+        </w:rPr>
+      </w:pPr>
+      <w:r>
+        <w:rPr>
+          <w:rFonts w:ascii="Times New Roman" w:hAnsi="Times New Roman"/>
+          <w:noProof/>
+          <w:lang w:val="en-US"/>
+        </w:rPr>
+        <w:drawing>
+          <wp:inline distT="0" distB="0" distL="0" distR="0" wp14:anchorId="5787EC2E" wp14:editId="07DC1E4B">
+            <wp:extent cx="6264275" cy="2729230"/>
+            <wp:effectExtent l="0" t="0" r="0" b="1270"/>
+            <wp:docPr id="1884785121" name="Picture 7"/>
+            <wp:cNvGraphicFramePr>
+              <a:graphicFrameLocks xmlns:a="http://schemas.openxmlformats.org/drawingml/2006/main" noChangeAspect="1"/>
+            </wp:cNvGraphicFramePr>
+            <a:graphic xmlns:a="http://schemas.openxmlformats.org/drawingml/2006/main">
+              <a:graphicData uri="http://schemas.openxmlformats.org/drawingml/2006/picture">
+                <pic:pic xmlns:pic="http://schemas.openxmlformats.org/drawingml/2006/picture">
+                  <pic:nvPicPr>
+                    <pic:cNvPr id="1884785121" name="Picture 1884785121"/>
+                    <pic:cNvPicPr/>
+                  </pic:nvPicPr>
+                  <pic:blipFill>
+                    <a:blip r:embed="rId12">
+                      <a:extLst>
+                        <a:ext uri="{28A0092B-C50C-407E-A947-70E740481C1C}">
+                          <a14:useLocalDpi xmlns:a14="http://schemas.microsoft.com/office/drawing/2010/main" val="0"/>
+                        </a:ext>
+                      </a:extLst>
+                    </a:blip>
+                    <a:stretch>
+                      <a:fillRect/>
+                    </a:stretch>
+                  </pic:blipFill>
+                  <pic:spPr>
+                    <a:xfrm>
+                      <a:off x="0" y="0"/>
+                      <a:ext cx="6264275" cy="2729230"/>
+                    </a:xfrm>
+                    <a:prstGeom prst="rect">
+                      <a:avLst/>
+                    </a:prstGeom>
+                  </pic:spPr>
+                </pic:pic>
+              </a:graphicData>
+            </a:graphic>
+          </wp:inline>
+        </w:drawing>
+      </w:r>
+    </w:p>
+    <w:p>
+      <w:pPr>
+        <w:rPr>
+          <w:rFonts w:ascii="Times New Roman" w:hAnsi="Times New Roman"/>
+          <w:lang w:val="en-US"/>
+        </w:rPr>
+      </w:pPr>
+    </w:p>
+    <w:p>
+      <w:pPr>
+        <w:spacing w:after="159"/>
+        <w:rPr>
+          <w:rFonts w:ascii="Times New Roman" w:hAnsi="Times New Roman"/>
+          <w:sz w:val="27"/>
+        </w:rPr>
+      </w:pPr>
+      <w:r>
+        <w:rPr>
+          <w:rFonts w:ascii="Times New Roman" w:hAnsi="Times New Roman"/>
+          <w:sz w:val="27"/>
+        </w:rPr>
+        <w:t xml:space="preserve">Разница является слишком значительной, следовательно, </w:t>
+      </w:r>
+      <w:r>
+        <w:rPr>
+          <w:rFonts w:ascii="Times New Roman" w:hAnsi="Times New Roman"/>
+          <w:sz w:val="27"/>
+          <w:lang w:val="ru-RU"/>
+        </w:rPr>
+        <w:t>можно</w:t>
+      </w:r>
+      <w:r>
+        <w:rPr>
+          <w:rFonts w:ascii="Times New Roman" w:hAnsi="Times New Roman"/>
+          <w:sz w:val="27"/>
+        </w:rPr>
+        <w:t xml:space="preserve"> предположить, что курение существенно увеличивает стоимость страховки</w:t>
+      </w:r>
+      <w:r>
+        <w:rPr>
+          <w:rFonts w:ascii="Times New Roman" w:hAnsi="Times New Roman"/>
+          <w:sz w:val="27"/>
+          <w:lang w:val="ru-RU"/>
+        </w:rPr>
+        <w:t xml:space="preserve">. Оба графика </w:t>
+      </w:r>
+      <w:r>
+        <w:rPr>
+          <w:rFonts w:ascii="Times New Roman" w:hAnsi="Times New Roman"/>
+          <w:sz w:val="27"/>
+        </w:rPr>
+        <w:t xml:space="preserve">показывают, что между этими категориями отсутствует перекрытие, поэтому </w:t>
+      </w:r>
+      <w:r>
+        <w:rPr>
+          <w:rFonts w:ascii="Times New Roman" w:hAnsi="Times New Roman"/>
+          <w:sz w:val="27"/>
+          <w:lang w:val="ru-RU"/>
+        </w:rPr>
+        <w:t xml:space="preserve">можно </w:t>
+      </w:r>
+      <w:r>
+        <w:rPr>
+          <w:rFonts w:ascii="Times New Roman" w:hAnsi="Times New Roman"/>
+          <w:sz w:val="27"/>
+        </w:rPr>
+        <w:t>сделать вывод, что курение значительно увеличивает стоимость страховых выплат.</w:t>
+      </w:r>
+    </w:p>
+    <w:p>
+      <w:pPr>
+        <w:rPr>
+          <w:rFonts w:ascii="Times New Roman" w:hAnsi="Times New Roman"/>
+          <w:lang w:val="en-US"/>
+        </w:rPr>
+      </w:pPr>
+    </w:p>
+    <w:p>
+      <w:pPr>
+        <w:jc w:val="left"/>
+        <w:rPr>
+          <w:rFonts w:ascii="Times New Roman" w:hAnsi="Times New Roman"/>
+          <w:b/>
+          <w:bCs/>
+          <w:lang w:val="ru-RU"/>
+        </w:rPr>
+      </w:pPr>
+      <w:r>
+        <w:rPr>
+          <w:rFonts w:ascii="Times New Roman" w:hAnsi="Times New Roman"/>
+          <w:b/>
+          <w:bCs/>
+          <w:lang w:val="ru-RU"/>
+        </w:rPr>
+        <w:br w:type="page"/>
+      </w:r>
+    </w:p>
+    <w:p>
+      <w:pPr>
+        <w:rPr>
+          <w:rFonts w:ascii="Times New Roman" w:hAnsi="Times New Roman"/>
+          <w:lang w:val="ru-RU"/>
+        </w:rPr>
+      </w:pPr>
+      <w:r>
+        <w:rPr>
+          <w:rFonts w:ascii="Times New Roman" w:hAnsi="Times New Roman"/>
+          <w:b/>
+          <w:bCs/>
+          <w:lang w:val="ru-RU"/>
+        </w:rPr>
+        <w:lastRenderedPageBreak/>
+        <w:t>График 2.8.</w:t>
+      </w:r>
+      <w:r>
+        <w:rPr>
+          <w:rFonts w:ascii="Times New Roman" w:hAnsi="Times New Roman"/>
+          <w:lang w:val="ru-RU"/>
+        </w:rPr>
+        <w:t xml:space="preserve"> Соотношение между </w:t>
+      </w:r>
+      <w:r>
+        <w:rPr>
+          <w:rFonts w:ascii="Times New Roman" w:hAnsi="Times New Roman"/>
+          <w:lang w:val="en-US"/>
+        </w:rPr>
+        <w:t>sex</w:t>
+      </w:r>
+      <w:r>
+        <w:rPr>
+          <w:rFonts w:ascii="Times New Roman" w:hAnsi="Times New Roman"/>
+          <w:lang w:val="ru-RU"/>
+        </w:rPr>
+        <w:t xml:space="preserve"> (</w:t>
+      </w:r>
+      <w:r>
+        <w:rPr>
+          <w:rFonts w:ascii="Times New Roman" w:hAnsi="Times New Roman"/>
+          <w:lang w:val="ru-RU"/>
+        </w:rPr>
+        <w:t>пол</w:t>
+      </w:r>
+      <w:r>
+        <w:rPr>
+          <w:rFonts w:ascii="Times New Roman" w:hAnsi="Times New Roman"/>
+          <w:lang w:val="ru-RU"/>
+        </w:rPr>
+        <w:t xml:space="preserve">) </w:t>
+      </w:r>
+      <w:r>
+        <w:rPr>
+          <w:rFonts w:ascii="Times New Roman" w:hAnsi="Times New Roman"/>
+          <w:lang w:val="ru-RU"/>
+        </w:rPr>
+        <w:t xml:space="preserve">и </w:t>
+      </w:r>
+      <w:r>
+        <w:rPr>
+          <w:rFonts w:ascii="Times New Roman" w:hAnsi="Times New Roman"/>
+          <w:lang w:val="en-US"/>
+        </w:rPr>
+        <w:t>charges</w:t>
+      </w:r>
+      <w:r>
+        <w:rPr>
+          <w:rFonts w:ascii="Times New Roman" w:hAnsi="Times New Roman"/>
+          <w:lang w:val="ru-RU"/>
+        </w:rPr>
+        <w:t xml:space="preserve"> (</w:t>
+      </w:r>
+      <w:r>
+        <w:rPr>
+          <w:rFonts w:ascii="Times New Roman" w:hAnsi="Times New Roman"/>
+          <w:lang w:val="ru-RU"/>
+        </w:rPr>
+        <w:t>размером страховых выплат</w:t>
+      </w:r>
+      <w:r>
+        <w:rPr>
+          <w:rFonts w:ascii="Times New Roman" w:hAnsi="Times New Roman"/>
+          <w:lang w:val="ru-RU"/>
+        </w:rPr>
+        <w:t>)</w:t>
+      </w:r>
+      <w:r>
+        <w:rPr>
+          <w:rFonts w:ascii="Times New Roman" w:hAnsi="Times New Roman"/>
+          <w:lang w:val="ru-RU"/>
+        </w:rPr>
+        <w:t>.</w:t>
+      </w:r>
+    </w:p>
+    <w:p>
+      <w:pPr>
+        <w:rPr>
+          <w:rFonts w:ascii="Times New Roman" w:hAnsi="Times New Roman"/>
+          <w:lang w:val="ru-RU"/>
+        </w:rPr>
+      </w:pPr>
+    </w:p>
+    <w:p>
+      <w:pPr>
+        <w:rPr>
+          <w:rFonts w:ascii="Times New Roman" w:hAnsi="Times New Roman"/>
+          <w:lang w:val="ru-RU"/>
+        </w:rPr>
+      </w:pPr>
+      <w:r>
+        <w:rPr>
+          <w:rFonts w:ascii="Times New Roman" w:hAnsi="Times New Roman"/>
+          <w:noProof/>
+          <w:lang w:val="ru-RU"/>
+        </w:rPr>
+        <w:drawing>
+          <wp:inline distT="0" distB="0" distL="0" distR="0" wp14:anchorId="69077835" wp14:editId="09467416">
+            <wp:extent cx="6264275" cy="2711450"/>
+            <wp:effectExtent l="0" t="0" r="0" b="6350"/>
+            <wp:docPr id="539914379" name="Picture 9"/>
+            <wp:cNvGraphicFramePr>
+              <a:graphicFrameLocks xmlns:a="http://schemas.openxmlformats.org/drawingml/2006/main" noChangeAspect="1"/>
+            </wp:cNvGraphicFramePr>
+            <a:graphic xmlns:a="http://schemas.openxmlformats.org/drawingml/2006/main">
+              <a:graphicData uri="http://schemas.openxmlformats.org/drawingml/2006/picture">
+                <pic:pic xmlns:pic="http://schemas.openxmlformats.org/drawingml/2006/picture">
+                  <pic:nvPicPr>
+                    <pic:cNvPr id="539914379" name="Picture 539914379"/>
+                    <pic:cNvPicPr/>
+                  </pic:nvPicPr>
+                  <pic:blipFill>
+                    <a:blip r:embed="rId13">
+                      <a:extLst>
+                        <a:ext uri="{28A0092B-C50C-407E-A947-70E740481C1C}">
+                          <a14:useLocalDpi xmlns:a14="http://schemas.microsoft.com/office/drawing/2010/main" val="0"/>
+                        </a:ext>
+                      </a:extLst>
+                    </a:blip>
+                    <a:stretch>
+                      <a:fillRect/>
+                    </a:stretch>
+                  </pic:blipFill>
+                  <pic:spPr>
+                    <a:xfrm>
+                      <a:off x="0" y="0"/>
+                      <a:ext cx="6264275" cy="2711450"/>
+                    </a:xfrm>
+                    <a:prstGeom prst="rect">
+                      <a:avLst/>
+                    </a:prstGeom>
+                  </pic:spPr>
+                </pic:pic>
+              </a:graphicData>
+            </a:graphic>
+          </wp:inline>
+        </w:drawing>
+      </w:r>
+    </w:p>
+    <w:p>
+      <w:pPr>
+        <w:rPr>
+          <w:rFonts w:ascii="Times New Roman" w:hAnsi="Times New Roman"/>
+          <w:lang w:val="ru-RU"/>
+        </w:rPr>
+      </w:pPr>
+    </w:p>
+    <w:p>
+      <w:pPr>
+        <w:pStyle w:val="ListParagraph"/>
+        <w:numPr>
+          <w:ilvl w:val="0"/>
+          <w:numId w:val="23"/>
+        </w:numPr>
+        <w:jc w:val="left"/>
+        <w:rPr>
+          <w:rFonts w:ascii="Times New Roman" w:hAnsi="Times New Roman"/>
+          <w:lang w:val="ru-RU"/>
+        </w:rPr>
+      </w:pPr>
+      <w:r>
+        <w:rPr>
+          <w:rFonts w:ascii="Times New Roman" w:hAnsi="Times New Roman"/>
+          <w:lang w:val="ru-RU"/>
+        </w:rPr>
+        <w:t>Разница между средним значением страховых выплат у мужчин</w:t>
+      </w:r>
+      <w:r>
+        <w:rPr>
+          <w:rFonts w:ascii="Times New Roman" w:hAnsi="Times New Roman"/>
+          <w:lang w:val="ru-RU"/>
+        </w:rPr>
+        <w:t xml:space="preserve"> </w:t>
+      </w:r>
+      <w:r>
+        <w:rPr>
+          <w:rFonts w:ascii="Times New Roman" w:hAnsi="Times New Roman"/>
+          <w:lang w:val="ru-RU"/>
+        </w:rPr>
+        <w:t xml:space="preserve">иженщин: </w:t>
+      </w:r>
+      <w:r>
+        <w:rPr>
+          <w:rFonts w:ascii="Times New Roman" w:hAnsi="Times New Roman"/>
+          <w:lang w:val="ru-RU"/>
+        </w:rPr>
+        <w:t>1387.1723338865468</w:t>
+      </w:r>
+    </w:p>
+    <w:p>
+      <w:pPr>
+        <w:pStyle w:val="ListParagraph"/>
+        <w:numPr>
+          <w:ilvl w:val="0"/>
+          <w:numId w:val="23"/>
+        </w:numPr>
+        <w:jc w:val="left"/>
+        <w:rPr>
+          <w:rFonts w:ascii="Times New Roman" w:hAnsi="Times New Roman"/>
+          <w:lang w:val="ru-RU"/>
+        </w:rPr>
+      </w:pPr>
+      <w:r>
+        <w:rPr>
+          <w:rFonts w:ascii="Times New Roman" w:hAnsi="Times New Roman"/>
+          <w:lang w:val="ru-RU"/>
+        </w:rPr>
+        <w:t>Разница между</w:t>
+      </w:r>
+      <w:r>
+        <w:rPr>
+          <w:rFonts w:ascii="Times New Roman" w:hAnsi="Times New Roman"/>
+          <w:lang w:val="ru-RU"/>
+        </w:rPr>
+        <w:t xml:space="preserve"> медианой</w:t>
+      </w:r>
+      <w:r>
+        <w:rPr>
+          <w:rFonts w:ascii="Times New Roman" w:hAnsi="Times New Roman" w:hint="eastAsia"/>
+          <w:lang w:val="ru-RU"/>
+        </w:rPr>
+        <w:t xml:space="preserve"> </w:t>
+      </w:r>
+      <w:r>
+        <w:rPr>
+          <w:rFonts w:ascii="Times New Roman" w:hAnsi="Times New Roman"/>
+          <w:lang w:val="ru-RU"/>
+        </w:rPr>
+        <w:t>страховых выплат у мужчин и</w:t>
+      </w:r>
+      <w:r>
+        <w:rPr>
+          <w:rFonts w:ascii="Times New Roman" w:hAnsi="Times New Roman"/>
+          <w:lang w:val="ru-RU"/>
+        </w:rPr>
+        <w:t xml:space="preserve"> </w:t>
+      </w:r>
+      <w:r>
+        <w:rPr>
+          <w:rFonts w:ascii="Times New Roman" w:hAnsi="Times New Roman"/>
+          <w:lang w:val="ru-RU"/>
+        </w:rPr>
+        <w:t>женщин</w:t>
+      </w:r>
+      <w:r>
+        <w:rPr>
+          <w:rFonts w:ascii="Times New Roman" w:hAnsi="Times New Roman" w:hint="eastAsia"/>
+          <w:lang w:val="ru-RU"/>
+        </w:rPr>
+        <w:t>:</w:t>
+      </w:r>
+      <w:r>
+        <w:rPr>
+          <w:rFonts w:ascii="Times New Roman" w:hAnsi="Times New Roman"/>
+          <w:lang w:val="ru-RU"/>
+        </w:rPr>
+        <w:t xml:space="preserve"> </w:t>
+      </w:r>
+      <w:r>
+        <w:rPr>
+          <w:rFonts w:ascii="Times New Roman" w:hAnsi="Times New Roman" w:hint="eastAsia"/>
+          <w:lang w:val="ru-RU"/>
+        </w:rPr>
+        <w:t>43.34674999999879</w:t>
+      </w:r>
+    </w:p>
+    <w:p>
+      <w:pPr>
+        <w:rPr>
+          <w:rFonts w:ascii="Times New Roman" w:hAnsi="Times New Roman"/>
+          <w:lang w:val="ru-RU"/>
+        </w:rPr>
+      </w:pPr>
+    </w:p>
+    <w:p>
+      <w:pPr>
+        <w:rPr>
+          <w:rFonts w:ascii="Times New Roman" w:hAnsi="Times New Roman"/>
+          <w:lang w:val="ru-RU"/>
+        </w:rPr>
+      </w:pPr>
+      <w:r>
+        <w:rPr>
+          <w:rFonts w:ascii="Times New Roman" w:hAnsi="Times New Roman"/>
+          <w:sz w:val="27"/>
+        </w:rPr>
+        <w:t>Разница между средними значениями</w:t>
+      </w:r>
+      <w:r>
+        <w:rPr>
+          <w:rFonts w:ascii="Times New Roman" w:hAnsi="Times New Roman"/>
+          <w:sz w:val="27"/>
+        </w:rPr>
+        <w:t xml:space="preserve"> </w:t>
+      </w:r>
+      <w:r>
+        <w:rPr>
+          <w:rFonts w:ascii="Times New Roman" w:hAnsi="Times New Roman"/>
+          <w:sz w:val="27"/>
+          <w:lang w:val="ru-RU"/>
+        </w:rPr>
+        <w:t>и</w:t>
+      </w:r>
+      <w:r>
+        <w:rPr>
+          <w:rFonts w:ascii="Times New Roman" w:hAnsi="Times New Roman"/>
+          <w:sz w:val="27"/>
+        </w:rPr>
+        <w:t xml:space="preserve"> медианами</w:t>
+      </w:r>
+      <w:r>
+        <w:rPr>
+          <w:rFonts w:ascii="Times New Roman" w:hAnsi="Times New Roman"/>
+          <w:sz w:val="27"/>
+          <w:lang w:val="ru-RU"/>
+        </w:rPr>
+        <w:t>, а так же</w:t>
+      </w:r>
+      <w:r>
+        <w:rPr>
+          <w:rFonts w:ascii="Times New Roman" w:hAnsi="Times New Roman"/>
+          <w:sz w:val="27"/>
+        </w:rPr>
+        <w:t xml:space="preserve"> графики</w:t>
+      </w:r>
+      <w:r>
+        <w:rPr>
+          <w:rFonts w:ascii="Times New Roman" w:hAnsi="Times New Roman"/>
+          <w:sz w:val="27"/>
+        </w:rPr>
+        <w:t>,</w:t>
+      </w:r>
+      <w:r>
+        <w:rPr>
+          <w:rFonts w:ascii="Times New Roman" w:hAnsi="Times New Roman"/>
+          <w:sz w:val="27"/>
+        </w:rPr>
+        <w:t xml:space="preserve"> показывают что между мужчинами и женщинами не существует явной разницы в стоимости страхования.</w:t>
+      </w:r>
+    </w:p>
+    <w:p>
+      <w:pPr>
+        <w:rPr>
+          <w:rFonts w:ascii="Times New Roman" w:hAnsi="Times New Roman"/>
+          <w:lang w:val="ru-RU"/>
+        </w:rPr>
+      </w:pPr>
+    </w:p>
+    <w:p>
+      <w:pPr>
         <w:pStyle w:val="Heading2"/>
         <w:rPr>
           <w:rFonts w:ascii="Times New Roman" w:hAnsi="Times New Roman"/>
           <w:lang w:val="ru-RU"/>
         </w:rPr>
       </w:pPr>
-      <w:bookmarkStart w:id="20" w:name="_Toc231089539"/>
+      <w:bookmarkStart w:id="20" w:name="_Toc231147084"/>
+      <w:r>
+        <w:rPr>
+          <w:rFonts w:ascii="Times New Roman" w:hAnsi="Times New Roman"/>
+          <w:lang w:val="ru-RU"/>
+        </w:rPr>
+        <w:t>2.</w:t>
+      </w:r>
+      <w:r>
+        <w:rPr>
+          <w:rFonts w:ascii="Times New Roman" w:hAnsi="Times New Roman"/>
+          <w:lang w:val="ru-RU"/>
+        </w:rPr>
+        <w:t>2</w:t>
+      </w:r>
+      <w:r>
+        <w:rPr>
+          <w:rFonts w:ascii="Times New Roman" w:hAnsi="Times New Roman"/>
+          <w:lang w:val="ru-RU"/>
+        </w:rPr>
+        <w:t xml:space="preserve">. Обоснование выбора моделей машинного обучения. </w:t>
+      </w:r>
+      <w:r>
+        <w:rPr>
+          <w:rFonts w:ascii="Times New Roman" w:hAnsi="Times New Roman"/>
+          <w:lang w:val="ru-RU"/>
+        </w:rPr>
+        <w:t>Анализ результатов обучения.</w:t>
+      </w:r>
+      <w:r>
+        <w:rPr>
+          <w:rFonts w:ascii="Times New Roman" w:hAnsi="Times New Roman"/>
+          <w:lang w:val="ru-RU"/>
+        </w:rPr>
+        <w:t xml:space="preserve"> </w:t>
+      </w:r>
+      <w:r>
+        <w:rPr>
+          <w:rFonts w:ascii="Times New Roman" w:hAnsi="Times New Roman"/>
+          <w:lang w:val="ru-RU"/>
+        </w:rPr>
+        <w:t xml:space="preserve">Описание метрик </w:t>
+      </w:r>
+      <w:r>
+        <w:rPr>
+          <w:rFonts w:ascii="Times New Roman" w:hAnsi="Times New Roman"/>
+          <w:lang w:val="ru-RU"/>
+        </w:rPr>
+        <w:t>MAE, RMSE, R²</w:t>
+      </w:r>
+      <w:r>
+        <w:rPr>
+          <w:rFonts w:ascii="Times New Roman" w:hAnsi="Times New Roman"/>
+          <w:lang w:val="ru-RU"/>
+        </w:rPr>
+        <w:t>.</w:t>
+      </w:r>
+      <w:bookmarkEnd w:id="20"/>
+    </w:p>
+    <w:p>
+      <w:pPr>
+        <w:rPr>
+          <w:rFonts w:ascii="Times New Roman" w:hAnsi="Times New Roman"/>
+          <w:lang w:val="ru-RU"/>
+        </w:rPr>
+      </w:pPr>
+    </w:p>
+    <w:p>
+      <w:pPr>
+        <w:rPr>
+          <w:rFonts w:ascii="Times New Roman" w:hAnsi="Times New Roman"/>
+          <w:lang w:val="en-US"/>
+        </w:rPr>
+      </w:pPr>
+      <w:r>
+        <w:rPr>
+          <w:rFonts w:ascii="Times New Roman" w:hAnsi="Times New Roman"/>
+          <w:lang w:val="ru-RU"/>
+        </w:rPr>
+        <w:t>Для решения задачи прогнозирования страховых выплат были выбраны три типа моделей, различающихся по сложности и способности улавливать нелинейные зависимости.</w:t>
+      </w:r>
+    </w:p>
+    <w:p>
+      <w:pPr>
+        <w:rPr>
+          <w:rFonts w:ascii="Times New Roman" w:hAnsi="Times New Roman"/>
+          <w:lang w:val="en-US"/>
+        </w:rPr>
+      </w:pPr>
+    </w:p>
+    <w:p>
+      <w:pPr>
+        <w:rPr>
+          <w:rFonts w:ascii="Times New Roman" w:hAnsi="Times New Roman"/>
+          <w:lang w:val="en-US"/>
+        </w:rPr>
+      </w:pPr>
+      <w:r>
+        <w:rPr>
+          <w:rFonts w:ascii="Times New Roman" w:hAnsi="Times New Roman"/>
+          <w:lang w:val="ru-RU"/>
+        </w:rPr>
+        <w:t xml:space="preserve">Линейная регрессия (включая </w:t>
+      </w:r>
+      <w:r>
+        <w:rPr>
+          <w:rFonts w:ascii="Times New Roman" w:hAnsi="Times New Roman"/>
+          <w:lang w:val="ru-RU"/>
+        </w:rPr>
+        <w:t>ридж</w:t>
+      </w:r>
+      <w:r>
+        <w:rPr>
+          <w:rFonts w:ascii="Times New Roman" w:hAnsi="Times New Roman"/>
+          <w:lang w:val="ru-RU"/>
+        </w:rPr>
+        <w:t xml:space="preserve"> и лассо) использовалась в качестве базовой модели. Она проста для интерпретации и позволяет количественно оценить линейный вклад каждого признака. Регуляризация (</w:t>
+      </w:r>
+      <w:r>
+        <w:rPr>
+          <w:rFonts w:ascii="Times New Roman" w:hAnsi="Times New Roman"/>
+          <w:lang w:val="en-US"/>
+        </w:rPr>
+        <w:t>L</w:t>
+      </w:r>
+      <w:r>
+        <w:rPr>
+          <w:rFonts w:ascii="Times New Roman" w:hAnsi="Times New Roman"/>
+          <w:lang w:val="ru-RU"/>
+        </w:rPr>
+        <w:t xml:space="preserve">2 и </w:t>
+      </w:r>
+      <w:r>
+        <w:rPr>
+          <w:rFonts w:ascii="Times New Roman" w:hAnsi="Times New Roman"/>
+          <w:lang w:val="en-US"/>
+        </w:rPr>
+        <w:t>L</w:t>
+      </w:r>
+      <w:r>
+        <w:rPr>
+          <w:rFonts w:ascii="Times New Roman" w:hAnsi="Times New Roman"/>
+          <w:lang w:val="ru-RU"/>
+        </w:rPr>
+        <w:t>1) добавлялась для борьбы с переобучением.</w:t>
+      </w:r>
+    </w:p>
+    <w:p>
+      <w:pPr>
+        <w:rPr>
+          <w:rFonts w:ascii="Times New Roman" w:hAnsi="Times New Roman"/>
+          <w:lang w:val="en-US"/>
+        </w:rPr>
+      </w:pPr>
+    </w:p>
+    <w:p>
+      <w:pPr>
+        <w:rPr>
+          <w:rFonts w:ascii="Times New Roman" w:hAnsi="Times New Roman"/>
+          <w:lang w:val="en-US"/>
+        </w:rPr>
+      </w:pPr>
+      <w:r>
+        <w:rPr>
+          <w:rFonts w:ascii="Times New Roman" w:hAnsi="Times New Roman"/>
+          <w:lang w:val="ru-RU"/>
+        </w:rPr>
+        <w:t>Случайный лес (</w:t>
+      </w:r>
+      <w:r>
+        <w:rPr>
+          <w:rFonts w:ascii="Times New Roman" w:hAnsi="Times New Roman"/>
+          <w:lang w:val="en-US"/>
+        </w:rPr>
+        <w:t>Random</w:t>
+      </w:r>
+      <w:r>
+        <w:rPr>
+          <w:rFonts w:ascii="Times New Roman" w:hAnsi="Times New Roman"/>
+          <w:lang w:val="ru-RU"/>
+        </w:rPr>
+        <w:t xml:space="preserve"> </w:t>
+      </w:r>
+      <w:r>
+        <w:rPr>
+          <w:rFonts w:ascii="Times New Roman" w:hAnsi="Times New Roman"/>
+          <w:lang w:val="en-US"/>
+        </w:rPr>
+        <w:t>Forest</w:t>
+      </w:r>
+      <w:r>
+        <w:rPr>
+          <w:rFonts w:ascii="Times New Roman" w:hAnsi="Times New Roman"/>
+          <w:lang w:val="ru-RU"/>
+        </w:rPr>
+        <w:t>) выбран как ансамблевый метод, автоматически учитывающий нелинейные взаимодействия между признаками, устойчивый к выбросам и не требующий масштабирования данных. Он также даёт оценку важности признаков.</w:t>
+      </w:r>
+    </w:p>
+    <w:p>
+      <w:pPr>
+        <w:rPr>
+          <w:rFonts w:ascii="Times New Roman" w:hAnsi="Times New Roman"/>
+          <w:lang w:val="ru-RU"/>
+        </w:rPr>
+      </w:pPr>
+    </w:p>
+    <w:p>
+      <w:pPr>
+        <w:rPr>
+          <w:rFonts w:ascii="Times New Roman" w:hAnsi="Times New Roman"/>
+          <w:lang w:val="ru-RU"/>
+        </w:rPr>
+      </w:pPr>
+      <w:r>
+        <w:rPr>
+          <w:rFonts w:ascii="Times New Roman" w:hAnsi="Times New Roman"/>
+          <w:lang w:val="ru-RU"/>
+        </w:rPr>
+        <w:t>Градиентный бустинг (</w:t>
+      </w:r>
+      <w:r>
+        <w:rPr>
+          <w:rFonts w:ascii="Times New Roman" w:hAnsi="Times New Roman"/>
+          <w:lang w:val="en-US"/>
+        </w:rPr>
+        <w:t>Gradient</w:t>
+      </w:r>
+      <w:r>
+        <w:rPr>
+          <w:rFonts w:ascii="Times New Roman" w:hAnsi="Times New Roman"/>
+          <w:lang w:val="ru-RU"/>
+        </w:rPr>
+        <w:t xml:space="preserve"> </w:t>
+      </w:r>
+      <w:r>
+        <w:rPr>
+          <w:rFonts w:ascii="Times New Roman" w:hAnsi="Times New Roman"/>
+          <w:lang w:val="en-US"/>
+        </w:rPr>
+        <w:t>Boosting</w:t>
+      </w:r>
+      <w:r>
+        <w:rPr>
+          <w:rFonts w:ascii="Times New Roman" w:hAnsi="Times New Roman"/>
+          <w:lang w:val="ru-RU"/>
+        </w:rPr>
+        <w:t xml:space="preserve">) выбран потому, что он часто показывает наилучшую точность на табличных данных. Его последовательная коррекция </w:t>
+      </w:r>
       <w:r>
         <w:rPr>
           <w:rFonts w:ascii="Times New Roman" w:hAnsi="Times New Roman"/>
           <w:lang w:val="ru-RU"/>
         </w:rPr>
         <w:lastRenderedPageBreak/>
-        <w:t>2.2. Обоснование выбора моделей машинного обучения.</w:t>
-      </w:r>
-      <w:bookmarkEnd w:id="20"/>
-      <w:r>
-        <w:rPr>
-          <w:rFonts w:ascii="Times New Roman" w:hAnsi="Times New Roman"/>
-          <w:lang w:val="ru-RU"/>
-        </w:rPr>
-        <w:t xml:space="preserve"> </w:t>
-      </w:r>
-      <w:r>
-        <w:rPr>
-          <w:rFonts w:ascii="Times New Roman" w:hAnsi="Times New Roman"/>
-          <w:lang w:val="ru-RU"/>
-        </w:rPr>
-        <w:t>Анализ результатов обучения.</w:t>
-      </w:r>
-      <w:r>
-        <w:rPr>
-          <w:rFonts w:ascii="Times New Roman" w:hAnsi="Times New Roman"/>
-          <w:lang w:val="ru-RU"/>
-        </w:rPr>
-        <w:t xml:space="preserve"> </w:t>
-      </w:r>
-      <w:r>
-        <w:rPr>
-          <w:rFonts w:ascii="Times New Roman" w:hAnsi="Times New Roman"/>
-          <w:lang w:val="ru-RU"/>
-        </w:rPr>
-        <w:t xml:space="preserve">Описание метрик </w:t>
-      </w:r>
-      <w:r>
-        <w:rPr>
-          <w:rFonts w:ascii="Times New Roman" w:hAnsi="Times New Roman"/>
-          <w:lang w:val="ru-RU"/>
-        </w:rPr>
-        <w:t>MAE, RMSE, R²</w:t>
-      </w:r>
-      <w:r>
-        <w:rPr>
-          <w:rFonts w:ascii="Times New Roman" w:hAnsi="Times New Roman"/>
-          <w:lang w:val="ru-RU"/>
-        </w:rPr>
-        <w:t>.</w:t>
-      </w:r>
-    </w:p>
-    <w:p>
-      <w:pPr>
-        <w:rPr>
-          <w:rFonts w:ascii="Times New Roman" w:hAnsi="Times New Roman"/>
-          <w:lang w:val="ru-RU"/>
-        </w:rPr>
-      </w:pPr>
-    </w:p>
-    <w:p>
-      <w:pPr>
-        <w:rPr>
-          <w:rFonts w:ascii="Times New Roman" w:hAnsi="Times New Roman"/>
-          <w:lang w:val="en-US"/>
-        </w:rPr>
-      </w:pPr>
-      <w:r>
-        <w:rPr>
-          <w:rFonts w:ascii="Times New Roman" w:hAnsi="Times New Roman"/>
-          <w:lang w:val="ru-RU"/>
-        </w:rPr>
-        <w:t>Для решения задачи прогнозирования страховых выплат были выбраны три типа моделей, различающихся по сложности и способности улавливать нелинейные зависимости.</w:t>
-      </w:r>
-    </w:p>
-    <w:p>
-      <w:pPr>
-        <w:rPr>
-          <w:rFonts w:ascii="Times New Roman" w:hAnsi="Times New Roman"/>
-          <w:lang w:val="en-US"/>
-        </w:rPr>
-      </w:pPr>
-    </w:p>
-    <w:p>
-      <w:pPr>
-        <w:rPr>
-          <w:rFonts w:ascii="Times New Roman" w:hAnsi="Times New Roman"/>
-          <w:lang w:val="en-US"/>
-        </w:rPr>
-      </w:pPr>
-      <w:r>
-        <w:rPr>
-          <w:rFonts w:ascii="Times New Roman" w:hAnsi="Times New Roman"/>
-          <w:lang w:val="ru-RU"/>
-        </w:rPr>
-        <w:t xml:space="preserve">Линейная регрессия (включая </w:t>
-      </w:r>
-      <w:r>
-        <w:rPr>
-          <w:rFonts w:ascii="Times New Roman" w:hAnsi="Times New Roman"/>
-          <w:lang w:val="ru-RU"/>
-        </w:rPr>
-        <w:t>ридж</w:t>
-      </w:r>
-      <w:r>
-        <w:rPr>
-          <w:rFonts w:ascii="Times New Roman" w:hAnsi="Times New Roman"/>
-          <w:lang w:val="ru-RU"/>
-        </w:rPr>
-        <w:t xml:space="preserve"> и лассо) использовалась в качестве базовой модели. Она проста для интерпретации и позволяет количественно оценить линейный вклад каждого признака. Регуляризация (</w:t>
-      </w:r>
-      <w:r>
-        <w:rPr>
-          <w:rFonts w:ascii="Times New Roman" w:hAnsi="Times New Roman"/>
-          <w:lang w:val="en-US"/>
-        </w:rPr>
-        <w:t>L</w:t>
-      </w:r>
-      <w:r>
-        <w:rPr>
-          <w:rFonts w:ascii="Times New Roman" w:hAnsi="Times New Roman"/>
-          <w:lang w:val="ru-RU"/>
-        </w:rPr>
-        <w:t xml:space="preserve">2 и </w:t>
-      </w:r>
-      <w:r>
-        <w:rPr>
-          <w:rFonts w:ascii="Times New Roman" w:hAnsi="Times New Roman"/>
-          <w:lang w:val="en-US"/>
-        </w:rPr>
-        <w:t>L</w:t>
-      </w:r>
-      <w:r>
-        <w:rPr>
-          <w:rFonts w:ascii="Times New Roman" w:hAnsi="Times New Roman"/>
-          <w:lang w:val="ru-RU"/>
-        </w:rPr>
-        <w:t>1) добавлялась для борьбы с переобучением.</w:t>
-      </w:r>
-    </w:p>
-    <w:p>
-      <w:pPr>
-        <w:rPr>
-          <w:rFonts w:ascii="Times New Roman" w:hAnsi="Times New Roman"/>
-          <w:lang w:val="en-US"/>
-        </w:rPr>
-      </w:pPr>
-    </w:p>
-    <w:p>
-      <w:pPr>
-        <w:rPr>
-          <w:rFonts w:ascii="Times New Roman" w:hAnsi="Times New Roman"/>
-          <w:lang w:val="en-US"/>
-        </w:rPr>
-      </w:pPr>
-      <w:r>
-        <w:rPr>
-          <w:rFonts w:ascii="Times New Roman" w:hAnsi="Times New Roman"/>
-          <w:lang w:val="ru-RU"/>
-        </w:rPr>
-        <w:t>Случайный лес (</w:t>
-      </w:r>
-      <w:r>
-        <w:rPr>
-          <w:rFonts w:ascii="Times New Roman" w:hAnsi="Times New Roman"/>
-          <w:lang w:val="en-US"/>
-        </w:rPr>
-        <w:t>Random</w:t>
-      </w:r>
-      <w:r>
-        <w:rPr>
-          <w:rFonts w:ascii="Times New Roman" w:hAnsi="Times New Roman"/>
-          <w:lang w:val="ru-RU"/>
-        </w:rPr>
-        <w:t xml:space="preserve"> </w:t>
-      </w:r>
-      <w:r>
-        <w:rPr>
-          <w:rFonts w:ascii="Times New Roman" w:hAnsi="Times New Roman"/>
-          <w:lang w:val="en-US"/>
-        </w:rPr>
-        <w:t>Forest</w:t>
-      </w:r>
-      <w:r>
-        <w:rPr>
-          <w:rFonts w:ascii="Times New Roman" w:hAnsi="Times New Roman"/>
-          <w:lang w:val="ru-RU"/>
-        </w:rPr>
-        <w:t>) выбран как ансамблевый метод, автоматически учитывающий нелинейные взаимодействия между признаками, устойчивый к выбросам и не требующий масштабирования данных. Он также даёт оценку важности признаков.</w:t>
-      </w:r>
-    </w:p>
-    <w:p>
-      <w:pPr>
-        <w:rPr>
-          <w:rFonts w:ascii="Times New Roman" w:hAnsi="Times New Roman"/>
-          <w:lang w:val="ru-RU"/>
-        </w:rPr>
-      </w:pPr>
-    </w:p>
-    <w:p>
-      <w:pPr>
-        <w:rPr>
-          <w:rFonts w:ascii="Times New Roman" w:hAnsi="Times New Roman"/>
-          <w:lang w:val="ru-RU"/>
-        </w:rPr>
-      </w:pPr>
-      <w:r>
-        <w:rPr>
-          <w:rFonts w:ascii="Times New Roman" w:hAnsi="Times New Roman"/>
-          <w:lang w:val="ru-RU"/>
-        </w:rPr>
-        <w:t>Градиентный бустинг (</w:t>
-      </w:r>
-      <w:r>
-        <w:rPr>
-          <w:rFonts w:ascii="Times New Roman" w:hAnsi="Times New Roman"/>
-          <w:lang w:val="en-US"/>
-        </w:rPr>
-        <w:t>Gradient</w:t>
-      </w:r>
-      <w:r>
-        <w:rPr>
-          <w:rFonts w:ascii="Times New Roman" w:hAnsi="Times New Roman"/>
-          <w:lang w:val="ru-RU"/>
-        </w:rPr>
-        <w:t xml:space="preserve"> </w:t>
-      </w:r>
-      <w:r>
-        <w:rPr>
-          <w:rFonts w:ascii="Times New Roman" w:hAnsi="Times New Roman"/>
-          <w:lang w:val="en-US"/>
-        </w:rPr>
-        <w:t>Boosting</w:t>
-      </w:r>
-      <w:r>
-        <w:rPr>
-          <w:rFonts w:ascii="Times New Roman" w:hAnsi="Times New Roman"/>
-          <w:lang w:val="ru-RU"/>
-        </w:rPr>
-        <w:t>) выбран потому, что он часто показывает наилучшую точность на табличных данных. Его последовательная коррекция ошибок позволяет модели «учить» сложные закономерности, что особенно важно для предсказания редких, но дорогих страховых случаев.</w:t>
+        <w:t>ошибок позволяет модели «учить» сложные закономерности, что особенно важно для предсказания редких, но дорогих страховых случаев.</w:t>
       </w:r>
     </w:p>
     <w:p>
@@ -15456,7 +18121,6 @@
               <w:szCs w:val="28"/>
               <w:lang w:val="en-US"/>
             </w:rPr>
-            <w:lastRenderedPageBreak/>
             <m:t xml:space="preserve">RMSE= </m:t>
           </m:r>
           <m:rad>
@@ -15734,26 +18398,6 @@
           <w:szCs w:val="28"/>
           <w:lang w:val="ru-RU"/>
         </w:rPr>
-        <w:br w:type="page"/>
-      </w:r>
-    </w:p>
-    <w:p>
-      <w:pPr>
-        <w:rPr>
-          <w:rFonts w:ascii="Times New Roman" w:hAnsi="Times New Roman"/>
-          <w:szCs w:val="28"/>
-          <w:lang w:val="ru-RU"/>
-        </w:rPr>
-      </w:pPr>
-      <w:r>
-        <w:rPr>
-          <w:rFonts w:ascii="Times New Roman" w:hAnsi="Times New Roman"/>
-          <w:b/>
-          <w:bCs/>
-          <w:szCs w:val="28"/>
-          <w:lang w:val="ru-RU"/>
-        </w:rPr>
-        <w:lastRenderedPageBreak/>
         <w:t>R²</w:t>
       </w:r>
       <w:r>
@@ -16264,7 +18908,7 @@
           <w:szCs w:val="28"/>
           <w:lang w:val="ru-RU"/>
         </w:rPr>
-        <w:t xml:space="preserve"> — среднее значение целевой переменной. R² принимает значения от 0 до 1 (иногда может быть отрицательным, если модель предсказывает хуже, чем просто среднее). Чем ближе R² к 1, тем лучше модель объясняет данные. Например, R² = 0.609 означает, что модель объясняет 60.9% изменчивости страховых выплат, а остальные 39.1% приходятся на неучтённые факторы или случайный шум</w:t>
+        <w:t xml:space="preserve"> — среднее значение целевой переменной. R² принимает значения от 0 до 1 (иногда может быть отрицательным, если модель предсказывает хуже, чем просто среднее). Чем ближе R² к 1, тем лучше модель объясняет данные. Например, R² = </w:t>
       </w:r>
       <w:r>
         <w:rPr>
@@ -16272,6 +18916,15 @@
           <w:szCs w:val="28"/>
           <w:lang w:val="ru-RU"/>
         </w:rPr>
+        <w:lastRenderedPageBreak/>
+        <w:t>0.609 означает, что модель объясняет 60.9% изменчивости страховых выплат, а остальные 39.1% приходятся на неучтённые факторы или случайный шум</w:t>
+      </w:r>
+      <w:r>
+        <w:rPr>
+          <w:rFonts w:ascii="Times New Roman" w:hAnsi="Times New Roman"/>
+          <w:szCs w:val="28"/>
+          <w:lang w:val="ru-RU"/>
+        </w:rPr>
         <w:t>.</w:t>
       </w:r>
     </w:p>
@@ -16292,6 +18945,8 @@
       <w:r>
         <w:rPr>
           <w:rFonts w:ascii="Times New Roman" w:hAnsi="Times New Roman"/>
+          <w:b/>
+          <w:bCs/>
           <w:lang w:val="ru-RU"/>
         </w:rPr>
         <w:t>Таблица 2.</w:t>
@@ -16299,16 +18954,27 @@
       <w:r>
         <w:rPr>
           <w:rFonts w:ascii="Times New Roman" w:hAnsi="Times New Roman"/>
-          <w:lang w:val="ru-RU"/>
-        </w:rPr>
-        <w:t>2</w:t>
-      </w:r>
-      <w:r>
-        <w:rPr>
-          <w:rFonts w:ascii="Times New Roman" w:hAnsi="Times New Roman"/>
-          <w:lang w:val="ru-RU"/>
-        </w:rPr>
-        <w:t xml:space="preserve">. </w:t>
+          <w:b/>
+          <w:bCs/>
+          <w:lang w:val="ru-RU"/>
+        </w:rPr>
+        <w:t>9</w:t>
+      </w:r>
+      <w:r>
+        <w:rPr>
+          <w:rFonts w:ascii="Times New Roman" w:hAnsi="Times New Roman"/>
+          <w:b/>
+          <w:bCs/>
+          <w:lang w:val="ru-RU"/>
+        </w:rPr>
+        <w:t>.</w:t>
+      </w:r>
+      <w:r>
+        <w:rPr>
+          <w:rFonts w:ascii="Times New Roman" w:hAnsi="Times New Roman"/>
+          <w:lang w:val="ru-RU"/>
+        </w:rPr>
+        <w:t xml:space="preserve"> </w:t>
       </w:r>
       <w:r>
         <w:rPr>
@@ -17090,60 +19756,108 @@
           <w:rFonts w:ascii="Times New Roman" w:hAnsi="Times New Roman"/>
           <w:lang w:val="ru-RU"/>
         </w:rPr>
+        <w:t xml:space="preserve">Градиентный бустинг (R² ≈ 0.609) показал наилучший результат. Он последовательно исправляет ошибки предыдущих деревьев, уделяя больше внимания </w:t>
+      </w:r>
+      <w:r>
+        <w:rPr>
+          <w:rFonts w:ascii="Times New Roman" w:hAnsi="Times New Roman"/>
+          <w:lang w:val="ru-RU"/>
+        </w:rPr>
+        <w:t>“</w:t>
+      </w:r>
+      <w:r>
+        <w:rPr>
+          <w:rFonts w:ascii="Times New Roman" w:hAnsi="Times New Roman"/>
+          <w:lang w:val="ru-RU"/>
+        </w:rPr>
+        <w:t>трудным</w:t>
+      </w:r>
+      <w:r>
+        <w:rPr>
+          <w:rFonts w:ascii="Times New Roman" w:hAnsi="Times New Roman"/>
+          <w:lang w:val="ru-RU"/>
+        </w:rPr>
+        <w:t>”</w:t>
+      </w:r>
+      <w:r>
+        <w:rPr>
+          <w:rFonts w:ascii="Times New Roman" w:hAnsi="Times New Roman"/>
+          <w:lang w:val="ru-RU"/>
+        </w:rPr>
+        <w:t xml:space="preserve"> для предсказания наблюдениям. Это особенно важно для страховых выплат, где распределение имеет длинный правый хвост. Наилучшие параметры: learning_rate = 0.1, max_depth = 3, n_estimators = 50. Небольшая глубина деревьев (3) предотвращает переобучение, а количество деревьев 50 достаточно для сходимости.</w:t>
+      </w:r>
+    </w:p>
+    <w:p>
+      <w:pPr>
+        <w:pStyle w:val="ListParagraph"/>
+        <w:rPr>
+          <w:rFonts w:ascii="Times New Roman" w:hAnsi="Times New Roman"/>
+          <w:lang w:val="ru-RU"/>
+        </w:rPr>
+      </w:pPr>
+    </w:p>
+    <w:p>
+      <w:pPr>
+        <w:jc w:val="left"/>
+        <w:rPr>
+          <w:rFonts w:ascii="Times New Roman" w:hAnsi="Times New Roman"/>
+          <w:b/>
+          <w:bCs/>
+          <w:lang w:val="ru-RU"/>
+        </w:rPr>
+      </w:pPr>
+      <w:r>
+        <w:rPr>
+          <w:rFonts w:ascii="Times New Roman" w:hAnsi="Times New Roman"/>
+          <w:b/>
+          <w:bCs/>
+          <w:lang w:val="ru-RU"/>
+        </w:rPr>
+        <w:br w:type="page"/>
+      </w:r>
+    </w:p>
+    <w:p>
+      <w:pPr>
+        <w:jc w:val="left"/>
+        <w:rPr>
+          <w:rFonts w:ascii="Times New Roman" w:hAnsi="Times New Roman"/>
+          <w:lang w:val="ru-RU"/>
+        </w:rPr>
+      </w:pPr>
+      <w:r>
+        <w:rPr>
+          <w:rFonts w:ascii="Times New Roman" w:hAnsi="Times New Roman"/>
+          <w:b/>
+          <w:bCs/>
+          <w:lang w:val="ru-RU"/>
+        </w:rPr>
         <w:lastRenderedPageBreak/>
-        <w:t xml:space="preserve">Градиентный бустинг (R² ≈ 0.609) показал наилучший результат. Он последовательно исправляет ошибки предыдущих деревьев, уделяя больше внимания </w:t>
-      </w:r>
-      <w:r>
-        <w:rPr>
-          <w:rFonts w:ascii="Times New Roman" w:hAnsi="Times New Roman"/>
-          <w:lang w:val="ru-RU"/>
-        </w:rPr>
-        <w:t>“</w:t>
-      </w:r>
-      <w:r>
-        <w:rPr>
-          <w:rFonts w:ascii="Times New Roman" w:hAnsi="Times New Roman"/>
-          <w:lang w:val="ru-RU"/>
-        </w:rPr>
-        <w:t>трудным</w:t>
-      </w:r>
-      <w:r>
-        <w:rPr>
-          <w:rFonts w:ascii="Times New Roman" w:hAnsi="Times New Roman"/>
-          <w:lang w:val="ru-RU"/>
-        </w:rPr>
-        <w:t>”</w:t>
-      </w:r>
-      <w:r>
-        <w:rPr>
-          <w:rFonts w:ascii="Times New Roman" w:hAnsi="Times New Roman"/>
-          <w:lang w:val="ru-RU"/>
-        </w:rPr>
-        <w:t xml:space="preserve"> для предсказания наблюдениям. Это особенно важно для страховых выплат, где распределение имеет длинный правый хвост. Наилучшие параметры: learning_rate = 0.1, max_depth = 3, n_estimators = 50. Небольшая глубина деревьев (3) предотвращает переобучение, а количество деревьев 50 достаточно для сходимости.</w:t>
-      </w:r>
-    </w:p>
-    <w:p>
-      <w:pPr>
-        <w:pStyle w:val="ListParagraph"/>
-        <w:rPr>
-          <w:rFonts w:ascii="Times New Roman" w:hAnsi="Times New Roman"/>
-          <w:lang w:val="ru-RU"/>
-        </w:rPr>
-      </w:pPr>
-    </w:p>
-    <w:p>
-      <w:pPr>
-        <w:rPr>
-          <w:rFonts w:ascii="Times New Roman" w:hAnsi="Times New Roman"/>
-          <w:lang w:val="ru-RU"/>
-        </w:rPr>
-      </w:pPr>
-      <w:r>
-        <w:rPr>
-          <w:rFonts w:ascii="Times New Roman" w:hAnsi="Times New Roman"/>
-          <w:lang w:val="ru-RU"/>
-        </w:rPr>
-        <w:t>График 2.3. Сравнение моделей</w:t>
+        <w:t>График 2.</w:t>
+      </w:r>
+      <w:r>
+        <w:rPr>
+          <w:rFonts w:ascii="Times New Roman" w:hAnsi="Times New Roman"/>
+          <w:b/>
+          <w:bCs/>
+          <w:lang w:val="ru-RU"/>
+        </w:rPr>
+        <w:t>10</w:t>
+      </w:r>
+      <w:r>
+        <w:rPr>
+          <w:rFonts w:ascii="Times New Roman" w:hAnsi="Times New Roman"/>
+          <w:b/>
+          <w:bCs/>
+          <w:lang w:val="ru-RU"/>
+        </w:rPr>
+        <w:t>.</w:t>
+      </w:r>
+      <w:r>
+        <w:rPr>
+          <w:rFonts w:ascii="Times New Roman" w:hAnsi="Times New Roman"/>
+          <w:lang w:val="ru-RU"/>
+        </w:rPr>
+        <w:t xml:space="preserve"> Сравнение моделей</w:t>
       </w:r>
     </w:p>
     <w:p>
@@ -17183,7 +19897,7 @@
                     <pic:cNvPicPr/>
                   </pic:nvPicPr>
                   <pic:blipFill>
-                    <a:blip r:embed="rId9">
+                    <a:blip r:embed="rId14">
                       <a:extLst>
                         <a:ext uri="{28A0092B-C50C-407E-A947-70E740481C1C}">
                           <a14:useLocalDpi xmlns:a14="http://schemas.microsoft.com/office/drawing/2010/main" val="0"/>
@@ -17220,19 +19934,53 @@
     </w:p>
     <w:p>
       <w:pPr>
+        <w:jc w:val="left"/>
+        <w:rPr>
+          <w:rFonts w:ascii="Times New Roman" w:hAnsi="Times New Roman"/>
+          <w:b/>
+          <w:lang w:val="ru-RU"/>
+        </w:rPr>
+      </w:pPr>
+      <w:r>
+        <w:rPr>
+          <w:rFonts w:ascii="Times New Roman" w:hAnsi="Times New Roman"/>
+          <w:lang w:val="ru-RU"/>
+        </w:rPr>
+        <w:br w:type="page"/>
+      </w:r>
+    </w:p>
+    <w:p>
+      <w:pPr>
         <w:pStyle w:val="Heading2"/>
         <w:rPr>
           <w:rFonts w:ascii="Times New Roman" w:hAnsi="Times New Roman"/>
           <w:lang w:val="ru-RU"/>
         </w:rPr>
       </w:pPr>
-      <w:r>
-        <w:rPr>
-          <w:rFonts w:ascii="Times New Roman" w:hAnsi="Times New Roman"/>
-          <w:lang w:val="ru-RU"/>
-        </w:rPr>
-        <w:t>2.3. Выбор лучшей модели</w:t>
-      </w:r>
+      <w:bookmarkStart w:id="21" w:name="_Toc231147085"/>
+      <w:r>
+        <w:rPr>
+          <w:rFonts w:ascii="Times New Roman" w:hAnsi="Times New Roman"/>
+          <w:lang w:val="ru-RU"/>
+        </w:rPr>
+        <w:lastRenderedPageBreak/>
+        <w:t xml:space="preserve">2.3. </w:t>
+      </w:r>
+      <w:r>
+        <w:rPr>
+          <w:rFonts w:ascii="Times New Roman" w:hAnsi="Times New Roman"/>
+          <w:lang w:val="ru-RU"/>
+        </w:rPr>
+        <w:t xml:space="preserve">Вывод. </w:t>
+      </w:r>
+      <w:r>
+        <w:rPr>
+          <w:rFonts w:ascii="Times New Roman" w:hAnsi="Times New Roman"/>
+          <w:lang w:val="ru-RU"/>
+        </w:rPr>
+        <w:t>Выбор лучшей модели</w:t>
+      </w:r>
+      <w:bookmarkEnd w:id="21"/>
     </w:p>
     <w:p>
       <w:pPr>
@@ -17535,15 +20283,7 @@
           <w:rFonts w:ascii="Times New Roman" w:hAnsi="Times New Roman"/>
           <w:lang w:val="ru-RU"/>
         </w:rPr>
-        <w:t xml:space="preserve">² = 0.609 означает, что модель объясняет чуть более 60% изменчивости страховых выплат, что является </w:t>
-      </w:r>
-      <w:r>
-        <w:rPr>
-          <w:rFonts w:ascii="Times New Roman" w:hAnsi="Times New Roman"/>
-          <w:lang w:val="ru-RU"/>
-        </w:rPr>
-        <w:lastRenderedPageBreak/>
-        <w:t>удовлетворительным результатом для задачи с большим количеством неучтённых факторов (образ жизни, наследственность, хронические заболевания)</w:t>
+        <w:t>² = 0.609 означает, что модель объясняет чуть более 60% изменчивости страховых выплат, что является удовлетворительным результатом для задачи с большим количеством неучтённых факторов (образ жизни, наследственность, хронические заболевания)</w:t>
       </w:r>
     </w:p>
     <w:p>
@@ -17959,7 +20699,7 @@
           <w:rFonts w:ascii="Times New Roman" w:hAnsi="Times New Roman"/>
           <w:lang w:val="en-US"/>
         </w:rPr>
-        <w:t>EDA</w:t>
+        <w:t>Code</w:t>
       </w:r>
     </w:p>
     <w:p>
@@ -17980,27 +20720,6 @@
           <w:rFonts w:ascii="Times New Roman" w:hAnsi="Times New Roman"/>
           <w:lang w:val="en-US"/>
         </w:rPr>
-        <w:t>Code</w:t>
-      </w:r>
-    </w:p>
-    <w:p>
-      <w:pPr>
-        <w:pStyle w:val="ListParagraph"/>
-        <w:numPr>
-          <w:ilvl w:val="0"/>
-          <w:numId w:val="14"/>
-        </w:numPr>
-        <w:jc w:val="left"/>
-        <w:rPr>
-          <w:rFonts w:ascii="Times New Roman" w:hAnsi="Times New Roman"/>
-          <w:lang w:val="en-US"/>
-        </w:rPr>
-      </w:pPr>
-      <w:r>
-        <w:rPr>
-          <w:rFonts w:ascii="Times New Roman" w:hAnsi="Times New Roman"/>
-          <w:lang w:val="en-US"/>
-        </w:rPr>
         <w:t>Glossary</w:t>
       </w:r>
     </w:p>
@@ -18059,45 +20778,10 @@
     </w:p>
     <w:p>
       <w:pPr>
-        <w:pStyle w:val="ListParagraph"/>
         <w:jc w:val="left"/>
         <w:rPr>
           <w:rFonts w:ascii="Times New Roman" w:hAnsi="Times New Roman"/>
-          <w:lang w:val="en-US"/>
-        </w:rPr>
-      </w:pPr>
-    </w:p>
-    <w:p>
-      <w:pPr>
-        <w:rPr>
-          <w:rFonts w:ascii="Times New Roman" w:hAnsi="Times New Roman"/>
-          <w:lang w:val="en-US"/>
-        </w:rPr>
-      </w:pPr>
-    </w:p>
-    <w:p>
-      <w:pPr>
-        <w:jc w:val="left"/>
-        <w:rPr>
-          <w:rFonts w:ascii="Times New Roman" w:hAnsi="Times New Roman"/>
-          <w:lang w:val="en-US"/>
-        </w:rPr>
-      </w:pPr>
-    </w:p>
-    <w:p>
-      <w:pPr>
-        <w:jc w:val="left"/>
-        <w:rPr>
-          <w:rFonts w:ascii="Times New Roman" w:hAnsi="Times New Roman"/>
-          <w:lang w:val="en-US"/>
-        </w:rPr>
-      </w:pPr>
-    </w:p>
-    <w:p>
-      <w:pPr>
-        <w:rPr>
-          <w:rFonts w:ascii="Times New Roman" w:hAnsi="Times New Roman"/>
-          <w:lang w:val="en-US"/>
+          <w:lang w:val="ru-RU"/>
         </w:rPr>
       </w:pPr>
     </w:p>
@@ -18118,1207 +20802,17 @@
           <w:rFonts w:ascii="Times New Roman" w:hAnsi="Times New Roman"/>
           <w:b w:val="0"/>
           <w:bCs/>
-        </w:rPr>
-      </w:pPr>
-      <w:r>
-        <w:rPr>
-          <w:rFonts w:ascii="Times New Roman" w:hAnsi="Times New Roman"/>
-        </w:rPr>
-        <w:br w:type="page"/>
-      </w:r>
-      <w:bookmarkStart w:id="21" w:name="_Toc231089540"/>
-      <w:r>
-        <w:rPr>
-          <w:rFonts w:ascii="Times New Roman" w:hAnsi="Times New Roman"/>
-        </w:rPr>
-        <w:lastRenderedPageBreak/>
-        <w:t>2. Первичный разведочный анализ данных (EDA). Часть 1.</w:t>
-      </w:r>
-      <w:bookmarkEnd w:id="21"/>
-    </w:p>
-    <w:p>
-      <w:pPr>
-        <w:rPr>
-          <w:rFonts w:ascii="Times New Roman" w:hAnsi="Times New Roman"/>
-        </w:rPr>
-      </w:pPr>
-    </w:p>
-    <w:p>
-      <w:pPr>
-        <w:rPr>
-          <w:rFonts w:ascii="Times New Roman" w:hAnsi="Times New Roman"/>
-        </w:rPr>
-      </w:pPr>
-      <w:r>
-        <w:rPr>
-          <w:rFonts w:ascii="Times New Roman" w:hAnsi="Times New Roman"/>
-          <w:b/>
-        </w:rPr>
-        <w:t>Таблицы 1 и 2.</w:t>
-      </w:r>
-      <w:r>
-        <w:rPr>
-          <w:rFonts w:ascii="Times New Roman" w:hAnsi="Times New Roman"/>
-        </w:rPr>
-        <w:t xml:space="preserve"> Просмотр и суммирование данных.</w:t>
-      </w:r>
-    </w:p>
-    <w:p>
-      <w:pPr>
-        <w:jc w:val="left"/>
+          <w:lang w:val="ru-RU"/>
+        </w:rPr>
+      </w:pPr>
+      <w:r>
         <w:rPr>
           <w:rFonts w:ascii="Menlo" w:hAnsi="Menlo"/>
           <w:sz w:val="20"/>
           <w:highlight w:val="white"/>
         </w:rPr>
-      </w:pPr>
-      <w:r>
-        <w:rPr>
-          <w:rFonts w:ascii="Menlo" w:hAnsi="Menlo"/>
-          <w:sz w:val="20"/>
-          <w:highlight w:val="white"/>
-        </w:rPr>
-        <w:t xml:space="preserve">    age sex     bmi     children  smoker region     charges</w:t>
-      </w:r>
-      <w:r>
-        <w:br/>
-      </w:r>
-      <w:r>
-        <w:rPr>
-          <w:rFonts w:ascii="Menlo" w:hAnsi="Menlo"/>
-          <w:sz w:val="20"/>
-          <w:highlight w:val="white"/>
-        </w:rPr>
-        <w:t>0   19  female  27.900         0    yes  southwest  16884.92400</w:t>
-      </w:r>
-      <w:r>
-        <w:br/>
-      </w:r>
-      <w:r>
-        <w:rPr>
-          <w:rFonts w:ascii="Menlo" w:hAnsi="Menlo"/>
-          <w:sz w:val="20"/>
-          <w:highlight w:val="white"/>
-        </w:rPr>
-        <w:t>1   18    male  33.770         1     no  southeast   1725.55230</w:t>
-      </w:r>
-      <w:r>
-        <w:br/>
-      </w:r>
-      <w:r>
-        <w:rPr>
-          <w:rFonts w:ascii="Menlo" w:hAnsi="Menlo"/>
-          <w:sz w:val="20"/>
-          <w:highlight w:val="white"/>
-        </w:rPr>
-        <w:t>2   28    male  33.000         3     no  southeast   4449.46200</w:t>
-      </w:r>
-      <w:r>
-        <w:br/>
-      </w:r>
-      <w:r>
-        <w:rPr>
-          <w:rFonts w:ascii="Menlo" w:hAnsi="Menlo"/>
-          <w:sz w:val="20"/>
-          <w:highlight w:val="white"/>
-        </w:rPr>
-        <w:t>3   33    male  22.705         0     no  northwest  21984.47061</w:t>
-      </w:r>
-      <w:r>
-        <w:br/>
-      </w:r>
-      <w:r>
-        <w:rPr>
-          <w:rFonts w:ascii="Menlo" w:hAnsi="Menlo"/>
-          <w:sz w:val="20"/>
-          <w:highlight w:val="white"/>
-        </w:rPr>
-        <w:t>4   32    male  28.880         0     no  northwest   3866.85520</w:t>
-      </w:r>
-    </w:p>
-    <w:p>
-      <w:pPr>
-        <w:rPr>
-          <w:rFonts w:ascii="Times New Roman" w:hAnsi="Times New Roman"/>
-        </w:rPr>
-      </w:pPr>
-    </w:p>
-    <w:p>
-      <w:pPr>
-        <w:jc w:val="left"/>
-        <w:rPr>
-          <w:rFonts w:ascii="Menlo" w:hAnsi="Menlo"/>
-          <w:sz w:val="20"/>
-          <w:highlight w:val="white"/>
-        </w:rPr>
-      </w:pPr>
-      <w:r>
-        <w:rPr>
-          <w:rFonts w:ascii="Menlo" w:hAnsi="Menlo"/>
-          <w:sz w:val="20"/>
-          <w:highlight w:val="white"/>
-        </w:rPr>
-        <w:t xml:space="preserve">               age   sex          bmi     children smoker     region  \</w:t>
-      </w:r>
-      <w:r>
-        <w:br/>
-      </w:r>
-      <w:r>
-        <w:rPr>
-          <w:rFonts w:ascii="Menlo" w:hAnsi="Menlo"/>
-          <w:sz w:val="20"/>
-          <w:highlight w:val="white"/>
-        </w:rPr>
-        <w:t xml:space="preserve">count   1338.000000  1338  1338.000000  1338.000000   1338       1338   </w:t>
-      </w:r>
-      <w:r>
-        <w:br/>
-      </w:r>
-      <w:r>
-        <w:rPr>
-          <w:rFonts w:ascii="Menlo" w:hAnsi="Menlo"/>
-          <w:sz w:val="20"/>
-          <w:highlight w:val="white"/>
-        </w:rPr>
-        <w:t xml:space="preserve">unique          NaN     2          NaN          NaN      2          4   </w:t>
-      </w:r>
-      <w:r>
-        <w:br/>
-      </w:r>
-      <w:r>
-        <w:rPr>
-          <w:rFonts w:ascii="Menlo" w:hAnsi="Menlo"/>
-          <w:sz w:val="20"/>
-          <w:highlight w:val="white"/>
-        </w:rPr>
-        <w:t xml:space="preserve">top             NaN  male          NaN          NaN     no  southeast   </w:t>
-      </w:r>
-      <w:r>
-        <w:br/>
-      </w:r>
-      <w:r>
-        <w:rPr>
-          <w:rFonts w:ascii="Menlo" w:hAnsi="Menlo"/>
-          <w:sz w:val="20"/>
-          <w:highlight w:val="white"/>
-        </w:rPr>
-        <w:t xml:space="preserve">freq            NaN   676          NaN          NaN   1064        364   </w:t>
-      </w:r>
-      <w:r>
-        <w:br/>
-      </w:r>
-      <w:r>
-        <w:rPr>
-          <w:rFonts w:ascii="Menlo" w:hAnsi="Menlo"/>
-          <w:sz w:val="20"/>
-          <w:highlight w:val="white"/>
-        </w:rPr>
-        <w:t xml:space="preserve">mean      39.207025   NaN    30.663397     1.094918    NaN        NaN   </w:t>
-      </w:r>
-      <w:r>
-        <w:br/>
-      </w:r>
-      <w:r>
-        <w:rPr>
-          <w:rFonts w:ascii="Menlo" w:hAnsi="Menlo"/>
-          <w:sz w:val="20"/>
-          <w:highlight w:val="white"/>
-        </w:rPr>
-        <w:t xml:space="preserve">std       14.049960   NaN     6.098187     1.205493    NaN        NaN   </w:t>
-      </w:r>
-      <w:r>
-        <w:br/>
-      </w:r>
-      <w:r>
-        <w:rPr>
-          <w:rFonts w:ascii="Menlo" w:hAnsi="Menlo"/>
-          <w:sz w:val="20"/>
-          <w:highlight w:val="white"/>
-        </w:rPr>
-        <w:t xml:space="preserve">min       18.000000   NaN    15.960000     0.000000    NaN        NaN   </w:t>
-      </w:r>
-      <w:r>
-        <w:br/>
-      </w:r>
-      <w:r>
-        <w:rPr>
-          <w:rFonts w:ascii="Menlo" w:hAnsi="Menlo"/>
-          <w:sz w:val="20"/>
-          <w:highlight w:val="white"/>
-        </w:rPr>
-        <w:t xml:space="preserve">25%       27.000000   NaN    26.296250     0.000000    NaN        NaN   </w:t>
-      </w:r>
-      <w:r>
-        <w:br/>
-      </w:r>
-      <w:r>
-        <w:rPr>
-          <w:rFonts w:ascii="Menlo" w:hAnsi="Menlo"/>
-          <w:sz w:val="20"/>
-          <w:highlight w:val="white"/>
-        </w:rPr>
-        <w:t xml:space="preserve">50%       39.000000   NaN    30.400000     1.000000    NaN        NaN   </w:t>
-      </w:r>
-      <w:r>
-        <w:br/>
-      </w:r>
-      <w:r>
-        <w:rPr>
-          <w:rFonts w:ascii="Menlo" w:hAnsi="Menlo"/>
-          <w:sz w:val="20"/>
-          <w:highlight w:val="white"/>
-        </w:rPr>
-        <w:t xml:space="preserve">75%       51.000000   NaN    34.693750     2.000000    NaN        NaN   </w:t>
-      </w:r>
-      <w:r>
-        <w:br/>
-      </w:r>
-      <w:r>
-        <w:rPr>
-          <w:rFonts w:ascii="Menlo" w:hAnsi="Menlo"/>
-          <w:sz w:val="20"/>
-          <w:highlight w:val="white"/>
-        </w:rPr>
-        <w:t xml:space="preserve">max       64.000000   NaN    53.130000     5.000000    NaN        NaN   </w:t>
-      </w:r>
-      <w:r>
-        <w:br/>
-      </w:r>
-      <w:r>
-        <w:br/>
-      </w:r>
-      <w:r>
-        <w:rPr>
-          <w:rFonts w:ascii="Menlo" w:hAnsi="Menlo"/>
-          <w:sz w:val="20"/>
-          <w:highlight w:val="white"/>
-        </w:rPr>
-        <w:t xml:space="preserve">             </w:t>
-      </w:r>
-      <w:r>
-        <w:br w:type="page"/>
-      </w:r>
-      <w:r>
-        <w:rPr>
-          <w:rFonts w:ascii="Menlo" w:hAnsi="Menlo"/>
-          <w:sz w:val="20"/>
-          <w:highlight w:val="white"/>
-        </w:rPr>
-        <w:lastRenderedPageBreak/>
-        <w:t xml:space="preserve">         charges  </w:t>
-      </w:r>
-      <w:r>
-        <w:br/>
-      </w:r>
-      <w:r>
-        <w:rPr>
-          <w:rFonts w:ascii="Menlo" w:hAnsi="Menlo"/>
-          <w:sz w:val="20"/>
-          <w:highlight w:val="white"/>
-        </w:rPr>
-        <w:t xml:space="preserve">count    1338.000000  </w:t>
-      </w:r>
-      <w:r>
-        <w:br/>
-      </w:r>
-      <w:r>
-        <w:rPr>
-          <w:rFonts w:ascii="Menlo" w:hAnsi="Menlo"/>
-          <w:sz w:val="20"/>
-          <w:highlight w:val="white"/>
-        </w:rPr>
-        <w:t xml:space="preserve">unique           NaN  </w:t>
-      </w:r>
-      <w:r>
-        <w:br/>
-      </w:r>
-      <w:r>
-        <w:rPr>
-          <w:rFonts w:ascii="Menlo" w:hAnsi="Menlo"/>
-          <w:sz w:val="20"/>
-          <w:highlight w:val="white"/>
-        </w:rPr>
-        <w:t xml:space="preserve">top              NaN  </w:t>
-      </w:r>
-      <w:r>
-        <w:br/>
-      </w:r>
-      <w:r>
-        <w:rPr>
-          <w:rFonts w:ascii="Menlo" w:hAnsi="Menlo"/>
-          <w:sz w:val="20"/>
-          <w:highlight w:val="white"/>
-        </w:rPr>
-        <w:t xml:space="preserve">freq             NaN  </w:t>
-      </w:r>
-      <w:r>
-        <w:br/>
-      </w:r>
-      <w:r>
-        <w:rPr>
-          <w:rFonts w:ascii="Menlo" w:hAnsi="Menlo"/>
-          <w:sz w:val="20"/>
-          <w:highlight w:val="white"/>
-        </w:rPr>
-        <w:t xml:space="preserve">mean    13270.422265  </w:t>
-      </w:r>
-      <w:r>
-        <w:br/>
-      </w:r>
-      <w:r>
-        <w:rPr>
-          <w:rFonts w:ascii="Menlo" w:hAnsi="Menlo"/>
-          <w:sz w:val="20"/>
-          <w:highlight w:val="white"/>
-        </w:rPr>
-        <w:t xml:space="preserve">std     12110.011237  </w:t>
-      </w:r>
-      <w:r>
-        <w:br/>
-      </w:r>
-      <w:r>
-        <w:rPr>
-          <w:rFonts w:ascii="Menlo" w:hAnsi="Menlo"/>
-          <w:sz w:val="20"/>
-          <w:highlight w:val="white"/>
-        </w:rPr>
-        <w:t xml:space="preserve">min      1121.873900  </w:t>
-      </w:r>
-      <w:r>
-        <w:br/>
-      </w:r>
-      <w:r>
-        <w:rPr>
-          <w:rFonts w:ascii="Menlo" w:hAnsi="Menlo"/>
-          <w:sz w:val="20"/>
-          <w:highlight w:val="white"/>
-        </w:rPr>
-        <w:t xml:space="preserve">25%      4740.287150  </w:t>
-      </w:r>
-      <w:r>
-        <w:br/>
-      </w:r>
-      <w:r>
-        <w:rPr>
-          <w:rFonts w:ascii="Menlo" w:hAnsi="Menlo"/>
-          <w:sz w:val="20"/>
-          <w:highlight w:val="white"/>
-        </w:rPr>
-        <w:t xml:space="preserve">50%      9382.033000  </w:t>
-      </w:r>
-      <w:r>
-        <w:br/>
-      </w:r>
-      <w:r>
-        <w:rPr>
-          <w:rFonts w:ascii="Menlo" w:hAnsi="Menlo"/>
-          <w:sz w:val="20"/>
-          <w:highlight w:val="white"/>
-        </w:rPr>
-        <w:t xml:space="preserve">75%     16639.912515  </w:t>
-      </w:r>
-      <w:r>
-        <w:br/>
-      </w:r>
-      <w:r>
-        <w:rPr>
-          <w:rFonts w:ascii="Menlo" w:hAnsi="Menlo"/>
-          <w:sz w:val="20"/>
-          <w:highlight w:val="white"/>
-        </w:rPr>
-        <w:t>max     63770.428010</w:t>
-      </w:r>
-    </w:p>
-    <w:p>
-      <w:pPr>
-        <w:rPr>
-          <w:rFonts w:ascii="Times New Roman" w:hAnsi="Times New Roman"/>
-        </w:rPr>
-      </w:pPr>
-    </w:p>
-    <w:p>
-      <w:pPr>
-        <w:rPr>
-          <w:rFonts w:ascii="Times New Roman" w:hAnsi="Times New Roman"/>
-        </w:rPr>
-      </w:pPr>
-      <w:r>
-        <w:rPr>
-          <w:rFonts w:ascii="Times New Roman" w:hAnsi="Times New Roman"/>
-          <w:b/>
-        </w:rPr>
-        <w:t>Таблица 3.</w:t>
-      </w:r>
-      <w:r>
-        <w:rPr>
-          <w:rFonts w:ascii="Times New Roman" w:hAnsi="Times New Roman"/>
-        </w:rPr>
-        <w:t xml:space="preserve"> Типы данных в датасете.</w:t>
-      </w:r>
-    </w:p>
-    <w:p>
-      <w:pPr>
-        <w:jc w:val="left"/>
-        <w:rPr>
-          <w:rFonts w:ascii="Menlo" w:hAnsi="Menlo"/>
-          <w:sz w:val="20"/>
-          <w:highlight w:val="white"/>
-        </w:rPr>
-      </w:pPr>
-      <w:r>
-        <w:rPr>
-          <w:rFonts w:ascii="Menlo" w:hAnsi="Menlo"/>
-          <w:sz w:val="20"/>
-          <w:highlight w:val="white"/>
-        </w:rPr>
-        <w:t>age           int64</w:t>
-      </w:r>
-      <w:r>
-        <w:br/>
-      </w:r>
-      <w:r>
-        <w:rPr>
-          <w:rFonts w:ascii="Menlo" w:hAnsi="Menlo"/>
-          <w:sz w:val="20"/>
-          <w:highlight w:val="white"/>
-        </w:rPr>
-        <w:t>sex          object</w:t>
-      </w:r>
-      <w:r>
-        <w:br/>
-      </w:r>
-      <w:r>
-        <w:rPr>
-          <w:rFonts w:ascii="Menlo" w:hAnsi="Menlo"/>
-          <w:sz w:val="20"/>
-          <w:highlight w:val="white"/>
-        </w:rPr>
-        <w:t>bmi         float64</w:t>
-      </w:r>
-      <w:r>
-        <w:br/>
-      </w:r>
-      <w:r>
-        <w:rPr>
-          <w:rFonts w:ascii="Menlo" w:hAnsi="Menlo"/>
-          <w:sz w:val="20"/>
-          <w:highlight w:val="white"/>
-        </w:rPr>
-        <w:t>children      int64</w:t>
-      </w:r>
-      <w:r>
-        <w:br/>
-      </w:r>
-      <w:r>
-        <w:rPr>
-          <w:rFonts w:ascii="Menlo" w:hAnsi="Menlo"/>
-          <w:sz w:val="20"/>
-          <w:highlight w:val="white"/>
-        </w:rPr>
-        <w:t>smoker       object</w:t>
-      </w:r>
-      <w:r>
-        <w:br/>
-      </w:r>
-      <w:r>
-        <w:rPr>
-          <w:rFonts w:ascii="Menlo" w:hAnsi="Menlo"/>
-          <w:sz w:val="20"/>
-          <w:highlight w:val="white"/>
-        </w:rPr>
-        <w:t>region       object</w:t>
-      </w:r>
-      <w:r>
-        <w:br/>
-      </w:r>
-      <w:r>
-        <w:rPr>
-          <w:rFonts w:ascii="Menlo" w:hAnsi="Menlo"/>
-          <w:sz w:val="20"/>
-          <w:highlight w:val="white"/>
-        </w:rPr>
-        <w:t>charges     float64</w:t>
-      </w:r>
-      <w:r>
-        <w:br/>
-      </w:r>
-      <w:r>
-        <w:rPr>
-          <w:rFonts w:ascii="Menlo" w:hAnsi="Menlo"/>
-          <w:sz w:val="20"/>
-          <w:highlight w:val="white"/>
-        </w:rPr>
-        <w:t>dtype: object</w:t>
-      </w:r>
-    </w:p>
-    <w:p>
-      <w:pPr>
-        <w:rPr>
-          <w:rFonts w:ascii="Times New Roman" w:hAnsi="Times New Roman"/>
-        </w:rPr>
-      </w:pPr>
-    </w:p>
-    <w:p>
-      <w:pPr>
-        <w:jc w:val="left"/>
-        <w:rPr>
-          <w:rFonts w:ascii="Menlo" w:hAnsi="Menlo"/>
-          <w:sz w:val="20"/>
-          <w:highlight w:val="white"/>
-        </w:rPr>
-      </w:pPr>
-      <w:r>
-        <w:rPr>
-          <w:b/>
-        </w:rPr>
-        <w:t>Таблица 4.</w:t>
-      </w:r>
-      <w:r>
-        <w:t xml:space="preserve"> Нормализация поля bmi. </w:t>
-      </w:r>
-      <w:r>
-        <w:br/>
-      </w:r>
-      <w:r>
-        <w:rPr>
-          <w:rFonts w:ascii="Menlo" w:hAnsi="Menlo"/>
-          <w:sz w:val="20"/>
-          <w:highlight w:val="white"/>
-        </w:rPr>
-        <w:t>0       Overweight  27.900</w:t>
-      </w:r>
-      <w:r>
-        <w:br/>
-      </w:r>
-      <w:r>
-        <w:rPr>
-          <w:rFonts w:ascii="Menlo" w:hAnsi="Menlo"/>
-          <w:sz w:val="20"/>
-          <w:highlight w:val="white"/>
-        </w:rPr>
-        <w:t>1          Obesity  33.770</w:t>
-      </w:r>
-      <w:r>
-        <w:br/>
-      </w:r>
-      <w:r>
-        <w:rPr>
-          <w:rFonts w:ascii="Menlo" w:hAnsi="Menlo"/>
-          <w:sz w:val="20"/>
-          <w:highlight w:val="white"/>
-        </w:rPr>
-        <w:t>2          Obesity  33.000</w:t>
-      </w:r>
-      <w:r>
-        <w:br/>
-      </w:r>
-      <w:r>
-        <w:rPr>
-          <w:rFonts w:ascii="Menlo" w:hAnsi="Menlo"/>
-          <w:sz w:val="20"/>
-          <w:highlight w:val="white"/>
-        </w:rPr>
-        <w:t>3    Normal weight  22.705</w:t>
-      </w:r>
-      <w:r>
-        <w:br/>
-      </w:r>
-      <w:r>
-        <w:rPr>
-          <w:rFonts w:ascii="Menlo" w:hAnsi="Menlo"/>
-          <w:sz w:val="20"/>
-          <w:highlight w:val="white"/>
-        </w:rPr>
-        <w:t>4       Overweight  28.880</w:t>
-      </w:r>
-      <w:r>
-        <w:br/>
-      </w:r>
-      <w:r>
-        <w:rPr>
-          <w:rFonts w:ascii="Menlo" w:hAnsi="Menlo"/>
-          <w:sz w:val="20"/>
-          <w:highlight w:val="white"/>
-        </w:rPr>
-        <w:t>5       Overweight  25.740</w:t>
-      </w:r>
-      <w:r>
-        <w:br/>
-      </w:r>
-      <w:r>
-        <w:rPr>
-          <w:rFonts w:ascii="Menlo" w:hAnsi="Menlo"/>
-          <w:sz w:val="20"/>
-          <w:highlight w:val="white"/>
-        </w:rPr>
-        <w:t>6          Obesity  33.440</w:t>
-      </w:r>
-      <w:r>
-        <w:br/>
-      </w:r>
-      <w:r>
-        <w:rPr>
-          <w:rFonts w:ascii="Menlo" w:hAnsi="Menlo"/>
-          <w:sz w:val="20"/>
-          <w:highlight w:val="white"/>
-        </w:rPr>
-        <w:t>7       Overweight  27.740</w:t>
-      </w:r>
-      <w:r>
-        <w:br/>
-      </w:r>
-      <w:r>
-        <w:rPr>
-          <w:rFonts w:ascii="Menlo" w:hAnsi="Menlo"/>
-          <w:sz w:val="20"/>
-          <w:highlight w:val="white"/>
-        </w:rPr>
-        <w:t>8       Overweight  29.830</w:t>
-      </w:r>
-      <w:r>
-        <w:br/>
-      </w:r>
-      <w:r>
-        <w:rPr>
-          <w:rFonts w:ascii="Menlo" w:hAnsi="Menlo"/>
-          <w:sz w:val="20"/>
-          <w:highlight w:val="white"/>
-        </w:rPr>
-        <w:t>9       Overweight  25.840</w:t>
-      </w:r>
-      <w:r>
-        <w:br/>
-      </w:r>
-      <w:r>
-        <w:rPr>
-          <w:rFonts w:ascii="Menlo" w:hAnsi="Menlo"/>
-          <w:sz w:val="20"/>
-          <w:highlight w:val="white"/>
-        </w:rPr>
-        <w:t>10      Overweight  26.220</w:t>
-      </w:r>
-      <w:r>
-        <w:br/>
-      </w:r>
-      <w:r>
-        <w:rPr>
-          <w:rFonts w:ascii="Menlo" w:hAnsi="Menlo"/>
-          <w:sz w:val="20"/>
-          <w:highlight w:val="white"/>
-        </w:rPr>
-        <w:t>11      Overweight  26.290</w:t>
-      </w:r>
-      <w:r>
-        <w:br/>
-      </w:r>
-      <w:r>
-        <w:rPr>
-          <w:rFonts w:ascii="Menlo" w:hAnsi="Menlo"/>
-          <w:sz w:val="20"/>
-          <w:highlight w:val="white"/>
-        </w:rPr>
-        <w:t>12         Obesity  34.400</w:t>
-      </w:r>
-      <w:r>
-        <w:br/>
-      </w:r>
-      <w:r>
-        <w:rPr>
-          <w:rFonts w:ascii="Menlo" w:hAnsi="Menlo"/>
-          <w:sz w:val="20"/>
-          <w:highlight w:val="white"/>
-        </w:rPr>
-        <w:t>13         Obesity  39.820</w:t>
-      </w:r>
-      <w:r>
-        <w:br/>
-      </w:r>
-      <w:r>
-        <w:rPr>
-          <w:rFonts w:ascii="Menlo" w:hAnsi="Menlo"/>
-          <w:sz w:val="20"/>
-          <w:highlight w:val="white"/>
-        </w:rPr>
-        <w:t>14         Obesity  42.130</w:t>
-      </w:r>
-      <w:r>
-        <w:br/>
-      </w:r>
-      <w:r>
-        <w:rPr>
-          <w:rFonts w:ascii="Menlo" w:hAnsi="Menlo"/>
-          <w:sz w:val="20"/>
-          <w:highlight w:val="white"/>
-        </w:rPr>
-        <w:t>15   Normal weight  24.600</w:t>
-      </w:r>
-      <w:r>
-        <w:br/>
-      </w:r>
-      <w:r>
-        <w:rPr>
-          <w:rFonts w:ascii="Menlo" w:hAnsi="Menlo"/>
-          <w:sz w:val="20"/>
-          <w:highlight w:val="white"/>
-        </w:rPr>
-        <w:t>16         Obesity  30.780</w:t>
-      </w:r>
-      <w:r>
-        <w:br/>
-      </w:r>
-      <w:r>
-        <w:rPr>
-          <w:rFonts w:ascii="Menlo" w:hAnsi="Menlo"/>
-          <w:sz w:val="20"/>
-          <w:highlight w:val="white"/>
-        </w:rPr>
-        <w:t>17   Normal weight  23.845</w:t>
-      </w:r>
-      <w:r>
-        <w:br/>
-      </w:r>
-      <w:r>
-        <w:rPr>
-          <w:rFonts w:ascii="Menlo" w:hAnsi="Menlo"/>
-          <w:sz w:val="20"/>
-          <w:highlight w:val="white"/>
-        </w:rPr>
-        <w:t>18         Obesity  40.300</w:t>
-      </w:r>
-      <w:r>
-        <w:br/>
-      </w:r>
-      <w:r>
-        <w:rPr>
-          <w:rFonts w:ascii="Menlo" w:hAnsi="Menlo"/>
-          <w:sz w:val="20"/>
-          <w:highlight w:val="white"/>
-        </w:rPr>
-        <w:t>19         Obesity  35.300</w:t>
-      </w:r>
-      <w:r>
-        <w:br/>
-      </w:r>
-      <w:r>
-        <w:rPr>
-          <w:rFonts w:ascii="Menlo" w:hAnsi="Menlo"/>
-          <w:sz w:val="20"/>
-          <w:highlight w:val="white"/>
-        </w:rPr>
-        <w:t>20         Obesity  36.005</w:t>
-      </w:r>
-      <w:r>
-        <w:br/>
-      </w:r>
-      <w:r>
-        <w:rPr>
-          <w:rFonts w:ascii="Menlo" w:hAnsi="Menlo"/>
-          <w:sz w:val="20"/>
-          <w:highlight w:val="white"/>
-        </w:rPr>
-        <w:t>21         Obesity  32.400</w:t>
-      </w:r>
-      <w:r>
-        <w:br/>
-      </w:r>
-      <w:r>
-        <w:rPr>
-          <w:rFonts w:ascii="Menlo" w:hAnsi="Menlo"/>
-          <w:sz w:val="20"/>
-          <w:highlight w:val="white"/>
-        </w:rPr>
-        <w:t>22         Obesity  34.100</w:t>
-      </w:r>
-      <w:r>
-        <w:br/>
-      </w:r>
-      <w:r>
-        <w:rPr>
-          <w:rFonts w:ascii="Menlo" w:hAnsi="Menlo"/>
-          <w:sz w:val="20"/>
-          <w:highlight w:val="white"/>
-        </w:rPr>
-        <w:t>23         Obesity  31.920</w:t>
-      </w:r>
-      <w:r>
-        <w:br/>
-      </w:r>
-      <w:r>
-        <w:rPr>
-          <w:rFonts w:ascii="Menlo" w:hAnsi="Menlo"/>
-          <w:sz w:val="20"/>
-          <w:highlight w:val="white"/>
-        </w:rPr>
-        <w:t>24      Overweight  28.025</w:t>
-      </w:r>
-      <w:r>
-        <w:br/>
-      </w:r>
-      <w:r>
-        <w:rPr>
-          <w:rFonts w:ascii="Menlo" w:hAnsi="Menlo"/>
-          <w:sz w:val="20"/>
-          <w:highlight w:val="white"/>
-        </w:rPr>
-        <w:t>25      Overweight  27.720</w:t>
-      </w:r>
-      <w:r>
-        <w:br/>
-      </w:r>
-      <w:r>
-        <w:rPr>
-          <w:rFonts w:ascii="Menlo" w:hAnsi="Menlo"/>
-          <w:sz w:val="20"/>
-          <w:highlight w:val="white"/>
-        </w:rPr>
-        <w:t>26   Normal weight  23.085</w:t>
-      </w:r>
-      <w:r>
-        <w:br/>
-      </w:r>
-      <w:r>
-        <w:rPr>
-          <w:rFonts w:ascii="Menlo" w:hAnsi="Menlo"/>
-          <w:sz w:val="20"/>
-          <w:highlight w:val="white"/>
-        </w:rPr>
-        <w:t>27         Obesity  32.775</w:t>
-      </w:r>
-      <w:r>
-        <w:br/>
-      </w:r>
-      <w:r>
-        <w:rPr>
-          <w:rFonts w:ascii="Menlo" w:hAnsi="Menlo"/>
-          <w:sz w:val="20"/>
-          <w:highlight w:val="white"/>
-        </w:rPr>
-        <w:t>28     Underweight  17.385</w:t>
-      </w:r>
-      <w:r>
-        <w:br/>
-      </w:r>
-      <w:r>
-        <w:rPr>
-          <w:rFonts w:ascii="Menlo" w:hAnsi="Menlo"/>
-          <w:sz w:val="20"/>
-          <w:highlight w:val="white"/>
-        </w:rPr>
-        <w:t>29         Obesity  36.300</w:t>
-      </w:r>
-    </w:p>
-    <w:p>
-      <w:pPr>
-        <w:rPr>
-          <w:rFonts w:ascii="Times New Roman" w:hAnsi="Times New Roman"/>
-        </w:rPr>
-      </w:pPr>
-    </w:p>
-    <w:p>
-      <w:pPr>
-        <w:rPr>
-          <w:rFonts w:ascii="Times New Roman" w:hAnsi="Times New Roman"/>
-        </w:rPr>
-      </w:pPr>
-      <w:r>
-        <w:rPr>
-          <w:rFonts w:ascii="Times New Roman" w:hAnsi="Times New Roman"/>
-          <w:b/>
-        </w:rPr>
-        <w:t>Таблица 5.</w:t>
-      </w:r>
-      <w:r>
-        <w:rPr>
-          <w:rFonts w:ascii="Times New Roman" w:hAnsi="Times New Roman"/>
-        </w:rPr>
-        <w:t xml:space="preserve"> Нормализуем weight_category и region при помощи One-Hot Encoding:</w:t>
-      </w:r>
-    </w:p>
-    <w:p>
-      <w:pPr>
-        <w:jc w:val="left"/>
-        <w:rPr>
-          <w:rFonts w:ascii="Times New Roman" w:hAnsi="Times New Roman"/>
-        </w:rPr>
-      </w:pPr>
-      <w:r>
-        <w:rPr>
-          <w:rFonts w:ascii="Menlo" w:hAnsi="Menlo"/>
-          <w:sz w:val="20"/>
-          <w:highlight w:val="white"/>
-        </w:rPr>
-        <w:t xml:space="preserve">   age     sex     bmi  children smoker      charges  \</w:t>
-      </w:r>
-      <w:r>
-        <w:br/>
-      </w:r>
-      <w:r>
-        <w:rPr>
-          <w:rFonts w:ascii="Menlo" w:hAnsi="Menlo"/>
-          <w:sz w:val="20"/>
-          <w:highlight w:val="white"/>
-        </w:rPr>
-        <w:t xml:space="preserve">0   19  female  27.900         0    yes  16884.92400   </w:t>
-      </w:r>
-      <w:r>
-        <w:br/>
-      </w:r>
-      <w:r>
-        <w:rPr>
-          <w:rFonts w:ascii="Menlo" w:hAnsi="Menlo"/>
-          <w:sz w:val="20"/>
-          <w:highlight w:val="white"/>
-        </w:rPr>
-        <w:t xml:space="preserve">1   18    male  33.770         1     no   1725.55230   </w:t>
-      </w:r>
-      <w:r>
-        <w:br/>
-      </w:r>
-      <w:r>
-        <w:rPr>
-          <w:rFonts w:ascii="Menlo" w:hAnsi="Menlo"/>
-          <w:sz w:val="20"/>
-          <w:highlight w:val="white"/>
-        </w:rPr>
-        <w:t xml:space="preserve">2   28    male  33.000         3     no   4449.46200   </w:t>
-      </w:r>
-      <w:r>
-        <w:br/>
-      </w:r>
-      <w:r>
-        <w:rPr>
-          <w:rFonts w:ascii="Menlo" w:hAnsi="Menlo"/>
-          <w:sz w:val="20"/>
-          <w:highlight w:val="white"/>
-        </w:rPr>
-        <w:lastRenderedPageBreak/>
-        <w:t xml:space="preserve">3   33    male  22.705         0     no  21984.47061   </w:t>
-      </w:r>
-      <w:r>
-        <w:br/>
-      </w:r>
-      <w:r>
-        <w:rPr>
-          <w:rFonts w:ascii="Menlo" w:hAnsi="Menlo"/>
-          <w:sz w:val="20"/>
-          <w:highlight w:val="white"/>
-        </w:rPr>
-        <w:t xml:space="preserve">4   32    male  28.880         0     no   3866.85520   </w:t>
-      </w:r>
-      <w:r>
-        <w:br/>
-      </w:r>
-      <w:r>
-        <w:br/>
-      </w:r>
-      <w:r>
-        <w:rPr>
-          <w:rFonts w:ascii="Menlo" w:hAnsi="Menlo"/>
-          <w:sz w:val="20"/>
-          <w:highlight w:val="white"/>
-        </w:rPr>
-        <w:t xml:space="preserve">   weight_category_Normal weight  weight_category_Obesity  \</w:t>
-      </w:r>
-      <w:r>
-        <w:br/>
-      </w:r>
-      <w:r>
-        <w:rPr>
-          <w:rFonts w:ascii="Menlo" w:hAnsi="Menlo"/>
-          <w:sz w:val="20"/>
-          <w:highlight w:val="white"/>
-        </w:rPr>
-        <w:t xml:space="preserve">0                              0                        0   </w:t>
-      </w:r>
-      <w:r>
-        <w:br/>
-      </w:r>
-      <w:r>
-        <w:rPr>
-          <w:rFonts w:ascii="Menlo" w:hAnsi="Menlo"/>
-          <w:sz w:val="20"/>
-          <w:highlight w:val="white"/>
-        </w:rPr>
-        <w:t xml:space="preserve">1                              0                        1   </w:t>
-      </w:r>
-      <w:r>
-        <w:br/>
-      </w:r>
-      <w:r>
-        <w:rPr>
-          <w:rFonts w:ascii="Menlo" w:hAnsi="Menlo"/>
-          <w:sz w:val="20"/>
-          <w:highlight w:val="white"/>
-        </w:rPr>
-        <w:t xml:space="preserve">2                              0                        1   </w:t>
-      </w:r>
-      <w:r>
-        <w:br/>
-      </w:r>
-      <w:r>
-        <w:rPr>
-          <w:rFonts w:ascii="Menlo" w:hAnsi="Menlo"/>
-          <w:sz w:val="20"/>
-          <w:highlight w:val="white"/>
-        </w:rPr>
-        <w:t xml:space="preserve">3                              1                        0   </w:t>
-      </w:r>
-      <w:r>
-        <w:br/>
-      </w:r>
-      <w:r>
-        <w:rPr>
-          <w:rFonts w:ascii="Menlo" w:hAnsi="Menlo"/>
-          <w:sz w:val="20"/>
-          <w:highlight w:val="white"/>
-        </w:rPr>
-        <w:t xml:space="preserve">4                              0                        0   </w:t>
-      </w:r>
-      <w:r>
-        <w:br/>
-      </w:r>
-      <w:r>
-        <w:br/>
-      </w:r>
-      <w:r>
-        <w:rPr>
-          <w:rFonts w:ascii="Menlo" w:hAnsi="Menlo"/>
-          <w:sz w:val="20"/>
-          <w:highlight w:val="white"/>
-        </w:rPr>
-        <w:t xml:space="preserve">   weight_category_Overweight  weight_category_Underweight  region_northeast  \</w:t>
-      </w:r>
-      <w:r>
-        <w:br/>
-      </w:r>
-      <w:r>
-        <w:rPr>
-          <w:rFonts w:ascii="Menlo" w:hAnsi="Menlo"/>
-          <w:sz w:val="20"/>
-          <w:highlight w:val="white"/>
-        </w:rPr>
-        <w:t xml:space="preserve">0                           1                            0                 0   </w:t>
-      </w:r>
-      <w:r>
-        <w:br/>
-      </w:r>
-      <w:r>
-        <w:rPr>
-          <w:rFonts w:ascii="Menlo" w:hAnsi="Menlo"/>
-          <w:sz w:val="20"/>
-          <w:highlight w:val="white"/>
-        </w:rPr>
-        <w:t xml:space="preserve">1                           0                            0                 0   </w:t>
-      </w:r>
-      <w:r>
-        <w:br/>
-      </w:r>
-      <w:r>
-        <w:rPr>
-          <w:rFonts w:ascii="Menlo" w:hAnsi="Menlo"/>
-          <w:sz w:val="20"/>
-          <w:highlight w:val="white"/>
-        </w:rPr>
-        <w:t xml:space="preserve">2                           0                            0                 0   </w:t>
-      </w:r>
-      <w:r>
-        <w:br/>
-      </w:r>
-      <w:r>
-        <w:rPr>
-          <w:rFonts w:ascii="Menlo" w:hAnsi="Menlo"/>
-          <w:sz w:val="20"/>
-          <w:highlight w:val="white"/>
-        </w:rPr>
-        <w:t xml:space="preserve">3                           0                            0                 0   </w:t>
-      </w:r>
-      <w:r>
-        <w:br/>
-      </w:r>
-      <w:r>
-        <w:rPr>
-          <w:rFonts w:ascii="Menlo" w:hAnsi="Menlo"/>
-          <w:sz w:val="20"/>
-          <w:highlight w:val="white"/>
-        </w:rPr>
-        <w:t xml:space="preserve">4                           1                            0                 0   </w:t>
-      </w:r>
-      <w:r>
-        <w:br/>
-      </w:r>
-      <w:r>
-        <w:br/>
-      </w:r>
-      <w:r>
-        <w:rPr>
-          <w:rFonts w:ascii="Menlo" w:hAnsi="Menlo"/>
-          <w:sz w:val="20"/>
-          <w:highlight w:val="white"/>
-        </w:rPr>
-        <w:t xml:space="preserve">   region_northwest  region_southeast  region_southwest  </w:t>
-      </w:r>
-      <w:r>
-        <w:br/>
-      </w:r>
-      <w:r>
-        <w:rPr>
-          <w:rFonts w:ascii="Menlo" w:hAnsi="Menlo"/>
-          <w:sz w:val="20"/>
-          <w:highlight w:val="white"/>
-        </w:rPr>
-        <w:t xml:space="preserve">0                 0                 0                 1  </w:t>
-      </w:r>
-      <w:r>
-        <w:br/>
-      </w:r>
-      <w:r>
-        <w:rPr>
-          <w:rFonts w:ascii="Menlo" w:hAnsi="Menlo"/>
-          <w:sz w:val="20"/>
-          <w:highlight w:val="white"/>
-        </w:rPr>
-        <w:t xml:space="preserve">1                 0                 1                 0  </w:t>
-      </w:r>
-      <w:r>
-        <w:br/>
-      </w:r>
-      <w:r>
-        <w:rPr>
-          <w:rFonts w:ascii="Menlo" w:hAnsi="Menlo"/>
-          <w:sz w:val="20"/>
-          <w:highlight w:val="white"/>
-        </w:rPr>
-        <w:t xml:space="preserve">2                 0                 1                 0  </w:t>
-      </w:r>
-      <w:r>
-        <w:br/>
-      </w:r>
-      <w:r>
-        <w:rPr>
-          <w:rFonts w:ascii="Menlo" w:hAnsi="Menlo"/>
-          <w:sz w:val="20"/>
-          <w:highlight w:val="white"/>
-        </w:rPr>
-        <w:t xml:space="preserve">3                 1                 0                 0  </w:t>
-      </w:r>
-      <w:r>
-        <w:br/>
-      </w:r>
-      <w:r>
-        <w:rPr>
-          <w:rFonts w:ascii="Menlo" w:hAnsi="Menlo"/>
-          <w:sz w:val="20"/>
-          <w:highlight w:val="white"/>
-        </w:rPr>
-        <w:t xml:space="preserve">4                 1                 0                 0  </w:t>
-      </w:r>
-    </w:p>
-    <w:p>
-      <w:pPr>
-        <w:rPr>
-          <w:rFonts w:ascii="Times New Roman" w:hAnsi="Times New Roman"/>
-        </w:rPr>
-      </w:pPr>
+        <w:t xml:space="preserve">      </w:t>
+      </w:r>
     </w:p>
     <w:p>
       <w:pPr>
@@ -19332,19 +20826,11 @@
         <w:pStyle w:val="Heading2"/>
         <w:rPr>
           <w:rFonts w:hint="eastAsia"/>
+          <w:b w:val="0"/>
         </w:rPr>
       </w:pPr>
       <w:bookmarkStart w:id="22" w:name="__RefHeading___11"/>
       <w:bookmarkEnd w:id="22"/>
-      <w:r>
-        <w:br w:type="page"/>
-      </w:r>
-      <w:bookmarkStart w:id="23" w:name="_Toc231089541"/>
-      <w:r>
-        <w:lastRenderedPageBreak/>
-        <w:t>2. Первичный разведочный анализ данных (EDA). Часть 2.</w:t>
-      </w:r>
-      <w:bookmarkEnd w:id="23"/>
     </w:p>
     <w:p>
       <w:pPr>
@@ -19353,9 +20839,6 @@
           <w:rFonts w:hint="eastAsia"/>
         </w:rPr>
       </w:pPr>
-      <w:r>
-        <w:t>Ответим на следующие вопросы:</w:t>
-      </w:r>
     </w:p>
     <w:p>
       <w:pPr>
@@ -19367,64 +20850,15 @@
     </w:p>
     <w:p>
       <w:pPr>
-        <w:numPr>
-          <w:ilvl w:val="0"/>
-          <w:numId w:val="4"/>
-        </w:numPr>
         <w:jc w:val="left"/>
         <w:rPr>
           <w:rFonts w:hint="eastAsia"/>
-          <w:b/>
-        </w:rPr>
-      </w:pPr>
-      <w:r>
-        <w:rPr>
-          <w:b/>
-          <w:sz w:val="30"/>
-        </w:rPr>
-        <w:t xml:space="preserve">Как между собой соотносятся bmi </w:t>
-      </w:r>
-      <w:r>
-        <w:rPr>
-          <w:b/>
-          <w:noProof/>
-        </w:rPr>
-        <w:drawing>
-          <wp:inline distT="0" distB="0" distL="0" distR="0" wp14:anchorId="23764FD9" wp14:editId="0CE1EA7D">
-            <wp:extent cx="6264274" cy="4605145"/>
-            <wp:effectExtent l="0" t="0" r="0" b="0"/>
-            <wp:docPr id="6" name="Picture 6"/>
-            <wp:cNvGraphicFramePr/>
-            <a:graphic xmlns:a="http://schemas.openxmlformats.org/drawingml/2006/main">
-              <a:graphicData uri="http://schemas.openxmlformats.org/drawingml/2006/picture">
-                <pic:pic xmlns:pic="http://schemas.openxmlformats.org/drawingml/2006/picture">
-                  <pic:nvPicPr>
-                    <pic:cNvPr id="7" name="Picture 7"/>
-                    <pic:cNvPicPr/>
-                  </pic:nvPicPr>
-                  <pic:blipFill>
-                    <a:blip r:embed="rId10"/>
-                    <a:stretch/>
-                  </pic:blipFill>
-                  <pic:spPr>
-                    <a:xfrm>
-                      <a:off x="0" y="0"/>
-                      <a:ext cx="6264274" cy="4605145"/>
-                    </a:xfrm>
-                    <a:prstGeom prst="rect">
-                      <a:avLst/>
-                    </a:prstGeom>
-                  </pic:spPr>
-                </pic:pic>
-              </a:graphicData>
-            </a:graphic>
-          </wp:inline>
-        </w:drawing>
-      </w:r>
-    </w:p>
-    <w:p>
-      <w:pPr>
-        <w:jc w:val="left"/>
+        </w:rPr>
+      </w:pPr>
+    </w:p>
+    <w:p>
+      <w:pPr>
+        <w:spacing w:after="159"/>
         <w:rPr>
           <w:rFonts w:hint="eastAsia"/>
         </w:rPr>
@@ -19432,1544 +20866,26 @@
     </w:p>
     <w:p>
       <w:pPr>
-        <w:jc w:val="left"/>
-        <w:rPr>
-          <w:rFonts w:hint="eastAsia"/>
-        </w:rPr>
-      </w:pPr>
-      <w:r>
-        <w:rPr>
-          <w:noProof/>
-        </w:rPr>
-        <w:lastRenderedPageBreak/>
-        <w:drawing>
-          <wp:inline distT="0" distB="0" distL="0" distR="0" wp14:anchorId="51ED68CB" wp14:editId="1BDA141B">
-            <wp:extent cx="6264275" cy="3875175"/>
-            <wp:effectExtent l="0" t="0" r="0" b="0"/>
-            <wp:docPr id="8" name="Picture 8"/>
-            <wp:cNvGraphicFramePr/>
-            <a:graphic xmlns:a="http://schemas.openxmlformats.org/drawingml/2006/main">
-              <a:graphicData uri="http://schemas.openxmlformats.org/drawingml/2006/picture">
-                <pic:pic xmlns:pic="http://schemas.openxmlformats.org/drawingml/2006/picture">
-                  <pic:nvPicPr>
-                    <pic:cNvPr id="9" name="Picture 9"/>
-                    <pic:cNvPicPr/>
-                  </pic:nvPicPr>
-                  <pic:blipFill>
-                    <a:blip r:embed="rId11"/>
-                    <a:stretch/>
-                  </pic:blipFill>
-                  <pic:spPr>
-                    <a:xfrm>
-                      <a:off x="0" y="0"/>
-                      <a:ext cx="6264275" cy="3875175"/>
-                    </a:xfrm>
-                    <a:prstGeom prst="rect">
-                      <a:avLst/>
-                    </a:prstGeom>
-                  </pic:spPr>
-                </pic:pic>
-              </a:graphicData>
-            </a:graphic>
-          </wp:inline>
-        </w:drawing>
-      </w:r>
-    </w:p>
-    <w:p>
-      <w:pPr>
-        <w:jc w:val="left"/>
-        <w:rPr>
-          <w:rFonts w:hint="eastAsia"/>
-        </w:rPr>
-      </w:pPr>
-    </w:p>
-    <w:p>
-      <w:pPr>
         <w:spacing w:after="159"/>
         <w:rPr>
-          <w:rFonts w:hint="eastAsia"/>
-        </w:rPr>
-      </w:pPr>
-      <w:r>
-        <w:br w:type="page"/>
-      </w:r>
-      <w:r>
-        <w:rPr>
-          <w:rFonts w:ascii="Times New Roman" w:hAnsi="Times New Roman"/>
-          <w:b/>
+          <w:rFonts w:ascii="Times New Roman" w:hAnsi="Times New Roman"/>
           <w:sz w:val="27"/>
-        </w:rPr>
-        <w:lastRenderedPageBreak/>
-        <w:t>Наблюдение 1.</w:t>
-      </w:r>
-      <w:r>
-        <w:rPr>
-          <w:rFonts w:ascii="Times New Roman" w:hAnsi="Times New Roman"/>
+          <w:lang w:val="ru-RU"/>
+        </w:rPr>
+      </w:pPr>
+    </w:p>
+    <w:p>
+      <w:pPr>
+        <w:rPr>
+          <w:rFonts w:ascii="Times New Roman" w:hAnsi="Times New Roman" w:hint="eastAsia"/>
           <w:sz w:val="27"/>
-        </w:rPr>
-        <w:t xml:space="preserve"> Благодаря визуализации, мы можем рассмотреть что люди с BMI классифицированным как 'Obesity' соблюдают тенденцию иметь более высокую стоимость страховых выплат, а люди с BMI 'Underweight' имеют более низкую стоимость страховых выплат. 'Normal weight' и 'Overweight' в общем и целом одинаковы.</w:t>
-      </w:r>
-    </w:p>
-    <w:p>
-      <w:pPr>
-        <w:jc w:val="left"/>
-        <w:rPr>
-          <w:rFonts w:hint="eastAsia"/>
-        </w:rPr>
-      </w:pPr>
-    </w:p>
-    <w:p>
-      <w:pPr>
-        <w:numPr>
-          <w:ilvl w:val="0"/>
-          <w:numId w:val="4"/>
-        </w:numPr>
-        <w:jc w:val="left"/>
-        <w:rPr>
-          <w:rFonts w:hint="eastAsia"/>
-          <w:b/>
-          <w:sz w:val="30"/>
-        </w:rPr>
-      </w:pPr>
-      <w:r>
-        <w:rPr>
-          <w:b/>
-          <w:sz w:val="30"/>
-        </w:rPr>
-        <w:t>Посчитать центральную тенденцию charges.</w:t>
-      </w:r>
-    </w:p>
-    <w:p>
-      <w:pPr>
-        <w:jc w:val="left"/>
-        <w:rPr>
-          <w:rFonts w:hint="eastAsia"/>
-        </w:rPr>
-      </w:pPr>
-    </w:p>
-    <w:p>
-      <w:pPr>
-        <w:rPr>
-          <w:rFonts w:hint="eastAsia"/>
-        </w:rPr>
-      </w:pPr>
-      <w:r>
-        <w:t xml:space="preserve">    Mean: 13270.422265141257</w:t>
-      </w:r>
-    </w:p>
-    <w:p>
-      <w:pPr>
-        <w:rPr>
-          <w:rFonts w:hint="eastAsia"/>
-        </w:rPr>
-      </w:pPr>
-      <w:r>
-        <w:t xml:space="preserve">    Median: 9382.033</w:t>
-      </w:r>
-    </w:p>
-    <w:p>
-      <w:pPr>
-        <w:rPr>
-          <w:rFonts w:hint="eastAsia"/>
-        </w:rPr>
-      </w:pPr>
-      <w:r>
-        <w:t xml:space="preserve">    Mode: 0    1639.5631</w:t>
-      </w:r>
-    </w:p>
-    <w:p>
-      <w:pPr>
-        <w:rPr>
-          <w:rFonts w:hint="eastAsia"/>
-        </w:rPr>
-      </w:pPr>
-      <w:r>
-        <w:t xml:space="preserve">    Name: charges, dtype: float64</w:t>
-      </w:r>
-    </w:p>
-    <w:p>
-      <w:pPr>
-        <w:jc w:val="left"/>
-        <w:rPr>
-          <w:rFonts w:hint="eastAsia"/>
-        </w:rPr>
-      </w:pPr>
-      <w:r>
-        <w:t xml:space="preserve">    Trimmed mean: 9877.310386652985</w:t>
-      </w:r>
-    </w:p>
-    <w:p>
-      <w:pPr>
-        <w:jc w:val="left"/>
-        <w:rPr>
-          <w:rFonts w:hint="eastAsia"/>
-        </w:rPr>
-      </w:pPr>
-    </w:p>
-    <w:p>
-      <w:pPr>
-        <w:jc w:val="left"/>
-        <w:rPr>
-          <w:rFonts w:hint="eastAsia"/>
-        </w:rPr>
-      </w:pPr>
-      <w:r>
-        <w:rPr>
-          <w:noProof/>
-        </w:rPr>
-        <w:drawing>
-          <wp:inline distT="0" distB="0" distL="0" distR="0" wp14:anchorId="184219EA" wp14:editId="3AE8F223">
-            <wp:extent cx="6264274" cy="4739346"/>
-            <wp:effectExtent l="0" t="0" r="0" b="0"/>
-            <wp:docPr id="10" name="Picture 10"/>
-            <wp:cNvGraphicFramePr/>
-            <a:graphic xmlns:a="http://schemas.openxmlformats.org/drawingml/2006/main">
-              <a:graphicData uri="http://schemas.openxmlformats.org/drawingml/2006/picture">
-                <pic:pic xmlns:pic="http://schemas.openxmlformats.org/drawingml/2006/picture">
-                  <pic:nvPicPr>
-                    <pic:cNvPr id="11" name="Picture 11"/>
-                    <pic:cNvPicPr/>
-                  </pic:nvPicPr>
-                  <pic:blipFill>
-                    <a:blip r:embed="rId12"/>
-                    <a:stretch/>
-                  </pic:blipFill>
-                  <pic:spPr>
-                    <a:xfrm>
-                      <a:off x="0" y="0"/>
-                      <a:ext cx="6264274" cy="4739346"/>
-                    </a:xfrm>
-                    <a:prstGeom prst="rect">
-                      <a:avLst/>
-                    </a:prstGeom>
-                  </pic:spPr>
-                </pic:pic>
-              </a:graphicData>
-            </a:graphic>
-          </wp:inline>
-        </w:drawing>
-      </w:r>
-    </w:p>
-    <w:p>
-      <w:pPr>
-        <w:spacing w:after="159"/>
-        <w:rPr>
-          <w:rFonts w:ascii="Times New Roman" w:hAnsi="Times New Roman"/>
-          <w:sz w:val="27"/>
-        </w:rPr>
-      </w:pPr>
-      <w:r>
-        <w:rPr>
-          <w:rFonts w:ascii="Times New Roman" w:hAnsi="Times New Roman"/>
-          <w:b/>
-          <w:sz w:val="27"/>
-        </w:rPr>
-        <w:t>Наблюдение 2.</w:t>
-      </w:r>
-      <w:r>
-        <w:rPr>
-          <w:rFonts w:ascii="Times New Roman" w:hAnsi="Times New Roman"/>
-          <w:sz w:val="27"/>
-        </w:rPr>
-        <w:t xml:space="preserve"> Из графика видно, что данные имеют выраженное правостороннее смещение (положительную асимметрию), что приводит к тому, что среднее значение оказывается выше медианы. Это указывает на наличие экстремально высоких значений в правой части распределения.</w:t>
-      </w:r>
-    </w:p>
-    <w:p>
-      <w:pPr>
-        <w:spacing w:after="159"/>
-        <w:rPr>
-          <w:rFonts w:ascii="Times New Roman" w:hAnsi="Times New Roman"/>
-          <w:sz w:val="27"/>
-        </w:rPr>
-      </w:pPr>
-    </w:p>
-    <w:p>
-      <w:pPr>
-        <w:spacing w:after="159"/>
-        <w:rPr>
-          <w:rFonts w:ascii="Times New Roman" w:hAnsi="Times New Roman"/>
-          <w:sz w:val="27"/>
-        </w:rPr>
-      </w:pPr>
-      <w:r>
-        <w:rPr>
-          <w:rFonts w:ascii="Times New Roman" w:hAnsi="Times New Roman"/>
-          <w:b/>
-          <w:sz w:val="27"/>
-        </w:rPr>
-        <w:lastRenderedPageBreak/>
-        <w:t>Наблюдение 3.</w:t>
-      </w:r>
-      <w:r>
-        <w:rPr>
-          <w:rFonts w:ascii="Times New Roman" w:hAnsi="Times New Roman"/>
-          <w:sz w:val="27"/>
-        </w:rPr>
-        <w:t xml:space="preserve"> Мы видим, что усеченное среднее значение достаточно близко к медиане и моде. Особенно это заметно при отсечении 20% данных с каждой стороны распределения.</w:t>
-      </w:r>
-    </w:p>
-    <w:p>
-      <w:pPr>
-        <w:spacing w:after="159"/>
-        <w:jc w:val="left"/>
-        <w:rPr>
-          <w:rFonts w:ascii="Times New Roman" w:hAnsi="Times New Roman"/>
-          <w:sz w:val="27"/>
-        </w:rPr>
-      </w:pPr>
-    </w:p>
-    <w:p>
-      <w:pPr>
-        <w:spacing w:after="159"/>
-        <w:jc w:val="left"/>
-        <w:rPr>
-          <w:rFonts w:ascii="Times New Roman" w:hAnsi="Times New Roman"/>
-          <w:sz w:val="27"/>
-        </w:rPr>
-      </w:pPr>
-      <w:r>
-        <w:rPr>
-          <w:rFonts w:ascii="Times New Roman" w:hAnsi="Times New Roman"/>
-          <w:b/>
-          <w:sz w:val="27"/>
-        </w:rPr>
-        <w:t>Наблюдение 4.</w:t>
-      </w:r>
-      <w:r>
-        <w:rPr>
-          <w:rFonts w:ascii="Times New Roman" w:hAnsi="Times New Roman"/>
-          <w:sz w:val="27"/>
-        </w:rPr>
-        <w:t xml:space="preserve"> На основе анализа можно сделать вывод, что типичная стоимость страховки составляет около 9400 долларов.</w:t>
-      </w:r>
-    </w:p>
-    <w:p>
-      <w:pPr>
-        <w:jc w:val="left"/>
-        <w:rPr>
-          <w:rFonts w:hint="eastAsia"/>
-        </w:rPr>
-      </w:pPr>
-    </w:p>
-    <w:p>
-      <w:pPr>
-        <w:numPr>
-          <w:ilvl w:val="0"/>
-          <w:numId w:val="4"/>
-        </w:numPr>
-        <w:jc w:val="left"/>
-        <w:rPr>
-          <w:rFonts w:ascii="Times New Roman" w:hAnsi="Times New Roman"/>
-          <w:b/>
-          <w:sz w:val="30"/>
-        </w:rPr>
-      </w:pPr>
-      <w:r>
-        <w:rPr>
-          <w:rFonts w:ascii="Times New Roman" w:hAnsi="Times New Roman"/>
-          <w:b/>
-          <w:sz w:val="30"/>
-        </w:rPr>
-        <w:t>Посчитать дисперсию charges.</w:t>
-      </w:r>
-    </w:p>
-    <w:p>
-      <w:pPr>
-        <w:jc w:val="left"/>
-        <w:rPr>
-          <w:rFonts w:hint="eastAsia"/>
-        </w:rPr>
-      </w:pPr>
-    </w:p>
-    <w:p>
-      <w:pPr>
-        <w:rPr>
-          <w:rFonts w:hint="eastAsia"/>
-        </w:rPr>
-      </w:pPr>
-      <w:r>
-        <w:t xml:space="preserve">    Range: 62648.554110000005</w:t>
-      </w:r>
-    </w:p>
-    <w:p>
-      <w:pPr>
-        <w:rPr>
-          <w:rFonts w:hint="eastAsia"/>
-        </w:rPr>
-      </w:pPr>
-      <w:r>
-        <w:t xml:space="preserve">    Interquartile range: 11899.625365</w:t>
-      </w:r>
-    </w:p>
-    <w:p>
-      <w:pPr>
-        <w:rPr>
-          <w:rFonts w:hint="eastAsia"/>
-        </w:rPr>
-      </w:pPr>
-      <w:r>
-        <w:t xml:space="preserve">    Variance: 146652372.15285483</w:t>
-      </w:r>
-    </w:p>
-    <w:p>
-      <w:pPr>
-        <w:rPr>
-          <w:rFonts w:hint="eastAsia"/>
-        </w:rPr>
-      </w:pPr>
-      <w:r>
-        <w:t xml:space="preserve">    Standard deviation: 12110.011236693996</w:t>
-      </w:r>
-    </w:p>
-    <w:p>
-      <w:pPr>
-        <w:jc w:val="left"/>
-        <w:rPr>
-          <w:rFonts w:hint="eastAsia"/>
-        </w:rPr>
-      </w:pPr>
-      <w:r>
-        <w:t xml:space="preserve">    Mean Absolute Deviation: 9091.12658113703</w:t>
-      </w:r>
-    </w:p>
-    <w:p>
-      <w:pPr>
-        <w:jc w:val="left"/>
-        <w:rPr>
-          <w:rFonts w:hint="eastAsia"/>
-        </w:rPr>
-      </w:pPr>
-    </w:p>
-    <w:p>
-      <w:pPr>
-        <w:spacing w:after="159"/>
-        <w:rPr>
-          <w:rFonts w:ascii="Times New Roman" w:hAnsi="Times New Roman"/>
-          <w:sz w:val="27"/>
-        </w:rPr>
-      </w:pPr>
-      <w:r>
-        <w:rPr>
-          <w:rFonts w:ascii="Times New Roman" w:hAnsi="Times New Roman"/>
-          <w:b/>
-          <w:sz w:val="27"/>
-        </w:rPr>
-        <w:t>Наблюдение 5.</w:t>
-      </w:r>
-      <w:r>
-        <w:rPr>
-          <w:rFonts w:ascii="Times New Roman" w:hAnsi="Times New Roman"/>
-          <w:sz w:val="27"/>
-        </w:rPr>
-        <w:t xml:space="preserve"> Мы видим, что размах (range) не подходит для описания данных в данном случае, поскольку у одного или нескольких человек стоимость страховых выплат превышает 60 000$. Следовательно, нам следует рассмотреть межквартильный размах (IQR).</w:t>
-      </w:r>
-    </w:p>
-    <w:p>
-      <w:pPr>
-        <w:spacing w:after="159"/>
-        <w:rPr>
-          <w:rFonts w:ascii="Times New Roman" w:hAnsi="Times New Roman"/>
-          <w:sz w:val="27"/>
-        </w:rPr>
-      </w:pPr>
-    </w:p>
-    <w:p>
-      <w:pPr>
-        <w:spacing w:after="159"/>
-        <w:rPr>
-          <w:rFonts w:ascii="Times New Roman" w:hAnsi="Times New Roman"/>
-          <w:sz w:val="27"/>
-        </w:rPr>
-      </w:pPr>
-      <w:r>
-        <w:rPr>
-          <w:rFonts w:ascii="Times New Roman" w:hAnsi="Times New Roman"/>
-          <w:b/>
-          <w:sz w:val="27"/>
-        </w:rPr>
-        <w:t>Наблюдение 6.</w:t>
-      </w:r>
-      <w:r>
-        <w:rPr>
-          <w:rFonts w:ascii="Times New Roman" w:hAnsi="Times New Roman"/>
-          <w:sz w:val="27"/>
-        </w:rPr>
-        <w:t xml:space="preserve"> Стандартное отклонение не является достаточно информативной мерой в данном случае, поскольку наши данные имеют выраженное правостороннее смещение. Поэтому целесообразно рассмотреть среднее абсолютное отклонение (MAD).</w:t>
-      </w:r>
-    </w:p>
-    <w:p>
-      <w:pPr>
-        <w:spacing w:after="159"/>
-        <w:rPr>
-          <w:rFonts w:ascii="Times New Roman" w:hAnsi="Times New Roman"/>
-          <w:sz w:val="27"/>
-        </w:rPr>
-      </w:pPr>
-    </w:p>
-    <w:p>
-      <w:pPr>
-        <w:spacing w:after="159"/>
-        <w:rPr>
-          <w:rFonts w:ascii="Times New Roman" w:hAnsi="Times New Roman"/>
-          <w:b/>
-          <w:sz w:val="27"/>
-        </w:rPr>
-      </w:pPr>
-      <w:r>
-        <w:rPr>
-          <w:rFonts w:ascii="Times New Roman" w:hAnsi="Times New Roman"/>
-          <w:b/>
-          <w:sz w:val="27"/>
-        </w:rPr>
-        <w:t xml:space="preserve">Наблюдение 7. </w:t>
-      </w:r>
-      <w:r>
-        <w:rPr>
-          <w:rFonts w:ascii="Times New Roman" w:hAnsi="Times New Roman"/>
-          <w:sz w:val="27"/>
-        </w:rPr>
-        <w:t xml:space="preserve">Из </w:t>
-      </w:r>
-      <w:r>
-        <w:rPr>
-          <w:rFonts w:ascii="Times New Roman" w:hAnsi="Times New Roman"/>
-          <w:i/>
-          <w:sz w:val="27"/>
-        </w:rPr>
-        <w:t>наблюдения 1</w:t>
-      </w:r>
-      <w:r>
-        <w:rPr>
-          <w:rFonts w:ascii="Times New Roman" w:hAnsi="Times New Roman"/>
-          <w:sz w:val="27"/>
-        </w:rPr>
-        <w:t xml:space="preserve"> мы видим, что центральные 50% данных сконцентрированы вокруг медианы. </w:t>
-      </w:r>
-      <w:r>
-        <w:rPr>
-          <w:rFonts w:ascii="Times New Roman" w:hAnsi="Times New Roman"/>
-          <w:i/>
-          <w:sz w:val="27"/>
-        </w:rPr>
-        <w:t>Наблюдение 2</w:t>
-      </w:r>
-      <w:r>
-        <w:rPr>
-          <w:rFonts w:ascii="Times New Roman" w:hAnsi="Times New Roman"/>
-          <w:sz w:val="27"/>
-        </w:rPr>
-        <w:t xml:space="preserve"> показывает, что страховые затраты большинства людей тесно сгруппированы вокруг типичной стоимости.</w:t>
-      </w:r>
-    </w:p>
-    <w:p>
-      <w:pPr>
-        <w:spacing w:after="159"/>
-        <w:rPr>
-          <w:rFonts w:ascii="Times New Roman" w:hAnsi="Times New Roman"/>
-          <w:b/>
-        </w:rPr>
-      </w:pPr>
-      <w:r>
-        <w:br w:type="page"/>
-      </w:r>
-    </w:p>
-    <w:p>
-      <w:pPr>
-        <w:numPr>
-          <w:ilvl w:val="0"/>
-          <w:numId w:val="4"/>
-        </w:numPr>
-        <w:jc w:val="left"/>
-        <w:rPr>
-          <w:rFonts w:hint="eastAsia"/>
-        </w:rPr>
-      </w:pPr>
-      <w:r>
-        <w:rPr>
-          <w:rFonts w:ascii="Times New Roman" w:hAnsi="Times New Roman"/>
-          <w:b/>
-          <w:sz w:val="30"/>
-        </w:rPr>
-        <w:lastRenderedPageBreak/>
-        <w:t>Посчитать центральную тенденцию ages в датасете.</w:t>
-      </w:r>
-    </w:p>
-    <w:p>
-      <w:pPr>
-        <w:jc w:val="left"/>
-        <w:rPr>
-          <w:rFonts w:hint="eastAsia"/>
-        </w:rPr>
-      </w:pPr>
-    </w:p>
-    <w:p>
-      <w:pPr>
-        <w:rPr>
-          <w:rFonts w:hint="eastAsia"/>
-        </w:rPr>
-      </w:pPr>
-      <w:r>
-        <w:t xml:space="preserve">    Mean: 39.20702541106129</w:t>
-      </w:r>
-    </w:p>
-    <w:p>
-      <w:pPr>
-        <w:rPr>
-          <w:rFonts w:hint="eastAsia"/>
-        </w:rPr>
-      </w:pPr>
-      <w:r>
-        <w:t xml:space="preserve">    Median: 39.0</w:t>
-      </w:r>
-    </w:p>
-    <w:p>
-      <w:pPr>
-        <w:rPr>
-          <w:rFonts w:hint="eastAsia"/>
-        </w:rPr>
-      </w:pPr>
-      <w:r>
-        <w:t xml:space="preserve">    Mode: 0    18</w:t>
-      </w:r>
-    </w:p>
-    <w:p>
-      <w:pPr>
-        <w:rPr>
-          <w:rFonts w:hint="eastAsia"/>
-        </w:rPr>
-      </w:pPr>
-      <w:r>
-        <w:t xml:space="preserve">    Name: age, dtype: int64</w:t>
-      </w:r>
-    </w:p>
-    <w:p>
-      <w:pPr>
-        <w:jc w:val="left"/>
-        <w:rPr>
-          <w:rFonts w:hint="eastAsia"/>
-        </w:rPr>
-      </w:pPr>
-      <w:r>
-        <w:t xml:space="preserve">    Trimmed mean: 39.02985074626866</w:t>
-      </w:r>
-    </w:p>
-    <w:p>
-      <w:pPr>
-        <w:jc w:val="left"/>
-        <w:rPr>
-          <w:rFonts w:hint="eastAsia"/>
-        </w:rPr>
-      </w:pPr>
-    </w:p>
-    <w:p>
-      <w:pPr>
-        <w:jc w:val="left"/>
-        <w:rPr>
-          <w:rFonts w:hint="eastAsia"/>
-        </w:rPr>
-      </w:pPr>
-      <w:r>
-        <w:rPr>
-          <w:noProof/>
-        </w:rPr>
-        <w:drawing>
-          <wp:inline distT="0" distB="0" distL="0" distR="0" wp14:anchorId="159DF12C" wp14:editId="6739F142">
-            <wp:extent cx="6264274" cy="4739346"/>
-            <wp:effectExtent l="0" t="0" r="0" b="0"/>
-            <wp:docPr id="12" name="Picture 12"/>
-            <wp:cNvGraphicFramePr/>
-            <a:graphic xmlns:a="http://schemas.openxmlformats.org/drawingml/2006/main">
-              <a:graphicData uri="http://schemas.openxmlformats.org/drawingml/2006/picture">
-                <pic:pic xmlns:pic="http://schemas.openxmlformats.org/drawingml/2006/picture">
-                  <pic:nvPicPr>
-                    <pic:cNvPr id="13" name="Picture 13"/>
-                    <pic:cNvPicPr/>
-                  </pic:nvPicPr>
-                  <pic:blipFill>
-                    <a:blip r:embed="rId13"/>
-                    <a:stretch/>
-                  </pic:blipFill>
-                  <pic:spPr>
-                    <a:xfrm>
-                      <a:off x="0" y="0"/>
-                      <a:ext cx="6264274" cy="4739346"/>
-                    </a:xfrm>
-                    <a:prstGeom prst="rect">
-                      <a:avLst/>
-                    </a:prstGeom>
-                  </pic:spPr>
-                </pic:pic>
-              </a:graphicData>
-            </a:graphic>
-          </wp:inline>
-        </w:drawing>
-      </w:r>
-    </w:p>
-    <w:p>
-      <w:pPr>
-        <w:jc w:val="left"/>
-        <w:rPr>
-          <w:rFonts w:hint="eastAsia"/>
-        </w:rPr>
-      </w:pPr>
-    </w:p>
-    <w:p>
-      <w:pPr>
-        <w:rPr>
-          <w:rFonts w:ascii="Times New Roman" w:hAnsi="Times New Roman"/>
-          <w:sz w:val="27"/>
-        </w:rPr>
-      </w:pPr>
-    </w:p>
-    <w:p>
-      <w:pPr>
-        <w:rPr>
-          <w:rFonts w:ascii="Times New Roman" w:hAnsi="Times New Roman"/>
-          <w:sz w:val="27"/>
-        </w:rPr>
-      </w:pPr>
-    </w:p>
-    <w:p>
-      <w:pPr>
-        <w:rPr>
-          <w:rFonts w:ascii="Times New Roman" w:hAnsi="Times New Roman"/>
-          <w:sz w:val="27"/>
-        </w:rPr>
-      </w:pPr>
-      <w:r>
-        <w:rPr>
-          <w:rFonts w:ascii="Times New Roman" w:hAnsi="Times New Roman"/>
-          <w:b/>
-          <w:sz w:val="27"/>
-        </w:rPr>
-        <w:t>Наблюдение 8.</w:t>
-      </w:r>
-      <w:r>
-        <w:rPr>
-          <w:rFonts w:ascii="Times New Roman" w:hAnsi="Times New Roman"/>
-          <w:sz w:val="27"/>
-        </w:rPr>
-        <w:t xml:space="preserve"> На основе данной гистограммы можно наблюдать сильно скошенное распределение с большим количеством молодых людей. Низкая модальная возрастная группа 0-18 лет смещена вниз из-за выбросов, в то время как медиана и среднее значение смещены вверх из-за значительно меньшего количества людей старшего возраста. Возраста наиболее многочисленной группы сосредоточены в самой младшей категории, однако большинство людей находятся вблизи среднего возраста 39 лет.</w:t>
-      </w:r>
-    </w:p>
-    <w:p>
-      <w:pPr>
-        <w:rPr>
-          <w:rFonts w:ascii="Times New Roman" w:hAnsi="Times New Roman"/>
-          <w:sz w:val="27"/>
-        </w:rPr>
-      </w:pPr>
-      <w:r>
-        <w:br w:type="page"/>
-      </w:r>
-    </w:p>
-    <w:p>
-      <w:pPr>
-        <w:numPr>
-          <w:ilvl w:val="0"/>
-          <w:numId w:val="4"/>
-        </w:numPr>
-        <w:jc w:val="left"/>
-        <w:rPr>
-          <w:rFonts w:hint="eastAsia"/>
-        </w:rPr>
-      </w:pPr>
-      <w:r>
-        <w:rPr>
-          <w:rFonts w:ascii="Times New Roman" w:hAnsi="Times New Roman"/>
-          <w:b/>
-          <w:sz w:val="30"/>
-        </w:rPr>
-        <w:lastRenderedPageBreak/>
-        <w:t>Визуализировать пропорцию smokers и non-smokers.</w:t>
-      </w:r>
-    </w:p>
-    <w:p>
-      <w:pPr>
-        <w:jc w:val="left"/>
-        <w:rPr>
-          <w:rFonts w:hint="eastAsia"/>
-        </w:rPr>
-      </w:pPr>
-    </w:p>
-    <w:p>
-      <w:pPr>
-        <w:rPr>
-          <w:rFonts w:hint="eastAsia"/>
-        </w:rPr>
-      </w:pPr>
-      <w:r>
-        <w:t xml:space="preserve">   smoker</w:t>
-      </w:r>
-    </w:p>
-    <w:p>
-      <w:pPr>
-        <w:rPr>
-          <w:rFonts w:hint="eastAsia"/>
-        </w:rPr>
-      </w:pPr>
-      <w:r>
-        <w:t xml:space="preserve">   no     1064</w:t>
-      </w:r>
-    </w:p>
-    <w:p>
-      <w:pPr>
-        <w:rPr>
-          <w:rFonts w:hint="eastAsia"/>
-        </w:rPr>
-      </w:pPr>
-      <w:r>
-        <w:t xml:space="preserve">   yes     274</w:t>
-      </w:r>
-    </w:p>
-    <w:p>
-      <w:pPr>
-        <w:jc w:val="left"/>
-        <w:rPr>
-          <w:rFonts w:hint="eastAsia"/>
-        </w:rPr>
-      </w:pPr>
-      <w:r>
-        <w:t xml:space="preserve">   Name: count, dtype: int64</w:t>
-      </w:r>
-    </w:p>
-    <w:p>
-      <w:pPr>
-        <w:jc w:val="left"/>
-        <w:rPr>
-          <w:rFonts w:hint="eastAsia"/>
-        </w:rPr>
-      </w:pPr>
-    </w:p>
-    <w:p>
-      <w:pPr>
-        <w:jc w:val="left"/>
-        <w:rPr>
-          <w:rFonts w:hint="eastAsia"/>
-        </w:rPr>
-      </w:pPr>
-      <w:r>
-        <w:rPr>
-          <w:noProof/>
-        </w:rPr>
-        <w:drawing>
-          <wp:inline distT="0" distB="0" distL="0" distR="0" wp14:anchorId="34E96DBC" wp14:editId="7A238954">
-            <wp:extent cx="5194300" cy="4940300"/>
-            <wp:effectExtent l="0" t="0" r="0" b="0"/>
-            <wp:docPr id="14" name="Picture 14"/>
-            <wp:cNvGraphicFramePr/>
-            <a:graphic xmlns:a="http://schemas.openxmlformats.org/drawingml/2006/main">
-              <a:graphicData uri="http://schemas.openxmlformats.org/drawingml/2006/picture">
-                <pic:pic xmlns:pic="http://schemas.openxmlformats.org/drawingml/2006/picture">
-                  <pic:nvPicPr>
-                    <pic:cNvPr id="15" name="Picture 15"/>
-                    <pic:cNvPicPr/>
-                  </pic:nvPicPr>
-                  <pic:blipFill>
-                    <a:blip r:embed="rId14"/>
-                    <a:stretch/>
-                  </pic:blipFill>
-                  <pic:spPr>
-                    <a:xfrm>
-                      <a:off x="0" y="0"/>
-                      <a:ext cx="5194300" cy="4940300"/>
-                    </a:xfrm>
-                    <a:prstGeom prst="rect">
-                      <a:avLst/>
-                    </a:prstGeom>
-                  </pic:spPr>
-                </pic:pic>
-              </a:graphicData>
-            </a:graphic>
-          </wp:inline>
-        </w:drawing>
-      </w:r>
-    </w:p>
-    <w:p>
-      <w:pPr>
-        <w:jc w:val="left"/>
-        <w:rPr>
-          <w:rFonts w:hint="eastAsia"/>
-        </w:rPr>
-      </w:pPr>
-    </w:p>
-    <w:p>
-      <w:pPr>
-        <w:spacing w:after="159"/>
-        <w:rPr>
-          <w:rFonts w:hint="eastAsia"/>
-        </w:rPr>
-      </w:pPr>
-      <w:r>
-        <w:rPr>
-          <w:rFonts w:ascii="Times New Roman" w:hAnsi="Times New Roman"/>
-          <w:b/>
-          <w:sz w:val="27"/>
-        </w:rPr>
-        <w:t>Наблюдение 10.</w:t>
-      </w:r>
-      <w:r>
-        <w:rPr>
-          <w:rFonts w:ascii="Times New Roman" w:hAnsi="Times New Roman"/>
-          <w:sz w:val="27"/>
-        </w:rPr>
-        <w:t xml:space="preserve"> Здесь мы можем увидеть что большинство людей в датасете – не курящие.</w:t>
-      </w:r>
-    </w:p>
-    <w:p>
-      <w:pPr>
-        <w:jc w:val="left"/>
-        <w:rPr>
-          <w:rFonts w:hint="eastAsia"/>
-        </w:rPr>
-      </w:pPr>
-      <w:r>
-        <w:br w:type="page"/>
-      </w:r>
-    </w:p>
-    <w:p>
-      <w:pPr>
-        <w:numPr>
-          <w:ilvl w:val="0"/>
-          <w:numId w:val="4"/>
-        </w:numPr>
-        <w:jc w:val="left"/>
-        <w:rPr>
-          <w:rFonts w:hint="eastAsia"/>
-        </w:rPr>
-      </w:pPr>
-      <w:r>
-        <w:rPr>
-          <w:rFonts w:ascii="Times New Roman" w:hAnsi="Times New Roman"/>
-          <w:b/>
-          <w:sz w:val="30"/>
-        </w:rPr>
-        <w:lastRenderedPageBreak/>
-        <w:t>Визуализировать пропорцию children count в датасете.</w:t>
-      </w:r>
-    </w:p>
-    <w:p>
-      <w:pPr>
-        <w:jc w:val="left"/>
-        <w:rPr>
-          <w:rFonts w:hint="eastAsia"/>
-        </w:rPr>
-      </w:pPr>
-      <w:r>
-        <w:rPr>
-          <w:noProof/>
-        </w:rPr>
-        <w:drawing>
-          <wp:inline distT="0" distB="0" distL="0" distR="0" wp14:anchorId="40585905" wp14:editId="185BF840">
-            <wp:extent cx="6264274" cy="4783229"/>
-            <wp:effectExtent l="0" t="0" r="0" b="0"/>
-            <wp:docPr id="16" name="Picture 16"/>
-            <wp:cNvGraphicFramePr/>
-            <a:graphic xmlns:a="http://schemas.openxmlformats.org/drawingml/2006/main">
-              <a:graphicData uri="http://schemas.openxmlformats.org/drawingml/2006/picture">
-                <pic:pic xmlns:pic="http://schemas.openxmlformats.org/drawingml/2006/picture">
-                  <pic:nvPicPr>
-                    <pic:cNvPr id="17" name="Picture 17"/>
-                    <pic:cNvPicPr/>
-                  </pic:nvPicPr>
-                  <pic:blipFill>
-                    <a:blip r:embed="rId15"/>
-                    <a:stretch/>
-                  </pic:blipFill>
-                  <pic:spPr>
-                    <a:xfrm>
-                      <a:off x="0" y="0"/>
-                      <a:ext cx="6264274" cy="4783229"/>
-                    </a:xfrm>
-                    <a:prstGeom prst="rect">
-                      <a:avLst/>
-                    </a:prstGeom>
-                  </pic:spPr>
-                </pic:pic>
-              </a:graphicData>
-            </a:graphic>
-          </wp:inline>
-        </w:drawing>
-      </w:r>
-    </w:p>
-    <w:p>
-      <w:pPr>
-        <w:jc w:val="left"/>
-        <w:rPr>
-          <w:rFonts w:hint="eastAsia"/>
-          <w:sz w:val="27"/>
-        </w:rPr>
-      </w:pPr>
-    </w:p>
-    <w:p>
-      <w:pPr>
-        <w:rPr>
-          <w:rFonts w:ascii="Times New Roman" w:hAnsi="Times New Roman"/>
-        </w:rPr>
-      </w:pPr>
-      <w:r>
-        <w:rPr>
-          <w:rFonts w:ascii="Times New Roman" w:hAnsi="Times New Roman"/>
-          <w:b/>
-          <w:sz w:val="27"/>
-        </w:rPr>
-        <w:t>Наблюдение 11.</w:t>
-      </w:r>
-      <w:r>
-        <w:rPr>
-          <w:rFonts w:ascii="Times New Roman" w:hAnsi="Times New Roman"/>
-          <w:sz w:val="27"/>
-        </w:rPr>
-        <w:t xml:space="preserve"> Этот график показывает что большинство людей в датасете имеют 0 или 1 ребенка.</w:t>
-      </w:r>
-    </w:p>
-    <w:p>
-      <w:pPr>
-        <w:rPr>
-          <w:rFonts w:hint="eastAsia"/>
-        </w:rPr>
-      </w:pPr>
-      <w:r>
-        <w:br w:type="page"/>
-      </w:r>
-    </w:p>
-    <w:p>
-      <w:pPr>
-        <w:numPr>
-          <w:ilvl w:val="0"/>
-          <w:numId w:val="4"/>
-        </w:numPr>
-        <w:jc w:val="left"/>
-        <w:rPr>
-          <w:rFonts w:hint="eastAsia"/>
-        </w:rPr>
-      </w:pPr>
-      <w:r>
-        <w:rPr>
-          <w:rFonts w:ascii="Times New Roman" w:hAnsi="Times New Roman"/>
-          <w:b/>
-          <w:sz w:val="30"/>
-        </w:rPr>
-        <w:lastRenderedPageBreak/>
-        <w:t>Как между собой соотносятся smoker и charges?</w:t>
-      </w:r>
-    </w:p>
-    <w:p>
-      <w:pPr>
-        <w:rPr>
-          <w:rFonts w:hint="eastAsia"/>
-        </w:rPr>
-      </w:pPr>
-    </w:p>
-    <w:p>
-      <w:pPr>
-        <w:rPr>
-          <w:rFonts w:hint="eastAsia"/>
-        </w:rPr>
-      </w:pPr>
-      <w:r>
-        <w:t xml:space="preserve">    The difference between charges mean and smoker mean: 23615.963533676637</w:t>
-      </w:r>
-    </w:p>
-    <w:p>
-      <w:pPr>
-        <w:jc w:val="left"/>
-        <w:rPr>
-          <w:rFonts w:hint="eastAsia"/>
-        </w:rPr>
-      </w:pPr>
-      <w:r>
-        <w:t xml:space="preserve">    The difference between charges median and smoker median: 27110.943150000006</w:t>
-      </w:r>
-    </w:p>
-    <w:p>
-      <w:pPr>
-        <w:jc w:val="left"/>
-        <w:rPr>
-          <w:rFonts w:hint="eastAsia"/>
-        </w:rPr>
-      </w:pPr>
-    </w:p>
-    <w:p>
-      <w:pPr>
-        <w:jc w:val="left"/>
-        <w:rPr>
-          <w:rFonts w:hint="eastAsia"/>
-        </w:rPr>
-      </w:pPr>
-      <w:r>
-        <w:rPr>
-          <w:noProof/>
-        </w:rPr>
-        <w:lastRenderedPageBreak/>
-        <w:drawing>
-          <wp:inline distT="0" distB="0" distL="0" distR="0" wp14:anchorId="1B4F6427" wp14:editId="4FC1E8C9">
-            <wp:extent cx="6264274" cy="4594510"/>
-            <wp:effectExtent l="0" t="0" r="0" b="0"/>
-            <wp:docPr id="18" name="Picture 18"/>
-            <wp:cNvGraphicFramePr/>
-            <a:graphic xmlns:a="http://schemas.openxmlformats.org/drawingml/2006/main">
-              <a:graphicData uri="http://schemas.openxmlformats.org/drawingml/2006/picture">
-                <pic:pic xmlns:pic="http://schemas.openxmlformats.org/drawingml/2006/picture">
-                  <pic:nvPicPr>
-                    <pic:cNvPr id="19" name="Picture 19"/>
-                    <pic:cNvPicPr/>
-                  </pic:nvPicPr>
-                  <pic:blipFill>
-                    <a:blip r:embed="rId16"/>
-                    <a:stretch/>
-                  </pic:blipFill>
-                  <pic:spPr>
-                    <a:xfrm>
-                      <a:off x="0" y="0"/>
-                      <a:ext cx="6264274" cy="4594510"/>
-                    </a:xfrm>
-                    <a:prstGeom prst="rect">
-                      <a:avLst/>
-                    </a:prstGeom>
-                  </pic:spPr>
-                </pic:pic>
-              </a:graphicData>
-            </a:graphic>
-          </wp:inline>
-        </w:drawing>
-      </w:r>
-      <w:r>
-        <w:rPr>
-          <w:noProof/>
-        </w:rPr>
-        <w:lastRenderedPageBreak/>
-        <w:drawing>
-          <wp:inline distT="0" distB="0" distL="0" distR="0" wp14:anchorId="5D0C3ED6" wp14:editId="39D36D16">
-            <wp:extent cx="6264274" cy="5020804"/>
-            <wp:effectExtent l="0" t="0" r="0" b="0"/>
-            <wp:docPr id="20" name="Picture 20"/>
-            <wp:cNvGraphicFramePr/>
-            <a:graphic xmlns:a="http://schemas.openxmlformats.org/drawingml/2006/main">
-              <a:graphicData uri="http://schemas.openxmlformats.org/drawingml/2006/picture">
-                <pic:pic xmlns:pic="http://schemas.openxmlformats.org/drawingml/2006/picture">
-                  <pic:nvPicPr>
-                    <pic:cNvPr id="21" name="Picture 21"/>
-                    <pic:cNvPicPr/>
-                  </pic:nvPicPr>
-                  <pic:blipFill>
-                    <a:blip r:embed="rId17"/>
-                    <a:stretch/>
-                  </pic:blipFill>
-                  <pic:spPr>
-                    <a:xfrm>
-                      <a:off x="0" y="0"/>
-                      <a:ext cx="6264274" cy="5020804"/>
-                    </a:xfrm>
-                    <a:prstGeom prst="rect">
-                      <a:avLst/>
-                    </a:prstGeom>
-                  </pic:spPr>
-                </pic:pic>
-              </a:graphicData>
-            </a:graphic>
-          </wp:inline>
-        </w:drawing>
-      </w:r>
-    </w:p>
-    <w:p>
-      <w:pPr>
-        <w:jc w:val="left"/>
-        <w:rPr>
-          <w:rFonts w:hint="eastAsia"/>
-        </w:rPr>
-      </w:pPr>
-    </w:p>
-    <w:p>
-      <w:pPr>
-        <w:spacing w:after="159"/>
-        <w:rPr>
-          <w:rFonts w:ascii="Times New Roman" w:hAnsi="Times New Roman"/>
-          <w:sz w:val="27"/>
-        </w:rPr>
-      </w:pPr>
-      <w:r>
-        <w:rPr>
-          <w:rFonts w:ascii="Times New Roman" w:hAnsi="Times New Roman"/>
-          <w:b/>
-          <w:sz w:val="27"/>
-        </w:rPr>
-        <w:t>Наблюдение 12.</w:t>
-      </w:r>
-      <w:r>
-        <w:rPr>
-          <w:rFonts w:ascii="Times New Roman" w:hAnsi="Times New Roman"/>
-          <w:sz w:val="27"/>
-        </w:rPr>
-        <w:t xml:space="preserve"> Разница является слишком значительной, следовательно, мы можем предположить, что курение существенно увеличивает стоимость страховки.</w:t>
-      </w:r>
-    </w:p>
-    <w:p>
-      <w:pPr>
-        <w:spacing w:after="159"/>
-        <w:rPr>
-          <w:rFonts w:hint="eastAsia"/>
-        </w:rPr>
-      </w:pPr>
-      <w:r>
-        <w:rPr>
-          <w:rFonts w:ascii="Times New Roman" w:hAnsi="Times New Roman"/>
-          <w:b/>
-          <w:sz w:val="27"/>
-        </w:rPr>
-        <w:t>Наблюдение 13.</w:t>
-      </w:r>
-      <w:r>
-        <w:rPr>
-          <w:rFonts w:ascii="Times New Roman" w:hAnsi="Times New Roman"/>
-          <w:sz w:val="27"/>
-        </w:rPr>
-        <w:t xml:space="preserve"> Наши boxplot и гистограмма показывают, что между этими категориями отсутствует перекрытие, поэтому мы можем сделать вывод, что курение значительно увеличивает стоимость страховых выплат.</w:t>
-      </w:r>
-      <w:r>
-        <w:br w:type="page"/>
-      </w:r>
-    </w:p>
-    <w:p>
-      <w:pPr>
-        <w:numPr>
-          <w:ilvl w:val="0"/>
-          <w:numId w:val="4"/>
-        </w:numPr>
-        <w:jc w:val="left"/>
-        <w:rPr>
-          <w:rFonts w:ascii="Times New Roman" w:hAnsi="Times New Roman"/>
-          <w:b/>
-          <w:sz w:val="30"/>
-        </w:rPr>
-      </w:pPr>
-      <w:r>
-        <w:rPr>
-          <w:rFonts w:ascii="Times New Roman" w:hAnsi="Times New Roman"/>
-          <w:b/>
-          <w:sz w:val="30"/>
-        </w:rPr>
-        <w:lastRenderedPageBreak/>
-        <w:t>Как между собой соотносятся sex и charges?</w:t>
-      </w:r>
-    </w:p>
-    <w:p>
-      <w:pPr>
-        <w:jc w:val="left"/>
-        <w:rPr>
-          <w:rFonts w:hint="eastAsia"/>
-        </w:rPr>
-      </w:pPr>
-    </w:p>
-    <w:p>
-      <w:pPr>
-        <w:rPr>
-          <w:rFonts w:hint="eastAsia"/>
-        </w:rPr>
-      </w:pPr>
-      <w:r>
-        <w:t>The difference between male mean and female mean: 1387.1723338865468</w:t>
-      </w:r>
-    </w:p>
-    <w:p>
-      <w:pPr>
-        <w:jc w:val="left"/>
-        <w:rPr>
-          <w:rFonts w:hint="eastAsia"/>
-        </w:rPr>
-      </w:pPr>
-      <w:r>
-        <w:t>The difference between male median and female median: -43.34674999999879</w:t>
-      </w:r>
-    </w:p>
-    <w:p>
-      <w:pPr>
-        <w:jc w:val="left"/>
-        <w:rPr>
-          <w:rFonts w:hint="eastAsia"/>
-        </w:rPr>
-      </w:pPr>
-    </w:p>
-    <w:p>
-      <w:pPr>
-        <w:jc w:val="left"/>
-        <w:rPr>
-          <w:rFonts w:hint="eastAsia"/>
-        </w:rPr>
-      </w:pPr>
-      <w:r>
-        <w:rPr>
-          <w:noProof/>
-        </w:rPr>
-        <w:drawing>
-          <wp:inline distT="0" distB="0" distL="0" distR="0" wp14:anchorId="7F0CBA8F" wp14:editId="265DEA6D">
-            <wp:extent cx="6264274" cy="4594510"/>
-            <wp:effectExtent l="0" t="0" r="0" b="0"/>
-            <wp:docPr id="22" name="Picture 22"/>
-            <wp:cNvGraphicFramePr/>
-            <a:graphic xmlns:a="http://schemas.openxmlformats.org/drawingml/2006/main">
-              <a:graphicData uri="http://schemas.openxmlformats.org/drawingml/2006/picture">
-                <pic:pic xmlns:pic="http://schemas.openxmlformats.org/drawingml/2006/picture">
-                  <pic:nvPicPr>
-                    <pic:cNvPr id="23" name="Picture 23"/>
-                    <pic:cNvPicPr/>
-                  </pic:nvPicPr>
-                  <pic:blipFill>
-                    <a:blip r:embed="rId18"/>
-                    <a:stretch/>
-                  </pic:blipFill>
-                  <pic:spPr>
-                    <a:xfrm>
-                      <a:off x="0" y="0"/>
-                      <a:ext cx="6264274" cy="4594510"/>
-                    </a:xfrm>
-                    <a:prstGeom prst="rect">
-                      <a:avLst/>
-                    </a:prstGeom>
-                  </pic:spPr>
-                </pic:pic>
-              </a:graphicData>
-            </a:graphic>
-          </wp:inline>
-        </w:drawing>
-      </w:r>
-    </w:p>
-    <w:p>
-      <w:pPr>
-        <w:jc w:val="left"/>
-        <w:rPr>
-          <w:rFonts w:hint="eastAsia"/>
-        </w:rPr>
-      </w:pPr>
-      <w:r>
-        <w:rPr>
-          <w:noProof/>
-        </w:rPr>
-        <w:lastRenderedPageBreak/>
-        <w:drawing>
-          <wp:inline distT="0" distB="0" distL="0" distR="0" wp14:anchorId="7BF70F6A" wp14:editId="50176213">
-            <wp:extent cx="6264274" cy="5020804"/>
-            <wp:effectExtent l="0" t="0" r="0" b="0"/>
-            <wp:docPr id="24" name="Picture 24"/>
-            <wp:cNvGraphicFramePr/>
-            <a:graphic xmlns:a="http://schemas.openxmlformats.org/drawingml/2006/main">
-              <a:graphicData uri="http://schemas.openxmlformats.org/drawingml/2006/picture">
-                <pic:pic xmlns:pic="http://schemas.openxmlformats.org/drawingml/2006/picture">
-                  <pic:nvPicPr>
-                    <pic:cNvPr id="25" name="Picture 25"/>
-                    <pic:cNvPicPr/>
-                  </pic:nvPicPr>
-                  <pic:blipFill>
-                    <a:blip r:embed="rId19"/>
-                    <a:stretch/>
-                  </pic:blipFill>
-                  <pic:spPr>
-                    <a:xfrm>
-                      <a:off x="0" y="0"/>
-                      <a:ext cx="6264274" cy="5020804"/>
-                    </a:xfrm>
-                    <a:prstGeom prst="rect">
-                      <a:avLst/>
-                    </a:prstGeom>
-                  </pic:spPr>
-                </pic:pic>
-              </a:graphicData>
-            </a:graphic>
-          </wp:inline>
-        </w:drawing>
-      </w:r>
-    </w:p>
-    <w:p>
-      <w:pPr>
-        <w:jc w:val="left"/>
-        <w:rPr>
-          <w:rFonts w:hint="eastAsia"/>
-        </w:rPr>
-      </w:pPr>
-    </w:p>
-    <w:p>
-      <w:pPr>
-        <w:jc w:val="left"/>
-        <w:rPr>
-          <w:rFonts w:hint="eastAsia"/>
-        </w:rPr>
-      </w:pPr>
-      <w:r>
-        <w:rPr>
-          <w:rFonts w:ascii="Times New Roman" w:hAnsi="Times New Roman"/>
-          <w:b/>
-          <w:sz w:val="27"/>
-        </w:rPr>
-        <w:t>Наблюдение 14.</w:t>
-      </w:r>
-      <w:r>
-        <w:rPr>
-          <w:rFonts w:ascii="Times New Roman" w:hAnsi="Times New Roman"/>
-          <w:sz w:val="27"/>
-        </w:rPr>
-        <w:t xml:space="preserve"> Разница в между средними значениями, медианами и графики показывают что между мужчинами и женщинами не существует явной разницы в стоимости страхования. </w:t>
-      </w:r>
-      <w:r>
-        <w:br w:type="page"/>
-      </w:r>
-    </w:p>
-    <w:p>
-      <w:pPr>
-        <w:numPr>
-          <w:ilvl w:val="0"/>
-          <w:numId w:val="4"/>
-        </w:numPr>
-        <w:jc w:val="left"/>
-        <w:rPr>
-          <w:rFonts w:ascii="Times New Roman" w:hAnsi="Times New Roman"/>
-          <w:b/>
-          <w:sz w:val="30"/>
-        </w:rPr>
-      </w:pPr>
-      <w:r>
-        <w:rPr>
-          <w:rFonts w:ascii="Times New Roman" w:hAnsi="Times New Roman"/>
-          <w:b/>
-          <w:sz w:val="30"/>
-        </w:rPr>
-        <w:lastRenderedPageBreak/>
-        <w:t>Как между собой соотносятся region и сharges?</w:t>
-      </w:r>
-    </w:p>
-    <w:p>
-      <w:pPr>
-        <w:jc w:val="left"/>
-        <w:rPr>
-          <w:rFonts w:ascii="Times New Roman" w:hAnsi="Times New Roman"/>
-          <w:b/>
-          <w:sz w:val="30"/>
-        </w:rPr>
-      </w:pPr>
-    </w:p>
-    <w:p>
-      <w:pPr>
-        <w:jc w:val="left"/>
-        <w:rPr>
-          <w:rFonts w:ascii="Times New Roman" w:hAnsi="Times New Roman"/>
-          <w:b/>
-          <w:sz w:val="27"/>
-        </w:rPr>
-      </w:pPr>
-      <w:r>
-        <w:rPr>
-          <w:rFonts w:ascii="Times New Roman" w:hAnsi="Times New Roman"/>
-          <w:b/>
-          <w:noProof/>
-          <w:sz w:val="27"/>
-        </w:rPr>
-        <w:drawing>
-          <wp:inline distT="0" distB="0" distL="0" distR="0" wp14:anchorId="2C1A4374" wp14:editId="069A76BC">
-            <wp:extent cx="6264274" cy="4594510"/>
-            <wp:effectExtent l="0" t="0" r="0" b="0"/>
-            <wp:docPr id="26" name="Picture 26"/>
-            <wp:cNvGraphicFramePr/>
-            <a:graphic xmlns:a="http://schemas.openxmlformats.org/drawingml/2006/main">
-              <a:graphicData uri="http://schemas.openxmlformats.org/drawingml/2006/picture">
-                <pic:pic xmlns:pic="http://schemas.openxmlformats.org/drawingml/2006/picture">
-                  <pic:nvPicPr>
-                    <pic:cNvPr id="27" name="Picture 27"/>
-                    <pic:cNvPicPr/>
-                  </pic:nvPicPr>
-                  <pic:blipFill>
-                    <a:blip r:embed="rId20"/>
-                    <a:stretch/>
-                  </pic:blipFill>
-                  <pic:spPr>
-                    <a:xfrm>
-                      <a:off x="0" y="0"/>
-                      <a:ext cx="6264274" cy="4594510"/>
-                    </a:xfrm>
-                    <a:prstGeom prst="rect">
-                      <a:avLst/>
-                    </a:prstGeom>
-                  </pic:spPr>
-                </pic:pic>
-              </a:graphicData>
-            </a:graphic>
-          </wp:inline>
-        </w:drawing>
-      </w:r>
-    </w:p>
-    <w:p>
-      <w:pPr>
-        <w:spacing w:before="240" w:after="159"/>
-        <w:jc w:val="left"/>
-        <w:rPr>
-          <w:rFonts w:ascii="Times New Roman" w:hAnsi="Times New Roman"/>
-          <w:sz w:val="27"/>
-        </w:rPr>
-      </w:pPr>
-      <w:r>
-        <w:rPr>
-          <w:rFonts w:ascii="Times New Roman" w:hAnsi="Times New Roman"/>
-          <w:noProof/>
-          <w:sz w:val="27"/>
-        </w:rPr>
-        <w:lastRenderedPageBreak/>
-        <w:drawing>
-          <wp:inline distT="0" distB="0" distL="0" distR="0" wp14:anchorId="6EC9C99C" wp14:editId="4E48522B">
-            <wp:extent cx="6264274" cy="4098475"/>
-            <wp:effectExtent l="0" t="0" r="0" b="0"/>
-            <wp:docPr id="28" name="Picture 28"/>
-            <wp:cNvGraphicFramePr/>
-            <a:graphic xmlns:a="http://schemas.openxmlformats.org/drawingml/2006/main">
-              <a:graphicData uri="http://schemas.openxmlformats.org/drawingml/2006/picture">
-                <pic:pic xmlns:pic="http://schemas.openxmlformats.org/drawingml/2006/picture">
-                  <pic:nvPicPr>
-                    <pic:cNvPr id="29" name="Picture 29"/>
-                    <pic:cNvPicPr/>
-                  </pic:nvPicPr>
-                  <pic:blipFill>
-                    <a:blip r:embed="rId21"/>
-                    <a:stretch/>
-                  </pic:blipFill>
-                  <pic:spPr>
-                    <a:xfrm>
-                      <a:off x="0" y="0"/>
-                      <a:ext cx="6264274" cy="4098475"/>
-                    </a:xfrm>
-                    <a:prstGeom prst="rect">
-                      <a:avLst/>
-                    </a:prstGeom>
-                  </pic:spPr>
-                </pic:pic>
-              </a:graphicData>
-            </a:graphic>
-          </wp:inline>
-        </w:drawing>
-      </w:r>
-    </w:p>
-    <w:p>
-      <w:pPr>
-        <w:rPr>
-          <w:rFonts w:ascii="Times New Roman" w:hAnsi="Times New Roman"/>
-          <w:sz w:val="27"/>
-        </w:rPr>
-      </w:pPr>
-      <w:r>
-        <w:rPr>
-          <w:rFonts w:ascii="Times New Roman" w:hAnsi="Times New Roman"/>
-          <w:b/>
-          <w:sz w:val="27"/>
-        </w:rPr>
-        <w:t>Наблюдение 15.</w:t>
-      </w:r>
-      <w:r>
-        <w:rPr>
-          <w:rFonts w:ascii="Times New Roman" w:hAnsi="Times New Roman"/>
-          <w:sz w:val="27"/>
-        </w:rPr>
-        <w:t xml:space="preserve"> Из этих двух графиков видно, что разница между регионами не имеет значительного влияния на повышение стоимости страховых выплат.</w:t>
-      </w:r>
+          <w:lang w:val="ru-RU"/>
+        </w:rPr>
+      </w:pPr>
     </w:p>
     <w:sectPr>
-      <w:footerReference w:type="default" r:id="rId22"/>
-      <w:headerReference w:type="first" r:id="rId23"/>
+      <w:footerReference w:type="default" r:id="rId15"/>
+      <w:headerReference w:type="first" r:id="rId16"/>
       <w:pgSz w:w="11906" w:h="16838"/>
       <w:pgMar w:top="1134" w:right="737" w:bottom="1134" w:left="1304" w:header="720" w:footer="720" w:gutter="0"/>
       <w:pgNumType w:start="1"/>
@@ -22287,102 +22203,16 @@
     </w:lvl>
   </w:abstractNum>
   <w:abstractNum w:abstractNumId="10" w15:restartNumberingAfterBreak="0">
-    <w:nsid w:val="37F60D3C"/>
-    <w:multiLevelType w:val="multilevel"/>
-    <w:tmpl w:val="C88AD3A6"/>
-    <w:lvl w:ilvl="0">
-      <w:start w:val="1"/>
-      <w:numFmt w:val="decimal"/>
-      <w:lvlText w:val="%1."/>
-      <w:lvlJc w:val="left"/>
-      <w:pPr>
-        <w:ind w:left="360" w:hanging="360"/>
-      </w:pPr>
-    </w:lvl>
-    <w:lvl w:ilvl="1">
-      <w:start w:val="1"/>
-      <w:numFmt w:val="decimal"/>
-      <w:lvlText w:val="%1.%2."/>
-      <w:lvlJc w:val="left"/>
-      <w:pPr>
-        <w:ind w:left="790" w:hanging="430"/>
-      </w:pPr>
-    </w:lvl>
-    <w:lvl w:ilvl="2">
-      <w:start w:val="1"/>
-      <w:numFmt w:val="decimal"/>
-      <w:lvlText w:val="%1.%2.%3."/>
-      <w:lvlJc w:val="left"/>
-      <w:pPr>
-        <w:ind w:left="1225" w:hanging="505"/>
-      </w:pPr>
-    </w:lvl>
-    <w:lvl w:ilvl="3">
-      <w:start w:val="1"/>
-      <w:numFmt w:val="decimal"/>
-      <w:lvlText w:val="%1.%2.%3.%4."/>
-      <w:lvlJc w:val="left"/>
-      <w:pPr>
-        <w:ind w:left="1730" w:hanging="650"/>
-      </w:pPr>
-    </w:lvl>
-    <w:lvl w:ilvl="4">
-      <w:start w:val="1"/>
-      <w:numFmt w:val="decimal"/>
-      <w:lvlText w:val="%1.%2.%3.%4.%5."/>
-      <w:lvlJc w:val="left"/>
-      <w:pPr>
-        <w:ind w:left="2230" w:hanging="790"/>
-      </w:pPr>
-    </w:lvl>
-    <w:lvl w:ilvl="5">
-      <w:start w:val="1"/>
-      <w:numFmt w:val="decimal"/>
-      <w:lvlText w:val="%1.%2.%3.%4.%5.%6."/>
-      <w:lvlJc w:val="left"/>
-      <w:pPr>
-        <w:ind w:left="2735" w:hanging="935"/>
-      </w:pPr>
-    </w:lvl>
-    <w:lvl w:ilvl="6">
-      <w:start w:val="1"/>
-      <w:numFmt w:val="decimal"/>
-      <w:lvlText w:val="%1.%2.%3.%4.%5.%6.%7."/>
-      <w:lvlJc w:val="left"/>
-      <w:pPr>
-        <w:ind w:left="3240" w:hanging="1080"/>
-      </w:pPr>
-    </w:lvl>
-    <w:lvl w:ilvl="7">
-      <w:start w:val="1"/>
-      <w:numFmt w:val="decimal"/>
-      <w:lvlText w:val="%1.%2.%3.%4.%5.%6.%7.%8."/>
-      <w:lvlJc w:val="left"/>
-      <w:pPr>
-        <w:ind w:left="3745" w:hanging="1225"/>
-      </w:pPr>
-    </w:lvl>
-    <w:lvl w:ilvl="8">
-      <w:start w:val="1"/>
-      <w:numFmt w:val="decimal"/>
-      <w:lvlText w:val="%1.%2.%3.%4.%5.%6.%7.%8.%9."/>
-      <w:lvlJc w:val="left"/>
-      <w:pPr>
-        <w:ind w:left="4320" w:hanging="1440"/>
-      </w:pPr>
-    </w:lvl>
-  </w:abstractNum>
-  <w:abstractNum w:abstractNumId="11" w15:restartNumberingAfterBreak="0">
-    <w:nsid w:val="42EA5093"/>
+    <w:nsid w:val="326D4C7F"/>
     <w:multiLevelType w:val="hybridMultilevel"/>
-    <w:tmpl w:val="B9BAB1FA"/>
+    <w:tmpl w:val="C0F27876"/>
     <w:lvl w:ilvl="0" w:tplc="08090001">
       <w:start w:val="1"/>
       <w:numFmt w:val="bullet"/>
       <w:lvlText w:val=""/>
       <w:lvlJc w:val="left"/>
       <w:pPr>
-        <w:ind w:left="1440" w:hanging="360"/>
+        <w:ind w:left="720" w:hanging="360"/>
       </w:pPr>
       <w:rPr>
         <w:rFonts w:ascii="Symbol" w:hAnsi="Symbol" w:hint="default"/>
@@ -22394,6 +22224,205 @@
       <w:lvlText w:val="o"/>
       <w:lvlJc w:val="left"/>
       <w:pPr>
+        <w:ind w:left="1440" w:hanging="360"/>
+      </w:pPr>
+      <w:rPr>
+        <w:rFonts w:ascii="Courier New" w:hAnsi="Courier New" w:cs="Courier New" w:hint="default"/>
+      </w:rPr>
+    </w:lvl>
+    <w:lvl w:ilvl="2" w:tplc="08090005" w:tentative="1">
+      <w:start w:val="1"/>
+      <w:numFmt w:val="bullet"/>
+      <w:lvlText w:val=""/>
+      <w:lvlJc w:val="left"/>
+      <w:pPr>
+        <w:ind w:left="2160" w:hanging="360"/>
+      </w:pPr>
+      <w:rPr>
+        <w:rFonts w:ascii="Wingdings" w:hAnsi="Wingdings" w:hint="default"/>
+      </w:rPr>
+    </w:lvl>
+    <w:lvl w:ilvl="3" w:tplc="08090001" w:tentative="1">
+      <w:start w:val="1"/>
+      <w:numFmt w:val="bullet"/>
+      <w:lvlText w:val=""/>
+      <w:lvlJc w:val="left"/>
+      <w:pPr>
+        <w:ind w:left="2880" w:hanging="360"/>
+      </w:pPr>
+      <w:rPr>
+        <w:rFonts w:ascii="Symbol" w:hAnsi="Symbol" w:hint="default"/>
+      </w:rPr>
+    </w:lvl>
+    <w:lvl w:ilvl="4" w:tplc="08090003" w:tentative="1">
+      <w:start w:val="1"/>
+      <w:numFmt w:val="bullet"/>
+      <w:lvlText w:val="o"/>
+      <w:lvlJc w:val="left"/>
+      <w:pPr>
+        <w:ind w:left="3600" w:hanging="360"/>
+      </w:pPr>
+      <w:rPr>
+        <w:rFonts w:ascii="Courier New" w:hAnsi="Courier New" w:cs="Courier New" w:hint="default"/>
+      </w:rPr>
+    </w:lvl>
+    <w:lvl w:ilvl="5" w:tplc="08090005" w:tentative="1">
+      <w:start w:val="1"/>
+      <w:numFmt w:val="bullet"/>
+      <w:lvlText w:val=""/>
+      <w:lvlJc w:val="left"/>
+      <w:pPr>
+        <w:ind w:left="4320" w:hanging="360"/>
+      </w:pPr>
+      <w:rPr>
+        <w:rFonts w:ascii="Wingdings" w:hAnsi="Wingdings" w:hint="default"/>
+      </w:rPr>
+    </w:lvl>
+    <w:lvl w:ilvl="6" w:tplc="08090001" w:tentative="1">
+      <w:start w:val="1"/>
+      <w:numFmt w:val="bullet"/>
+      <w:lvlText w:val=""/>
+      <w:lvlJc w:val="left"/>
+      <w:pPr>
+        <w:ind w:left="5040" w:hanging="360"/>
+      </w:pPr>
+      <w:rPr>
+        <w:rFonts w:ascii="Symbol" w:hAnsi="Symbol" w:hint="default"/>
+      </w:rPr>
+    </w:lvl>
+    <w:lvl w:ilvl="7" w:tplc="08090003" w:tentative="1">
+      <w:start w:val="1"/>
+      <w:numFmt w:val="bullet"/>
+      <w:lvlText w:val="o"/>
+      <w:lvlJc w:val="left"/>
+      <w:pPr>
+        <w:ind w:left="5760" w:hanging="360"/>
+      </w:pPr>
+      <w:rPr>
+        <w:rFonts w:ascii="Courier New" w:hAnsi="Courier New" w:cs="Courier New" w:hint="default"/>
+      </w:rPr>
+    </w:lvl>
+    <w:lvl w:ilvl="8" w:tplc="08090005" w:tentative="1">
+      <w:start w:val="1"/>
+      <w:numFmt w:val="bullet"/>
+      <w:lvlText w:val=""/>
+      <w:lvlJc w:val="left"/>
+      <w:pPr>
+        <w:ind w:left="6480" w:hanging="360"/>
+      </w:pPr>
+      <w:rPr>
+        <w:rFonts w:ascii="Wingdings" w:hAnsi="Wingdings" w:hint="default"/>
+      </w:rPr>
+    </w:lvl>
+  </w:abstractNum>
+  <w:abstractNum w:abstractNumId="11" w15:restartNumberingAfterBreak="0">
+    <w:nsid w:val="37F60D3C"/>
+    <w:multiLevelType w:val="multilevel"/>
+    <w:tmpl w:val="C88AD3A6"/>
+    <w:lvl w:ilvl="0">
+      <w:start w:val="1"/>
+      <w:numFmt w:val="decimal"/>
+      <w:lvlText w:val="%1."/>
+      <w:lvlJc w:val="left"/>
+      <w:pPr>
+        <w:ind w:left="360" w:hanging="360"/>
+      </w:pPr>
+    </w:lvl>
+    <w:lvl w:ilvl="1">
+      <w:start w:val="1"/>
+      <w:numFmt w:val="decimal"/>
+      <w:lvlText w:val="%1.%2."/>
+      <w:lvlJc w:val="left"/>
+      <w:pPr>
+        <w:ind w:left="790" w:hanging="430"/>
+      </w:pPr>
+    </w:lvl>
+    <w:lvl w:ilvl="2">
+      <w:start w:val="1"/>
+      <w:numFmt w:val="decimal"/>
+      <w:lvlText w:val="%1.%2.%3."/>
+      <w:lvlJc w:val="left"/>
+      <w:pPr>
+        <w:ind w:left="1225" w:hanging="505"/>
+      </w:pPr>
+    </w:lvl>
+    <w:lvl w:ilvl="3">
+      <w:start w:val="1"/>
+      <w:numFmt w:val="decimal"/>
+      <w:lvlText w:val="%1.%2.%3.%4."/>
+      <w:lvlJc w:val="left"/>
+      <w:pPr>
+        <w:ind w:left="1730" w:hanging="650"/>
+      </w:pPr>
+    </w:lvl>
+    <w:lvl w:ilvl="4">
+      <w:start w:val="1"/>
+      <w:numFmt w:val="decimal"/>
+      <w:lvlText w:val="%1.%2.%3.%4.%5."/>
+      <w:lvlJc w:val="left"/>
+      <w:pPr>
+        <w:ind w:left="2230" w:hanging="790"/>
+      </w:pPr>
+    </w:lvl>
+    <w:lvl w:ilvl="5">
+      <w:start w:val="1"/>
+      <w:numFmt w:val="decimal"/>
+      <w:lvlText w:val="%1.%2.%3.%4.%5.%6."/>
+      <w:lvlJc w:val="left"/>
+      <w:pPr>
+        <w:ind w:left="2735" w:hanging="935"/>
+      </w:pPr>
+    </w:lvl>
+    <w:lvl w:ilvl="6">
+      <w:start w:val="1"/>
+      <w:numFmt w:val="decimal"/>
+      <w:lvlText w:val="%1.%2.%3.%4.%5.%6.%7."/>
+      <w:lvlJc w:val="left"/>
+      <w:pPr>
+        <w:ind w:left="3240" w:hanging="1080"/>
+      </w:pPr>
+    </w:lvl>
+    <w:lvl w:ilvl="7">
+      <w:start w:val="1"/>
+      <w:numFmt w:val="decimal"/>
+      <w:lvlText w:val="%1.%2.%3.%4.%5.%6.%7.%8."/>
+      <w:lvlJc w:val="left"/>
+      <w:pPr>
+        <w:ind w:left="3745" w:hanging="1225"/>
+      </w:pPr>
+    </w:lvl>
+    <w:lvl w:ilvl="8">
+      <w:start w:val="1"/>
+      <w:numFmt w:val="decimal"/>
+      <w:lvlText w:val="%1.%2.%3.%4.%5.%6.%7.%8.%9."/>
+      <w:lvlJc w:val="left"/>
+      <w:pPr>
+        <w:ind w:left="4320" w:hanging="1440"/>
+      </w:pPr>
+    </w:lvl>
+  </w:abstractNum>
+  <w:abstractNum w:abstractNumId="12" w15:restartNumberingAfterBreak="0">
+    <w:nsid w:val="42EA5093"/>
+    <w:multiLevelType w:val="hybridMultilevel"/>
+    <w:tmpl w:val="B9BAB1FA"/>
+    <w:lvl w:ilvl="0" w:tplc="08090001">
+      <w:start w:val="1"/>
+      <w:numFmt w:val="bullet"/>
+      <w:lvlText w:val=""/>
+      <w:lvlJc w:val="left"/>
+      <w:pPr>
+        <w:ind w:left="1440" w:hanging="360"/>
+      </w:pPr>
+      <w:rPr>
+        <w:rFonts w:ascii="Symbol" w:hAnsi="Symbol" w:hint="default"/>
+      </w:rPr>
+    </w:lvl>
+    <w:lvl w:ilvl="1" w:tplc="08090003" w:tentative="1">
+      <w:start w:val="1"/>
+      <w:numFmt w:val="bullet"/>
+      <w:lvlText w:val="o"/>
+      <w:lvlJc w:val="left"/>
+      <w:pPr>
         <w:ind w:left="2160" w:hanging="360"/>
       </w:pPr>
       <w:rPr>
@@ -22485,7 +22514,7 @@
       </w:rPr>
     </w:lvl>
   </w:abstractNum>
-  <w:abstractNum w:abstractNumId="12" w15:restartNumberingAfterBreak="0">
+  <w:abstractNum w:abstractNumId="13" w15:restartNumberingAfterBreak="0">
     <w:nsid w:val="4C14587C"/>
     <w:multiLevelType w:val="hybridMultilevel"/>
     <w:tmpl w:val="90A0D718"/>
@@ -22571,10 +22600,10 @@
       </w:pPr>
     </w:lvl>
   </w:abstractNum>
-  <w:abstractNum w:abstractNumId="13" w15:restartNumberingAfterBreak="0">
-    <w:nsid w:val="57772D19"/>
+  <w:abstractNum w:abstractNumId="14" w15:restartNumberingAfterBreak="0">
+    <w:nsid w:val="553A5B83"/>
     <w:multiLevelType w:val="hybridMultilevel"/>
-    <w:tmpl w:val="9C74B3A8"/>
+    <w:tmpl w:val="D7D0D242"/>
     <w:lvl w:ilvl="0" w:tplc="08090001">
       <w:start w:val="1"/>
       <w:numFmt w:val="bullet"/>
@@ -22684,10 +22713,10 @@
       </w:rPr>
     </w:lvl>
   </w:abstractNum>
-  <w:abstractNum w:abstractNumId="14" w15:restartNumberingAfterBreak="0">
-    <w:nsid w:val="5EA36CD8"/>
+  <w:abstractNum w:abstractNumId="15" w15:restartNumberingAfterBreak="0">
+    <w:nsid w:val="57772D19"/>
     <w:multiLevelType w:val="hybridMultilevel"/>
-    <w:tmpl w:val="EA24E4CC"/>
+    <w:tmpl w:val="9C74B3A8"/>
     <w:lvl w:ilvl="0" w:tplc="08090001">
       <w:start w:val="1"/>
       <w:numFmt w:val="bullet"/>
@@ -22709,7 +22738,7 @@
         <w:ind w:left="1440" w:hanging="360"/>
       </w:pPr>
       <w:rPr>
-        <w:rFonts w:ascii="Courier New" w:hAnsi="Courier New" w:hint="default"/>
+        <w:rFonts w:ascii="Courier New" w:hAnsi="Courier New" w:cs="Courier New" w:hint="default"/>
       </w:rPr>
     </w:lvl>
     <w:lvl w:ilvl="2" w:tplc="08090005" w:tentative="1">
@@ -22745,7 +22774,7 @@
         <w:ind w:left="3600" w:hanging="360"/>
       </w:pPr>
       <w:rPr>
-        <w:rFonts w:ascii="Courier New" w:hAnsi="Courier New" w:hint="default"/>
+        <w:rFonts w:ascii="Courier New" w:hAnsi="Courier New" w:cs="Courier New" w:hint="default"/>
       </w:rPr>
     </w:lvl>
     <w:lvl w:ilvl="5" w:tplc="08090005" w:tentative="1">
@@ -22781,6 +22810,119 @@
         <w:ind w:left="5760" w:hanging="360"/>
       </w:pPr>
       <w:rPr>
+        <w:rFonts w:ascii="Courier New" w:hAnsi="Courier New" w:cs="Courier New" w:hint="default"/>
+      </w:rPr>
+    </w:lvl>
+    <w:lvl w:ilvl="8" w:tplc="08090005" w:tentative="1">
+      <w:start w:val="1"/>
+      <w:numFmt w:val="bullet"/>
+      <w:lvlText w:val=""/>
+      <w:lvlJc w:val="left"/>
+      <w:pPr>
+        <w:ind w:left="6480" w:hanging="360"/>
+      </w:pPr>
+      <w:rPr>
+        <w:rFonts w:ascii="Wingdings" w:hAnsi="Wingdings" w:hint="default"/>
+      </w:rPr>
+    </w:lvl>
+  </w:abstractNum>
+  <w:abstractNum w:abstractNumId="16" w15:restartNumberingAfterBreak="0">
+    <w:nsid w:val="5EA36CD8"/>
+    <w:multiLevelType w:val="hybridMultilevel"/>
+    <w:tmpl w:val="EA24E4CC"/>
+    <w:lvl w:ilvl="0" w:tplc="08090001">
+      <w:start w:val="1"/>
+      <w:numFmt w:val="bullet"/>
+      <w:lvlText w:val=""/>
+      <w:lvlJc w:val="left"/>
+      <w:pPr>
+        <w:ind w:left="720" w:hanging="360"/>
+      </w:pPr>
+      <w:rPr>
+        <w:rFonts w:ascii="Symbol" w:hAnsi="Symbol" w:hint="default"/>
+      </w:rPr>
+    </w:lvl>
+    <w:lvl w:ilvl="1" w:tplc="08090003" w:tentative="1">
+      <w:start w:val="1"/>
+      <w:numFmt w:val="bullet"/>
+      <w:lvlText w:val="o"/>
+      <w:lvlJc w:val="left"/>
+      <w:pPr>
+        <w:ind w:left="1440" w:hanging="360"/>
+      </w:pPr>
+      <w:rPr>
+        <w:rFonts w:ascii="Courier New" w:hAnsi="Courier New" w:hint="default"/>
+      </w:rPr>
+    </w:lvl>
+    <w:lvl w:ilvl="2" w:tplc="08090005" w:tentative="1">
+      <w:start w:val="1"/>
+      <w:numFmt w:val="bullet"/>
+      <w:lvlText w:val=""/>
+      <w:lvlJc w:val="left"/>
+      <w:pPr>
+        <w:ind w:left="2160" w:hanging="360"/>
+      </w:pPr>
+      <w:rPr>
+        <w:rFonts w:ascii="Wingdings" w:hAnsi="Wingdings" w:hint="default"/>
+      </w:rPr>
+    </w:lvl>
+    <w:lvl w:ilvl="3" w:tplc="08090001" w:tentative="1">
+      <w:start w:val="1"/>
+      <w:numFmt w:val="bullet"/>
+      <w:lvlText w:val=""/>
+      <w:lvlJc w:val="left"/>
+      <w:pPr>
+        <w:ind w:left="2880" w:hanging="360"/>
+      </w:pPr>
+      <w:rPr>
+        <w:rFonts w:ascii="Symbol" w:hAnsi="Symbol" w:hint="default"/>
+      </w:rPr>
+    </w:lvl>
+    <w:lvl w:ilvl="4" w:tplc="08090003" w:tentative="1">
+      <w:start w:val="1"/>
+      <w:numFmt w:val="bullet"/>
+      <w:lvlText w:val="o"/>
+      <w:lvlJc w:val="left"/>
+      <w:pPr>
+        <w:ind w:left="3600" w:hanging="360"/>
+      </w:pPr>
+      <w:rPr>
+        <w:rFonts w:ascii="Courier New" w:hAnsi="Courier New" w:hint="default"/>
+      </w:rPr>
+    </w:lvl>
+    <w:lvl w:ilvl="5" w:tplc="08090005" w:tentative="1">
+      <w:start w:val="1"/>
+      <w:numFmt w:val="bullet"/>
+      <w:lvlText w:val=""/>
+      <w:lvlJc w:val="left"/>
+      <w:pPr>
+        <w:ind w:left="4320" w:hanging="360"/>
+      </w:pPr>
+      <w:rPr>
+        <w:rFonts w:ascii="Wingdings" w:hAnsi="Wingdings" w:hint="default"/>
+      </w:rPr>
+    </w:lvl>
+    <w:lvl w:ilvl="6" w:tplc="08090001" w:tentative="1">
+      <w:start w:val="1"/>
+      <w:numFmt w:val="bullet"/>
+      <w:lvlText w:val=""/>
+      <w:lvlJc w:val="left"/>
+      <w:pPr>
+        <w:ind w:left="5040" w:hanging="360"/>
+      </w:pPr>
+      <w:rPr>
+        <w:rFonts w:ascii="Symbol" w:hAnsi="Symbol" w:hint="default"/>
+      </w:rPr>
+    </w:lvl>
+    <w:lvl w:ilvl="7" w:tplc="08090003" w:tentative="1">
+      <w:start w:val="1"/>
+      <w:numFmt w:val="bullet"/>
+      <w:lvlText w:val="o"/>
+      <w:lvlJc w:val="left"/>
+      <w:pPr>
+        <w:ind w:left="5760" w:hanging="360"/>
+      </w:pPr>
+      <w:rPr>
         <w:rFonts w:ascii="Courier New" w:hAnsi="Courier New" w:hint="default"/>
       </w:rPr>
     </w:lvl>
@@ -22797,7 +22939,7 @@
       </w:rPr>
     </w:lvl>
   </w:abstractNum>
-  <w:abstractNum w:abstractNumId="15" w15:restartNumberingAfterBreak="0">
+  <w:abstractNum w:abstractNumId="17" w15:restartNumberingAfterBreak="0">
     <w:nsid w:val="61DD2260"/>
     <w:multiLevelType w:val="hybridMultilevel"/>
     <w:tmpl w:val="8B2A4062"/>
@@ -22886,7 +23028,7 @@
       </w:pPr>
     </w:lvl>
   </w:abstractNum>
-  <w:abstractNum w:abstractNumId="16" w15:restartNumberingAfterBreak="0">
+  <w:abstractNum w:abstractNumId="18" w15:restartNumberingAfterBreak="0">
     <w:nsid w:val="62174F72"/>
     <w:multiLevelType w:val="multilevel"/>
     <w:tmpl w:val="0B66ADC2"/>
@@ -22990,7 +23132,7 @@
       </w:rPr>
     </w:lvl>
   </w:abstractNum>
-  <w:abstractNum w:abstractNumId="17" w15:restartNumberingAfterBreak="0">
+  <w:abstractNum w:abstractNumId="19" w15:restartNumberingAfterBreak="0">
     <w:nsid w:val="65176FF1"/>
     <w:multiLevelType w:val="hybridMultilevel"/>
     <w:tmpl w:val="D9F412CC"/>
@@ -23079,7 +23221,7 @@
       </w:pPr>
     </w:lvl>
   </w:abstractNum>
-  <w:abstractNum w:abstractNumId="18" w15:restartNumberingAfterBreak="0">
+  <w:abstractNum w:abstractNumId="20" w15:restartNumberingAfterBreak="0">
     <w:nsid w:val="681D6115"/>
     <w:multiLevelType w:val="hybridMultilevel"/>
     <w:tmpl w:val="606ED966"/>
@@ -23192,7 +23334,7 @@
       </w:rPr>
     </w:lvl>
   </w:abstractNum>
-  <w:abstractNum w:abstractNumId="19" w15:restartNumberingAfterBreak="0">
+  <w:abstractNum w:abstractNumId="21" w15:restartNumberingAfterBreak="0">
     <w:nsid w:val="75B43CDA"/>
     <w:multiLevelType w:val="hybridMultilevel"/>
     <w:tmpl w:val="1E62EBEE"/>
@@ -23281,7 +23423,7 @@
       </w:pPr>
     </w:lvl>
   </w:abstractNum>
-  <w:abstractNum w:abstractNumId="20" w15:restartNumberingAfterBreak="0">
+  <w:abstractNum w:abstractNumId="22" w15:restartNumberingAfterBreak="0">
     <w:nsid w:val="7B360DA2"/>
     <w:multiLevelType w:val="hybridMultilevel"/>
     <w:tmpl w:val="F5649AEE"/>
@@ -23377,22 +23519,22 @@
     <w:abstractNumId w:val="2"/>
   </w:num>
   <w:num w:numId="3" w16cid:durableId="882408455">
-    <w:abstractNumId w:val="16"/>
+    <w:abstractNumId w:val="18"/>
   </w:num>
   <w:num w:numId="4" w16cid:durableId="2003271478">
-    <w:abstractNumId w:val="10"/>
+    <w:abstractNumId w:val="11"/>
   </w:num>
   <w:num w:numId="5" w16cid:durableId="147673234">
-    <w:abstractNumId w:val="11"/>
+    <w:abstractNumId w:val="12"/>
   </w:num>
   <w:num w:numId="6" w16cid:durableId="1770271432">
-    <w:abstractNumId w:val="14"/>
+    <w:abstractNumId w:val="16"/>
   </w:num>
   <w:num w:numId="7" w16cid:durableId="2083722425">
     <w:abstractNumId w:val="8"/>
   </w:num>
   <w:num w:numId="8" w16cid:durableId="1460535418">
-    <w:abstractNumId w:val="18"/>
+    <w:abstractNumId w:val="20"/>
   </w:num>
   <w:num w:numId="9" w16cid:durableId="35934533">
     <w:abstractNumId w:val="3"/>
@@ -23404,22 +23546,22 @@
     <w:abstractNumId w:val="9"/>
   </w:num>
   <w:num w:numId="12" w16cid:durableId="1504318963">
-    <w:abstractNumId w:val="15"/>
+    <w:abstractNumId w:val="17"/>
   </w:num>
   <w:num w:numId="13" w16cid:durableId="260115439">
-    <w:abstractNumId w:val="20"/>
+    <w:abstractNumId w:val="22"/>
   </w:num>
   <w:num w:numId="14" w16cid:durableId="1048802318">
-    <w:abstractNumId w:val="19"/>
+    <w:abstractNumId w:val="21"/>
   </w:num>
   <w:num w:numId="15" w16cid:durableId="1405955447">
-    <w:abstractNumId w:val="17"/>
+    <w:abstractNumId w:val="19"/>
   </w:num>
   <w:num w:numId="16" w16cid:durableId="1296595369">
     <w:abstractNumId w:val="5"/>
   </w:num>
   <w:num w:numId="17" w16cid:durableId="2066640498">
-    <w:abstractNumId w:val="13"/>
+    <w:abstractNumId w:val="15"/>
   </w:num>
   <w:num w:numId="18" w16cid:durableId="1159463743">
     <w:abstractNumId w:val="7"/>
@@ -23431,7 +23573,13 @@
     <w:abstractNumId w:val="0"/>
   </w:num>
   <w:num w:numId="21" w16cid:durableId="143282973">
-    <w:abstractNumId w:val="12"/>
+    <w:abstractNumId w:val="13"/>
+  </w:num>
+  <w:num w:numId="22" w16cid:durableId="329796740">
+    <w:abstractNumId w:val="10"/>
+  </w:num>
+  <w:num w:numId="23" w16cid:durableId="711540641">
+    <w:abstractNumId w:val="14"/>
   </w:num>
 </w:numbering>
 </file>
@@ -23830,6 +23978,7 @@
     <w:name w:val="Normal"/>
     <w:link w:val="Normal1"/>
     <w:qFormat/>
+    <w:rsid w:val="00C44171"/>
     <w:pPr>
       <w:jc w:val="both"/>
     </w:pPr>
@@ -23919,7 +24068,6 @@
   <w:style w:type="character" w:default="1" w:styleId="DefaultParagraphFont">
     <w:name w:val="Default Paragraph Font"/>
     <w:uiPriority w:val="1"/>
-    <w:semiHidden/>
     <w:unhideWhenUsed/>
   </w:style>
   <w:style w:type="table" w:default="1" w:styleId="TableNormal">
@@ -24323,6 +24471,7 @@
   <w:style w:type="character" w:customStyle="1" w:styleId="Heading2Char">
     <w:name w:val="Heading 2 Char"/>
     <w:link w:val="Heading2"/>
+    <w:uiPriority w:val="9"/>
     <w:rPr>
       <w:rFonts w:ascii="XO Thames" w:hAnsi="XO Thames"/>
       <w:b/>

--- a/reports/analyze_medical_insurance.docx
+++ b/reports/analyze_medical_insurance.docx
@@ -20389,286 +20389,95 @@
       <w:pPr>
         <w:rPr>
           <w:rFonts w:ascii="Times New Roman" w:hAnsi="Times New Roman"/>
+          <w:lang w:val="ru-RU"/>
+        </w:rPr>
+      </w:pPr>
+      <w:r>
+        <w:rPr>
+          <w:rFonts w:ascii="Times New Roman" w:hAnsi="Times New Roman"/>
+          <w:lang w:val="ru-RU"/>
+        </w:rPr>
+        <w:t>Таким образом, градиентный бустинг рекомендуется к использованию для прогнозирования страховых выплат в реальных задачах.</w:t>
+      </w:r>
+    </w:p>
+    <w:p>
+      <w:pPr>
+        <w:jc w:val="left"/>
+        <w:rPr>
+          <w:rFonts w:ascii="Times New Roman" w:hAnsi="Times New Roman"/>
+          <w:lang w:val="ru-RU"/>
+        </w:rPr>
+      </w:pPr>
+      <w:r>
+        <w:rPr>
+          <w:rFonts w:ascii="Times New Roman" w:hAnsi="Times New Roman"/>
+          <w:lang w:val="ru-RU"/>
+        </w:rPr>
+        <w:br w:type="page"/>
+      </w:r>
+    </w:p>
+    <w:p>
+      <w:pPr>
+        <w:rPr>
+          <w:rFonts w:ascii="Times New Roman" w:hAnsi="Times New Roman"/>
+          <w:lang w:val="ru-RU"/>
+        </w:rPr>
+      </w:pPr>
+      <w:r>
+        <w:rPr>
+          <w:rFonts w:ascii="Times New Roman" w:hAnsi="Times New Roman"/>
+          <w:lang w:val="ru-RU"/>
+        </w:rPr>
+        <w:lastRenderedPageBreak/>
+        <w:t>Список литературы:</w:t>
+      </w:r>
+    </w:p>
+    <w:p>
+      <w:pPr>
+        <w:rPr>
+          <w:rFonts w:ascii="Times New Roman" w:hAnsi="Times New Roman"/>
           <w:lang w:val="en-US"/>
         </w:rPr>
       </w:pPr>
-      <w:r>
-        <w:rPr>
-          <w:rFonts w:ascii="Times New Roman" w:hAnsi="Times New Roman"/>
-          <w:lang w:val="ru-RU"/>
-        </w:rPr>
-        <w:t>Таким образом, градиентный бустинг рекомендуется к использованию для прогнозирования страховых выплат в реальных задачах.</w:t>
-      </w:r>
-    </w:p>
-    <w:p>
-      <w:pPr>
+    </w:p>
+    <w:p>
+      <w:pPr>
+        <w:rPr>
+          <w:rFonts w:ascii="Times New Roman" w:hAnsi="Times New Roman"/>
+          <w:lang w:val="ru-RU"/>
+        </w:rPr>
+      </w:pPr>
+    </w:p>
+    <w:p>
+      <w:pPr>
+        <w:jc w:val="left"/>
+        <w:rPr>
+          <w:rFonts w:ascii="Times New Roman" w:hAnsi="Times New Roman"/>
+          <w:lang w:val="ru-RU"/>
+        </w:rPr>
+      </w:pPr>
+      <w:r>
+        <w:rPr>
+          <w:rFonts w:ascii="Times New Roman" w:hAnsi="Times New Roman"/>
+          <w:lang w:val="ru-RU"/>
+        </w:rPr>
+        <w:br w:type="page"/>
+      </w:r>
+    </w:p>
+    <w:p>
+      <w:pPr>
+        <w:jc w:val="left"/>
+        <w:rPr>
+          <w:rFonts w:ascii="Times New Roman" w:hAnsi="Times New Roman"/>
+          <w:lang w:val="ru-RU"/>
+        </w:rPr>
+      </w:pPr>
+      <w:r>
         <w:rPr>
           <w:rFonts w:ascii="Times New Roman" w:hAnsi="Times New Roman"/>
           <w:lang w:val="en-US"/>
         </w:rPr>
-      </w:pPr>
-    </w:p>
-    <w:p>
-      <w:pPr>
-        <w:rPr>
-          <w:rFonts w:ascii="Times New Roman" w:hAnsi="Times New Roman"/>
-          <w:lang w:val="ru-RU"/>
-        </w:rPr>
-      </w:pPr>
-    </w:p>
-    <w:p>
-      <w:pPr>
-        <w:jc w:val="left"/>
-        <w:rPr>
-          <w:rFonts w:ascii="Times New Roman" w:hAnsi="Times New Roman"/>
-          <w:lang w:val="ru-RU"/>
-        </w:rPr>
-      </w:pPr>
-      <w:r>
-        <w:rPr>
-          <w:rFonts w:ascii="Times New Roman" w:hAnsi="Times New Roman"/>
-          <w:lang w:val="ru-RU"/>
-        </w:rPr>
-        <w:br w:type="page"/>
-      </w:r>
-    </w:p>
-    <w:p>
-      <w:pPr>
-        <w:rPr>
-          <w:rFonts w:ascii="Times New Roman" w:hAnsi="Times New Roman"/>
-          <w:lang w:val="ru-RU"/>
-        </w:rPr>
-      </w:pPr>
-    </w:p>
-    <w:p>
-      <w:pPr>
-        <w:jc w:val="left"/>
-        <w:rPr>
-          <w:rFonts w:ascii="Times New Roman" w:hAnsi="Times New Roman"/>
-          <w:lang w:val="ru-RU"/>
-        </w:rPr>
-      </w:pPr>
-      <w:r>
-        <w:rPr>
-          <w:rFonts w:ascii="Times New Roman" w:hAnsi="Times New Roman"/>
-          <w:lang w:val="ru-RU"/>
-        </w:rPr>
-        <w:t>План 2 главы:</w:t>
-      </w:r>
-    </w:p>
-    <w:p>
-      <w:pPr>
-        <w:jc w:val="left"/>
-        <w:rPr>
-          <w:rFonts w:ascii="Times New Roman" w:hAnsi="Times New Roman"/>
-          <w:lang w:val="ru-RU"/>
-        </w:rPr>
-      </w:pPr>
-    </w:p>
-    <w:p>
-      <w:pPr>
-        <w:pStyle w:val="ListParagraph"/>
-        <w:numPr>
-          <w:ilvl w:val="0"/>
-          <w:numId w:val="13"/>
-        </w:numPr>
-        <w:jc w:val="left"/>
-        <w:rPr>
-          <w:rFonts w:ascii="Times New Roman" w:hAnsi="Times New Roman"/>
-          <w:lang w:val="en-US"/>
-        </w:rPr>
-      </w:pPr>
-      <w:r>
-        <w:rPr>
-          <w:rFonts w:ascii="Times New Roman" w:hAnsi="Times New Roman"/>
-          <w:lang w:val="en-US"/>
-        </w:rPr>
-        <w:t>First 5 records of my dataset (not pre-processed)</w:t>
-      </w:r>
-      <w:r>
-        <w:rPr>
-          <w:rFonts w:ascii="Times New Roman" w:hAnsi="Times New Roman"/>
-          <w:lang w:val="en-US"/>
-        </w:rPr>
-        <w:t xml:space="preserve"> [x]</w:t>
-      </w:r>
-    </w:p>
-    <w:p>
-      <w:pPr>
-        <w:pStyle w:val="ListParagraph"/>
-        <w:numPr>
-          <w:ilvl w:val="0"/>
-          <w:numId w:val="13"/>
-        </w:numPr>
-        <w:jc w:val="left"/>
-        <w:rPr>
-          <w:rFonts w:ascii="Times New Roman" w:hAnsi="Times New Roman"/>
-          <w:lang w:val="en-US"/>
-        </w:rPr>
-      </w:pPr>
-      <w:r>
-        <w:rPr>
-          <w:rFonts w:ascii="Times New Roman" w:hAnsi="Times New Roman"/>
-          <w:lang w:val="en-US"/>
-        </w:rPr>
-        <w:t>The analysis of not pre-processed dataset</w:t>
-      </w:r>
-      <w:r>
-        <w:rPr>
-          <w:rFonts w:ascii="Times New Roman" w:hAnsi="Times New Roman"/>
-          <w:lang w:val="en-US"/>
-        </w:rPr>
-        <w:t xml:space="preserve"> [x]</w:t>
-      </w:r>
-    </w:p>
-    <w:p>
-      <w:pPr>
-        <w:pStyle w:val="ListParagraph"/>
-        <w:numPr>
-          <w:ilvl w:val="0"/>
-          <w:numId w:val="13"/>
-        </w:numPr>
-        <w:jc w:val="left"/>
-        <w:rPr>
-          <w:rFonts w:ascii="Times New Roman" w:hAnsi="Times New Roman"/>
-          <w:lang w:val="en-US"/>
-        </w:rPr>
-      </w:pPr>
-      <w:r>
-        <w:rPr>
-          <w:rFonts w:ascii="Times New Roman" w:hAnsi="Times New Roman"/>
-          <w:lang w:val="en-US"/>
-        </w:rPr>
-        <w:t>First 5 records of processed dataset</w:t>
-      </w:r>
-      <w:r>
-        <w:rPr>
-          <w:rFonts w:ascii="Times New Roman" w:hAnsi="Times New Roman"/>
-          <w:lang w:val="en-US"/>
-        </w:rPr>
-        <w:t xml:space="preserve"> [x]</w:t>
-      </w:r>
-    </w:p>
-    <w:p>
-      <w:pPr>
-        <w:pStyle w:val="ListParagraph"/>
-        <w:numPr>
-          <w:ilvl w:val="0"/>
-          <w:numId w:val="13"/>
-        </w:numPr>
-        <w:jc w:val="left"/>
-        <w:rPr>
-          <w:rFonts w:ascii="Times New Roman" w:hAnsi="Times New Roman"/>
-          <w:lang w:val="en-US"/>
-        </w:rPr>
-      </w:pPr>
-      <w:r>
-        <w:rPr>
-          <w:rFonts w:ascii="Times New Roman" w:hAnsi="Times New Roman"/>
-          <w:lang w:val="en-US"/>
-        </w:rPr>
-        <w:t>The analysis of processed dataset. Why did I process/remove x, y and z?</w:t>
-      </w:r>
-      <w:r>
-        <w:rPr>
-          <w:rFonts w:ascii="Times New Roman" w:hAnsi="Times New Roman"/>
-          <w:lang w:val="en-US"/>
-        </w:rPr>
-        <w:t xml:space="preserve"> </w:t>
-      </w:r>
-      <w:r>
-        <w:rPr>
-          <w:rFonts w:ascii="Times New Roman" w:hAnsi="Times New Roman"/>
-          <w:lang w:val="en-US"/>
-        </w:rPr>
-        <w:t>[x]</w:t>
-      </w:r>
-    </w:p>
-    <w:p>
-      <w:pPr>
-        <w:pStyle w:val="ListParagraph"/>
-        <w:numPr>
-          <w:ilvl w:val="0"/>
-          <w:numId w:val="13"/>
-        </w:numPr>
-        <w:jc w:val="left"/>
-        <w:rPr>
-          <w:rFonts w:ascii="Times New Roman" w:hAnsi="Times New Roman"/>
-          <w:lang w:val="en-US"/>
-        </w:rPr>
-      </w:pPr>
-      <w:r>
-        <w:rPr>
-          <w:rFonts w:ascii="Times New Roman" w:hAnsi="Times New Roman"/>
-          <w:lang w:val="en-US"/>
-        </w:rPr>
-        <w:t>Why did I choose model x, y and z?</w:t>
-      </w:r>
-    </w:p>
-    <w:p>
-      <w:pPr>
-        <w:pStyle w:val="ListParagraph"/>
-        <w:numPr>
-          <w:ilvl w:val="0"/>
-          <w:numId w:val="13"/>
-        </w:numPr>
-        <w:jc w:val="left"/>
-        <w:rPr>
-          <w:rFonts w:ascii="Times New Roman" w:hAnsi="Times New Roman"/>
-          <w:lang w:val="en-US"/>
-        </w:rPr>
-      </w:pPr>
-      <w:r>
-        <w:rPr>
-          <w:rFonts w:ascii="Times New Roman" w:hAnsi="Times New Roman"/>
-          <w:lang w:val="en-US"/>
-        </w:rPr>
-        <w:t>The analysis of results produced by my models. Why did x perform worse than y? Why did z perform better than g?</w:t>
-      </w:r>
-    </w:p>
-    <w:p>
-      <w:pPr>
-        <w:pStyle w:val="ListParagraph"/>
-        <w:numPr>
-          <w:ilvl w:val="0"/>
-          <w:numId w:val="13"/>
-        </w:numPr>
-        <w:jc w:val="left"/>
-        <w:rPr>
-          <w:rFonts w:ascii="Times New Roman" w:hAnsi="Times New Roman"/>
-          <w:lang w:val="en-US"/>
-        </w:rPr>
-      </w:pPr>
-      <w:r>
-        <w:rPr>
-          <w:rFonts w:ascii="Times New Roman" w:hAnsi="Times New Roman"/>
-          <w:lang w:val="en-US"/>
-        </w:rPr>
-        <w:t xml:space="preserve">Which model has performed the best? Why? </w:t>
-      </w:r>
-    </w:p>
-    <w:p>
-      <w:pPr>
-        <w:jc w:val="left"/>
-        <w:rPr>
-          <w:rFonts w:ascii="Times New Roman" w:hAnsi="Times New Roman"/>
-          <w:lang w:val="en-US"/>
-        </w:rPr>
-      </w:pPr>
-    </w:p>
-    <w:p>
-      <w:pPr>
-        <w:jc w:val="left"/>
-        <w:rPr>
-          <w:rFonts w:ascii="Times New Roman" w:hAnsi="Times New Roman"/>
-          <w:lang w:val="en-US"/>
-        </w:rPr>
-      </w:pPr>
-      <w:r>
-        <w:rPr>
-          <w:rFonts w:ascii="Times New Roman" w:hAnsi="Times New Roman"/>
-          <w:lang w:val="en-US"/>
-        </w:rPr>
+        <w:lastRenderedPageBreak/>
         <w:t>Additional resources:</w:t>
       </w:r>
     </w:p>

--- a/reports/analyze_medical_insurance.docx
+++ b/reports/analyze_medical_insurance.docx
@@ -510,7 +510,7 @@
               <w:tab w:val="right" w:leader="dot" w:pos="9855"/>
             </w:tabs>
             <w:rPr>
-              <w:rFonts w:eastAsiaTheme="minorEastAsia" w:cstheme="minorBidi"/>
+              <w:rFonts w:eastAsiaTheme="minorEastAsia" w:cstheme="minorBidi" w:hint="eastAsia"/>
               <w:b w:val="0"/>
               <w:bCs w:val="0"/>
               <w:i w:val="0"/>
@@ -612,7 +612,7 @@
               <w:tab w:val="right" w:leader="dot" w:pos="9855"/>
             </w:tabs>
             <w:rPr>
-              <w:rFonts w:eastAsiaTheme="minorEastAsia" w:cstheme="minorBidi"/>
+              <w:rFonts w:eastAsiaTheme="minorEastAsia" w:cstheme="minorBidi" w:hint="eastAsia"/>
               <w:b w:val="0"/>
               <w:bCs w:val="0"/>
               <w:noProof/>
@@ -690,7 +690,7 @@
               <w:tab w:val="right" w:leader="dot" w:pos="9855"/>
             </w:tabs>
             <w:rPr>
-              <w:rFonts w:eastAsiaTheme="minorEastAsia" w:cstheme="minorBidi"/>
+              <w:rFonts w:eastAsiaTheme="minorEastAsia" w:cstheme="minorBidi" w:hint="eastAsia"/>
               <w:b w:val="0"/>
               <w:bCs w:val="0"/>
               <w:noProof/>
@@ -768,7 +768,7 @@
               <w:tab w:val="right" w:leader="dot" w:pos="9855"/>
             </w:tabs>
             <w:rPr>
-              <w:rFonts w:eastAsiaTheme="minorEastAsia" w:cstheme="minorBidi"/>
+              <w:rFonts w:eastAsiaTheme="minorEastAsia" w:cstheme="minorBidi" w:hint="eastAsia"/>
               <w:b w:val="0"/>
               <w:bCs w:val="0"/>
               <w:noProof/>
@@ -846,7 +846,7 @@
               <w:tab w:val="right" w:leader="dot" w:pos="9855"/>
             </w:tabs>
             <w:rPr>
-              <w:rFonts w:eastAsiaTheme="minorEastAsia" w:cstheme="minorBidi"/>
+              <w:rFonts w:eastAsiaTheme="minorEastAsia" w:cstheme="minorBidi" w:hint="eastAsia"/>
               <w:b w:val="0"/>
               <w:bCs w:val="0"/>
               <w:noProof/>
@@ -924,7 +924,7 @@
               <w:tab w:val="right" w:leader="dot" w:pos="9855"/>
             </w:tabs>
             <w:rPr>
-              <w:rFonts w:eastAsiaTheme="minorEastAsia" w:cstheme="minorBidi"/>
+              <w:rFonts w:eastAsiaTheme="minorEastAsia" w:cstheme="minorBidi" w:hint="eastAsia"/>
               <w:noProof/>
               <w:color w:val="auto"/>
               <w:kern w:val="2"/>
@@ -1001,7 +1001,7 @@
               <w:tab w:val="right" w:leader="dot" w:pos="9855"/>
             </w:tabs>
             <w:rPr>
-              <w:rFonts w:eastAsiaTheme="minorEastAsia" w:cstheme="minorBidi"/>
+              <w:rFonts w:eastAsiaTheme="minorEastAsia" w:cstheme="minorBidi" w:hint="eastAsia"/>
               <w:noProof/>
               <w:color w:val="auto"/>
               <w:kern w:val="2"/>
@@ -1086,7 +1086,7 @@
               <w:tab w:val="right" w:leader="dot" w:pos="9855"/>
             </w:tabs>
             <w:rPr>
-              <w:rFonts w:eastAsiaTheme="minorEastAsia" w:cstheme="minorBidi"/>
+              <w:rFonts w:eastAsiaTheme="minorEastAsia" w:cstheme="minorBidi" w:hint="eastAsia"/>
               <w:noProof/>
               <w:color w:val="auto"/>
               <w:kern w:val="2"/>
@@ -1179,7 +1179,7 @@
               <w:tab w:val="right" w:leader="dot" w:pos="9855"/>
             </w:tabs>
             <w:rPr>
-              <w:rFonts w:eastAsiaTheme="minorEastAsia" w:cstheme="minorBidi"/>
+              <w:rFonts w:eastAsiaTheme="minorEastAsia" w:cstheme="minorBidi" w:hint="eastAsia"/>
               <w:noProof/>
               <w:color w:val="auto"/>
               <w:kern w:val="2"/>
@@ -1256,7 +1256,7 @@
               <w:tab w:val="right" w:leader="dot" w:pos="9855"/>
             </w:tabs>
             <w:rPr>
-              <w:rFonts w:eastAsiaTheme="minorEastAsia" w:cstheme="minorBidi"/>
+              <w:rFonts w:eastAsiaTheme="minorEastAsia" w:cstheme="minorBidi" w:hint="eastAsia"/>
               <w:noProof/>
               <w:color w:val="auto"/>
               <w:kern w:val="2"/>
@@ -1333,7 +1333,7 @@
               <w:tab w:val="right" w:leader="dot" w:pos="9855"/>
             </w:tabs>
             <w:rPr>
-              <w:rFonts w:eastAsiaTheme="minorEastAsia" w:cstheme="minorBidi"/>
+              <w:rFonts w:eastAsiaTheme="minorEastAsia" w:cstheme="minorBidi" w:hint="eastAsia"/>
               <w:noProof/>
               <w:color w:val="auto"/>
               <w:kern w:val="2"/>
@@ -1410,7 +1410,7 @@
               <w:tab w:val="right" w:leader="dot" w:pos="9855"/>
             </w:tabs>
             <w:rPr>
-              <w:rFonts w:eastAsiaTheme="minorEastAsia" w:cstheme="minorBidi"/>
+              <w:rFonts w:eastAsiaTheme="minorEastAsia" w:cstheme="minorBidi" w:hint="eastAsia"/>
               <w:noProof/>
               <w:color w:val="auto"/>
               <w:kern w:val="2"/>
@@ -1487,7 +1487,7 @@
               <w:tab w:val="right" w:leader="dot" w:pos="9855"/>
             </w:tabs>
             <w:rPr>
-              <w:rFonts w:eastAsiaTheme="minorEastAsia" w:cstheme="minorBidi"/>
+              <w:rFonts w:eastAsiaTheme="minorEastAsia" w:cstheme="minorBidi" w:hint="eastAsia"/>
               <w:b w:val="0"/>
               <w:bCs w:val="0"/>
               <w:i w:val="0"/>
@@ -1566,7 +1566,7 @@
               <w:tab w:val="right" w:leader="dot" w:pos="9855"/>
             </w:tabs>
             <w:rPr>
-              <w:rFonts w:eastAsiaTheme="minorEastAsia" w:cstheme="minorBidi"/>
+              <w:rFonts w:eastAsiaTheme="minorEastAsia" w:cstheme="minorBidi" w:hint="eastAsia"/>
               <w:b w:val="0"/>
               <w:bCs w:val="0"/>
               <w:noProof/>
@@ -1681,7 +1681,7 @@
               <w:tab w:val="right" w:leader="dot" w:pos="9855"/>
             </w:tabs>
             <w:rPr>
-              <w:rFonts w:eastAsiaTheme="minorEastAsia" w:cstheme="minorBidi"/>
+              <w:rFonts w:eastAsiaTheme="minorEastAsia" w:cstheme="minorBidi" w:hint="eastAsia"/>
               <w:b w:val="0"/>
               <w:bCs w:val="0"/>
               <w:noProof/>
@@ -1760,7 +1760,7 @@
               <w:tab w:val="right" w:leader="dot" w:pos="9855"/>
             </w:tabs>
             <w:rPr>
-              <w:rFonts w:eastAsiaTheme="minorEastAsia" w:cstheme="minorBidi"/>
+              <w:rFonts w:eastAsiaTheme="minorEastAsia" w:cstheme="minorBidi" w:hint="eastAsia"/>
               <w:b w:val="0"/>
               <w:bCs w:val="0"/>
               <w:noProof/>
@@ -1779,25 +1779,7 @@
                 <w:noProof/>
                 <w:lang w:val="ru-RU"/>
               </w:rPr>
-              <w:t xml:space="preserve">2.3. Вывод. Выбор </w:t>
-            </w:r>
-            <w:r>
-              <w:rPr>
-                <w:rStyle w:val="Hyperlink"/>
-                <w:rFonts w:ascii="Times New Roman" w:hAnsi="Times New Roman"/>
-                <w:noProof/>
-                <w:lang w:val="ru-RU"/>
-              </w:rPr>
-              <w:t>л</w:t>
-            </w:r>
-            <w:r>
-              <w:rPr>
-                <w:rStyle w:val="Hyperlink"/>
-                <w:rFonts w:ascii="Times New Roman" w:hAnsi="Times New Roman"/>
-                <w:noProof/>
-                <w:lang w:val="ru-RU"/>
-              </w:rPr>
-              <w:t>учшей модели</w:t>
+              <w:t>2.3. Вывод. Выбор лучшей модели</w:t>
             </w:r>
             <w:r>
               <w:rPr>
@@ -1857,7 +1839,7 @@
               <w:tab w:val="right" w:leader="dot" w:pos="9855"/>
             </w:tabs>
             <w:rPr>
-              <w:rFonts w:eastAsiaTheme="minorEastAsia" w:cstheme="minorBidi"/>
+              <w:rFonts w:eastAsiaTheme="minorEastAsia" w:cstheme="minorBidi" w:hint="eastAsia"/>
               <w:b w:val="0"/>
               <w:bCs w:val="0"/>
               <w:i w:val="0"/>
@@ -1936,7 +1918,7 @@
               <w:tab w:val="right" w:leader="dot" w:pos="9855"/>
             </w:tabs>
             <w:rPr>
-              <w:rFonts w:eastAsiaTheme="minorEastAsia" w:cstheme="minorBidi"/>
+              <w:rFonts w:eastAsiaTheme="minorEastAsia" w:cstheme="minorBidi" w:hint="eastAsia"/>
               <w:b w:val="0"/>
               <w:bCs w:val="0"/>
               <w:i w:val="0"/>
@@ -2015,7 +1997,7 @@
               <w:tab w:val="right" w:leader="dot" w:pos="9855"/>
             </w:tabs>
             <w:rPr>
-              <w:rFonts w:eastAsiaTheme="minorEastAsia" w:cstheme="minorBidi"/>
+              <w:rFonts w:eastAsiaTheme="minorEastAsia" w:cstheme="minorBidi" w:hint="eastAsia"/>
               <w:b w:val="0"/>
               <w:bCs w:val="0"/>
               <w:noProof/>
@@ -2094,7 +2076,7 @@
               <w:tab w:val="right" w:leader="dot" w:pos="9855"/>
             </w:tabs>
             <w:rPr>
-              <w:rFonts w:eastAsiaTheme="minorEastAsia" w:cstheme="minorBidi"/>
+              <w:rFonts w:eastAsiaTheme="minorEastAsia" w:cstheme="minorBidi" w:hint="eastAsia"/>
               <w:b w:val="0"/>
               <w:bCs w:val="0"/>
               <w:noProof/>
@@ -2182,7 +2164,7 @@
               <w:tab w:val="right" w:leader="dot" w:pos="9855"/>
             </w:tabs>
             <w:rPr>
-              <w:rFonts w:eastAsiaTheme="minorEastAsia" w:cstheme="minorBidi"/>
+              <w:rFonts w:eastAsiaTheme="minorEastAsia" w:cstheme="minorBidi" w:hint="eastAsia"/>
               <w:b w:val="0"/>
               <w:bCs w:val="0"/>
               <w:noProof/>
@@ -2261,7 +2243,7 @@
               <w:tab w:val="right" w:leader="dot" w:pos="9855"/>
             </w:tabs>
             <w:rPr>
-              <w:rFonts w:eastAsiaTheme="minorEastAsia" w:cstheme="minorBidi"/>
+              <w:rFonts w:eastAsiaTheme="minorEastAsia" w:cstheme="minorBidi" w:hint="eastAsia"/>
               <w:b w:val="0"/>
               <w:bCs w:val="0"/>
               <w:noProof/>
@@ -2340,7 +2322,7 @@
               <w:tab w:val="right" w:leader="dot" w:pos="9855"/>
             </w:tabs>
             <w:rPr>
-              <w:rFonts w:eastAsiaTheme="minorEastAsia" w:cstheme="minorBidi"/>
+              <w:rFonts w:eastAsiaTheme="minorEastAsia" w:cstheme="minorBidi" w:hint="eastAsia"/>
               <w:b w:val="0"/>
               <w:bCs w:val="0"/>
               <w:noProof/>
@@ -2419,7 +2401,7 @@
               <w:tab w:val="right" w:leader="dot" w:pos="9855"/>
             </w:tabs>
             <w:rPr>
-              <w:rFonts w:eastAsiaTheme="minorEastAsia" w:cstheme="minorBidi"/>
+              <w:rFonts w:eastAsiaTheme="minorEastAsia" w:cstheme="minorBidi" w:hint="eastAsia"/>
               <w:b w:val="0"/>
               <w:bCs w:val="0"/>
               <w:noProof/>
@@ -2507,7 +2489,7 @@
               <w:tab w:val="right" w:leader="dot" w:pos="9855"/>
             </w:tabs>
             <w:rPr>
-              <w:rFonts w:eastAsiaTheme="minorEastAsia" w:cstheme="minorBidi"/>
+              <w:rFonts w:eastAsiaTheme="minorEastAsia" w:cstheme="minorBidi" w:hint="eastAsia"/>
               <w:b w:val="0"/>
               <w:bCs w:val="0"/>
               <w:noProof/>
@@ -2586,7 +2568,7 @@
               <w:tab w:val="right" w:leader="dot" w:pos="9855"/>
             </w:tabs>
             <w:rPr>
-              <w:rFonts w:eastAsiaTheme="minorEastAsia" w:cstheme="minorBidi"/>
+              <w:rFonts w:eastAsiaTheme="minorEastAsia" w:cstheme="minorBidi" w:hint="eastAsia"/>
               <w:b w:val="0"/>
               <w:bCs w:val="0"/>
               <w:noProof/>
@@ -2665,7 +2647,7 @@
               <w:tab w:val="right" w:leader="dot" w:pos="9855"/>
             </w:tabs>
             <w:rPr>
-              <w:rFonts w:eastAsiaTheme="minorEastAsia" w:cstheme="minorBidi"/>
+              <w:rFonts w:eastAsiaTheme="minorEastAsia" w:cstheme="minorBidi" w:hint="eastAsia"/>
               <w:b w:val="0"/>
               <w:bCs w:val="0"/>
               <w:noProof/>
@@ -2744,7 +2726,7 @@
               <w:tab w:val="right" w:leader="dot" w:pos="9855"/>
             </w:tabs>
             <w:rPr>
-              <w:rFonts w:eastAsiaTheme="minorEastAsia" w:cstheme="minorBidi"/>
+              <w:rFonts w:eastAsiaTheme="minorEastAsia" w:cstheme="minorBidi" w:hint="eastAsia"/>
               <w:b w:val="0"/>
               <w:bCs w:val="0"/>
               <w:noProof/>
@@ -6396,6 +6378,11 @@
       </w:pPr>
     </w:p>
     <w:p>
+      <w:pPr>
+        <w:rPr>
+          <w:rFonts w:hint="eastAsia"/>
+        </w:rPr>
+      </w:pPr>
       <m:oMathPara>
         <m:oMath>
           <m:sSub>
@@ -7535,13 +7522,15 @@
     <w:p>
       <w:pPr>
         <w:rPr>
-          <w:lang w:val="ru-RU"/>
-        </w:rPr>
-      </w:pPr>
-    </w:p>
-    <w:p>
-      <w:pPr>
-        <w:rPr>
+          <w:rFonts w:hint="eastAsia"/>
+          <w:lang w:val="ru-RU"/>
+        </w:rPr>
+      </w:pPr>
+    </w:p>
+    <w:p>
+      <w:pPr>
+        <w:rPr>
+          <w:rFonts w:hint="eastAsia"/>
           <w:lang w:val="ru-RU"/>
         </w:rPr>
       </w:pPr>
@@ -8223,12 +8212,28 @@
       </w:pPr>
     </w:p>
     <w:p>
+      <w:pPr>
+        <w:rPr>
+          <w:rFonts w:hint="eastAsia"/>
+        </w:rPr>
+      </w:pPr>
       <w:r>
         <w:t>Слово Lasso — это аббревиатура от «Least Absolute Shrinkage and Selection Operator» (оператор сжатия и отбора наименьших абсолютных значений). Он сжимает абсолютные значения коэффициентов и осуществляет отбор параметров, обнуляя некоторые из них. Если коэффициент регрессионной модели обнулён, это означает, что соответствующий признак практически исключён. В моделях с большим числом признаков L1-регуляризация обычно обнуляет значительную долю параметров, выполняя тем самым функцию отбора признаков.</w:t>
       </w:r>
     </w:p>
-    <w:p/>
-    <w:p>
+    <w:p>
+      <w:pPr>
+        <w:rPr>
+          <w:rFonts w:hint="eastAsia"/>
+        </w:rPr>
+      </w:pPr>
+    </w:p>
+    <w:p>
+      <w:pPr>
+        <w:rPr>
+          <w:rFonts w:hint="eastAsia"/>
+        </w:rPr>
+      </w:pPr>
       <w:r>
         <w:t xml:space="preserve">В отличие от Lasso, коэффициенты Ridge никогда не становятся точно равными нулю. Таким образом, L2-регуляризация не является методом исключения признаков в отличие от L1. Коэффициенты L2 могут быть сколь угодно малыми, но не нулевыми. Это особенно полезно, когда </w:t>
       </w:r>
@@ -8245,13 +8250,15 @@
     <w:p>
       <w:pPr>
         <w:rPr>
-          <w:lang w:val="ru-RU"/>
-        </w:rPr>
-      </w:pPr>
-    </w:p>
-    <w:p>
-      <w:pPr>
-        <w:rPr>
+          <w:rFonts w:hint="eastAsia"/>
+          <w:lang w:val="ru-RU"/>
+        </w:rPr>
+      </w:pPr>
+    </w:p>
+    <w:p>
+      <w:pPr>
+        <w:rPr>
+          <w:rFonts w:hint="eastAsia"/>
           <w:b/>
           <w:lang w:val="ru-RU"/>
         </w:rPr>
@@ -12262,7 +12269,7 @@
         <w:jc w:val="left"/>
         <w:rPr>
           <w:rFonts w:ascii="Times New Roman" w:hAnsi="Times New Roman"/>
-          <w:lang w:val="en-US"/>
+          <w:lang w:val="ru-RU"/>
         </w:rPr>
       </w:pPr>
       <w:bookmarkStart w:id="18" w:name="_Toc231162962"/>
@@ -12280,7 +12287,8 @@
       <w:pPr>
         <w:jc w:val="left"/>
         <w:rPr>
-          <w:lang w:val="en-US"/>
+          <w:rFonts w:hint="eastAsia"/>
+          <w:lang w:val="ru-RU"/>
         </w:rPr>
       </w:pPr>
     </w:p>
@@ -12290,7 +12298,7 @@
         <w:jc w:val="left"/>
         <w:rPr>
           <w:rFonts w:ascii="Times New Roman" w:hAnsi="Times New Roman"/>
-          <w:lang w:val="en-US"/>
+          <w:lang w:val="ru-RU"/>
         </w:rPr>
       </w:pPr>
       <w:bookmarkStart w:id="19" w:name="_Toc231162963"/>
@@ -12304,7 +12312,7 @@
       <w:r>
         <w:rPr>
           <w:rFonts w:ascii="Times New Roman" w:hAnsi="Times New Roman"/>
-          <w:lang w:val="en-US"/>
+          <w:lang w:val="ru-RU"/>
         </w:rPr>
         <w:t>1</w:t>
       </w:r>
@@ -12333,7 +12341,7 @@
       <w:r>
         <w:rPr>
           <w:rFonts w:ascii="Times New Roman" w:hAnsi="Times New Roman"/>
-          <w:lang w:val="en-US"/>
+          <w:lang w:val="ru-RU"/>
         </w:rPr>
         <w:t xml:space="preserve"> </w:t>
       </w:r>
@@ -12359,7 +12367,7 @@
       <w:pPr>
         <w:rPr>
           <w:rFonts w:ascii="Times New Roman" w:hAnsi="Times New Roman"/>
-          <w:lang w:val="en-US"/>
+          <w:lang w:val="ru-RU"/>
         </w:rPr>
       </w:pPr>
       <w:r>
@@ -12373,7 +12381,8 @@
     <w:p>
       <w:pPr>
         <w:rPr>
-          <w:lang w:val="en-US"/>
+          <w:rFonts w:hint="eastAsia"/>
+          <w:lang w:val="ru-RU"/>
         </w:rPr>
       </w:pPr>
     </w:p>
@@ -12416,7 +12425,7 @@
           <w:rFonts w:ascii="Times New Roman" w:hAnsi="Times New Roman"/>
           <w:b/>
           <w:bCs/>
-          <w:lang w:val="en-US"/>
+          <w:lang w:val="ru-RU"/>
         </w:rPr>
         <w:t>1</w:t>
       </w:r>
@@ -13922,21 +13931,7 @@
           <w:rFonts w:ascii="Times New Roman" w:hAnsi="Times New Roman"/>
           <w:lang w:val="ru-RU"/>
         </w:rPr>
-        <w:t xml:space="preserve"> был подвергнут </w:t>
-      </w:r>
-      <w:r>
-        <w:rPr>
-          <w:rFonts w:ascii="Times New Roman" w:hAnsi="Times New Roman"/>
-          <w:lang w:val="ru-RU"/>
-        </w:rPr>
-        <w:t>процедуре “One-Hot Encoding”</w:t>
-      </w:r>
-      <w:r>
-        <w:rPr>
-          <w:rFonts w:ascii="Times New Roman" w:hAnsi="Times New Roman"/>
-          <w:lang w:val="ru-RU"/>
-        </w:rPr>
-        <w:t xml:space="preserve"> (прямое кодирование). Вследствие чего стал признаком </w:t>
+        <w:t xml:space="preserve"> был подвергнут процедуре “One-Hot Encoding” (прямое кодирование). Вследствие чего стал признаком </w:t>
       </w:r>
       <w:r>
         <w:rPr>
@@ -14082,21 +14077,7 @@
           <w:rFonts w:ascii="Times New Roman" w:hAnsi="Times New Roman"/>
           <w:lang w:val="ru-RU"/>
         </w:rPr>
-        <w:t xml:space="preserve"> ≥ </w:t>
-      </w:r>
-      <w:r>
-        <w:rPr>
-          <w:rFonts w:ascii="Times New Roman" w:hAnsi="Times New Roman"/>
-          <w:lang w:val="ru-RU"/>
-        </w:rPr>
-        <w:t>25.0</w:t>
-      </w:r>
-      <w:r>
-        <w:rPr>
-          <w:rFonts w:ascii="Times New Roman" w:hAnsi="Times New Roman"/>
-          <w:lang w:val="ru-RU"/>
-        </w:rPr>
-        <w:t xml:space="preserve"> и </w:t>
+        <w:t xml:space="preserve"> ≥ 25.0 и </w:t>
       </w:r>
       <w:r>
         <w:rPr>
@@ -14110,14 +14091,7 @@
           <w:rFonts w:ascii="Times New Roman" w:hAnsi="Times New Roman"/>
           <w:lang w:val="ru-RU"/>
         </w:rPr>
-        <w:t xml:space="preserve"> ≤ </w:t>
-      </w:r>
-      <w:r>
-        <w:rPr>
-          <w:rFonts w:ascii="Times New Roman" w:hAnsi="Times New Roman"/>
-          <w:lang w:val="ru-RU"/>
-        </w:rPr>
-        <w:t>30.0</w:t>
+        <w:t xml:space="preserve"> ≤ 30.0</w:t>
       </w:r>
     </w:p>
     <w:p>
@@ -14172,14 +14146,7 @@
           <w:rFonts w:ascii="Times New Roman" w:hAnsi="Times New Roman"/>
           <w:lang w:val="en-US"/>
         </w:rPr>
-        <w:t>≥</w:t>
-      </w:r>
-      <w:r>
-        <w:rPr>
-          <w:rFonts w:ascii="Times New Roman" w:hAnsi="Times New Roman"/>
-          <w:lang w:val="en-US"/>
-        </w:rPr>
-        <w:t xml:space="preserve"> </w:t>
+        <w:t xml:space="preserve">≥ </w:t>
       </w:r>
       <w:r>
         <w:rPr>
@@ -14248,36 +14215,22 @@
           <w:rFonts w:ascii="Times New Roman" w:hAnsi="Times New Roman"/>
           <w:lang w:val="ru-RU"/>
         </w:rPr>
-        <w:t xml:space="preserve"> </w:t>
-      </w:r>
-      <w:r>
-        <w:rPr>
-          <w:rFonts w:ascii="Times New Roman" w:hAnsi="Times New Roman"/>
-          <w:lang w:val="ru-RU"/>
-        </w:rPr>
-        <w:t>&lt;</w:t>
-      </w:r>
-      <w:r>
-        <w:rPr>
-          <w:rFonts w:ascii="Times New Roman" w:hAnsi="Times New Roman"/>
-          <w:lang w:val="ru-RU"/>
-        </w:rPr>
-        <w:t xml:space="preserve"> 18.5</w:t>
-      </w:r>
-    </w:p>
-    <w:p>
-      <w:pPr>
-        <w:rPr>
-          <w:rFonts w:ascii="Times New Roman" w:hAnsi="Times New Roman"/>
-          <w:lang w:val="ru-RU"/>
-        </w:rPr>
-      </w:pPr>
-    </w:p>
-    <w:p>
-      <w:pPr>
-        <w:rPr>
-          <w:rFonts w:ascii="Times New Roman" w:hAnsi="Times New Roman"/>
-          <w:lang w:val="en-US"/>
+        <w:t xml:space="preserve"> &lt; 18.5</w:t>
+      </w:r>
+    </w:p>
+    <w:p>
+      <w:pPr>
+        <w:rPr>
+          <w:rFonts w:ascii="Times New Roman" w:hAnsi="Times New Roman"/>
+          <w:lang w:val="ru-RU"/>
+        </w:rPr>
+      </w:pPr>
+    </w:p>
+    <w:p>
+      <w:pPr>
+        <w:rPr>
+          <w:rFonts w:ascii="Times New Roman" w:hAnsi="Times New Roman"/>
+          <w:lang w:val="ru-RU"/>
         </w:rPr>
       </w:pPr>
       <w:r>
@@ -14704,15 +14657,64 @@
       <w:pPr>
         <w:rPr>
           <w:rFonts w:ascii="Times New Roman" w:hAnsi="Times New Roman"/>
+          <w:lang w:val="ru-RU"/>
+        </w:rPr>
+      </w:pPr>
+      <w:r>
+        <w:rPr>
+          <w:rFonts w:ascii="Times New Roman" w:hAnsi="Times New Roman"/>
           <w:lang w:val="en-US"/>
         </w:rPr>
-      </w:pPr>
+        <w:t>bmi</w:t>
+      </w:r>
+      <w:r>
+        <w:rPr>
+          <w:rFonts w:ascii="Times New Roman" w:hAnsi="Times New Roman"/>
+          <w:lang w:val="ru-RU"/>
+        </w:rPr>
+        <w:t xml:space="preserve"> </w:t>
+      </w:r>
+      <w:r>
+        <w:rPr>
+          <w:rFonts w:ascii="Times New Roman" w:hAnsi="Times New Roman"/>
+          <w:lang w:val="ru-RU"/>
+        </w:rPr>
+        <w:t xml:space="preserve">был удален за отсутствием дальнейшей необходимости, а </w:t>
+      </w:r>
       <w:r>
         <w:rPr>
           <w:rFonts w:ascii="Times New Roman" w:hAnsi="Times New Roman"/>
           <w:lang w:val="en-US"/>
         </w:rPr>
-        <w:t>bmi</w:t>
+        <w:t>weight</w:t>
+      </w:r>
+      <w:r>
+        <w:rPr>
+          <w:rFonts w:ascii="Times New Roman" w:hAnsi="Times New Roman"/>
+          <w:lang w:val="ru-RU"/>
+        </w:rPr>
+        <w:t>_</w:t>
+      </w:r>
+      <w:r>
+        <w:rPr>
+          <w:rFonts w:ascii="Times New Roman" w:hAnsi="Times New Roman"/>
+          <w:lang w:val="en-US"/>
+        </w:rPr>
+        <w:t>category</w:t>
+      </w:r>
+      <w:r>
+        <w:rPr>
+          <w:rFonts w:ascii="Times New Roman" w:hAnsi="Times New Roman"/>
+          <w:lang w:val="ru-RU"/>
+        </w:rPr>
+        <w:t>_</w:t>
+      </w:r>
+      <w:r>
+        <w:rPr>
+          <w:rFonts w:ascii="Times New Roman" w:hAnsi="Times New Roman"/>
+          <w:lang w:val="en-US"/>
+        </w:rPr>
+        <w:t>Normal</w:t>
       </w:r>
       <w:r>
         <w:rPr>
@@ -14724,13 +14726,6 @@
       <w:r>
         <w:rPr>
           <w:rFonts w:ascii="Times New Roman" w:hAnsi="Times New Roman"/>
-          <w:lang w:val="ru-RU"/>
-        </w:rPr>
-        <w:t xml:space="preserve">был удален за отсутствием дальнейшей необходимости, а </w:t>
-      </w:r>
-      <w:r>
-        <w:rPr>
-          <w:rFonts w:ascii="Times New Roman" w:hAnsi="Times New Roman"/>
           <w:lang w:val="en-US"/>
         </w:rPr>
         <w:t>weight</w:t>
@@ -14740,6 +14735,27 @@
           <w:rFonts w:ascii="Times New Roman" w:hAnsi="Times New Roman"/>
           <w:lang w:val="ru-RU"/>
         </w:rPr>
+        <w:t xml:space="preserve"> </w:t>
+      </w:r>
+      <w:r>
+        <w:rPr>
+          <w:rFonts w:ascii="Times New Roman" w:hAnsi="Times New Roman"/>
+          <w:lang w:val="ru-RU"/>
+        </w:rPr>
+        <w:t xml:space="preserve">и </w:t>
+      </w:r>
+      <w:r>
+        <w:rPr>
+          <w:rFonts w:ascii="Times New Roman" w:hAnsi="Times New Roman"/>
+          <w:lang w:val="en-US"/>
+        </w:rPr>
+        <w:t>region</w:t>
+      </w:r>
+      <w:r>
+        <w:rPr>
+          <w:rFonts w:ascii="Times New Roman" w:hAnsi="Times New Roman"/>
+          <w:lang w:val="ru-RU"/>
+        </w:rPr>
         <w:t>_</w:t>
       </w:r>
       <w:r>
@@ -14747,21 +14763,63 @@
           <w:rFonts w:ascii="Times New Roman" w:hAnsi="Times New Roman"/>
           <w:lang w:val="en-US"/>
         </w:rPr>
-        <w:t>category</w:t>
-      </w:r>
-      <w:r>
-        <w:rPr>
-          <w:rFonts w:ascii="Times New Roman" w:hAnsi="Times New Roman"/>
-          <w:lang w:val="ru-RU"/>
-        </w:rPr>
-        <w:t>_</w:t>
+        <w:t>southwest</w:t>
+      </w:r>
+      <w:r>
+        <w:rPr>
+          <w:rFonts w:ascii="Times New Roman" w:hAnsi="Times New Roman"/>
+          <w:lang w:val="ru-RU"/>
+        </w:rPr>
+        <w:t xml:space="preserve"> </w:t>
+      </w:r>
+      <w:r>
+        <w:rPr>
+          <w:rFonts w:ascii="Times New Roman" w:hAnsi="Times New Roman"/>
+          <w:lang w:val="ru-RU"/>
+        </w:rPr>
+        <w:t>были удалены</w:t>
+      </w:r>
+      <w:r>
+        <w:rPr>
+          <w:rFonts w:ascii="Times New Roman" w:hAnsi="Times New Roman"/>
+          <w:lang w:val="ru-RU"/>
+        </w:rPr>
+        <w:t xml:space="preserve">, </w:t>
+      </w:r>
+      <w:r>
+        <w:rPr>
+          <w:rFonts w:ascii="Times New Roman" w:hAnsi="Times New Roman"/>
+          <w:lang w:val="ru-RU"/>
+        </w:rPr>
+        <w:t xml:space="preserve">так как при применении процедуры </w:t>
+      </w:r>
+      <w:r>
+        <w:rPr>
+          <w:rFonts w:ascii="Times New Roman" w:hAnsi="Times New Roman"/>
+          <w:lang w:val="ru-RU"/>
+        </w:rPr>
+        <w:t>‘</w:t>
       </w:r>
       <w:r>
         <w:rPr>
           <w:rFonts w:ascii="Times New Roman" w:hAnsi="Times New Roman"/>
           <w:lang w:val="en-US"/>
         </w:rPr>
-        <w:t>Normal</w:t>
+        <w:t>One</w:t>
+      </w:r>
+      <w:r>
+        <w:rPr>
+          <w:rFonts w:ascii="Times New Roman" w:hAnsi="Times New Roman"/>
+          <w:lang w:val="ru-RU"/>
+        </w:rPr>
+        <w:t>-</w:t>
+      </w:r>
+      <w:r>
+        <w:rPr>
+          <w:rFonts w:ascii="Times New Roman" w:hAnsi="Times New Roman"/>
+          <w:lang w:val="en-US"/>
+        </w:rPr>
+        <w:t>Hot</w:t>
       </w:r>
       <w:r>
         <w:rPr>
@@ -14775,111 +14833,6 @@
           <w:rFonts w:ascii="Times New Roman" w:hAnsi="Times New Roman"/>
           <w:lang w:val="en-US"/>
         </w:rPr>
-        <w:t>weight</w:t>
-      </w:r>
-      <w:r>
-        <w:rPr>
-          <w:rFonts w:ascii="Times New Roman" w:hAnsi="Times New Roman"/>
-          <w:lang w:val="ru-RU"/>
-        </w:rPr>
-        <w:t xml:space="preserve"> </w:t>
-      </w:r>
-      <w:r>
-        <w:rPr>
-          <w:rFonts w:ascii="Times New Roman" w:hAnsi="Times New Roman"/>
-          <w:lang w:val="ru-RU"/>
-        </w:rPr>
-        <w:t xml:space="preserve">и </w:t>
-      </w:r>
-      <w:r>
-        <w:rPr>
-          <w:rFonts w:ascii="Times New Roman" w:hAnsi="Times New Roman"/>
-          <w:lang w:val="en-US"/>
-        </w:rPr>
-        <w:t>region</w:t>
-      </w:r>
-      <w:r>
-        <w:rPr>
-          <w:rFonts w:ascii="Times New Roman" w:hAnsi="Times New Roman"/>
-          <w:lang w:val="ru-RU"/>
-        </w:rPr>
-        <w:t>_</w:t>
-      </w:r>
-      <w:r>
-        <w:rPr>
-          <w:rFonts w:ascii="Times New Roman" w:hAnsi="Times New Roman"/>
-          <w:lang w:val="en-US"/>
-        </w:rPr>
-        <w:t>southwest</w:t>
-      </w:r>
-      <w:r>
-        <w:rPr>
-          <w:rFonts w:ascii="Times New Roman" w:hAnsi="Times New Roman"/>
-          <w:lang w:val="ru-RU"/>
-        </w:rPr>
-        <w:t xml:space="preserve"> </w:t>
-      </w:r>
-      <w:r>
-        <w:rPr>
-          <w:rFonts w:ascii="Times New Roman" w:hAnsi="Times New Roman"/>
-          <w:lang w:val="ru-RU"/>
-        </w:rPr>
-        <w:t>были удалены</w:t>
-      </w:r>
-      <w:r>
-        <w:rPr>
-          <w:rFonts w:ascii="Times New Roman" w:hAnsi="Times New Roman"/>
-          <w:lang w:val="ru-RU"/>
-        </w:rPr>
-        <w:t xml:space="preserve">, </w:t>
-      </w:r>
-      <w:r>
-        <w:rPr>
-          <w:rFonts w:ascii="Times New Roman" w:hAnsi="Times New Roman"/>
-          <w:lang w:val="ru-RU"/>
-        </w:rPr>
-        <w:t xml:space="preserve">так как при применении процедуры </w:t>
-      </w:r>
-      <w:r>
-        <w:rPr>
-          <w:rFonts w:ascii="Times New Roman" w:hAnsi="Times New Roman"/>
-          <w:lang w:val="ru-RU"/>
-        </w:rPr>
-        <w:t>‘</w:t>
-      </w:r>
-      <w:r>
-        <w:rPr>
-          <w:rFonts w:ascii="Times New Roman" w:hAnsi="Times New Roman"/>
-          <w:lang w:val="en-US"/>
-        </w:rPr>
-        <w:t>One</w:t>
-      </w:r>
-      <w:r>
-        <w:rPr>
-          <w:rFonts w:ascii="Times New Roman" w:hAnsi="Times New Roman"/>
-          <w:lang w:val="ru-RU"/>
-        </w:rPr>
-        <w:t>-</w:t>
-      </w:r>
-      <w:r>
-        <w:rPr>
-          <w:rFonts w:ascii="Times New Roman" w:hAnsi="Times New Roman"/>
-          <w:lang w:val="en-US"/>
-        </w:rPr>
-        <w:t>Hot</w:t>
-      </w:r>
-      <w:r>
-        <w:rPr>
-          <w:rFonts w:ascii="Times New Roman" w:hAnsi="Times New Roman"/>
-          <w:lang w:val="ru-RU"/>
-        </w:rPr>
-        <w:t xml:space="preserve"> </w:t>
-      </w:r>
-      <w:r>
-        <w:rPr>
-          <w:rFonts w:ascii="Times New Roman" w:hAnsi="Times New Roman"/>
-          <w:lang w:val="en-US"/>
-        </w:rPr>
         <w:t>Encoding</w:t>
       </w:r>
       <w:r>
@@ -14936,7 +14889,7 @@
       <w:pPr>
         <w:rPr>
           <w:rFonts w:ascii="Times New Roman" w:hAnsi="Times New Roman"/>
-          <w:lang w:val="en-US"/>
+          <w:lang w:val="ru-RU"/>
         </w:rPr>
       </w:pPr>
     </w:p>
@@ -14975,7 +14928,7 @@
         <w:rPr>
           <w:rFonts w:ascii="Times New Roman" w:hAnsi="Times New Roman"/>
           <w:b/>
-          <w:lang w:val="en-US"/>
+          <w:lang w:val="ru-RU"/>
         </w:rPr>
         <w:t>2</w:t>
       </w:r>
@@ -15571,7 +15524,7 @@
     <w:p>
       <w:pPr>
         <w:rPr>
-          <w:rFonts w:ascii="Times New Roman" w:hAnsi="Times New Roman" w:hint="eastAsia"/>
+          <w:rFonts w:ascii="Times New Roman" w:hAnsi="Times New Roman"/>
           <w:lang w:val="ru-RU"/>
         </w:rPr>
       </w:pPr>
@@ -15644,36 +15597,129 @@
       <w:pPr>
         <w:rPr>
           <w:rFonts w:ascii="Times New Roman" w:hAnsi="Times New Roman"/>
+          <w:lang w:val="ru-RU"/>
+        </w:rPr>
+      </w:pPr>
+      <w:r>
+        <w:rPr>
+          <w:rFonts w:ascii="Times New Roman" w:hAnsi="Times New Roman"/>
+          <w:lang w:val="ru-RU"/>
+        </w:rPr>
+        <w:t xml:space="preserve">Из </w:t>
+      </w:r>
+      <w:r>
+        <w:rPr>
+          <w:rFonts w:ascii="Times New Roman" w:hAnsi="Times New Roman"/>
+          <w:lang w:val="ru-RU"/>
+        </w:rPr>
+        <w:t xml:space="preserve">первого графика </w:t>
+      </w:r>
+      <w:r>
+        <w:rPr>
+          <w:rFonts w:ascii="Times New Roman" w:hAnsi="Times New Roman"/>
+          <w:lang w:val="ru-RU"/>
+        </w:rPr>
+        <w:t xml:space="preserve">видно, что у людей с </w:t>
+      </w:r>
+      <w:r>
+        <w:rPr>
+          <w:rFonts w:ascii="Times New Roman" w:hAnsi="Times New Roman"/>
           <w:lang w:val="en-US"/>
         </w:rPr>
-      </w:pPr>
-      <w:r>
-        <w:rPr>
-          <w:rFonts w:ascii="Times New Roman" w:hAnsi="Times New Roman"/>
-          <w:lang w:val="ru-RU"/>
-        </w:rPr>
-        <w:t xml:space="preserve">Из </w:t>
-      </w:r>
-      <w:r>
-        <w:rPr>
-          <w:rFonts w:ascii="Times New Roman" w:hAnsi="Times New Roman"/>
-          <w:lang w:val="ru-RU"/>
-        </w:rPr>
-        <w:t xml:space="preserve">первого графика </w:t>
-      </w:r>
-      <w:r>
-        <w:rPr>
-          <w:rFonts w:ascii="Times New Roman" w:hAnsi="Times New Roman"/>
-          <w:lang w:val="ru-RU"/>
-        </w:rPr>
-        <w:t xml:space="preserve">видно, что у людей с </w:t>
+        <w:t>bmi</w:t>
+      </w:r>
+      <w:r>
+        <w:rPr>
+          <w:rFonts w:ascii="Times New Roman" w:hAnsi="Times New Roman"/>
+          <w:lang w:val="ru-RU"/>
+        </w:rPr>
+        <w:t xml:space="preserve"> (</w:t>
+      </w:r>
+      <w:r>
+        <w:rPr>
+          <w:rFonts w:ascii="Times New Roman" w:hAnsi="Times New Roman"/>
+          <w:lang w:val="ru-RU"/>
+        </w:rPr>
+        <w:t>индексом массы тела</w:t>
+      </w:r>
+      <w:r>
+        <w:rPr>
+          <w:rFonts w:ascii="Times New Roman" w:hAnsi="Times New Roman"/>
+          <w:lang w:val="ru-RU"/>
+        </w:rPr>
+        <w:t xml:space="preserve">), классифицируемым как ожирение, как правило, более высокие страховые </w:t>
+      </w:r>
+      <w:r>
+        <w:rPr>
+          <w:rFonts w:ascii="Times New Roman" w:hAnsi="Times New Roman"/>
+          <w:lang w:val="ru-RU"/>
+        </w:rPr>
+        <w:t xml:space="preserve">выплаты. </w:t>
+      </w:r>
+      <w:r>
+        <w:rPr>
+          <w:rFonts w:ascii="Times New Roman" w:hAnsi="Times New Roman"/>
+          <w:lang w:val="ru-RU"/>
+        </w:rPr>
+        <w:t>Нормальный вес и избыточный вес в целом одинаковы.</w:t>
+      </w:r>
+      <w:r>
+        <w:rPr>
+          <w:rFonts w:ascii="Times New Roman" w:hAnsi="Times New Roman"/>
+          <w:lang w:val="ru-RU"/>
+        </w:rPr>
+        <w:t xml:space="preserve"> Выплаты с недостаточным весом — немного ниже. Так же,</w:t>
+      </w:r>
+      <w:r>
+        <w:rPr>
+          <w:rFonts w:ascii="Times New Roman" w:hAnsi="Times New Roman"/>
+          <w:lang w:val="ru-RU"/>
+        </w:rPr>
+        <w:t xml:space="preserve"> отчетливо </w:t>
+      </w:r>
+      <w:r>
+        <w:rPr>
+          <w:rFonts w:ascii="Times New Roman" w:hAnsi="Times New Roman"/>
+          <w:lang w:val="ru-RU"/>
+        </w:rPr>
+        <w:t>заметно</w:t>
+      </w:r>
+      <w:r>
+        <w:rPr>
+          <w:rFonts w:ascii="Times New Roman" w:hAnsi="Times New Roman"/>
+          <w:lang w:val="ru-RU"/>
+        </w:rPr>
+        <w:t xml:space="preserve"> что в датасете присутствуют выбросы. </w:t>
+      </w:r>
+    </w:p>
+    <w:p>
+      <w:pPr>
+        <w:rPr>
+          <w:rFonts w:ascii="Times New Roman" w:hAnsi="Times New Roman"/>
+          <w:lang w:val="ru-RU"/>
+        </w:rPr>
+      </w:pPr>
+    </w:p>
+    <w:p>
+      <w:pPr>
+        <w:rPr>
+          <w:rFonts w:ascii="Times New Roman" w:hAnsi="Times New Roman"/>
+          <w:lang w:val="ru-RU"/>
+        </w:rPr>
+      </w:pPr>
+      <w:r>
+        <w:rPr>
+          <w:rFonts w:ascii="Times New Roman" w:hAnsi="Times New Roman"/>
+          <w:lang w:val="ru-RU"/>
+        </w:rPr>
+        <w:t xml:space="preserve">Необходимо так же посмотреть на признак </w:t>
       </w:r>
       <w:r>
         <w:rPr>
           <w:rFonts w:ascii="Times New Roman" w:hAnsi="Times New Roman"/>
           <w:lang w:val="en-US"/>
         </w:rPr>
-        <w:t>bmi</w:t>
+        <w:t>charges</w:t>
       </w:r>
       <w:r>
         <w:rPr>
@@ -15687,106 +15733,6 @@
           <w:rFonts w:ascii="Times New Roman" w:hAnsi="Times New Roman"/>
           <w:lang w:val="ru-RU"/>
         </w:rPr>
-        <w:t>индексом массы тела</w:t>
-      </w:r>
-      <w:r>
-        <w:rPr>
-          <w:rFonts w:ascii="Times New Roman" w:hAnsi="Times New Roman"/>
-          <w:lang w:val="ru-RU"/>
-        </w:rPr>
-        <w:t>)</w:t>
-      </w:r>
-      <w:r>
-        <w:rPr>
-          <w:rFonts w:ascii="Times New Roman" w:hAnsi="Times New Roman"/>
-          <w:lang w:val="ru-RU"/>
-        </w:rPr>
-        <w:t xml:space="preserve">, классифицируемым как ожирение, как правило, более высокие страховые </w:t>
-      </w:r>
-      <w:r>
-        <w:rPr>
-          <w:rFonts w:ascii="Times New Roman" w:hAnsi="Times New Roman"/>
-          <w:lang w:val="ru-RU"/>
-        </w:rPr>
-        <w:t xml:space="preserve">выплаты. </w:t>
-      </w:r>
-      <w:r>
-        <w:rPr>
-          <w:rFonts w:ascii="Times New Roman" w:hAnsi="Times New Roman"/>
-          <w:lang w:val="ru-RU"/>
-        </w:rPr>
-        <w:t>Нормальный вес и избыточный вес в целом одинаковы.</w:t>
-      </w:r>
-      <w:r>
-        <w:rPr>
-          <w:rFonts w:ascii="Times New Roman" w:hAnsi="Times New Roman"/>
-          <w:lang w:val="ru-RU"/>
-        </w:rPr>
-        <w:t xml:space="preserve"> Выплаты с недостаточным весом — немного ниже. Так же,</w:t>
-      </w:r>
-      <w:r>
-        <w:rPr>
-          <w:rFonts w:ascii="Times New Roman" w:hAnsi="Times New Roman"/>
-          <w:lang w:val="ru-RU"/>
-        </w:rPr>
-        <w:t xml:space="preserve"> отчетливо </w:t>
-      </w:r>
-      <w:r>
-        <w:rPr>
-          <w:rFonts w:ascii="Times New Roman" w:hAnsi="Times New Roman"/>
-          <w:lang w:val="ru-RU"/>
-        </w:rPr>
-        <w:t>заметно</w:t>
-      </w:r>
-      <w:r>
-        <w:rPr>
-          <w:rFonts w:ascii="Times New Roman" w:hAnsi="Times New Roman"/>
-          <w:lang w:val="ru-RU"/>
-        </w:rPr>
-        <w:t xml:space="preserve"> что в датасете присутствуют выбросы. </w:t>
-      </w:r>
-    </w:p>
-    <w:p>
-      <w:pPr>
-        <w:rPr>
-          <w:rFonts w:ascii="Times New Roman" w:hAnsi="Times New Roman"/>
-          <w:lang w:val="en-US"/>
-        </w:rPr>
-      </w:pPr>
-    </w:p>
-    <w:p>
-      <w:pPr>
-        <w:rPr>
-          <w:rFonts w:ascii="Times New Roman" w:hAnsi="Times New Roman"/>
-          <w:lang w:val="ru-RU"/>
-        </w:rPr>
-      </w:pPr>
-      <w:r>
-        <w:rPr>
-          <w:rFonts w:ascii="Times New Roman" w:hAnsi="Times New Roman"/>
-          <w:lang w:val="ru-RU"/>
-        </w:rPr>
-        <w:t xml:space="preserve">Необходимо так же посмотреть на признак </w:t>
-      </w:r>
-      <w:r>
-        <w:rPr>
-          <w:rFonts w:ascii="Times New Roman" w:hAnsi="Times New Roman"/>
-          <w:lang w:val="en-US"/>
-        </w:rPr>
-        <w:t>charges</w:t>
-      </w:r>
-      <w:r>
-        <w:rPr>
-          <w:rFonts w:ascii="Times New Roman" w:hAnsi="Times New Roman"/>
-          <w:lang w:val="ru-RU"/>
-        </w:rPr>
-        <w:t xml:space="preserve"> (</w:t>
-      </w:r>
-      <w:r>
-        <w:rPr>
-          <w:rFonts w:ascii="Times New Roman" w:hAnsi="Times New Roman"/>
-          <w:lang w:val="ru-RU"/>
-        </w:rPr>
         <w:t>страховые выплаты) в отдельности.</w:t>
       </w:r>
     </w:p>
@@ -15831,7 +15777,7 @@
     <w:p>
       <w:pPr>
         <w:rPr>
-          <w:rFonts w:ascii="Times New Roman" w:hAnsi="Times New Roman" w:hint="eastAsia"/>
+          <w:rFonts w:ascii="Times New Roman" w:hAnsi="Times New Roman"/>
           <w:lang w:val="ru-RU"/>
         </w:rPr>
       </w:pPr>
@@ -16258,26 +16204,28 @@
           <w:rFonts w:ascii="Times New Roman" w:hAnsi="Times New Roman"/>
           <w:szCs w:val="28"/>
         </w:rPr>
-        <w:t>, что размах (</w:t>
+        <w:t>, что размах (Range) не подходит для описания данных в данном случае, поскольку у одного или нескольких человек стоимость страховых выплат превышает 60 000$. Следовательно, следует рассмотреть межквартильный размах (IQR).</w:t>
       </w:r>
       <w:r>
         <w:rPr>
           <w:rFonts w:ascii="Times New Roman" w:hAnsi="Times New Roman"/>
           <w:szCs w:val="28"/>
-        </w:rPr>
-        <w:t>R</w:t>
+          <w:lang w:val="ru-RU"/>
+        </w:rPr>
+        <w:t xml:space="preserve"> </w:t>
       </w:r>
       <w:r>
         <w:rPr>
           <w:rFonts w:ascii="Times New Roman" w:hAnsi="Times New Roman"/>
           <w:szCs w:val="28"/>
         </w:rPr>
-        <w:t>ange) не подходит для описания данных в данном случае, поскольку у одного или нескольких человек стоимость страховых выплат превышает 60 000$. Следовательно,</w:t>
+        <w:t>Стандартное отклонение не является достаточно информативной мерой в данном случае, поскольку</w:t>
       </w:r>
       <w:r>
         <w:rPr>
           <w:rFonts w:ascii="Times New Roman" w:hAnsi="Times New Roman"/>
           <w:szCs w:val="28"/>
+          <w:lang w:val="ru-RU"/>
         </w:rPr>
         <w:t xml:space="preserve"> </w:t>
       </w:r>
@@ -16286,7 +16234,7 @@
           <w:rFonts w:ascii="Times New Roman" w:hAnsi="Times New Roman"/>
           <w:szCs w:val="28"/>
         </w:rPr>
-        <w:t>следует рассмотреть межквартильный размах (IQR).</w:t>
+        <w:t>данные имеют выраженное правостороннее смещение. Поэтому целесообразно рассмотреть среднее абсолютное отклонение (Mean Absolute Deviation).</w:t>
       </w:r>
       <w:r>
         <w:rPr>
@@ -16294,14 +16242,14 @@
           <w:szCs w:val="28"/>
           <w:lang w:val="ru-RU"/>
         </w:rPr>
-        <w:t xml:space="preserve"> </w:t>
+        <w:t xml:space="preserve"> Стало заметно, </w:t>
       </w:r>
       <w:r>
         <w:rPr>
           <w:rFonts w:ascii="Times New Roman" w:hAnsi="Times New Roman"/>
           <w:szCs w:val="28"/>
         </w:rPr>
-        <w:t>Стандартное отклонение не является достаточно информативной мерой в данном случае, поскольку</w:t>
+        <w:t>что центральные 50% данных сконцентрированы вокруг медианы</w:t>
       </w:r>
       <w:r>
         <w:rPr>
@@ -16309,98 +16257,40 @@
           <w:szCs w:val="28"/>
           <w:lang w:val="ru-RU"/>
         </w:rPr>
-        <w:t xml:space="preserve"> </w:t>
+        <w:t xml:space="preserve">, а также, </w:t>
       </w:r>
       <w:r>
         <w:rPr>
           <w:rFonts w:ascii="Times New Roman" w:hAnsi="Times New Roman"/>
           <w:szCs w:val="28"/>
         </w:rPr>
-        <w:t>данные имеют выраженное правостороннее смещение. Поэтому целесообразно рассмотреть среднее абсолютное отклонение (M</w:t>
-      </w:r>
-      <w:r>
+        <w:t>что страховые затраты большинства людей тесно сгруппированы вокруг типичной стоимости.</w:t>
+      </w:r>
+    </w:p>
+    <w:p>
+      <w:pPr>
+        <w:spacing w:after="159"/>
         <w:rPr>
           <w:rFonts w:ascii="Times New Roman" w:hAnsi="Times New Roman"/>
           <w:szCs w:val="28"/>
         </w:rPr>
-        <w:t xml:space="preserve">ean Absolute </w:t>
-      </w:r>
-      <w:r>
+      </w:pPr>
+    </w:p>
+    <w:p>
+      <w:pPr>
+        <w:spacing w:after="159"/>
         <w:rPr>
           <w:rFonts w:ascii="Times New Roman" w:hAnsi="Times New Roman"/>
           <w:szCs w:val="28"/>
         </w:rPr>
-        <w:t>D</w:t>
-      </w:r>
-      <w:r>
+      </w:pPr>
+    </w:p>
+    <w:p>
+      <w:pPr>
+        <w:spacing w:after="159"/>
         <w:rPr>
           <w:rFonts w:ascii="Times New Roman" w:hAnsi="Times New Roman"/>
           <w:szCs w:val="28"/>
-        </w:rPr>
-        <w:t>eviation</w:t>
-      </w:r>
-      <w:r>
-        <w:rPr>
-          <w:rFonts w:ascii="Times New Roman" w:hAnsi="Times New Roman"/>
-          <w:szCs w:val="28"/>
-        </w:rPr>
-        <w:t>).</w:t>
-      </w:r>
-      <w:r>
-        <w:rPr>
-          <w:rFonts w:ascii="Times New Roman" w:hAnsi="Times New Roman"/>
-          <w:szCs w:val="28"/>
-          <w:lang w:val="ru-RU"/>
-        </w:rPr>
-        <w:t xml:space="preserve"> Стало заметно, </w:t>
-      </w:r>
-      <w:r>
-        <w:rPr>
-          <w:rFonts w:ascii="Times New Roman" w:hAnsi="Times New Roman"/>
-          <w:szCs w:val="28"/>
-        </w:rPr>
-        <w:t>что центральные 50% данных сконцентрированы вокруг медианы</w:t>
-      </w:r>
-      <w:r>
-        <w:rPr>
-          <w:rFonts w:ascii="Times New Roman" w:hAnsi="Times New Roman"/>
-          <w:szCs w:val="28"/>
-          <w:lang w:val="ru-RU"/>
-        </w:rPr>
-        <w:t xml:space="preserve">, а также, </w:t>
-      </w:r>
-      <w:r>
-        <w:rPr>
-          <w:rFonts w:ascii="Times New Roman" w:hAnsi="Times New Roman"/>
-          <w:szCs w:val="28"/>
-        </w:rPr>
-        <w:t>что страховые затраты большинства людей тесно сгруппированы вокруг типичной стоимости.</w:t>
-      </w:r>
-    </w:p>
-    <w:p>
-      <w:pPr>
-        <w:spacing w:after="159"/>
-        <w:rPr>
-          <w:rFonts w:ascii="Times New Roman" w:hAnsi="Times New Roman"/>
-          <w:szCs w:val="28"/>
-        </w:rPr>
-      </w:pPr>
-    </w:p>
-    <w:p>
-      <w:pPr>
-        <w:spacing w:after="159"/>
-        <w:rPr>
-          <w:rFonts w:ascii="Times New Roman" w:hAnsi="Times New Roman"/>
-          <w:szCs w:val="28"/>
-        </w:rPr>
-      </w:pPr>
-    </w:p>
-    <w:p>
-      <w:pPr>
-        <w:spacing w:after="159"/>
-        <w:rPr>
-          <w:rFonts w:ascii="Times New Roman" w:hAnsi="Times New Roman"/>
-          <w:szCs w:val="28"/>
           <w:lang w:val="ru-RU"/>
         </w:rPr>
       </w:pPr>
@@ -16418,28 +16308,7 @@
           <w:lang w:val="ru-RU"/>
         </w:rPr>
         <w:lastRenderedPageBreak/>
-        <w:t xml:space="preserve">В связи с </w:t>
-      </w:r>
-      <w:r>
-        <w:rPr>
-          <w:rFonts w:ascii="Times New Roman" w:hAnsi="Times New Roman"/>
-          <w:lang w:val="ru-RU"/>
-        </w:rPr>
-        <w:t>выраженным правосторонним смещением</w:t>
-      </w:r>
-      <w:r>
-        <w:rPr>
-          <w:rFonts w:ascii="Times New Roman" w:hAnsi="Times New Roman"/>
-          <w:lang w:val="ru-RU"/>
-        </w:rPr>
-        <w:t xml:space="preserve">, необходимо принять решение об </w:t>
-      </w:r>
-      <w:r>
-        <w:rPr>
-          <w:rFonts w:ascii="Times New Roman" w:hAnsi="Times New Roman"/>
-          <w:lang w:val="ru-RU"/>
-        </w:rPr>
-        <w:t xml:space="preserve">удалении выбросов в датасете. </w:t>
+        <w:t xml:space="preserve">В связи с выраженным правосторонним смещением, необходимо принять решение об удалении выбросов в датасете. </w:t>
       </w:r>
       <w:r>
         <w:rPr>
@@ -16460,14 +16329,7 @@
           <w:rFonts w:ascii="Times New Roman" w:hAnsi="Times New Roman"/>
           <w:lang w:val="ru-RU"/>
         </w:rPr>
-        <w:t xml:space="preserve"> (</w:t>
-      </w:r>
-      <w:r>
-        <w:rPr>
-          <w:rFonts w:ascii="Times New Roman" w:hAnsi="Times New Roman"/>
-          <w:lang w:val="ru-RU"/>
-        </w:rPr>
-        <w:t>межкварт</w:t>
+        <w:t xml:space="preserve"> (межкварт</w:t>
       </w:r>
       <w:r>
         <w:rPr>
@@ -16481,21 +16343,7 @@
           <w:rFonts w:ascii="Times New Roman" w:hAnsi="Times New Roman"/>
           <w:lang w:val="ru-RU"/>
         </w:rPr>
-        <w:t>ьный</w:t>
-      </w:r>
-      <w:r>
-        <w:rPr>
-          <w:rFonts w:ascii="Times New Roman" w:hAnsi="Times New Roman"/>
-          <w:lang w:val="ru-RU"/>
-        </w:rPr>
-        <w:t xml:space="preserve"> размах)</w:t>
-      </w:r>
-      <w:r>
-        <w:rPr>
-          <w:rFonts w:ascii="Times New Roman" w:hAnsi="Times New Roman"/>
-          <w:lang w:val="ru-RU"/>
-        </w:rPr>
-        <w:t>.</w:t>
+        <w:t>ьный размах).</w:t>
       </w:r>
       <w:r>
         <w:rPr>
@@ -17279,7 +17127,7 @@
       <w:pPr>
         <w:rPr>
           <w:rFonts w:ascii="Times New Roman" w:hAnsi="Times New Roman"/>
-          <w:lang w:val="en-US"/>
+          <w:lang w:val="ru-RU"/>
         </w:rPr>
       </w:pPr>
       <w:r>
@@ -17294,7 +17142,7 @@
       <w:pPr>
         <w:rPr>
           <w:rFonts w:ascii="Times New Roman" w:hAnsi="Times New Roman"/>
-          <w:lang w:val="en-US"/>
+          <w:lang w:val="ru-RU"/>
         </w:rPr>
       </w:pPr>
     </w:p>
@@ -17539,104 +17387,104 @@
     <w:p>
       <w:pPr>
         <w:rPr>
+          <w:rFonts w:ascii="Times New Roman" w:hAnsi="Times New Roman"/>
+          <w:lang w:val="en-US"/>
+        </w:rPr>
+      </w:pPr>
+      <w:r>
+        <w:rPr>
+          <w:rFonts w:ascii="Times New Roman" w:hAnsi="Times New Roman" w:hint="eastAsia"/>
+          <w:lang w:val="ru-RU"/>
+        </w:rPr>
+        <w:t xml:space="preserve">       </w:t>
+      </w:r>
+      <w:r>
+        <w:rPr>
           <w:rFonts w:ascii="Times New Roman" w:hAnsi="Times New Roman" w:hint="eastAsia"/>
           <w:lang w:val="en-US"/>
         </w:rPr>
-      </w:pPr>
-      <w:r>
-        <w:rPr>
-          <w:rFonts w:ascii="Times New Roman" w:hAnsi="Times New Roman" w:hint="eastAsia"/>
-          <w:lang w:val="ru-RU"/>
-        </w:rPr>
-        <w:t xml:space="preserve">       </w:t>
-      </w:r>
+        <w:t>charges smoker</w:t>
+      </w:r>
+    </w:p>
+    <w:p>
+      <w:pPr>
+        <w:rPr>
+          <w:rFonts w:ascii="Times New Roman" w:hAnsi="Times New Roman"/>
+          <w:lang w:val="en-US"/>
+        </w:rPr>
+      </w:pPr>
       <w:r>
         <w:rPr>
           <w:rFonts w:ascii="Times New Roman" w:hAnsi="Times New Roman" w:hint="eastAsia"/>
           <w:lang w:val="en-US"/>
         </w:rPr>
-        <w:t>charges smoker</w:t>
-      </w:r>
-    </w:p>
-    <w:p>
-      <w:pPr>
+        <w:t>0  16884.92400    yes</w:t>
+      </w:r>
+    </w:p>
+    <w:p>
+      <w:pPr>
+        <w:rPr>
+          <w:rFonts w:ascii="Times New Roman" w:hAnsi="Times New Roman"/>
+          <w:lang w:val="en-US"/>
+        </w:rPr>
+      </w:pPr>
+      <w:r>
         <w:rPr>
           <w:rFonts w:ascii="Times New Roman" w:hAnsi="Times New Roman" w:hint="eastAsia"/>
           <w:lang w:val="en-US"/>
         </w:rPr>
+        <w:t>1   1725.55230     no</w:t>
+      </w:r>
+    </w:p>
+    <w:p>
+      <w:pPr>
+        <w:rPr>
+          <w:rFonts w:ascii="Times New Roman" w:hAnsi="Times New Roman"/>
+          <w:lang w:val="en-US"/>
+        </w:rPr>
       </w:pPr>
       <w:r>
         <w:rPr>
           <w:rFonts w:ascii="Times New Roman" w:hAnsi="Times New Roman" w:hint="eastAsia"/>
           <w:lang w:val="en-US"/>
         </w:rPr>
-        <w:t>0  16884.92400    yes</w:t>
-      </w:r>
-    </w:p>
-    <w:p>
-      <w:pPr>
+        <w:t>2   4449.46200     no</w:t>
+      </w:r>
+    </w:p>
+    <w:p>
+      <w:pPr>
+        <w:rPr>
+          <w:rFonts w:ascii="Times New Roman" w:hAnsi="Times New Roman"/>
+          <w:lang w:val="en-US"/>
+        </w:rPr>
+      </w:pPr>
+      <w:r>
         <w:rPr>
           <w:rFonts w:ascii="Times New Roman" w:hAnsi="Times New Roman" w:hint="eastAsia"/>
           <w:lang w:val="en-US"/>
         </w:rPr>
+        <w:t>3  21984.47061     no</w:t>
+      </w:r>
+    </w:p>
+    <w:p>
+      <w:pPr>
+        <w:rPr>
+          <w:rFonts w:ascii="Times New Roman" w:hAnsi="Times New Roman"/>
+          <w:lang w:val="en-US"/>
+        </w:rPr>
       </w:pPr>
       <w:r>
         <w:rPr>
           <w:rFonts w:ascii="Times New Roman" w:hAnsi="Times New Roman" w:hint="eastAsia"/>
           <w:lang w:val="en-US"/>
         </w:rPr>
-        <w:t>1   1725.55230     no</w:t>
-      </w:r>
-    </w:p>
-    <w:p>
-      <w:pPr>
-        <w:rPr>
-          <w:rFonts w:ascii="Times New Roman" w:hAnsi="Times New Roman" w:hint="eastAsia"/>
-          <w:lang w:val="en-US"/>
-        </w:rPr>
-      </w:pPr>
-      <w:r>
-        <w:rPr>
-          <w:rFonts w:ascii="Times New Roman" w:hAnsi="Times New Roman" w:hint="eastAsia"/>
-          <w:lang w:val="en-US"/>
-        </w:rPr>
-        <w:t>2   4449.46200     no</w:t>
-      </w:r>
-    </w:p>
-    <w:p>
-      <w:pPr>
-        <w:rPr>
-          <w:rFonts w:ascii="Times New Roman" w:hAnsi="Times New Roman" w:hint="eastAsia"/>
-          <w:lang w:val="en-US"/>
-        </w:rPr>
-      </w:pPr>
-      <w:r>
-        <w:rPr>
-          <w:rFonts w:ascii="Times New Roman" w:hAnsi="Times New Roman" w:hint="eastAsia"/>
-          <w:lang w:val="en-US"/>
-        </w:rPr>
-        <w:t>3  21984.47061     no</w:t>
-      </w:r>
-    </w:p>
-    <w:p>
-      <w:pPr>
-        <w:rPr>
-          <w:rFonts w:ascii="Times New Roman" w:hAnsi="Times New Roman"/>
-          <w:lang w:val="en-US"/>
-        </w:rPr>
-      </w:pPr>
-      <w:r>
-        <w:rPr>
-          <w:rFonts w:ascii="Times New Roman" w:hAnsi="Times New Roman" w:hint="eastAsia"/>
-          <w:lang w:val="en-US"/>
-        </w:rPr>
         <w:t>4   3866.85520     no</w:t>
       </w:r>
     </w:p>
     <w:p>
       <w:pPr>
         <w:rPr>
-          <w:rFonts w:ascii="Times New Roman" w:hAnsi="Times New Roman" w:hint="eastAsia"/>
+          <w:rFonts w:ascii="Times New Roman" w:hAnsi="Times New Roman"/>
           <w:lang w:val="en-US"/>
         </w:rPr>
       </w:pPr>
@@ -17983,7 +17831,7 @@
       <w:pPr>
         <w:rPr>
           <w:rFonts w:ascii="Times New Roman" w:hAnsi="Times New Roman"/>
-          <w:lang w:val="en-US"/>
+          <w:lang w:val="ru-RU"/>
         </w:rPr>
       </w:pPr>
     </w:p>
@@ -18192,28 +18040,7 @@
           <w:rFonts w:ascii="Times New Roman" w:hAnsi="Times New Roman"/>
           <w:lang w:val="ru-RU"/>
         </w:rPr>
-        <w:t>Разница между средним значением страховых выплат у мужчин</w:t>
-      </w:r>
-      <w:r>
-        <w:rPr>
-          <w:rFonts w:ascii="Times New Roman" w:hAnsi="Times New Roman"/>
-          <w:lang w:val="ru-RU"/>
-        </w:rPr>
-        <w:t xml:space="preserve"> </w:t>
-      </w:r>
-      <w:r>
-        <w:rPr>
-          <w:rFonts w:ascii="Times New Roman" w:hAnsi="Times New Roman"/>
-          <w:lang w:val="ru-RU"/>
-        </w:rPr>
-        <w:t xml:space="preserve">иженщин: </w:t>
-      </w:r>
-      <w:r>
-        <w:rPr>
-          <w:rFonts w:ascii="Times New Roman" w:hAnsi="Times New Roman"/>
-          <w:lang w:val="ru-RU"/>
-        </w:rPr>
-        <w:t>1387.1723338865468</w:t>
+        <w:t>Разница между средним значением страховых выплат у мужчин иженщин: 1387.1723338865468</w:t>
       </w:r>
     </w:p>
     <w:p>
@@ -18234,14 +18061,7 @@
           <w:rFonts w:ascii="Times New Roman" w:hAnsi="Times New Roman"/>
           <w:lang w:val="ru-RU"/>
         </w:rPr>
-        <w:t>Разница между</w:t>
-      </w:r>
-      <w:r>
-        <w:rPr>
-          <w:rFonts w:ascii="Times New Roman" w:hAnsi="Times New Roman"/>
-          <w:lang w:val="ru-RU"/>
-        </w:rPr>
-        <w:t xml:space="preserve"> медианой</w:t>
+        <w:t>Разница между медианой</w:t>
       </w:r>
       <w:r>
         <w:rPr>
@@ -18255,7 +18075,14 @@
           <w:rFonts w:ascii="Times New Roman" w:hAnsi="Times New Roman"/>
           <w:lang w:val="ru-RU"/>
         </w:rPr>
-        <w:t>страховых выплат у мужчин и</w:t>
+        <w:t>страховых выплат у мужчин и женщин</w:t>
+      </w:r>
+      <w:r>
+        <w:rPr>
+          <w:rFonts w:ascii="Times New Roman" w:hAnsi="Times New Roman" w:hint="eastAsia"/>
+          <w:lang w:val="ru-RU"/>
+        </w:rPr>
+        <w:t>:</w:t>
       </w:r>
       <w:r>
         <w:rPr>
@@ -18266,162 +18093,141 @@
       </w:r>
       <w:r>
         <w:rPr>
-          <w:rFonts w:ascii="Times New Roman" w:hAnsi="Times New Roman"/>
-          <w:lang w:val="ru-RU"/>
-        </w:rPr>
-        <w:t>женщин</w:t>
-      </w:r>
-      <w:r>
-        <w:rPr>
           <w:rFonts w:ascii="Times New Roman" w:hAnsi="Times New Roman" w:hint="eastAsia"/>
           <w:lang w:val="ru-RU"/>
         </w:rPr>
-        <w:t>:</w:t>
-      </w:r>
-      <w:r>
-        <w:rPr>
-          <w:rFonts w:ascii="Times New Roman" w:hAnsi="Times New Roman"/>
-          <w:lang w:val="ru-RU"/>
+        <w:t>43.34674999999879</w:t>
+      </w:r>
+    </w:p>
+    <w:p>
+      <w:pPr>
+        <w:rPr>
+          <w:rFonts w:ascii="Times New Roman" w:hAnsi="Times New Roman"/>
+          <w:lang w:val="ru-RU"/>
+        </w:rPr>
+      </w:pPr>
+    </w:p>
+    <w:p>
+      <w:pPr>
+        <w:rPr>
+          <w:rFonts w:ascii="Times New Roman" w:hAnsi="Times New Roman"/>
+          <w:lang w:val="ru-RU"/>
+        </w:rPr>
+      </w:pPr>
+      <w:r>
+        <w:rPr>
+          <w:rFonts w:ascii="Times New Roman" w:hAnsi="Times New Roman"/>
+          <w:sz w:val="27"/>
+        </w:rPr>
+        <w:t>Разница между средними значениями</w:t>
+      </w:r>
+      <w:r>
+        <w:rPr>
+          <w:rFonts w:ascii="Times New Roman" w:hAnsi="Times New Roman"/>
+          <w:sz w:val="27"/>
         </w:rPr>
         <w:t xml:space="preserve"> </w:t>
       </w:r>
       <w:r>
         <w:rPr>
-          <w:rFonts w:ascii="Times New Roman" w:hAnsi="Times New Roman" w:hint="eastAsia"/>
-          <w:lang w:val="ru-RU"/>
-        </w:rPr>
-        <w:t>43.34674999999879</w:t>
-      </w:r>
-    </w:p>
-    <w:p>
-      <w:pPr>
-        <w:rPr>
-          <w:rFonts w:ascii="Times New Roman" w:hAnsi="Times New Roman"/>
-          <w:lang w:val="ru-RU"/>
-        </w:rPr>
-      </w:pPr>
-    </w:p>
-    <w:p>
-      <w:pPr>
-        <w:rPr>
-          <w:rFonts w:ascii="Times New Roman" w:hAnsi="Times New Roman"/>
-          <w:lang w:val="ru-RU"/>
-        </w:rPr>
-      </w:pPr>
-      <w:r>
-        <w:rPr>
           <w:rFonts w:ascii="Times New Roman" w:hAnsi="Times New Roman"/>
           <w:sz w:val="27"/>
-        </w:rPr>
-        <w:t>Разница между средними значениями</w:t>
+          <w:lang w:val="ru-RU"/>
+        </w:rPr>
+        <w:t>и</w:t>
       </w:r>
       <w:r>
         <w:rPr>
           <w:rFonts w:ascii="Times New Roman" w:hAnsi="Times New Roman"/>
           <w:sz w:val="27"/>
         </w:rPr>
+        <w:t xml:space="preserve"> медианами</w:t>
+      </w:r>
+      <w:r>
+        <w:rPr>
+          <w:rFonts w:ascii="Times New Roman" w:hAnsi="Times New Roman"/>
+          <w:sz w:val="27"/>
+          <w:lang w:val="ru-RU"/>
+        </w:rPr>
+        <w:t>, а так же</w:t>
+      </w:r>
+      <w:r>
+        <w:rPr>
+          <w:rFonts w:ascii="Times New Roman" w:hAnsi="Times New Roman"/>
+          <w:sz w:val="27"/>
+        </w:rPr>
+        <w:t xml:space="preserve"> графики</w:t>
+      </w:r>
+      <w:r>
+        <w:rPr>
+          <w:rFonts w:ascii="Times New Roman" w:hAnsi="Times New Roman"/>
+          <w:sz w:val="27"/>
+        </w:rPr>
+        <w:t>,</w:t>
+      </w:r>
+      <w:r>
+        <w:rPr>
+          <w:rFonts w:ascii="Times New Roman" w:hAnsi="Times New Roman"/>
+          <w:sz w:val="27"/>
+        </w:rPr>
+        <w:t xml:space="preserve"> показывают что между мужчинами и женщинами не существует явной разницы в стоимости страхования.</w:t>
+      </w:r>
+    </w:p>
+    <w:p>
+      <w:pPr>
+        <w:rPr>
+          <w:rFonts w:ascii="Times New Roman" w:hAnsi="Times New Roman"/>
+          <w:lang w:val="ru-RU"/>
+        </w:rPr>
+      </w:pPr>
+    </w:p>
+    <w:p>
+      <w:pPr>
+        <w:pStyle w:val="Heading2"/>
+        <w:rPr>
+          <w:rFonts w:ascii="Times New Roman" w:hAnsi="Times New Roman"/>
+          <w:lang w:val="ru-RU"/>
+        </w:rPr>
+      </w:pPr>
+      <w:bookmarkStart w:id="20" w:name="_Toc231162964"/>
+      <w:r>
+        <w:rPr>
+          <w:rFonts w:ascii="Times New Roman" w:hAnsi="Times New Roman"/>
+          <w:lang w:val="ru-RU"/>
+        </w:rPr>
+        <w:t>2.</w:t>
+      </w:r>
+      <w:r>
+        <w:rPr>
+          <w:rFonts w:ascii="Times New Roman" w:hAnsi="Times New Roman"/>
+          <w:lang w:val="ru-RU"/>
+        </w:rPr>
+        <w:t>2</w:t>
+      </w:r>
+      <w:r>
+        <w:rPr>
+          <w:rFonts w:ascii="Times New Roman" w:hAnsi="Times New Roman"/>
+          <w:lang w:val="ru-RU"/>
+        </w:rPr>
+        <w:t xml:space="preserve">. Обоснование выбора моделей машинного обучения. </w:t>
+      </w:r>
+      <w:r>
+        <w:rPr>
+          <w:rFonts w:ascii="Times New Roman" w:hAnsi="Times New Roman"/>
+          <w:lang w:val="ru-RU"/>
+        </w:rPr>
+        <w:t>Анализ результатов обучения.</w:t>
+      </w:r>
+      <w:r>
+        <w:rPr>
+          <w:rFonts w:ascii="Times New Roman" w:hAnsi="Times New Roman"/>
+          <w:lang w:val="ru-RU"/>
+        </w:rPr>
         <w:t xml:space="preserve"> </w:t>
       </w:r>
       <w:r>
         <w:rPr>
           <w:rFonts w:ascii="Times New Roman" w:hAnsi="Times New Roman"/>
-          <w:sz w:val="27"/>
-          <w:lang w:val="ru-RU"/>
-        </w:rPr>
-        <w:t>и</w:t>
-      </w:r>
-      <w:r>
-        <w:rPr>
-          <w:rFonts w:ascii="Times New Roman" w:hAnsi="Times New Roman"/>
-          <w:sz w:val="27"/>
-        </w:rPr>
-        <w:t xml:space="preserve"> медианами</w:t>
-      </w:r>
-      <w:r>
-        <w:rPr>
-          <w:rFonts w:ascii="Times New Roman" w:hAnsi="Times New Roman"/>
-          <w:sz w:val="27"/>
-          <w:lang w:val="ru-RU"/>
-        </w:rPr>
-        <w:t>, а так же</w:t>
-      </w:r>
-      <w:r>
-        <w:rPr>
-          <w:rFonts w:ascii="Times New Roman" w:hAnsi="Times New Roman"/>
-          <w:sz w:val="27"/>
-        </w:rPr>
-        <w:t xml:space="preserve"> графики</w:t>
-      </w:r>
-      <w:r>
-        <w:rPr>
-          <w:rFonts w:ascii="Times New Roman" w:hAnsi="Times New Roman"/>
-          <w:sz w:val="27"/>
-        </w:rPr>
-        <w:t>,</w:t>
-      </w:r>
-      <w:r>
-        <w:rPr>
-          <w:rFonts w:ascii="Times New Roman" w:hAnsi="Times New Roman"/>
-          <w:sz w:val="27"/>
-        </w:rPr>
-        <w:t xml:space="preserve"> показывают что между мужчинами и женщинами не существует явной разницы в стоимости страхования.</w:t>
-      </w:r>
-    </w:p>
-    <w:p>
-      <w:pPr>
-        <w:rPr>
-          <w:rFonts w:ascii="Times New Roman" w:hAnsi="Times New Roman"/>
-          <w:lang w:val="ru-RU"/>
-        </w:rPr>
-      </w:pPr>
-    </w:p>
-    <w:p>
-      <w:pPr>
-        <w:pStyle w:val="Heading2"/>
-        <w:rPr>
-          <w:rFonts w:ascii="Times New Roman" w:hAnsi="Times New Roman"/>
-          <w:lang w:val="ru-RU"/>
-        </w:rPr>
-      </w:pPr>
-      <w:bookmarkStart w:id="20" w:name="_Toc231162964"/>
-      <w:r>
-        <w:rPr>
-          <w:rFonts w:ascii="Times New Roman" w:hAnsi="Times New Roman"/>
-          <w:lang w:val="ru-RU"/>
-        </w:rPr>
-        <w:t>2.</w:t>
-      </w:r>
-      <w:r>
-        <w:rPr>
-          <w:rFonts w:ascii="Times New Roman" w:hAnsi="Times New Roman"/>
-          <w:lang w:val="ru-RU"/>
-        </w:rPr>
-        <w:t>2</w:t>
-      </w:r>
-      <w:r>
-        <w:rPr>
-          <w:rFonts w:ascii="Times New Roman" w:hAnsi="Times New Roman"/>
-          <w:lang w:val="ru-RU"/>
-        </w:rPr>
-        <w:t xml:space="preserve">. Обоснование выбора моделей машинного обучения. </w:t>
-      </w:r>
-      <w:r>
-        <w:rPr>
-          <w:rFonts w:ascii="Times New Roman" w:hAnsi="Times New Roman"/>
-          <w:lang w:val="ru-RU"/>
-        </w:rPr>
-        <w:t>Анализ результатов обучения.</w:t>
-      </w:r>
-      <w:r>
-        <w:rPr>
-          <w:rFonts w:ascii="Times New Roman" w:hAnsi="Times New Roman"/>
-          <w:lang w:val="ru-RU"/>
-        </w:rPr>
-        <w:t xml:space="preserve"> </w:t>
-      </w:r>
-      <w:r>
-        <w:rPr>
-          <w:rFonts w:ascii="Times New Roman" w:hAnsi="Times New Roman"/>
           <w:lang w:val="ru-RU"/>
         </w:rPr>
         <w:t xml:space="preserve">Описание метрик </w:t>
@@ -18454,58 +18260,72 @@
       <w:pPr>
         <w:rPr>
           <w:rFonts w:ascii="Times New Roman" w:hAnsi="Times New Roman"/>
+          <w:lang w:val="ru-RU"/>
+        </w:rPr>
+      </w:pPr>
+      <w:r>
+        <w:rPr>
+          <w:rFonts w:ascii="Times New Roman" w:hAnsi="Times New Roman"/>
+          <w:lang w:val="ru-RU"/>
+        </w:rPr>
+        <w:t>Для решения задачи прогнозирования страховых выплат были выбраны три типа моделей, различающихся по сложности и способности улавливать нелинейные зависимости.</w:t>
+      </w:r>
+    </w:p>
+    <w:p>
+      <w:pPr>
+        <w:rPr>
+          <w:rFonts w:ascii="Times New Roman" w:hAnsi="Times New Roman"/>
+          <w:lang w:val="ru-RU"/>
+        </w:rPr>
+      </w:pPr>
+    </w:p>
+    <w:p>
+      <w:pPr>
+        <w:rPr>
+          <w:rFonts w:ascii="Times New Roman" w:hAnsi="Times New Roman"/>
+          <w:lang w:val="ru-RU"/>
+        </w:rPr>
+      </w:pPr>
+      <w:r>
+        <w:rPr>
+          <w:rFonts w:ascii="Times New Roman" w:hAnsi="Times New Roman"/>
+          <w:lang w:val="ru-RU"/>
+        </w:rPr>
+        <w:t xml:space="preserve">Линейная регрессия (включая </w:t>
+      </w:r>
+      <w:r>
+        <w:rPr>
+          <w:rFonts w:ascii="Times New Roman" w:hAnsi="Times New Roman"/>
+          <w:lang w:val="ru-RU"/>
+        </w:rPr>
+        <w:t>ридж</w:t>
+      </w:r>
+      <w:r>
+        <w:rPr>
+          <w:rFonts w:ascii="Times New Roman" w:hAnsi="Times New Roman"/>
+          <w:lang w:val="ru-RU"/>
+        </w:rPr>
+        <w:t xml:space="preserve"> и лассо) использовалась в качестве базовой модели. Она проста для интерпретации и позволяет количественно оценить линейный вклад каждого признака. Регуляризация (</w:t>
+      </w:r>
+      <w:r>
+        <w:rPr>
+          <w:rFonts w:ascii="Times New Roman" w:hAnsi="Times New Roman"/>
           <w:lang w:val="en-US"/>
         </w:rPr>
-      </w:pPr>
-      <w:r>
-        <w:rPr>
-          <w:rFonts w:ascii="Times New Roman" w:hAnsi="Times New Roman"/>
-          <w:lang w:val="ru-RU"/>
-        </w:rPr>
-        <w:t>Для решения задачи прогнозирования страховых выплат были выбраны три типа моделей, различающихся по сложности и способности улавливать нелинейные зависимости.</w:t>
-      </w:r>
-    </w:p>
-    <w:p>
-      <w:pPr>
+        <w:t>L</w:t>
+      </w:r>
+      <w:r>
+        <w:rPr>
+          <w:rFonts w:ascii="Times New Roman" w:hAnsi="Times New Roman"/>
+          <w:lang w:val="ru-RU"/>
+        </w:rPr>
+        <w:t xml:space="preserve">2 и </w:t>
+      </w:r>
+      <w:r>
         <w:rPr>
           <w:rFonts w:ascii="Times New Roman" w:hAnsi="Times New Roman"/>
           <w:lang w:val="en-US"/>
         </w:rPr>
-      </w:pPr>
-    </w:p>
-    <w:p>
-      <w:pPr>
-        <w:rPr>
-          <w:rFonts w:ascii="Times New Roman" w:hAnsi="Times New Roman"/>
-          <w:lang w:val="en-US"/>
-        </w:rPr>
-      </w:pPr>
-      <w:r>
-        <w:rPr>
-          <w:rFonts w:ascii="Times New Roman" w:hAnsi="Times New Roman"/>
-          <w:lang w:val="ru-RU"/>
-        </w:rPr>
-        <w:t xml:space="preserve">Линейная регрессия (включая </w:t>
-      </w:r>
-      <w:r>
-        <w:rPr>
-          <w:rFonts w:ascii="Times New Roman" w:hAnsi="Times New Roman"/>
-          <w:lang w:val="ru-RU"/>
-        </w:rPr>
-        <w:t>ридж</w:t>
-      </w:r>
-      <w:r>
-        <w:rPr>
-          <w:rFonts w:ascii="Times New Roman" w:hAnsi="Times New Roman"/>
-          <w:lang w:val="ru-RU"/>
-        </w:rPr>
-        <w:t xml:space="preserve"> и лассо) использовалась в качестве базовой модели. Она проста для интерпретации и позволяет количественно оценить линейный вклад каждого признака. Регуляризация (</w:t>
-      </w:r>
-      <w:r>
-        <w:rPr>
-          <w:rFonts w:ascii="Times New Roman" w:hAnsi="Times New Roman"/>
-          <w:lang w:val="en-US"/>
-        </w:rPr>
         <w:t>L</w:t>
       </w:r>
       <w:r>
@@ -18513,20 +18333,6 @@
           <w:rFonts w:ascii="Times New Roman" w:hAnsi="Times New Roman"/>
           <w:lang w:val="ru-RU"/>
         </w:rPr>
-        <w:t xml:space="preserve">2 и </w:t>
-      </w:r>
-      <w:r>
-        <w:rPr>
-          <w:rFonts w:ascii="Times New Roman" w:hAnsi="Times New Roman"/>
-          <w:lang w:val="en-US"/>
-        </w:rPr>
-        <w:t>L</w:t>
-      </w:r>
-      <w:r>
-        <w:rPr>
-          <w:rFonts w:ascii="Times New Roman" w:hAnsi="Times New Roman"/>
-          <w:lang w:val="ru-RU"/>
-        </w:rPr>
         <w:t>1) добавлялась для борьбы с переобучением.</w:t>
       </w:r>
     </w:p>
@@ -18534,15 +18340,15 @@
       <w:pPr>
         <w:rPr>
           <w:rFonts w:ascii="Times New Roman" w:hAnsi="Times New Roman"/>
-          <w:lang w:val="en-US"/>
-        </w:rPr>
-      </w:pPr>
-    </w:p>
-    <w:p>
-      <w:pPr>
-        <w:rPr>
-          <w:rFonts w:ascii="Times New Roman" w:hAnsi="Times New Roman"/>
-          <w:lang w:val="en-US"/>
+          <w:lang w:val="ru-RU"/>
+        </w:rPr>
+      </w:pPr>
+    </w:p>
+    <w:p>
+      <w:pPr>
+        <w:rPr>
+          <w:rFonts w:ascii="Times New Roman" w:hAnsi="Times New Roman"/>
+          <w:lang w:val="ru-RU"/>
         </w:rPr>
       </w:pPr>
       <w:r>
@@ -18643,13 +18449,15 @@
     <w:p>
       <w:pPr>
         <w:rPr>
-          <w:lang w:val="ru-RU"/>
-        </w:rPr>
-      </w:pPr>
-    </w:p>
-    <w:p>
-      <w:pPr>
-        <w:rPr>
+          <w:rFonts w:hint="eastAsia"/>
+          <w:lang w:val="ru-RU"/>
+        </w:rPr>
+      </w:pPr>
+    </w:p>
+    <w:p>
+      <w:pPr>
+        <w:rPr>
+          <w:rFonts w:hint="eastAsia"/>
           <w:lang w:val="ru-RU"/>
         </w:rPr>
       </w:pPr>
@@ -18663,6 +18471,7 @@
     <w:p>
       <w:pPr>
         <w:rPr>
+          <w:rFonts w:hint="eastAsia"/>
           <w:lang w:val="ru-RU"/>
         </w:rPr>
       </w:pPr>
@@ -18756,7 +18565,7 @@
         <w:rPr>
           <w:rFonts w:ascii="Times New Roman" w:hAnsi="Times New Roman"/>
           <w:szCs w:val="28"/>
-          <w:lang w:val="en-US"/>
+          <w:lang w:val="ru-RU"/>
         </w:rPr>
       </w:pPr>
     </w:p>
@@ -19050,7 +18859,7 @@
         <w:rPr>
           <w:rFonts w:ascii="Times New Roman" w:hAnsi="Times New Roman"/>
           <w:szCs w:val="28"/>
-          <w:lang w:val="en-US"/>
+          <w:lang w:val="ru-RU"/>
         </w:rPr>
       </w:pPr>
       <w:r>
@@ -19067,7 +18876,7 @@
         <w:rPr>
           <w:rFonts w:ascii="Times New Roman" w:hAnsi="Times New Roman"/>
           <w:szCs w:val="28"/>
-          <w:lang w:val="en-US"/>
+          <w:lang w:val="ru-RU"/>
         </w:rPr>
       </w:pPr>
     </w:p>
@@ -19498,15 +19307,7 @@
                       <w:szCs w:val="28"/>
                       <w:lang w:val="en-US"/>
                     </w:rPr>
-                    <m:t>i</m:t>
-                  </m:r>
-                  <m:r>
-                    <w:rPr>
-                      <w:rFonts w:ascii="Cambria Math" w:hAnsi="Cambria Math"/>
-                      <w:szCs w:val="28"/>
-                      <w:lang w:val="en-US"/>
-                    </w:rPr>
-                    <m:t>=1</m:t>
+                    <m:t>i=1</m:t>
                   </m:r>
                 </m:sub>
                 <m:sup>
@@ -19670,15 +19471,7 @@
                       <w:szCs w:val="28"/>
                       <w:lang w:val="en-US"/>
                     </w:rPr>
-                    <m:t>i</m:t>
-                  </m:r>
-                  <m:r>
-                    <w:rPr>
-                      <w:rFonts w:ascii="Cambria Math" w:hAnsi="Cambria Math"/>
-                      <w:szCs w:val="28"/>
-                      <w:lang w:val="en-US"/>
-                    </w:rPr>
-                    <m:t>=1</m:t>
+                    <m:t>i=1</m:t>
                   </m:r>
                 </m:sub>
                 <m:sup>
@@ -19728,15 +19521,7 @@
                           <w:szCs w:val="28"/>
                           <w:lang w:val="en-US"/>
                         </w:rPr>
-                        <m:t>i</m:t>
-                      </m:r>
-                      <m:r>
-                        <w:rPr>
-                          <w:rFonts w:ascii="Cambria Math" w:hAnsi="Cambria Math"/>
-                          <w:szCs w:val="28"/>
-                          <w:lang w:val="en-US"/>
-                        </w:rPr>
-                        <m:t xml:space="preserve"> </m:t>
+                        <m:t xml:space="preserve">i </m:t>
                       </m:r>
                     </m:sub>
                   </m:sSub>
@@ -19897,6 +19682,7 @@
     <w:p>
       <w:pPr>
         <w:rPr>
+          <w:rFonts w:hint="eastAsia"/>
           <w:lang w:val="ru-RU"/>
         </w:rPr>
       </w:pPr>
@@ -19940,19 +19726,13 @@
           <w:rFonts w:ascii="Times New Roman" w:hAnsi="Times New Roman"/>
           <w:lang w:val="ru-RU"/>
         </w:rPr>
-        <w:t xml:space="preserve"> </w:t>
-      </w:r>
-      <w:r>
-        <w:rPr>
-          <w:rFonts w:ascii="Times New Roman" w:hAnsi="Times New Roman"/>
-          <w:lang w:val="ru-RU"/>
-        </w:rPr>
-        <w:t>Результаты обучения</w:t>
-      </w:r>
-    </w:p>
-    <w:p>
-      <w:pPr>
-        <w:rPr>
+        <w:t xml:space="preserve"> Результаты обучения</w:t>
+      </w:r>
+    </w:p>
+    <w:p>
+      <w:pPr>
+        <w:rPr>
+          <w:rFonts w:hint="eastAsia"/>
           <w:lang w:val="ru-RU"/>
         </w:rPr>
       </w:pPr>
@@ -19977,6 +19757,7 @@
           <w:p>
             <w:pPr>
               <w:rPr>
+                <w:rFonts w:hint="eastAsia"/>
                 <w:lang w:val="en-US"/>
               </w:rPr>
             </w:pPr>
@@ -19995,6 +19776,7 @@
           <w:p>
             <w:pPr>
               <w:rPr>
+                <w:rFonts w:hint="eastAsia"/>
                 <w:lang w:val="ru-RU"/>
               </w:rPr>
             </w:pPr>
@@ -20013,6 +19795,7 @@
           <w:p>
             <w:pPr>
               <w:rPr>
+                <w:rFonts w:hint="eastAsia"/>
                 <w:lang w:val="ru-RU"/>
               </w:rPr>
             </w:pPr>
@@ -20031,6 +19814,7 @@
           <w:p>
             <w:pPr>
               <w:rPr>
+                <w:rFonts w:hint="eastAsia"/>
                 <w:lang w:val="ru-RU"/>
               </w:rPr>
             </w:pPr>
@@ -20051,6 +19835,7 @@
           <w:p>
             <w:pPr>
               <w:rPr>
+                <w:rFonts w:hint="eastAsia"/>
                 <w:lang w:val="ru-RU"/>
               </w:rPr>
             </w:pPr>
@@ -20069,6 +19854,7 @@
           <w:p>
             <w:pPr>
               <w:rPr>
+                <w:rFonts w:hint="eastAsia"/>
                 <w:lang w:val="ru-RU"/>
               </w:rPr>
             </w:pPr>
@@ -20087,6 +19873,7 @@
           <w:p>
             <w:pPr>
               <w:rPr>
+                <w:rFonts w:hint="eastAsia"/>
                 <w:lang w:val="ru-RU"/>
               </w:rPr>
             </w:pPr>
@@ -20105,6 +19892,7 @@
           <w:p>
             <w:pPr>
               <w:rPr>
+                <w:rFonts w:hint="eastAsia"/>
                 <w:lang w:val="ru-RU"/>
               </w:rPr>
             </w:pPr>
@@ -20125,6 +19913,7 @@
           <w:p>
             <w:pPr>
               <w:rPr>
+                <w:rFonts w:hint="eastAsia"/>
                 <w:lang w:val="ru-RU"/>
               </w:rPr>
             </w:pPr>
@@ -20143,6 +19932,7 @@
           <w:p>
             <w:pPr>
               <w:rPr>
+                <w:rFonts w:hint="eastAsia"/>
                 <w:lang w:val="ru-RU"/>
               </w:rPr>
             </w:pPr>
@@ -20161,6 +19951,7 @@
           <w:p>
             <w:pPr>
               <w:rPr>
+                <w:rFonts w:hint="eastAsia"/>
                 <w:lang w:val="ru-RU"/>
               </w:rPr>
             </w:pPr>
@@ -20179,6 +19970,7 @@
           <w:p>
             <w:pPr>
               <w:rPr>
+                <w:rFonts w:hint="eastAsia"/>
                 <w:lang w:val="ru-RU"/>
               </w:rPr>
             </w:pPr>
@@ -20199,6 +19991,7 @@
           <w:p>
             <w:pPr>
               <w:rPr>
+                <w:rFonts w:hint="eastAsia"/>
                 <w:lang w:val="ru-RU"/>
               </w:rPr>
             </w:pPr>
@@ -20217,6 +20010,7 @@
           <w:p>
             <w:pPr>
               <w:rPr>
+                <w:rFonts w:hint="eastAsia"/>
                 <w:lang w:val="ru-RU"/>
               </w:rPr>
             </w:pPr>
@@ -20235,6 +20029,7 @@
           <w:p>
             <w:pPr>
               <w:rPr>
+                <w:rFonts w:hint="eastAsia"/>
                 <w:lang w:val="ru-RU"/>
               </w:rPr>
             </w:pPr>
@@ -20253,6 +20048,7 @@
           <w:p>
             <w:pPr>
               <w:rPr>
+                <w:rFonts w:hint="eastAsia"/>
                 <w:lang w:val="ru-RU"/>
               </w:rPr>
             </w:pPr>
@@ -20273,6 +20069,7 @@
           <w:p>
             <w:pPr>
               <w:rPr>
+                <w:rFonts w:hint="eastAsia"/>
                 <w:lang w:val="ru-RU"/>
               </w:rPr>
             </w:pPr>
@@ -20291,6 +20088,7 @@
           <w:p>
             <w:pPr>
               <w:rPr>
+                <w:rFonts w:hint="eastAsia"/>
                 <w:lang w:val="ru-RU"/>
               </w:rPr>
             </w:pPr>
@@ -20309,6 +20107,7 @@
           <w:p>
             <w:pPr>
               <w:rPr>
+                <w:rFonts w:hint="eastAsia"/>
                 <w:lang w:val="ru-RU"/>
               </w:rPr>
             </w:pPr>
@@ -20327,6 +20126,7 @@
           <w:p>
             <w:pPr>
               <w:rPr>
+                <w:rFonts w:hint="eastAsia"/>
                 <w:lang w:val="ru-RU"/>
               </w:rPr>
             </w:pPr>
@@ -20347,6 +20147,7 @@
           <w:p>
             <w:pPr>
               <w:rPr>
+                <w:rFonts w:hint="eastAsia"/>
                 <w:lang w:val="ru-RU"/>
               </w:rPr>
             </w:pPr>
@@ -20365,6 +20166,7 @@
           <w:p>
             <w:pPr>
               <w:rPr>
+                <w:rFonts w:hint="eastAsia"/>
                 <w:lang w:val="ru-RU"/>
               </w:rPr>
             </w:pPr>
@@ -20383,6 +20185,7 @@
           <w:p>
             <w:pPr>
               <w:rPr>
+                <w:rFonts w:hint="eastAsia"/>
                 <w:lang w:val="ru-RU"/>
               </w:rPr>
             </w:pPr>
@@ -20401,6 +20204,7 @@
           <w:p>
             <w:pPr>
               <w:rPr>
+                <w:rFonts w:hint="eastAsia"/>
                 <w:lang w:val="ru-RU"/>
               </w:rPr>
             </w:pPr>
@@ -20505,6 +20309,7 @@
     <w:p>
       <w:pPr>
         <w:rPr>
+          <w:rFonts w:hint="eastAsia"/>
           <w:lang w:val="ru-RU"/>
         </w:rPr>
       </w:pPr>
@@ -20526,21 +20331,7 @@
           <w:rFonts w:ascii="Times New Roman" w:hAnsi="Times New Roman"/>
           <w:lang w:val="ru-RU"/>
         </w:rPr>
-        <w:t xml:space="preserve">Линейная регрессия (R² ≈ 0.557) показала наименьшую точность. Это объясняется тем, что реальная зависимость между признаками (возраст, </w:t>
-      </w:r>
-      <w:r>
-        <w:rPr>
-          <w:rFonts w:ascii="Times New Roman" w:hAnsi="Times New Roman"/>
-          <w:lang w:val="ru-RU"/>
-        </w:rPr>
-        <w:t>индекс массы тела</w:t>
-      </w:r>
-      <w:r>
-        <w:rPr>
-          <w:rFonts w:ascii="Times New Roman" w:hAnsi="Times New Roman"/>
-          <w:lang w:val="ru-RU"/>
-        </w:rPr>
-        <w:t xml:space="preserve">, курение) и стоимостью страховки нелинейна. Например, </w:t>
+        <w:t xml:space="preserve">Линейная регрессия (R² ≈ 0.557) показала наименьшую точность. Это объясняется тем, что реальная зависимость между признаками (возраст, индекс массы тела, курение) и стоимостью страховки нелинейна. Например, </w:t>
       </w:r>
       <w:r>
         <w:rPr>
@@ -20554,7 +20345,7 @@
           <w:rFonts w:ascii="Times New Roman" w:hAnsi="Times New Roman"/>
           <w:lang w:val="ru-RU"/>
         </w:rPr>
-        <w:t>разные средние предсказания для каждой весовой категории.</w:t>
+        <w:t>разные средние предсказания для каждой весовой категории</w:t>
       </w:r>
       <w:r>
         <w:rPr>
@@ -20673,7 +20464,7 @@
       <w:pPr>
         <w:rPr>
           <w:rFonts w:ascii="Times New Roman" w:hAnsi="Times New Roman"/>
-          <w:lang w:val="en-US"/>
+          <w:lang w:val="ru-RU"/>
         </w:rPr>
       </w:pPr>
     </w:p>
@@ -20951,6 +20742,7 @@
     <w:p>
       <w:pPr>
         <w:rPr>
+          <w:rFonts w:hint="eastAsia"/>
           <w:lang w:val="ru-RU"/>
         </w:rPr>
       </w:pPr>
@@ -21165,21 +20957,7 @@
           <w:rFonts w:ascii="Times New Roman" w:hAnsi="Times New Roman"/>
           <w:lang w:val="ru-RU"/>
         </w:rPr>
-        <w:t xml:space="preserve"> </w:t>
-      </w:r>
-      <w:r>
-        <w:rPr>
-          <w:rFonts w:ascii="Times New Roman" w:hAnsi="Times New Roman"/>
-          <w:lang w:val="ru-RU"/>
-        </w:rPr>
-        <w:t>долларо</w:t>
-      </w:r>
-      <w:r>
-        <w:rPr>
-          <w:rFonts w:ascii="Times New Roman" w:hAnsi="Times New Roman"/>
-          <w:lang w:val="ru-RU"/>
-        </w:rPr>
-        <w:t>в</w:t>
+        <w:t>$</w:t>
       </w:r>
       <w:r>
         <w:rPr>
@@ -21292,7 +21070,7 @@
         </w:numPr>
         <w:rPr>
           <w:rFonts w:ascii="Times New Roman" w:hAnsi="Times New Roman"/>
-          <w:lang w:val="en-US"/>
+          <w:lang w:val="ru-RU"/>
         </w:rPr>
       </w:pPr>
       <w:r>
@@ -21426,32 +21204,16 @@
         <w:rPr>
           <w:rFonts w:ascii="Times New Roman" w:hAnsi="Times New Roman"/>
           <w:szCs w:val="28"/>
-          <w:lang w:val="ru-RU"/>
-        </w:rPr>
-      </w:pPr>
-      <w:r>
-        <w:rPr>
-          <w:rFonts w:ascii="Times New Roman" w:hAnsi="Times New Roman"/>
-          <w:szCs w:val="28"/>
-          <w:lang w:val="ru-RU"/>
-        </w:rPr>
-        <w:t xml:space="preserve">[1] </w:t>
-      </w:r>
+          <w:lang w:val="en-US"/>
+        </w:rPr>
+      </w:pPr>
       <w:r>
         <w:rPr>
           <w:rFonts w:ascii="Times New Roman" w:hAnsi="Times New Roman"/>
           <w:szCs w:val="28"/>
           <w:lang w:val="en-US"/>
         </w:rPr>
-        <w:t>Codecademy</w:t>
-      </w:r>
-      <w:r>
-        <w:rPr>
-          <w:rFonts w:ascii="Times New Roman" w:hAnsi="Times New Roman"/>
-          <w:szCs w:val="28"/>
-          <w:lang w:val="ru-RU"/>
-        </w:rPr>
-        <w:t xml:space="preserve">. </w:t>
+        <w:t xml:space="preserve">[1] </w:t>
       </w:r>
       <w:r>
         <w:rPr>
@@ -21459,15 +21221,7 @@
           <w:szCs w:val="28"/>
           <w:lang w:val="en-US"/>
         </w:rPr>
-        <w:t>Gradient</w:t>
-      </w:r>
-      <w:r>
-        <w:rPr>
-          <w:rFonts w:ascii="Times New Roman" w:hAnsi="Times New Roman"/>
-          <w:szCs w:val="28"/>
-          <w:lang w:val="ru-RU"/>
-        </w:rPr>
-        <w:t xml:space="preserve"> </w:t>
+        <w:t>Codecademy</w:t>
       </w:r>
       <w:r>
         <w:rPr>
@@ -21475,15 +21229,7 @@
           <w:szCs w:val="28"/>
           <w:lang w:val="en-US"/>
         </w:rPr>
-        <w:t>Boosting</w:t>
-      </w:r>
-      <w:r>
-        <w:rPr>
-          <w:rFonts w:ascii="Times New Roman" w:hAnsi="Times New Roman"/>
-          <w:szCs w:val="28"/>
-          <w:lang w:val="ru-RU"/>
-        </w:rPr>
-        <w:t xml:space="preserve"> </w:t>
+        <w:t xml:space="preserve">. </w:t>
       </w:r>
       <w:r>
         <w:rPr>
@@ -21491,15 +21237,7 @@
           <w:szCs w:val="28"/>
           <w:lang w:val="en-US"/>
         </w:rPr>
-        <w:t>Implementation</w:t>
-      </w:r>
-      <w:r>
-        <w:rPr>
-          <w:rFonts w:ascii="Times New Roman" w:hAnsi="Times New Roman"/>
-          <w:szCs w:val="28"/>
-          <w:lang w:val="ru-RU"/>
-        </w:rPr>
-        <w:t xml:space="preserve"> [Электронный ресурс]. – Режим доступа: </w:t>
+        <w:t>Gradient</w:t>
       </w:r>
       <w:r>
         <w:rPr>
@@ -21507,7 +21245,7 @@
           <w:szCs w:val="28"/>
           <w:lang w:val="en-US"/>
         </w:rPr>
-        <w:fldChar w:fldCharType="begin"/>
+        <w:t xml:space="preserve"> </w:t>
       </w:r>
       <w:r>
         <w:rPr>
@@ -21515,15 +21253,7 @@
           <w:szCs w:val="28"/>
           <w:lang w:val="en-US"/>
         </w:rPr>
-        <w:instrText>HYPERLINK</w:instrText>
-      </w:r>
-      <w:r>
-        <w:rPr>
-          <w:rFonts w:ascii="Times New Roman" w:hAnsi="Times New Roman"/>
-          <w:szCs w:val="28"/>
-          <w:lang w:val="ru-RU"/>
-        </w:rPr>
-        <w:instrText xml:space="preserve"> "</w:instrText>
+        <w:t>Boosting</w:t>
       </w:r>
       <w:r>
         <w:rPr>
@@ -21531,15 +21261,7 @@
           <w:szCs w:val="28"/>
           <w:lang w:val="en-US"/>
         </w:rPr>
-        <w:instrText>https</w:instrText>
-      </w:r>
-      <w:r>
-        <w:rPr>
-          <w:rFonts w:ascii="Times New Roman" w:hAnsi="Times New Roman"/>
-          <w:szCs w:val="28"/>
-          <w:lang w:val="ru-RU"/>
-        </w:rPr>
-        <w:instrText>://</w:instrText>
+        <w:t xml:space="preserve"> </w:t>
       </w:r>
       <w:r>
         <w:rPr>
@@ -21547,15 +21269,7 @@
           <w:szCs w:val="28"/>
           <w:lang w:val="en-US"/>
         </w:rPr>
-        <w:instrText>www</w:instrText>
-      </w:r>
-      <w:r>
-        <w:rPr>
-          <w:rFonts w:ascii="Times New Roman" w:hAnsi="Times New Roman"/>
-          <w:szCs w:val="28"/>
-          <w:lang w:val="ru-RU"/>
-        </w:rPr>
-        <w:instrText>.</w:instrText>
+        <w:t>Implementation</w:t>
       </w:r>
       <w:r>
         <w:rPr>
@@ -21563,7 +21277,7 @@
           <w:szCs w:val="28"/>
           <w:lang w:val="en-US"/>
         </w:rPr>
-        <w:instrText>codecademy</w:instrText>
+        <w:t xml:space="preserve"> [</w:t>
       </w:r>
       <w:r>
         <w:rPr>
@@ -21571,7 +21285,7 @@
           <w:szCs w:val="28"/>
           <w:lang w:val="ru-RU"/>
         </w:rPr>
-        <w:instrText>.</w:instrText>
+        <w:t>Электронный</w:t>
       </w:r>
       <w:r>
         <w:rPr>
@@ -21579,7 +21293,7 @@
           <w:szCs w:val="28"/>
           <w:lang w:val="en-US"/>
         </w:rPr>
-        <w:instrText>com</w:instrText>
+        <w:t xml:space="preserve"> </w:t>
       </w:r>
       <w:r>
         <w:rPr>
@@ -21587,7 +21301,7 @@
           <w:szCs w:val="28"/>
           <w:lang w:val="ru-RU"/>
         </w:rPr>
-        <w:instrText>/</w:instrText>
+        <w:t>ресурс</w:t>
       </w:r>
       <w:r>
         <w:rPr>
@@ -21595,7 +21309,7 @@
           <w:szCs w:val="28"/>
           <w:lang w:val="en-US"/>
         </w:rPr>
-        <w:instrText>journeys</w:instrText>
+        <w:t xml:space="preserve">]. – </w:t>
       </w:r>
       <w:r>
         <w:rPr>
@@ -21603,7 +21317,7 @@
           <w:szCs w:val="28"/>
           <w:lang w:val="ru-RU"/>
         </w:rPr>
-        <w:instrText>/</w:instrText>
+        <w:t>Режим</w:t>
       </w:r>
       <w:r>
         <w:rPr>
@@ -21611,7 +21325,7 @@
           <w:szCs w:val="28"/>
           <w:lang w:val="en-US"/>
         </w:rPr>
-        <w:instrText>data</w:instrText>
+        <w:t xml:space="preserve"> </w:t>
       </w:r>
       <w:r>
         <w:rPr>
@@ -21619,7 +21333,7 @@
           <w:szCs w:val="28"/>
           <w:lang w:val="ru-RU"/>
         </w:rPr>
-        <w:instrText>-</w:instrText>
+        <w:t>доступа</w:t>
       </w:r>
       <w:r>
         <w:rPr>
@@ -21627,23 +21341,656 @@
           <w:szCs w:val="28"/>
           <w:lang w:val="en-US"/>
         </w:rPr>
-        <w:instrText>scientist</w:instrText>
-      </w:r>
-      <w:r>
-        <w:rPr>
-          <w:rFonts w:ascii="Times New Roman" w:hAnsi="Times New Roman"/>
-          <w:szCs w:val="28"/>
-          <w:lang w:val="ru-RU"/>
-        </w:rPr>
-        <w:instrText>-</w:instrText>
-      </w:r>
+        <w:t xml:space="preserve">: </w:t>
+      </w:r>
+      <w:hyperlink r:id="rId15" w:history="1">
+        <w:r>
+          <w:rPr>
+            <w:rStyle w:val="Hyperlink"/>
+            <w:rFonts w:ascii="Times New Roman" w:hAnsi="Times New Roman"/>
+            <w:szCs w:val="28"/>
+            <w:lang w:val="en-US"/>
+          </w:rPr>
+          <w:t>https</w:t>
+        </w:r>
+        <w:r>
+          <w:rPr>
+            <w:rStyle w:val="Hyperlink"/>
+            <w:rFonts w:ascii="Times New Roman" w:hAnsi="Times New Roman"/>
+            <w:szCs w:val="28"/>
+            <w:lang w:val="en-US"/>
+          </w:rPr>
+          <w:t>://</w:t>
+        </w:r>
+        <w:r>
+          <w:rPr>
+            <w:rStyle w:val="Hyperlink"/>
+            <w:rFonts w:ascii="Times New Roman" w:hAnsi="Times New Roman"/>
+            <w:szCs w:val="28"/>
+            <w:lang w:val="en-US"/>
+          </w:rPr>
+          <w:t>www</w:t>
+        </w:r>
+        <w:r>
+          <w:rPr>
+            <w:rStyle w:val="Hyperlink"/>
+            <w:rFonts w:ascii="Times New Roman" w:hAnsi="Times New Roman"/>
+            <w:szCs w:val="28"/>
+            <w:lang w:val="en-US"/>
+          </w:rPr>
+          <w:t>.</w:t>
+        </w:r>
+        <w:r>
+          <w:rPr>
+            <w:rStyle w:val="Hyperlink"/>
+            <w:rFonts w:ascii="Times New Roman" w:hAnsi="Times New Roman"/>
+            <w:szCs w:val="28"/>
+            <w:lang w:val="en-US"/>
+          </w:rPr>
+          <w:t>codecademy</w:t>
+        </w:r>
+        <w:r>
+          <w:rPr>
+            <w:rStyle w:val="Hyperlink"/>
+            <w:rFonts w:ascii="Times New Roman" w:hAnsi="Times New Roman"/>
+            <w:szCs w:val="28"/>
+            <w:lang w:val="en-US"/>
+          </w:rPr>
+          <w:t>.</w:t>
+        </w:r>
+        <w:r>
+          <w:rPr>
+            <w:rStyle w:val="Hyperlink"/>
+            <w:rFonts w:ascii="Times New Roman" w:hAnsi="Times New Roman"/>
+            <w:szCs w:val="28"/>
+            <w:lang w:val="en-US"/>
+          </w:rPr>
+          <w:t>com</w:t>
+        </w:r>
+        <w:r>
+          <w:rPr>
+            <w:rStyle w:val="Hyperlink"/>
+            <w:rFonts w:ascii="Times New Roman" w:hAnsi="Times New Roman"/>
+            <w:szCs w:val="28"/>
+            <w:lang w:val="en-US"/>
+          </w:rPr>
+          <w:t>/</w:t>
+        </w:r>
+        <w:r>
+          <w:rPr>
+            <w:rStyle w:val="Hyperlink"/>
+            <w:rFonts w:ascii="Times New Roman" w:hAnsi="Times New Roman"/>
+            <w:szCs w:val="28"/>
+            <w:lang w:val="en-US"/>
+          </w:rPr>
+          <w:t>journeys</w:t>
+        </w:r>
+        <w:r>
+          <w:rPr>
+            <w:rStyle w:val="Hyperlink"/>
+            <w:rFonts w:ascii="Times New Roman" w:hAnsi="Times New Roman"/>
+            <w:szCs w:val="28"/>
+            <w:lang w:val="en-US"/>
+          </w:rPr>
+          <w:t>/</w:t>
+        </w:r>
+        <w:r>
+          <w:rPr>
+            <w:rStyle w:val="Hyperlink"/>
+            <w:rFonts w:ascii="Times New Roman" w:hAnsi="Times New Roman"/>
+            <w:szCs w:val="28"/>
+            <w:lang w:val="en-US"/>
+          </w:rPr>
+          <w:t>data</w:t>
+        </w:r>
+        <w:r>
+          <w:rPr>
+            <w:rStyle w:val="Hyperlink"/>
+            <w:rFonts w:ascii="Times New Roman" w:hAnsi="Times New Roman"/>
+            <w:szCs w:val="28"/>
+            <w:lang w:val="en-US"/>
+          </w:rPr>
+          <w:t>-</w:t>
+        </w:r>
+        <w:r>
+          <w:rPr>
+            <w:rStyle w:val="Hyperlink"/>
+            <w:rFonts w:ascii="Times New Roman" w:hAnsi="Times New Roman"/>
+            <w:szCs w:val="28"/>
+            <w:lang w:val="en-US"/>
+          </w:rPr>
+          <w:t>scientist</w:t>
+        </w:r>
+        <w:r>
+          <w:rPr>
+            <w:rStyle w:val="Hyperlink"/>
+            <w:rFonts w:ascii="Times New Roman" w:hAnsi="Times New Roman"/>
+            <w:szCs w:val="28"/>
+            <w:lang w:val="en-US"/>
+          </w:rPr>
+          <w:t>-</w:t>
+        </w:r>
+        <w:r>
+          <w:rPr>
+            <w:rStyle w:val="Hyperlink"/>
+            <w:rFonts w:ascii="Times New Roman" w:hAnsi="Times New Roman"/>
+            <w:szCs w:val="28"/>
+            <w:lang w:val="en-US"/>
+          </w:rPr>
+          <w:t>ml</w:t>
+        </w:r>
+        <w:r>
+          <w:rPr>
+            <w:rStyle w:val="Hyperlink"/>
+            <w:rFonts w:ascii="Times New Roman" w:hAnsi="Times New Roman"/>
+            <w:szCs w:val="28"/>
+            <w:lang w:val="en-US"/>
+          </w:rPr>
+          <w:t>/</w:t>
+        </w:r>
+        <w:r>
+          <w:rPr>
+            <w:rStyle w:val="Hyperlink"/>
+            <w:rFonts w:ascii="Times New Roman" w:hAnsi="Times New Roman"/>
+            <w:szCs w:val="28"/>
+            <w:lang w:val="en-US"/>
+          </w:rPr>
+          <w:t>paths</w:t>
+        </w:r>
+        <w:r>
+          <w:rPr>
+            <w:rStyle w:val="Hyperlink"/>
+            <w:rFonts w:ascii="Times New Roman" w:hAnsi="Times New Roman"/>
+            <w:szCs w:val="28"/>
+            <w:lang w:val="en-US"/>
+          </w:rPr>
+          <w:t>/</w:t>
+        </w:r>
+        <w:r>
+          <w:rPr>
+            <w:rStyle w:val="Hyperlink"/>
+            <w:rFonts w:ascii="Times New Roman" w:hAnsi="Times New Roman"/>
+            <w:szCs w:val="28"/>
+            <w:lang w:val="en-US"/>
+          </w:rPr>
+          <w:t>dsmlcj</w:t>
+        </w:r>
+        <w:r>
+          <w:rPr>
+            <w:rStyle w:val="Hyperlink"/>
+            <w:rFonts w:ascii="Times New Roman" w:hAnsi="Times New Roman"/>
+            <w:szCs w:val="28"/>
+            <w:lang w:val="en-US"/>
+          </w:rPr>
+          <w:t>-22-</w:t>
+        </w:r>
+        <w:r>
+          <w:rPr>
+            <w:rStyle w:val="Hyperlink"/>
+            <w:rFonts w:ascii="Times New Roman" w:hAnsi="Times New Roman"/>
+            <w:szCs w:val="28"/>
+            <w:lang w:val="en-US"/>
+          </w:rPr>
+          <w:t>machine</w:t>
+        </w:r>
+        <w:r>
+          <w:rPr>
+            <w:rStyle w:val="Hyperlink"/>
+            <w:rFonts w:ascii="Times New Roman" w:hAnsi="Times New Roman"/>
+            <w:szCs w:val="28"/>
+            <w:lang w:val="en-US"/>
+          </w:rPr>
+          <w:t>-</w:t>
+        </w:r>
+        <w:r>
+          <w:rPr>
+            <w:rStyle w:val="Hyperlink"/>
+            <w:rFonts w:ascii="Times New Roman" w:hAnsi="Times New Roman"/>
+            <w:szCs w:val="28"/>
+            <w:lang w:val="en-US"/>
+          </w:rPr>
+          <w:t>learning</w:t>
+        </w:r>
+        <w:r>
+          <w:rPr>
+            <w:rStyle w:val="Hyperlink"/>
+            <w:rFonts w:ascii="Times New Roman" w:hAnsi="Times New Roman"/>
+            <w:szCs w:val="28"/>
+            <w:lang w:val="en-US"/>
+          </w:rPr>
+          <w:t>-</w:t>
+        </w:r>
+        <w:r>
+          <w:rPr>
+            <w:rStyle w:val="Hyperlink"/>
+            <w:rFonts w:ascii="Times New Roman" w:hAnsi="Times New Roman"/>
+            <w:szCs w:val="28"/>
+            <w:lang w:val="en-US"/>
+          </w:rPr>
+          <w:t>ii</w:t>
+        </w:r>
+        <w:r>
+          <w:rPr>
+            <w:rStyle w:val="Hyperlink"/>
+            <w:rFonts w:ascii="Times New Roman" w:hAnsi="Times New Roman"/>
+            <w:szCs w:val="28"/>
+            <w:lang w:val="en-US"/>
+          </w:rPr>
+          <w:t>/</w:t>
+        </w:r>
+        <w:r>
+          <w:rPr>
+            <w:rStyle w:val="Hyperlink"/>
+            <w:rFonts w:ascii="Times New Roman" w:hAnsi="Times New Roman"/>
+            <w:szCs w:val="28"/>
+            <w:lang w:val="en-US"/>
+          </w:rPr>
+          <w:t>tracks</w:t>
+        </w:r>
+        <w:r>
+          <w:rPr>
+            <w:rStyle w:val="Hyperlink"/>
+            <w:rFonts w:ascii="Times New Roman" w:hAnsi="Times New Roman"/>
+            <w:szCs w:val="28"/>
+            <w:lang w:val="en-US"/>
+          </w:rPr>
+          <w:t>/</w:t>
+        </w:r>
+        <w:r>
+          <w:rPr>
+            <w:rStyle w:val="Hyperlink"/>
+            <w:rFonts w:ascii="Times New Roman" w:hAnsi="Times New Roman"/>
+            <w:szCs w:val="28"/>
+            <w:lang w:val="en-US"/>
+          </w:rPr>
+          <w:t>dsmlcj</w:t>
+        </w:r>
+        <w:r>
+          <w:rPr>
+            <w:rStyle w:val="Hyperlink"/>
+            <w:rFonts w:ascii="Times New Roman" w:hAnsi="Times New Roman"/>
+            <w:szCs w:val="28"/>
+            <w:lang w:val="en-US"/>
+          </w:rPr>
+          <w:t>-22-</w:t>
+        </w:r>
+        <w:r>
+          <w:rPr>
+            <w:rStyle w:val="Hyperlink"/>
+            <w:rFonts w:ascii="Times New Roman" w:hAnsi="Times New Roman"/>
+            <w:szCs w:val="28"/>
+            <w:lang w:val="en-US"/>
+          </w:rPr>
+          <w:t>ensembling</w:t>
+        </w:r>
+        <w:r>
+          <w:rPr>
+            <w:rStyle w:val="Hyperlink"/>
+            <w:rFonts w:ascii="Times New Roman" w:hAnsi="Times New Roman"/>
+            <w:szCs w:val="28"/>
+            <w:lang w:val="en-US"/>
+          </w:rPr>
+          <w:t>/</w:t>
+        </w:r>
+        <w:r>
+          <w:rPr>
+            <w:rStyle w:val="Hyperlink"/>
+            <w:rFonts w:ascii="Times New Roman" w:hAnsi="Times New Roman"/>
+            <w:szCs w:val="28"/>
+            <w:lang w:val="en-US"/>
+          </w:rPr>
+          <w:t>modules</w:t>
+        </w:r>
+        <w:r>
+          <w:rPr>
+            <w:rStyle w:val="Hyperlink"/>
+            <w:rFonts w:ascii="Times New Roman" w:hAnsi="Times New Roman"/>
+            <w:szCs w:val="28"/>
+            <w:lang w:val="en-US"/>
+          </w:rPr>
+          <w:t>/</w:t>
+        </w:r>
+        <w:r>
+          <w:rPr>
+            <w:rStyle w:val="Hyperlink"/>
+            <w:rFonts w:ascii="Times New Roman" w:hAnsi="Times New Roman"/>
+            <w:szCs w:val="28"/>
+            <w:lang w:val="en-US"/>
+          </w:rPr>
+          <w:t>mle</w:t>
+        </w:r>
+        <w:r>
+          <w:rPr>
+            <w:rStyle w:val="Hyperlink"/>
+            <w:rFonts w:ascii="Times New Roman" w:hAnsi="Times New Roman"/>
+            <w:szCs w:val="28"/>
+            <w:lang w:val="en-US"/>
+          </w:rPr>
+          <w:t>-</w:t>
+        </w:r>
+        <w:r>
+          <w:rPr>
+            <w:rStyle w:val="Hyperlink"/>
+            <w:rFonts w:ascii="Times New Roman" w:hAnsi="Times New Roman"/>
+            <w:szCs w:val="28"/>
+            <w:lang w:val="en-US"/>
+          </w:rPr>
+          <w:t>boosting</w:t>
+        </w:r>
+        <w:r>
+          <w:rPr>
+            <w:rStyle w:val="Hyperlink"/>
+            <w:rFonts w:ascii="Times New Roman" w:hAnsi="Times New Roman"/>
+            <w:szCs w:val="28"/>
+            <w:lang w:val="en-US"/>
+          </w:rPr>
+          <w:t>-9</w:t>
+        </w:r>
+        <w:r>
+          <w:rPr>
+            <w:rStyle w:val="Hyperlink"/>
+            <w:rFonts w:ascii="Times New Roman" w:hAnsi="Times New Roman"/>
+            <w:szCs w:val="28"/>
+            <w:lang w:val="en-US"/>
+          </w:rPr>
+          <w:t>a</w:t>
+        </w:r>
+        <w:r>
+          <w:rPr>
+            <w:rStyle w:val="Hyperlink"/>
+            <w:rFonts w:ascii="Times New Roman" w:hAnsi="Times New Roman"/>
+            <w:szCs w:val="28"/>
+            <w:lang w:val="en-US"/>
+          </w:rPr>
+          <w:t>0</w:t>
+        </w:r>
+        <w:r>
+          <w:rPr>
+            <w:rStyle w:val="Hyperlink"/>
+            <w:rFonts w:ascii="Times New Roman" w:hAnsi="Times New Roman"/>
+            <w:szCs w:val="28"/>
+            <w:lang w:val="en-US"/>
+          </w:rPr>
+          <w:t>e</w:t>
+        </w:r>
+        <w:r>
+          <w:rPr>
+            <w:rStyle w:val="Hyperlink"/>
+            <w:rFonts w:ascii="Times New Roman" w:hAnsi="Times New Roman"/>
+            <w:szCs w:val="28"/>
+            <w:lang w:val="en-US"/>
+          </w:rPr>
+          <w:t>5</w:t>
+        </w:r>
+        <w:r>
+          <w:rPr>
+            <w:rStyle w:val="Hyperlink"/>
+            <w:rFonts w:ascii="Times New Roman" w:hAnsi="Times New Roman"/>
+            <w:szCs w:val="28"/>
+            <w:lang w:val="en-US"/>
+          </w:rPr>
+          <w:t>b</w:t>
+        </w:r>
+        <w:r>
+          <w:rPr>
+            <w:rStyle w:val="Hyperlink"/>
+            <w:rFonts w:ascii="Times New Roman" w:hAnsi="Times New Roman"/>
+            <w:szCs w:val="28"/>
+            <w:lang w:val="en-US"/>
+          </w:rPr>
+          <w:t>40-98</w:t>
+        </w:r>
+        <w:r>
+          <w:rPr>
+            <w:rStyle w:val="Hyperlink"/>
+            <w:rFonts w:ascii="Times New Roman" w:hAnsi="Times New Roman"/>
+            <w:szCs w:val="28"/>
+            <w:lang w:val="en-US"/>
+          </w:rPr>
+          <w:t>d</w:t>
+        </w:r>
+        <w:r>
+          <w:rPr>
+            <w:rStyle w:val="Hyperlink"/>
+            <w:rFonts w:ascii="Times New Roman" w:hAnsi="Times New Roman"/>
+            <w:szCs w:val="28"/>
+            <w:lang w:val="en-US"/>
+          </w:rPr>
+          <w:t>2-42</w:t>
+        </w:r>
+        <w:r>
+          <w:rPr>
+            <w:rStyle w:val="Hyperlink"/>
+            <w:rFonts w:ascii="Times New Roman" w:hAnsi="Times New Roman"/>
+            <w:szCs w:val="28"/>
+            <w:lang w:val="en-US"/>
+          </w:rPr>
+          <w:t>e</w:t>
+        </w:r>
+        <w:r>
+          <w:rPr>
+            <w:rStyle w:val="Hyperlink"/>
+            <w:rFonts w:ascii="Times New Roman" w:hAnsi="Times New Roman"/>
+            <w:szCs w:val="28"/>
+            <w:lang w:val="en-US"/>
+          </w:rPr>
+          <w:t>4-</w:t>
+        </w:r>
+        <w:r>
+          <w:rPr>
+            <w:rStyle w:val="Hyperlink"/>
+            <w:rFonts w:ascii="Times New Roman" w:hAnsi="Times New Roman"/>
+            <w:szCs w:val="28"/>
+            <w:lang w:val="en-US"/>
+          </w:rPr>
+          <w:t>b</w:t>
+        </w:r>
+        <w:r>
+          <w:rPr>
+            <w:rStyle w:val="Hyperlink"/>
+            <w:rFonts w:ascii="Times New Roman" w:hAnsi="Times New Roman"/>
+            <w:szCs w:val="28"/>
+            <w:lang w:val="en-US"/>
+          </w:rPr>
+          <w:t>50</w:t>
+        </w:r>
+        <w:r>
+          <w:rPr>
+            <w:rStyle w:val="Hyperlink"/>
+            <w:rFonts w:ascii="Times New Roman" w:hAnsi="Times New Roman"/>
+            <w:szCs w:val="28"/>
+            <w:lang w:val="en-US"/>
+          </w:rPr>
+          <w:t>f</w:t>
+        </w:r>
+        <w:r>
+          <w:rPr>
+            <w:rStyle w:val="Hyperlink"/>
+            <w:rFonts w:ascii="Times New Roman" w:hAnsi="Times New Roman"/>
+            <w:szCs w:val="28"/>
+            <w:lang w:val="en-US"/>
+          </w:rPr>
+          <w:t>-00</w:t>
+        </w:r>
+        <w:r>
+          <w:rPr>
+            <w:rStyle w:val="Hyperlink"/>
+            <w:rFonts w:ascii="Times New Roman" w:hAnsi="Times New Roman"/>
+            <w:szCs w:val="28"/>
+            <w:lang w:val="en-US"/>
+          </w:rPr>
+          <w:t>e</w:t>
+        </w:r>
+        <w:r>
+          <w:rPr>
+            <w:rStyle w:val="Hyperlink"/>
+            <w:rFonts w:ascii="Times New Roman" w:hAnsi="Times New Roman"/>
+            <w:szCs w:val="28"/>
+            <w:lang w:val="en-US"/>
+          </w:rPr>
+          <w:t>82</w:t>
+        </w:r>
+        <w:r>
+          <w:rPr>
+            <w:rStyle w:val="Hyperlink"/>
+            <w:rFonts w:ascii="Times New Roman" w:hAnsi="Times New Roman"/>
+            <w:szCs w:val="28"/>
+            <w:lang w:val="en-US"/>
+          </w:rPr>
+          <w:t>bdd</w:t>
+        </w:r>
+        <w:r>
+          <w:rPr>
+            <w:rStyle w:val="Hyperlink"/>
+            <w:rFonts w:ascii="Times New Roman" w:hAnsi="Times New Roman"/>
+            <w:szCs w:val="28"/>
+            <w:lang w:val="en-US"/>
+          </w:rPr>
+          <w:t>529</w:t>
+        </w:r>
+        <w:r>
+          <w:rPr>
+            <w:rStyle w:val="Hyperlink"/>
+            <w:rFonts w:ascii="Times New Roman" w:hAnsi="Times New Roman"/>
+            <w:szCs w:val="28"/>
+            <w:lang w:val="en-US"/>
+          </w:rPr>
+          <w:t>d</w:t>
+        </w:r>
+        <w:r>
+          <w:rPr>
+            <w:rStyle w:val="Hyperlink"/>
+            <w:rFonts w:ascii="Times New Roman" w:hAnsi="Times New Roman"/>
+            <w:szCs w:val="28"/>
+            <w:lang w:val="en-US"/>
+          </w:rPr>
+          <w:t>/</w:t>
+        </w:r>
+        <w:r>
+          <w:rPr>
+            <w:rStyle w:val="Hyperlink"/>
+            <w:rFonts w:ascii="Times New Roman" w:hAnsi="Times New Roman"/>
+            <w:szCs w:val="28"/>
+            <w:lang w:val="en-US"/>
+          </w:rPr>
+          <w:t>lessons</w:t>
+        </w:r>
+        <w:r>
+          <w:rPr>
+            <w:rStyle w:val="Hyperlink"/>
+            <w:rFonts w:ascii="Times New Roman" w:hAnsi="Times New Roman"/>
+            <w:szCs w:val="28"/>
+            <w:lang w:val="en-US"/>
+          </w:rPr>
+          <w:t>/</w:t>
+        </w:r>
+        <w:r>
+          <w:rPr>
+            <w:rStyle w:val="Hyperlink"/>
+            <w:rFonts w:ascii="Times New Roman" w:hAnsi="Times New Roman"/>
+            <w:szCs w:val="28"/>
+            <w:lang w:val="en-US"/>
+          </w:rPr>
+          <w:t>boosting</w:t>
+        </w:r>
+        <w:r>
+          <w:rPr>
+            <w:rStyle w:val="Hyperlink"/>
+            <w:rFonts w:ascii="Times New Roman" w:hAnsi="Times New Roman"/>
+            <w:szCs w:val="28"/>
+            <w:lang w:val="en-US"/>
+          </w:rPr>
+          <w:t>-</w:t>
+        </w:r>
+        <w:r>
+          <w:rPr>
+            <w:rStyle w:val="Hyperlink"/>
+            <w:rFonts w:ascii="Times New Roman" w:hAnsi="Times New Roman"/>
+            <w:szCs w:val="28"/>
+            <w:lang w:val="en-US"/>
+          </w:rPr>
+          <w:t>ml</w:t>
+        </w:r>
+        <w:r>
+          <w:rPr>
+            <w:rStyle w:val="Hyperlink"/>
+            <w:rFonts w:ascii="Times New Roman" w:hAnsi="Times New Roman"/>
+            <w:szCs w:val="28"/>
+            <w:lang w:val="en-US"/>
+          </w:rPr>
+          <w:t>/</w:t>
+        </w:r>
+        <w:r>
+          <w:rPr>
+            <w:rStyle w:val="Hyperlink"/>
+            <w:rFonts w:ascii="Times New Roman" w:hAnsi="Times New Roman"/>
+            <w:szCs w:val="28"/>
+            <w:lang w:val="en-US"/>
+          </w:rPr>
+          <w:t>exercises</w:t>
+        </w:r>
+        <w:r>
+          <w:rPr>
+            <w:rStyle w:val="Hyperlink"/>
+            <w:rFonts w:ascii="Times New Roman" w:hAnsi="Times New Roman"/>
+            <w:szCs w:val="28"/>
+            <w:lang w:val="en-US"/>
+          </w:rPr>
+          <w:t>/</w:t>
+        </w:r>
+        <w:r>
+          <w:rPr>
+            <w:rStyle w:val="Hyperlink"/>
+            <w:rFonts w:ascii="Times New Roman" w:hAnsi="Times New Roman"/>
+            <w:szCs w:val="28"/>
+            <w:lang w:val="en-US"/>
+          </w:rPr>
+          <w:t>gradient</w:t>
+        </w:r>
+        <w:r>
+          <w:rPr>
+            <w:rStyle w:val="Hyperlink"/>
+            <w:rFonts w:ascii="Times New Roman" w:hAnsi="Times New Roman"/>
+            <w:szCs w:val="28"/>
+            <w:lang w:val="en-US"/>
+          </w:rPr>
+          <w:t>-</w:t>
+        </w:r>
+        <w:r>
+          <w:rPr>
+            <w:rStyle w:val="Hyperlink"/>
+            <w:rFonts w:ascii="Times New Roman" w:hAnsi="Times New Roman"/>
+            <w:szCs w:val="28"/>
+            <w:lang w:val="en-US"/>
+          </w:rPr>
+          <w:t>boosting</w:t>
+        </w:r>
+        <w:r>
+          <w:rPr>
+            <w:rStyle w:val="Hyperlink"/>
+            <w:rFonts w:ascii="Times New Roman" w:hAnsi="Times New Roman"/>
+            <w:szCs w:val="28"/>
+            <w:lang w:val="en-US"/>
+          </w:rPr>
+          <w:t>-</w:t>
+        </w:r>
+        <w:r>
+          <w:rPr>
+            <w:rStyle w:val="Hyperlink"/>
+            <w:rFonts w:ascii="Times New Roman" w:hAnsi="Times New Roman"/>
+            <w:szCs w:val="28"/>
+            <w:lang w:val="en-US"/>
+          </w:rPr>
+          <w:t>implementation</w:t>
+        </w:r>
+      </w:hyperlink>
       <w:r>
         <w:rPr>
           <w:rFonts w:ascii="Times New Roman" w:hAnsi="Times New Roman"/>
           <w:szCs w:val="28"/>
           <w:lang w:val="en-US"/>
         </w:rPr>
-        <w:instrText>ml</w:instrText>
+        <w:t xml:space="preserve"> (</w:t>
       </w:r>
       <w:r>
         <w:rPr>
@@ -21651,7 +21998,7 @@
           <w:szCs w:val="28"/>
           <w:lang w:val="ru-RU"/>
         </w:rPr>
-        <w:instrText>/</w:instrText>
+        <w:t>дата</w:t>
       </w:r>
       <w:r>
         <w:rPr>
@@ -21659,7 +22006,7 @@
           <w:szCs w:val="28"/>
           <w:lang w:val="en-US"/>
         </w:rPr>
-        <w:instrText>paths</w:instrText>
+        <w:t xml:space="preserve"> </w:t>
       </w:r>
       <w:r>
         <w:rPr>
@@ -21667,7 +22014,7 @@
           <w:szCs w:val="28"/>
           <w:lang w:val="ru-RU"/>
         </w:rPr>
-        <w:instrText>/</w:instrText>
+        <w:t>обращения</w:t>
       </w:r>
       <w:r>
         <w:rPr>
@@ -21675,1119 +22022,15 @@
           <w:szCs w:val="28"/>
           <w:lang w:val="en-US"/>
         </w:rPr>
-        <w:instrText>dsmlcj</w:instrText>
-      </w:r>
-      <w:r>
-        <w:rPr>
-          <w:rFonts w:ascii="Times New Roman" w:hAnsi="Times New Roman"/>
-          <w:szCs w:val="28"/>
-          <w:lang w:val="ru-RU"/>
-        </w:rPr>
-        <w:instrText>-22-</w:instrText>
-      </w:r>
-      <w:r>
+        <w:t>: 31.05.2026).</w:t>
+      </w:r>
+    </w:p>
+    <w:p>
+      <w:pPr>
         <w:rPr>
           <w:rFonts w:ascii="Times New Roman" w:hAnsi="Times New Roman"/>
           <w:szCs w:val="28"/>
           <w:lang w:val="en-US"/>
-        </w:rPr>
-        <w:instrText>machine</w:instrText>
-      </w:r>
-      <w:r>
-        <w:rPr>
-          <w:rFonts w:ascii="Times New Roman" w:hAnsi="Times New Roman"/>
-          <w:szCs w:val="28"/>
-          <w:lang w:val="ru-RU"/>
-        </w:rPr>
-        <w:instrText>-</w:instrText>
-      </w:r>
-      <w:r>
-        <w:rPr>
-          <w:rFonts w:ascii="Times New Roman" w:hAnsi="Times New Roman"/>
-          <w:szCs w:val="28"/>
-          <w:lang w:val="en-US"/>
-        </w:rPr>
-        <w:instrText>learning</w:instrText>
-      </w:r>
-      <w:r>
-        <w:rPr>
-          <w:rFonts w:ascii="Times New Roman" w:hAnsi="Times New Roman"/>
-          <w:szCs w:val="28"/>
-          <w:lang w:val="ru-RU"/>
-        </w:rPr>
-        <w:instrText>-</w:instrText>
-      </w:r>
-      <w:r>
-        <w:rPr>
-          <w:rFonts w:ascii="Times New Roman" w:hAnsi="Times New Roman"/>
-          <w:szCs w:val="28"/>
-          <w:lang w:val="en-US"/>
-        </w:rPr>
-        <w:instrText>ii</w:instrText>
-      </w:r>
-      <w:r>
-        <w:rPr>
-          <w:rFonts w:ascii="Times New Roman" w:hAnsi="Times New Roman"/>
-          <w:szCs w:val="28"/>
-          <w:lang w:val="ru-RU"/>
-        </w:rPr>
-        <w:instrText>/</w:instrText>
-      </w:r>
-      <w:r>
-        <w:rPr>
-          <w:rFonts w:ascii="Times New Roman" w:hAnsi="Times New Roman"/>
-          <w:szCs w:val="28"/>
-          <w:lang w:val="en-US"/>
-        </w:rPr>
-        <w:instrText>tracks</w:instrText>
-      </w:r>
-      <w:r>
-        <w:rPr>
-          <w:rFonts w:ascii="Times New Roman" w:hAnsi="Times New Roman"/>
-          <w:szCs w:val="28"/>
-          <w:lang w:val="ru-RU"/>
-        </w:rPr>
-        <w:instrText>/</w:instrText>
-      </w:r>
-      <w:r>
-        <w:rPr>
-          <w:rFonts w:ascii="Times New Roman" w:hAnsi="Times New Roman"/>
-          <w:szCs w:val="28"/>
-          <w:lang w:val="en-US"/>
-        </w:rPr>
-        <w:instrText>dsmlcj</w:instrText>
-      </w:r>
-      <w:r>
-        <w:rPr>
-          <w:rFonts w:ascii="Times New Roman" w:hAnsi="Times New Roman"/>
-          <w:szCs w:val="28"/>
-          <w:lang w:val="ru-RU"/>
-        </w:rPr>
-        <w:instrText>-22-</w:instrText>
-      </w:r>
-      <w:r>
-        <w:rPr>
-          <w:rFonts w:ascii="Times New Roman" w:hAnsi="Times New Roman"/>
-          <w:szCs w:val="28"/>
-          <w:lang w:val="en-US"/>
-        </w:rPr>
-        <w:instrText>ensembling</w:instrText>
-      </w:r>
-      <w:r>
-        <w:rPr>
-          <w:rFonts w:ascii="Times New Roman" w:hAnsi="Times New Roman"/>
-          <w:szCs w:val="28"/>
-          <w:lang w:val="ru-RU"/>
-        </w:rPr>
-        <w:instrText>/</w:instrText>
-      </w:r>
-      <w:r>
-        <w:rPr>
-          <w:rFonts w:ascii="Times New Roman" w:hAnsi="Times New Roman"/>
-          <w:szCs w:val="28"/>
-          <w:lang w:val="en-US"/>
-        </w:rPr>
-        <w:instrText>modules</w:instrText>
-      </w:r>
-      <w:r>
-        <w:rPr>
-          <w:rFonts w:ascii="Times New Roman" w:hAnsi="Times New Roman"/>
-          <w:szCs w:val="28"/>
-          <w:lang w:val="ru-RU"/>
-        </w:rPr>
-        <w:instrText>/</w:instrText>
-      </w:r>
-      <w:r>
-        <w:rPr>
-          <w:rFonts w:ascii="Times New Roman" w:hAnsi="Times New Roman"/>
-          <w:szCs w:val="28"/>
-          <w:lang w:val="en-US"/>
-        </w:rPr>
-        <w:instrText>mle</w:instrText>
-      </w:r>
-      <w:r>
-        <w:rPr>
-          <w:rFonts w:ascii="Times New Roman" w:hAnsi="Times New Roman"/>
-          <w:szCs w:val="28"/>
-          <w:lang w:val="ru-RU"/>
-        </w:rPr>
-        <w:instrText>-</w:instrText>
-      </w:r>
-      <w:r>
-        <w:rPr>
-          <w:rFonts w:ascii="Times New Roman" w:hAnsi="Times New Roman"/>
-          <w:szCs w:val="28"/>
-          <w:lang w:val="en-US"/>
-        </w:rPr>
-        <w:instrText>boosting</w:instrText>
-      </w:r>
-      <w:r>
-        <w:rPr>
-          <w:rFonts w:ascii="Times New Roman" w:hAnsi="Times New Roman"/>
-          <w:szCs w:val="28"/>
-          <w:lang w:val="ru-RU"/>
-        </w:rPr>
-        <w:instrText>-9</w:instrText>
-      </w:r>
-      <w:r>
-        <w:rPr>
-          <w:rFonts w:ascii="Times New Roman" w:hAnsi="Times New Roman"/>
-          <w:szCs w:val="28"/>
-          <w:lang w:val="en-US"/>
-        </w:rPr>
-        <w:instrText>a</w:instrText>
-      </w:r>
-      <w:r>
-        <w:rPr>
-          <w:rFonts w:ascii="Times New Roman" w:hAnsi="Times New Roman"/>
-          <w:szCs w:val="28"/>
-          <w:lang w:val="ru-RU"/>
-        </w:rPr>
-        <w:instrText>0</w:instrText>
-      </w:r>
-      <w:r>
-        <w:rPr>
-          <w:rFonts w:ascii="Times New Roman" w:hAnsi="Times New Roman"/>
-          <w:szCs w:val="28"/>
-          <w:lang w:val="en-US"/>
-        </w:rPr>
-        <w:instrText>e</w:instrText>
-      </w:r>
-      <w:r>
-        <w:rPr>
-          <w:rFonts w:ascii="Times New Roman" w:hAnsi="Times New Roman"/>
-          <w:szCs w:val="28"/>
-          <w:lang w:val="ru-RU"/>
-        </w:rPr>
-        <w:instrText>5</w:instrText>
-      </w:r>
-      <w:r>
-        <w:rPr>
-          <w:rFonts w:ascii="Times New Roman" w:hAnsi="Times New Roman"/>
-          <w:szCs w:val="28"/>
-          <w:lang w:val="en-US"/>
-        </w:rPr>
-        <w:instrText>b</w:instrText>
-      </w:r>
-      <w:r>
-        <w:rPr>
-          <w:rFonts w:ascii="Times New Roman" w:hAnsi="Times New Roman"/>
-          <w:szCs w:val="28"/>
-          <w:lang w:val="ru-RU"/>
-        </w:rPr>
-        <w:instrText>40-98</w:instrText>
-      </w:r>
-      <w:r>
-        <w:rPr>
-          <w:rFonts w:ascii="Times New Roman" w:hAnsi="Times New Roman"/>
-          <w:szCs w:val="28"/>
-          <w:lang w:val="en-US"/>
-        </w:rPr>
-        <w:instrText>d</w:instrText>
-      </w:r>
-      <w:r>
-        <w:rPr>
-          <w:rFonts w:ascii="Times New Roman" w:hAnsi="Times New Roman"/>
-          <w:szCs w:val="28"/>
-          <w:lang w:val="ru-RU"/>
-        </w:rPr>
-        <w:instrText>2-42</w:instrText>
-      </w:r>
-      <w:r>
-        <w:rPr>
-          <w:rFonts w:ascii="Times New Roman" w:hAnsi="Times New Roman"/>
-          <w:szCs w:val="28"/>
-          <w:lang w:val="en-US"/>
-        </w:rPr>
-        <w:instrText>e</w:instrText>
-      </w:r>
-      <w:r>
-        <w:rPr>
-          <w:rFonts w:ascii="Times New Roman" w:hAnsi="Times New Roman"/>
-          <w:szCs w:val="28"/>
-          <w:lang w:val="ru-RU"/>
-        </w:rPr>
-        <w:instrText>4-</w:instrText>
-      </w:r>
-      <w:r>
-        <w:rPr>
-          <w:rFonts w:ascii="Times New Roman" w:hAnsi="Times New Roman"/>
-          <w:szCs w:val="28"/>
-          <w:lang w:val="en-US"/>
-        </w:rPr>
-        <w:instrText>b</w:instrText>
-      </w:r>
-      <w:r>
-        <w:rPr>
-          <w:rFonts w:ascii="Times New Roman" w:hAnsi="Times New Roman"/>
-          <w:szCs w:val="28"/>
-          <w:lang w:val="ru-RU"/>
-        </w:rPr>
-        <w:instrText>50</w:instrText>
-      </w:r>
-      <w:r>
-        <w:rPr>
-          <w:rFonts w:ascii="Times New Roman" w:hAnsi="Times New Roman"/>
-          <w:szCs w:val="28"/>
-          <w:lang w:val="en-US"/>
-        </w:rPr>
-        <w:instrText>f</w:instrText>
-      </w:r>
-      <w:r>
-        <w:rPr>
-          <w:rFonts w:ascii="Times New Roman" w:hAnsi="Times New Roman"/>
-          <w:szCs w:val="28"/>
-          <w:lang w:val="ru-RU"/>
-        </w:rPr>
-        <w:instrText>-00</w:instrText>
-      </w:r>
-      <w:r>
-        <w:rPr>
-          <w:rFonts w:ascii="Times New Roman" w:hAnsi="Times New Roman"/>
-          <w:szCs w:val="28"/>
-          <w:lang w:val="en-US"/>
-        </w:rPr>
-        <w:instrText>e</w:instrText>
-      </w:r>
-      <w:r>
-        <w:rPr>
-          <w:rFonts w:ascii="Times New Roman" w:hAnsi="Times New Roman"/>
-          <w:szCs w:val="28"/>
-          <w:lang w:val="ru-RU"/>
-        </w:rPr>
-        <w:instrText>82</w:instrText>
-      </w:r>
-      <w:r>
-        <w:rPr>
-          <w:rFonts w:ascii="Times New Roman" w:hAnsi="Times New Roman"/>
-          <w:szCs w:val="28"/>
-          <w:lang w:val="en-US"/>
-        </w:rPr>
-        <w:instrText>bdd</w:instrText>
-      </w:r>
-      <w:r>
-        <w:rPr>
-          <w:rFonts w:ascii="Times New Roman" w:hAnsi="Times New Roman"/>
-          <w:szCs w:val="28"/>
-          <w:lang w:val="ru-RU"/>
-        </w:rPr>
-        <w:instrText>529</w:instrText>
-      </w:r>
-      <w:r>
-        <w:rPr>
-          <w:rFonts w:ascii="Times New Roman" w:hAnsi="Times New Roman"/>
-          <w:szCs w:val="28"/>
-          <w:lang w:val="en-US"/>
-        </w:rPr>
-        <w:instrText>d</w:instrText>
-      </w:r>
-      <w:r>
-        <w:rPr>
-          <w:rFonts w:ascii="Times New Roman" w:hAnsi="Times New Roman"/>
-          <w:szCs w:val="28"/>
-          <w:lang w:val="ru-RU"/>
-        </w:rPr>
-        <w:instrText>/</w:instrText>
-      </w:r>
-      <w:r>
-        <w:rPr>
-          <w:rFonts w:ascii="Times New Roman" w:hAnsi="Times New Roman"/>
-          <w:szCs w:val="28"/>
-          <w:lang w:val="en-US"/>
-        </w:rPr>
-        <w:instrText>lessons</w:instrText>
-      </w:r>
-      <w:r>
-        <w:rPr>
-          <w:rFonts w:ascii="Times New Roman" w:hAnsi="Times New Roman"/>
-          <w:szCs w:val="28"/>
-          <w:lang w:val="ru-RU"/>
-        </w:rPr>
-        <w:instrText>/</w:instrText>
-      </w:r>
-      <w:r>
-        <w:rPr>
-          <w:rFonts w:ascii="Times New Roman" w:hAnsi="Times New Roman"/>
-          <w:szCs w:val="28"/>
-          <w:lang w:val="en-US"/>
-        </w:rPr>
-        <w:instrText>boosting</w:instrText>
-      </w:r>
-      <w:r>
-        <w:rPr>
-          <w:rFonts w:ascii="Times New Roman" w:hAnsi="Times New Roman"/>
-          <w:szCs w:val="28"/>
-          <w:lang w:val="ru-RU"/>
-        </w:rPr>
-        <w:instrText>-</w:instrText>
-      </w:r>
-      <w:r>
-        <w:rPr>
-          <w:rFonts w:ascii="Times New Roman" w:hAnsi="Times New Roman"/>
-          <w:szCs w:val="28"/>
-          <w:lang w:val="en-US"/>
-        </w:rPr>
-        <w:instrText>ml</w:instrText>
-      </w:r>
-      <w:r>
-        <w:rPr>
-          <w:rFonts w:ascii="Times New Roman" w:hAnsi="Times New Roman"/>
-          <w:szCs w:val="28"/>
-          <w:lang w:val="ru-RU"/>
-        </w:rPr>
-        <w:instrText>/</w:instrText>
-      </w:r>
-      <w:r>
-        <w:rPr>
-          <w:rFonts w:ascii="Times New Roman" w:hAnsi="Times New Roman"/>
-          <w:szCs w:val="28"/>
-          <w:lang w:val="en-US"/>
-        </w:rPr>
-        <w:instrText>exercises</w:instrText>
-      </w:r>
-      <w:r>
-        <w:rPr>
-          <w:rFonts w:ascii="Times New Roman" w:hAnsi="Times New Roman"/>
-          <w:szCs w:val="28"/>
-          <w:lang w:val="ru-RU"/>
-        </w:rPr>
-        <w:instrText>/</w:instrText>
-      </w:r>
-      <w:r>
-        <w:rPr>
-          <w:rFonts w:ascii="Times New Roman" w:hAnsi="Times New Roman"/>
-          <w:szCs w:val="28"/>
-          <w:lang w:val="en-US"/>
-        </w:rPr>
-        <w:instrText>gradient</w:instrText>
-      </w:r>
-      <w:r>
-        <w:rPr>
-          <w:rFonts w:ascii="Times New Roman" w:hAnsi="Times New Roman"/>
-          <w:szCs w:val="28"/>
-          <w:lang w:val="ru-RU"/>
-        </w:rPr>
-        <w:instrText>-</w:instrText>
-      </w:r>
-      <w:r>
-        <w:rPr>
-          <w:rFonts w:ascii="Times New Roman" w:hAnsi="Times New Roman"/>
-          <w:szCs w:val="28"/>
-          <w:lang w:val="en-US"/>
-        </w:rPr>
-        <w:instrText>boosting</w:instrText>
-      </w:r>
-      <w:r>
-        <w:rPr>
-          <w:rFonts w:ascii="Times New Roman" w:hAnsi="Times New Roman"/>
-          <w:szCs w:val="28"/>
-          <w:lang w:val="ru-RU"/>
-        </w:rPr>
-        <w:instrText>-</w:instrText>
-      </w:r>
-      <w:r>
-        <w:rPr>
-          <w:rFonts w:ascii="Times New Roman" w:hAnsi="Times New Roman"/>
-          <w:szCs w:val="28"/>
-          <w:lang w:val="en-US"/>
-        </w:rPr>
-        <w:instrText>implementation</w:instrText>
-      </w:r>
-      <w:r>
-        <w:rPr>
-          <w:rFonts w:ascii="Times New Roman" w:hAnsi="Times New Roman"/>
-          <w:szCs w:val="28"/>
-          <w:lang w:val="ru-RU"/>
-        </w:rPr>
-        <w:instrText>"</w:instrText>
-      </w:r>
-      <w:r>
-        <w:rPr>
-          <w:lang w:val="en-US"/>
-        </w:rPr>
-      </w:r>
-      <w:r>
-        <w:rPr>
-          <w:rFonts w:ascii="Times New Roman" w:hAnsi="Times New Roman"/>
-          <w:szCs w:val="28"/>
-          <w:lang w:val="en-US"/>
-        </w:rPr>
-        <w:fldChar w:fldCharType="separate"/>
-      </w:r>
-      <w:r>
-        <w:rPr>
-          <w:rStyle w:val="Hyperlink"/>
-          <w:rFonts w:ascii="Times New Roman" w:hAnsi="Times New Roman"/>
-          <w:szCs w:val="28"/>
-          <w:lang w:val="en-US"/>
-        </w:rPr>
-        <w:t>https</w:t>
-      </w:r>
-      <w:r>
-        <w:rPr>
-          <w:rStyle w:val="Hyperlink"/>
-          <w:rFonts w:ascii="Times New Roman" w:hAnsi="Times New Roman"/>
-          <w:szCs w:val="28"/>
-          <w:lang w:val="ru-RU"/>
-        </w:rPr>
-        <w:t>://</w:t>
-      </w:r>
-      <w:r>
-        <w:rPr>
-          <w:rStyle w:val="Hyperlink"/>
-          <w:rFonts w:ascii="Times New Roman" w:hAnsi="Times New Roman"/>
-          <w:szCs w:val="28"/>
-          <w:lang w:val="en-US"/>
-        </w:rPr>
-        <w:t>www</w:t>
-      </w:r>
-      <w:r>
-        <w:rPr>
-          <w:rStyle w:val="Hyperlink"/>
-          <w:rFonts w:ascii="Times New Roman" w:hAnsi="Times New Roman"/>
-          <w:szCs w:val="28"/>
-          <w:lang w:val="ru-RU"/>
-        </w:rPr>
-        <w:t>.</w:t>
-      </w:r>
-      <w:proofErr w:type="spellStart"/>
-      <w:r>
-        <w:rPr>
-          <w:rStyle w:val="Hyperlink"/>
-          <w:rFonts w:ascii="Times New Roman" w:hAnsi="Times New Roman"/>
-          <w:szCs w:val="28"/>
-          <w:lang w:val="en-US"/>
-        </w:rPr>
-        <w:t>codecademy</w:t>
-      </w:r>
-      <w:proofErr w:type="spellEnd"/>
-      <w:r>
-        <w:rPr>
-          <w:rStyle w:val="Hyperlink"/>
-          <w:rFonts w:ascii="Times New Roman" w:hAnsi="Times New Roman"/>
-          <w:szCs w:val="28"/>
-          <w:lang w:val="ru-RU"/>
-        </w:rPr>
-        <w:t>.</w:t>
-      </w:r>
-      <w:r>
-        <w:rPr>
-          <w:rStyle w:val="Hyperlink"/>
-          <w:rFonts w:ascii="Times New Roman" w:hAnsi="Times New Roman"/>
-          <w:szCs w:val="28"/>
-          <w:lang w:val="en-US"/>
-        </w:rPr>
-        <w:t>com</w:t>
-      </w:r>
-      <w:r>
-        <w:rPr>
-          <w:rStyle w:val="Hyperlink"/>
-          <w:rFonts w:ascii="Times New Roman" w:hAnsi="Times New Roman"/>
-          <w:szCs w:val="28"/>
-          <w:lang w:val="ru-RU"/>
-        </w:rPr>
-        <w:t>/</w:t>
-      </w:r>
-      <w:r>
-        <w:rPr>
-          <w:rStyle w:val="Hyperlink"/>
-          <w:rFonts w:ascii="Times New Roman" w:hAnsi="Times New Roman"/>
-          <w:szCs w:val="28"/>
-          <w:lang w:val="en-US"/>
-        </w:rPr>
-        <w:t>journeys</w:t>
-      </w:r>
-      <w:r>
-        <w:rPr>
-          <w:rStyle w:val="Hyperlink"/>
-          <w:rFonts w:ascii="Times New Roman" w:hAnsi="Times New Roman"/>
-          <w:szCs w:val="28"/>
-          <w:lang w:val="ru-RU"/>
-        </w:rPr>
-        <w:t>/</w:t>
-      </w:r>
-      <w:r>
-        <w:rPr>
-          <w:rStyle w:val="Hyperlink"/>
-          <w:rFonts w:ascii="Times New Roman" w:hAnsi="Times New Roman"/>
-          <w:szCs w:val="28"/>
-          <w:lang w:val="en-US"/>
-        </w:rPr>
-        <w:t>data</w:t>
-      </w:r>
-      <w:r>
-        <w:rPr>
-          <w:rStyle w:val="Hyperlink"/>
-          <w:rFonts w:ascii="Times New Roman" w:hAnsi="Times New Roman"/>
-          <w:szCs w:val="28"/>
-          <w:lang w:val="ru-RU"/>
-        </w:rPr>
-        <w:t>-</w:t>
-      </w:r>
-      <w:r>
-        <w:rPr>
-          <w:rStyle w:val="Hyperlink"/>
-          <w:rFonts w:ascii="Times New Roman" w:hAnsi="Times New Roman"/>
-          <w:szCs w:val="28"/>
-          <w:lang w:val="en-US"/>
-        </w:rPr>
-        <w:t>scientist</w:t>
-      </w:r>
-      <w:r>
-        <w:rPr>
-          <w:rStyle w:val="Hyperlink"/>
-          <w:rFonts w:ascii="Times New Roman" w:hAnsi="Times New Roman"/>
-          <w:szCs w:val="28"/>
-          <w:lang w:val="ru-RU"/>
-        </w:rPr>
-        <w:t>-</w:t>
-      </w:r>
-      <w:r>
-        <w:rPr>
-          <w:rStyle w:val="Hyperlink"/>
-          <w:rFonts w:ascii="Times New Roman" w:hAnsi="Times New Roman"/>
-          <w:szCs w:val="28"/>
-          <w:lang w:val="en-US"/>
-        </w:rPr>
-        <w:t>ml</w:t>
-      </w:r>
-      <w:r>
-        <w:rPr>
-          <w:rStyle w:val="Hyperlink"/>
-          <w:rFonts w:ascii="Times New Roman" w:hAnsi="Times New Roman"/>
-          <w:szCs w:val="28"/>
-          <w:lang w:val="ru-RU"/>
-        </w:rPr>
-        <w:t>/</w:t>
-      </w:r>
-      <w:r>
-        <w:rPr>
-          <w:rStyle w:val="Hyperlink"/>
-          <w:rFonts w:ascii="Times New Roman" w:hAnsi="Times New Roman"/>
-          <w:szCs w:val="28"/>
-          <w:lang w:val="en-US"/>
-        </w:rPr>
-        <w:t>paths</w:t>
-      </w:r>
-      <w:r>
-        <w:rPr>
-          <w:rStyle w:val="Hyperlink"/>
-          <w:rFonts w:ascii="Times New Roman" w:hAnsi="Times New Roman"/>
-          <w:szCs w:val="28"/>
-          <w:lang w:val="ru-RU"/>
-        </w:rPr>
-        <w:t>/</w:t>
-      </w:r>
-      <w:proofErr w:type="spellStart"/>
-      <w:r>
-        <w:rPr>
-          <w:rStyle w:val="Hyperlink"/>
-          <w:rFonts w:ascii="Times New Roman" w:hAnsi="Times New Roman"/>
-          <w:szCs w:val="28"/>
-          <w:lang w:val="en-US"/>
-        </w:rPr>
-        <w:t>dsmlcj</w:t>
-      </w:r>
-      <w:proofErr w:type="spellEnd"/>
-      <w:r>
-        <w:rPr>
-          <w:rStyle w:val="Hyperlink"/>
-          <w:rFonts w:ascii="Times New Roman" w:hAnsi="Times New Roman"/>
-          <w:szCs w:val="28"/>
-          <w:lang w:val="ru-RU"/>
-        </w:rPr>
-        <w:t>-22-</w:t>
-      </w:r>
-      <w:r>
-        <w:rPr>
-          <w:rStyle w:val="Hyperlink"/>
-          <w:rFonts w:ascii="Times New Roman" w:hAnsi="Times New Roman"/>
-          <w:szCs w:val="28"/>
-          <w:lang w:val="en-US"/>
-        </w:rPr>
-        <w:t>machine</w:t>
-      </w:r>
-      <w:r>
-        <w:rPr>
-          <w:rStyle w:val="Hyperlink"/>
-          <w:rFonts w:ascii="Times New Roman" w:hAnsi="Times New Roman"/>
-          <w:szCs w:val="28"/>
-          <w:lang w:val="ru-RU"/>
-        </w:rPr>
-        <w:t>-</w:t>
-      </w:r>
-      <w:r>
-        <w:rPr>
-          <w:rStyle w:val="Hyperlink"/>
-          <w:rFonts w:ascii="Times New Roman" w:hAnsi="Times New Roman"/>
-          <w:szCs w:val="28"/>
-          <w:lang w:val="en-US"/>
-        </w:rPr>
-        <w:t>learning</w:t>
-      </w:r>
-      <w:r>
-        <w:rPr>
-          <w:rStyle w:val="Hyperlink"/>
-          <w:rFonts w:ascii="Times New Roman" w:hAnsi="Times New Roman"/>
-          <w:szCs w:val="28"/>
-          <w:lang w:val="ru-RU"/>
-        </w:rPr>
-        <w:t>-</w:t>
-      </w:r>
-      <w:r>
-        <w:rPr>
-          <w:rStyle w:val="Hyperlink"/>
-          <w:rFonts w:ascii="Times New Roman" w:hAnsi="Times New Roman"/>
-          <w:szCs w:val="28"/>
-          <w:lang w:val="en-US"/>
-        </w:rPr>
-        <w:t>ii</w:t>
-      </w:r>
-      <w:r>
-        <w:rPr>
-          <w:rStyle w:val="Hyperlink"/>
-          <w:rFonts w:ascii="Times New Roman" w:hAnsi="Times New Roman"/>
-          <w:szCs w:val="28"/>
-          <w:lang w:val="ru-RU"/>
-        </w:rPr>
-        <w:t>/</w:t>
-      </w:r>
-      <w:r>
-        <w:rPr>
-          <w:rStyle w:val="Hyperlink"/>
-          <w:rFonts w:ascii="Times New Roman" w:hAnsi="Times New Roman"/>
-          <w:szCs w:val="28"/>
-          <w:lang w:val="en-US"/>
-        </w:rPr>
-        <w:t>tracks</w:t>
-      </w:r>
-      <w:r>
-        <w:rPr>
-          <w:rStyle w:val="Hyperlink"/>
-          <w:rFonts w:ascii="Times New Roman" w:hAnsi="Times New Roman"/>
-          <w:szCs w:val="28"/>
-          <w:lang w:val="ru-RU"/>
-        </w:rPr>
-        <w:t>/</w:t>
-      </w:r>
-      <w:proofErr w:type="spellStart"/>
-      <w:r>
-        <w:rPr>
-          <w:rStyle w:val="Hyperlink"/>
-          <w:rFonts w:ascii="Times New Roman" w:hAnsi="Times New Roman"/>
-          <w:szCs w:val="28"/>
-          <w:lang w:val="en-US"/>
-        </w:rPr>
-        <w:t>dsmlcj</w:t>
-      </w:r>
-      <w:proofErr w:type="spellEnd"/>
-      <w:r>
-        <w:rPr>
-          <w:rStyle w:val="Hyperlink"/>
-          <w:rFonts w:ascii="Times New Roman" w:hAnsi="Times New Roman"/>
-          <w:szCs w:val="28"/>
-          <w:lang w:val="ru-RU"/>
-        </w:rPr>
-        <w:t>-22-</w:t>
-      </w:r>
-      <w:proofErr w:type="spellStart"/>
-      <w:r>
-        <w:rPr>
-          <w:rStyle w:val="Hyperlink"/>
-          <w:rFonts w:ascii="Times New Roman" w:hAnsi="Times New Roman"/>
-          <w:szCs w:val="28"/>
-          <w:lang w:val="en-US"/>
-        </w:rPr>
-        <w:t>ensembling</w:t>
-      </w:r>
-      <w:proofErr w:type="spellEnd"/>
-      <w:r>
-        <w:rPr>
-          <w:rStyle w:val="Hyperlink"/>
-          <w:rFonts w:ascii="Times New Roman" w:hAnsi="Times New Roman"/>
-          <w:szCs w:val="28"/>
-          <w:lang w:val="ru-RU"/>
-        </w:rPr>
-        <w:t>/</w:t>
-      </w:r>
-      <w:r>
-        <w:rPr>
-          <w:rStyle w:val="Hyperlink"/>
-          <w:rFonts w:ascii="Times New Roman" w:hAnsi="Times New Roman"/>
-          <w:szCs w:val="28"/>
-          <w:lang w:val="en-US"/>
-        </w:rPr>
-        <w:t>modules</w:t>
-      </w:r>
-      <w:r>
-        <w:rPr>
-          <w:rStyle w:val="Hyperlink"/>
-          <w:rFonts w:ascii="Times New Roman" w:hAnsi="Times New Roman"/>
-          <w:szCs w:val="28"/>
-          <w:lang w:val="ru-RU"/>
-        </w:rPr>
-        <w:t>/</w:t>
-      </w:r>
-      <w:proofErr w:type="spellStart"/>
-      <w:r>
-        <w:rPr>
-          <w:rStyle w:val="Hyperlink"/>
-          <w:rFonts w:ascii="Times New Roman" w:hAnsi="Times New Roman"/>
-          <w:szCs w:val="28"/>
-          <w:lang w:val="en-US"/>
-        </w:rPr>
-        <w:t>mle</w:t>
-      </w:r>
-      <w:proofErr w:type="spellEnd"/>
-      <w:r>
-        <w:rPr>
-          <w:rStyle w:val="Hyperlink"/>
-          <w:rFonts w:ascii="Times New Roman" w:hAnsi="Times New Roman"/>
-          <w:szCs w:val="28"/>
-          <w:lang w:val="ru-RU"/>
-        </w:rPr>
-        <w:t>-</w:t>
-      </w:r>
-      <w:r>
-        <w:rPr>
-          <w:rStyle w:val="Hyperlink"/>
-          <w:rFonts w:ascii="Times New Roman" w:hAnsi="Times New Roman"/>
-          <w:szCs w:val="28"/>
-          <w:lang w:val="en-US"/>
-        </w:rPr>
-        <w:t>boosting</w:t>
-      </w:r>
-      <w:r>
-        <w:rPr>
-          <w:rStyle w:val="Hyperlink"/>
-          <w:rFonts w:ascii="Times New Roman" w:hAnsi="Times New Roman"/>
-          <w:szCs w:val="28"/>
-          <w:lang w:val="ru-RU"/>
-        </w:rPr>
-        <w:t>-9</w:t>
-      </w:r>
-      <w:r>
-        <w:rPr>
-          <w:rStyle w:val="Hyperlink"/>
-          <w:rFonts w:ascii="Times New Roman" w:hAnsi="Times New Roman"/>
-          <w:szCs w:val="28"/>
-          <w:lang w:val="en-US"/>
-        </w:rPr>
-        <w:t>a</w:t>
-      </w:r>
-      <w:r>
-        <w:rPr>
-          <w:rStyle w:val="Hyperlink"/>
-          <w:rFonts w:ascii="Times New Roman" w:hAnsi="Times New Roman"/>
-          <w:szCs w:val="28"/>
-          <w:lang w:val="ru-RU"/>
-        </w:rPr>
-        <w:t>0</w:t>
-      </w:r>
-      <w:r>
-        <w:rPr>
-          <w:rStyle w:val="Hyperlink"/>
-          <w:rFonts w:ascii="Times New Roman" w:hAnsi="Times New Roman"/>
-          <w:szCs w:val="28"/>
-          <w:lang w:val="en-US"/>
-        </w:rPr>
-        <w:t>e</w:t>
-      </w:r>
-      <w:r>
-        <w:rPr>
-          <w:rStyle w:val="Hyperlink"/>
-          <w:rFonts w:ascii="Times New Roman" w:hAnsi="Times New Roman"/>
-          <w:szCs w:val="28"/>
-          <w:lang w:val="ru-RU"/>
-        </w:rPr>
-        <w:t>5</w:t>
-      </w:r>
-      <w:r>
-        <w:rPr>
-          <w:rStyle w:val="Hyperlink"/>
-          <w:rFonts w:ascii="Times New Roman" w:hAnsi="Times New Roman"/>
-          <w:szCs w:val="28"/>
-          <w:lang w:val="en-US"/>
-        </w:rPr>
-        <w:t>b</w:t>
-      </w:r>
-      <w:r>
-        <w:rPr>
-          <w:rStyle w:val="Hyperlink"/>
-          <w:rFonts w:ascii="Times New Roman" w:hAnsi="Times New Roman"/>
-          <w:szCs w:val="28"/>
-          <w:lang w:val="ru-RU"/>
-        </w:rPr>
-        <w:t>40-98</w:t>
-      </w:r>
-      <w:r>
-        <w:rPr>
-          <w:rStyle w:val="Hyperlink"/>
-          <w:rFonts w:ascii="Times New Roman" w:hAnsi="Times New Roman"/>
-          <w:szCs w:val="28"/>
-          <w:lang w:val="en-US"/>
-        </w:rPr>
-        <w:t>d</w:t>
-      </w:r>
-      <w:r>
-        <w:rPr>
-          <w:rStyle w:val="Hyperlink"/>
-          <w:rFonts w:ascii="Times New Roman" w:hAnsi="Times New Roman"/>
-          <w:szCs w:val="28"/>
-          <w:lang w:val="ru-RU"/>
-        </w:rPr>
-        <w:t>2-42</w:t>
-      </w:r>
-      <w:r>
-        <w:rPr>
-          <w:rStyle w:val="Hyperlink"/>
-          <w:rFonts w:ascii="Times New Roman" w:hAnsi="Times New Roman"/>
-          <w:szCs w:val="28"/>
-          <w:lang w:val="en-US"/>
-        </w:rPr>
-        <w:t>e</w:t>
-      </w:r>
-      <w:r>
-        <w:rPr>
-          <w:rStyle w:val="Hyperlink"/>
-          <w:rFonts w:ascii="Times New Roman" w:hAnsi="Times New Roman"/>
-          <w:szCs w:val="28"/>
-          <w:lang w:val="ru-RU"/>
-        </w:rPr>
-        <w:t>4-</w:t>
-      </w:r>
-      <w:r>
-        <w:rPr>
-          <w:rStyle w:val="Hyperlink"/>
-          <w:rFonts w:ascii="Times New Roman" w:hAnsi="Times New Roman"/>
-          <w:szCs w:val="28"/>
-          <w:lang w:val="en-US"/>
-        </w:rPr>
-        <w:t>b</w:t>
-      </w:r>
-      <w:r>
-        <w:rPr>
-          <w:rStyle w:val="Hyperlink"/>
-          <w:rFonts w:ascii="Times New Roman" w:hAnsi="Times New Roman"/>
-          <w:szCs w:val="28"/>
-          <w:lang w:val="ru-RU"/>
-        </w:rPr>
-        <w:t>50</w:t>
-      </w:r>
-      <w:r>
-        <w:rPr>
-          <w:rStyle w:val="Hyperlink"/>
-          <w:rFonts w:ascii="Times New Roman" w:hAnsi="Times New Roman"/>
-          <w:szCs w:val="28"/>
-          <w:lang w:val="en-US"/>
-        </w:rPr>
-        <w:t>f</w:t>
-      </w:r>
-      <w:r>
-        <w:rPr>
-          <w:rStyle w:val="Hyperlink"/>
-          <w:rFonts w:ascii="Times New Roman" w:hAnsi="Times New Roman"/>
-          <w:szCs w:val="28"/>
-          <w:lang w:val="ru-RU"/>
-        </w:rPr>
-        <w:t>-00</w:t>
-      </w:r>
-      <w:r>
-        <w:rPr>
-          <w:rStyle w:val="Hyperlink"/>
-          <w:rFonts w:ascii="Times New Roman" w:hAnsi="Times New Roman"/>
-          <w:szCs w:val="28"/>
-          <w:lang w:val="en-US"/>
-        </w:rPr>
-        <w:t>e</w:t>
-      </w:r>
-      <w:r>
-        <w:rPr>
-          <w:rStyle w:val="Hyperlink"/>
-          <w:rFonts w:ascii="Times New Roman" w:hAnsi="Times New Roman"/>
-          <w:szCs w:val="28"/>
-          <w:lang w:val="ru-RU"/>
-        </w:rPr>
-        <w:t>82</w:t>
-      </w:r>
-      <w:proofErr w:type="spellStart"/>
-      <w:r>
-        <w:rPr>
-          <w:rStyle w:val="Hyperlink"/>
-          <w:rFonts w:ascii="Times New Roman" w:hAnsi="Times New Roman"/>
-          <w:szCs w:val="28"/>
-          <w:lang w:val="en-US"/>
-        </w:rPr>
-        <w:t>bdd</w:t>
-      </w:r>
-      <w:proofErr w:type="spellEnd"/>
-      <w:r>
-        <w:rPr>
-          <w:rStyle w:val="Hyperlink"/>
-          <w:rFonts w:ascii="Times New Roman" w:hAnsi="Times New Roman"/>
-          <w:szCs w:val="28"/>
-          <w:lang w:val="ru-RU"/>
-        </w:rPr>
-        <w:t>529</w:t>
-      </w:r>
-      <w:r>
-        <w:rPr>
-          <w:rStyle w:val="Hyperlink"/>
-          <w:rFonts w:ascii="Times New Roman" w:hAnsi="Times New Roman"/>
-          <w:szCs w:val="28"/>
-          <w:lang w:val="en-US"/>
-        </w:rPr>
-        <w:t>d</w:t>
-      </w:r>
-      <w:r>
-        <w:rPr>
-          <w:rStyle w:val="Hyperlink"/>
-          <w:rFonts w:ascii="Times New Roman" w:hAnsi="Times New Roman"/>
-          <w:szCs w:val="28"/>
-          <w:lang w:val="ru-RU"/>
-        </w:rPr>
-        <w:t>/</w:t>
-      </w:r>
-      <w:r>
-        <w:rPr>
-          <w:rStyle w:val="Hyperlink"/>
-          <w:rFonts w:ascii="Times New Roman" w:hAnsi="Times New Roman"/>
-          <w:szCs w:val="28"/>
-          <w:lang w:val="en-US"/>
-        </w:rPr>
-        <w:t>lessons</w:t>
-      </w:r>
-      <w:r>
-        <w:rPr>
-          <w:rStyle w:val="Hyperlink"/>
-          <w:rFonts w:ascii="Times New Roman" w:hAnsi="Times New Roman"/>
-          <w:szCs w:val="28"/>
-          <w:lang w:val="ru-RU"/>
-        </w:rPr>
-        <w:t>/</w:t>
-      </w:r>
-      <w:r>
-        <w:rPr>
-          <w:rStyle w:val="Hyperlink"/>
-          <w:rFonts w:ascii="Times New Roman" w:hAnsi="Times New Roman"/>
-          <w:szCs w:val="28"/>
-          <w:lang w:val="en-US"/>
-        </w:rPr>
-        <w:t>boosting</w:t>
-      </w:r>
-      <w:r>
-        <w:rPr>
-          <w:rStyle w:val="Hyperlink"/>
-          <w:rFonts w:ascii="Times New Roman" w:hAnsi="Times New Roman"/>
-          <w:szCs w:val="28"/>
-          <w:lang w:val="ru-RU"/>
-        </w:rPr>
-        <w:t>-</w:t>
-      </w:r>
-      <w:r>
-        <w:rPr>
-          <w:rStyle w:val="Hyperlink"/>
-          <w:rFonts w:ascii="Times New Roman" w:hAnsi="Times New Roman"/>
-          <w:szCs w:val="28"/>
-          <w:lang w:val="en-US"/>
-        </w:rPr>
-        <w:t>ml</w:t>
-      </w:r>
-      <w:r>
-        <w:rPr>
-          <w:rStyle w:val="Hyperlink"/>
-          <w:rFonts w:ascii="Times New Roman" w:hAnsi="Times New Roman"/>
-          <w:szCs w:val="28"/>
-          <w:lang w:val="ru-RU"/>
-        </w:rPr>
-        <w:t>/</w:t>
-      </w:r>
-      <w:r>
-        <w:rPr>
-          <w:rStyle w:val="Hyperlink"/>
-          <w:rFonts w:ascii="Times New Roman" w:hAnsi="Times New Roman"/>
-          <w:szCs w:val="28"/>
-          <w:lang w:val="en-US"/>
-        </w:rPr>
-        <w:t>exercises</w:t>
-      </w:r>
-      <w:r>
-        <w:rPr>
-          <w:rStyle w:val="Hyperlink"/>
-          <w:rFonts w:ascii="Times New Roman" w:hAnsi="Times New Roman"/>
-          <w:szCs w:val="28"/>
-          <w:lang w:val="ru-RU"/>
-        </w:rPr>
-        <w:t>/</w:t>
-      </w:r>
-      <w:r>
-        <w:rPr>
-          <w:rStyle w:val="Hyperlink"/>
-          <w:rFonts w:ascii="Times New Roman" w:hAnsi="Times New Roman"/>
-          <w:szCs w:val="28"/>
-          <w:lang w:val="en-US"/>
-        </w:rPr>
-        <w:t>gradient</w:t>
-      </w:r>
-      <w:r>
-        <w:rPr>
-          <w:rStyle w:val="Hyperlink"/>
-          <w:rFonts w:ascii="Times New Roman" w:hAnsi="Times New Roman"/>
-          <w:szCs w:val="28"/>
-          <w:lang w:val="ru-RU"/>
-        </w:rPr>
-        <w:t>-</w:t>
-      </w:r>
-      <w:r>
-        <w:rPr>
-          <w:rStyle w:val="Hyperlink"/>
-          <w:rFonts w:ascii="Times New Roman" w:hAnsi="Times New Roman"/>
-          <w:szCs w:val="28"/>
-          <w:lang w:val="en-US"/>
-        </w:rPr>
-        <w:t>boosting</w:t>
-      </w:r>
-      <w:r>
-        <w:rPr>
-          <w:rStyle w:val="Hyperlink"/>
-          <w:rFonts w:ascii="Times New Roman" w:hAnsi="Times New Roman"/>
-          <w:szCs w:val="28"/>
-          <w:lang w:val="ru-RU"/>
-        </w:rPr>
-        <w:t>-</w:t>
-      </w:r>
-      <w:r>
-        <w:rPr>
-          <w:rStyle w:val="Hyperlink"/>
-          <w:rFonts w:ascii="Times New Roman" w:hAnsi="Times New Roman"/>
-          <w:szCs w:val="28"/>
-          <w:lang w:val="en-US"/>
-        </w:rPr>
-        <w:t>implementation</w:t>
-      </w:r>
-      <w:r>
-        <w:rPr>
-          <w:rFonts w:ascii="Times New Roman" w:hAnsi="Times New Roman"/>
-          <w:szCs w:val="28"/>
-          <w:lang w:val="en-US"/>
-        </w:rPr>
-        <w:fldChar w:fldCharType="end"/>
-      </w:r>
-      <w:r>
-        <w:rPr>
-          <w:rFonts w:ascii="Times New Roman" w:hAnsi="Times New Roman"/>
-          <w:szCs w:val="28"/>
-          <w:lang w:val="ru-RU"/>
-        </w:rPr>
-        <w:t xml:space="preserve"> (дата обращения: 31.05.2026).</w:t>
-      </w:r>
-    </w:p>
-    <w:p>
-      <w:pPr>
-        <w:rPr>
-          <w:rFonts w:ascii="Times New Roman" w:hAnsi="Times New Roman"/>
-          <w:szCs w:val="28"/>
-          <w:lang w:val="ru-RU"/>
         </w:rPr>
       </w:pPr>
     </w:p>
@@ -22876,7 +22119,7 @@
         </w:rPr>
         <w:t xml:space="preserve"> [Электронный ресурс]. – Режим доступа: </w:t>
       </w:r>
-      <w:hyperlink r:id="rId15" w:history="1">
+      <w:hyperlink r:id="rId16" w:history="1">
         <w:r>
           <w:rPr>
             <w:rStyle w:val="Hyperlink"/>
@@ -22994,25 +22237,7 @@
             <w:szCs w:val="28"/>
             <w:lang w:val="en-US"/>
           </w:rPr>
-          <w:t>scient</w:t>
-        </w:r>
-        <w:r>
-          <w:rPr>
-            <w:rStyle w:val="Hyperlink"/>
-            <w:rFonts w:ascii="Times New Roman" w:hAnsi="Times New Roman"/>
-            <w:szCs w:val="28"/>
-            <w:lang w:val="en-US"/>
-          </w:rPr>
-          <w:t>i</w:t>
-        </w:r>
-        <w:r>
-          <w:rPr>
-            <w:rStyle w:val="Hyperlink"/>
-            <w:rFonts w:ascii="Times New Roman" w:hAnsi="Times New Roman"/>
-            <w:szCs w:val="28"/>
-            <w:lang w:val="en-US"/>
-          </w:rPr>
-          <w:t>st</w:t>
+          <w:t>scientist</w:t>
         </w:r>
         <w:r>
           <w:rPr>
@@ -23676,33 +22901,15 @@
         </w:rPr>
         <w:t xml:space="preserve">]. – Режим доступа: </w:t>
       </w:r>
-      <w:hyperlink r:id="rId16" w:history="1">
-        <w:r>
-          <w:rPr>
-            <w:rStyle w:val="Hyperlink"/>
-            <w:rFonts w:ascii="Times New Roman" w:hAnsi="Times New Roman"/>
-            <w:szCs w:val="28"/>
-            <w:lang w:val="en-US"/>
-          </w:rPr>
-          <w:t>https://www.codecademy.com/journeys/data-scientist-ml/paths/dsmlcj-22-machine-learning-ii/tracks/dsmlcj-22-feature-engineeering-for-ds/modules/fe-regularizatio</w:t>
-        </w:r>
-        <w:r>
-          <w:rPr>
-            <w:rStyle w:val="Hyperlink"/>
-            <w:rFonts w:ascii="Times New Roman" w:hAnsi="Times New Roman"/>
-            <w:szCs w:val="28"/>
-            <w:lang w:val="en-US"/>
-          </w:rPr>
-          <w:t>n</w:t>
-        </w:r>
-        <w:r>
-          <w:rPr>
-            <w:rStyle w:val="Hyperlink"/>
-            <w:rFonts w:ascii="Times New Roman" w:hAnsi="Times New Roman"/>
-            <w:szCs w:val="28"/>
-            <w:lang w:val="en-US"/>
-          </w:rPr>
-          <w:t>-95e6f1f5-fcc4-4228-8bdc-f5728d9ea650/lessons/fe-intro-regularization-ml/exercises/review</w:t>
+      <w:hyperlink r:id="rId17" w:history="1">
+        <w:r>
+          <w:rPr>
+            <w:rStyle w:val="Hyperlink"/>
+            <w:rFonts w:ascii="Times New Roman" w:hAnsi="Times New Roman"/>
+            <w:szCs w:val="28"/>
+            <w:lang w:val="en-US"/>
+          </w:rPr>
+          <w:t>https://www.codecademy.com/journeys/data-scientist-ml/paths/dsmlcj-22-machine-learning-ii/tracks/dsmlcj-22-feature-engineeering-for-ds/modules/fe-regularization-95e6f1f5-fcc4-4228-8bdc-f5728d9ea650/lessons/fe-intro-regularization-ml/exercises/review</w:t>
         </w:r>
       </w:hyperlink>
       <w:r>
@@ -23760,33 +22967,15 @@
         </w:rPr>
         <w:t xml:space="preserve">[4] Codecademy. Implementing Regularization Methods in Python [Электронный ресурс]. – Режим доступа: </w:t>
       </w:r>
-      <w:hyperlink r:id="rId17" w:history="1">
-        <w:r>
-          <w:rPr>
-            <w:rStyle w:val="Hyperlink"/>
-            <w:rFonts w:ascii="Times New Roman" w:hAnsi="Times New Roman"/>
-            <w:szCs w:val="28"/>
-            <w:lang w:val="en-US"/>
-          </w:rPr>
-          <w:t>https://www.codecademy.com/journeys/data-scientist-ml/paths/dsmlcj-22-machine-learning-ii/tracks/dsmlcj-</w:t>
-        </w:r>
-        <w:r>
-          <w:rPr>
-            <w:rStyle w:val="Hyperlink"/>
-            <w:rFonts w:ascii="Times New Roman" w:hAnsi="Times New Roman"/>
-            <w:szCs w:val="28"/>
-            <w:lang w:val="en-US"/>
-          </w:rPr>
-          <w:t>2</w:t>
-        </w:r>
-        <w:r>
-          <w:rPr>
-            <w:rStyle w:val="Hyperlink"/>
-            <w:rFonts w:ascii="Times New Roman" w:hAnsi="Times New Roman"/>
-            <w:szCs w:val="28"/>
-            <w:lang w:val="en-US"/>
-          </w:rPr>
-          <w:t>2-feature-engineeering-for-ds/modules/fe-regularization-95e6f1f5-fcc4-4228-8bdc-f5728d9ea650/articles/fe-implementing-regularization-methods-in-python</w:t>
+      <w:hyperlink r:id="rId18" w:history="1">
+        <w:r>
+          <w:rPr>
+            <w:rStyle w:val="Hyperlink"/>
+            <w:rFonts w:ascii="Times New Roman" w:hAnsi="Times New Roman"/>
+            <w:szCs w:val="28"/>
+            <w:lang w:val="en-US"/>
+          </w:rPr>
+          <w:t>https://www.codecademy.com/journeys/data-scientist-ml/paths/dsmlcj-22-machine-learning-ii/tracks/dsmlcj-22-feature-engineeering-for-ds/modules/fe-regularization-95e6f1f5-fcc4-4228-8bdc-f5728d9ea650/articles/fe-implementing-regularization-methods-in-python</w:t>
         </w:r>
       </w:hyperlink>
       <w:r>
@@ -23833,7 +23022,7 @@
         <w:rPr>
           <w:rFonts w:ascii="Times New Roman" w:hAnsi="Times New Roman"/>
           <w:szCs w:val="28"/>
-          <w:lang w:val="ru-RU"/>
+          <w:lang w:val="en-US"/>
         </w:rPr>
       </w:pPr>
       <w:r>
@@ -23848,7 +23037,7 @@
         <w:rPr>
           <w:rFonts w:ascii="Times New Roman" w:hAnsi="Times New Roman"/>
           <w:szCs w:val="28"/>
-          <w:lang w:val="ru-RU"/>
+          <w:lang w:val="en-US"/>
         </w:rPr>
         <w:t xml:space="preserve"> </w:t>
       </w:r>
@@ -23864,7 +23053,7 @@
         <w:rPr>
           <w:rFonts w:ascii="Times New Roman" w:hAnsi="Times New Roman"/>
           <w:szCs w:val="28"/>
-          <w:lang w:val="ru-RU"/>
+          <w:lang w:val="en-US"/>
         </w:rPr>
         <w:t xml:space="preserve"> – </w:t>
       </w:r>
@@ -23880,11 +23069,75 @@
         <w:rPr>
           <w:rFonts w:ascii="Times New Roman" w:hAnsi="Times New Roman"/>
           <w:szCs w:val="28"/>
-          <w:lang w:val="ru-RU"/>
-        </w:rPr>
-        <w:t xml:space="preserve"> [Электронный ресурс]. – Режим доступа: </w:t>
-      </w:r>
-      <w:hyperlink r:id="rId18" w:history="1">
+          <w:lang w:val="en-US"/>
+        </w:rPr>
+        <w:t xml:space="preserve"> [</w:t>
+      </w:r>
+      <w:r>
+        <w:rPr>
+          <w:rFonts w:ascii="Times New Roman" w:hAnsi="Times New Roman"/>
+          <w:szCs w:val="28"/>
+          <w:lang w:val="ru-RU"/>
+        </w:rPr>
+        <w:t>Электронный</w:t>
+      </w:r>
+      <w:r>
+        <w:rPr>
+          <w:rFonts w:ascii="Times New Roman" w:hAnsi="Times New Roman"/>
+          <w:szCs w:val="28"/>
+          <w:lang w:val="en-US"/>
+        </w:rPr>
+        <w:t xml:space="preserve"> </w:t>
+      </w:r>
+      <w:r>
+        <w:rPr>
+          <w:rFonts w:ascii="Times New Roman" w:hAnsi="Times New Roman"/>
+          <w:szCs w:val="28"/>
+          <w:lang w:val="ru-RU"/>
+        </w:rPr>
+        <w:t>ресурс</w:t>
+      </w:r>
+      <w:r>
+        <w:rPr>
+          <w:rFonts w:ascii="Times New Roman" w:hAnsi="Times New Roman"/>
+          <w:szCs w:val="28"/>
+          <w:lang w:val="en-US"/>
+        </w:rPr>
+        <w:t xml:space="preserve">]. – </w:t>
+      </w:r>
+      <w:r>
+        <w:rPr>
+          <w:rFonts w:ascii="Times New Roman" w:hAnsi="Times New Roman"/>
+          <w:szCs w:val="28"/>
+          <w:lang w:val="ru-RU"/>
+        </w:rPr>
+        <w:t>Режим</w:t>
+      </w:r>
+      <w:r>
+        <w:rPr>
+          <w:rFonts w:ascii="Times New Roman" w:hAnsi="Times New Roman"/>
+          <w:szCs w:val="28"/>
+          <w:lang w:val="en-US"/>
+        </w:rPr>
+        <w:t xml:space="preserve"> </w:t>
+      </w:r>
+      <w:r>
+        <w:rPr>
+          <w:rFonts w:ascii="Times New Roman" w:hAnsi="Times New Roman"/>
+          <w:szCs w:val="28"/>
+          <w:lang w:val="ru-RU"/>
+        </w:rPr>
+        <w:t>доступа</w:t>
+      </w:r>
+      <w:r>
+        <w:rPr>
+          <w:rFonts w:ascii="Times New Roman" w:hAnsi="Times New Roman"/>
+          <w:szCs w:val="28"/>
+          <w:lang w:val="en-US"/>
+        </w:rPr>
+        <w:t xml:space="preserve">: </w:t>
+      </w:r>
+      <w:hyperlink r:id="rId19" w:history="1">
         <w:r>
           <w:rPr>
             <w:rStyle w:val="Hyperlink"/>
@@ -23899,7 +23152,7 @@
             <w:rStyle w:val="Hyperlink"/>
             <w:rFonts w:ascii="Times New Roman" w:hAnsi="Times New Roman"/>
             <w:szCs w:val="28"/>
-            <w:lang w:val="ru-RU"/>
+            <w:lang w:val="en-US"/>
           </w:rPr>
           <w:t>://</w:t>
         </w:r>
@@ -23917,11 +23170,10 @@
             <w:rStyle w:val="Hyperlink"/>
             <w:rFonts w:ascii="Times New Roman" w:hAnsi="Times New Roman"/>
             <w:szCs w:val="28"/>
-            <w:lang w:val="ru-RU"/>
+            <w:lang w:val="en-US"/>
           </w:rPr>
           <w:t>.</w:t>
         </w:r>
-        <w:proofErr w:type="spellStart"/>
         <w:r>
           <w:rPr>
             <w:rStyle w:val="Hyperlink"/>
@@ -23931,13 +23183,12 @@
           </w:rPr>
           <w:t>codecademy</w:t>
         </w:r>
-        <w:proofErr w:type="spellEnd"/>
-        <w:r>
-          <w:rPr>
-            <w:rStyle w:val="Hyperlink"/>
-            <w:rFonts w:ascii="Times New Roman" w:hAnsi="Times New Roman"/>
-            <w:szCs w:val="28"/>
-            <w:lang w:val="ru-RU"/>
+        <w:r>
+          <w:rPr>
+            <w:rStyle w:val="Hyperlink"/>
+            <w:rFonts w:ascii="Times New Roman" w:hAnsi="Times New Roman"/>
+            <w:szCs w:val="28"/>
+            <w:lang w:val="en-US"/>
           </w:rPr>
           <w:t>.</w:t>
         </w:r>
@@ -23955,7 +23206,7 @@
             <w:rStyle w:val="Hyperlink"/>
             <w:rFonts w:ascii="Times New Roman" w:hAnsi="Times New Roman"/>
             <w:szCs w:val="28"/>
-            <w:lang w:val="ru-RU"/>
+            <w:lang w:val="en-US"/>
           </w:rPr>
           <w:t>/</w:t>
         </w:r>
@@ -23973,7 +23224,7 @@
             <w:rStyle w:val="Hyperlink"/>
             <w:rFonts w:ascii="Times New Roman" w:hAnsi="Times New Roman"/>
             <w:szCs w:val="28"/>
-            <w:lang w:val="ru-RU"/>
+            <w:lang w:val="en-US"/>
           </w:rPr>
           <w:t>/</w:t>
         </w:r>
@@ -23991,7 +23242,7 @@
             <w:rStyle w:val="Hyperlink"/>
             <w:rFonts w:ascii="Times New Roman" w:hAnsi="Times New Roman"/>
             <w:szCs w:val="28"/>
-            <w:lang w:val="ru-RU"/>
+            <w:lang w:val="en-US"/>
           </w:rPr>
           <w:t>-</w:t>
         </w:r>
@@ -24009,7 +23260,7 @@
             <w:rStyle w:val="Hyperlink"/>
             <w:rFonts w:ascii="Times New Roman" w:hAnsi="Times New Roman"/>
             <w:szCs w:val="28"/>
-            <w:lang w:val="ru-RU"/>
+            <w:lang w:val="en-US"/>
           </w:rPr>
           <w:t>-</w:t>
         </w:r>
@@ -24027,7 +23278,7 @@
             <w:rStyle w:val="Hyperlink"/>
             <w:rFonts w:ascii="Times New Roman" w:hAnsi="Times New Roman"/>
             <w:szCs w:val="28"/>
-            <w:lang w:val="ru-RU"/>
+            <w:lang w:val="en-US"/>
           </w:rPr>
           <w:t>/</w:t>
         </w:r>
@@ -24045,11 +23296,10 @@
             <w:rStyle w:val="Hyperlink"/>
             <w:rFonts w:ascii="Times New Roman" w:hAnsi="Times New Roman"/>
             <w:szCs w:val="28"/>
-            <w:lang w:val="ru-RU"/>
+            <w:lang w:val="en-US"/>
           </w:rPr>
           <w:t>/</w:t>
         </w:r>
-        <w:proofErr w:type="spellStart"/>
         <w:r>
           <w:rPr>
             <w:rStyle w:val="Hyperlink"/>
@@ -24059,13 +23309,12 @@
           </w:rPr>
           <w:t>dsmlcj</w:t>
         </w:r>
-        <w:proofErr w:type="spellEnd"/>
-        <w:r>
-          <w:rPr>
-            <w:rStyle w:val="Hyperlink"/>
-            <w:rFonts w:ascii="Times New Roman" w:hAnsi="Times New Roman"/>
-            <w:szCs w:val="28"/>
-            <w:lang w:val="ru-RU"/>
+        <w:r>
+          <w:rPr>
+            <w:rStyle w:val="Hyperlink"/>
+            <w:rFonts w:ascii="Times New Roman" w:hAnsi="Times New Roman"/>
+            <w:szCs w:val="28"/>
+            <w:lang w:val="en-US"/>
           </w:rPr>
           <w:t>-22-</w:t>
         </w:r>
@@ -24083,7 +23332,7 @@
             <w:rStyle w:val="Hyperlink"/>
             <w:rFonts w:ascii="Times New Roman" w:hAnsi="Times New Roman"/>
             <w:szCs w:val="28"/>
-            <w:lang w:val="ru-RU"/>
+            <w:lang w:val="en-US"/>
           </w:rPr>
           <w:t>-</w:t>
         </w:r>
@@ -24101,7 +23350,7 @@
             <w:rStyle w:val="Hyperlink"/>
             <w:rFonts w:ascii="Times New Roman" w:hAnsi="Times New Roman"/>
             <w:szCs w:val="28"/>
-            <w:lang w:val="ru-RU"/>
+            <w:lang w:val="en-US"/>
           </w:rPr>
           <w:t>-</w:t>
         </w:r>
@@ -24119,7 +23368,7 @@
             <w:rStyle w:val="Hyperlink"/>
             <w:rFonts w:ascii="Times New Roman" w:hAnsi="Times New Roman"/>
             <w:szCs w:val="28"/>
-            <w:lang w:val="ru-RU"/>
+            <w:lang w:val="en-US"/>
           </w:rPr>
           <w:t>/</w:t>
         </w:r>
@@ -24137,11 +23386,10 @@
             <w:rStyle w:val="Hyperlink"/>
             <w:rFonts w:ascii="Times New Roman" w:hAnsi="Times New Roman"/>
             <w:szCs w:val="28"/>
-            <w:lang w:val="ru-RU"/>
+            <w:lang w:val="en-US"/>
           </w:rPr>
           <w:t>/</w:t>
         </w:r>
-        <w:proofErr w:type="spellStart"/>
         <w:r>
           <w:rPr>
             <w:rStyle w:val="Hyperlink"/>
@@ -24151,13 +23399,12 @@
           </w:rPr>
           <w:t>dsmlcj</w:t>
         </w:r>
-        <w:proofErr w:type="spellEnd"/>
-        <w:r>
-          <w:rPr>
-            <w:rStyle w:val="Hyperlink"/>
-            <w:rFonts w:ascii="Times New Roman" w:hAnsi="Times New Roman"/>
-            <w:szCs w:val="28"/>
-            <w:lang w:val="ru-RU"/>
+        <w:r>
+          <w:rPr>
+            <w:rStyle w:val="Hyperlink"/>
+            <w:rFonts w:ascii="Times New Roman" w:hAnsi="Times New Roman"/>
+            <w:szCs w:val="28"/>
+            <w:lang w:val="en-US"/>
           </w:rPr>
           <w:t>-22-</w:t>
         </w:r>
@@ -24175,11 +23422,10 @@
             <w:rStyle w:val="Hyperlink"/>
             <w:rFonts w:ascii="Times New Roman" w:hAnsi="Times New Roman"/>
             <w:szCs w:val="28"/>
-            <w:lang w:val="ru-RU"/>
+            <w:lang w:val="en-US"/>
           </w:rPr>
           <w:t>-</w:t>
         </w:r>
-        <w:proofErr w:type="spellStart"/>
         <w:r>
           <w:rPr>
             <w:rStyle w:val="Hyperlink"/>
@@ -24189,13 +23435,12 @@
           </w:rPr>
           <w:t>engineeering</w:t>
         </w:r>
-        <w:proofErr w:type="spellEnd"/>
-        <w:r>
-          <w:rPr>
-            <w:rStyle w:val="Hyperlink"/>
-            <w:rFonts w:ascii="Times New Roman" w:hAnsi="Times New Roman"/>
-            <w:szCs w:val="28"/>
-            <w:lang w:val="ru-RU"/>
+        <w:r>
+          <w:rPr>
+            <w:rStyle w:val="Hyperlink"/>
+            <w:rFonts w:ascii="Times New Roman" w:hAnsi="Times New Roman"/>
+            <w:szCs w:val="28"/>
+            <w:lang w:val="en-US"/>
           </w:rPr>
           <w:t>-</w:t>
         </w:r>
@@ -24213,7 +23458,7 @@
             <w:rStyle w:val="Hyperlink"/>
             <w:rFonts w:ascii="Times New Roman" w:hAnsi="Times New Roman"/>
             <w:szCs w:val="28"/>
-            <w:lang w:val="ru-RU"/>
+            <w:lang w:val="en-US"/>
           </w:rPr>
           <w:t>-</w:t>
         </w:r>
@@ -24231,7 +23476,7 @@
             <w:rStyle w:val="Hyperlink"/>
             <w:rFonts w:ascii="Times New Roman" w:hAnsi="Times New Roman"/>
             <w:szCs w:val="28"/>
-            <w:lang w:val="ru-RU"/>
+            <w:lang w:val="en-US"/>
           </w:rPr>
           <w:t>/</w:t>
         </w:r>
@@ -24249,7 +23494,7 @@
             <w:rStyle w:val="Hyperlink"/>
             <w:rFonts w:ascii="Times New Roman" w:hAnsi="Times New Roman"/>
             <w:szCs w:val="28"/>
-            <w:lang w:val="ru-RU"/>
+            <w:lang w:val="en-US"/>
           </w:rPr>
           <w:t>/</w:t>
         </w:r>
@@ -24267,7 +23512,7 @@
             <w:rStyle w:val="Hyperlink"/>
             <w:rFonts w:ascii="Times New Roman" w:hAnsi="Times New Roman"/>
             <w:szCs w:val="28"/>
-            <w:lang w:val="ru-RU"/>
+            <w:lang w:val="en-US"/>
           </w:rPr>
           <w:t>-</w:t>
         </w:r>
@@ -24285,7 +23530,7 @@
             <w:rStyle w:val="Hyperlink"/>
             <w:rFonts w:ascii="Times New Roman" w:hAnsi="Times New Roman"/>
             <w:szCs w:val="28"/>
-            <w:lang w:val="ru-RU"/>
+            <w:lang w:val="en-US"/>
           </w:rPr>
           <w:t>-8</w:t>
         </w:r>
@@ -24303,7 +23548,7 @@
             <w:rStyle w:val="Hyperlink"/>
             <w:rFonts w:ascii="Times New Roman" w:hAnsi="Times New Roman"/>
             <w:szCs w:val="28"/>
-            <w:lang w:val="ru-RU"/>
+            <w:lang w:val="en-US"/>
           </w:rPr>
           <w:t>8</w:t>
         </w:r>
@@ -24321,11 +23566,10 @@
             <w:rStyle w:val="Hyperlink"/>
             <w:rFonts w:ascii="Times New Roman" w:hAnsi="Times New Roman"/>
             <w:szCs w:val="28"/>
-            <w:lang w:val="ru-RU"/>
+            <w:lang w:val="en-US"/>
           </w:rPr>
           <w:t>2</w:t>
         </w:r>
-        <w:proofErr w:type="spellStart"/>
         <w:r>
           <w:rPr>
             <w:rStyle w:val="Hyperlink"/>
@@ -24335,13 +23579,12 @@
           </w:rPr>
           <w:t>bce</w:t>
         </w:r>
-        <w:proofErr w:type="spellEnd"/>
-        <w:r>
-          <w:rPr>
-            <w:rStyle w:val="Hyperlink"/>
-            <w:rFonts w:ascii="Times New Roman" w:hAnsi="Times New Roman"/>
-            <w:szCs w:val="28"/>
-            <w:lang w:val="ru-RU"/>
+        <w:r>
+          <w:rPr>
+            <w:rStyle w:val="Hyperlink"/>
+            <w:rFonts w:ascii="Times New Roman" w:hAnsi="Times New Roman"/>
+            <w:szCs w:val="28"/>
+            <w:lang w:val="en-US"/>
           </w:rPr>
           <w:t>-78</w:t>
         </w:r>
@@ -24359,11 +23602,10 @@
             <w:rStyle w:val="Hyperlink"/>
             <w:rFonts w:ascii="Times New Roman" w:hAnsi="Times New Roman"/>
             <w:szCs w:val="28"/>
-            <w:lang w:val="ru-RU"/>
+            <w:lang w:val="en-US"/>
           </w:rPr>
           <w:t>9-4</w:t>
         </w:r>
-        <w:proofErr w:type="spellStart"/>
         <w:r>
           <w:rPr>
             <w:rStyle w:val="Hyperlink"/>
@@ -24373,13 +23615,12 @@
           </w:rPr>
           <w:t>aff</w:t>
         </w:r>
-        <w:proofErr w:type="spellEnd"/>
-        <w:r>
-          <w:rPr>
-            <w:rStyle w:val="Hyperlink"/>
-            <w:rFonts w:ascii="Times New Roman" w:hAnsi="Times New Roman"/>
-            <w:szCs w:val="28"/>
-            <w:lang w:val="ru-RU"/>
+        <w:r>
+          <w:rPr>
+            <w:rStyle w:val="Hyperlink"/>
+            <w:rFonts w:ascii="Times New Roman" w:hAnsi="Times New Roman"/>
+            <w:szCs w:val="28"/>
+            <w:lang w:val="en-US"/>
           </w:rPr>
           <w:t>-851</w:t>
         </w:r>
@@ -24397,7 +23638,7 @@
             <w:rStyle w:val="Hyperlink"/>
             <w:rFonts w:ascii="Times New Roman" w:hAnsi="Times New Roman"/>
             <w:szCs w:val="28"/>
-            <w:lang w:val="ru-RU"/>
+            <w:lang w:val="en-US"/>
           </w:rPr>
           <w:t>-02</w:t>
         </w:r>
@@ -24415,7 +23656,7 @@
             <w:rStyle w:val="Hyperlink"/>
             <w:rFonts w:ascii="Times New Roman" w:hAnsi="Times New Roman"/>
             <w:szCs w:val="28"/>
-            <w:lang w:val="ru-RU"/>
+            <w:lang w:val="en-US"/>
           </w:rPr>
           <w:t>9360470</w:t>
         </w:r>
@@ -24433,7 +23674,7 @@
             <w:rStyle w:val="Hyperlink"/>
             <w:rFonts w:ascii="Times New Roman" w:hAnsi="Times New Roman"/>
             <w:szCs w:val="28"/>
-            <w:lang w:val="ru-RU"/>
+            <w:lang w:val="en-US"/>
           </w:rPr>
           <w:t>/</w:t>
         </w:r>
@@ -24451,11 +23692,10 @@
             <w:rStyle w:val="Hyperlink"/>
             <w:rFonts w:ascii="Times New Roman" w:hAnsi="Times New Roman"/>
             <w:szCs w:val="28"/>
-            <w:lang w:val="ru-RU"/>
+            <w:lang w:val="en-US"/>
           </w:rPr>
           <w:t>/</w:t>
         </w:r>
-        <w:proofErr w:type="spellStart"/>
         <w:r>
           <w:rPr>
             <w:rStyle w:val="Hyperlink"/>
@@ -24465,13 +23705,12 @@
           </w:rPr>
           <w:t>mle</w:t>
         </w:r>
-        <w:proofErr w:type="spellEnd"/>
-        <w:r>
-          <w:rPr>
-            <w:rStyle w:val="Hyperlink"/>
-            <w:rFonts w:ascii="Times New Roman" w:hAnsi="Times New Roman"/>
-            <w:szCs w:val="28"/>
-            <w:lang w:val="ru-RU"/>
+        <w:r>
+          <w:rPr>
+            <w:rStyle w:val="Hyperlink"/>
+            <w:rFonts w:ascii="Times New Roman" w:hAnsi="Times New Roman"/>
+            <w:szCs w:val="28"/>
+            <w:lang w:val="en-US"/>
           </w:rPr>
           <w:t>-</w:t>
         </w:r>
@@ -24489,7 +23728,7 @@
             <w:rStyle w:val="Hyperlink"/>
             <w:rFonts w:ascii="Times New Roman" w:hAnsi="Times New Roman"/>
             <w:szCs w:val="28"/>
-            <w:lang w:val="ru-RU"/>
+            <w:lang w:val="en-US"/>
           </w:rPr>
           <w:t>-</w:t>
         </w:r>
@@ -24507,7 +23746,7 @@
             <w:rStyle w:val="Hyperlink"/>
             <w:rFonts w:ascii="Times New Roman" w:hAnsi="Times New Roman"/>
             <w:szCs w:val="28"/>
-            <w:lang w:val="ru-RU"/>
+            <w:lang w:val="en-US"/>
           </w:rPr>
           <w:t>-</w:t>
         </w:r>
@@ -24525,9 +23764,9 @@
         <w:rPr>
           <w:rFonts w:ascii="Times New Roman" w:hAnsi="Times New Roman"/>
           <w:szCs w:val="28"/>
-          <w:lang w:val="ru-RU"/>
-        </w:rPr>
-        <w:t xml:space="preserve"> (дата обращения: </w:t>
+          <w:lang w:val="en-US"/>
+        </w:rPr>
+        <w:t xml:space="preserve"> (</w:t>
       </w:r>
       <w:r>
         <w:rPr>
@@ -24535,13 +23774,45 @@
           <w:szCs w:val="28"/>
           <w:lang w:val="ru-RU"/>
         </w:rPr>
+        <w:t>дата</w:t>
+      </w:r>
+      <w:r>
+        <w:rPr>
+          <w:rFonts w:ascii="Times New Roman" w:hAnsi="Times New Roman"/>
+          <w:szCs w:val="28"/>
+          <w:lang w:val="en-US"/>
+        </w:rPr>
+        <w:t xml:space="preserve"> </w:t>
+      </w:r>
+      <w:r>
+        <w:rPr>
+          <w:rFonts w:ascii="Times New Roman" w:hAnsi="Times New Roman"/>
+          <w:szCs w:val="28"/>
+          <w:lang w:val="ru-RU"/>
+        </w:rPr>
+        <w:t>обращения</w:t>
+      </w:r>
+      <w:r>
+        <w:rPr>
+          <w:rFonts w:ascii="Times New Roman" w:hAnsi="Times New Roman"/>
+          <w:szCs w:val="28"/>
+          <w:lang w:val="en-US"/>
+        </w:rPr>
+        <w:t xml:space="preserve">: </w:t>
+      </w:r>
+      <w:r>
+        <w:rPr>
+          <w:rFonts w:ascii="Times New Roman" w:hAnsi="Times New Roman"/>
+          <w:szCs w:val="28"/>
+          <w:lang w:val="en-US"/>
+        </w:rPr>
         <w:t>30</w:t>
       </w:r>
       <w:r>
         <w:rPr>
           <w:rFonts w:ascii="Times New Roman" w:hAnsi="Times New Roman"/>
           <w:szCs w:val="28"/>
-          <w:lang w:val="ru-RU"/>
+          <w:lang w:val="en-US"/>
         </w:rPr>
         <w:t>.05.2026).</w:t>
       </w:r>
@@ -24551,7 +23822,7 @@
         <w:rPr>
           <w:rFonts w:ascii="Times New Roman" w:hAnsi="Times New Roman"/>
           <w:szCs w:val="28"/>
-          <w:lang w:val="ru-RU"/>
+          <w:lang w:val="en-US"/>
         </w:rPr>
       </w:pPr>
     </w:p>
@@ -24565,7 +23836,7 @@
         <w:rPr>
           <w:rFonts w:ascii="Times New Roman" w:hAnsi="Times New Roman"/>
           <w:szCs w:val="28"/>
-          <w:lang w:val="ru-RU"/>
+          <w:lang w:val="en-US"/>
         </w:rPr>
       </w:pPr>
       <w:r>
@@ -24580,7 +23851,7 @@
         <w:rPr>
           <w:rFonts w:ascii="Times New Roman" w:hAnsi="Times New Roman"/>
           <w:szCs w:val="28"/>
-          <w:lang w:val="ru-RU"/>
+          <w:lang w:val="en-US"/>
         </w:rPr>
         <w:t xml:space="preserve"> </w:t>
       </w:r>
@@ -24596,7 +23867,7 @@
         <w:rPr>
           <w:rFonts w:ascii="Times New Roman" w:hAnsi="Times New Roman"/>
           <w:szCs w:val="28"/>
-          <w:lang w:val="ru-RU"/>
+          <w:lang w:val="en-US"/>
         </w:rPr>
         <w:t xml:space="preserve"> – </w:t>
       </w:r>
@@ -24612,11 +23883,75 @@
         <w:rPr>
           <w:rFonts w:ascii="Times New Roman" w:hAnsi="Times New Roman"/>
           <w:szCs w:val="28"/>
-          <w:lang w:val="ru-RU"/>
-        </w:rPr>
-        <w:t xml:space="preserve"> [Электронный ресурс]. – Режим доступа: </w:t>
-      </w:r>
-      <w:hyperlink r:id="rId19" w:history="1">
+          <w:lang w:val="en-US"/>
+        </w:rPr>
+        <w:t xml:space="preserve"> [</w:t>
+      </w:r>
+      <w:r>
+        <w:rPr>
+          <w:rFonts w:ascii="Times New Roman" w:hAnsi="Times New Roman"/>
+          <w:szCs w:val="28"/>
+          <w:lang w:val="ru-RU"/>
+        </w:rPr>
+        <w:t>Электронный</w:t>
+      </w:r>
+      <w:r>
+        <w:rPr>
+          <w:rFonts w:ascii="Times New Roman" w:hAnsi="Times New Roman"/>
+          <w:szCs w:val="28"/>
+          <w:lang w:val="en-US"/>
+        </w:rPr>
+        <w:t xml:space="preserve"> </w:t>
+      </w:r>
+      <w:r>
+        <w:rPr>
+          <w:rFonts w:ascii="Times New Roman" w:hAnsi="Times New Roman"/>
+          <w:szCs w:val="28"/>
+          <w:lang w:val="ru-RU"/>
+        </w:rPr>
+        <w:t>ресурс</w:t>
+      </w:r>
+      <w:r>
+        <w:rPr>
+          <w:rFonts w:ascii="Times New Roman" w:hAnsi="Times New Roman"/>
+          <w:szCs w:val="28"/>
+          <w:lang w:val="en-US"/>
+        </w:rPr>
+        <w:t xml:space="preserve">]. – </w:t>
+      </w:r>
+      <w:r>
+        <w:rPr>
+          <w:rFonts w:ascii="Times New Roman" w:hAnsi="Times New Roman"/>
+          <w:szCs w:val="28"/>
+          <w:lang w:val="ru-RU"/>
+        </w:rPr>
+        <w:t>Режим</w:t>
+      </w:r>
+      <w:r>
+        <w:rPr>
+          <w:rFonts w:ascii="Times New Roman" w:hAnsi="Times New Roman"/>
+          <w:szCs w:val="28"/>
+          <w:lang w:val="en-US"/>
+        </w:rPr>
+        <w:t xml:space="preserve"> </w:t>
+      </w:r>
+      <w:r>
+        <w:rPr>
+          <w:rFonts w:ascii="Times New Roman" w:hAnsi="Times New Roman"/>
+          <w:szCs w:val="28"/>
+          <w:lang w:val="ru-RU"/>
+        </w:rPr>
+        <w:t>доступа</w:t>
+      </w:r>
+      <w:r>
+        <w:rPr>
+          <w:rFonts w:ascii="Times New Roman" w:hAnsi="Times New Roman"/>
+          <w:szCs w:val="28"/>
+          <w:lang w:val="en-US"/>
+        </w:rPr>
+        <w:t xml:space="preserve">: </w:t>
+      </w:r>
+      <w:hyperlink r:id="rId20" w:history="1">
         <w:r>
           <w:rPr>
             <w:rStyle w:val="Hyperlink"/>
@@ -24631,7 +23966,7 @@
             <w:rStyle w:val="Hyperlink"/>
             <w:rFonts w:ascii="Times New Roman" w:hAnsi="Times New Roman"/>
             <w:szCs w:val="28"/>
-            <w:lang w:val="ru-RU"/>
+            <w:lang w:val="en-US"/>
           </w:rPr>
           <w:t>://</w:t>
         </w:r>
@@ -24649,11 +23984,10 @@
             <w:rStyle w:val="Hyperlink"/>
             <w:rFonts w:ascii="Times New Roman" w:hAnsi="Times New Roman"/>
             <w:szCs w:val="28"/>
-            <w:lang w:val="ru-RU"/>
+            <w:lang w:val="en-US"/>
           </w:rPr>
           <w:t>.</w:t>
         </w:r>
-        <w:proofErr w:type="spellStart"/>
         <w:r>
           <w:rPr>
             <w:rStyle w:val="Hyperlink"/>
@@ -24663,13 +23997,12 @@
           </w:rPr>
           <w:t>codecademy</w:t>
         </w:r>
-        <w:proofErr w:type="spellEnd"/>
-        <w:r>
-          <w:rPr>
-            <w:rStyle w:val="Hyperlink"/>
-            <w:rFonts w:ascii="Times New Roman" w:hAnsi="Times New Roman"/>
-            <w:szCs w:val="28"/>
-            <w:lang w:val="ru-RU"/>
+        <w:r>
+          <w:rPr>
+            <w:rStyle w:val="Hyperlink"/>
+            <w:rFonts w:ascii="Times New Roman" w:hAnsi="Times New Roman"/>
+            <w:szCs w:val="28"/>
+            <w:lang w:val="en-US"/>
           </w:rPr>
           <w:t>.</w:t>
         </w:r>
@@ -24687,7 +24020,7 @@
             <w:rStyle w:val="Hyperlink"/>
             <w:rFonts w:ascii="Times New Roman" w:hAnsi="Times New Roman"/>
             <w:szCs w:val="28"/>
-            <w:lang w:val="ru-RU"/>
+            <w:lang w:val="en-US"/>
           </w:rPr>
           <w:t>/</w:t>
         </w:r>
@@ -24705,7 +24038,7 @@
             <w:rStyle w:val="Hyperlink"/>
             <w:rFonts w:ascii="Times New Roman" w:hAnsi="Times New Roman"/>
             <w:szCs w:val="28"/>
-            <w:lang w:val="ru-RU"/>
+            <w:lang w:val="en-US"/>
           </w:rPr>
           <w:t>/</w:t>
         </w:r>
@@ -24723,7 +24056,7 @@
             <w:rStyle w:val="Hyperlink"/>
             <w:rFonts w:ascii="Times New Roman" w:hAnsi="Times New Roman"/>
             <w:szCs w:val="28"/>
-            <w:lang w:val="ru-RU"/>
+            <w:lang w:val="en-US"/>
           </w:rPr>
           <w:t>-</w:t>
         </w:r>
@@ -24741,7 +24074,7 @@
             <w:rStyle w:val="Hyperlink"/>
             <w:rFonts w:ascii="Times New Roman" w:hAnsi="Times New Roman"/>
             <w:szCs w:val="28"/>
-            <w:lang w:val="ru-RU"/>
+            <w:lang w:val="en-US"/>
           </w:rPr>
           <w:t>-</w:t>
         </w:r>
@@ -24759,7 +24092,7 @@
             <w:rStyle w:val="Hyperlink"/>
             <w:rFonts w:ascii="Times New Roman" w:hAnsi="Times New Roman"/>
             <w:szCs w:val="28"/>
-            <w:lang w:val="ru-RU"/>
+            <w:lang w:val="en-US"/>
           </w:rPr>
           <w:t>/</w:t>
         </w:r>
@@ -24777,11 +24110,10 @@
             <w:rStyle w:val="Hyperlink"/>
             <w:rFonts w:ascii="Times New Roman" w:hAnsi="Times New Roman"/>
             <w:szCs w:val="28"/>
-            <w:lang w:val="ru-RU"/>
+            <w:lang w:val="en-US"/>
           </w:rPr>
           <w:t>/</w:t>
         </w:r>
-        <w:proofErr w:type="spellStart"/>
         <w:r>
           <w:rPr>
             <w:rStyle w:val="Hyperlink"/>
@@ -24791,13 +24123,12 @@
           </w:rPr>
           <w:t>dsmlcj</w:t>
         </w:r>
-        <w:proofErr w:type="spellEnd"/>
-        <w:r>
-          <w:rPr>
-            <w:rStyle w:val="Hyperlink"/>
-            <w:rFonts w:ascii="Times New Roman" w:hAnsi="Times New Roman"/>
-            <w:szCs w:val="28"/>
-            <w:lang w:val="ru-RU"/>
+        <w:r>
+          <w:rPr>
+            <w:rStyle w:val="Hyperlink"/>
+            <w:rFonts w:ascii="Times New Roman" w:hAnsi="Times New Roman"/>
+            <w:szCs w:val="28"/>
+            <w:lang w:val="en-US"/>
           </w:rPr>
           <w:t>-22-</w:t>
         </w:r>
@@ -24815,7 +24146,7 @@
             <w:rStyle w:val="Hyperlink"/>
             <w:rFonts w:ascii="Times New Roman" w:hAnsi="Times New Roman"/>
             <w:szCs w:val="28"/>
-            <w:lang w:val="ru-RU"/>
+            <w:lang w:val="en-US"/>
           </w:rPr>
           <w:t>-</w:t>
         </w:r>
@@ -24833,7 +24164,7 @@
             <w:rStyle w:val="Hyperlink"/>
             <w:rFonts w:ascii="Times New Roman" w:hAnsi="Times New Roman"/>
             <w:szCs w:val="28"/>
-            <w:lang w:val="ru-RU"/>
+            <w:lang w:val="en-US"/>
           </w:rPr>
           <w:t>-</w:t>
         </w:r>
@@ -24851,7 +24182,7 @@
             <w:rStyle w:val="Hyperlink"/>
             <w:rFonts w:ascii="Times New Roman" w:hAnsi="Times New Roman"/>
             <w:szCs w:val="28"/>
-            <w:lang w:val="ru-RU"/>
+            <w:lang w:val="en-US"/>
           </w:rPr>
           <w:t>/</w:t>
         </w:r>
@@ -24869,11 +24200,10 @@
             <w:rStyle w:val="Hyperlink"/>
             <w:rFonts w:ascii="Times New Roman" w:hAnsi="Times New Roman"/>
             <w:szCs w:val="28"/>
-            <w:lang w:val="ru-RU"/>
+            <w:lang w:val="en-US"/>
           </w:rPr>
           <w:t>/</w:t>
         </w:r>
-        <w:proofErr w:type="spellStart"/>
         <w:r>
           <w:rPr>
             <w:rStyle w:val="Hyperlink"/>
@@ -24883,13 +24213,12 @@
           </w:rPr>
           <w:t>dsmlcj</w:t>
         </w:r>
-        <w:proofErr w:type="spellEnd"/>
-        <w:r>
-          <w:rPr>
-            <w:rStyle w:val="Hyperlink"/>
-            <w:rFonts w:ascii="Times New Roman" w:hAnsi="Times New Roman"/>
-            <w:szCs w:val="28"/>
-            <w:lang w:val="ru-RU"/>
+        <w:r>
+          <w:rPr>
+            <w:rStyle w:val="Hyperlink"/>
+            <w:rFonts w:ascii="Times New Roman" w:hAnsi="Times New Roman"/>
+            <w:szCs w:val="28"/>
+            <w:lang w:val="en-US"/>
           </w:rPr>
           <w:t>-22-</w:t>
         </w:r>
@@ -24907,11 +24236,10 @@
             <w:rStyle w:val="Hyperlink"/>
             <w:rFonts w:ascii="Times New Roman" w:hAnsi="Times New Roman"/>
             <w:szCs w:val="28"/>
-            <w:lang w:val="ru-RU"/>
+            <w:lang w:val="en-US"/>
           </w:rPr>
           <w:t>-</w:t>
         </w:r>
-        <w:proofErr w:type="spellStart"/>
         <w:r>
           <w:rPr>
             <w:rStyle w:val="Hyperlink"/>
@@ -24921,13 +24249,12 @@
           </w:rPr>
           <w:t>engineeering</w:t>
         </w:r>
-        <w:proofErr w:type="spellEnd"/>
-        <w:r>
-          <w:rPr>
-            <w:rStyle w:val="Hyperlink"/>
-            <w:rFonts w:ascii="Times New Roman" w:hAnsi="Times New Roman"/>
-            <w:szCs w:val="28"/>
-            <w:lang w:val="ru-RU"/>
+        <w:r>
+          <w:rPr>
+            <w:rStyle w:val="Hyperlink"/>
+            <w:rFonts w:ascii="Times New Roman" w:hAnsi="Times New Roman"/>
+            <w:szCs w:val="28"/>
+            <w:lang w:val="en-US"/>
           </w:rPr>
           <w:t>-</w:t>
         </w:r>
@@ -24945,7 +24272,7 @@
             <w:rStyle w:val="Hyperlink"/>
             <w:rFonts w:ascii="Times New Roman" w:hAnsi="Times New Roman"/>
             <w:szCs w:val="28"/>
-            <w:lang w:val="ru-RU"/>
+            <w:lang w:val="en-US"/>
           </w:rPr>
           <w:t>-</w:t>
         </w:r>
@@ -24963,7 +24290,7 @@
             <w:rStyle w:val="Hyperlink"/>
             <w:rFonts w:ascii="Times New Roman" w:hAnsi="Times New Roman"/>
             <w:szCs w:val="28"/>
-            <w:lang w:val="ru-RU"/>
+            <w:lang w:val="en-US"/>
           </w:rPr>
           <w:t>/</w:t>
         </w:r>
@@ -24981,7 +24308,7 @@
             <w:rStyle w:val="Hyperlink"/>
             <w:rFonts w:ascii="Times New Roman" w:hAnsi="Times New Roman"/>
             <w:szCs w:val="28"/>
-            <w:lang w:val="ru-RU"/>
+            <w:lang w:val="en-US"/>
           </w:rPr>
           <w:t>/</w:t>
         </w:r>
@@ -24999,7 +24326,7 @@
             <w:rStyle w:val="Hyperlink"/>
             <w:rFonts w:ascii="Times New Roman" w:hAnsi="Times New Roman"/>
             <w:szCs w:val="28"/>
-            <w:lang w:val="ru-RU"/>
+            <w:lang w:val="en-US"/>
           </w:rPr>
           <w:t>-</w:t>
         </w:r>
@@ -25010,32 +24337,14 @@
             <w:szCs w:val="28"/>
             <w:lang w:val="en-US"/>
           </w:rPr>
-          <w:t>tuni</w:t>
-        </w:r>
-        <w:r>
-          <w:rPr>
-            <w:rStyle w:val="Hyperlink"/>
-            <w:rFonts w:ascii="Times New Roman" w:hAnsi="Times New Roman"/>
-            <w:szCs w:val="28"/>
-            <w:lang w:val="en-US"/>
-          </w:rPr>
-          <w:t>n</w:t>
-        </w:r>
-        <w:r>
-          <w:rPr>
-            <w:rStyle w:val="Hyperlink"/>
-            <w:rFonts w:ascii="Times New Roman" w:hAnsi="Times New Roman"/>
-            <w:szCs w:val="28"/>
-            <w:lang w:val="en-US"/>
-          </w:rPr>
-          <w:t>g</w:t>
-        </w:r>
-        <w:r>
-          <w:rPr>
-            <w:rStyle w:val="Hyperlink"/>
-            <w:rFonts w:ascii="Times New Roman" w:hAnsi="Times New Roman"/>
-            <w:szCs w:val="28"/>
-            <w:lang w:val="ru-RU"/>
+          <w:t>tuning</w:t>
+        </w:r>
+        <w:r>
+          <w:rPr>
+            <w:rStyle w:val="Hyperlink"/>
+            <w:rFonts w:ascii="Times New Roman" w:hAnsi="Times New Roman"/>
+            <w:szCs w:val="28"/>
+            <w:lang w:val="en-US"/>
           </w:rPr>
           <w:t>-8</w:t>
         </w:r>
@@ -25053,7 +24362,7 @@
             <w:rStyle w:val="Hyperlink"/>
             <w:rFonts w:ascii="Times New Roman" w:hAnsi="Times New Roman"/>
             <w:szCs w:val="28"/>
-            <w:lang w:val="ru-RU"/>
+            <w:lang w:val="en-US"/>
           </w:rPr>
           <w:t>8</w:t>
         </w:r>
@@ -25071,11 +24380,10 @@
             <w:rStyle w:val="Hyperlink"/>
             <w:rFonts w:ascii="Times New Roman" w:hAnsi="Times New Roman"/>
             <w:szCs w:val="28"/>
-            <w:lang w:val="ru-RU"/>
+            <w:lang w:val="en-US"/>
           </w:rPr>
           <w:t>2</w:t>
         </w:r>
-        <w:proofErr w:type="spellStart"/>
         <w:r>
           <w:rPr>
             <w:rStyle w:val="Hyperlink"/>
@@ -25085,13 +24393,12 @@
           </w:rPr>
           <w:t>bce</w:t>
         </w:r>
-        <w:proofErr w:type="spellEnd"/>
-        <w:r>
-          <w:rPr>
-            <w:rStyle w:val="Hyperlink"/>
-            <w:rFonts w:ascii="Times New Roman" w:hAnsi="Times New Roman"/>
-            <w:szCs w:val="28"/>
-            <w:lang w:val="ru-RU"/>
+        <w:r>
+          <w:rPr>
+            <w:rStyle w:val="Hyperlink"/>
+            <w:rFonts w:ascii="Times New Roman" w:hAnsi="Times New Roman"/>
+            <w:szCs w:val="28"/>
+            <w:lang w:val="en-US"/>
           </w:rPr>
           <w:t>-78</w:t>
         </w:r>
@@ -25109,11 +24416,10 @@
             <w:rStyle w:val="Hyperlink"/>
             <w:rFonts w:ascii="Times New Roman" w:hAnsi="Times New Roman"/>
             <w:szCs w:val="28"/>
-            <w:lang w:val="ru-RU"/>
+            <w:lang w:val="en-US"/>
           </w:rPr>
           <w:t>9-4</w:t>
         </w:r>
-        <w:proofErr w:type="spellStart"/>
         <w:r>
           <w:rPr>
             <w:rStyle w:val="Hyperlink"/>
@@ -25123,13 +24429,12 @@
           </w:rPr>
           <w:t>aff</w:t>
         </w:r>
-        <w:proofErr w:type="spellEnd"/>
-        <w:r>
-          <w:rPr>
-            <w:rStyle w:val="Hyperlink"/>
-            <w:rFonts w:ascii="Times New Roman" w:hAnsi="Times New Roman"/>
-            <w:szCs w:val="28"/>
-            <w:lang w:val="ru-RU"/>
+        <w:r>
+          <w:rPr>
+            <w:rStyle w:val="Hyperlink"/>
+            <w:rFonts w:ascii="Times New Roman" w:hAnsi="Times New Roman"/>
+            <w:szCs w:val="28"/>
+            <w:lang w:val="en-US"/>
           </w:rPr>
           <w:t>-851</w:t>
         </w:r>
@@ -25147,7 +24452,7 @@
             <w:rStyle w:val="Hyperlink"/>
             <w:rFonts w:ascii="Times New Roman" w:hAnsi="Times New Roman"/>
             <w:szCs w:val="28"/>
-            <w:lang w:val="ru-RU"/>
+            <w:lang w:val="en-US"/>
           </w:rPr>
           <w:t>-02</w:t>
         </w:r>
@@ -25165,7 +24470,7 @@
             <w:rStyle w:val="Hyperlink"/>
             <w:rFonts w:ascii="Times New Roman" w:hAnsi="Times New Roman"/>
             <w:szCs w:val="28"/>
-            <w:lang w:val="ru-RU"/>
+            <w:lang w:val="en-US"/>
           </w:rPr>
           <w:t>9360470</w:t>
         </w:r>
@@ -25183,7 +24488,7 @@
             <w:rStyle w:val="Hyperlink"/>
             <w:rFonts w:ascii="Times New Roman" w:hAnsi="Times New Roman"/>
             <w:szCs w:val="28"/>
-            <w:lang w:val="ru-RU"/>
+            <w:lang w:val="en-US"/>
           </w:rPr>
           <w:t>/</w:t>
         </w:r>
@@ -25201,11 +24506,10 @@
             <w:rStyle w:val="Hyperlink"/>
             <w:rFonts w:ascii="Times New Roman" w:hAnsi="Times New Roman"/>
             <w:szCs w:val="28"/>
-            <w:lang w:val="ru-RU"/>
+            <w:lang w:val="en-US"/>
           </w:rPr>
           <w:t>/</w:t>
         </w:r>
-        <w:proofErr w:type="spellStart"/>
         <w:r>
           <w:rPr>
             <w:rStyle w:val="Hyperlink"/>
@@ -25215,13 +24519,12 @@
           </w:rPr>
           <w:t>mle</w:t>
         </w:r>
-        <w:proofErr w:type="spellEnd"/>
-        <w:r>
-          <w:rPr>
-            <w:rStyle w:val="Hyperlink"/>
-            <w:rFonts w:ascii="Times New Roman" w:hAnsi="Times New Roman"/>
-            <w:szCs w:val="28"/>
-            <w:lang w:val="ru-RU"/>
+        <w:r>
+          <w:rPr>
+            <w:rStyle w:val="Hyperlink"/>
+            <w:rFonts w:ascii="Times New Roman" w:hAnsi="Times New Roman"/>
+            <w:szCs w:val="28"/>
+            <w:lang w:val="en-US"/>
           </w:rPr>
           <w:t>-</w:t>
         </w:r>
@@ -25239,7 +24542,7 @@
             <w:rStyle w:val="Hyperlink"/>
             <w:rFonts w:ascii="Times New Roman" w:hAnsi="Times New Roman"/>
             <w:szCs w:val="28"/>
-            <w:lang w:val="ru-RU"/>
+            <w:lang w:val="en-US"/>
           </w:rPr>
           <w:t>-</w:t>
         </w:r>
@@ -25257,7 +24560,7 @@
             <w:rStyle w:val="Hyperlink"/>
             <w:rFonts w:ascii="Times New Roman" w:hAnsi="Times New Roman"/>
             <w:szCs w:val="28"/>
-            <w:lang w:val="ru-RU"/>
+            <w:lang w:val="en-US"/>
           </w:rPr>
           <w:t>-</w:t>
         </w:r>
@@ -25275,9 +24578,9 @@
         <w:rPr>
           <w:rFonts w:ascii="Times New Roman" w:hAnsi="Times New Roman"/>
           <w:szCs w:val="28"/>
-          <w:lang w:val="ru-RU"/>
-        </w:rPr>
-        <w:t xml:space="preserve"> (дата обращения: 3</w:t>
+          <w:lang w:val="en-US"/>
+        </w:rPr>
+        <w:t xml:space="preserve"> (</w:t>
       </w:r>
       <w:r>
         <w:rPr>
@@ -25285,13 +24588,45 @@
           <w:szCs w:val="28"/>
           <w:lang w:val="ru-RU"/>
         </w:rPr>
+        <w:t>дата</w:t>
+      </w:r>
+      <w:r>
+        <w:rPr>
+          <w:rFonts w:ascii="Times New Roman" w:hAnsi="Times New Roman"/>
+          <w:szCs w:val="28"/>
+          <w:lang w:val="en-US"/>
+        </w:rPr>
+        <w:t xml:space="preserve"> </w:t>
+      </w:r>
+      <w:r>
+        <w:rPr>
+          <w:rFonts w:ascii="Times New Roman" w:hAnsi="Times New Roman"/>
+          <w:szCs w:val="28"/>
+          <w:lang w:val="ru-RU"/>
+        </w:rPr>
+        <w:t>обращения</w:t>
+      </w:r>
+      <w:r>
+        <w:rPr>
+          <w:rFonts w:ascii="Times New Roman" w:hAnsi="Times New Roman"/>
+          <w:szCs w:val="28"/>
+          <w:lang w:val="en-US"/>
+        </w:rPr>
+        <w:t>: 3</w:t>
+      </w:r>
+      <w:r>
+        <w:rPr>
+          <w:rFonts w:ascii="Times New Roman" w:hAnsi="Times New Roman"/>
+          <w:szCs w:val="28"/>
+          <w:lang w:val="en-US"/>
+        </w:rPr>
         <w:t>0</w:t>
       </w:r>
       <w:r>
         <w:rPr>
           <w:rFonts w:ascii="Times New Roman" w:hAnsi="Times New Roman"/>
           <w:szCs w:val="28"/>
-          <w:lang w:val="ru-RU"/>
+          <w:lang w:val="en-US"/>
         </w:rPr>
         <w:t>.05.2026).</w:t>
       </w:r>
@@ -25301,7 +24636,7 @@
         <w:rPr>
           <w:rFonts w:ascii="Times New Roman" w:hAnsi="Times New Roman"/>
           <w:szCs w:val="28"/>
-          <w:lang w:val="ru-RU"/>
+          <w:lang w:val="en-US"/>
         </w:rPr>
       </w:pPr>
     </w:p>
@@ -25390,7 +24725,7 @@
         </w:rPr>
         <w:t xml:space="preserve"> [Электронный ресурс]. – Режим доступа: </w:t>
       </w:r>
-      <w:hyperlink r:id="rId20" w:history="1">
+      <w:hyperlink r:id="rId21" w:history="1">
         <w:r>
           <w:rPr>
             <w:rStyle w:val="Hyperlink"/>
@@ -26068,25 +25403,7 @@
             <w:szCs w:val="28"/>
             <w:lang w:val="en-US"/>
           </w:rPr>
-          <w:t>e</w:t>
-        </w:r>
-        <w:r>
-          <w:rPr>
-            <w:rStyle w:val="Hyperlink"/>
-            <w:rFonts w:ascii="Times New Roman" w:hAnsi="Times New Roman"/>
-            <w:szCs w:val="28"/>
-            <w:lang w:val="en-US"/>
-          </w:rPr>
-          <w:t>x</w:t>
-        </w:r>
-        <w:r>
-          <w:rPr>
-            <w:rStyle w:val="Hyperlink"/>
-            <w:rFonts w:ascii="Times New Roman" w:hAnsi="Times New Roman"/>
-            <w:szCs w:val="28"/>
-            <w:lang w:val="en-US"/>
-          </w:rPr>
-          <w:t>ercises</w:t>
+          <w:t>exercises</w:t>
         </w:r>
         <w:r>
           <w:rPr>
@@ -26258,7 +25575,7 @@
         </w:rPr>
         <w:t xml:space="preserve"> [Электронный ресурс]. – Режим доступа: </w:t>
       </w:r>
-      <w:hyperlink r:id="rId21" w:history="1">
+      <w:hyperlink r:id="rId22" w:history="1">
         <w:r>
           <w:rPr>
             <w:rStyle w:val="Hyperlink"/>
@@ -26303,25 +25620,7 @@
             <w:szCs w:val="28"/>
             <w:lang w:val="en-US"/>
           </w:rPr>
-          <w:t>c</w:t>
-        </w:r>
-        <w:r>
-          <w:rPr>
-            <w:rStyle w:val="Hyperlink"/>
-            <w:rFonts w:ascii="Times New Roman" w:hAnsi="Times New Roman"/>
-            <w:szCs w:val="28"/>
-            <w:lang w:val="en-US"/>
-          </w:rPr>
-          <w:t>o</w:t>
-        </w:r>
-        <w:r>
-          <w:rPr>
-            <w:rStyle w:val="Hyperlink"/>
-            <w:rFonts w:ascii="Times New Roman" w:hAnsi="Times New Roman"/>
-            <w:szCs w:val="28"/>
-            <w:lang w:val="en-US"/>
-          </w:rPr>
-          <w:t>decademy</w:t>
+          <w:t>codecademy</w:t>
         </w:r>
         <w:proofErr w:type="spellEnd"/>
         <w:r>
@@ -27086,7 +26385,7 @@
         </w:rPr>
         <w:t xml:space="preserve"> [Электронный ресурс]. – Режим доступа: </w:t>
       </w:r>
-      <w:hyperlink r:id="rId22" w:history="1">
+      <w:hyperlink r:id="rId23" w:history="1">
         <w:r>
           <w:rPr>
             <w:rStyle w:val="Hyperlink"/>
@@ -27545,25 +26844,7 @@
             <w:szCs w:val="28"/>
             <w:lang w:val="ru-RU"/>
           </w:rPr>
-          <w:t>3-0352-4</w:t>
-        </w:r>
-        <w:r>
-          <w:rPr>
-            <w:rStyle w:val="Hyperlink"/>
-            <w:rFonts w:ascii="Times New Roman" w:hAnsi="Times New Roman"/>
-            <w:szCs w:val="28"/>
-            <w:lang w:val="ru-RU"/>
-          </w:rPr>
-          <w:t>8</w:t>
-        </w:r>
-        <w:r>
-          <w:rPr>
-            <w:rStyle w:val="Hyperlink"/>
-            <w:rFonts w:ascii="Times New Roman" w:hAnsi="Times New Roman"/>
-            <w:szCs w:val="28"/>
-            <w:lang w:val="ru-RU"/>
-          </w:rPr>
-          <w:t>87-</w:t>
+          <w:t>3-0352-4887-</w:t>
         </w:r>
         <w:r>
           <w:rPr>
@@ -28036,7 +27317,7 @@
         </w:rPr>
         <w:t xml:space="preserve"> [Электронный ресурс]. – Режим доступа: </w:t>
       </w:r>
-      <w:hyperlink r:id="rId23" w:history="1">
+      <w:hyperlink r:id="rId24" w:history="1">
         <w:r>
           <w:rPr>
             <w:rStyle w:val="Hyperlink"/>
@@ -28906,33 +28187,15 @@
         </w:rPr>
         <w:t xml:space="preserve">[11] Codecademy. EDA Prior to Fitting a Regression Model [Электронный ресурс]. – Режим доступа: </w:t>
       </w:r>
-      <w:hyperlink r:id="rId24" w:history="1">
-        <w:r>
-          <w:rPr>
-            <w:rStyle w:val="Hyperlink"/>
-            <w:rFonts w:ascii="Times New Roman" w:hAnsi="Times New Roman"/>
-            <w:szCs w:val="28"/>
-            <w:lang w:val="en-US"/>
-          </w:rPr>
-          <w:t>https://www.codecademy.com/journeys/data-scientist-ml/paths/dsmlcj-22-machine-learning-ii/t</w:t>
-        </w:r>
-        <w:r>
-          <w:rPr>
-            <w:rStyle w:val="Hyperlink"/>
-            <w:rFonts w:ascii="Times New Roman" w:hAnsi="Times New Roman"/>
-            <w:szCs w:val="28"/>
-            <w:lang w:val="en-US"/>
-          </w:rPr>
-          <w:t>r</w:t>
-        </w:r>
-        <w:r>
-          <w:rPr>
-            <w:rStyle w:val="Hyperlink"/>
-            <w:rFonts w:ascii="Times New Roman" w:hAnsi="Times New Roman"/>
-            <w:szCs w:val="28"/>
-            <w:lang w:val="en-US"/>
-          </w:rPr>
-          <w:t>acks/dsmlcj-22-machine-learning-fun/modules/eda-machine-learning-models-53f6f860-50fe-40e0-a6aa-1268771d0bcb/articles/eda-prior-to-fitting-a-regression-model</w:t>
+      <w:hyperlink r:id="rId25" w:history="1">
+        <w:r>
+          <w:rPr>
+            <w:rStyle w:val="Hyperlink"/>
+            <w:rFonts w:ascii="Times New Roman" w:hAnsi="Times New Roman"/>
+            <w:szCs w:val="28"/>
+            <w:lang w:val="en-US"/>
+          </w:rPr>
+          <w:t>https://www.codecademy.com/journeys/data-scientist-ml/paths/dsmlcj-22-machine-learning-ii/tracks/dsmlcj-22-machine-learning-fun/modules/eda-machine-learning-models-53f6f860-50fe-40e0-a6aa-1268771d0bcb/articles/eda-prior-to-fitting-a-regression-model</w:t>
         </w:r>
       </w:hyperlink>
       <w:r>
@@ -29074,33 +28337,15 @@
         </w:rPr>
         <w:t xml:space="preserve">]. – Режим доступа: </w:t>
       </w:r>
-      <w:hyperlink r:id="rId25" w:history="1">
-        <w:r>
-          <w:rPr>
-            <w:rStyle w:val="Hyperlink"/>
-            <w:rFonts w:ascii="Times New Roman" w:hAnsi="Times New Roman"/>
-            <w:szCs w:val="28"/>
-            <w:lang w:val="en-US"/>
-          </w:rPr>
-          <w:t>https://www.codecademy.com/journeys/data-scientist-ml/paths/dsmlcj-22-machine-learni</w:t>
-        </w:r>
-        <w:r>
-          <w:rPr>
-            <w:rStyle w:val="Hyperlink"/>
-            <w:rFonts w:ascii="Times New Roman" w:hAnsi="Times New Roman"/>
-            <w:szCs w:val="28"/>
-            <w:lang w:val="en-US"/>
-          </w:rPr>
-          <w:t>n</w:t>
-        </w:r>
-        <w:r>
-          <w:rPr>
-            <w:rStyle w:val="Hyperlink"/>
-            <w:rFonts w:ascii="Times New Roman" w:hAnsi="Times New Roman"/>
-            <w:szCs w:val="28"/>
-            <w:lang w:val="en-US"/>
-          </w:rPr>
-          <w:t>g-ii/tracks/dsmlcj-22-exploratory-data-analysis-python/modules/dsf-variable-types-for-data-science-df3f3854-a451-48c4-b09c-0a663021f44a/lessons/variable-types/exercises/variable-types-review</w:t>
+      <w:hyperlink r:id="rId26" w:history="1">
+        <w:r>
+          <w:rPr>
+            <w:rStyle w:val="Hyperlink"/>
+            <w:rFonts w:ascii="Times New Roman" w:hAnsi="Times New Roman"/>
+            <w:szCs w:val="28"/>
+            <w:lang w:val="en-US"/>
+          </w:rPr>
+          <w:t>https://www.codecademy.com/journeys/data-scientist-ml/paths/dsmlcj-22-machine-learning-ii/tracks/dsmlcj-22-exploratory-data-analysis-python/modules/dsf-variable-types-for-data-science-df3f3854-a451-48c4-b09c-0a663021f44a/lessons/variable-types/exercises/variable-types-review</w:t>
         </w:r>
       </w:hyperlink>
       <w:r>
@@ -29190,33 +28435,15 @@
         </w:rPr>
         <w:t xml:space="preserve">[13] Codecademy. EDA – Inspect, Clean and Validate a Dataset [Электронный ресурс]. – Режим доступа: </w:t>
       </w:r>
-      <w:hyperlink r:id="rId26" w:history="1">
-        <w:r>
-          <w:rPr>
-            <w:rStyle w:val="Hyperlink"/>
-            <w:rFonts w:ascii="Times New Roman" w:hAnsi="Times New Roman"/>
-            <w:szCs w:val="28"/>
-            <w:lang w:val="en-US"/>
-          </w:rPr>
-          <w:t>https://www.codecademy.com/journeys/data-scientist-ml/paths/dsmlcj-22-machine-learning-</w:t>
-        </w:r>
-        <w:r>
-          <w:rPr>
-            <w:rStyle w:val="Hyperlink"/>
-            <w:rFonts w:ascii="Times New Roman" w:hAnsi="Times New Roman"/>
-            <w:szCs w:val="28"/>
-            <w:lang w:val="en-US"/>
-          </w:rPr>
-          <w:t>i</w:t>
-        </w:r>
-        <w:r>
-          <w:rPr>
-            <w:rStyle w:val="Hyperlink"/>
-            <w:rFonts w:ascii="Times New Roman" w:hAnsi="Times New Roman"/>
-            <w:szCs w:val="28"/>
-            <w:lang w:val="en-US"/>
-          </w:rPr>
-          <w:t>i/tracks/dsmlcj-22-exploratory-data-analysis-python/modules/dsf-inspect-clean-and-validate-71081324-6f8d-</w:t>
+      <w:hyperlink r:id="rId27" w:history="1">
+        <w:r>
+          <w:rPr>
+            <w:rStyle w:val="Hyperlink"/>
+            <w:rFonts w:ascii="Times New Roman" w:hAnsi="Times New Roman"/>
+            <w:szCs w:val="28"/>
+            <w:lang w:val="en-US"/>
+          </w:rPr>
+          <w:t>https://www.codecademy.com/journeys/data-scientist-ml/paths/dsmlcj-22-machine-learning-ii/tracks/dsmlcj-22-exploratory-data-analysis-python/modules/dsf-inspect-clean-and-validate-71081324-6f8d-</w:t>
         </w:r>
         <w:r>
           <w:rPr>
@@ -29316,33 +28543,15 @@
         </w:rPr>
         <w:t xml:space="preserve">[14] Codecademy. Associations – Quantitative and Categorical Variables – Review [Электронный ресурс]. – Режим доступа: </w:t>
       </w:r>
-      <w:hyperlink r:id="rId27" w:history="1">
-        <w:r>
-          <w:rPr>
-            <w:rStyle w:val="Hyperlink"/>
-            <w:rFonts w:ascii="Times New Roman" w:hAnsi="Times New Roman"/>
-            <w:szCs w:val="28"/>
-            <w:lang w:val="en-US"/>
-          </w:rPr>
-          <w:t>https://www.codecademy.com/journeys/data-scientist-ml/paths/dsmlcj-22-machine-learning-ii/tracks/dsmlcj-22-e</w:t>
-        </w:r>
-        <w:r>
-          <w:rPr>
-            <w:rStyle w:val="Hyperlink"/>
-            <w:rFonts w:ascii="Times New Roman" w:hAnsi="Times New Roman"/>
-            <w:szCs w:val="28"/>
-            <w:lang w:val="en-US"/>
-          </w:rPr>
-          <w:t>x</w:t>
-        </w:r>
-        <w:r>
-          <w:rPr>
-            <w:rStyle w:val="Hyperlink"/>
-            <w:rFonts w:ascii="Times New Roman" w:hAnsi="Times New Roman"/>
-            <w:szCs w:val="28"/>
-            <w:lang w:val="en-US"/>
-          </w:rPr>
-          <w:t>ploratory-data-analysis-python/modules/dsf-summarizing-relationship-between-features-c83a88ba-2361-459a-befa-385b2da6f408/lessons/associations-quantitative-and-categorical-variables/exercises/associations-quantitative-and-categorical-variables-review</w:t>
+      <w:hyperlink r:id="rId28" w:history="1">
+        <w:r>
+          <w:rPr>
+            <w:rStyle w:val="Hyperlink"/>
+            <w:rFonts w:ascii="Times New Roman" w:hAnsi="Times New Roman"/>
+            <w:szCs w:val="28"/>
+            <w:lang w:val="en-US"/>
+          </w:rPr>
+          <w:t>https://www.codecademy.com/journeys/data-scientist-ml/paths/dsmlcj-22-machine-learning-ii/tracks/dsmlcj-22-exploratory-data-analysis-python/modules/dsf-summarizing-relationship-between-features-c83a88ba-2361-459a-befa-385b2da6f408/lessons/associations-quantitative-and-categorical-variables/exercises/associations-quantitative-and-categorical-variables-review</w:t>
         </w:r>
       </w:hyperlink>
       <w:r>
@@ -29432,33 +28641,15 @@
         </w:rPr>
         <w:t xml:space="preserve">[15] Codecademy. Analyzing Associations – Two Quantitative Variables [Электронный ресурс]. – Режим доступа: </w:t>
       </w:r>
-      <w:hyperlink r:id="rId28" w:history="1">
-        <w:r>
-          <w:rPr>
-            <w:rStyle w:val="Hyperlink"/>
-            <w:rFonts w:ascii="Times New Roman" w:hAnsi="Times New Roman"/>
-            <w:szCs w:val="28"/>
-            <w:lang w:val="en-US"/>
-          </w:rPr>
-          <w:t>https://www.codecademy.com/journeys/data-scientist-ml/paths/dsmlcj-22-machine-learning-ii/tracks/dsmlcj-22-exploratory-data-analysis-python/modules/dsf-summarizing</w:t>
-        </w:r>
-        <w:r>
-          <w:rPr>
-            <w:rStyle w:val="Hyperlink"/>
-            <w:rFonts w:ascii="Times New Roman" w:hAnsi="Times New Roman"/>
-            <w:szCs w:val="28"/>
-            <w:lang w:val="en-US"/>
-          </w:rPr>
-          <w:t>-</w:t>
-        </w:r>
-        <w:r>
-          <w:rPr>
-            <w:rStyle w:val="Hyperlink"/>
-            <w:rFonts w:ascii="Times New Roman" w:hAnsi="Times New Roman"/>
-            <w:szCs w:val="28"/>
-            <w:lang w:val="en-US"/>
-          </w:rPr>
-          <w:t>relationship-between-features-c83a88ba-2361-459a-befa-385b2da6f408/lessons/analyzing-associations-two-quantitative-variables</w:t>
+      <w:hyperlink r:id="rId29" w:history="1">
+        <w:r>
+          <w:rPr>
+            <w:rStyle w:val="Hyperlink"/>
+            <w:rFonts w:ascii="Times New Roman" w:hAnsi="Times New Roman"/>
+            <w:szCs w:val="28"/>
+            <w:lang w:val="en-US"/>
+          </w:rPr>
+          <w:t>https://www.codecademy.com/journeys/data-scientist-ml/paths/dsmlcj-22-machine-learning-ii/tracks/dsmlcj-22-exploratory-data-analysis-python/modules/dsf-summarizing-relationship-between-features-c83a88ba-2361-459a-befa-385b2da6f408/lessons/analyzing-associations-two-quantitative-variables</w:t>
         </w:r>
       </w:hyperlink>
       <w:r>
@@ -29628,7 +28819,7 @@
         </w:rPr>
         <w:t xml:space="preserve"> [Электронный ресурс]. – Режим доступа: </w:t>
       </w:r>
-      <w:hyperlink r:id="rId29" w:history="1">
+      <w:hyperlink r:id="rId30" w:history="1">
         <w:r>
           <w:rPr>
             <w:rStyle w:val="Hyperlink"/>
@@ -29874,25 +29065,7 @@
             <w:szCs w:val="28"/>
             <w:lang w:val="en-US"/>
           </w:rPr>
-          <w:t>tr</w:t>
-        </w:r>
-        <w:r>
-          <w:rPr>
-            <w:rStyle w:val="Hyperlink"/>
-            <w:rFonts w:ascii="Times New Roman" w:hAnsi="Times New Roman"/>
-            <w:szCs w:val="28"/>
-            <w:lang w:val="en-US"/>
-          </w:rPr>
-          <w:t>a</w:t>
-        </w:r>
-        <w:r>
-          <w:rPr>
-            <w:rStyle w:val="Hyperlink"/>
-            <w:rFonts w:ascii="Times New Roman" w:hAnsi="Times New Roman"/>
-            <w:szCs w:val="28"/>
-            <w:lang w:val="en-US"/>
-          </w:rPr>
-          <w:t>cks</w:t>
+          <w:t>tracks</w:t>
         </w:r>
         <w:r>
           <w:rPr>
@@ -30428,7 +29601,7 @@
         </w:rPr>
         <w:t xml:space="preserve"> [Электронный ресурс]. – Режим доступа: </w:t>
       </w:r>
-      <w:hyperlink r:id="rId30" w:history="1">
+      <w:hyperlink r:id="rId31" w:history="1">
         <w:r>
           <w:rPr>
             <w:rStyle w:val="Hyperlink"/>
@@ -30674,25 +29847,7 @@
             <w:szCs w:val="28"/>
             <w:lang w:val="en-US"/>
           </w:rPr>
-          <w:t>tra</w:t>
-        </w:r>
-        <w:r>
-          <w:rPr>
-            <w:rStyle w:val="Hyperlink"/>
-            <w:rFonts w:ascii="Times New Roman" w:hAnsi="Times New Roman"/>
-            <w:szCs w:val="28"/>
-            <w:lang w:val="en-US"/>
-          </w:rPr>
-          <w:t>c</w:t>
-        </w:r>
-        <w:r>
-          <w:rPr>
-            <w:rStyle w:val="Hyperlink"/>
-            <w:rFonts w:ascii="Times New Roman" w:hAnsi="Times New Roman"/>
-            <w:szCs w:val="28"/>
-            <w:lang w:val="en-US"/>
-          </w:rPr>
-          <w:t>ks</w:t>
+          <w:t>tracks</w:t>
         </w:r>
         <w:r>
           <w:rPr>
@@ -31324,7 +30479,7 @@
         </w:rPr>
         <w:t xml:space="preserve"> [Электронный ресурс]. – Режим доступа: </w:t>
       </w:r>
-      <w:hyperlink r:id="rId31" w:history="1">
+      <w:hyperlink r:id="rId32" w:history="1">
         <w:r>
           <w:rPr>
             <w:rStyle w:val="Hyperlink"/>
@@ -31570,25 +30725,7 @@
             <w:szCs w:val="28"/>
             <w:lang w:val="en-US"/>
           </w:rPr>
-          <w:t>trac</w:t>
-        </w:r>
-        <w:r>
-          <w:rPr>
-            <w:rStyle w:val="Hyperlink"/>
-            <w:rFonts w:ascii="Times New Roman" w:hAnsi="Times New Roman"/>
-            <w:szCs w:val="28"/>
-            <w:lang w:val="en-US"/>
-          </w:rPr>
-          <w:t>k</w:t>
-        </w:r>
-        <w:r>
-          <w:rPr>
-            <w:rStyle w:val="Hyperlink"/>
-            <w:rFonts w:ascii="Times New Roman" w:hAnsi="Times New Roman"/>
-            <w:szCs w:val="28"/>
-            <w:lang w:val="en-US"/>
-          </w:rPr>
-          <w:t>s</w:t>
+          <w:t>tracks</w:t>
         </w:r>
         <w:r>
           <w:rPr>
@@ -32222,7 +31359,7 @@
         </w:rPr>
         <w:t xml:space="preserve"> [Электронный ресурс]. – Режим доступа: </w:t>
       </w:r>
-      <w:hyperlink r:id="rId32" w:history="1">
+      <w:hyperlink r:id="rId33" w:history="1">
         <w:r>
           <w:rPr>
             <w:rStyle w:val="Hyperlink"/>
@@ -32267,25 +31404,7 @@
             <w:szCs w:val="28"/>
             <w:lang w:val="en-US"/>
           </w:rPr>
-          <w:t>codecad</w:t>
-        </w:r>
-        <w:r>
-          <w:rPr>
-            <w:rStyle w:val="Hyperlink"/>
-            <w:rFonts w:ascii="Times New Roman" w:hAnsi="Times New Roman"/>
-            <w:szCs w:val="28"/>
-            <w:lang w:val="en-US"/>
-          </w:rPr>
-          <w:t>e</w:t>
-        </w:r>
-        <w:r>
-          <w:rPr>
-            <w:rStyle w:val="Hyperlink"/>
-            <w:rFonts w:ascii="Times New Roman" w:hAnsi="Times New Roman"/>
-            <w:szCs w:val="28"/>
-            <w:lang w:val="en-US"/>
-          </w:rPr>
-          <w:t>my</w:t>
+          <w:t>codecademy</w:t>
         </w:r>
         <w:proofErr w:type="spellEnd"/>
         <w:r>
@@ -33116,7 +32235,7 @@
         </w:rPr>
         <w:t xml:space="preserve"> [Электронный ресурс]. – Режим доступа: </w:t>
       </w:r>
-      <w:hyperlink r:id="rId33" w:history="1">
+      <w:hyperlink r:id="rId34" w:history="1">
         <w:r>
           <w:rPr>
             <w:rStyle w:val="Hyperlink"/>
@@ -33326,16 +32445,7 @@
             <w:szCs w:val="28"/>
             <w:lang w:val="en-US"/>
           </w:rPr>
-          <w:t>learnin</w:t>
-        </w:r>
-        <w:r>
-          <w:rPr>
-            <w:rStyle w:val="Hyperlink"/>
-            <w:rFonts w:ascii="Times New Roman" w:hAnsi="Times New Roman"/>
-            <w:szCs w:val="28"/>
-            <w:lang w:val="en-US"/>
-          </w:rPr>
-          <w:t>g</w:t>
+          <w:t>learning</w:t>
         </w:r>
         <w:r>
           <w:rPr>
@@ -33967,7 +33077,7 @@
         </w:rPr>
         <w:t xml:space="preserve"> [Электронный ресурс]. – Режим доступа: </w:t>
       </w:r>
-      <w:hyperlink r:id="rId34" w:history="1">
+      <w:hyperlink r:id="rId35" w:history="1">
         <w:r>
           <w:rPr>
             <w:rStyle w:val="Hyperlink"/>
@@ -33993,25 +33103,7 @@
             <w:szCs w:val="28"/>
             <w:lang w:val="en-US"/>
           </w:rPr>
-          <w:t>w</w:t>
-        </w:r>
-        <w:r>
-          <w:rPr>
-            <w:rStyle w:val="Hyperlink"/>
-            <w:rFonts w:ascii="Times New Roman" w:hAnsi="Times New Roman"/>
-            <w:szCs w:val="28"/>
-            <w:lang w:val="en-US"/>
-          </w:rPr>
-          <w:t>w</w:t>
-        </w:r>
-        <w:r>
-          <w:rPr>
-            <w:rStyle w:val="Hyperlink"/>
-            <w:rFonts w:ascii="Times New Roman" w:hAnsi="Times New Roman"/>
-            <w:szCs w:val="28"/>
-            <w:lang w:val="en-US"/>
-          </w:rPr>
-          <w:t>w</w:t>
+          <w:t>www</w:t>
         </w:r>
         <w:r>
           <w:rPr>
@@ -34803,7 +33895,7 @@
         </w:rPr>
         <w:t xml:space="preserve"> [Электронный ресурс]. – Режим доступа: </w:t>
       </w:r>
-      <w:hyperlink r:id="rId35" w:history="1">
+      <w:hyperlink r:id="rId36" w:history="1">
         <w:r>
           <w:rPr>
             <w:rStyle w:val="Hyperlink"/>
@@ -34829,25 +33921,7 @@
             <w:szCs w:val="28"/>
             <w:lang w:val="en-US"/>
           </w:rPr>
-          <w:t>w</w:t>
-        </w:r>
-        <w:r>
-          <w:rPr>
-            <w:rStyle w:val="Hyperlink"/>
-            <w:rFonts w:ascii="Times New Roman" w:hAnsi="Times New Roman"/>
-            <w:szCs w:val="28"/>
-            <w:lang w:val="en-US"/>
-          </w:rPr>
-          <w:t>w</w:t>
-        </w:r>
-        <w:r>
-          <w:rPr>
-            <w:rStyle w:val="Hyperlink"/>
-            <w:rFonts w:ascii="Times New Roman" w:hAnsi="Times New Roman"/>
-            <w:szCs w:val="28"/>
-            <w:lang w:val="en-US"/>
-          </w:rPr>
-          <w:t>w</w:t>
+          <w:t>www</w:t>
         </w:r>
         <w:r>
           <w:rPr>
@@ -35673,7 +34747,7 @@
         </w:rPr>
         <w:t xml:space="preserve"> [Электронный ресурс]. – Режим доступа: </w:t>
       </w:r>
-      <w:hyperlink r:id="rId36" w:history="1">
+      <w:hyperlink r:id="rId37" w:history="1">
         <w:r>
           <w:rPr>
             <w:rStyle w:val="Hyperlink"/>
@@ -35919,16 +34993,7 @@
             <w:szCs w:val="28"/>
             <w:lang w:val="en-US"/>
           </w:rPr>
-          <w:t>track</w:t>
-        </w:r>
-        <w:r>
-          <w:rPr>
-            <w:rStyle w:val="Hyperlink"/>
-            <w:rFonts w:ascii="Times New Roman" w:hAnsi="Times New Roman"/>
-            <w:szCs w:val="28"/>
-            <w:lang w:val="en-US"/>
-          </w:rPr>
-          <w:t>s</w:t>
+          <w:t>tracks</w:t>
         </w:r>
         <w:r>
           <w:rPr>
@@ -36480,7 +35545,7 @@
         </w:rPr>
         <w:t xml:space="preserve"> [Электронный ресурс]. – Режим доступа: </w:t>
       </w:r>
-      <w:hyperlink r:id="rId37" w:history="1">
+      <w:hyperlink r:id="rId38" w:history="1">
         <w:r>
           <w:rPr>
             <w:rStyle w:val="Hyperlink"/>
@@ -36578,25 +35643,7 @@
             <w:szCs w:val="28"/>
             <w:lang w:val="en-US"/>
           </w:rPr>
-          <w:t>modu</w:t>
-        </w:r>
-        <w:r>
-          <w:rPr>
-            <w:rStyle w:val="Hyperlink"/>
-            <w:rFonts w:ascii="Times New Roman" w:hAnsi="Times New Roman"/>
-            <w:szCs w:val="28"/>
-            <w:lang w:val="en-US"/>
-          </w:rPr>
-          <w:t>l</w:t>
-        </w:r>
-        <w:r>
-          <w:rPr>
-            <w:rStyle w:val="Hyperlink"/>
-            <w:rFonts w:ascii="Times New Roman" w:hAnsi="Times New Roman"/>
-            <w:szCs w:val="28"/>
-            <w:lang w:val="en-US"/>
-          </w:rPr>
-          <w:t>es</w:t>
+          <w:t>modules</w:t>
         </w:r>
         <w:r>
           <w:rPr>
@@ -36806,7 +35853,7 @@
         </w:rPr>
         <w:t xml:space="preserve"> [Электронный ресурс]. – Режим доступа: </w:t>
       </w:r>
-      <w:hyperlink r:id="rId38" w:history="1">
+      <w:hyperlink r:id="rId39" w:history="1">
         <w:r>
           <w:rPr>
             <w:rStyle w:val="Hyperlink"/>
@@ -36941,25 +35988,7 @@
             <w:szCs w:val="28"/>
             <w:lang w:val="en-US"/>
           </w:rPr>
-          <w:t>sklea</w:t>
-        </w:r>
-        <w:r>
-          <w:rPr>
-            <w:rStyle w:val="Hyperlink"/>
-            <w:rFonts w:ascii="Times New Roman" w:hAnsi="Times New Roman"/>
-            <w:szCs w:val="28"/>
-            <w:lang w:val="en-US"/>
-          </w:rPr>
-          <w:t>r</w:t>
-        </w:r>
-        <w:r>
-          <w:rPr>
-            <w:rStyle w:val="Hyperlink"/>
-            <w:rFonts w:ascii="Times New Roman" w:hAnsi="Times New Roman"/>
-            <w:szCs w:val="28"/>
-            <w:lang w:val="en-US"/>
-          </w:rPr>
-          <w:t>n</w:t>
+          <w:t>sklearn</w:t>
         </w:r>
         <w:proofErr w:type="spellEnd"/>
         <w:r>
@@ -37098,7 +36127,7 @@
         </w:rPr>
         <w:t xml:space="preserve"> [Электронный ресурс]. – Режим доступа: </w:t>
       </w:r>
-      <w:hyperlink r:id="rId39" w:history="1">
+      <w:hyperlink r:id="rId40" w:history="1">
         <w:r>
           <w:rPr>
             <w:rStyle w:val="Hyperlink"/>
@@ -37214,25 +36243,7 @@
             <w:szCs w:val="28"/>
             <w:lang w:val="en-US"/>
           </w:rPr>
-          <w:t>gener</w:t>
-        </w:r>
-        <w:r>
-          <w:rPr>
-            <w:rStyle w:val="Hyperlink"/>
-            <w:rFonts w:ascii="Times New Roman" w:hAnsi="Times New Roman"/>
-            <w:szCs w:val="28"/>
-            <w:lang w:val="en-US"/>
-          </w:rPr>
-          <w:t>a</w:t>
-        </w:r>
-        <w:r>
-          <w:rPr>
-            <w:rStyle w:val="Hyperlink"/>
-            <w:rFonts w:ascii="Times New Roman" w:hAnsi="Times New Roman"/>
-            <w:szCs w:val="28"/>
-            <w:lang w:val="en-US"/>
-          </w:rPr>
-          <w:t>ted</w:t>
+          <w:t>generated</w:t>
         </w:r>
         <w:r>
           <w:rPr>
@@ -37407,7 +36418,7 @@
         </w:rPr>
         <w:t xml:space="preserve"> [Электронный ресурс]. – Режим доступа: </w:t>
       </w:r>
-      <w:hyperlink r:id="rId40" w:anchor="ridge-regression" w:history="1">
+      <w:hyperlink r:id="rId41" w:anchor="ridge-regression" w:history="1">
         <w:r>
           <w:rPr>
             <w:rStyle w:val="Hyperlink"/>
@@ -37505,25 +36516,7 @@
             <w:szCs w:val="28"/>
             <w:lang w:val="en-US"/>
           </w:rPr>
-          <w:t>modul</w:t>
-        </w:r>
-        <w:r>
-          <w:rPr>
-            <w:rStyle w:val="Hyperlink"/>
-            <w:rFonts w:ascii="Times New Roman" w:hAnsi="Times New Roman"/>
-            <w:szCs w:val="28"/>
-            <w:lang w:val="en-US"/>
-          </w:rPr>
-          <w:t>e</w:t>
-        </w:r>
-        <w:r>
-          <w:rPr>
-            <w:rStyle w:val="Hyperlink"/>
-            <w:rFonts w:ascii="Times New Roman" w:hAnsi="Times New Roman"/>
-            <w:szCs w:val="28"/>
-            <w:lang w:val="en-US"/>
-          </w:rPr>
-          <w:t>s</w:t>
+          <w:t>modules</w:t>
         </w:r>
         <w:r>
           <w:rPr>
@@ -37711,7 +36704,7 @@
         </w:rPr>
         <w:t xml:space="preserve"> [Электронный ресурс]. – Режим доступа: </w:t>
       </w:r>
-      <w:hyperlink r:id="rId41" w:history="1">
+      <w:hyperlink r:id="rId42" w:history="1">
         <w:r>
           <w:rPr>
             <w:rStyle w:val="Hyperlink"/>
@@ -37827,25 +36820,7 @@
             <w:szCs w:val="28"/>
             <w:lang w:val="en-US"/>
           </w:rPr>
-          <w:t>mo</w:t>
-        </w:r>
-        <w:r>
-          <w:rPr>
-            <w:rStyle w:val="Hyperlink"/>
-            <w:rFonts w:ascii="Times New Roman" w:hAnsi="Times New Roman"/>
-            <w:szCs w:val="28"/>
-            <w:lang w:val="en-US"/>
-          </w:rPr>
-          <w:t>d</w:t>
-        </w:r>
-        <w:r>
-          <w:rPr>
-            <w:rStyle w:val="Hyperlink"/>
-            <w:rFonts w:ascii="Times New Roman" w:hAnsi="Times New Roman"/>
-            <w:szCs w:val="28"/>
-            <w:lang w:val="en-US"/>
-          </w:rPr>
-          <w:t>el</w:t>
+          <w:t>model</w:t>
         </w:r>
         <w:r>
           <w:rPr>
@@ -37923,33 +36898,15 @@
         </w:rPr>
         <w:t xml:space="preserve">[29] Pandas Development Team. pandas: powerful Python data analysis toolkit [Электронный ресурс]. – Режим доступа: </w:t>
       </w:r>
-      <w:hyperlink r:id="rId42" w:history="1">
-        <w:r>
-          <w:rPr>
-            <w:rStyle w:val="Hyperlink"/>
-            <w:rFonts w:ascii="Times New Roman" w:hAnsi="Times New Roman"/>
-            <w:szCs w:val="28"/>
-            <w:lang w:val="en-US"/>
-          </w:rPr>
-          <w:t>https://pa</w:t>
-        </w:r>
-        <w:r>
-          <w:rPr>
-            <w:rStyle w:val="Hyperlink"/>
-            <w:rFonts w:ascii="Times New Roman" w:hAnsi="Times New Roman"/>
-            <w:szCs w:val="28"/>
-            <w:lang w:val="en-US"/>
-          </w:rPr>
-          <w:t>n</w:t>
-        </w:r>
-        <w:r>
-          <w:rPr>
-            <w:rStyle w:val="Hyperlink"/>
-            <w:rFonts w:ascii="Times New Roman" w:hAnsi="Times New Roman"/>
-            <w:szCs w:val="28"/>
-            <w:lang w:val="en-US"/>
-          </w:rPr>
-          <w:t>das.pydata.org/docs/</w:t>
+      <w:hyperlink r:id="rId43" w:history="1">
+        <w:r>
+          <w:rPr>
+            <w:rStyle w:val="Hyperlink"/>
+            <w:rFonts w:ascii="Times New Roman" w:hAnsi="Times New Roman"/>
+            <w:szCs w:val="28"/>
+            <w:lang w:val="en-US"/>
+          </w:rPr>
+          <w:t>https://pandas.pydata.org/docs/</w:t>
         </w:r>
       </w:hyperlink>
       <w:r>
@@ -37996,7 +36953,7 @@
         <w:rPr>
           <w:rFonts w:ascii="Times New Roman" w:hAnsi="Times New Roman"/>
           <w:szCs w:val="28"/>
-          <w:lang w:val="ru-RU"/>
+          <w:lang w:val="en-US"/>
         </w:rPr>
       </w:pPr>
       <w:r>
@@ -38011,7 +36968,7 @@
         <w:rPr>
           <w:rFonts w:ascii="Times New Roman" w:hAnsi="Times New Roman"/>
           <w:szCs w:val="28"/>
-          <w:lang w:val="ru-RU"/>
+          <w:lang w:val="en-US"/>
         </w:rPr>
         <w:t xml:space="preserve">: </w:t>
       </w:r>
@@ -38027,7 +36984,7 @@
         <w:rPr>
           <w:rFonts w:ascii="Times New Roman" w:hAnsi="Times New Roman"/>
           <w:szCs w:val="28"/>
-          <w:lang w:val="ru-RU"/>
+          <w:lang w:val="en-US"/>
         </w:rPr>
         <w:t xml:space="preserve"> </w:t>
       </w:r>
@@ -38043,7 +37000,7 @@
         <w:rPr>
           <w:rFonts w:ascii="Times New Roman" w:hAnsi="Times New Roman"/>
           <w:szCs w:val="28"/>
-          <w:lang w:val="ru-RU"/>
+          <w:lang w:val="en-US"/>
         </w:rPr>
         <w:t xml:space="preserve"> </w:t>
       </w:r>
@@ -38059,11 +37016,75 @@
         <w:rPr>
           <w:rFonts w:ascii="Times New Roman" w:hAnsi="Times New Roman"/>
           <w:szCs w:val="28"/>
-          <w:lang w:val="ru-RU"/>
-        </w:rPr>
-        <w:t xml:space="preserve"> [Электронный ресурс]. – Режим доступа: </w:t>
-      </w:r>
-      <w:hyperlink r:id="rId43" w:history="1">
+          <w:lang w:val="en-US"/>
+        </w:rPr>
+        <w:t xml:space="preserve"> [</w:t>
+      </w:r>
+      <w:r>
+        <w:rPr>
+          <w:rFonts w:ascii="Times New Roman" w:hAnsi="Times New Roman"/>
+          <w:szCs w:val="28"/>
+          <w:lang w:val="ru-RU"/>
+        </w:rPr>
+        <w:t>Электронный</w:t>
+      </w:r>
+      <w:r>
+        <w:rPr>
+          <w:rFonts w:ascii="Times New Roman" w:hAnsi="Times New Roman"/>
+          <w:szCs w:val="28"/>
+          <w:lang w:val="en-US"/>
+        </w:rPr>
+        <w:t xml:space="preserve"> </w:t>
+      </w:r>
+      <w:r>
+        <w:rPr>
+          <w:rFonts w:ascii="Times New Roman" w:hAnsi="Times New Roman"/>
+          <w:szCs w:val="28"/>
+          <w:lang w:val="ru-RU"/>
+        </w:rPr>
+        <w:t>ресурс</w:t>
+      </w:r>
+      <w:r>
+        <w:rPr>
+          <w:rFonts w:ascii="Times New Roman" w:hAnsi="Times New Roman"/>
+          <w:szCs w:val="28"/>
+          <w:lang w:val="en-US"/>
+        </w:rPr>
+        <w:t xml:space="preserve">]. – </w:t>
+      </w:r>
+      <w:r>
+        <w:rPr>
+          <w:rFonts w:ascii="Times New Roman" w:hAnsi="Times New Roman"/>
+          <w:szCs w:val="28"/>
+          <w:lang w:val="ru-RU"/>
+        </w:rPr>
+        <w:t>Режим</w:t>
+      </w:r>
+      <w:r>
+        <w:rPr>
+          <w:rFonts w:ascii="Times New Roman" w:hAnsi="Times New Roman"/>
+          <w:szCs w:val="28"/>
+          <w:lang w:val="en-US"/>
+        </w:rPr>
+        <w:t xml:space="preserve"> </w:t>
+      </w:r>
+      <w:r>
+        <w:rPr>
+          <w:rFonts w:ascii="Times New Roman" w:hAnsi="Times New Roman"/>
+          <w:szCs w:val="28"/>
+          <w:lang w:val="ru-RU"/>
+        </w:rPr>
+        <w:t>доступа</w:t>
+      </w:r>
+      <w:r>
+        <w:rPr>
+          <w:rFonts w:ascii="Times New Roman" w:hAnsi="Times New Roman"/>
+          <w:szCs w:val="28"/>
+          <w:lang w:val="en-US"/>
+        </w:rPr>
+        <w:t xml:space="preserve">: </w:t>
+      </w:r>
+      <w:hyperlink r:id="rId44" w:history="1">
         <w:r>
           <w:rPr>
             <w:rStyle w:val="Hyperlink"/>
@@ -38078,7 +37099,7 @@
             <w:rStyle w:val="Hyperlink"/>
             <w:rFonts w:ascii="Times New Roman" w:hAnsi="Times New Roman"/>
             <w:szCs w:val="28"/>
-            <w:lang w:val="ru-RU"/>
+            <w:lang w:val="en-US"/>
           </w:rPr>
           <w:t>://</w:t>
         </w:r>
@@ -38096,7 +37117,7 @@
             <w:rStyle w:val="Hyperlink"/>
             <w:rFonts w:ascii="Times New Roman" w:hAnsi="Times New Roman"/>
             <w:szCs w:val="28"/>
-            <w:lang w:val="ru-RU"/>
+            <w:lang w:val="en-US"/>
           </w:rPr>
           <w:t>.</w:t>
         </w:r>
@@ -38114,7 +37135,7 @@
             <w:rStyle w:val="Hyperlink"/>
             <w:rFonts w:ascii="Times New Roman" w:hAnsi="Times New Roman"/>
             <w:szCs w:val="28"/>
-            <w:lang w:val="ru-RU"/>
+            <w:lang w:val="en-US"/>
           </w:rPr>
           <w:t>/</w:t>
         </w:r>
@@ -38132,7 +37153,7 @@
             <w:rStyle w:val="Hyperlink"/>
             <w:rFonts w:ascii="Times New Roman" w:hAnsi="Times New Roman"/>
             <w:szCs w:val="28"/>
-            <w:lang w:val="ru-RU"/>
+            <w:lang w:val="en-US"/>
           </w:rPr>
           <w:t>/</w:t>
         </w:r>
@@ -38143,32 +37164,14 @@
             <w:szCs w:val="28"/>
             <w:lang w:val="en-US"/>
           </w:rPr>
-          <w:t>co</w:t>
-        </w:r>
-        <w:r>
-          <w:rPr>
-            <w:rStyle w:val="Hyperlink"/>
-            <w:rFonts w:ascii="Times New Roman" w:hAnsi="Times New Roman"/>
-            <w:szCs w:val="28"/>
-            <w:lang w:val="en-US"/>
-          </w:rPr>
-          <w:t>n</w:t>
-        </w:r>
-        <w:r>
-          <w:rPr>
-            <w:rStyle w:val="Hyperlink"/>
-            <w:rFonts w:ascii="Times New Roman" w:hAnsi="Times New Roman"/>
-            <w:szCs w:val="28"/>
-            <w:lang w:val="en-US"/>
-          </w:rPr>
-          <w:t>tents</w:t>
-        </w:r>
-        <w:r>
-          <w:rPr>
-            <w:rStyle w:val="Hyperlink"/>
-            <w:rFonts w:ascii="Times New Roman" w:hAnsi="Times New Roman"/>
-            <w:szCs w:val="28"/>
-            <w:lang w:val="ru-RU"/>
+          <w:t>contents</w:t>
+        </w:r>
+        <w:r>
+          <w:rPr>
+            <w:rStyle w:val="Hyperlink"/>
+            <w:rFonts w:ascii="Times New Roman" w:hAnsi="Times New Roman"/>
+            <w:szCs w:val="28"/>
+            <w:lang w:val="en-US"/>
           </w:rPr>
           <w:t>.</w:t>
         </w:r>
@@ -38186,9 +37189,9 @@
         <w:rPr>
           <w:rFonts w:ascii="Times New Roman" w:hAnsi="Times New Roman"/>
           <w:szCs w:val="28"/>
-          <w:lang w:val="ru-RU"/>
-        </w:rPr>
-        <w:t xml:space="preserve"> (дата обращения: 3</w:t>
+          <w:lang w:val="en-US"/>
+        </w:rPr>
+        <w:t xml:space="preserve"> (</w:t>
       </w:r>
       <w:r>
         <w:rPr>
@@ -38196,13 +37199,45 @@
           <w:szCs w:val="28"/>
           <w:lang w:val="ru-RU"/>
         </w:rPr>
+        <w:t>дата</w:t>
+      </w:r>
+      <w:r>
+        <w:rPr>
+          <w:rFonts w:ascii="Times New Roman" w:hAnsi="Times New Roman"/>
+          <w:szCs w:val="28"/>
+          <w:lang w:val="en-US"/>
+        </w:rPr>
+        <w:t xml:space="preserve"> </w:t>
+      </w:r>
+      <w:r>
+        <w:rPr>
+          <w:rFonts w:ascii="Times New Roman" w:hAnsi="Times New Roman"/>
+          <w:szCs w:val="28"/>
+          <w:lang w:val="ru-RU"/>
+        </w:rPr>
+        <w:t>обращения</w:t>
+      </w:r>
+      <w:r>
+        <w:rPr>
+          <w:rFonts w:ascii="Times New Roman" w:hAnsi="Times New Roman"/>
+          <w:szCs w:val="28"/>
+          <w:lang w:val="en-US"/>
+        </w:rPr>
+        <w:t>: 3</w:t>
+      </w:r>
+      <w:r>
+        <w:rPr>
+          <w:rFonts w:ascii="Times New Roman" w:hAnsi="Times New Roman"/>
+          <w:szCs w:val="28"/>
+          <w:lang w:val="en-US"/>
+        </w:rPr>
         <w:t>1</w:t>
       </w:r>
       <w:r>
         <w:rPr>
           <w:rFonts w:ascii="Times New Roman" w:hAnsi="Times New Roman"/>
           <w:szCs w:val="28"/>
-          <w:lang w:val="ru-RU"/>
+          <w:lang w:val="en-US"/>
         </w:rPr>
         <w:t>.05.2026).</w:t>
       </w:r>
@@ -38212,7 +37247,7 @@
         <w:rPr>
           <w:rFonts w:ascii="Times New Roman" w:hAnsi="Times New Roman"/>
           <w:szCs w:val="28"/>
-          <w:lang w:val="ru-RU"/>
+          <w:lang w:val="en-US"/>
         </w:rPr>
       </w:pPr>
     </w:p>
@@ -38237,33 +37272,15 @@
         </w:rPr>
         <w:t xml:space="preserve">[31] Seaborn Development Team. seaborn: statistical data visualization [Электронный ресурс]. – Режим доступа: </w:t>
       </w:r>
-      <w:hyperlink r:id="rId44" w:history="1">
-        <w:r>
-          <w:rPr>
-            <w:rStyle w:val="Hyperlink"/>
-            <w:rFonts w:ascii="Times New Roman" w:hAnsi="Times New Roman"/>
-            <w:szCs w:val="28"/>
-            <w:lang w:val="en-US"/>
-          </w:rPr>
-          <w:t>https:/</w:t>
-        </w:r>
-        <w:r>
-          <w:rPr>
-            <w:rStyle w:val="Hyperlink"/>
-            <w:rFonts w:ascii="Times New Roman" w:hAnsi="Times New Roman"/>
-            <w:szCs w:val="28"/>
-            <w:lang w:val="en-US"/>
-          </w:rPr>
-          <w:t>/</w:t>
-        </w:r>
-        <w:r>
-          <w:rPr>
-            <w:rStyle w:val="Hyperlink"/>
-            <w:rFonts w:ascii="Times New Roman" w:hAnsi="Times New Roman"/>
-            <w:szCs w:val="28"/>
-            <w:lang w:val="en-US"/>
-          </w:rPr>
-          <w:t>seaborn.pydata.org/</w:t>
+      <w:hyperlink r:id="rId45" w:history="1">
+        <w:r>
+          <w:rPr>
+            <w:rStyle w:val="Hyperlink"/>
+            <w:rFonts w:ascii="Times New Roman" w:hAnsi="Times New Roman"/>
+            <w:szCs w:val="28"/>
+            <w:lang w:val="en-US"/>
+          </w:rPr>
+          <w:t>https://seaborn.pydata.org/</w:t>
         </w:r>
       </w:hyperlink>
       <w:r>
@@ -38305,33 +37322,15 @@
         </w:rPr>
         <w:t xml:space="preserve">[32] NumPy Development Team. NumPy: The fundamental package for scientific computing in Python [Электронный ресурс]. – Режим доступа: </w:t>
       </w:r>
-      <w:hyperlink r:id="rId45" w:history="1">
-        <w:r>
-          <w:rPr>
-            <w:rStyle w:val="Hyperlink"/>
-            <w:rFonts w:ascii="Times New Roman" w:hAnsi="Times New Roman"/>
-            <w:szCs w:val="28"/>
-            <w:lang w:val="en-US"/>
-          </w:rPr>
-          <w:t>https://numpy.org/doc/</w:t>
-        </w:r>
-        <w:r>
-          <w:rPr>
-            <w:rStyle w:val="Hyperlink"/>
-            <w:rFonts w:ascii="Times New Roman" w:hAnsi="Times New Roman"/>
-            <w:szCs w:val="28"/>
-            <w:lang w:val="en-US"/>
-          </w:rPr>
-          <w:t>s</w:t>
-        </w:r>
-        <w:r>
-          <w:rPr>
-            <w:rStyle w:val="Hyperlink"/>
-            <w:rFonts w:ascii="Times New Roman" w:hAnsi="Times New Roman"/>
-            <w:szCs w:val="28"/>
-            <w:lang w:val="en-US"/>
-          </w:rPr>
-          <w:t>table/</w:t>
+      <w:hyperlink r:id="rId46" w:history="1">
+        <w:r>
+          <w:rPr>
+            <w:rStyle w:val="Hyperlink"/>
+            <w:rFonts w:ascii="Times New Roman" w:hAnsi="Times New Roman"/>
+            <w:szCs w:val="28"/>
+            <w:lang w:val="en-US"/>
+          </w:rPr>
+          <w:t>https://numpy.org/doc/stable/</w:t>
         </w:r>
       </w:hyperlink>
       <w:r>
@@ -38485,7 +37484,7 @@
         </w:rPr>
         <w:t xml:space="preserve"> [Электронный ресурс]. – Режим доступа: </w:t>
       </w:r>
-      <w:hyperlink r:id="rId46" w:history="1">
+      <w:hyperlink r:id="rId47" w:history="1">
         <w:r>
           <w:rPr>
             <w:rStyle w:val="Hyperlink"/>
@@ -38567,25 +37566,7 @@
             <w:szCs w:val="28"/>
             <w:lang w:val="en-US"/>
           </w:rPr>
-          <w:t>d</w:t>
-        </w:r>
-        <w:r>
-          <w:rPr>
-            <w:rStyle w:val="Hyperlink"/>
-            <w:rFonts w:ascii="Times New Roman" w:hAnsi="Times New Roman"/>
-            <w:szCs w:val="28"/>
-            <w:lang w:val="en-US"/>
-          </w:rPr>
-          <w:t>a</w:t>
-        </w:r>
-        <w:r>
-          <w:rPr>
-            <w:rStyle w:val="Hyperlink"/>
-            <w:rFonts w:ascii="Times New Roman" w:hAnsi="Times New Roman"/>
-            <w:szCs w:val="28"/>
-            <w:lang w:val="en-US"/>
-          </w:rPr>
-          <w:t>tasets</w:t>
+          <w:t>datasets</w:t>
         </w:r>
         <w:r>
           <w:rPr>
@@ -38676,6 +37657,7 @@
     <w:p>
       <w:pPr>
         <w:rPr>
+          <w:rFonts w:hint="eastAsia"/>
           <w:lang w:val="en-US"/>
         </w:rPr>
       </w:pPr>
@@ -38694,7 +37676,14 @@
           <w:rFonts w:ascii="Times New Roman" w:hAnsi="Times New Roman"/>
           <w:lang w:val="ru-RU"/>
         </w:rPr>
-        <w:t>Приложение 1.</w:t>
+        <w:t>Приложение</w:t>
+      </w:r>
+      <w:r>
+        <w:rPr>
+          <w:rFonts w:ascii="Times New Roman" w:hAnsi="Times New Roman"/>
+          <w:lang w:val="en-US"/>
+        </w:rPr>
+        <w:t xml:space="preserve"> 1.</w:t>
       </w:r>
       <w:bookmarkEnd w:id="24"/>
     </w:p>
@@ -41257,20 +40246,26 @@
         </w:rPr>
       </w:pPr>
     </w:p>
-    <w:p/>
+    <w:p>
+      <w:pPr>
+        <w:rPr>
+          <w:rFonts w:hint="eastAsia"/>
+        </w:rPr>
+      </w:pPr>
+    </w:p>
     <w:p>
       <w:pPr>
         <w:jc w:val="left"/>
         <w:rPr>
           <w:rFonts w:hint="eastAsia"/>
           <w:b/>
-          <w:lang w:val="ru-RU"/>
+          <w:lang w:val="en-US"/>
         </w:rPr>
       </w:pPr>
       <w:r>
         <w:rPr>
           <w:rFonts w:hint="eastAsia"/>
-          <w:lang w:val="ru-RU"/>
+          <w:lang w:val="en-US"/>
         </w:rPr>
         <w:br w:type="page"/>
       </w:r>
@@ -43025,7 +42020,8 @@
     <w:p>
       <w:pPr>
         <w:rPr>
-          <w:lang w:val="ru-RU"/>
+          <w:rFonts w:hint="eastAsia"/>
+          <w:lang w:val="en-US"/>
         </w:rPr>
       </w:pPr>
     </w:p>
@@ -43043,7 +42039,14 @@
           <w:rFonts w:ascii="Times New Roman" w:hAnsi="Times New Roman"/>
           <w:lang w:val="ru-RU"/>
         </w:rPr>
-        <w:t>Приложение 3.</w:t>
+        <w:t>Приложение</w:t>
+      </w:r>
+      <w:r>
+        <w:rPr>
+          <w:rFonts w:ascii="Times New Roman" w:hAnsi="Times New Roman"/>
+          <w:lang w:val="en-US"/>
+        </w:rPr>
+        <w:t xml:space="preserve"> 3.</w:t>
       </w:r>
       <w:bookmarkEnd w:id="26"/>
     </w:p>
@@ -43770,7 +42773,8 @@
     <w:p>
       <w:pPr>
         <w:rPr>
-          <w:lang w:val="ru-RU"/>
+          <w:rFonts w:hint="eastAsia"/>
+          <w:lang w:val="en-US"/>
         </w:rPr>
       </w:pPr>
     </w:p>
@@ -43779,7 +42783,7 @@
         <w:pStyle w:val="Heading2"/>
         <w:rPr>
           <w:rFonts w:ascii="Times New Roman" w:hAnsi="Times New Roman"/>
-          <w:lang w:val="ru-RU"/>
+          <w:lang w:val="en-US"/>
         </w:rPr>
       </w:pPr>
       <w:bookmarkStart w:id="27" w:name="_Toc231162971"/>
@@ -43788,13 +42792,20 @@
           <w:rFonts w:ascii="Times New Roman" w:hAnsi="Times New Roman"/>
           <w:lang w:val="ru-RU"/>
         </w:rPr>
-        <w:t>Приложение 4.</w:t>
+        <w:t>Приложение</w:t>
+      </w:r>
+      <w:r>
+        <w:rPr>
+          <w:rFonts w:ascii="Times New Roman" w:hAnsi="Times New Roman"/>
+          <w:lang w:val="en-US"/>
+        </w:rPr>
+        <w:t xml:space="preserve"> 4.</w:t>
       </w:r>
       <w:bookmarkEnd w:id="27"/>
       <w:r>
         <w:rPr>
           <w:rFonts w:ascii="Times New Roman" w:hAnsi="Times New Roman"/>
-          <w:lang w:val="ru-RU"/>
+          <w:lang w:val="en-US"/>
         </w:rPr>
         <w:t xml:space="preserve"> </w:t>
       </w:r>
@@ -44263,13 +43274,19 @@
         <w:t>(X_test[num_cols])</w:t>
       </w:r>
     </w:p>
-    <w:p/>
+    <w:p>
+      <w:pPr>
+        <w:rPr>
+          <w:rFonts w:hint="eastAsia"/>
+        </w:rPr>
+      </w:pPr>
+    </w:p>
     <w:p>
       <w:pPr>
         <w:pStyle w:val="Heading2"/>
         <w:rPr>
           <w:rFonts w:ascii="Times New Roman" w:hAnsi="Times New Roman"/>
-          <w:lang w:val="ru-RU"/>
+          <w:lang w:val="en-US"/>
         </w:rPr>
       </w:pPr>
       <w:bookmarkStart w:id="28" w:name="_Toc231162972"/>
@@ -44279,7 +43296,14 @@
           <w:lang w:val="ru-RU"/>
         </w:rPr>
         <w:lastRenderedPageBreak/>
-        <w:t>Приложение 5.</w:t>
+        <w:t>Приложение</w:t>
+      </w:r>
+      <w:r>
+        <w:rPr>
+          <w:rFonts w:ascii="Times New Roman" w:hAnsi="Times New Roman"/>
+          <w:lang w:val="en-US"/>
+        </w:rPr>
+        <w:t xml:space="preserve"> 5.</w:t>
       </w:r>
       <w:bookmarkEnd w:id="28"/>
     </w:p>
@@ -44288,7 +43312,7 @@
         <w:jc w:val="left"/>
         <w:rPr>
           <w:rFonts w:ascii="Times New Roman" w:hAnsi="Times New Roman"/>
-          <w:lang w:val="ru-RU"/>
+          <w:lang w:val="en-US"/>
         </w:rPr>
       </w:pPr>
     </w:p>
@@ -44400,7 +43424,7 @@
           <w:color w:val="F8F8F2"/>
           <w:sz w:val="21"/>
           <w:szCs w:val="21"/>
-          <w:lang w:val="ru-RU"/>
+          <w:lang w:val="en-US"/>
         </w:rPr>
       </w:pPr>
       <w:r>
@@ -44459,7 +43483,7 @@
           <w:color w:val="F8F8F2"/>
           <w:sz w:val="21"/>
           <w:szCs w:val="21"/>
-          <w:lang w:val="ru-RU"/>
+          <w:lang w:val="en-US"/>
         </w:rPr>
       </w:pPr>
     </w:p>
@@ -45494,7 +44518,7 @@
           <w:color w:val="F8F8F2"/>
           <w:sz w:val="21"/>
           <w:szCs w:val="21"/>
-          <w:lang w:val="ru-RU"/>
+          <w:lang w:val="en-US"/>
         </w:rPr>
       </w:pPr>
       <w:r>
@@ -45553,7 +44577,7 @@
           <w:color w:val="F8F8F2"/>
           <w:sz w:val="21"/>
           <w:szCs w:val="21"/>
-          <w:lang w:val="ru-RU"/>
+          <w:lang w:val="en-US"/>
         </w:rPr>
       </w:pPr>
     </w:p>
@@ -45697,7 +44721,7 @@
           <w:color w:val="F8F8F2"/>
           <w:sz w:val="21"/>
           <w:szCs w:val="21"/>
-          <w:lang w:val="ru-RU"/>
+          <w:lang w:val="en-US"/>
         </w:rPr>
       </w:pPr>
       <w:r>
@@ -45828,7 +44852,7 @@
           <w:color w:val="F8F8F2"/>
           <w:sz w:val="21"/>
           <w:szCs w:val="21"/>
-          <w:lang w:val="ru-RU"/>
+          <w:lang w:val="en-US"/>
         </w:rPr>
       </w:pPr>
     </w:p>
@@ -46789,7 +45813,7 @@
           <w:color w:val="F8F8F2"/>
           <w:sz w:val="21"/>
           <w:szCs w:val="21"/>
-          <w:lang w:val="ru-RU"/>
+          <w:lang w:val="en-US"/>
         </w:rPr>
       </w:pPr>
     </w:p>
@@ -47567,7 +46591,7 @@
           <w:color w:val="F8F8F2"/>
           <w:sz w:val="21"/>
           <w:szCs w:val="21"/>
-          <w:lang w:val="ru-RU"/>
+          <w:lang w:val="en-US"/>
         </w:rPr>
       </w:pPr>
       <w:r>
@@ -47627,7 +46651,7 @@
           <w:color w:val="F8F8F2"/>
           <w:sz w:val="21"/>
           <w:szCs w:val="21"/>
-          <w:lang w:val="ru-RU"/>
+          <w:lang w:val="en-US"/>
         </w:rPr>
       </w:pPr>
     </w:p>
@@ -47735,7 +46759,7 @@
           <w:color w:val="F8F8F2"/>
           <w:sz w:val="21"/>
           <w:szCs w:val="21"/>
-          <w:lang w:val="ru-RU"/>
+          <w:lang w:val="en-US"/>
         </w:rPr>
       </w:pPr>
     </w:p>
@@ -49448,7 +48472,7 @@
         <w:pStyle w:val="Heading2"/>
         <w:rPr>
           <w:rFonts w:ascii="Times New Roman" w:hAnsi="Times New Roman"/>
-          <w:lang w:val="ru-RU"/>
+          <w:lang w:val="en-US"/>
         </w:rPr>
       </w:pPr>
       <w:bookmarkStart w:id="30" w:name="_Toc231162974"/>
@@ -49457,7 +48481,14 @@
           <w:rFonts w:ascii="Times New Roman" w:hAnsi="Times New Roman"/>
           <w:lang w:val="ru-RU"/>
         </w:rPr>
-        <w:t>Приложение 7.</w:t>
+        <w:t>Приложение</w:t>
+      </w:r>
+      <w:r>
+        <w:rPr>
+          <w:rFonts w:ascii="Times New Roman" w:hAnsi="Times New Roman"/>
+          <w:lang w:val="en-US"/>
+        </w:rPr>
+        <w:t xml:space="preserve"> 7.</w:t>
       </w:r>
       <w:bookmarkEnd w:id="30"/>
     </w:p>
@@ -49466,7 +48497,7 @@
         <w:jc w:val="left"/>
         <w:rPr>
           <w:rFonts w:ascii="Times New Roman" w:hAnsi="Times New Roman"/>
-          <w:lang w:val="ru-RU"/>
+          <w:lang w:val="en-US"/>
         </w:rPr>
       </w:pPr>
     </w:p>
@@ -50319,7 +49350,7 @@
         <w:jc w:val="left"/>
         <w:rPr>
           <w:rFonts w:ascii="Times New Roman" w:hAnsi="Times New Roman"/>
-          <w:lang w:val="ru-RU"/>
+          <w:lang w:val="en-US"/>
         </w:rPr>
       </w:pPr>
     </w:p>
@@ -50328,13 +49359,13 @@
         <w:jc w:val="left"/>
         <w:rPr>
           <w:rFonts w:ascii="Times New Roman" w:hAnsi="Times New Roman"/>
-          <w:lang w:val="ru-RU"/>
-        </w:rPr>
-      </w:pPr>
-      <w:r>
-        <w:rPr>
-          <w:rFonts w:ascii="Times New Roman" w:hAnsi="Times New Roman"/>
-          <w:lang w:val="ru-RU"/>
+          <w:lang w:val="en-US"/>
+        </w:rPr>
+      </w:pPr>
+      <w:r>
+        <w:rPr>
+          <w:rFonts w:ascii="Times New Roman" w:hAnsi="Times New Roman"/>
+          <w:lang w:val="en-US"/>
         </w:rPr>
         <w:lastRenderedPageBreak/>
         <w:br w:type="page"/>
@@ -50345,7 +49376,7 @@
         <w:pStyle w:val="Heading2"/>
         <w:rPr>
           <w:rFonts w:ascii="Times New Roman" w:hAnsi="Times New Roman"/>
-          <w:lang w:val="ru-RU"/>
+          <w:lang w:val="en-US"/>
         </w:rPr>
       </w:pPr>
       <w:bookmarkStart w:id="31" w:name="_Toc231162975"/>
@@ -50355,7 +49386,14 @@
           <w:lang w:val="ru-RU"/>
         </w:rPr>
         <w:lastRenderedPageBreak/>
-        <w:t>Приложение 8.</w:t>
+        <w:t>Приложение</w:t>
+      </w:r>
+      <w:r>
+        <w:rPr>
+          <w:rFonts w:ascii="Times New Roman" w:hAnsi="Times New Roman"/>
+          <w:lang w:val="en-US"/>
+        </w:rPr>
+        <w:t xml:space="preserve"> 8.</w:t>
       </w:r>
       <w:bookmarkEnd w:id="31"/>
     </w:p>
@@ -50364,7 +49402,7 @@
         <w:jc w:val="left"/>
         <w:rPr>
           <w:rFonts w:ascii="Times New Roman" w:hAnsi="Times New Roman"/>
-          <w:lang w:val="ru-RU"/>
+          <w:lang w:val="en-US"/>
         </w:rPr>
       </w:pPr>
     </w:p>
@@ -53015,7 +52053,6 @@
         <w:jc w:val="left"/>
         <w:rPr>
           <w:rFonts w:ascii="Times New Roman" w:hAnsi="Times New Roman"/>
-          <w:lang w:val="en-US"/>
         </w:rPr>
       </w:pPr>
     </w:p>
@@ -53024,14 +52061,12 @@
         <w:pStyle w:val="Heading2"/>
         <w:rPr>
           <w:rFonts w:ascii="Times New Roman" w:hAnsi="Times New Roman"/>
-          <w:lang w:val="ru-RU"/>
         </w:rPr>
       </w:pPr>
       <w:bookmarkStart w:id="32" w:name="_Toc231162976"/>
       <w:r>
         <w:rPr>
           <w:rFonts w:ascii="Times New Roman" w:hAnsi="Times New Roman"/>
-          <w:lang w:val="ru-RU"/>
         </w:rPr>
         <w:t>Приложение 9.</w:t>
       </w:r>
@@ -53039,7 +52074,6 @@
       <w:r>
         <w:rPr>
           <w:rFonts w:ascii="Times New Roman" w:hAnsi="Times New Roman"/>
-          <w:lang w:val="ru-RU"/>
         </w:rPr>
         <w:t xml:space="preserve"> </w:t>
       </w:r>
@@ -53049,7 +52083,6 @@
         <w:jc w:val="left"/>
         <w:rPr>
           <w:rFonts w:ascii="Times New Roman" w:hAnsi="Times New Roman"/>
-          <w:lang w:val="ru-RU"/>
         </w:rPr>
       </w:pPr>
     </w:p>
@@ -55158,7 +54191,7 @@
         <w:jc w:val="left"/>
         <w:rPr>
           <w:rFonts w:ascii="Times New Roman" w:hAnsi="Times New Roman"/>
-          <w:lang w:val="ru-RU"/>
+          <w:lang w:val="en-US"/>
         </w:rPr>
       </w:pPr>
     </w:p>
@@ -55167,7 +54200,7 @@
         <w:jc w:val="left"/>
         <w:rPr>
           <w:rFonts w:ascii="Times New Roman" w:hAnsi="Times New Roman"/>
-          <w:lang w:val="ru-RU"/>
+          <w:lang w:val="en-US"/>
         </w:rPr>
       </w:pPr>
     </w:p>
@@ -55176,7 +54209,7 @@
         <w:jc w:val="left"/>
         <w:rPr>
           <w:rFonts w:ascii="Times New Roman" w:hAnsi="Times New Roman"/>
-          <w:lang w:val="ru-RU"/>
+          <w:lang w:val="en-US"/>
         </w:rPr>
       </w:pPr>
     </w:p>
@@ -55185,7 +54218,7 @@
         <w:jc w:val="left"/>
         <w:rPr>
           <w:rFonts w:ascii="Times New Roman" w:hAnsi="Times New Roman"/>
-          <w:lang w:val="ru-RU"/>
+          <w:lang w:val="en-US"/>
         </w:rPr>
       </w:pPr>
     </w:p>
@@ -55194,7 +54227,7 @@
         <w:jc w:val="left"/>
         <w:rPr>
           <w:rFonts w:ascii="Times New Roman" w:hAnsi="Times New Roman"/>
-          <w:lang w:val="ru-RU"/>
+          <w:lang w:val="en-US"/>
         </w:rPr>
       </w:pPr>
     </w:p>
@@ -55203,7 +54236,7 @@
         <w:pStyle w:val="Heading2"/>
         <w:rPr>
           <w:rFonts w:ascii="Times New Roman" w:hAnsi="Times New Roman"/>
-          <w:lang w:val="ru-RU"/>
+          <w:lang w:val="en-US"/>
         </w:rPr>
       </w:pPr>
       <w:bookmarkStart w:id="33" w:name="_Toc231162977"/>
@@ -55212,13 +54245,20 @@
           <w:rFonts w:ascii="Times New Roman" w:hAnsi="Times New Roman"/>
           <w:lang w:val="ru-RU"/>
         </w:rPr>
-        <w:t>Приложение 10.</w:t>
+        <w:t>Приложение</w:t>
+      </w:r>
+      <w:r>
+        <w:rPr>
+          <w:rFonts w:ascii="Times New Roman" w:hAnsi="Times New Roman"/>
+          <w:lang w:val="en-US"/>
+        </w:rPr>
+        <w:t xml:space="preserve"> 10.</w:t>
       </w:r>
       <w:bookmarkEnd w:id="33"/>
       <w:r>
         <w:rPr>
           <w:rFonts w:ascii="Times New Roman" w:hAnsi="Times New Roman"/>
-          <w:lang w:val="ru-RU"/>
+          <w:lang w:val="en-US"/>
         </w:rPr>
         <w:t xml:space="preserve"> </w:t>
       </w:r>
@@ -55228,7 +54268,7 @@
         <w:jc w:val="left"/>
         <w:rPr>
           <w:rFonts w:ascii="Times New Roman" w:hAnsi="Times New Roman"/>
-          <w:lang w:val="ru-RU"/>
+          <w:lang w:val="en-US"/>
         </w:rPr>
       </w:pPr>
     </w:p>
@@ -57427,15 +56467,15 @@
     <w:p>
       <w:pPr>
         <w:rPr>
-          <w:rFonts w:ascii="Times New Roman" w:hAnsi="Times New Roman" w:hint="eastAsia"/>
+          <w:rFonts w:ascii="Times New Roman" w:hAnsi="Times New Roman"/>
           <w:sz w:val="27"/>
           <w:lang w:val="ru-RU"/>
         </w:rPr>
       </w:pPr>
     </w:p>
     <w:sectPr>
-      <w:footerReference w:type="default" r:id="rId47"/>
-      <w:headerReference w:type="first" r:id="rId48"/>
+      <w:footerReference w:type="default" r:id="rId48"/>
+      <w:headerReference w:type="first" r:id="rId49"/>
       <w:pgSz w:w="11906" w:h="16838"/>
       <w:pgMar w:top="1134" w:right="737" w:bottom="1134" w:left="1304" w:header="720" w:footer="720" w:gutter="0"/>
       <w:pgNumType w:start="1"/>
@@ -60734,6 +59774,7 @@
   <w:style w:type="character" w:default="1" w:styleId="DefaultParagraphFont">
     <w:name w:val="Default Paragraph Font"/>
     <w:uiPriority w:val="1"/>
+    <w:semiHidden/>
     <w:unhideWhenUsed/>
   </w:style>
   <w:style w:type="table" w:default="1" w:styleId="TableNormal">
